--- a/docs/DOCUMENTATIE.docx
+++ b/docs/DOCUMENTATIE.docx
@@ -82,7 +82,7 @@
           <w:numId w:val="0"/>
         </w:numPr>
       </w:pPr>
-      <w:bookmarkStart w:id="0" w:name="_Toc242224074"/>
+      <w:bookmarkStart w:id="0" w:name="_Toc242435857"/>
       <w:r>
         <w:t>INHOUDSOPGAVE.</w:t>
       </w:r>
@@ -112,7 +112,7 @@
       <w:r>
         <w:fldChar w:fldCharType="separate"/>
       </w:r>
-      <w:hyperlink w:anchor="_Toc242224074" w:history="1">
+      <w:hyperlink w:anchor="_Toc242435857" w:history="1">
         <w:r>
           <w:rPr>
             <w:rStyle w:val="Hyperlink"/>
@@ -139,7 +139,7 @@
             <w:noProof/>
             <w:webHidden/>
           </w:rPr>
-          <w:instrText xml:space="preserve"> PAGEREF _Toc242224074 \h </w:instrText>
+          <w:instrText xml:space="preserve"> PAGEREF _Toc242435857 \h </w:instrText>
         </w:r>
         <w:r>
           <w:rPr>
@@ -186,7 +186,7 @@
           <w:lang w:eastAsia="nl-NL"/>
         </w:rPr>
       </w:pPr>
-      <w:hyperlink w:anchor="_Toc242224075" w:history="1">
+      <w:hyperlink w:anchor="_Toc242435858" w:history="1">
         <w:r>
           <w:rPr>
             <w:rStyle w:val="Hyperlink"/>
@@ -231,7 +231,7 @@
             <w:noProof/>
             <w:webHidden/>
           </w:rPr>
-          <w:instrText xml:space="preserve"> PAGEREF _Toc242224075 \h </w:instrText>
+          <w:instrText xml:space="preserve"> PAGEREF _Toc242435858 \h </w:instrText>
         </w:r>
         <w:r>
           <w:rPr>
@@ -278,7 +278,7 @@
           <w:lang w:eastAsia="nl-NL"/>
         </w:rPr>
       </w:pPr>
-      <w:hyperlink w:anchor="_Toc242224076" w:history="1">
+      <w:hyperlink w:anchor="_Toc242435859" w:history="1">
         <w:r>
           <w:rPr>
             <w:rStyle w:val="Hyperlink"/>
@@ -323,7 +323,7 @@
             <w:noProof/>
             <w:webHidden/>
           </w:rPr>
-          <w:instrText xml:space="preserve"> PAGEREF _Toc242224076 \h </w:instrText>
+          <w:instrText xml:space="preserve"> PAGEREF _Toc242435859 \h </w:instrText>
         </w:r>
         <w:r>
           <w:rPr>
@@ -370,7 +370,7 @@
           <w:lang w:eastAsia="nl-NL"/>
         </w:rPr>
       </w:pPr>
-      <w:hyperlink w:anchor="_Toc242224077" w:history="1">
+      <w:hyperlink w:anchor="_Toc242435860" w:history="1">
         <w:r>
           <w:rPr>
             <w:rStyle w:val="Hyperlink"/>
@@ -415,7 +415,7 @@
             <w:noProof/>
             <w:webHidden/>
           </w:rPr>
-          <w:instrText xml:space="preserve"> PAGEREF _Toc242224077 \h </w:instrText>
+          <w:instrText xml:space="preserve"> PAGEREF _Toc242435860 \h </w:instrText>
         </w:r>
         <w:r>
           <w:rPr>
@@ -462,7 +462,7 @@
           <w:lang w:eastAsia="nl-NL"/>
         </w:rPr>
       </w:pPr>
-      <w:hyperlink w:anchor="_Toc242224078" w:history="1">
+      <w:hyperlink w:anchor="_Toc242435861" w:history="1">
         <w:r>
           <w:rPr>
             <w:rStyle w:val="Hyperlink"/>
@@ -507,7 +507,7 @@
             <w:noProof/>
             <w:webHidden/>
           </w:rPr>
-          <w:instrText xml:space="preserve"> PAGEREF _Toc242224078 \h </w:instrText>
+          <w:instrText xml:space="preserve"> PAGEREF _Toc242435861 \h </w:instrText>
         </w:r>
         <w:r>
           <w:rPr>
@@ -554,7 +554,7 @@
           <w:lang w:eastAsia="nl-NL"/>
         </w:rPr>
       </w:pPr>
-      <w:hyperlink w:anchor="_Toc242224079" w:history="1">
+      <w:hyperlink w:anchor="_Toc242435862" w:history="1">
         <w:r>
           <w:rPr>
             <w:rStyle w:val="Hyperlink"/>
@@ -599,7 +599,7 @@
             <w:noProof/>
             <w:webHidden/>
           </w:rPr>
-          <w:instrText xml:space="preserve"> PAGEREF _Toc242224079 \h </w:instrText>
+          <w:instrText xml:space="preserve"> PAGEREF _Toc242435862 \h </w:instrText>
         </w:r>
         <w:r>
           <w:rPr>
@@ -646,7 +646,7 @@
           <w:lang w:eastAsia="nl-NL"/>
         </w:rPr>
       </w:pPr>
-      <w:hyperlink w:anchor="_Toc242224080" w:history="1">
+      <w:hyperlink w:anchor="_Toc242435863" w:history="1">
         <w:r>
           <w:rPr>
             <w:rStyle w:val="Hyperlink"/>
@@ -691,7 +691,7 @@
             <w:noProof/>
             <w:webHidden/>
           </w:rPr>
-          <w:instrText xml:space="preserve"> PAGEREF _Toc242224080 \h </w:instrText>
+          <w:instrText xml:space="preserve"> PAGEREF _Toc242435863 \h </w:instrText>
         </w:r>
         <w:r>
           <w:rPr>
@@ -738,7 +738,7 @@
           <w:lang w:eastAsia="nl-NL"/>
         </w:rPr>
       </w:pPr>
-      <w:hyperlink w:anchor="_Toc242224081" w:history="1">
+      <w:hyperlink w:anchor="_Toc242435864" w:history="1">
         <w:r>
           <w:rPr>
             <w:rStyle w:val="Hyperlink"/>
@@ -783,7 +783,7 @@
             <w:noProof/>
             <w:webHidden/>
           </w:rPr>
-          <w:instrText xml:space="preserve"> PAGEREF _Toc242224081 \h </w:instrText>
+          <w:instrText xml:space="preserve"> PAGEREF _Toc242435864 \h </w:instrText>
         </w:r>
         <w:r>
           <w:rPr>
@@ -830,7 +830,7 @@
           <w:lang w:eastAsia="nl-NL"/>
         </w:rPr>
       </w:pPr>
-      <w:hyperlink w:anchor="_Toc242224082" w:history="1">
+      <w:hyperlink w:anchor="_Toc242435865" w:history="1">
         <w:r>
           <w:rPr>
             <w:rStyle w:val="Hyperlink"/>
@@ -875,7 +875,7 @@
             <w:noProof/>
             <w:webHidden/>
           </w:rPr>
-          <w:instrText xml:space="preserve"> PAGEREF _Toc242224082 \h </w:instrText>
+          <w:instrText xml:space="preserve"> PAGEREF _Toc242435865 \h </w:instrText>
         </w:r>
         <w:r>
           <w:rPr>
@@ -922,7 +922,7 @@
           <w:lang w:eastAsia="nl-NL"/>
         </w:rPr>
       </w:pPr>
-      <w:hyperlink w:anchor="_Toc242224083" w:history="1">
+      <w:hyperlink w:anchor="_Toc242435866" w:history="1">
         <w:r>
           <w:rPr>
             <w:rStyle w:val="Hyperlink"/>
@@ -967,7 +967,7 @@
             <w:noProof/>
             <w:webHidden/>
           </w:rPr>
-          <w:instrText xml:space="preserve"> PAGEREF _Toc242224083 \h </w:instrText>
+          <w:instrText xml:space="preserve"> PAGEREF _Toc242435866 \h </w:instrText>
         </w:r>
         <w:r>
           <w:rPr>
@@ -1014,7 +1014,7 @@
           <w:lang w:eastAsia="nl-NL"/>
         </w:rPr>
       </w:pPr>
-      <w:hyperlink w:anchor="_Toc242224084" w:history="1">
+      <w:hyperlink w:anchor="_Toc242435867" w:history="1">
         <w:r>
           <w:rPr>
             <w:rStyle w:val="Hyperlink"/>
@@ -1059,7 +1059,7 @@
             <w:noProof/>
             <w:webHidden/>
           </w:rPr>
-          <w:instrText xml:space="preserve"> PAGEREF _Toc242224084 \h </w:instrText>
+          <w:instrText xml:space="preserve"> PAGEREF _Toc242435867 \h </w:instrText>
         </w:r>
         <w:r>
           <w:rPr>
@@ -1106,7 +1106,7 @@
           <w:lang w:eastAsia="nl-NL"/>
         </w:rPr>
       </w:pPr>
-      <w:hyperlink w:anchor="_Toc242224085" w:history="1">
+      <w:hyperlink w:anchor="_Toc242435868" w:history="1">
         <w:r>
           <w:rPr>
             <w:rStyle w:val="Hyperlink"/>
@@ -1151,7 +1151,7 @@
             <w:noProof/>
             <w:webHidden/>
           </w:rPr>
-          <w:instrText xml:space="preserve"> PAGEREF _Toc242224085 \h </w:instrText>
+          <w:instrText xml:space="preserve"> PAGEREF _Toc242435868 \h </w:instrText>
         </w:r>
         <w:r>
           <w:rPr>
@@ -1198,7 +1198,7 @@
           <w:lang w:eastAsia="nl-NL"/>
         </w:rPr>
       </w:pPr>
-      <w:hyperlink w:anchor="_Toc242224086" w:history="1">
+      <w:hyperlink w:anchor="_Toc242435869" w:history="1">
         <w:r>
           <w:rPr>
             <w:rStyle w:val="Hyperlink"/>
@@ -1243,7 +1243,7 @@
             <w:noProof/>
             <w:webHidden/>
           </w:rPr>
-          <w:instrText xml:space="preserve"> PAGEREF _Toc242224086 \h </w:instrText>
+          <w:instrText xml:space="preserve"> PAGEREF _Toc242435869 \h </w:instrText>
         </w:r>
         <w:r>
           <w:rPr>
@@ -1290,7 +1290,7 @@
           <w:lang w:eastAsia="nl-NL"/>
         </w:rPr>
       </w:pPr>
-      <w:hyperlink w:anchor="_Toc242224087" w:history="1">
+      <w:hyperlink w:anchor="_Toc242435870" w:history="1">
         <w:r>
           <w:rPr>
             <w:rStyle w:val="Hyperlink"/>
@@ -1335,7 +1335,7 @@
             <w:noProof/>
             <w:webHidden/>
           </w:rPr>
-          <w:instrText xml:space="preserve"> PAGEREF _Toc242224087 \h </w:instrText>
+          <w:instrText xml:space="preserve"> PAGEREF _Toc242435870 \h </w:instrText>
         </w:r>
         <w:r>
           <w:rPr>
@@ -1382,7 +1382,7 @@
           <w:lang w:eastAsia="nl-NL"/>
         </w:rPr>
       </w:pPr>
-      <w:hyperlink w:anchor="_Toc242224088" w:history="1">
+      <w:hyperlink w:anchor="_Toc242435871" w:history="1">
         <w:r>
           <w:rPr>
             <w:rStyle w:val="Hyperlink"/>
@@ -1427,7 +1427,7 @@
             <w:noProof/>
             <w:webHidden/>
           </w:rPr>
-          <w:instrText xml:space="preserve"> PAGEREF _Toc242224088 \h </w:instrText>
+          <w:instrText xml:space="preserve"> PAGEREF _Toc242435871 \h </w:instrText>
         </w:r>
         <w:r>
           <w:rPr>
@@ -1474,7 +1474,7 @@
           <w:lang w:eastAsia="nl-NL"/>
         </w:rPr>
       </w:pPr>
-      <w:hyperlink w:anchor="_Toc242224089" w:history="1">
+      <w:hyperlink w:anchor="_Toc242435872" w:history="1">
         <w:r>
           <w:rPr>
             <w:rStyle w:val="Hyperlink"/>
@@ -1519,7 +1519,7 @@
             <w:noProof/>
             <w:webHidden/>
           </w:rPr>
-          <w:instrText xml:space="preserve"> PAGEREF _Toc242224089 \h </w:instrText>
+          <w:instrText xml:space="preserve"> PAGEREF _Toc242435872 \h </w:instrText>
         </w:r>
         <w:r>
           <w:rPr>
@@ -1566,7 +1566,7 @@
           <w:lang w:eastAsia="nl-NL"/>
         </w:rPr>
       </w:pPr>
-      <w:hyperlink w:anchor="_Toc242224090" w:history="1">
+      <w:hyperlink w:anchor="_Toc242435873" w:history="1">
         <w:r>
           <w:rPr>
             <w:rStyle w:val="Hyperlink"/>
@@ -1611,7 +1611,7 @@
             <w:noProof/>
             <w:webHidden/>
           </w:rPr>
-          <w:instrText xml:space="preserve"> PAGEREF _Toc242224090 \h </w:instrText>
+          <w:instrText xml:space="preserve"> PAGEREF _Toc242435873 \h </w:instrText>
         </w:r>
         <w:r>
           <w:rPr>
@@ -1658,7 +1658,7 @@
           <w:lang w:eastAsia="nl-NL"/>
         </w:rPr>
       </w:pPr>
-      <w:hyperlink w:anchor="_Toc242224091" w:history="1">
+      <w:hyperlink w:anchor="_Toc242435874" w:history="1">
         <w:r>
           <w:rPr>
             <w:rStyle w:val="Hyperlink"/>
@@ -1703,7 +1703,7 @@
             <w:noProof/>
             <w:webHidden/>
           </w:rPr>
-          <w:instrText xml:space="preserve"> PAGEREF _Toc242224091 \h </w:instrText>
+          <w:instrText xml:space="preserve"> PAGEREF _Toc242435874 \h </w:instrText>
         </w:r>
         <w:r>
           <w:rPr>
@@ -1750,7 +1750,7 @@
           <w:lang w:eastAsia="nl-NL"/>
         </w:rPr>
       </w:pPr>
-      <w:hyperlink w:anchor="_Toc242224092" w:history="1">
+      <w:hyperlink w:anchor="_Toc242435875" w:history="1">
         <w:r>
           <w:rPr>
             <w:rStyle w:val="Hyperlink"/>
@@ -1795,7 +1795,7 @@
             <w:noProof/>
             <w:webHidden/>
           </w:rPr>
-          <w:instrText xml:space="preserve"> PAGEREF _Toc242224092 \h </w:instrText>
+          <w:instrText xml:space="preserve"> PAGEREF _Toc242435875 \h </w:instrText>
         </w:r>
         <w:r>
           <w:rPr>
@@ -1842,7 +1842,7 @@
           <w:lang w:eastAsia="nl-NL"/>
         </w:rPr>
       </w:pPr>
-      <w:hyperlink w:anchor="_Toc242224093" w:history="1">
+      <w:hyperlink w:anchor="_Toc242435876" w:history="1">
         <w:r>
           <w:rPr>
             <w:rStyle w:val="Hyperlink"/>
@@ -1887,7 +1887,7 @@
             <w:noProof/>
             <w:webHidden/>
           </w:rPr>
-          <w:instrText xml:space="preserve"> PAGEREF _Toc242224093 \h </w:instrText>
+          <w:instrText xml:space="preserve"> PAGEREF _Toc242435876 \h </w:instrText>
         </w:r>
         <w:r>
           <w:rPr>
@@ -1934,7 +1934,7 @@
           <w:lang w:eastAsia="nl-NL"/>
         </w:rPr>
       </w:pPr>
-      <w:hyperlink w:anchor="_Toc242224094" w:history="1">
+      <w:hyperlink w:anchor="_Toc242435877" w:history="1">
         <w:r>
           <w:rPr>
             <w:rStyle w:val="Hyperlink"/>
@@ -1995,7 +1995,7 @@
             <w:noProof/>
             <w:webHidden/>
           </w:rPr>
-          <w:instrText xml:space="preserve"> PAGEREF _Toc242224094 \h </w:instrText>
+          <w:instrText xml:space="preserve"> PAGEREF _Toc242435877 \h </w:instrText>
         </w:r>
         <w:r>
           <w:rPr>
@@ -2042,7 +2042,7 @@
           <w:lang w:eastAsia="nl-NL"/>
         </w:rPr>
       </w:pPr>
-      <w:hyperlink w:anchor="_Toc242224095" w:history="1">
+      <w:hyperlink w:anchor="_Toc242435878" w:history="1">
         <w:r>
           <w:rPr>
             <w:rStyle w:val="Hyperlink"/>
@@ -2087,7 +2087,7 @@
             <w:noProof/>
             <w:webHidden/>
           </w:rPr>
-          <w:instrText xml:space="preserve"> PAGEREF _Toc242224095 \h </w:instrText>
+          <w:instrText xml:space="preserve"> PAGEREF _Toc242435878 \h </w:instrText>
         </w:r>
         <w:r>
           <w:rPr>
@@ -2134,7 +2134,7 @@
           <w:lang w:eastAsia="nl-NL"/>
         </w:rPr>
       </w:pPr>
-      <w:hyperlink w:anchor="_Toc242224096" w:history="1">
+      <w:hyperlink w:anchor="_Toc242435879" w:history="1">
         <w:r>
           <w:rPr>
             <w:rStyle w:val="Hyperlink"/>
@@ -2179,7 +2179,7 @@
             <w:noProof/>
             <w:webHidden/>
           </w:rPr>
-          <w:instrText xml:space="preserve"> PAGEREF _Toc242224096 \h </w:instrText>
+          <w:instrText xml:space="preserve"> PAGEREF _Toc242435879 \h </w:instrText>
         </w:r>
         <w:r>
           <w:rPr>
@@ -2226,7 +2226,7 @@
           <w:lang w:eastAsia="nl-NL"/>
         </w:rPr>
       </w:pPr>
-      <w:hyperlink w:anchor="_Toc242224097" w:history="1">
+      <w:hyperlink w:anchor="_Toc242435880" w:history="1">
         <w:r>
           <w:rPr>
             <w:rStyle w:val="Hyperlink"/>
@@ -2271,7 +2271,7 @@
             <w:noProof/>
             <w:webHidden/>
           </w:rPr>
-          <w:instrText xml:space="preserve"> PAGEREF _Toc242224097 \h </w:instrText>
+          <w:instrText xml:space="preserve"> PAGEREF _Toc242435880 \h </w:instrText>
         </w:r>
         <w:r>
           <w:rPr>
@@ -2318,7 +2318,7 @@
           <w:lang w:eastAsia="nl-NL"/>
         </w:rPr>
       </w:pPr>
-      <w:hyperlink w:anchor="_Toc242224098" w:history="1">
+      <w:hyperlink w:anchor="_Toc242435881" w:history="1">
         <w:r>
           <w:rPr>
             <w:rStyle w:val="Hyperlink"/>
@@ -2363,7 +2363,7 @@
             <w:noProof/>
             <w:webHidden/>
           </w:rPr>
-          <w:instrText xml:space="preserve"> PAGEREF _Toc242224098 \h </w:instrText>
+          <w:instrText xml:space="preserve"> PAGEREF _Toc242435881 \h </w:instrText>
         </w:r>
         <w:r>
           <w:rPr>
@@ -2410,7 +2410,7 @@
           <w:lang w:eastAsia="nl-NL"/>
         </w:rPr>
       </w:pPr>
-      <w:hyperlink w:anchor="_Toc242224099" w:history="1">
+      <w:hyperlink w:anchor="_Toc242435882" w:history="1">
         <w:r>
           <w:rPr>
             <w:rStyle w:val="Hyperlink"/>
@@ -2455,7 +2455,7 @@
             <w:noProof/>
             <w:webHidden/>
           </w:rPr>
-          <w:instrText xml:space="preserve"> PAGEREF _Toc242224099 \h </w:instrText>
+          <w:instrText xml:space="preserve"> PAGEREF _Toc242435882 \h </w:instrText>
         </w:r>
         <w:r>
           <w:rPr>
@@ -2502,7 +2502,7 @@
           <w:lang w:eastAsia="nl-NL"/>
         </w:rPr>
       </w:pPr>
-      <w:hyperlink w:anchor="_Toc242224100" w:history="1">
+      <w:hyperlink w:anchor="_Toc242435883" w:history="1">
         <w:r>
           <w:rPr>
             <w:rStyle w:val="Hyperlink"/>
@@ -2547,7 +2547,7 @@
             <w:noProof/>
             <w:webHidden/>
           </w:rPr>
-          <w:instrText xml:space="preserve"> PAGEREF _Toc242224100 \h </w:instrText>
+          <w:instrText xml:space="preserve"> PAGEREF _Toc242435883 \h </w:instrText>
         </w:r>
         <w:r>
           <w:rPr>
@@ -2594,7 +2594,7 @@
           <w:lang w:eastAsia="nl-NL"/>
         </w:rPr>
       </w:pPr>
-      <w:hyperlink w:anchor="_Toc242224101" w:history="1">
+      <w:hyperlink w:anchor="_Toc242435884" w:history="1">
         <w:r>
           <w:rPr>
             <w:rStyle w:val="Hyperlink"/>
@@ -2639,7 +2639,7 @@
             <w:noProof/>
             <w:webHidden/>
           </w:rPr>
-          <w:instrText xml:space="preserve"> PAGEREF _Toc242224101 \h </w:instrText>
+          <w:instrText xml:space="preserve"> PAGEREF _Toc242435884 \h </w:instrText>
         </w:r>
         <w:r>
           <w:rPr>
@@ -2686,7 +2686,7 @@
           <w:lang w:eastAsia="nl-NL"/>
         </w:rPr>
       </w:pPr>
-      <w:hyperlink w:anchor="_Toc242224102" w:history="1">
+      <w:hyperlink w:anchor="_Toc242435885" w:history="1">
         <w:r>
           <w:rPr>
             <w:rStyle w:val="Hyperlink"/>
@@ -2747,7 +2747,7 @@
             <w:noProof/>
             <w:webHidden/>
           </w:rPr>
-          <w:instrText xml:space="preserve"> PAGEREF _Toc242224102 \h </w:instrText>
+          <w:instrText xml:space="preserve"> PAGEREF _Toc242435885 \h </w:instrText>
         </w:r>
         <w:r>
           <w:rPr>
@@ -2794,7 +2794,7 @@
           <w:lang w:eastAsia="nl-NL"/>
         </w:rPr>
       </w:pPr>
-      <w:hyperlink w:anchor="_Toc242224103" w:history="1">
+      <w:hyperlink w:anchor="_Toc242435886" w:history="1">
         <w:r>
           <w:rPr>
             <w:rStyle w:val="Hyperlink"/>
@@ -2839,7 +2839,7 @@
             <w:noProof/>
             <w:webHidden/>
           </w:rPr>
-          <w:instrText xml:space="preserve"> PAGEREF _Toc242224103 \h </w:instrText>
+          <w:instrText xml:space="preserve"> PAGEREF _Toc242435886 \h </w:instrText>
         </w:r>
         <w:r>
           <w:rPr>
@@ -2886,7 +2886,7 @@
           <w:lang w:eastAsia="nl-NL"/>
         </w:rPr>
       </w:pPr>
-      <w:hyperlink w:anchor="_Toc242224104" w:history="1">
+      <w:hyperlink w:anchor="_Toc242435887" w:history="1">
         <w:r>
           <w:rPr>
             <w:rStyle w:val="Hyperlink"/>
@@ -2931,7 +2931,7 @@
             <w:noProof/>
             <w:webHidden/>
           </w:rPr>
-          <w:instrText xml:space="preserve"> PAGEREF _Toc242224104 \h </w:instrText>
+          <w:instrText xml:space="preserve"> PAGEREF _Toc242435887 \h </w:instrText>
         </w:r>
         <w:r>
           <w:rPr>
@@ -2978,7 +2978,7 @@
           <w:lang w:eastAsia="nl-NL"/>
         </w:rPr>
       </w:pPr>
-      <w:hyperlink w:anchor="_Toc242224105" w:history="1">
+      <w:hyperlink w:anchor="_Toc242435888" w:history="1">
         <w:r>
           <w:rPr>
             <w:rStyle w:val="Hyperlink"/>
@@ -3023,7 +3023,7 @@
             <w:noProof/>
             <w:webHidden/>
           </w:rPr>
-          <w:instrText xml:space="preserve"> PAGEREF _Toc242224105 \h </w:instrText>
+          <w:instrText xml:space="preserve"> PAGEREF _Toc242435888 \h </w:instrText>
         </w:r>
         <w:r>
           <w:rPr>
@@ -3070,7 +3070,7 @@
           <w:lang w:eastAsia="nl-NL"/>
         </w:rPr>
       </w:pPr>
-      <w:hyperlink w:anchor="_Toc242224106" w:history="1">
+      <w:hyperlink w:anchor="_Toc242435889" w:history="1">
         <w:r>
           <w:rPr>
             <w:rStyle w:val="Hyperlink"/>
@@ -3131,7 +3131,7 @@
             <w:noProof/>
             <w:webHidden/>
           </w:rPr>
-          <w:instrText xml:space="preserve"> PAGEREF _Toc242224106 \h </w:instrText>
+          <w:instrText xml:space="preserve"> PAGEREF _Toc242435889 \h </w:instrText>
         </w:r>
         <w:r>
           <w:rPr>
@@ -3178,7 +3178,7 @@
           <w:lang w:eastAsia="nl-NL"/>
         </w:rPr>
       </w:pPr>
-      <w:hyperlink w:anchor="_Toc242224107" w:history="1">
+      <w:hyperlink w:anchor="_Toc242435890" w:history="1">
         <w:r>
           <w:rPr>
             <w:rStyle w:val="Hyperlink"/>
@@ -3223,7 +3223,7 @@
             <w:noProof/>
             <w:webHidden/>
           </w:rPr>
-          <w:instrText xml:space="preserve"> PAGEREF _Toc242224107 \h </w:instrText>
+          <w:instrText xml:space="preserve"> PAGEREF _Toc242435890 \h </w:instrText>
         </w:r>
         <w:r>
           <w:rPr>
@@ -3270,7 +3270,7 @@
           <w:lang w:eastAsia="nl-NL"/>
         </w:rPr>
       </w:pPr>
-      <w:hyperlink w:anchor="_Toc242224108" w:history="1">
+      <w:hyperlink w:anchor="_Toc242435891" w:history="1">
         <w:r>
           <w:rPr>
             <w:rStyle w:val="Hyperlink"/>
@@ -3315,7 +3315,7 @@
             <w:noProof/>
             <w:webHidden/>
           </w:rPr>
-          <w:instrText xml:space="preserve"> PAGEREF _Toc242224108 \h </w:instrText>
+          <w:instrText xml:space="preserve"> PAGEREF _Toc242435891 \h </w:instrText>
         </w:r>
         <w:r>
           <w:rPr>
@@ -3362,7 +3362,7 @@
           <w:lang w:eastAsia="nl-NL"/>
         </w:rPr>
       </w:pPr>
-      <w:hyperlink w:anchor="_Toc242224109" w:history="1">
+      <w:hyperlink w:anchor="_Toc242435892" w:history="1">
         <w:r>
           <w:rPr>
             <w:rStyle w:val="Hyperlink"/>
@@ -3409,7 +3409,7 @@
             <w:noProof/>
             <w:webHidden/>
           </w:rPr>
-          <w:instrText xml:space="preserve"> PAGEREF _Toc242224109 \h </w:instrText>
+          <w:instrText xml:space="preserve"> PAGEREF _Toc242435892 \h </w:instrText>
         </w:r>
         <w:r>
           <w:rPr>
@@ -3456,7 +3456,7 @@
           <w:lang w:eastAsia="nl-NL"/>
         </w:rPr>
       </w:pPr>
-      <w:hyperlink w:anchor="_Toc242224110" w:history="1">
+      <w:hyperlink w:anchor="_Toc242435893" w:history="1">
         <w:r>
           <w:rPr>
             <w:rStyle w:val="Hyperlink"/>
@@ -3503,7 +3503,7 @@
             <w:noProof/>
             <w:webHidden/>
           </w:rPr>
-          <w:instrText xml:space="preserve"> PAGEREF _Toc242224110 \h </w:instrText>
+          <w:instrText xml:space="preserve"> PAGEREF _Toc242435893 \h </w:instrText>
         </w:r>
         <w:r>
           <w:rPr>
@@ -3550,7 +3550,7 @@
           <w:lang w:eastAsia="nl-NL"/>
         </w:rPr>
       </w:pPr>
-      <w:hyperlink w:anchor="_Toc242224111" w:history="1">
+      <w:hyperlink w:anchor="_Toc242435894" w:history="1">
         <w:r>
           <w:rPr>
             <w:rStyle w:val="Hyperlink"/>
@@ -3597,7 +3597,7 @@
             <w:noProof/>
             <w:webHidden/>
           </w:rPr>
-          <w:instrText xml:space="preserve"> PAGEREF _Toc242224111 \h </w:instrText>
+          <w:instrText xml:space="preserve"> PAGEREF _Toc242435894 \h </w:instrText>
         </w:r>
         <w:r>
           <w:rPr>
@@ -3644,7 +3644,7 @@
           <w:lang w:eastAsia="nl-NL"/>
         </w:rPr>
       </w:pPr>
-      <w:hyperlink w:anchor="_Toc242224112" w:history="1">
+      <w:hyperlink w:anchor="_Toc242435895" w:history="1">
         <w:r>
           <w:rPr>
             <w:rStyle w:val="Hyperlink"/>
@@ -3691,7 +3691,7 @@
             <w:noProof/>
             <w:webHidden/>
           </w:rPr>
-          <w:instrText xml:space="preserve"> PAGEREF _Toc242224112 \h </w:instrText>
+          <w:instrText xml:space="preserve"> PAGEREF _Toc242435895 \h </w:instrText>
         </w:r>
         <w:r>
           <w:rPr>
@@ -3738,7 +3738,7 @@
           <w:lang w:eastAsia="nl-NL"/>
         </w:rPr>
       </w:pPr>
-      <w:hyperlink w:anchor="_Toc242224113" w:history="1">
+      <w:hyperlink w:anchor="_Toc242435896" w:history="1">
         <w:r>
           <w:rPr>
             <w:rStyle w:val="Hyperlink"/>
@@ -3785,7 +3785,7 @@
             <w:noProof/>
             <w:webHidden/>
           </w:rPr>
-          <w:instrText xml:space="preserve"> PAGEREF _Toc242224113 \h </w:instrText>
+          <w:instrText xml:space="preserve"> PAGEREF _Toc242435896 \h </w:instrText>
         </w:r>
         <w:r>
           <w:rPr>
@@ -3832,7 +3832,7 @@
           <w:lang w:eastAsia="nl-NL"/>
         </w:rPr>
       </w:pPr>
-      <w:hyperlink w:anchor="_Toc242224114" w:history="1">
+      <w:hyperlink w:anchor="_Toc242435897" w:history="1">
         <w:r>
           <w:rPr>
             <w:rStyle w:val="Hyperlink"/>
@@ -3879,7 +3879,7 @@
             <w:noProof/>
             <w:webHidden/>
           </w:rPr>
-          <w:instrText xml:space="preserve"> PAGEREF _Toc242224114 \h </w:instrText>
+          <w:instrText xml:space="preserve"> PAGEREF _Toc242435897 \h </w:instrText>
         </w:r>
         <w:r>
           <w:rPr>
@@ -3926,7 +3926,7 @@
           <w:lang w:eastAsia="nl-NL"/>
         </w:rPr>
       </w:pPr>
-      <w:hyperlink w:anchor="_Toc242224115" w:history="1">
+      <w:hyperlink w:anchor="_Toc242435898" w:history="1">
         <w:r>
           <w:rPr>
             <w:rStyle w:val="Hyperlink"/>
@@ -3971,7 +3971,7 @@
             <w:noProof/>
             <w:webHidden/>
           </w:rPr>
-          <w:instrText xml:space="preserve"> PAGEREF _Toc242224115 \h </w:instrText>
+          <w:instrText xml:space="preserve"> PAGEREF _Toc242435898 \h </w:instrText>
         </w:r>
         <w:r>
           <w:rPr>
@@ -4018,7 +4018,7 @@
           <w:lang w:eastAsia="nl-NL"/>
         </w:rPr>
       </w:pPr>
-      <w:hyperlink w:anchor="_Toc242224116" w:history="1">
+      <w:hyperlink w:anchor="_Toc242435899" w:history="1">
         <w:r>
           <w:rPr>
             <w:rStyle w:val="Hyperlink"/>
@@ -4063,7 +4063,7 @@
             <w:noProof/>
             <w:webHidden/>
           </w:rPr>
-          <w:instrText xml:space="preserve"> PAGEREF _Toc242224116 \h </w:instrText>
+          <w:instrText xml:space="preserve"> PAGEREF _Toc242435899 \h </w:instrText>
         </w:r>
         <w:r>
           <w:rPr>
@@ -4110,7 +4110,7 @@
           <w:lang w:eastAsia="nl-NL"/>
         </w:rPr>
       </w:pPr>
-      <w:hyperlink w:anchor="_Toc242224117" w:history="1">
+      <w:hyperlink w:anchor="_Toc242435900" w:history="1">
         <w:r>
           <w:rPr>
             <w:rStyle w:val="Hyperlink"/>
@@ -4187,7 +4187,7 @@
             <w:noProof/>
             <w:webHidden/>
           </w:rPr>
-          <w:instrText xml:space="preserve"> PAGEREF _Toc242224117 \h </w:instrText>
+          <w:instrText xml:space="preserve"> PAGEREF _Toc242435900 \h </w:instrText>
         </w:r>
         <w:r>
           <w:rPr>
@@ -4234,7 +4234,7 @@
           <w:lang w:eastAsia="nl-NL"/>
         </w:rPr>
       </w:pPr>
-      <w:hyperlink w:anchor="_Toc242224118" w:history="1">
+      <w:hyperlink w:anchor="_Toc242435901" w:history="1">
         <w:r>
           <w:rPr>
             <w:rStyle w:val="Hyperlink"/>
@@ -4279,7 +4279,7 @@
             <w:noProof/>
             <w:webHidden/>
           </w:rPr>
-          <w:instrText xml:space="preserve"> PAGEREF _Toc242224118 \h </w:instrText>
+          <w:instrText xml:space="preserve"> PAGEREF _Toc242435901 \h </w:instrText>
         </w:r>
         <w:r>
           <w:rPr>
@@ -4326,7 +4326,7 @@
           <w:lang w:eastAsia="nl-NL"/>
         </w:rPr>
       </w:pPr>
-      <w:hyperlink w:anchor="_Toc242224119" w:history="1">
+      <w:hyperlink w:anchor="_Toc242435902" w:history="1">
         <w:r>
           <w:rPr>
             <w:rStyle w:val="Hyperlink"/>
@@ -4371,7 +4371,7 @@
             <w:noProof/>
             <w:webHidden/>
           </w:rPr>
-          <w:instrText xml:space="preserve"> PAGEREF _Toc242224119 \h </w:instrText>
+          <w:instrText xml:space="preserve"> PAGEREF _Toc242435902 \h </w:instrText>
         </w:r>
         <w:r>
           <w:rPr>
@@ -4418,7 +4418,7 @@
           <w:lang w:eastAsia="nl-NL"/>
         </w:rPr>
       </w:pPr>
-      <w:hyperlink w:anchor="_Toc242224120" w:history="1">
+      <w:hyperlink w:anchor="_Toc242435903" w:history="1">
         <w:r>
           <w:rPr>
             <w:rStyle w:val="Hyperlink"/>
@@ -4463,7 +4463,7 @@
             <w:noProof/>
             <w:webHidden/>
           </w:rPr>
-          <w:instrText xml:space="preserve"> PAGEREF _Toc242224120 \h </w:instrText>
+          <w:instrText xml:space="preserve"> PAGEREF _Toc242435903 \h </w:instrText>
         </w:r>
         <w:r>
           <w:rPr>
@@ -4510,7 +4510,7 @@
           <w:lang w:eastAsia="nl-NL"/>
         </w:rPr>
       </w:pPr>
-      <w:hyperlink w:anchor="_Toc242224121" w:history="1">
+      <w:hyperlink w:anchor="_Toc242435904" w:history="1">
         <w:r>
           <w:rPr>
             <w:rStyle w:val="Hyperlink"/>
@@ -4555,7 +4555,7 @@
             <w:noProof/>
             <w:webHidden/>
           </w:rPr>
-          <w:instrText xml:space="preserve"> PAGEREF _Toc242224121 \h </w:instrText>
+          <w:instrText xml:space="preserve"> PAGEREF _Toc242435904 \h </w:instrText>
         </w:r>
         <w:r>
           <w:rPr>
@@ -4602,7 +4602,7 @@
           <w:lang w:eastAsia="nl-NL"/>
         </w:rPr>
       </w:pPr>
-      <w:hyperlink w:anchor="_Toc242224122" w:history="1">
+      <w:hyperlink w:anchor="_Toc242435905" w:history="1">
         <w:r>
           <w:rPr>
             <w:rStyle w:val="Hyperlink"/>
@@ -4647,7 +4647,7 @@
             <w:noProof/>
             <w:webHidden/>
           </w:rPr>
-          <w:instrText xml:space="preserve"> PAGEREF _Toc242224122 \h </w:instrText>
+          <w:instrText xml:space="preserve"> PAGEREF _Toc242435905 \h </w:instrText>
         </w:r>
         <w:r>
           <w:rPr>
@@ -4694,7 +4694,7 @@
           <w:lang w:eastAsia="nl-NL"/>
         </w:rPr>
       </w:pPr>
-      <w:hyperlink w:anchor="_Toc242224123" w:history="1">
+      <w:hyperlink w:anchor="_Toc242435906" w:history="1">
         <w:r>
           <w:rPr>
             <w:rStyle w:val="Hyperlink"/>
@@ -4739,7 +4739,7 @@
             <w:noProof/>
             <w:webHidden/>
           </w:rPr>
-          <w:instrText xml:space="preserve"> PAGEREF _Toc242224123 \h </w:instrText>
+          <w:instrText xml:space="preserve"> PAGEREF _Toc242435906 \h </w:instrText>
         </w:r>
         <w:r>
           <w:rPr>
@@ -4786,7 +4786,7 @@
           <w:lang w:eastAsia="nl-NL"/>
         </w:rPr>
       </w:pPr>
-      <w:hyperlink w:anchor="_Toc242224124" w:history="1">
+      <w:hyperlink w:anchor="_Toc242435907" w:history="1">
         <w:r>
           <w:rPr>
             <w:rStyle w:val="Hyperlink"/>
@@ -4831,7 +4831,7 @@
             <w:noProof/>
             <w:webHidden/>
           </w:rPr>
-          <w:instrText xml:space="preserve"> PAGEREF _Toc242224124 \h </w:instrText>
+          <w:instrText xml:space="preserve"> PAGEREF _Toc242435907 \h </w:instrText>
         </w:r>
         <w:r>
           <w:rPr>
@@ -4878,7 +4878,7 @@
           <w:lang w:eastAsia="nl-NL"/>
         </w:rPr>
       </w:pPr>
-      <w:hyperlink w:anchor="_Toc242224125" w:history="1">
+      <w:hyperlink w:anchor="_Toc242435908" w:history="1">
         <w:r>
           <w:rPr>
             <w:rStyle w:val="Hyperlink"/>
@@ -4923,7 +4923,7 @@
             <w:noProof/>
             <w:webHidden/>
           </w:rPr>
-          <w:instrText xml:space="preserve"> PAGEREF _Toc242224125 \h </w:instrText>
+          <w:instrText xml:space="preserve"> PAGEREF _Toc242435908 \h </w:instrText>
         </w:r>
         <w:r>
           <w:rPr>
@@ -4970,7 +4970,7 @@
           <w:lang w:eastAsia="nl-NL"/>
         </w:rPr>
       </w:pPr>
-      <w:hyperlink w:anchor="_Toc242224126" w:history="1">
+      <w:hyperlink w:anchor="_Toc242435909" w:history="1">
         <w:r>
           <w:rPr>
             <w:rStyle w:val="Hyperlink"/>
@@ -5015,7 +5015,7 @@
             <w:noProof/>
             <w:webHidden/>
           </w:rPr>
-          <w:instrText xml:space="preserve"> PAGEREF _Toc242224126 \h </w:instrText>
+          <w:instrText xml:space="preserve"> PAGEREF _Toc242435909 \h </w:instrText>
         </w:r>
         <w:r>
           <w:rPr>
@@ -5068,7 +5068,7 @@
         </w:numPr>
       </w:pPr>
       <w:bookmarkStart w:id="1" w:name="k1"/>
-      <w:bookmarkStart w:id="2" w:name="_Toc242224075"/>
+      <w:bookmarkStart w:id="2" w:name="_Toc242435858"/>
       <w:r>
         <w:t>DOEL VAN DE APPLICATIE.</w:t>
       </w:r>
@@ -5150,7 +5150,7 @@
         </w:numPr>
       </w:pPr>
       <w:bookmarkStart w:id="3" w:name="k2"/>
-      <w:bookmarkStart w:id="4" w:name="_Toc242224076"/>
+      <w:bookmarkStart w:id="4" w:name="_Toc242435859"/>
       <w:r>
         <w:t>BESTANDEN.</w:t>
       </w:r>
@@ -6125,7 +6125,7 @@
                 <w:sz w:val="14"/>
                 <w:shd w:val="clear" w:color="auto" w:fill="EEF4F2"/>
               </w:rPr>
-              <w:t>tools/build-docs.ps1</w:t>
+              <w:t>tools/md-to-docx.cjs</w:t>
             </w:r>
             <w:r>
               <w:rPr>
@@ -6140,7 +6140,7 @@
                 <w:sz w:val="14"/>
                 <w:shd w:val="clear" w:color="auto" w:fill="EEF4F2"/>
               </w:rPr>
-              <w:t>tools/md-to-docx.cjs</w:t>
+              <w:t>tools/word-bijwerken.ps1</w:t>
             </w:r>
           </w:p>
         </w:tc>
@@ -6991,7 +6991,7 @@
         </w:numPr>
       </w:pPr>
       <w:bookmarkStart w:id="5" w:name="k3"/>
-      <w:bookmarkStart w:id="6" w:name="_Toc242224077"/>
+      <w:bookmarkStart w:id="6" w:name="_Toc242435860"/>
       <w:r>
         <w:t>DE WEBSITE STARTEN.</w:t>
       </w:r>
@@ -7213,7 +7213,7 @@
         </w:numPr>
       </w:pPr>
       <w:bookmarkStart w:id="7" w:name="k4"/>
-      <w:bookmarkStart w:id="8" w:name="_Toc242224078"/>
+      <w:bookmarkStart w:id="8" w:name="_Toc242435861"/>
       <w:r>
         <w:t>GEBRUIKERSHANDLEIDING.</w:t>
       </w:r>
@@ -7226,7 +7226,7 @@
         <w:keepNext/>
       </w:pPr>
       <w:bookmarkStart w:id="9" w:name="k5"/>
-      <w:bookmarkStart w:id="10" w:name="_Toc242224079"/>
+      <w:bookmarkStart w:id="10" w:name="_Toc242435862"/>
       <w:r>
         <w:t>EEN MEDEWERKER ZOEKEN</w:t>
       </w:r>
@@ -7281,7 +7281,7 @@
         <w:keepNext/>
       </w:pPr>
       <w:bookmarkStart w:id="11" w:name="k6"/>
-      <w:bookmarkStart w:id="12" w:name="_Toc242224080"/>
+      <w:bookmarkStart w:id="12" w:name="_Toc242435863"/>
       <w:r>
         <w:t>EEN PRODUCT REGISTREREN</w:t>
       </w:r>
@@ -7492,7 +7492,7 @@
         <w:keepNext/>
       </w:pPr>
       <w:bookmarkStart w:id="13" w:name="k7"/>
-      <w:bookmarkStart w:id="14" w:name="_Toc242224081"/>
+      <w:bookmarkStart w:id="14" w:name="_Toc242435864"/>
       <w:r>
         <w:t>ADMIN-DASHBOARD OPENEN</w:t>
       </w:r>
@@ -7623,7 +7623,7 @@
         <w:keepNext/>
       </w:pPr>
       <w:bookmarkStart w:id="15" w:name="k8"/>
-      <w:bookmarkStart w:id="16" w:name="_Toc242224082"/>
+      <w:bookmarkStart w:id="16" w:name="_Toc242435865"/>
       <w:r>
         <w:t>REGISTRATIES BEHEREN</w:t>
       </w:r>
@@ -7854,7 +7854,7 @@
         <w:keepNext/>
       </w:pPr>
       <w:bookmarkStart w:id="17" w:name="k9"/>
-      <w:bookmarkStart w:id="18" w:name="_Toc242224083"/>
+      <w:bookmarkStart w:id="18" w:name="_Toc242435866"/>
       <w:r>
         <w:t>MEDEWERKERS BEHEREN</w:t>
       </w:r>
@@ -8089,7 +8089,7 @@
         <w:keepNext/>
       </w:pPr>
       <w:bookmarkStart w:id="19" w:name="k10"/>
-      <w:bookmarkStart w:id="20" w:name="_Toc242224084"/>
+      <w:bookmarkStart w:id="20" w:name="_Toc242435867"/>
       <w:r>
         <w:t>PRODUCTEN BEHEREN</w:t>
       </w:r>
@@ -8214,7 +8214,7 @@
         <w:keepNext/>
       </w:pPr>
       <w:bookmarkStart w:id="21" w:name="k11"/>
-      <w:bookmarkStart w:id="22" w:name="_Toc242224085"/>
+      <w:bookmarkStart w:id="22" w:name="_Toc242435868"/>
       <w:r>
         <w:t>BEDRIJVEN EN CONSUMPTIEPUNTEN BEHEREN</w:t>
       </w:r>
@@ -8377,7 +8377,7 @@
         <w:keepNext/>
       </w:pPr>
       <w:bookmarkStart w:id="23" w:name="k12"/>
-      <w:bookmarkStart w:id="24" w:name="_Toc242224086"/>
+      <w:bookmarkStart w:id="24" w:name="_Toc242435869"/>
       <w:r>
         <w:t>VOORRAAD BEHEREN</w:t>
       </w:r>
@@ -8595,7 +8595,7 @@
         <w:keepNext/>
       </w:pPr>
       <w:bookmarkStart w:id="25" w:name="k13"/>
-      <w:bookmarkStart w:id="26" w:name="_Toc242224087"/>
+      <w:bookmarkStart w:id="26" w:name="_Toc242435870"/>
       <w:r>
         <w:t>LOGBOEK BEKIJKEN</w:t>
       </w:r>
@@ -8635,7 +8635,7 @@
         <w:keepNext/>
       </w:pPr>
       <w:bookmarkStart w:id="27" w:name="k14"/>
-      <w:bookmarkStart w:id="28" w:name="_Toc242224088"/>
+      <w:bookmarkStart w:id="28" w:name="_Toc242435871"/>
       <w:r>
         <w:t>ALLE GEGEVENS WISSEN</w:t>
       </w:r>
@@ -8761,7 +8761,7 @@
         <w:keepNext/>
       </w:pPr>
       <w:bookmarkStart w:id="29" w:name="k15"/>
-      <w:bookmarkStart w:id="30" w:name="_Toc242224089"/>
+      <w:bookmarkStart w:id="30" w:name="_Toc242435872"/>
       <w:r>
         <w:t>MODAL SLUITEN EN UITLOGGEN</w:t>
       </w:r>
@@ -8790,7 +8790,7 @@
         <w:keepNext/>
       </w:pPr>
       <w:bookmarkStart w:id="31" w:name="k16"/>
-      <w:bookmarkStart w:id="32" w:name="_Toc242224090"/>
+      <w:bookmarkStart w:id="32" w:name="_Toc242435873"/>
       <w:r>
         <w:t>CSV EXPORTEREN</w:t>
       </w:r>
@@ -9127,7 +9127,7 @@
         <w:keepNext/>
       </w:pPr>
       <w:bookmarkStart w:id="33" w:name="k17"/>
-      <w:bookmarkStart w:id="34" w:name="_Toc242224091"/>
+      <w:bookmarkStart w:id="34" w:name="_Toc242435874"/>
       <w:r>
         <w:t>LICHT OF DONKER THEMA</w:t>
       </w:r>
@@ -9234,7 +9234,7 @@
         <w:keepNext/>
       </w:pPr>
       <w:bookmarkStart w:id="35" w:name="k18"/>
-      <w:bookmarkStart w:id="36" w:name="_Toc242224092"/>
+      <w:bookmarkStart w:id="36" w:name="_Toc242435875"/>
       <w:r>
         <w:t>WELKOM EN "ZELFDE ALS VORIGE KEER"</w:t>
       </w:r>
@@ -9307,7 +9307,7 @@
         <w:keepNext/>
       </w:pPr>
       <w:bookmarkStart w:id="37" w:name="k19"/>
-      <w:bookmarkStart w:id="38" w:name="_Toc242224093"/>
+      <w:bookmarkStart w:id="38" w:name="_Toc242435876"/>
       <w:r>
         <w:t>DEMO GEZICHTSHERKENNING</w:t>
       </w:r>
@@ -9515,7 +9515,7 @@
         </w:numPr>
       </w:pPr>
       <w:bookmarkStart w:id="39" w:name="k20"/>
-      <w:bookmarkStart w:id="40" w:name="_Toc242224094"/>
+      <w:bookmarkStart w:id="40" w:name="_Toc242435877"/>
       <w:r>
         <w:t xml:space="preserve">UITLEG VAN </w:t>
       </w:r>
@@ -9539,7 +9539,7 @@
         <w:keepNext/>
       </w:pPr>
       <w:bookmarkStart w:id="41" w:name="k21"/>
-      <w:bookmarkStart w:id="42" w:name="_Toc242224095"/>
+      <w:bookmarkStart w:id="42" w:name="_Toc242435878"/>
       <w:r>
         <w:t>METADATA EN EXTERNE BESTANDEN</w:t>
       </w:r>
@@ -9815,7 +9815,7 @@
         <w:keepNext/>
       </w:pPr>
       <w:bookmarkStart w:id="43" w:name="k22"/>
-      <w:bookmarkStart w:id="44" w:name="_Toc242224096"/>
+      <w:bookmarkStart w:id="44" w:name="_Toc242435879"/>
       <w:r>
         <w:t>NAVIGATIEBALK</w:t>
       </w:r>
@@ -10028,7 +10028,7 @@
         <w:keepNext/>
       </w:pPr>
       <w:bookmarkStart w:id="45" w:name="k23"/>
-      <w:bookmarkStart w:id="46" w:name="_Toc242224097"/>
+      <w:bookmarkStart w:id="46" w:name="_Toc242435880"/>
       <w:r>
         <w:t>HERO-GEDEELTE</w:t>
       </w:r>
@@ -10073,7 +10073,7 @@
         <w:keepNext/>
       </w:pPr>
       <w:bookmarkStart w:id="47" w:name="k24"/>
-      <w:bookmarkStart w:id="48" w:name="_Toc242224098"/>
+      <w:bookmarkStart w:id="48" w:name="_Toc242435881"/>
       <w:r>
         <w:t>MEDEWERKERLIJST</w:t>
       </w:r>
@@ -10336,7 +10336,7 @@
         <w:keepNext/>
       </w:pPr>
       <w:bookmarkStart w:id="49" w:name="k25"/>
-      <w:bookmarkStart w:id="50" w:name="_Toc242224099"/>
+      <w:bookmarkStart w:id="50" w:name="_Toc242435882"/>
       <w:r>
         <w:t>STATISTIEKEN</w:t>
       </w:r>
@@ -10419,7 +10419,7 @@
         <w:keepNext/>
       </w:pPr>
       <w:bookmarkStart w:id="51" w:name="k26"/>
-      <w:bookmarkStart w:id="52" w:name="_Toc242224100"/>
+      <w:bookmarkStart w:id="52" w:name="_Toc242435883"/>
       <w:r>
         <w:t>VENSTERS (MODALS)</w:t>
       </w:r>
@@ -10932,7 +10932,7 @@
         <w:keepNext/>
       </w:pPr>
       <w:bookmarkStart w:id="53" w:name="k27"/>
-      <w:bookmarkStart w:id="54" w:name="_Toc242224101"/>
+      <w:bookmarkStart w:id="54" w:name="_Toc242435884"/>
       <w:r>
         <w:t>WAARSCHUWING BIJ OPENEN ALS LOS BESTAND</w:t>
       </w:r>
@@ -10977,7 +10977,7 @@
         </w:numPr>
       </w:pPr>
       <w:bookmarkStart w:id="55" w:name="k28"/>
-      <w:bookmarkStart w:id="56" w:name="_Toc242224102"/>
+      <w:bookmarkStart w:id="56" w:name="_Toc242435885"/>
       <w:r>
         <w:t xml:space="preserve">UITLEG VAN </w:t>
       </w:r>
@@ -11001,7 +11001,7 @@
         <w:keepNext/>
       </w:pPr>
       <w:bookmarkStart w:id="57" w:name="k29"/>
-      <w:bookmarkStart w:id="58" w:name="_Toc242224103"/>
+      <w:bookmarkStart w:id="58" w:name="_Toc242435886"/>
       <w:r>
         <w:t>CSS-VARIABELEN</w:t>
       </w:r>
@@ -11610,7 +11610,7 @@
         <w:keepNext/>
       </w:pPr>
       <w:bookmarkStart w:id="59" w:name="k30"/>
-      <w:bookmarkStart w:id="60" w:name="_Toc242224104"/>
+      <w:bookmarkStart w:id="60" w:name="_Toc242435887"/>
       <w:r>
         <w:t>LAYOUT</w:t>
       </w:r>
@@ -12131,7 +12131,7 @@
         <w:keepNext/>
       </w:pPr>
       <w:bookmarkStart w:id="61" w:name="k31"/>
-      <w:bookmarkStart w:id="62" w:name="_Toc242224105"/>
+      <w:bookmarkStart w:id="62" w:name="_Toc242435888"/>
       <w:r>
         <w:t>COMPONENTEN</w:t>
       </w:r>
@@ -12354,7 +12354,7 @@
         </w:numPr>
       </w:pPr>
       <w:bookmarkStart w:id="63" w:name="k32"/>
-      <w:bookmarkStart w:id="64" w:name="_Toc242224106"/>
+      <w:bookmarkStart w:id="64" w:name="_Toc242435889"/>
       <w:r>
         <w:t>UITLEG VAN DE JAVASCRIPT (</w:t>
       </w:r>
@@ -12378,7 +12378,7 @@
         <w:keepNext/>
       </w:pPr>
       <w:bookmarkStart w:id="65" w:name="k33"/>
-      <w:bookmarkStart w:id="66" w:name="_Toc242224107"/>
+      <w:bookmarkStart w:id="66" w:name="_Toc242435890"/>
       <w:r>
         <w:t>OPSLAG EN VOORBEELDDATA</w:t>
       </w:r>
@@ -13141,7 +13141,7 @@
         <w:keepNext/>
       </w:pPr>
       <w:bookmarkStart w:id="67" w:name="k34"/>
-      <w:bookmarkStart w:id="68" w:name="_Toc242224108"/>
+      <w:bookmarkStart w:id="68" w:name="_Toc242435891"/>
       <w:r>
         <w:t>OBJECTGEORIËNTEERDE STRUCTUUR</w:t>
       </w:r>
@@ -15257,7 +15257,7 @@
         <w:keepNext/>
       </w:pPr>
       <w:bookmarkStart w:id="77" w:name="k43"/>
-      <w:bookmarkStart w:id="78" w:name="_Toc242224109"/>
+      <w:bookmarkStart w:id="78" w:name="_Toc242435892"/>
       <w:r>
         <w:rPr>
           <w:rFonts w:ascii="Consolas" w:hAnsi="Consolas" w:cs="Consolas"/>
@@ -15400,7 +15400,7 @@
         <w:keepNext/>
       </w:pPr>
       <w:bookmarkStart w:id="79" w:name="k44"/>
-      <w:bookmarkStart w:id="80" w:name="_Toc242224110"/>
+      <w:bookmarkStart w:id="80" w:name="_Toc242435893"/>
       <w:r>
         <w:rPr>
           <w:rFonts w:ascii="Consolas" w:hAnsi="Consolas" w:cs="Consolas"/>
@@ -15477,7 +15477,7 @@
         <w:keepNext/>
       </w:pPr>
       <w:bookmarkStart w:id="81" w:name="k45"/>
-      <w:bookmarkStart w:id="82" w:name="_Toc242224111"/>
+      <w:bookmarkStart w:id="82" w:name="_Toc242435894"/>
       <w:r>
         <w:rPr>
           <w:rFonts w:ascii="Consolas" w:hAnsi="Consolas" w:cs="Consolas"/>
@@ -15626,7 +15626,7 @@
         <w:keepNext/>
       </w:pPr>
       <w:bookmarkStart w:id="83" w:name="k46"/>
-      <w:bookmarkStart w:id="84" w:name="_Toc242224112"/>
+      <w:bookmarkStart w:id="84" w:name="_Toc242435895"/>
       <w:r>
         <w:rPr>
           <w:rFonts w:ascii="Consolas" w:hAnsi="Consolas" w:cs="Consolas"/>
@@ -15693,7 +15693,7 @@
         <w:keepNext/>
       </w:pPr>
       <w:bookmarkStart w:id="85" w:name="k47"/>
-      <w:bookmarkStart w:id="86" w:name="_Toc242224113"/>
+      <w:bookmarkStart w:id="86" w:name="_Toc242435896"/>
       <w:r>
         <w:rPr>
           <w:rFonts w:ascii="Consolas" w:hAnsi="Consolas" w:cs="Consolas"/>
@@ -15793,7 +15793,7 @@
         <w:keepNext/>
       </w:pPr>
       <w:bookmarkStart w:id="87" w:name="k48"/>
-      <w:bookmarkStart w:id="88" w:name="_Toc242224114"/>
+      <w:bookmarkStart w:id="88" w:name="_Toc242435897"/>
       <w:r>
         <w:rPr>
           <w:rFonts w:ascii="Consolas" w:hAnsi="Consolas" w:cs="Consolas"/>
@@ -15838,7 +15838,7 @@
         <w:keepNext/>
       </w:pPr>
       <w:bookmarkStart w:id="89" w:name="k49"/>
-      <w:bookmarkStart w:id="90" w:name="_Toc242224115"/>
+      <w:bookmarkStart w:id="90" w:name="_Toc242435898"/>
       <w:r>
         <w:t>OPSLAGFOUTEN EN TERUGDRAAIEN</w:t>
       </w:r>
@@ -15878,7 +15878,7 @@
         <w:keepNext/>
       </w:pPr>
       <w:bookmarkStart w:id="91" w:name="k50"/>
-      <w:bookmarkStart w:id="92" w:name="_Toc242224116"/>
+      <w:bookmarkStart w:id="92" w:name="_Toc242435899"/>
       <w:r>
         <w:t>ADMINFUNCTIES</w:t>
       </w:r>
@@ -16080,7 +16080,7 @@
         <w:keepNext/>
       </w:pPr>
       <w:bookmarkStart w:id="93" w:name="k51"/>
-      <w:bookmarkStart w:id="94" w:name="_Toc242224117"/>
+      <w:bookmarkStart w:id="94" w:name="_Toc242435900"/>
       <w:r>
         <w:t xml:space="preserve">CSV-EXPORT (CLASS </w:t>
       </w:r>
@@ -16488,7 +16488,7 @@
         <w:keepNext/>
       </w:pPr>
       <w:bookmarkStart w:id="95" w:name="k52"/>
-      <w:bookmarkStart w:id="96" w:name="_Toc242224118"/>
+      <w:bookmarkStart w:id="96" w:name="_Toc242435901"/>
       <w:r>
         <w:t>EVENT LISTENERS</w:t>
       </w:r>
@@ -17093,7 +17093,7 @@
         </w:numPr>
       </w:pPr>
       <w:bookmarkStart w:id="97" w:name="k53"/>
-      <w:bookmarkStart w:id="98" w:name="_Toc242224119"/>
+      <w:bookmarkStart w:id="98" w:name="_Toc242435902"/>
       <w:r>
         <w:t>DATAMODEL EN KOPPELINGEN.</w:t>
       </w:r>
@@ -17111,7 +17111,7 @@
         <w:keepNext/>
       </w:pPr>
       <w:bookmarkStart w:id="99" w:name="k54"/>
-      <w:bookmarkStart w:id="100" w:name="_Toc242224120"/>
+      <w:bookmarkStart w:id="100" w:name="_Toc242435903"/>
       <w:r>
         <w:t>BEDRIJVEN</w:t>
       </w:r>
@@ -17322,7 +17322,7 @@
         <w:keepNext/>
       </w:pPr>
       <w:bookmarkStart w:id="101" w:name="k55"/>
-      <w:bookmarkStart w:id="102" w:name="_Toc242224121"/>
+      <w:bookmarkStart w:id="102" w:name="_Toc242435904"/>
       <w:r>
         <w:t>CONSUMPTIEPUNTEN</w:t>
       </w:r>
@@ -17641,7 +17641,7 @@
         <w:keepNext/>
       </w:pPr>
       <w:bookmarkStart w:id="103" w:name="k56"/>
-      <w:bookmarkStart w:id="104" w:name="_Toc242224122"/>
+      <w:bookmarkStart w:id="104" w:name="_Toc242435905"/>
       <w:r>
         <w:t>MEDEWERKERS</w:t>
       </w:r>
@@ -18112,7 +18112,7 @@
         <w:keepNext/>
       </w:pPr>
       <w:bookmarkStart w:id="105" w:name="k57"/>
-      <w:bookmarkStart w:id="106" w:name="_Toc242224123"/>
+      <w:bookmarkStart w:id="106" w:name="_Toc242435906"/>
       <w:r>
         <w:t>REGISTRATIES</w:t>
       </w:r>
@@ -18678,7 +18678,7 @@
         </w:numPr>
       </w:pPr>
       <w:bookmarkStart w:id="107" w:name="k58"/>
-      <w:bookmarkStart w:id="108" w:name="_Toc242224124"/>
+      <w:bookmarkStart w:id="108" w:name="_Toc242435907"/>
       <w:r>
         <w:t>BELANGRIJKE DEMO-BEPERKINGEN.</w:t>
       </w:r>
@@ -18941,7 +18941,7 @@
         </w:numPr>
       </w:pPr>
       <w:bookmarkStart w:id="109" w:name="k59"/>
-      <w:bookmarkStart w:id="110" w:name="_Toc242224125"/>
+      <w:bookmarkStart w:id="110" w:name="_Toc242435908"/>
       <w:r>
         <w:t>CODE UITLEGGEN TIJDENS EEN PRESENTATIE.</w:t>
       </w:r>
@@ -19226,7 +19226,7 @@
         </w:numPr>
       </w:pPr>
       <w:bookmarkStart w:id="111" w:name="k60"/>
-      <w:bookmarkStart w:id="112" w:name="_Toc242224126"/>
+      <w:bookmarkStart w:id="112" w:name="_Toc242435909"/>
       <w:r>
         <w:t>MOGELIJKE VERVOLGSTAPPEN.</w:t>
       </w:r>

--- a/docs/DOCUMENTATIE.docx
+++ b/docs/DOCUMENTATIE.docx
@@ -82,7 +82,7 @@
           <w:numId w:val="0"/>
         </w:numPr>
       </w:pPr>
-      <w:bookmarkStart w:id="0" w:name="_Toc242435857"/>
+      <w:bookmarkStart w:id="0" w:name="_Toc242437634"/>
       <w:r>
         <w:t>INHOUDSOPGAVE.</w:t>
       </w:r>
@@ -112,7 +112,7 @@
       <w:r>
         <w:fldChar w:fldCharType="separate"/>
       </w:r>
-      <w:hyperlink w:anchor="_Toc242435857" w:history="1">
+      <w:hyperlink w:anchor="_Toc242437634" w:history="1">
         <w:r>
           <w:rPr>
             <w:rStyle w:val="Hyperlink"/>
@@ -139,7 +139,7 @@
             <w:noProof/>
             <w:webHidden/>
           </w:rPr>
-          <w:instrText xml:space="preserve"> PAGEREF _Toc242435857 \h </w:instrText>
+          <w:instrText xml:space="preserve"> PAGEREF _Toc242437634 \h </w:instrText>
         </w:r>
         <w:r>
           <w:rPr>
@@ -186,7 +186,7 @@
           <w:lang w:eastAsia="nl-NL"/>
         </w:rPr>
       </w:pPr>
-      <w:hyperlink w:anchor="_Toc242435858" w:history="1">
+      <w:hyperlink w:anchor="_Toc242437635" w:history="1">
         <w:r>
           <w:rPr>
             <w:rStyle w:val="Hyperlink"/>
@@ -231,7 +231,7 @@
             <w:noProof/>
             <w:webHidden/>
           </w:rPr>
-          <w:instrText xml:space="preserve"> PAGEREF _Toc242435858 \h </w:instrText>
+          <w:instrText xml:space="preserve"> PAGEREF _Toc242437635 \h </w:instrText>
         </w:r>
         <w:r>
           <w:rPr>
@@ -278,7 +278,7 @@
           <w:lang w:eastAsia="nl-NL"/>
         </w:rPr>
       </w:pPr>
-      <w:hyperlink w:anchor="_Toc242435859" w:history="1">
+      <w:hyperlink w:anchor="_Toc242437636" w:history="1">
         <w:r>
           <w:rPr>
             <w:rStyle w:val="Hyperlink"/>
@@ -323,7 +323,7 @@
             <w:noProof/>
             <w:webHidden/>
           </w:rPr>
-          <w:instrText xml:space="preserve"> PAGEREF _Toc242435859 \h </w:instrText>
+          <w:instrText xml:space="preserve"> PAGEREF _Toc242437636 \h </w:instrText>
         </w:r>
         <w:r>
           <w:rPr>
@@ -370,7 +370,7 @@
           <w:lang w:eastAsia="nl-NL"/>
         </w:rPr>
       </w:pPr>
-      <w:hyperlink w:anchor="_Toc242435860" w:history="1">
+      <w:hyperlink w:anchor="_Toc242437637" w:history="1">
         <w:r>
           <w:rPr>
             <w:rStyle w:val="Hyperlink"/>
@@ -415,7 +415,7 @@
             <w:noProof/>
             <w:webHidden/>
           </w:rPr>
-          <w:instrText xml:space="preserve"> PAGEREF _Toc242435860 \h </w:instrText>
+          <w:instrText xml:space="preserve"> PAGEREF _Toc242437637 \h </w:instrText>
         </w:r>
         <w:r>
           <w:rPr>
@@ -462,7 +462,7 @@
           <w:lang w:eastAsia="nl-NL"/>
         </w:rPr>
       </w:pPr>
-      <w:hyperlink w:anchor="_Toc242435861" w:history="1">
+      <w:hyperlink w:anchor="_Toc242437638" w:history="1">
         <w:r>
           <w:rPr>
             <w:rStyle w:val="Hyperlink"/>
@@ -507,7 +507,7 @@
             <w:noProof/>
             <w:webHidden/>
           </w:rPr>
-          <w:instrText xml:space="preserve"> PAGEREF _Toc242435861 \h </w:instrText>
+          <w:instrText xml:space="preserve"> PAGEREF _Toc242437638 \h </w:instrText>
         </w:r>
         <w:r>
           <w:rPr>
@@ -554,7 +554,7 @@
           <w:lang w:eastAsia="nl-NL"/>
         </w:rPr>
       </w:pPr>
-      <w:hyperlink w:anchor="_Toc242435862" w:history="1">
+      <w:hyperlink w:anchor="_Toc242437639" w:history="1">
         <w:r>
           <w:rPr>
             <w:rStyle w:val="Hyperlink"/>
@@ -599,7 +599,7 @@
             <w:noProof/>
             <w:webHidden/>
           </w:rPr>
-          <w:instrText xml:space="preserve"> PAGEREF _Toc242435862 \h </w:instrText>
+          <w:instrText xml:space="preserve"> PAGEREF _Toc242437639 \h </w:instrText>
         </w:r>
         <w:r>
           <w:rPr>
@@ -646,7 +646,7 @@
           <w:lang w:eastAsia="nl-NL"/>
         </w:rPr>
       </w:pPr>
-      <w:hyperlink w:anchor="_Toc242435863" w:history="1">
+      <w:hyperlink w:anchor="_Toc242437640" w:history="1">
         <w:r>
           <w:rPr>
             <w:rStyle w:val="Hyperlink"/>
@@ -691,7 +691,7 @@
             <w:noProof/>
             <w:webHidden/>
           </w:rPr>
-          <w:instrText xml:space="preserve"> PAGEREF _Toc242435863 \h </w:instrText>
+          <w:instrText xml:space="preserve"> PAGEREF _Toc242437640 \h </w:instrText>
         </w:r>
         <w:r>
           <w:rPr>
@@ -738,7 +738,7 @@
           <w:lang w:eastAsia="nl-NL"/>
         </w:rPr>
       </w:pPr>
-      <w:hyperlink w:anchor="_Toc242435864" w:history="1">
+      <w:hyperlink w:anchor="_Toc242437641" w:history="1">
         <w:r>
           <w:rPr>
             <w:rStyle w:val="Hyperlink"/>
@@ -783,7 +783,7 @@
             <w:noProof/>
             <w:webHidden/>
           </w:rPr>
-          <w:instrText xml:space="preserve"> PAGEREF _Toc242435864 \h </w:instrText>
+          <w:instrText xml:space="preserve"> PAGEREF _Toc242437641 \h </w:instrText>
         </w:r>
         <w:r>
           <w:rPr>
@@ -830,7 +830,7 @@
           <w:lang w:eastAsia="nl-NL"/>
         </w:rPr>
       </w:pPr>
-      <w:hyperlink w:anchor="_Toc242435865" w:history="1">
+      <w:hyperlink w:anchor="_Toc242437642" w:history="1">
         <w:r>
           <w:rPr>
             <w:rStyle w:val="Hyperlink"/>
@@ -875,7 +875,7 @@
             <w:noProof/>
             <w:webHidden/>
           </w:rPr>
-          <w:instrText xml:space="preserve"> PAGEREF _Toc242435865 \h </w:instrText>
+          <w:instrText xml:space="preserve"> PAGEREF _Toc242437642 \h </w:instrText>
         </w:r>
         <w:r>
           <w:rPr>
@@ -922,7 +922,7 @@
           <w:lang w:eastAsia="nl-NL"/>
         </w:rPr>
       </w:pPr>
-      <w:hyperlink w:anchor="_Toc242435866" w:history="1">
+      <w:hyperlink w:anchor="_Toc242437643" w:history="1">
         <w:r>
           <w:rPr>
             <w:rStyle w:val="Hyperlink"/>
@@ -967,7 +967,7 @@
             <w:noProof/>
             <w:webHidden/>
           </w:rPr>
-          <w:instrText xml:space="preserve"> PAGEREF _Toc242435866 \h </w:instrText>
+          <w:instrText xml:space="preserve"> PAGEREF _Toc242437643 \h </w:instrText>
         </w:r>
         <w:r>
           <w:rPr>
@@ -1014,7 +1014,7 @@
           <w:lang w:eastAsia="nl-NL"/>
         </w:rPr>
       </w:pPr>
-      <w:hyperlink w:anchor="_Toc242435867" w:history="1">
+      <w:hyperlink w:anchor="_Toc242437644" w:history="1">
         <w:r>
           <w:rPr>
             <w:rStyle w:val="Hyperlink"/>
@@ -1059,7 +1059,7 @@
             <w:noProof/>
             <w:webHidden/>
           </w:rPr>
-          <w:instrText xml:space="preserve"> PAGEREF _Toc242435867 \h </w:instrText>
+          <w:instrText xml:space="preserve"> PAGEREF _Toc242437644 \h </w:instrText>
         </w:r>
         <w:r>
           <w:rPr>
@@ -1106,7 +1106,7 @@
           <w:lang w:eastAsia="nl-NL"/>
         </w:rPr>
       </w:pPr>
-      <w:hyperlink w:anchor="_Toc242435868" w:history="1">
+      <w:hyperlink w:anchor="_Toc242437645" w:history="1">
         <w:r>
           <w:rPr>
             <w:rStyle w:val="Hyperlink"/>
@@ -1151,7 +1151,7 @@
             <w:noProof/>
             <w:webHidden/>
           </w:rPr>
-          <w:instrText xml:space="preserve"> PAGEREF _Toc242435868 \h </w:instrText>
+          <w:instrText xml:space="preserve"> PAGEREF _Toc242437645 \h </w:instrText>
         </w:r>
         <w:r>
           <w:rPr>
@@ -1198,7 +1198,7 @@
           <w:lang w:eastAsia="nl-NL"/>
         </w:rPr>
       </w:pPr>
-      <w:hyperlink w:anchor="_Toc242435869" w:history="1">
+      <w:hyperlink w:anchor="_Toc242437646" w:history="1">
         <w:r>
           <w:rPr>
             <w:rStyle w:val="Hyperlink"/>
@@ -1243,7 +1243,7 @@
             <w:noProof/>
             <w:webHidden/>
           </w:rPr>
-          <w:instrText xml:space="preserve"> PAGEREF _Toc242435869 \h </w:instrText>
+          <w:instrText xml:space="preserve"> PAGEREF _Toc242437646 \h </w:instrText>
         </w:r>
         <w:r>
           <w:rPr>
@@ -1263,7 +1263,7 @@
             <w:noProof/>
             <w:webHidden/>
           </w:rPr>
-          <w:t>10</w:t>
+          <w:t>11</w:t>
         </w:r>
         <w:r>
           <w:rPr>
@@ -1290,7 +1290,7 @@
           <w:lang w:eastAsia="nl-NL"/>
         </w:rPr>
       </w:pPr>
-      <w:hyperlink w:anchor="_Toc242435870" w:history="1">
+      <w:hyperlink w:anchor="_Toc242437647" w:history="1">
         <w:r>
           <w:rPr>
             <w:rStyle w:val="Hyperlink"/>
@@ -1335,7 +1335,7 @@
             <w:noProof/>
             <w:webHidden/>
           </w:rPr>
-          <w:instrText xml:space="preserve"> PAGEREF _Toc242435870 \h </w:instrText>
+          <w:instrText xml:space="preserve"> PAGEREF _Toc242437647 \h </w:instrText>
         </w:r>
         <w:r>
           <w:rPr>
@@ -1382,7 +1382,7 @@
           <w:lang w:eastAsia="nl-NL"/>
         </w:rPr>
       </w:pPr>
-      <w:hyperlink w:anchor="_Toc242435871" w:history="1">
+      <w:hyperlink w:anchor="_Toc242437648" w:history="1">
         <w:r>
           <w:rPr>
             <w:rStyle w:val="Hyperlink"/>
@@ -1427,7 +1427,7 @@
             <w:noProof/>
             <w:webHidden/>
           </w:rPr>
-          <w:instrText xml:space="preserve"> PAGEREF _Toc242435871 \h </w:instrText>
+          <w:instrText xml:space="preserve"> PAGEREF _Toc242437648 \h </w:instrText>
         </w:r>
         <w:r>
           <w:rPr>
@@ -1474,7 +1474,7 @@
           <w:lang w:eastAsia="nl-NL"/>
         </w:rPr>
       </w:pPr>
-      <w:hyperlink w:anchor="_Toc242435872" w:history="1">
+      <w:hyperlink w:anchor="_Toc242437649" w:history="1">
         <w:r>
           <w:rPr>
             <w:rStyle w:val="Hyperlink"/>
@@ -1519,7 +1519,7 @@
             <w:noProof/>
             <w:webHidden/>
           </w:rPr>
-          <w:instrText xml:space="preserve"> PAGEREF _Toc242435872 \h </w:instrText>
+          <w:instrText xml:space="preserve"> PAGEREF _Toc242437649 \h </w:instrText>
         </w:r>
         <w:r>
           <w:rPr>
@@ -1566,7 +1566,7 @@
           <w:lang w:eastAsia="nl-NL"/>
         </w:rPr>
       </w:pPr>
-      <w:hyperlink w:anchor="_Toc242435873" w:history="1">
+      <w:hyperlink w:anchor="_Toc242437650" w:history="1">
         <w:r>
           <w:rPr>
             <w:rStyle w:val="Hyperlink"/>
@@ -1611,7 +1611,7 @@
             <w:noProof/>
             <w:webHidden/>
           </w:rPr>
-          <w:instrText xml:space="preserve"> PAGEREF _Toc242435873 \h </w:instrText>
+          <w:instrText xml:space="preserve"> PAGEREF _Toc242437650 \h </w:instrText>
         </w:r>
         <w:r>
           <w:rPr>
@@ -1658,7 +1658,7 @@
           <w:lang w:eastAsia="nl-NL"/>
         </w:rPr>
       </w:pPr>
-      <w:hyperlink w:anchor="_Toc242435874" w:history="1">
+      <w:hyperlink w:anchor="_Toc242437651" w:history="1">
         <w:r>
           <w:rPr>
             <w:rStyle w:val="Hyperlink"/>
@@ -1703,7 +1703,7 @@
             <w:noProof/>
             <w:webHidden/>
           </w:rPr>
-          <w:instrText xml:space="preserve"> PAGEREF _Toc242435874 \h </w:instrText>
+          <w:instrText xml:space="preserve"> PAGEREF _Toc242437651 \h </w:instrText>
         </w:r>
         <w:r>
           <w:rPr>
@@ -1750,7 +1750,7 @@
           <w:lang w:eastAsia="nl-NL"/>
         </w:rPr>
       </w:pPr>
-      <w:hyperlink w:anchor="_Toc242435875" w:history="1">
+      <w:hyperlink w:anchor="_Toc242437652" w:history="1">
         <w:r>
           <w:rPr>
             <w:rStyle w:val="Hyperlink"/>
@@ -1795,7 +1795,7 @@
             <w:noProof/>
             <w:webHidden/>
           </w:rPr>
-          <w:instrText xml:space="preserve"> PAGEREF _Toc242435875 \h </w:instrText>
+          <w:instrText xml:space="preserve"> PAGEREF _Toc242437652 \h </w:instrText>
         </w:r>
         <w:r>
           <w:rPr>
@@ -1842,7 +1842,7 @@
           <w:lang w:eastAsia="nl-NL"/>
         </w:rPr>
       </w:pPr>
-      <w:hyperlink w:anchor="_Toc242435876" w:history="1">
+      <w:hyperlink w:anchor="_Toc242437653" w:history="1">
         <w:r>
           <w:rPr>
             <w:rStyle w:val="Hyperlink"/>
@@ -1887,7 +1887,7 @@
             <w:noProof/>
             <w:webHidden/>
           </w:rPr>
-          <w:instrText xml:space="preserve"> PAGEREF _Toc242435876 \h </w:instrText>
+          <w:instrText xml:space="preserve"> PAGEREF _Toc242437653 \h </w:instrText>
         </w:r>
         <w:r>
           <w:rPr>
@@ -1920,9 +1920,9 @@
     </w:p>
     <w:p>
       <w:pPr>
-        <w:pStyle w:val="Inhopg1"/>
+        <w:pStyle w:val="Inhopg2"/>
         <w:tabs>
-          <w:tab w:val="left" w:pos="720"/>
+          <w:tab w:val="left" w:pos="960"/>
           <w:tab w:val="right" w:leader="dot" w:pos="9628"/>
         </w:tabs>
         <w:rPr>
@@ -1934,13 +1934,13 @@
           <w:lang w:eastAsia="nl-NL"/>
         </w:rPr>
       </w:pPr>
-      <w:hyperlink w:anchor="_Toc242435877" w:history="1">
+      <w:hyperlink w:anchor="_Toc242437654" w:history="1">
         <w:r>
           <w:rPr>
             <w:rStyle w:val="Hyperlink"/>
             <w:noProof/>
           </w:rPr>
-          <w:t>5.</w:t>
+          <w:t>4.16</w:t>
         </w:r>
         <w:r>
           <w:rPr>
@@ -1958,23 +1958,7 @@
             <w:rStyle w:val="Hyperlink"/>
             <w:noProof/>
           </w:rPr>
-          <w:t xml:space="preserve">UITLEG VAN </w:t>
-        </w:r>
-        <w:r>
-          <w:rPr>
-            <w:rStyle w:val="Hyperlink"/>
-            <w:rFonts w:ascii="Consolas" w:hAnsi="Consolas" w:cs="Consolas"/>
-            <w:noProof/>
-            <w:shd w:val="clear" w:color="auto" w:fill="EEF4F2"/>
-          </w:rPr>
-          <w:t>index.html</w:t>
-        </w:r>
-        <w:r>
-          <w:rPr>
-            <w:rStyle w:val="Hyperlink"/>
-            <w:noProof/>
-          </w:rPr>
-          <w:t>.</w:t>
+          <w:t>HERKENNEN MET DE PAS</w:t>
         </w:r>
         <w:r>
           <w:rPr>
@@ -1995,7 +1979,7 @@
             <w:noProof/>
             <w:webHidden/>
           </w:rPr>
-          <w:instrText xml:space="preserve"> PAGEREF _Toc242435877 \h </w:instrText>
+          <w:instrText xml:space="preserve"> PAGEREF _Toc242437654 \h </w:instrText>
         </w:r>
         <w:r>
           <w:rPr>
@@ -2015,7 +1999,7 @@
             <w:noProof/>
             <w:webHidden/>
           </w:rPr>
-          <w:t>14</w:t>
+          <w:t>13</w:t>
         </w:r>
         <w:r>
           <w:rPr>
@@ -2028,9 +2012,9 @@
     </w:p>
     <w:p>
       <w:pPr>
-        <w:pStyle w:val="Inhopg2"/>
+        <w:pStyle w:val="Inhopg1"/>
         <w:tabs>
-          <w:tab w:val="left" w:pos="960"/>
+          <w:tab w:val="left" w:pos="720"/>
           <w:tab w:val="right" w:leader="dot" w:pos="9628"/>
         </w:tabs>
         <w:rPr>
@@ -2042,13 +2026,13 @@
           <w:lang w:eastAsia="nl-NL"/>
         </w:rPr>
       </w:pPr>
-      <w:hyperlink w:anchor="_Toc242435878" w:history="1">
+      <w:hyperlink w:anchor="_Toc242437655" w:history="1">
         <w:r>
           <w:rPr>
             <w:rStyle w:val="Hyperlink"/>
             <w:noProof/>
           </w:rPr>
-          <w:t>5.1</w:t>
+          <w:t>5.</w:t>
         </w:r>
         <w:r>
           <w:rPr>
@@ -2066,7 +2050,23 @@
             <w:rStyle w:val="Hyperlink"/>
             <w:noProof/>
           </w:rPr>
-          <w:t>METADATA EN EXTERNE BESTANDEN</w:t>
+          <w:t xml:space="preserve">UITLEG VAN </w:t>
+        </w:r>
+        <w:r>
+          <w:rPr>
+            <w:rStyle w:val="Hyperlink"/>
+            <w:rFonts w:ascii="Consolas" w:hAnsi="Consolas" w:cs="Consolas"/>
+            <w:noProof/>
+            <w:shd w:val="clear" w:color="auto" w:fill="EEF4F2"/>
+          </w:rPr>
+          <w:t>index.html</w:t>
+        </w:r>
+        <w:r>
+          <w:rPr>
+            <w:rStyle w:val="Hyperlink"/>
+            <w:noProof/>
+          </w:rPr>
+          <w:t>.</w:t>
         </w:r>
         <w:r>
           <w:rPr>
@@ -2087,7 +2087,7 @@
             <w:noProof/>
             <w:webHidden/>
           </w:rPr>
-          <w:instrText xml:space="preserve"> PAGEREF _Toc242435878 \h </w:instrText>
+          <w:instrText xml:space="preserve"> PAGEREF _Toc242437655 \h </w:instrText>
         </w:r>
         <w:r>
           <w:rPr>
@@ -2107,7 +2107,7 @@
             <w:noProof/>
             <w:webHidden/>
           </w:rPr>
-          <w:t>14</w:t>
+          <w:t>15</w:t>
         </w:r>
         <w:r>
           <w:rPr>
@@ -2134,13 +2134,13 @@
           <w:lang w:eastAsia="nl-NL"/>
         </w:rPr>
       </w:pPr>
-      <w:hyperlink w:anchor="_Toc242435879" w:history="1">
+      <w:hyperlink w:anchor="_Toc242437656" w:history="1">
         <w:r>
           <w:rPr>
             <w:rStyle w:val="Hyperlink"/>
             <w:noProof/>
           </w:rPr>
-          <w:t>5.2</w:t>
+          <w:t>5.1</w:t>
         </w:r>
         <w:r>
           <w:rPr>
@@ -2158,7 +2158,7 @@
             <w:rStyle w:val="Hyperlink"/>
             <w:noProof/>
           </w:rPr>
-          <w:t>NAVIGATIEBALK</w:t>
+          <w:t>METADATA EN EXTERNE BESTANDEN</w:t>
         </w:r>
         <w:r>
           <w:rPr>
@@ -2179,7 +2179,7 @@
             <w:noProof/>
             <w:webHidden/>
           </w:rPr>
-          <w:instrText xml:space="preserve"> PAGEREF _Toc242435879 \h </w:instrText>
+          <w:instrText xml:space="preserve"> PAGEREF _Toc242437656 \h </w:instrText>
         </w:r>
         <w:r>
           <w:rPr>
@@ -2199,7 +2199,7 @@
             <w:noProof/>
             <w:webHidden/>
           </w:rPr>
-          <w:t>14</w:t>
+          <w:t>15</w:t>
         </w:r>
         <w:r>
           <w:rPr>
@@ -2226,13 +2226,13 @@
           <w:lang w:eastAsia="nl-NL"/>
         </w:rPr>
       </w:pPr>
-      <w:hyperlink w:anchor="_Toc242435880" w:history="1">
+      <w:hyperlink w:anchor="_Toc242437657" w:history="1">
         <w:r>
           <w:rPr>
             <w:rStyle w:val="Hyperlink"/>
             <w:noProof/>
           </w:rPr>
-          <w:t>5.3</w:t>
+          <w:t>5.2</w:t>
         </w:r>
         <w:r>
           <w:rPr>
@@ -2250,7 +2250,7 @@
             <w:rStyle w:val="Hyperlink"/>
             <w:noProof/>
           </w:rPr>
-          <w:t>HERO-GEDEELTE</w:t>
+          <w:t>NAVIGATIEBALK</w:t>
         </w:r>
         <w:r>
           <w:rPr>
@@ -2271,7 +2271,7 @@
             <w:noProof/>
             <w:webHidden/>
           </w:rPr>
-          <w:instrText xml:space="preserve"> PAGEREF _Toc242435880 \h </w:instrText>
+          <w:instrText xml:space="preserve"> PAGEREF _Toc242437657 \h </w:instrText>
         </w:r>
         <w:r>
           <w:rPr>
@@ -2291,7 +2291,7 @@
             <w:noProof/>
             <w:webHidden/>
           </w:rPr>
-          <w:t>14</w:t>
+          <w:t>15</w:t>
         </w:r>
         <w:r>
           <w:rPr>
@@ -2318,13 +2318,13 @@
           <w:lang w:eastAsia="nl-NL"/>
         </w:rPr>
       </w:pPr>
-      <w:hyperlink w:anchor="_Toc242435881" w:history="1">
+      <w:hyperlink w:anchor="_Toc242437658" w:history="1">
         <w:r>
           <w:rPr>
             <w:rStyle w:val="Hyperlink"/>
             <w:noProof/>
           </w:rPr>
-          <w:t>5.4</w:t>
+          <w:t>5.3</w:t>
         </w:r>
         <w:r>
           <w:rPr>
@@ -2342,7 +2342,7 @@
             <w:rStyle w:val="Hyperlink"/>
             <w:noProof/>
           </w:rPr>
-          <w:t>MEDEWERKERLIJST</w:t>
+          <w:t>HERO-GEDEELTE</w:t>
         </w:r>
         <w:r>
           <w:rPr>
@@ -2363,7 +2363,7 @@
             <w:noProof/>
             <w:webHidden/>
           </w:rPr>
-          <w:instrText xml:space="preserve"> PAGEREF _Toc242435881 \h </w:instrText>
+          <w:instrText xml:space="preserve"> PAGEREF _Toc242437658 \h </w:instrText>
         </w:r>
         <w:r>
           <w:rPr>
@@ -2383,7 +2383,7 @@
             <w:noProof/>
             <w:webHidden/>
           </w:rPr>
-          <w:t>14</w:t>
+          <w:t>15</w:t>
         </w:r>
         <w:r>
           <w:rPr>
@@ -2410,13 +2410,13 @@
           <w:lang w:eastAsia="nl-NL"/>
         </w:rPr>
       </w:pPr>
-      <w:hyperlink w:anchor="_Toc242435882" w:history="1">
+      <w:hyperlink w:anchor="_Toc242437659" w:history="1">
         <w:r>
           <w:rPr>
             <w:rStyle w:val="Hyperlink"/>
             <w:noProof/>
           </w:rPr>
-          <w:t>5.5</w:t>
+          <w:t>5.4</w:t>
         </w:r>
         <w:r>
           <w:rPr>
@@ -2434,7 +2434,7 @@
             <w:rStyle w:val="Hyperlink"/>
             <w:noProof/>
           </w:rPr>
-          <w:t>STATISTIEKEN</w:t>
+          <w:t>MEDEWERKERLIJST</w:t>
         </w:r>
         <w:r>
           <w:rPr>
@@ -2455,7 +2455,7 @@
             <w:noProof/>
             <w:webHidden/>
           </w:rPr>
-          <w:instrText xml:space="preserve"> PAGEREF _Toc242435882 \h </w:instrText>
+          <w:instrText xml:space="preserve"> PAGEREF _Toc242437659 \h </w:instrText>
         </w:r>
         <w:r>
           <w:rPr>
@@ -2502,13 +2502,13 @@
           <w:lang w:eastAsia="nl-NL"/>
         </w:rPr>
       </w:pPr>
-      <w:hyperlink w:anchor="_Toc242435883" w:history="1">
+      <w:hyperlink w:anchor="_Toc242437660" w:history="1">
         <w:r>
           <w:rPr>
             <w:rStyle w:val="Hyperlink"/>
             <w:noProof/>
           </w:rPr>
-          <w:t>5.6</w:t>
+          <w:t>5.5</w:t>
         </w:r>
         <w:r>
           <w:rPr>
@@ -2526,7 +2526,7 @@
             <w:rStyle w:val="Hyperlink"/>
             <w:noProof/>
           </w:rPr>
-          <w:t>VENSTERS (MODALS)</w:t>
+          <w:t>STATISTIEKEN</w:t>
         </w:r>
         <w:r>
           <w:rPr>
@@ -2547,7 +2547,7 @@
             <w:noProof/>
             <w:webHidden/>
           </w:rPr>
-          <w:instrText xml:space="preserve"> PAGEREF _Toc242435883 \h </w:instrText>
+          <w:instrText xml:space="preserve"> PAGEREF _Toc242437660 \h </w:instrText>
         </w:r>
         <w:r>
           <w:rPr>
@@ -2567,7 +2567,7 @@
             <w:noProof/>
             <w:webHidden/>
           </w:rPr>
-          <w:t>15</w:t>
+          <w:t>16</w:t>
         </w:r>
         <w:r>
           <w:rPr>
@@ -2594,13 +2594,13 @@
           <w:lang w:eastAsia="nl-NL"/>
         </w:rPr>
       </w:pPr>
-      <w:hyperlink w:anchor="_Toc242435884" w:history="1">
+      <w:hyperlink w:anchor="_Toc242437661" w:history="1">
         <w:r>
           <w:rPr>
             <w:rStyle w:val="Hyperlink"/>
             <w:noProof/>
           </w:rPr>
-          <w:t>5.7</w:t>
+          <w:t>5.6</w:t>
         </w:r>
         <w:r>
           <w:rPr>
@@ -2618,7 +2618,7 @@
             <w:rStyle w:val="Hyperlink"/>
             <w:noProof/>
           </w:rPr>
-          <w:t>WAARSCHUWING BIJ OPENEN ALS LOS BESTAND</w:t>
+          <w:t>VENSTERS (MODALS)</w:t>
         </w:r>
         <w:r>
           <w:rPr>
@@ -2639,7 +2639,7 @@
             <w:noProof/>
             <w:webHidden/>
           </w:rPr>
-          <w:instrText xml:space="preserve"> PAGEREF _Toc242435884 \h </w:instrText>
+          <w:instrText xml:space="preserve"> PAGEREF _Toc242437661 \h </w:instrText>
         </w:r>
         <w:r>
           <w:rPr>
@@ -2659,7 +2659,7 @@
             <w:noProof/>
             <w:webHidden/>
           </w:rPr>
-          <w:t>15</w:t>
+          <w:t>16</w:t>
         </w:r>
         <w:r>
           <w:rPr>
@@ -2672,9 +2672,9 @@
     </w:p>
     <w:p>
       <w:pPr>
-        <w:pStyle w:val="Inhopg1"/>
+        <w:pStyle w:val="Inhopg2"/>
         <w:tabs>
-          <w:tab w:val="left" w:pos="720"/>
+          <w:tab w:val="left" w:pos="960"/>
           <w:tab w:val="right" w:leader="dot" w:pos="9628"/>
         </w:tabs>
         <w:rPr>
@@ -2686,13 +2686,13 @@
           <w:lang w:eastAsia="nl-NL"/>
         </w:rPr>
       </w:pPr>
-      <w:hyperlink w:anchor="_Toc242435885" w:history="1">
+      <w:hyperlink w:anchor="_Toc242437662" w:history="1">
         <w:r>
           <w:rPr>
             <w:rStyle w:val="Hyperlink"/>
             <w:noProof/>
           </w:rPr>
-          <w:t>6.</w:t>
+          <w:t>5.7</w:t>
         </w:r>
         <w:r>
           <w:rPr>
@@ -2710,23 +2710,7 @@
             <w:rStyle w:val="Hyperlink"/>
             <w:noProof/>
           </w:rPr>
-          <w:t xml:space="preserve">UITLEG VAN </w:t>
-        </w:r>
-        <w:r>
-          <w:rPr>
-            <w:rStyle w:val="Hyperlink"/>
-            <w:rFonts w:ascii="Consolas" w:hAnsi="Consolas" w:cs="Consolas"/>
-            <w:noProof/>
-            <w:shd w:val="clear" w:color="auto" w:fill="EEF4F2"/>
-          </w:rPr>
-          <w:t>assets/css/styles.css</w:t>
-        </w:r>
-        <w:r>
-          <w:rPr>
-            <w:rStyle w:val="Hyperlink"/>
-            <w:noProof/>
-          </w:rPr>
-          <w:t>.</w:t>
+          <w:t>WAARSCHUWING BIJ OPENEN ALS LOS BESTAND</w:t>
         </w:r>
         <w:r>
           <w:rPr>
@@ -2747,7 +2731,7 @@
             <w:noProof/>
             <w:webHidden/>
           </w:rPr>
-          <w:instrText xml:space="preserve"> PAGEREF _Toc242435885 \h </w:instrText>
+          <w:instrText xml:space="preserve"> PAGEREF _Toc242437662 \h </w:instrText>
         </w:r>
         <w:r>
           <w:rPr>
@@ -2780,9 +2764,9 @@
     </w:p>
     <w:p>
       <w:pPr>
-        <w:pStyle w:val="Inhopg2"/>
+        <w:pStyle w:val="Inhopg1"/>
         <w:tabs>
-          <w:tab w:val="left" w:pos="960"/>
+          <w:tab w:val="left" w:pos="720"/>
           <w:tab w:val="right" w:leader="dot" w:pos="9628"/>
         </w:tabs>
         <w:rPr>
@@ -2794,13 +2778,13 @@
           <w:lang w:eastAsia="nl-NL"/>
         </w:rPr>
       </w:pPr>
-      <w:hyperlink w:anchor="_Toc242435886" w:history="1">
+      <w:hyperlink w:anchor="_Toc242437663" w:history="1">
         <w:r>
           <w:rPr>
             <w:rStyle w:val="Hyperlink"/>
             <w:noProof/>
           </w:rPr>
-          <w:t>6.1</w:t>
+          <w:t>6.</w:t>
         </w:r>
         <w:r>
           <w:rPr>
@@ -2818,7 +2802,23 @@
             <w:rStyle w:val="Hyperlink"/>
             <w:noProof/>
           </w:rPr>
-          <w:t>CSS-VARIABELEN</w:t>
+          <w:t xml:space="preserve">UITLEG VAN </w:t>
+        </w:r>
+        <w:r>
+          <w:rPr>
+            <w:rStyle w:val="Hyperlink"/>
+            <w:rFonts w:ascii="Consolas" w:hAnsi="Consolas" w:cs="Consolas"/>
+            <w:noProof/>
+            <w:shd w:val="clear" w:color="auto" w:fill="EEF4F2"/>
+          </w:rPr>
+          <w:t>assets/css/styles.css</w:t>
+        </w:r>
+        <w:r>
+          <w:rPr>
+            <w:rStyle w:val="Hyperlink"/>
+            <w:noProof/>
+          </w:rPr>
+          <w:t>.</w:t>
         </w:r>
         <w:r>
           <w:rPr>
@@ -2839,7 +2839,7 @@
             <w:noProof/>
             <w:webHidden/>
           </w:rPr>
-          <w:instrText xml:space="preserve"> PAGEREF _Toc242435886 \h </w:instrText>
+          <w:instrText xml:space="preserve"> PAGEREF _Toc242437663 \h </w:instrText>
         </w:r>
         <w:r>
           <w:rPr>
@@ -2859,7 +2859,7 @@
             <w:noProof/>
             <w:webHidden/>
           </w:rPr>
-          <w:t>16</w:t>
+          <w:t>17</w:t>
         </w:r>
         <w:r>
           <w:rPr>
@@ -2886,13 +2886,13 @@
           <w:lang w:eastAsia="nl-NL"/>
         </w:rPr>
       </w:pPr>
-      <w:hyperlink w:anchor="_Toc242435887" w:history="1">
+      <w:hyperlink w:anchor="_Toc242437664" w:history="1">
         <w:r>
           <w:rPr>
             <w:rStyle w:val="Hyperlink"/>
             <w:noProof/>
           </w:rPr>
-          <w:t>6.2</w:t>
+          <w:t>6.1</w:t>
         </w:r>
         <w:r>
           <w:rPr>
@@ -2910,7 +2910,7 @@
             <w:rStyle w:val="Hyperlink"/>
             <w:noProof/>
           </w:rPr>
-          <w:t>LAYOUT</w:t>
+          <w:t>CSS-VARIABELEN</w:t>
         </w:r>
         <w:r>
           <w:rPr>
@@ -2931,7 +2931,7 @@
             <w:noProof/>
             <w:webHidden/>
           </w:rPr>
-          <w:instrText xml:space="preserve"> PAGEREF _Toc242435887 \h </w:instrText>
+          <w:instrText xml:space="preserve"> PAGEREF _Toc242437664 \h </w:instrText>
         </w:r>
         <w:r>
           <w:rPr>
@@ -2951,7 +2951,7 @@
             <w:noProof/>
             <w:webHidden/>
           </w:rPr>
-          <w:t>16</w:t>
+          <w:t>17</w:t>
         </w:r>
         <w:r>
           <w:rPr>
@@ -2978,13 +2978,13 @@
           <w:lang w:eastAsia="nl-NL"/>
         </w:rPr>
       </w:pPr>
-      <w:hyperlink w:anchor="_Toc242435888" w:history="1">
+      <w:hyperlink w:anchor="_Toc242437665" w:history="1">
         <w:r>
           <w:rPr>
             <w:rStyle w:val="Hyperlink"/>
             <w:noProof/>
           </w:rPr>
-          <w:t>6.3</w:t>
+          <w:t>6.2</w:t>
         </w:r>
         <w:r>
           <w:rPr>
@@ -3002,7 +3002,7 @@
             <w:rStyle w:val="Hyperlink"/>
             <w:noProof/>
           </w:rPr>
-          <w:t>COMPONENTEN</w:t>
+          <w:t>LAYOUT</w:t>
         </w:r>
         <w:r>
           <w:rPr>
@@ -3023,7 +3023,7 @@
             <w:noProof/>
             <w:webHidden/>
           </w:rPr>
-          <w:instrText xml:space="preserve"> PAGEREF _Toc242435888 \h </w:instrText>
+          <w:instrText xml:space="preserve"> PAGEREF _Toc242437665 \h </w:instrText>
         </w:r>
         <w:r>
           <w:rPr>
@@ -3056,9 +3056,9 @@
     </w:p>
     <w:p>
       <w:pPr>
-        <w:pStyle w:val="Inhopg1"/>
+        <w:pStyle w:val="Inhopg2"/>
         <w:tabs>
-          <w:tab w:val="left" w:pos="720"/>
+          <w:tab w:val="left" w:pos="960"/>
           <w:tab w:val="right" w:leader="dot" w:pos="9628"/>
         </w:tabs>
         <w:rPr>
@@ -3070,13 +3070,13 @@
           <w:lang w:eastAsia="nl-NL"/>
         </w:rPr>
       </w:pPr>
-      <w:hyperlink w:anchor="_Toc242435889" w:history="1">
+      <w:hyperlink w:anchor="_Toc242437666" w:history="1">
         <w:r>
           <w:rPr>
             <w:rStyle w:val="Hyperlink"/>
             <w:noProof/>
           </w:rPr>
-          <w:t>7.</w:t>
+          <w:t>6.3</w:t>
         </w:r>
         <w:r>
           <w:rPr>
@@ -3094,23 +3094,7 @@
             <w:rStyle w:val="Hyperlink"/>
             <w:noProof/>
           </w:rPr>
-          <w:t>UITLEG VAN DE JAVASCRIPT (</w:t>
-        </w:r>
-        <w:r>
-          <w:rPr>
-            <w:rStyle w:val="Hyperlink"/>
-            <w:rFonts w:ascii="Consolas" w:hAnsi="Consolas" w:cs="Consolas"/>
-            <w:noProof/>
-            <w:shd w:val="clear" w:color="auto" w:fill="EEF4F2"/>
-          </w:rPr>
-          <w:t>assets/js/</w:t>
-        </w:r>
-        <w:r>
-          <w:rPr>
-            <w:rStyle w:val="Hyperlink"/>
-            <w:noProof/>
-          </w:rPr>
-          <w:t>).</w:t>
+          <w:t>COMPONENTEN</w:t>
         </w:r>
         <w:r>
           <w:rPr>
@@ -3131,7 +3115,7 @@
             <w:noProof/>
             <w:webHidden/>
           </w:rPr>
-          <w:instrText xml:space="preserve"> PAGEREF _Toc242435889 \h </w:instrText>
+          <w:instrText xml:space="preserve"> PAGEREF _Toc242437666 \h </w:instrText>
         </w:r>
         <w:r>
           <w:rPr>
@@ -3164,9 +3148,9 @@
     </w:p>
     <w:p>
       <w:pPr>
-        <w:pStyle w:val="Inhopg2"/>
+        <w:pStyle w:val="Inhopg1"/>
         <w:tabs>
-          <w:tab w:val="left" w:pos="960"/>
+          <w:tab w:val="left" w:pos="720"/>
           <w:tab w:val="right" w:leader="dot" w:pos="9628"/>
         </w:tabs>
         <w:rPr>
@@ -3178,13 +3162,13 @@
           <w:lang w:eastAsia="nl-NL"/>
         </w:rPr>
       </w:pPr>
-      <w:hyperlink w:anchor="_Toc242435890" w:history="1">
+      <w:hyperlink w:anchor="_Toc242437667" w:history="1">
         <w:r>
           <w:rPr>
             <w:rStyle w:val="Hyperlink"/>
             <w:noProof/>
           </w:rPr>
-          <w:t>7.1</w:t>
+          <w:t>7.</w:t>
         </w:r>
         <w:r>
           <w:rPr>
@@ -3202,7 +3186,23 @@
             <w:rStyle w:val="Hyperlink"/>
             <w:noProof/>
           </w:rPr>
-          <w:t>OPSLAG EN VOORBEELDDATA</w:t>
+          <w:t>UITLEG VAN DE JAVASCRIPT (</w:t>
+        </w:r>
+        <w:r>
+          <w:rPr>
+            <w:rStyle w:val="Hyperlink"/>
+            <w:rFonts w:ascii="Consolas" w:hAnsi="Consolas" w:cs="Consolas"/>
+            <w:noProof/>
+            <w:shd w:val="clear" w:color="auto" w:fill="EEF4F2"/>
+          </w:rPr>
+          <w:t>assets/js/</w:t>
+        </w:r>
+        <w:r>
+          <w:rPr>
+            <w:rStyle w:val="Hyperlink"/>
+            <w:noProof/>
+          </w:rPr>
+          <w:t>).</w:t>
         </w:r>
         <w:r>
           <w:rPr>
@@ -3223,7 +3223,7 @@
             <w:noProof/>
             <w:webHidden/>
           </w:rPr>
-          <w:instrText xml:space="preserve"> PAGEREF _Toc242435890 \h </w:instrText>
+          <w:instrText xml:space="preserve"> PAGEREF _Toc242437667 \h </w:instrText>
         </w:r>
         <w:r>
           <w:rPr>
@@ -3243,7 +3243,7 @@
             <w:noProof/>
             <w:webHidden/>
           </w:rPr>
-          <w:t>18</w:t>
+          <w:t>19</w:t>
         </w:r>
         <w:r>
           <w:rPr>
@@ -3270,13 +3270,13 @@
           <w:lang w:eastAsia="nl-NL"/>
         </w:rPr>
       </w:pPr>
-      <w:hyperlink w:anchor="_Toc242435891" w:history="1">
+      <w:hyperlink w:anchor="_Toc242437668" w:history="1">
         <w:r>
           <w:rPr>
             <w:rStyle w:val="Hyperlink"/>
             <w:noProof/>
           </w:rPr>
-          <w:t>7.2</w:t>
+          <w:t>7.1</w:t>
         </w:r>
         <w:r>
           <w:rPr>
@@ -3294,7 +3294,7 @@
             <w:rStyle w:val="Hyperlink"/>
             <w:noProof/>
           </w:rPr>
-          <w:t>OBJECTGEORIËNTEERDE STRUCTUUR</w:t>
+          <w:t>OPSLAG EN VOORBEELDDATA</w:t>
         </w:r>
         <w:r>
           <w:rPr>
@@ -3315,7 +3315,7 @@
             <w:noProof/>
             <w:webHidden/>
           </w:rPr>
-          <w:instrText xml:space="preserve"> PAGEREF _Toc242435891 \h </w:instrText>
+          <w:instrText xml:space="preserve"> PAGEREF _Toc242437668 \h </w:instrText>
         </w:r>
         <w:r>
           <w:rPr>
@@ -3362,13 +3362,13 @@
           <w:lang w:eastAsia="nl-NL"/>
         </w:rPr>
       </w:pPr>
-      <w:hyperlink w:anchor="_Toc242435892" w:history="1">
+      <w:hyperlink w:anchor="_Toc242437669" w:history="1">
         <w:r>
           <w:rPr>
             <w:rStyle w:val="Hyperlink"/>
             <w:noProof/>
           </w:rPr>
-          <w:t>7.3</w:t>
+          <w:t>7.2</w:t>
         </w:r>
         <w:r>
           <w:rPr>
@@ -3384,11 +3384,9 @@
         <w:r>
           <w:rPr>
             <w:rStyle w:val="Hyperlink"/>
-            <w:rFonts w:ascii="Consolas" w:hAnsi="Consolas" w:cs="Consolas"/>
-            <w:noProof/>
-            <w:shd w:val="clear" w:color="auto" w:fill="EEF4F2"/>
-          </w:rPr>
-          <w:t>renderEmployees</w:t>
+            <w:noProof/>
+          </w:rPr>
+          <w:t>OBJECTGEORIËNTEERDE STRUCTUUR</w:t>
         </w:r>
         <w:r>
           <w:rPr>
@@ -3409,7 +3407,7 @@
             <w:noProof/>
             <w:webHidden/>
           </w:rPr>
-          <w:instrText xml:space="preserve"> PAGEREF _Toc242435892 \h </w:instrText>
+          <w:instrText xml:space="preserve"> PAGEREF _Toc242437669 \h </w:instrText>
         </w:r>
         <w:r>
           <w:rPr>
@@ -3429,7 +3427,7 @@
             <w:noProof/>
             <w:webHidden/>
           </w:rPr>
-          <w:t>22</w:t>
+          <w:t>20</w:t>
         </w:r>
         <w:r>
           <w:rPr>
@@ -3456,13 +3454,13 @@
           <w:lang w:eastAsia="nl-NL"/>
         </w:rPr>
       </w:pPr>
-      <w:hyperlink w:anchor="_Toc242435893" w:history="1">
+      <w:hyperlink w:anchor="_Toc242437670" w:history="1">
         <w:r>
           <w:rPr>
             <w:rStyle w:val="Hyperlink"/>
             <w:noProof/>
           </w:rPr>
-          <w:t>7.4</w:t>
+          <w:t>7.3</w:t>
         </w:r>
         <w:r>
           <w:rPr>
@@ -3482,7 +3480,7 @@
             <w:noProof/>
             <w:shd w:val="clear" w:color="auto" w:fill="EEF4F2"/>
           </w:rPr>
-          <w:t>renderStats</w:t>
+          <w:t>renderEmployees</w:t>
         </w:r>
         <w:r>
           <w:rPr>
@@ -3503,7 +3501,7 @@
             <w:noProof/>
             <w:webHidden/>
           </w:rPr>
-          <w:instrText xml:space="preserve"> PAGEREF _Toc242435893 \h </w:instrText>
+          <w:instrText xml:space="preserve"> PAGEREF _Toc242437670 \h </w:instrText>
         </w:r>
         <w:r>
           <w:rPr>
@@ -3523,7 +3521,7 @@
             <w:noProof/>
             <w:webHidden/>
           </w:rPr>
-          <w:t>22</w:t>
+          <w:t>24</w:t>
         </w:r>
         <w:r>
           <w:rPr>
@@ -3550,13 +3548,13 @@
           <w:lang w:eastAsia="nl-NL"/>
         </w:rPr>
       </w:pPr>
-      <w:hyperlink w:anchor="_Toc242435894" w:history="1">
+      <w:hyperlink w:anchor="_Toc242437671" w:history="1">
         <w:r>
           <w:rPr>
             <w:rStyle w:val="Hyperlink"/>
             <w:noProof/>
           </w:rPr>
-          <w:t>7.5</w:t>
+          <w:t>7.4</w:t>
         </w:r>
         <w:r>
           <w:rPr>
@@ -3576,7 +3574,7 @@
             <w:noProof/>
             <w:shd w:val="clear" w:color="auto" w:fill="EEF4F2"/>
           </w:rPr>
-          <w:t>registerSelectedProducts</w:t>
+          <w:t>renderStats</w:t>
         </w:r>
         <w:r>
           <w:rPr>
@@ -3597,7 +3595,7 @@
             <w:noProof/>
             <w:webHidden/>
           </w:rPr>
-          <w:instrText xml:space="preserve"> PAGEREF _Toc242435894 \h </w:instrText>
+          <w:instrText xml:space="preserve"> PAGEREF _Toc242437671 \h </w:instrText>
         </w:r>
         <w:r>
           <w:rPr>
@@ -3617,7 +3615,7 @@
             <w:noProof/>
             <w:webHidden/>
           </w:rPr>
-          <w:t>23</w:t>
+          <w:t>24</w:t>
         </w:r>
         <w:r>
           <w:rPr>
@@ -3644,13 +3642,13 @@
           <w:lang w:eastAsia="nl-NL"/>
         </w:rPr>
       </w:pPr>
-      <w:hyperlink w:anchor="_Toc242435895" w:history="1">
+      <w:hyperlink w:anchor="_Toc242437672" w:history="1">
         <w:r>
           <w:rPr>
             <w:rStyle w:val="Hyperlink"/>
             <w:noProof/>
           </w:rPr>
-          <w:t>7.6</w:t>
+          <w:t>7.5</w:t>
         </w:r>
         <w:r>
           <w:rPr>
@@ -3670,7 +3668,7 @@
             <w:noProof/>
             <w:shd w:val="clear" w:color="auto" w:fill="EEF4F2"/>
           </w:rPr>
-          <w:t>renderAll</w:t>
+          <w:t>registerSelectedProducts</w:t>
         </w:r>
         <w:r>
           <w:rPr>
@@ -3691,7 +3689,7 @@
             <w:noProof/>
             <w:webHidden/>
           </w:rPr>
-          <w:instrText xml:space="preserve"> PAGEREF _Toc242435895 \h </w:instrText>
+          <w:instrText xml:space="preserve"> PAGEREF _Toc242437672 \h </w:instrText>
         </w:r>
         <w:r>
           <w:rPr>
@@ -3711,7 +3709,7 @@
             <w:noProof/>
             <w:webHidden/>
           </w:rPr>
-          <w:t>23</w:t>
+          <w:t>24</w:t>
         </w:r>
         <w:r>
           <w:rPr>
@@ -3738,13 +3736,13 @@
           <w:lang w:eastAsia="nl-NL"/>
         </w:rPr>
       </w:pPr>
-      <w:hyperlink w:anchor="_Toc242435896" w:history="1">
+      <w:hyperlink w:anchor="_Toc242437673" w:history="1">
         <w:r>
           <w:rPr>
             <w:rStyle w:val="Hyperlink"/>
             <w:noProof/>
           </w:rPr>
-          <w:t>7.7</w:t>
+          <w:t>7.6</w:t>
         </w:r>
         <w:r>
           <w:rPr>
@@ -3764,7 +3762,7 @@
             <w:noProof/>
             <w:shd w:val="clear" w:color="auto" w:fill="EEF4F2"/>
           </w:rPr>
-          <w:t>renderEmployeeProducts</w:t>
+          <w:t>renderAll</w:t>
         </w:r>
         <w:r>
           <w:rPr>
@@ -3785,7 +3783,7 @@
             <w:noProof/>
             <w:webHidden/>
           </w:rPr>
-          <w:instrText xml:space="preserve"> PAGEREF _Toc242435896 \h </w:instrText>
+          <w:instrText xml:space="preserve"> PAGEREF _Toc242437673 \h </w:instrText>
         </w:r>
         <w:r>
           <w:rPr>
@@ -3805,7 +3803,7 @@
             <w:noProof/>
             <w:webHidden/>
           </w:rPr>
-          <w:t>23</w:t>
+          <w:t>24</w:t>
         </w:r>
         <w:r>
           <w:rPr>
@@ -3832,13 +3830,13 @@
           <w:lang w:eastAsia="nl-NL"/>
         </w:rPr>
       </w:pPr>
-      <w:hyperlink w:anchor="_Toc242435897" w:history="1">
+      <w:hyperlink w:anchor="_Toc242437674" w:history="1">
         <w:r>
           <w:rPr>
             <w:rStyle w:val="Hyperlink"/>
             <w:noProof/>
           </w:rPr>
-          <w:t>7.8</w:t>
+          <w:t>7.7</w:t>
         </w:r>
         <w:r>
           <w:rPr>
@@ -3858,7 +3856,7 @@
             <w:noProof/>
             <w:shd w:val="clear" w:color="auto" w:fill="EEF4F2"/>
           </w:rPr>
-          <w:t>showToast</w:t>
+          <w:t>renderEmployeeProducts</w:t>
         </w:r>
         <w:r>
           <w:rPr>
@@ -3879,7 +3877,7 @@
             <w:noProof/>
             <w:webHidden/>
           </w:rPr>
-          <w:instrText xml:space="preserve"> PAGEREF _Toc242435897 \h </w:instrText>
+          <w:instrText xml:space="preserve"> PAGEREF _Toc242437674 \h </w:instrText>
         </w:r>
         <w:r>
           <w:rPr>
@@ -3899,7 +3897,7 @@
             <w:noProof/>
             <w:webHidden/>
           </w:rPr>
-          <w:t>23</w:t>
+          <w:t>24</w:t>
         </w:r>
         <w:r>
           <w:rPr>
@@ -3926,13 +3924,13 @@
           <w:lang w:eastAsia="nl-NL"/>
         </w:rPr>
       </w:pPr>
-      <w:hyperlink w:anchor="_Toc242435898" w:history="1">
+      <w:hyperlink w:anchor="_Toc242437675" w:history="1">
         <w:r>
           <w:rPr>
             <w:rStyle w:val="Hyperlink"/>
             <w:noProof/>
           </w:rPr>
-          <w:t>7.9</w:t>
+          <w:t>7.8</w:t>
         </w:r>
         <w:r>
           <w:rPr>
@@ -3948,9 +3946,11 @@
         <w:r>
           <w:rPr>
             <w:rStyle w:val="Hyperlink"/>
-            <w:noProof/>
-          </w:rPr>
-          <w:t>OPSLAGFOUTEN EN TERUGDRAAIEN</w:t>
+            <w:rFonts w:ascii="Consolas" w:hAnsi="Consolas" w:cs="Consolas"/>
+            <w:noProof/>
+            <w:shd w:val="clear" w:color="auto" w:fill="EEF4F2"/>
+          </w:rPr>
+          <w:t>showToast</w:t>
         </w:r>
         <w:r>
           <w:rPr>
@@ -3971,7 +3971,7 @@
             <w:noProof/>
             <w:webHidden/>
           </w:rPr>
-          <w:instrText xml:space="preserve"> PAGEREF _Toc242435898 \h </w:instrText>
+          <w:instrText xml:space="preserve"> PAGEREF _Toc242437675 \h </w:instrText>
         </w:r>
         <w:r>
           <w:rPr>
@@ -3991,7 +3991,7 @@
             <w:noProof/>
             <w:webHidden/>
           </w:rPr>
-          <w:t>23</w:t>
+          <w:t>25</w:t>
         </w:r>
         <w:r>
           <w:rPr>
@@ -4018,13 +4018,13 @@
           <w:lang w:eastAsia="nl-NL"/>
         </w:rPr>
       </w:pPr>
-      <w:hyperlink w:anchor="_Toc242435899" w:history="1">
+      <w:hyperlink w:anchor="_Toc242437676" w:history="1">
         <w:r>
           <w:rPr>
             <w:rStyle w:val="Hyperlink"/>
             <w:noProof/>
           </w:rPr>
-          <w:t>7.10</w:t>
+          <w:t>7.9</w:t>
         </w:r>
         <w:r>
           <w:rPr>
@@ -4042,7 +4042,7 @@
             <w:rStyle w:val="Hyperlink"/>
             <w:noProof/>
           </w:rPr>
-          <w:t>ADMINFUNCTIES</w:t>
+          <w:t>OPSLAGFOUTEN EN TERUGDRAAIEN</w:t>
         </w:r>
         <w:r>
           <w:rPr>
@@ -4063,7 +4063,7 @@
             <w:noProof/>
             <w:webHidden/>
           </w:rPr>
-          <w:instrText xml:space="preserve"> PAGEREF _Toc242435899 \h </w:instrText>
+          <w:instrText xml:space="preserve"> PAGEREF _Toc242437676 \h </w:instrText>
         </w:r>
         <w:r>
           <w:rPr>
@@ -4083,7 +4083,7 @@
             <w:noProof/>
             <w:webHidden/>
           </w:rPr>
-          <w:t>23</w:t>
+          <w:t>25</w:t>
         </w:r>
         <w:r>
           <w:rPr>
@@ -4110,13 +4110,13 @@
           <w:lang w:eastAsia="nl-NL"/>
         </w:rPr>
       </w:pPr>
-      <w:hyperlink w:anchor="_Toc242435900" w:history="1">
+      <w:hyperlink w:anchor="_Toc242437677" w:history="1">
         <w:r>
           <w:rPr>
             <w:rStyle w:val="Hyperlink"/>
             <w:noProof/>
           </w:rPr>
-          <w:t>7.11</w:t>
+          <w:t>7.10</w:t>
         </w:r>
         <w:r>
           <w:rPr>
@@ -4134,39 +4134,7 @@
             <w:rStyle w:val="Hyperlink"/>
             <w:noProof/>
           </w:rPr>
-          <w:t xml:space="preserve">CSV-EXPORT (CLASS </w:t>
-        </w:r>
-        <w:r>
-          <w:rPr>
-            <w:rStyle w:val="Hyperlink"/>
-            <w:rFonts w:ascii="Consolas" w:hAnsi="Consolas" w:cs="Consolas"/>
-            <w:noProof/>
-            <w:shd w:val="clear" w:color="auto" w:fill="EEF4F2"/>
-          </w:rPr>
-          <w:t>CsvExport</w:t>
-        </w:r>
-        <w:r>
-          <w:rPr>
-            <w:rStyle w:val="Hyperlink"/>
-            <w:noProof/>
-          </w:rPr>
-          <w:t xml:space="preserve"> IN </w:t>
-        </w:r>
-        <w:r>
-          <w:rPr>
-            <w:rStyle w:val="Hyperlink"/>
-            <w:rFonts w:ascii="Consolas" w:hAnsi="Consolas" w:cs="Consolas"/>
-            <w:noProof/>
-            <w:shd w:val="clear" w:color="auto" w:fill="EEF4F2"/>
-          </w:rPr>
-          <w:t>csvExport.js</w:t>
-        </w:r>
-        <w:r>
-          <w:rPr>
-            <w:rStyle w:val="Hyperlink"/>
-            <w:noProof/>
-          </w:rPr>
-          <w:t>)</w:t>
+          <w:t>ADMINFUNCTIES</w:t>
         </w:r>
         <w:r>
           <w:rPr>
@@ -4187,7 +4155,7 @@
             <w:noProof/>
             <w:webHidden/>
           </w:rPr>
-          <w:instrText xml:space="preserve"> PAGEREF _Toc242435900 \h </w:instrText>
+          <w:instrText xml:space="preserve"> PAGEREF _Toc242437677 \h </w:instrText>
         </w:r>
         <w:r>
           <w:rPr>
@@ -4207,7 +4175,7 @@
             <w:noProof/>
             <w:webHidden/>
           </w:rPr>
-          <w:t>24</w:t>
+          <w:t>25</w:t>
         </w:r>
         <w:r>
           <w:rPr>
@@ -4234,13 +4202,13 @@
           <w:lang w:eastAsia="nl-NL"/>
         </w:rPr>
       </w:pPr>
-      <w:hyperlink w:anchor="_Toc242435901" w:history="1">
+      <w:hyperlink w:anchor="_Toc242437678" w:history="1">
         <w:r>
           <w:rPr>
             <w:rStyle w:val="Hyperlink"/>
             <w:noProof/>
           </w:rPr>
-          <w:t>7.12</w:t>
+          <w:t>7.11</w:t>
         </w:r>
         <w:r>
           <w:rPr>
@@ -4258,7 +4226,39 @@
             <w:rStyle w:val="Hyperlink"/>
             <w:noProof/>
           </w:rPr>
-          <w:t>EVENT LISTENERS</w:t>
+          <w:t xml:space="preserve">CSV-EXPORT (CLASS </w:t>
+        </w:r>
+        <w:r>
+          <w:rPr>
+            <w:rStyle w:val="Hyperlink"/>
+            <w:rFonts w:ascii="Consolas" w:hAnsi="Consolas" w:cs="Consolas"/>
+            <w:noProof/>
+            <w:shd w:val="clear" w:color="auto" w:fill="EEF4F2"/>
+          </w:rPr>
+          <w:t>CsvExport</w:t>
+        </w:r>
+        <w:r>
+          <w:rPr>
+            <w:rStyle w:val="Hyperlink"/>
+            <w:noProof/>
+          </w:rPr>
+          <w:t xml:space="preserve"> IN </w:t>
+        </w:r>
+        <w:r>
+          <w:rPr>
+            <w:rStyle w:val="Hyperlink"/>
+            <w:rFonts w:ascii="Consolas" w:hAnsi="Consolas" w:cs="Consolas"/>
+            <w:noProof/>
+            <w:shd w:val="clear" w:color="auto" w:fill="EEF4F2"/>
+          </w:rPr>
+          <w:t>csvExport.js</w:t>
+        </w:r>
+        <w:r>
+          <w:rPr>
+            <w:rStyle w:val="Hyperlink"/>
+            <w:noProof/>
+          </w:rPr>
+          <w:t>)</w:t>
         </w:r>
         <w:r>
           <w:rPr>
@@ -4279,7 +4279,7 @@
             <w:noProof/>
             <w:webHidden/>
           </w:rPr>
-          <w:instrText xml:space="preserve"> PAGEREF _Toc242435901 \h </w:instrText>
+          <w:instrText xml:space="preserve"> PAGEREF _Toc242437678 \h </w:instrText>
         </w:r>
         <w:r>
           <w:rPr>
@@ -4299,7 +4299,7 @@
             <w:noProof/>
             <w:webHidden/>
           </w:rPr>
-          <w:t>24</w:t>
+          <w:t>25</w:t>
         </w:r>
         <w:r>
           <w:rPr>
@@ -4312,9 +4312,9 @@
     </w:p>
     <w:p>
       <w:pPr>
-        <w:pStyle w:val="Inhopg1"/>
+        <w:pStyle w:val="Inhopg2"/>
         <w:tabs>
-          <w:tab w:val="left" w:pos="720"/>
+          <w:tab w:val="left" w:pos="960"/>
           <w:tab w:val="right" w:leader="dot" w:pos="9628"/>
         </w:tabs>
         <w:rPr>
@@ -4326,13 +4326,13 @@
           <w:lang w:eastAsia="nl-NL"/>
         </w:rPr>
       </w:pPr>
-      <w:hyperlink w:anchor="_Toc242435902" w:history="1">
+      <w:hyperlink w:anchor="_Toc242437679" w:history="1">
         <w:r>
           <w:rPr>
             <w:rStyle w:val="Hyperlink"/>
             <w:noProof/>
           </w:rPr>
-          <w:t>8.</w:t>
+          <w:t>7.12</w:t>
         </w:r>
         <w:r>
           <w:rPr>
@@ -4350,7 +4350,7 @@
             <w:rStyle w:val="Hyperlink"/>
             <w:noProof/>
           </w:rPr>
-          <w:t>DATAMODEL EN KOPPELINGEN.</w:t>
+          <w:t>EVENT LISTENERS</w:t>
         </w:r>
         <w:r>
           <w:rPr>
@@ -4371,7 +4371,7 @@
             <w:noProof/>
             <w:webHidden/>
           </w:rPr>
-          <w:instrText xml:space="preserve"> PAGEREF _Toc242435902 \h </w:instrText>
+          <w:instrText xml:space="preserve"> PAGEREF _Toc242437679 \h </w:instrText>
         </w:r>
         <w:r>
           <w:rPr>
@@ -4404,9 +4404,9 @@
     </w:p>
     <w:p>
       <w:pPr>
-        <w:pStyle w:val="Inhopg2"/>
+        <w:pStyle w:val="Inhopg1"/>
         <w:tabs>
-          <w:tab w:val="left" w:pos="960"/>
+          <w:tab w:val="left" w:pos="720"/>
           <w:tab w:val="right" w:leader="dot" w:pos="9628"/>
         </w:tabs>
         <w:rPr>
@@ -4418,13 +4418,13 @@
           <w:lang w:eastAsia="nl-NL"/>
         </w:rPr>
       </w:pPr>
-      <w:hyperlink w:anchor="_Toc242435903" w:history="1">
+      <w:hyperlink w:anchor="_Toc242437680" w:history="1">
         <w:r>
           <w:rPr>
             <w:rStyle w:val="Hyperlink"/>
             <w:noProof/>
           </w:rPr>
-          <w:t>8.1</w:t>
+          <w:t>8.</w:t>
         </w:r>
         <w:r>
           <w:rPr>
@@ -4442,7 +4442,7 @@
             <w:rStyle w:val="Hyperlink"/>
             <w:noProof/>
           </w:rPr>
-          <w:t>BEDRIJVEN</w:t>
+          <w:t>DATAMODEL EN KOPPELINGEN.</w:t>
         </w:r>
         <w:r>
           <w:rPr>
@@ -4463,7 +4463,7 @@
             <w:noProof/>
             <w:webHidden/>
           </w:rPr>
-          <w:instrText xml:space="preserve"> PAGEREF _Toc242435903 \h </w:instrText>
+          <w:instrText xml:space="preserve"> PAGEREF _Toc242437680 \h </w:instrText>
         </w:r>
         <w:r>
           <w:rPr>
@@ -4483,7 +4483,7 @@
             <w:noProof/>
             <w:webHidden/>
           </w:rPr>
-          <w:t>26</w:t>
+          <w:t>27</w:t>
         </w:r>
         <w:r>
           <w:rPr>
@@ -4510,13 +4510,13 @@
           <w:lang w:eastAsia="nl-NL"/>
         </w:rPr>
       </w:pPr>
-      <w:hyperlink w:anchor="_Toc242435904" w:history="1">
+      <w:hyperlink w:anchor="_Toc242437681" w:history="1">
         <w:r>
           <w:rPr>
             <w:rStyle w:val="Hyperlink"/>
             <w:noProof/>
           </w:rPr>
-          <w:t>8.2</w:t>
+          <w:t>8.1</w:t>
         </w:r>
         <w:r>
           <w:rPr>
@@ -4534,7 +4534,7 @@
             <w:rStyle w:val="Hyperlink"/>
             <w:noProof/>
           </w:rPr>
-          <w:t>CONSUMPTIEPUNTEN</w:t>
+          <w:t>BEDRIJVEN</w:t>
         </w:r>
         <w:r>
           <w:rPr>
@@ -4555,7 +4555,7 @@
             <w:noProof/>
             <w:webHidden/>
           </w:rPr>
-          <w:instrText xml:space="preserve"> PAGEREF _Toc242435904 \h </w:instrText>
+          <w:instrText xml:space="preserve"> PAGEREF _Toc242437681 \h </w:instrText>
         </w:r>
         <w:r>
           <w:rPr>
@@ -4575,7 +4575,7 @@
             <w:noProof/>
             <w:webHidden/>
           </w:rPr>
-          <w:t>26</w:t>
+          <w:t>27</w:t>
         </w:r>
         <w:r>
           <w:rPr>
@@ -4602,13 +4602,13 @@
           <w:lang w:eastAsia="nl-NL"/>
         </w:rPr>
       </w:pPr>
-      <w:hyperlink w:anchor="_Toc242435905" w:history="1">
+      <w:hyperlink w:anchor="_Toc242437682" w:history="1">
         <w:r>
           <w:rPr>
             <w:rStyle w:val="Hyperlink"/>
             <w:noProof/>
           </w:rPr>
-          <w:t>8.3</w:t>
+          <w:t>8.2</w:t>
         </w:r>
         <w:r>
           <w:rPr>
@@ -4626,7 +4626,7 @@
             <w:rStyle w:val="Hyperlink"/>
             <w:noProof/>
           </w:rPr>
-          <w:t>MEDEWERKERS</w:t>
+          <w:t>CONSUMPTIEPUNTEN</w:t>
         </w:r>
         <w:r>
           <w:rPr>
@@ -4647,7 +4647,7 @@
             <w:noProof/>
             <w:webHidden/>
           </w:rPr>
-          <w:instrText xml:space="preserve"> PAGEREF _Toc242435905 \h </w:instrText>
+          <w:instrText xml:space="preserve"> PAGEREF _Toc242437682 \h </w:instrText>
         </w:r>
         <w:r>
           <w:rPr>
@@ -4667,7 +4667,7 @@
             <w:noProof/>
             <w:webHidden/>
           </w:rPr>
-          <w:t>26</w:t>
+          <w:t>27</w:t>
         </w:r>
         <w:r>
           <w:rPr>
@@ -4694,13 +4694,13 @@
           <w:lang w:eastAsia="nl-NL"/>
         </w:rPr>
       </w:pPr>
-      <w:hyperlink w:anchor="_Toc242435906" w:history="1">
+      <w:hyperlink w:anchor="_Toc242437683" w:history="1">
         <w:r>
           <w:rPr>
             <w:rStyle w:val="Hyperlink"/>
             <w:noProof/>
           </w:rPr>
-          <w:t>8.4</w:t>
+          <w:t>8.3</w:t>
         </w:r>
         <w:r>
           <w:rPr>
@@ -4718,7 +4718,7 @@
             <w:rStyle w:val="Hyperlink"/>
             <w:noProof/>
           </w:rPr>
-          <w:t>REGISTRATIES</w:t>
+          <w:t>MEDEWERKERS</w:t>
         </w:r>
         <w:r>
           <w:rPr>
@@ -4739,7 +4739,7 @@
             <w:noProof/>
             <w:webHidden/>
           </w:rPr>
-          <w:instrText xml:space="preserve"> PAGEREF _Toc242435906 \h </w:instrText>
+          <w:instrText xml:space="preserve"> PAGEREF _Toc242437683 \h </w:instrText>
         </w:r>
         <w:r>
           <w:rPr>
@@ -4759,7 +4759,7 @@
             <w:noProof/>
             <w:webHidden/>
           </w:rPr>
-          <w:t>26</w:t>
+          <w:t>27</w:t>
         </w:r>
         <w:r>
           <w:rPr>
@@ -4772,9 +4772,9 @@
     </w:p>
     <w:p>
       <w:pPr>
-        <w:pStyle w:val="Inhopg1"/>
+        <w:pStyle w:val="Inhopg2"/>
         <w:tabs>
-          <w:tab w:val="left" w:pos="720"/>
+          <w:tab w:val="left" w:pos="960"/>
           <w:tab w:val="right" w:leader="dot" w:pos="9628"/>
         </w:tabs>
         <w:rPr>
@@ -4786,13 +4786,13 @@
           <w:lang w:eastAsia="nl-NL"/>
         </w:rPr>
       </w:pPr>
-      <w:hyperlink w:anchor="_Toc242435907" w:history="1">
+      <w:hyperlink w:anchor="_Toc242437684" w:history="1">
         <w:r>
           <w:rPr>
             <w:rStyle w:val="Hyperlink"/>
             <w:noProof/>
           </w:rPr>
-          <w:t>9.</w:t>
+          <w:t>8.4</w:t>
         </w:r>
         <w:r>
           <w:rPr>
@@ -4810,7 +4810,7 @@
             <w:rStyle w:val="Hyperlink"/>
             <w:noProof/>
           </w:rPr>
-          <w:t>BELANGRIJKE DEMO-BEPERKINGEN.</w:t>
+          <w:t>REGISTRATIES</w:t>
         </w:r>
         <w:r>
           <w:rPr>
@@ -4831,7 +4831,7 @@
             <w:noProof/>
             <w:webHidden/>
           </w:rPr>
-          <w:instrText xml:space="preserve"> PAGEREF _Toc242435907 \h </w:instrText>
+          <w:instrText xml:space="preserve"> PAGEREF _Toc242437684 \h </w:instrText>
         </w:r>
         <w:r>
           <w:rPr>
@@ -4851,7 +4851,7 @@
             <w:noProof/>
             <w:webHidden/>
           </w:rPr>
-          <w:t>28</w:t>
+          <w:t>27</w:t>
         </w:r>
         <w:r>
           <w:rPr>
@@ -4878,13 +4878,13 @@
           <w:lang w:eastAsia="nl-NL"/>
         </w:rPr>
       </w:pPr>
-      <w:hyperlink w:anchor="_Toc242435908" w:history="1">
+      <w:hyperlink w:anchor="_Toc242437685" w:history="1">
         <w:r>
           <w:rPr>
             <w:rStyle w:val="Hyperlink"/>
             <w:noProof/>
           </w:rPr>
-          <w:t>10.</w:t>
+          <w:t>9.</w:t>
         </w:r>
         <w:r>
           <w:rPr>
@@ -4902,7 +4902,7 @@
             <w:rStyle w:val="Hyperlink"/>
             <w:noProof/>
           </w:rPr>
-          <w:t>CODE UITLEGGEN TIJDENS EEN PRESENTATIE.</w:t>
+          <w:t>BELANGRIJKE DEMO-BEPERKINGEN.</w:t>
         </w:r>
         <w:r>
           <w:rPr>
@@ -4923,7 +4923,7 @@
             <w:noProof/>
             <w:webHidden/>
           </w:rPr>
-          <w:instrText xml:space="preserve"> PAGEREF _Toc242435908 \h </w:instrText>
+          <w:instrText xml:space="preserve"> PAGEREF _Toc242437685 \h </w:instrText>
         </w:r>
         <w:r>
           <w:rPr>
@@ -4970,13 +4970,13 @@
           <w:lang w:eastAsia="nl-NL"/>
         </w:rPr>
       </w:pPr>
-      <w:hyperlink w:anchor="_Toc242435909" w:history="1">
+      <w:hyperlink w:anchor="_Toc242437686" w:history="1">
         <w:r>
           <w:rPr>
             <w:rStyle w:val="Hyperlink"/>
             <w:noProof/>
           </w:rPr>
-          <w:t>11.</w:t>
+          <w:t>10.</w:t>
         </w:r>
         <w:r>
           <w:rPr>
@@ -4994,6 +4994,98 @@
             <w:rStyle w:val="Hyperlink"/>
             <w:noProof/>
           </w:rPr>
+          <w:t>CODE UITLEGGEN TIJDENS EEN PRESENTATIE.</w:t>
+        </w:r>
+        <w:r>
+          <w:rPr>
+            <w:noProof/>
+            <w:webHidden/>
+          </w:rPr>
+          <w:tab/>
+        </w:r>
+        <w:r>
+          <w:rPr>
+            <w:noProof/>
+            <w:webHidden/>
+          </w:rPr>
+          <w:fldChar w:fldCharType="begin"/>
+        </w:r>
+        <w:r>
+          <w:rPr>
+            <w:noProof/>
+            <w:webHidden/>
+          </w:rPr>
+          <w:instrText xml:space="preserve"> PAGEREF _Toc242437686 \h </w:instrText>
+        </w:r>
+        <w:r>
+          <w:rPr>
+            <w:noProof/>
+            <w:webHidden/>
+          </w:rPr>
+        </w:r>
+        <w:r>
+          <w:rPr>
+            <w:noProof/>
+            <w:webHidden/>
+          </w:rPr>
+          <w:fldChar w:fldCharType="separate"/>
+        </w:r>
+        <w:r>
+          <w:rPr>
+            <w:noProof/>
+            <w:webHidden/>
+          </w:rPr>
+          <w:t>30</w:t>
+        </w:r>
+        <w:r>
+          <w:rPr>
+            <w:noProof/>
+            <w:webHidden/>
+          </w:rPr>
+          <w:fldChar w:fldCharType="end"/>
+        </w:r>
+      </w:hyperlink>
+    </w:p>
+    <w:p>
+      <w:pPr>
+        <w:pStyle w:val="Inhopg1"/>
+        <w:tabs>
+          <w:tab w:val="left" w:pos="720"/>
+          <w:tab w:val="right" w:leader="dot" w:pos="9628"/>
+        </w:tabs>
+        <w:rPr>
+          <w:rFonts w:asciiTheme="minorHAnsi" w:eastAsiaTheme="minorEastAsia" w:hAnsiTheme="minorHAnsi"/>
+          <w:noProof/>
+          <w:color w:val="auto"/>
+          <w:sz w:val="24"/>
+          <w:szCs w:val="24"/>
+          <w:lang w:eastAsia="nl-NL"/>
+        </w:rPr>
+      </w:pPr>
+      <w:hyperlink w:anchor="_Toc242437687" w:history="1">
+        <w:r>
+          <w:rPr>
+            <w:rStyle w:val="Hyperlink"/>
+            <w:noProof/>
+          </w:rPr>
+          <w:t>11.</w:t>
+        </w:r>
+        <w:r>
+          <w:rPr>
+            <w:rFonts w:asciiTheme="minorHAnsi" w:eastAsiaTheme="minorEastAsia" w:hAnsiTheme="minorHAnsi"/>
+            <w:noProof/>
+            <w:color w:val="auto"/>
+            <w:sz w:val="24"/>
+            <w:szCs w:val="24"/>
+            <w:lang w:eastAsia="nl-NL"/>
+          </w:rPr>
+          <w:tab/>
+        </w:r>
+        <w:r>
+          <w:rPr>
+            <w:rStyle w:val="Hyperlink"/>
+            <w:noProof/>
+          </w:rPr>
           <w:t>MOGELIJKE VERVOLGSTAPPEN.</w:t>
         </w:r>
         <w:r>
@@ -5015,7 +5107,7 @@
             <w:noProof/>
             <w:webHidden/>
           </w:rPr>
-          <w:instrText xml:space="preserve"> PAGEREF _Toc242435909 \h </w:instrText>
+          <w:instrText xml:space="preserve"> PAGEREF _Toc242437687 \h </w:instrText>
         </w:r>
         <w:r>
           <w:rPr>
@@ -5035,7 +5127,7 @@
             <w:noProof/>
             <w:webHidden/>
           </w:rPr>
-          <w:t>30</w:t>
+          <w:t>31</w:t>
         </w:r>
         <w:r>
           <w:rPr>
@@ -5068,7 +5160,7 @@
         </w:numPr>
       </w:pPr>
       <w:bookmarkStart w:id="1" w:name="k1"/>
-      <w:bookmarkStart w:id="2" w:name="_Toc242435858"/>
+      <w:bookmarkStart w:id="2" w:name="_Toc242437635"/>
       <w:r>
         <w:t>DOEL VAN DE APPLICATIE.</w:t>
       </w:r>
@@ -5150,7 +5242,7 @@
         </w:numPr>
       </w:pPr>
       <w:bookmarkStart w:id="3" w:name="k2"/>
-      <w:bookmarkStart w:id="4" w:name="_Toc242435859"/>
+      <w:bookmarkStart w:id="4" w:name="_Toc242437636"/>
       <w:r>
         <w:t>BESTANDEN.</w:t>
       </w:r>
@@ -5384,7 +5476,7 @@
                 <w:sz w:val="16"/>
                 <w:szCs w:val="16"/>
               </w:rPr>
-              <w:t>Vaste waarden: opslagsleutel, kleuren, voorbeeldmedewerkers, standaardproducten, de 13 bedrijven, de tijden van zonsopkomst en zonsondergang en de instellingen van de demo gezichtsherkenning (</w:t>
+              <w:t>Vaste waarden: opslagsleutel, kleuren, voorbeeldmedewerkers, standaardproducten, de 13 bedrijven, de tijden van zonsopkomst en zonsondergang, de instellingen van de demo gezichtsherkenning (</w:t>
             </w:r>
             <w:r>
               <w:rPr>
@@ -5393,6 +5485,21 @@
                 <w:shd w:val="clear" w:color="auto" w:fill="EEF4F2"/>
               </w:rPr>
               <w:t>FACE_DEMO</w:t>
+            </w:r>
+            <w:r>
+              <w:rPr>
+                <w:sz w:val="16"/>
+                <w:szCs w:val="16"/>
+              </w:rPr>
+              <w:t>) en van de pasjeslezer (</w:t>
+            </w:r>
+            <w:r>
+              <w:rPr>
+                <w:rFonts w:ascii="Consolas" w:hAnsi="Consolas" w:cs="Consolas"/>
+                <w:sz w:val="14"/>
+                <w:shd w:val="clear" w:color="auto" w:fill="EEF4F2"/>
+              </w:rPr>
+              <w:t>BADGE_READER</w:t>
             </w:r>
             <w:r>
               <w:rPr>
@@ -5865,7 +5972,7 @@
                 <w:sz w:val="14"/>
                 <w:shd w:val="clear" w:color="auto" w:fill="EEF4F2"/>
               </w:rPr>
-              <w:t>assets/fonts/</w:t>
+              <w:t>assets/js/BadgeReader.js</w:t>
             </w:r>
           </w:p>
         </w:tc>
@@ -5882,7 +5989,7 @@
                 <w:sz w:val="16"/>
                 <w:szCs w:val="16"/>
               </w:rPr>
-              <w:t>De lettertypes DM Sans en Space Grotesk (woff2), zelf gehost in plaats van via Google Fonts. Licentie: SIL Open Font License 1.1 (</w:t>
+              <w:t xml:space="preserve">Class </w:t>
             </w:r>
             <w:r>
               <w:rPr>
@@ -5890,14 +5997,14 @@
                 <w:sz w:val="14"/>
                 <w:shd w:val="clear" w:color="auto" w:fill="EEF4F2"/>
               </w:rPr>
-              <w:t>LICENSE.txt</w:t>
+              <w:t>BadgeReader</w:t>
             </w:r>
             <w:r>
               <w:rPr>
                 <w:sz w:val="16"/>
                 <w:szCs w:val="16"/>
               </w:rPr>
-              <w:t>)</w:t>
+              <w:t>: herkennen met de pas via een USB-NFC-lezer die zich als toetsenbord gedraagt (zie 4.16)</w:t>
             </w:r>
           </w:p>
         </w:tc>
@@ -5920,7 +6027,7 @@
                 <w:sz w:val="14"/>
                 <w:shd w:val="clear" w:color="auto" w:fill="EEF4F2"/>
               </w:rPr>
-              <w:t>assets/vendor/face-api/</w:t>
+              <w:t>assets/fonts/</w:t>
             </w:r>
           </w:p>
         </w:tc>
@@ -5937,7 +6044,7 @@
                 <w:sz w:val="16"/>
                 <w:szCs w:val="16"/>
               </w:rPr>
-              <w:t>De bibliotheek face-api (</w:t>
+              <w:t>De lettertypes DM Sans en Space Grotesk (woff2), zelf gehost in plaats van via Google Fonts. Licentie: SIL Open Font License 1.1 (</w:t>
             </w:r>
             <w:r>
               <w:rPr>
@@ -5945,44 +6052,14 @@
                 <w:sz w:val="14"/>
                 <w:shd w:val="clear" w:color="auto" w:fill="EEF4F2"/>
               </w:rPr>
-              <w:t>face-api.esm.js</w:t>
+              <w:t>LICENSE.txt</w:t>
             </w:r>
             <w:r>
               <w:rPr>
                 <w:sz w:val="16"/>
                 <w:szCs w:val="16"/>
               </w:rPr>
-              <w:t>, versie 1.7.15) en de drie modellen voor de demo gezichtsherkenning, met de MIT-licentie (</w:t>
-            </w:r>
-            <w:r>
-              <w:rPr>
-                <w:rFonts w:ascii="Consolas" w:hAnsi="Consolas" w:cs="Consolas"/>
-                <w:sz w:val="14"/>
-                <w:shd w:val="clear" w:color="auto" w:fill="EEF4F2"/>
-              </w:rPr>
-              <w:t>LICENSE</w:t>
-            </w:r>
-            <w:r>
-              <w:rPr>
-                <w:sz w:val="16"/>
-                <w:szCs w:val="16"/>
-              </w:rPr>
-              <w:t xml:space="preserve">). Samen ongeveer 8 MB, waarvan 6,4 MB het herkenningsmodel. Wordt alleen geladen als iemand de demo gebruikt. </w:t>
-            </w:r>
-            <w:r>
-              <w:rPr>
-                <w:rFonts w:ascii="Consolas" w:hAnsi="Consolas" w:cs="Consolas"/>
-                <w:sz w:val="14"/>
-                <w:shd w:val="clear" w:color="auto" w:fill="EEF4F2"/>
-              </w:rPr>
-              <w:t>README.md</w:t>
-            </w:r>
-            <w:r>
-              <w:rPr>
-                <w:sz w:val="16"/>
-                <w:szCs w:val="16"/>
-              </w:rPr>
-              <w:t xml:space="preserve"> in deze map noemt de bron en een SHA-256-controlegetal per bestand</w:t>
+              <w:t>)</w:t>
             </w:r>
           </w:p>
         </w:tc>
@@ -6005,7 +6082,7 @@
                 <w:sz w:val="14"/>
                 <w:shd w:val="clear" w:color="auto" w:fill="EEF4F2"/>
               </w:rPr>
-              <w:t>archief/app.js</w:t>
+              <w:t>assets/vendor/face-api/</w:t>
             </w:r>
           </w:p>
         </w:tc>
@@ -6022,7 +6099,52 @@
                 <w:sz w:val="16"/>
                 <w:szCs w:val="16"/>
               </w:rPr>
-              <w:t>Back-up van de originele versie in één bestand; wordt niet meer geladen</w:t>
+              <w:t>De bibliotheek face-api (</w:t>
+            </w:r>
+            <w:r>
+              <w:rPr>
+                <w:rFonts w:ascii="Consolas" w:hAnsi="Consolas" w:cs="Consolas"/>
+                <w:sz w:val="14"/>
+                <w:shd w:val="clear" w:color="auto" w:fill="EEF4F2"/>
+              </w:rPr>
+              <w:t>face-api.esm.js</w:t>
+            </w:r>
+            <w:r>
+              <w:rPr>
+                <w:sz w:val="16"/>
+                <w:szCs w:val="16"/>
+              </w:rPr>
+              <w:t>, versie 1.7.15) en de drie modellen voor de demo gezichtsherkenning, met de MIT-licentie (</w:t>
+            </w:r>
+            <w:r>
+              <w:rPr>
+                <w:rFonts w:ascii="Consolas" w:hAnsi="Consolas" w:cs="Consolas"/>
+                <w:sz w:val="14"/>
+                <w:shd w:val="clear" w:color="auto" w:fill="EEF4F2"/>
+              </w:rPr>
+              <w:t>LICENSE</w:t>
+            </w:r>
+            <w:r>
+              <w:rPr>
+                <w:sz w:val="16"/>
+                <w:szCs w:val="16"/>
+              </w:rPr>
+              <w:t xml:space="preserve">). Samen ongeveer 8 MB, waarvan 6,4 MB het herkenningsmodel. Wordt alleen geladen als iemand de demo gebruikt. </w:t>
+            </w:r>
+            <w:r>
+              <w:rPr>
+                <w:rFonts w:ascii="Consolas" w:hAnsi="Consolas" w:cs="Consolas"/>
+                <w:sz w:val="14"/>
+                <w:shd w:val="clear" w:color="auto" w:fill="EEF4F2"/>
+              </w:rPr>
+              <w:t>README.md</w:t>
+            </w:r>
+            <w:r>
+              <w:rPr>
+                <w:sz w:val="16"/>
+                <w:szCs w:val="16"/>
+              </w:rPr>
+              <w:t xml:space="preserve"> in deze map noemt de bron en een SHA-256-controlegetal per bestand</w:t>
             </w:r>
           </w:p>
         </w:tc>
@@ -6045,7 +6167,7 @@
                 <w:sz w:val="14"/>
                 <w:shd w:val="clear" w:color="auto" w:fill="EEF4F2"/>
               </w:rPr>
-              <w:t>archief/app.test.js</w:t>
+              <w:t>archief/app.js</w:t>
             </w:r>
           </w:p>
         </w:tc>
@@ -6062,7 +6184,7 @@
                 <w:sz w:val="16"/>
                 <w:szCs w:val="16"/>
               </w:rPr>
-              <w:t>Back-up van de oude tests bij die versie; wordt niet meer uitgevoerd</w:t>
+              <w:t>Back-up van de originele versie in één bestand; wordt niet meer geladen</w:t>
             </w:r>
           </w:p>
         </w:tc>
@@ -6085,7 +6207,7 @@
                 <w:sz w:val="14"/>
                 <w:shd w:val="clear" w:color="auto" w:fill="EEF4F2"/>
               </w:rPr>
-              <w:t>README.md</w:t>
+              <w:t>archief/app.test.js</w:t>
             </w:r>
           </w:p>
         </w:tc>
@@ -6102,7 +6224,7 @@
                 <w:sz w:val="16"/>
                 <w:szCs w:val="16"/>
               </w:rPr>
-              <w:t>Korte startinformatie voor het project</w:t>
+              <w:t>Back-up van de oude tests bij die versie; wordt niet meer uitgevoerd</w:t>
             </w:r>
           </w:p>
         </w:tc>
@@ -6125,22 +6247,7 @@
                 <w:sz w:val="14"/>
                 <w:shd w:val="clear" w:color="auto" w:fill="EEF4F2"/>
               </w:rPr>
-              <w:t>tools/md-to-docx.cjs</w:t>
-            </w:r>
-            <w:r>
-              <w:rPr>
-                <w:sz w:val="16"/>
-                <w:szCs w:val="16"/>
-              </w:rPr>
-              <w:t xml:space="preserve"> en </w:t>
-            </w:r>
-            <w:r>
-              <w:rPr>
-                <w:rFonts w:ascii="Consolas" w:hAnsi="Consolas" w:cs="Consolas"/>
-                <w:sz w:val="14"/>
-                <w:shd w:val="clear" w:color="auto" w:fill="EEF4F2"/>
-              </w:rPr>
-              <w:t>tools/word-bijwerken.ps1</w:t>
+              <w:t>README.md</w:t>
             </w:r>
           </w:p>
         </w:tc>
@@ -6157,97 +6264,7 @@
                 <w:sz w:val="16"/>
                 <w:szCs w:val="16"/>
               </w:rPr>
-              <w:t xml:space="preserve">Maken van </w:t>
-            </w:r>
-            <w:r>
-              <w:rPr>
-                <w:rFonts w:ascii="Consolas" w:hAnsi="Consolas" w:cs="Consolas"/>
-                <w:sz w:val="14"/>
-                <w:shd w:val="clear" w:color="auto" w:fill="EEF4F2"/>
-              </w:rPr>
-              <w:t>docs/TO-BLIKJESREGISTRATIE.md</w:t>
-            </w:r>
-            <w:r>
-              <w:rPr>
-                <w:sz w:val="16"/>
-                <w:szCs w:val="16"/>
-              </w:rPr>
-              <w:t xml:space="preserve"> en </w:t>
-            </w:r>
-            <w:r>
-              <w:rPr>
-                <w:rFonts w:ascii="Consolas" w:hAnsi="Consolas" w:cs="Consolas"/>
-                <w:sz w:val="14"/>
-                <w:shd w:val="clear" w:color="auto" w:fill="EEF4F2"/>
-              </w:rPr>
-              <w:t>docs/DOCUMENTATIE.md</w:t>
-            </w:r>
-            <w:r>
-              <w:rPr>
-                <w:sz w:val="16"/>
-                <w:szCs w:val="16"/>
-              </w:rPr>
-              <w:t xml:space="preserve"> een Word-bestand (</w:t>
-            </w:r>
-            <w:r>
-              <w:rPr>
-                <w:rFonts w:ascii="Consolas" w:hAnsi="Consolas" w:cs="Consolas"/>
-                <w:sz w:val="14"/>
-                <w:shd w:val="clear" w:color="auto" w:fill="EEF4F2"/>
-              </w:rPr>
-              <w:t>.docx</w:t>
-            </w:r>
-            <w:r>
-              <w:rPr>
-                <w:sz w:val="16"/>
-                <w:szCs w:val="16"/>
-              </w:rPr>
-              <w:t xml:space="preserve">) en een PDF in de TVB-huisstijl, op basis van het sjabloon </w:t>
-            </w:r>
-            <w:r>
-              <w:rPr>
-                <w:rFonts w:ascii="Consolas" w:hAnsi="Consolas" w:cs="Consolas"/>
-                <w:sz w:val="14"/>
-                <w:shd w:val="clear" w:color="auto" w:fill="EEF4F2"/>
-              </w:rPr>
-              <w:t>docs/tvbsjabloon.docx</w:t>
-            </w:r>
-            <w:r>
-              <w:rPr>
-                <w:sz w:val="16"/>
-                <w:szCs w:val="16"/>
-              </w:rPr>
-              <w:t xml:space="preserve">: voorblad, inhoudsopgave, genummerde koppen, tabellen en opsommingstekens. Nodig: Node.js en Microsoft Word. De </w:t>
-            </w:r>
-            <w:r>
-              <w:rPr>
-                <w:rFonts w:ascii="Consolas" w:hAnsi="Consolas" w:cs="Consolas"/>
-                <w:sz w:val="14"/>
-                <w:shd w:val="clear" w:color="auto" w:fill="EEF4F2"/>
-              </w:rPr>
-              <w:t>.md</w:t>
-            </w:r>
-            <w:r>
-              <w:rPr>
-                <w:sz w:val="16"/>
-                <w:szCs w:val="16"/>
-              </w:rPr>
-              <w:t xml:space="preserve">-bestanden blijven de bron: een wijziging die alleen in de </w:t>
-            </w:r>
-            <w:r>
-              <w:rPr>
-                <w:rFonts w:ascii="Consolas" w:hAnsi="Consolas" w:cs="Consolas"/>
-                <w:sz w:val="14"/>
-                <w:shd w:val="clear" w:color="auto" w:fill="EEF4F2"/>
-              </w:rPr>
-              <w:t>.docx</w:t>
-            </w:r>
-            <w:r>
-              <w:rPr>
-                <w:sz w:val="16"/>
-                <w:szCs w:val="16"/>
-              </w:rPr>
-              <w:t xml:space="preserve"> staat, is weg na de volgende keer maken</w:t>
+              <w:t>Korte startinformatie voor het project</w:t>
             </w:r>
           </w:p>
         </w:tc>
@@ -6270,7 +6287,22 @@
                 <w:sz w:val="14"/>
                 <w:shd w:val="clear" w:color="auto" w:fill="EEF4F2"/>
               </w:rPr>
-              <w:t>docs/</w:t>
+              <w:t>tools/md-to-docx.cjs</w:t>
+            </w:r>
+            <w:r>
+              <w:rPr>
+                <w:sz w:val="16"/>
+                <w:szCs w:val="16"/>
+              </w:rPr>
+              <w:t xml:space="preserve"> en </w:t>
+            </w:r>
+            <w:r>
+              <w:rPr>
+                <w:rFonts w:ascii="Consolas" w:hAnsi="Consolas" w:cs="Consolas"/>
+                <w:sz w:val="14"/>
+                <w:shd w:val="clear" w:color="auto" w:fill="EEF4F2"/>
+              </w:rPr>
+              <w:t>tools/word-bijwerken.ps1</w:t>
             </w:r>
           </w:p>
         </w:tc>
@@ -6287,7 +6319,97 @@
                 <w:sz w:val="16"/>
                 <w:szCs w:val="16"/>
               </w:rPr>
-              <w:t>Technisch ontwerp (met daarin ook de functionele eisen en de wireframes), databaseschema en deze documentatie</w:t>
+              <w:t xml:space="preserve">Maken van </w:t>
+            </w:r>
+            <w:r>
+              <w:rPr>
+                <w:rFonts w:ascii="Consolas" w:hAnsi="Consolas" w:cs="Consolas"/>
+                <w:sz w:val="14"/>
+                <w:shd w:val="clear" w:color="auto" w:fill="EEF4F2"/>
+              </w:rPr>
+              <w:t>docs/TO-BLIKJESREGISTRATIE.md</w:t>
+            </w:r>
+            <w:r>
+              <w:rPr>
+                <w:sz w:val="16"/>
+                <w:szCs w:val="16"/>
+              </w:rPr>
+              <w:t xml:space="preserve"> en </w:t>
+            </w:r>
+            <w:r>
+              <w:rPr>
+                <w:rFonts w:ascii="Consolas" w:hAnsi="Consolas" w:cs="Consolas"/>
+                <w:sz w:val="14"/>
+                <w:shd w:val="clear" w:color="auto" w:fill="EEF4F2"/>
+              </w:rPr>
+              <w:t>docs/DOCUMENTATIE.md</w:t>
+            </w:r>
+            <w:r>
+              <w:rPr>
+                <w:sz w:val="16"/>
+                <w:szCs w:val="16"/>
+              </w:rPr>
+              <w:t xml:space="preserve"> een Word-bestand (</w:t>
+            </w:r>
+            <w:r>
+              <w:rPr>
+                <w:rFonts w:ascii="Consolas" w:hAnsi="Consolas" w:cs="Consolas"/>
+                <w:sz w:val="14"/>
+                <w:shd w:val="clear" w:color="auto" w:fill="EEF4F2"/>
+              </w:rPr>
+              <w:t>.docx</w:t>
+            </w:r>
+            <w:r>
+              <w:rPr>
+                <w:sz w:val="16"/>
+                <w:szCs w:val="16"/>
+              </w:rPr>
+              <w:t xml:space="preserve">) en een PDF in de TVB-huisstijl, op basis van het sjabloon </w:t>
+            </w:r>
+            <w:r>
+              <w:rPr>
+                <w:rFonts w:ascii="Consolas" w:hAnsi="Consolas" w:cs="Consolas"/>
+                <w:sz w:val="14"/>
+                <w:shd w:val="clear" w:color="auto" w:fill="EEF4F2"/>
+              </w:rPr>
+              <w:t>docs/tvbsjabloon.docx</w:t>
+            </w:r>
+            <w:r>
+              <w:rPr>
+                <w:sz w:val="16"/>
+                <w:szCs w:val="16"/>
+              </w:rPr>
+              <w:t xml:space="preserve">: voorblad, inhoudsopgave, genummerde koppen, tabellen en opsommingstekens. Nodig: Node.js en Microsoft Word. De </w:t>
+            </w:r>
+            <w:r>
+              <w:rPr>
+                <w:rFonts w:ascii="Consolas" w:hAnsi="Consolas" w:cs="Consolas"/>
+                <w:sz w:val="14"/>
+                <w:shd w:val="clear" w:color="auto" w:fill="EEF4F2"/>
+              </w:rPr>
+              <w:t>.md</w:t>
+            </w:r>
+            <w:r>
+              <w:rPr>
+                <w:sz w:val="16"/>
+                <w:szCs w:val="16"/>
+              </w:rPr>
+              <w:t xml:space="preserve">-bestanden blijven de bron: een wijziging die alleen in de </w:t>
+            </w:r>
+            <w:r>
+              <w:rPr>
+                <w:rFonts w:ascii="Consolas" w:hAnsi="Consolas" w:cs="Consolas"/>
+                <w:sz w:val="14"/>
+                <w:shd w:val="clear" w:color="auto" w:fill="EEF4F2"/>
+              </w:rPr>
+              <w:t>.docx</w:t>
+            </w:r>
+            <w:r>
+              <w:rPr>
+                <w:sz w:val="16"/>
+                <w:szCs w:val="16"/>
+              </w:rPr>
+              <w:t xml:space="preserve"> staat, is weg na de volgende keer maken</w:t>
             </w:r>
           </w:p>
         </w:tc>
@@ -6310,7 +6432,7 @@
                 <w:sz w:val="14"/>
                 <w:shd w:val="clear" w:color="auto" w:fill="EEF4F2"/>
               </w:rPr>
-              <w:t>docs/wireframes/</w:t>
+              <w:t>docs/</w:t>
             </w:r>
           </w:p>
         </w:tc>
@@ -6327,52 +6449,7 @@
                 <w:sz w:val="16"/>
                 <w:szCs w:val="16"/>
               </w:rPr>
-              <w:t>Low-fidelity (</w:t>
-            </w:r>
-            <w:r>
-              <w:rPr>
-                <w:rFonts w:ascii="Consolas" w:hAnsi="Consolas" w:cs="Consolas"/>
-                <w:sz w:val="14"/>
-                <w:shd w:val="clear" w:color="auto" w:fill="EEF4F2"/>
-              </w:rPr>
-              <w:t>lofi-…</w:t>
-            </w:r>
-            <w:r>
-              <w:rPr>
-                <w:sz w:val="16"/>
-                <w:szCs w:val="16"/>
-              </w:rPr>
-              <w:t>), mid-fidelity (</w:t>
-            </w:r>
-            <w:r>
-              <w:rPr>
-                <w:rFonts w:ascii="Consolas" w:hAnsi="Consolas" w:cs="Consolas"/>
-                <w:sz w:val="14"/>
-                <w:shd w:val="clear" w:color="auto" w:fill="EEF4F2"/>
-              </w:rPr>
-              <w:t>midfi-…</w:t>
-            </w:r>
-            <w:r>
-              <w:rPr>
-                <w:sz w:val="16"/>
-                <w:szCs w:val="16"/>
-              </w:rPr>
-              <w:t>) en high-fidelity (</w:t>
-            </w:r>
-            <w:r>
-              <w:rPr>
-                <w:rFonts w:ascii="Consolas" w:hAnsi="Consolas" w:cs="Consolas"/>
-                <w:sz w:val="14"/>
-                <w:shd w:val="clear" w:color="auto" w:fill="EEF4F2"/>
-              </w:rPr>
-              <w:t>w…</w:t>
-            </w:r>
-            <w:r>
-              <w:rPr>
-                <w:sz w:val="16"/>
-                <w:szCs w:val="16"/>
-              </w:rPr>
-              <w:t>) wireframes van de schermen, gebruikt in het TO (hoofdstuk 9)</w:t>
+              <w:t>Technisch ontwerp (met daarin ook de functionele eisen en de wireframes), databaseschema en deze documentatie</w:t>
             </w:r>
           </w:p>
         </w:tc>
@@ -6395,7 +6472,7 @@
                 <w:sz w:val="14"/>
                 <w:shd w:val="clear" w:color="auto" w:fill="EEF4F2"/>
               </w:rPr>
-              <w:t>tests/</w:t>
+              <w:t>docs/wireframes/</w:t>
             </w:r>
           </w:p>
         </w:tc>
@@ -6412,7 +6489,52 @@
                 <w:sz w:val="16"/>
                 <w:szCs w:val="16"/>
               </w:rPr>
-              <w:t>Unit tests (480) voor de regels, de opslag, de export, het thema, de welkom- en gezichtsherkenningsfuncties, de controller, de beveiliging en regressietests voor opgeloste bugs</w:t>
+              <w:t>Low-fidelity (</w:t>
+            </w:r>
+            <w:r>
+              <w:rPr>
+                <w:rFonts w:ascii="Consolas" w:hAnsi="Consolas" w:cs="Consolas"/>
+                <w:sz w:val="14"/>
+                <w:shd w:val="clear" w:color="auto" w:fill="EEF4F2"/>
+              </w:rPr>
+              <w:t>lofi-…</w:t>
+            </w:r>
+            <w:r>
+              <w:rPr>
+                <w:sz w:val="16"/>
+                <w:szCs w:val="16"/>
+              </w:rPr>
+              <w:t>), mid-fidelity (</w:t>
+            </w:r>
+            <w:r>
+              <w:rPr>
+                <w:rFonts w:ascii="Consolas" w:hAnsi="Consolas" w:cs="Consolas"/>
+                <w:sz w:val="14"/>
+                <w:shd w:val="clear" w:color="auto" w:fill="EEF4F2"/>
+              </w:rPr>
+              <w:t>midfi-…</w:t>
+            </w:r>
+            <w:r>
+              <w:rPr>
+                <w:sz w:val="16"/>
+                <w:szCs w:val="16"/>
+              </w:rPr>
+              <w:t>) en high-fidelity (</w:t>
+            </w:r>
+            <w:r>
+              <w:rPr>
+                <w:rFonts w:ascii="Consolas" w:hAnsi="Consolas" w:cs="Consolas"/>
+                <w:sz w:val="14"/>
+                <w:shd w:val="clear" w:color="auto" w:fill="EEF4F2"/>
+              </w:rPr>
+              <w:t>w…</w:t>
+            </w:r>
+            <w:r>
+              <w:rPr>
+                <w:sz w:val="16"/>
+                <w:szCs w:val="16"/>
+              </w:rPr>
+              <w:t>) wireframes van de schermen, gebruikt in het TO (hoofdstuk 9)</w:t>
             </w:r>
           </w:p>
         </w:tc>
@@ -6435,7 +6557,7 @@
                 <w:sz w:val="14"/>
                 <w:shd w:val="clear" w:color="auto" w:fill="EEF4F2"/>
               </w:rPr>
-              <w:t>tests/opslag-model-export.test.js</w:t>
+              <w:t>tests/</w:t>
             </w:r>
           </w:p>
         </w:tc>
@@ -6452,22 +6574,7 @@
                 <w:sz w:val="16"/>
                 <w:szCs w:val="16"/>
               </w:rPr>
-              <w:t>Tests voor de reservekopieën, het wissen van gegevens, de strengere controle bij het laden, de voorraadtelling (</w:t>
-            </w:r>
-            <w:r>
-              <w:rPr>
-                <w:rFonts w:ascii="Consolas" w:hAnsi="Consolas" w:cs="Consolas"/>
-                <w:sz w:val="14"/>
-                <w:shd w:val="clear" w:color="auto" w:fill="EEF4F2"/>
-              </w:rPr>
-              <w:t>countedAt</w:t>
-            </w:r>
-            <w:r>
-              <w:rPr>
-                <w:sz w:val="16"/>
-                <w:szCs w:val="16"/>
-              </w:rPr>
-              <w:t>), nieuwe modelmethodes en de beveiliging van de CSV-export, verboden id's, maximale tekstlengtes en een opslag die niet te lezen is</w:t>
+              <w:t>Unit tests (511) voor de regels, de opslag, de export, het thema, de welkom- en gezichtsherkenningsfuncties, herkennen met de pas, de controller, de beveiliging en regressietests voor opgeloste bugs</w:t>
             </w:r>
           </w:p>
         </w:tc>
@@ -6490,7 +6597,7 @@
                 <w:sz w:val="14"/>
                 <w:shd w:val="clear" w:color="auto" w:fill="EEF4F2"/>
               </w:rPr>
-              <w:t>tests/controller-robuustheid.test.js</w:t>
+              <w:t>tests/opslag-model-export.test.js</w:t>
             </w:r>
           </w:p>
         </w:tc>
@@ -6507,7 +6614,7 @@
                 <w:sz w:val="16"/>
                 <w:szCs w:val="16"/>
               </w:rPr>
-              <w:t xml:space="preserve">Tests voor de robuustheid van controller en view: na middernacht, correcties in een oude maand, logboek en wijziging in één keer opslaan, grenzen bij de voorraad, verouderde formulieren en knoppen, de camera, de focus na sluiten, veilige HTML, </w:t>
+              <w:t>Tests voor de reservekopieën, het wissen van gegevens, de strengere controle bij het laden, de voorraadtelling (</w:t>
             </w:r>
             <w:r>
               <w:rPr>
@@ -6515,14 +6622,14 @@
                 <w:sz w:val="14"/>
                 <w:shd w:val="clear" w:color="auto" w:fill="EEF4F2"/>
               </w:rPr>
-              <w:t>Alle gegevens wissen</w:t>
+              <w:t>countedAt</w:t>
             </w:r>
             <w:r>
               <w:rPr>
                 <w:sz w:val="16"/>
                 <w:szCs w:val="16"/>
               </w:rPr>
-              <w:t>, en exporteren en wissen alleen voor een ingelogde beheerder</w:t>
+              <w:t>), nieuwe modelmethodes en de beveiliging van de CSV-export, verboden id's, maximale tekstlengtes en een opslag die niet te lezen is</w:t>
             </w:r>
           </w:p>
         </w:tc>
@@ -6545,7 +6652,7 @@
                 <w:sz w:val="14"/>
                 <w:shd w:val="clear" w:color="auto" w:fill="EEF4F2"/>
               </w:rPr>
-              <w:t>tests/beveiliging-config.test.js</w:t>
+              <w:t>tests/controller-robuustheid.test.js</w:t>
             </w:r>
           </w:p>
         </w:tc>
@@ -6562,7 +6669,22 @@
                 <w:sz w:val="16"/>
                 <w:szCs w:val="16"/>
               </w:rPr>
-              <w:t>Tests voor de configuratie: geen externe bronnen, de Content-Security-Policy, lokale lettertypes en face-api (met de SHA-256-controlegetallen), en de CI-workflow</w:t>
+              <w:t xml:space="preserve">Tests voor de robuustheid van controller en view: na middernacht, correcties in een oude maand, logboek en wijziging in één keer opslaan, grenzen bij de voorraad, verouderde formulieren en knoppen, de camera, de focus na sluiten, veilige HTML, </w:t>
+            </w:r>
+            <w:r>
+              <w:rPr>
+                <w:rFonts w:ascii="Consolas" w:hAnsi="Consolas" w:cs="Consolas"/>
+                <w:sz w:val="14"/>
+                <w:shd w:val="clear" w:color="auto" w:fill="EEF4F2"/>
+              </w:rPr>
+              <w:t>Alle gegevens wissen</w:t>
+            </w:r>
+            <w:r>
+              <w:rPr>
+                <w:sz w:val="16"/>
+                <w:szCs w:val="16"/>
+              </w:rPr>
+              <w:t>, en exporteren en wissen alleen voor een ingelogde beheerder</w:t>
             </w:r>
           </w:p>
         </w:tc>
@@ -6585,7 +6707,7 @@
                 <w:sz w:val="14"/>
                 <w:shd w:val="clear" w:color="auto" w:fill="EEF4F2"/>
               </w:rPr>
-              <w:t>tests/gegevens-en-tabbladen.test.js</w:t>
+              <w:t>tests/beveiliging-config.test.js</w:t>
             </w:r>
           </w:p>
         </w:tc>
@@ -6602,52 +6724,7 @@
                 <w:sz w:val="16"/>
                 <w:szCs w:val="16"/>
               </w:rPr>
-              <w:t xml:space="preserve">Tests voor de prijsgrens van 1000 euro, de focus na </w:t>
-            </w:r>
-            <w:r>
-              <w:rPr>
-                <w:rFonts w:ascii="Consolas" w:hAnsi="Consolas" w:cs="Consolas"/>
-                <w:sz w:val="14"/>
-                <w:shd w:val="clear" w:color="auto" w:fill="EEF4F2"/>
-              </w:rPr>
-              <w:t>Registreren</w:t>
-            </w:r>
-            <w:r>
-              <w:rPr>
-                <w:sz w:val="16"/>
-                <w:szCs w:val="16"/>
-              </w:rPr>
-              <w:t>, "niets gewijzigd" bij opslaan, en verouderde formulieren of een gewiste opslag na een wijziging in een ander tabblad. Gebruikt de strenge nep-view (</w:t>
-            </w:r>
-            <w:r>
-              <w:rPr>
-                <w:rFonts w:ascii="Consolas" w:hAnsi="Consolas" w:cs="Consolas"/>
-                <w:sz w:val="14"/>
-                <w:shd w:val="clear" w:color="auto" w:fill="EEF4F2"/>
-              </w:rPr>
-              <w:t>createStrictView</w:t>
-            </w:r>
-            <w:r>
-              <w:rPr>
-                <w:sz w:val="16"/>
-                <w:szCs w:val="16"/>
-              </w:rPr>
-              <w:t xml:space="preserve"> in </w:t>
-            </w:r>
-            <w:r>
-              <w:rPr>
-                <w:rFonts w:ascii="Consolas" w:hAnsi="Consolas" w:cs="Consolas"/>
-                <w:sz w:val="14"/>
-                <w:shd w:val="clear" w:color="auto" w:fill="EEF4F2"/>
-              </w:rPr>
-              <w:t>helpers.js</w:t>
-            </w:r>
-            <w:r>
-              <w:rPr>
-                <w:sz w:val="16"/>
-                <w:szCs w:val="16"/>
-              </w:rPr>
-              <w:t>)</w:t>
+              <w:t>Tests voor de configuratie: geen externe bronnen, de Content-Security-Policy, lokale lettertypes en face-api (met de SHA-256-controlegetallen), en de CI-workflow</w:t>
             </w:r>
           </w:p>
         </w:tc>
@@ -6670,7 +6747,7 @@
                 <w:sz w:val="14"/>
                 <w:shd w:val="clear" w:color="auto" w:fill="EEF4F2"/>
               </w:rPr>
-              <w:t>tests/werkgever-en-correctiedatum.test.js</w:t>
+              <w:t>tests/gegevens-en-tabbladen.test.js</w:t>
             </w:r>
           </w:p>
         </w:tc>
@@ -6687,7 +6764,7 @@
                 <w:sz w:val="16"/>
                 <w:szCs w:val="16"/>
               </w:rPr>
-              <w:t xml:space="preserve">Tests voor het werkgevernummer per registratie en de datum bij een correctie </w:t>
+              <w:t xml:space="preserve">Tests voor de prijsgrens van 1000 euro, de focus na </w:t>
             </w:r>
             <w:r>
               <w:rPr>
@@ -6695,7 +6772,44 @@
                 <w:sz w:val="14"/>
                 <w:shd w:val="clear" w:color="auto" w:fill="EEF4F2"/>
               </w:rPr>
-              <w:t>+</w:t>
+              <w:t>Registreren</w:t>
+            </w:r>
+            <w:r>
+              <w:rPr>
+                <w:sz w:val="16"/>
+                <w:szCs w:val="16"/>
+              </w:rPr>
+              <w:t>, "niets gewijzigd" bij opslaan, en verouderde formulieren of een gewiste opslag na een wijziging in een ander tabblad. Gebruikt de strenge nep-view (</w:t>
+            </w:r>
+            <w:r>
+              <w:rPr>
+                <w:rFonts w:ascii="Consolas" w:hAnsi="Consolas" w:cs="Consolas"/>
+                <w:sz w:val="14"/>
+                <w:shd w:val="clear" w:color="auto" w:fill="EEF4F2"/>
+              </w:rPr>
+              <w:t>createStrictView</w:t>
+            </w:r>
+            <w:r>
+              <w:rPr>
+                <w:sz w:val="16"/>
+                <w:szCs w:val="16"/>
+              </w:rPr>
+              <w:t xml:space="preserve"> in </w:t>
+            </w:r>
+            <w:r>
+              <w:rPr>
+                <w:rFonts w:ascii="Consolas" w:hAnsi="Consolas" w:cs="Consolas"/>
+                <w:sz w:val="14"/>
+                <w:shd w:val="clear" w:color="auto" w:fill="EEF4F2"/>
+              </w:rPr>
+              <w:t>helpers.js</w:t>
+            </w:r>
+            <w:r>
+              <w:rPr>
+                <w:sz w:val="16"/>
+                <w:szCs w:val="16"/>
+              </w:rPr>
+              <w:t>)</w:t>
             </w:r>
           </w:p>
         </w:tc>
@@ -6718,7 +6832,7 @@
                 <w:sz w:val="14"/>
                 <w:shd w:val="clear" w:color="auto" w:fill="EEF4F2"/>
               </w:rPr>
-              <w:t>tests/to-controle.test.js</w:t>
+              <w:t>tests/werkgever-en-correctiedatum.test.js</w:t>
             </w:r>
           </w:p>
         </w:tc>
@@ -6735,7 +6849,7 @@
                 <w:sz w:val="16"/>
                 <w:szCs w:val="16"/>
               </w:rPr>
-              <w:t xml:space="preserve">Regressietests voor de TO-controle: "1 medewerker"/"2 medewerkers", bevestiging bij product verwijderen, de melding bij een verwijderde medewerker (correctie </w:t>
+              <w:t xml:space="preserve">Tests voor het werkgevernummer per registratie en de datum bij een correctie </w:t>
             </w:r>
             <w:r>
               <w:rPr>
@@ -6744,103 +6858,6 @@
                 <w:shd w:val="clear" w:color="auto" w:fill="EEF4F2"/>
               </w:rPr>
               <w:t>+</w:t>
-            </w:r>
-            <w:r>
-              <w:rPr>
-                <w:sz w:val="16"/>
-                <w:szCs w:val="16"/>
-              </w:rPr>
-              <w:t xml:space="preserve">), alleen een inactieve medewerker zonder registraties verwijderen, uniek werkgevernummer, dubbele id's en datums in de toekomst bij het laden, de apostrof in de CSV, </w:t>
-            </w:r>
-            <w:r>
-              <w:rPr>
-                <w:rFonts w:ascii="Consolas" w:hAnsi="Consolas" w:cs="Consolas"/>
-                <w:sz w:val="14"/>
-                <w:shd w:val="clear" w:color="auto" w:fill="EEF4F2"/>
-              </w:rPr>
-              <w:t>lastRegistration</w:t>
-            </w:r>
-            <w:r>
-              <w:rPr>
-                <w:sz w:val="16"/>
-                <w:szCs w:val="16"/>
-              </w:rPr>
-              <w:t xml:space="preserve"> en </w:t>
-            </w:r>
-            <w:r>
-              <w:rPr>
-                <w:rFonts w:ascii="Consolas" w:hAnsi="Consolas" w:cs="Consolas"/>
-                <w:sz w:val="14"/>
-                <w:shd w:val="clear" w:color="auto" w:fill="EEF4F2"/>
-              </w:rPr>
-              <w:t>pointId</w:t>
-            </w:r>
-            <w:r>
-              <w:rPr>
-                <w:sz w:val="16"/>
-                <w:szCs w:val="16"/>
-              </w:rPr>
-              <w:t>, het SQL-schema (</w:t>
-            </w:r>
-            <w:r>
-              <w:rPr>
-                <w:rFonts w:ascii="Consolas" w:hAnsi="Consolas" w:cs="Consolas"/>
-                <w:sz w:val="14"/>
-                <w:shd w:val="clear" w:color="auto" w:fill="EEF4F2"/>
-              </w:rPr>
-              <w:t>counted_at</w:t>
-            </w:r>
-            <w:r>
-              <w:rPr>
-                <w:sz w:val="16"/>
-                <w:szCs w:val="16"/>
-              </w:rPr>
-              <w:t xml:space="preserve">, geen rol </w:t>
-            </w:r>
-            <w:r>
-              <w:rPr>
-                <w:rFonts w:ascii="Consolas" w:hAnsi="Consolas" w:cs="Consolas"/>
-                <w:sz w:val="14"/>
-                <w:shd w:val="clear" w:color="auto" w:fill="EEF4F2"/>
-              </w:rPr>
-              <w:t>manager</w:t>
-            </w:r>
-            <w:r>
-              <w:rPr>
-                <w:sz w:val="16"/>
-                <w:szCs w:val="16"/>
-              </w:rPr>
-              <w:t xml:space="preserve">), de opslagknoppen bij wijzigen, de filters op een smal scherm en tests voor FR-01, FR-02, FR-04, FR-10 en FR-29 (actieve medewerkers, zoeken op naam, de </w:t>
-            </w:r>
-            <w:r>
-              <w:rPr>
-                <w:rFonts w:ascii="Consolas" w:hAnsi="Consolas" w:cs="Consolas"/>
-                <w:sz w:val="14"/>
-                <w:shd w:val="clear" w:color="auto" w:fill="EEF4F2"/>
-              </w:rPr>
-              <w:t>−</w:t>
-            </w:r>
-            <w:r>
-              <w:rPr>
-                <w:sz w:val="16"/>
-                <w:szCs w:val="16"/>
-              </w:rPr>
-              <w:t xml:space="preserve"> in het productvenster, alle registraties voor de beheerder, geen bedragen of aantallen op de publieke pagina). Verder: "1 product" in de correctielijst, een klik op de medewerkerkaart (FR-32) en het totaal op de knop </w:t>
-            </w:r>
-            <w:r>
-              <w:rPr>
-                <w:rFonts w:ascii="Consolas" w:hAnsi="Consolas" w:cs="Consolas"/>
-                <w:sz w:val="14"/>
-                <w:shd w:val="clear" w:color="auto" w:fill="EEF4F2"/>
-              </w:rPr>
-              <w:t>Registreren</w:t>
-            </w:r>
-            <w:r>
-              <w:rPr>
-                <w:sz w:val="16"/>
-                <w:szCs w:val="16"/>
-              </w:rPr>
-              <w:t xml:space="preserve"> (FR-47)</w:t>
             </w:r>
           </w:p>
         </w:tc>
@@ -6863,7 +6880,7 @@
                 <w:sz w:val="14"/>
                 <w:shd w:val="clear" w:color="auto" w:fill="EEF4F2"/>
               </w:rPr>
-              <w:t>.gitattributes</w:t>
+              <w:t>tests/to-controle.test.js</w:t>
             </w:r>
           </w:p>
         </w:tc>
@@ -6880,7 +6897,7 @@
                 <w:sz w:val="16"/>
                 <w:szCs w:val="16"/>
               </w:rPr>
-              <w:t xml:space="preserve">Zorgt dat Git de bestanden in </w:t>
+              <w:t xml:space="preserve">Regressietests voor de TO-controle: "1 medewerker"/"2 medewerkers", bevestiging bij product verwijderen, de melding bij een verwijderde medewerker (correctie </w:t>
             </w:r>
             <w:r>
               <w:rPr>
@@ -6888,14 +6905,14 @@
                 <w:sz w:val="14"/>
                 <w:shd w:val="clear" w:color="auto" w:fill="EEF4F2"/>
               </w:rPr>
-              <w:t>assets/vendor/</w:t>
+              <w:t>+</w:t>
             </w:r>
             <w:r>
               <w:rPr>
                 <w:sz w:val="16"/>
                 <w:szCs w:val="16"/>
               </w:rPr>
-              <w:t xml:space="preserve"> en </w:t>
+              <w:t xml:space="preserve">), alleen een inactieve medewerker zonder registraties verwijderen, uniek werkgevernummer, dubbele id's en datums in de toekomst bij het laden, de apostrof in de CSV, </w:t>
             </w:r>
             <w:r>
               <w:rPr>
@@ -6903,14 +6920,89 @@
                 <w:sz w:val="14"/>
                 <w:shd w:val="clear" w:color="auto" w:fill="EEF4F2"/>
               </w:rPr>
-              <w:t>assets/fonts/</w:t>
+              <w:t>lastRegistration</w:t>
             </w:r>
             <w:r>
               <w:rPr>
                 <w:sz w:val="16"/>
                 <w:szCs w:val="16"/>
               </w:rPr>
-              <w:t xml:space="preserve"> niet aanpast (geen omzetting van regeleinden), zodat de controlegetallen blijven kloppen</w:t>
+              <w:t xml:space="preserve"> en </w:t>
+            </w:r>
+            <w:r>
+              <w:rPr>
+                <w:rFonts w:ascii="Consolas" w:hAnsi="Consolas" w:cs="Consolas"/>
+                <w:sz w:val="14"/>
+                <w:shd w:val="clear" w:color="auto" w:fill="EEF4F2"/>
+              </w:rPr>
+              <w:t>pointId</w:t>
+            </w:r>
+            <w:r>
+              <w:rPr>
+                <w:sz w:val="16"/>
+                <w:szCs w:val="16"/>
+              </w:rPr>
+              <w:t>, het SQL-schema (</w:t>
+            </w:r>
+            <w:r>
+              <w:rPr>
+                <w:rFonts w:ascii="Consolas" w:hAnsi="Consolas" w:cs="Consolas"/>
+                <w:sz w:val="14"/>
+                <w:shd w:val="clear" w:color="auto" w:fill="EEF4F2"/>
+              </w:rPr>
+              <w:t>counted_at</w:t>
+            </w:r>
+            <w:r>
+              <w:rPr>
+                <w:sz w:val="16"/>
+                <w:szCs w:val="16"/>
+              </w:rPr>
+              <w:t xml:space="preserve">, geen rol </w:t>
+            </w:r>
+            <w:r>
+              <w:rPr>
+                <w:rFonts w:ascii="Consolas" w:hAnsi="Consolas" w:cs="Consolas"/>
+                <w:sz w:val="14"/>
+                <w:shd w:val="clear" w:color="auto" w:fill="EEF4F2"/>
+              </w:rPr>
+              <w:t>manager</w:t>
+            </w:r>
+            <w:r>
+              <w:rPr>
+                <w:sz w:val="16"/>
+                <w:szCs w:val="16"/>
+              </w:rPr>
+              <w:t xml:space="preserve">), de opslagknoppen bij wijzigen, de filters op een smal scherm en tests voor FR-01, FR-02, FR-04, FR-10 en FR-29 (actieve medewerkers, zoeken op naam, de </w:t>
+            </w:r>
+            <w:r>
+              <w:rPr>
+                <w:rFonts w:ascii="Consolas" w:hAnsi="Consolas" w:cs="Consolas"/>
+                <w:sz w:val="14"/>
+                <w:shd w:val="clear" w:color="auto" w:fill="EEF4F2"/>
+              </w:rPr>
+              <w:t>−</w:t>
+            </w:r>
+            <w:r>
+              <w:rPr>
+                <w:sz w:val="16"/>
+                <w:szCs w:val="16"/>
+              </w:rPr>
+              <w:t xml:space="preserve"> in het productvenster, alle registraties voor de beheerder, geen bedragen of aantallen op de publieke pagina). Verder: "1 product" in de correctielijst, een klik op de medewerkerkaart (FR-32) en het totaal op de knop </w:t>
+            </w:r>
+            <w:r>
+              <w:rPr>
+                <w:rFonts w:ascii="Consolas" w:hAnsi="Consolas" w:cs="Consolas"/>
+                <w:sz w:val="14"/>
+                <w:shd w:val="clear" w:color="auto" w:fill="EEF4F2"/>
+              </w:rPr>
+              <w:t>Registreren</w:t>
+            </w:r>
+            <w:r>
+              <w:rPr>
+                <w:sz w:val="16"/>
+                <w:szCs w:val="16"/>
+              </w:rPr>
+              <w:t xml:space="preserve"> (FR-47)</w:t>
             </w:r>
           </w:p>
         </w:tc>
@@ -6933,7 +7025,7 @@
                 <w:sz w:val="14"/>
                 <w:shd w:val="clear" w:color="auto" w:fill="EEF4F2"/>
               </w:rPr>
-              <w:t>.github/workflows/ci.yml</w:t>
+              <w:t>tests/pas.test.js</w:t>
             </w:r>
           </w:p>
         </w:tc>
@@ -6950,6 +7042,161 @@
                 <w:sz w:val="16"/>
                 <w:szCs w:val="16"/>
               </w:rPr>
+              <w:t xml:space="preserve">Tests voor herkennen met de pas: wat de </w:t>
+            </w:r>
+            <w:r>
+              <w:rPr>
+                <w:rFonts w:ascii="Consolas" w:hAnsi="Consolas" w:cs="Consolas"/>
+                <w:sz w:val="14"/>
+                <w:shd w:val="clear" w:color="auto" w:fill="EEF4F2"/>
+              </w:rPr>
+              <w:t>BadgeReader</w:t>
+            </w:r>
+            <w:r>
+              <w:rPr>
+                <w:sz w:val="16"/>
+                <w:szCs w:val="16"/>
+              </w:rPr>
+              <w:t xml:space="preserve"> als scan ziet (Enter, Tab of stilte na de laatste toets; niet bij gewoon typen of een te korte code), het normaliseren van het pasnummer, het productvenster of de melding na een scan, geen herkenning als er een venster open is (wel wordt de Enter van de scan tegengehouden), het zoekveld na een scan, de pas koppelen in het medewerkersformulier (uniek, alleen letters en cijfers, leeg = geen pas), de controle en migratie van </w:t>
+            </w:r>
+            <w:r>
+              <w:rPr>
+                <w:rFonts w:ascii="Consolas" w:hAnsi="Consolas" w:cs="Consolas"/>
+                <w:sz w:val="14"/>
+                <w:shd w:val="clear" w:color="auto" w:fill="EEF4F2"/>
+              </w:rPr>
+              <w:t>badgeId</w:t>
+            </w:r>
+            <w:r>
+              <w:rPr>
+                <w:sz w:val="16"/>
+                <w:szCs w:val="16"/>
+              </w:rPr>
+              <w:t xml:space="preserve"> in </w:t>
+            </w:r>
+            <w:r>
+              <w:rPr>
+                <w:rFonts w:ascii="Consolas" w:hAnsi="Consolas" w:cs="Consolas"/>
+                <w:sz w:val="14"/>
+                <w:shd w:val="clear" w:color="auto" w:fill="EEF4F2"/>
+              </w:rPr>
+              <w:t>DataStore</w:t>
+            </w:r>
+            <w:r>
+              <w:rPr>
+                <w:sz w:val="16"/>
+                <w:szCs w:val="16"/>
+              </w:rPr>
+              <w:t>, en dat het pasnummer niet in de CSV-export of het logboek komt</w:t>
+            </w:r>
+          </w:p>
+        </w:tc>
+      </w:tr>
+      <w:tr>
+        <w:trPr>
+          <w:cantSplit/>
+        </w:trPr>
+        <w:tc>
+          <w:tcPr>
+            <w:tcW w:w="4320" w:type="dxa"/>
+          </w:tcPr>
+          <w:p>
+            <w:pPr>
+              <w:spacing w:before="20" w:after="20" w:line="240" w:lineRule="auto"/>
+            </w:pPr>
+            <w:r>
+              <w:rPr>
+                <w:rFonts w:ascii="Consolas" w:hAnsi="Consolas" w:cs="Consolas"/>
+                <w:sz w:val="14"/>
+                <w:shd w:val="clear" w:color="auto" w:fill="EEF4F2"/>
+              </w:rPr>
+              <w:t>.gitattributes</w:t>
+            </w:r>
+          </w:p>
+        </w:tc>
+        <w:tc>
+          <w:tcPr>
+            <w:tcW w:w="5318" w:type="dxa"/>
+          </w:tcPr>
+          <w:p>
+            <w:pPr>
+              <w:spacing w:before="20" w:after="20" w:line="240" w:lineRule="auto"/>
+            </w:pPr>
+            <w:r>
+              <w:rPr>
+                <w:sz w:val="16"/>
+                <w:szCs w:val="16"/>
+              </w:rPr>
+              <w:t xml:space="preserve">Zorgt dat Git de bestanden in </w:t>
+            </w:r>
+            <w:r>
+              <w:rPr>
+                <w:rFonts w:ascii="Consolas" w:hAnsi="Consolas" w:cs="Consolas"/>
+                <w:sz w:val="14"/>
+                <w:shd w:val="clear" w:color="auto" w:fill="EEF4F2"/>
+              </w:rPr>
+              <w:t>assets/vendor/</w:t>
+            </w:r>
+            <w:r>
+              <w:rPr>
+                <w:sz w:val="16"/>
+                <w:szCs w:val="16"/>
+              </w:rPr>
+              <w:t xml:space="preserve"> en </w:t>
+            </w:r>
+            <w:r>
+              <w:rPr>
+                <w:rFonts w:ascii="Consolas" w:hAnsi="Consolas" w:cs="Consolas"/>
+                <w:sz w:val="14"/>
+                <w:shd w:val="clear" w:color="auto" w:fill="EEF4F2"/>
+              </w:rPr>
+              <w:t>assets/fonts/</w:t>
+            </w:r>
+            <w:r>
+              <w:rPr>
+                <w:sz w:val="16"/>
+                <w:szCs w:val="16"/>
+              </w:rPr>
+              <w:t xml:space="preserve"> niet aanpast (geen omzetting van regeleinden), zodat de controlegetallen blijven kloppen</w:t>
+            </w:r>
+          </w:p>
+        </w:tc>
+      </w:tr>
+      <w:tr>
+        <w:trPr>
+          <w:cantSplit/>
+        </w:trPr>
+        <w:tc>
+          <w:tcPr>
+            <w:tcW w:w="4320" w:type="dxa"/>
+          </w:tcPr>
+          <w:p>
+            <w:pPr>
+              <w:spacing w:before="20" w:after="20" w:line="240" w:lineRule="auto"/>
+            </w:pPr>
+            <w:r>
+              <w:rPr>
+                <w:rFonts w:ascii="Consolas" w:hAnsi="Consolas" w:cs="Consolas"/>
+                <w:sz w:val="14"/>
+                <w:shd w:val="clear" w:color="auto" w:fill="EEF4F2"/>
+              </w:rPr>
+              <w:t>.github/workflows/ci.yml</w:t>
+            </w:r>
+          </w:p>
+        </w:tc>
+        <w:tc>
+          <w:tcPr>
+            <w:tcW w:w="5318" w:type="dxa"/>
+          </w:tcPr>
+          <w:p>
+            <w:pPr>
+              <w:spacing w:before="20" w:after="20" w:line="240" w:lineRule="auto"/>
+            </w:pPr>
+            <w:r>
+              <w:rPr>
+                <w:sz w:val="16"/>
+                <w:szCs w:val="16"/>
+              </w:rPr>
               <w:t>Voert de unit tests automatisch uit op GitHub, met alleen leesrechten en actions die op een commit-SHA zijn vastgezet</w:t>
             </w:r>
           </w:p>
@@ -6991,7 +7238,7 @@
         </w:numPr>
       </w:pPr>
       <w:bookmarkStart w:id="5" w:name="k3"/>
-      <w:bookmarkStart w:id="6" w:name="_Toc242435860"/>
+      <w:bookmarkStart w:id="6" w:name="_Toc242437637"/>
       <w:r>
         <w:t>DE WEBSITE STARTEN.</w:t>
       </w:r>
@@ -7213,7 +7460,7 @@
         </w:numPr>
       </w:pPr>
       <w:bookmarkStart w:id="7" w:name="k4"/>
-      <w:bookmarkStart w:id="8" w:name="_Toc242435861"/>
+      <w:bookmarkStart w:id="8" w:name="_Toc242437638"/>
       <w:r>
         <w:t>GEBRUIKERSHANDLEIDING.</w:t>
       </w:r>
@@ -7226,7 +7473,7 @@
         <w:keepNext/>
       </w:pPr>
       <w:bookmarkStart w:id="9" w:name="k5"/>
-      <w:bookmarkStart w:id="10" w:name="_Toc242435862"/>
+      <w:bookmarkStart w:id="10" w:name="_Toc242437639"/>
       <w:r>
         <w:t>EEN MEDEWERKER ZOEKEN</w:t>
       </w:r>
@@ -7281,7 +7528,7 @@
         <w:keepNext/>
       </w:pPr>
       <w:bookmarkStart w:id="11" w:name="k6"/>
-      <w:bookmarkStart w:id="12" w:name="_Toc242435863"/>
+      <w:bookmarkStart w:id="12" w:name="_Toc242437640"/>
       <w:r>
         <w:t>EEN PRODUCT REGISTREREN</w:t>
       </w:r>
@@ -7492,7 +7739,7 @@
         <w:keepNext/>
       </w:pPr>
       <w:bookmarkStart w:id="13" w:name="k7"/>
-      <w:bookmarkStart w:id="14" w:name="_Toc242435864"/>
+      <w:bookmarkStart w:id="14" w:name="_Toc242437641"/>
       <w:r>
         <w:t>ADMIN-DASHBOARD OPENEN</w:t>
       </w:r>
@@ -7623,7 +7870,7 @@
         <w:keepNext/>
       </w:pPr>
       <w:bookmarkStart w:id="15" w:name="k8"/>
-      <w:bookmarkStart w:id="16" w:name="_Toc242435865"/>
+      <w:bookmarkStart w:id="16" w:name="_Toc242437642"/>
       <w:r>
         <w:t>REGISTRATIES BEHEREN</w:t>
       </w:r>
@@ -7854,7 +8101,7 @@
         <w:keepNext/>
       </w:pPr>
       <w:bookmarkStart w:id="17" w:name="k9"/>
-      <w:bookmarkStart w:id="18" w:name="_Toc242435866"/>
+      <w:bookmarkStart w:id="18" w:name="_Toc242437643"/>
       <w:r>
         <w:t>MEDEWERKERS BEHEREN</w:t>
       </w:r>
@@ -7941,29 +8188,18 @@
         <w:contextualSpacing w:val="0"/>
       </w:pPr>
       <w:r>
-        <w:t xml:space="preserve">Klik op </w:t>
-      </w:r>
-      <w:r>
-        <w:rPr>
-          <w:rFonts w:ascii="Consolas" w:hAnsi="Consolas" w:cs="Consolas"/>
-          <w:sz w:val="18"/>
-          <w:shd w:val="clear" w:color="auto" w:fill="EEF4F2"/>
-        </w:rPr>
-        <w:t>Opslaan</w:t>
-      </w:r>
-      <w:r>
-        <w:t xml:space="preserve"> om een medewerker toe te voegen. </w:t>
-      </w:r>
-      <w:r>
-        <w:rPr>
-          <w:rFonts w:ascii="Consolas" w:hAnsi="Consolas" w:cs="Consolas"/>
-          <w:sz w:val="18"/>
-          <w:shd w:val="clear" w:color="auto" w:fill="EEF4F2"/>
-        </w:rPr>
-        <w:t>Opslaan + opnieuw</w:t>
-      </w:r>
-      <w:r>
-        <w:t xml:space="preserve"> houdt het bedrijf en consumptiepunt vast voor de volgende collega.</w:t>
+        <w:t xml:space="preserve">Pas koppelen (optioneel): klik in het veld </w:t>
+      </w:r>
+      <w:r>
+        <w:rPr>
+          <w:rFonts w:ascii="Consolas" w:hAnsi="Consolas" w:cs="Consolas"/>
+          <w:sz w:val="18"/>
+          <w:shd w:val="clear" w:color="auto" w:fill="EEF4F2"/>
+        </w:rPr>
+        <w:t>Pasnummer</w:t>
+      </w:r>
+      <w:r>
+        <w:t xml:space="preserve"> en houd de pas van de medewerker tegen de USB-NFC-lezer. De lezer typt het pasnummer in het veld; de Enter die de lezer daarna stuurt, verstuurt het formulier niet. Leeg laten betekent: geen pas. Een pas weghalen kan door het veld leeg te maken en op te slaan. Zie 4.16.</w:t>
       </w:r>
     </w:p>
     <w:p>
@@ -7977,150 +8213,29 @@
         <w:contextualSpacing w:val="0"/>
       </w:pPr>
       <w:r>
-        <w:t xml:space="preserve">Gebruik </w:t>
-      </w:r>
-      <w:r>
-        <w:rPr>
-          <w:rFonts w:ascii="Consolas" w:hAnsi="Consolas" w:cs="Consolas"/>
-          <w:sz w:val="18"/>
-          <w:shd w:val="clear" w:color="auto" w:fill="EEF4F2"/>
-        </w:rPr>
-        <w:t>Wijzigen</w:t>
-      </w:r>
-      <w:r>
-        <w:t xml:space="preserve"> om medewerkergegevens aan te passen.</w:t>
-      </w:r>
-    </w:p>
-    <w:p>
-      <w:pPr>
-        <w:pStyle w:val="Lijstalinea"/>
-        <w:numPr>
-          <w:ilvl w:val="0"/>
-          <w:numId w:val="3"/>
-        </w:numPr>
-        <w:contextualSpacing w:val="0"/>
-      </w:pPr>
-      <w:r>
-        <w:t xml:space="preserve">Gebruik </w:t>
-      </w:r>
-      <w:r>
-        <w:rPr>
-          <w:rFonts w:ascii="Consolas" w:hAnsi="Consolas" w:cs="Consolas"/>
-          <w:sz w:val="18"/>
-          <w:shd w:val="clear" w:color="auto" w:fill="EEF4F2"/>
-        </w:rPr>
-        <w:t>Deactiveren</w:t>
-      </w:r>
-      <w:r>
-        <w:t xml:space="preserve"> of </w:t>
-      </w:r>
-      <w:r>
-        <w:rPr>
-          <w:rFonts w:ascii="Consolas" w:hAnsi="Consolas" w:cs="Consolas"/>
-          <w:sz w:val="18"/>
-          <w:shd w:val="clear" w:color="auto" w:fill="EEF4F2"/>
-        </w:rPr>
-        <w:t>Activeren</w:t>
-      </w:r>
-      <w:r>
-        <w:t xml:space="preserve"> om de medewerkerstatus te wijzigen.</w:t>
-      </w:r>
-    </w:p>
-    <w:p>
-      <w:r>
-        <w:t>Voornaam, achternaam, looncode, personeelsnummer en bedrijf zijn verplicht, en ook het consumptiepunt als het gekozen bedrijf consumptiepunten heeft. Ontbreekt er iets, dan krijgt het veld een rode rand met een melding eronder en krijgt het eerste foute veld de focus. Looncode, personeelsnummer en een afwijkend werkgevernummer mogen alleen cijfers bevatten; anders verschijnt "Gebruik alleen cijfers." bij het veld. De voornaam en achternaam worden apart opgeslagen (</w:t>
-      </w:r>
-      <w:r>
-        <w:rPr>
-          <w:rFonts w:ascii="Consolas" w:hAnsi="Consolas" w:cs="Consolas"/>
-          <w:sz w:val="18"/>
-          <w:shd w:val="clear" w:color="auto" w:fill="EEF4F2"/>
-        </w:rPr>
-        <w:t>firstName</w:t>
-      </w:r>
-      <w:r>
-        <w:t xml:space="preserve">, </w:t>
-      </w:r>
-      <w:r>
-        <w:rPr>
-          <w:rFonts w:ascii="Consolas" w:hAnsi="Consolas" w:cs="Consolas"/>
-          <w:sz w:val="18"/>
-          <w:shd w:val="clear" w:color="auto" w:fill="EEF4F2"/>
-        </w:rPr>
-        <w:t>lastName</w:t>
-      </w:r>
-      <w:r>
-        <w:t>); de volledige naam (</w:t>
-      </w:r>
-      <w:r>
-        <w:rPr>
-          <w:rFonts w:ascii="Consolas" w:hAnsi="Consolas" w:cs="Consolas"/>
-          <w:sz w:val="18"/>
-          <w:shd w:val="clear" w:color="auto" w:fill="EEF4F2"/>
-        </w:rPr>
-        <w:t>name</w:t>
-      </w:r>
-      <w:r>
-        <w:t>) wordt daaruit samengesteld.</w:t>
-      </w:r>
-    </w:p>
-    <w:p>
-      <w:r>
-        <w:t xml:space="preserve">Een inactieve medewerker zonder registraties kan daarna met </w:t>
-      </w:r>
-      <w:r>
-        <w:rPr>
-          <w:rFonts w:ascii="Consolas" w:hAnsi="Consolas" w:cs="Consolas"/>
-          <w:sz w:val="18"/>
-          <w:shd w:val="clear" w:color="auto" w:fill="EEF4F2"/>
-        </w:rPr>
-        <w:t>Verwijderen</w:t>
-      </w:r>
-      <w:r>
-        <w:t xml:space="preserve"> definitief worden verwijderd; de browser vraagt eerst om bevestiging. Heeft de medewerker registraties, dan staat de knop er niet en is deactiveren voldoende: zo blijven naam, looncode en personeelsnummer beschikbaar voor de CSV-export. Ook bij een actieve medewerker staat de knop er niet. Controller en model controleren dit zelf ook, voor het geval een knop verouderd is (bijvoorbeeld na een wijziging in een ander tabblad): bij registraties verschijnt "Deze medewerker heeft registraties en kan niet definit</w:t>
-      </w:r>
-      <w:r>
-        <w:t>ief worden verwijderd. Deactiveren is voldoende.", bij een actieve medewerker "Zet deze medewerker eerst op inactief. Alleen een inactieve medewerker kan definitief worden verwijderd." Een personeelsnummer mag maar bij één medewerker voorkomen.</w:t>
-      </w:r>
-    </w:p>
-    <w:p>
-      <w:pPr>
-        <w:pStyle w:val="Kop2"/>
-        <w:keepNext/>
-      </w:pPr>
-      <w:bookmarkStart w:id="19" w:name="k10"/>
-      <w:bookmarkStart w:id="20" w:name="_Toc242435867"/>
-      <w:r>
-        <w:t>PRODUCTEN BEHEREN</w:t>
-      </w:r>
-      <w:bookmarkEnd w:id="19"/>
-      <w:bookmarkEnd w:id="20"/>
-    </w:p>
-    <w:p>
-      <w:r>
-        <w:t xml:space="preserve">Open het tabblad </w:t>
-      </w:r>
-      <w:r>
-        <w:rPr>
-          <w:rFonts w:ascii="Consolas" w:hAnsi="Consolas" w:cs="Consolas"/>
-          <w:sz w:val="18"/>
-          <w:shd w:val="clear" w:color="auto" w:fill="EEF4F2"/>
-        </w:rPr>
-        <w:t>Producten</w:t>
-      </w:r>
-      <w:r>
-        <w:t xml:space="preserve"> en klik op </w:t>
-      </w:r>
-      <w:r>
-        <w:rPr>
-          <w:rFonts w:ascii="Consolas" w:hAnsi="Consolas" w:cs="Consolas"/>
-          <w:sz w:val="18"/>
-          <w:shd w:val="clear" w:color="auto" w:fill="EEF4F2"/>
-        </w:rPr>
-        <w:t>+ Product toevoegen</w:t>
-      </w:r>
-      <w:r>
-        <w:t>. Het formulier heeft dezelfde opties als het medewerkersformulier:</w:t>
+        <w:t xml:space="preserve">Klik op </w:t>
+      </w:r>
+      <w:r>
+        <w:rPr>
+          <w:rFonts w:ascii="Consolas" w:hAnsi="Consolas" w:cs="Consolas"/>
+          <w:sz w:val="18"/>
+          <w:shd w:val="clear" w:color="auto" w:fill="EEF4F2"/>
+        </w:rPr>
+        <w:t>Opslaan</w:t>
+      </w:r>
+      <w:r>
+        <w:t xml:space="preserve"> om een medewerker toe te voegen. </w:t>
+      </w:r>
+      <w:r>
+        <w:rPr>
+          <w:rFonts w:ascii="Consolas" w:hAnsi="Consolas" w:cs="Consolas"/>
+          <w:sz w:val="18"/>
+          <w:shd w:val="clear" w:color="auto" w:fill="EEF4F2"/>
+        </w:rPr>
+        <w:t>Opslaan + opnieuw</w:t>
+      </w:r>
+      <w:r>
+        <w:t xml:space="preserve"> houdt het bedrijf en consumptiepunt vast voor de volgende collega.</w:t>
       </w:r>
     </w:p>
     <w:p>
@@ -8134,15 +8249,18 @@
         <w:contextualSpacing w:val="0"/>
       </w:pPr>
       <w:r>
-        <w:rPr>
-          <w:rFonts w:ascii="Consolas" w:hAnsi="Consolas" w:cs="Consolas"/>
-          <w:sz w:val="18"/>
-          <w:shd w:val="clear" w:color="auto" w:fill="EEF4F2"/>
-        </w:rPr>
-        <w:t>Opslaan</w:t>
-      </w:r>
-      <w:r>
-        <w:t>: opslaan en het formulier sluiten.</w:t>
+        <w:t xml:space="preserve">Gebruik </w:t>
+      </w:r>
+      <w:r>
+        <w:rPr>
+          <w:rFonts w:ascii="Consolas" w:hAnsi="Consolas" w:cs="Consolas"/>
+          <w:sz w:val="18"/>
+          <w:shd w:val="clear" w:color="auto" w:fill="EEF4F2"/>
+        </w:rPr>
+        <w:t>Wijzigen</w:t>
+      </w:r>
+      <w:r>
+        <w:t xml:space="preserve"> om medewerkergegevens aan te passen.</w:t>
       </w:r>
     </w:p>
     <w:p>
@@ -8155,57 +8273,146 @@
         <w:contextualSpacing w:val="0"/>
       </w:pPr>
       <w:r>
-        <w:rPr>
-          <w:rFonts w:ascii="Consolas" w:hAnsi="Consolas" w:cs="Consolas"/>
-          <w:sz w:val="18"/>
-          <w:shd w:val="clear" w:color="auto" w:fill="EEF4F2"/>
-        </w:rPr>
-        <w:t>Opslaan + opnieuw</w:t>
-      </w:r>
-      <w:r>
-        <w:t>: opslaan, de velden leegmaken en het formulier open laten.</w:t>
-      </w:r>
-    </w:p>
-    <w:p>
-      <w:r>
-        <w:t xml:space="preserve">Een nieuw product staat bij alle consumptiepunten </w:t>
-      </w:r>
-      <w:r>
-        <w:rPr>
-          <w:b/>
-          <w:bCs/>
-        </w:rPr>
-        <w:t>uit</w:t>
-      </w:r>
-      <w:r>
-        <w:t>. Zet het daarna aan bij de punten die het aanbieden (zie 4.7).</w:t>
-      </w:r>
-    </w:p>
-    <w:p>
-      <w:r>
-        <w:t xml:space="preserve">De prijs is 0 of hoger en heeft hooguit twee decimalen (hele centen), bijvoorbeeld </w:t>
-      </w:r>
-      <w:r>
-        <w:rPr>
-          <w:rFonts w:ascii="Consolas" w:hAnsi="Consolas" w:cs="Consolas"/>
-          <w:sz w:val="18"/>
-          <w:shd w:val="clear" w:color="auto" w:fill="EEF4F2"/>
-        </w:rPr>
-        <w:t>0.65</w:t>
-      </w:r>
-      <w:r>
-        <w:t xml:space="preserve">; anders verschijnt "Vul een prijs van 0 of hoger in, met hooguit twee decimalen." Twee producten met dezelfde naam kan niet: dan verschijnt "Er bestaat al een product met deze naam." Een product dat al eens is geregistreerd, kan niet worden verwijderd, zodat oude registraties en de export blijven kloppen ("Dit product wordt al gebruikt en kan niet worden verwijderd"). Bij een product dat nooit is geregistreerd, vraagt de browser eerst "Product Boter verwijderen?" (met de naam van het product); met </w:t>
-      </w:r>
-      <w:r>
-        <w:rPr>
-          <w:rFonts w:ascii="Consolas" w:hAnsi="Consolas" w:cs="Consolas"/>
-          <w:sz w:val="18"/>
-          <w:shd w:val="clear" w:color="auto" w:fill="EEF4F2"/>
-        </w:rPr>
-        <w:t>Annuleren</w:t>
-      </w:r>
-      <w:r>
-        <w:t xml:space="preserve"> verandert er niets.</w:t>
+        <w:t xml:space="preserve">Gebruik </w:t>
+      </w:r>
+      <w:r>
+        <w:rPr>
+          <w:rFonts w:ascii="Consolas" w:hAnsi="Consolas" w:cs="Consolas"/>
+          <w:sz w:val="18"/>
+          <w:shd w:val="clear" w:color="auto" w:fill="EEF4F2"/>
+        </w:rPr>
+        <w:t>Deactiveren</w:t>
+      </w:r>
+      <w:r>
+        <w:t xml:space="preserve"> of </w:t>
+      </w:r>
+      <w:r>
+        <w:rPr>
+          <w:rFonts w:ascii="Consolas" w:hAnsi="Consolas" w:cs="Consolas"/>
+          <w:sz w:val="18"/>
+          <w:shd w:val="clear" w:color="auto" w:fill="EEF4F2"/>
+        </w:rPr>
+        <w:t>Activeren</w:t>
+      </w:r>
+      <w:r>
+        <w:t xml:space="preserve"> om de medewerkerstatus te wijzigen.</w:t>
+      </w:r>
+    </w:p>
+    <w:p>
+      <w:r>
+        <w:t>Voornaam, achternaam, looncode, personeelsnummer en bedrijf zijn verplicht, en ook het consumptiepunt als het gekozen bedrijf consumptiepunten heeft. Ontbreekt er iets, dan krijgt het veld een rode rand met een melding eronder en krijgt het eerste foute veld de focus. Looncode, personeelsnummer en een afwijkend werkgevernummer mogen alleen cijfers bevatten; anders verschijnt "Gebruik alleen cijfers." bij het veld. De voornaam en achternaam worden apart opgeslagen (</w:t>
+      </w:r>
+      <w:r>
+        <w:rPr>
+          <w:rFonts w:ascii="Consolas" w:hAnsi="Consolas" w:cs="Consolas"/>
+          <w:sz w:val="18"/>
+          <w:shd w:val="clear" w:color="auto" w:fill="EEF4F2"/>
+        </w:rPr>
+        <w:t>firstName</w:t>
+      </w:r>
+      <w:r>
+        <w:t xml:space="preserve">, </w:t>
+      </w:r>
+      <w:r>
+        <w:rPr>
+          <w:rFonts w:ascii="Consolas" w:hAnsi="Consolas" w:cs="Consolas"/>
+          <w:sz w:val="18"/>
+          <w:shd w:val="clear" w:color="auto" w:fill="EEF4F2"/>
+        </w:rPr>
+        <w:t>lastName</w:t>
+      </w:r>
+      <w:r>
+        <w:t>); de volledige naam (</w:t>
+      </w:r>
+      <w:r>
+        <w:rPr>
+          <w:rFonts w:ascii="Consolas" w:hAnsi="Consolas" w:cs="Consolas"/>
+          <w:sz w:val="18"/>
+          <w:shd w:val="clear" w:color="auto" w:fill="EEF4F2"/>
+        </w:rPr>
+        <w:t>name</w:t>
+      </w:r>
+      <w:r>
+        <w:t>) wordt daaruit samengesteld.</w:t>
+      </w:r>
+    </w:p>
+    <w:p>
+      <w:r>
+        <w:t xml:space="preserve">Een inactieve medewerker zonder registraties kan daarna met </w:t>
+      </w:r>
+      <w:r>
+        <w:rPr>
+          <w:rFonts w:ascii="Consolas" w:hAnsi="Consolas" w:cs="Consolas"/>
+          <w:sz w:val="18"/>
+          <w:shd w:val="clear" w:color="auto" w:fill="EEF4F2"/>
+        </w:rPr>
+        <w:t>Verwijderen</w:t>
+      </w:r>
+      <w:r>
+        <w:t xml:space="preserve"> definitief worden verwijderd; de browser vraagt eerst om bevestiging. Heeft de medewerker registraties, dan staat de knop er niet en is deactiveren voldoende: zo blijven naam, looncode en personeelsnummer beschikbaar voor de CSV-export. Ook bij een actieve medewerker staat de knop er niet. Controller en model controleren dit zelf ook, voor het geval een knop verouderd is (bijvoorbeeld na een wijziging in een ander tabblad): bij registraties verschijnt "Deze medewerker heeft registraties en kan niet definit</w:t>
+      </w:r>
+      <w:r>
+        <w:t>ief worden verwijderd. Deactiveren is voldoende.", bij een actieve medewerker "Zet deze medewerker eerst op inactief. Alleen een inactieve medewerker kan definitief worden verwijderd." Een personeelsnummer mag maar bij één medewerker voorkomen.</w:t>
+      </w:r>
+    </w:p>
+    <w:p>
+      <w:r>
+        <w:t xml:space="preserve">Het pasnummer wordt gelijk gemaakt opgeslagen: spaties, </w:t>
+      </w:r>
+      <w:r>
+        <w:rPr>
+          <w:rFonts w:ascii="Consolas" w:hAnsi="Consolas" w:cs="Consolas"/>
+          <w:sz w:val="18"/>
+          <w:shd w:val="clear" w:color="auto" w:fill="EEF4F2"/>
+        </w:rPr>
+        <w:t>:</w:t>
+      </w:r>
+      <w:r>
+        <w:t xml:space="preserve"> en </w:t>
+      </w:r>
+      <w:r>
+        <w:rPr>
+          <w:rFonts w:ascii="Consolas" w:hAnsi="Consolas" w:cs="Consolas"/>
+          <w:sz w:val="18"/>
+          <w:shd w:val="clear" w:color="auto" w:fill="EEF4F2"/>
+        </w:rPr>
+        <w:t>-</w:t>
+      </w:r>
+      <w:r>
+        <w:t xml:space="preserve"> gaan eruit en alles wordt hoofdletters (</w:t>
+      </w:r>
+      <w:r>
+        <w:rPr>
+          <w:rFonts w:ascii="Consolas" w:hAnsi="Consolas" w:cs="Consolas"/>
+          <w:sz w:val="18"/>
+          <w:shd w:val="clear" w:color="auto" w:fill="EEF4F2"/>
+        </w:rPr>
+        <w:t>04:a1:b2:c3</w:t>
+      </w:r>
+      <w:r>
+        <w:t xml:space="preserve"> wordt </w:t>
+      </w:r>
+      <w:r>
+        <w:rPr>
+          <w:rFonts w:ascii="Consolas" w:hAnsi="Consolas" w:cs="Consolas"/>
+          <w:sz w:val="18"/>
+          <w:shd w:val="clear" w:color="auto" w:fill="EEF4F2"/>
+        </w:rPr>
+        <w:t>04A1B2C3</w:t>
+      </w:r>
+      <w:r>
+        <w:t xml:space="preserve">). Daarna mag het alleen letters en cijfers bevatten, 4 tot en met 64 tekens; anders verschijnt "Gebruik alleen letters en cijfers (4 tot 64 tekens)." bij het veld. Een pas mag maar bij één medewerker horen; anders verschijnt "Deze pas is al gekoppeld aan een andere medewerker." In de medewerkerslijst staat bij medewerkers met een pas het label </w:t>
+      </w:r>
+      <w:r>
+        <w:rPr>
+          <w:rFonts w:ascii="Consolas" w:hAnsi="Consolas" w:cs="Consolas"/>
+          <w:sz w:val="18"/>
+          <w:shd w:val="clear" w:color="auto" w:fill="EEF4F2"/>
+        </w:rPr>
+        <w:t>Pas gekoppeld</w:t>
+      </w:r>
+      <w:r>
+        <w:t>; het pasnummer zelf staat niet in de lijst, niet in het logboek en niet in de CSV-export.</w:t>
       </w:r>
     </w:p>
     <w:p>
@@ -8213,13 +8420,13 @@
         <w:pStyle w:val="Kop2"/>
         <w:keepNext/>
       </w:pPr>
-      <w:bookmarkStart w:id="21" w:name="k11"/>
-      <w:bookmarkStart w:id="22" w:name="_Toc242435868"/>
-      <w:r>
-        <w:t>BEDRIJVEN EN CONSUMPTIEPUNTEN BEHEREN</w:t>
-      </w:r>
-      <w:bookmarkEnd w:id="21"/>
-      <w:bookmarkEnd w:id="22"/>
+      <w:bookmarkStart w:id="19" w:name="k10"/>
+      <w:bookmarkStart w:id="20" w:name="_Toc242437644"/>
+      <w:r>
+        <w:t>PRODUCTEN BEHEREN</w:t>
+      </w:r>
+      <w:bookmarkEnd w:id="19"/>
+      <w:bookmarkEnd w:id="20"/>
     </w:p>
     <w:p>
       <w:r>
@@ -8231,10 +8438,21 @@
           <w:sz w:val="18"/>
           <w:shd w:val="clear" w:color="auto" w:fill="EEF4F2"/>
         </w:rPr>
-        <w:t>Bedrijven</w:t>
-      </w:r>
-      <w:r>
-        <w:t>. Standaard staan de 13 bedrijven van TVB erin. Onder ieder bedrijf staan de consumptiepunten van dat bedrijf. Een bedrijf kan geen, één of meerdere consumptiepunten hebben.</w:t>
+        <w:t>Producten</w:t>
+      </w:r>
+      <w:r>
+        <w:t xml:space="preserve"> en klik op </w:t>
+      </w:r>
+      <w:r>
+        <w:rPr>
+          <w:rFonts w:ascii="Consolas" w:hAnsi="Consolas" w:cs="Consolas"/>
+          <w:sz w:val="18"/>
+          <w:shd w:val="clear" w:color="auto" w:fill="EEF4F2"/>
+        </w:rPr>
+        <w:t>+ Product toevoegen</w:t>
+      </w:r>
+      <w:r>
+        <w:t>. Het formulier heeft dezelfde opties als het medewerkersformulier:</w:t>
       </w:r>
     </w:p>
     <w:p>
@@ -8253,32 +8471,102 @@
           <w:sz w:val="18"/>
           <w:shd w:val="clear" w:color="auto" w:fill="EEF4F2"/>
         </w:rPr>
-        <w:t>+ Bedrijf toevoegen</w:t>
-      </w:r>
-      <w:r>
-        <w:t xml:space="preserve"> en </w:t>
-      </w:r>
-      <w:r>
-        <w:rPr>
-          <w:rFonts w:ascii="Consolas" w:hAnsi="Consolas" w:cs="Consolas"/>
-          <w:sz w:val="18"/>
-          <w:shd w:val="clear" w:color="auto" w:fill="EEF4F2"/>
-        </w:rPr>
-        <w:t>Wijzigen</w:t>
-      </w:r>
-      <w:r>
-        <w:t xml:space="preserve">: bedrijfsnaam en werkgevernummer invullen. Het werkgevernummer komt in de CSV-export bij de medewerkers van dat bedrijf, behalve bij medewerkers met een afwijkend werkgevernummer. Bedrijfsnaam en werkgevernummer zijn uniek: bij een dubbele waarde verschijnt bij het veld "Er bestaat al een bedrijf met deze naam." of "Er bestaat al een bedrijf met dit werkgevernummer." en wordt er niets opgeslagen. Meerdere bedrijven zonder werkgevernummer mag wel. Dit past bij de UNIQUE-regel in </w:t>
-      </w:r>
-      <w:r>
-        <w:rPr>
-          <w:rFonts w:ascii="Consolas" w:hAnsi="Consolas" w:cs="Consolas"/>
-          <w:sz w:val="18"/>
-          <w:shd w:val="clear" w:color="auto" w:fill="EEF4F2"/>
-        </w:rPr>
-        <w:t>docs/DATABASE-SCHEMA.sql</w:t>
-      </w:r>
-      <w:r>
-        <w:t>.</w:t>
+        <w:t>Opslaan</w:t>
+      </w:r>
+      <w:r>
+        <w:t>: opslaan en het formulier sluiten.</w:t>
+      </w:r>
+    </w:p>
+    <w:p>
+      <w:pPr>
+        <w:pStyle w:val="Lijstalinea"/>
+        <w:numPr>
+          <w:ilvl w:val="0"/>
+          <w:numId w:val="3"/>
+        </w:numPr>
+        <w:contextualSpacing w:val="0"/>
+      </w:pPr>
+      <w:r>
+        <w:rPr>
+          <w:rFonts w:ascii="Consolas" w:hAnsi="Consolas" w:cs="Consolas"/>
+          <w:sz w:val="18"/>
+          <w:shd w:val="clear" w:color="auto" w:fill="EEF4F2"/>
+        </w:rPr>
+        <w:t>Opslaan + opnieuw</w:t>
+      </w:r>
+      <w:r>
+        <w:t>: opslaan, de velden leegmaken en het formulier open laten.</w:t>
+      </w:r>
+    </w:p>
+    <w:p>
+      <w:r>
+        <w:t xml:space="preserve">Een nieuw product staat bij alle consumptiepunten </w:t>
+      </w:r>
+      <w:r>
+        <w:rPr>
+          <w:b/>
+          <w:bCs/>
+        </w:rPr>
+        <w:t>uit</w:t>
+      </w:r>
+      <w:r>
+        <w:t>. Zet het daarna aan bij de punten die het aanbieden (zie 4.7).</w:t>
+      </w:r>
+    </w:p>
+    <w:p>
+      <w:r>
+        <w:t xml:space="preserve">De prijs is 0 of hoger en heeft hooguit twee decimalen (hele centen), bijvoorbeeld </w:t>
+      </w:r>
+      <w:r>
+        <w:rPr>
+          <w:rFonts w:ascii="Consolas" w:hAnsi="Consolas" w:cs="Consolas"/>
+          <w:sz w:val="18"/>
+          <w:shd w:val="clear" w:color="auto" w:fill="EEF4F2"/>
+        </w:rPr>
+        <w:t>0.65</w:t>
+      </w:r>
+      <w:r>
+        <w:t xml:space="preserve">; anders verschijnt "Vul een prijs van 0 of hoger in, met hooguit twee decimalen." Twee producten met dezelfde naam kan niet: dan verschijnt "Er bestaat al een product met deze naam." Een product dat al eens is geregistreerd, kan niet worden verwijderd, zodat oude registraties en de export blijven kloppen ("Dit product wordt al gebruikt en kan niet worden verwijderd"). Bij een product dat nooit is geregistreerd, vraagt de browser eerst "Product Boter verwijderen?" (met de naam van het product); met </w:t>
+      </w:r>
+      <w:r>
+        <w:rPr>
+          <w:rFonts w:ascii="Consolas" w:hAnsi="Consolas" w:cs="Consolas"/>
+          <w:sz w:val="18"/>
+          <w:shd w:val="clear" w:color="auto" w:fill="EEF4F2"/>
+        </w:rPr>
+        <w:t>Annuleren</w:t>
+      </w:r>
+      <w:r>
+        <w:t xml:space="preserve"> verandert er niets.</w:t>
+      </w:r>
+    </w:p>
+    <w:p>
+      <w:pPr>
+        <w:pStyle w:val="Kop2"/>
+        <w:keepNext/>
+      </w:pPr>
+      <w:bookmarkStart w:id="21" w:name="k11"/>
+      <w:bookmarkStart w:id="22" w:name="_Toc242437645"/>
+      <w:r>
+        <w:t>BEDRIJVEN EN CONSUMPTIEPUNTEN BEHEREN</w:t>
+      </w:r>
+      <w:bookmarkEnd w:id="21"/>
+      <w:bookmarkEnd w:id="22"/>
+    </w:p>
+    <w:p>
+      <w:r>
+        <w:t xml:space="preserve">Open het tabblad </w:t>
+      </w:r>
+      <w:r>
+        <w:rPr>
+          <w:rFonts w:ascii="Consolas" w:hAnsi="Consolas" w:cs="Consolas"/>
+          <w:sz w:val="18"/>
+          <w:shd w:val="clear" w:color="auto" w:fill="EEF4F2"/>
+        </w:rPr>
+        <w:t>Bedrijven</w:t>
+      </w:r>
+      <w:r>
+        <w:t>. Standaard staan de 13 bedrijven van TVB erin. Onder ieder bedrijf staan de consumptiepunten van dat bedrijf. Een bedrijf kan geen, één of meerdere consumptiepunten hebben.</w:t>
       </w:r>
     </w:p>
     <w:p>
@@ -8292,7 +8580,37 @@
         <w:contextualSpacing w:val="0"/>
       </w:pPr>
       <w:r>
-        <w:t>Bij ieder bedrijf en consumptiepunt staat het aantal gekoppelde medewerkers, in enkelvoud of meervoud ("1 medewerker", "2 medewerkers").</w:t>
+        <w:rPr>
+          <w:rFonts w:ascii="Consolas" w:hAnsi="Consolas" w:cs="Consolas"/>
+          <w:sz w:val="18"/>
+          <w:shd w:val="clear" w:color="auto" w:fill="EEF4F2"/>
+        </w:rPr>
+        <w:t>+ Bedrijf toevoegen</w:t>
+      </w:r>
+      <w:r>
+        <w:t xml:space="preserve"> en </w:t>
+      </w:r>
+      <w:r>
+        <w:rPr>
+          <w:rFonts w:ascii="Consolas" w:hAnsi="Consolas" w:cs="Consolas"/>
+          <w:sz w:val="18"/>
+          <w:shd w:val="clear" w:color="auto" w:fill="EEF4F2"/>
+        </w:rPr>
+        <w:t>Wijzigen</w:t>
+      </w:r>
+      <w:r>
+        <w:t xml:space="preserve">: bedrijfsnaam en werkgevernummer invullen. Het werkgevernummer komt in de CSV-export bij de medewerkers van dat bedrijf, behalve bij medewerkers met een afwijkend werkgevernummer. Bedrijfsnaam en werkgevernummer zijn uniek: bij een dubbele waarde verschijnt bij het veld "Er bestaat al een bedrijf met deze naam." of "Er bestaat al een bedrijf met dit werkgevernummer." en wordt er niets opgeslagen. Meerdere bedrijven zonder werkgevernummer mag wel. Dit past bij de UNIQUE-regel in </w:t>
+      </w:r>
+      <w:r>
+        <w:rPr>
+          <w:rFonts w:ascii="Consolas" w:hAnsi="Consolas" w:cs="Consolas"/>
+          <w:sz w:val="18"/>
+          <w:shd w:val="clear" w:color="auto" w:fill="EEF4F2"/>
+        </w:rPr>
+        <w:t>docs/DATABASE-SCHEMA.sql</w:t>
+      </w:r>
+      <w:r>
+        <w:t>.</w:t>
       </w:r>
     </w:p>
     <w:p>
@@ -8306,26 +8624,7 @@
         <w:contextualSpacing w:val="0"/>
       </w:pPr>
       <w:r>
-        <w:rPr>
-          <w:rFonts w:ascii="Consolas" w:hAnsi="Consolas" w:cs="Consolas"/>
-          <w:sz w:val="18"/>
-          <w:shd w:val="clear" w:color="auto" w:fill="EEF4F2"/>
-        </w:rPr>
-        <w:t>+ Consumptiepunt</w:t>
-      </w:r>
-      <w:r>
-        <w:t xml:space="preserve">: een nieuw punt bij dat bedrijf toevoegen. Geef het een naam (bijv. </w:t>
-      </w:r>
-      <w:r>
-        <w:rPr>
-          <w:rFonts w:ascii="Consolas" w:hAnsi="Consolas" w:cs="Consolas"/>
-          <w:sz w:val="18"/>
-          <w:shd w:val="clear" w:color="auto" w:fill="EEF4F2"/>
-        </w:rPr>
-        <w:t>Kantine begane grond</w:t>
-      </w:r>
-      <w:r>
-        <w:t>) en vink aan welke producten er worden aangeboden.</w:t>
+        <w:t>Bij ieder bedrijf en consumptiepunt staat het aantal gekoppelde medewerkers, in enkelvoud of meervoud ("1 medewerker", "2 medewerkers").</w:t>
       </w:r>
     </w:p>
     <w:p>
@@ -8344,60 +8643,21 @@
           <w:sz w:val="18"/>
           <w:shd w:val="clear" w:color="auto" w:fill="EEF4F2"/>
         </w:rPr>
-        <w:t>Aanbod wijzigen</w:t>
-      </w:r>
-      <w:r>
-        <w:t>: naam, bedrijf of aangeboden producten van een punt aanpassen. De voorraad blijft bewaard, ook als een product tijdelijk uit staat. Kies je een ander bedrijf, dan verhuizen de medewerkers van dit punt mee naar dat bedrijf; alleen hun bedrijf verandert, hun naam en andere gegevens blijven gelijk.</w:t>
-      </w:r>
-    </w:p>
-    <w:p>
-      <w:pPr>
-        <w:pStyle w:val="Lijstalinea"/>
-        <w:numPr>
-          <w:ilvl w:val="0"/>
-          <w:numId w:val="3"/>
-        </w:numPr>
-        <w:contextualSpacing w:val="0"/>
-      </w:pPr>
-      <w:r>
-        <w:rPr>
-          <w:rFonts w:ascii="Consolas" w:hAnsi="Consolas" w:cs="Consolas"/>
-          <w:sz w:val="18"/>
-          <w:shd w:val="clear" w:color="auto" w:fill="EEF4F2"/>
-        </w:rPr>
-        <w:t>Verwijderen</w:t>
-      </w:r>
-      <w:r>
-        <w:t>: kan alleen als er geen medewerkers meer aan het bedrijf of punt gekoppeld zijn. Een bedrijf kan ook pas worden verwijderd als het geen consumptiepunten meer heeft. De browser vraagt eerst om bevestiging.</w:t>
-      </w:r>
-    </w:p>
-    <w:p>
-      <w:pPr>
-        <w:pStyle w:val="Kop2"/>
-        <w:keepNext/>
-      </w:pPr>
-      <w:bookmarkStart w:id="23" w:name="k12"/>
-      <w:bookmarkStart w:id="24" w:name="_Toc242435869"/>
-      <w:r>
-        <w:t>VOORRAAD BEHEREN</w:t>
-      </w:r>
-      <w:bookmarkEnd w:id="23"/>
-      <w:bookmarkEnd w:id="24"/>
-    </w:p>
-    <w:p>
-      <w:r>
-        <w:t xml:space="preserve">Open het tabblad </w:t>
-      </w:r>
-      <w:r>
-        <w:rPr>
-          <w:rFonts w:ascii="Consolas" w:hAnsi="Consolas" w:cs="Consolas"/>
-          <w:sz w:val="18"/>
-          <w:shd w:val="clear" w:color="auto" w:fill="EEF4F2"/>
-        </w:rPr>
-        <w:t>Voorraad</w:t>
-      </w:r>
-      <w:r>
-        <w:t>.</w:t>
+        <w:t>+ Consumptiepunt</w:t>
+      </w:r>
+      <w:r>
+        <w:t xml:space="preserve">: een nieuw punt bij dat bedrijf toevoegen. Geef het een naam (bijv. </w:t>
+      </w:r>
+      <w:r>
+        <w:rPr>
+          <w:rFonts w:ascii="Consolas" w:hAnsi="Consolas" w:cs="Consolas"/>
+          <w:sz w:val="18"/>
+          <w:shd w:val="clear" w:color="auto" w:fill="EEF4F2"/>
+        </w:rPr>
+        <w:t>Kantine begane grond</w:t>
+      </w:r>
+      <w:r>
+        <w:t>) en vink aan welke producten er worden aangeboden.</w:t>
       </w:r>
     </w:p>
     <w:p>
@@ -8411,39 +8671,65 @@
         <w:contextualSpacing w:val="0"/>
       </w:pPr>
       <w:r>
-        <w:t xml:space="preserve">Bovenaan staat de lijst </w:t>
-      </w:r>
-      <w:r>
-        <w:rPr>
-          <w:b/>
-          <w:bCs/>
-        </w:rPr>
-        <w:t>Bijbestellen</w:t>
-      </w:r>
-      <w:r>
-        <w:t xml:space="preserve"> met alle aangeboden producten die </w:t>
-      </w:r>
-      <w:r>
-        <w:rPr>
-          <w:rFonts w:ascii="Consolas" w:hAnsi="Consolas" w:cs="Consolas"/>
-          <w:sz w:val="18"/>
-          <w:shd w:val="clear" w:color="auto" w:fill="EEF4F2"/>
-        </w:rPr>
-        <w:t>Op</w:t>
-      </w:r>
-      <w:r>
-        <w:t xml:space="preserve"> zijn (voorraad 0 of minder) of op of onder het minimum zitten (</w:t>
-      </w:r>
-      <w:r>
-        <w:rPr>
-          <w:rFonts w:ascii="Consolas" w:hAnsi="Consolas" w:cs="Consolas"/>
-          <w:sz w:val="18"/>
-          <w:shd w:val="clear" w:color="auto" w:fill="EEF4F2"/>
-        </w:rPr>
-        <w:t>Bijbestellen</w:t>
-      </w:r>
-      <w:r>
-        <w:t>), over alle consumptiepunten. Klik op een punt om de voorraad daarvan te openen.</w:t>
+        <w:rPr>
+          <w:rFonts w:ascii="Consolas" w:hAnsi="Consolas" w:cs="Consolas"/>
+          <w:sz w:val="18"/>
+          <w:shd w:val="clear" w:color="auto" w:fill="EEF4F2"/>
+        </w:rPr>
+        <w:t>Aanbod wijzigen</w:t>
+      </w:r>
+      <w:r>
+        <w:t>: naam, bedrijf of aangeboden producten van een punt aanpassen. De voorraad blijft bewaard, ook als een product tijdelijk uit staat. Kies je een ander bedrijf, dan verhuizen de medewerkers van dit punt mee naar dat bedrijf; alleen hun bedrijf verandert, hun naam en andere gegevens blijven gelijk.</w:t>
+      </w:r>
+    </w:p>
+    <w:p>
+      <w:pPr>
+        <w:pStyle w:val="Lijstalinea"/>
+        <w:numPr>
+          <w:ilvl w:val="0"/>
+          <w:numId w:val="3"/>
+        </w:numPr>
+        <w:contextualSpacing w:val="0"/>
+      </w:pPr>
+      <w:r>
+        <w:rPr>
+          <w:rFonts w:ascii="Consolas" w:hAnsi="Consolas" w:cs="Consolas"/>
+          <w:sz w:val="18"/>
+          <w:shd w:val="clear" w:color="auto" w:fill="EEF4F2"/>
+        </w:rPr>
+        <w:t>Verwijderen</w:t>
+      </w:r>
+      <w:r>
+        <w:t>: kan alleen als er geen medewerkers meer aan het bedrijf of punt gekoppeld zijn. Een bedrijf kan ook pas worden verwijderd als het geen consumptiepunten meer heeft. De browser vraagt eerst om bevestiging.</w:t>
+      </w:r>
+    </w:p>
+    <w:p>
+      <w:pPr>
+        <w:pStyle w:val="Kop2"/>
+        <w:keepNext/>
+      </w:pPr>
+      <w:bookmarkStart w:id="23" w:name="k12"/>
+      <w:bookmarkStart w:id="24" w:name="_Toc242437646"/>
+      <w:r>
+        <w:t>VOORRAAD BEHEREN</w:t>
+      </w:r>
+      <w:bookmarkEnd w:id="23"/>
+      <w:bookmarkEnd w:id="24"/>
+    </w:p>
+    <w:p>
+      <w:r>
+        <w:t xml:space="preserve">Open het tabblad </w:t>
+      </w:r>
+      <w:r>
+        <w:rPr>
+          <w:rFonts w:ascii="Consolas" w:hAnsi="Consolas" w:cs="Consolas"/>
+          <w:sz w:val="18"/>
+          <w:shd w:val="clear" w:color="auto" w:fill="EEF4F2"/>
+        </w:rPr>
+        <w:t>Voorraad</w:t>
+      </w:r>
+      <w:r>
+        <w:t>.</w:t>
       </w:r>
     </w:p>
     <w:p>
@@ -8457,7 +8743,39 @@
         <w:contextualSpacing w:val="0"/>
       </w:pPr>
       <w:r>
-        <w:t>Kies een consumptiepunt om de voorraad per product te zien.</w:t>
+        <w:t xml:space="preserve">Bovenaan staat de lijst </w:t>
+      </w:r>
+      <w:r>
+        <w:rPr>
+          <w:b/>
+          <w:bCs/>
+        </w:rPr>
+        <w:t>Bijbestellen</w:t>
+      </w:r>
+      <w:r>
+        <w:t xml:space="preserve"> met alle aangeboden producten die </w:t>
+      </w:r>
+      <w:r>
+        <w:rPr>
+          <w:rFonts w:ascii="Consolas" w:hAnsi="Consolas" w:cs="Consolas"/>
+          <w:sz w:val="18"/>
+          <w:shd w:val="clear" w:color="auto" w:fill="EEF4F2"/>
+        </w:rPr>
+        <w:t>Op</w:t>
+      </w:r>
+      <w:r>
+        <w:t xml:space="preserve"> zijn (voorraad 0 of minder) of op of onder het minimum zitten (</w:t>
+      </w:r>
+      <w:r>
+        <w:rPr>
+          <w:rFonts w:ascii="Consolas" w:hAnsi="Consolas" w:cs="Consolas"/>
+          <w:sz w:val="18"/>
+          <w:shd w:val="clear" w:color="auto" w:fill="EEF4F2"/>
+        </w:rPr>
+        <w:t>Bijbestellen</w:t>
+      </w:r>
+      <w:r>
+        <w:t>), over alle consumptiepunten. Klik op een punt om de voorraad daarvan te openen.</w:t>
       </w:r>
     </w:p>
     <w:p>
@@ -8471,25 +8789,7 @@
         <w:contextualSpacing w:val="0"/>
       </w:pPr>
       <w:r>
-        <w:rPr>
-          <w:b/>
-          <w:bCs/>
-        </w:rPr>
-        <w:t>Levering</w:t>
-      </w:r>
-      <w:r>
-        <w:t xml:space="preserve">: vul het geleverde aantal in (een heel getal van 1 tot en met 100.000) en klik op </w:t>
-      </w:r>
-      <w:r>
-        <w:rPr>
-          <w:rFonts w:ascii="Consolas" w:hAnsi="Consolas" w:cs="Consolas"/>
-          <w:sz w:val="18"/>
-          <w:shd w:val="clear" w:color="auto" w:fill="EEF4F2"/>
-        </w:rPr>
-        <w:t>+ Toevoegen</w:t>
-      </w:r>
-      <w:r>
-        <w:t>. Het aantal komt bij de voorraad. Tik je per ongeluk twee keer snel achter elkaar (binnen 800 milliseconden) op dezelfde knop, dan telt alleen de eerste tik.</w:t>
+        <w:t>Kies een consumptiepunt om de voorraad per product te zien.</w:t>
       </w:r>
     </w:p>
     <w:p>
@@ -8507,6 +8807,38 @@
           <w:b/>
           <w:bCs/>
         </w:rPr>
+        <w:t>Levering</w:t>
+      </w:r>
+      <w:r>
+        <w:t xml:space="preserve">: vul het geleverde aantal in (een heel getal van 1 tot en met 100.000) en klik op </w:t>
+      </w:r>
+      <w:r>
+        <w:rPr>
+          <w:rFonts w:ascii="Consolas" w:hAnsi="Consolas" w:cs="Consolas"/>
+          <w:sz w:val="18"/>
+          <w:shd w:val="clear" w:color="auto" w:fill="EEF4F2"/>
+        </w:rPr>
+        <w:t>+ Toevoegen</w:t>
+      </w:r>
+      <w:r>
+        <w:t>. Het aantal komt bij de voorraad. Tik je per ongeluk twee keer snel achter elkaar (binnen 800 milliseconden) op dezelfde knop, dan telt alleen de eerste tik.</w:t>
+      </w:r>
+    </w:p>
+    <w:p>
+      <w:pPr>
+        <w:pStyle w:val="Lijstalinea"/>
+        <w:numPr>
+          <w:ilvl w:val="0"/>
+          <w:numId w:val="3"/>
+        </w:numPr>
+        <w:spacing w:after="60"/>
+        <w:contextualSpacing w:val="0"/>
+      </w:pPr>
+      <w:r>
+        <w:rPr>
+          <w:b/>
+          <w:bCs/>
+        </w:rPr>
         <w:t>Voorraad</w:t>
       </w:r>
       <w:r>
@@ -8595,7 +8927,7 @@
         <w:keepNext/>
       </w:pPr>
       <w:bookmarkStart w:id="25" w:name="k13"/>
-      <w:bookmarkStart w:id="26" w:name="_Toc242435870"/>
+      <w:bookmarkStart w:id="26" w:name="_Toc242437647"/>
       <w:r>
         <w:t>LOGBOEK BEKIJKEN</w:t>
       </w:r>
@@ -8635,7 +8967,7 @@
         <w:keepNext/>
       </w:pPr>
       <w:bookmarkStart w:id="27" w:name="k14"/>
-      <w:bookmarkStart w:id="28" w:name="_Toc242435871"/>
+      <w:bookmarkStart w:id="28" w:name="_Toc242437648"/>
       <w:r>
         <w:t>ALLE GEGEVENS WISSEN</w:t>
       </w:r>
@@ -8761,7 +9093,7 @@
         <w:keepNext/>
       </w:pPr>
       <w:bookmarkStart w:id="29" w:name="k15"/>
-      <w:bookmarkStart w:id="30" w:name="_Toc242435872"/>
+      <w:bookmarkStart w:id="30" w:name="_Toc242437649"/>
       <w:r>
         <w:t>MODAL SLUITEN EN UITLOGGEN</w:t>
       </w:r>
@@ -8790,7 +9122,7 @@
         <w:keepNext/>
       </w:pPr>
       <w:bookmarkStart w:id="31" w:name="k16"/>
-      <w:bookmarkStart w:id="32" w:name="_Toc242435873"/>
+      <w:bookmarkStart w:id="32" w:name="_Toc242437650"/>
       <w:r>
         <w:t>CSV EXPORTEREN</w:t>
       </w:r>
@@ -9127,7 +9459,7 @@
         <w:keepNext/>
       </w:pPr>
       <w:bookmarkStart w:id="33" w:name="k17"/>
-      <w:bookmarkStart w:id="34" w:name="_Toc242435874"/>
+      <w:bookmarkStart w:id="34" w:name="_Toc242437651"/>
       <w:r>
         <w:t>LICHT OF DONKER THEMA</w:t>
       </w:r>
@@ -9234,7 +9566,7 @@
         <w:keepNext/>
       </w:pPr>
       <w:bookmarkStart w:id="35" w:name="k18"/>
-      <w:bookmarkStart w:id="36" w:name="_Toc242435875"/>
+      <w:bookmarkStart w:id="36" w:name="_Toc242437652"/>
       <w:r>
         <w:t>WELKOM EN "ZELFDE ALS VORIGE KEER"</w:t>
       </w:r>
@@ -9307,7 +9639,7 @@
         <w:keepNext/>
       </w:pPr>
       <w:bookmarkStart w:id="37" w:name="k19"/>
-      <w:bookmarkStart w:id="38" w:name="_Toc242435876"/>
+      <w:bookmarkStart w:id="38" w:name="_Toc242437653"/>
       <w:r>
         <w:t>DEMO GEZICHTSHERKENNING</w:t>
       </w:r>
@@ -9506,6 +9838,195 @@
     </w:p>
     <w:p>
       <w:pPr>
+        <w:pStyle w:val="Kop2"/>
+        <w:keepNext/>
+      </w:pPr>
+      <w:bookmarkStart w:id="39" w:name="k20"/>
+      <w:bookmarkStart w:id="40" w:name="_Toc242437654"/>
+      <w:r>
+        <w:t>HERKENNEN MET DE PAS</w:t>
+      </w:r>
+      <w:bookmarkEnd w:id="39"/>
+      <w:bookmarkEnd w:id="40"/>
+    </w:p>
+    <w:p>
+      <w:r>
+        <w:t>Medewerkers kunnen zich ook laten herkennen met hun pas, via een USB-NFC-lezer die op de tablet of laptop is aangesloten. De meeste van die lezers gedragen zich als een toetsenbord: bij het aanbieden van een pas "typen" ze razendsnel het pasnummer, meestal gevolgd door Enter. De website heeft daarvoor geen bibliotheek, driver of licentie nodig.</w:t>
+      </w:r>
+    </w:p>
+    <w:p>
+      <w:pPr>
+        <w:pStyle w:val="Lijstalinea"/>
+        <w:tabs>
+          <w:tab w:val="left" w:pos="720"/>
+        </w:tabs>
+        <w:spacing w:after="60"/>
+        <w:ind w:hanging="360"/>
+        <w:contextualSpacing w:val="0"/>
+      </w:pPr>
+      <w:r>
+        <w:rPr>
+          <w:b/>
+          <w:bCs/>
+          <w:color w:val="38B5A8"/>
+        </w:rPr>
+        <w:t>1.</w:t>
+      </w:r>
+      <w:r>
+        <w:tab/>
+        <w:t xml:space="preserve">De beheerder koppelt eerst de pas aan de medewerker (zie 4.5, veld </w:t>
+      </w:r>
+      <w:r>
+        <w:rPr>
+          <w:rFonts w:ascii="Consolas" w:hAnsi="Consolas" w:cs="Consolas"/>
+          <w:sz w:val="18"/>
+          <w:shd w:val="clear" w:color="auto" w:fill="EEF4F2"/>
+        </w:rPr>
+        <w:t>Pasnummer</w:t>
+      </w:r>
+      <w:r>
+        <w:t>).</w:t>
+      </w:r>
+    </w:p>
+    <w:p>
+      <w:pPr>
+        <w:pStyle w:val="Lijstalinea"/>
+        <w:tabs>
+          <w:tab w:val="left" w:pos="720"/>
+        </w:tabs>
+        <w:spacing w:after="60"/>
+        <w:ind w:hanging="360"/>
+        <w:contextualSpacing w:val="0"/>
+      </w:pPr>
+      <w:r>
+        <w:rPr>
+          <w:b/>
+          <w:bCs/>
+          <w:color w:val="38B5A8"/>
+        </w:rPr>
+        <w:t>2.</w:t>
+      </w:r>
+      <w:r>
+        <w:tab/>
+      </w:r>
+      <w:r>
+        <w:t>Op de beginpagina houdt de medewerker zijn pas tegen de lezer. Er hoeft niets aangeklikt te worden.</w:t>
+      </w:r>
+    </w:p>
+    <w:p>
+      <w:pPr>
+        <w:pStyle w:val="Lijstalinea"/>
+        <w:tabs>
+          <w:tab w:val="left" w:pos="720"/>
+        </w:tabs>
+        <w:spacing w:after="60"/>
+        <w:ind w:hanging="360"/>
+        <w:contextualSpacing w:val="0"/>
+      </w:pPr>
+      <w:r>
+        <w:rPr>
+          <w:b/>
+          <w:bCs/>
+          <w:color w:val="38B5A8"/>
+        </w:rPr>
+        <w:t>3.</w:t>
+      </w:r>
+      <w:r>
+        <w:tab/>
+        <w:t>Hoort de pas bij een actieve medewerker, dan opent zijn productvenster met de gewone begroeting plus "Je bent herkend met je pas."</w:t>
+      </w:r>
+    </w:p>
+    <w:p>
+      <w:pPr>
+        <w:pStyle w:val="Lijstalinea"/>
+        <w:tabs>
+          <w:tab w:val="left" w:pos="720"/>
+        </w:tabs>
+        <w:ind w:hanging="360"/>
+        <w:contextualSpacing w:val="0"/>
+      </w:pPr>
+      <w:r>
+        <w:rPr>
+          <w:b/>
+          <w:bCs/>
+          <w:color w:val="38B5A8"/>
+        </w:rPr>
+        <w:t>4.</w:t>
+      </w:r>
+      <w:r>
+        <w:tab/>
+      </w:r>
+      <w:r>
+        <w:t>Is de pas onbekend of hoort hij bij een inactieve medewerker, dan verschijnt de melding "Deze pas is niet gekoppeld aan een medewerker. Kies je naam in de lijst of vraag de beheerder om de pas te koppelen." Een onbekende en een inactieve pas krijgen bewust dezelfde melding, zodat er niets over een andere medewerker uitlekt.</w:t>
+      </w:r>
+    </w:p>
+    <w:p>
+      <w:r>
+        <w:t xml:space="preserve">Een medewerker herkennen gebeurt alleen op de beginpagina, als er geen venster open is. Is er wel een venster open, dan houdt de website alleen de Enter of Tab tegen waarmee de lezer een scan afsluit, zodat die niet de knop met de focus indrukt (bijvoorbeeld </w:t>
+      </w:r>
+      <w:r>
+        <w:rPr>
+          <w:rFonts w:ascii="Consolas" w:hAnsi="Consolas" w:cs="Consolas"/>
+          <w:sz w:val="18"/>
+          <w:shd w:val="clear" w:color="auto" w:fill="EEF4F2"/>
+        </w:rPr>
+        <w:t>Registreren</w:t>
+      </w:r>
+      <w:r>
+        <w:t xml:space="preserve">). Staat de focus in het zoekveld, dan haalt de website de getypte tekens van de lezer daar weer uit; het zoekveld heeft na een scan dezelfde inhoud als ervoor. Gewoon typen in het zoekveld werkt zoals altijd: een mens typt veel trager dan de lezer, en dat ziet de website nooit als een scan. De instellingen staan in </w:t>
+      </w:r>
+      <w:r>
+        <w:rPr>
+          <w:rFonts w:ascii="Consolas" w:hAnsi="Consolas" w:cs="Consolas"/>
+          <w:sz w:val="18"/>
+          <w:shd w:val="clear" w:color="auto" w:fill="EEF4F2"/>
+        </w:rPr>
+        <w:t>BADGE_READER</w:t>
+      </w:r>
+      <w:r>
+        <w:t xml:space="preserve"> in </w:t>
+      </w:r>
+      <w:r>
+        <w:rPr>
+          <w:rFonts w:ascii="Consolas" w:hAnsi="Consolas" w:cs="Consolas"/>
+          <w:sz w:val="18"/>
+          <w:shd w:val="clear" w:color="auto" w:fill="EEF4F2"/>
+        </w:rPr>
+        <w:t>config.js</w:t>
+      </w:r>
+      <w:r>
+        <w:t xml:space="preserve"> (minimaal 6 tekens, hooguit 40 milliseconden tussen twee tekens, en 120 milliseconden stilte als einde van de scan voor lezers zonder Enter). Met </w:t>
+      </w:r>
+      <w:r>
+        <w:rPr>
+          <w:rFonts w:ascii="Consolas" w:hAnsi="Consolas" w:cs="Consolas"/>
+          <w:sz w:val="18"/>
+          <w:shd w:val="clear" w:color="auto" w:fill="EEF4F2"/>
+        </w:rPr>
+        <w:t>BADGE_READER.enabled = false</w:t>
+      </w:r>
+      <w:r>
+        <w:t xml:space="preserve"> staat herkennen met de pas helemaal uit. </w:t>
+      </w:r>
+      <w:r>
+        <w:rPr>
+          <w:rFonts w:ascii="Consolas" w:hAnsi="Consolas" w:cs="Consolas"/>
+          <w:sz w:val="18"/>
+          <w:shd w:val="clear" w:color="auto" w:fill="EEF4F2"/>
+        </w:rPr>
+        <w:t>Alle gegevens wissen</w:t>
+      </w:r>
+      <w:r>
+        <w:t xml:space="preserve"> wist ook de gekoppelde pasnummers, want die horen bij de medewerkers.</w:t>
+      </w:r>
+    </w:p>
+    <w:p>
+      <w:r>
+        <w:t>Let op: het nummer van een pas is niet geheim en kan met goedkope apparatuur worden gekopieerd. Herkennen met de pas is dus gemak, geen bewijs van identiteit. Zie het TO voor de beveiliging en de koppeling met AFAS of het toegangssysteem van TVB in productie.</w:t>
+      </w:r>
+    </w:p>
+    <w:p>
+      <w:pPr>
         <w:pStyle w:val="Kop1"/>
         <w:keepNext/>
         <w:pageBreakBefore/>
@@ -9514,8 +10035,8 @@
           <w:numId w:val="37"/>
         </w:numPr>
       </w:pPr>
-      <w:bookmarkStart w:id="39" w:name="k20"/>
-      <w:bookmarkStart w:id="40" w:name="_Toc242435877"/>
+      <w:bookmarkStart w:id="41" w:name="k21"/>
+      <w:bookmarkStart w:id="42" w:name="_Toc242437655"/>
       <w:r>
         <w:t xml:space="preserve">UITLEG VAN </w:t>
       </w:r>
@@ -9530,21 +10051,21 @@
       <w:r>
         <w:t>.</w:t>
       </w:r>
-      <w:bookmarkEnd w:id="39"/>
-      <w:bookmarkEnd w:id="40"/>
+      <w:bookmarkEnd w:id="41"/>
+      <w:bookmarkEnd w:id="42"/>
     </w:p>
     <w:p>
       <w:pPr>
         <w:pStyle w:val="Kop2"/>
         <w:keepNext/>
       </w:pPr>
-      <w:bookmarkStart w:id="41" w:name="k21"/>
-      <w:bookmarkStart w:id="42" w:name="_Toc242435878"/>
+      <w:bookmarkStart w:id="43" w:name="k22"/>
+      <w:bookmarkStart w:id="44" w:name="_Toc242437656"/>
       <w:r>
         <w:t>METADATA EN EXTERNE BESTANDEN</w:t>
       </w:r>
-      <w:bookmarkEnd w:id="41"/>
-      <w:bookmarkEnd w:id="42"/>
+      <w:bookmarkEnd w:id="43"/>
+      <w:bookmarkEnd w:id="44"/>
     </w:p>
     <w:p>
       <w:r>
@@ -9814,13 +10335,13 @@
         <w:pStyle w:val="Kop2"/>
         <w:keepNext/>
       </w:pPr>
-      <w:bookmarkStart w:id="43" w:name="k22"/>
-      <w:bookmarkStart w:id="44" w:name="_Toc242435879"/>
+      <w:bookmarkStart w:id="45" w:name="k23"/>
+      <w:bookmarkStart w:id="46" w:name="_Toc242437657"/>
       <w:r>
         <w:t>NAVIGATIEBALK</w:t>
       </w:r>
-      <w:bookmarkEnd w:id="43"/>
-      <w:bookmarkEnd w:id="44"/>
+      <w:bookmarkEnd w:id="45"/>
+      <w:bookmarkEnd w:id="46"/>
     </w:p>
     <w:p>
       <w:r>
@@ -10027,13 +10548,13 @@
         <w:pStyle w:val="Kop2"/>
         <w:keepNext/>
       </w:pPr>
-      <w:bookmarkStart w:id="45" w:name="k23"/>
-      <w:bookmarkStart w:id="46" w:name="_Toc242435880"/>
+      <w:bookmarkStart w:id="47" w:name="k24"/>
+      <w:bookmarkStart w:id="48" w:name="_Toc242437658"/>
       <w:r>
         <w:t>HERO-GEDEELTE</w:t>
       </w:r>
-      <w:bookmarkEnd w:id="45"/>
-      <w:bookmarkEnd w:id="46"/>
+      <w:bookmarkEnd w:id="47"/>
+      <w:bookmarkEnd w:id="48"/>
     </w:p>
     <w:p>
       <w:r>
@@ -10072,13 +10593,13 @@
         <w:pStyle w:val="Kop2"/>
         <w:keepNext/>
       </w:pPr>
-      <w:bookmarkStart w:id="47" w:name="k24"/>
-      <w:bookmarkStart w:id="48" w:name="_Toc242435881"/>
+      <w:bookmarkStart w:id="49" w:name="k25"/>
+      <w:bookmarkStart w:id="50" w:name="_Toc242437659"/>
       <w:r>
         <w:t>MEDEWERKERLIJST</w:t>
       </w:r>
-      <w:bookmarkEnd w:id="47"/>
-      <w:bookmarkEnd w:id="48"/>
+      <w:bookmarkEnd w:id="49"/>
+      <w:bookmarkEnd w:id="50"/>
     </w:p>
     <w:p>
       <w:r>
@@ -10335,13 +10856,13 @@
         <w:pStyle w:val="Kop2"/>
         <w:keepNext/>
       </w:pPr>
-      <w:bookmarkStart w:id="49" w:name="k25"/>
-      <w:bookmarkStart w:id="50" w:name="_Toc242435882"/>
+      <w:bookmarkStart w:id="51" w:name="k26"/>
+      <w:bookmarkStart w:id="52" w:name="_Toc242437660"/>
       <w:r>
         <w:t>STATISTIEKEN</w:t>
       </w:r>
-      <w:bookmarkEnd w:id="49"/>
-      <w:bookmarkEnd w:id="50"/>
+      <w:bookmarkEnd w:id="51"/>
+      <w:bookmarkEnd w:id="52"/>
     </w:p>
     <w:p>
       <w:r>
@@ -10418,13 +10939,13 @@
         <w:pStyle w:val="Kop2"/>
         <w:keepNext/>
       </w:pPr>
-      <w:bookmarkStart w:id="51" w:name="k26"/>
-      <w:bookmarkStart w:id="52" w:name="_Toc242435883"/>
+      <w:bookmarkStart w:id="53" w:name="k27"/>
+      <w:bookmarkStart w:id="54" w:name="_Toc242437661"/>
       <w:r>
         <w:t>VENSTERS (MODALS)</w:t>
       </w:r>
-      <w:bookmarkEnd w:id="51"/>
-      <w:bookmarkEnd w:id="52"/>
+      <w:bookmarkEnd w:id="53"/>
+      <w:bookmarkEnd w:id="54"/>
     </w:p>
     <w:p>
       <w:r>
@@ -10931,13 +11452,13 @@
         <w:pStyle w:val="Kop2"/>
         <w:keepNext/>
       </w:pPr>
-      <w:bookmarkStart w:id="53" w:name="k27"/>
-      <w:bookmarkStart w:id="54" w:name="_Toc242435884"/>
+      <w:bookmarkStart w:id="55" w:name="k28"/>
+      <w:bookmarkStart w:id="56" w:name="_Toc242437662"/>
       <w:r>
         <w:t>WAARSCHUWING BIJ OPENEN ALS LOS BESTAND</w:t>
       </w:r>
-      <w:bookmarkEnd w:id="53"/>
-      <w:bookmarkEnd w:id="54"/>
+      <w:bookmarkEnd w:id="55"/>
+      <w:bookmarkEnd w:id="56"/>
     </w:p>
     <w:p>
       <w:r>
@@ -10976,8 +11497,8 @@
           <w:numId w:val="37"/>
         </w:numPr>
       </w:pPr>
-      <w:bookmarkStart w:id="55" w:name="k28"/>
-      <w:bookmarkStart w:id="56" w:name="_Toc242435885"/>
+      <w:bookmarkStart w:id="57" w:name="k29"/>
+      <w:bookmarkStart w:id="58" w:name="_Toc242437663"/>
       <w:r>
         <w:t xml:space="preserve">UITLEG VAN </w:t>
       </w:r>
@@ -10992,21 +11513,21 @@
       <w:r>
         <w:t>.</w:t>
       </w:r>
-      <w:bookmarkEnd w:id="55"/>
-      <w:bookmarkEnd w:id="56"/>
+      <w:bookmarkEnd w:id="57"/>
+      <w:bookmarkEnd w:id="58"/>
     </w:p>
     <w:p>
       <w:pPr>
         <w:pStyle w:val="Kop2"/>
         <w:keepNext/>
       </w:pPr>
-      <w:bookmarkStart w:id="57" w:name="k29"/>
-      <w:bookmarkStart w:id="58" w:name="_Toc242435886"/>
+      <w:bookmarkStart w:id="59" w:name="k30"/>
+      <w:bookmarkStart w:id="60" w:name="_Toc242437664"/>
       <w:r>
         <w:t>CSS-VARIABELEN</w:t>
       </w:r>
-      <w:bookmarkEnd w:id="57"/>
-      <w:bookmarkEnd w:id="58"/>
+      <w:bookmarkEnd w:id="59"/>
+      <w:bookmarkEnd w:id="60"/>
     </w:p>
     <w:p>
       <w:r>
@@ -11609,13 +12130,13 @@
         <w:pStyle w:val="Kop2"/>
         <w:keepNext/>
       </w:pPr>
-      <w:bookmarkStart w:id="59" w:name="k30"/>
-      <w:bookmarkStart w:id="60" w:name="_Toc242435887"/>
+      <w:bookmarkStart w:id="61" w:name="k31"/>
+      <w:bookmarkStart w:id="62" w:name="_Toc242437665"/>
       <w:r>
         <w:t>LAYOUT</w:t>
       </w:r>
-      <w:bookmarkEnd w:id="59"/>
-      <w:bookmarkEnd w:id="60"/>
+      <w:bookmarkEnd w:id="61"/>
+      <w:bookmarkEnd w:id="62"/>
     </w:p>
     <w:p>
       <w:r>
@@ -12130,13 +12651,13 @@
         <w:pStyle w:val="Kop2"/>
         <w:keepNext/>
       </w:pPr>
-      <w:bookmarkStart w:id="61" w:name="k31"/>
-      <w:bookmarkStart w:id="62" w:name="_Toc242435888"/>
+      <w:bookmarkStart w:id="63" w:name="k32"/>
+      <w:bookmarkStart w:id="64" w:name="_Toc242437666"/>
       <w:r>
         <w:t>COMPONENTEN</w:t>
       </w:r>
-      <w:bookmarkEnd w:id="61"/>
-      <w:bookmarkEnd w:id="62"/>
+      <w:bookmarkEnd w:id="63"/>
+      <w:bookmarkEnd w:id="64"/>
     </w:p>
     <w:p>
       <w:r>
@@ -12353,8 +12874,8 @@
           <w:numId w:val="37"/>
         </w:numPr>
       </w:pPr>
-      <w:bookmarkStart w:id="63" w:name="k32"/>
-      <w:bookmarkStart w:id="64" w:name="_Toc242435889"/>
+      <w:bookmarkStart w:id="65" w:name="k33"/>
+      <w:bookmarkStart w:id="66" w:name="_Toc242437667"/>
       <w:r>
         <w:t>UITLEG VAN DE JAVASCRIPT (</w:t>
       </w:r>
@@ -12369,21 +12890,21 @@
       <w:r>
         <w:t>).</w:t>
       </w:r>
-      <w:bookmarkEnd w:id="63"/>
-      <w:bookmarkEnd w:id="64"/>
+      <w:bookmarkEnd w:id="65"/>
+      <w:bookmarkEnd w:id="66"/>
     </w:p>
     <w:p>
       <w:pPr>
         <w:pStyle w:val="Kop2"/>
         <w:keepNext/>
       </w:pPr>
-      <w:bookmarkStart w:id="65" w:name="k33"/>
-      <w:bookmarkStart w:id="66" w:name="_Toc242435890"/>
+      <w:bookmarkStart w:id="67" w:name="k34"/>
+      <w:bookmarkStart w:id="68" w:name="_Toc242437668"/>
       <w:r>
         <w:t>OPSLAG EN VOORBEELDDATA</w:t>
       </w:r>
-      <w:bookmarkEnd w:id="65"/>
-      <w:bookmarkEnd w:id="66"/>
+      <w:bookmarkEnd w:id="67"/>
+      <w:bookmarkEnd w:id="68"/>
     </w:p>
     <w:p>
       <w:pPr>
@@ -12643,7 +13164,7 @@
           <w:rFonts w:ascii="Consolas" w:hAnsi="Consolas" w:cs="Consolas"/>
           <w:sz w:val="16"/>
         </w:rPr>
-        <w:t xml:space="preserve">      color: "#d8f1e8"</w:t>
+        <w:t xml:space="preserve">      color: "#d8f1e8",</w:t>
       </w:r>
     </w:p>
     <w:p>
@@ -12657,7 +13178,7 @@
           <w:rFonts w:ascii="Consolas" w:hAnsi="Consolas" w:cs="Consolas"/>
           <w:sz w:val="16"/>
         </w:rPr>
-        <w:t xml:space="preserve">    }</w:t>
+        <w:t xml:space="preserve">      badgeId: ""</w:t>
       </w:r>
     </w:p>
     <w:p>
@@ -12671,7 +13192,7 @@
           <w:rFonts w:ascii="Consolas" w:hAnsi="Consolas" w:cs="Consolas"/>
           <w:sz w:val="16"/>
         </w:rPr>
-        <w:t xml:space="preserve">  ],</w:t>
+        <w:t xml:space="preserve">    }</w:t>
       </w:r>
     </w:p>
     <w:p>
@@ -12685,7 +13206,7 @@
           <w:rFonts w:ascii="Consolas" w:hAnsi="Consolas" w:cs="Consolas"/>
           <w:sz w:val="16"/>
         </w:rPr>
-        <w:t xml:space="preserve">  registrations: [</w:t>
+        <w:t xml:space="preserve">  ],</w:t>
       </w:r>
     </w:p>
     <w:p>
@@ -12699,7 +13220,7 @@
           <w:rFonts w:ascii="Consolas" w:hAnsi="Consolas" w:cs="Consolas"/>
           <w:sz w:val="16"/>
         </w:rPr>
-        <w:t xml:space="preserve">    {</w:t>
+        <w:t xml:space="preserve">  registrations: [</w:t>
       </w:r>
     </w:p>
     <w:p>
@@ -12713,7 +13234,7 @@
           <w:rFonts w:ascii="Consolas" w:hAnsi="Consolas" w:cs="Consolas"/>
           <w:sz w:val="16"/>
         </w:rPr>
-        <w:t xml:space="preserve">      id: "unieke-id",</w:t>
+        <w:t xml:space="preserve">    {</w:t>
       </w:r>
     </w:p>
     <w:p>
@@ -12727,7 +13248,7 @@
           <w:rFonts w:ascii="Consolas" w:hAnsi="Consolas" w:cs="Consolas"/>
           <w:sz w:val="16"/>
         </w:rPr>
-        <w:t xml:space="preserve">      employeeId: "id-van-medewerker",</w:t>
+        <w:t xml:space="preserve">      id: "unieke-id",</w:t>
       </w:r>
     </w:p>
     <w:p>
@@ -12741,7 +13262,7 @@
           <w:rFonts w:ascii="Consolas" w:hAnsi="Consolas" w:cs="Consolas"/>
           <w:sz w:val="16"/>
         </w:rPr>
-        <w:t xml:space="preserve">      productId: "blikje",</w:t>
+        <w:t xml:space="preserve">      employeeId: "id-van-medewerker",</w:t>
       </w:r>
     </w:p>
     <w:p>
@@ -12755,7 +13276,7 @@
           <w:rFonts w:ascii="Consolas" w:hAnsi="Consolas" w:cs="Consolas"/>
           <w:sz w:val="16"/>
         </w:rPr>
-        <w:t xml:space="preserve">      price: 0.65,</w:t>
+        <w:t xml:space="preserve">      productId: "blikje",</w:t>
       </w:r>
     </w:p>
     <w:p>
@@ -12769,7 +13290,7 @@
           <w:rFonts w:ascii="Consolas" w:hAnsi="Consolas" w:cs="Consolas"/>
           <w:sz w:val="16"/>
         </w:rPr>
-        <w:t xml:space="preserve">      pointId: "id-van-consumptiepunt",</w:t>
+        <w:t xml:space="preserve">      price: 0.65,</w:t>
       </w:r>
     </w:p>
     <w:p>
@@ -12783,7 +13304,7 @@
           <w:rFonts w:ascii="Consolas" w:hAnsi="Consolas" w:cs="Consolas"/>
           <w:sz w:val="16"/>
         </w:rPr>
-        <w:t xml:space="preserve">      createdAt: "2026-10-01T10:05:00.000Z"</w:t>
+        <w:t xml:space="preserve">      pointId: "id-van-consumptiepunt",</w:t>
       </w:r>
     </w:p>
     <w:p>
@@ -12797,7 +13318,7 @@
           <w:rFonts w:ascii="Consolas" w:hAnsi="Consolas" w:cs="Consolas"/>
           <w:sz w:val="16"/>
         </w:rPr>
-        <w:t xml:space="preserve">    }</w:t>
+        <w:t xml:space="preserve">      createdAt: "2026-10-01T10:05:00.000Z"</w:t>
       </w:r>
     </w:p>
     <w:p>
@@ -12811,7 +13332,7 @@
           <w:rFonts w:ascii="Consolas" w:hAnsi="Consolas" w:cs="Consolas"/>
           <w:sz w:val="16"/>
         </w:rPr>
-        <w:t xml:space="preserve">  ],</w:t>
+        <w:t xml:space="preserve">    }</w:t>
       </w:r>
     </w:p>
     <w:p>
@@ -12825,7 +13346,7 @@
           <w:rFonts w:ascii="Consolas" w:hAnsi="Consolas" w:cs="Consolas"/>
           <w:sz w:val="16"/>
         </w:rPr>
-        <w:t xml:space="preserve">  products: [{ id: "blikje", name: "Blikje", price: 0.65 }],</w:t>
+        <w:t xml:space="preserve">  ],</w:t>
       </w:r>
     </w:p>
     <w:p>
@@ -12839,7 +13360,7 @@
           <w:rFonts w:ascii="Consolas" w:hAnsi="Consolas" w:cs="Consolas"/>
           <w:sz w:val="16"/>
         </w:rPr>
-        <w:t xml:space="preserve">  companies: [{ id: "id-van-bedrijf", name: "TVB", employerNumber: "" }],</w:t>
+        <w:t xml:space="preserve">  products: [{ id: "blikje", name: "Blikje", price: 0.65 }],</w:t>
       </w:r>
     </w:p>
     <w:p>
@@ -12853,7 +13374,7 @@
           <w:rFonts w:ascii="Consolas" w:hAnsi="Consolas" w:cs="Consolas"/>
           <w:sz w:val="16"/>
         </w:rPr>
-        <w:t xml:space="preserve">  points: [</w:t>
+        <w:t xml:space="preserve">  companies: [{ id: "id-van-bedrijf", name: "TVB", employerNumber: "" }],</w:t>
       </w:r>
     </w:p>
     <w:p>
@@ -12867,7 +13388,7 @@
           <w:rFonts w:ascii="Consolas" w:hAnsi="Consolas" w:cs="Consolas"/>
           <w:sz w:val="16"/>
         </w:rPr>
-        <w:t xml:space="preserve">    {</w:t>
+        <w:t xml:space="preserve">  points: [</w:t>
       </w:r>
     </w:p>
     <w:p>
@@ -12881,7 +13402,7 @@
           <w:rFonts w:ascii="Consolas" w:hAnsi="Consolas" w:cs="Consolas"/>
           <w:sz w:val="16"/>
         </w:rPr>
-        <w:t xml:space="preserve">      id: "id-van-consumptiepunt",</w:t>
+        <w:t xml:space="preserve">    {</w:t>
       </w:r>
     </w:p>
     <w:p>
@@ -12895,7 +13416,7 @@
           <w:rFonts w:ascii="Consolas" w:hAnsi="Consolas" w:cs="Consolas"/>
           <w:sz w:val="16"/>
         </w:rPr>
-        <w:t xml:space="preserve">      name: "Hoofdkantoor",</w:t>
+        <w:t xml:space="preserve">      id: "id-van-consumptiepunt",</w:t>
       </w:r>
     </w:p>
     <w:p>
@@ -12909,7 +13430,7 @@
           <w:rFonts w:ascii="Consolas" w:hAnsi="Consolas" w:cs="Consolas"/>
           <w:sz w:val="16"/>
         </w:rPr>
-        <w:t xml:space="preserve">      companyId: "id-van-bedrijf",</w:t>
+        <w:t xml:space="preserve">      name: "Hoofdkantoor",</w:t>
       </w:r>
     </w:p>
     <w:p>
@@ -12923,7 +13444,7 @@
           <w:rFonts w:ascii="Consolas" w:hAnsi="Consolas" w:cs="Consolas"/>
           <w:sz w:val="16"/>
         </w:rPr>
-        <w:t xml:space="preserve">      products: {</w:t>
+        <w:t xml:space="preserve">      companyId: "id-van-bedrijf",</w:t>
       </w:r>
     </w:p>
     <w:p>
@@ -12937,7 +13458,7 @@
           <w:rFonts w:ascii="Consolas" w:hAnsi="Consolas" w:cs="Consolas"/>
           <w:sz w:val="16"/>
         </w:rPr>
-        <w:t xml:space="preserve">        blikje: { offered: true, stock: 24, minimum: 6, countedAt: "2026-10-01T07:30:00.000Z" }</w:t>
+        <w:t xml:space="preserve">      products: {</w:t>
       </w:r>
     </w:p>
     <w:p>
@@ -12951,7 +13472,7 @@
           <w:rFonts w:ascii="Consolas" w:hAnsi="Consolas" w:cs="Consolas"/>
           <w:sz w:val="16"/>
         </w:rPr>
-        <w:t xml:space="preserve">      }</w:t>
+        <w:t xml:space="preserve">        blikje: { offered: true, stock: 24, minimum: 6, countedAt: "2026-10-01T07:30:00.000Z" }</w:t>
       </w:r>
     </w:p>
     <w:p>
@@ -12965,7 +13486,7 @@
           <w:rFonts w:ascii="Consolas" w:hAnsi="Consolas" w:cs="Consolas"/>
           <w:sz w:val="16"/>
         </w:rPr>
-        <w:t xml:space="preserve">    }</w:t>
+        <w:t xml:space="preserve">      }</w:t>
       </w:r>
     </w:p>
     <w:p>
@@ -12979,7 +13500,7 @@
           <w:rFonts w:ascii="Consolas" w:hAnsi="Consolas" w:cs="Consolas"/>
           <w:sz w:val="16"/>
         </w:rPr>
-        <w:t xml:space="preserve">  ],</w:t>
+        <w:t xml:space="preserve">    }</w:t>
       </w:r>
     </w:p>
     <w:p>
@@ -12993,7 +13514,7 @@
           <w:rFonts w:ascii="Consolas" w:hAnsi="Consolas" w:cs="Consolas"/>
           <w:sz w:val="16"/>
         </w:rPr>
-        <w:t xml:space="preserve">  auditLog: [</w:t>
+        <w:t xml:space="preserve">  ],</w:t>
       </w:r>
     </w:p>
     <w:p>
@@ -13007,7 +13528,7 @@
           <w:rFonts w:ascii="Consolas" w:hAnsi="Consolas" w:cs="Consolas"/>
           <w:sz w:val="16"/>
         </w:rPr>
-        <w:t xml:space="preserve">    { id: "unieke-id", action: "Product gewijzigd", details: "Blikje", createdAt: "2026-10-01T10:06:00.000Z" }</w:t>
+        <w:t xml:space="preserve">  auditLog: [</w:t>
       </w:r>
     </w:p>
     <w:p>
@@ -13021,6 +13542,20 @@
           <w:rFonts w:ascii="Consolas" w:hAnsi="Consolas" w:cs="Consolas"/>
           <w:sz w:val="16"/>
         </w:rPr>
+        <w:t xml:space="preserve">    { id: "unieke-id", action: "Product gewijzigd", details: "Blikje", createdAt: "2026-10-01T10:06:00.000Z" }</w:t>
+      </w:r>
+    </w:p>
+    <w:p>
+      <w:pPr>
+        <w:shd w:val="clear" w:color="auto" w:fill="F1F5F4"/>
+        <w:spacing w:after="0" w:line="240" w:lineRule="auto"/>
+        <w:ind w:left="170" w:right="170"/>
+      </w:pPr>
+      <w:r>
+        <w:rPr>
+          <w:rFonts w:ascii="Consolas" w:hAnsi="Consolas" w:cs="Consolas"/>
+          <w:sz w:val="16"/>
+        </w:rPr>
         <w:t xml:space="preserve">  ]</w:t>
       </w:r>
     </w:p>
@@ -13140,13 +13675,13 @@
         <w:pStyle w:val="Kop2"/>
         <w:keepNext/>
       </w:pPr>
-      <w:bookmarkStart w:id="67" w:name="k34"/>
-      <w:bookmarkStart w:id="68" w:name="_Toc242435891"/>
+      <w:bookmarkStart w:id="69" w:name="k35"/>
+      <w:bookmarkStart w:id="70" w:name="_Toc242437669"/>
       <w:r>
         <w:t>OBJECTGEORIËNTEERDE STRUCTUUR</w:t>
       </w:r>
-      <w:bookmarkEnd w:id="67"/>
-      <w:bookmarkEnd w:id="68"/>
+      <w:bookmarkEnd w:id="69"/>
+      <w:bookmarkEnd w:id="70"/>
     </w:p>
     <w:p>
       <w:r>
@@ -13428,7 +13963,7 @@
         <w:t>Compositie:</w:t>
       </w:r>
       <w:r>
-        <w:t xml:space="preserve"> de controller krijgt het model, de view en de export mee in de constructor, in plaats van ze zelf te maken. Daardoor kan in de tests een nep-view of nep-export worden meegegeven.</w:t>
+        <w:t xml:space="preserve"> de controller krijgt het model, de view, de export, de demo gezichtsherkenning en de pasjeslezer mee in de constructor, in plaats van ze zelf te maken. Daardoor kan in de tests een nep-view of nep-export worden meegegeven.</w:t>
       </w:r>
     </w:p>
     <w:p>
@@ -13478,7 +14013,7 @@
         <w:pStyle w:val="Kop3"/>
         <w:keepNext/>
       </w:pPr>
-      <w:bookmarkStart w:id="69" w:name="k35"/>
+      <w:bookmarkStart w:id="71" w:name="k36"/>
       <w:r>
         <w:rPr>
           <w:rFonts w:ascii="Consolas" w:hAnsi="Consolas" w:cs="Consolas"/>
@@ -13487,7 +14022,7 @@
         </w:rPr>
         <w:t>DataStore</w:t>
       </w:r>
-      <w:bookmarkEnd w:id="69"/>
+      <w:bookmarkEnd w:id="71"/>
     </w:p>
     <w:p>
       <w:r>
@@ -13749,7 +14284,73 @@
         <w:t>COLORS</w:t>
       </w:r>
       <w:r>
-        <w:t>.</w:t>
+        <w:t>. Hetzelfde geldt voor het pasnummer (</w:t>
+      </w:r>
+      <w:r>
+        <w:rPr>
+          <w:rFonts w:ascii="Consolas" w:hAnsi="Consolas" w:cs="Consolas"/>
+          <w:sz w:val="18"/>
+          <w:shd w:val="clear" w:color="auto" w:fill="EEF4F2"/>
+        </w:rPr>
+        <w:t>badgeId</w:t>
+      </w:r>
+      <w:r>
+        <w:t xml:space="preserve">): oude gegevens zonder pasnummer en een ongeldig pasnummer (geen tekst, andere tekens dan </w:t>
+      </w:r>
+      <w:r>
+        <w:rPr>
+          <w:rFonts w:ascii="Consolas" w:hAnsi="Consolas" w:cs="Consolas"/>
+          <w:sz w:val="18"/>
+          <w:shd w:val="clear" w:color="auto" w:fill="EEF4F2"/>
+        </w:rPr>
+        <w:t>A-Z</w:t>
+      </w:r>
+      <w:r>
+        <w:t xml:space="preserve"> en </w:t>
+      </w:r>
+      <w:r>
+        <w:rPr>
+          <w:rFonts w:ascii="Consolas" w:hAnsi="Consolas" w:cs="Consolas"/>
+          <w:sz w:val="18"/>
+          <w:shd w:val="clear" w:color="auto" w:fill="EEF4F2"/>
+        </w:rPr>
+        <w:t>0-9</w:t>
+      </w:r>
+      <w:r>
+        <w:t xml:space="preserve">, of meer dan 64 tekens; </w:t>
+      </w:r>
+      <w:r>
+        <w:rPr>
+          <w:rFonts w:ascii="Consolas" w:hAnsi="Consolas" w:cs="Consolas"/>
+          <w:sz w:val="18"/>
+          <w:shd w:val="clear" w:color="auto" w:fill="EEF4F2"/>
+        </w:rPr>
+        <w:t>isSafeBadgeId</w:t>
+      </w:r>
+      <w:r>
+        <w:t xml:space="preserve">) worden </w:t>
+      </w:r>
+      <w:r>
+        <w:rPr>
+          <w:rFonts w:ascii="Consolas" w:hAnsi="Consolas" w:cs="Consolas"/>
+          <w:sz w:val="18"/>
+          <w:shd w:val="clear" w:color="auto" w:fill="EEF4F2"/>
+        </w:rPr>
+        <w:t>""</w:t>
+      </w:r>
+      <w:r>
+        <w:t xml:space="preserve"> (geen pas), en de medewerker blijft bestaan. Komt hetzelfde pasnummer bij meer medewerkers voor, dan houdt alleen de eerste het (</w:t>
+      </w:r>
+      <w:r>
+        <w:rPr>
+          <w:rFonts w:ascii="Consolas" w:hAnsi="Consolas" w:cs="Consolas"/>
+          <w:sz w:val="18"/>
+          <w:shd w:val="clear" w:color="auto" w:fill="EEF4F2"/>
+        </w:rPr>
+        <w:t>withoutDuplicateBadges</w:t>
+      </w:r>
+      <w:r>
+        <w:t>).</w:t>
       </w:r>
     </w:p>
     <w:p>
@@ -13860,7 +14461,7 @@
         <w:pStyle w:val="Kop3"/>
         <w:keepNext/>
       </w:pPr>
-      <w:bookmarkStart w:id="70" w:name="k36"/>
+      <w:bookmarkStart w:id="72" w:name="k37"/>
       <w:r>
         <w:rPr>
           <w:rFonts w:ascii="Consolas" w:hAnsi="Consolas" w:cs="Consolas"/>
@@ -13869,7 +14470,7 @@
         </w:rPr>
         <w:t>RegistrationModel</w:t>
       </w:r>
-      <w:bookmarkEnd w:id="70"/>
+      <w:bookmarkEnd w:id="72"/>
     </w:p>
     <w:p>
       <w:r>
@@ -14233,7 +14834,7 @@
         <w:pStyle w:val="Kop3"/>
         <w:keepNext/>
       </w:pPr>
-      <w:bookmarkStart w:id="71" w:name="k37"/>
+      <w:bookmarkStart w:id="73" w:name="k38"/>
       <w:r>
         <w:rPr>
           <w:rFonts w:ascii="Consolas" w:hAnsi="Consolas" w:cs="Consolas"/>
@@ -14242,7 +14843,7 @@
         </w:rPr>
         <w:t>RegistrationView</w:t>
       </w:r>
-      <w:bookmarkEnd w:id="71"/>
+      <w:bookmarkEnd w:id="73"/>
     </w:p>
     <w:p>
       <w:r>
@@ -14375,7 +14976,7 @@
         <w:pStyle w:val="Kop3"/>
         <w:keepNext/>
       </w:pPr>
-      <w:bookmarkStart w:id="72" w:name="k38"/>
+      <w:bookmarkStart w:id="74" w:name="k39"/>
       <w:r>
         <w:rPr>
           <w:rFonts w:ascii="Consolas" w:hAnsi="Consolas" w:cs="Consolas"/>
@@ -14384,7 +14985,7 @@
         </w:rPr>
         <w:t>RegistrationApp</w:t>
       </w:r>
-      <w:bookmarkEnd w:id="72"/>
+      <w:bookmarkEnd w:id="74"/>
     </w:p>
     <w:p>
       <w:r>
@@ -14908,7 +15509,7 @@
         <w:pStyle w:val="Kop3"/>
         <w:keepNext/>
       </w:pPr>
-      <w:bookmarkStart w:id="73" w:name="k39"/>
+      <w:bookmarkStart w:id="75" w:name="k40"/>
       <w:r>
         <w:rPr>
           <w:rFonts w:ascii="Consolas" w:hAnsi="Consolas" w:cs="Consolas"/>
@@ -14917,7 +15518,7 @@
         </w:rPr>
         <w:t>CsvExport</w:t>
       </w:r>
-      <w:bookmarkEnd w:id="73"/>
+      <w:bookmarkEnd w:id="75"/>
     </w:p>
     <w:p>
       <w:r>
@@ -14929,7 +15530,7 @@
         <w:pStyle w:val="Kop3"/>
         <w:keepNext/>
       </w:pPr>
-      <w:bookmarkStart w:id="74" w:name="k40"/>
+      <w:bookmarkStart w:id="76" w:name="k41"/>
       <w:r>
         <w:rPr>
           <w:rFonts w:ascii="Consolas" w:hAnsi="Consolas" w:cs="Consolas"/>
@@ -14938,7 +15539,7 @@
         </w:rPr>
         <w:t>ThemeManager</w:t>
       </w:r>
-      <w:bookmarkEnd w:id="74"/>
+      <w:bookmarkEnd w:id="76"/>
     </w:p>
     <w:p>
       <w:r>
@@ -15027,7 +15628,7 @@
         <w:pStyle w:val="Kop3"/>
         <w:keepNext/>
       </w:pPr>
-      <w:bookmarkStart w:id="75" w:name="k41"/>
+      <w:bookmarkStart w:id="77" w:name="k42"/>
       <w:r>
         <w:rPr>
           <w:rFonts w:ascii="Consolas" w:hAnsi="Consolas" w:cs="Consolas"/>
@@ -15036,7 +15637,7 @@
         </w:rPr>
         <w:t>FaceRecognitionDemo</w:t>
       </w:r>
-      <w:bookmarkEnd w:id="75"/>
+      <w:bookmarkEnd w:id="77"/>
     </w:p>
     <w:p>
       <w:r>
@@ -15202,7 +15803,248 @@
         <w:pStyle w:val="Kop3"/>
         <w:keepNext/>
       </w:pPr>
-      <w:bookmarkStart w:id="76" w:name="k42"/>
+      <w:bookmarkStart w:id="78" w:name="k43"/>
+      <w:r>
+        <w:rPr>
+          <w:rFonts w:ascii="Consolas" w:hAnsi="Consolas" w:cs="Consolas"/>
+          <w:sz w:val="18"/>
+          <w:shd w:val="clear" w:color="auto" w:fill="EEF4F2"/>
+        </w:rPr>
+        <w:t>BadgeReader</w:t>
+      </w:r>
+      <w:bookmarkEnd w:id="78"/>
+    </w:p>
+    <w:p>
+      <w:r>
+        <w:t xml:space="preserve">Herkent een pas via een USB-NFC-lezer die zich als toetsenbord gedraagt (zie 4.16). De controller geeft iedere toets op de beginpagina door aan </w:t>
+      </w:r>
+      <w:r>
+        <w:rPr>
+          <w:rFonts w:ascii="Consolas" w:hAnsi="Consolas" w:cs="Consolas"/>
+          <w:sz w:val="18"/>
+          <w:shd w:val="clear" w:color="auto" w:fill="EEF4F2"/>
+        </w:rPr>
+        <w:t>handleKey</w:t>
+      </w:r>
+      <w:r>
+        <w:t xml:space="preserve"> (via </w:t>
+      </w:r>
+      <w:r>
+        <w:rPr>
+          <w:rFonts w:ascii="Consolas" w:hAnsi="Consolas" w:cs="Consolas"/>
+          <w:sz w:val="18"/>
+          <w:shd w:val="clear" w:color="auto" w:fill="EEF4F2"/>
+        </w:rPr>
+        <w:t>RegistrationApp.handleBadgeKey</w:t>
+      </w:r>
+      <w:r>
+        <w:t xml:space="preserve">, ook als er een venster open is, en dan doet </w:t>
+      </w:r>
+      <w:r>
+        <w:rPr>
+          <w:rFonts w:ascii="Consolas" w:hAnsi="Consolas" w:cs="Consolas"/>
+          <w:sz w:val="18"/>
+          <w:shd w:val="clear" w:color="auto" w:fill="EEF4F2"/>
+        </w:rPr>
+        <w:t>recognizeBadge</w:t>
+      </w:r>
+      <w:r>
+        <w:t xml:space="preserve"> niets). De class houdt een buffer bij van snel getypte tekens met het tijdstip van de laatste toets. Een scan is minstens </w:t>
+      </w:r>
+      <w:r>
+        <w:rPr>
+          <w:rFonts w:ascii="Consolas" w:hAnsi="Consolas" w:cs="Consolas"/>
+          <w:sz w:val="18"/>
+          <w:shd w:val="clear" w:color="auto" w:fill="EEF4F2"/>
+        </w:rPr>
+        <w:t>minLength</w:t>
+      </w:r>
+      <w:r>
+        <w:t xml:space="preserve"> tekens, elk binnen </w:t>
+      </w:r>
+      <w:r>
+        <w:rPr>
+          <w:rFonts w:ascii="Consolas" w:hAnsi="Consolas" w:cs="Consolas"/>
+          <w:sz w:val="18"/>
+          <w:shd w:val="clear" w:color="auto" w:fill="EEF4F2"/>
+        </w:rPr>
+        <w:t>maxKeyIntervalMs</w:t>
+      </w:r>
+      <w:r>
+        <w:t xml:space="preserve"> na het vorige, afgesloten met Enter of Tab, óf </w:t>
+      </w:r>
+      <w:r>
+        <w:rPr>
+          <w:rFonts w:ascii="Consolas" w:hAnsi="Consolas" w:cs="Consolas"/>
+          <w:sz w:val="18"/>
+          <w:shd w:val="clear" w:color="auto" w:fill="EEF4F2"/>
+        </w:rPr>
+        <w:t>endDelayMs</w:t>
+      </w:r>
+      <w:r>
+        <w:t xml:space="preserve"> stilte na de laatste toets (</w:t>
+      </w:r>
+      <w:r>
+        <w:rPr>
+          <w:rFonts w:ascii="Consolas" w:hAnsi="Consolas" w:cs="Consolas"/>
+          <w:sz w:val="18"/>
+          <w:shd w:val="clear" w:color="auto" w:fill="EEF4F2"/>
+        </w:rPr>
+        <w:t>scheduleEnd</w:t>
+      </w:r>
+      <w:r>
+        <w:t xml:space="preserve">, </w:t>
+      </w:r>
+      <w:r>
+        <w:rPr>
+          <w:rFonts w:ascii="Consolas" w:hAnsi="Consolas" w:cs="Consolas"/>
+          <w:sz w:val="18"/>
+          <w:shd w:val="clear" w:color="auto" w:fill="EEF4F2"/>
+        </w:rPr>
+        <w:t>finishAfterSilence</w:t>
+      </w:r>
+      <w:r>
+        <w:t>). Komt een teken te laat, dan begint er een nieuwe buffer; zo wordt menselijk typen nooit een scan. De Enter of Tab die een scan afsluit, wordt tegengehouden (</w:t>
+      </w:r>
+      <w:r>
+        <w:rPr>
+          <w:rFonts w:ascii="Consolas" w:hAnsi="Consolas" w:cs="Consolas"/>
+          <w:sz w:val="18"/>
+          <w:shd w:val="clear" w:color="auto" w:fill="EEF4F2"/>
+        </w:rPr>
+        <w:t>preventDefault</w:t>
+      </w:r>
+      <w:r>
+        <w:t xml:space="preserve"> en </w:t>
+      </w:r>
+      <w:r>
+        <w:rPr>
+          <w:rFonts w:ascii="Consolas" w:hAnsi="Consolas" w:cs="Consolas"/>
+          <w:sz w:val="18"/>
+          <w:shd w:val="clear" w:color="auto" w:fill="EEF4F2"/>
+        </w:rPr>
+        <w:t>stopPropagation</w:t>
+      </w:r>
+      <w:r>
+        <w:t xml:space="preserve">), zodat die geen andere actie start. </w:t>
+      </w:r>
+      <w:r>
+        <w:rPr>
+          <w:rFonts w:ascii="Consolas" w:hAnsi="Consolas" w:cs="Consolas"/>
+          <w:sz w:val="18"/>
+          <w:shd w:val="clear" w:color="auto" w:fill="EEF4F2"/>
+        </w:rPr>
+        <w:t>normalize</w:t>
+      </w:r>
+      <w:r>
+        <w:t xml:space="preserve"> haalt spaties, </w:t>
+      </w:r>
+      <w:r>
+        <w:rPr>
+          <w:rFonts w:ascii="Consolas" w:hAnsi="Consolas" w:cs="Consolas"/>
+          <w:sz w:val="18"/>
+          <w:shd w:val="clear" w:color="auto" w:fill="EEF4F2"/>
+        </w:rPr>
+        <w:t>:</w:t>
+      </w:r>
+      <w:r>
+        <w:t xml:space="preserve"> en </w:t>
+      </w:r>
+      <w:r>
+        <w:rPr>
+          <w:rFonts w:ascii="Consolas" w:hAnsi="Consolas" w:cs="Consolas"/>
+          <w:sz w:val="18"/>
+          <w:shd w:val="clear" w:color="auto" w:fill="EEF4F2"/>
+        </w:rPr>
+        <w:t>-</w:t>
+      </w:r>
+      <w:r>
+        <w:t xml:space="preserve"> weg en maakt alles hoofdletters; het medewerkersformulier gebruikt dezelfde methode. Na een scan roept de class </w:t>
+      </w:r>
+      <w:r>
+        <w:rPr>
+          <w:rFonts w:ascii="Consolas" w:hAnsi="Consolas" w:cs="Consolas"/>
+          <w:sz w:val="18"/>
+          <w:shd w:val="clear" w:color="auto" w:fill="EEF4F2"/>
+        </w:rPr>
+        <w:t>onScan(code)</w:t>
+      </w:r>
+      <w:r>
+        <w:t xml:space="preserve"> aan; de controller zoekt dan de medewerker op (</w:t>
+      </w:r>
+      <w:r>
+        <w:rPr>
+          <w:rFonts w:ascii="Consolas" w:hAnsi="Consolas" w:cs="Consolas"/>
+          <w:sz w:val="18"/>
+          <w:shd w:val="clear" w:color="auto" w:fill="EEF4F2"/>
+        </w:rPr>
+        <w:t>recognizeBadge</w:t>
+      </w:r>
+      <w:r>
+        <w:t xml:space="preserve">, met </w:t>
+      </w:r>
+      <w:r>
+        <w:rPr>
+          <w:rFonts w:ascii="Consolas" w:hAnsi="Consolas" w:cs="Consolas"/>
+          <w:sz w:val="18"/>
+          <w:shd w:val="clear" w:color="auto" w:fill="EEF4F2"/>
+        </w:rPr>
+        <w:t>RegistrationModel.findEmployeeByBadge</w:t>
+      </w:r>
+      <w:r>
+        <w:t xml:space="preserve">). </w:t>
+      </w:r>
+      <w:r>
+        <w:rPr>
+          <w:rFonts w:ascii="Consolas" w:hAnsi="Consolas" w:cs="Consolas"/>
+          <w:sz w:val="18"/>
+          <w:shd w:val="clear" w:color="auto" w:fill="EEF4F2"/>
+        </w:rPr>
+        <w:t>onStart</w:t>
+      </w:r>
+      <w:r>
+        <w:t xml:space="preserve"> wordt aangeroepen als er een nieuwe buffer begint; de controller onthoudt dan de inhoud van het zoekveld (</w:t>
+      </w:r>
+      <w:r>
+        <w:rPr>
+          <w:rFonts w:ascii="Consolas" w:hAnsi="Consolas" w:cs="Consolas"/>
+          <w:sz w:val="18"/>
+          <w:shd w:val="clear" w:color="auto" w:fill="EEF4F2"/>
+        </w:rPr>
+        <w:t>rememberSearchBeforeScan</w:t>
+      </w:r>
+      <w:r>
+        <w:t>) en zet die na de scan terug (</w:t>
+      </w:r>
+      <w:r>
+        <w:rPr>
+          <w:rFonts w:ascii="Consolas" w:hAnsi="Consolas" w:cs="Consolas"/>
+          <w:sz w:val="18"/>
+          <w:shd w:val="clear" w:color="auto" w:fill="EEF4F2"/>
+        </w:rPr>
+        <w:t>restoreSearchAfterScan</w:t>
+      </w:r>
+      <w:r>
+        <w:t>). De tijd en de timers (</w:t>
+      </w:r>
+      <w:r>
+        <w:rPr>
+          <w:rFonts w:ascii="Consolas" w:hAnsi="Consolas" w:cs="Consolas"/>
+          <w:sz w:val="18"/>
+          <w:shd w:val="clear" w:color="auto" w:fill="EEF4F2"/>
+        </w:rPr>
+        <w:t>clock</w:t>
+      </w:r>
+      <w:r>
+        <w:t>) kunnen worden meegegeven, zodat de unit tests met een nep-klok werken.</w:t>
+      </w:r>
+    </w:p>
+    <w:p>
+      <w:pPr>
+        <w:pStyle w:val="Kop3"/>
+        <w:keepNext/>
+      </w:pPr>
+      <w:bookmarkStart w:id="79" w:name="k44"/>
       <w:r>
         <w:rPr>
           <w:rFonts w:ascii="Consolas" w:hAnsi="Consolas" w:cs="Consolas"/>
@@ -15211,7 +16053,7 @@
         </w:rPr>
         <w:t>icons.js</w:t>
       </w:r>
-      <w:bookmarkEnd w:id="76"/>
+      <w:bookmarkEnd w:id="79"/>
     </w:p>
     <w:p>
       <w:r>
@@ -15256,8 +16098,8 @@
         <w:pStyle w:val="Kop2"/>
         <w:keepNext/>
       </w:pPr>
-      <w:bookmarkStart w:id="77" w:name="k43"/>
-      <w:bookmarkStart w:id="78" w:name="_Toc242435892"/>
+      <w:bookmarkStart w:id="80" w:name="k45"/>
+      <w:bookmarkStart w:id="81" w:name="_Toc242437670"/>
       <w:r>
         <w:rPr>
           <w:rFonts w:ascii="Consolas" w:hAnsi="Consolas" w:cs="Consolas"/>
@@ -15266,8 +16108,8 @@
         </w:rPr>
         <w:t>renderEmployees</w:t>
       </w:r>
-      <w:bookmarkEnd w:id="77"/>
-      <w:bookmarkEnd w:id="78"/>
+      <w:bookmarkEnd w:id="80"/>
+      <w:bookmarkEnd w:id="81"/>
     </w:p>
     <w:p>
       <w:r>
@@ -15373,8 +16215,6 @@
       </w:r>
       <w:r>
         <w:tab/>
-      </w:r>
-      <w:r>
         <w:t>Maakt voor iedere medewerker een klikbare rij (ook te bedienen met Enter of spatie).</w:t>
       </w:r>
     </w:p>
@@ -15399,8 +16239,8 @@
         <w:pStyle w:val="Kop2"/>
         <w:keepNext/>
       </w:pPr>
-      <w:bookmarkStart w:id="79" w:name="k44"/>
-      <w:bookmarkStart w:id="80" w:name="_Toc242435893"/>
+      <w:bookmarkStart w:id="82" w:name="k46"/>
+      <w:bookmarkStart w:id="83" w:name="_Toc242437671"/>
       <w:r>
         <w:rPr>
           <w:rFonts w:ascii="Consolas" w:hAnsi="Consolas" w:cs="Consolas"/>
@@ -15409,8 +16249,8 @@
         </w:rPr>
         <w:t>renderStats</w:t>
       </w:r>
-      <w:bookmarkEnd w:id="79"/>
-      <w:bookmarkEnd w:id="80"/>
+      <w:bookmarkEnd w:id="82"/>
+      <w:bookmarkEnd w:id="83"/>
     </w:p>
     <w:p>
       <w:r>
@@ -15476,8 +16316,8 @@
         <w:pStyle w:val="Kop2"/>
         <w:keepNext/>
       </w:pPr>
-      <w:bookmarkStart w:id="81" w:name="k45"/>
-      <w:bookmarkStart w:id="82" w:name="_Toc242435894"/>
+      <w:bookmarkStart w:id="84" w:name="k47"/>
+      <w:bookmarkStart w:id="85" w:name="_Toc242437672"/>
       <w:r>
         <w:rPr>
           <w:rFonts w:ascii="Consolas" w:hAnsi="Consolas" w:cs="Consolas"/>
@@ -15486,8 +16326,8 @@
         </w:rPr>
         <w:t>registerSelectedProducts</w:t>
       </w:r>
-      <w:bookmarkEnd w:id="81"/>
-      <w:bookmarkEnd w:id="82"/>
+      <w:bookmarkEnd w:id="84"/>
+      <w:bookmarkEnd w:id="85"/>
     </w:p>
     <w:p>
       <w:r>
@@ -15625,8 +16465,8 @@
         <w:pStyle w:val="Kop2"/>
         <w:keepNext/>
       </w:pPr>
-      <w:bookmarkStart w:id="83" w:name="k46"/>
-      <w:bookmarkStart w:id="84" w:name="_Toc242435895"/>
+      <w:bookmarkStart w:id="86" w:name="k48"/>
+      <w:bookmarkStart w:id="87" w:name="_Toc242437673"/>
       <w:r>
         <w:rPr>
           <w:rFonts w:ascii="Consolas" w:hAnsi="Consolas" w:cs="Consolas"/>
@@ -15635,8 +16475,8 @@
         </w:rPr>
         <w:t>renderAll</w:t>
       </w:r>
-      <w:bookmarkEnd w:id="83"/>
-      <w:bookmarkEnd w:id="84"/>
+      <w:bookmarkEnd w:id="86"/>
+      <w:bookmarkEnd w:id="87"/>
     </w:p>
     <w:p>
       <w:r>
@@ -15692,8 +16532,8 @@
         <w:pStyle w:val="Kop2"/>
         <w:keepNext/>
       </w:pPr>
-      <w:bookmarkStart w:id="85" w:name="k47"/>
-      <w:bookmarkStart w:id="86" w:name="_Toc242435896"/>
+      <w:bookmarkStart w:id="88" w:name="k49"/>
+      <w:bookmarkStart w:id="89" w:name="_Toc242437674"/>
       <w:r>
         <w:rPr>
           <w:rFonts w:ascii="Consolas" w:hAnsi="Consolas" w:cs="Consolas"/>
@@ -15702,8 +16542,8 @@
         </w:rPr>
         <w:t>renderEmployeeProducts</w:t>
       </w:r>
-      <w:bookmarkEnd w:id="85"/>
-      <w:bookmarkEnd w:id="86"/>
+      <w:bookmarkEnd w:id="88"/>
+      <w:bookmarkEnd w:id="89"/>
     </w:p>
     <w:p>
       <w:r>
@@ -15792,8 +16632,8 @@
         <w:pStyle w:val="Kop2"/>
         <w:keepNext/>
       </w:pPr>
-      <w:bookmarkStart w:id="87" w:name="k48"/>
-      <w:bookmarkStart w:id="88" w:name="_Toc242435897"/>
+      <w:bookmarkStart w:id="90" w:name="k50"/>
+      <w:bookmarkStart w:id="91" w:name="_Toc242437675"/>
       <w:r>
         <w:rPr>
           <w:rFonts w:ascii="Consolas" w:hAnsi="Consolas" w:cs="Consolas"/>
@@ -15802,8 +16642,8 @@
         </w:rPr>
         <w:t>showToast</w:t>
       </w:r>
-      <w:bookmarkEnd w:id="87"/>
-      <w:bookmarkEnd w:id="88"/>
+      <w:bookmarkEnd w:id="90"/>
+      <w:bookmarkEnd w:id="91"/>
     </w:p>
     <w:p>
       <w:r>
@@ -15837,13 +16677,13 @@
         <w:pStyle w:val="Kop2"/>
         <w:keepNext/>
       </w:pPr>
-      <w:bookmarkStart w:id="89" w:name="k49"/>
-      <w:bookmarkStart w:id="90" w:name="_Toc242435898"/>
+      <w:bookmarkStart w:id="92" w:name="k51"/>
+      <w:bookmarkStart w:id="93" w:name="_Toc242437676"/>
       <w:r>
         <w:t>OPSLAGFOUTEN EN TERUGDRAAIEN</w:t>
       </w:r>
-      <w:bookmarkEnd w:id="89"/>
-      <w:bookmarkEnd w:id="90"/>
+      <w:bookmarkEnd w:id="92"/>
+      <w:bookmarkEnd w:id="93"/>
     </w:p>
     <w:p>
       <w:r>
@@ -15877,13 +16717,13 @@
         <w:pStyle w:val="Kop2"/>
         <w:keepNext/>
       </w:pPr>
-      <w:bookmarkStart w:id="91" w:name="k50"/>
-      <w:bookmarkStart w:id="92" w:name="_Toc242435899"/>
+      <w:bookmarkStart w:id="94" w:name="k52"/>
+      <w:bookmarkStart w:id="95" w:name="_Toc242437677"/>
       <w:r>
         <w:t>ADMINFUNCTIES</w:t>
       </w:r>
-      <w:bookmarkEnd w:id="91"/>
-      <w:bookmarkEnd w:id="92"/>
+      <w:bookmarkEnd w:id="94"/>
+      <w:bookmarkEnd w:id="95"/>
     </w:p>
     <w:p>
       <w:r>
@@ -16079,8 +16919,8 @@
         <w:pStyle w:val="Kop2"/>
         <w:keepNext/>
       </w:pPr>
-      <w:bookmarkStart w:id="93" w:name="k51"/>
-      <w:bookmarkStart w:id="94" w:name="_Toc242435900"/>
+      <w:bookmarkStart w:id="96" w:name="k53"/>
+      <w:bookmarkStart w:id="97" w:name="_Toc242437678"/>
       <w:r>
         <w:t xml:space="preserve">CSV-EXPORT (CLASS </w:t>
       </w:r>
@@ -16106,8 +16946,8 @@
       <w:r>
         <w:t>)</w:t>
       </w:r>
-      <w:bookmarkEnd w:id="93"/>
-      <w:bookmarkEnd w:id="94"/>
+      <w:bookmarkEnd w:id="96"/>
+      <w:bookmarkEnd w:id="97"/>
     </w:p>
     <w:p>
       <w:r>
@@ -16487,13 +17327,13 @@
         <w:pStyle w:val="Kop2"/>
         <w:keepNext/>
       </w:pPr>
-      <w:bookmarkStart w:id="95" w:name="k52"/>
-      <w:bookmarkStart w:id="96" w:name="_Toc242435901"/>
+      <w:bookmarkStart w:id="98" w:name="k54"/>
+      <w:bookmarkStart w:id="99" w:name="_Toc242437679"/>
       <w:r>
         <w:t>EVENT LISTENERS</w:t>
       </w:r>
-      <w:bookmarkEnd w:id="95"/>
-      <w:bookmarkEnd w:id="96"/>
+      <w:bookmarkEnd w:id="98"/>
+      <w:bookmarkEnd w:id="99"/>
     </w:p>
     <w:p>
       <w:r>
@@ -17092,13 +17932,13 @@
           <w:numId w:val="37"/>
         </w:numPr>
       </w:pPr>
-      <w:bookmarkStart w:id="97" w:name="k53"/>
-      <w:bookmarkStart w:id="98" w:name="_Toc242435902"/>
+      <w:bookmarkStart w:id="100" w:name="k55"/>
+      <w:bookmarkStart w:id="101" w:name="_Toc242437680"/>
       <w:r>
         <w:t>DATAMODEL EN KOPPELINGEN.</w:t>
       </w:r>
-      <w:bookmarkEnd w:id="97"/>
-      <w:bookmarkEnd w:id="98"/>
+      <w:bookmarkEnd w:id="100"/>
+      <w:bookmarkEnd w:id="101"/>
     </w:p>
     <w:p>
       <w:r>
@@ -17110,13 +17950,13 @@
         <w:pStyle w:val="Kop2"/>
         <w:keepNext/>
       </w:pPr>
-      <w:bookmarkStart w:id="99" w:name="k54"/>
-      <w:bookmarkStart w:id="100" w:name="_Toc242435903"/>
+      <w:bookmarkStart w:id="102" w:name="k56"/>
+      <w:bookmarkStart w:id="103" w:name="_Toc242437681"/>
       <w:r>
         <w:t>BEDRIJVEN</w:t>
       </w:r>
-      <w:bookmarkEnd w:id="99"/>
-      <w:bookmarkEnd w:id="100"/>
+      <w:bookmarkEnd w:id="102"/>
+      <w:bookmarkEnd w:id="103"/>
     </w:p>
     <w:tbl>
       <w:tblPr>
@@ -17321,13 +18161,13 @@
         <w:pStyle w:val="Kop2"/>
         <w:keepNext/>
       </w:pPr>
-      <w:bookmarkStart w:id="101" w:name="k55"/>
-      <w:bookmarkStart w:id="102" w:name="_Toc242435904"/>
+      <w:bookmarkStart w:id="104" w:name="k57"/>
+      <w:bookmarkStart w:id="105" w:name="_Toc242437682"/>
       <w:r>
         <w:t>CONSUMPTIEPUNTEN</w:t>
       </w:r>
-      <w:bookmarkEnd w:id="101"/>
-      <w:bookmarkEnd w:id="102"/>
+      <w:bookmarkEnd w:id="104"/>
+      <w:bookmarkEnd w:id="105"/>
     </w:p>
     <w:tbl>
       <w:tblPr>
@@ -17640,13 +18480,13 @@
         <w:pStyle w:val="Kop2"/>
         <w:keepNext/>
       </w:pPr>
-      <w:bookmarkStart w:id="103" w:name="k56"/>
-      <w:bookmarkStart w:id="104" w:name="_Toc242435905"/>
+      <w:bookmarkStart w:id="106" w:name="k58"/>
+      <w:bookmarkStart w:id="107" w:name="_Toc242437683"/>
       <w:r>
         <w:t>MEDEWERKERS</w:t>
       </w:r>
-      <w:bookmarkEnd w:id="103"/>
-      <w:bookmarkEnd w:id="104"/>
+      <w:bookmarkEnd w:id="106"/>
+      <w:bookmarkEnd w:id="107"/>
     </w:p>
     <w:tbl>
       <w:tblPr>
@@ -18100,6 +18940,91 @@
           </w:p>
         </w:tc>
       </w:tr>
+      <w:tr>
+        <w:trPr>
+          <w:cantSplit/>
+        </w:trPr>
+        <w:tc>
+          <w:tcPr>
+            <w:tcW w:w="1720" w:type="dxa"/>
+          </w:tcPr>
+          <w:p>
+            <w:pPr>
+              <w:spacing w:before="20" w:after="20" w:line="240" w:lineRule="auto"/>
+            </w:pPr>
+            <w:r>
+              <w:rPr>
+                <w:rFonts w:ascii="Consolas" w:hAnsi="Consolas" w:cs="Consolas"/>
+                <w:sz w:val="14"/>
+                <w:shd w:val="clear" w:color="auto" w:fill="EEF4F2"/>
+              </w:rPr>
+              <w:t>badgeId</w:t>
+            </w:r>
+          </w:p>
+        </w:tc>
+        <w:tc>
+          <w:tcPr>
+            <w:tcW w:w="7918" w:type="dxa"/>
+          </w:tcPr>
+          <w:p>
+            <w:pPr>
+              <w:spacing w:before="20" w:after="20" w:line="240" w:lineRule="auto"/>
+            </w:pPr>
+            <w:r>
+              <w:rPr>
+                <w:sz w:val="16"/>
+                <w:szCs w:val="16"/>
+              </w:rPr>
+              <w:t xml:space="preserve">Pasnummer van de NFC-pas, genormaliseerd (alleen </w:t>
+            </w:r>
+            <w:r>
+              <w:rPr>
+                <w:rFonts w:ascii="Consolas" w:hAnsi="Consolas" w:cs="Consolas"/>
+                <w:sz w:val="14"/>
+                <w:shd w:val="clear" w:color="auto" w:fill="EEF4F2"/>
+              </w:rPr>
+              <w:t>A-Z</w:t>
+            </w:r>
+            <w:r>
+              <w:rPr>
+                <w:sz w:val="16"/>
+                <w:szCs w:val="16"/>
+              </w:rPr>
+              <w:t xml:space="preserve"> en </w:t>
+            </w:r>
+            <w:r>
+              <w:rPr>
+                <w:rFonts w:ascii="Consolas" w:hAnsi="Consolas" w:cs="Consolas"/>
+                <w:sz w:val="14"/>
+                <w:shd w:val="clear" w:color="auto" w:fill="EEF4F2"/>
+              </w:rPr>
+              <w:t>0-9</w:t>
+            </w:r>
+            <w:r>
+              <w:rPr>
+                <w:sz w:val="16"/>
+                <w:szCs w:val="16"/>
+              </w:rPr>
+              <w:t xml:space="preserve">, hooguit 64 tekens). </w:t>
+            </w:r>
+            <w:r>
+              <w:rPr>
+                <w:rFonts w:ascii="Consolas" w:hAnsi="Consolas" w:cs="Consolas"/>
+                <w:sz w:val="14"/>
+                <w:shd w:val="clear" w:color="auto" w:fill="EEF4F2"/>
+              </w:rPr>
+              <w:t>""</w:t>
+            </w:r>
+            <w:r>
+              <w:rPr>
+                <w:sz w:val="16"/>
+                <w:szCs w:val="16"/>
+              </w:rPr>
+              <w:t xml:space="preserve"> = geen pas. Uniek per medewerker; staat niet in de CSV-export en niet in het logboek</w:t>
+            </w:r>
+          </w:p>
+        </w:tc>
+      </w:tr>
     </w:tbl>
     <w:p>
       <w:pPr>
@@ -18111,13 +19036,13 @@
         <w:pStyle w:val="Kop2"/>
         <w:keepNext/>
       </w:pPr>
-      <w:bookmarkStart w:id="105" w:name="k57"/>
-      <w:bookmarkStart w:id="106" w:name="_Toc242435906"/>
+      <w:bookmarkStart w:id="108" w:name="k59"/>
+      <w:bookmarkStart w:id="109" w:name="_Toc242437684"/>
       <w:r>
         <w:t>REGISTRATIES</w:t>
       </w:r>
-      <w:bookmarkEnd w:id="105"/>
-      <w:bookmarkEnd w:id="106"/>
+      <w:bookmarkEnd w:id="108"/>
+      <w:bookmarkEnd w:id="109"/>
     </w:p>
     <w:tbl>
       <w:tblPr>
@@ -18677,13 +19602,13 @@
           <w:numId w:val="37"/>
         </w:numPr>
       </w:pPr>
-      <w:bookmarkStart w:id="107" w:name="k58"/>
-      <w:bookmarkStart w:id="108" w:name="_Toc242435907"/>
+      <w:bookmarkStart w:id="110" w:name="k60"/>
+      <w:bookmarkStart w:id="111" w:name="_Toc242437685"/>
       <w:r>
         <w:t>BELANGRIJKE DEMO-BEPERKINGEN.</w:t>
       </w:r>
-      <w:bookmarkEnd w:id="107"/>
-      <w:bookmarkEnd w:id="108"/>
+      <w:bookmarkEnd w:id="110"/>
+      <w:bookmarkEnd w:id="111"/>
     </w:p>
     <w:p>
       <w:r>
@@ -18908,6 +19833,7 @@
           <w:ilvl w:val="0"/>
           <w:numId w:val="3"/>
         </w:numPr>
+        <w:spacing w:after="60"/>
         <w:contextualSpacing w:val="0"/>
       </w:pPr>
       <w:r>
@@ -18923,6 +19849,19 @@
       </w:r>
       <w:r>
         <w:t>, omdat de bibliotheek test of WebAssembly werkt. Zie het TO (hoofdstuk 13) voor de privacyregels en de beveiliging.</w:t>
+      </w:r>
+    </w:p>
+    <w:p>
+      <w:pPr>
+        <w:pStyle w:val="Lijstalinea"/>
+        <w:numPr>
+          <w:ilvl w:val="0"/>
+          <w:numId w:val="3"/>
+        </w:numPr>
+        <w:contextualSpacing w:val="0"/>
+      </w:pPr>
+      <w:r>
+        <w:t>Herkennen met de pas is gemak, geen bewijs van identiteit: het nummer van een pas is niet geheim en kan worden gekopieerd. In productie komt het pasnummer uit AFAS of het toegangssysteem van TVB, gekoppeld aan het personeelsnummer.</w:t>
       </w:r>
     </w:p>
     <w:p>
@@ -18940,13 +19879,13 @@
           <w:numId w:val="37"/>
         </w:numPr>
       </w:pPr>
-      <w:bookmarkStart w:id="109" w:name="k59"/>
-      <w:bookmarkStart w:id="110" w:name="_Toc242435908"/>
+      <w:bookmarkStart w:id="112" w:name="k61"/>
+      <w:bookmarkStart w:id="113" w:name="_Toc242437686"/>
       <w:r>
         <w:t>CODE UITLEGGEN TIJDENS EEN PRESENTATIE.</w:t>
       </w:r>
-      <w:bookmarkEnd w:id="109"/>
-      <w:bookmarkEnd w:id="110"/>
+      <w:bookmarkEnd w:id="112"/>
+      <w:bookmarkEnd w:id="113"/>
     </w:p>
     <w:p>
       <w:r>
@@ -19225,13 +20164,13 @@
           <w:numId w:val="37"/>
         </w:numPr>
       </w:pPr>
-      <w:bookmarkStart w:id="111" w:name="k60"/>
-      <w:bookmarkStart w:id="112" w:name="_Toc242435909"/>
+      <w:bookmarkStart w:id="114" w:name="k62"/>
+      <w:bookmarkStart w:id="115" w:name="_Toc242437687"/>
       <w:r>
         <w:t>MOGELIJKE VERVOLGSTAPPEN.</w:t>
       </w:r>
-      <w:bookmarkEnd w:id="111"/>
-      <w:bookmarkEnd w:id="112"/>
+      <w:bookmarkEnd w:id="114"/>
+      <w:bookmarkEnd w:id="115"/>
     </w:p>
     <w:p>
       <w:pPr>
@@ -19445,8 +20384,6 @@
       </w:r>
       <w:r>
         <w:tab/>
-      </w:r>
-      <w:r>
         <w:t>Voeg naast het maandfilter ook jaar- en periodefilters toe.</w:t>
       </w:r>
     </w:p>

--- a/docs/DOCUMENTATIE.docx
+++ b/docs/DOCUMENTATIE.docx
@@ -82,7 +82,7 @@
           <w:numId w:val="0"/>
         </w:numPr>
       </w:pPr>
-      <w:bookmarkStart w:id="0" w:name="_Toc242437634"/>
+      <w:bookmarkStart w:id="0" w:name="_Toc242686878"/>
       <w:r>
         <w:t>INHOUDSOPGAVE.</w:t>
       </w:r>
@@ -112,7 +112,7 @@
       <w:r>
         <w:fldChar w:fldCharType="separate"/>
       </w:r>
-      <w:hyperlink w:anchor="_Toc242437634" w:history="1">
+      <w:hyperlink w:anchor="_Toc242686878" w:history="1">
         <w:r>
           <w:rPr>
             <w:rStyle w:val="Hyperlink"/>
@@ -139,7 +139,7 @@
             <w:noProof/>
             <w:webHidden/>
           </w:rPr>
-          <w:instrText xml:space="preserve"> PAGEREF _Toc242437634 \h </w:instrText>
+          <w:instrText xml:space="preserve"> PAGEREF _Toc242686878 \h </w:instrText>
         </w:r>
         <w:r>
           <w:rPr>
@@ -186,7 +186,7 @@
           <w:lang w:eastAsia="nl-NL"/>
         </w:rPr>
       </w:pPr>
-      <w:hyperlink w:anchor="_Toc242437635" w:history="1">
+      <w:hyperlink w:anchor="_Toc242686879" w:history="1">
         <w:r>
           <w:rPr>
             <w:rStyle w:val="Hyperlink"/>
@@ -231,7 +231,7 @@
             <w:noProof/>
             <w:webHidden/>
           </w:rPr>
-          <w:instrText xml:space="preserve"> PAGEREF _Toc242437635 \h </w:instrText>
+          <w:instrText xml:space="preserve"> PAGEREF _Toc242686879 \h </w:instrText>
         </w:r>
         <w:r>
           <w:rPr>
@@ -278,7 +278,7 @@
           <w:lang w:eastAsia="nl-NL"/>
         </w:rPr>
       </w:pPr>
-      <w:hyperlink w:anchor="_Toc242437636" w:history="1">
+      <w:hyperlink w:anchor="_Toc242686880" w:history="1">
         <w:r>
           <w:rPr>
             <w:rStyle w:val="Hyperlink"/>
@@ -323,7 +323,7 @@
             <w:noProof/>
             <w:webHidden/>
           </w:rPr>
-          <w:instrText xml:space="preserve"> PAGEREF _Toc242437636 \h </w:instrText>
+          <w:instrText xml:space="preserve"> PAGEREF _Toc242686880 \h </w:instrText>
         </w:r>
         <w:r>
           <w:rPr>
@@ -370,7 +370,7 @@
           <w:lang w:eastAsia="nl-NL"/>
         </w:rPr>
       </w:pPr>
-      <w:hyperlink w:anchor="_Toc242437637" w:history="1">
+      <w:hyperlink w:anchor="_Toc242686881" w:history="1">
         <w:r>
           <w:rPr>
             <w:rStyle w:val="Hyperlink"/>
@@ -415,7 +415,7 @@
             <w:noProof/>
             <w:webHidden/>
           </w:rPr>
-          <w:instrText xml:space="preserve"> PAGEREF _Toc242437637 \h </w:instrText>
+          <w:instrText xml:space="preserve"> PAGEREF _Toc242686881 \h </w:instrText>
         </w:r>
         <w:r>
           <w:rPr>
@@ -435,7 +435,7 @@
             <w:noProof/>
             <w:webHidden/>
           </w:rPr>
-          <w:t>7</w:t>
+          <w:t>8</w:t>
         </w:r>
         <w:r>
           <w:rPr>
@@ -462,7 +462,7 @@
           <w:lang w:eastAsia="nl-NL"/>
         </w:rPr>
       </w:pPr>
-      <w:hyperlink w:anchor="_Toc242437638" w:history="1">
+      <w:hyperlink w:anchor="_Toc242686882" w:history="1">
         <w:r>
           <w:rPr>
             <w:rStyle w:val="Hyperlink"/>
@@ -507,7 +507,7 @@
             <w:noProof/>
             <w:webHidden/>
           </w:rPr>
-          <w:instrText xml:space="preserve"> PAGEREF _Toc242437638 \h </w:instrText>
+          <w:instrText xml:space="preserve"> PAGEREF _Toc242686882 \h </w:instrText>
         </w:r>
         <w:r>
           <w:rPr>
@@ -527,7 +527,7 @@
             <w:noProof/>
             <w:webHidden/>
           </w:rPr>
-          <w:t>8</w:t>
+          <w:t>9</w:t>
         </w:r>
         <w:r>
           <w:rPr>
@@ -554,7 +554,7 @@
           <w:lang w:eastAsia="nl-NL"/>
         </w:rPr>
       </w:pPr>
-      <w:hyperlink w:anchor="_Toc242437639" w:history="1">
+      <w:hyperlink w:anchor="_Toc242686883" w:history="1">
         <w:r>
           <w:rPr>
             <w:rStyle w:val="Hyperlink"/>
@@ -599,7 +599,7 @@
             <w:noProof/>
             <w:webHidden/>
           </w:rPr>
-          <w:instrText xml:space="preserve"> PAGEREF _Toc242437639 \h </w:instrText>
+          <w:instrText xml:space="preserve"> PAGEREF _Toc242686883 \h </w:instrText>
         </w:r>
         <w:r>
           <w:rPr>
@@ -619,7 +619,7 @@
             <w:noProof/>
             <w:webHidden/>
           </w:rPr>
-          <w:t>8</w:t>
+          <w:t>9</w:t>
         </w:r>
         <w:r>
           <w:rPr>
@@ -646,7 +646,7 @@
           <w:lang w:eastAsia="nl-NL"/>
         </w:rPr>
       </w:pPr>
-      <w:hyperlink w:anchor="_Toc242437640" w:history="1">
+      <w:hyperlink w:anchor="_Toc242686884" w:history="1">
         <w:r>
           <w:rPr>
             <w:rStyle w:val="Hyperlink"/>
@@ -691,7 +691,7 @@
             <w:noProof/>
             <w:webHidden/>
           </w:rPr>
-          <w:instrText xml:space="preserve"> PAGEREF _Toc242437640 \h </w:instrText>
+          <w:instrText xml:space="preserve"> PAGEREF _Toc242686884 \h </w:instrText>
         </w:r>
         <w:r>
           <w:rPr>
@@ -711,7 +711,7 @@
             <w:noProof/>
             <w:webHidden/>
           </w:rPr>
-          <w:t>8</w:t>
+          <w:t>9</w:t>
         </w:r>
         <w:r>
           <w:rPr>
@@ -738,7 +738,7 @@
           <w:lang w:eastAsia="nl-NL"/>
         </w:rPr>
       </w:pPr>
-      <w:hyperlink w:anchor="_Toc242437641" w:history="1">
+      <w:hyperlink w:anchor="_Toc242686885" w:history="1">
         <w:r>
           <w:rPr>
             <w:rStyle w:val="Hyperlink"/>
@@ -783,7 +783,7 @@
             <w:noProof/>
             <w:webHidden/>
           </w:rPr>
-          <w:instrText xml:space="preserve"> PAGEREF _Toc242437641 \h </w:instrText>
+          <w:instrText xml:space="preserve"> PAGEREF _Toc242686885 \h </w:instrText>
         </w:r>
         <w:r>
           <w:rPr>
@@ -803,7 +803,7 @@
             <w:noProof/>
             <w:webHidden/>
           </w:rPr>
-          <w:t>8</w:t>
+          <w:t>9</w:t>
         </w:r>
         <w:r>
           <w:rPr>
@@ -830,7 +830,7 @@
           <w:lang w:eastAsia="nl-NL"/>
         </w:rPr>
       </w:pPr>
-      <w:hyperlink w:anchor="_Toc242437642" w:history="1">
+      <w:hyperlink w:anchor="_Toc242686886" w:history="1">
         <w:r>
           <w:rPr>
             <w:rStyle w:val="Hyperlink"/>
@@ -875,7 +875,7 @@
             <w:noProof/>
             <w:webHidden/>
           </w:rPr>
-          <w:instrText xml:space="preserve"> PAGEREF _Toc242437642 \h </w:instrText>
+          <w:instrText xml:space="preserve"> PAGEREF _Toc242686886 \h </w:instrText>
         </w:r>
         <w:r>
           <w:rPr>
@@ -895,7 +895,7 @@
             <w:noProof/>
             <w:webHidden/>
           </w:rPr>
-          <w:t>8</w:t>
+          <w:t>9</w:t>
         </w:r>
         <w:r>
           <w:rPr>
@@ -922,7 +922,7 @@
           <w:lang w:eastAsia="nl-NL"/>
         </w:rPr>
       </w:pPr>
-      <w:hyperlink w:anchor="_Toc242437643" w:history="1">
+      <w:hyperlink w:anchor="_Toc242686887" w:history="1">
         <w:r>
           <w:rPr>
             <w:rStyle w:val="Hyperlink"/>
@@ -967,7 +967,7 @@
             <w:noProof/>
             <w:webHidden/>
           </w:rPr>
-          <w:instrText xml:space="preserve"> PAGEREF _Toc242437643 \h </w:instrText>
+          <w:instrText xml:space="preserve"> PAGEREF _Toc242686887 \h </w:instrText>
         </w:r>
         <w:r>
           <w:rPr>
@@ -987,7 +987,7 @@
             <w:noProof/>
             <w:webHidden/>
           </w:rPr>
-          <w:t>9</w:t>
+          <w:t>10</w:t>
         </w:r>
         <w:r>
           <w:rPr>
@@ -1014,7 +1014,7 @@
           <w:lang w:eastAsia="nl-NL"/>
         </w:rPr>
       </w:pPr>
-      <w:hyperlink w:anchor="_Toc242437644" w:history="1">
+      <w:hyperlink w:anchor="_Toc242686888" w:history="1">
         <w:r>
           <w:rPr>
             <w:rStyle w:val="Hyperlink"/>
@@ -1059,7 +1059,7 @@
             <w:noProof/>
             <w:webHidden/>
           </w:rPr>
-          <w:instrText xml:space="preserve"> PAGEREF _Toc242437644 \h </w:instrText>
+          <w:instrText xml:space="preserve"> PAGEREF _Toc242686888 \h </w:instrText>
         </w:r>
         <w:r>
           <w:rPr>
@@ -1079,7 +1079,7 @@
             <w:noProof/>
             <w:webHidden/>
           </w:rPr>
-          <w:t>10</w:t>
+          <w:t>11</w:t>
         </w:r>
         <w:r>
           <w:rPr>
@@ -1106,7 +1106,7 @@
           <w:lang w:eastAsia="nl-NL"/>
         </w:rPr>
       </w:pPr>
-      <w:hyperlink w:anchor="_Toc242437645" w:history="1">
+      <w:hyperlink w:anchor="_Toc242686889" w:history="1">
         <w:r>
           <w:rPr>
             <w:rStyle w:val="Hyperlink"/>
@@ -1151,7 +1151,7 @@
             <w:noProof/>
             <w:webHidden/>
           </w:rPr>
-          <w:instrText xml:space="preserve"> PAGEREF _Toc242437645 \h </w:instrText>
+          <w:instrText xml:space="preserve"> PAGEREF _Toc242686889 \h </w:instrText>
         </w:r>
         <w:r>
           <w:rPr>
@@ -1171,7 +1171,7 @@
             <w:noProof/>
             <w:webHidden/>
           </w:rPr>
-          <w:t>10</w:t>
+          <w:t>11</w:t>
         </w:r>
         <w:r>
           <w:rPr>
@@ -1198,7 +1198,7 @@
           <w:lang w:eastAsia="nl-NL"/>
         </w:rPr>
       </w:pPr>
-      <w:hyperlink w:anchor="_Toc242437646" w:history="1">
+      <w:hyperlink w:anchor="_Toc242686890" w:history="1">
         <w:r>
           <w:rPr>
             <w:rStyle w:val="Hyperlink"/>
@@ -1243,7 +1243,7 @@
             <w:noProof/>
             <w:webHidden/>
           </w:rPr>
-          <w:instrText xml:space="preserve"> PAGEREF _Toc242437646 \h </w:instrText>
+          <w:instrText xml:space="preserve"> PAGEREF _Toc242686890 \h </w:instrText>
         </w:r>
         <w:r>
           <w:rPr>
@@ -1263,7 +1263,7 @@
             <w:noProof/>
             <w:webHidden/>
           </w:rPr>
-          <w:t>11</w:t>
+          <w:t>12</w:t>
         </w:r>
         <w:r>
           <w:rPr>
@@ -1290,7 +1290,7 @@
           <w:lang w:eastAsia="nl-NL"/>
         </w:rPr>
       </w:pPr>
-      <w:hyperlink w:anchor="_Toc242437647" w:history="1">
+      <w:hyperlink w:anchor="_Toc242686891" w:history="1">
         <w:r>
           <w:rPr>
             <w:rStyle w:val="Hyperlink"/>
@@ -1335,7 +1335,7 @@
             <w:noProof/>
             <w:webHidden/>
           </w:rPr>
-          <w:instrText xml:space="preserve"> PAGEREF _Toc242437647 \h </w:instrText>
+          <w:instrText xml:space="preserve"> PAGEREF _Toc242686891 \h </w:instrText>
         </w:r>
         <w:r>
           <w:rPr>
@@ -1355,7 +1355,7 @@
             <w:noProof/>
             <w:webHidden/>
           </w:rPr>
-          <w:t>11</w:t>
+          <w:t>12</w:t>
         </w:r>
         <w:r>
           <w:rPr>
@@ -1382,7 +1382,7 @@
           <w:lang w:eastAsia="nl-NL"/>
         </w:rPr>
       </w:pPr>
-      <w:hyperlink w:anchor="_Toc242437648" w:history="1">
+      <w:hyperlink w:anchor="_Toc242686892" w:history="1">
         <w:r>
           <w:rPr>
             <w:rStyle w:val="Hyperlink"/>
@@ -1427,7 +1427,7 @@
             <w:noProof/>
             <w:webHidden/>
           </w:rPr>
-          <w:instrText xml:space="preserve"> PAGEREF _Toc242437648 \h </w:instrText>
+          <w:instrText xml:space="preserve"> PAGEREF _Toc242686892 \h </w:instrText>
         </w:r>
         <w:r>
           <w:rPr>
@@ -1447,7 +1447,7 @@
             <w:noProof/>
             <w:webHidden/>
           </w:rPr>
-          <w:t>11</w:t>
+          <w:t>12</w:t>
         </w:r>
         <w:r>
           <w:rPr>
@@ -1474,7 +1474,7 @@
           <w:lang w:eastAsia="nl-NL"/>
         </w:rPr>
       </w:pPr>
-      <w:hyperlink w:anchor="_Toc242437649" w:history="1">
+      <w:hyperlink w:anchor="_Toc242686893" w:history="1">
         <w:r>
           <w:rPr>
             <w:rStyle w:val="Hyperlink"/>
@@ -1519,7 +1519,7 @@
             <w:noProof/>
             <w:webHidden/>
           </w:rPr>
-          <w:instrText xml:space="preserve"> PAGEREF _Toc242437649 \h </w:instrText>
+          <w:instrText xml:space="preserve"> PAGEREF _Toc242686893 \h </w:instrText>
         </w:r>
         <w:r>
           <w:rPr>
@@ -1539,7 +1539,7 @@
             <w:noProof/>
             <w:webHidden/>
           </w:rPr>
-          <w:t>12</w:t>
+          <w:t>13</w:t>
         </w:r>
         <w:r>
           <w:rPr>
@@ -1566,7 +1566,7 @@
           <w:lang w:eastAsia="nl-NL"/>
         </w:rPr>
       </w:pPr>
-      <w:hyperlink w:anchor="_Toc242437650" w:history="1">
+      <w:hyperlink w:anchor="_Toc242686894" w:history="1">
         <w:r>
           <w:rPr>
             <w:rStyle w:val="Hyperlink"/>
@@ -1611,7 +1611,7 @@
             <w:noProof/>
             <w:webHidden/>
           </w:rPr>
-          <w:instrText xml:space="preserve"> PAGEREF _Toc242437650 \h </w:instrText>
+          <w:instrText xml:space="preserve"> PAGEREF _Toc242686894 \h </w:instrText>
         </w:r>
         <w:r>
           <w:rPr>
@@ -1631,7 +1631,7 @@
             <w:noProof/>
             <w:webHidden/>
           </w:rPr>
-          <w:t>12</w:t>
+          <w:t>13</w:t>
         </w:r>
         <w:r>
           <w:rPr>
@@ -1658,7 +1658,7 @@
           <w:lang w:eastAsia="nl-NL"/>
         </w:rPr>
       </w:pPr>
-      <w:hyperlink w:anchor="_Toc242437651" w:history="1">
+      <w:hyperlink w:anchor="_Toc242686895" w:history="1">
         <w:r>
           <w:rPr>
             <w:rStyle w:val="Hyperlink"/>
@@ -1703,7 +1703,7 @@
             <w:noProof/>
             <w:webHidden/>
           </w:rPr>
-          <w:instrText xml:space="preserve"> PAGEREF _Toc242437651 \h </w:instrText>
+          <w:instrText xml:space="preserve"> PAGEREF _Toc242686895 \h </w:instrText>
         </w:r>
         <w:r>
           <w:rPr>
@@ -1723,7 +1723,7 @@
             <w:noProof/>
             <w:webHidden/>
           </w:rPr>
-          <w:t>12</w:t>
+          <w:t>13</w:t>
         </w:r>
         <w:r>
           <w:rPr>
@@ -1750,7 +1750,7 @@
           <w:lang w:eastAsia="nl-NL"/>
         </w:rPr>
       </w:pPr>
-      <w:hyperlink w:anchor="_Toc242437652" w:history="1">
+      <w:hyperlink w:anchor="_Toc242686896" w:history="1">
         <w:r>
           <w:rPr>
             <w:rStyle w:val="Hyperlink"/>
@@ -1795,7 +1795,7 @@
             <w:noProof/>
             <w:webHidden/>
           </w:rPr>
-          <w:instrText xml:space="preserve"> PAGEREF _Toc242437652 \h </w:instrText>
+          <w:instrText xml:space="preserve"> PAGEREF _Toc242686896 \h </w:instrText>
         </w:r>
         <w:r>
           <w:rPr>
@@ -1815,7 +1815,7 @@
             <w:noProof/>
             <w:webHidden/>
           </w:rPr>
-          <w:t>13</w:t>
+          <w:t>14</w:t>
         </w:r>
         <w:r>
           <w:rPr>
@@ -1842,7 +1842,7 @@
           <w:lang w:eastAsia="nl-NL"/>
         </w:rPr>
       </w:pPr>
-      <w:hyperlink w:anchor="_Toc242437653" w:history="1">
+      <w:hyperlink w:anchor="_Toc242686897" w:history="1">
         <w:r>
           <w:rPr>
             <w:rStyle w:val="Hyperlink"/>
@@ -1887,7 +1887,7 @@
             <w:noProof/>
             <w:webHidden/>
           </w:rPr>
-          <w:instrText xml:space="preserve"> PAGEREF _Toc242437653 \h </w:instrText>
+          <w:instrText xml:space="preserve"> PAGEREF _Toc242686897 \h </w:instrText>
         </w:r>
         <w:r>
           <w:rPr>
@@ -1907,7 +1907,7 @@
             <w:noProof/>
             <w:webHidden/>
           </w:rPr>
-          <w:t>13</w:t>
+          <w:t>14</w:t>
         </w:r>
         <w:r>
           <w:rPr>
@@ -1934,7 +1934,7 @@
           <w:lang w:eastAsia="nl-NL"/>
         </w:rPr>
       </w:pPr>
-      <w:hyperlink w:anchor="_Toc242437654" w:history="1">
+      <w:hyperlink w:anchor="_Toc242686898" w:history="1">
         <w:r>
           <w:rPr>
             <w:rStyle w:val="Hyperlink"/>
@@ -1979,7 +1979,7 @@
             <w:noProof/>
             <w:webHidden/>
           </w:rPr>
-          <w:instrText xml:space="preserve"> PAGEREF _Toc242437654 \h </w:instrText>
+          <w:instrText xml:space="preserve"> PAGEREF _Toc242686898 \h </w:instrText>
         </w:r>
         <w:r>
           <w:rPr>
@@ -1999,7 +1999,7 @@
             <w:noProof/>
             <w:webHidden/>
           </w:rPr>
-          <w:t>13</w:t>
+          <w:t>14</w:t>
         </w:r>
         <w:r>
           <w:rPr>
@@ -2026,7 +2026,7 @@
           <w:lang w:eastAsia="nl-NL"/>
         </w:rPr>
       </w:pPr>
-      <w:hyperlink w:anchor="_Toc242437655" w:history="1">
+      <w:hyperlink w:anchor="_Toc242686899" w:history="1">
         <w:r>
           <w:rPr>
             <w:rStyle w:val="Hyperlink"/>
@@ -2087,7 +2087,7 @@
             <w:noProof/>
             <w:webHidden/>
           </w:rPr>
-          <w:instrText xml:space="preserve"> PAGEREF _Toc242437655 \h </w:instrText>
+          <w:instrText xml:space="preserve"> PAGEREF _Toc242686899 \h </w:instrText>
         </w:r>
         <w:r>
           <w:rPr>
@@ -2107,7 +2107,7 @@
             <w:noProof/>
             <w:webHidden/>
           </w:rPr>
-          <w:t>15</w:t>
+          <w:t>16</w:t>
         </w:r>
         <w:r>
           <w:rPr>
@@ -2134,7 +2134,7 @@
           <w:lang w:eastAsia="nl-NL"/>
         </w:rPr>
       </w:pPr>
-      <w:hyperlink w:anchor="_Toc242437656" w:history="1">
+      <w:hyperlink w:anchor="_Toc242686900" w:history="1">
         <w:r>
           <w:rPr>
             <w:rStyle w:val="Hyperlink"/>
@@ -2179,7 +2179,7 @@
             <w:noProof/>
             <w:webHidden/>
           </w:rPr>
-          <w:instrText xml:space="preserve"> PAGEREF _Toc242437656 \h </w:instrText>
+          <w:instrText xml:space="preserve"> PAGEREF _Toc242686900 \h </w:instrText>
         </w:r>
         <w:r>
           <w:rPr>
@@ -2199,7 +2199,7 @@
             <w:noProof/>
             <w:webHidden/>
           </w:rPr>
-          <w:t>15</w:t>
+          <w:t>16</w:t>
         </w:r>
         <w:r>
           <w:rPr>
@@ -2226,7 +2226,7 @@
           <w:lang w:eastAsia="nl-NL"/>
         </w:rPr>
       </w:pPr>
-      <w:hyperlink w:anchor="_Toc242437657" w:history="1">
+      <w:hyperlink w:anchor="_Toc242686901" w:history="1">
         <w:r>
           <w:rPr>
             <w:rStyle w:val="Hyperlink"/>
@@ -2271,7 +2271,7 @@
             <w:noProof/>
             <w:webHidden/>
           </w:rPr>
-          <w:instrText xml:space="preserve"> PAGEREF _Toc242437657 \h </w:instrText>
+          <w:instrText xml:space="preserve"> PAGEREF _Toc242686901 \h </w:instrText>
         </w:r>
         <w:r>
           <w:rPr>
@@ -2291,7 +2291,7 @@
             <w:noProof/>
             <w:webHidden/>
           </w:rPr>
-          <w:t>15</w:t>
+          <w:t>16</w:t>
         </w:r>
         <w:r>
           <w:rPr>
@@ -2318,7 +2318,7 @@
           <w:lang w:eastAsia="nl-NL"/>
         </w:rPr>
       </w:pPr>
-      <w:hyperlink w:anchor="_Toc242437658" w:history="1">
+      <w:hyperlink w:anchor="_Toc242686902" w:history="1">
         <w:r>
           <w:rPr>
             <w:rStyle w:val="Hyperlink"/>
@@ -2363,7 +2363,7 @@
             <w:noProof/>
             <w:webHidden/>
           </w:rPr>
-          <w:instrText xml:space="preserve"> PAGEREF _Toc242437658 \h </w:instrText>
+          <w:instrText xml:space="preserve"> PAGEREF _Toc242686902 \h </w:instrText>
         </w:r>
         <w:r>
           <w:rPr>
@@ -2383,7 +2383,7 @@
             <w:noProof/>
             <w:webHidden/>
           </w:rPr>
-          <w:t>15</w:t>
+          <w:t>16</w:t>
         </w:r>
         <w:r>
           <w:rPr>
@@ -2410,7 +2410,7 @@
           <w:lang w:eastAsia="nl-NL"/>
         </w:rPr>
       </w:pPr>
-      <w:hyperlink w:anchor="_Toc242437659" w:history="1">
+      <w:hyperlink w:anchor="_Toc242686903" w:history="1">
         <w:r>
           <w:rPr>
             <w:rStyle w:val="Hyperlink"/>
@@ -2455,7 +2455,7 @@
             <w:noProof/>
             <w:webHidden/>
           </w:rPr>
-          <w:instrText xml:space="preserve"> PAGEREF _Toc242437659 \h </w:instrText>
+          <w:instrText xml:space="preserve"> PAGEREF _Toc242686903 \h </w:instrText>
         </w:r>
         <w:r>
           <w:rPr>
@@ -2475,7 +2475,7 @@
             <w:noProof/>
             <w:webHidden/>
           </w:rPr>
-          <w:t>15</w:t>
+          <w:t>16</w:t>
         </w:r>
         <w:r>
           <w:rPr>
@@ -2502,7 +2502,7 @@
           <w:lang w:eastAsia="nl-NL"/>
         </w:rPr>
       </w:pPr>
-      <w:hyperlink w:anchor="_Toc242437660" w:history="1">
+      <w:hyperlink w:anchor="_Toc242686904" w:history="1">
         <w:r>
           <w:rPr>
             <w:rStyle w:val="Hyperlink"/>
@@ -2547,7 +2547,7 @@
             <w:noProof/>
             <w:webHidden/>
           </w:rPr>
-          <w:instrText xml:space="preserve"> PAGEREF _Toc242437660 \h </w:instrText>
+          <w:instrText xml:space="preserve"> PAGEREF _Toc242686904 \h </w:instrText>
         </w:r>
         <w:r>
           <w:rPr>
@@ -2567,7 +2567,7 @@
             <w:noProof/>
             <w:webHidden/>
           </w:rPr>
-          <w:t>16</w:t>
+          <w:t>17</w:t>
         </w:r>
         <w:r>
           <w:rPr>
@@ -2594,7 +2594,7 @@
           <w:lang w:eastAsia="nl-NL"/>
         </w:rPr>
       </w:pPr>
-      <w:hyperlink w:anchor="_Toc242437661" w:history="1">
+      <w:hyperlink w:anchor="_Toc242686905" w:history="1">
         <w:r>
           <w:rPr>
             <w:rStyle w:val="Hyperlink"/>
@@ -2639,7 +2639,7 @@
             <w:noProof/>
             <w:webHidden/>
           </w:rPr>
-          <w:instrText xml:space="preserve"> PAGEREF _Toc242437661 \h </w:instrText>
+          <w:instrText xml:space="preserve"> PAGEREF _Toc242686905 \h </w:instrText>
         </w:r>
         <w:r>
           <w:rPr>
@@ -2659,7 +2659,7 @@
             <w:noProof/>
             <w:webHidden/>
           </w:rPr>
-          <w:t>16</w:t>
+          <w:t>17</w:t>
         </w:r>
         <w:r>
           <w:rPr>
@@ -2686,7 +2686,7 @@
           <w:lang w:eastAsia="nl-NL"/>
         </w:rPr>
       </w:pPr>
-      <w:hyperlink w:anchor="_Toc242437662" w:history="1">
+      <w:hyperlink w:anchor="_Toc242686906" w:history="1">
         <w:r>
           <w:rPr>
             <w:rStyle w:val="Hyperlink"/>
@@ -2731,7 +2731,7 @@
             <w:noProof/>
             <w:webHidden/>
           </w:rPr>
-          <w:instrText xml:space="preserve"> PAGEREF _Toc242437662 \h </w:instrText>
+          <w:instrText xml:space="preserve"> PAGEREF _Toc242686906 \h </w:instrText>
         </w:r>
         <w:r>
           <w:rPr>
@@ -2751,7 +2751,7 @@
             <w:noProof/>
             <w:webHidden/>
           </w:rPr>
-          <w:t>16</w:t>
+          <w:t>17</w:t>
         </w:r>
         <w:r>
           <w:rPr>
@@ -2778,7 +2778,7 @@
           <w:lang w:eastAsia="nl-NL"/>
         </w:rPr>
       </w:pPr>
-      <w:hyperlink w:anchor="_Toc242437663" w:history="1">
+      <w:hyperlink w:anchor="_Toc242686907" w:history="1">
         <w:r>
           <w:rPr>
             <w:rStyle w:val="Hyperlink"/>
@@ -2839,7 +2839,7 @@
             <w:noProof/>
             <w:webHidden/>
           </w:rPr>
-          <w:instrText xml:space="preserve"> PAGEREF _Toc242437663 \h </w:instrText>
+          <w:instrText xml:space="preserve"> PAGEREF _Toc242686907 \h </w:instrText>
         </w:r>
         <w:r>
           <w:rPr>
@@ -2859,7 +2859,7 @@
             <w:noProof/>
             <w:webHidden/>
           </w:rPr>
-          <w:t>17</w:t>
+          <w:t>18</w:t>
         </w:r>
         <w:r>
           <w:rPr>
@@ -2886,7 +2886,7 @@
           <w:lang w:eastAsia="nl-NL"/>
         </w:rPr>
       </w:pPr>
-      <w:hyperlink w:anchor="_Toc242437664" w:history="1">
+      <w:hyperlink w:anchor="_Toc242686908" w:history="1">
         <w:r>
           <w:rPr>
             <w:rStyle w:val="Hyperlink"/>
@@ -2931,7 +2931,7 @@
             <w:noProof/>
             <w:webHidden/>
           </w:rPr>
-          <w:instrText xml:space="preserve"> PAGEREF _Toc242437664 \h </w:instrText>
+          <w:instrText xml:space="preserve"> PAGEREF _Toc242686908 \h </w:instrText>
         </w:r>
         <w:r>
           <w:rPr>
@@ -2951,7 +2951,7 @@
             <w:noProof/>
             <w:webHidden/>
           </w:rPr>
-          <w:t>17</w:t>
+          <w:t>18</w:t>
         </w:r>
         <w:r>
           <w:rPr>
@@ -2978,7 +2978,7 @@
           <w:lang w:eastAsia="nl-NL"/>
         </w:rPr>
       </w:pPr>
-      <w:hyperlink w:anchor="_Toc242437665" w:history="1">
+      <w:hyperlink w:anchor="_Toc242686909" w:history="1">
         <w:r>
           <w:rPr>
             <w:rStyle w:val="Hyperlink"/>
@@ -3023,7 +3023,7 @@
             <w:noProof/>
             <w:webHidden/>
           </w:rPr>
-          <w:instrText xml:space="preserve"> PAGEREF _Toc242437665 \h </w:instrText>
+          <w:instrText xml:space="preserve"> PAGEREF _Toc242686909 \h </w:instrText>
         </w:r>
         <w:r>
           <w:rPr>
@@ -3043,7 +3043,7 @@
             <w:noProof/>
             <w:webHidden/>
           </w:rPr>
-          <w:t>17</w:t>
+          <w:t>18</w:t>
         </w:r>
         <w:r>
           <w:rPr>
@@ -3070,7 +3070,7 @@
           <w:lang w:eastAsia="nl-NL"/>
         </w:rPr>
       </w:pPr>
-      <w:hyperlink w:anchor="_Toc242437666" w:history="1">
+      <w:hyperlink w:anchor="_Toc242686910" w:history="1">
         <w:r>
           <w:rPr>
             <w:rStyle w:val="Hyperlink"/>
@@ -3115,7 +3115,7 @@
             <w:noProof/>
             <w:webHidden/>
           </w:rPr>
-          <w:instrText xml:space="preserve"> PAGEREF _Toc242437666 \h </w:instrText>
+          <w:instrText xml:space="preserve"> PAGEREF _Toc242686910 \h </w:instrText>
         </w:r>
         <w:r>
           <w:rPr>
@@ -3135,7 +3135,7 @@
             <w:noProof/>
             <w:webHidden/>
           </w:rPr>
-          <w:t>18</w:t>
+          <w:t>19</w:t>
         </w:r>
         <w:r>
           <w:rPr>
@@ -3162,7 +3162,7 @@
           <w:lang w:eastAsia="nl-NL"/>
         </w:rPr>
       </w:pPr>
-      <w:hyperlink w:anchor="_Toc242437667" w:history="1">
+      <w:hyperlink w:anchor="_Toc242686911" w:history="1">
         <w:r>
           <w:rPr>
             <w:rStyle w:val="Hyperlink"/>
@@ -3223,7 +3223,7 @@
             <w:noProof/>
             <w:webHidden/>
           </w:rPr>
-          <w:instrText xml:space="preserve"> PAGEREF _Toc242437667 \h </w:instrText>
+          <w:instrText xml:space="preserve"> PAGEREF _Toc242686911 \h </w:instrText>
         </w:r>
         <w:r>
           <w:rPr>
@@ -3243,7 +3243,7 @@
             <w:noProof/>
             <w:webHidden/>
           </w:rPr>
-          <w:t>19</w:t>
+          <w:t>20</w:t>
         </w:r>
         <w:r>
           <w:rPr>
@@ -3270,7 +3270,7 @@
           <w:lang w:eastAsia="nl-NL"/>
         </w:rPr>
       </w:pPr>
-      <w:hyperlink w:anchor="_Toc242437668" w:history="1">
+      <w:hyperlink w:anchor="_Toc242686912" w:history="1">
         <w:r>
           <w:rPr>
             <w:rStyle w:val="Hyperlink"/>
@@ -3315,7 +3315,7 @@
             <w:noProof/>
             <w:webHidden/>
           </w:rPr>
-          <w:instrText xml:space="preserve"> PAGEREF _Toc242437668 \h </w:instrText>
+          <w:instrText xml:space="preserve"> PAGEREF _Toc242686912 \h </w:instrText>
         </w:r>
         <w:r>
           <w:rPr>
@@ -3335,7 +3335,7 @@
             <w:noProof/>
             <w:webHidden/>
           </w:rPr>
-          <w:t>19</w:t>
+          <w:t>20</w:t>
         </w:r>
         <w:r>
           <w:rPr>
@@ -3362,7 +3362,7 @@
           <w:lang w:eastAsia="nl-NL"/>
         </w:rPr>
       </w:pPr>
-      <w:hyperlink w:anchor="_Toc242437669" w:history="1">
+      <w:hyperlink w:anchor="_Toc242686913" w:history="1">
         <w:r>
           <w:rPr>
             <w:rStyle w:val="Hyperlink"/>
@@ -3407,7 +3407,7 @@
             <w:noProof/>
             <w:webHidden/>
           </w:rPr>
-          <w:instrText xml:space="preserve"> PAGEREF _Toc242437669 \h </w:instrText>
+          <w:instrText xml:space="preserve"> PAGEREF _Toc242686913 \h </w:instrText>
         </w:r>
         <w:r>
           <w:rPr>
@@ -3427,7 +3427,7 @@
             <w:noProof/>
             <w:webHidden/>
           </w:rPr>
-          <w:t>20</w:t>
+          <w:t>21</w:t>
         </w:r>
         <w:r>
           <w:rPr>
@@ -3454,7 +3454,7 @@
           <w:lang w:eastAsia="nl-NL"/>
         </w:rPr>
       </w:pPr>
-      <w:hyperlink w:anchor="_Toc242437670" w:history="1">
+      <w:hyperlink w:anchor="_Toc242686914" w:history="1">
         <w:r>
           <w:rPr>
             <w:rStyle w:val="Hyperlink"/>
@@ -3501,7 +3501,7 @@
             <w:noProof/>
             <w:webHidden/>
           </w:rPr>
-          <w:instrText xml:space="preserve"> PAGEREF _Toc242437670 \h </w:instrText>
+          <w:instrText xml:space="preserve"> PAGEREF _Toc242686914 \h </w:instrText>
         </w:r>
         <w:r>
           <w:rPr>
@@ -3521,7 +3521,7 @@
             <w:noProof/>
             <w:webHidden/>
           </w:rPr>
-          <w:t>24</w:t>
+          <w:t>25</w:t>
         </w:r>
         <w:r>
           <w:rPr>
@@ -3548,7 +3548,7 @@
           <w:lang w:eastAsia="nl-NL"/>
         </w:rPr>
       </w:pPr>
-      <w:hyperlink w:anchor="_Toc242437671" w:history="1">
+      <w:hyperlink w:anchor="_Toc242686915" w:history="1">
         <w:r>
           <w:rPr>
             <w:rStyle w:val="Hyperlink"/>
@@ -3595,7 +3595,7 @@
             <w:noProof/>
             <w:webHidden/>
           </w:rPr>
-          <w:instrText xml:space="preserve"> PAGEREF _Toc242437671 \h </w:instrText>
+          <w:instrText xml:space="preserve"> PAGEREF _Toc242686915 \h </w:instrText>
         </w:r>
         <w:r>
           <w:rPr>
@@ -3615,7 +3615,7 @@
             <w:noProof/>
             <w:webHidden/>
           </w:rPr>
-          <w:t>24</w:t>
+          <w:t>25</w:t>
         </w:r>
         <w:r>
           <w:rPr>
@@ -3642,7 +3642,7 @@
           <w:lang w:eastAsia="nl-NL"/>
         </w:rPr>
       </w:pPr>
-      <w:hyperlink w:anchor="_Toc242437672" w:history="1">
+      <w:hyperlink w:anchor="_Toc242686916" w:history="1">
         <w:r>
           <w:rPr>
             <w:rStyle w:val="Hyperlink"/>
@@ -3689,7 +3689,7 @@
             <w:noProof/>
             <w:webHidden/>
           </w:rPr>
-          <w:instrText xml:space="preserve"> PAGEREF _Toc242437672 \h </w:instrText>
+          <w:instrText xml:space="preserve"> PAGEREF _Toc242686916 \h </w:instrText>
         </w:r>
         <w:r>
           <w:rPr>
@@ -3709,7 +3709,7 @@
             <w:noProof/>
             <w:webHidden/>
           </w:rPr>
-          <w:t>24</w:t>
+          <w:t>25</w:t>
         </w:r>
         <w:r>
           <w:rPr>
@@ -3736,7 +3736,7 @@
           <w:lang w:eastAsia="nl-NL"/>
         </w:rPr>
       </w:pPr>
-      <w:hyperlink w:anchor="_Toc242437673" w:history="1">
+      <w:hyperlink w:anchor="_Toc242686917" w:history="1">
         <w:r>
           <w:rPr>
             <w:rStyle w:val="Hyperlink"/>
@@ -3783,7 +3783,7 @@
             <w:noProof/>
             <w:webHidden/>
           </w:rPr>
-          <w:instrText xml:space="preserve"> PAGEREF _Toc242437673 \h </w:instrText>
+          <w:instrText xml:space="preserve"> PAGEREF _Toc242686917 \h </w:instrText>
         </w:r>
         <w:r>
           <w:rPr>
@@ -3803,7 +3803,7 @@
             <w:noProof/>
             <w:webHidden/>
           </w:rPr>
-          <w:t>24</w:t>
+          <w:t>26</w:t>
         </w:r>
         <w:r>
           <w:rPr>
@@ -3830,7 +3830,7 @@
           <w:lang w:eastAsia="nl-NL"/>
         </w:rPr>
       </w:pPr>
-      <w:hyperlink w:anchor="_Toc242437674" w:history="1">
+      <w:hyperlink w:anchor="_Toc242686918" w:history="1">
         <w:r>
           <w:rPr>
             <w:rStyle w:val="Hyperlink"/>
@@ -3877,7 +3877,7 @@
             <w:noProof/>
             <w:webHidden/>
           </w:rPr>
-          <w:instrText xml:space="preserve"> PAGEREF _Toc242437674 \h </w:instrText>
+          <w:instrText xml:space="preserve"> PAGEREF _Toc242686918 \h </w:instrText>
         </w:r>
         <w:r>
           <w:rPr>
@@ -3897,7 +3897,7 @@
             <w:noProof/>
             <w:webHidden/>
           </w:rPr>
-          <w:t>24</w:t>
+          <w:t>26</w:t>
         </w:r>
         <w:r>
           <w:rPr>
@@ -3924,7 +3924,7 @@
           <w:lang w:eastAsia="nl-NL"/>
         </w:rPr>
       </w:pPr>
-      <w:hyperlink w:anchor="_Toc242437675" w:history="1">
+      <w:hyperlink w:anchor="_Toc242686919" w:history="1">
         <w:r>
           <w:rPr>
             <w:rStyle w:val="Hyperlink"/>
@@ -3971,7 +3971,7 @@
             <w:noProof/>
             <w:webHidden/>
           </w:rPr>
-          <w:instrText xml:space="preserve"> PAGEREF _Toc242437675 \h </w:instrText>
+          <w:instrText xml:space="preserve"> PAGEREF _Toc242686919 \h </w:instrText>
         </w:r>
         <w:r>
           <w:rPr>
@@ -3991,7 +3991,7 @@
             <w:noProof/>
             <w:webHidden/>
           </w:rPr>
-          <w:t>25</w:t>
+          <w:t>26</w:t>
         </w:r>
         <w:r>
           <w:rPr>
@@ -4018,7 +4018,7 @@
           <w:lang w:eastAsia="nl-NL"/>
         </w:rPr>
       </w:pPr>
-      <w:hyperlink w:anchor="_Toc242437676" w:history="1">
+      <w:hyperlink w:anchor="_Toc242686920" w:history="1">
         <w:r>
           <w:rPr>
             <w:rStyle w:val="Hyperlink"/>
@@ -4063,7 +4063,7 @@
             <w:noProof/>
             <w:webHidden/>
           </w:rPr>
-          <w:instrText xml:space="preserve"> PAGEREF _Toc242437676 \h </w:instrText>
+          <w:instrText xml:space="preserve"> PAGEREF _Toc242686920 \h </w:instrText>
         </w:r>
         <w:r>
           <w:rPr>
@@ -4083,7 +4083,7 @@
             <w:noProof/>
             <w:webHidden/>
           </w:rPr>
-          <w:t>25</w:t>
+          <w:t>26</w:t>
         </w:r>
         <w:r>
           <w:rPr>
@@ -4110,7 +4110,7 @@
           <w:lang w:eastAsia="nl-NL"/>
         </w:rPr>
       </w:pPr>
-      <w:hyperlink w:anchor="_Toc242437677" w:history="1">
+      <w:hyperlink w:anchor="_Toc242686921" w:history="1">
         <w:r>
           <w:rPr>
             <w:rStyle w:val="Hyperlink"/>
@@ -4155,7 +4155,7 @@
             <w:noProof/>
             <w:webHidden/>
           </w:rPr>
-          <w:instrText xml:space="preserve"> PAGEREF _Toc242437677 \h </w:instrText>
+          <w:instrText xml:space="preserve"> PAGEREF _Toc242686921 \h </w:instrText>
         </w:r>
         <w:r>
           <w:rPr>
@@ -4175,7 +4175,7 @@
             <w:noProof/>
             <w:webHidden/>
           </w:rPr>
-          <w:t>25</w:t>
+          <w:t>26</w:t>
         </w:r>
         <w:r>
           <w:rPr>
@@ -4202,7 +4202,7 @@
           <w:lang w:eastAsia="nl-NL"/>
         </w:rPr>
       </w:pPr>
-      <w:hyperlink w:anchor="_Toc242437678" w:history="1">
+      <w:hyperlink w:anchor="_Toc242686922" w:history="1">
         <w:r>
           <w:rPr>
             <w:rStyle w:val="Hyperlink"/>
@@ -4279,7 +4279,7 @@
             <w:noProof/>
             <w:webHidden/>
           </w:rPr>
-          <w:instrText xml:space="preserve"> PAGEREF _Toc242437678 \h </w:instrText>
+          <w:instrText xml:space="preserve"> PAGEREF _Toc242686922 \h </w:instrText>
         </w:r>
         <w:r>
           <w:rPr>
@@ -4299,7 +4299,7 @@
             <w:noProof/>
             <w:webHidden/>
           </w:rPr>
-          <w:t>25</w:t>
+          <w:t>27</w:t>
         </w:r>
         <w:r>
           <w:rPr>
@@ -4326,7 +4326,7 @@
           <w:lang w:eastAsia="nl-NL"/>
         </w:rPr>
       </w:pPr>
-      <w:hyperlink w:anchor="_Toc242437679" w:history="1">
+      <w:hyperlink w:anchor="_Toc242686923" w:history="1">
         <w:r>
           <w:rPr>
             <w:rStyle w:val="Hyperlink"/>
@@ -4371,7 +4371,7 @@
             <w:noProof/>
             <w:webHidden/>
           </w:rPr>
-          <w:instrText xml:space="preserve"> PAGEREF _Toc242437679 \h </w:instrText>
+          <w:instrText xml:space="preserve"> PAGEREF _Toc242686923 \h </w:instrText>
         </w:r>
         <w:r>
           <w:rPr>
@@ -4391,7 +4391,7 @@
             <w:noProof/>
             <w:webHidden/>
           </w:rPr>
-          <w:t>26</w:t>
+          <w:t>27</w:t>
         </w:r>
         <w:r>
           <w:rPr>
@@ -4418,7 +4418,7 @@
           <w:lang w:eastAsia="nl-NL"/>
         </w:rPr>
       </w:pPr>
-      <w:hyperlink w:anchor="_Toc242437680" w:history="1">
+      <w:hyperlink w:anchor="_Toc242686924" w:history="1">
         <w:r>
           <w:rPr>
             <w:rStyle w:val="Hyperlink"/>
@@ -4463,7 +4463,7 @@
             <w:noProof/>
             <w:webHidden/>
           </w:rPr>
-          <w:instrText xml:space="preserve"> PAGEREF _Toc242437680 \h </w:instrText>
+          <w:instrText xml:space="preserve"> PAGEREF _Toc242686924 \h </w:instrText>
         </w:r>
         <w:r>
           <w:rPr>
@@ -4483,7 +4483,7 @@
             <w:noProof/>
             <w:webHidden/>
           </w:rPr>
-          <w:t>27</w:t>
+          <w:t>28</w:t>
         </w:r>
         <w:r>
           <w:rPr>
@@ -4510,7 +4510,7 @@
           <w:lang w:eastAsia="nl-NL"/>
         </w:rPr>
       </w:pPr>
-      <w:hyperlink w:anchor="_Toc242437681" w:history="1">
+      <w:hyperlink w:anchor="_Toc242686925" w:history="1">
         <w:r>
           <w:rPr>
             <w:rStyle w:val="Hyperlink"/>
@@ -4555,7 +4555,7 @@
             <w:noProof/>
             <w:webHidden/>
           </w:rPr>
-          <w:instrText xml:space="preserve"> PAGEREF _Toc242437681 \h </w:instrText>
+          <w:instrText xml:space="preserve"> PAGEREF _Toc242686925 \h </w:instrText>
         </w:r>
         <w:r>
           <w:rPr>
@@ -4575,7 +4575,7 @@
             <w:noProof/>
             <w:webHidden/>
           </w:rPr>
-          <w:t>27</w:t>
+          <w:t>28</w:t>
         </w:r>
         <w:r>
           <w:rPr>
@@ -4602,7 +4602,7 @@
           <w:lang w:eastAsia="nl-NL"/>
         </w:rPr>
       </w:pPr>
-      <w:hyperlink w:anchor="_Toc242437682" w:history="1">
+      <w:hyperlink w:anchor="_Toc242686926" w:history="1">
         <w:r>
           <w:rPr>
             <w:rStyle w:val="Hyperlink"/>
@@ -4647,7 +4647,7 @@
             <w:noProof/>
             <w:webHidden/>
           </w:rPr>
-          <w:instrText xml:space="preserve"> PAGEREF _Toc242437682 \h </w:instrText>
+          <w:instrText xml:space="preserve"> PAGEREF _Toc242686926 \h </w:instrText>
         </w:r>
         <w:r>
           <w:rPr>
@@ -4667,7 +4667,7 @@
             <w:noProof/>
             <w:webHidden/>
           </w:rPr>
-          <w:t>27</w:t>
+          <w:t>28</w:t>
         </w:r>
         <w:r>
           <w:rPr>
@@ -4694,7 +4694,7 @@
           <w:lang w:eastAsia="nl-NL"/>
         </w:rPr>
       </w:pPr>
-      <w:hyperlink w:anchor="_Toc242437683" w:history="1">
+      <w:hyperlink w:anchor="_Toc242686927" w:history="1">
         <w:r>
           <w:rPr>
             <w:rStyle w:val="Hyperlink"/>
@@ -4739,7 +4739,7 @@
             <w:noProof/>
             <w:webHidden/>
           </w:rPr>
-          <w:instrText xml:space="preserve"> PAGEREF _Toc242437683 \h </w:instrText>
+          <w:instrText xml:space="preserve"> PAGEREF _Toc242686927 \h </w:instrText>
         </w:r>
         <w:r>
           <w:rPr>
@@ -4759,7 +4759,7 @@
             <w:noProof/>
             <w:webHidden/>
           </w:rPr>
-          <w:t>27</w:t>
+          <w:t>28</w:t>
         </w:r>
         <w:r>
           <w:rPr>
@@ -4786,7 +4786,7 @@
           <w:lang w:eastAsia="nl-NL"/>
         </w:rPr>
       </w:pPr>
-      <w:hyperlink w:anchor="_Toc242437684" w:history="1">
+      <w:hyperlink w:anchor="_Toc242686928" w:history="1">
         <w:r>
           <w:rPr>
             <w:rStyle w:val="Hyperlink"/>
@@ -4831,7 +4831,7 @@
             <w:noProof/>
             <w:webHidden/>
           </w:rPr>
-          <w:instrText xml:space="preserve"> PAGEREF _Toc242437684 \h </w:instrText>
+          <w:instrText xml:space="preserve"> PAGEREF _Toc242686928 \h </w:instrText>
         </w:r>
         <w:r>
           <w:rPr>
@@ -4851,7 +4851,7 @@
             <w:noProof/>
             <w:webHidden/>
           </w:rPr>
-          <w:t>27</w:t>
+          <w:t>28</w:t>
         </w:r>
         <w:r>
           <w:rPr>
@@ -4878,7 +4878,7 @@
           <w:lang w:eastAsia="nl-NL"/>
         </w:rPr>
       </w:pPr>
-      <w:hyperlink w:anchor="_Toc242437685" w:history="1">
+      <w:hyperlink w:anchor="_Toc242686929" w:history="1">
         <w:r>
           <w:rPr>
             <w:rStyle w:val="Hyperlink"/>
@@ -4923,7 +4923,7 @@
             <w:noProof/>
             <w:webHidden/>
           </w:rPr>
-          <w:instrText xml:space="preserve"> PAGEREF _Toc242437685 \h </w:instrText>
+          <w:instrText xml:space="preserve"> PAGEREF _Toc242686929 \h </w:instrText>
         </w:r>
         <w:r>
           <w:rPr>
@@ -4943,7 +4943,7 @@
             <w:noProof/>
             <w:webHidden/>
           </w:rPr>
-          <w:t>29</w:t>
+          <w:t>30</w:t>
         </w:r>
         <w:r>
           <w:rPr>
@@ -4970,7 +4970,7 @@
           <w:lang w:eastAsia="nl-NL"/>
         </w:rPr>
       </w:pPr>
-      <w:hyperlink w:anchor="_Toc242437686" w:history="1">
+      <w:hyperlink w:anchor="_Toc242686930" w:history="1">
         <w:r>
           <w:rPr>
             <w:rStyle w:val="Hyperlink"/>
@@ -5015,7 +5015,7 @@
             <w:noProof/>
             <w:webHidden/>
           </w:rPr>
-          <w:instrText xml:space="preserve"> PAGEREF _Toc242437686 \h </w:instrText>
+          <w:instrText xml:space="preserve"> PAGEREF _Toc242686930 \h </w:instrText>
         </w:r>
         <w:r>
           <w:rPr>
@@ -5035,7 +5035,7 @@
             <w:noProof/>
             <w:webHidden/>
           </w:rPr>
-          <w:t>30</w:t>
+          <w:t>31</w:t>
         </w:r>
         <w:r>
           <w:rPr>
@@ -5062,7 +5062,7 @@
           <w:lang w:eastAsia="nl-NL"/>
         </w:rPr>
       </w:pPr>
-      <w:hyperlink w:anchor="_Toc242437687" w:history="1">
+      <w:hyperlink w:anchor="_Toc242686931" w:history="1">
         <w:r>
           <w:rPr>
             <w:rStyle w:val="Hyperlink"/>
@@ -5107,7 +5107,7 @@
             <w:noProof/>
             <w:webHidden/>
           </w:rPr>
-          <w:instrText xml:space="preserve"> PAGEREF _Toc242437687 \h </w:instrText>
+          <w:instrText xml:space="preserve"> PAGEREF _Toc242686931 \h </w:instrText>
         </w:r>
         <w:r>
           <w:rPr>
@@ -5127,7 +5127,7 @@
             <w:noProof/>
             <w:webHidden/>
           </w:rPr>
-          <w:t>31</w:t>
+          <w:t>32</w:t>
         </w:r>
         <w:r>
           <w:rPr>
@@ -5160,7 +5160,7 @@
         </w:numPr>
       </w:pPr>
       <w:bookmarkStart w:id="1" w:name="k1"/>
-      <w:bookmarkStart w:id="2" w:name="_Toc242437635"/>
+      <w:bookmarkStart w:id="2" w:name="_Toc242686879"/>
       <w:r>
         <w:t>DOEL VAN DE APPLICATIE.</w:t>
       </w:r>
@@ -5242,7 +5242,7 @@
         </w:numPr>
       </w:pPr>
       <w:bookmarkStart w:id="3" w:name="k2"/>
-      <w:bookmarkStart w:id="4" w:name="_Toc242437636"/>
+      <w:bookmarkStart w:id="4" w:name="_Toc242686880"/>
       <w:r>
         <w:t>BESTANDEN.</w:t>
       </w:r>
@@ -6129,7 +6129,7 @@
                 <w:sz w:val="16"/>
                 <w:szCs w:val="16"/>
               </w:rPr>
-              <w:t xml:space="preserve">). Samen ongeveer 8 MB, waarvan 6,4 MB het herkenningsmodel. Wordt alleen geladen als iemand de demo gebruikt. </w:t>
+              <w:t>). In de bibliotheek zit TensorFlow.js 4.22.0, met de Apache-licentie 2.0 (</w:t>
             </w:r>
             <w:r>
               <w:rPr>
@@ -6137,14 +6137,29 @@
                 <w:sz w:val="14"/>
                 <w:shd w:val="clear" w:color="auto" w:fill="EEF4F2"/>
               </w:rPr>
-              <w:t>README.md</w:t>
+              <w:t>LICENSE-TENSORFLOWJS</w:t>
             </w:r>
             <w:r>
               <w:rPr>
                 <w:sz w:val="16"/>
                 <w:szCs w:val="16"/>
               </w:rPr>
-              <w:t xml:space="preserve"> in deze map noemt de bron en een SHA-256-controlegetal per bestand</w:t>
+              <w:t xml:space="preserve">). Samen ongeveer 8 MB, waarvan 6,4 MB het herkenningsmodel. Wordt alleen geladen als iemand de demo gebruikt. </w:t>
+            </w:r>
+            <w:r>
+              <w:rPr>
+                <w:rFonts w:ascii="Consolas" w:hAnsi="Consolas" w:cs="Consolas"/>
+                <w:sz w:val="14"/>
+                <w:shd w:val="clear" w:color="auto" w:fill="EEF4F2"/>
+              </w:rPr>
+              <w:t>README.md</w:t>
+            </w:r>
+            <w:r>
+              <w:rPr>
+                <w:sz w:val="16"/>
+                <w:szCs w:val="16"/>
+              </w:rPr>
+              <w:t xml:space="preserve"> in deze map noemt de bron, een SHA-256-controlegetal per bestand en dat face-api niet meer wordt onderhouden (de repository is gearchiveerd, daarom alleen voor de demo)</w:t>
             </w:r>
           </w:p>
         </w:tc>
@@ -6364,7 +6379,7 @@
                 <w:sz w:val="16"/>
                 <w:szCs w:val="16"/>
               </w:rPr>
-              <w:t xml:space="preserve">) en een PDF in de TVB-huisstijl, op basis van het sjabloon </w:t>
+              <w:t xml:space="preserve">) en een PDF in de TVB-huisstijl, op basis van het TVB-sjabloon </w:t>
             </w:r>
             <w:r>
               <w:rPr>
@@ -6372,14 +6387,14 @@
                 <w:sz w:val="14"/>
                 <w:shd w:val="clear" w:color="auto" w:fill="EEF4F2"/>
               </w:rPr>
-              <w:t>docs/tvbsjabloon.docx</w:t>
+              <w:t>tvbsjabloon.docx</w:t>
             </w:r>
             <w:r>
               <w:rPr>
                 <w:sz w:val="16"/>
                 <w:szCs w:val="16"/>
               </w:rPr>
-              <w:t xml:space="preserve">: voorblad, inhoudsopgave, genummerde koppen, tabellen en opsommingstekens. Nodig: Node.js en Microsoft Word. De </w:t>
+              <w:t xml:space="preserve"> (dat staat niet in de repository, vraag het op bij TVB): voorblad, inhoudsopgave, genummerde koppen, tabellen en opsommingstekens. Nodig: Node.js en Microsoft Word. De </w:t>
             </w:r>
             <w:r>
               <w:rPr>
@@ -6574,7 +6589,7 @@
                 <w:sz w:val="16"/>
                 <w:szCs w:val="16"/>
               </w:rPr>
-              <w:t>Unit tests (511) voor de regels, de opslag, de export, het thema, de welkom- en gezichtsherkenningsfuncties, herkennen met de pas, de controller, de beveiliging en regressietests voor opgeloste bugs</w:t>
+              <w:t>Unit tests (534) voor de regels, de opslag, de export, het thema, de welkom- en gezichtsherkenningsfuncties, herkennen met de pas, de controller, de beveiliging en regressietests voor opgeloste bugs</w:t>
             </w:r>
           </w:p>
         </w:tc>
@@ -7110,7 +7125,7 @@
                 <w:sz w:val="14"/>
                 <w:shd w:val="clear" w:color="auto" w:fill="EEF4F2"/>
               </w:rPr>
-              <w:t>.gitattributes</w:t>
+              <w:t>tests/beveiligingsscan.test.js</w:t>
             </w:r>
           </w:p>
         </w:tc>
@@ -7127,7 +7142,7 @@
                 <w:sz w:val="16"/>
                 <w:szCs w:val="16"/>
               </w:rPr>
-              <w:t xml:space="preserve">Zorgt dat Git de bestanden in </w:t>
+              <w:t xml:space="preserve">Regressietests voor de beveiligingsscan: beheeracties doen niets zonder ingelogde beheerder, product-id's als </w:t>
             </w:r>
             <w:r>
               <w:rPr>
@@ -7135,14 +7150,14 @@
                 <w:sz w:val="14"/>
                 <w:shd w:val="clear" w:color="auto" w:fill="EEF4F2"/>
               </w:rPr>
-              <w:t>assets/vendor/</w:t>
+              <w:t>__proto__</w:t>
             </w:r>
             <w:r>
               <w:rPr>
                 <w:sz w:val="16"/>
                 <w:szCs w:val="16"/>
               </w:rPr>
-              <w:t xml:space="preserve"> en </w:t>
+              <w:t xml:space="preserve">, </w:t>
             </w:r>
             <w:r>
               <w:rPr>
@@ -7150,14 +7165,29 @@
                 <w:sz w:val="14"/>
                 <w:shd w:val="clear" w:color="auto" w:fill="EEF4F2"/>
               </w:rPr>
-              <w:t>assets/fonts/</w:t>
+              <w:t>constructor</w:t>
             </w:r>
             <w:r>
               <w:rPr>
                 <w:sz w:val="16"/>
                 <w:szCs w:val="16"/>
               </w:rPr>
-              <w:t xml:space="preserve"> niet aanpast (geen omzetting van regeleinden), zodat de controlegetallen blijven kloppen</w:t>
+              <w:t xml:space="preserve"> en </w:t>
+            </w:r>
+            <w:r>
+              <w:rPr>
+                <w:rFonts w:ascii="Consolas" w:hAnsi="Consolas" w:cs="Consolas"/>
+                <w:sz w:val="14"/>
+                <w:shd w:val="clear" w:color="auto" w:fill="EEF4F2"/>
+              </w:rPr>
+              <w:t>toString</w:t>
+            </w:r>
+            <w:r>
+              <w:rPr>
+                <w:sz w:val="16"/>
+                <w:szCs w:val="16"/>
+              </w:rPr>
+              <w:t xml:space="preserve"> in de voorraadlijst, de camera die uitgaat na de tijdslimiet, de strengere controle van codes en tijdstippen bij het laden, de Node.js-versie van de CI, het alleen-toevoegen-logboek in het SQL-schema en de licentie van TensorFlow.js</w:t>
             </w:r>
           </w:p>
         </w:tc>
@@ -7180,7 +7210,7 @@
                 <w:sz w:val="14"/>
                 <w:shd w:val="clear" w:color="auto" w:fill="EEF4F2"/>
               </w:rPr>
-              <w:t>.github/workflows/ci.yml</w:t>
+              <w:t>.gitattributes</w:t>
             </w:r>
           </w:p>
         </w:tc>
@@ -7197,7 +7227,77 @@
                 <w:sz w:val="16"/>
                 <w:szCs w:val="16"/>
               </w:rPr>
-              <w:t>Voert de unit tests automatisch uit op GitHub, met alleen leesrechten en actions die op een commit-SHA zijn vastgezet</w:t>
+              <w:t xml:space="preserve">Zorgt dat Git de bestanden in </w:t>
+            </w:r>
+            <w:r>
+              <w:rPr>
+                <w:rFonts w:ascii="Consolas" w:hAnsi="Consolas" w:cs="Consolas"/>
+                <w:sz w:val="14"/>
+                <w:shd w:val="clear" w:color="auto" w:fill="EEF4F2"/>
+              </w:rPr>
+              <w:t>assets/vendor/</w:t>
+            </w:r>
+            <w:r>
+              <w:rPr>
+                <w:sz w:val="16"/>
+                <w:szCs w:val="16"/>
+              </w:rPr>
+              <w:t xml:space="preserve"> en </w:t>
+            </w:r>
+            <w:r>
+              <w:rPr>
+                <w:rFonts w:ascii="Consolas" w:hAnsi="Consolas" w:cs="Consolas"/>
+                <w:sz w:val="14"/>
+                <w:shd w:val="clear" w:color="auto" w:fill="EEF4F2"/>
+              </w:rPr>
+              <w:t>assets/fonts/</w:t>
+            </w:r>
+            <w:r>
+              <w:rPr>
+                <w:sz w:val="16"/>
+                <w:szCs w:val="16"/>
+              </w:rPr>
+              <w:t xml:space="preserve"> niet aanpast (geen omzetting van regeleinden), zodat de controlegetallen blijven kloppen</w:t>
+            </w:r>
+          </w:p>
+        </w:tc>
+      </w:tr>
+      <w:tr>
+        <w:trPr>
+          <w:cantSplit/>
+        </w:trPr>
+        <w:tc>
+          <w:tcPr>
+            <w:tcW w:w="4320" w:type="dxa"/>
+          </w:tcPr>
+          <w:p>
+            <w:pPr>
+              <w:spacing w:before="20" w:after="20" w:line="240" w:lineRule="auto"/>
+            </w:pPr>
+            <w:r>
+              <w:rPr>
+                <w:rFonts w:ascii="Consolas" w:hAnsi="Consolas" w:cs="Consolas"/>
+                <w:sz w:val="14"/>
+                <w:shd w:val="clear" w:color="auto" w:fill="EEF4F2"/>
+              </w:rPr>
+              <w:t>.github/workflows/ci.yml</w:t>
+            </w:r>
+          </w:p>
+        </w:tc>
+        <w:tc>
+          <w:tcPr>
+            <w:tcW w:w="5318" w:type="dxa"/>
+          </w:tcPr>
+          <w:p>
+            <w:pPr>
+              <w:spacing w:before="20" w:after="20" w:line="240" w:lineRule="auto"/>
+            </w:pPr>
+            <w:r>
+              <w:rPr>
+                <w:sz w:val="16"/>
+                <w:szCs w:val="16"/>
+              </w:rPr>
+              <w:t>Voert de unit tests automatisch uit op GitHub met Node.js 24 (LTS), met alleen leesrechten en actions die op een commit-SHA zijn vastgezet</w:t>
             </w:r>
           </w:p>
         </w:tc>
@@ -7238,7 +7338,7 @@
         </w:numPr>
       </w:pPr>
       <w:bookmarkStart w:id="5" w:name="k3"/>
-      <w:bookmarkStart w:id="6" w:name="_Toc242437637"/>
+      <w:bookmarkStart w:id="6" w:name="_Toc242686881"/>
       <w:r>
         <w:t>DE WEBSITE STARTEN.</w:t>
       </w:r>
@@ -7460,7 +7560,7 @@
         </w:numPr>
       </w:pPr>
       <w:bookmarkStart w:id="7" w:name="k4"/>
-      <w:bookmarkStart w:id="8" w:name="_Toc242437638"/>
+      <w:bookmarkStart w:id="8" w:name="_Toc242686882"/>
       <w:r>
         <w:t>GEBRUIKERSHANDLEIDING.</w:t>
       </w:r>
@@ -7473,7 +7573,7 @@
         <w:keepNext/>
       </w:pPr>
       <w:bookmarkStart w:id="9" w:name="k5"/>
-      <w:bookmarkStart w:id="10" w:name="_Toc242437639"/>
+      <w:bookmarkStart w:id="10" w:name="_Toc242686883"/>
       <w:r>
         <w:t>EEN MEDEWERKER ZOEKEN</w:t>
       </w:r>
@@ -7528,7 +7628,7 @@
         <w:keepNext/>
       </w:pPr>
       <w:bookmarkStart w:id="11" w:name="k6"/>
-      <w:bookmarkStart w:id="12" w:name="_Toc242437640"/>
+      <w:bookmarkStart w:id="12" w:name="_Toc242686884"/>
       <w:r>
         <w:t>EEN PRODUCT REGISTREREN</w:t>
       </w:r>
@@ -7739,7 +7839,7 @@
         <w:keepNext/>
       </w:pPr>
       <w:bookmarkStart w:id="13" w:name="k7"/>
-      <w:bookmarkStart w:id="14" w:name="_Toc242437641"/>
+      <w:bookmarkStart w:id="14" w:name="_Toc242686885"/>
       <w:r>
         <w:t>ADMIN-DASHBOARD OPENEN</w:t>
       </w:r>
@@ -7870,7 +7970,7 @@
         <w:keepNext/>
       </w:pPr>
       <w:bookmarkStart w:id="15" w:name="k8"/>
-      <w:bookmarkStart w:id="16" w:name="_Toc242437642"/>
+      <w:bookmarkStart w:id="16" w:name="_Toc242686886"/>
       <w:r>
         <w:t>REGISTRATIES BEHEREN</w:t>
       </w:r>
@@ -8101,7 +8201,7 @@
         <w:keepNext/>
       </w:pPr>
       <w:bookmarkStart w:id="17" w:name="k9"/>
-      <w:bookmarkStart w:id="18" w:name="_Toc242437643"/>
+      <w:bookmarkStart w:id="18" w:name="_Toc242686887"/>
       <w:r>
         <w:t>MEDEWERKERS BEHEREN</w:t>
       </w:r>
@@ -8421,7 +8521,7 @@
         <w:keepNext/>
       </w:pPr>
       <w:bookmarkStart w:id="19" w:name="k10"/>
-      <w:bookmarkStart w:id="20" w:name="_Toc242437644"/>
+      <w:bookmarkStart w:id="20" w:name="_Toc242686888"/>
       <w:r>
         <w:t>PRODUCTEN BEHEREN</w:t>
       </w:r>
@@ -8515,7 +8615,7 @@
     </w:p>
     <w:p>
       <w:r>
-        <w:t xml:space="preserve">De prijs is 0 of hoger en heeft hooguit twee decimalen (hele centen), bijvoorbeeld </w:t>
+        <w:t xml:space="preserve">De prijs ligt tussen 0 en 1000 euro en heeft hooguit twee decimalen (hele centen), bijvoorbeeld </w:t>
       </w:r>
       <w:r>
         <w:rPr>
@@ -8526,7 +8626,10 @@
         <w:t>0.65</w:t>
       </w:r>
       <w:r>
-        <w:t xml:space="preserve">; anders verschijnt "Vul een prijs van 0 of hoger in, met hooguit twee decimalen." Twee producten met dezelfde naam kan niet: dan verschijnt "Er bestaat al een product met deze naam." Een product dat al eens is geregistreerd, kan niet worden verwijderd, zodat oude registraties en de export blijven kloppen ("Dit product wordt al gebruikt en kan niet worden verwijderd"). Bij een product dat nooit is geregistreerd, vraagt de browser eerst "Product Boter verwijderen?" (met de naam van het product); met </w:t>
+        <w:t xml:space="preserve">. Anders verschijnt "Vul een prijs van 0 tot en met 1000 euro in, met hooguit twee decimalen." Twee producten met dezelfde naam kan niet: dan verschijnt "Er bestaat al een product met deze naam." Een product dat al eens is geregistreerd, kan niet worden verwijderd, zodat oude registraties en de export blijven kloppen ("Dit product wordt al gebruikt en kan niet worden verwijderd"). Bij een product dat nooit is geregistreerd, vraagt de browser eerst "Product Boter verwijderen?" (met de naam van het product); </w:t>
+      </w:r>
+      <w:r>
+        <w:t xml:space="preserve">met </w:t>
       </w:r>
       <w:r>
         <w:rPr>
@@ -8546,7 +8649,7 @@
         <w:keepNext/>
       </w:pPr>
       <w:bookmarkStart w:id="21" w:name="k11"/>
-      <w:bookmarkStart w:id="22" w:name="_Toc242437645"/>
+      <w:bookmarkStart w:id="22" w:name="_Toc242686889"/>
       <w:r>
         <w:t>BEDRIJVEN EN CONSUMPTIEPUNTEN BEHEREN</w:t>
       </w:r>
@@ -8709,7 +8812,7 @@
         <w:keepNext/>
       </w:pPr>
       <w:bookmarkStart w:id="23" w:name="k12"/>
-      <w:bookmarkStart w:id="24" w:name="_Toc242437646"/>
+      <w:bookmarkStart w:id="24" w:name="_Toc242686890"/>
       <w:r>
         <w:t>VOORRAAD BEHEREN</w:t>
       </w:r>
@@ -8927,7 +9030,7 @@
         <w:keepNext/>
       </w:pPr>
       <w:bookmarkStart w:id="25" w:name="k13"/>
-      <w:bookmarkStart w:id="26" w:name="_Toc242437647"/>
+      <w:bookmarkStart w:id="26" w:name="_Toc242686891"/>
       <w:r>
         <w:t>LOGBOEK BEKIJKEN</w:t>
       </w:r>
@@ -8967,7 +9070,7 @@
         <w:keepNext/>
       </w:pPr>
       <w:bookmarkStart w:id="27" w:name="k14"/>
-      <w:bookmarkStart w:id="28" w:name="_Toc242437648"/>
+      <w:bookmarkStart w:id="28" w:name="_Toc242686892"/>
       <w:r>
         <w:t>ALLE GEGEVENS WISSEN</w:t>
       </w:r>
@@ -9093,7 +9196,7 @@
         <w:keepNext/>
       </w:pPr>
       <w:bookmarkStart w:id="29" w:name="k15"/>
-      <w:bookmarkStart w:id="30" w:name="_Toc242437649"/>
+      <w:bookmarkStart w:id="30" w:name="_Toc242686893"/>
       <w:r>
         <w:t>MODAL SLUITEN EN UITLOGGEN</w:t>
       </w:r>
@@ -9122,7 +9225,7 @@
         <w:keepNext/>
       </w:pPr>
       <w:bookmarkStart w:id="31" w:name="k16"/>
-      <w:bookmarkStart w:id="32" w:name="_Toc242437650"/>
+      <w:bookmarkStart w:id="32" w:name="_Toc242686894"/>
       <w:r>
         <w:t>CSV EXPORTEREN</w:t>
       </w:r>
@@ -9459,7 +9562,7 @@
         <w:keepNext/>
       </w:pPr>
       <w:bookmarkStart w:id="33" w:name="k17"/>
-      <w:bookmarkStart w:id="34" w:name="_Toc242437651"/>
+      <w:bookmarkStart w:id="34" w:name="_Toc242686895"/>
       <w:r>
         <w:t>LICHT OF DONKER THEMA</w:t>
       </w:r>
@@ -9566,7 +9669,7 @@
         <w:keepNext/>
       </w:pPr>
       <w:bookmarkStart w:id="35" w:name="k18"/>
-      <w:bookmarkStart w:id="36" w:name="_Toc242437652"/>
+      <w:bookmarkStart w:id="36" w:name="_Toc242686896"/>
       <w:r>
         <w:t>WELKOM EN "ZELFDE ALS VORIGE KEER"</w:t>
       </w:r>
@@ -9639,7 +9742,7 @@
         <w:keepNext/>
       </w:pPr>
       <w:bookmarkStart w:id="37" w:name="k19"/>
-      <w:bookmarkStart w:id="38" w:name="_Toc242437653"/>
+      <w:bookmarkStart w:id="38" w:name="_Toc242686897"/>
       <w:r>
         <w:t>DEMO GEZICHTSHERKENNING</w:t>
       </w:r>
@@ -9756,6 +9859,11 @@
     </w:p>
     <w:p>
       <w:r>
+        <w:t>Word je binnen 20 seconden niet herkend, of leg je bij het instellen binnen 20 seconden geen gezicht vast, dan gaat de camera vanzelf uit. Het venster blijft open met een melding. Sluit het venster en probeer het opnieuw, of kies je naam in de lijst.</w:t>
+      </w:r>
+    </w:p>
+    <w:p>
+      <w:r>
         <w:t xml:space="preserve">Er worden geen foto's gemaakt of opgeslagen; de herkenning gebeurt op het apparaat zelf. Na het herladen van de pagina is niemand meer ingesteld. Met </w:t>
       </w:r>
       <w:r>
@@ -9842,7 +9950,7 @@
         <w:keepNext/>
       </w:pPr>
       <w:bookmarkStart w:id="39" w:name="k20"/>
-      <w:bookmarkStart w:id="40" w:name="_Toc242437654"/>
+      <w:bookmarkStart w:id="40" w:name="_Toc242686898"/>
       <w:r>
         <w:t>HERKENNEN MET DE PAS</w:t>
       </w:r>
@@ -9995,7 +10103,7 @@
         <w:t>config.js</w:t>
       </w:r>
       <w:r>
-        <w:t xml:space="preserve"> (minimaal 6 tekens, hooguit 40 milliseconden tussen twee tekens, en 120 milliseconden stilte als einde van de scan voor lezers zonder Enter). Met </w:t>
+        <w:t xml:space="preserve"> (minimaal 4 tekens, net als het kortste pasnummer in het medewerkersformulier, hooguit 40 milliseconden tussen twee tekens, en 120 milliseconden stilte als einde van de scan voor lezers zonder Enter). Met </w:t>
       </w:r>
       <w:r>
         <w:rPr>
@@ -10036,7 +10144,7 @@
         </w:numPr>
       </w:pPr>
       <w:bookmarkStart w:id="41" w:name="k21"/>
-      <w:bookmarkStart w:id="42" w:name="_Toc242437655"/>
+      <w:bookmarkStart w:id="42" w:name="_Toc242686899"/>
       <w:r>
         <w:t xml:space="preserve">UITLEG VAN </w:t>
       </w:r>
@@ -10060,7 +10168,7 @@
         <w:keepNext/>
       </w:pPr>
       <w:bookmarkStart w:id="43" w:name="k22"/>
-      <w:bookmarkStart w:id="44" w:name="_Toc242437656"/>
+      <w:bookmarkStart w:id="44" w:name="_Toc242686900"/>
       <w:r>
         <w:t>METADATA EN EXTERNE BESTANDEN</w:t>
       </w:r>
@@ -10336,7 +10444,7 @@
         <w:keepNext/>
       </w:pPr>
       <w:bookmarkStart w:id="45" w:name="k23"/>
-      <w:bookmarkStart w:id="46" w:name="_Toc242437657"/>
+      <w:bookmarkStart w:id="46" w:name="_Toc242686901"/>
       <w:r>
         <w:t>NAVIGATIEBALK</w:t>
       </w:r>
@@ -10549,7 +10657,7 @@
         <w:keepNext/>
       </w:pPr>
       <w:bookmarkStart w:id="47" w:name="k24"/>
-      <w:bookmarkStart w:id="48" w:name="_Toc242437658"/>
+      <w:bookmarkStart w:id="48" w:name="_Toc242686902"/>
       <w:r>
         <w:t>HERO-GEDEELTE</w:t>
       </w:r>
@@ -10594,7 +10702,7 @@
         <w:keepNext/>
       </w:pPr>
       <w:bookmarkStart w:id="49" w:name="k25"/>
-      <w:bookmarkStart w:id="50" w:name="_Toc242437659"/>
+      <w:bookmarkStart w:id="50" w:name="_Toc242686903"/>
       <w:r>
         <w:t>MEDEWERKERLIJST</w:t>
       </w:r>
@@ -10857,7 +10965,7 @@
         <w:keepNext/>
       </w:pPr>
       <w:bookmarkStart w:id="51" w:name="k26"/>
-      <w:bookmarkStart w:id="52" w:name="_Toc242437660"/>
+      <w:bookmarkStart w:id="52" w:name="_Toc242686904"/>
       <w:r>
         <w:t>STATISTIEKEN</w:t>
       </w:r>
@@ -10940,7 +11048,7 @@
         <w:keepNext/>
       </w:pPr>
       <w:bookmarkStart w:id="53" w:name="k27"/>
-      <w:bookmarkStart w:id="54" w:name="_Toc242437661"/>
+      <w:bookmarkStart w:id="54" w:name="_Toc242686905"/>
       <w:r>
         <w:t>VENSTERS (MODALS)</w:t>
       </w:r>
@@ -11453,7 +11561,7 @@
         <w:keepNext/>
       </w:pPr>
       <w:bookmarkStart w:id="55" w:name="k28"/>
-      <w:bookmarkStart w:id="56" w:name="_Toc242437662"/>
+      <w:bookmarkStart w:id="56" w:name="_Toc242686906"/>
       <w:r>
         <w:t>WAARSCHUWING BIJ OPENEN ALS LOS BESTAND</w:t>
       </w:r>
@@ -11498,7 +11606,7 @@
         </w:numPr>
       </w:pPr>
       <w:bookmarkStart w:id="57" w:name="k29"/>
-      <w:bookmarkStart w:id="58" w:name="_Toc242437663"/>
+      <w:bookmarkStart w:id="58" w:name="_Toc242686907"/>
       <w:r>
         <w:t xml:space="preserve">UITLEG VAN </w:t>
       </w:r>
@@ -11522,7 +11630,7 @@
         <w:keepNext/>
       </w:pPr>
       <w:bookmarkStart w:id="59" w:name="k30"/>
-      <w:bookmarkStart w:id="60" w:name="_Toc242437664"/>
+      <w:bookmarkStart w:id="60" w:name="_Toc242686908"/>
       <w:r>
         <w:t>CSS-VARIABELEN</w:t>
       </w:r>
@@ -12131,7 +12239,7 @@
         <w:keepNext/>
       </w:pPr>
       <w:bookmarkStart w:id="61" w:name="k31"/>
-      <w:bookmarkStart w:id="62" w:name="_Toc242437665"/>
+      <w:bookmarkStart w:id="62" w:name="_Toc242686909"/>
       <w:r>
         <w:t>LAYOUT</w:t>
       </w:r>
@@ -12652,7 +12760,7 @@
         <w:keepNext/>
       </w:pPr>
       <w:bookmarkStart w:id="63" w:name="k32"/>
-      <w:bookmarkStart w:id="64" w:name="_Toc242437666"/>
+      <w:bookmarkStart w:id="64" w:name="_Toc242686910"/>
       <w:r>
         <w:t>COMPONENTEN</w:t>
       </w:r>
@@ -12875,7 +12983,7 @@
         </w:numPr>
       </w:pPr>
       <w:bookmarkStart w:id="65" w:name="k33"/>
-      <w:bookmarkStart w:id="66" w:name="_Toc242437667"/>
+      <w:bookmarkStart w:id="66" w:name="_Toc242686911"/>
       <w:r>
         <w:t>UITLEG VAN DE JAVASCRIPT (</w:t>
       </w:r>
@@ -12899,7 +13007,7 @@
         <w:keepNext/>
       </w:pPr>
       <w:bookmarkStart w:id="67" w:name="k34"/>
-      <w:bookmarkStart w:id="68" w:name="_Toc242437668"/>
+      <w:bookmarkStart w:id="68" w:name="_Toc242686912"/>
       <w:r>
         <w:t>OPSLAG EN VOORBEELDDATA</w:t>
       </w:r>
@@ -13676,7 +13784,7 @@
         <w:keepNext/>
       </w:pPr>
       <w:bookmarkStart w:id="69" w:name="k35"/>
-      <w:bookmarkStart w:id="70" w:name="_Toc242437669"/>
+      <w:bookmarkStart w:id="70" w:name="_Toc242686913"/>
       <w:r>
         <w:t>OBJECTGEORIËNTEERDE STRUCTUUR</w:t>
       </w:r>
@@ -14355,6 +14463,148 @@
     </w:p>
     <w:p>
       <w:r>
+        <w:t>Codes (looncode, personeelsnummer, werkgevernummer) moeten tekst zijn van hooguit 64 tekens zonder stuurtekens zoals tab of enter (</w:t>
+      </w:r>
+      <w:r>
+        <w:rPr>
+          <w:rFonts w:ascii="Consolas" w:hAnsi="Consolas" w:cs="Consolas"/>
+          <w:sz w:val="18"/>
+          <w:shd w:val="clear" w:color="auto" w:fill="EEF4F2"/>
+        </w:rPr>
+        <w:t>isShortCode</w:t>
+      </w:r>
+      <w:r>
+        <w:t>). Een code die een object of lijst is, maakt de regel ongeldig. Een heel getal uit oude gegevens wordt eerst tekst (</w:t>
+      </w:r>
+      <w:r>
+        <w:rPr>
+          <w:rFonts w:ascii="Consolas" w:hAnsi="Consolas" w:cs="Consolas"/>
+          <w:sz w:val="18"/>
+          <w:shd w:val="clear" w:color="auto" w:fill="EEF4F2"/>
+        </w:rPr>
+        <w:t>codeText</w:t>
+      </w:r>
+      <w:r>
+        <w:t>). Tijdstippen (</w:t>
+      </w:r>
+      <w:r>
+        <w:rPr>
+          <w:rFonts w:ascii="Consolas" w:hAnsi="Consolas" w:cs="Consolas"/>
+          <w:sz w:val="18"/>
+          <w:shd w:val="clear" w:color="auto" w:fill="EEF4F2"/>
+        </w:rPr>
+        <w:t>createdAt</w:t>
+      </w:r>
+      <w:r>
+        <w:t xml:space="preserve"> van registraties en logboekregels, en </w:t>
+      </w:r>
+      <w:r>
+        <w:rPr>
+          <w:rFonts w:ascii="Consolas" w:hAnsi="Consolas" w:cs="Consolas"/>
+          <w:sz w:val="18"/>
+          <w:shd w:val="clear" w:color="auto" w:fill="EEF4F2"/>
+        </w:rPr>
+        <w:t>countedAt</w:t>
+      </w:r>
+      <w:r>
+        <w:t xml:space="preserve">) moeten in ISO-vorm staan, zoals </w:t>
+      </w:r>
+      <w:r>
+        <w:rPr>
+          <w:rFonts w:ascii="Consolas" w:hAnsi="Consolas" w:cs="Consolas"/>
+          <w:sz w:val="18"/>
+          <w:shd w:val="clear" w:color="auto" w:fill="EEF4F2"/>
+        </w:rPr>
+        <w:t>2026-10-09T08:30:00.000Z</w:t>
+      </w:r>
+      <w:r>
+        <w:t>, en mogen niet vóór 1 januari 2000 liggen (</w:t>
+      </w:r>
+      <w:r>
+        <w:rPr>
+          <w:rFonts w:ascii="Consolas" w:hAnsi="Consolas" w:cs="Consolas"/>
+          <w:sz w:val="18"/>
+          <w:shd w:val="clear" w:color="auto" w:fill="EEF4F2"/>
+        </w:rPr>
+        <w:t>isValidDateTime</w:t>
+      </w:r>
+      <w:r>
+        <w:t>). Ook een logboekregel van meer dan 24 uur na het moment van laden wordt overgeslagen.</w:t>
+      </w:r>
+    </w:p>
+    <w:p>
+      <w:r>
+        <w:t xml:space="preserve">De voorraadlijst van een consumptiepunt is een object met een product-id als sleutel. Bij het laden neemt </w:t>
+      </w:r>
+      <w:r>
+        <w:rPr>
+          <w:rFonts w:ascii="Consolas" w:hAnsi="Consolas" w:cs="Consolas"/>
+          <w:sz w:val="18"/>
+          <w:shd w:val="clear" w:color="auto" w:fill="EEF4F2"/>
+        </w:rPr>
+        <w:t>renameStockKeys</w:t>
+      </w:r>
+      <w:r>
+        <w:t xml:space="preserve"> alleen sleutels over die een veilige id zijn, en </w:t>
+      </w:r>
+      <w:r>
+        <w:rPr>
+          <w:rFonts w:ascii="Consolas" w:hAnsi="Consolas" w:cs="Consolas"/>
+          <w:sz w:val="18"/>
+          <w:shd w:val="clear" w:color="auto" w:fill="EEF4F2"/>
+        </w:rPr>
+        <w:t>completePointStock</w:t>
+      </w:r>
+      <w:r>
+        <w:t xml:space="preserve"> maakt alleen regels voor geldige producten. Een geknoeide sleutel zoals </w:t>
+      </w:r>
+      <w:r>
+        <w:rPr>
+          <w:rFonts w:ascii="Consolas" w:hAnsi="Consolas" w:cs="Consolas"/>
+          <w:sz w:val="18"/>
+          <w:shd w:val="clear" w:color="auto" w:fill="EEF4F2"/>
+        </w:rPr>
+        <w:t>__proto__</w:t>
+      </w:r>
+      <w:r>
+        <w:t xml:space="preserve"> of </w:t>
+      </w:r>
+      <w:r>
+        <w:rPr>
+          <w:rFonts w:ascii="Consolas" w:hAnsi="Consolas" w:cs="Consolas"/>
+          <w:sz w:val="18"/>
+          <w:shd w:val="clear" w:color="auto" w:fill="EEF4F2"/>
+        </w:rPr>
+        <w:t>constructor</w:t>
+      </w:r>
+      <w:r>
+        <w:t xml:space="preserve"> kan het object zo niet veranderen. </w:t>
+      </w:r>
+      <w:r>
+        <w:rPr>
+          <w:rFonts w:ascii="Consolas" w:hAnsi="Consolas" w:cs="Consolas"/>
+          <w:sz w:val="18"/>
+          <w:shd w:val="clear" w:color="auto" w:fill="EEF4F2"/>
+        </w:rPr>
+        <w:t>isValidPoint</w:t>
+      </w:r>
+      <w:r>
+        <w:t xml:space="preserve"> controleert dat de voorraadlijst een gewoon object is met alleen veilige sleutels (</w:t>
+      </w:r>
+      <w:r>
+        <w:rPr>
+          <w:rFonts w:ascii="Consolas" w:hAnsi="Consolas" w:cs="Consolas"/>
+          <w:sz w:val="18"/>
+          <w:shd w:val="clear" w:color="auto" w:fill="EEF4F2"/>
+        </w:rPr>
+        <w:t>hasSafeStockKeys</w:t>
+      </w:r>
+      <w:r>
+        <w:t>).</w:t>
+      </w:r>
+    </w:p>
+    <w:p>
+      <w:r>
         <w:rPr>
           <w:rFonts w:ascii="Consolas" w:hAnsi="Consolas" w:cs="Consolas"/>
           <w:sz w:val="18"/>
@@ -14750,7 +15000,40 @@
         <w:t>stockEntry</w:t>
       </w:r>
       <w:r>
-        <w:t xml:space="preserve"> geeft de voorraadregel van één product op één punt.</w:t>
+        <w:t xml:space="preserve"> geeft de voorraadregel van één product op één punt. Beide gebruiken </w:t>
+      </w:r>
+      <w:r>
+        <w:rPr>
+          <w:rFonts w:ascii="Consolas" w:hAnsi="Consolas" w:cs="Consolas"/>
+          <w:sz w:val="18"/>
+          <w:shd w:val="clear" w:color="auto" w:fill="EEF4F2"/>
+        </w:rPr>
+        <w:t>pointProduct</w:t>
+      </w:r>
+      <w:r>
+        <w:t>, dat een regel alleen vindt als eigen sleutel van de voorraadlijst (</w:t>
+      </w:r>
+      <w:r>
+        <w:rPr>
+          <w:rFonts w:ascii="Consolas" w:hAnsi="Consolas" w:cs="Consolas"/>
+          <w:sz w:val="18"/>
+          <w:shd w:val="clear" w:color="auto" w:fill="EEF4F2"/>
+        </w:rPr>
+        <w:t>Object.hasOwn</w:t>
+      </w:r>
+      <w:r>
+        <w:t xml:space="preserve">). Een product-id als </w:t>
+      </w:r>
+      <w:r>
+        <w:rPr>
+          <w:rFonts w:ascii="Consolas" w:hAnsi="Consolas" w:cs="Consolas"/>
+          <w:sz w:val="18"/>
+          <w:shd w:val="clear" w:color="auto" w:fill="EEF4F2"/>
+        </w:rPr>
+        <w:t>toString</w:t>
+      </w:r>
+      <w:r>
+        <w:t xml:space="preserve"> vindt dus geen voorraadregel en schrijft er ook geen.</w:t>
       </w:r>
     </w:p>
     <w:p>
@@ -15158,32 +15441,21 @@
           <w:sz w:val="18"/>
           <w:shd w:val="clear" w:color="auto" w:fill="EEF4F2"/>
         </w:rPr>
-        <w:t>refreshIfNewDay</w:t>
-      </w:r>
-      <w:r>
-        <w:t>: een timer roept deze methode iedere minuut aan. Is de kalenderdag veranderd, dan worden de datum (</w:t>
-      </w:r>
-      <w:r>
-        <w:rPr>
-          <w:rFonts w:ascii="Consolas" w:hAnsi="Consolas" w:cs="Consolas"/>
-          <w:sz w:val="18"/>
-          <w:shd w:val="clear" w:color="auto" w:fill="EEF4F2"/>
-        </w:rPr>
-        <w:t>renderTodayLabel</w:t>
-      </w:r>
-      <w:r>
-        <w:t>) en de totalen (</w:t>
-      </w:r>
-      <w:r>
-        <w:rPr>
-          <w:rFonts w:ascii="Consolas" w:hAnsi="Consolas" w:cs="Consolas"/>
-          <w:sz w:val="18"/>
-          <w:shd w:val="clear" w:color="auto" w:fill="EEF4F2"/>
-        </w:rPr>
-        <w:t>renderStats</w:t>
-      </w:r>
-      <w:r>
-        <w:t>) opnieuw getekend.</w:t>
+        <w:t>requireAdmin</w:t>
+      </w:r>
+      <w:r>
+        <w:t xml:space="preserve">: iedere beheeractie begint hiermee (formulieren openen en opslaan, verwijderen, (de)activeren, correcties, leveringen en tellingen, export en </w:t>
+      </w:r>
+      <w:r>
+        <w:rPr>
+          <w:rFonts w:ascii="Consolas" w:hAnsi="Consolas" w:cs="Consolas"/>
+          <w:sz w:val="18"/>
+          <w:shd w:val="clear" w:color="auto" w:fill="EEF4F2"/>
+        </w:rPr>
+        <w:t>Alle gegevens wissen</w:t>
+      </w:r>
+      <w:r>
+        <w:t>). Is er geen beheerder ingelogd, dan gebeurt er niets en verschijnt "Log eerst in als beheerder.". Zo werkt een beheeractie ook niet als een verborgen knop toch wordt ingedrukt of de methode op een andere manier wordt aangeroepen. Registreren door een medewerker zelf vraagt geen login.</w:t>
       </w:r>
     </w:p>
     <w:p>
@@ -15202,7 +15474,7 @@
           <w:sz w:val="18"/>
           <w:shd w:val="clear" w:color="auto" w:fill="EEF4F2"/>
         </w:rPr>
-        <w:t>openModal</w:t>
+        <w:t>stopCameraAfterTimeout</w:t>
       </w:r>
       <w:r>
         <w:t xml:space="preserve"> en </w:t>
@@ -15213,43 +15485,32 @@
           <w:sz w:val="18"/>
           <w:shd w:val="clear" w:color="auto" w:fill="EEF4F2"/>
         </w:rPr>
-        <w:t>closeModal</w:t>
-      </w:r>
-      <w:r>
-        <w:t xml:space="preserve">: openen en sluiten een venster. </w:t>
-      </w:r>
-      <w:r>
-        <w:rPr>
-          <w:rFonts w:ascii="Consolas" w:hAnsi="Consolas" w:cs="Consolas"/>
-          <w:sz w:val="18"/>
-          <w:shd w:val="clear" w:color="auto" w:fill="EEF4F2"/>
-        </w:rPr>
-        <w:t>openModal</w:t>
-      </w:r>
-      <w:r>
-        <w:t xml:space="preserve"> onthoudt welk element de focus had (</w:t>
-      </w:r>
-      <w:r>
-        <w:rPr>
-          <w:rFonts w:ascii="Consolas" w:hAnsi="Consolas" w:cs="Consolas"/>
-          <w:sz w:val="18"/>
-          <w:shd w:val="clear" w:color="auto" w:fill="EEF4F2"/>
-        </w:rPr>
-        <w:t>rememberOpener</w:t>
-      </w:r>
-      <w:r>
-        <w:t xml:space="preserve">); </w:t>
-      </w:r>
-      <w:r>
-        <w:rPr>
-          <w:rFonts w:ascii="Consolas" w:hAnsi="Consolas" w:cs="Consolas"/>
-          <w:sz w:val="18"/>
-          <w:shd w:val="clear" w:color="auto" w:fill="EEF4F2"/>
-        </w:rPr>
-        <w:t>closeModal</w:t>
-      </w:r>
-      <w:r>
-        <w:t xml:space="preserve"> zet de focus daar weer op, als dat element nog zichtbaar op de pagina staat.</w:t>
+        <w:t>scheduleEnrollTimeout</w:t>
+      </w:r>
+      <w:r>
+        <w:t xml:space="preserve">: zetten de camera uit als er bij herkennen binnen </w:t>
+      </w:r>
+      <w:r>
+        <w:rPr>
+          <w:rFonts w:ascii="Consolas" w:hAnsi="Consolas" w:cs="Consolas"/>
+          <w:sz w:val="18"/>
+          <w:shd w:val="clear" w:color="auto" w:fill="EEF4F2"/>
+        </w:rPr>
+        <w:t>FACE_DEMO.scanTimeoutMs</w:t>
+      </w:r>
+      <w:r>
+        <w:t xml:space="preserve"> (20 seconden) niemand is herkend, of als er bij instellen in die tijd geen gezicht is vastgelegd. Het venster blijft open met een melding. </w:t>
+      </w:r>
+      <w:r>
+        <w:rPr>
+          <w:rFonts w:ascii="Consolas" w:hAnsi="Consolas" w:cs="Consolas"/>
+          <w:sz w:val="18"/>
+          <w:shd w:val="clear" w:color="auto" w:fill="EEF4F2"/>
+        </w:rPr>
+        <w:t>closeFaceModal</w:t>
+      </w:r>
+      <w:r>
+        <w:t xml:space="preserve"> ruimt een wachtende time-out op.</w:t>
       </w:r>
     </w:p>
     <w:p>
@@ -15268,21 +15529,32 @@
           <w:sz w:val="18"/>
           <w:shd w:val="clear" w:color="auto" w:fill="EEF4F2"/>
         </w:rPr>
-        <w:t>confirmOldMonthRemoval</w:t>
-      </w:r>
-      <w:r>
-        <w:t xml:space="preserve">: vraagt bevestiging voordat een correctie met </w:t>
-      </w:r>
-      <w:r>
-        <w:rPr>
-          <w:rFonts w:ascii="Consolas" w:hAnsi="Consolas" w:cs="Consolas"/>
-          <w:sz w:val="18"/>
-          <w:shd w:val="clear" w:color="auto" w:fill="EEF4F2"/>
-        </w:rPr>
-        <w:t>−</w:t>
-      </w:r>
-      <w:r>
-        <w:t xml:space="preserve"> een registratie uit een andere maand verwijdert.</w:t>
+        <w:t>refreshIfNewDay</w:t>
+      </w:r>
+      <w:r>
+        <w:t>: een timer roept deze methode iedere minuut aan. Is de kalenderdag veranderd, dan worden de datum (</w:t>
+      </w:r>
+      <w:r>
+        <w:rPr>
+          <w:rFonts w:ascii="Consolas" w:hAnsi="Consolas" w:cs="Consolas"/>
+          <w:sz w:val="18"/>
+          <w:shd w:val="clear" w:color="auto" w:fill="EEF4F2"/>
+        </w:rPr>
+        <w:t>renderTodayLabel</w:t>
+      </w:r>
+      <w:r>
+        <w:t>) en de totalen (</w:t>
+      </w:r>
+      <w:r>
+        <w:rPr>
+          <w:rFonts w:ascii="Consolas" w:hAnsi="Consolas" w:cs="Consolas"/>
+          <w:sz w:val="18"/>
+          <w:shd w:val="clear" w:color="auto" w:fill="EEF4F2"/>
+        </w:rPr>
+        <w:t>renderStats</w:t>
+      </w:r>
+      <w:r>
+        <w:t>) opnieuw getekend.</w:t>
       </w:r>
     </w:p>
     <w:p>
@@ -15301,43 +15573,54 @@
           <w:sz w:val="18"/>
           <w:shd w:val="clear" w:color="auto" w:fill="EEF4F2"/>
         </w:rPr>
-        <w:t>setSaveButtons</w:t>
-      </w:r>
-      <w:r>
-        <w:t xml:space="preserve">: zet de opslagknoppen van het medewerkers- en productformulier goed. Bij toevoegen staan er </w:t>
-      </w:r>
-      <w:r>
-        <w:rPr>
-          <w:rFonts w:ascii="Consolas" w:hAnsi="Consolas" w:cs="Consolas"/>
-          <w:sz w:val="18"/>
-          <w:shd w:val="clear" w:color="auto" w:fill="EEF4F2"/>
-        </w:rPr>
-        <w:t>Opslaan</w:t>
-      </w:r>
-      <w:r>
-        <w:t xml:space="preserve"> (secundair) en </w:t>
-      </w:r>
-      <w:r>
-        <w:rPr>
-          <w:rFonts w:ascii="Consolas" w:hAnsi="Consolas" w:cs="Consolas"/>
-          <w:sz w:val="18"/>
-          <w:shd w:val="clear" w:color="auto" w:fill="EEF4F2"/>
-        </w:rPr>
-        <w:t>Opslaan + opnieuw</w:t>
-      </w:r>
-      <w:r>
-        <w:t xml:space="preserve"> (primair); bij wijzigen alleen </w:t>
-      </w:r>
-      <w:r>
-        <w:rPr>
-          <w:rFonts w:ascii="Consolas" w:hAnsi="Consolas" w:cs="Consolas"/>
-          <w:sz w:val="18"/>
-          <w:shd w:val="clear" w:color="auto" w:fill="EEF4F2"/>
-        </w:rPr>
-        <w:t>Opslaan</w:t>
-      </w:r>
-      <w:r>
-        <w:t>, en die is dan primair.</w:t>
+        <w:t>openModal</w:t>
+      </w:r>
+      <w:r>
+        <w:t xml:space="preserve"> en </w:t>
+      </w:r>
+      <w:r>
+        <w:rPr>
+          <w:rFonts w:ascii="Consolas" w:hAnsi="Consolas" w:cs="Consolas"/>
+          <w:sz w:val="18"/>
+          <w:shd w:val="clear" w:color="auto" w:fill="EEF4F2"/>
+        </w:rPr>
+        <w:t>closeModal</w:t>
+      </w:r>
+      <w:r>
+        <w:t xml:space="preserve">: openen en sluiten een venster. </w:t>
+      </w:r>
+      <w:r>
+        <w:rPr>
+          <w:rFonts w:ascii="Consolas" w:hAnsi="Consolas" w:cs="Consolas"/>
+          <w:sz w:val="18"/>
+          <w:shd w:val="clear" w:color="auto" w:fill="EEF4F2"/>
+        </w:rPr>
+        <w:t>openModal</w:t>
+      </w:r>
+      <w:r>
+        <w:t xml:space="preserve"> onthoudt welk element de focus had (</w:t>
+      </w:r>
+      <w:r>
+        <w:rPr>
+          <w:rFonts w:ascii="Consolas" w:hAnsi="Consolas" w:cs="Consolas"/>
+          <w:sz w:val="18"/>
+          <w:shd w:val="clear" w:color="auto" w:fill="EEF4F2"/>
+        </w:rPr>
+        <w:t>rememberOpener</w:t>
+      </w:r>
+      <w:r>
+        <w:t xml:space="preserve">); </w:t>
+      </w:r>
+      <w:r>
+        <w:rPr>
+          <w:rFonts w:ascii="Consolas" w:hAnsi="Consolas" w:cs="Consolas"/>
+          <w:sz w:val="18"/>
+          <w:shd w:val="clear" w:color="auto" w:fill="EEF4F2"/>
+        </w:rPr>
+        <w:t>closeModal</w:t>
+      </w:r>
+      <w:r>
+        <w:t xml:space="preserve"> zet de focus daar weer op, als dat element nog zichtbaar op de pagina staat.</w:t>
       </w:r>
     </w:p>
     <w:p>
@@ -15356,54 +15639,21 @@
           <w:sz w:val="18"/>
           <w:shd w:val="clear" w:color="auto" w:fill="EEF4F2"/>
         </w:rPr>
-        <w:t>resetCorrectionDate</w:t>
-      </w:r>
-      <w:r>
-        <w:t xml:space="preserve">, </w:t>
-      </w:r>
-      <w:r>
-        <w:rPr>
-          <w:rFonts w:ascii="Consolas" w:hAnsi="Consolas" w:cs="Consolas"/>
-          <w:sz w:val="18"/>
-          <w:shd w:val="clear" w:color="auto" w:fill="EEF4F2"/>
-        </w:rPr>
-        <w:t>readCorrectionDate</w:t>
-      </w:r>
-      <w:r>
-        <w:t xml:space="preserve"> en </w:t>
-      </w:r>
-      <w:r>
-        <w:rPr>
-          <w:rFonts w:ascii="Consolas" w:hAnsi="Consolas" w:cs="Consolas"/>
-          <w:sz w:val="18"/>
-          <w:shd w:val="clear" w:color="auto" w:fill="EEF4F2"/>
-        </w:rPr>
-        <w:t>confirmOldMonthAddition</w:t>
-      </w:r>
-      <w:r>
-        <w:t xml:space="preserve">: het datumveld bij de correctie </w:t>
-      </w:r>
-      <w:r>
-        <w:rPr>
-          <w:rFonts w:ascii="Consolas" w:hAnsi="Consolas" w:cs="Consolas"/>
-          <w:sz w:val="18"/>
-          <w:shd w:val="clear" w:color="auto" w:fill="EEF4F2"/>
-        </w:rPr>
-        <w:t>+</w:t>
-      </w:r>
-      <w:r>
-        <w:t xml:space="preserve">. Na het inloggen staat het op vandaag; bij </w:t>
-      </w:r>
-      <w:r>
-        <w:rPr>
-          <w:rFonts w:ascii="Consolas" w:hAnsi="Consolas" w:cs="Consolas"/>
-          <w:sz w:val="18"/>
-          <w:shd w:val="clear" w:color="auto" w:fill="EEF4F2"/>
-        </w:rPr>
-        <w:t>+</w:t>
-      </w:r>
-      <w:r>
-        <w:t xml:space="preserve"> wordt de datum gecontroleerd (niet in de toekomst, niet vóór 2000) en volgt bij een eerdere maand een bevestigingsvraag.</w:t>
+        <w:t>confirmOldMonthRemoval</w:t>
+      </w:r>
+      <w:r>
+        <w:t xml:space="preserve">: vraagt bevestiging voordat een correctie met </w:t>
+      </w:r>
+      <w:r>
+        <w:rPr>
+          <w:rFonts w:ascii="Consolas" w:hAnsi="Consolas" w:cs="Consolas"/>
+          <w:sz w:val="18"/>
+          <w:shd w:val="clear" w:color="auto" w:fill="EEF4F2"/>
+        </w:rPr>
+        <w:t>−</w:t>
+      </w:r>
+      <w:r>
+        <w:t xml:space="preserve"> een registratie uit een andere maand verwijdert.</w:t>
       </w:r>
     </w:p>
     <w:p>
@@ -15422,6 +15672,127 @@
           <w:sz w:val="18"/>
           <w:shd w:val="clear" w:color="auto" w:fill="EEF4F2"/>
         </w:rPr>
+        <w:t>setSaveButtons</w:t>
+      </w:r>
+      <w:r>
+        <w:t xml:space="preserve">: zet de opslagknoppen van het medewerkers- en productformulier goed. Bij toevoegen staan er </w:t>
+      </w:r>
+      <w:r>
+        <w:rPr>
+          <w:rFonts w:ascii="Consolas" w:hAnsi="Consolas" w:cs="Consolas"/>
+          <w:sz w:val="18"/>
+          <w:shd w:val="clear" w:color="auto" w:fill="EEF4F2"/>
+        </w:rPr>
+        <w:t>Opslaan</w:t>
+      </w:r>
+      <w:r>
+        <w:t xml:space="preserve"> (secundair) en </w:t>
+      </w:r>
+      <w:r>
+        <w:rPr>
+          <w:rFonts w:ascii="Consolas" w:hAnsi="Consolas" w:cs="Consolas"/>
+          <w:sz w:val="18"/>
+          <w:shd w:val="clear" w:color="auto" w:fill="EEF4F2"/>
+        </w:rPr>
+        <w:t>Opslaan + opnieuw</w:t>
+      </w:r>
+      <w:r>
+        <w:t xml:space="preserve"> (primair); bij wijzigen alleen </w:t>
+      </w:r>
+      <w:r>
+        <w:rPr>
+          <w:rFonts w:ascii="Consolas" w:hAnsi="Consolas" w:cs="Consolas"/>
+          <w:sz w:val="18"/>
+          <w:shd w:val="clear" w:color="auto" w:fill="EEF4F2"/>
+        </w:rPr>
+        <w:t>Opslaan</w:t>
+      </w:r>
+      <w:r>
+        <w:t>, en die is dan primair.</w:t>
+      </w:r>
+    </w:p>
+    <w:p>
+      <w:pPr>
+        <w:pStyle w:val="Lijstalinea"/>
+        <w:numPr>
+          <w:ilvl w:val="0"/>
+          <w:numId w:val="3"/>
+        </w:numPr>
+        <w:spacing w:after="60"/>
+        <w:contextualSpacing w:val="0"/>
+      </w:pPr>
+      <w:r>
+        <w:rPr>
+          <w:rFonts w:ascii="Consolas" w:hAnsi="Consolas" w:cs="Consolas"/>
+          <w:sz w:val="18"/>
+          <w:shd w:val="clear" w:color="auto" w:fill="EEF4F2"/>
+        </w:rPr>
+        <w:t>resetCorrectionDate</w:t>
+      </w:r>
+      <w:r>
+        <w:t xml:space="preserve">, </w:t>
+      </w:r>
+      <w:r>
+        <w:rPr>
+          <w:rFonts w:ascii="Consolas" w:hAnsi="Consolas" w:cs="Consolas"/>
+          <w:sz w:val="18"/>
+          <w:shd w:val="clear" w:color="auto" w:fill="EEF4F2"/>
+        </w:rPr>
+        <w:t>readCorrectionDate</w:t>
+      </w:r>
+      <w:r>
+        <w:t xml:space="preserve"> en </w:t>
+      </w:r>
+      <w:r>
+        <w:rPr>
+          <w:rFonts w:ascii="Consolas" w:hAnsi="Consolas" w:cs="Consolas"/>
+          <w:sz w:val="18"/>
+          <w:shd w:val="clear" w:color="auto" w:fill="EEF4F2"/>
+        </w:rPr>
+        <w:t>confirmOldMonthAddition</w:t>
+      </w:r>
+      <w:r>
+        <w:t xml:space="preserve">: het datumveld bij de correctie </w:t>
+      </w:r>
+      <w:r>
+        <w:rPr>
+          <w:rFonts w:ascii="Consolas" w:hAnsi="Consolas" w:cs="Consolas"/>
+          <w:sz w:val="18"/>
+          <w:shd w:val="clear" w:color="auto" w:fill="EEF4F2"/>
+        </w:rPr>
+        <w:t>+</w:t>
+      </w:r>
+      <w:r>
+        <w:t xml:space="preserve">. Na het inloggen staat het op vandaag; bij </w:t>
+      </w:r>
+      <w:r>
+        <w:rPr>
+          <w:rFonts w:ascii="Consolas" w:hAnsi="Consolas" w:cs="Consolas"/>
+          <w:sz w:val="18"/>
+          <w:shd w:val="clear" w:color="auto" w:fill="EEF4F2"/>
+        </w:rPr>
+        <w:t>+</w:t>
+      </w:r>
+      <w:r>
+        <w:t xml:space="preserve"> wordt de datum gecontroleerd (niet in de toekomst, niet vóór 2000) en volgt bij een eerdere maand een bevestigingsvraag.</w:t>
+      </w:r>
+    </w:p>
+    <w:p>
+      <w:pPr>
+        <w:pStyle w:val="Lijstalinea"/>
+        <w:numPr>
+          <w:ilvl w:val="0"/>
+          <w:numId w:val="3"/>
+        </w:numPr>
+        <w:spacing w:after="60"/>
+        <w:contextualSpacing w:val="0"/>
+      </w:pPr>
+      <w:r>
+        <w:rPr>
+          <w:rFonts w:ascii="Consolas" w:hAnsi="Consolas" w:cs="Consolas"/>
+          <w:sz w:val="18"/>
+          <w:shd w:val="clear" w:color="auto" w:fill="EEF4F2"/>
+        </w:rPr>
         <w:t>saveStockField</w:t>
       </w:r>
       <w:r>
@@ -16099,7 +16470,7 @@
         <w:keepNext/>
       </w:pPr>
       <w:bookmarkStart w:id="80" w:name="k45"/>
-      <w:bookmarkStart w:id="81" w:name="_Toc242437670"/>
+      <w:bookmarkStart w:id="81" w:name="_Toc242686914"/>
       <w:r>
         <w:rPr>
           <w:rFonts w:ascii="Consolas" w:hAnsi="Consolas" w:cs="Consolas"/>
@@ -16240,7 +16611,7 @@
         <w:keepNext/>
       </w:pPr>
       <w:bookmarkStart w:id="82" w:name="k46"/>
-      <w:bookmarkStart w:id="83" w:name="_Toc242437671"/>
+      <w:bookmarkStart w:id="83" w:name="_Toc242686915"/>
       <w:r>
         <w:rPr>
           <w:rFonts w:ascii="Consolas" w:hAnsi="Consolas" w:cs="Consolas"/>
@@ -16317,7 +16688,7 @@
         <w:keepNext/>
       </w:pPr>
       <w:bookmarkStart w:id="84" w:name="k47"/>
-      <w:bookmarkStart w:id="85" w:name="_Toc242437672"/>
+      <w:bookmarkStart w:id="85" w:name="_Toc242686916"/>
       <w:r>
         <w:rPr>
           <w:rFonts w:ascii="Consolas" w:hAnsi="Consolas" w:cs="Consolas"/>
@@ -16466,7 +16837,7 @@
         <w:keepNext/>
       </w:pPr>
       <w:bookmarkStart w:id="86" w:name="k48"/>
-      <w:bookmarkStart w:id="87" w:name="_Toc242437673"/>
+      <w:bookmarkStart w:id="87" w:name="_Toc242686917"/>
       <w:r>
         <w:rPr>
           <w:rFonts w:ascii="Consolas" w:hAnsi="Consolas" w:cs="Consolas"/>
@@ -16533,7 +16904,7 @@
         <w:keepNext/>
       </w:pPr>
       <w:bookmarkStart w:id="88" w:name="k49"/>
-      <w:bookmarkStart w:id="89" w:name="_Toc242437674"/>
+      <w:bookmarkStart w:id="89" w:name="_Toc242686918"/>
       <w:r>
         <w:rPr>
           <w:rFonts w:ascii="Consolas" w:hAnsi="Consolas" w:cs="Consolas"/>
@@ -16633,7 +17004,7 @@
         <w:keepNext/>
       </w:pPr>
       <w:bookmarkStart w:id="90" w:name="k50"/>
-      <w:bookmarkStart w:id="91" w:name="_Toc242437675"/>
+      <w:bookmarkStart w:id="91" w:name="_Toc242686919"/>
       <w:r>
         <w:rPr>
           <w:rFonts w:ascii="Consolas" w:hAnsi="Consolas" w:cs="Consolas"/>
@@ -16678,7 +17049,7 @@
         <w:keepNext/>
       </w:pPr>
       <w:bookmarkStart w:id="92" w:name="k51"/>
-      <w:bookmarkStart w:id="93" w:name="_Toc242437676"/>
+      <w:bookmarkStart w:id="93" w:name="_Toc242686920"/>
       <w:r>
         <w:t>OPSLAGFOUTEN EN TERUGDRAAIEN</w:t>
       </w:r>
@@ -16718,7 +17089,7 @@
         <w:keepNext/>
       </w:pPr>
       <w:bookmarkStart w:id="94" w:name="k52"/>
-      <w:bookmarkStart w:id="95" w:name="_Toc242437677"/>
+      <w:bookmarkStart w:id="95" w:name="_Toc242686921"/>
       <w:r>
         <w:t>ADMINFUNCTIES</w:t>
       </w:r>
@@ -16817,7 +17188,51 @@
         <w:t>false</w:t>
       </w:r>
       <w:r>
-        <w:t xml:space="preserve"> en maken het wachtwoordveld leeg.</w:t>
+        <w:t xml:space="preserve"> en maken het wachtwoordveld leeg. </w:t>
+      </w:r>
+      <w:r>
+        <w:rPr>
+          <w:rFonts w:ascii="Consolas" w:hAnsi="Consolas" w:cs="Consolas"/>
+          <w:sz w:val="18"/>
+          <w:shd w:val="clear" w:color="auto" w:fill="EEF4F2"/>
+        </w:rPr>
+        <w:t>closeAdmin</w:t>
+      </w:r>
+      <w:r>
+        <w:t xml:space="preserve"> verbergt ook het dashboard in het venster. Iedere beheeractie controleert </w:t>
+      </w:r>
+      <w:r>
+        <w:rPr>
+          <w:rFonts w:ascii="Consolas" w:hAnsi="Consolas" w:cs="Consolas"/>
+          <w:sz w:val="18"/>
+          <w:shd w:val="clear" w:color="auto" w:fill="EEF4F2"/>
+        </w:rPr>
+        <w:t>adminLoggedIn</w:t>
+      </w:r>
+      <w:r>
+        <w:t xml:space="preserve"> zelf via </w:t>
+      </w:r>
+      <w:r>
+        <w:rPr>
+          <w:rFonts w:ascii="Consolas" w:hAnsi="Consolas" w:cs="Consolas"/>
+          <w:sz w:val="18"/>
+          <w:shd w:val="clear" w:color="auto" w:fill="EEF4F2"/>
+        </w:rPr>
+        <w:t>requireAdmin</w:t>
+      </w:r>
+      <w:r>
+        <w:t xml:space="preserve"> (zie </w:t>
+      </w:r>
+      <w:r>
+        <w:rPr>
+          <w:rFonts w:ascii="Consolas" w:hAnsi="Consolas" w:cs="Consolas"/>
+          <w:sz w:val="18"/>
+          <w:shd w:val="clear" w:color="auto" w:fill="EEF4F2"/>
+        </w:rPr>
+        <w:t>RegistrationApp</w:t>
+      </w:r>
+      <w:r>
+        <w:t xml:space="preserve"> hierboven).</w:t>
       </w:r>
     </w:p>
     <w:p>
@@ -16920,7 +17335,7 @@
         <w:keepNext/>
       </w:pPr>
       <w:bookmarkStart w:id="96" w:name="k53"/>
-      <w:bookmarkStart w:id="97" w:name="_Toc242437678"/>
+      <w:bookmarkStart w:id="97" w:name="_Toc242686922"/>
       <w:r>
         <w:t xml:space="preserve">CSV-EXPORT (CLASS </w:t>
       </w:r>
@@ -17328,7 +17743,7 @@
         <w:keepNext/>
       </w:pPr>
       <w:bookmarkStart w:id="98" w:name="k54"/>
-      <w:bookmarkStart w:id="99" w:name="_Toc242437679"/>
+      <w:bookmarkStart w:id="99" w:name="_Toc242686923"/>
       <w:r>
         <w:t>EVENT LISTENERS</w:t>
       </w:r>
@@ -17933,7 +18348,7 @@
         </w:numPr>
       </w:pPr>
       <w:bookmarkStart w:id="100" w:name="k55"/>
-      <w:bookmarkStart w:id="101" w:name="_Toc242437680"/>
+      <w:bookmarkStart w:id="101" w:name="_Toc242686924"/>
       <w:r>
         <w:t>DATAMODEL EN KOPPELINGEN.</w:t>
       </w:r>
@@ -17951,7 +18366,7 @@
         <w:keepNext/>
       </w:pPr>
       <w:bookmarkStart w:id="102" w:name="k56"/>
-      <w:bookmarkStart w:id="103" w:name="_Toc242437681"/>
+      <w:bookmarkStart w:id="103" w:name="_Toc242686925"/>
       <w:r>
         <w:t>BEDRIJVEN</w:t>
       </w:r>
@@ -18162,7 +18577,7 @@
         <w:keepNext/>
       </w:pPr>
       <w:bookmarkStart w:id="104" w:name="k57"/>
-      <w:bookmarkStart w:id="105" w:name="_Toc242437682"/>
+      <w:bookmarkStart w:id="105" w:name="_Toc242686926"/>
       <w:r>
         <w:t>CONSUMPTIEPUNTEN</w:t>
       </w:r>
@@ -18481,7 +18896,7 @@
         <w:keepNext/>
       </w:pPr>
       <w:bookmarkStart w:id="106" w:name="k58"/>
-      <w:bookmarkStart w:id="107" w:name="_Toc242437683"/>
+      <w:bookmarkStart w:id="107" w:name="_Toc242686927"/>
       <w:r>
         <w:t>MEDEWERKERS</w:t>
       </w:r>
@@ -19037,7 +19452,7 @@
         <w:keepNext/>
       </w:pPr>
       <w:bookmarkStart w:id="108" w:name="k59"/>
-      <w:bookmarkStart w:id="109" w:name="_Toc242437684"/>
+      <w:bookmarkStart w:id="109" w:name="_Toc242686928"/>
       <w:r>
         <w:t>REGISTRATIES</w:t>
       </w:r>
@@ -19603,7 +20018,7 @@
         </w:numPr>
       </w:pPr>
       <w:bookmarkStart w:id="110" w:name="k60"/>
-      <w:bookmarkStart w:id="111" w:name="_Toc242437685"/>
+      <w:bookmarkStart w:id="111" w:name="_Toc242686929"/>
       <w:r>
         <w:t>BELANGRIJKE DEMO-BEPERKINGEN.</w:t>
       </w:r>
@@ -19709,7 +20124,7 @@
         <w:contextualSpacing w:val="0"/>
       </w:pPr>
       <w:r>
-        <w:t>De login heeft geen echte beveiliging: elk ingevuld wachtwoord werkt.</w:t>
+        <w:t>De login heeft geen echte beveiliging: elk ingevuld wachtwoord werkt. De beheeracties controleren wel zelf of er iemand is ingelogd, maar dat is een controle in de browser die met de ontwikkelaarstools te omzeilen is.</w:t>
       </w:r>
     </w:p>
     <w:p>
@@ -19723,18 +20138,7 @@
         <w:contextualSpacing w:val="0"/>
       </w:pPr>
       <w:r>
-        <w:t xml:space="preserve">Alle gegevens staan als gewone tekst in </w:t>
-      </w:r>
-      <w:r>
-        <w:rPr>
-          <w:rFonts w:ascii="Consolas" w:hAnsi="Consolas" w:cs="Consolas"/>
-          <w:sz w:val="18"/>
-          <w:shd w:val="clear" w:color="auto" w:fill="EEF4F2"/>
-        </w:rPr>
-        <w:t>localStorage</w:t>
-      </w:r>
-      <w:r>
-        <w:t xml:space="preserve"> van de tablet. Wie het apparaat en de ontwikkelaarstools van de browser gebruikt, kan ze lezen en aanpassen, en kan via de console ook de code van de pagina uitvoeren.</w:t>
+        <w:t>Iedereen bij de tablet kan op de naam van een collega tikken en op diens naam registreren, of in diens productvenster een eigen gezicht instellen (demo). Iedere registratie staat wel met datum en tijd in het beheer en de beheerder kan die corrigeren. In productie is een pas, QR-code of pincode nodig, en een overzicht waarin een medewerker zijn eigen registraties ziet.</w:t>
       </w:r>
     </w:p>
     <w:p>
@@ -19748,7 +20152,18 @@
         <w:contextualSpacing w:val="0"/>
       </w:pPr>
       <w:r>
-        <w:t>Er zijn geen gebruikersrollen of wachtwoordbeheer.</w:t>
+        <w:t xml:space="preserve">Alle gegevens staan als gewone tekst in </w:t>
+      </w:r>
+      <w:r>
+        <w:rPr>
+          <w:rFonts w:ascii="Consolas" w:hAnsi="Consolas" w:cs="Consolas"/>
+          <w:sz w:val="18"/>
+          <w:shd w:val="clear" w:color="auto" w:fill="EEF4F2"/>
+        </w:rPr>
+        <w:t>localStorage</w:t>
+      </w:r>
+      <w:r>
+        <w:t xml:space="preserve"> van de tablet. Wie het apparaat en de ontwikkelaarstools van de browser gebruikt, kan ze lezen en aanpassen, en kan via de console ook de code van de pagina uitvoeren.</w:t>
       </w:r>
     </w:p>
     <w:p>
@@ -19762,18 +20177,7 @@
         <w:contextualSpacing w:val="0"/>
       </w:pPr>
       <w:r>
-        <w:t xml:space="preserve">Verwijderde medewerkers krijgen geen herstelmogelijkheid, en </w:t>
-      </w:r>
-      <w:r>
-        <w:rPr>
-          <w:rFonts w:ascii="Consolas" w:hAnsi="Consolas" w:cs="Consolas"/>
-          <w:sz w:val="18"/>
-          <w:shd w:val="clear" w:color="auto" w:fill="EEF4F2"/>
-        </w:rPr>
-        <w:t>Alle gegevens wissen</w:t>
-      </w:r>
-      <w:r>
-        <w:t xml:space="preserve"> kan niet ongedaan worden gemaakt.</w:t>
+        <w:t>Er zijn geen gebruikersrollen of wachtwoordbeheer.</w:t>
       </w:r>
     </w:p>
     <w:p>
@@ -19787,7 +20191,18 @@
         <w:contextualSpacing w:val="0"/>
       </w:pPr>
       <w:r>
-        <w:t>Er is geen server-side auditlog; het logboek staat alleen in de browser.</w:t>
+        <w:t xml:space="preserve">Verwijderde medewerkers krijgen geen herstelmogelijkheid, en </w:t>
+      </w:r>
+      <w:r>
+        <w:rPr>
+          <w:rFonts w:ascii="Consolas" w:hAnsi="Consolas" w:cs="Consolas"/>
+          <w:sz w:val="18"/>
+          <w:shd w:val="clear" w:color="auto" w:fill="EEF4F2"/>
+        </w:rPr>
+        <w:t>Alle gegevens wissen</w:t>
+      </w:r>
+      <w:r>
+        <w:t xml:space="preserve"> kan niet ongedaan worden gemaakt.</w:t>
       </w:r>
     </w:p>
     <w:p>
@@ -19801,29 +20216,7 @@
         <w:contextualSpacing w:val="0"/>
       </w:pPr>
       <w:r>
-        <w:t>Bescherming tegen inbedden in een frame (</w:t>
-      </w:r>
-      <w:r>
-        <w:rPr>
-          <w:rFonts w:ascii="Consolas" w:hAnsi="Consolas" w:cs="Consolas"/>
-          <w:sz w:val="18"/>
-          <w:shd w:val="clear" w:color="auto" w:fill="EEF4F2"/>
-        </w:rPr>
-        <w:t>frame-ancestors</w:t>
-      </w:r>
-      <w:r>
-        <w:t xml:space="preserve"> of </w:t>
-      </w:r>
-      <w:r>
-        <w:rPr>
-          <w:rFonts w:ascii="Consolas" w:hAnsi="Consolas" w:cs="Consolas"/>
-          <w:sz w:val="18"/>
-          <w:shd w:val="clear" w:color="auto" w:fill="EEF4F2"/>
-        </w:rPr>
-        <w:t>X-Frame-Options</w:t>
-      </w:r>
-      <w:r>
-        <w:t>) kan alleen met een HTTP-header van de webserver en zit dus niet in de demo.</w:t>
+        <w:t>Er is geen server-side auditlog; het logboek staat alleen in de browser.</w:t>
       </w:r>
     </w:p>
     <w:p>
@@ -19837,6 +20230,42 @@
         <w:contextualSpacing w:val="0"/>
       </w:pPr>
       <w:r>
+        <w:t>Bescherming tegen inbedden in een frame (</w:t>
+      </w:r>
+      <w:r>
+        <w:rPr>
+          <w:rFonts w:ascii="Consolas" w:hAnsi="Consolas" w:cs="Consolas"/>
+          <w:sz w:val="18"/>
+          <w:shd w:val="clear" w:color="auto" w:fill="EEF4F2"/>
+        </w:rPr>
+        <w:t>frame-ancestors</w:t>
+      </w:r>
+      <w:r>
+        <w:t xml:space="preserve"> of </w:t>
+      </w:r>
+      <w:r>
+        <w:rPr>
+          <w:rFonts w:ascii="Consolas" w:hAnsi="Consolas" w:cs="Consolas"/>
+          <w:sz w:val="18"/>
+          <w:shd w:val="clear" w:color="auto" w:fill="EEF4F2"/>
+        </w:rPr>
+        <w:t>X-Frame-Options</w:t>
+      </w:r>
+      <w:r>
+        <w:t>) kan alleen met een HTTP-header van de webserver en zit dus niet in de demo.</w:t>
+      </w:r>
+    </w:p>
+    <w:p>
+      <w:pPr>
+        <w:pStyle w:val="Lijstalinea"/>
+        <w:numPr>
+          <w:ilvl w:val="0"/>
+          <w:numId w:val="3"/>
+        </w:numPr>
+        <w:spacing w:after="60"/>
+        <w:contextualSpacing w:val="0"/>
+      </w:pPr>
+      <w:r>
         <w:t xml:space="preserve">De gezichtsherkenning is alleen een demo. Ingestelde gezichten zijn na het herladen van de pagina weg. Er is geen controle of er een echt, levend gezicht voor de camera staat, en hoe vaak de verkeerde persoon wordt herkend, is niet gemeten. Bij het laden toont de console één onschadelijke CSP-melding over </w:t>
       </w:r>
       <w:r>
@@ -19848,7 +20277,7 @@
         <w:t>wasm-eval</w:t>
       </w:r>
       <w:r>
-        <w:t>, omdat de bibliotheek test of WebAssembly werkt. Zie het TO (hoofdstuk 13) voor de privacyregels en de beveiliging.</w:t>
+        <w:t>, omdat de bibliotheek test of WebAssembly werkt. De bibliotheek face-api wordt niet meer onderhouden (de repository is gearchiveerd) en krijgt dus geen beveiligingsupdates. Ze staat met een vaste versie en controlegetallen in het project en is alleen voor de demo bedoeld. Zie het TO (hoofdstuk 13) voor de privacyregels en de beveiliging.</w:t>
       </w:r>
     </w:p>
     <w:p>
@@ -19880,7 +20309,7 @@
         </w:numPr>
       </w:pPr>
       <w:bookmarkStart w:id="112" w:name="k61"/>
-      <w:bookmarkStart w:id="113" w:name="_Toc242437686"/>
+      <w:bookmarkStart w:id="113" w:name="_Toc242686930"/>
       <w:r>
         <w:t>CODE UITLEGGEN TIJDENS EEN PRESENTATIE.</w:t>
       </w:r>
@@ -20165,7 +20594,7 @@
         </w:numPr>
       </w:pPr>
       <w:bookmarkStart w:id="114" w:name="k62"/>
-      <w:bookmarkStart w:id="115" w:name="_Toc242437687"/>
+      <w:bookmarkStart w:id="115" w:name="_Toc242686931"/>
       <w:r>
         <w:t>MOGELIJKE VERVOLGSTAPPEN.</w:t>
       </w:r>
@@ -20192,7 +20621,7 @@
       </w:r>
       <w:r>
         <w:tab/>
-        <w:t>Kies een backend, bijvoorbeeld PHP, Node.js of een beheerde dienst.</w:t>
+        <w:t>Kies een backend, bijvoorbeeld PHP, .NET of een beheerde dienst. Node.js valt af: TVB gebruikt het bij voorkeur niet voor de eigen software (in dit project alleen voor de tests, de CI en het maken van de Word-bestanden).</w:t>
       </w:r>
     </w:p>
     <w:p>
@@ -20384,6 +20813,8 @@
       </w:r>
       <w:r>
         <w:tab/>
+      </w:r>
+      <w:r>
         <w:t>Voeg naast het maandfilter ook jaar- en periodefilters toe.</w:t>
       </w:r>
     </w:p>
@@ -20743,7 +21174,7 @@
         <v:path o:extrusionok="f" gradientshapeok="t" o:connecttype="rect"/>
         <o:lock v:ext="edit" aspectratio="t"/>
       </v:shapetype>
-      <v:shape id="_x0000_i1025" type="#_x0000_t75" style="width:254pt;height:219.5pt" o:bullet="t">
+      <v:shape id="_x0000_i1025" type="#_x0000_t75" style="width:254.25pt;height:219.75pt" o:bullet="t">
         <v:imagedata r:id="rId1" o:title="Bulletpoint"/>
       </v:shape>
     </w:pict>

--- a/docs/DOCUMENTATIE.docx
+++ b/docs/DOCUMENTATIE.docx
@@ -82,7 +82,7 @@
           <w:numId w:val="0"/>
         </w:numPr>
       </w:pPr>
-      <w:bookmarkStart w:id="0" w:name="_Toc242686878"/>
+      <w:bookmarkStart w:id="0" w:name="_Toc242687069"/>
       <w:r>
         <w:t>INHOUDSOPGAVE.</w:t>
       </w:r>
@@ -112,7 +112,7 @@
       <w:r>
         <w:fldChar w:fldCharType="separate"/>
       </w:r>
-      <w:hyperlink w:anchor="_Toc242686878" w:history="1">
+      <w:hyperlink w:anchor="_Toc242687069" w:history="1">
         <w:r>
           <w:rPr>
             <w:rStyle w:val="Hyperlink"/>
@@ -139,7 +139,7 @@
             <w:noProof/>
             <w:webHidden/>
           </w:rPr>
-          <w:instrText xml:space="preserve"> PAGEREF _Toc242686878 \h </w:instrText>
+          <w:instrText xml:space="preserve"> PAGEREF _Toc242687069 \h </w:instrText>
         </w:r>
         <w:r>
           <w:rPr>
@@ -186,7 +186,7 @@
           <w:lang w:eastAsia="nl-NL"/>
         </w:rPr>
       </w:pPr>
-      <w:hyperlink w:anchor="_Toc242686879" w:history="1">
+      <w:hyperlink w:anchor="_Toc242687070" w:history="1">
         <w:r>
           <w:rPr>
             <w:rStyle w:val="Hyperlink"/>
@@ -231,7 +231,7 @@
             <w:noProof/>
             <w:webHidden/>
           </w:rPr>
-          <w:instrText xml:space="preserve"> PAGEREF _Toc242686879 \h </w:instrText>
+          <w:instrText xml:space="preserve"> PAGEREF _Toc242687070 \h </w:instrText>
         </w:r>
         <w:r>
           <w:rPr>
@@ -278,7 +278,7 @@
           <w:lang w:eastAsia="nl-NL"/>
         </w:rPr>
       </w:pPr>
-      <w:hyperlink w:anchor="_Toc242686880" w:history="1">
+      <w:hyperlink w:anchor="_Toc242687071" w:history="1">
         <w:r>
           <w:rPr>
             <w:rStyle w:val="Hyperlink"/>
@@ -323,7 +323,7 @@
             <w:noProof/>
             <w:webHidden/>
           </w:rPr>
-          <w:instrText xml:space="preserve"> PAGEREF _Toc242686880 \h </w:instrText>
+          <w:instrText xml:space="preserve"> PAGEREF _Toc242687071 \h </w:instrText>
         </w:r>
         <w:r>
           <w:rPr>
@@ -370,7 +370,7 @@
           <w:lang w:eastAsia="nl-NL"/>
         </w:rPr>
       </w:pPr>
-      <w:hyperlink w:anchor="_Toc242686881" w:history="1">
+      <w:hyperlink w:anchor="_Toc242687072" w:history="1">
         <w:r>
           <w:rPr>
             <w:rStyle w:val="Hyperlink"/>
@@ -415,7 +415,7 @@
             <w:noProof/>
             <w:webHidden/>
           </w:rPr>
-          <w:instrText xml:space="preserve"> PAGEREF _Toc242686881 \h </w:instrText>
+          <w:instrText xml:space="preserve"> PAGEREF _Toc242687072 \h </w:instrText>
         </w:r>
         <w:r>
           <w:rPr>
@@ -462,7 +462,7 @@
           <w:lang w:eastAsia="nl-NL"/>
         </w:rPr>
       </w:pPr>
-      <w:hyperlink w:anchor="_Toc242686882" w:history="1">
+      <w:hyperlink w:anchor="_Toc242687073" w:history="1">
         <w:r>
           <w:rPr>
             <w:rStyle w:val="Hyperlink"/>
@@ -507,7 +507,7 @@
             <w:noProof/>
             <w:webHidden/>
           </w:rPr>
-          <w:instrText xml:space="preserve"> PAGEREF _Toc242686882 \h </w:instrText>
+          <w:instrText xml:space="preserve"> PAGEREF _Toc242687073 \h </w:instrText>
         </w:r>
         <w:r>
           <w:rPr>
@@ -554,7 +554,7 @@
           <w:lang w:eastAsia="nl-NL"/>
         </w:rPr>
       </w:pPr>
-      <w:hyperlink w:anchor="_Toc242686883" w:history="1">
+      <w:hyperlink w:anchor="_Toc242687074" w:history="1">
         <w:r>
           <w:rPr>
             <w:rStyle w:val="Hyperlink"/>
@@ -599,7 +599,7 @@
             <w:noProof/>
             <w:webHidden/>
           </w:rPr>
-          <w:instrText xml:space="preserve"> PAGEREF _Toc242686883 \h </w:instrText>
+          <w:instrText xml:space="preserve"> PAGEREF _Toc242687074 \h </w:instrText>
         </w:r>
         <w:r>
           <w:rPr>
@@ -646,7 +646,7 @@
           <w:lang w:eastAsia="nl-NL"/>
         </w:rPr>
       </w:pPr>
-      <w:hyperlink w:anchor="_Toc242686884" w:history="1">
+      <w:hyperlink w:anchor="_Toc242687075" w:history="1">
         <w:r>
           <w:rPr>
             <w:rStyle w:val="Hyperlink"/>
@@ -691,7 +691,7 @@
             <w:noProof/>
             <w:webHidden/>
           </w:rPr>
-          <w:instrText xml:space="preserve"> PAGEREF _Toc242686884 \h </w:instrText>
+          <w:instrText xml:space="preserve"> PAGEREF _Toc242687075 \h </w:instrText>
         </w:r>
         <w:r>
           <w:rPr>
@@ -738,7 +738,7 @@
           <w:lang w:eastAsia="nl-NL"/>
         </w:rPr>
       </w:pPr>
-      <w:hyperlink w:anchor="_Toc242686885" w:history="1">
+      <w:hyperlink w:anchor="_Toc242687076" w:history="1">
         <w:r>
           <w:rPr>
             <w:rStyle w:val="Hyperlink"/>
@@ -783,7 +783,7 @@
             <w:noProof/>
             <w:webHidden/>
           </w:rPr>
-          <w:instrText xml:space="preserve"> PAGEREF _Toc242686885 \h </w:instrText>
+          <w:instrText xml:space="preserve"> PAGEREF _Toc242687076 \h </w:instrText>
         </w:r>
         <w:r>
           <w:rPr>
@@ -830,7 +830,7 @@
           <w:lang w:eastAsia="nl-NL"/>
         </w:rPr>
       </w:pPr>
-      <w:hyperlink w:anchor="_Toc242686886" w:history="1">
+      <w:hyperlink w:anchor="_Toc242687077" w:history="1">
         <w:r>
           <w:rPr>
             <w:rStyle w:val="Hyperlink"/>
@@ -875,7 +875,7 @@
             <w:noProof/>
             <w:webHidden/>
           </w:rPr>
-          <w:instrText xml:space="preserve"> PAGEREF _Toc242686886 \h </w:instrText>
+          <w:instrText xml:space="preserve"> PAGEREF _Toc242687077 \h </w:instrText>
         </w:r>
         <w:r>
           <w:rPr>
@@ -922,7 +922,7 @@
           <w:lang w:eastAsia="nl-NL"/>
         </w:rPr>
       </w:pPr>
-      <w:hyperlink w:anchor="_Toc242686887" w:history="1">
+      <w:hyperlink w:anchor="_Toc242687078" w:history="1">
         <w:r>
           <w:rPr>
             <w:rStyle w:val="Hyperlink"/>
@@ -967,7 +967,7 @@
             <w:noProof/>
             <w:webHidden/>
           </w:rPr>
-          <w:instrText xml:space="preserve"> PAGEREF _Toc242686887 \h </w:instrText>
+          <w:instrText xml:space="preserve"> PAGEREF _Toc242687078 \h </w:instrText>
         </w:r>
         <w:r>
           <w:rPr>
@@ -1014,7 +1014,7 @@
           <w:lang w:eastAsia="nl-NL"/>
         </w:rPr>
       </w:pPr>
-      <w:hyperlink w:anchor="_Toc242686888" w:history="1">
+      <w:hyperlink w:anchor="_Toc242687079" w:history="1">
         <w:r>
           <w:rPr>
             <w:rStyle w:val="Hyperlink"/>
@@ -1059,7 +1059,7 @@
             <w:noProof/>
             <w:webHidden/>
           </w:rPr>
-          <w:instrText xml:space="preserve"> PAGEREF _Toc242686888 \h </w:instrText>
+          <w:instrText xml:space="preserve"> PAGEREF _Toc242687079 \h </w:instrText>
         </w:r>
         <w:r>
           <w:rPr>
@@ -1106,7 +1106,7 @@
           <w:lang w:eastAsia="nl-NL"/>
         </w:rPr>
       </w:pPr>
-      <w:hyperlink w:anchor="_Toc242686889" w:history="1">
+      <w:hyperlink w:anchor="_Toc242687080" w:history="1">
         <w:r>
           <w:rPr>
             <w:rStyle w:val="Hyperlink"/>
@@ -1151,7 +1151,7 @@
             <w:noProof/>
             <w:webHidden/>
           </w:rPr>
-          <w:instrText xml:space="preserve"> PAGEREF _Toc242686889 \h </w:instrText>
+          <w:instrText xml:space="preserve"> PAGEREF _Toc242687080 \h </w:instrText>
         </w:r>
         <w:r>
           <w:rPr>
@@ -1198,7 +1198,7 @@
           <w:lang w:eastAsia="nl-NL"/>
         </w:rPr>
       </w:pPr>
-      <w:hyperlink w:anchor="_Toc242686890" w:history="1">
+      <w:hyperlink w:anchor="_Toc242687081" w:history="1">
         <w:r>
           <w:rPr>
             <w:rStyle w:val="Hyperlink"/>
@@ -1243,7 +1243,7 @@
             <w:noProof/>
             <w:webHidden/>
           </w:rPr>
-          <w:instrText xml:space="preserve"> PAGEREF _Toc242686890 \h </w:instrText>
+          <w:instrText xml:space="preserve"> PAGEREF _Toc242687081 \h </w:instrText>
         </w:r>
         <w:r>
           <w:rPr>
@@ -1290,7 +1290,7 @@
           <w:lang w:eastAsia="nl-NL"/>
         </w:rPr>
       </w:pPr>
-      <w:hyperlink w:anchor="_Toc242686891" w:history="1">
+      <w:hyperlink w:anchor="_Toc242687082" w:history="1">
         <w:r>
           <w:rPr>
             <w:rStyle w:val="Hyperlink"/>
@@ -1335,7 +1335,7 @@
             <w:noProof/>
             <w:webHidden/>
           </w:rPr>
-          <w:instrText xml:space="preserve"> PAGEREF _Toc242686891 \h </w:instrText>
+          <w:instrText xml:space="preserve"> PAGEREF _Toc242687082 \h </w:instrText>
         </w:r>
         <w:r>
           <w:rPr>
@@ -1382,7 +1382,7 @@
           <w:lang w:eastAsia="nl-NL"/>
         </w:rPr>
       </w:pPr>
-      <w:hyperlink w:anchor="_Toc242686892" w:history="1">
+      <w:hyperlink w:anchor="_Toc242687083" w:history="1">
         <w:r>
           <w:rPr>
             <w:rStyle w:val="Hyperlink"/>
@@ -1427,7 +1427,7 @@
             <w:noProof/>
             <w:webHidden/>
           </w:rPr>
-          <w:instrText xml:space="preserve"> PAGEREF _Toc242686892 \h </w:instrText>
+          <w:instrText xml:space="preserve"> PAGEREF _Toc242687083 \h </w:instrText>
         </w:r>
         <w:r>
           <w:rPr>
@@ -1474,7 +1474,7 @@
           <w:lang w:eastAsia="nl-NL"/>
         </w:rPr>
       </w:pPr>
-      <w:hyperlink w:anchor="_Toc242686893" w:history="1">
+      <w:hyperlink w:anchor="_Toc242687084" w:history="1">
         <w:r>
           <w:rPr>
             <w:rStyle w:val="Hyperlink"/>
@@ -1519,7 +1519,7 @@
             <w:noProof/>
             <w:webHidden/>
           </w:rPr>
-          <w:instrText xml:space="preserve"> PAGEREF _Toc242686893 \h </w:instrText>
+          <w:instrText xml:space="preserve"> PAGEREF _Toc242687084 \h </w:instrText>
         </w:r>
         <w:r>
           <w:rPr>
@@ -1566,7 +1566,7 @@
           <w:lang w:eastAsia="nl-NL"/>
         </w:rPr>
       </w:pPr>
-      <w:hyperlink w:anchor="_Toc242686894" w:history="1">
+      <w:hyperlink w:anchor="_Toc242687085" w:history="1">
         <w:r>
           <w:rPr>
             <w:rStyle w:val="Hyperlink"/>
@@ -1611,7 +1611,7 @@
             <w:noProof/>
             <w:webHidden/>
           </w:rPr>
-          <w:instrText xml:space="preserve"> PAGEREF _Toc242686894 \h </w:instrText>
+          <w:instrText xml:space="preserve"> PAGEREF _Toc242687085 \h </w:instrText>
         </w:r>
         <w:r>
           <w:rPr>
@@ -1658,7 +1658,7 @@
           <w:lang w:eastAsia="nl-NL"/>
         </w:rPr>
       </w:pPr>
-      <w:hyperlink w:anchor="_Toc242686895" w:history="1">
+      <w:hyperlink w:anchor="_Toc242687086" w:history="1">
         <w:r>
           <w:rPr>
             <w:rStyle w:val="Hyperlink"/>
@@ -1703,7 +1703,7 @@
             <w:noProof/>
             <w:webHidden/>
           </w:rPr>
-          <w:instrText xml:space="preserve"> PAGEREF _Toc242686895 \h </w:instrText>
+          <w:instrText xml:space="preserve"> PAGEREF _Toc242687086 \h </w:instrText>
         </w:r>
         <w:r>
           <w:rPr>
@@ -1750,7 +1750,7 @@
           <w:lang w:eastAsia="nl-NL"/>
         </w:rPr>
       </w:pPr>
-      <w:hyperlink w:anchor="_Toc242686896" w:history="1">
+      <w:hyperlink w:anchor="_Toc242687087" w:history="1">
         <w:r>
           <w:rPr>
             <w:rStyle w:val="Hyperlink"/>
@@ -1795,7 +1795,7 @@
             <w:noProof/>
             <w:webHidden/>
           </w:rPr>
-          <w:instrText xml:space="preserve"> PAGEREF _Toc242686896 \h </w:instrText>
+          <w:instrText xml:space="preserve"> PAGEREF _Toc242687087 \h </w:instrText>
         </w:r>
         <w:r>
           <w:rPr>
@@ -1842,7 +1842,7 @@
           <w:lang w:eastAsia="nl-NL"/>
         </w:rPr>
       </w:pPr>
-      <w:hyperlink w:anchor="_Toc242686897" w:history="1">
+      <w:hyperlink w:anchor="_Toc242687088" w:history="1">
         <w:r>
           <w:rPr>
             <w:rStyle w:val="Hyperlink"/>
@@ -1887,7 +1887,7 @@
             <w:noProof/>
             <w:webHidden/>
           </w:rPr>
-          <w:instrText xml:space="preserve"> PAGEREF _Toc242686897 \h </w:instrText>
+          <w:instrText xml:space="preserve"> PAGEREF _Toc242687088 \h </w:instrText>
         </w:r>
         <w:r>
           <w:rPr>
@@ -1934,7 +1934,7 @@
           <w:lang w:eastAsia="nl-NL"/>
         </w:rPr>
       </w:pPr>
-      <w:hyperlink w:anchor="_Toc242686898" w:history="1">
+      <w:hyperlink w:anchor="_Toc242687089" w:history="1">
         <w:r>
           <w:rPr>
             <w:rStyle w:val="Hyperlink"/>
@@ -1979,7 +1979,7 @@
             <w:noProof/>
             <w:webHidden/>
           </w:rPr>
-          <w:instrText xml:space="preserve"> PAGEREF _Toc242686898 \h </w:instrText>
+          <w:instrText xml:space="preserve"> PAGEREF _Toc242687089 \h </w:instrText>
         </w:r>
         <w:r>
           <w:rPr>
@@ -2026,7 +2026,7 @@
           <w:lang w:eastAsia="nl-NL"/>
         </w:rPr>
       </w:pPr>
-      <w:hyperlink w:anchor="_Toc242686899" w:history="1">
+      <w:hyperlink w:anchor="_Toc242687090" w:history="1">
         <w:r>
           <w:rPr>
             <w:rStyle w:val="Hyperlink"/>
@@ -2087,7 +2087,7 @@
             <w:noProof/>
             <w:webHidden/>
           </w:rPr>
-          <w:instrText xml:space="preserve"> PAGEREF _Toc242686899 \h </w:instrText>
+          <w:instrText xml:space="preserve"> PAGEREF _Toc242687090 \h </w:instrText>
         </w:r>
         <w:r>
           <w:rPr>
@@ -2134,7 +2134,7 @@
           <w:lang w:eastAsia="nl-NL"/>
         </w:rPr>
       </w:pPr>
-      <w:hyperlink w:anchor="_Toc242686900" w:history="1">
+      <w:hyperlink w:anchor="_Toc242687091" w:history="1">
         <w:r>
           <w:rPr>
             <w:rStyle w:val="Hyperlink"/>
@@ -2179,7 +2179,7 @@
             <w:noProof/>
             <w:webHidden/>
           </w:rPr>
-          <w:instrText xml:space="preserve"> PAGEREF _Toc242686900 \h </w:instrText>
+          <w:instrText xml:space="preserve"> PAGEREF _Toc242687091 \h </w:instrText>
         </w:r>
         <w:r>
           <w:rPr>
@@ -2226,7 +2226,7 @@
           <w:lang w:eastAsia="nl-NL"/>
         </w:rPr>
       </w:pPr>
-      <w:hyperlink w:anchor="_Toc242686901" w:history="1">
+      <w:hyperlink w:anchor="_Toc242687092" w:history="1">
         <w:r>
           <w:rPr>
             <w:rStyle w:val="Hyperlink"/>
@@ -2271,7 +2271,7 @@
             <w:noProof/>
             <w:webHidden/>
           </w:rPr>
-          <w:instrText xml:space="preserve"> PAGEREF _Toc242686901 \h </w:instrText>
+          <w:instrText xml:space="preserve"> PAGEREF _Toc242687092 \h </w:instrText>
         </w:r>
         <w:r>
           <w:rPr>
@@ -2318,7 +2318,7 @@
           <w:lang w:eastAsia="nl-NL"/>
         </w:rPr>
       </w:pPr>
-      <w:hyperlink w:anchor="_Toc242686902" w:history="1">
+      <w:hyperlink w:anchor="_Toc242687093" w:history="1">
         <w:r>
           <w:rPr>
             <w:rStyle w:val="Hyperlink"/>
@@ -2363,7 +2363,7 @@
             <w:noProof/>
             <w:webHidden/>
           </w:rPr>
-          <w:instrText xml:space="preserve"> PAGEREF _Toc242686902 \h </w:instrText>
+          <w:instrText xml:space="preserve"> PAGEREF _Toc242687093 \h </w:instrText>
         </w:r>
         <w:r>
           <w:rPr>
@@ -2410,7 +2410,7 @@
           <w:lang w:eastAsia="nl-NL"/>
         </w:rPr>
       </w:pPr>
-      <w:hyperlink w:anchor="_Toc242686903" w:history="1">
+      <w:hyperlink w:anchor="_Toc242687094" w:history="1">
         <w:r>
           <w:rPr>
             <w:rStyle w:val="Hyperlink"/>
@@ -2455,7 +2455,7 @@
             <w:noProof/>
             <w:webHidden/>
           </w:rPr>
-          <w:instrText xml:space="preserve"> PAGEREF _Toc242686903 \h </w:instrText>
+          <w:instrText xml:space="preserve"> PAGEREF _Toc242687094 \h </w:instrText>
         </w:r>
         <w:r>
           <w:rPr>
@@ -2502,7 +2502,7 @@
           <w:lang w:eastAsia="nl-NL"/>
         </w:rPr>
       </w:pPr>
-      <w:hyperlink w:anchor="_Toc242686904" w:history="1">
+      <w:hyperlink w:anchor="_Toc242687095" w:history="1">
         <w:r>
           <w:rPr>
             <w:rStyle w:val="Hyperlink"/>
@@ -2547,7 +2547,7 @@
             <w:noProof/>
             <w:webHidden/>
           </w:rPr>
-          <w:instrText xml:space="preserve"> PAGEREF _Toc242686904 \h </w:instrText>
+          <w:instrText xml:space="preserve"> PAGEREF _Toc242687095 \h </w:instrText>
         </w:r>
         <w:r>
           <w:rPr>
@@ -2594,7 +2594,7 @@
           <w:lang w:eastAsia="nl-NL"/>
         </w:rPr>
       </w:pPr>
-      <w:hyperlink w:anchor="_Toc242686905" w:history="1">
+      <w:hyperlink w:anchor="_Toc242687096" w:history="1">
         <w:r>
           <w:rPr>
             <w:rStyle w:val="Hyperlink"/>
@@ -2639,7 +2639,7 @@
             <w:noProof/>
             <w:webHidden/>
           </w:rPr>
-          <w:instrText xml:space="preserve"> PAGEREF _Toc242686905 \h </w:instrText>
+          <w:instrText xml:space="preserve"> PAGEREF _Toc242687096 \h </w:instrText>
         </w:r>
         <w:r>
           <w:rPr>
@@ -2686,7 +2686,7 @@
           <w:lang w:eastAsia="nl-NL"/>
         </w:rPr>
       </w:pPr>
-      <w:hyperlink w:anchor="_Toc242686906" w:history="1">
+      <w:hyperlink w:anchor="_Toc242687097" w:history="1">
         <w:r>
           <w:rPr>
             <w:rStyle w:val="Hyperlink"/>
@@ -2731,7 +2731,7 @@
             <w:noProof/>
             <w:webHidden/>
           </w:rPr>
-          <w:instrText xml:space="preserve"> PAGEREF _Toc242686906 \h </w:instrText>
+          <w:instrText xml:space="preserve"> PAGEREF _Toc242687097 \h </w:instrText>
         </w:r>
         <w:r>
           <w:rPr>
@@ -2778,7 +2778,7 @@
           <w:lang w:eastAsia="nl-NL"/>
         </w:rPr>
       </w:pPr>
-      <w:hyperlink w:anchor="_Toc242686907" w:history="1">
+      <w:hyperlink w:anchor="_Toc242687098" w:history="1">
         <w:r>
           <w:rPr>
             <w:rStyle w:val="Hyperlink"/>
@@ -2839,7 +2839,7 @@
             <w:noProof/>
             <w:webHidden/>
           </w:rPr>
-          <w:instrText xml:space="preserve"> PAGEREF _Toc242686907 \h </w:instrText>
+          <w:instrText xml:space="preserve"> PAGEREF _Toc242687098 \h </w:instrText>
         </w:r>
         <w:r>
           <w:rPr>
@@ -2886,7 +2886,7 @@
           <w:lang w:eastAsia="nl-NL"/>
         </w:rPr>
       </w:pPr>
-      <w:hyperlink w:anchor="_Toc242686908" w:history="1">
+      <w:hyperlink w:anchor="_Toc242687099" w:history="1">
         <w:r>
           <w:rPr>
             <w:rStyle w:val="Hyperlink"/>
@@ -2931,7 +2931,7 @@
             <w:noProof/>
             <w:webHidden/>
           </w:rPr>
-          <w:instrText xml:space="preserve"> PAGEREF _Toc242686908 \h </w:instrText>
+          <w:instrText xml:space="preserve"> PAGEREF _Toc242687099 \h </w:instrText>
         </w:r>
         <w:r>
           <w:rPr>
@@ -2978,7 +2978,7 @@
           <w:lang w:eastAsia="nl-NL"/>
         </w:rPr>
       </w:pPr>
-      <w:hyperlink w:anchor="_Toc242686909" w:history="1">
+      <w:hyperlink w:anchor="_Toc242687100" w:history="1">
         <w:r>
           <w:rPr>
             <w:rStyle w:val="Hyperlink"/>
@@ -3023,7 +3023,7 @@
             <w:noProof/>
             <w:webHidden/>
           </w:rPr>
-          <w:instrText xml:space="preserve"> PAGEREF _Toc242686909 \h </w:instrText>
+          <w:instrText xml:space="preserve"> PAGEREF _Toc242687100 \h </w:instrText>
         </w:r>
         <w:r>
           <w:rPr>
@@ -3070,7 +3070,7 @@
           <w:lang w:eastAsia="nl-NL"/>
         </w:rPr>
       </w:pPr>
-      <w:hyperlink w:anchor="_Toc242686910" w:history="1">
+      <w:hyperlink w:anchor="_Toc242687101" w:history="1">
         <w:r>
           <w:rPr>
             <w:rStyle w:val="Hyperlink"/>
@@ -3115,7 +3115,7 @@
             <w:noProof/>
             <w:webHidden/>
           </w:rPr>
-          <w:instrText xml:space="preserve"> PAGEREF _Toc242686910 \h </w:instrText>
+          <w:instrText xml:space="preserve"> PAGEREF _Toc242687101 \h </w:instrText>
         </w:r>
         <w:r>
           <w:rPr>
@@ -3162,7 +3162,7 @@
           <w:lang w:eastAsia="nl-NL"/>
         </w:rPr>
       </w:pPr>
-      <w:hyperlink w:anchor="_Toc242686911" w:history="1">
+      <w:hyperlink w:anchor="_Toc242687102" w:history="1">
         <w:r>
           <w:rPr>
             <w:rStyle w:val="Hyperlink"/>
@@ -3223,7 +3223,7 @@
             <w:noProof/>
             <w:webHidden/>
           </w:rPr>
-          <w:instrText xml:space="preserve"> PAGEREF _Toc242686911 \h </w:instrText>
+          <w:instrText xml:space="preserve"> PAGEREF _Toc242687102 \h </w:instrText>
         </w:r>
         <w:r>
           <w:rPr>
@@ -3270,7 +3270,7 @@
           <w:lang w:eastAsia="nl-NL"/>
         </w:rPr>
       </w:pPr>
-      <w:hyperlink w:anchor="_Toc242686912" w:history="1">
+      <w:hyperlink w:anchor="_Toc242687103" w:history="1">
         <w:r>
           <w:rPr>
             <w:rStyle w:val="Hyperlink"/>
@@ -3315,7 +3315,7 @@
             <w:noProof/>
             <w:webHidden/>
           </w:rPr>
-          <w:instrText xml:space="preserve"> PAGEREF _Toc242686912 \h </w:instrText>
+          <w:instrText xml:space="preserve"> PAGEREF _Toc242687103 \h </w:instrText>
         </w:r>
         <w:r>
           <w:rPr>
@@ -3362,7 +3362,7 @@
           <w:lang w:eastAsia="nl-NL"/>
         </w:rPr>
       </w:pPr>
-      <w:hyperlink w:anchor="_Toc242686913" w:history="1">
+      <w:hyperlink w:anchor="_Toc242687104" w:history="1">
         <w:r>
           <w:rPr>
             <w:rStyle w:val="Hyperlink"/>
@@ -3407,7 +3407,7 @@
             <w:noProof/>
             <w:webHidden/>
           </w:rPr>
-          <w:instrText xml:space="preserve"> PAGEREF _Toc242686913 \h </w:instrText>
+          <w:instrText xml:space="preserve"> PAGEREF _Toc242687104 \h </w:instrText>
         </w:r>
         <w:r>
           <w:rPr>
@@ -3454,7 +3454,7 @@
           <w:lang w:eastAsia="nl-NL"/>
         </w:rPr>
       </w:pPr>
-      <w:hyperlink w:anchor="_Toc242686914" w:history="1">
+      <w:hyperlink w:anchor="_Toc242687105" w:history="1">
         <w:r>
           <w:rPr>
             <w:rStyle w:val="Hyperlink"/>
@@ -3501,7 +3501,7 @@
             <w:noProof/>
             <w:webHidden/>
           </w:rPr>
-          <w:instrText xml:space="preserve"> PAGEREF _Toc242686914 \h </w:instrText>
+          <w:instrText xml:space="preserve"> PAGEREF _Toc242687105 \h </w:instrText>
         </w:r>
         <w:r>
           <w:rPr>
@@ -3548,7 +3548,7 @@
           <w:lang w:eastAsia="nl-NL"/>
         </w:rPr>
       </w:pPr>
-      <w:hyperlink w:anchor="_Toc242686915" w:history="1">
+      <w:hyperlink w:anchor="_Toc242687106" w:history="1">
         <w:r>
           <w:rPr>
             <w:rStyle w:val="Hyperlink"/>
@@ -3595,7 +3595,7 @@
             <w:noProof/>
             <w:webHidden/>
           </w:rPr>
-          <w:instrText xml:space="preserve"> PAGEREF _Toc242686915 \h </w:instrText>
+          <w:instrText xml:space="preserve"> PAGEREF _Toc242687106 \h </w:instrText>
         </w:r>
         <w:r>
           <w:rPr>
@@ -3642,7 +3642,7 @@
           <w:lang w:eastAsia="nl-NL"/>
         </w:rPr>
       </w:pPr>
-      <w:hyperlink w:anchor="_Toc242686916" w:history="1">
+      <w:hyperlink w:anchor="_Toc242687107" w:history="1">
         <w:r>
           <w:rPr>
             <w:rStyle w:val="Hyperlink"/>
@@ -3689,7 +3689,7 @@
             <w:noProof/>
             <w:webHidden/>
           </w:rPr>
-          <w:instrText xml:space="preserve"> PAGEREF _Toc242686916 \h </w:instrText>
+          <w:instrText xml:space="preserve"> PAGEREF _Toc242687107 \h </w:instrText>
         </w:r>
         <w:r>
           <w:rPr>
@@ -3736,7 +3736,7 @@
           <w:lang w:eastAsia="nl-NL"/>
         </w:rPr>
       </w:pPr>
-      <w:hyperlink w:anchor="_Toc242686917" w:history="1">
+      <w:hyperlink w:anchor="_Toc242687108" w:history="1">
         <w:r>
           <w:rPr>
             <w:rStyle w:val="Hyperlink"/>
@@ -3783,7 +3783,7 @@
             <w:noProof/>
             <w:webHidden/>
           </w:rPr>
-          <w:instrText xml:space="preserve"> PAGEREF _Toc242686917 \h </w:instrText>
+          <w:instrText xml:space="preserve"> PAGEREF _Toc242687108 \h </w:instrText>
         </w:r>
         <w:r>
           <w:rPr>
@@ -3830,7 +3830,7 @@
           <w:lang w:eastAsia="nl-NL"/>
         </w:rPr>
       </w:pPr>
-      <w:hyperlink w:anchor="_Toc242686918" w:history="1">
+      <w:hyperlink w:anchor="_Toc242687109" w:history="1">
         <w:r>
           <w:rPr>
             <w:rStyle w:val="Hyperlink"/>
@@ -3877,7 +3877,7 @@
             <w:noProof/>
             <w:webHidden/>
           </w:rPr>
-          <w:instrText xml:space="preserve"> PAGEREF _Toc242686918 \h </w:instrText>
+          <w:instrText xml:space="preserve"> PAGEREF _Toc242687109 \h </w:instrText>
         </w:r>
         <w:r>
           <w:rPr>
@@ -3924,7 +3924,7 @@
           <w:lang w:eastAsia="nl-NL"/>
         </w:rPr>
       </w:pPr>
-      <w:hyperlink w:anchor="_Toc242686919" w:history="1">
+      <w:hyperlink w:anchor="_Toc242687110" w:history="1">
         <w:r>
           <w:rPr>
             <w:rStyle w:val="Hyperlink"/>
@@ -3971,7 +3971,7 @@
             <w:noProof/>
             <w:webHidden/>
           </w:rPr>
-          <w:instrText xml:space="preserve"> PAGEREF _Toc242686919 \h </w:instrText>
+          <w:instrText xml:space="preserve"> PAGEREF _Toc242687110 \h </w:instrText>
         </w:r>
         <w:r>
           <w:rPr>
@@ -4018,7 +4018,7 @@
           <w:lang w:eastAsia="nl-NL"/>
         </w:rPr>
       </w:pPr>
-      <w:hyperlink w:anchor="_Toc242686920" w:history="1">
+      <w:hyperlink w:anchor="_Toc242687111" w:history="1">
         <w:r>
           <w:rPr>
             <w:rStyle w:val="Hyperlink"/>
@@ -4063,7 +4063,7 @@
             <w:noProof/>
             <w:webHidden/>
           </w:rPr>
-          <w:instrText xml:space="preserve"> PAGEREF _Toc242686920 \h </w:instrText>
+          <w:instrText xml:space="preserve"> PAGEREF _Toc242687111 \h </w:instrText>
         </w:r>
         <w:r>
           <w:rPr>
@@ -4110,7 +4110,7 @@
           <w:lang w:eastAsia="nl-NL"/>
         </w:rPr>
       </w:pPr>
-      <w:hyperlink w:anchor="_Toc242686921" w:history="1">
+      <w:hyperlink w:anchor="_Toc242687112" w:history="1">
         <w:r>
           <w:rPr>
             <w:rStyle w:val="Hyperlink"/>
@@ -4155,7 +4155,7 @@
             <w:noProof/>
             <w:webHidden/>
           </w:rPr>
-          <w:instrText xml:space="preserve"> PAGEREF _Toc242686921 \h </w:instrText>
+          <w:instrText xml:space="preserve"> PAGEREF _Toc242687112 \h </w:instrText>
         </w:r>
         <w:r>
           <w:rPr>
@@ -4202,7 +4202,7 @@
           <w:lang w:eastAsia="nl-NL"/>
         </w:rPr>
       </w:pPr>
-      <w:hyperlink w:anchor="_Toc242686922" w:history="1">
+      <w:hyperlink w:anchor="_Toc242687113" w:history="1">
         <w:r>
           <w:rPr>
             <w:rStyle w:val="Hyperlink"/>
@@ -4279,7 +4279,7 @@
             <w:noProof/>
             <w:webHidden/>
           </w:rPr>
-          <w:instrText xml:space="preserve"> PAGEREF _Toc242686922 \h </w:instrText>
+          <w:instrText xml:space="preserve"> PAGEREF _Toc242687113 \h </w:instrText>
         </w:r>
         <w:r>
           <w:rPr>
@@ -4326,7 +4326,7 @@
           <w:lang w:eastAsia="nl-NL"/>
         </w:rPr>
       </w:pPr>
-      <w:hyperlink w:anchor="_Toc242686923" w:history="1">
+      <w:hyperlink w:anchor="_Toc242687114" w:history="1">
         <w:r>
           <w:rPr>
             <w:rStyle w:val="Hyperlink"/>
@@ -4371,7 +4371,7 @@
             <w:noProof/>
             <w:webHidden/>
           </w:rPr>
-          <w:instrText xml:space="preserve"> PAGEREF _Toc242686923 \h </w:instrText>
+          <w:instrText xml:space="preserve"> PAGEREF _Toc242687114 \h </w:instrText>
         </w:r>
         <w:r>
           <w:rPr>
@@ -4418,7 +4418,7 @@
           <w:lang w:eastAsia="nl-NL"/>
         </w:rPr>
       </w:pPr>
-      <w:hyperlink w:anchor="_Toc242686924" w:history="1">
+      <w:hyperlink w:anchor="_Toc242687115" w:history="1">
         <w:r>
           <w:rPr>
             <w:rStyle w:val="Hyperlink"/>
@@ -4463,7 +4463,7 @@
             <w:noProof/>
             <w:webHidden/>
           </w:rPr>
-          <w:instrText xml:space="preserve"> PAGEREF _Toc242686924 \h </w:instrText>
+          <w:instrText xml:space="preserve"> PAGEREF _Toc242687115 \h </w:instrText>
         </w:r>
         <w:r>
           <w:rPr>
@@ -4510,7 +4510,7 @@
           <w:lang w:eastAsia="nl-NL"/>
         </w:rPr>
       </w:pPr>
-      <w:hyperlink w:anchor="_Toc242686925" w:history="1">
+      <w:hyperlink w:anchor="_Toc242687116" w:history="1">
         <w:r>
           <w:rPr>
             <w:rStyle w:val="Hyperlink"/>
@@ -4555,7 +4555,7 @@
             <w:noProof/>
             <w:webHidden/>
           </w:rPr>
-          <w:instrText xml:space="preserve"> PAGEREF _Toc242686925 \h </w:instrText>
+          <w:instrText xml:space="preserve"> PAGEREF _Toc242687116 \h </w:instrText>
         </w:r>
         <w:r>
           <w:rPr>
@@ -4602,7 +4602,7 @@
           <w:lang w:eastAsia="nl-NL"/>
         </w:rPr>
       </w:pPr>
-      <w:hyperlink w:anchor="_Toc242686926" w:history="1">
+      <w:hyperlink w:anchor="_Toc242687117" w:history="1">
         <w:r>
           <w:rPr>
             <w:rStyle w:val="Hyperlink"/>
@@ -4647,7 +4647,7 @@
             <w:noProof/>
             <w:webHidden/>
           </w:rPr>
-          <w:instrText xml:space="preserve"> PAGEREF _Toc242686926 \h </w:instrText>
+          <w:instrText xml:space="preserve"> PAGEREF _Toc242687117 \h </w:instrText>
         </w:r>
         <w:r>
           <w:rPr>
@@ -4694,7 +4694,7 @@
           <w:lang w:eastAsia="nl-NL"/>
         </w:rPr>
       </w:pPr>
-      <w:hyperlink w:anchor="_Toc242686927" w:history="1">
+      <w:hyperlink w:anchor="_Toc242687118" w:history="1">
         <w:r>
           <w:rPr>
             <w:rStyle w:val="Hyperlink"/>
@@ -4739,7 +4739,7 @@
             <w:noProof/>
             <w:webHidden/>
           </w:rPr>
-          <w:instrText xml:space="preserve"> PAGEREF _Toc242686927 \h </w:instrText>
+          <w:instrText xml:space="preserve"> PAGEREF _Toc242687118 \h </w:instrText>
         </w:r>
         <w:r>
           <w:rPr>
@@ -4786,7 +4786,7 @@
           <w:lang w:eastAsia="nl-NL"/>
         </w:rPr>
       </w:pPr>
-      <w:hyperlink w:anchor="_Toc242686928" w:history="1">
+      <w:hyperlink w:anchor="_Toc242687119" w:history="1">
         <w:r>
           <w:rPr>
             <w:rStyle w:val="Hyperlink"/>
@@ -4831,7 +4831,7 @@
             <w:noProof/>
             <w:webHidden/>
           </w:rPr>
-          <w:instrText xml:space="preserve"> PAGEREF _Toc242686928 \h </w:instrText>
+          <w:instrText xml:space="preserve"> PAGEREF _Toc242687119 \h </w:instrText>
         </w:r>
         <w:r>
           <w:rPr>
@@ -4878,7 +4878,7 @@
           <w:lang w:eastAsia="nl-NL"/>
         </w:rPr>
       </w:pPr>
-      <w:hyperlink w:anchor="_Toc242686929" w:history="1">
+      <w:hyperlink w:anchor="_Toc242687120" w:history="1">
         <w:r>
           <w:rPr>
             <w:rStyle w:val="Hyperlink"/>
@@ -4923,7 +4923,7 @@
             <w:noProof/>
             <w:webHidden/>
           </w:rPr>
-          <w:instrText xml:space="preserve"> PAGEREF _Toc242686929 \h </w:instrText>
+          <w:instrText xml:space="preserve"> PAGEREF _Toc242687120 \h </w:instrText>
         </w:r>
         <w:r>
           <w:rPr>
@@ -4970,7 +4970,7 @@
           <w:lang w:eastAsia="nl-NL"/>
         </w:rPr>
       </w:pPr>
-      <w:hyperlink w:anchor="_Toc242686930" w:history="1">
+      <w:hyperlink w:anchor="_Toc242687121" w:history="1">
         <w:r>
           <w:rPr>
             <w:rStyle w:val="Hyperlink"/>
@@ -5015,7 +5015,7 @@
             <w:noProof/>
             <w:webHidden/>
           </w:rPr>
-          <w:instrText xml:space="preserve"> PAGEREF _Toc242686930 \h </w:instrText>
+          <w:instrText xml:space="preserve"> PAGEREF _Toc242687121 \h </w:instrText>
         </w:r>
         <w:r>
           <w:rPr>
@@ -5062,7 +5062,7 @@
           <w:lang w:eastAsia="nl-NL"/>
         </w:rPr>
       </w:pPr>
-      <w:hyperlink w:anchor="_Toc242686931" w:history="1">
+      <w:hyperlink w:anchor="_Toc242687122" w:history="1">
         <w:r>
           <w:rPr>
             <w:rStyle w:val="Hyperlink"/>
@@ -5107,7 +5107,7 @@
             <w:noProof/>
             <w:webHidden/>
           </w:rPr>
-          <w:instrText xml:space="preserve"> PAGEREF _Toc242686931 \h </w:instrText>
+          <w:instrText xml:space="preserve"> PAGEREF _Toc242687122 \h </w:instrText>
         </w:r>
         <w:r>
           <w:rPr>
@@ -5160,7 +5160,7 @@
         </w:numPr>
       </w:pPr>
       <w:bookmarkStart w:id="1" w:name="k1"/>
-      <w:bookmarkStart w:id="2" w:name="_Toc242686879"/>
+      <w:bookmarkStart w:id="2" w:name="_Toc242687070"/>
       <w:r>
         <w:t>DOEL VAN DE APPLICATIE.</w:t>
       </w:r>
@@ -5242,7 +5242,7 @@
         </w:numPr>
       </w:pPr>
       <w:bookmarkStart w:id="3" w:name="k2"/>
-      <w:bookmarkStart w:id="4" w:name="_Toc242686880"/>
+      <w:bookmarkStart w:id="4" w:name="_Toc242687071"/>
       <w:r>
         <w:t>BESTANDEN.</w:t>
       </w:r>
@@ -6379,7 +6379,7 @@
                 <w:sz w:val="16"/>
                 <w:szCs w:val="16"/>
               </w:rPr>
-              <w:t xml:space="preserve">) en een PDF in de TVB-huisstijl, op basis van het TVB-sjabloon </w:t>
+              <w:t xml:space="preserve">) en een PDF in de TVB-huisstijl, op basis van het sjabloon </w:t>
             </w:r>
             <w:r>
               <w:rPr>
@@ -6387,14 +6387,14 @@
                 <w:sz w:val="14"/>
                 <w:shd w:val="clear" w:color="auto" w:fill="EEF4F2"/>
               </w:rPr>
-              <w:t>tvbsjabloon.docx</w:t>
+              <w:t>docs/tvbsjabloon.docx</w:t>
             </w:r>
             <w:r>
               <w:rPr>
                 <w:sz w:val="16"/>
                 <w:szCs w:val="16"/>
               </w:rPr>
-              <w:t xml:space="preserve"> (dat staat niet in de repository, vraag het op bij TVB): voorblad, inhoudsopgave, genummerde koppen, tabellen en opsommingstekens. Nodig: Node.js en Microsoft Word. De </w:t>
+              <w:t xml:space="preserve">: voorblad, inhoudsopgave, genummerde koppen, tabellen en opsommingstekens. Nodig: Node.js en Microsoft Word. De </w:t>
             </w:r>
             <w:r>
               <w:rPr>
@@ -7338,7 +7338,7 @@
         </w:numPr>
       </w:pPr>
       <w:bookmarkStart w:id="5" w:name="k3"/>
-      <w:bookmarkStart w:id="6" w:name="_Toc242686881"/>
+      <w:bookmarkStart w:id="6" w:name="_Toc242687072"/>
       <w:r>
         <w:t>DE WEBSITE STARTEN.</w:t>
       </w:r>
@@ -7560,7 +7560,7 @@
         </w:numPr>
       </w:pPr>
       <w:bookmarkStart w:id="7" w:name="k4"/>
-      <w:bookmarkStart w:id="8" w:name="_Toc242686882"/>
+      <w:bookmarkStart w:id="8" w:name="_Toc242687073"/>
       <w:r>
         <w:t>GEBRUIKERSHANDLEIDING.</w:t>
       </w:r>
@@ -7573,7 +7573,7 @@
         <w:keepNext/>
       </w:pPr>
       <w:bookmarkStart w:id="9" w:name="k5"/>
-      <w:bookmarkStart w:id="10" w:name="_Toc242686883"/>
+      <w:bookmarkStart w:id="10" w:name="_Toc242687074"/>
       <w:r>
         <w:t>EEN MEDEWERKER ZOEKEN</w:t>
       </w:r>
@@ -7628,7 +7628,7 @@
         <w:keepNext/>
       </w:pPr>
       <w:bookmarkStart w:id="11" w:name="k6"/>
-      <w:bookmarkStart w:id="12" w:name="_Toc242686884"/>
+      <w:bookmarkStart w:id="12" w:name="_Toc242687075"/>
       <w:r>
         <w:t>EEN PRODUCT REGISTREREN</w:t>
       </w:r>
@@ -7839,7 +7839,7 @@
         <w:keepNext/>
       </w:pPr>
       <w:bookmarkStart w:id="13" w:name="k7"/>
-      <w:bookmarkStart w:id="14" w:name="_Toc242686885"/>
+      <w:bookmarkStart w:id="14" w:name="_Toc242687076"/>
       <w:r>
         <w:t>ADMIN-DASHBOARD OPENEN</w:t>
       </w:r>
@@ -7970,7 +7970,7 @@
         <w:keepNext/>
       </w:pPr>
       <w:bookmarkStart w:id="15" w:name="k8"/>
-      <w:bookmarkStart w:id="16" w:name="_Toc242686886"/>
+      <w:bookmarkStart w:id="16" w:name="_Toc242687077"/>
       <w:r>
         <w:t>REGISTRATIES BEHEREN</w:t>
       </w:r>
@@ -8201,7 +8201,7 @@
         <w:keepNext/>
       </w:pPr>
       <w:bookmarkStart w:id="17" w:name="k9"/>
-      <w:bookmarkStart w:id="18" w:name="_Toc242686887"/>
+      <w:bookmarkStart w:id="18" w:name="_Toc242687078"/>
       <w:r>
         <w:t>MEDEWERKERS BEHEREN</w:t>
       </w:r>
@@ -8521,7 +8521,7 @@
         <w:keepNext/>
       </w:pPr>
       <w:bookmarkStart w:id="19" w:name="k10"/>
-      <w:bookmarkStart w:id="20" w:name="_Toc242686888"/>
+      <w:bookmarkStart w:id="20" w:name="_Toc242687079"/>
       <w:r>
         <w:t>PRODUCTEN BEHEREN</w:t>
       </w:r>
@@ -8649,7 +8649,7 @@
         <w:keepNext/>
       </w:pPr>
       <w:bookmarkStart w:id="21" w:name="k11"/>
-      <w:bookmarkStart w:id="22" w:name="_Toc242686889"/>
+      <w:bookmarkStart w:id="22" w:name="_Toc242687080"/>
       <w:r>
         <w:t>BEDRIJVEN EN CONSUMPTIEPUNTEN BEHEREN</w:t>
       </w:r>
@@ -8812,7 +8812,7 @@
         <w:keepNext/>
       </w:pPr>
       <w:bookmarkStart w:id="23" w:name="k12"/>
-      <w:bookmarkStart w:id="24" w:name="_Toc242686890"/>
+      <w:bookmarkStart w:id="24" w:name="_Toc242687081"/>
       <w:r>
         <w:t>VOORRAAD BEHEREN</w:t>
       </w:r>
@@ -9030,7 +9030,7 @@
         <w:keepNext/>
       </w:pPr>
       <w:bookmarkStart w:id="25" w:name="k13"/>
-      <w:bookmarkStart w:id="26" w:name="_Toc242686891"/>
+      <w:bookmarkStart w:id="26" w:name="_Toc242687082"/>
       <w:r>
         <w:t>LOGBOEK BEKIJKEN</w:t>
       </w:r>
@@ -9070,7 +9070,7 @@
         <w:keepNext/>
       </w:pPr>
       <w:bookmarkStart w:id="27" w:name="k14"/>
-      <w:bookmarkStart w:id="28" w:name="_Toc242686892"/>
+      <w:bookmarkStart w:id="28" w:name="_Toc242687083"/>
       <w:r>
         <w:t>ALLE GEGEVENS WISSEN</w:t>
       </w:r>
@@ -9196,7 +9196,7 @@
         <w:keepNext/>
       </w:pPr>
       <w:bookmarkStart w:id="29" w:name="k15"/>
-      <w:bookmarkStart w:id="30" w:name="_Toc242686893"/>
+      <w:bookmarkStart w:id="30" w:name="_Toc242687084"/>
       <w:r>
         <w:t>MODAL SLUITEN EN UITLOGGEN</w:t>
       </w:r>
@@ -9225,7 +9225,7 @@
         <w:keepNext/>
       </w:pPr>
       <w:bookmarkStart w:id="31" w:name="k16"/>
-      <w:bookmarkStart w:id="32" w:name="_Toc242686894"/>
+      <w:bookmarkStart w:id="32" w:name="_Toc242687085"/>
       <w:r>
         <w:t>CSV EXPORTEREN</w:t>
       </w:r>
@@ -9562,7 +9562,7 @@
         <w:keepNext/>
       </w:pPr>
       <w:bookmarkStart w:id="33" w:name="k17"/>
-      <w:bookmarkStart w:id="34" w:name="_Toc242686895"/>
+      <w:bookmarkStart w:id="34" w:name="_Toc242687086"/>
       <w:r>
         <w:t>LICHT OF DONKER THEMA</w:t>
       </w:r>
@@ -9669,7 +9669,7 @@
         <w:keepNext/>
       </w:pPr>
       <w:bookmarkStart w:id="35" w:name="k18"/>
-      <w:bookmarkStart w:id="36" w:name="_Toc242686896"/>
+      <w:bookmarkStart w:id="36" w:name="_Toc242687087"/>
       <w:r>
         <w:t>WELKOM EN "ZELFDE ALS VORIGE KEER"</w:t>
       </w:r>
@@ -9742,7 +9742,7 @@
         <w:keepNext/>
       </w:pPr>
       <w:bookmarkStart w:id="37" w:name="k19"/>
-      <w:bookmarkStart w:id="38" w:name="_Toc242686897"/>
+      <w:bookmarkStart w:id="38" w:name="_Toc242687088"/>
       <w:r>
         <w:t>DEMO GEZICHTSHERKENNING</w:t>
       </w:r>
@@ -9950,7 +9950,7 @@
         <w:keepNext/>
       </w:pPr>
       <w:bookmarkStart w:id="39" w:name="k20"/>
-      <w:bookmarkStart w:id="40" w:name="_Toc242686898"/>
+      <w:bookmarkStart w:id="40" w:name="_Toc242687089"/>
       <w:r>
         <w:t>HERKENNEN MET DE PAS</w:t>
       </w:r>
@@ -10144,7 +10144,7 @@
         </w:numPr>
       </w:pPr>
       <w:bookmarkStart w:id="41" w:name="k21"/>
-      <w:bookmarkStart w:id="42" w:name="_Toc242686899"/>
+      <w:bookmarkStart w:id="42" w:name="_Toc242687090"/>
       <w:r>
         <w:t xml:space="preserve">UITLEG VAN </w:t>
       </w:r>
@@ -10168,7 +10168,7 @@
         <w:keepNext/>
       </w:pPr>
       <w:bookmarkStart w:id="43" w:name="k22"/>
-      <w:bookmarkStart w:id="44" w:name="_Toc242686900"/>
+      <w:bookmarkStart w:id="44" w:name="_Toc242687091"/>
       <w:r>
         <w:t>METADATA EN EXTERNE BESTANDEN</w:t>
       </w:r>
@@ -10444,7 +10444,7 @@
         <w:keepNext/>
       </w:pPr>
       <w:bookmarkStart w:id="45" w:name="k23"/>
-      <w:bookmarkStart w:id="46" w:name="_Toc242686901"/>
+      <w:bookmarkStart w:id="46" w:name="_Toc242687092"/>
       <w:r>
         <w:t>NAVIGATIEBALK</w:t>
       </w:r>
@@ -10657,7 +10657,7 @@
         <w:keepNext/>
       </w:pPr>
       <w:bookmarkStart w:id="47" w:name="k24"/>
-      <w:bookmarkStart w:id="48" w:name="_Toc242686902"/>
+      <w:bookmarkStart w:id="48" w:name="_Toc242687093"/>
       <w:r>
         <w:t>HERO-GEDEELTE</w:t>
       </w:r>
@@ -10702,7 +10702,7 @@
         <w:keepNext/>
       </w:pPr>
       <w:bookmarkStart w:id="49" w:name="k25"/>
-      <w:bookmarkStart w:id="50" w:name="_Toc242686903"/>
+      <w:bookmarkStart w:id="50" w:name="_Toc242687094"/>
       <w:r>
         <w:t>MEDEWERKERLIJST</w:t>
       </w:r>
@@ -10965,7 +10965,7 @@
         <w:keepNext/>
       </w:pPr>
       <w:bookmarkStart w:id="51" w:name="k26"/>
-      <w:bookmarkStart w:id="52" w:name="_Toc242686904"/>
+      <w:bookmarkStart w:id="52" w:name="_Toc242687095"/>
       <w:r>
         <w:t>STATISTIEKEN</w:t>
       </w:r>
@@ -11048,7 +11048,7 @@
         <w:keepNext/>
       </w:pPr>
       <w:bookmarkStart w:id="53" w:name="k27"/>
-      <w:bookmarkStart w:id="54" w:name="_Toc242686905"/>
+      <w:bookmarkStart w:id="54" w:name="_Toc242687096"/>
       <w:r>
         <w:t>VENSTERS (MODALS)</w:t>
       </w:r>
@@ -11561,7 +11561,7 @@
         <w:keepNext/>
       </w:pPr>
       <w:bookmarkStart w:id="55" w:name="k28"/>
-      <w:bookmarkStart w:id="56" w:name="_Toc242686906"/>
+      <w:bookmarkStart w:id="56" w:name="_Toc242687097"/>
       <w:r>
         <w:t>WAARSCHUWING BIJ OPENEN ALS LOS BESTAND</w:t>
       </w:r>
@@ -11606,7 +11606,7 @@
         </w:numPr>
       </w:pPr>
       <w:bookmarkStart w:id="57" w:name="k29"/>
-      <w:bookmarkStart w:id="58" w:name="_Toc242686907"/>
+      <w:bookmarkStart w:id="58" w:name="_Toc242687098"/>
       <w:r>
         <w:t xml:space="preserve">UITLEG VAN </w:t>
       </w:r>
@@ -11630,7 +11630,7 @@
         <w:keepNext/>
       </w:pPr>
       <w:bookmarkStart w:id="59" w:name="k30"/>
-      <w:bookmarkStart w:id="60" w:name="_Toc242686908"/>
+      <w:bookmarkStart w:id="60" w:name="_Toc242687099"/>
       <w:r>
         <w:t>CSS-VARIABELEN</w:t>
       </w:r>
@@ -12239,7 +12239,7 @@
         <w:keepNext/>
       </w:pPr>
       <w:bookmarkStart w:id="61" w:name="k31"/>
-      <w:bookmarkStart w:id="62" w:name="_Toc242686909"/>
+      <w:bookmarkStart w:id="62" w:name="_Toc242687100"/>
       <w:r>
         <w:t>LAYOUT</w:t>
       </w:r>
@@ -12760,7 +12760,7 @@
         <w:keepNext/>
       </w:pPr>
       <w:bookmarkStart w:id="63" w:name="k32"/>
-      <w:bookmarkStart w:id="64" w:name="_Toc242686910"/>
+      <w:bookmarkStart w:id="64" w:name="_Toc242687101"/>
       <w:r>
         <w:t>COMPONENTEN</w:t>
       </w:r>
@@ -12983,7 +12983,7 @@
         </w:numPr>
       </w:pPr>
       <w:bookmarkStart w:id="65" w:name="k33"/>
-      <w:bookmarkStart w:id="66" w:name="_Toc242686911"/>
+      <w:bookmarkStart w:id="66" w:name="_Toc242687102"/>
       <w:r>
         <w:t>UITLEG VAN DE JAVASCRIPT (</w:t>
       </w:r>
@@ -13007,7 +13007,7 @@
         <w:keepNext/>
       </w:pPr>
       <w:bookmarkStart w:id="67" w:name="k34"/>
-      <w:bookmarkStart w:id="68" w:name="_Toc242686912"/>
+      <w:bookmarkStart w:id="68" w:name="_Toc242687103"/>
       <w:r>
         <w:t>OPSLAG EN VOORBEELDDATA</w:t>
       </w:r>
@@ -13784,7 +13784,7 @@
         <w:keepNext/>
       </w:pPr>
       <w:bookmarkStart w:id="69" w:name="k35"/>
-      <w:bookmarkStart w:id="70" w:name="_Toc242686913"/>
+      <w:bookmarkStart w:id="70" w:name="_Toc242687104"/>
       <w:r>
         <w:t>OBJECTGEORIËNTEERDE STRUCTUUR</w:t>
       </w:r>
@@ -16470,7 +16470,7 @@
         <w:keepNext/>
       </w:pPr>
       <w:bookmarkStart w:id="80" w:name="k45"/>
-      <w:bookmarkStart w:id="81" w:name="_Toc242686914"/>
+      <w:bookmarkStart w:id="81" w:name="_Toc242687105"/>
       <w:r>
         <w:rPr>
           <w:rFonts w:ascii="Consolas" w:hAnsi="Consolas" w:cs="Consolas"/>
@@ -16611,7 +16611,7 @@
         <w:keepNext/>
       </w:pPr>
       <w:bookmarkStart w:id="82" w:name="k46"/>
-      <w:bookmarkStart w:id="83" w:name="_Toc242686915"/>
+      <w:bookmarkStart w:id="83" w:name="_Toc242687106"/>
       <w:r>
         <w:rPr>
           <w:rFonts w:ascii="Consolas" w:hAnsi="Consolas" w:cs="Consolas"/>
@@ -16688,7 +16688,7 @@
         <w:keepNext/>
       </w:pPr>
       <w:bookmarkStart w:id="84" w:name="k47"/>
-      <w:bookmarkStart w:id="85" w:name="_Toc242686916"/>
+      <w:bookmarkStart w:id="85" w:name="_Toc242687107"/>
       <w:r>
         <w:rPr>
           <w:rFonts w:ascii="Consolas" w:hAnsi="Consolas" w:cs="Consolas"/>
@@ -16837,7 +16837,7 @@
         <w:keepNext/>
       </w:pPr>
       <w:bookmarkStart w:id="86" w:name="k48"/>
-      <w:bookmarkStart w:id="87" w:name="_Toc242686917"/>
+      <w:bookmarkStart w:id="87" w:name="_Toc242687108"/>
       <w:r>
         <w:rPr>
           <w:rFonts w:ascii="Consolas" w:hAnsi="Consolas" w:cs="Consolas"/>
@@ -16904,7 +16904,7 @@
         <w:keepNext/>
       </w:pPr>
       <w:bookmarkStart w:id="88" w:name="k49"/>
-      <w:bookmarkStart w:id="89" w:name="_Toc242686918"/>
+      <w:bookmarkStart w:id="89" w:name="_Toc242687109"/>
       <w:r>
         <w:rPr>
           <w:rFonts w:ascii="Consolas" w:hAnsi="Consolas" w:cs="Consolas"/>
@@ -17004,7 +17004,7 @@
         <w:keepNext/>
       </w:pPr>
       <w:bookmarkStart w:id="90" w:name="k50"/>
-      <w:bookmarkStart w:id="91" w:name="_Toc242686919"/>
+      <w:bookmarkStart w:id="91" w:name="_Toc242687110"/>
       <w:r>
         <w:rPr>
           <w:rFonts w:ascii="Consolas" w:hAnsi="Consolas" w:cs="Consolas"/>
@@ -17049,7 +17049,7 @@
         <w:keepNext/>
       </w:pPr>
       <w:bookmarkStart w:id="92" w:name="k51"/>
-      <w:bookmarkStart w:id="93" w:name="_Toc242686920"/>
+      <w:bookmarkStart w:id="93" w:name="_Toc242687111"/>
       <w:r>
         <w:t>OPSLAGFOUTEN EN TERUGDRAAIEN</w:t>
       </w:r>
@@ -17089,7 +17089,7 @@
         <w:keepNext/>
       </w:pPr>
       <w:bookmarkStart w:id="94" w:name="k52"/>
-      <w:bookmarkStart w:id="95" w:name="_Toc242686921"/>
+      <w:bookmarkStart w:id="95" w:name="_Toc242687112"/>
       <w:r>
         <w:t>ADMINFUNCTIES</w:t>
       </w:r>
@@ -17335,7 +17335,7 @@
         <w:keepNext/>
       </w:pPr>
       <w:bookmarkStart w:id="96" w:name="k53"/>
-      <w:bookmarkStart w:id="97" w:name="_Toc242686922"/>
+      <w:bookmarkStart w:id="97" w:name="_Toc242687113"/>
       <w:r>
         <w:t xml:space="preserve">CSV-EXPORT (CLASS </w:t>
       </w:r>
@@ -17743,7 +17743,7 @@
         <w:keepNext/>
       </w:pPr>
       <w:bookmarkStart w:id="98" w:name="k54"/>
-      <w:bookmarkStart w:id="99" w:name="_Toc242686923"/>
+      <w:bookmarkStart w:id="99" w:name="_Toc242687114"/>
       <w:r>
         <w:t>EVENT LISTENERS</w:t>
       </w:r>
@@ -18348,7 +18348,7 @@
         </w:numPr>
       </w:pPr>
       <w:bookmarkStart w:id="100" w:name="k55"/>
-      <w:bookmarkStart w:id="101" w:name="_Toc242686924"/>
+      <w:bookmarkStart w:id="101" w:name="_Toc242687115"/>
       <w:r>
         <w:t>DATAMODEL EN KOPPELINGEN.</w:t>
       </w:r>
@@ -18366,7 +18366,7 @@
         <w:keepNext/>
       </w:pPr>
       <w:bookmarkStart w:id="102" w:name="k56"/>
-      <w:bookmarkStart w:id="103" w:name="_Toc242686925"/>
+      <w:bookmarkStart w:id="103" w:name="_Toc242687116"/>
       <w:r>
         <w:t>BEDRIJVEN</w:t>
       </w:r>
@@ -18577,7 +18577,7 @@
         <w:keepNext/>
       </w:pPr>
       <w:bookmarkStart w:id="104" w:name="k57"/>
-      <w:bookmarkStart w:id="105" w:name="_Toc242686926"/>
+      <w:bookmarkStart w:id="105" w:name="_Toc242687117"/>
       <w:r>
         <w:t>CONSUMPTIEPUNTEN</w:t>
       </w:r>
@@ -18896,7 +18896,7 @@
         <w:keepNext/>
       </w:pPr>
       <w:bookmarkStart w:id="106" w:name="k58"/>
-      <w:bookmarkStart w:id="107" w:name="_Toc242686927"/>
+      <w:bookmarkStart w:id="107" w:name="_Toc242687118"/>
       <w:r>
         <w:t>MEDEWERKERS</w:t>
       </w:r>
@@ -19452,7 +19452,7 @@
         <w:keepNext/>
       </w:pPr>
       <w:bookmarkStart w:id="108" w:name="k59"/>
-      <w:bookmarkStart w:id="109" w:name="_Toc242686928"/>
+      <w:bookmarkStart w:id="109" w:name="_Toc242687119"/>
       <w:r>
         <w:t>REGISTRATIES</w:t>
       </w:r>
@@ -20018,7 +20018,7 @@
         </w:numPr>
       </w:pPr>
       <w:bookmarkStart w:id="110" w:name="k60"/>
-      <w:bookmarkStart w:id="111" w:name="_Toc242686929"/>
+      <w:bookmarkStart w:id="111" w:name="_Toc242687120"/>
       <w:r>
         <w:t>BELANGRIJKE DEMO-BEPERKINGEN.</w:t>
       </w:r>
@@ -20309,7 +20309,7 @@
         </w:numPr>
       </w:pPr>
       <w:bookmarkStart w:id="112" w:name="k61"/>
-      <w:bookmarkStart w:id="113" w:name="_Toc242686930"/>
+      <w:bookmarkStart w:id="113" w:name="_Toc242687121"/>
       <w:r>
         <w:t>CODE UITLEGGEN TIJDENS EEN PRESENTATIE.</w:t>
       </w:r>
@@ -20594,7 +20594,7 @@
         </w:numPr>
       </w:pPr>
       <w:bookmarkStart w:id="114" w:name="k62"/>
-      <w:bookmarkStart w:id="115" w:name="_Toc242686931"/>
+      <w:bookmarkStart w:id="115" w:name="_Toc242687122"/>
       <w:r>
         <w:t>MOGELIJKE VERVOLGSTAPPEN.</w:t>
       </w:r>
@@ -20621,7 +20621,7 @@
       </w:r>
       <w:r>
         <w:tab/>
-        <w:t>Kies een backend, bijvoorbeeld PHP, .NET of een beheerde dienst. Node.js valt af: TVB gebruikt het bij voorkeur niet voor de eigen software (in dit project alleen voor de tests, de CI en het maken van de Word-bestanden).</w:t>
+        <w:t>Kies een backend, bijvoorbeeld PHP, Node.js of een beheerde dienst.</w:t>
       </w:r>
     </w:p>
     <w:p>
@@ -20813,8 +20813,6 @@
       </w:r>
       <w:r>
         <w:tab/>
-      </w:r>
-      <w:r>
         <w:t>Voeg naast het maandfilter ook jaar- en periodefilters toe.</w:t>
       </w:r>
     </w:p>

--- a/docs/DOCUMENTATIE.docx
+++ b/docs/DOCUMENTATIE.docx
@@ -82,7 +82,7 @@
           <w:numId w:val="0"/>
         </w:numPr>
       </w:pPr>
-      <w:bookmarkStart w:id="0" w:name="_Toc242687069"/>
+      <w:bookmarkStart w:id="0" w:name="_Toc242688983"/>
       <w:r>
         <w:t>INHOUDSOPGAVE.</w:t>
       </w:r>
@@ -112,7 +112,7 @@
       <w:r>
         <w:fldChar w:fldCharType="separate"/>
       </w:r>
-      <w:hyperlink w:anchor="_Toc242687069" w:history="1">
+      <w:hyperlink w:anchor="_Toc242688983" w:history="1">
         <w:r>
           <w:rPr>
             <w:rStyle w:val="Hyperlink"/>
@@ -139,7 +139,7 @@
             <w:noProof/>
             <w:webHidden/>
           </w:rPr>
-          <w:instrText xml:space="preserve"> PAGEREF _Toc242687069 \h </w:instrText>
+          <w:instrText xml:space="preserve"> PAGEREF _Toc242688983 \h </w:instrText>
         </w:r>
         <w:r>
           <w:rPr>
@@ -186,7 +186,7 @@
           <w:lang w:eastAsia="nl-NL"/>
         </w:rPr>
       </w:pPr>
-      <w:hyperlink w:anchor="_Toc242687070" w:history="1">
+      <w:hyperlink w:anchor="_Toc242688984" w:history="1">
         <w:r>
           <w:rPr>
             <w:rStyle w:val="Hyperlink"/>
@@ -231,7 +231,7 @@
             <w:noProof/>
             <w:webHidden/>
           </w:rPr>
-          <w:instrText xml:space="preserve"> PAGEREF _Toc242687070 \h </w:instrText>
+          <w:instrText xml:space="preserve"> PAGEREF _Toc242688984 \h </w:instrText>
         </w:r>
         <w:r>
           <w:rPr>
@@ -278,7 +278,7 @@
           <w:lang w:eastAsia="nl-NL"/>
         </w:rPr>
       </w:pPr>
-      <w:hyperlink w:anchor="_Toc242687071" w:history="1">
+      <w:hyperlink w:anchor="_Toc242688985" w:history="1">
         <w:r>
           <w:rPr>
             <w:rStyle w:val="Hyperlink"/>
@@ -323,7 +323,7 @@
             <w:noProof/>
             <w:webHidden/>
           </w:rPr>
-          <w:instrText xml:space="preserve"> PAGEREF _Toc242687071 \h </w:instrText>
+          <w:instrText xml:space="preserve"> PAGEREF _Toc242688985 \h </w:instrText>
         </w:r>
         <w:r>
           <w:rPr>
@@ -370,7 +370,7 @@
           <w:lang w:eastAsia="nl-NL"/>
         </w:rPr>
       </w:pPr>
-      <w:hyperlink w:anchor="_Toc242687072" w:history="1">
+      <w:hyperlink w:anchor="_Toc242688986" w:history="1">
         <w:r>
           <w:rPr>
             <w:rStyle w:val="Hyperlink"/>
@@ -415,7 +415,7 @@
             <w:noProof/>
             <w:webHidden/>
           </w:rPr>
-          <w:instrText xml:space="preserve"> PAGEREF _Toc242687072 \h </w:instrText>
+          <w:instrText xml:space="preserve"> PAGEREF _Toc242688986 \h </w:instrText>
         </w:r>
         <w:r>
           <w:rPr>
@@ -462,7 +462,7 @@
           <w:lang w:eastAsia="nl-NL"/>
         </w:rPr>
       </w:pPr>
-      <w:hyperlink w:anchor="_Toc242687073" w:history="1">
+      <w:hyperlink w:anchor="_Toc242688987" w:history="1">
         <w:r>
           <w:rPr>
             <w:rStyle w:val="Hyperlink"/>
@@ -507,7 +507,7 @@
             <w:noProof/>
             <w:webHidden/>
           </w:rPr>
-          <w:instrText xml:space="preserve"> PAGEREF _Toc242687073 \h </w:instrText>
+          <w:instrText xml:space="preserve"> PAGEREF _Toc242688987 \h </w:instrText>
         </w:r>
         <w:r>
           <w:rPr>
@@ -554,7 +554,7 @@
           <w:lang w:eastAsia="nl-NL"/>
         </w:rPr>
       </w:pPr>
-      <w:hyperlink w:anchor="_Toc242687074" w:history="1">
+      <w:hyperlink w:anchor="_Toc242688988" w:history="1">
         <w:r>
           <w:rPr>
             <w:rStyle w:val="Hyperlink"/>
@@ -599,7 +599,7 @@
             <w:noProof/>
             <w:webHidden/>
           </w:rPr>
-          <w:instrText xml:space="preserve"> PAGEREF _Toc242687074 \h </w:instrText>
+          <w:instrText xml:space="preserve"> PAGEREF _Toc242688988 \h </w:instrText>
         </w:r>
         <w:r>
           <w:rPr>
@@ -646,7 +646,7 @@
           <w:lang w:eastAsia="nl-NL"/>
         </w:rPr>
       </w:pPr>
-      <w:hyperlink w:anchor="_Toc242687075" w:history="1">
+      <w:hyperlink w:anchor="_Toc242688989" w:history="1">
         <w:r>
           <w:rPr>
             <w:rStyle w:val="Hyperlink"/>
@@ -691,7 +691,7 @@
             <w:noProof/>
             <w:webHidden/>
           </w:rPr>
-          <w:instrText xml:space="preserve"> PAGEREF _Toc242687075 \h </w:instrText>
+          <w:instrText xml:space="preserve"> PAGEREF _Toc242688989 \h </w:instrText>
         </w:r>
         <w:r>
           <w:rPr>
@@ -738,7 +738,7 @@
           <w:lang w:eastAsia="nl-NL"/>
         </w:rPr>
       </w:pPr>
-      <w:hyperlink w:anchor="_Toc242687076" w:history="1">
+      <w:hyperlink w:anchor="_Toc242688990" w:history="1">
         <w:r>
           <w:rPr>
             <w:rStyle w:val="Hyperlink"/>
@@ -783,7 +783,7 @@
             <w:noProof/>
             <w:webHidden/>
           </w:rPr>
-          <w:instrText xml:space="preserve"> PAGEREF _Toc242687076 \h </w:instrText>
+          <w:instrText xml:space="preserve"> PAGEREF _Toc242688990 \h </w:instrText>
         </w:r>
         <w:r>
           <w:rPr>
@@ -830,7 +830,7 @@
           <w:lang w:eastAsia="nl-NL"/>
         </w:rPr>
       </w:pPr>
-      <w:hyperlink w:anchor="_Toc242687077" w:history="1">
+      <w:hyperlink w:anchor="_Toc242688991" w:history="1">
         <w:r>
           <w:rPr>
             <w:rStyle w:val="Hyperlink"/>
@@ -875,7 +875,7 @@
             <w:noProof/>
             <w:webHidden/>
           </w:rPr>
-          <w:instrText xml:space="preserve"> PAGEREF _Toc242687077 \h </w:instrText>
+          <w:instrText xml:space="preserve"> PAGEREF _Toc242688991 \h </w:instrText>
         </w:r>
         <w:r>
           <w:rPr>
@@ -922,7 +922,7 @@
           <w:lang w:eastAsia="nl-NL"/>
         </w:rPr>
       </w:pPr>
-      <w:hyperlink w:anchor="_Toc242687078" w:history="1">
+      <w:hyperlink w:anchor="_Toc242688992" w:history="1">
         <w:r>
           <w:rPr>
             <w:rStyle w:val="Hyperlink"/>
@@ -967,7 +967,7 @@
             <w:noProof/>
             <w:webHidden/>
           </w:rPr>
-          <w:instrText xml:space="preserve"> PAGEREF _Toc242687078 \h </w:instrText>
+          <w:instrText xml:space="preserve"> PAGEREF _Toc242688992 \h </w:instrText>
         </w:r>
         <w:r>
           <w:rPr>
@@ -1014,7 +1014,7 @@
           <w:lang w:eastAsia="nl-NL"/>
         </w:rPr>
       </w:pPr>
-      <w:hyperlink w:anchor="_Toc242687079" w:history="1">
+      <w:hyperlink w:anchor="_Toc242688993" w:history="1">
         <w:r>
           <w:rPr>
             <w:rStyle w:val="Hyperlink"/>
@@ -1059,7 +1059,7 @@
             <w:noProof/>
             <w:webHidden/>
           </w:rPr>
-          <w:instrText xml:space="preserve"> PAGEREF _Toc242687079 \h </w:instrText>
+          <w:instrText xml:space="preserve"> PAGEREF _Toc242688993 \h </w:instrText>
         </w:r>
         <w:r>
           <w:rPr>
@@ -1106,7 +1106,7 @@
           <w:lang w:eastAsia="nl-NL"/>
         </w:rPr>
       </w:pPr>
-      <w:hyperlink w:anchor="_Toc242687080" w:history="1">
+      <w:hyperlink w:anchor="_Toc242688994" w:history="1">
         <w:r>
           <w:rPr>
             <w:rStyle w:val="Hyperlink"/>
@@ -1151,7 +1151,7 @@
             <w:noProof/>
             <w:webHidden/>
           </w:rPr>
-          <w:instrText xml:space="preserve"> PAGEREF _Toc242687080 \h </w:instrText>
+          <w:instrText xml:space="preserve"> PAGEREF _Toc242688994 \h </w:instrText>
         </w:r>
         <w:r>
           <w:rPr>
@@ -1198,7 +1198,7 @@
           <w:lang w:eastAsia="nl-NL"/>
         </w:rPr>
       </w:pPr>
-      <w:hyperlink w:anchor="_Toc242687081" w:history="1">
+      <w:hyperlink w:anchor="_Toc242688995" w:history="1">
         <w:r>
           <w:rPr>
             <w:rStyle w:val="Hyperlink"/>
@@ -1243,7 +1243,7 @@
             <w:noProof/>
             <w:webHidden/>
           </w:rPr>
-          <w:instrText xml:space="preserve"> PAGEREF _Toc242687081 \h </w:instrText>
+          <w:instrText xml:space="preserve"> PAGEREF _Toc242688995 \h </w:instrText>
         </w:r>
         <w:r>
           <w:rPr>
@@ -1290,7 +1290,7 @@
           <w:lang w:eastAsia="nl-NL"/>
         </w:rPr>
       </w:pPr>
-      <w:hyperlink w:anchor="_Toc242687082" w:history="1">
+      <w:hyperlink w:anchor="_Toc242688996" w:history="1">
         <w:r>
           <w:rPr>
             <w:rStyle w:val="Hyperlink"/>
@@ -1335,7 +1335,7 @@
             <w:noProof/>
             <w:webHidden/>
           </w:rPr>
-          <w:instrText xml:space="preserve"> PAGEREF _Toc242687082 \h </w:instrText>
+          <w:instrText xml:space="preserve"> PAGEREF _Toc242688996 \h </w:instrText>
         </w:r>
         <w:r>
           <w:rPr>
@@ -1382,7 +1382,7 @@
           <w:lang w:eastAsia="nl-NL"/>
         </w:rPr>
       </w:pPr>
-      <w:hyperlink w:anchor="_Toc242687083" w:history="1">
+      <w:hyperlink w:anchor="_Toc242688997" w:history="1">
         <w:r>
           <w:rPr>
             <w:rStyle w:val="Hyperlink"/>
@@ -1427,7 +1427,7 @@
             <w:noProof/>
             <w:webHidden/>
           </w:rPr>
-          <w:instrText xml:space="preserve"> PAGEREF _Toc242687083 \h </w:instrText>
+          <w:instrText xml:space="preserve"> PAGEREF _Toc242688997 \h </w:instrText>
         </w:r>
         <w:r>
           <w:rPr>
@@ -1447,7 +1447,7 @@
             <w:noProof/>
             <w:webHidden/>
           </w:rPr>
-          <w:t>12</w:t>
+          <w:t>13</w:t>
         </w:r>
         <w:r>
           <w:rPr>
@@ -1474,7 +1474,7 @@
           <w:lang w:eastAsia="nl-NL"/>
         </w:rPr>
       </w:pPr>
-      <w:hyperlink w:anchor="_Toc242687084" w:history="1">
+      <w:hyperlink w:anchor="_Toc242688998" w:history="1">
         <w:r>
           <w:rPr>
             <w:rStyle w:val="Hyperlink"/>
@@ -1519,7 +1519,7 @@
             <w:noProof/>
             <w:webHidden/>
           </w:rPr>
-          <w:instrText xml:space="preserve"> PAGEREF _Toc242687084 \h </w:instrText>
+          <w:instrText xml:space="preserve"> PAGEREF _Toc242688998 \h </w:instrText>
         </w:r>
         <w:r>
           <w:rPr>
@@ -1566,7 +1566,7 @@
           <w:lang w:eastAsia="nl-NL"/>
         </w:rPr>
       </w:pPr>
-      <w:hyperlink w:anchor="_Toc242687085" w:history="1">
+      <w:hyperlink w:anchor="_Toc242688999" w:history="1">
         <w:r>
           <w:rPr>
             <w:rStyle w:val="Hyperlink"/>
@@ -1611,7 +1611,7 @@
             <w:noProof/>
             <w:webHidden/>
           </w:rPr>
-          <w:instrText xml:space="preserve"> PAGEREF _Toc242687085 \h </w:instrText>
+          <w:instrText xml:space="preserve"> PAGEREF _Toc242688999 \h </w:instrText>
         </w:r>
         <w:r>
           <w:rPr>
@@ -1658,7 +1658,7 @@
           <w:lang w:eastAsia="nl-NL"/>
         </w:rPr>
       </w:pPr>
-      <w:hyperlink w:anchor="_Toc242687086" w:history="1">
+      <w:hyperlink w:anchor="_Toc242689000" w:history="1">
         <w:r>
           <w:rPr>
             <w:rStyle w:val="Hyperlink"/>
@@ -1703,7 +1703,7 @@
             <w:noProof/>
             <w:webHidden/>
           </w:rPr>
-          <w:instrText xml:space="preserve"> PAGEREF _Toc242687086 \h </w:instrText>
+          <w:instrText xml:space="preserve"> PAGEREF _Toc242689000 \h </w:instrText>
         </w:r>
         <w:r>
           <w:rPr>
@@ -1723,7 +1723,7 @@
             <w:noProof/>
             <w:webHidden/>
           </w:rPr>
-          <w:t>13</w:t>
+          <w:t>14</w:t>
         </w:r>
         <w:r>
           <w:rPr>
@@ -1750,7 +1750,7 @@
           <w:lang w:eastAsia="nl-NL"/>
         </w:rPr>
       </w:pPr>
-      <w:hyperlink w:anchor="_Toc242687087" w:history="1">
+      <w:hyperlink w:anchor="_Toc242689001" w:history="1">
         <w:r>
           <w:rPr>
             <w:rStyle w:val="Hyperlink"/>
@@ -1795,7 +1795,7 @@
             <w:noProof/>
             <w:webHidden/>
           </w:rPr>
-          <w:instrText xml:space="preserve"> PAGEREF _Toc242687087 \h </w:instrText>
+          <w:instrText xml:space="preserve"> PAGEREF _Toc242689001 \h </w:instrText>
         </w:r>
         <w:r>
           <w:rPr>
@@ -1842,7 +1842,7 @@
           <w:lang w:eastAsia="nl-NL"/>
         </w:rPr>
       </w:pPr>
-      <w:hyperlink w:anchor="_Toc242687088" w:history="1">
+      <w:hyperlink w:anchor="_Toc242689002" w:history="1">
         <w:r>
           <w:rPr>
             <w:rStyle w:val="Hyperlink"/>
@@ -1887,7 +1887,7 @@
             <w:noProof/>
             <w:webHidden/>
           </w:rPr>
-          <w:instrText xml:space="preserve"> PAGEREF _Toc242687088 \h </w:instrText>
+          <w:instrText xml:space="preserve"> PAGEREF _Toc242689002 \h </w:instrText>
         </w:r>
         <w:r>
           <w:rPr>
@@ -1934,7 +1934,7 @@
           <w:lang w:eastAsia="nl-NL"/>
         </w:rPr>
       </w:pPr>
-      <w:hyperlink w:anchor="_Toc242687089" w:history="1">
+      <w:hyperlink w:anchor="_Toc242689003" w:history="1">
         <w:r>
           <w:rPr>
             <w:rStyle w:val="Hyperlink"/>
@@ -1979,7 +1979,7 @@
             <w:noProof/>
             <w:webHidden/>
           </w:rPr>
-          <w:instrText xml:space="preserve"> PAGEREF _Toc242687089 \h </w:instrText>
+          <w:instrText xml:space="preserve"> PAGEREF _Toc242689003 \h </w:instrText>
         </w:r>
         <w:r>
           <w:rPr>
@@ -2026,7 +2026,7 @@
           <w:lang w:eastAsia="nl-NL"/>
         </w:rPr>
       </w:pPr>
-      <w:hyperlink w:anchor="_Toc242687090" w:history="1">
+      <w:hyperlink w:anchor="_Toc242689004" w:history="1">
         <w:r>
           <w:rPr>
             <w:rStyle w:val="Hyperlink"/>
@@ -2087,7 +2087,7 @@
             <w:noProof/>
             <w:webHidden/>
           </w:rPr>
-          <w:instrText xml:space="preserve"> PAGEREF _Toc242687090 \h </w:instrText>
+          <w:instrText xml:space="preserve"> PAGEREF _Toc242689004 \h </w:instrText>
         </w:r>
         <w:r>
           <w:rPr>
@@ -2134,7 +2134,7 @@
           <w:lang w:eastAsia="nl-NL"/>
         </w:rPr>
       </w:pPr>
-      <w:hyperlink w:anchor="_Toc242687091" w:history="1">
+      <w:hyperlink w:anchor="_Toc242689005" w:history="1">
         <w:r>
           <w:rPr>
             <w:rStyle w:val="Hyperlink"/>
@@ -2179,7 +2179,7 @@
             <w:noProof/>
             <w:webHidden/>
           </w:rPr>
-          <w:instrText xml:space="preserve"> PAGEREF _Toc242687091 \h </w:instrText>
+          <w:instrText xml:space="preserve"> PAGEREF _Toc242689005 \h </w:instrText>
         </w:r>
         <w:r>
           <w:rPr>
@@ -2226,7 +2226,7 @@
           <w:lang w:eastAsia="nl-NL"/>
         </w:rPr>
       </w:pPr>
-      <w:hyperlink w:anchor="_Toc242687092" w:history="1">
+      <w:hyperlink w:anchor="_Toc242689006" w:history="1">
         <w:r>
           <w:rPr>
             <w:rStyle w:val="Hyperlink"/>
@@ -2271,7 +2271,7 @@
             <w:noProof/>
             <w:webHidden/>
           </w:rPr>
-          <w:instrText xml:space="preserve"> PAGEREF _Toc242687092 \h </w:instrText>
+          <w:instrText xml:space="preserve"> PAGEREF _Toc242689006 \h </w:instrText>
         </w:r>
         <w:r>
           <w:rPr>
@@ -2318,7 +2318,7 @@
           <w:lang w:eastAsia="nl-NL"/>
         </w:rPr>
       </w:pPr>
-      <w:hyperlink w:anchor="_Toc242687093" w:history="1">
+      <w:hyperlink w:anchor="_Toc242689007" w:history="1">
         <w:r>
           <w:rPr>
             <w:rStyle w:val="Hyperlink"/>
@@ -2363,7 +2363,7 @@
             <w:noProof/>
             <w:webHidden/>
           </w:rPr>
-          <w:instrText xml:space="preserve"> PAGEREF _Toc242687093 \h </w:instrText>
+          <w:instrText xml:space="preserve"> PAGEREF _Toc242689007 \h </w:instrText>
         </w:r>
         <w:r>
           <w:rPr>
@@ -2410,7 +2410,7 @@
           <w:lang w:eastAsia="nl-NL"/>
         </w:rPr>
       </w:pPr>
-      <w:hyperlink w:anchor="_Toc242687094" w:history="1">
+      <w:hyperlink w:anchor="_Toc242689008" w:history="1">
         <w:r>
           <w:rPr>
             <w:rStyle w:val="Hyperlink"/>
@@ -2455,7 +2455,7 @@
             <w:noProof/>
             <w:webHidden/>
           </w:rPr>
-          <w:instrText xml:space="preserve"> PAGEREF _Toc242687094 \h </w:instrText>
+          <w:instrText xml:space="preserve"> PAGEREF _Toc242689008 \h </w:instrText>
         </w:r>
         <w:r>
           <w:rPr>
@@ -2502,7 +2502,7 @@
           <w:lang w:eastAsia="nl-NL"/>
         </w:rPr>
       </w:pPr>
-      <w:hyperlink w:anchor="_Toc242687095" w:history="1">
+      <w:hyperlink w:anchor="_Toc242689009" w:history="1">
         <w:r>
           <w:rPr>
             <w:rStyle w:val="Hyperlink"/>
@@ -2547,7 +2547,7 @@
             <w:noProof/>
             <w:webHidden/>
           </w:rPr>
-          <w:instrText xml:space="preserve"> PAGEREF _Toc242687095 \h </w:instrText>
+          <w:instrText xml:space="preserve"> PAGEREF _Toc242689009 \h </w:instrText>
         </w:r>
         <w:r>
           <w:rPr>
@@ -2594,7 +2594,7 @@
           <w:lang w:eastAsia="nl-NL"/>
         </w:rPr>
       </w:pPr>
-      <w:hyperlink w:anchor="_Toc242687096" w:history="1">
+      <w:hyperlink w:anchor="_Toc242689010" w:history="1">
         <w:r>
           <w:rPr>
             <w:rStyle w:val="Hyperlink"/>
@@ -2639,7 +2639,7 @@
             <w:noProof/>
             <w:webHidden/>
           </w:rPr>
-          <w:instrText xml:space="preserve"> PAGEREF _Toc242687096 \h </w:instrText>
+          <w:instrText xml:space="preserve"> PAGEREF _Toc242689010 \h </w:instrText>
         </w:r>
         <w:r>
           <w:rPr>
@@ -2686,7 +2686,7 @@
           <w:lang w:eastAsia="nl-NL"/>
         </w:rPr>
       </w:pPr>
-      <w:hyperlink w:anchor="_Toc242687097" w:history="1">
+      <w:hyperlink w:anchor="_Toc242689011" w:history="1">
         <w:r>
           <w:rPr>
             <w:rStyle w:val="Hyperlink"/>
@@ -2731,7 +2731,7 @@
             <w:noProof/>
             <w:webHidden/>
           </w:rPr>
-          <w:instrText xml:space="preserve"> PAGEREF _Toc242687097 \h </w:instrText>
+          <w:instrText xml:space="preserve"> PAGEREF _Toc242689011 \h </w:instrText>
         </w:r>
         <w:r>
           <w:rPr>
@@ -2778,7 +2778,7 @@
           <w:lang w:eastAsia="nl-NL"/>
         </w:rPr>
       </w:pPr>
-      <w:hyperlink w:anchor="_Toc242687098" w:history="1">
+      <w:hyperlink w:anchor="_Toc242689012" w:history="1">
         <w:r>
           <w:rPr>
             <w:rStyle w:val="Hyperlink"/>
@@ -2839,7 +2839,7 @@
             <w:noProof/>
             <w:webHidden/>
           </w:rPr>
-          <w:instrText xml:space="preserve"> PAGEREF _Toc242687098 \h </w:instrText>
+          <w:instrText xml:space="preserve"> PAGEREF _Toc242689012 \h </w:instrText>
         </w:r>
         <w:r>
           <w:rPr>
@@ -2886,7 +2886,7 @@
           <w:lang w:eastAsia="nl-NL"/>
         </w:rPr>
       </w:pPr>
-      <w:hyperlink w:anchor="_Toc242687099" w:history="1">
+      <w:hyperlink w:anchor="_Toc242689013" w:history="1">
         <w:r>
           <w:rPr>
             <w:rStyle w:val="Hyperlink"/>
@@ -2931,7 +2931,7 @@
             <w:noProof/>
             <w:webHidden/>
           </w:rPr>
-          <w:instrText xml:space="preserve"> PAGEREF _Toc242687099 \h </w:instrText>
+          <w:instrText xml:space="preserve"> PAGEREF _Toc242689013 \h </w:instrText>
         </w:r>
         <w:r>
           <w:rPr>
@@ -2978,7 +2978,7 @@
           <w:lang w:eastAsia="nl-NL"/>
         </w:rPr>
       </w:pPr>
-      <w:hyperlink w:anchor="_Toc242687100" w:history="1">
+      <w:hyperlink w:anchor="_Toc242689014" w:history="1">
         <w:r>
           <w:rPr>
             <w:rStyle w:val="Hyperlink"/>
@@ -3023,7 +3023,7 @@
             <w:noProof/>
             <w:webHidden/>
           </w:rPr>
-          <w:instrText xml:space="preserve"> PAGEREF _Toc242687100 \h </w:instrText>
+          <w:instrText xml:space="preserve"> PAGEREF _Toc242689014 \h </w:instrText>
         </w:r>
         <w:r>
           <w:rPr>
@@ -3070,7 +3070,7 @@
           <w:lang w:eastAsia="nl-NL"/>
         </w:rPr>
       </w:pPr>
-      <w:hyperlink w:anchor="_Toc242687101" w:history="1">
+      <w:hyperlink w:anchor="_Toc242689015" w:history="1">
         <w:r>
           <w:rPr>
             <w:rStyle w:val="Hyperlink"/>
@@ -3115,7 +3115,7 @@
             <w:noProof/>
             <w:webHidden/>
           </w:rPr>
-          <w:instrText xml:space="preserve"> PAGEREF _Toc242687101 \h </w:instrText>
+          <w:instrText xml:space="preserve"> PAGEREF _Toc242689015 \h </w:instrText>
         </w:r>
         <w:r>
           <w:rPr>
@@ -3162,7 +3162,7 @@
           <w:lang w:eastAsia="nl-NL"/>
         </w:rPr>
       </w:pPr>
-      <w:hyperlink w:anchor="_Toc242687102" w:history="1">
+      <w:hyperlink w:anchor="_Toc242689016" w:history="1">
         <w:r>
           <w:rPr>
             <w:rStyle w:val="Hyperlink"/>
@@ -3223,7 +3223,7 @@
             <w:noProof/>
             <w:webHidden/>
           </w:rPr>
-          <w:instrText xml:space="preserve"> PAGEREF _Toc242687102 \h </w:instrText>
+          <w:instrText xml:space="preserve"> PAGEREF _Toc242689016 \h </w:instrText>
         </w:r>
         <w:r>
           <w:rPr>
@@ -3270,7 +3270,7 @@
           <w:lang w:eastAsia="nl-NL"/>
         </w:rPr>
       </w:pPr>
-      <w:hyperlink w:anchor="_Toc242687103" w:history="1">
+      <w:hyperlink w:anchor="_Toc242689017" w:history="1">
         <w:r>
           <w:rPr>
             <w:rStyle w:val="Hyperlink"/>
@@ -3315,7 +3315,7 @@
             <w:noProof/>
             <w:webHidden/>
           </w:rPr>
-          <w:instrText xml:space="preserve"> PAGEREF _Toc242687103 \h </w:instrText>
+          <w:instrText xml:space="preserve"> PAGEREF _Toc242689017 \h </w:instrText>
         </w:r>
         <w:r>
           <w:rPr>
@@ -3362,7 +3362,7 @@
           <w:lang w:eastAsia="nl-NL"/>
         </w:rPr>
       </w:pPr>
-      <w:hyperlink w:anchor="_Toc242687104" w:history="1">
+      <w:hyperlink w:anchor="_Toc242689018" w:history="1">
         <w:r>
           <w:rPr>
             <w:rStyle w:val="Hyperlink"/>
@@ -3407,7 +3407,7 @@
             <w:noProof/>
             <w:webHidden/>
           </w:rPr>
-          <w:instrText xml:space="preserve"> PAGEREF _Toc242687104 \h </w:instrText>
+          <w:instrText xml:space="preserve"> PAGEREF _Toc242689018 \h </w:instrText>
         </w:r>
         <w:r>
           <w:rPr>
@@ -3454,7 +3454,7 @@
           <w:lang w:eastAsia="nl-NL"/>
         </w:rPr>
       </w:pPr>
-      <w:hyperlink w:anchor="_Toc242687105" w:history="1">
+      <w:hyperlink w:anchor="_Toc242689019" w:history="1">
         <w:r>
           <w:rPr>
             <w:rStyle w:val="Hyperlink"/>
@@ -3501,7 +3501,7 @@
             <w:noProof/>
             <w:webHidden/>
           </w:rPr>
-          <w:instrText xml:space="preserve"> PAGEREF _Toc242687105 \h </w:instrText>
+          <w:instrText xml:space="preserve"> PAGEREF _Toc242689019 \h </w:instrText>
         </w:r>
         <w:r>
           <w:rPr>
@@ -3548,7 +3548,7 @@
           <w:lang w:eastAsia="nl-NL"/>
         </w:rPr>
       </w:pPr>
-      <w:hyperlink w:anchor="_Toc242687106" w:history="1">
+      <w:hyperlink w:anchor="_Toc242689020" w:history="1">
         <w:r>
           <w:rPr>
             <w:rStyle w:val="Hyperlink"/>
@@ -3595,7 +3595,7 @@
             <w:noProof/>
             <w:webHidden/>
           </w:rPr>
-          <w:instrText xml:space="preserve"> PAGEREF _Toc242687106 \h </w:instrText>
+          <w:instrText xml:space="preserve"> PAGEREF _Toc242689020 \h </w:instrText>
         </w:r>
         <w:r>
           <w:rPr>
@@ -3615,7 +3615,7 @@
             <w:noProof/>
             <w:webHidden/>
           </w:rPr>
-          <w:t>25</w:t>
+          <w:t>26</w:t>
         </w:r>
         <w:r>
           <w:rPr>
@@ -3642,7 +3642,7 @@
           <w:lang w:eastAsia="nl-NL"/>
         </w:rPr>
       </w:pPr>
-      <w:hyperlink w:anchor="_Toc242687107" w:history="1">
+      <w:hyperlink w:anchor="_Toc242689021" w:history="1">
         <w:r>
           <w:rPr>
             <w:rStyle w:val="Hyperlink"/>
@@ -3689,7 +3689,7 @@
             <w:noProof/>
             <w:webHidden/>
           </w:rPr>
-          <w:instrText xml:space="preserve"> PAGEREF _Toc242687107 \h </w:instrText>
+          <w:instrText xml:space="preserve"> PAGEREF _Toc242689021 \h </w:instrText>
         </w:r>
         <w:r>
           <w:rPr>
@@ -3709,7 +3709,7 @@
             <w:noProof/>
             <w:webHidden/>
           </w:rPr>
-          <w:t>25</w:t>
+          <w:t>26</w:t>
         </w:r>
         <w:r>
           <w:rPr>
@@ -3736,7 +3736,7 @@
           <w:lang w:eastAsia="nl-NL"/>
         </w:rPr>
       </w:pPr>
-      <w:hyperlink w:anchor="_Toc242687108" w:history="1">
+      <w:hyperlink w:anchor="_Toc242689022" w:history="1">
         <w:r>
           <w:rPr>
             <w:rStyle w:val="Hyperlink"/>
@@ -3783,7 +3783,7 @@
             <w:noProof/>
             <w:webHidden/>
           </w:rPr>
-          <w:instrText xml:space="preserve"> PAGEREF _Toc242687108 \h </w:instrText>
+          <w:instrText xml:space="preserve"> PAGEREF _Toc242689022 \h </w:instrText>
         </w:r>
         <w:r>
           <w:rPr>
@@ -3830,7 +3830,7 @@
           <w:lang w:eastAsia="nl-NL"/>
         </w:rPr>
       </w:pPr>
-      <w:hyperlink w:anchor="_Toc242687109" w:history="1">
+      <w:hyperlink w:anchor="_Toc242689023" w:history="1">
         <w:r>
           <w:rPr>
             <w:rStyle w:val="Hyperlink"/>
@@ -3877,7 +3877,7 @@
             <w:noProof/>
             <w:webHidden/>
           </w:rPr>
-          <w:instrText xml:space="preserve"> PAGEREF _Toc242687109 \h </w:instrText>
+          <w:instrText xml:space="preserve"> PAGEREF _Toc242689023 \h </w:instrText>
         </w:r>
         <w:r>
           <w:rPr>
@@ -3924,7 +3924,7 @@
           <w:lang w:eastAsia="nl-NL"/>
         </w:rPr>
       </w:pPr>
-      <w:hyperlink w:anchor="_Toc242687110" w:history="1">
+      <w:hyperlink w:anchor="_Toc242689024" w:history="1">
         <w:r>
           <w:rPr>
             <w:rStyle w:val="Hyperlink"/>
@@ -3971,7 +3971,7 @@
             <w:noProof/>
             <w:webHidden/>
           </w:rPr>
-          <w:instrText xml:space="preserve"> PAGEREF _Toc242687110 \h </w:instrText>
+          <w:instrText xml:space="preserve"> PAGEREF _Toc242689024 \h </w:instrText>
         </w:r>
         <w:r>
           <w:rPr>
@@ -4018,7 +4018,7 @@
           <w:lang w:eastAsia="nl-NL"/>
         </w:rPr>
       </w:pPr>
-      <w:hyperlink w:anchor="_Toc242687111" w:history="1">
+      <w:hyperlink w:anchor="_Toc242689025" w:history="1">
         <w:r>
           <w:rPr>
             <w:rStyle w:val="Hyperlink"/>
@@ -4063,7 +4063,7 @@
             <w:noProof/>
             <w:webHidden/>
           </w:rPr>
-          <w:instrText xml:space="preserve"> PAGEREF _Toc242687111 \h </w:instrText>
+          <w:instrText xml:space="preserve"> PAGEREF _Toc242689025 \h </w:instrText>
         </w:r>
         <w:r>
           <w:rPr>
@@ -4110,7 +4110,7 @@
           <w:lang w:eastAsia="nl-NL"/>
         </w:rPr>
       </w:pPr>
-      <w:hyperlink w:anchor="_Toc242687112" w:history="1">
+      <w:hyperlink w:anchor="_Toc242689026" w:history="1">
         <w:r>
           <w:rPr>
             <w:rStyle w:val="Hyperlink"/>
@@ -4155,7 +4155,7 @@
             <w:noProof/>
             <w:webHidden/>
           </w:rPr>
-          <w:instrText xml:space="preserve"> PAGEREF _Toc242687112 \h </w:instrText>
+          <w:instrText xml:space="preserve"> PAGEREF _Toc242689026 \h </w:instrText>
         </w:r>
         <w:r>
           <w:rPr>
@@ -4175,7 +4175,7 @@
             <w:noProof/>
             <w:webHidden/>
           </w:rPr>
-          <w:t>26</w:t>
+          <w:t>27</w:t>
         </w:r>
         <w:r>
           <w:rPr>
@@ -4202,7 +4202,7 @@
           <w:lang w:eastAsia="nl-NL"/>
         </w:rPr>
       </w:pPr>
-      <w:hyperlink w:anchor="_Toc242687113" w:history="1">
+      <w:hyperlink w:anchor="_Toc242689027" w:history="1">
         <w:r>
           <w:rPr>
             <w:rStyle w:val="Hyperlink"/>
@@ -4279,7 +4279,7 @@
             <w:noProof/>
             <w:webHidden/>
           </w:rPr>
-          <w:instrText xml:space="preserve"> PAGEREF _Toc242687113 \h </w:instrText>
+          <w:instrText xml:space="preserve"> PAGEREF _Toc242689027 \h </w:instrText>
         </w:r>
         <w:r>
           <w:rPr>
@@ -4326,7 +4326,7 @@
           <w:lang w:eastAsia="nl-NL"/>
         </w:rPr>
       </w:pPr>
-      <w:hyperlink w:anchor="_Toc242687114" w:history="1">
+      <w:hyperlink w:anchor="_Toc242689028" w:history="1">
         <w:r>
           <w:rPr>
             <w:rStyle w:val="Hyperlink"/>
@@ -4371,7 +4371,7 @@
             <w:noProof/>
             <w:webHidden/>
           </w:rPr>
-          <w:instrText xml:space="preserve"> PAGEREF _Toc242687114 \h </w:instrText>
+          <w:instrText xml:space="preserve"> PAGEREF _Toc242689028 \h </w:instrText>
         </w:r>
         <w:r>
           <w:rPr>
@@ -4418,7 +4418,7 @@
           <w:lang w:eastAsia="nl-NL"/>
         </w:rPr>
       </w:pPr>
-      <w:hyperlink w:anchor="_Toc242687115" w:history="1">
+      <w:hyperlink w:anchor="_Toc242689029" w:history="1">
         <w:r>
           <w:rPr>
             <w:rStyle w:val="Hyperlink"/>
@@ -4463,7 +4463,7 @@
             <w:noProof/>
             <w:webHidden/>
           </w:rPr>
-          <w:instrText xml:space="preserve"> PAGEREF _Toc242687115 \h </w:instrText>
+          <w:instrText xml:space="preserve"> PAGEREF _Toc242689029 \h </w:instrText>
         </w:r>
         <w:r>
           <w:rPr>
@@ -4483,7 +4483,7 @@
             <w:noProof/>
             <w:webHidden/>
           </w:rPr>
-          <w:t>28</w:t>
+          <w:t>29</w:t>
         </w:r>
         <w:r>
           <w:rPr>
@@ -4510,7 +4510,7 @@
           <w:lang w:eastAsia="nl-NL"/>
         </w:rPr>
       </w:pPr>
-      <w:hyperlink w:anchor="_Toc242687116" w:history="1">
+      <w:hyperlink w:anchor="_Toc242689030" w:history="1">
         <w:r>
           <w:rPr>
             <w:rStyle w:val="Hyperlink"/>
@@ -4555,7 +4555,7 @@
             <w:noProof/>
             <w:webHidden/>
           </w:rPr>
-          <w:instrText xml:space="preserve"> PAGEREF _Toc242687116 \h </w:instrText>
+          <w:instrText xml:space="preserve"> PAGEREF _Toc242689030 \h </w:instrText>
         </w:r>
         <w:r>
           <w:rPr>
@@ -4575,7 +4575,7 @@
             <w:noProof/>
             <w:webHidden/>
           </w:rPr>
-          <w:t>28</w:t>
+          <w:t>29</w:t>
         </w:r>
         <w:r>
           <w:rPr>
@@ -4602,7 +4602,7 @@
           <w:lang w:eastAsia="nl-NL"/>
         </w:rPr>
       </w:pPr>
-      <w:hyperlink w:anchor="_Toc242687117" w:history="1">
+      <w:hyperlink w:anchor="_Toc242689031" w:history="1">
         <w:r>
           <w:rPr>
             <w:rStyle w:val="Hyperlink"/>
@@ -4647,7 +4647,7 @@
             <w:noProof/>
             <w:webHidden/>
           </w:rPr>
-          <w:instrText xml:space="preserve"> PAGEREF _Toc242687117 \h </w:instrText>
+          <w:instrText xml:space="preserve"> PAGEREF _Toc242689031 \h </w:instrText>
         </w:r>
         <w:r>
           <w:rPr>
@@ -4667,7 +4667,7 @@
             <w:noProof/>
             <w:webHidden/>
           </w:rPr>
-          <w:t>28</w:t>
+          <w:t>29</w:t>
         </w:r>
         <w:r>
           <w:rPr>
@@ -4694,7 +4694,7 @@
           <w:lang w:eastAsia="nl-NL"/>
         </w:rPr>
       </w:pPr>
-      <w:hyperlink w:anchor="_Toc242687118" w:history="1">
+      <w:hyperlink w:anchor="_Toc242689032" w:history="1">
         <w:r>
           <w:rPr>
             <w:rStyle w:val="Hyperlink"/>
@@ -4739,7 +4739,7 @@
             <w:noProof/>
             <w:webHidden/>
           </w:rPr>
-          <w:instrText xml:space="preserve"> PAGEREF _Toc242687118 \h </w:instrText>
+          <w:instrText xml:space="preserve"> PAGEREF _Toc242689032 \h </w:instrText>
         </w:r>
         <w:r>
           <w:rPr>
@@ -4759,7 +4759,7 @@
             <w:noProof/>
             <w:webHidden/>
           </w:rPr>
-          <w:t>28</w:t>
+          <w:t>29</w:t>
         </w:r>
         <w:r>
           <w:rPr>
@@ -4786,7 +4786,7 @@
           <w:lang w:eastAsia="nl-NL"/>
         </w:rPr>
       </w:pPr>
-      <w:hyperlink w:anchor="_Toc242687119" w:history="1">
+      <w:hyperlink w:anchor="_Toc242689033" w:history="1">
         <w:r>
           <w:rPr>
             <w:rStyle w:val="Hyperlink"/>
@@ -4831,7 +4831,7 @@
             <w:noProof/>
             <w:webHidden/>
           </w:rPr>
-          <w:instrText xml:space="preserve"> PAGEREF _Toc242687119 \h </w:instrText>
+          <w:instrText xml:space="preserve"> PAGEREF _Toc242689033 \h </w:instrText>
         </w:r>
         <w:r>
           <w:rPr>
@@ -4851,7 +4851,7 @@
             <w:noProof/>
             <w:webHidden/>
           </w:rPr>
-          <w:t>28</w:t>
+          <w:t>29</w:t>
         </w:r>
         <w:r>
           <w:rPr>
@@ -4878,7 +4878,7 @@
           <w:lang w:eastAsia="nl-NL"/>
         </w:rPr>
       </w:pPr>
-      <w:hyperlink w:anchor="_Toc242687120" w:history="1">
+      <w:hyperlink w:anchor="_Toc242689034" w:history="1">
         <w:r>
           <w:rPr>
             <w:rStyle w:val="Hyperlink"/>
@@ -4923,7 +4923,7 @@
             <w:noProof/>
             <w:webHidden/>
           </w:rPr>
-          <w:instrText xml:space="preserve"> PAGEREF _Toc242687120 \h </w:instrText>
+          <w:instrText xml:space="preserve"> PAGEREF _Toc242689034 \h </w:instrText>
         </w:r>
         <w:r>
           <w:rPr>
@@ -4943,7 +4943,7 @@
             <w:noProof/>
             <w:webHidden/>
           </w:rPr>
-          <w:t>30</w:t>
+          <w:t>31</w:t>
         </w:r>
         <w:r>
           <w:rPr>
@@ -4970,7 +4970,7 @@
           <w:lang w:eastAsia="nl-NL"/>
         </w:rPr>
       </w:pPr>
-      <w:hyperlink w:anchor="_Toc242687121" w:history="1">
+      <w:hyperlink w:anchor="_Toc242689035" w:history="1">
         <w:r>
           <w:rPr>
             <w:rStyle w:val="Hyperlink"/>
@@ -5015,7 +5015,7 @@
             <w:noProof/>
             <w:webHidden/>
           </w:rPr>
-          <w:instrText xml:space="preserve"> PAGEREF _Toc242687121 \h </w:instrText>
+          <w:instrText xml:space="preserve"> PAGEREF _Toc242689035 \h </w:instrText>
         </w:r>
         <w:r>
           <w:rPr>
@@ -5035,7 +5035,7 @@
             <w:noProof/>
             <w:webHidden/>
           </w:rPr>
-          <w:t>31</w:t>
+          <w:t>32</w:t>
         </w:r>
         <w:r>
           <w:rPr>
@@ -5062,7 +5062,7 @@
           <w:lang w:eastAsia="nl-NL"/>
         </w:rPr>
       </w:pPr>
-      <w:hyperlink w:anchor="_Toc242687122" w:history="1">
+      <w:hyperlink w:anchor="_Toc242689036" w:history="1">
         <w:r>
           <w:rPr>
             <w:rStyle w:val="Hyperlink"/>
@@ -5107,7 +5107,7 @@
             <w:noProof/>
             <w:webHidden/>
           </w:rPr>
-          <w:instrText xml:space="preserve"> PAGEREF _Toc242687122 \h </w:instrText>
+          <w:instrText xml:space="preserve"> PAGEREF _Toc242689036 \h </w:instrText>
         </w:r>
         <w:r>
           <w:rPr>
@@ -5127,7 +5127,7 @@
             <w:noProof/>
             <w:webHidden/>
           </w:rPr>
-          <w:t>32</w:t>
+          <w:t>33</w:t>
         </w:r>
         <w:r>
           <w:rPr>
@@ -5160,7 +5160,7 @@
         </w:numPr>
       </w:pPr>
       <w:bookmarkStart w:id="1" w:name="k1"/>
-      <w:bookmarkStart w:id="2" w:name="_Toc242687070"/>
+      <w:bookmarkStart w:id="2" w:name="_Toc242688984"/>
       <w:r>
         <w:t>DOEL VAN DE APPLICATIE.</w:t>
       </w:r>
@@ -5242,7 +5242,7 @@
         </w:numPr>
       </w:pPr>
       <w:bookmarkStart w:id="3" w:name="k2"/>
-      <w:bookmarkStart w:id="4" w:name="_Toc242687071"/>
+      <w:bookmarkStart w:id="4" w:name="_Toc242688985"/>
       <w:r>
         <w:t>BESTANDEN.</w:t>
       </w:r>
@@ -6589,7 +6589,7 @@
                 <w:sz w:val="16"/>
                 <w:szCs w:val="16"/>
               </w:rPr>
-              <w:t>Unit tests (534) voor de regels, de opslag, de export, het thema, de welkom- en gezichtsherkenningsfuncties, herkennen met de pas, de controller, de beveiliging en regressietests voor opgeloste bugs</w:t>
+              <w:t>Unit tests (547) voor de regels, de opslag, de export, het thema, de welkom- en gezichtsherkenningsfuncties, herkennen met de pas, de controller, de beveiliging en regressietests voor opgeloste bugs</w:t>
             </w:r>
           </w:p>
         </w:tc>
@@ -7280,7 +7280,7 @@
                 <w:sz w:val="14"/>
                 <w:shd w:val="clear" w:color="auto" w:fill="EEF4F2"/>
               </w:rPr>
-              <w:t>.github/workflows/ci.yml</w:t>
+              <w:t>tests/e2e/</w:t>
             </w:r>
           </w:p>
         </w:tc>
@@ -7297,7 +7297,100 @@
                 <w:sz w:val="16"/>
                 <w:szCs w:val="16"/>
               </w:rPr>
-              <w:t>Voert de unit tests automatisch uit op GitHub met Node.js 24 (LTS), met alleen leesrechten en actions die op een commit-SHA zijn vastgezet</w:t>
+              <w:t xml:space="preserve">Browsertests (end-to-end): </w:t>
+            </w:r>
+            <w:r>
+              <w:rPr>
+                <w:rFonts w:ascii="Consolas" w:hAnsi="Consolas" w:cs="Consolas"/>
+                <w:sz w:val="14"/>
+                <w:shd w:val="clear" w:color="auto" w:fill="EEF4F2"/>
+              </w:rPr>
+              <w:t>app.e2e.test.js</w:t>
+            </w:r>
+            <w:r>
+              <w:rPr>
+                <w:sz w:val="16"/>
+                <w:szCs w:val="16"/>
+              </w:rPr>
+              <w:t xml:space="preserve"> test de echte pagina in headless Edge of Chrome (laden zonder fouten, zoeken, registreren, Escape en focus, inloggen, thema, pas koppelen en herkennen, CSV-export), </w:t>
+            </w:r>
+            <w:r>
+              <w:rPr>
+                <w:rFonts w:ascii="Consolas" w:hAnsi="Consolas" w:cs="Consolas"/>
+                <w:sz w:val="14"/>
+                <w:shd w:val="clear" w:color="auto" w:fill="EEF4F2"/>
+              </w:rPr>
+              <w:t>browser.js</w:t>
+            </w:r>
+            <w:r>
+              <w:rPr>
+                <w:sz w:val="16"/>
+                <w:szCs w:val="16"/>
+              </w:rPr>
+              <w:t xml:space="preserve"> bevat de webserver en de besturing van de browser via het Chrome DevTools Protocol. Draaien met </w:t>
+            </w:r>
+            <w:r>
+              <w:rPr>
+                <w:rFonts w:ascii="Consolas" w:hAnsi="Consolas" w:cs="Consolas"/>
+                <w:sz w:val="14"/>
+                <w:shd w:val="clear" w:color="auto" w:fill="EEF4F2"/>
+              </w:rPr>
+              <w:t>npm run test:e2e</w:t>
+            </w:r>
+            <w:r>
+              <w:rPr>
+                <w:sz w:val="16"/>
+                <w:szCs w:val="16"/>
+              </w:rPr>
+              <w:t xml:space="preserve">, zonder npm-pakketten. Een andere browser kies je met </w:t>
+            </w:r>
+            <w:r>
+              <w:rPr>
+                <w:rFonts w:ascii="Consolas" w:hAnsi="Consolas" w:cs="Consolas"/>
+                <w:sz w:val="14"/>
+                <w:shd w:val="clear" w:color="auto" w:fill="EEF4F2"/>
+              </w:rPr>
+              <w:t>BROWSER_PATH</w:t>
+            </w:r>
+          </w:p>
+        </w:tc>
+      </w:tr>
+      <w:tr>
+        <w:trPr>
+          <w:cantSplit/>
+        </w:trPr>
+        <w:tc>
+          <w:tcPr>
+            <w:tcW w:w="4320" w:type="dxa"/>
+          </w:tcPr>
+          <w:p>
+            <w:pPr>
+              <w:spacing w:before="20" w:after="20" w:line="240" w:lineRule="auto"/>
+            </w:pPr>
+            <w:r>
+              <w:rPr>
+                <w:rFonts w:ascii="Consolas" w:hAnsi="Consolas" w:cs="Consolas"/>
+                <w:sz w:val="14"/>
+                <w:shd w:val="clear" w:color="auto" w:fill="EEF4F2"/>
+              </w:rPr>
+              <w:t>.github/workflows/ci.yml</w:t>
+            </w:r>
+          </w:p>
+        </w:tc>
+        <w:tc>
+          <w:tcPr>
+            <w:tcW w:w="5318" w:type="dxa"/>
+          </w:tcPr>
+          <w:p>
+            <w:pPr>
+              <w:spacing w:before="20" w:after="20" w:line="240" w:lineRule="auto"/>
+            </w:pPr>
+            <w:r>
+              <w:rPr>
+                <w:sz w:val="16"/>
+                <w:szCs w:val="16"/>
+              </w:rPr>
+              <w:t>Voert de unit tests en daarna de browsertests (in Google Chrome) automatisch uit op GitHub met Node.js 24 (LTS), met alleen leesrechten en actions die op een commit-SHA zijn vastgezet</w:t>
             </w:r>
           </w:p>
         </w:tc>
@@ -7338,7 +7431,7 @@
         </w:numPr>
       </w:pPr>
       <w:bookmarkStart w:id="5" w:name="k3"/>
-      <w:bookmarkStart w:id="6" w:name="_Toc242687072"/>
+      <w:bookmarkStart w:id="6" w:name="_Toc242688986"/>
       <w:r>
         <w:t>DE WEBSITE STARTEN.</w:t>
       </w:r>
@@ -7560,7 +7653,7 @@
         </w:numPr>
       </w:pPr>
       <w:bookmarkStart w:id="7" w:name="k4"/>
-      <w:bookmarkStart w:id="8" w:name="_Toc242687073"/>
+      <w:bookmarkStart w:id="8" w:name="_Toc242688987"/>
       <w:r>
         <w:t>GEBRUIKERSHANDLEIDING.</w:t>
       </w:r>
@@ -7573,7 +7666,7 @@
         <w:keepNext/>
       </w:pPr>
       <w:bookmarkStart w:id="9" w:name="k5"/>
-      <w:bookmarkStart w:id="10" w:name="_Toc242687074"/>
+      <w:bookmarkStart w:id="10" w:name="_Toc242688988"/>
       <w:r>
         <w:t>EEN MEDEWERKER ZOEKEN</w:t>
       </w:r>
@@ -7628,7 +7721,7 @@
         <w:keepNext/>
       </w:pPr>
       <w:bookmarkStart w:id="11" w:name="k6"/>
-      <w:bookmarkStart w:id="12" w:name="_Toc242687075"/>
+      <w:bookmarkStart w:id="12" w:name="_Toc242688989"/>
       <w:r>
         <w:t>EEN PRODUCT REGISTREREN</w:t>
       </w:r>
@@ -7839,7 +7932,7 @@
         <w:keepNext/>
       </w:pPr>
       <w:bookmarkStart w:id="13" w:name="k7"/>
-      <w:bookmarkStart w:id="14" w:name="_Toc242687076"/>
+      <w:bookmarkStart w:id="14" w:name="_Toc242688990"/>
       <w:r>
         <w:t>ADMIN-DASHBOARD OPENEN</w:t>
       </w:r>
@@ -7970,7 +8063,7 @@
         <w:keepNext/>
       </w:pPr>
       <w:bookmarkStart w:id="15" w:name="k8"/>
-      <w:bookmarkStart w:id="16" w:name="_Toc242687077"/>
+      <w:bookmarkStart w:id="16" w:name="_Toc242688991"/>
       <w:r>
         <w:t>REGISTRATIES BEHEREN</w:t>
       </w:r>
@@ -8132,7 +8225,7 @@
         <w:t>Datum bij toevoegen (+)</w:t>
       </w:r>
       <w:r>
-        <w:t xml:space="preserve">. Dat veld staat na het inloggen op vandaag. Kies een eerdere datum voor een vergeten registratie; een datum in de toekomst geeft een foutmelding. Valt de gekozen datum in een eerdere maand, dan vraagt de browser eerst: "Deze registratie komt in september 2026. Die loonmaand is mogelijk al verwerkt. Toch toevoegen?". De datum komt dan ook in het logboek en in de melding ("… op 14 september 2026"). Met </w:t>
+        <w:t xml:space="preserve">. Dat veld staat na het inloggen op vandaag. Kies een eerdere datum voor een vergeten registratie. Een datum in de toekomst geeft een foutmelding. Valt de gekozen datum in een eerdere maand, dan vraagt de browser eerst: "Deze registratie komt in september 2026. Die loonmaand is mogelijk al verwerkt. Toch toevoegen?". De datum komt dan ook in het logboek en in de melding ("… op 14 september 2026"). Met </w:t>
       </w:r>
       <w:r>
         <w:rPr>
@@ -8143,7 +8236,18 @@
         <w:t>−</w:t>
       </w:r>
       <w:r>
-        <w:t xml:space="preserve"> wordt de laatst ingevoerde registratie van dat product bij die medewerker verwijderd (de volgorde van invoer telt, niet de datum: een correctie </w:t>
+        <w:t xml:space="preserve"> opent het venster </w:t>
+      </w:r>
+      <w:r>
+        <w:rPr>
+          <w:rFonts w:ascii="Consolas" w:hAnsi="Consolas" w:cs="Consolas"/>
+          <w:sz w:val="18"/>
+          <w:shd w:val="clear" w:color="auto" w:fill="EEF4F2"/>
+        </w:rPr>
+        <w:t>Registratie verwijderen</w:t>
+      </w:r>
+      <w:r>
+        <w:t xml:space="preserve">. Daarin staan alle registraties van dat product bij die medewerker, met de nieuwste datum bovenaan. Per registratie zie je de datum en tijd, het product en het aantal (altijd 1). Bij een registratie die de beheerder met </w:t>
       </w:r>
       <w:r>
         <w:rPr>
@@ -8154,7 +8258,18 @@
         <w:t>+</w:t>
       </w:r>
       <w:r>
-        <w:t xml:space="preserve"> met een eerdere datum die als laatste is toegevoegd, gaat dus als eerste weg). Is die registratie uit een andere maand dan de huidige, dan vraagt de browser eerst: "Deze registratie is van september 2026. Die loonmaand is mogelijk al verwerkt. Toch verwijderen?" (met de maand van de registratie). Klik alleen op OK als je zeker weet dat de loonadministratie die maand nog niet heeft verwerkt; met </w:t>
+        <w:t xml:space="preserve"> heeft toegevoegd, staat "toegevoegd door beheerder". Klik bij de registratie die weg moet op </w:t>
+      </w:r>
+      <w:r>
+        <w:rPr>
+          <w:rFonts w:ascii="Consolas" w:hAnsi="Consolas" w:cs="Consolas"/>
+          <w:sz w:val="18"/>
+          <w:shd w:val="clear" w:color="auto" w:fill="EEF4F2"/>
+        </w:rPr>
+        <w:t>Verwijderen</w:t>
+      </w:r>
+      <w:r>
+        <w:t xml:space="preserve">. Het venster verschijnt ook als er maar één registratie is, zodat je altijd ziet welke registratie verdwijnt. </w:t>
       </w:r>
       <w:r>
         <w:rPr>
@@ -8165,7 +8280,40 @@
         <w:t>Annuleren</w:t>
       </w:r>
       <w:r>
-        <w:t xml:space="preserve"> verandert er niets. Heeft de medewerker geen registratie van dat product, dan verschijnt de foutmelding "Dit product heeft geen registratie voor deze medewerker". Iedere correctie komt in het logboek; de correctie en de logboekregel worden samen opgeslagen. Een correctie met </w:t>
+        <w:t xml:space="preserve">, het kruisje, een klik naast het venster of Escape sluit het venster zonder dat er iets verandert. Bij het openen staat de focus op de eerste knop </w:t>
+      </w:r>
+      <w:r>
+        <w:rPr>
+          <w:rFonts w:ascii="Consolas" w:hAnsi="Consolas" w:cs="Consolas"/>
+          <w:sz w:val="18"/>
+          <w:shd w:val="clear" w:color="auto" w:fill="EEF4F2"/>
+        </w:rPr>
+        <w:t>Verwijderen</w:t>
+      </w:r>
+      <w:r>
+        <w:t xml:space="preserve">, Tab blijft binnen het venster en na het sluiten staat de focus weer op de </w:t>
+      </w:r>
+      <w:r>
+        <w:rPr>
+          <w:rFonts w:ascii="Consolas" w:hAnsi="Consolas" w:cs="Consolas"/>
+          <w:sz w:val="18"/>
+          <w:shd w:val="clear" w:color="auto" w:fill="EEF4F2"/>
+        </w:rPr>
+        <w:t>−</w:t>
+      </w:r>
+      <w:r>
+        <w:t xml:space="preserve">. Is de gekozen registratie uit een andere maand dan de huidige, dan vraagt de browser eerst: "Deze registratie is van september 2026. Die loonmaand is mogelijk al verwerkt. Toch verwijderen?" (met de maand van de registratie). Klik alleen op OK als je zeker weet dat de loonadministratie die maand nog niet heeft verwerkt. Met </w:t>
+      </w:r>
+      <w:r>
+        <w:rPr>
+          <w:rFonts w:ascii="Consolas" w:hAnsi="Consolas" w:cs="Consolas"/>
+          <w:sz w:val="18"/>
+          <w:shd w:val="clear" w:color="auto" w:fill="EEF4F2"/>
+        </w:rPr>
+        <w:t>Annuleren</w:t>
+      </w:r>
+      <w:r>
+        <w:t xml:space="preserve"> verandert er niets. Heeft de medewerker geen registratie van dat product, dan verschijnt de foutmelding "Dit product heeft geen registratie voor deze medewerker". Iedere correctie komt in het logboek. De correctie en de logboekregel worden samen opgeslagen. Bij een verwijderde registratie staat in het logboek ook wanneer die was geregistreerd, bijvoorbeeld "Blikje van Lotte van Dijk, geregistreerd op 14 september 2026 om 12:00". Een correctie met </w:t>
       </w:r>
       <w:r>
         <w:rPr>
@@ -8176,7 +8324,7 @@
         <w:t>+</w:t>
       </w:r>
       <w:r>
-        <w:t xml:space="preserve"> telt niet mee als "Vorige keer koos je …" in het productvenster van de medewerker, omdat de medewerker die keuze niet zelf heeft gemaakt. De losse registraties in de tabel zijn alleen ter inzage; correcties gebeuren dus altijd via </w:t>
+        <w:t xml:space="preserve"> telt niet mee als "Vorige keer koos je …" in het productvenster van de medewerker, omdat de medewerker die keuze niet zelf heeft gemaakt. De losse registraties in de tabel zijn alleen ter inzage. Correcties gebeuren dus altijd via </w:t>
       </w:r>
       <w:r>
         <w:rPr>
@@ -8201,7 +8349,7 @@
         <w:keepNext/>
       </w:pPr>
       <w:bookmarkStart w:id="17" w:name="k9"/>
-      <w:bookmarkStart w:id="18" w:name="_Toc242687078"/>
+      <w:bookmarkStart w:id="18" w:name="_Toc242688992"/>
       <w:r>
         <w:t>MEDEWERKERS BEHEREN</w:t>
       </w:r>
@@ -8521,7 +8669,7 @@
         <w:keepNext/>
       </w:pPr>
       <w:bookmarkStart w:id="19" w:name="k10"/>
-      <w:bookmarkStart w:id="20" w:name="_Toc242687079"/>
+      <w:bookmarkStart w:id="20" w:name="_Toc242688993"/>
       <w:r>
         <w:t>PRODUCTEN BEHEREN</w:t>
       </w:r>
@@ -8649,7 +8797,7 @@
         <w:keepNext/>
       </w:pPr>
       <w:bookmarkStart w:id="21" w:name="k11"/>
-      <w:bookmarkStart w:id="22" w:name="_Toc242687080"/>
+      <w:bookmarkStart w:id="22" w:name="_Toc242688994"/>
       <w:r>
         <w:t>BEDRIJVEN EN CONSUMPTIEPUNTEN BEHEREN</w:t>
       </w:r>
@@ -8812,7 +8960,7 @@
         <w:keepNext/>
       </w:pPr>
       <w:bookmarkStart w:id="23" w:name="k12"/>
-      <w:bookmarkStart w:id="24" w:name="_Toc242687081"/>
+      <w:bookmarkStart w:id="24" w:name="_Toc242688995"/>
       <w:r>
         <w:t>VOORRAAD BEHEREN</w:t>
       </w:r>
@@ -9030,7 +9178,7 @@
         <w:keepNext/>
       </w:pPr>
       <w:bookmarkStart w:id="25" w:name="k13"/>
-      <w:bookmarkStart w:id="26" w:name="_Toc242687082"/>
+      <w:bookmarkStart w:id="26" w:name="_Toc242688996"/>
       <w:r>
         <w:t>LOGBOEK BEKIJKEN</w:t>
       </w:r>
@@ -9070,7 +9218,7 @@
         <w:keepNext/>
       </w:pPr>
       <w:bookmarkStart w:id="27" w:name="k14"/>
-      <w:bookmarkStart w:id="28" w:name="_Toc242687083"/>
+      <w:bookmarkStart w:id="28" w:name="_Toc242688997"/>
       <w:r>
         <w:t>ALLE GEGEVENS WISSEN</w:t>
       </w:r>
@@ -9196,7 +9344,7 @@
         <w:keepNext/>
       </w:pPr>
       <w:bookmarkStart w:id="29" w:name="k15"/>
-      <w:bookmarkStart w:id="30" w:name="_Toc242687084"/>
+      <w:bookmarkStart w:id="30" w:name="_Toc242688998"/>
       <w:r>
         <w:t>MODAL SLUITEN EN UITLOGGEN</w:t>
       </w:r>
@@ -9225,7 +9373,7 @@
         <w:keepNext/>
       </w:pPr>
       <w:bookmarkStart w:id="31" w:name="k16"/>
-      <w:bookmarkStart w:id="32" w:name="_Toc242687085"/>
+      <w:bookmarkStart w:id="32" w:name="_Toc242688999"/>
       <w:r>
         <w:t>CSV EXPORTEREN</w:t>
       </w:r>
@@ -9562,7 +9710,7 @@
         <w:keepNext/>
       </w:pPr>
       <w:bookmarkStart w:id="33" w:name="k17"/>
-      <w:bookmarkStart w:id="34" w:name="_Toc242687086"/>
+      <w:bookmarkStart w:id="34" w:name="_Toc242689000"/>
       <w:r>
         <w:t>LICHT OF DONKER THEMA</w:t>
       </w:r>
@@ -9669,7 +9817,7 @@
         <w:keepNext/>
       </w:pPr>
       <w:bookmarkStart w:id="35" w:name="k18"/>
-      <w:bookmarkStart w:id="36" w:name="_Toc242687087"/>
+      <w:bookmarkStart w:id="36" w:name="_Toc242689001"/>
       <w:r>
         <w:t>WELKOM EN "ZELFDE ALS VORIGE KEER"</w:t>
       </w:r>
@@ -9742,7 +9890,7 @@
         <w:keepNext/>
       </w:pPr>
       <w:bookmarkStart w:id="37" w:name="k19"/>
-      <w:bookmarkStart w:id="38" w:name="_Toc242687088"/>
+      <w:bookmarkStart w:id="38" w:name="_Toc242689002"/>
       <w:r>
         <w:t>DEMO GEZICHTSHERKENNING</w:t>
       </w:r>
@@ -9950,7 +10098,7 @@
         <w:keepNext/>
       </w:pPr>
       <w:bookmarkStart w:id="39" w:name="k20"/>
-      <w:bookmarkStart w:id="40" w:name="_Toc242687089"/>
+      <w:bookmarkStart w:id="40" w:name="_Toc242689003"/>
       <w:r>
         <w:t>HERKENNEN MET DE PAS</w:t>
       </w:r>
@@ -10144,7 +10292,7 @@
         </w:numPr>
       </w:pPr>
       <w:bookmarkStart w:id="41" w:name="k21"/>
-      <w:bookmarkStart w:id="42" w:name="_Toc242687090"/>
+      <w:bookmarkStart w:id="42" w:name="_Toc242689004"/>
       <w:r>
         <w:t xml:space="preserve">UITLEG VAN </w:t>
       </w:r>
@@ -10168,7 +10316,7 @@
         <w:keepNext/>
       </w:pPr>
       <w:bookmarkStart w:id="43" w:name="k22"/>
-      <w:bookmarkStart w:id="44" w:name="_Toc242687091"/>
+      <w:bookmarkStart w:id="44" w:name="_Toc242689005"/>
       <w:r>
         <w:t>METADATA EN EXTERNE BESTANDEN</w:t>
       </w:r>
@@ -10444,7 +10592,7 @@
         <w:keepNext/>
       </w:pPr>
       <w:bookmarkStart w:id="45" w:name="k23"/>
-      <w:bookmarkStart w:id="46" w:name="_Toc242687092"/>
+      <w:bookmarkStart w:id="46" w:name="_Toc242689006"/>
       <w:r>
         <w:t>NAVIGATIEBALK</w:t>
       </w:r>
@@ -10657,7 +10805,7 @@
         <w:keepNext/>
       </w:pPr>
       <w:bookmarkStart w:id="47" w:name="k24"/>
-      <w:bookmarkStart w:id="48" w:name="_Toc242687093"/>
+      <w:bookmarkStart w:id="48" w:name="_Toc242689007"/>
       <w:r>
         <w:t>HERO-GEDEELTE</w:t>
       </w:r>
@@ -10702,7 +10850,7 @@
         <w:keepNext/>
       </w:pPr>
       <w:bookmarkStart w:id="49" w:name="k25"/>
-      <w:bookmarkStart w:id="50" w:name="_Toc242687094"/>
+      <w:bookmarkStart w:id="50" w:name="_Toc242689008"/>
       <w:r>
         <w:t>MEDEWERKERLIJST</w:t>
       </w:r>
@@ -10965,7 +11113,7 @@
         <w:keepNext/>
       </w:pPr>
       <w:bookmarkStart w:id="51" w:name="k26"/>
-      <w:bookmarkStart w:id="52" w:name="_Toc242687095"/>
+      <w:bookmarkStart w:id="52" w:name="_Toc242689009"/>
       <w:r>
         <w:t>STATISTIEKEN</w:t>
       </w:r>
@@ -11048,7 +11196,7 @@
         <w:keepNext/>
       </w:pPr>
       <w:bookmarkStart w:id="53" w:name="k27"/>
-      <w:bookmarkStart w:id="54" w:name="_Toc242687096"/>
+      <w:bookmarkStart w:id="54" w:name="_Toc242689010"/>
       <w:r>
         <w:t>VENSTERS (MODALS)</w:t>
       </w:r>
@@ -11561,7 +11709,7 @@
         <w:keepNext/>
       </w:pPr>
       <w:bookmarkStart w:id="55" w:name="k28"/>
-      <w:bookmarkStart w:id="56" w:name="_Toc242687097"/>
+      <w:bookmarkStart w:id="56" w:name="_Toc242689011"/>
       <w:r>
         <w:t>WAARSCHUWING BIJ OPENEN ALS LOS BESTAND</w:t>
       </w:r>
@@ -11606,7 +11754,7 @@
         </w:numPr>
       </w:pPr>
       <w:bookmarkStart w:id="57" w:name="k29"/>
-      <w:bookmarkStart w:id="58" w:name="_Toc242687098"/>
+      <w:bookmarkStart w:id="58" w:name="_Toc242689012"/>
       <w:r>
         <w:t xml:space="preserve">UITLEG VAN </w:t>
       </w:r>
@@ -11630,7 +11778,7 @@
         <w:keepNext/>
       </w:pPr>
       <w:bookmarkStart w:id="59" w:name="k30"/>
-      <w:bookmarkStart w:id="60" w:name="_Toc242687099"/>
+      <w:bookmarkStart w:id="60" w:name="_Toc242689013"/>
       <w:r>
         <w:t>CSS-VARIABELEN</w:t>
       </w:r>
@@ -12062,7 +12210,51 @@
         <w:t>tvb-theme-last</w:t>
       </w:r>
       <w:r>
-        <w:t>. Alleen de witte tekst op groene knoppen, de letters in de avatars en de kleuren van de banner zijn in beide thema's hetzelfde.</w:t>
+        <w:t xml:space="preserve">. Alleen de witte tekst op groene knoppen, de letters in de avatars en de kleuren van de banner zijn in beide thema's hetzelfde. Door </w:t>
+      </w:r>
+      <w:r>
+        <w:rPr>
+          <w:rFonts w:ascii="Consolas" w:hAnsi="Consolas" w:cs="Consolas"/>
+          <w:sz w:val="18"/>
+          <w:shd w:val="clear" w:color="auto" w:fill="EEF4F2"/>
+        </w:rPr>
+        <w:t>color-scheme</w:t>
+      </w:r>
+      <w:r>
+        <w:t xml:space="preserve"> tekent de browser de keuzelijsten (</w:t>
+      </w:r>
+      <w:r>
+        <w:rPr>
+          <w:rFonts w:ascii="Consolas" w:hAnsi="Consolas" w:cs="Consolas"/>
+          <w:sz w:val="18"/>
+          <w:shd w:val="clear" w:color="auto" w:fill="EEF4F2"/>
+        </w:rPr>
+        <w:t>select</w:t>
+      </w:r>
+      <w:r>
+        <w:t xml:space="preserve">) en hun opties in het donkere thema ook donker: witte tekst op </w:t>
+      </w:r>
+      <w:r>
+        <w:rPr>
+          <w:rFonts w:ascii="Consolas" w:hAnsi="Consolas" w:cs="Consolas"/>
+          <w:sz w:val="18"/>
+          <w:shd w:val="clear" w:color="auto" w:fill="EEF4F2"/>
+        </w:rPr>
+        <w:t>--paper</w:t>
+      </w:r>
+      <w:r>
+        <w:t xml:space="preserve">, contrast 15,7:1. Placeholdertekst, zoals "Alle bedrijven" in het bedrijfsfilter, krijgt in het donkere thema </w:t>
+      </w:r>
+      <w:r>
+        <w:rPr>
+          <w:rFonts w:ascii="Consolas" w:hAnsi="Consolas" w:cs="Consolas"/>
+          <w:sz w:val="18"/>
+          <w:shd w:val="clear" w:color="auto" w:fill="EEF4F2"/>
+        </w:rPr>
+        <w:t>--muted</w:t>
+      </w:r>
+      <w:r>
+        <w:t xml:space="preserve"> (6,9:1), omdat het standaardgrijs van de browser daar maar 3,4:1 haalt.</w:t>
       </w:r>
     </w:p>
     <w:p>
@@ -12090,6 +12282,8 @@
       </w:r>
       <w:r>
         <w:tab/>
+      </w:r>
+      <w:r>
         <w:t>Globale variabelen en reset.</w:t>
       </w:r>
     </w:p>
@@ -12239,7 +12433,7 @@
         <w:keepNext/>
       </w:pPr>
       <w:bookmarkStart w:id="61" w:name="k31"/>
-      <w:bookmarkStart w:id="62" w:name="_Toc242687100"/>
+      <w:bookmarkStart w:id="62" w:name="_Toc242689014"/>
       <w:r>
         <w:t>LAYOUT</w:t>
       </w:r>
@@ -12760,7 +12954,7 @@
         <w:keepNext/>
       </w:pPr>
       <w:bookmarkStart w:id="63" w:name="k32"/>
-      <w:bookmarkStart w:id="64" w:name="_Toc242687101"/>
+      <w:bookmarkStart w:id="64" w:name="_Toc242689015"/>
       <w:r>
         <w:t>COMPONENTEN</w:t>
       </w:r>
@@ -12983,7 +13177,7 @@
         </w:numPr>
       </w:pPr>
       <w:bookmarkStart w:id="65" w:name="k33"/>
-      <w:bookmarkStart w:id="66" w:name="_Toc242687102"/>
+      <w:bookmarkStart w:id="66" w:name="_Toc242689016"/>
       <w:r>
         <w:t>UITLEG VAN DE JAVASCRIPT (</w:t>
       </w:r>
@@ -13007,7 +13201,7 @@
         <w:keepNext/>
       </w:pPr>
       <w:bookmarkStart w:id="67" w:name="k34"/>
-      <w:bookmarkStart w:id="68" w:name="_Toc242687103"/>
+      <w:bookmarkStart w:id="68" w:name="_Toc242689017"/>
       <w:r>
         <w:t>OPSLAG EN VOORBEELDDATA</w:t>
       </w:r>
@@ -13784,7 +13978,7 @@
         <w:keepNext/>
       </w:pPr>
       <w:bookmarkStart w:id="69" w:name="k35"/>
-      <w:bookmarkStart w:id="70" w:name="_Toc242687104"/>
+      <w:bookmarkStart w:id="70" w:name="_Toc242689018"/>
       <w:r>
         <w:t>OBJECTGEORIËNTEERDE STRUCTUUR</w:t>
       </w:r>
@@ -14931,21 +15125,54 @@
           <w:sz w:val="18"/>
           <w:shd w:val="clear" w:color="auto" w:fill="EEF4F2"/>
         </w:rPr>
-        <w:t>lastRegistration</w:t>
-      </w:r>
-      <w:r>
-        <w:t xml:space="preserve"> zoekt de laatst ingevoerde registratie van een medewerker (en product): de volgorde van invoer telt, niet de datum. Dat is precies de registratie die </w:t>
-      </w:r>
-      <w:r>
-        <w:rPr>
-          <w:rFonts w:ascii="Consolas" w:hAnsi="Consolas" w:cs="Consolas"/>
-          <w:sz w:val="18"/>
-          <w:shd w:val="clear" w:color="auto" w:fill="EEF4F2"/>
-        </w:rPr>
-        <w:t>removeLastRegistration</w:t>
-      </w:r>
-      <w:r>
-        <w:t xml:space="preserve"> zou verwijderen, zodat de controller vooraf kan vragen of een registratie uit een oude maand echt weg mag.</w:t>
+        <w:t>registrationsFor</w:t>
+      </w:r>
+      <w:r>
+        <w:t xml:space="preserve"> geeft alle registraties van een medewerker en product, met de nieuwste datum bovenaan. Dat is de lijst in het venster </w:t>
+      </w:r>
+      <w:r>
+        <w:rPr>
+          <w:rFonts w:ascii="Consolas" w:hAnsi="Consolas" w:cs="Consolas"/>
+          <w:sz w:val="18"/>
+          <w:shd w:val="clear" w:color="auto" w:fill="EEF4F2"/>
+        </w:rPr>
+        <w:t>Registratie verwijderen</w:t>
+      </w:r>
+      <w:r>
+        <w:t xml:space="preserve"> (correctie </w:t>
+      </w:r>
+      <w:r>
+        <w:rPr>
+          <w:rFonts w:ascii="Consolas" w:hAnsi="Consolas" w:cs="Consolas"/>
+          <w:sz w:val="18"/>
+          <w:shd w:val="clear" w:color="auto" w:fill="EEF4F2"/>
+        </w:rPr>
+        <w:t>−</w:t>
+      </w:r>
+      <w:r>
+        <w:t xml:space="preserve">). </w:t>
+      </w:r>
+      <w:r>
+        <w:rPr>
+          <w:rFonts w:ascii="Consolas" w:hAnsi="Consolas" w:cs="Consolas"/>
+          <w:sz w:val="18"/>
+          <w:shd w:val="clear" w:color="auto" w:fill="EEF4F2"/>
+        </w:rPr>
+        <w:t>removeRegistration</w:t>
+      </w:r>
+      <w:r>
+        <w:t xml:space="preserve"> verwijdert precies de gekozen registratie (op id) en zet het product terug in de voorraad van het punt uit de registratie, maar alleen als de registratie ná de laatste telling is gemaakt. </w:t>
+      </w:r>
+      <w:r>
+        <w:rPr>
+          <w:rFonts w:ascii="Consolas" w:hAnsi="Consolas" w:cs="Consolas"/>
+          <w:sz w:val="18"/>
+          <w:shd w:val="clear" w:color="auto" w:fill="EEF4F2"/>
+        </w:rPr>
+        <w:t>findRegistration</w:t>
+      </w:r>
+      <w:r>
+        <w:t xml:space="preserve"> zoekt een registratie op id.</w:t>
       </w:r>
     </w:p>
     <w:p>
@@ -14964,21 +15191,10 @@
           <w:sz w:val="18"/>
           <w:shd w:val="clear" w:color="auto" w:fill="EEF4F2"/>
         </w:rPr>
-        <w:t>setStock</w:t>
-      </w:r>
-      <w:r>
-        <w:t xml:space="preserve"> vervangt de voorraad door de getelde hoeveelheid en bewaart het tijdstip (</w:t>
-      </w:r>
-      <w:r>
-        <w:rPr>
-          <w:rFonts w:ascii="Consolas" w:hAnsi="Consolas" w:cs="Consolas"/>
-          <w:sz w:val="18"/>
-          <w:shd w:val="clear" w:color="auto" w:fill="EEF4F2"/>
-        </w:rPr>
-        <w:t>countedAt</w:t>
-      </w:r>
-      <w:r>
-        <w:t xml:space="preserve">). </w:t>
+        <w:t>lastRegistration</w:t>
+      </w:r>
+      <w:r>
+        <w:t xml:space="preserve"> zoekt de laatst ingevoerde registratie van een medewerker (en product): de volgorde van invoer telt, niet de datum. </w:t>
       </w:r>
       <w:r>
         <w:rPr>
@@ -14989,51 +15205,29 @@
         <w:t>removeLastRegistration</w:t>
       </w:r>
       <w:r>
-        <w:t xml:space="preserve"> zet een product alleen terug in de voorraad als de registratie na die telling is gemaakt. </w:t>
-      </w:r>
-      <w:r>
-        <w:rPr>
-          <w:rFonts w:ascii="Consolas" w:hAnsi="Consolas" w:cs="Consolas"/>
-          <w:sz w:val="18"/>
-          <w:shd w:val="clear" w:color="auto" w:fill="EEF4F2"/>
-        </w:rPr>
-        <w:t>stockEntry</w:t>
-      </w:r>
-      <w:r>
-        <w:t xml:space="preserve"> geeft de voorraadregel van één product op één punt. Beide gebruiken </w:t>
-      </w:r>
-      <w:r>
-        <w:rPr>
-          <w:rFonts w:ascii="Consolas" w:hAnsi="Consolas" w:cs="Consolas"/>
-          <w:sz w:val="18"/>
-          <w:shd w:val="clear" w:color="auto" w:fill="EEF4F2"/>
-        </w:rPr>
-        <w:t>pointProduct</w:t>
-      </w:r>
-      <w:r>
-        <w:t>, dat een regel alleen vindt als eigen sleutel van de voorraadlijst (</w:t>
-      </w:r>
-      <w:r>
-        <w:rPr>
-          <w:rFonts w:ascii="Consolas" w:hAnsi="Consolas" w:cs="Consolas"/>
-          <w:sz w:val="18"/>
-          <w:shd w:val="clear" w:color="auto" w:fill="EEF4F2"/>
-        </w:rPr>
-        <w:t>Object.hasOwn</w:t>
-      </w:r>
-      <w:r>
-        <w:t xml:space="preserve">). Een product-id als </w:t>
-      </w:r>
-      <w:r>
-        <w:rPr>
-          <w:rFonts w:ascii="Consolas" w:hAnsi="Consolas" w:cs="Consolas"/>
-          <w:sz w:val="18"/>
-          <w:shd w:val="clear" w:color="auto" w:fill="EEF4F2"/>
-        </w:rPr>
-        <w:t>toString</w:t>
-      </w:r>
-      <w:r>
-        <w:t xml:space="preserve"> vindt dus geen voorraadregel en schrijft er ook geen.</w:t>
+        <w:t xml:space="preserve"> verwijdert die registratie (via </w:t>
+      </w:r>
+      <w:r>
+        <w:rPr>
+          <w:rFonts w:ascii="Consolas" w:hAnsi="Consolas" w:cs="Consolas"/>
+          <w:sz w:val="18"/>
+          <w:shd w:val="clear" w:color="auto" w:fill="EEF4F2"/>
+        </w:rPr>
+        <w:t>removeRegistration</w:t>
+      </w:r>
+      <w:r>
+        <w:t xml:space="preserve">). De correctie </w:t>
+      </w:r>
+      <w:r>
+        <w:rPr>
+          <w:rFonts w:ascii="Consolas" w:hAnsi="Consolas" w:cs="Consolas"/>
+          <w:sz w:val="18"/>
+          <w:shd w:val="clear" w:color="auto" w:fill="EEF4F2"/>
+        </w:rPr>
+        <w:t>−</w:t>
+      </w:r>
+      <w:r>
+        <w:t xml:space="preserve"> in het beheer gebruikt deze twee niet meer, want daar kiest de beheerder zelf de registratie.</w:t>
       </w:r>
     </w:p>
     <w:p>
@@ -15052,377 +15246,76 @@
           <w:sz w:val="18"/>
           <w:shd w:val="clear" w:color="auto" w:fill="EEF4F2"/>
         </w:rPr>
-        <w:t>moveEmployeesOfPoint</w:t>
-      </w:r>
-      <w:r>
-        <w:t xml:space="preserve"> zet de medewerkers van een consumptiepunt over naar een ander bedrijf. Alleen </w:t>
-      </w:r>
-      <w:r>
-        <w:rPr>
-          <w:rFonts w:ascii="Consolas" w:hAnsi="Consolas" w:cs="Consolas"/>
-          <w:sz w:val="18"/>
-          <w:shd w:val="clear" w:color="auto" w:fill="EEF4F2"/>
-        </w:rPr>
-        <w:t>companyId</w:t>
-      </w:r>
-      <w:r>
-        <w:t xml:space="preserve"> verandert; de naam wordt niet opnieuw opgebouwd.</w:t>
-      </w:r>
-    </w:p>
-    <w:p>
-      <w:pPr>
-        <w:pStyle w:val="Lijstalinea"/>
-        <w:numPr>
-          <w:ilvl w:val="0"/>
-          <w:numId w:val="3"/>
-        </w:numPr>
-        <w:contextualSpacing w:val="0"/>
-      </w:pPr>
-      <w:r>
-        <w:rPr>
-          <w:rFonts w:ascii="Consolas" w:hAnsi="Consolas" w:cs="Consolas"/>
-          <w:sz w:val="18"/>
-          <w:shd w:val="clear" w:color="auto" w:fill="EEF4F2"/>
-        </w:rPr>
-        <w:t>wipeAll</w:t>
-      </w:r>
-      <w:r>
-        <w:t xml:space="preserve"> laat de opslag alles wissen (</w:t>
-      </w:r>
-      <w:r>
-        <w:rPr>
-          <w:rFonts w:ascii="Consolas" w:hAnsi="Consolas" w:cs="Consolas"/>
-          <w:sz w:val="18"/>
-          <w:shd w:val="clear" w:color="auto" w:fill="EEF4F2"/>
-        </w:rPr>
-        <w:t>clearAll</w:t>
-      </w:r>
-      <w:r>
-        <w:t>) en start opnieuw met de demogegevens (</w:t>
-      </w:r>
-      <w:r>
-        <w:rPr>
-          <w:rFonts w:ascii="Consolas" w:hAnsi="Consolas" w:cs="Consolas"/>
-          <w:sz w:val="18"/>
-          <w:shd w:val="clear" w:color="auto" w:fill="EEF4F2"/>
-        </w:rPr>
-        <w:t>createSeedState</w:t>
-      </w:r>
-      <w:r>
-        <w:t>).</w:t>
-      </w:r>
-    </w:p>
-    <w:p>
-      <w:pPr>
-        <w:pStyle w:val="Kop3"/>
-        <w:keepNext/>
-      </w:pPr>
-      <w:bookmarkStart w:id="73" w:name="k38"/>
-      <w:r>
-        <w:rPr>
-          <w:rFonts w:ascii="Consolas" w:hAnsi="Consolas" w:cs="Consolas"/>
-          <w:sz w:val="18"/>
-          <w:shd w:val="clear" w:color="auto" w:fill="EEF4F2"/>
-        </w:rPr>
-        <w:t>RegistrationView</w:t>
-      </w:r>
-      <w:bookmarkEnd w:id="73"/>
-    </w:p>
-    <w:p>
-      <w:r>
-        <w:t xml:space="preserve">Verzorgt alleen de presentatie in de browser. Deze class rendert de medewerkerlijst, het productvenster, statistieken, admin-tabellen, filters, voorraad en toastmeldingen. Alle tekst én alle waarden in HTML-attributen (zoals id's in </w:t>
-      </w:r>
-      <w:r>
-        <w:rPr>
-          <w:rFonts w:ascii="Consolas" w:hAnsi="Consolas" w:cs="Consolas"/>
-          <w:sz w:val="18"/>
-          <w:shd w:val="clear" w:color="auto" w:fill="EEF4F2"/>
-        </w:rPr>
-        <w:t>data-…</w:t>
-      </w:r>
-      <w:r>
-        <w:t xml:space="preserve">, </w:t>
-      </w:r>
-      <w:r>
-        <w:rPr>
-          <w:rFonts w:ascii="Consolas" w:hAnsi="Consolas" w:cs="Consolas"/>
-          <w:sz w:val="18"/>
-          <w:shd w:val="clear" w:color="auto" w:fill="EEF4F2"/>
-        </w:rPr>
-        <w:t>value="…"</w:t>
-      </w:r>
-      <w:r>
-        <w:t xml:space="preserve"> en klassen) gaan eerst door </w:t>
-      </w:r>
-      <w:r>
-        <w:rPr>
-          <w:rFonts w:ascii="Consolas" w:hAnsi="Consolas" w:cs="Consolas"/>
-          <w:sz w:val="18"/>
-          <w:shd w:val="clear" w:color="auto" w:fill="EEF4F2"/>
-        </w:rPr>
-        <w:t>escapeHtml</w:t>
-      </w:r>
-      <w:r>
-        <w:t xml:space="preserve">, zodat ze niet uit het attribuut kunnen breken. De functie </w:t>
-      </w:r>
-      <w:r>
-        <w:rPr>
-          <w:rFonts w:ascii="Consolas" w:hAnsi="Consolas" w:cs="Consolas"/>
-          <w:sz w:val="18"/>
-          <w:shd w:val="clear" w:color="auto" w:fill="EEF4F2"/>
-        </w:rPr>
-        <w:t>cssAttributeValue</w:t>
-      </w:r>
-      <w:r>
-        <w:t xml:space="preserve"> (in hetzelfde bestand, ook gebruikt door de controller) maakt een id veilig voordat die in een CSS-selector komt; in de browser gebruikt die </w:t>
-      </w:r>
-      <w:r>
-        <w:rPr>
-          <w:rFonts w:ascii="Consolas" w:hAnsi="Consolas" w:cs="Consolas"/>
-          <w:sz w:val="18"/>
-          <w:shd w:val="clear" w:color="auto" w:fill="EEF4F2"/>
-        </w:rPr>
-        <w:t>CSS.escape</w:t>
-      </w:r>
-      <w:r>
-        <w:t xml:space="preserve">. </w:t>
-      </w:r>
-      <w:r>
-        <w:rPr>
-          <w:rFonts w:ascii="Consolas" w:hAnsi="Consolas" w:cs="Consolas"/>
-          <w:sz w:val="18"/>
-          <w:shd w:val="clear" w:color="auto" w:fill="EEF4F2"/>
-        </w:rPr>
-        <w:t>companyGroupKey</w:t>
-      </w:r>
-      <w:r>
-        <w:t xml:space="preserve"> bepaalt bij welke groep van het bedrijfsfilter een medewerker hoort: medewerkers zonder bedrijf of met een bedrijf dat niet meer bestaat, vallen onder </w:t>
-      </w:r>
-      <w:r>
-        <w:rPr>
-          <w:rFonts w:ascii="Consolas" w:hAnsi="Consolas" w:cs="Consolas"/>
-          <w:sz w:val="18"/>
-          <w:shd w:val="clear" w:color="auto" w:fill="EEF4F2"/>
-        </w:rPr>
-        <w:t>Onbekend bedrijf</w:t>
-      </w:r>
-      <w:r>
-        <w:t xml:space="preserve">. </w:t>
-      </w:r>
-      <w:r>
-        <w:rPr>
-          <w:rFonts w:ascii="Consolas" w:hAnsi="Consolas" w:cs="Consolas"/>
-          <w:sz w:val="18"/>
-          <w:shd w:val="clear" w:color="auto" w:fill="EEF4F2"/>
-        </w:rPr>
-        <w:t>populateCompanyFilter</w:t>
-      </w:r>
-      <w:r>
-        <w:t xml:space="preserve"> overschrijft de tekst in het bedrijfsfilter niet zolang de gebruiker erin typt. </w:t>
-      </w:r>
-      <w:r>
-        <w:rPr>
-          <w:rFonts w:ascii="Consolas" w:hAnsi="Consolas" w:cs="Consolas"/>
-          <w:sz w:val="18"/>
-          <w:shd w:val="clear" w:color="auto" w:fill="EEF4F2"/>
-        </w:rPr>
-        <w:t>countRegistrations</w:t>
-      </w:r>
-      <w:r>
-        <w:t xml:space="preserve"> telt de registraties per medewerker en product in één keer, zodat de correctielijst ook bij veel registraties snel blijft. </w:t>
-      </w:r>
-      <w:r>
-        <w:rPr>
-          <w:rFonts w:ascii="Consolas" w:hAnsi="Consolas" w:cs="Consolas"/>
-          <w:sz w:val="18"/>
-          <w:shd w:val="clear" w:color="auto" w:fill="EEF4F2"/>
-        </w:rPr>
-        <w:t>renderStockAlerts</w:t>
-      </w:r>
-      <w:r>
-        <w:t xml:space="preserve"> en </w:t>
-      </w:r>
-      <w:r>
-        <w:rPr>
-          <w:rFonts w:ascii="Consolas" w:hAnsi="Consolas" w:cs="Consolas"/>
-          <w:sz w:val="18"/>
-          <w:shd w:val="clear" w:color="auto" w:fill="EEF4F2"/>
-        </w:rPr>
-        <w:t>updateStockStatus</w:t>
-      </w:r>
-      <w:r>
-        <w:t xml:space="preserve"> werken na het aanpassen van de voorraad alleen de bijbestellijst en één statuslabel bij. De view leest uit het model, maar verandert zelf niets.</w:t>
-      </w:r>
-    </w:p>
-    <w:p>
-      <w:pPr>
-        <w:pStyle w:val="Kop3"/>
-        <w:keepNext/>
-      </w:pPr>
-      <w:bookmarkStart w:id="74" w:name="k39"/>
-      <w:r>
-        <w:rPr>
-          <w:rFonts w:ascii="Consolas" w:hAnsi="Consolas" w:cs="Consolas"/>
-          <w:sz w:val="18"/>
-          <w:shd w:val="clear" w:color="auto" w:fill="EEF4F2"/>
-        </w:rPr>
-        <w:t>RegistrationApp</w:t>
-      </w:r>
-      <w:bookmarkEnd w:id="74"/>
-    </w:p>
-    <w:p>
-      <w:r>
-        <w:t xml:space="preserve">Vormt de controller van de applicatie. Deze class koppelt klik- en formulier-events aan het model en laat daarna de view opnieuw renderen. </w:t>
-      </w:r>
-      <w:r>
-        <w:rPr>
-          <w:rFonts w:ascii="Consolas" w:hAnsi="Consolas" w:cs="Consolas"/>
-          <w:sz w:val="18"/>
-          <w:shd w:val="clear" w:color="auto" w:fill="EEF4F2"/>
-        </w:rPr>
-        <w:t>handleClick</w:t>
-      </w:r>
-      <w:r>
-        <w:t xml:space="preserve"> bevat een lijst van knoppen met de actie die erbij hoort; iedere actie is een eigen, korte methode. De methode </w:t>
-      </w:r>
-      <w:r>
-        <w:rPr>
-          <w:rFonts w:ascii="Consolas" w:hAnsi="Consolas" w:cs="Consolas"/>
-          <w:sz w:val="18"/>
-          <w:shd w:val="clear" w:color="auto" w:fill="EEF4F2"/>
-        </w:rPr>
-        <w:t>persist(wijziging, logboekregel)</w:t>
-      </w:r>
-      <w:r>
-        <w:t xml:space="preserve"> zorgt dat iedere wijziging wordt opgeslagen of automatisch wordt teruggedraaid bij een opslagfout. De logboekregel (bijvoorbeeld </w:t>
-      </w:r>
-      <w:r>
-        <w:rPr>
-          <w:rFonts w:ascii="Consolas" w:hAnsi="Consolas" w:cs="Consolas"/>
-          <w:sz w:val="18"/>
-          <w:shd w:val="clear" w:color="auto" w:fill="EEF4F2"/>
-        </w:rPr>
-        <w:t>{ action: "Product verwijderd", details: "Blikje" }</w:t>
-      </w:r>
-      <w:r>
-        <w:t xml:space="preserve">) wordt toegevoegd vóórdat er één keer wordt opgeslagen. Zo worden de wijziging en de logboekregel samen opgeslagen of samen teruggedraaid. </w:t>
-      </w:r>
-      <w:r>
-        <w:rPr>
-          <w:rFonts w:ascii="Consolas" w:hAnsi="Consolas" w:cs="Consolas"/>
-          <w:sz w:val="18"/>
-          <w:shd w:val="clear" w:color="auto" w:fill="EEF4F2"/>
-        </w:rPr>
-        <w:t>finishAdminChange</w:t>
-      </w:r>
-      <w:r>
-        <w:t xml:space="preserve"> tekent daarna alle beheeronderdelen opnieuw, ook de registratietabel (zodat bijvoorbeeld een nieuwe productnaam daar meteen staat), zonder nog eens apart op te slaan.</w:t>
-      </w:r>
-    </w:p>
-    <w:p>
-      <w:r>
-        <w:rPr>
-          <w:rFonts w:ascii="Consolas" w:hAnsi="Consolas" w:cs="Consolas"/>
-          <w:sz w:val="18"/>
-          <w:shd w:val="clear" w:color="auto" w:fill="EEF4F2"/>
-        </w:rPr>
-        <w:t>handleStorageChange</w:t>
-      </w:r>
-      <w:r>
-        <w:t xml:space="preserve"> luistert naar het </w:t>
-      </w:r>
-      <w:r>
-        <w:rPr>
-          <w:rFonts w:ascii="Consolas" w:hAnsi="Consolas" w:cs="Consolas"/>
-          <w:sz w:val="18"/>
-          <w:shd w:val="clear" w:color="auto" w:fill="EEF4F2"/>
-        </w:rPr>
-        <w:t>storage</w:t>
-      </w:r>
-      <w:r>
-        <w:t>-event: slaat een ander tabblad iets op, dan laadt het model de gegevens opnieuw (</w:t>
-      </w:r>
-      <w:r>
-        <w:rPr>
-          <w:rFonts w:ascii="Consolas" w:hAnsi="Consolas" w:cs="Consolas"/>
-          <w:sz w:val="18"/>
-          <w:shd w:val="clear" w:color="auto" w:fill="EEF4F2"/>
-        </w:rPr>
-        <w:t>RegistrationModel.reload</w:t>
-      </w:r>
-      <w:r>
-        <w:t xml:space="preserve">) en wordt alles opnieuw getekend. Daarna ruimt de controller op wat niet meer klopt: </w:t>
-      </w:r>
-      <w:r>
-        <w:rPr>
-          <w:rFonts w:ascii="Consolas" w:hAnsi="Consolas" w:cs="Consolas"/>
-          <w:sz w:val="18"/>
-          <w:shd w:val="clear" w:color="auto" w:fill="EEF4F2"/>
-        </w:rPr>
-        <w:t>closeStaleForms</w:t>
-      </w:r>
-      <w:r>
-        <w:t xml:space="preserve"> sluit een open wijzigformulier van iets dat intussen is verwijderd, en een open productvenster (met het cameravenster erboven) sluit met een melding als de medewerker is verwijderd of gedeactiveerd. Typt de beheerder in de voorraadtabel (</w:t>
-      </w:r>
-      <w:r>
-        <w:rPr>
-          <w:rFonts w:ascii="Consolas" w:hAnsi="Consolas" w:cs="Consolas"/>
-          <w:sz w:val="18"/>
-          <w:shd w:val="clear" w:color="auto" w:fill="EEF4F2"/>
-        </w:rPr>
-        <w:t>isTypingInStockTable</w:t>
-      </w:r>
-      <w:r>
-        <w:t xml:space="preserve">), dan blijft die tabel staan. Waren de nieuwe gegevens onleesbaar, dan volgt een waarschuwing. Klikt iemand in een ander tabblad op </w:t>
-      </w:r>
-      <w:r>
-        <w:rPr>
-          <w:rFonts w:ascii="Consolas" w:hAnsi="Consolas" w:cs="Consolas"/>
-          <w:sz w:val="18"/>
-          <w:shd w:val="clear" w:color="auto" w:fill="EEF4F2"/>
-        </w:rPr>
-        <w:t>Alle gegevens wissen</w:t>
-      </w:r>
-      <w:r>
-        <w:t>, dan verwijdert dat tabblad de gegevenssleutel (</w:t>
-      </w:r>
-      <w:r>
-        <w:rPr>
-          <w:rFonts w:ascii="Consolas" w:hAnsi="Consolas" w:cs="Consolas"/>
-          <w:sz w:val="18"/>
-          <w:shd w:val="clear" w:color="auto" w:fill="EEF4F2"/>
-        </w:rPr>
-        <w:t>event.newValue</w:t>
-      </w:r>
-      <w:r>
-        <w:t xml:space="preserve"> is dan null). Dit tabblad wist dan ook alles uit het geheugen, logt de beheerder uit, vergeet de gezichten en toont "De gegevens zijn in een ander venster gewist." (</w:t>
-      </w:r>
-      <w:r>
-        <w:rPr>
-          <w:rFonts w:ascii="Consolas" w:hAnsi="Consolas" w:cs="Consolas"/>
-          <w:sz w:val="18"/>
-          <w:shd w:val="clear" w:color="auto" w:fill="EEF4F2"/>
-        </w:rPr>
-        <w:t>handleStorageCleared({ keepStore: true })</w:t>
-      </w:r>
-      <w:r>
-        <w:t xml:space="preserve">). De opslag zelf blijft met rust, want het andere tabblad zet er meteen de nieuwe demogegevens in; anders zouden de twee tabbladen elkaar steeds opnieuw wissen. Knoppen en formulieren van iets dat niet meer bestaat, geven via </w:t>
-      </w:r>
-      <w:r>
-        <w:rPr>
-          <w:rFonts w:ascii="Consolas" w:hAnsi="Consolas" w:cs="Consolas"/>
-          <w:sz w:val="18"/>
-          <w:shd w:val="clear" w:color="auto" w:fill="EEF4F2"/>
-        </w:rPr>
-        <w:t>showMissing</w:t>
-      </w:r>
-      <w:r>
-        <w:t xml:space="preserve"> een melding in plaats van het gegeven opnieuw aan te maken.</w:t>
-      </w:r>
-    </w:p>
-    <w:p>
-      <w:r>
-        <w:t>Andere methodes:</w:t>
+        <w:t>setStock</w:t>
+      </w:r>
+      <w:r>
+        <w:t xml:space="preserve"> vervangt de voorraad door de getelde hoeveelheid en bewaart het tijdstip (</w:t>
+      </w:r>
+      <w:r>
+        <w:rPr>
+          <w:rFonts w:ascii="Consolas" w:hAnsi="Consolas" w:cs="Consolas"/>
+          <w:sz w:val="18"/>
+          <w:shd w:val="clear" w:color="auto" w:fill="EEF4F2"/>
+        </w:rPr>
+        <w:t>countedAt</w:t>
+      </w:r>
+      <w:r>
+        <w:t xml:space="preserve">). </w:t>
+      </w:r>
+      <w:r>
+        <w:rPr>
+          <w:rFonts w:ascii="Consolas" w:hAnsi="Consolas" w:cs="Consolas"/>
+          <w:sz w:val="18"/>
+          <w:shd w:val="clear" w:color="auto" w:fill="EEF4F2"/>
+        </w:rPr>
+        <w:t>removeLastRegistration</w:t>
+      </w:r>
+      <w:r>
+        <w:t xml:space="preserve"> zet een product alleen terug in de voorraad als de registratie na die telling is gemaakt. </w:t>
+      </w:r>
+      <w:r>
+        <w:rPr>
+          <w:rFonts w:ascii="Consolas" w:hAnsi="Consolas" w:cs="Consolas"/>
+          <w:sz w:val="18"/>
+          <w:shd w:val="clear" w:color="auto" w:fill="EEF4F2"/>
+        </w:rPr>
+        <w:t>stockEntry</w:t>
+      </w:r>
+      <w:r>
+        <w:t xml:space="preserve"> geeft de voorraadregel van één product op één punt. Beide gebruiken </w:t>
+      </w:r>
+      <w:r>
+        <w:rPr>
+          <w:rFonts w:ascii="Consolas" w:hAnsi="Consolas" w:cs="Consolas"/>
+          <w:sz w:val="18"/>
+          <w:shd w:val="clear" w:color="auto" w:fill="EEF4F2"/>
+        </w:rPr>
+        <w:t>pointProduct</w:t>
+      </w:r>
+      <w:r>
+        <w:t>, dat een regel alleen vindt als eigen sleutel van de voorraadlijst (</w:t>
+      </w:r>
+      <w:r>
+        <w:rPr>
+          <w:rFonts w:ascii="Consolas" w:hAnsi="Consolas" w:cs="Consolas"/>
+          <w:sz w:val="18"/>
+          <w:shd w:val="clear" w:color="auto" w:fill="EEF4F2"/>
+        </w:rPr>
+        <w:t>Object.hasOwn</w:t>
+      </w:r>
+      <w:r>
+        <w:t xml:space="preserve">). Een product-id als </w:t>
+      </w:r>
+      <w:r>
+        <w:rPr>
+          <w:rFonts w:ascii="Consolas" w:hAnsi="Consolas" w:cs="Consolas"/>
+          <w:sz w:val="18"/>
+          <w:shd w:val="clear" w:color="auto" w:fill="EEF4F2"/>
+        </w:rPr>
+        <w:t>toString</w:t>
+      </w:r>
+      <w:r>
+        <w:t xml:space="preserve"> vindt dus geen voorraadregel en schrijft er ook geen.</w:t>
       </w:r>
     </w:p>
     <w:p>
@@ -15441,10 +15334,361 @@
           <w:sz w:val="18"/>
           <w:shd w:val="clear" w:color="auto" w:fill="EEF4F2"/>
         </w:rPr>
-        <w:t>requireAdmin</w:t>
-      </w:r>
-      <w:r>
-        <w:t xml:space="preserve">: iedere beheeractie begint hiermee (formulieren openen en opslaan, verwijderen, (de)activeren, correcties, leveringen en tellingen, export en </w:t>
+        <w:t>moveEmployeesOfPoint</w:t>
+      </w:r>
+      <w:r>
+        <w:t xml:space="preserve"> zet de medewerkers van een consumptiepunt over naar een ander bedrijf. Alleen </w:t>
+      </w:r>
+      <w:r>
+        <w:rPr>
+          <w:rFonts w:ascii="Consolas" w:hAnsi="Consolas" w:cs="Consolas"/>
+          <w:sz w:val="18"/>
+          <w:shd w:val="clear" w:color="auto" w:fill="EEF4F2"/>
+        </w:rPr>
+        <w:t>companyId</w:t>
+      </w:r>
+      <w:r>
+        <w:t xml:space="preserve"> verandert; de naam wordt niet opnieuw opgebouwd.</w:t>
+      </w:r>
+    </w:p>
+    <w:p>
+      <w:pPr>
+        <w:pStyle w:val="Lijstalinea"/>
+        <w:numPr>
+          <w:ilvl w:val="0"/>
+          <w:numId w:val="3"/>
+        </w:numPr>
+        <w:contextualSpacing w:val="0"/>
+      </w:pPr>
+      <w:r>
+        <w:rPr>
+          <w:rFonts w:ascii="Consolas" w:hAnsi="Consolas" w:cs="Consolas"/>
+          <w:sz w:val="18"/>
+          <w:shd w:val="clear" w:color="auto" w:fill="EEF4F2"/>
+        </w:rPr>
+        <w:t>wipeAll</w:t>
+      </w:r>
+      <w:r>
+        <w:t xml:space="preserve"> laat de opslag alles wissen (</w:t>
+      </w:r>
+      <w:r>
+        <w:rPr>
+          <w:rFonts w:ascii="Consolas" w:hAnsi="Consolas" w:cs="Consolas"/>
+          <w:sz w:val="18"/>
+          <w:shd w:val="clear" w:color="auto" w:fill="EEF4F2"/>
+        </w:rPr>
+        <w:t>clearAll</w:t>
+      </w:r>
+      <w:r>
+        <w:t>) en start opnieuw met de demogegevens (</w:t>
+      </w:r>
+      <w:r>
+        <w:rPr>
+          <w:rFonts w:ascii="Consolas" w:hAnsi="Consolas" w:cs="Consolas"/>
+          <w:sz w:val="18"/>
+          <w:shd w:val="clear" w:color="auto" w:fill="EEF4F2"/>
+        </w:rPr>
+        <w:t>createSeedState</w:t>
+      </w:r>
+      <w:r>
+        <w:t>).</w:t>
+      </w:r>
+    </w:p>
+    <w:p>
+      <w:pPr>
+        <w:pStyle w:val="Kop3"/>
+        <w:keepNext/>
+      </w:pPr>
+      <w:bookmarkStart w:id="73" w:name="k38"/>
+      <w:r>
+        <w:rPr>
+          <w:rFonts w:ascii="Consolas" w:hAnsi="Consolas" w:cs="Consolas"/>
+          <w:sz w:val="18"/>
+          <w:shd w:val="clear" w:color="auto" w:fill="EEF4F2"/>
+        </w:rPr>
+        <w:t>RegistrationView</w:t>
+      </w:r>
+      <w:bookmarkEnd w:id="73"/>
+    </w:p>
+    <w:p>
+      <w:r>
+        <w:t xml:space="preserve">Verzorgt alleen de presentatie in de browser. Deze class rendert de medewerkerlijst, het productvenster, statistieken, admin-tabellen, filters, voorraad en toastmeldingen. Alle tekst én alle waarden in HTML-attributen (zoals id's in </w:t>
+      </w:r>
+      <w:r>
+        <w:rPr>
+          <w:rFonts w:ascii="Consolas" w:hAnsi="Consolas" w:cs="Consolas"/>
+          <w:sz w:val="18"/>
+          <w:shd w:val="clear" w:color="auto" w:fill="EEF4F2"/>
+        </w:rPr>
+        <w:t>data-…</w:t>
+      </w:r>
+      <w:r>
+        <w:t xml:space="preserve">, </w:t>
+      </w:r>
+      <w:r>
+        <w:rPr>
+          <w:rFonts w:ascii="Consolas" w:hAnsi="Consolas" w:cs="Consolas"/>
+          <w:sz w:val="18"/>
+          <w:shd w:val="clear" w:color="auto" w:fill="EEF4F2"/>
+        </w:rPr>
+        <w:t>value="…"</w:t>
+      </w:r>
+      <w:r>
+        <w:t xml:space="preserve"> en klassen) gaan eerst door </w:t>
+      </w:r>
+      <w:r>
+        <w:rPr>
+          <w:rFonts w:ascii="Consolas" w:hAnsi="Consolas" w:cs="Consolas"/>
+          <w:sz w:val="18"/>
+          <w:shd w:val="clear" w:color="auto" w:fill="EEF4F2"/>
+        </w:rPr>
+        <w:t>escapeHtml</w:t>
+      </w:r>
+      <w:r>
+        <w:t xml:space="preserve">, zodat ze niet uit het attribuut kunnen breken. De functie </w:t>
+      </w:r>
+      <w:r>
+        <w:rPr>
+          <w:rFonts w:ascii="Consolas" w:hAnsi="Consolas" w:cs="Consolas"/>
+          <w:sz w:val="18"/>
+          <w:shd w:val="clear" w:color="auto" w:fill="EEF4F2"/>
+        </w:rPr>
+        <w:t>cssAttributeValue</w:t>
+      </w:r>
+      <w:r>
+        <w:t xml:space="preserve"> (in hetzelfde bestand, ook gebruikt door de controller) maakt een id veilig voordat die in een CSS-selector komt. In de browser gebruikt die </w:t>
+      </w:r>
+      <w:r>
+        <w:rPr>
+          <w:rFonts w:ascii="Consolas" w:hAnsi="Consolas" w:cs="Consolas"/>
+          <w:sz w:val="18"/>
+          <w:shd w:val="clear" w:color="auto" w:fill="EEF4F2"/>
+        </w:rPr>
+        <w:t>CSS.escape</w:t>
+      </w:r>
+      <w:r>
+        <w:t xml:space="preserve">. </w:t>
+      </w:r>
+      <w:r>
+        <w:rPr>
+          <w:rFonts w:ascii="Consolas" w:hAnsi="Consolas" w:cs="Consolas"/>
+          <w:sz w:val="18"/>
+          <w:shd w:val="clear" w:color="auto" w:fill="EEF4F2"/>
+        </w:rPr>
+        <w:t>companyGroupKey</w:t>
+      </w:r>
+      <w:r>
+        <w:t xml:space="preserve"> bepaalt bij welke groep van het bedrijfsfilter een medewerker hoort: medewerkers zonder bedrijf of met een bedrijf dat niet meer bestaat, vallen onder </w:t>
+      </w:r>
+      <w:r>
+        <w:rPr>
+          <w:rFonts w:ascii="Consolas" w:hAnsi="Consolas" w:cs="Consolas"/>
+          <w:sz w:val="18"/>
+          <w:shd w:val="clear" w:color="auto" w:fill="EEF4F2"/>
+        </w:rPr>
+        <w:t>Onbekend bedrijf</w:t>
+      </w:r>
+      <w:r>
+        <w:t xml:space="preserve">. </w:t>
+      </w:r>
+      <w:r>
+        <w:rPr>
+          <w:rFonts w:ascii="Consolas" w:hAnsi="Consolas" w:cs="Consolas"/>
+          <w:sz w:val="18"/>
+          <w:shd w:val="clear" w:color="auto" w:fill="EEF4F2"/>
+        </w:rPr>
+        <w:t>populateCompanyFilter</w:t>
+      </w:r>
+      <w:r>
+        <w:t xml:space="preserve"> overschrijft de tekst in het bedrijfsfilter niet zolang de gebruiker erin typt. </w:t>
+      </w:r>
+      <w:r>
+        <w:rPr>
+          <w:rFonts w:ascii="Consolas" w:hAnsi="Consolas" w:cs="Consolas"/>
+          <w:sz w:val="18"/>
+          <w:shd w:val="clear" w:color="auto" w:fill="EEF4F2"/>
+        </w:rPr>
+        <w:t>countRegistrations</w:t>
+      </w:r>
+      <w:r>
+        <w:t xml:space="preserve"> telt de registraties per medewerker en product in één keer, zodat de correctielijst ook bij veel registraties snel blijft. </w:t>
+      </w:r>
+      <w:r>
+        <w:rPr>
+          <w:rFonts w:ascii="Consolas" w:hAnsi="Consolas" w:cs="Consolas"/>
+          <w:sz w:val="18"/>
+          <w:shd w:val="clear" w:color="auto" w:fill="EEF4F2"/>
+        </w:rPr>
+        <w:t>renderRemoveRegistrationList</w:t>
+      </w:r>
+      <w:r>
+        <w:t xml:space="preserve"> vult het venster </w:t>
+      </w:r>
+      <w:r>
+        <w:rPr>
+          <w:rFonts w:ascii="Consolas" w:hAnsi="Consolas" w:cs="Consolas"/>
+          <w:sz w:val="18"/>
+          <w:shd w:val="clear" w:color="auto" w:fill="EEF4F2"/>
+        </w:rPr>
+        <w:t>Registratie verwijderen</w:t>
+      </w:r>
+      <w:r>
+        <w:t xml:space="preserve"> met per registratie de datum en tijd, het product, het aantal en een knop </w:t>
+      </w:r>
+      <w:r>
+        <w:rPr>
+          <w:rFonts w:ascii="Consolas" w:hAnsi="Consolas" w:cs="Consolas"/>
+          <w:sz w:val="18"/>
+          <w:shd w:val="clear" w:color="auto" w:fill="EEF4F2"/>
+        </w:rPr>
+        <w:t>Verwijderen</w:t>
+      </w:r>
+      <w:r>
+        <w:t xml:space="preserve">. </w:t>
+      </w:r>
+      <w:r>
+        <w:rPr>
+          <w:rFonts w:ascii="Consolas" w:hAnsi="Consolas" w:cs="Consolas"/>
+          <w:sz w:val="18"/>
+          <w:shd w:val="clear" w:color="auto" w:fill="EEF4F2"/>
+        </w:rPr>
+        <w:t>renderStockAlerts</w:t>
+      </w:r>
+      <w:r>
+        <w:t xml:space="preserve"> en </w:t>
+      </w:r>
+      <w:r>
+        <w:rPr>
+          <w:rFonts w:ascii="Consolas" w:hAnsi="Consolas" w:cs="Consolas"/>
+          <w:sz w:val="18"/>
+          <w:shd w:val="clear" w:color="auto" w:fill="EEF4F2"/>
+        </w:rPr>
+        <w:t>updateStockStatus</w:t>
+      </w:r>
+      <w:r>
+        <w:t xml:space="preserve"> werken na het aanpassen van de voorraad alleen de bijbestellijst en één statuslabel bij. De view leest uit het model, maar verandert zelf niets.</w:t>
+      </w:r>
+    </w:p>
+    <w:p>
+      <w:pPr>
+        <w:pStyle w:val="Kop3"/>
+        <w:keepNext/>
+      </w:pPr>
+      <w:bookmarkStart w:id="74" w:name="k39"/>
+      <w:r>
+        <w:rPr>
+          <w:rFonts w:ascii="Consolas" w:hAnsi="Consolas" w:cs="Consolas"/>
+          <w:sz w:val="18"/>
+          <w:shd w:val="clear" w:color="auto" w:fill="EEF4F2"/>
+        </w:rPr>
+        <w:t>RegistrationApp</w:t>
+      </w:r>
+      <w:bookmarkEnd w:id="74"/>
+    </w:p>
+    <w:p>
+      <w:r>
+        <w:t xml:space="preserve">Vormt de controller van de applicatie. Deze class koppelt klik- en formulier-events aan het model en laat daarna de view opnieuw renderen. </w:t>
+      </w:r>
+      <w:r>
+        <w:rPr>
+          <w:rFonts w:ascii="Consolas" w:hAnsi="Consolas" w:cs="Consolas"/>
+          <w:sz w:val="18"/>
+          <w:shd w:val="clear" w:color="auto" w:fill="EEF4F2"/>
+        </w:rPr>
+        <w:t>handleClick</w:t>
+      </w:r>
+      <w:r>
+        <w:t xml:space="preserve"> bevat een lijst van knoppen met de actie die erbij hoort; iedere actie is een eigen, korte methode. De methode </w:t>
+      </w:r>
+      <w:r>
+        <w:rPr>
+          <w:rFonts w:ascii="Consolas" w:hAnsi="Consolas" w:cs="Consolas"/>
+          <w:sz w:val="18"/>
+          <w:shd w:val="clear" w:color="auto" w:fill="EEF4F2"/>
+        </w:rPr>
+        <w:t>persist(wijziging, logboekregel)</w:t>
+      </w:r>
+      <w:r>
+        <w:t xml:space="preserve"> zorgt dat iedere wijziging wordt opgeslagen of automatisch wordt teruggedraaid bij een opslagfout. De logboekregel (bijvoorbeeld </w:t>
+      </w:r>
+      <w:r>
+        <w:rPr>
+          <w:rFonts w:ascii="Consolas" w:hAnsi="Consolas" w:cs="Consolas"/>
+          <w:sz w:val="18"/>
+          <w:shd w:val="clear" w:color="auto" w:fill="EEF4F2"/>
+        </w:rPr>
+        <w:t>{ action: "Product verwijderd", details: "Blikje" }</w:t>
+      </w:r>
+      <w:r>
+        <w:t xml:space="preserve">) wordt toegevoegd vóórdat er één keer wordt opgeslagen. Zo worden de wijziging en de logboekregel samen opgeslagen of samen teruggedraaid. </w:t>
+      </w:r>
+      <w:r>
+        <w:rPr>
+          <w:rFonts w:ascii="Consolas" w:hAnsi="Consolas" w:cs="Consolas"/>
+          <w:sz w:val="18"/>
+          <w:shd w:val="clear" w:color="auto" w:fill="EEF4F2"/>
+        </w:rPr>
+        <w:t>finishAdminChange</w:t>
+      </w:r>
+      <w:r>
+        <w:t xml:space="preserve"> tekent daarna alle beheeronderdelen opnieuw, ook de registratietabel (zodat bijvoorbeeld een nieuwe productnaam daar meteen staat), zonder nog eens apart op te slaan.</w:t>
+      </w:r>
+    </w:p>
+    <w:p>
+      <w:r>
+        <w:rPr>
+          <w:rFonts w:ascii="Consolas" w:hAnsi="Consolas" w:cs="Consolas"/>
+          <w:sz w:val="18"/>
+          <w:shd w:val="clear" w:color="auto" w:fill="EEF4F2"/>
+        </w:rPr>
+        <w:t>handleStorageChange</w:t>
+      </w:r>
+      <w:r>
+        <w:t xml:space="preserve"> luistert naar het </w:t>
+      </w:r>
+      <w:r>
+        <w:rPr>
+          <w:rFonts w:ascii="Consolas" w:hAnsi="Consolas" w:cs="Consolas"/>
+          <w:sz w:val="18"/>
+          <w:shd w:val="clear" w:color="auto" w:fill="EEF4F2"/>
+        </w:rPr>
+        <w:t>storage</w:t>
+      </w:r>
+      <w:r>
+        <w:t>-event: slaat een ander tabblad iets op, dan laadt het model de gegevens opnieuw (</w:t>
+      </w:r>
+      <w:r>
+        <w:rPr>
+          <w:rFonts w:ascii="Consolas" w:hAnsi="Consolas" w:cs="Consolas"/>
+          <w:sz w:val="18"/>
+          <w:shd w:val="clear" w:color="auto" w:fill="EEF4F2"/>
+        </w:rPr>
+        <w:t>RegistrationModel.reload</w:t>
+      </w:r>
+      <w:r>
+        <w:t xml:space="preserve">) en wordt alles opnieuw getekend. Daarna ruimt de controller op wat niet meer klopt: </w:t>
+      </w:r>
+      <w:r>
+        <w:rPr>
+          <w:rFonts w:ascii="Consolas" w:hAnsi="Consolas" w:cs="Consolas"/>
+          <w:sz w:val="18"/>
+          <w:shd w:val="clear" w:color="auto" w:fill="EEF4F2"/>
+        </w:rPr>
+        <w:t>closeStaleForms</w:t>
+      </w:r>
+      <w:r>
+        <w:t xml:space="preserve"> sluit een open wijzigformulier van iets dat intussen is verwijderd, en een open productvenster (met het cameravenster erboven) sluit met een melding als de medewerker is verwijderd of gedeactiveerd. Typt de beheerder in de voorraadtabel (</w:t>
+      </w:r>
+      <w:r>
+        <w:rPr>
+          <w:rFonts w:ascii="Consolas" w:hAnsi="Consolas" w:cs="Consolas"/>
+          <w:sz w:val="18"/>
+          <w:shd w:val="clear" w:color="auto" w:fill="EEF4F2"/>
+        </w:rPr>
+        <w:t>isTypingInStockTable</w:t>
+      </w:r>
+      <w:r>
+        <w:t xml:space="preserve">), dan blijft die tabel staan. Waren de nieuwe gegevens onleesbaar, dan volgt een waarschuwing. Klikt iemand in een ander tabblad op </w:t>
       </w:r>
       <w:r>
         <w:rPr>
@@ -15455,7 +15699,45 @@
         <w:t>Alle gegevens wissen</w:t>
       </w:r>
       <w:r>
-        <w:t>). Is er geen beheerder ingelogd, dan gebeurt er niets en verschijnt "Log eerst in als beheerder.". Zo werkt een beheeractie ook niet als een verborgen knop toch wordt ingedrukt of de methode op een andere manier wordt aangeroepen. Registreren door een medewerker zelf vraagt geen login.</w:t>
+        <w:t>, dan verwijdert dat tabblad de gegevenssleutel (</w:t>
+      </w:r>
+      <w:r>
+        <w:rPr>
+          <w:rFonts w:ascii="Consolas" w:hAnsi="Consolas" w:cs="Consolas"/>
+          <w:sz w:val="18"/>
+          <w:shd w:val="clear" w:color="auto" w:fill="EEF4F2"/>
+        </w:rPr>
+        <w:t>event.newValue</w:t>
+      </w:r>
+      <w:r>
+        <w:t xml:space="preserve"> is dan null). Dit tabblad wist dan ook alles uit het geheugen, logt de beheerder uit, vergeet de gezichten en toont "De gegevens zijn in een ander venster gewist." (</w:t>
+      </w:r>
+      <w:r>
+        <w:rPr>
+          <w:rFonts w:ascii="Consolas" w:hAnsi="Consolas" w:cs="Consolas"/>
+          <w:sz w:val="18"/>
+          <w:shd w:val="clear" w:color="auto" w:fill="EEF4F2"/>
+        </w:rPr>
+        <w:t>handleStorageCleared({ keepStore: true })</w:t>
+      </w:r>
+      <w:r>
+        <w:t xml:space="preserve">). De opslag zelf blijft met rust, want het andere tabblad zet er meteen de nieuwe demogegevens in; anders zouden de twee tabbladen elkaar steeds opnieuw wissen. Knoppen en formulieren van iets dat niet meer bestaat, geven via </w:t>
+      </w:r>
+      <w:r>
+        <w:rPr>
+          <w:rFonts w:ascii="Consolas" w:hAnsi="Consolas" w:cs="Consolas"/>
+          <w:sz w:val="18"/>
+          <w:shd w:val="clear" w:color="auto" w:fill="EEF4F2"/>
+        </w:rPr>
+        <w:t>showMissing</w:t>
+      </w:r>
+      <w:r>
+        <w:t xml:space="preserve"> een melding in plaats van het gegeven opnieuw aan te maken.</w:t>
+      </w:r>
+    </w:p>
+    <w:p>
+      <w:r>
+        <w:t>Andere methodes:</w:t>
       </w:r>
     </w:p>
     <w:p>
@@ -15474,43 +15756,21 @@
           <w:sz w:val="18"/>
           <w:shd w:val="clear" w:color="auto" w:fill="EEF4F2"/>
         </w:rPr>
-        <w:t>stopCameraAfterTimeout</w:t>
-      </w:r>
-      <w:r>
-        <w:t xml:space="preserve"> en </w:t>
-      </w:r>
-      <w:r>
-        <w:rPr>
-          <w:rFonts w:ascii="Consolas" w:hAnsi="Consolas" w:cs="Consolas"/>
-          <w:sz w:val="18"/>
-          <w:shd w:val="clear" w:color="auto" w:fill="EEF4F2"/>
-        </w:rPr>
-        <w:t>scheduleEnrollTimeout</w:t>
-      </w:r>
-      <w:r>
-        <w:t xml:space="preserve">: zetten de camera uit als er bij herkennen binnen </w:t>
-      </w:r>
-      <w:r>
-        <w:rPr>
-          <w:rFonts w:ascii="Consolas" w:hAnsi="Consolas" w:cs="Consolas"/>
-          <w:sz w:val="18"/>
-          <w:shd w:val="clear" w:color="auto" w:fill="EEF4F2"/>
-        </w:rPr>
-        <w:t>FACE_DEMO.scanTimeoutMs</w:t>
-      </w:r>
-      <w:r>
-        <w:t xml:space="preserve"> (20 seconden) niemand is herkend, of als er bij instellen in die tijd geen gezicht is vastgelegd. Het venster blijft open met een melding. </w:t>
-      </w:r>
-      <w:r>
-        <w:rPr>
-          <w:rFonts w:ascii="Consolas" w:hAnsi="Consolas" w:cs="Consolas"/>
-          <w:sz w:val="18"/>
-          <w:shd w:val="clear" w:color="auto" w:fill="EEF4F2"/>
-        </w:rPr>
-        <w:t>closeFaceModal</w:t>
-      </w:r>
-      <w:r>
-        <w:t xml:space="preserve"> ruimt een wachtende time-out op.</w:t>
+        <w:t>requireAdmin</w:t>
+      </w:r>
+      <w:r>
+        <w:t xml:space="preserve">: iedere beheeractie begint hiermee (formulieren openen en opslaan, verwijderen, (de)activeren, correcties, leveringen en tellingen, export en </w:t>
+      </w:r>
+      <w:r>
+        <w:rPr>
+          <w:rFonts w:ascii="Consolas" w:hAnsi="Consolas" w:cs="Consolas"/>
+          <w:sz w:val="18"/>
+          <w:shd w:val="clear" w:color="auto" w:fill="EEF4F2"/>
+        </w:rPr>
+        <w:t>Alle gegevens wissen</w:t>
+      </w:r>
+      <w:r>
+        <w:t>). Is er geen beheerder ingelogd, dan gebeurt er niets en verschijnt "Log eerst in als beheerder.". Zo werkt een beheeractie ook niet als een verborgen knop toch wordt ingedrukt of de methode op een andere manier wordt aangeroepen. Registreren door een medewerker zelf vraagt geen login.</w:t>
       </w:r>
     </w:p>
     <w:p>
@@ -15529,32 +15789,43 @@
           <w:sz w:val="18"/>
           <w:shd w:val="clear" w:color="auto" w:fill="EEF4F2"/>
         </w:rPr>
-        <w:t>refreshIfNewDay</w:t>
-      </w:r>
-      <w:r>
-        <w:t>: een timer roept deze methode iedere minuut aan. Is de kalenderdag veranderd, dan worden de datum (</w:t>
-      </w:r>
-      <w:r>
-        <w:rPr>
-          <w:rFonts w:ascii="Consolas" w:hAnsi="Consolas" w:cs="Consolas"/>
-          <w:sz w:val="18"/>
-          <w:shd w:val="clear" w:color="auto" w:fill="EEF4F2"/>
-        </w:rPr>
-        <w:t>renderTodayLabel</w:t>
-      </w:r>
-      <w:r>
-        <w:t>) en de totalen (</w:t>
-      </w:r>
-      <w:r>
-        <w:rPr>
-          <w:rFonts w:ascii="Consolas" w:hAnsi="Consolas" w:cs="Consolas"/>
-          <w:sz w:val="18"/>
-          <w:shd w:val="clear" w:color="auto" w:fill="EEF4F2"/>
-        </w:rPr>
-        <w:t>renderStats</w:t>
-      </w:r>
-      <w:r>
-        <w:t>) opnieuw getekend.</w:t>
+        <w:t>stopCameraAfterTimeout</w:t>
+      </w:r>
+      <w:r>
+        <w:t xml:space="preserve"> en </w:t>
+      </w:r>
+      <w:r>
+        <w:rPr>
+          <w:rFonts w:ascii="Consolas" w:hAnsi="Consolas" w:cs="Consolas"/>
+          <w:sz w:val="18"/>
+          <w:shd w:val="clear" w:color="auto" w:fill="EEF4F2"/>
+        </w:rPr>
+        <w:t>scheduleEnrollTimeout</w:t>
+      </w:r>
+      <w:r>
+        <w:t xml:space="preserve">: zetten de camera uit als er bij herkennen binnen </w:t>
+      </w:r>
+      <w:r>
+        <w:rPr>
+          <w:rFonts w:ascii="Consolas" w:hAnsi="Consolas" w:cs="Consolas"/>
+          <w:sz w:val="18"/>
+          <w:shd w:val="clear" w:color="auto" w:fill="EEF4F2"/>
+        </w:rPr>
+        <w:t>FACE_DEMO.scanTimeoutMs</w:t>
+      </w:r>
+      <w:r>
+        <w:t xml:space="preserve"> (20 seconden) niemand is herkend, of als er bij instellen in die tijd geen gezicht is vastgelegd. Het venster blijft open met een melding. </w:t>
+      </w:r>
+      <w:r>
+        <w:rPr>
+          <w:rFonts w:ascii="Consolas" w:hAnsi="Consolas" w:cs="Consolas"/>
+          <w:sz w:val="18"/>
+          <w:shd w:val="clear" w:color="auto" w:fill="EEF4F2"/>
+        </w:rPr>
+        <w:t>closeFaceModal</w:t>
+      </w:r>
+      <w:r>
+        <w:t xml:space="preserve"> ruimt een wachtende time-out op.</w:t>
       </w:r>
     </w:p>
     <w:p>
@@ -15573,54 +15844,32 @@
           <w:sz w:val="18"/>
           <w:shd w:val="clear" w:color="auto" w:fill="EEF4F2"/>
         </w:rPr>
-        <w:t>openModal</w:t>
-      </w:r>
-      <w:r>
-        <w:t xml:space="preserve"> en </w:t>
-      </w:r>
-      <w:r>
-        <w:rPr>
-          <w:rFonts w:ascii="Consolas" w:hAnsi="Consolas" w:cs="Consolas"/>
-          <w:sz w:val="18"/>
-          <w:shd w:val="clear" w:color="auto" w:fill="EEF4F2"/>
-        </w:rPr>
-        <w:t>closeModal</w:t>
-      </w:r>
-      <w:r>
-        <w:t xml:space="preserve">: openen en sluiten een venster. </w:t>
-      </w:r>
-      <w:r>
-        <w:rPr>
-          <w:rFonts w:ascii="Consolas" w:hAnsi="Consolas" w:cs="Consolas"/>
-          <w:sz w:val="18"/>
-          <w:shd w:val="clear" w:color="auto" w:fill="EEF4F2"/>
-        </w:rPr>
-        <w:t>openModal</w:t>
-      </w:r>
-      <w:r>
-        <w:t xml:space="preserve"> onthoudt welk element de focus had (</w:t>
-      </w:r>
-      <w:r>
-        <w:rPr>
-          <w:rFonts w:ascii="Consolas" w:hAnsi="Consolas" w:cs="Consolas"/>
-          <w:sz w:val="18"/>
-          <w:shd w:val="clear" w:color="auto" w:fill="EEF4F2"/>
-        </w:rPr>
-        <w:t>rememberOpener</w:t>
-      </w:r>
-      <w:r>
-        <w:t xml:space="preserve">); </w:t>
-      </w:r>
-      <w:r>
-        <w:rPr>
-          <w:rFonts w:ascii="Consolas" w:hAnsi="Consolas" w:cs="Consolas"/>
-          <w:sz w:val="18"/>
-          <w:shd w:val="clear" w:color="auto" w:fill="EEF4F2"/>
-        </w:rPr>
-        <w:t>closeModal</w:t>
-      </w:r>
-      <w:r>
-        <w:t xml:space="preserve"> zet de focus daar weer op, als dat element nog zichtbaar op de pagina staat.</w:t>
+        <w:t>refreshIfNewDay</w:t>
+      </w:r>
+      <w:r>
+        <w:t>: een timer roept deze methode iedere minuut aan. Is de kalenderdag veranderd, dan worden de datum (</w:t>
+      </w:r>
+      <w:r>
+        <w:rPr>
+          <w:rFonts w:ascii="Consolas" w:hAnsi="Consolas" w:cs="Consolas"/>
+          <w:sz w:val="18"/>
+          <w:shd w:val="clear" w:color="auto" w:fill="EEF4F2"/>
+        </w:rPr>
+        <w:t>renderTodayLabel</w:t>
+      </w:r>
+      <w:r>
+        <w:t>) en de totalen (</w:t>
+      </w:r>
+      <w:r>
+        <w:rPr>
+          <w:rFonts w:ascii="Consolas" w:hAnsi="Consolas" w:cs="Consolas"/>
+          <w:sz w:val="18"/>
+          <w:shd w:val="clear" w:color="auto" w:fill="EEF4F2"/>
+        </w:rPr>
+        <w:t>renderStats</w:t>
+      </w:r>
+      <w:r>
+        <w:t>) opnieuw getekend.</w:t>
       </w:r>
     </w:p>
     <w:p>
@@ -15639,21 +15888,54 @@
           <w:sz w:val="18"/>
           <w:shd w:val="clear" w:color="auto" w:fill="EEF4F2"/>
         </w:rPr>
-        <w:t>confirmOldMonthRemoval</w:t>
-      </w:r>
-      <w:r>
-        <w:t xml:space="preserve">: vraagt bevestiging voordat een correctie met </w:t>
-      </w:r>
-      <w:r>
-        <w:rPr>
-          <w:rFonts w:ascii="Consolas" w:hAnsi="Consolas" w:cs="Consolas"/>
-          <w:sz w:val="18"/>
-          <w:shd w:val="clear" w:color="auto" w:fill="EEF4F2"/>
-        </w:rPr>
-        <w:t>−</w:t>
-      </w:r>
-      <w:r>
-        <w:t xml:space="preserve"> een registratie uit een andere maand verwijdert.</w:t>
+        <w:t>openModal</w:t>
+      </w:r>
+      <w:r>
+        <w:t xml:space="preserve"> en </w:t>
+      </w:r>
+      <w:r>
+        <w:rPr>
+          <w:rFonts w:ascii="Consolas" w:hAnsi="Consolas" w:cs="Consolas"/>
+          <w:sz w:val="18"/>
+          <w:shd w:val="clear" w:color="auto" w:fill="EEF4F2"/>
+        </w:rPr>
+        <w:t>closeModal</w:t>
+      </w:r>
+      <w:r>
+        <w:t xml:space="preserve">: openen en sluiten een venster. </w:t>
+      </w:r>
+      <w:r>
+        <w:rPr>
+          <w:rFonts w:ascii="Consolas" w:hAnsi="Consolas" w:cs="Consolas"/>
+          <w:sz w:val="18"/>
+          <w:shd w:val="clear" w:color="auto" w:fill="EEF4F2"/>
+        </w:rPr>
+        <w:t>openModal</w:t>
+      </w:r>
+      <w:r>
+        <w:t xml:space="preserve"> onthoudt welk element de focus had (</w:t>
+      </w:r>
+      <w:r>
+        <w:rPr>
+          <w:rFonts w:ascii="Consolas" w:hAnsi="Consolas" w:cs="Consolas"/>
+          <w:sz w:val="18"/>
+          <w:shd w:val="clear" w:color="auto" w:fill="EEF4F2"/>
+        </w:rPr>
+        <w:t>rememberOpener</w:t>
+      </w:r>
+      <w:r>
+        <w:t xml:space="preserve">); </w:t>
+      </w:r>
+      <w:r>
+        <w:rPr>
+          <w:rFonts w:ascii="Consolas" w:hAnsi="Consolas" w:cs="Consolas"/>
+          <w:sz w:val="18"/>
+          <w:shd w:val="clear" w:color="auto" w:fill="EEF4F2"/>
+        </w:rPr>
+        <w:t>closeModal</w:t>
+      </w:r>
+      <w:r>
+        <w:t xml:space="preserve"> zet de focus daar weer op, als dat element nog zichtbaar op de pagina staat.</w:t>
       </w:r>
     </w:p>
     <w:p>
@@ -15672,43 +15954,120 @@
           <w:sz w:val="18"/>
           <w:shd w:val="clear" w:color="auto" w:fill="EEF4F2"/>
         </w:rPr>
-        <w:t>setSaveButtons</w:t>
-      </w:r>
-      <w:r>
-        <w:t xml:space="preserve">: zet de opslagknoppen van het medewerkers- en productformulier goed. Bij toevoegen staan er </w:t>
-      </w:r>
-      <w:r>
-        <w:rPr>
-          <w:rFonts w:ascii="Consolas" w:hAnsi="Consolas" w:cs="Consolas"/>
-          <w:sz w:val="18"/>
-          <w:shd w:val="clear" w:color="auto" w:fill="EEF4F2"/>
-        </w:rPr>
-        <w:t>Opslaan</w:t>
-      </w:r>
-      <w:r>
-        <w:t xml:space="preserve"> (secundair) en </w:t>
-      </w:r>
-      <w:r>
-        <w:rPr>
-          <w:rFonts w:ascii="Consolas" w:hAnsi="Consolas" w:cs="Consolas"/>
-          <w:sz w:val="18"/>
-          <w:shd w:val="clear" w:color="auto" w:fill="EEF4F2"/>
-        </w:rPr>
-        <w:t>Opslaan + opnieuw</w:t>
-      </w:r>
-      <w:r>
-        <w:t xml:space="preserve"> (primair); bij wijzigen alleen </w:t>
-      </w:r>
-      <w:r>
-        <w:rPr>
-          <w:rFonts w:ascii="Consolas" w:hAnsi="Consolas" w:cs="Consolas"/>
-          <w:sz w:val="18"/>
-          <w:shd w:val="clear" w:color="auto" w:fill="EEF4F2"/>
-        </w:rPr>
-        <w:t>Opslaan</w:t>
-      </w:r>
-      <w:r>
-        <w:t>, en die is dan primair.</w:t>
+        <w:t>removeCorrection</w:t>
+      </w:r>
+      <w:r>
+        <w:t xml:space="preserve">, </w:t>
+      </w:r>
+      <w:r>
+        <w:rPr>
+          <w:rFonts w:ascii="Consolas" w:hAnsi="Consolas" w:cs="Consolas"/>
+          <w:sz w:val="18"/>
+          <w:shd w:val="clear" w:color="auto" w:fill="EEF4F2"/>
+        </w:rPr>
+        <w:t>removeChosenRegistration</w:t>
+      </w:r>
+      <w:r>
+        <w:t xml:space="preserve"> en </w:t>
+      </w:r>
+      <w:r>
+        <w:rPr>
+          <w:rFonts w:ascii="Consolas" w:hAnsi="Consolas" w:cs="Consolas"/>
+          <w:sz w:val="18"/>
+          <w:shd w:val="clear" w:color="auto" w:fill="EEF4F2"/>
+        </w:rPr>
+        <w:t>closeRemoveRegistration</w:t>
+      </w:r>
+      <w:r>
+        <w:t xml:space="preserve">: de correctie </w:t>
+      </w:r>
+      <w:r>
+        <w:rPr>
+          <w:rFonts w:ascii="Consolas" w:hAnsi="Consolas" w:cs="Consolas"/>
+          <w:sz w:val="18"/>
+          <w:shd w:val="clear" w:color="auto" w:fill="EEF4F2"/>
+        </w:rPr>
+        <w:t>−</w:t>
+      </w:r>
+      <w:r>
+        <w:t xml:space="preserve">. </w:t>
+      </w:r>
+      <w:r>
+        <w:rPr>
+          <w:rFonts w:ascii="Consolas" w:hAnsi="Consolas" w:cs="Consolas"/>
+          <w:sz w:val="18"/>
+          <w:shd w:val="clear" w:color="auto" w:fill="EEF4F2"/>
+        </w:rPr>
+        <w:t>removeCorrection</w:t>
+      </w:r>
+      <w:r>
+        <w:t xml:space="preserve"> opent het venster </w:t>
+      </w:r>
+      <w:r>
+        <w:rPr>
+          <w:rFonts w:ascii="Consolas" w:hAnsi="Consolas" w:cs="Consolas"/>
+          <w:sz w:val="18"/>
+          <w:shd w:val="clear" w:color="auto" w:fill="EEF4F2"/>
+        </w:rPr>
+        <w:t>Registratie verwijderen</w:t>
+      </w:r>
+      <w:r>
+        <w:t xml:space="preserve"> (ook bij één registratie) en zet de focus op de eerste knop </w:t>
+      </w:r>
+      <w:r>
+        <w:rPr>
+          <w:rFonts w:ascii="Consolas" w:hAnsi="Consolas" w:cs="Consolas"/>
+          <w:sz w:val="18"/>
+          <w:shd w:val="clear" w:color="auto" w:fill="EEF4F2"/>
+        </w:rPr>
+        <w:t>Verwijderen</w:t>
+      </w:r>
+      <w:r>
+        <w:t xml:space="preserve">. </w:t>
+      </w:r>
+      <w:r>
+        <w:rPr>
+          <w:rFonts w:ascii="Consolas" w:hAnsi="Consolas" w:cs="Consolas"/>
+          <w:sz w:val="18"/>
+          <w:shd w:val="clear" w:color="auto" w:fill="EEF4F2"/>
+        </w:rPr>
+        <w:t>removeChosenRegistration</w:t>
+      </w:r>
+      <w:r>
+        <w:t xml:space="preserve"> verwijdert de gekozen registratie met een logboekregel via </w:t>
+      </w:r>
+      <w:r>
+        <w:rPr>
+          <w:rFonts w:ascii="Consolas" w:hAnsi="Consolas" w:cs="Consolas"/>
+          <w:sz w:val="18"/>
+          <w:shd w:val="clear" w:color="auto" w:fill="EEF4F2"/>
+        </w:rPr>
+        <w:t>persist</w:t>
+      </w:r>
+      <w:r>
+        <w:t xml:space="preserve">, sluit het venster en tekent de lijsten en de voorraad opnieuw. Bestaat de registratie niet meer, dan volgt via </w:t>
+      </w:r>
+      <w:r>
+        <w:rPr>
+          <w:rFonts w:ascii="Consolas" w:hAnsi="Consolas" w:cs="Consolas"/>
+          <w:sz w:val="18"/>
+          <w:shd w:val="clear" w:color="auto" w:fill="EEF4F2"/>
+        </w:rPr>
+        <w:t>showMissing</w:t>
+      </w:r>
+      <w:r>
+        <w:t xml:space="preserve"> een melding. </w:t>
+      </w:r>
+      <w:r>
+        <w:rPr>
+          <w:rFonts w:ascii="Consolas" w:hAnsi="Consolas" w:cs="Consolas"/>
+          <w:sz w:val="18"/>
+          <w:shd w:val="clear" w:color="auto" w:fill="EEF4F2"/>
+        </w:rPr>
+        <w:t>refreshRemoveRegistration</w:t>
+      </w:r>
+      <w:r>
+        <w:t xml:space="preserve"> werkt de lijst bij na een wijziging in een ander tabblad en sluit het venster als er niets meer te kiezen is. Bij het sluiten van het beheer gaat het venster ook dicht.</w:t>
       </w:r>
     </w:p>
     <w:p>
@@ -15727,54 +16086,21 @@
           <w:sz w:val="18"/>
           <w:shd w:val="clear" w:color="auto" w:fill="EEF4F2"/>
         </w:rPr>
-        <w:t>resetCorrectionDate</w:t>
-      </w:r>
-      <w:r>
-        <w:t xml:space="preserve">, </w:t>
-      </w:r>
-      <w:r>
-        <w:rPr>
-          <w:rFonts w:ascii="Consolas" w:hAnsi="Consolas" w:cs="Consolas"/>
-          <w:sz w:val="18"/>
-          <w:shd w:val="clear" w:color="auto" w:fill="EEF4F2"/>
-        </w:rPr>
-        <w:t>readCorrectionDate</w:t>
-      </w:r>
-      <w:r>
-        <w:t xml:space="preserve"> en </w:t>
-      </w:r>
-      <w:r>
-        <w:rPr>
-          <w:rFonts w:ascii="Consolas" w:hAnsi="Consolas" w:cs="Consolas"/>
-          <w:sz w:val="18"/>
-          <w:shd w:val="clear" w:color="auto" w:fill="EEF4F2"/>
-        </w:rPr>
-        <w:t>confirmOldMonthAddition</w:t>
-      </w:r>
-      <w:r>
-        <w:t xml:space="preserve">: het datumveld bij de correctie </w:t>
-      </w:r>
-      <w:r>
-        <w:rPr>
-          <w:rFonts w:ascii="Consolas" w:hAnsi="Consolas" w:cs="Consolas"/>
-          <w:sz w:val="18"/>
-          <w:shd w:val="clear" w:color="auto" w:fill="EEF4F2"/>
-        </w:rPr>
-        <w:t>+</w:t>
-      </w:r>
-      <w:r>
-        <w:t xml:space="preserve">. Na het inloggen staat het op vandaag; bij </w:t>
-      </w:r>
-      <w:r>
-        <w:rPr>
-          <w:rFonts w:ascii="Consolas" w:hAnsi="Consolas" w:cs="Consolas"/>
-          <w:sz w:val="18"/>
-          <w:shd w:val="clear" w:color="auto" w:fill="EEF4F2"/>
-        </w:rPr>
-        <w:t>+</w:t>
-      </w:r>
-      <w:r>
-        <w:t xml:space="preserve"> wordt de datum gecontroleerd (niet in de toekomst, niet vóór 2000) en volgt bij een eerdere maand een bevestigingsvraag.</w:t>
+        <w:t>confirmOldMonthRemoval</w:t>
+      </w:r>
+      <w:r>
+        <w:t xml:space="preserve">: vraagt bevestiging voordat een correctie met </w:t>
+      </w:r>
+      <w:r>
+        <w:rPr>
+          <w:rFonts w:ascii="Consolas" w:hAnsi="Consolas" w:cs="Consolas"/>
+          <w:sz w:val="18"/>
+          <w:shd w:val="clear" w:color="auto" w:fill="EEF4F2"/>
+        </w:rPr>
+        <w:t>−</w:t>
+      </w:r>
+      <w:r>
+        <w:t xml:space="preserve"> een registratie uit een andere maand verwijdert.</w:t>
       </w:r>
     </w:p>
     <w:p>
@@ -15793,6 +16119,127 @@
           <w:sz w:val="18"/>
           <w:shd w:val="clear" w:color="auto" w:fill="EEF4F2"/>
         </w:rPr>
+        <w:t>setSaveButtons</w:t>
+      </w:r>
+      <w:r>
+        <w:t xml:space="preserve">: zet de opslagknoppen van het medewerkers- en productformulier goed. Bij toevoegen staan er </w:t>
+      </w:r>
+      <w:r>
+        <w:rPr>
+          <w:rFonts w:ascii="Consolas" w:hAnsi="Consolas" w:cs="Consolas"/>
+          <w:sz w:val="18"/>
+          <w:shd w:val="clear" w:color="auto" w:fill="EEF4F2"/>
+        </w:rPr>
+        <w:t>Opslaan</w:t>
+      </w:r>
+      <w:r>
+        <w:t xml:space="preserve"> (secundair) en </w:t>
+      </w:r>
+      <w:r>
+        <w:rPr>
+          <w:rFonts w:ascii="Consolas" w:hAnsi="Consolas" w:cs="Consolas"/>
+          <w:sz w:val="18"/>
+          <w:shd w:val="clear" w:color="auto" w:fill="EEF4F2"/>
+        </w:rPr>
+        <w:t>Opslaan + opnieuw</w:t>
+      </w:r>
+      <w:r>
+        <w:t xml:space="preserve"> (primair); bij wijzigen alleen </w:t>
+      </w:r>
+      <w:r>
+        <w:rPr>
+          <w:rFonts w:ascii="Consolas" w:hAnsi="Consolas" w:cs="Consolas"/>
+          <w:sz w:val="18"/>
+          <w:shd w:val="clear" w:color="auto" w:fill="EEF4F2"/>
+        </w:rPr>
+        <w:t>Opslaan</w:t>
+      </w:r>
+      <w:r>
+        <w:t>, en die is dan primair.</w:t>
+      </w:r>
+    </w:p>
+    <w:p>
+      <w:pPr>
+        <w:pStyle w:val="Lijstalinea"/>
+        <w:numPr>
+          <w:ilvl w:val="0"/>
+          <w:numId w:val="3"/>
+        </w:numPr>
+        <w:spacing w:after="60"/>
+        <w:contextualSpacing w:val="0"/>
+      </w:pPr>
+      <w:r>
+        <w:rPr>
+          <w:rFonts w:ascii="Consolas" w:hAnsi="Consolas" w:cs="Consolas"/>
+          <w:sz w:val="18"/>
+          <w:shd w:val="clear" w:color="auto" w:fill="EEF4F2"/>
+        </w:rPr>
+        <w:t>resetCorrectionDate</w:t>
+      </w:r>
+      <w:r>
+        <w:t xml:space="preserve">, </w:t>
+      </w:r>
+      <w:r>
+        <w:rPr>
+          <w:rFonts w:ascii="Consolas" w:hAnsi="Consolas" w:cs="Consolas"/>
+          <w:sz w:val="18"/>
+          <w:shd w:val="clear" w:color="auto" w:fill="EEF4F2"/>
+        </w:rPr>
+        <w:t>readCorrectionDate</w:t>
+      </w:r>
+      <w:r>
+        <w:t xml:space="preserve"> en </w:t>
+      </w:r>
+      <w:r>
+        <w:rPr>
+          <w:rFonts w:ascii="Consolas" w:hAnsi="Consolas" w:cs="Consolas"/>
+          <w:sz w:val="18"/>
+          <w:shd w:val="clear" w:color="auto" w:fill="EEF4F2"/>
+        </w:rPr>
+        <w:t>confirmOldMonthAddition</w:t>
+      </w:r>
+      <w:r>
+        <w:t xml:space="preserve">: het datumveld bij de correctie </w:t>
+      </w:r>
+      <w:r>
+        <w:rPr>
+          <w:rFonts w:ascii="Consolas" w:hAnsi="Consolas" w:cs="Consolas"/>
+          <w:sz w:val="18"/>
+          <w:shd w:val="clear" w:color="auto" w:fill="EEF4F2"/>
+        </w:rPr>
+        <w:t>+</w:t>
+      </w:r>
+      <w:r>
+        <w:t xml:space="preserve">. Na het inloggen staat het op vandaag; bij </w:t>
+      </w:r>
+      <w:r>
+        <w:rPr>
+          <w:rFonts w:ascii="Consolas" w:hAnsi="Consolas" w:cs="Consolas"/>
+          <w:sz w:val="18"/>
+          <w:shd w:val="clear" w:color="auto" w:fill="EEF4F2"/>
+        </w:rPr>
+        <w:t>+</w:t>
+      </w:r>
+      <w:r>
+        <w:t xml:space="preserve"> wordt de datum gecontroleerd (niet in de toekomst, niet vóór 2000) en volgt bij een eerdere maand een bevestigingsvraag.</w:t>
+      </w:r>
+    </w:p>
+    <w:p>
+      <w:pPr>
+        <w:pStyle w:val="Lijstalinea"/>
+        <w:numPr>
+          <w:ilvl w:val="0"/>
+          <w:numId w:val="3"/>
+        </w:numPr>
+        <w:spacing w:after="60"/>
+        <w:contextualSpacing w:val="0"/>
+      </w:pPr>
+      <w:r>
+        <w:rPr>
+          <w:rFonts w:ascii="Consolas" w:hAnsi="Consolas" w:cs="Consolas"/>
+          <w:sz w:val="18"/>
+          <w:shd w:val="clear" w:color="auto" w:fill="EEF4F2"/>
+        </w:rPr>
         <w:t>saveStockField</w:t>
       </w:r>
       <w:r>
@@ -16470,7 +16917,7 @@
         <w:keepNext/>
       </w:pPr>
       <w:bookmarkStart w:id="80" w:name="k45"/>
-      <w:bookmarkStart w:id="81" w:name="_Toc242687105"/>
+      <w:bookmarkStart w:id="81" w:name="_Toc242689019"/>
       <w:r>
         <w:rPr>
           <w:rFonts w:ascii="Consolas" w:hAnsi="Consolas" w:cs="Consolas"/>
@@ -16611,7 +17058,7 @@
         <w:keepNext/>
       </w:pPr>
       <w:bookmarkStart w:id="82" w:name="k46"/>
-      <w:bookmarkStart w:id="83" w:name="_Toc242687106"/>
+      <w:bookmarkStart w:id="83" w:name="_Toc242689020"/>
       <w:r>
         <w:rPr>
           <w:rFonts w:ascii="Consolas" w:hAnsi="Consolas" w:cs="Consolas"/>
@@ -16688,7 +17135,7 @@
         <w:keepNext/>
       </w:pPr>
       <w:bookmarkStart w:id="84" w:name="k47"/>
-      <w:bookmarkStart w:id="85" w:name="_Toc242687107"/>
+      <w:bookmarkStart w:id="85" w:name="_Toc242689021"/>
       <w:r>
         <w:rPr>
           <w:rFonts w:ascii="Consolas" w:hAnsi="Consolas" w:cs="Consolas"/>
@@ -16837,7 +17284,7 @@
         <w:keepNext/>
       </w:pPr>
       <w:bookmarkStart w:id="86" w:name="k48"/>
-      <w:bookmarkStart w:id="87" w:name="_Toc242687108"/>
+      <w:bookmarkStart w:id="87" w:name="_Toc242689022"/>
       <w:r>
         <w:rPr>
           <w:rFonts w:ascii="Consolas" w:hAnsi="Consolas" w:cs="Consolas"/>
@@ -16904,7 +17351,7 @@
         <w:keepNext/>
       </w:pPr>
       <w:bookmarkStart w:id="88" w:name="k49"/>
-      <w:bookmarkStart w:id="89" w:name="_Toc242687109"/>
+      <w:bookmarkStart w:id="89" w:name="_Toc242689023"/>
       <w:r>
         <w:rPr>
           <w:rFonts w:ascii="Consolas" w:hAnsi="Consolas" w:cs="Consolas"/>
@@ -17004,7 +17451,7 @@
         <w:keepNext/>
       </w:pPr>
       <w:bookmarkStart w:id="90" w:name="k50"/>
-      <w:bookmarkStart w:id="91" w:name="_Toc242687110"/>
+      <w:bookmarkStart w:id="91" w:name="_Toc242689024"/>
       <w:r>
         <w:rPr>
           <w:rFonts w:ascii="Consolas" w:hAnsi="Consolas" w:cs="Consolas"/>
@@ -17049,7 +17496,7 @@
         <w:keepNext/>
       </w:pPr>
       <w:bookmarkStart w:id="92" w:name="k51"/>
-      <w:bookmarkStart w:id="93" w:name="_Toc242687111"/>
+      <w:bookmarkStart w:id="93" w:name="_Toc242689025"/>
       <w:r>
         <w:t>OPSLAGFOUTEN EN TERUGDRAAIEN</w:t>
       </w:r>
@@ -17089,7 +17536,7 @@
         <w:keepNext/>
       </w:pPr>
       <w:bookmarkStart w:id="94" w:name="k52"/>
-      <w:bookmarkStart w:id="95" w:name="_Toc242687112"/>
+      <w:bookmarkStart w:id="95" w:name="_Toc242689026"/>
       <w:r>
         <w:t>ADMINFUNCTIES</w:t>
       </w:r>
@@ -17335,7 +17782,7 @@
         <w:keepNext/>
       </w:pPr>
       <w:bookmarkStart w:id="96" w:name="k53"/>
-      <w:bookmarkStart w:id="97" w:name="_Toc242687113"/>
+      <w:bookmarkStart w:id="97" w:name="_Toc242689027"/>
       <w:r>
         <w:t xml:space="preserve">CSV-EXPORT (CLASS </w:t>
       </w:r>
@@ -17743,7 +18190,7 @@
         <w:keepNext/>
       </w:pPr>
       <w:bookmarkStart w:id="98" w:name="k54"/>
-      <w:bookmarkStart w:id="99" w:name="_Toc242687114"/>
+      <w:bookmarkStart w:id="99" w:name="_Toc242689028"/>
       <w:r>
         <w:t>EVENT LISTENERS</w:t>
       </w:r>
@@ -18348,7 +18795,7 @@
         </w:numPr>
       </w:pPr>
       <w:bookmarkStart w:id="100" w:name="k55"/>
-      <w:bookmarkStart w:id="101" w:name="_Toc242687115"/>
+      <w:bookmarkStart w:id="101" w:name="_Toc242689029"/>
       <w:r>
         <w:t>DATAMODEL EN KOPPELINGEN.</w:t>
       </w:r>
@@ -18366,7 +18813,7 @@
         <w:keepNext/>
       </w:pPr>
       <w:bookmarkStart w:id="102" w:name="k56"/>
-      <w:bookmarkStart w:id="103" w:name="_Toc242687116"/>
+      <w:bookmarkStart w:id="103" w:name="_Toc242689030"/>
       <w:r>
         <w:t>BEDRIJVEN</w:t>
       </w:r>
@@ -18577,7 +19024,7 @@
         <w:keepNext/>
       </w:pPr>
       <w:bookmarkStart w:id="104" w:name="k57"/>
-      <w:bookmarkStart w:id="105" w:name="_Toc242687117"/>
+      <w:bookmarkStart w:id="105" w:name="_Toc242689031"/>
       <w:r>
         <w:t>CONSUMPTIEPUNTEN</w:t>
       </w:r>
@@ -18896,7 +19343,7 @@
         <w:keepNext/>
       </w:pPr>
       <w:bookmarkStart w:id="106" w:name="k58"/>
-      <w:bookmarkStart w:id="107" w:name="_Toc242687118"/>
+      <w:bookmarkStart w:id="107" w:name="_Toc242689032"/>
       <w:r>
         <w:t>MEDEWERKERS</w:t>
       </w:r>
@@ -19452,7 +19899,7 @@
         <w:keepNext/>
       </w:pPr>
       <w:bookmarkStart w:id="108" w:name="k59"/>
-      <w:bookmarkStart w:id="109" w:name="_Toc242687119"/>
+      <w:bookmarkStart w:id="109" w:name="_Toc242689033"/>
       <w:r>
         <w:t>REGISTRATIES</w:t>
       </w:r>
@@ -20018,7 +20465,7 @@
         </w:numPr>
       </w:pPr>
       <w:bookmarkStart w:id="110" w:name="k60"/>
-      <w:bookmarkStart w:id="111" w:name="_Toc242687120"/>
+      <w:bookmarkStart w:id="111" w:name="_Toc242689034"/>
       <w:r>
         <w:t>BELANGRIJKE DEMO-BEPERKINGEN.</w:t>
       </w:r>
@@ -20309,7 +20756,7 @@
         </w:numPr>
       </w:pPr>
       <w:bookmarkStart w:id="112" w:name="k61"/>
-      <w:bookmarkStart w:id="113" w:name="_Toc242687121"/>
+      <w:bookmarkStart w:id="113" w:name="_Toc242689035"/>
       <w:r>
         <w:t>CODE UITLEGGEN TIJDENS EEN PRESENTATIE.</w:t>
       </w:r>
@@ -20594,7 +21041,7 @@
         </w:numPr>
       </w:pPr>
       <w:bookmarkStart w:id="114" w:name="k62"/>
-      <w:bookmarkStart w:id="115" w:name="_Toc242687122"/>
+      <w:bookmarkStart w:id="115" w:name="_Toc242689036"/>
       <w:r>
         <w:t>MOGELIJKE VERVOLGSTAPPEN.</w:t>
       </w:r>

--- a/docs/DOCUMENTATIE.docx
+++ b/docs/DOCUMENTATIE.docx
@@ -82,7 +82,7 @@
           <w:numId w:val="0"/>
         </w:numPr>
       </w:pPr>
-      <w:bookmarkStart w:id="0" w:name="_Toc242688983"/>
+      <w:bookmarkStart w:id="0" w:name="_Toc242690482"/>
       <w:r>
         <w:t>INHOUDSOPGAVE.</w:t>
       </w:r>
@@ -112,7 +112,7 @@
       <w:r>
         <w:fldChar w:fldCharType="separate"/>
       </w:r>
-      <w:hyperlink w:anchor="_Toc242688983" w:history="1">
+      <w:hyperlink w:anchor="_Toc242690482" w:history="1">
         <w:r>
           <w:rPr>
             <w:rStyle w:val="Hyperlink"/>
@@ -139,7 +139,7 @@
             <w:noProof/>
             <w:webHidden/>
           </w:rPr>
-          <w:instrText xml:space="preserve"> PAGEREF _Toc242688983 \h </w:instrText>
+          <w:instrText xml:space="preserve"> PAGEREF _Toc242690482 \h </w:instrText>
         </w:r>
         <w:r>
           <w:rPr>
@@ -186,7 +186,7 @@
           <w:lang w:eastAsia="nl-NL"/>
         </w:rPr>
       </w:pPr>
-      <w:hyperlink w:anchor="_Toc242688984" w:history="1">
+      <w:hyperlink w:anchor="_Toc242690483" w:history="1">
         <w:r>
           <w:rPr>
             <w:rStyle w:val="Hyperlink"/>
@@ -231,7 +231,7 @@
             <w:noProof/>
             <w:webHidden/>
           </w:rPr>
-          <w:instrText xml:space="preserve"> PAGEREF _Toc242688984 \h </w:instrText>
+          <w:instrText xml:space="preserve"> PAGEREF _Toc242690483 \h </w:instrText>
         </w:r>
         <w:r>
           <w:rPr>
@@ -278,7 +278,7 @@
           <w:lang w:eastAsia="nl-NL"/>
         </w:rPr>
       </w:pPr>
-      <w:hyperlink w:anchor="_Toc242688985" w:history="1">
+      <w:hyperlink w:anchor="_Toc242690484" w:history="1">
         <w:r>
           <w:rPr>
             <w:rStyle w:val="Hyperlink"/>
@@ -323,7 +323,7 @@
             <w:noProof/>
             <w:webHidden/>
           </w:rPr>
-          <w:instrText xml:space="preserve"> PAGEREF _Toc242688985 \h </w:instrText>
+          <w:instrText xml:space="preserve"> PAGEREF _Toc242690484 \h </w:instrText>
         </w:r>
         <w:r>
           <w:rPr>
@@ -370,7 +370,7 @@
           <w:lang w:eastAsia="nl-NL"/>
         </w:rPr>
       </w:pPr>
-      <w:hyperlink w:anchor="_Toc242688986" w:history="1">
+      <w:hyperlink w:anchor="_Toc242690485" w:history="1">
         <w:r>
           <w:rPr>
             <w:rStyle w:val="Hyperlink"/>
@@ -415,7 +415,7 @@
             <w:noProof/>
             <w:webHidden/>
           </w:rPr>
-          <w:instrText xml:space="preserve"> PAGEREF _Toc242688986 \h </w:instrText>
+          <w:instrText xml:space="preserve"> PAGEREF _Toc242690485 \h </w:instrText>
         </w:r>
         <w:r>
           <w:rPr>
@@ -462,7 +462,7 @@
           <w:lang w:eastAsia="nl-NL"/>
         </w:rPr>
       </w:pPr>
-      <w:hyperlink w:anchor="_Toc242688987" w:history="1">
+      <w:hyperlink w:anchor="_Toc242690486" w:history="1">
         <w:r>
           <w:rPr>
             <w:rStyle w:val="Hyperlink"/>
@@ -507,7 +507,7 @@
             <w:noProof/>
             <w:webHidden/>
           </w:rPr>
-          <w:instrText xml:space="preserve"> PAGEREF _Toc242688987 \h </w:instrText>
+          <w:instrText xml:space="preserve"> PAGEREF _Toc242690486 \h </w:instrText>
         </w:r>
         <w:r>
           <w:rPr>
@@ -554,7 +554,7 @@
           <w:lang w:eastAsia="nl-NL"/>
         </w:rPr>
       </w:pPr>
-      <w:hyperlink w:anchor="_Toc242688988" w:history="1">
+      <w:hyperlink w:anchor="_Toc242690487" w:history="1">
         <w:r>
           <w:rPr>
             <w:rStyle w:val="Hyperlink"/>
@@ -599,7 +599,7 @@
             <w:noProof/>
             <w:webHidden/>
           </w:rPr>
-          <w:instrText xml:space="preserve"> PAGEREF _Toc242688988 \h </w:instrText>
+          <w:instrText xml:space="preserve"> PAGEREF _Toc242690487 \h </w:instrText>
         </w:r>
         <w:r>
           <w:rPr>
@@ -646,7 +646,7 @@
           <w:lang w:eastAsia="nl-NL"/>
         </w:rPr>
       </w:pPr>
-      <w:hyperlink w:anchor="_Toc242688989" w:history="1">
+      <w:hyperlink w:anchor="_Toc242690488" w:history="1">
         <w:r>
           <w:rPr>
             <w:rStyle w:val="Hyperlink"/>
@@ -691,7 +691,7 @@
             <w:noProof/>
             <w:webHidden/>
           </w:rPr>
-          <w:instrText xml:space="preserve"> PAGEREF _Toc242688989 \h </w:instrText>
+          <w:instrText xml:space="preserve"> PAGEREF _Toc242690488 \h </w:instrText>
         </w:r>
         <w:r>
           <w:rPr>
@@ -738,7 +738,7 @@
           <w:lang w:eastAsia="nl-NL"/>
         </w:rPr>
       </w:pPr>
-      <w:hyperlink w:anchor="_Toc242688990" w:history="1">
+      <w:hyperlink w:anchor="_Toc242690489" w:history="1">
         <w:r>
           <w:rPr>
             <w:rStyle w:val="Hyperlink"/>
@@ -783,7 +783,7 @@
             <w:noProof/>
             <w:webHidden/>
           </w:rPr>
-          <w:instrText xml:space="preserve"> PAGEREF _Toc242688990 \h </w:instrText>
+          <w:instrText xml:space="preserve"> PAGEREF _Toc242690489 \h </w:instrText>
         </w:r>
         <w:r>
           <w:rPr>
@@ -830,7 +830,7 @@
           <w:lang w:eastAsia="nl-NL"/>
         </w:rPr>
       </w:pPr>
-      <w:hyperlink w:anchor="_Toc242688991" w:history="1">
+      <w:hyperlink w:anchor="_Toc242690490" w:history="1">
         <w:r>
           <w:rPr>
             <w:rStyle w:val="Hyperlink"/>
@@ -875,7 +875,7 @@
             <w:noProof/>
             <w:webHidden/>
           </w:rPr>
-          <w:instrText xml:space="preserve"> PAGEREF _Toc242688991 \h </w:instrText>
+          <w:instrText xml:space="preserve"> PAGEREF _Toc242690490 \h </w:instrText>
         </w:r>
         <w:r>
           <w:rPr>
@@ -922,7 +922,7 @@
           <w:lang w:eastAsia="nl-NL"/>
         </w:rPr>
       </w:pPr>
-      <w:hyperlink w:anchor="_Toc242688992" w:history="1">
+      <w:hyperlink w:anchor="_Toc242690491" w:history="1">
         <w:r>
           <w:rPr>
             <w:rStyle w:val="Hyperlink"/>
@@ -967,7 +967,7 @@
             <w:noProof/>
             <w:webHidden/>
           </w:rPr>
-          <w:instrText xml:space="preserve"> PAGEREF _Toc242688992 \h </w:instrText>
+          <w:instrText xml:space="preserve"> PAGEREF _Toc242690491 \h </w:instrText>
         </w:r>
         <w:r>
           <w:rPr>
@@ -1014,7 +1014,7 @@
           <w:lang w:eastAsia="nl-NL"/>
         </w:rPr>
       </w:pPr>
-      <w:hyperlink w:anchor="_Toc242688993" w:history="1">
+      <w:hyperlink w:anchor="_Toc242690492" w:history="1">
         <w:r>
           <w:rPr>
             <w:rStyle w:val="Hyperlink"/>
@@ -1059,7 +1059,7 @@
             <w:noProof/>
             <w:webHidden/>
           </w:rPr>
-          <w:instrText xml:space="preserve"> PAGEREF _Toc242688993 \h </w:instrText>
+          <w:instrText xml:space="preserve"> PAGEREF _Toc242690492 \h </w:instrText>
         </w:r>
         <w:r>
           <w:rPr>
@@ -1106,7 +1106,7 @@
           <w:lang w:eastAsia="nl-NL"/>
         </w:rPr>
       </w:pPr>
-      <w:hyperlink w:anchor="_Toc242688994" w:history="1">
+      <w:hyperlink w:anchor="_Toc242690493" w:history="1">
         <w:r>
           <w:rPr>
             <w:rStyle w:val="Hyperlink"/>
@@ -1151,7 +1151,7 @@
             <w:noProof/>
             <w:webHidden/>
           </w:rPr>
-          <w:instrText xml:space="preserve"> PAGEREF _Toc242688994 \h </w:instrText>
+          <w:instrText xml:space="preserve"> PAGEREF _Toc242690493 \h </w:instrText>
         </w:r>
         <w:r>
           <w:rPr>
@@ -1198,7 +1198,7 @@
           <w:lang w:eastAsia="nl-NL"/>
         </w:rPr>
       </w:pPr>
-      <w:hyperlink w:anchor="_Toc242688995" w:history="1">
+      <w:hyperlink w:anchor="_Toc242690494" w:history="1">
         <w:r>
           <w:rPr>
             <w:rStyle w:val="Hyperlink"/>
@@ -1243,7 +1243,7 @@
             <w:noProof/>
             <w:webHidden/>
           </w:rPr>
-          <w:instrText xml:space="preserve"> PAGEREF _Toc242688995 \h </w:instrText>
+          <w:instrText xml:space="preserve"> PAGEREF _Toc242690494 \h </w:instrText>
         </w:r>
         <w:r>
           <w:rPr>
@@ -1290,7 +1290,7 @@
           <w:lang w:eastAsia="nl-NL"/>
         </w:rPr>
       </w:pPr>
-      <w:hyperlink w:anchor="_Toc242688996" w:history="1">
+      <w:hyperlink w:anchor="_Toc242690495" w:history="1">
         <w:r>
           <w:rPr>
             <w:rStyle w:val="Hyperlink"/>
@@ -1335,7 +1335,7 @@
             <w:noProof/>
             <w:webHidden/>
           </w:rPr>
-          <w:instrText xml:space="preserve"> PAGEREF _Toc242688996 \h </w:instrText>
+          <w:instrText xml:space="preserve"> PAGEREF _Toc242690495 \h </w:instrText>
         </w:r>
         <w:r>
           <w:rPr>
@@ -1382,7 +1382,7 @@
           <w:lang w:eastAsia="nl-NL"/>
         </w:rPr>
       </w:pPr>
-      <w:hyperlink w:anchor="_Toc242688997" w:history="1">
+      <w:hyperlink w:anchor="_Toc242690496" w:history="1">
         <w:r>
           <w:rPr>
             <w:rStyle w:val="Hyperlink"/>
@@ -1427,7 +1427,7 @@
             <w:noProof/>
             <w:webHidden/>
           </w:rPr>
-          <w:instrText xml:space="preserve"> PAGEREF _Toc242688997 \h </w:instrText>
+          <w:instrText xml:space="preserve"> PAGEREF _Toc242690496 \h </w:instrText>
         </w:r>
         <w:r>
           <w:rPr>
@@ -1474,7 +1474,7 @@
           <w:lang w:eastAsia="nl-NL"/>
         </w:rPr>
       </w:pPr>
-      <w:hyperlink w:anchor="_Toc242688998" w:history="1">
+      <w:hyperlink w:anchor="_Toc242690497" w:history="1">
         <w:r>
           <w:rPr>
             <w:rStyle w:val="Hyperlink"/>
@@ -1519,7 +1519,7 @@
             <w:noProof/>
             <w:webHidden/>
           </w:rPr>
-          <w:instrText xml:space="preserve"> PAGEREF _Toc242688998 \h </w:instrText>
+          <w:instrText xml:space="preserve"> PAGEREF _Toc242690497 \h </w:instrText>
         </w:r>
         <w:r>
           <w:rPr>
@@ -1566,7 +1566,7 @@
           <w:lang w:eastAsia="nl-NL"/>
         </w:rPr>
       </w:pPr>
-      <w:hyperlink w:anchor="_Toc242688999" w:history="1">
+      <w:hyperlink w:anchor="_Toc242690498" w:history="1">
         <w:r>
           <w:rPr>
             <w:rStyle w:val="Hyperlink"/>
@@ -1611,7 +1611,7 @@
             <w:noProof/>
             <w:webHidden/>
           </w:rPr>
-          <w:instrText xml:space="preserve"> PAGEREF _Toc242688999 \h </w:instrText>
+          <w:instrText xml:space="preserve"> PAGEREF _Toc242690498 \h </w:instrText>
         </w:r>
         <w:r>
           <w:rPr>
@@ -1658,7 +1658,7 @@
           <w:lang w:eastAsia="nl-NL"/>
         </w:rPr>
       </w:pPr>
-      <w:hyperlink w:anchor="_Toc242689000" w:history="1">
+      <w:hyperlink w:anchor="_Toc242690499" w:history="1">
         <w:r>
           <w:rPr>
             <w:rStyle w:val="Hyperlink"/>
@@ -1703,7 +1703,7 @@
             <w:noProof/>
             <w:webHidden/>
           </w:rPr>
-          <w:instrText xml:space="preserve"> PAGEREF _Toc242689000 \h </w:instrText>
+          <w:instrText xml:space="preserve"> PAGEREF _Toc242690499 \h </w:instrText>
         </w:r>
         <w:r>
           <w:rPr>
@@ -1750,7 +1750,7 @@
           <w:lang w:eastAsia="nl-NL"/>
         </w:rPr>
       </w:pPr>
-      <w:hyperlink w:anchor="_Toc242689001" w:history="1">
+      <w:hyperlink w:anchor="_Toc242690500" w:history="1">
         <w:r>
           <w:rPr>
             <w:rStyle w:val="Hyperlink"/>
@@ -1795,7 +1795,7 @@
             <w:noProof/>
             <w:webHidden/>
           </w:rPr>
-          <w:instrText xml:space="preserve"> PAGEREF _Toc242689001 \h </w:instrText>
+          <w:instrText xml:space="preserve"> PAGEREF _Toc242690500 \h </w:instrText>
         </w:r>
         <w:r>
           <w:rPr>
@@ -1842,7 +1842,7 @@
           <w:lang w:eastAsia="nl-NL"/>
         </w:rPr>
       </w:pPr>
-      <w:hyperlink w:anchor="_Toc242689002" w:history="1">
+      <w:hyperlink w:anchor="_Toc242690501" w:history="1">
         <w:r>
           <w:rPr>
             <w:rStyle w:val="Hyperlink"/>
@@ -1887,7 +1887,7 @@
             <w:noProof/>
             <w:webHidden/>
           </w:rPr>
-          <w:instrText xml:space="preserve"> PAGEREF _Toc242689002 \h </w:instrText>
+          <w:instrText xml:space="preserve"> PAGEREF _Toc242690501 \h </w:instrText>
         </w:r>
         <w:r>
           <w:rPr>
@@ -1934,7 +1934,7 @@
           <w:lang w:eastAsia="nl-NL"/>
         </w:rPr>
       </w:pPr>
-      <w:hyperlink w:anchor="_Toc242689003" w:history="1">
+      <w:hyperlink w:anchor="_Toc242690502" w:history="1">
         <w:r>
           <w:rPr>
             <w:rStyle w:val="Hyperlink"/>
@@ -1979,7 +1979,7 @@
             <w:noProof/>
             <w:webHidden/>
           </w:rPr>
-          <w:instrText xml:space="preserve"> PAGEREF _Toc242689003 \h </w:instrText>
+          <w:instrText xml:space="preserve"> PAGEREF _Toc242690502 \h </w:instrText>
         </w:r>
         <w:r>
           <w:rPr>
@@ -2026,7 +2026,7 @@
           <w:lang w:eastAsia="nl-NL"/>
         </w:rPr>
       </w:pPr>
-      <w:hyperlink w:anchor="_Toc242689004" w:history="1">
+      <w:hyperlink w:anchor="_Toc242690503" w:history="1">
         <w:r>
           <w:rPr>
             <w:rStyle w:val="Hyperlink"/>
@@ -2087,7 +2087,7 @@
             <w:noProof/>
             <w:webHidden/>
           </w:rPr>
-          <w:instrText xml:space="preserve"> PAGEREF _Toc242689004 \h </w:instrText>
+          <w:instrText xml:space="preserve"> PAGEREF _Toc242690503 \h </w:instrText>
         </w:r>
         <w:r>
           <w:rPr>
@@ -2134,7 +2134,7 @@
           <w:lang w:eastAsia="nl-NL"/>
         </w:rPr>
       </w:pPr>
-      <w:hyperlink w:anchor="_Toc242689005" w:history="1">
+      <w:hyperlink w:anchor="_Toc242690504" w:history="1">
         <w:r>
           <w:rPr>
             <w:rStyle w:val="Hyperlink"/>
@@ -2179,7 +2179,7 @@
             <w:noProof/>
             <w:webHidden/>
           </w:rPr>
-          <w:instrText xml:space="preserve"> PAGEREF _Toc242689005 \h </w:instrText>
+          <w:instrText xml:space="preserve"> PAGEREF _Toc242690504 \h </w:instrText>
         </w:r>
         <w:r>
           <w:rPr>
@@ -2226,7 +2226,7 @@
           <w:lang w:eastAsia="nl-NL"/>
         </w:rPr>
       </w:pPr>
-      <w:hyperlink w:anchor="_Toc242689006" w:history="1">
+      <w:hyperlink w:anchor="_Toc242690505" w:history="1">
         <w:r>
           <w:rPr>
             <w:rStyle w:val="Hyperlink"/>
@@ -2271,7 +2271,7 @@
             <w:noProof/>
             <w:webHidden/>
           </w:rPr>
-          <w:instrText xml:space="preserve"> PAGEREF _Toc242689006 \h </w:instrText>
+          <w:instrText xml:space="preserve"> PAGEREF _Toc242690505 \h </w:instrText>
         </w:r>
         <w:r>
           <w:rPr>
@@ -2318,7 +2318,7 @@
           <w:lang w:eastAsia="nl-NL"/>
         </w:rPr>
       </w:pPr>
-      <w:hyperlink w:anchor="_Toc242689007" w:history="1">
+      <w:hyperlink w:anchor="_Toc242690506" w:history="1">
         <w:r>
           <w:rPr>
             <w:rStyle w:val="Hyperlink"/>
@@ -2363,7 +2363,7 @@
             <w:noProof/>
             <w:webHidden/>
           </w:rPr>
-          <w:instrText xml:space="preserve"> PAGEREF _Toc242689007 \h </w:instrText>
+          <w:instrText xml:space="preserve"> PAGEREF _Toc242690506 \h </w:instrText>
         </w:r>
         <w:r>
           <w:rPr>
@@ -2410,7 +2410,7 @@
           <w:lang w:eastAsia="nl-NL"/>
         </w:rPr>
       </w:pPr>
-      <w:hyperlink w:anchor="_Toc242689008" w:history="1">
+      <w:hyperlink w:anchor="_Toc242690507" w:history="1">
         <w:r>
           <w:rPr>
             <w:rStyle w:val="Hyperlink"/>
@@ -2455,7 +2455,7 @@
             <w:noProof/>
             <w:webHidden/>
           </w:rPr>
-          <w:instrText xml:space="preserve"> PAGEREF _Toc242689008 \h </w:instrText>
+          <w:instrText xml:space="preserve"> PAGEREF _Toc242690507 \h </w:instrText>
         </w:r>
         <w:r>
           <w:rPr>
@@ -2502,7 +2502,7 @@
           <w:lang w:eastAsia="nl-NL"/>
         </w:rPr>
       </w:pPr>
-      <w:hyperlink w:anchor="_Toc242689009" w:history="1">
+      <w:hyperlink w:anchor="_Toc242690508" w:history="1">
         <w:r>
           <w:rPr>
             <w:rStyle w:val="Hyperlink"/>
@@ -2547,7 +2547,7 @@
             <w:noProof/>
             <w:webHidden/>
           </w:rPr>
-          <w:instrText xml:space="preserve"> PAGEREF _Toc242689009 \h </w:instrText>
+          <w:instrText xml:space="preserve"> PAGEREF _Toc242690508 \h </w:instrText>
         </w:r>
         <w:r>
           <w:rPr>
@@ -2594,7 +2594,7 @@
           <w:lang w:eastAsia="nl-NL"/>
         </w:rPr>
       </w:pPr>
-      <w:hyperlink w:anchor="_Toc242689010" w:history="1">
+      <w:hyperlink w:anchor="_Toc242690509" w:history="1">
         <w:r>
           <w:rPr>
             <w:rStyle w:val="Hyperlink"/>
@@ -2639,7 +2639,7 @@
             <w:noProof/>
             <w:webHidden/>
           </w:rPr>
-          <w:instrText xml:space="preserve"> PAGEREF _Toc242689010 \h </w:instrText>
+          <w:instrText xml:space="preserve"> PAGEREF _Toc242690509 \h </w:instrText>
         </w:r>
         <w:r>
           <w:rPr>
@@ -2686,7 +2686,7 @@
           <w:lang w:eastAsia="nl-NL"/>
         </w:rPr>
       </w:pPr>
-      <w:hyperlink w:anchor="_Toc242689011" w:history="1">
+      <w:hyperlink w:anchor="_Toc242690510" w:history="1">
         <w:r>
           <w:rPr>
             <w:rStyle w:val="Hyperlink"/>
@@ -2731,7 +2731,7 @@
             <w:noProof/>
             <w:webHidden/>
           </w:rPr>
-          <w:instrText xml:space="preserve"> PAGEREF _Toc242689011 \h </w:instrText>
+          <w:instrText xml:space="preserve"> PAGEREF _Toc242690510 \h </w:instrText>
         </w:r>
         <w:r>
           <w:rPr>
@@ -2778,7 +2778,7 @@
           <w:lang w:eastAsia="nl-NL"/>
         </w:rPr>
       </w:pPr>
-      <w:hyperlink w:anchor="_Toc242689012" w:history="1">
+      <w:hyperlink w:anchor="_Toc242690511" w:history="1">
         <w:r>
           <w:rPr>
             <w:rStyle w:val="Hyperlink"/>
@@ -2839,7 +2839,7 @@
             <w:noProof/>
             <w:webHidden/>
           </w:rPr>
-          <w:instrText xml:space="preserve"> PAGEREF _Toc242689012 \h </w:instrText>
+          <w:instrText xml:space="preserve"> PAGEREF _Toc242690511 \h </w:instrText>
         </w:r>
         <w:r>
           <w:rPr>
@@ -2886,7 +2886,7 @@
           <w:lang w:eastAsia="nl-NL"/>
         </w:rPr>
       </w:pPr>
-      <w:hyperlink w:anchor="_Toc242689013" w:history="1">
+      <w:hyperlink w:anchor="_Toc242690512" w:history="1">
         <w:r>
           <w:rPr>
             <w:rStyle w:val="Hyperlink"/>
@@ -2931,7 +2931,7 @@
             <w:noProof/>
             <w:webHidden/>
           </w:rPr>
-          <w:instrText xml:space="preserve"> PAGEREF _Toc242689013 \h </w:instrText>
+          <w:instrText xml:space="preserve"> PAGEREF _Toc242690512 \h </w:instrText>
         </w:r>
         <w:r>
           <w:rPr>
@@ -2978,7 +2978,7 @@
           <w:lang w:eastAsia="nl-NL"/>
         </w:rPr>
       </w:pPr>
-      <w:hyperlink w:anchor="_Toc242689014" w:history="1">
+      <w:hyperlink w:anchor="_Toc242690513" w:history="1">
         <w:r>
           <w:rPr>
             <w:rStyle w:val="Hyperlink"/>
@@ -3023,7 +3023,7 @@
             <w:noProof/>
             <w:webHidden/>
           </w:rPr>
-          <w:instrText xml:space="preserve"> PAGEREF _Toc242689014 \h </w:instrText>
+          <w:instrText xml:space="preserve"> PAGEREF _Toc242690513 \h </w:instrText>
         </w:r>
         <w:r>
           <w:rPr>
@@ -3070,7 +3070,7 @@
           <w:lang w:eastAsia="nl-NL"/>
         </w:rPr>
       </w:pPr>
-      <w:hyperlink w:anchor="_Toc242689015" w:history="1">
+      <w:hyperlink w:anchor="_Toc242690514" w:history="1">
         <w:r>
           <w:rPr>
             <w:rStyle w:val="Hyperlink"/>
@@ -3115,7 +3115,7 @@
             <w:noProof/>
             <w:webHidden/>
           </w:rPr>
-          <w:instrText xml:space="preserve"> PAGEREF _Toc242689015 \h </w:instrText>
+          <w:instrText xml:space="preserve"> PAGEREF _Toc242690514 \h </w:instrText>
         </w:r>
         <w:r>
           <w:rPr>
@@ -3162,7 +3162,7 @@
           <w:lang w:eastAsia="nl-NL"/>
         </w:rPr>
       </w:pPr>
-      <w:hyperlink w:anchor="_Toc242689016" w:history="1">
+      <w:hyperlink w:anchor="_Toc242690515" w:history="1">
         <w:r>
           <w:rPr>
             <w:rStyle w:val="Hyperlink"/>
@@ -3223,7 +3223,7 @@
             <w:noProof/>
             <w:webHidden/>
           </w:rPr>
-          <w:instrText xml:space="preserve"> PAGEREF _Toc242689016 \h </w:instrText>
+          <w:instrText xml:space="preserve"> PAGEREF _Toc242690515 \h </w:instrText>
         </w:r>
         <w:r>
           <w:rPr>
@@ -3270,7 +3270,7 @@
           <w:lang w:eastAsia="nl-NL"/>
         </w:rPr>
       </w:pPr>
-      <w:hyperlink w:anchor="_Toc242689017" w:history="1">
+      <w:hyperlink w:anchor="_Toc242690516" w:history="1">
         <w:r>
           <w:rPr>
             <w:rStyle w:val="Hyperlink"/>
@@ -3315,7 +3315,7 @@
             <w:noProof/>
             <w:webHidden/>
           </w:rPr>
-          <w:instrText xml:space="preserve"> PAGEREF _Toc242689017 \h </w:instrText>
+          <w:instrText xml:space="preserve"> PAGEREF _Toc242690516 \h </w:instrText>
         </w:r>
         <w:r>
           <w:rPr>
@@ -3362,7 +3362,7 @@
           <w:lang w:eastAsia="nl-NL"/>
         </w:rPr>
       </w:pPr>
-      <w:hyperlink w:anchor="_Toc242689018" w:history="1">
+      <w:hyperlink w:anchor="_Toc242690517" w:history="1">
         <w:r>
           <w:rPr>
             <w:rStyle w:val="Hyperlink"/>
@@ -3407,7 +3407,7 @@
             <w:noProof/>
             <w:webHidden/>
           </w:rPr>
-          <w:instrText xml:space="preserve"> PAGEREF _Toc242689018 \h </w:instrText>
+          <w:instrText xml:space="preserve"> PAGEREF _Toc242690517 \h </w:instrText>
         </w:r>
         <w:r>
           <w:rPr>
@@ -3454,7 +3454,7 @@
           <w:lang w:eastAsia="nl-NL"/>
         </w:rPr>
       </w:pPr>
-      <w:hyperlink w:anchor="_Toc242689019" w:history="1">
+      <w:hyperlink w:anchor="_Toc242690518" w:history="1">
         <w:r>
           <w:rPr>
             <w:rStyle w:val="Hyperlink"/>
@@ -3501,7 +3501,7 @@
             <w:noProof/>
             <w:webHidden/>
           </w:rPr>
-          <w:instrText xml:space="preserve"> PAGEREF _Toc242689019 \h </w:instrText>
+          <w:instrText xml:space="preserve"> PAGEREF _Toc242690518 \h </w:instrText>
         </w:r>
         <w:r>
           <w:rPr>
@@ -3521,7 +3521,7 @@
             <w:noProof/>
             <w:webHidden/>
           </w:rPr>
-          <w:t>25</w:t>
+          <w:t>27</w:t>
         </w:r>
         <w:r>
           <w:rPr>
@@ -3548,7 +3548,7 @@
           <w:lang w:eastAsia="nl-NL"/>
         </w:rPr>
       </w:pPr>
-      <w:hyperlink w:anchor="_Toc242689020" w:history="1">
+      <w:hyperlink w:anchor="_Toc242690519" w:history="1">
         <w:r>
           <w:rPr>
             <w:rStyle w:val="Hyperlink"/>
@@ -3595,7 +3595,7 @@
             <w:noProof/>
             <w:webHidden/>
           </w:rPr>
-          <w:instrText xml:space="preserve"> PAGEREF _Toc242689020 \h </w:instrText>
+          <w:instrText xml:space="preserve"> PAGEREF _Toc242690519 \h </w:instrText>
         </w:r>
         <w:r>
           <w:rPr>
@@ -3615,7 +3615,7 @@
             <w:noProof/>
             <w:webHidden/>
           </w:rPr>
-          <w:t>26</w:t>
+          <w:t>27</w:t>
         </w:r>
         <w:r>
           <w:rPr>
@@ -3642,7 +3642,7 @@
           <w:lang w:eastAsia="nl-NL"/>
         </w:rPr>
       </w:pPr>
-      <w:hyperlink w:anchor="_Toc242689021" w:history="1">
+      <w:hyperlink w:anchor="_Toc242690520" w:history="1">
         <w:r>
           <w:rPr>
             <w:rStyle w:val="Hyperlink"/>
@@ -3689,7 +3689,7 @@
             <w:noProof/>
             <w:webHidden/>
           </w:rPr>
-          <w:instrText xml:space="preserve"> PAGEREF _Toc242689021 \h </w:instrText>
+          <w:instrText xml:space="preserve"> PAGEREF _Toc242690520 \h </w:instrText>
         </w:r>
         <w:r>
           <w:rPr>
@@ -3709,7 +3709,7 @@
             <w:noProof/>
             <w:webHidden/>
           </w:rPr>
-          <w:t>26</w:t>
+          <w:t>27</w:t>
         </w:r>
         <w:r>
           <w:rPr>
@@ -3736,7 +3736,7 @@
           <w:lang w:eastAsia="nl-NL"/>
         </w:rPr>
       </w:pPr>
-      <w:hyperlink w:anchor="_Toc242689022" w:history="1">
+      <w:hyperlink w:anchor="_Toc242690521" w:history="1">
         <w:r>
           <w:rPr>
             <w:rStyle w:val="Hyperlink"/>
@@ -3783,7 +3783,7 @@
             <w:noProof/>
             <w:webHidden/>
           </w:rPr>
-          <w:instrText xml:space="preserve"> PAGEREF _Toc242689022 \h </w:instrText>
+          <w:instrText xml:space="preserve"> PAGEREF _Toc242690521 \h </w:instrText>
         </w:r>
         <w:r>
           <w:rPr>
@@ -3803,7 +3803,7 @@
             <w:noProof/>
             <w:webHidden/>
           </w:rPr>
-          <w:t>26</w:t>
+          <w:t>27</w:t>
         </w:r>
         <w:r>
           <w:rPr>
@@ -3830,7 +3830,7 @@
           <w:lang w:eastAsia="nl-NL"/>
         </w:rPr>
       </w:pPr>
-      <w:hyperlink w:anchor="_Toc242689023" w:history="1">
+      <w:hyperlink w:anchor="_Toc242690522" w:history="1">
         <w:r>
           <w:rPr>
             <w:rStyle w:val="Hyperlink"/>
@@ -3877,7 +3877,7 @@
             <w:noProof/>
             <w:webHidden/>
           </w:rPr>
-          <w:instrText xml:space="preserve"> PAGEREF _Toc242689023 \h </w:instrText>
+          <w:instrText xml:space="preserve"> PAGEREF _Toc242690522 \h </w:instrText>
         </w:r>
         <w:r>
           <w:rPr>
@@ -3897,7 +3897,7 @@
             <w:noProof/>
             <w:webHidden/>
           </w:rPr>
-          <w:t>26</w:t>
+          <w:t>27</w:t>
         </w:r>
         <w:r>
           <w:rPr>
@@ -3924,7 +3924,7 @@
           <w:lang w:eastAsia="nl-NL"/>
         </w:rPr>
       </w:pPr>
-      <w:hyperlink w:anchor="_Toc242689024" w:history="1">
+      <w:hyperlink w:anchor="_Toc242690523" w:history="1">
         <w:r>
           <w:rPr>
             <w:rStyle w:val="Hyperlink"/>
@@ -3971,7 +3971,7 @@
             <w:noProof/>
             <w:webHidden/>
           </w:rPr>
-          <w:instrText xml:space="preserve"> PAGEREF _Toc242689024 \h </w:instrText>
+          <w:instrText xml:space="preserve"> PAGEREF _Toc242690523 \h </w:instrText>
         </w:r>
         <w:r>
           <w:rPr>
@@ -3991,7 +3991,7 @@
             <w:noProof/>
             <w:webHidden/>
           </w:rPr>
-          <w:t>26</w:t>
+          <w:t>28</w:t>
         </w:r>
         <w:r>
           <w:rPr>
@@ -4018,7 +4018,7 @@
           <w:lang w:eastAsia="nl-NL"/>
         </w:rPr>
       </w:pPr>
-      <w:hyperlink w:anchor="_Toc242689025" w:history="1">
+      <w:hyperlink w:anchor="_Toc242690524" w:history="1">
         <w:r>
           <w:rPr>
             <w:rStyle w:val="Hyperlink"/>
@@ -4063,7 +4063,7 @@
             <w:noProof/>
             <w:webHidden/>
           </w:rPr>
-          <w:instrText xml:space="preserve"> PAGEREF _Toc242689025 \h </w:instrText>
+          <w:instrText xml:space="preserve"> PAGEREF _Toc242690524 \h </w:instrText>
         </w:r>
         <w:r>
           <w:rPr>
@@ -4083,7 +4083,7 @@
             <w:noProof/>
             <w:webHidden/>
           </w:rPr>
-          <w:t>26</w:t>
+          <w:t>28</w:t>
         </w:r>
         <w:r>
           <w:rPr>
@@ -4110,7 +4110,7 @@
           <w:lang w:eastAsia="nl-NL"/>
         </w:rPr>
       </w:pPr>
-      <w:hyperlink w:anchor="_Toc242689026" w:history="1">
+      <w:hyperlink w:anchor="_Toc242690525" w:history="1">
         <w:r>
           <w:rPr>
             <w:rStyle w:val="Hyperlink"/>
@@ -4155,7 +4155,7 @@
             <w:noProof/>
             <w:webHidden/>
           </w:rPr>
-          <w:instrText xml:space="preserve"> PAGEREF _Toc242689026 \h </w:instrText>
+          <w:instrText xml:space="preserve"> PAGEREF _Toc242690525 \h </w:instrText>
         </w:r>
         <w:r>
           <w:rPr>
@@ -4175,7 +4175,7 @@
             <w:noProof/>
             <w:webHidden/>
           </w:rPr>
-          <w:t>27</w:t>
+          <w:t>28</w:t>
         </w:r>
         <w:r>
           <w:rPr>
@@ -4202,7 +4202,7 @@
           <w:lang w:eastAsia="nl-NL"/>
         </w:rPr>
       </w:pPr>
-      <w:hyperlink w:anchor="_Toc242689027" w:history="1">
+      <w:hyperlink w:anchor="_Toc242690526" w:history="1">
         <w:r>
           <w:rPr>
             <w:rStyle w:val="Hyperlink"/>
@@ -4251,7 +4251,7 @@
             <w:noProof/>
             <w:shd w:val="clear" w:color="auto" w:fill="EEF4F2"/>
           </w:rPr>
-          <w:t>csvExport.js</w:t>
+          <w:t>CsvExport.js</w:t>
         </w:r>
         <w:r>
           <w:rPr>
@@ -4279,7 +4279,7 @@
             <w:noProof/>
             <w:webHidden/>
           </w:rPr>
-          <w:instrText xml:space="preserve"> PAGEREF _Toc242689027 \h </w:instrText>
+          <w:instrText xml:space="preserve"> PAGEREF _Toc242690526 \h </w:instrText>
         </w:r>
         <w:r>
           <w:rPr>
@@ -4299,7 +4299,7 @@
             <w:noProof/>
             <w:webHidden/>
           </w:rPr>
-          <w:t>27</w:t>
+          <w:t>28</w:t>
         </w:r>
         <w:r>
           <w:rPr>
@@ -4326,7 +4326,7 @@
           <w:lang w:eastAsia="nl-NL"/>
         </w:rPr>
       </w:pPr>
-      <w:hyperlink w:anchor="_Toc242689028" w:history="1">
+      <w:hyperlink w:anchor="_Toc242690527" w:history="1">
         <w:r>
           <w:rPr>
             <w:rStyle w:val="Hyperlink"/>
@@ -4371,7 +4371,7 @@
             <w:noProof/>
             <w:webHidden/>
           </w:rPr>
-          <w:instrText xml:space="preserve"> PAGEREF _Toc242689028 \h </w:instrText>
+          <w:instrText xml:space="preserve"> PAGEREF _Toc242690527 \h </w:instrText>
         </w:r>
         <w:r>
           <w:rPr>
@@ -4391,7 +4391,7 @@
             <w:noProof/>
             <w:webHidden/>
           </w:rPr>
-          <w:t>27</w:t>
+          <w:t>29</w:t>
         </w:r>
         <w:r>
           <w:rPr>
@@ -4418,7 +4418,7 @@
           <w:lang w:eastAsia="nl-NL"/>
         </w:rPr>
       </w:pPr>
-      <w:hyperlink w:anchor="_Toc242689029" w:history="1">
+      <w:hyperlink w:anchor="_Toc242690528" w:history="1">
         <w:r>
           <w:rPr>
             <w:rStyle w:val="Hyperlink"/>
@@ -4463,7 +4463,7 @@
             <w:noProof/>
             <w:webHidden/>
           </w:rPr>
-          <w:instrText xml:space="preserve"> PAGEREF _Toc242689029 \h </w:instrText>
+          <w:instrText xml:space="preserve"> PAGEREF _Toc242690528 \h </w:instrText>
         </w:r>
         <w:r>
           <w:rPr>
@@ -4483,7 +4483,7 @@
             <w:noProof/>
             <w:webHidden/>
           </w:rPr>
-          <w:t>29</w:t>
+          <w:t>30</w:t>
         </w:r>
         <w:r>
           <w:rPr>
@@ -4510,7 +4510,7 @@
           <w:lang w:eastAsia="nl-NL"/>
         </w:rPr>
       </w:pPr>
-      <w:hyperlink w:anchor="_Toc242689030" w:history="1">
+      <w:hyperlink w:anchor="_Toc242690529" w:history="1">
         <w:r>
           <w:rPr>
             <w:rStyle w:val="Hyperlink"/>
@@ -4555,7 +4555,7 @@
             <w:noProof/>
             <w:webHidden/>
           </w:rPr>
-          <w:instrText xml:space="preserve"> PAGEREF _Toc242689030 \h </w:instrText>
+          <w:instrText xml:space="preserve"> PAGEREF _Toc242690529 \h </w:instrText>
         </w:r>
         <w:r>
           <w:rPr>
@@ -4575,7 +4575,7 @@
             <w:noProof/>
             <w:webHidden/>
           </w:rPr>
-          <w:t>29</w:t>
+          <w:t>30</w:t>
         </w:r>
         <w:r>
           <w:rPr>
@@ -4602,7 +4602,7 @@
           <w:lang w:eastAsia="nl-NL"/>
         </w:rPr>
       </w:pPr>
-      <w:hyperlink w:anchor="_Toc242689031" w:history="1">
+      <w:hyperlink w:anchor="_Toc242690530" w:history="1">
         <w:r>
           <w:rPr>
             <w:rStyle w:val="Hyperlink"/>
@@ -4647,7 +4647,7 @@
             <w:noProof/>
             <w:webHidden/>
           </w:rPr>
-          <w:instrText xml:space="preserve"> PAGEREF _Toc242689031 \h </w:instrText>
+          <w:instrText xml:space="preserve"> PAGEREF _Toc242690530 \h </w:instrText>
         </w:r>
         <w:r>
           <w:rPr>
@@ -4667,7 +4667,7 @@
             <w:noProof/>
             <w:webHidden/>
           </w:rPr>
-          <w:t>29</w:t>
+          <w:t>30</w:t>
         </w:r>
         <w:r>
           <w:rPr>
@@ -4694,7 +4694,7 @@
           <w:lang w:eastAsia="nl-NL"/>
         </w:rPr>
       </w:pPr>
-      <w:hyperlink w:anchor="_Toc242689032" w:history="1">
+      <w:hyperlink w:anchor="_Toc242690531" w:history="1">
         <w:r>
           <w:rPr>
             <w:rStyle w:val="Hyperlink"/>
@@ -4739,7 +4739,7 @@
             <w:noProof/>
             <w:webHidden/>
           </w:rPr>
-          <w:instrText xml:space="preserve"> PAGEREF _Toc242689032 \h </w:instrText>
+          <w:instrText xml:space="preserve"> PAGEREF _Toc242690531 \h </w:instrText>
         </w:r>
         <w:r>
           <w:rPr>
@@ -4759,7 +4759,7 @@
             <w:noProof/>
             <w:webHidden/>
           </w:rPr>
-          <w:t>29</w:t>
+          <w:t>30</w:t>
         </w:r>
         <w:r>
           <w:rPr>
@@ -4786,7 +4786,7 @@
           <w:lang w:eastAsia="nl-NL"/>
         </w:rPr>
       </w:pPr>
-      <w:hyperlink w:anchor="_Toc242689033" w:history="1">
+      <w:hyperlink w:anchor="_Toc242690532" w:history="1">
         <w:r>
           <w:rPr>
             <w:rStyle w:val="Hyperlink"/>
@@ -4831,7 +4831,7 @@
             <w:noProof/>
             <w:webHidden/>
           </w:rPr>
-          <w:instrText xml:space="preserve"> PAGEREF _Toc242689033 \h </w:instrText>
+          <w:instrText xml:space="preserve"> PAGEREF _Toc242690532 \h </w:instrText>
         </w:r>
         <w:r>
           <w:rPr>
@@ -4851,7 +4851,7 @@
             <w:noProof/>
             <w:webHidden/>
           </w:rPr>
-          <w:t>29</w:t>
+          <w:t>30</w:t>
         </w:r>
         <w:r>
           <w:rPr>
@@ -4878,7 +4878,7 @@
           <w:lang w:eastAsia="nl-NL"/>
         </w:rPr>
       </w:pPr>
-      <w:hyperlink w:anchor="_Toc242689034" w:history="1">
+      <w:hyperlink w:anchor="_Toc242690533" w:history="1">
         <w:r>
           <w:rPr>
             <w:rStyle w:val="Hyperlink"/>
@@ -4923,7 +4923,7 @@
             <w:noProof/>
             <w:webHidden/>
           </w:rPr>
-          <w:instrText xml:space="preserve"> PAGEREF _Toc242689034 \h </w:instrText>
+          <w:instrText xml:space="preserve"> PAGEREF _Toc242690533 \h </w:instrText>
         </w:r>
         <w:r>
           <w:rPr>
@@ -4943,7 +4943,7 @@
             <w:noProof/>
             <w:webHidden/>
           </w:rPr>
-          <w:t>31</w:t>
+          <w:t>32</w:t>
         </w:r>
         <w:r>
           <w:rPr>
@@ -4970,7 +4970,7 @@
           <w:lang w:eastAsia="nl-NL"/>
         </w:rPr>
       </w:pPr>
-      <w:hyperlink w:anchor="_Toc242689035" w:history="1">
+      <w:hyperlink w:anchor="_Toc242690534" w:history="1">
         <w:r>
           <w:rPr>
             <w:rStyle w:val="Hyperlink"/>
@@ -5015,7 +5015,7 @@
             <w:noProof/>
             <w:webHidden/>
           </w:rPr>
-          <w:instrText xml:space="preserve"> PAGEREF _Toc242689035 \h </w:instrText>
+          <w:instrText xml:space="preserve"> PAGEREF _Toc242690534 \h </w:instrText>
         </w:r>
         <w:r>
           <w:rPr>
@@ -5035,7 +5035,7 @@
             <w:noProof/>
             <w:webHidden/>
           </w:rPr>
-          <w:t>32</w:t>
+          <w:t>33</w:t>
         </w:r>
         <w:r>
           <w:rPr>
@@ -5062,7 +5062,7 @@
           <w:lang w:eastAsia="nl-NL"/>
         </w:rPr>
       </w:pPr>
-      <w:hyperlink w:anchor="_Toc242689036" w:history="1">
+      <w:hyperlink w:anchor="_Toc242690535" w:history="1">
         <w:r>
           <w:rPr>
             <w:rStyle w:val="Hyperlink"/>
@@ -5107,7 +5107,7 @@
             <w:noProof/>
             <w:webHidden/>
           </w:rPr>
-          <w:instrText xml:space="preserve"> PAGEREF _Toc242689036 \h </w:instrText>
+          <w:instrText xml:space="preserve"> PAGEREF _Toc242690535 \h </w:instrText>
         </w:r>
         <w:r>
           <w:rPr>
@@ -5127,7 +5127,7 @@
             <w:noProof/>
             <w:webHidden/>
           </w:rPr>
-          <w:t>33</w:t>
+          <w:t>34</w:t>
         </w:r>
         <w:r>
           <w:rPr>
@@ -5160,7 +5160,7 @@
         </w:numPr>
       </w:pPr>
       <w:bookmarkStart w:id="1" w:name="k1"/>
-      <w:bookmarkStart w:id="2" w:name="_Toc242688984"/>
+      <w:bookmarkStart w:id="2" w:name="_Toc242690483"/>
       <w:r>
         <w:t>DOEL VAN DE APPLICATIE.</w:t>
       </w:r>
@@ -5242,7 +5242,7 @@
         </w:numPr>
       </w:pPr>
       <w:bookmarkStart w:id="3" w:name="k2"/>
-      <w:bookmarkStart w:id="4" w:name="_Toc242688985"/>
+      <w:bookmarkStart w:id="4" w:name="_Toc242690484"/>
       <w:r>
         <w:t>BESTANDEN.</w:t>
       </w:r>
@@ -5270,8 +5270,8 @@
         <w:tblLook w:val="04A0" w:firstRow="1" w:lastRow="0" w:firstColumn="1" w:lastColumn="0" w:noHBand="0" w:noVBand="1"/>
       </w:tblPr>
       <w:tblGrid>
-        <w:gridCol w:w="4320"/>
-        <w:gridCol w:w="5318"/>
+        <w:gridCol w:w="4337"/>
+        <w:gridCol w:w="5301"/>
       </w:tblGrid>
       <w:tr>
         <w:trPr>
@@ -5280,7 +5280,7 @@
         </w:trPr>
         <w:tc>
           <w:tcPr>
-            <w:tcW w:w="4320" w:type="dxa"/>
+            <w:tcW w:w="4337" w:type="dxa"/>
             <w:shd w:val="clear" w:color="auto" w:fill="38B5A8"/>
           </w:tcPr>
           <w:p>
@@ -5301,7 +5301,7 @@
         </w:tc>
         <w:tc>
           <w:tcPr>
-            <w:tcW w:w="5318" w:type="dxa"/>
+            <w:tcW w:w="5301" w:type="dxa"/>
             <w:shd w:val="clear" w:color="auto" w:fill="38B5A8"/>
           </w:tcPr>
           <w:p>
@@ -5327,7 +5327,7 @@
         </w:trPr>
         <w:tc>
           <w:tcPr>
-            <w:tcW w:w="4320" w:type="dxa"/>
+            <w:tcW w:w="4337" w:type="dxa"/>
           </w:tcPr>
           <w:p>
             <w:pPr>
@@ -5345,7 +5345,7 @@
         </w:tc>
         <w:tc>
           <w:tcPr>
-            <w:tcW w:w="5318" w:type="dxa"/>
+            <w:tcW w:w="5301" w:type="dxa"/>
           </w:tcPr>
           <w:p>
             <w:pPr>
@@ -5367,7 +5367,7 @@
         </w:trPr>
         <w:tc>
           <w:tcPr>
-            <w:tcW w:w="4320" w:type="dxa"/>
+            <w:tcW w:w="4337" w:type="dxa"/>
           </w:tcPr>
           <w:p>
             <w:pPr>
@@ -5385,7 +5385,7 @@
         </w:tc>
         <w:tc>
           <w:tcPr>
-            <w:tcW w:w="5318" w:type="dxa"/>
+            <w:tcW w:w="5301" w:type="dxa"/>
           </w:tcPr>
           <w:p>
             <w:pPr>
@@ -5407,7 +5407,7 @@
         </w:trPr>
         <w:tc>
           <w:tcPr>
-            <w:tcW w:w="4320" w:type="dxa"/>
+            <w:tcW w:w="4337" w:type="dxa"/>
           </w:tcPr>
           <w:p>
             <w:pPr>
@@ -5425,7 +5425,7 @@
         </w:tc>
         <w:tc>
           <w:tcPr>
-            <w:tcW w:w="5318" w:type="dxa"/>
+            <w:tcW w:w="5301" w:type="dxa"/>
           </w:tcPr>
           <w:p>
             <w:pPr>
@@ -5447,7 +5447,7 @@
         </w:trPr>
         <w:tc>
           <w:tcPr>
-            <w:tcW w:w="4320" w:type="dxa"/>
+            <w:tcW w:w="4337" w:type="dxa"/>
           </w:tcPr>
           <w:p>
             <w:pPr>
@@ -5465,7 +5465,7 @@
         </w:tc>
         <w:tc>
           <w:tcPr>
-            <w:tcW w:w="5318" w:type="dxa"/>
+            <w:tcW w:w="5301" w:type="dxa"/>
           </w:tcPr>
           <w:p>
             <w:pPr>
@@ -5517,7 +5517,7 @@
         </w:trPr>
         <w:tc>
           <w:tcPr>
-            <w:tcW w:w="4320" w:type="dxa"/>
+            <w:tcW w:w="4337" w:type="dxa"/>
           </w:tcPr>
           <w:p>
             <w:pPr>
@@ -5535,7 +5535,7 @@
         </w:tc>
         <w:tc>
           <w:tcPr>
-            <w:tcW w:w="5318" w:type="dxa"/>
+            <w:tcW w:w="5301" w:type="dxa"/>
           </w:tcPr>
           <w:p>
             <w:pPr>
@@ -5572,7 +5572,7 @@
         </w:trPr>
         <w:tc>
           <w:tcPr>
-            <w:tcW w:w="4320" w:type="dxa"/>
+            <w:tcW w:w="4337" w:type="dxa"/>
           </w:tcPr>
           <w:p>
             <w:pPr>
@@ -5590,7 +5590,7 @@
         </w:tc>
         <w:tc>
           <w:tcPr>
-            <w:tcW w:w="5318" w:type="dxa"/>
+            <w:tcW w:w="5301" w:type="dxa"/>
           </w:tcPr>
           <w:p>
             <w:pPr>
@@ -5612,7 +5612,7 @@
         </w:trPr>
         <w:tc>
           <w:tcPr>
-            <w:tcW w:w="4320" w:type="dxa"/>
+            <w:tcW w:w="4337" w:type="dxa"/>
           </w:tcPr>
           <w:p>
             <w:pPr>
@@ -5630,7 +5630,7 @@
         </w:tc>
         <w:tc>
           <w:tcPr>
-            <w:tcW w:w="5318" w:type="dxa"/>
+            <w:tcW w:w="5301" w:type="dxa"/>
           </w:tcPr>
           <w:p>
             <w:pPr>
@@ -5652,7 +5652,7 @@
         </w:trPr>
         <w:tc>
           <w:tcPr>
-            <w:tcW w:w="4320" w:type="dxa"/>
+            <w:tcW w:w="4337" w:type="dxa"/>
           </w:tcPr>
           <w:p>
             <w:pPr>
@@ -5670,7 +5670,7 @@
         </w:tc>
         <w:tc>
           <w:tcPr>
-            <w:tcW w:w="5318" w:type="dxa"/>
+            <w:tcW w:w="5301" w:type="dxa"/>
           </w:tcPr>
           <w:p>
             <w:pPr>
@@ -5681,7 +5681,22 @@
                 <w:sz w:val="16"/>
                 <w:szCs w:val="16"/>
               </w:rPr>
-              <w:t>Controller: verwerkt klikken, formulieren en toetsenbordacties</w:t>
+              <w:t xml:space="preserve">Controller: maakt de acht onderdelen hieronder en koppelt ze, slaat op via </w:t>
+            </w:r>
+            <w:r>
+              <w:rPr>
+                <w:rFonts w:ascii="Consolas" w:hAnsi="Consolas" w:cs="Consolas"/>
+                <w:sz w:val="14"/>
+                <w:shd w:val="clear" w:color="auto" w:fill="EEF4F2"/>
+              </w:rPr>
+              <w:t>persist</w:t>
+            </w:r>
+            <w:r>
+              <w:rPr>
+                <w:sz w:val="16"/>
+                <w:szCs w:val="16"/>
+              </w:rPr>
+              <w:t>, neemt wijzigingen uit een ander tabblad over, werkt de datum bij na middernacht en koppelt alle klikken en toetsen. Alle methodes van de onderdelen zijn ook via deze class te gebruiken</w:t>
             </w:r>
           </w:p>
         </w:tc>
@@ -5692,7 +5707,7 @@
         </w:trPr>
         <w:tc>
           <w:tcPr>
-            <w:tcW w:w="4320" w:type="dxa"/>
+            <w:tcW w:w="4337" w:type="dxa"/>
           </w:tcPr>
           <w:p>
             <w:pPr>
@@ -5704,13 +5719,13 @@
                 <w:sz w:val="14"/>
                 <w:shd w:val="clear" w:color="auto" w:fill="EEF4F2"/>
               </w:rPr>
-              <w:t>assets/js/csvExport.js</w:t>
+              <w:t>assets/js/controllers/ModalManager.js</w:t>
             </w:r>
           </w:p>
         </w:tc>
         <w:tc>
           <w:tcPr>
-            <w:tcW w:w="5318" w:type="dxa"/>
+            <w:tcW w:w="5301" w:type="dxa"/>
           </w:tcPr>
           <w:p>
             <w:pPr>
@@ -5729,14 +5744,14 @@
                 <w:sz w:val="14"/>
                 <w:shd w:val="clear" w:color="auto" w:fill="EEF4F2"/>
               </w:rPr>
-              <w:t>CsvExport</w:t>
+              <w:t>ModalManager</w:t>
             </w:r>
             <w:r>
               <w:rPr>
                 <w:sz w:val="16"/>
                 <w:szCs w:val="16"/>
               </w:rPr>
-              <w:t>: CSV-export voor de loonadministratie (maand + 1)</w:t>
+              <w:t xml:space="preserve"> (onderdeel van de controller): vensters openen en sluiten, de focus terugzetten, Escape en Tab binnen een venster</w:t>
             </w:r>
           </w:p>
         </w:tc>
@@ -5747,7 +5762,7 @@
         </w:trPr>
         <w:tc>
           <w:tcPr>
-            <w:tcW w:w="4320" w:type="dxa"/>
+            <w:tcW w:w="4337" w:type="dxa"/>
           </w:tcPr>
           <w:p>
             <w:pPr>
@@ -5759,13 +5774,13 @@
                 <w:sz w:val="14"/>
                 <w:shd w:val="clear" w:color="auto" w:fill="EEF4F2"/>
               </w:rPr>
-              <w:t>assets/js/ThemeManager.js</w:t>
+              <w:t>assets/js/controllers/EmployeeController.js</w:t>
             </w:r>
           </w:p>
         </w:tc>
         <w:tc>
           <w:tcPr>
-            <w:tcW w:w="5318" w:type="dxa"/>
+            <w:tcW w:w="5301" w:type="dxa"/>
           </w:tcPr>
           <w:p>
             <w:pPr>
@@ -5784,14 +5799,14 @@
                 <w:sz w:val="14"/>
                 <w:shd w:val="clear" w:color="auto" w:fill="EEF4F2"/>
               </w:rPr>
-              <w:t>ThemeManager</w:t>
+              <w:t>EmployeeController</w:t>
             </w:r>
             <w:r>
               <w:rPr>
                 <w:sz w:val="16"/>
                 <w:szCs w:val="16"/>
               </w:rPr>
-              <w:t>: licht en donker thema (Systeem, Auto of zelf kiezen met de slider)</w:t>
+              <w:t xml:space="preserve"> (onderdeel van de controller): zoeken en bedrijfsfilter op de beginpagina, het productvenster en registreren</w:t>
             </w:r>
           </w:p>
         </w:tc>
@@ -5802,7 +5817,7 @@
         </w:trPr>
         <w:tc>
           <w:tcPr>
-            <w:tcW w:w="4320" w:type="dxa"/>
+            <w:tcW w:w="4337" w:type="dxa"/>
           </w:tcPr>
           <w:p>
             <w:pPr>
@@ -5814,13 +5829,13 @@
                 <w:sz w:val="14"/>
                 <w:shd w:val="clear" w:color="auto" w:fill="EEF4F2"/>
               </w:rPr>
-              <w:t>assets/js/icons.js</w:t>
+              <w:t>assets/js/controllers/BadgeController.js</w:t>
             </w:r>
           </w:p>
         </w:tc>
         <w:tc>
           <w:tcPr>
-            <w:tcW w:w="5318" w:type="dxa"/>
+            <w:tcW w:w="5301" w:type="dxa"/>
           </w:tcPr>
           <w:p>
             <w:pPr>
@@ -5831,7 +5846,7 @@
                 <w:sz w:val="16"/>
                 <w:szCs w:val="16"/>
               </w:rPr>
-              <w:t xml:space="preserve">De SVG-iconen van de website, met de hulpfunctie </w:t>
+              <w:t xml:space="preserve">Class </w:t>
             </w:r>
             <w:r>
               <w:rPr>
@@ -5839,7 +5854,29 @@
                 <w:sz w:val="14"/>
                 <w:shd w:val="clear" w:color="auto" w:fill="EEF4F2"/>
               </w:rPr>
-              <w:t>icon(naam)</w:t>
+              <w:t>BadgeController</w:t>
+            </w:r>
+            <w:r>
+              <w:rPr>
+                <w:sz w:val="16"/>
+                <w:szCs w:val="16"/>
+              </w:rPr>
+              <w:t xml:space="preserve"> (onderdeel van de controller): herkennen met de pas, koppelt </w:t>
+            </w:r>
+            <w:r>
+              <w:rPr>
+                <w:rFonts w:ascii="Consolas" w:hAnsi="Consolas" w:cs="Consolas"/>
+                <w:sz w:val="14"/>
+                <w:shd w:val="clear" w:color="auto" w:fill="EEF4F2"/>
+              </w:rPr>
+              <w:t>BadgeReader</w:t>
+            </w:r>
+            <w:r>
+              <w:rPr>
+                <w:sz w:val="16"/>
+                <w:szCs w:val="16"/>
+              </w:rPr>
+              <w:t xml:space="preserve"> aan de app</w:t>
             </w:r>
           </w:p>
         </w:tc>
@@ -5850,7 +5887,7 @@
         </w:trPr>
         <w:tc>
           <w:tcPr>
-            <w:tcW w:w="4320" w:type="dxa"/>
+            <w:tcW w:w="4337" w:type="dxa"/>
           </w:tcPr>
           <w:p>
             <w:pPr>
@@ -5862,13 +5899,13 @@
                 <w:sz w:val="14"/>
                 <w:shd w:val="clear" w:color="auto" w:fill="EEF4F2"/>
               </w:rPr>
-              <w:t>assets/js/ids.js</w:t>
+              <w:t>assets/js/controllers/FaceController.js</w:t>
             </w:r>
           </w:p>
         </w:tc>
         <w:tc>
           <w:tcPr>
-            <w:tcW w:w="5318" w:type="dxa"/>
+            <w:tcW w:w="5301" w:type="dxa"/>
           </w:tcPr>
           <w:p>
             <w:pPr>
@@ -5879,7 +5916,7 @@
                 <w:sz w:val="16"/>
                 <w:szCs w:val="16"/>
               </w:rPr>
-              <w:t xml:space="preserve">De functie </w:t>
+              <w:t xml:space="preserve">Class </w:t>
             </w:r>
             <w:r>
               <w:rPr>
@@ -5887,14 +5924,14 @@
                 <w:sz w:val="14"/>
                 <w:shd w:val="clear" w:color="auto" w:fill="EEF4F2"/>
               </w:rPr>
-              <w:t>createId()</w:t>
+              <w:t>FaceController</w:t>
             </w:r>
             <w:r>
               <w:rPr>
                 <w:sz w:val="16"/>
                 <w:szCs w:val="16"/>
               </w:rPr>
-              <w:t xml:space="preserve"> voor unieke id's; werkt ook als de website via een netwerkadres zonder https wordt geopend</w:t>
+              <w:t xml:space="preserve"> (onderdeel van de controller): het cameravenster van de demo gezichtsherkenning</w:t>
             </w:r>
           </w:p>
         </w:tc>
@@ -5905,7 +5942,7 @@
         </w:trPr>
         <w:tc>
           <w:tcPr>
-            <w:tcW w:w="4320" w:type="dxa"/>
+            <w:tcW w:w="4337" w:type="dxa"/>
           </w:tcPr>
           <w:p>
             <w:pPr>
@@ -5917,13 +5954,13 @@
                 <w:sz w:val="14"/>
                 <w:shd w:val="clear" w:color="auto" w:fill="EEF4F2"/>
               </w:rPr>
-              <w:t>assets/js/FaceRecognitionDemo.js</w:t>
+              <w:t>assets/js/controllers/AdminController.js</w:t>
             </w:r>
           </w:p>
         </w:tc>
         <w:tc>
           <w:tcPr>
-            <w:tcW w:w="5318" w:type="dxa"/>
+            <w:tcW w:w="5301" w:type="dxa"/>
           </w:tcPr>
           <w:p>
             <w:pPr>
@@ -5942,14 +5979,37 @@
                 <w:sz w:val="14"/>
                 <w:shd w:val="clear" w:color="auto" w:fill="EEF4F2"/>
               </w:rPr>
-              <w:t>FaceRecognitionDemo</w:t>
+              <w:t>AdminController</w:t>
             </w:r>
             <w:r>
               <w:rPr>
                 <w:sz w:val="16"/>
                 <w:szCs w:val="16"/>
               </w:rPr>
-              <w:t>: de uitschakelbare demo gezichtsherkenning (zie 4.15)</w:t>
+              <w:t xml:space="preserve"> (onderdeel van de controller): inloggen, dashboard en tabbladen, logboek, export, </w:t>
+            </w:r>
+            <w:r>
+              <w:rPr>
+                <w:rFonts w:ascii="Consolas" w:hAnsi="Consolas" w:cs="Consolas"/>
+                <w:sz w:val="14"/>
+                <w:shd w:val="clear" w:color="auto" w:fill="EEF4F2"/>
+              </w:rPr>
+              <w:t>Alle gegevens wissen</w:t>
+            </w:r>
+            <w:r>
+              <w:rPr>
+                <w:sz w:val="16"/>
+                <w:szCs w:val="16"/>
+              </w:rPr>
+              <w:t xml:space="preserve">, (de)activeren en verwijderen, en </w:t>
+            </w:r>
+            <w:r>
+              <w:rPr>
+                <w:rFonts w:ascii="Consolas" w:hAnsi="Consolas" w:cs="Consolas"/>
+                <w:sz w:val="14"/>
+                <w:shd w:val="clear" w:color="auto" w:fill="EEF4F2"/>
+              </w:rPr>
+              <w:t>requireAdmin</w:t>
             </w:r>
           </w:p>
         </w:tc>
@@ -5960,7 +6020,7 @@
         </w:trPr>
         <w:tc>
           <w:tcPr>
-            <w:tcW w:w="4320" w:type="dxa"/>
+            <w:tcW w:w="4337" w:type="dxa"/>
           </w:tcPr>
           <w:p>
             <w:pPr>
@@ -5972,13 +6032,13 @@
                 <w:sz w:val="14"/>
                 <w:shd w:val="clear" w:color="auto" w:fill="EEF4F2"/>
               </w:rPr>
-              <w:t>assets/js/BadgeReader.js</w:t>
+              <w:t>assets/js/controllers/CorrectionController.js</w:t>
             </w:r>
           </w:p>
         </w:tc>
         <w:tc>
           <w:tcPr>
-            <w:tcW w:w="5318" w:type="dxa"/>
+            <w:tcW w:w="5301" w:type="dxa"/>
           </w:tcPr>
           <w:p>
             <w:pPr>
@@ -5997,14 +6057,52 @@
                 <w:sz w:val="14"/>
                 <w:shd w:val="clear" w:color="auto" w:fill="EEF4F2"/>
               </w:rPr>
-              <w:t>BadgeReader</w:t>
+              <w:t>CorrectionController</w:t>
             </w:r>
             <w:r>
               <w:rPr>
                 <w:sz w:val="16"/>
                 <w:szCs w:val="16"/>
               </w:rPr>
-              <w:t>: herkennen met de pas via een USB-NFC-lezer die zich als toetsenbord gedraagt (zie 4.16)</w:t>
+              <w:t xml:space="preserve"> (onderdeel van de controller): correcties </w:t>
+            </w:r>
+            <w:r>
+              <w:rPr>
+                <w:rFonts w:ascii="Consolas" w:hAnsi="Consolas" w:cs="Consolas"/>
+                <w:sz w:val="14"/>
+                <w:shd w:val="clear" w:color="auto" w:fill="EEF4F2"/>
+              </w:rPr>
+              <w:t>+</w:t>
+            </w:r>
+            <w:r>
+              <w:rPr>
+                <w:sz w:val="16"/>
+                <w:szCs w:val="16"/>
+              </w:rPr>
+              <w:t xml:space="preserve"> en </w:t>
+            </w:r>
+            <w:r>
+              <w:rPr>
+                <w:rFonts w:ascii="Consolas" w:hAnsi="Consolas" w:cs="Consolas"/>
+                <w:sz w:val="14"/>
+                <w:shd w:val="clear" w:color="auto" w:fill="EEF4F2"/>
+              </w:rPr>
+              <w:t>−</w:t>
+            </w:r>
+            <w:r>
+              <w:rPr>
+                <w:sz w:val="16"/>
+                <w:szCs w:val="16"/>
+              </w:rPr>
+              <w:t xml:space="preserve"> en het venster </w:t>
+            </w:r>
+            <w:r>
+              <w:rPr>
+                <w:rFonts w:ascii="Consolas" w:hAnsi="Consolas" w:cs="Consolas"/>
+                <w:sz w:val="14"/>
+                <w:shd w:val="clear" w:color="auto" w:fill="EEF4F2"/>
+              </w:rPr>
+              <w:t>Registratie verwijderen</w:t>
             </w:r>
           </w:p>
         </w:tc>
@@ -6015,7 +6113,7 @@
         </w:trPr>
         <w:tc>
           <w:tcPr>
-            <w:tcW w:w="4320" w:type="dxa"/>
+            <w:tcW w:w="4337" w:type="dxa"/>
           </w:tcPr>
           <w:p>
             <w:pPr>
@@ -6027,13 +6125,13 @@
                 <w:sz w:val="14"/>
                 <w:shd w:val="clear" w:color="auto" w:fill="EEF4F2"/>
               </w:rPr>
-              <w:t>assets/fonts/</w:t>
+              <w:t>assets/js/controllers/StockController.js</w:t>
             </w:r>
           </w:p>
         </w:tc>
         <w:tc>
           <w:tcPr>
-            <w:tcW w:w="5318" w:type="dxa"/>
+            <w:tcW w:w="5301" w:type="dxa"/>
           </w:tcPr>
           <w:p>
             <w:pPr>
@@ -6044,7 +6142,7 @@
                 <w:sz w:val="16"/>
                 <w:szCs w:val="16"/>
               </w:rPr>
-              <w:t>De lettertypes DM Sans en Space Grotesk (woff2), zelf gehost in plaats van via Google Fonts. Licentie: SIL Open Font License 1.1 (</w:t>
+              <w:t xml:space="preserve">Class </w:t>
             </w:r>
             <w:r>
               <w:rPr>
@@ -6052,14 +6150,14 @@
                 <w:sz w:val="14"/>
                 <w:shd w:val="clear" w:color="auto" w:fill="EEF4F2"/>
               </w:rPr>
-              <w:t>LICENSE.txt</w:t>
+              <w:t>StockController</w:t>
             </w:r>
             <w:r>
               <w:rPr>
                 <w:sz w:val="16"/>
                 <w:szCs w:val="16"/>
               </w:rPr>
-              <w:t>)</w:t>
+              <w:t xml:space="preserve"> (onderdeel van de controller): het tabblad Voorraad (leveringen, tellingen en minimum)</w:t>
             </w:r>
           </w:p>
         </w:tc>
@@ -6070,7 +6168,7 @@
         </w:trPr>
         <w:tc>
           <w:tcPr>
-            <w:tcW w:w="4320" w:type="dxa"/>
+            <w:tcW w:w="4337" w:type="dxa"/>
           </w:tcPr>
           <w:p>
             <w:pPr>
@@ -6082,13 +6180,13 @@
                 <w:sz w:val="14"/>
                 <w:shd w:val="clear" w:color="auto" w:fill="EEF4F2"/>
               </w:rPr>
-              <w:t>assets/vendor/face-api/</w:t>
+              <w:t>assets/js/controllers/FormController.js</w:t>
             </w:r>
           </w:p>
         </w:tc>
         <w:tc>
           <w:tcPr>
-            <w:tcW w:w="5318" w:type="dxa"/>
+            <w:tcW w:w="5301" w:type="dxa"/>
           </w:tcPr>
           <w:p>
             <w:pPr>
@@ -6099,7 +6197,7 @@
                 <w:sz w:val="16"/>
                 <w:szCs w:val="16"/>
               </w:rPr>
-              <w:t>De bibliotheek face-api (</w:t>
+              <w:t xml:space="preserve">Class </w:t>
             </w:r>
             <w:r>
               <w:rPr>
@@ -6107,59 +6205,14 @@
                 <w:sz w:val="14"/>
                 <w:shd w:val="clear" w:color="auto" w:fill="EEF4F2"/>
               </w:rPr>
-              <w:t>face-api.esm.js</w:t>
+              <w:t>FormController</w:t>
             </w:r>
             <w:r>
               <w:rPr>
                 <w:sz w:val="16"/>
                 <w:szCs w:val="16"/>
               </w:rPr>
-              <w:t>, versie 1.7.15) en de drie modellen voor de demo gezichtsherkenning, met de MIT-licentie (</w:t>
-            </w:r>
-            <w:r>
-              <w:rPr>
-                <w:rFonts w:ascii="Consolas" w:hAnsi="Consolas" w:cs="Consolas"/>
-                <w:sz w:val="14"/>
-                <w:shd w:val="clear" w:color="auto" w:fill="EEF4F2"/>
-              </w:rPr>
-              <w:t>LICENSE</w:t>
-            </w:r>
-            <w:r>
-              <w:rPr>
-                <w:sz w:val="16"/>
-                <w:szCs w:val="16"/>
-              </w:rPr>
-              <w:t>). In de bibliotheek zit TensorFlow.js 4.22.0, met de Apache-licentie 2.0 (</w:t>
-            </w:r>
-            <w:r>
-              <w:rPr>
-                <w:rFonts w:ascii="Consolas" w:hAnsi="Consolas" w:cs="Consolas"/>
-                <w:sz w:val="14"/>
-                <w:shd w:val="clear" w:color="auto" w:fill="EEF4F2"/>
-              </w:rPr>
-              <w:t>LICENSE-TENSORFLOWJS</w:t>
-            </w:r>
-            <w:r>
-              <w:rPr>
-                <w:sz w:val="16"/>
-                <w:szCs w:val="16"/>
-              </w:rPr>
-              <w:t xml:space="preserve">). Samen ongeveer 8 MB, waarvan 6,4 MB het herkenningsmodel. Wordt alleen geladen als iemand de demo gebruikt. </w:t>
-            </w:r>
-            <w:r>
-              <w:rPr>
-                <w:rFonts w:ascii="Consolas" w:hAnsi="Consolas" w:cs="Consolas"/>
-                <w:sz w:val="14"/>
-                <w:shd w:val="clear" w:color="auto" w:fill="EEF4F2"/>
-              </w:rPr>
-              <w:t>README.md</w:t>
-            </w:r>
-            <w:r>
-              <w:rPr>
-                <w:sz w:val="16"/>
-                <w:szCs w:val="16"/>
-              </w:rPr>
-              <w:t xml:space="preserve"> in deze map noemt de bron, een SHA-256-controlegetal per bestand en dat face-api niet meer wordt onderhouden (de repository is gearchiveerd, daarom alleen voor de demo)</w:t>
+              <w:t xml:space="preserve"> (onderdeel van de controller): de formulieren voor medewerker, product, bedrijf en consumptiepunt, met de controle van de invoer</w:t>
             </w:r>
           </w:p>
         </w:tc>
@@ -6170,7 +6223,7 @@
         </w:trPr>
         <w:tc>
           <w:tcPr>
-            <w:tcW w:w="4320" w:type="dxa"/>
+            <w:tcW w:w="4337" w:type="dxa"/>
           </w:tcPr>
           <w:p>
             <w:pPr>
@@ -6182,13 +6235,13 @@
                 <w:sz w:val="14"/>
                 <w:shd w:val="clear" w:color="auto" w:fill="EEF4F2"/>
               </w:rPr>
-              <w:t>archief/app.js</w:t>
+              <w:t>assets/js/CsvExport.js</w:t>
             </w:r>
           </w:p>
         </w:tc>
         <w:tc>
           <w:tcPr>
-            <w:tcW w:w="5318" w:type="dxa"/>
+            <w:tcW w:w="5301" w:type="dxa"/>
           </w:tcPr>
           <w:p>
             <w:pPr>
@@ -6199,7 +6252,22 @@
                 <w:sz w:val="16"/>
                 <w:szCs w:val="16"/>
               </w:rPr>
-              <w:t>Back-up van de originele versie in één bestand; wordt niet meer geladen</w:t>
+              <w:t xml:space="preserve">Class </w:t>
+            </w:r>
+            <w:r>
+              <w:rPr>
+                <w:rFonts w:ascii="Consolas" w:hAnsi="Consolas" w:cs="Consolas"/>
+                <w:sz w:val="14"/>
+                <w:shd w:val="clear" w:color="auto" w:fill="EEF4F2"/>
+              </w:rPr>
+              <w:t>CsvExport</w:t>
+            </w:r>
+            <w:r>
+              <w:rPr>
+                <w:sz w:val="16"/>
+                <w:szCs w:val="16"/>
+              </w:rPr>
+              <w:t>: CSV-export voor de loonadministratie (maand + 1)</w:t>
             </w:r>
           </w:p>
         </w:tc>
@@ -6210,7 +6278,7 @@
         </w:trPr>
         <w:tc>
           <w:tcPr>
-            <w:tcW w:w="4320" w:type="dxa"/>
+            <w:tcW w:w="4337" w:type="dxa"/>
           </w:tcPr>
           <w:p>
             <w:pPr>
@@ -6222,13 +6290,13 @@
                 <w:sz w:val="14"/>
                 <w:shd w:val="clear" w:color="auto" w:fill="EEF4F2"/>
               </w:rPr>
-              <w:t>archief/app.test.js</w:t>
+              <w:t>assets/js/ThemeManager.js</w:t>
             </w:r>
           </w:p>
         </w:tc>
         <w:tc>
           <w:tcPr>
-            <w:tcW w:w="5318" w:type="dxa"/>
+            <w:tcW w:w="5301" w:type="dxa"/>
           </w:tcPr>
           <w:p>
             <w:pPr>
@@ -6239,7 +6307,22 @@
                 <w:sz w:val="16"/>
                 <w:szCs w:val="16"/>
               </w:rPr>
-              <w:t>Back-up van de oude tests bij die versie; wordt niet meer uitgevoerd</w:t>
+              <w:t xml:space="preserve">Class </w:t>
+            </w:r>
+            <w:r>
+              <w:rPr>
+                <w:rFonts w:ascii="Consolas" w:hAnsi="Consolas" w:cs="Consolas"/>
+                <w:sz w:val="14"/>
+                <w:shd w:val="clear" w:color="auto" w:fill="EEF4F2"/>
+              </w:rPr>
+              <w:t>ThemeManager</w:t>
+            </w:r>
+            <w:r>
+              <w:rPr>
+                <w:sz w:val="16"/>
+                <w:szCs w:val="16"/>
+              </w:rPr>
+              <w:t>: licht en donker thema (Systeem, Auto of zelf kiezen met de slider)</w:t>
             </w:r>
           </w:p>
         </w:tc>
@@ -6250,7 +6333,7 @@
         </w:trPr>
         <w:tc>
           <w:tcPr>
-            <w:tcW w:w="4320" w:type="dxa"/>
+            <w:tcW w:w="4337" w:type="dxa"/>
           </w:tcPr>
           <w:p>
             <w:pPr>
@@ -6262,13 +6345,13 @@
                 <w:sz w:val="14"/>
                 <w:shd w:val="clear" w:color="auto" w:fill="EEF4F2"/>
               </w:rPr>
-              <w:t>README.md</w:t>
+              <w:t>assets/js/icons.js</w:t>
             </w:r>
           </w:p>
         </w:tc>
         <w:tc>
           <w:tcPr>
-            <w:tcW w:w="5318" w:type="dxa"/>
+            <w:tcW w:w="5301" w:type="dxa"/>
           </w:tcPr>
           <w:p>
             <w:pPr>
@@ -6279,7 +6362,15 @@
                 <w:sz w:val="16"/>
                 <w:szCs w:val="16"/>
               </w:rPr>
-              <w:t>Korte startinformatie voor het project</w:t>
+              <w:t xml:space="preserve">De SVG-iconen van de website, met de hulpfunctie </w:t>
+            </w:r>
+            <w:r>
+              <w:rPr>
+                <w:rFonts w:ascii="Consolas" w:hAnsi="Consolas" w:cs="Consolas"/>
+                <w:sz w:val="14"/>
+                <w:shd w:val="clear" w:color="auto" w:fill="EEF4F2"/>
+              </w:rPr>
+              <w:t>icon(naam)</w:t>
             </w:r>
           </w:p>
         </w:tc>
@@ -6290,7 +6381,7 @@
         </w:trPr>
         <w:tc>
           <w:tcPr>
-            <w:tcW w:w="4320" w:type="dxa"/>
+            <w:tcW w:w="4337" w:type="dxa"/>
           </w:tcPr>
           <w:p>
             <w:pPr>
@@ -6302,28 +6393,13 @@
                 <w:sz w:val="14"/>
                 <w:shd w:val="clear" w:color="auto" w:fill="EEF4F2"/>
               </w:rPr>
-              <w:t>tools/md-to-docx.cjs</w:t>
-            </w:r>
-            <w:r>
-              <w:rPr>
-                <w:sz w:val="16"/>
-                <w:szCs w:val="16"/>
-              </w:rPr>
-              <w:t xml:space="preserve"> en </w:t>
-            </w:r>
-            <w:r>
-              <w:rPr>
-                <w:rFonts w:ascii="Consolas" w:hAnsi="Consolas" w:cs="Consolas"/>
-                <w:sz w:val="14"/>
-                <w:shd w:val="clear" w:color="auto" w:fill="EEF4F2"/>
-              </w:rPr>
-              <w:t>tools/word-bijwerken.ps1</w:t>
+              <w:t>assets/js/ids.js</w:t>
             </w:r>
           </w:p>
         </w:tc>
         <w:tc>
           <w:tcPr>
-            <w:tcW w:w="5318" w:type="dxa"/>
+            <w:tcW w:w="5301" w:type="dxa"/>
           </w:tcPr>
           <w:p>
             <w:pPr>
@@ -6334,7 +6410,7 @@
                 <w:sz w:val="16"/>
                 <w:szCs w:val="16"/>
               </w:rPr>
-              <w:t xml:space="preserve">Maken van </w:t>
+              <w:t xml:space="preserve">De functie </w:t>
             </w:r>
             <w:r>
               <w:rPr>
@@ -6342,89 +6418,14 @@
                 <w:sz w:val="14"/>
                 <w:shd w:val="clear" w:color="auto" w:fill="EEF4F2"/>
               </w:rPr>
-              <w:t>docs/TO-BLIKJESREGISTRATIE.md</w:t>
+              <w:t>createId()</w:t>
             </w:r>
             <w:r>
               <w:rPr>
                 <w:sz w:val="16"/>
                 <w:szCs w:val="16"/>
               </w:rPr>
-              <w:t xml:space="preserve"> en </w:t>
-            </w:r>
-            <w:r>
-              <w:rPr>
-                <w:rFonts w:ascii="Consolas" w:hAnsi="Consolas" w:cs="Consolas"/>
-                <w:sz w:val="14"/>
-                <w:shd w:val="clear" w:color="auto" w:fill="EEF4F2"/>
-              </w:rPr>
-              <w:t>docs/DOCUMENTATIE.md</w:t>
-            </w:r>
-            <w:r>
-              <w:rPr>
-                <w:sz w:val="16"/>
-                <w:szCs w:val="16"/>
-              </w:rPr>
-              <w:t xml:space="preserve"> een Word-bestand (</w:t>
-            </w:r>
-            <w:r>
-              <w:rPr>
-                <w:rFonts w:ascii="Consolas" w:hAnsi="Consolas" w:cs="Consolas"/>
-                <w:sz w:val="14"/>
-                <w:shd w:val="clear" w:color="auto" w:fill="EEF4F2"/>
-              </w:rPr>
-              <w:t>.docx</w:t>
-            </w:r>
-            <w:r>
-              <w:rPr>
-                <w:sz w:val="16"/>
-                <w:szCs w:val="16"/>
-              </w:rPr>
-              <w:t xml:space="preserve">) en een PDF in de TVB-huisstijl, op basis van het sjabloon </w:t>
-            </w:r>
-            <w:r>
-              <w:rPr>
-                <w:rFonts w:ascii="Consolas" w:hAnsi="Consolas" w:cs="Consolas"/>
-                <w:sz w:val="14"/>
-                <w:shd w:val="clear" w:color="auto" w:fill="EEF4F2"/>
-              </w:rPr>
-              <w:t>docs/tvbsjabloon.docx</w:t>
-            </w:r>
-            <w:r>
-              <w:rPr>
-                <w:sz w:val="16"/>
-                <w:szCs w:val="16"/>
-              </w:rPr>
-              <w:t xml:space="preserve">: voorblad, inhoudsopgave, genummerde koppen, tabellen en opsommingstekens. Nodig: Node.js en Microsoft Word. De </w:t>
-            </w:r>
-            <w:r>
-              <w:rPr>
-                <w:rFonts w:ascii="Consolas" w:hAnsi="Consolas" w:cs="Consolas"/>
-                <w:sz w:val="14"/>
-                <w:shd w:val="clear" w:color="auto" w:fill="EEF4F2"/>
-              </w:rPr>
-              <w:t>.md</w:t>
-            </w:r>
-            <w:r>
-              <w:rPr>
-                <w:sz w:val="16"/>
-                <w:szCs w:val="16"/>
-              </w:rPr>
-              <w:t xml:space="preserve">-bestanden blijven de bron: een wijziging die alleen in de </w:t>
-            </w:r>
-            <w:r>
-              <w:rPr>
-                <w:rFonts w:ascii="Consolas" w:hAnsi="Consolas" w:cs="Consolas"/>
-                <w:sz w:val="14"/>
-                <w:shd w:val="clear" w:color="auto" w:fill="EEF4F2"/>
-              </w:rPr>
-              <w:t>.docx</w:t>
-            </w:r>
-            <w:r>
-              <w:rPr>
-                <w:sz w:val="16"/>
-                <w:szCs w:val="16"/>
-              </w:rPr>
-              <w:t xml:space="preserve"> staat, is weg na de volgende keer maken</w:t>
+              <w:t xml:space="preserve"> voor unieke id's; werkt ook als de website via een netwerkadres zonder https wordt geopend</w:t>
             </w:r>
           </w:p>
         </w:tc>
@@ -6435,7 +6436,7 @@
         </w:trPr>
         <w:tc>
           <w:tcPr>
-            <w:tcW w:w="4320" w:type="dxa"/>
+            <w:tcW w:w="4337" w:type="dxa"/>
           </w:tcPr>
           <w:p>
             <w:pPr>
@@ -6447,13 +6448,13 @@
                 <w:sz w:val="14"/>
                 <w:shd w:val="clear" w:color="auto" w:fill="EEF4F2"/>
               </w:rPr>
-              <w:t>docs/</w:t>
+              <w:t>assets/js/FaceRecognitionDemo.js</w:t>
             </w:r>
           </w:p>
         </w:tc>
         <w:tc>
           <w:tcPr>
-            <w:tcW w:w="5318" w:type="dxa"/>
+            <w:tcW w:w="5301" w:type="dxa"/>
           </w:tcPr>
           <w:p>
             <w:pPr>
@@ -6464,7 +6465,22 @@
                 <w:sz w:val="16"/>
                 <w:szCs w:val="16"/>
               </w:rPr>
-              <w:t>Technisch ontwerp (met daarin ook de functionele eisen en de wireframes), databaseschema en deze documentatie</w:t>
+              <w:t xml:space="preserve">Class </w:t>
+            </w:r>
+            <w:r>
+              <w:rPr>
+                <w:rFonts w:ascii="Consolas" w:hAnsi="Consolas" w:cs="Consolas"/>
+                <w:sz w:val="14"/>
+                <w:shd w:val="clear" w:color="auto" w:fill="EEF4F2"/>
+              </w:rPr>
+              <w:t>FaceRecognitionDemo</w:t>
+            </w:r>
+            <w:r>
+              <w:rPr>
+                <w:sz w:val="16"/>
+                <w:szCs w:val="16"/>
+              </w:rPr>
+              <w:t>: de uitschakelbare demo gezichtsherkenning (zie 4.15)</w:t>
             </w:r>
           </w:p>
         </w:tc>
@@ -6475,7 +6491,7 @@
         </w:trPr>
         <w:tc>
           <w:tcPr>
-            <w:tcW w:w="4320" w:type="dxa"/>
+            <w:tcW w:w="4337" w:type="dxa"/>
           </w:tcPr>
           <w:p>
             <w:pPr>
@@ -6487,13 +6503,13 @@
                 <w:sz w:val="14"/>
                 <w:shd w:val="clear" w:color="auto" w:fill="EEF4F2"/>
               </w:rPr>
-              <w:t>docs/wireframes/</w:t>
+              <w:t>assets/js/BadgeReader.js</w:t>
             </w:r>
           </w:p>
         </w:tc>
         <w:tc>
           <w:tcPr>
-            <w:tcW w:w="5318" w:type="dxa"/>
+            <w:tcW w:w="5301" w:type="dxa"/>
           </w:tcPr>
           <w:p>
             <w:pPr>
@@ -6504,7 +6520,7 @@
                 <w:sz w:val="16"/>
                 <w:szCs w:val="16"/>
               </w:rPr>
-              <w:t>Low-fidelity (</w:t>
+              <w:t xml:space="preserve">Class </w:t>
             </w:r>
             <w:r>
               <w:rPr>
@@ -6512,44 +6528,14 @@
                 <w:sz w:val="14"/>
                 <w:shd w:val="clear" w:color="auto" w:fill="EEF4F2"/>
               </w:rPr>
-              <w:t>lofi-…</w:t>
+              <w:t>BadgeReader</w:t>
             </w:r>
             <w:r>
               <w:rPr>
                 <w:sz w:val="16"/>
                 <w:szCs w:val="16"/>
               </w:rPr>
-              <w:t>), mid-fidelity (</w:t>
-            </w:r>
-            <w:r>
-              <w:rPr>
-                <w:rFonts w:ascii="Consolas" w:hAnsi="Consolas" w:cs="Consolas"/>
-                <w:sz w:val="14"/>
-                <w:shd w:val="clear" w:color="auto" w:fill="EEF4F2"/>
-              </w:rPr>
-              <w:t>midfi-…</w:t>
-            </w:r>
-            <w:r>
-              <w:rPr>
-                <w:sz w:val="16"/>
-                <w:szCs w:val="16"/>
-              </w:rPr>
-              <w:t>) en high-fidelity (</w:t>
-            </w:r>
-            <w:r>
-              <w:rPr>
-                <w:rFonts w:ascii="Consolas" w:hAnsi="Consolas" w:cs="Consolas"/>
-                <w:sz w:val="14"/>
-                <w:shd w:val="clear" w:color="auto" w:fill="EEF4F2"/>
-              </w:rPr>
-              <w:t>w…</w:t>
-            </w:r>
-            <w:r>
-              <w:rPr>
-                <w:sz w:val="16"/>
-                <w:szCs w:val="16"/>
-              </w:rPr>
-              <w:t>) wireframes van de schermen, gebruikt in het TO (hoofdstuk 9)</w:t>
+              <w:t>: herkennen met de pas via een USB-NFC-lezer die zich als toetsenbord gedraagt (zie 4.16)</w:t>
             </w:r>
           </w:p>
         </w:tc>
@@ -6560,7 +6546,7 @@
         </w:trPr>
         <w:tc>
           <w:tcPr>
-            <w:tcW w:w="4320" w:type="dxa"/>
+            <w:tcW w:w="4337" w:type="dxa"/>
           </w:tcPr>
           <w:p>
             <w:pPr>
@@ -6572,13 +6558,13 @@
                 <w:sz w:val="14"/>
                 <w:shd w:val="clear" w:color="auto" w:fill="EEF4F2"/>
               </w:rPr>
-              <w:t>tests/</w:t>
+              <w:t>assets/fonts/</w:t>
             </w:r>
           </w:p>
         </w:tc>
         <w:tc>
           <w:tcPr>
-            <w:tcW w:w="5318" w:type="dxa"/>
+            <w:tcW w:w="5301" w:type="dxa"/>
           </w:tcPr>
           <w:p>
             <w:pPr>
@@ -6589,7 +6575,22 @@
                 <w:sz w:val="16"/>
                 <w:szCs w:val="16"/>
               </w:rPr>
-              <w:t>Unit tests (547) voor de regels, de opslag, de export, het thema, de welkom- en gezichtsherkenningsfuncties, herkennen met de pas, de controller, de beveiliging en regressietests voor opgeloste bugs</w:t>
+              <w:t>De lettertypes DM Sans en Space Grotesk (woff2), zelf gehost in plaats van via Google Fonts. Licentie: SIL Open Font License 1.1 (</w:t>
+            </w:r>
+            <w:r>
+              <w:rPr>
+                <w:rFonts w:ascii="Consolas" w:hAnsi="Consolas" w:cs="Consolas"/>
+                <w:sz w:val="14"/>
+                <w:shd w:val="clear" w:color="auto" w:fill="EEF4F2"/>
+              </w:rPr>
+              <w:t>LICENSE.txt</w:t>
+            </w:r>
+            <w:r>
+              <w:rPr>
+                <w:sz w:val="16"/>
+                <w:szCs w:val="16"/>
+              </w:rPr>
+              <w:t>)</w:t>
             </w:r>
           </w:p>
         </w:tc>
@@ -6600,7 +6601,7 @@
         </w:trPr>
         <w:tc>
           <w:tcPr>
-            <w:tcW w:w="4320" w:type="dxa"/>
+            <w:tcW w:w="4337" w:type="dxa"/>
           </w:tcPr>
           <w:p>
             <w:pPr>
@@ -6612,13 +6613,13 @@
                 <w:sz w:val="14"/>
                 <w:shd w:val="clear" w:color="auto" w:fill="EEF4F2"/>
               </w:rPr>
-              <w:t>tests/opslag-model-export.test.js</w:t>
+              <w:t>assets/vendor/face-api/</w:t>
             </w:r>
           </w:p>
         </w:tc>
         <w:tc>
           <w:tcPr>
-            <w:tcW w:w="5318" w:type="dxa"/>
+            <w:tcW w:w="5301" w:type="dxa"/>
           </w:tcPr>
           <w:p>
             <w:pPr>
@@ -6629,7 +6630,7 @@
                 <w:sz w:val="16"/>
                 <w:szCs w:val="16"/>
               </w:rPr>
-              <w:t>Tests voor de reservekopieën, het wissen van gegevens, de strengere controle bij het laden, de voorraadtelling (</w:t>
+              <w:t>De bibliotheek face-api (</w:t>
             </w:r>
             <w:r>
               <w:rPr>
@@ -6637,14 +6638,59 @@
                 <w:sz w:val="14"/>
                 <w:shd w:val="clear" w:color="auto" w:fill="EEF4F2"/>
               </w:rPr>
-              <w:t>countedAt</w:t>
+              <w:t>face-api.esm.js</w:t>
             </w:r>
             <w:r>
               <w:rPr>
                 <w:sz w:val="16"/>
                 <w:szCs w:val="16"/>
               </w:rPr>
-              <w:t>), nieuwe modelmethodes en de beveiliging van de CSV-export, verboden id's, maximale tekstlengtes en een opslag die niet te lezen is</w:t>
+              <w:t>, versie 1.7.15) en de drie modellen voor de demo gezichtsherkenning, met de MIT-licentie (</w:t>
+            </w:r>
+            <w:r>
+              <w:rPr>
+                <w:rFonts w:ascii="Consolas" w:hAnsi="Consolas" w:cs="Consolas"/>
+                <w:sz w:val="14"/>
+                <w:shd w:val="clear" w:color="auto" w:fill="EEF4F2"/>
+              </w:rPr>
+              <w:t>LICENSE</w:t>
+            </w:r>
+            <w:r>
+              <w:rPr>
+                <w:sz w:val="16"/>
+                <w:szCs w:val="16"/>
+              </w:rPr>
+              <w:t>). In de bibliotheek zit TensorFlow.js 4.22.0, met de Apache-licentie 2.0 (</w:t>
+            </w:r>
+            <w:r>
+              <w:rPr>
+                <w:rFonts w:ascii="Consolas" w:hAnsi="Consolas" w:cs="Consolas"/>
+                <w:sz w:val="14"/>
+                <w:shd w:val="clear" w:color="auto" w:fill="EEF4F2"/>
+              </w:rPr>
+              <w:t>LICENSE-TENSORFLOWJS</w:t>
+            </w:r>
+            <w:r>
+              <w:rPr>
+                <w:sz w:val="16"/>
+                <w:szCs w:val="16"/>
+              </w:rPr>
+              <w:t xml:space="preserve">). Samen ongeveer 8 MB, waarvan 6,4 MB het herkenningsmodel. Wordt alleen geladen als iemand de demo gebruikt. </w:t>
+            </w:r>
+            <w:r>
+              <w:rPr>
+                <w:rFonts w:ascii="Consolas" w:hAnsi="Consolas" w:cs="Consolas"/>
+                <w:sz w:val="14"/>
+                <w:shd w:val="clear" w:color="auto" w:fill="EEF4F2"/>
+              </w:rPr>
+              <w:t>README.md</w:t>
+            </w:r>
+            <w:r>
+              <w:rPr>
+                <w:sz w:val="16"/>
+                <w:szCs w:val="16"/>
+              </w:rPr>
+              <w:t xml:space="preserve"> in deze map noemt de bron, een SHA-256-controlegetal per bestand en dat face-api niet meer wordt onderhouden (de repository is gearchiveerd, daarom alleen voor de demo)</w:t>
             </w:r>
           </w:p>
         </w:tc>
@@ -6655,7 +6701,7 @@
         </w:trPr>
         <w:tc>
           <w:tcPr>
-            <w:tcW w:w="4320" w:type="dxa"/>
+            <w:tcW w:w="4337" w:type="dxa"/>
           </w:tcPr>
           <w:p>
             <w:pPr>
@@ -6667,13 +6713,13 @@
                 <w:sz w:val="14"/>
                 <w:shd w:val="clear" w:color="auto" w:fill="EEF4F2"/>
               </w:rPr>
-              <w:t>tests/controller-robuustheid.test.js</w:t>
+              <w:t>archief/app.js</w:t>
             </w:r>
           </w:p>
         </w:tc>
         <w:tc>
           <w:tcPr>
-            <w:tcW w:w="5318" w:type="dxa"/>
+            <w:tcW w:w="5301" w:type="dxa"/>
           </w:tcPr>
           <w:p>
             <w:pPr>
@@ -6684,22 +6730,7 @@
                 <w:sz w:val="16"/>
                 <w:szCs w:val="16"/>
               </w:rPr>
-              <w:t xml:space="preserve">Tests voor de robuustheid van controller en view: na middernacht, correcties in een oude maand, logboek en wijziging in één keer opslaan, grenzen bij de voorraad, verouderde formulieren en knoppen, de camera, de focus na sluiten, veilige HTML, </w:t>
-            </w:r>
-            <w:r>
-              <w:rPr>
-                <w:rFonts w:ascii="Consolas" w:hAnsi="Consolas" w:cs="Consolas"/>
-                <w:sz w:val="14"/>
-                <w:shd w:val="clear" w:color="auto" w:fill="EEF4F2"/>
-              </w:rPr>
-              <w:t>Alle gegevens wissen</w:t>
-            </w:r>
-            <w:r>
-              <w:rPr>
-                <w:sz w:val="16"/>
-                <w:szCs w:val="16"/>
-              </w:rPr>
-              <w:t>, en exporteren en wissen alleen voor een ingelogde beheerder</w:t>
+              <w:t>Back-up van de originele versie in één bestand; wordt niet meer geladen</w:t>
             </w:r>
           </w:p>
         </w:tc>
@@ -6710,7 +6741,7 @@
         </w:trPr>
         <w:tc>
           <w:tcPr>
-            <w:tcW w:w="4320" w:type="dxa"/>
+            <w:tcW w:w="4337" w:type="dxa"/>
           </w:tcPr>
           <w:p>
             <w:pPr>
@@ -6722,13 +6753,13 @@
                 <w:sz w:val="14"/>
                 <w:shd w:val="clear" w:color="auto" w:fill="EEF4F2"/>
               </w:rPr>
-              <w:t>tests/beveiliging-config.test.js</w:t>
+              <w:t>archief/app.test.js</w:t>
             </w:r>
           </w:p>
         </w:tc>
         <w:tc>
           <w:tcPr>
-            <w:tcW w:w="5318" w:type="dxa"/>
+            <w:tcW w:w="5301" w:type="dxa"/>
           </w:tcPr>
           <w:p>
             <w:pPr>
@@ -6739,7 +6770,7 @@
                 <w:sz w:val="16"/>
                 <w:szCs w:val="16"/>
               </w:rPr>
-              <w:t>Tests voor de configuratie: geen externe bronnen, de Content-Security-Policy, lokale lettertypes en face-api (met de SHA-256-controlegetallen), en de CI-workflow</w:t>
+              <w:t>Back-up van de oude tests bij die versie; wordt niet meer uitgevoerd</w:t>
             </w:r>
           </w:p>
         </w:tc>
@@ -6750,7 +6781,7 @@
         </w:trPr>
         <w:tc>
           <w:tcPr>
-            <w:tcW w:w="4320" w:type="dxa"/>
+            <w:tcW w:w="4337" w:type="dxa"/>
           </w:tcPr>
           <w:p>
             <w:pPr>
@@ -6762,13 +6793,13 @@
                 <w:sz w:val="14"/>
                 <w:shd w:val="clear" w:color="auto" w:fill="EEF4F2"/>
               </w:rPr>
-              <w:t>tests/gegevens-en-tabbladen.test.js</w:t>
+              <w:t>README.md</w:t>
             </w:r>
           </w:p>
         </w:tc>
         <w:tc>
           <w:tcPr>
-            <w:tcW w:w="5318" w:type="dxa"/>
+            <w:tcW w:w="5301" w:type="dxa"/>
           </w:tcPr>
           <w:p>
             <w:pPr>
@@ -6779,52 +6810,7 @@
                 <w:sz w:val="16"/>
                 <w:szCs w:val="16"/>
               </w:rPr>
-              <w:t xml:space="preserve">Tests voor de prijsgrens van 1000 euro, de focus na </w:t>
-            </w:r>
-            <w:r>
-              <w:rPr>
-                <w:rFonts w:ascii="Consolas" w:hAnsi="Consolas" w:cs="Consolas"/>
-                <w:sz w:val="14"/>
-                <w:shd w:val="clear" w:color="auto" w:fill="EEF4F2"/>
-              </w:rPr>
-              <w:t>Registreren</w:t>
-            </w:r>
-            <w:r>
-              <w:rPr>
-                <w:sz w:val="16"/>
-                <w:szCs w:val="16"/>
-              </w:rPr>
-              <w:t>, "niets gewijzigd" bij opslaan, en verouderde formulieren of een gewiste opslag na een wijziging in een ander tabblad. Gebruikt de strenge nep-view (</w:t>
-            </w:r>
-            <w:r>
-              <w:rPr>
-                <w:rFonts w:ascii="Consolas" w:hAnsi="Consolas" w:cs="Consolas"/>
-                <w:sz w:val="14"/>
-                <w:shd w:val="clear" w:color="auto" w:fill="EEF4F2"/>
-              </w:rPr>
-              <w:t>createStrictView</w:t>
-            </w:r>
-            <w:r>
-              <w:rPr>
-                <w:sz w:val="16"/>
-                <w:szCs w:val="16"/>
-              </w:rPr>
-              <w:t xml:space="preserve"> in </w:t>
-            </w:r>
-            <w:r>
-              <w:rPr>
-                <w:rFonts w:ascii="Consolas" w:hAnsi="Consolas" w:cs="Consolas"/>
-                <w:sz w:val="14"/>
-                <w:shd w:val="clear" w:color="auto" w:fill="EEF4F2"/>
-              </w:rPr>
-              <w:t>helpers.js</w:t>
-            </w:r>
-            <w:r>
-              <w:rPr>
-                <w:sz w:val="16"/>
-                <w:szCs w:val="16"/>
-              </w:rPr>
-              <w:t>)</w:t>
+              <w:t>Korte startinformatie voor het project</w:t>
             </w:r>
           </w:p>
         </w:tc>
@@ -6835,7 +6821,7 @@
         </w:trPr>
         <w:tc>
           <w:tcPr>
-            <w:tcW w:w="4320" w:type="dxa"/>
+            <w:tcW w:w="4337" w:type="dxa"/>
           </w:tcPr>
           <w:p>
             <w:pPr>
@@ -6847,13 +6833,28 @@
                 <w:sz w:val="14"/>
                 <w:shd w:val="clear" w:color="auto" w:fill="EEF4F2"/>
               </w:rPr>
-              <w:t>tests/werkgever-en-correctiedatum.test.js</w:t>
+              <w:t>tools/md-to-docx.cjs</w:t>
+            </w:r>
+            <w:r>
+              <w:rPr>
+                <w:sz w:val="16"/>
+                <w:szCs w:val="16"/>
+              </w:rPr>
+              <w:t xml:space="preserve"> en </w:t>
+            </w:r>
+            <w:r>
+              <w:rPr>
+                <w:rFonts w:ascii="Consolas" w:hAnsi="Consolas" w:cs="Consolas"/>
+                <w:sz w:val="14"/>
+                <w:shd w:val="clear" w:color="auto" w:fill="EEF4F2"/>
+              </w:rPr>
+              <w:t>tools/word-bijwerken.ps1</w:t>
             </w:r>
           </w:p>
         </w:tc>
         <w:tc>
           <w:tcPr>
-            <w:tcW w:w="5318" w:type="dxa"/>
+            <w:tcW w:w="5301" w:type="dxa"/>
           </w:tcPr>
           <w:p>
             <w:pPr>
@@ -6864,7 +6865,7 @@
                 <w:sz w:val="16"/>
                 <w:szCs w:val="16"/>
               </w:rPr>
-              <w:t xml:space="preserve">Tests voor het werkgevernummer per registratie en de datum bij een correctie </w:t>
+              <w:t xml:space="preserve">Maken van </w:t>
             </w:r>
             <w:r>
               <w:rPr>
@@ -6872,7 +6873,89 @@
                 <w:sz w:val="14"/>
                 <w:shd w:val="clear" w:color="auto" w:fill="EEF4F2"/>
               </w:rPr>
-              <w:t>+</w:t>
+              <w:t>docs/TO-BLIKJESREGISTRATIE.md</w:t>
+            </w:r>
+            <w:r>
+              <w:rPr>
+                <w:sz w:val="16"/>
+                <w:szCs w:val="16"/>
+              </w:rPr>
+              <w:t xml:space="preserve"> en </w:t>
+            </w:r>
+            <w:r>
+              <w:rPr>
+                <w:rFonts w:ascii="Consolas" w:hAnsi="Consolas" w:cs="Consolas"/>
+                <w:sz w:val="14"/>
+                <w:shd w:val="clear" w:color="auto" w:fill="EEF4F2"/>
+              </w:rPr>
+              <w:t>docs/DOCUMENTATIE.md</w:t>
+            </w:r>
+            <w:r>
+              <w:rPr>
+                <w:sz w:val="16"/>
+                <w:szCs w:val="16"/>
+              </w:rPr>
+              <w:t xml:space="preserve"> een Word-bestand (</w:t>
+            </w:r>
+            <w:r>
+              <w:rPr>
+                <w:rFonts w:ascii="Consolas" w:hAnsi="Consolas" w:cs="Consolas"/>
+                <w:sz w:val="14"/>
+                <w:shd w:val="clear" w:color="auto" w:fill="EEF4F2"/>
+              </w:rPr>
+              <w:t>.docx</w:t>
+            </w:r>
+            <w:r>
+              <w:rPr>
+                <w:sz w:val="16"/>
+                <w:szCs w:val="16"/>
+              </w:rPr>
+              <w:t xml:space="preserve">) en een PDF in de TVB-huisstijl, op basis van het sjabloon </w:t>
+            </w:r>
+            <w:r>
+              <w:rPr>
+                <w:rFonts w:ascii="Consolas" w:hAnsi="Consolas" w:cs="Consolas"/>
+                <w:sz w:val="14"/>
+                <w:shd w:val="clear" w:color="auto" w:fill="EEF4F2"/>
+              </w:rPr>
+              <w:t>docs/tvbsjabloon.docx</w:t>
+            </w:r>
+            <w:r>
+              <w:rPr>
+                <w:sz w:val="16"/>
+                <w:szCs w:val="16"/>
+              </w:rPr>
+              <w:t xml:space="preserve">: voorblad, inhoudsopgave, genummerde koppen, tabellen en opsommingstekens. Nodig: Node.js en Microsoft Word. De </w:t>
+            </w:r>
+            <w:r>
+              <w:rPr>
+                <w:rFonts w:ascii="Consolas" w:hAnsi="Consolas" w:cs="Consolas"/>
+                <w:sz w:val="14"/>
+                <w:shd w:val="clear" w:color="auto" w:fill="EEF4F2"/>
+              </w:rPr>
+              <w:t>.md</w:t>
+            </w:r>
+            <w:r>
+              <w:rPr>
+                <w:sz w:val="16"/>
+                <w:szCs w:val="16"/>
+              </w:rPr>
+              <w:t xml:space="preserve">-bestanden blijven de bron: een wijziging die alleen in de </w:t>
+            </w:r>
+            <w:r>
+              <w:rPr>
+                <w:rFonts w:ascii="Consolas" w:hAnsi="Consolas" w:cs="Consolas"/>
+                <w:sz w:val="14"/>
+                <w:shd w:val="clear" w:color="auto" w:fill="EEF4F2"/>
+              </w:rPr>
+              <w:t>.docx</w:t>
+            </w:r>
+            <w:r>
+              <w:rPr>
+                <w:sz w:val="16"/>
+                <w:szCs w:val="16"/>
+              </w:rPr>
+              <w:t xml:space="preserve"> staat, is weg na de volgende keer maken</w:t>
             </w:r>
           </w:p>
         </w:tc>
@@ -6883,7 +6966,7 @@
         </w:trPr>
         <w:tc>
           <w:tcPr>
-            <w:tcW w:w="4320" w:type="dxa"/>
+            <w:tcW w:w="4337" w:type="dxa"/>
           </w:tcPr>
           <w:p>
             <w:pPr>
@@ -6895,13 +6978,13 @@
                 <w:sz w:val="14"/>
                 <w:shd w:val="clear" w:color="auto" w:fill="EEF4F2"/>
               </w:rPr>
-              <w:t>tests/to-controle.test.js</w:t>
+              <w:t>docs/</w:t>
             </w:r>
           </w:p>
         </w:tc>
         <w:tc>
           <w:tcPr>
-            <w:tcW w:w="5318" w:type="dxa"/>
+            <w:tcW w:w="5301" w:type="dxa"/>
           </w:tcPr>
           <w:p>
             <w:pPr>
@@ -6912,112 +6995,7 @@
                 <w:sz w:val="16"/>
                 <w:szCs w:val="16"/>
               </w:rPr>
-              <w:t xml:space="preserve">Regressietests voor de TO-controle: "1 medewerker"/"2 medewerkers", bevestiging bij product verwijderen, de melding bij een verwijderde medewerker (correctie </w:t>
-            </w:r>
-            <w:r>
-              <w:rPr>
-                <w:rFonts w:ascii="Consolas" w:hAnsi="Consolas" w:cs="Consolas"/>
-                <w:sz w:val="14"/>
-                <w:shd w:val="clear" w:color="auto" w:fill="EEF4F2"/>
-              </w:rPr>
-              <w:t>+</w:t>
-            </w:r>
-            <w:r>
-              <w:rPr>
-                <w:sz w:val="16"/>
-                <w:szCs w:val="16"/>
-              </w:rPr>
-              <w:t xml:space="preserve">), alleen een inactieve medewerker zonder registraties verwijderen, uniek werkgevernummer, dubbele id's en datums in de toekomst bij het laden, de apostrof in de CSV, </w:t>
-            </w:r>
-            <w:r>
-              <w:rPr>
-                <w:rFonts w:ascii="Consolas" w:hAnsi="Consolas" w:cs="Consolas"/>
-                <w:sz w:val="14"/>
-                <w:shd w:val="clear" w:color="auto" w:fill="EEF4F2"/>
-              </w:rPr>
-              <w:t>lastRegistration</w:t>
-            </w:r>
-            <w:r>
-              <w:rPr>
-                <w:sz w:val="16"/>
-                <w:szCs w:val="16"/>
-              </w:rPr>
-              <w:t xml:space="preserve"> en </w:t>
-            </w:r>
-            <w:r>
-              <w:rPr>
-                <w:rFonts w:ascii="Consolas" w:hAnsi="Consolas" w:cs="Consolas"/>
-                <w:sz w:val="14"/>
-                <w:shd w:val="clear" w:color="auto" w:fill="EEF4F2"/>
-              </w:rPr>
-              <w:t>pointId</w:t>
-            </w:r>
-            <w:r>
-              <w:rPr>
-                <w:sz w:val="16"/>
-                <w:szCs w:val="16"/>
-              </w:rPr>
-              <w:t>, het SQL-schema (</w:t>
-            </w:r>
-            <w:r>
-              <w:rPr>
-                <w:rFonts w:ascii="Consolas" w:hAnsi="Consolas" w:cs="Consolas"/>
-                <w:sz w:val="14"/>
-                <w:shd w:val="clear" w:color="auto" w:fill="EEF4F2"/>
-              </w:rPr>
-              <w:t>counted_at</w:t>
-            </w:r>
-            <w:r>
-              <w:rPr>
-                <w:sz w:val="16"/>
-                <w:szCs w:val="16"/>
-              </w:rPr>
-              <w:t xml:space="preserve">, geen rol </w:t>
-            </w:r>
-            <w:r>
-              <w:rPr>
-                <w:rFonts w:ascii="Consolas" w:hAnsi="Consolas" w:cs="Consolas"/>
-                <w:sz w:val="14"/>
-                <w:shd w:val="clear" w:color="auto" w:fill="EEF4F2"/>
-              </w:rPr>
-              <w:t>manager</w:t>
-            </w:r>
-            <w:r>
-              <w:rPr>
-                <w:sz w:val="16"/>
-                <w:szCs w:val="16"/>
-              </w:rPr>
-              <w:t xml:space="preserve">), de opslagknoppen bij wijzigen, de filters op een smal scherm en tests voor FR-01, FR-02, FR-04, FR-10 en FR-29 (actieve medewerkers, zoeken op naam, de </w:t>
-            </w:r>
-            <w:r>
-              <w:rPr>
-                <w:rFonts w:ascii="Consolas" w:hAnsi="Consolas" w:cs="Consolas"/>
-                <w:sz w:val="14"/>
-                <w:shd w:val="clear" w:color="auto" w:fill="EEF4F2"/>
-              </w:rPr>
-              <w:t>−</w:t>
-            </w:r>
-            <w:r>
-              <w:rPr>
-                <w:sz w:val="16"/>
-                <w:szCs w:val="16"/>
-              </w:rPr>
-              <w:t xml:space="preserve"> in het productvenster, alle registraties voor de beheerder, geen bedragen of aantallen op de publieke pagina). Verder: "1 product" in de correctielijst, een klik op de medewerkerkaart (FR-32) en het totaal op de knop </w:t>
-            </w:r>
-            <w:r>
-              <w:rPr>
-                <w:rFonts w:ascii="Consolas" w:hAnsi="Consolas" w:cs="Consolas"/>
-                <w:sz w:val="14"/>
-                <w:shd w:val="clear" w:color="auto" w:fill="EEF4F2"/>
-              </w:rPr>
-              <w:t>Registreren</w:t>
-            </w:r>
-            <w:r>
-              <w:rPr>
-                <w:sz w:val="16"/>
-                <w:szCs w:val="16"/>
-              </w:rPr>
-              <w:t xml:space="preserve"> (FR-47)</w:t>
+              <w:t>Technisch ontwerp (met daarin ook de functionele eisen en de wireframes), databaseschema en deze documentatie</w:t>
             </w:r>
           </w:p>
         </w:tc>
@@ -7028,7 +7006,7 @@
         </w:trPr>
         <w:tc>
           <w:tcPr>
-            <w:tcW w:w="4320" w:type="dxa"/>
+            <w:tcW w:w="4337" w:type="dxa"/>
           </w:tcPr>
           <w:p>
             <w:pPr>
@@ -7040,13 +7018,13 @@
                 <w:sz w:val="14"/>
                 <w:shd w:val="clear" w:color="auto" w:fill="EEF4F2"/>
               </w:rPr>
-              <w:t>tests/pas.test.js</w:t>
+              <w:t>docs/wireframes/</w:t>
             </w:r>
           </w:p>
         </w:tc>
         <w:tc>
           <w:tcPr>
-            <w:tcW w:w="5318" w:type="dxa"/>
+            <w:tcW w:w="5301" w:type="dxa"/>
           </w:tcPr>
           <w:p>
             <w:pPr>
@@ -7057,7 +7035,7 @@
                 <w:sz w:val="16"/>
                 <w:szCs w:val="16"/>
               </w:rPr>
-              <w:t xml:space="preserve">Tests voor herkennen met de pas: wat de </w:t>
+              <w:t>Low-fidelity (</w:t>
             </w:r>
             <w:r>
               <w:rPr>
@@ -7065,14 +7043,14 @@
                 <w:sz w:val="14"/>
                 <w:shd w:val="clear" w:color="auto" w:fill="EEF4F2"/>
               </w:rPr>
-              <w:t>BadgeReader</w:t>
+              <w:t>lofi-…</w:t>
             </w:r>
             <w:r>
               <w:rPr>
                 <w:sz w:val="16"/>
                 <w:szCs w:val="16"/>
               </w:rPr>
-              <w:t xml:space="preserve"> als scan ziet (Enter, Tab of stilte na de laatste toets; niet bij gewoon typen of een te korte code), het normaliseren van het pasnummer, het productvenster of de melding na een scan, geen herkenning als er een venster open is (wel wordt de Enter van de scan tegengehouden), het zoekveld na een scan, de pas koppelen in het medewerkersformulier (uniek, alleen letters en cijfers, leeg = geen pas), de controle en migratie van </w:t>
+              <w:t>), mid-fidelity (</w:t>
             </w:r>
             <w:r>
               <w:rPr>
@@ -7080,14 +7058,14 @@
                 <w:sz w:val="14"/>
                 <w:shd w:val="clear" w:color="auto" w:fill="EEF4F2"/>
               </w:rPr>
-              <w:t>badgeId</w:t>
+              <w:t>midfi-…</w:t>
             </w:r>
             <w:r>
               <w:rPr>
                 <w:sz w:val="16"/>
                 <w:szCs w:val="16"/>
               </w:rPr>
-              <w:t xml:space="preserve"> in </w:t>
+              <w:t>) en high-fidelity (</w:t>
             </w:r>
             <w:r>
               <w:rPr>
@@ -7095,14 +7073,14 @@
                 <w:sz w:val="14"/>
                 <w:shd w:val="clear" w:color="auto" w:fill="EEF4F2"/>
               </w:rPr>
-              <w:t>DataStore</w:t>
+              <w:t>w…</w:t>
             </w:r>
             <w:r>
               <w:rPr>
                 <w:sz w:val="16"/>
                 <w:szCs w:val="16"/>
               </w:rPr>
-              <w:t>, en dat het pasnummer niet in de CSV-export of het logboek komt</w:t>
+              <w:t>) wireframes van de schermen, gebruikt in het TO (hoofdstuk 9)</w:t>
             </w:r>
           </w:p>
         </w:tc>
@@ -7113,7 +7091,7 @@
         </w:trPr>
         <w:tc>
           <w:tcPr>
-            <w:tcW w:w="4320" w:type="dxa"/>
+            <w:tcW w:w="4337" w:type="dxa"/>
           </w:tcPr>
           <w:p>
             <w:pPr>
@@ -7125,13 +7103,13 @@
                 <w:sz w:val="14"/>
                 <w:shd w:val="clear" w:color="auto" w:fill="EEF4F2"/>
               </w:rPr>
-              <w:t>tests/beveiligingsscan.test.js</w:t>
+              <w:t>tests/</w:t>
             </w:r>
           </w:p>
         </w:tc>
         <w:tc>
           <w:tcPr>
-            <w:tcW w:w="5318" w:type="dxa"/>
+            <w:tcW w:w="5301" w:type="dxa"/>
           </w:tcPr>
           <w:p>
             <w:pPr>
@@ -7142,52 +7120,7 @@
                 <w:sz w:val="16"/>
                 <w:szCs w:val="16"/>
               </w:rPr>
-              <w:t xml:space="preserve">Regressietests voor de beveiligingsscan: beheeracties doen niets zonder ingelogde beheerder, product-id's als </w:t>
-            </w:r>
-            <w:r>
-              <w:rPr>
-                <w:rFonts w:ascii="Consolas" w:hAnsi="Consolas" w:cs="Consolas"/>
-                <w:sz w:val="14"/>
-                <w:shd w:val="clear" w:color="auto" w:fill="EEF4F2"/>
-              </w:rPr>
-              <w:t>__proto__</w:t>
-            </w:r>
-            <w:r>
-              <w:rPr>
-                <w:sz w:val="16"/>
-                <w:szCs w:val="16"/>
-              </w:rPr>
-              <w:t xml:space="preserve">, </w:t>
-            </w:r>
-            <w:r>
-              <w:rPr>
-                <w:rFonts w:ascii="Consolas" w:hAnsi="Consolas" w:cs="Consolas"/>
-                <w:sz w:val="14"/>
-                <w:shd w:val="clear" w:color="auto" w:fill="EEF4F2"/>
-              </w:rPr>
-              <w:t>constructor</w:t>
-            </w:r>
-            <w:r>
-              <w:rPr>
-                <w:sz w:val="16"/>
-                <w:szCs w:val="16"/>
-              </w:rPr>
-              <w:t xml:space="preserve"> en </w:t>
-            </w:r>
-            <w:r>
-              <w:rPr>
-                <w:rFonts w:ascii="Consolas" w:hAnsi="Consolas" w:cs="Consolas"/>
-                <w:sz w:val="14"/>
-                <w:shd w:val="clear" w:color="auto" w:fill="EEF4F2"/>
-              </w:rPr>
-              <w:t>toString</w:t>
-            </w:r>
-            <w:r>
-              <w:rPr>
-                <w:sz w:val="16"/>
-                <w:szCs w:val="16"/>
-              </w:rPr>
-              <w:t xml:space="preserve"> in de voorraadlijst, de camera die uitgaat na de tijdslimiet, de strengere controle van codes en tijdstippen bij het laden, de Node.js-versie van de CI, het alleen-toevoegen-logboek in het SQL-schema en de licentie van TensorFlow.js</w:t>
+              <w:t>Unit tests (547) voor de regels, de opslag, de export, het thema, de welkom- en gezichtsherkenningsfuncties, herkennen met de pas, de controller, de beveiliging en regressietests voor opgeloste bugs</w:t>
             </w:r>
           </w:p>
         </w:tc>
@@ -7198,7 +7131,7 @@
         </w:trPr>
         <w:tc>
           <w:tcPr>
-            <w:tcW w:w="4320" w:type="dxa"/>
+            <w:tcW w:w="4337" w:type="dxa"/>
           </w:tcPr>
           <w:p>
             <w:pPr>
@@ -7210,13 +7143,13 @@
                 <w:sz w:val="14"/>
                 <w:shd w:val="clear" w:color="auto" w:fill="EEF4F2"/>
               </w:rPr>
-              <w:t>.gitattributes</w:t>
+              <w:t>tests/opslag-model-export.test.js</w:t>
             </w:r>
           </w:p>
         </w:tc>
         <w:tc>
           <w:tcPr>
-            <w:tcW w:w="5318" w:type="dxa"/>
+            <w:tcW w:w="5301" w:type="dxa"/>
           </w:tcPr>
           <w:p>
             <w:pPr>
@@ -7227,7 +7160,7 @@
                 <w:sz w:val="16"/>
                 <w:szCs w:val="16"/>
               </w:rPr>
-              <w:t xml:space="preserve">Zorgt dat Git de bestanden in </w:t>
+              <w:t>Tests voor de reservekopieën, het wissen van gegevens, de strengere controle bij het laden, de voorraadtelling (</w:t>
             </w:r>
             <w:r>
               <w:rPr>
@@ -7235,29 +7168,14 @@
                 <w:sz w:val="14"/>
                 <w:shd w:val="clear" w:color="auto" w:fill="EEF4F2"/>
               </w:rPr>
-              <w:t>assets/vendor/</w:t>
+              <w:t>countedAt</w:t>
             </w:r>
             <w:r>
               <w:rPr>
                 <w:sz w:val="16"/>
                 <w:szCs w:val="16"/>
               </w:rPr>
-              <w:t xml:space="preserve"> en </w:t>
-            </w:r>
-            <w:r>
-              <w:rPr>
-                <w:rFonts w:ascii="Consolas" w:hAnsi="Consolas" w:cs="Consolas"/>
-                <w:sz w:val="14"/>
-                <w:shd w:val="clear" w:color="auto" w:fill="EEF4F2"/>
-              </w:rPr>
-              <w:t>assets/fonts/</w:t>
-            </w:r>
-            <w:r>
-              <w:rPr>
-                <w:sz w:val="16"/>
-                <w:szCs w:val="16"/>
-              </w:rPr>
-              <w:t xml:space="preserve"> niet aanpast (geen omzetting van regeleinden), zodat de controlegetallen blijven kloppen</w:t>
+              <w:t>), nieuwe modelmethodes en de beveiliging van de CSV-export, verboden id's, maximale tekstlengtes en een opslag die niet te lezen is</w:t>
             </w:r>
           </w:p>
         </w:tc>
@@ -7268,7 +7186,7 @@
         </w:trPr>
         <w:tc>
           <w:tcPr>
-            <w:tcW w:w="4320" w:type="dxa"/>
+            <w:tcW w:w="4337" w:type="dxa"/>
           </w:tcPr>
           <w:p>
             <w:pPr>
@@ -7280,13 +7198,13 @@
                 <w:sz w:val="14"/>
                 <w:shd w:val="clear" w:color="auto" w:fill="EEF4F2"/>
               </w:rPr>
-              <w:t>tests/e2e/</w:t>
+              <w:t>tests/controller-robuustheid.test.js</w:t>
             </w:r>
           </w:p>
         </w:tc>
         <w:tc>
           <w:tcPr>
-            <w:tcW w:w="5318" w:type="dxa"/>
+            <w:tcW w:w="5301" w:type="dxa"/>
           </w:tcPr>
           <w:p>
             <w:pPr>
@@ -7297,7 +7215,7 @@
                 <w:sz w:val="16"/>
                 <w:szCs w:val="16"/>
               </w:rPr>
-              <w:t xml:space="preserve">Browsertests (end-to-end): </w:t>
+              <w:t xml:space="preserve">Tests voor de robuustheid van controller en view: na middernacht, correcties in een oude maand, logboek en wijziging in één keer opslaan, grenzen bij de voorraad, verouderde formulieren en knoppen, de camera, de focus na sluiten, veilige HTML, </w:t>
             </w:r>
             <w:r>
               <w:rPr>
@@ -7305,52 +7223,14 @@
                 <w:sz w:val="14"/>
                 <w:shd w:val="clear" w:color="auto" w:fill="EEF4F2"/>
               </w:rPr>
-              <w:t>app.e2e.test.js</w:t>
+              <w:t>Alle gegevens wissen</w:t>
             </w:r>
             <w:r>
               <w:rPr>
                 <w:sz w:val="16"/>
                 <w:szCs w:val="16"/>
               </w:rPr>
-              <w:t xml:space="preserve"> test de echte pagina in headless Edge of Chrome (laden zonder fouten, zoeken, registreren, Escape en focus, inloggen, thema, pas koppelen en herkennen, CSV-export), </w:t>
-            </w:r>
-            <w:r>
-              <w:rPr>
-                <w:rFonts w:ascii="Consolas" w:hAnsi="Consolas" w:cs="Consolas"/>
-                <w:sz w:val="14"/>
-                <w:shd w:val="clear" w:color="auto" w:fill="EEF4F2"/>
-              </w:rPr>
-              <w:t>browser.js</w:t>
-            </w:r>
-            <w:r>
-              <w:rPr>
-                <w:sz w:val="16"/>
-                <w:szCs w:val="16"/>
-              </w:rPr>
-              <w:t xml:space="preserve"> bevat de webserver en de besturing van de browser via het Chrome DevTools Protocol. Draaien met </w:t>
-            </w:r>
-            <w:r>
-              <w:rPr>
-                <w:rFonts w:ascii="Consolas" w:hAnsi="Consolas" w:cs="Consolas"/>
-                <w:sz w:val="14"/>
-                <w:shd w:val="clear" w:color="auto" w:fill="EEF4F2"/>
-              </w:rPr>
-              <w:t>npm run test:e2e</w:t>
-            </w:r>
-            <w:r>
-              <w:rPr>
-                <w:sz w:val="16"/>
-                <w:szCs w:val="16"/>
-              </w:rPr>
-              <w:t xml:space="preserve">, zonder npm-pakketten. Een andere browser kies je met </w:t>
-            </w:r>
-            <w:r>
-              <w:rPr>
-                <w:rFonts w:ascii="Consolas" w:hAnsi="Consolas" w:cs="Consolas"/>
-                <w:sz w:val="14"/>
-                <w:shd w:val="clear" w:color="auto" w:fill="EEF4F2"/>
-              </w:rPr>
-              <w:t>BROWSER_PATH</w:t>
+              <w:t>, en exporteren en wissen alleen voor een ingelogde beheerder</w:t>
             </w:r>
           </w:p>
         </w:tc>
@@ -7361,7 +7241,7 @@
         </w:trPr>
         <w:tc>
           <w:tcPr>
-            <w:tcW w:w="4320" w:type="dxa"/>
+            <w:tcW w:w="4337" w:type="dxa"/>
           </w:tcPr>
           <w:p>
             <w:pPr>
@@ -7373,13 +7253,664 @@
                 <w:sz w:val="14"/>
                 <w:shd w:val="clear" w:color="auto" w:fill="EEF4F2"/>
               </w:rPr>
-              <w:t>.github/workflows/ci.yml</w:t>
+              <w:t>tests/beveiliging-config.test.js</w:t>
             </w:r>
           </w:p>
         </w:tc>
         <w:tc>
           <w:tcPr>
-            <w:tcW w:w="5318" w:type="dxa"/>
+            <w:tcW w:w="5301" w:type="dxa"/>
+          </w:tcPr>
+          <w:p>
+            <w:pPr>
+              <w:spacing w:before="20" w:after="20" w:line="240" w:lineRule="auto"/>
+            </w:pPr>
+            <w:r>
+              <w:rPr>
+                <w:sz w:val="16"/>
+                <w:szCs w:val="16"/>
+              </w:rPr>
+              <w:t>Tests voor de configuratie: geen externe bronnen, de Content-Security-Policy, lokale lettertypes en face-api (met de SHA-256-controlegetallen), en de CI-workflow</w:t>
+            </w:r>
+          </w:p>
+        </w:tc>
+      </w:tr>
+      <w:tr>
+        <w:trPr>
+          <w:cantSplit/>
+        </w:trPr>
+        <w:tc>
+          <w:tcPr>
+            <w:tcW w:w="4337" w:type="dxa"/>
+          </w:tcPr>
+          <w:p>
+            <w:pPr>
+              <w:spacing w:before="20" w:after="20" w:line="240" w:lineRule="auto"/>
+            </w:pPr>
+            <w:r>
+              <w:rPr>
+                <w:rFonts w:ascii="Consolas" w:hAnsi="Consolas" w:cs="Consolas"/>
+                <w:sz w:val="14"/>
+                <w:shd w:val="clear" w:color="auto" w:fill="EEF4F2"/>
+              </w:rPr>
+              <w:t>tests/gegevens-en-tabbladen.test.js</w:t>
+            </w:r>
+          </w:p>
+        </w:tc>
+        <w:tc>
+          <w:tcPr>
+            <w:tcW w:w="5301" w:type="dxa"/>
+          </w:tcPr>
+          <w:p>
+            <w:pPr>
+              <w:spacing w:before="20" w:after="20" w:line="240" w:lineRule="auto"/>
+            </w:pPr>
+            <w:r>
+              <w:rPr>
+                <w:sz w:val="16"/>
+                <w:szCs w:val="16"/>
+              </w:rPr>
+              <w:t xml:space="preserve">Tests voor de prijsgrens van 1000 euro, de focus na </w:t>
+            </w:r>
+            <w:r>
+              <w:rPr>
+                <w:rFonts w:ascii="Consolas" w:hAnsi="Consolas" w:cs="Consolas"/>
+                <w:sz w:val="14"/>
+                <w:shd w:val="clear" w:color="auto" w:fill="EEF4F2"/>
+              </w:rPr>
+              <w:t>Registreren</w:t>
+            </w:r>
+            <w:r>
+              <w:rPr>
+                <w:sz w:val="16"/>
+                <w:szCs w:val="16"/>
+              </w:rPr>
+              <w:t>, "niets gewijzigd" bij opslaan, en verouderde formulieren of een gewiste opslag na een wijziging in een ander tabblad. Gebruikt de strenge nep-view (</w:t>
+            </w:r>
+            <w:r>
+              <w:rPr>
+                <w:rFonts w:ascii="Consolas" w:hAnsi="Consolas" w:cs="Consolas"/>
+                <w:sz w:val="14"/>
+                <w:shd w:val="clear" w:color="auto" w:fill="EEF4F2"/>
+              </w:rPr>
+              <w:t>createStrictView</w:t>
+            </w:r>
+            <w:r>
+              <w:rPr>
+                <w:sz w:val="16"/>
+                <w:szCs w:val="16"/>
+              </w:rPr>
+              <w:t xml:space="preserve"> in </w:t>
+            </w:r>
+            <w:r>
+              <w:rPr>
+                <w:rFonts w:ascii="Consolas" w:hAnsi="Consolas" w:cs="Consolas"/>
+                <w:sz w:val="14"/>
+                <w:shd w:val="clear" w:color="auto" w:fill="EEF4F2"/>
+              </w:rPr>
+              <w:t>helpers.js</w:t>
+            </w:r>
+            <w:r>
+              <w:rPr>
+                <w:sz w:val="16"/>
+                <w:szCs w:val="16"/>
+              </w:rPr>
+              <w:t>)</w:t>
+            </w:r>
+          </w:p>
+        </w:tc>
+      </w:tr>
+      <w:tr>
+        <w:trPr>
+          <w:cantSplit/>
+        </w:trPr>
+        <w:tc>
+          <w:tcPr>
+            <w:tcW w:w="4337" w:type="dxa"/>
+          </w:tcPr>
+          <w:p>
+            <w:pPr>
+              <w:spacing w:before="20" w:after="20" w:line="240" w:lineRule="auto"/>
+            </w:pPr>
+            <w:r>
+              <w:rPr>
+                <w:rFonts w:ascii="Consolas" w:hAnsi="Consolas" w:cs="Consolas"/>
+                <w:sz w:val="14"/>
+                <w:shd w:val="clear" w:color="auto" w:fill="EEF4F2"/>
+              </w:rPr>
+              <w:t>tests/werkgever-en-correctiedatum.test.js</w:t>
+            </w:r>
+          </w:p>
+        </w:tc>
+        <w:tc>
+          <w:tcPr>
+            <w:tcW w:w="5301" w:type="dxa"/>
+          </w:tcPr>
+          <w:p>
+            <w:pPr>
+              <w:spacing w:before="20" w:after="20" w:line="240" w:lineRule="auto"/>
+            </w:pPr>
+            <w:r>
+              <w:rPr>
+                <w:sz w:val="16"/>
+                <w:szCs w:val="16"/>
+              </w:rPr>
+              <w:t xml:space="preserve">Tests voor het werkgevernummer per registratie en de datum bij een correctie </w:t>
+            </w:r>
+            <w:r>
+              <w:rPr>
+                <w:rFonts w:ascii="Consolas" w:hAnsi="Consolas" w:cs="Consolas"/>
+                <w:sz w:val="14"/>
+                <w:shd w:val="clear" w:color="auto" w:fill="EEF4F2"/>
+              </w:rPr>
+              <w:t>+</w:t>
+            </w:r>
+          </w:p>
+        </w:tc>
+      </w:tr>
+      <w:tr>
+        <w:trPr>
+          <w:cantSplit/>
+        </w:trPr>
+        <w:tc>
+          <w:tcPr>
+            <w:tcW w:w="4337" w:type="dxa"/>
+          </w:tcPr>
+          <w:p>
+            <w:pPr>
+              <w:spacing w:before="20" w:after="20" w:line="240" w:lineRule="auto"/>
+            </w:pPr>
+            <w:r>
+              <w:rPr>
+                <w:rFonts w:ascii="Consolas" w:hAnsi="Consolas" w:cs="Consolas"/>
+                <w:sz w:val="14"/>
+                <w:shd w:val="clear" w:color="auto" w:fill="EEF4F2"/>
+              </w:rPr>
+              <w:t>tests/to-controle.test.js</w:t>
+            </w:r>
+          </w:p>
+        </w:tc>
+        <w:tc>
+          <w:tcPr>
+            <w:tcW w:w="5301" w:type="dxa"/>
+          </w:tcPr>
+          <w:p>
+            <w:pPr>
+              <w:spacing w:before="20" w:after="20" w:line="240" w:lineRule="auto"/>
+            </w:pPr>
+            <w:r>
+              <w:rPr>
+                <w:sz w:val="16"/>
+                <w:szCs w:val="16"/>
+              </w:rPr>
+              <w:t xml:space="preserve">Regressietests voor de TO-controle: "1 medewerker"/"2 medewerkers", bevestiging bij product verwijderen, de melding bij een verwijderde medewerker (correctie </w:t>
+            </w:r>
+            <w:r>
+              <w:rPr>
+                <w:rFonts w:ascii="Consolas" w:hAnsi="Consolas" w:cs="Consolas"/>
+                <w:sz w:val="14"/>
+                <w:shd w:val="clear" w:color="auto" w:fill="EEF4F2"/>
+              </w:rPr>
+              <w:t>+</w:t>
+            </w:r>
+            <w:r>
+              <w:rPr>
+                <w:sz w:val="16"/>
+                <w:szCs w:val="16"/>
+              </w:rPr>
+              <w:t xml:space="preserve">), alleen een inactieve medewerker zonder registraties verwijderen, uniek werkgevernummer, dubbele id's en datums in de toekomst bij het laden, de apostrof in de CSV, </w:t>
+            </w:r>
+            <w:r>
+              <w:rPr>
+                <w:rFonts w:ascii="Consolas" w:hAnsi="Consolas" w:cs="Consolas"/>
+                <w:sz w:val="14"/>
+                <w:shd w:val="clear" w:color="auto" w:fill="EEF4F2"/>
+              </w:rPr>
+              <w:t>lastRegistration</w:t>
+            </w:r>
+            <w:r>
+              <w:rPr>
+                <w:sz w:val="16"/>
+                <w:szCs w:val="16"/>
+              </w:rPr>
+              <w:t xml:space="preserve"> en </w:t>
+            </w:r>
+            <w:r>
+              <w:rPr>
+                <w:rFonts w:ascii="Consolas" w:hAnsi="Consolas" w:cs="Consolas"/>
+                <w:sz w:val="14"/>
+                <w:shd w:val="clear" w:color="auto" w:fill="EEF4F2"/>
+              </w:rPr>
+              <w:t>pointId</w:t>
+            </w:r>
+            <w:r>
+              <w:rPr>
+                <w:sz w:val="16"/>
+                <w:szCs w:val="16"/>
+              </w:rPr>
+              <w:t>, het SQL-schema (</w:t>
+            </w:r>
+            <w:r>
+              <w:rPr>
+                <w:rFonts w:ascii="Consolas" w:hAnsi="Consolas" w:cs="Consolas"/>
+                <w:sz w:val="14"/>
+                <w:shd w:val="clear" w:color="auto" w:fill="EEF4F2"/>
+              </w:rPr>
+              <w:t>counted_at</w:t>
+            </w:r>
+            <w:r>
+              <w:rPr>
+                <w:sz w:val="16"/>
+                <w:szCs w:val="16"/>
+              </w:rPr>
+              <w:t xml:space="preserve">, geen rol </w:t>
+            </w:r>
+            <w:r>
+              <w:rPr>
+                <w:rFonts w:ascii="Consolas" w:hAnsi="Consolas" w:cs="Consolas"/>
+                <w:sz w:val="14"/>
+                <w:shd w:val="clear" w:color="auto" w:fill="EEF4F2"/>
+              </w:rPr>
+              <w:t>manager</w:t>
+            </w:r>
+            <w:r>
+              <w:rPr>
+                <w:sz w:val="16"/>
+                <w:szCs w:val="16"/>
+              </w:rPr>
+              <w:t xml:space="preserve">), de opslagknoppen bij wijzigen, de filters op een smal scherm en tests voor FR-01, FR-02, FR-04, FR-10 en FR-29 (actieve medewerkers, zoeken op naam, de </w:t>
+            </w:r>
+            <w:r>
+              <w:rPr>
+                <w:rFonts w:ascii="Consolas" w:hAnsi="Consolas" w:cs="Consolas"/>
+                <w:sz w:val="14"/>
+                <w:shd w:val="clear" w:color="auto" w:fill="EEF4F2"/>
+              </w:rPr>
+              <w:t>−</w:t>
+            </w:r>
+            <w:r>
+              <w:rPr>
+                <w:sz w:val="16"/>
+                <w:szCs w:val="16"/>
+              </w:rPr>
+              <w:t xml:space="preserve"> in het productvenster, alle registraties voor de beheerder, geen bedragen of aantallen op de publieke pagina). Verder: "1 product" in de correctielijst, een klik op de medewerkerkaart (FR-32) en het totaal op de knop </w:t>
+            </w:r>
+            <w:r>
+              <w:rPr>
+                <w:rFonts w:ascii="Consolas" w:hAnsi="Consolas" w:cs="Consolas"/>
+                <w:sz w:val="14"/>
+                <w:shd w:val="clear" w:color="auto" w:fill="EEF4F2"/>
+              </w:rPr>
+              <w:t>Registreren</w:t>
+            </w:r>
+            <w:r>
+              <w:rPr>
+                <w:sz w:val="16"/>
+                <w:szCs w:val="16"/>
+              </w:rPr>
+              <w:t xml:space="preserve"> (FR-47)</w:t>
+            </w:r>
+          </w:p>
+        </w:tc>
+      </w:tr>
+      <w:tr>
+        <w:trPr>
+          <w:cantSplit/>
+        </w:trPr>
+        <w:tc>
+          <w:tcPr>
+            <w:tcW w:w="4337" w:type="dxa"/>
+          </w:tcPr>
+          <w:p>
+            <w:pPr>
+              <w:spacing w:before="20" w:after="20" w:line="240" w:lineRule="auto"/>
+            </w:pPr>
+            <w:r>
+              <w:rPr>
+                <w:rFonts w:ascii="Consolas" w:hAnsi="Consolas" w:cs="Consolas"/>
+                <w:sz w:val="14"/>
+                <w:shd w:val="clear" w:color="auto" w:fill="EEF4F2"/>
+              </w:rPr>
+              <w:t>tests/pasjeslezer.test.js</w:t>
+            </w:r>
+          </w:p>
+        </w:tc>
+        <w:tc>
+          <w:tcPr>
+            <w:tcW w:w="5301" w:type="dxa"/>
+          </w:tcPr>
+          <w:p>
+            <w:pPr>
+              <w:spacing w:before="20" w:after="20" w:line="240" w:lineRule="auto"/>
+            </w:pPr>
+            <w:r>
+              <w:rPr>
+                <w:sz w:val="16"/>
+                <w:szCs w:val="16"/>
+              </w:rPr>
+              <w:t xml:space="preserve">Tests voor herkennen met de pas: wat de </w:t>
+            </w:r>
+            <w:r>
+              <w:rPr>
+                <w:rFonts w:ascii="Consolas" w:hAnsi="Consolas" w:cs="Consolas"/>
+                <w:sz w:val="14"/>
+                <w:shd w:val="clear" w:color="auto" w:fill="EEF4F2"/>
+              </w:rPr>
+              <w:t>BadgeReader</w:t>
+            </w:r>
+            <w:r>
+              <w:rPr>
+                <w:sz w:val="16"/>
+                <w:szCs w:val="16"/>
+              </w:rPr>
+              <w:t xml:space="preserve"> als scan ziet (Enter, Tab of stilte na de laatste toets; niet bij gewoon typen of een te korte code), het normaliseren van het pasnummer, het productvenster of de melding na een scan, geen herkenning als er een venster open is (wel wordt de Enter van de scan tegengehouden), het zoekveld na een scan, de pas koppelen in het medewerkersformulier (uniek, alleen letters en cijfers, leeg = geen pas), de controle en migratie van </w:t>
+            </w:r>
+            <w:r>
+              <w:rPr>
+                <w:rFonts w:ascii="Consolas" w:hAnsi="Consolas" w:cs="Consolas"/>
+                <w:sz w:val="14"/>
+                <w:shd w:val="clear" w:color="auto" w:fill="EEF4F2"/>
+              </w:rPr>
+              <w:t>badgeId</w:t>
+            </w:r>
+            <w:r>
+              <w:rPr>
+                <w:sz w:val="16"/>
+                <w:szCs w:val="16"/>
+              </w:rPr>
+              <w:t xml:space="preserve"> in </w:t>
+            </w:r>
+            <w:r>
+              <w:rPr>
+                <w:rFonts w:ascii="Consolas" w:hAnsi="Consolas" w:cs="Consolas"/>
+                <w:sz w:val="14"/>
+                <w:shd w:val="clear" w:color="auto" w:fill="EEF4F2"/>
+              </w:rPr>
+              <w:t>DataStore</w:t>
+            </w:r>
+            <w:r>
+              <w:rPr>
+                <w:sz w:val="16"/>
+                <w:szCs w:val="16"/>
+              </w:rPr>
+              <w:t>, en dat het pasnummer niet in de CSV-export of het logboek komt</w:t>
+            </w:r>
+          </w:p>
+        </w:tc>
+      </w:tr>
+      <w:tr>
+        <w:trPr>
+          <w:cantSplit/>
+        </w:trPr>
+        <w:tc>
+          <w:tcPr>
+            <w:tcW w:w="4337" w:type="dxa"/>
+          </w:tcPr>
+          <w:p>
+            <w:pPr>
+              <w:spacing w:before="20" w:after="20" w:line="240" w:lineRule="auto"/>
+            </w:pPr>
+            <w:r>
+              <w:rPr>
+                <w:rFonts w:ascii="Consolas" w:hAnsi="Consolas" w:cs="Consolas"/>
+                <w:sz w:val="14"/>
+                <w:shd w:val="clear" w:color="auto" w:fill="EEF4F2"/>
+              </w:rPr>
+              <w:t>tests/beveiligingsscan.test.js</w:t>
+            </w:r>
+          </w:p>
+        </w:tc>
+        <w:tc>
+          <w:tcPr>
+            <w:tcW w:w="5301" w:type="dxa"/>
+          </w:tcPr>
+          <w:p>
+            <w:pPr>
+              <w:spacing w:before="20" w:after="20" w:line="240" w:lineRule="auto"/>
+            </w:pPr>
+            <w:r>
+              <w:rPr>
+                <w:sz w:val="16"/>
+                <w:szCs w:val="16"/>
+              </w:rPr>
+              <w:t xml:space="preserve">Regressietests voor de beveiligingsscan: beheeracties doen niets zonder ingelogde beheerder, product-id's als </w:t>
+            </w:r>
+            <w:r>
+              <w:rPr>
+                <w:rFonts w:ascii="Consolas" w:hAnsi="Consolas" w:cs="Consolas"/>
+                <w:sz w:val="14"/>
+                <w:shd w:val="clear" w:color="auto" w:fill="EEF4F2"/>
+              </w:rPr>
+              <w:t>__proto__</w:t>
+            </w:r>
+            <w:r>
+              <w:rPr>
+                <w:sz w:val="16"/>
+                <w:szCs w:val="16"/>
+              </w:rPr>
+              <w:t xml:space="preserve">, </w:t>
+            </w:r>
+            <w:r>
+              <w:rPr>
+                <w:rFonts w:ascii="Consolas" w:hAnsi="Consolas" w:cs="Consolas"/>
+                <w:sz w:val="14"/>
+                <w:shd w:val="clear" w:color="auto" w:fill="EEF4F2"/>
+              </w:rPr>
+              <w:t>constructor</w:t>
+            </w:r>
+            <w:r>
+              <w:rPr>
+                <w:sz w:val="16"/>
+                <w:szCs w:val="16"/>
+              </w:rPr>
+              <w:t xml:space="preserve"> en </w:t>
+            </w:r>
+            <w:r>
+              <w:rPr>
+                <w:rFonts w:ascii="Consolas" w:hAnsi="Consolas" w:cs="Consolas"/>
+                <w:sz w:val="14"/>
+                <w:shd w:val="clear" w:color="auto" w:fill="EEF4F2"/>
+              </w:rPr>
+              <w:t>toString</w:t>
+            </w:r>
+            <w:r>
+              <w:rPr>
+                <w:sz w:val="16"/>
+                <w:szCs w:val="16"/>
+              </w:rPr>
+              <w:t xml:space="preserve"> in de voorraadlijst, de camera die uitgaat na de tijdslimiet, de strengere controle van codes en tijdstippen bij het laden, de Node.js-versie van de CI, het alleen-toevoegen-logboek in het SQL-schema en de licentie van TensorFlow.js</w:t>
+            </w:r>
+          </w:p>
+        </w:tc>
+      </w:tr>
+      <w:tr>
+        <w:trPr>
+          <w:cantSplit/>
+        </w:trPr>
+        <w:tc>
+          <w:tcPr>
+            <w:tcW w:w="4337" w:type="dxa"/>
+          </w:tcPr>
+          <w:p>
+            <w:pPr>
+              <w:spacing w:before="20" w:after="20" w:line="240" w:lineRule="auto"/>
+            </w:pPr>
+            <w:r>
+              <w:rPr>
+                <w:rFonts w:ascii="Consolas" w:hAnsi="Consolas" w:cs="Consolas"/>
+                <w:sz w:val="14"/>
+                <w:shd w:val="clear" w:color="auto" w:fill="EEF4F2"/>
+              </w:rPr>
+              <w:t>.gitattributes</w:t>
+            </w:r>
+          </w:p>
+        </w:tc>
+        <w:tc>
+          <w:tcPr>
+            <w:tcW w:w="5301" w:type="dxa"/>
+          </w:tcPr>
+          <w:p>
+            <w:pPr>
+              <w:spacing w:before="20" w:after="20" w:line="240" w:lineRule="auto"/>
+            </w:pPr>
+            <w:r>
+              <w:rPr>
+                <w:sz w:val="16"/>
+                <w:szCs w:val="16"/>
+              </w:rPr>
+              <w:t xml:space="preserve">Zorgt dat Git de bestanden in </w:t>
+            </w:r>
+            <w:r>
+              <w:rPr>
+                <w:rFonts w:ascii="Consolas" w:hAnsi="Consolas" w:cs="Consolas"/>
+                <w:sz w:val="14"/>
+                <w:shd w:val="clear" w:color="auto" w:fill="EEF4F2"/>
+              </w:rPr>
+              <w:t>assets/vendor/</w:t>
+            </w:r>
+            <w:r>
+              <w:rPr>
+                <w:sz w:val="16"/>
+                <w:szCs w:val="16"/>
+              </w:rPr>
+              <w:t xml:space="preserve"> en </w:t>
+            </w:r>
+            <w:r>
+              <w:rPr>
+                <w:rFonts w:ascii="Consolas" w:hAnsi="Consolas" w:cs="Consolas"/>
+                <w:sz w:val="14"/>
+                <w:shd w:val="clear" w:color="auto" w:fill="EEF4F2"/>
+              </w:rPr>
+              <w:t>assets/fonts/</w:t>
+            </w:r>
+            <w:r>
+              <w:rPr>
+                <w:sz w:val="16"/>
+                <w:szCs w:val="16"/>
+              </w:rPr>
+              <w:t xml:space="preserve"> niet aanpast (geen omzetting van regeleinden), zodat de controlegetallen blijven kloppen</w:t>
+            </w:r>
+          </w:p>
+        </w:tc>
+      </w:tr>
+      <w:tr>
+        <w:trPr>
+          <w:cantSplit/>
+        </w:trPr>
+        <w:tc>
+          <w:tcPr>
+            <w:tcW w:w="4337" w:type="dxa"/>
+          </w:tcPr>
+          <w:p>
+            <w:pPr>
+              <w:spacing w:before="20" w:after="20" w:line="240" w:lineRule="auto"/>
+            </w:pPr>
+            <w:r>
+              <w:rPr>
+                <w:rFonts w:ascii="Consolas" w:hAnsi="Consolas" w:cs="Consolas"/>
+                <w:sz w:val="14"/>
+                <w:shd w:val="clear" w:color="auto" w:fill="EEF4F2"/>
+              </w:rPr>
+              <w:t>tests/e2e/</w:t>
+            </w:r>
+          </w:p>
+        </w:tc>
+        <w:tc>
+          <w:tcPr>
+            <w:tcW w:w="5301" w:type="dxa"/>
+          </w:tcPr>
+          <w:p>
+            <w:pPr>
+              <w:spacing w:before="20" w:after="20" w:line="240" w:lineRule="auto"/>
+            </w:pPr>
+            <w:r>
+              <w:rPr>
+                <w:sz w:val="16"/>
+                <w:szCs w:val="16"/>
+              </w:rPr>
+              <w:t xml:space="preserve">Browsertests (end-to-end): </w:t>
+            </w:r>
+            <w:r>
+              <w:rPr>
+                <w:rFonts w:ascii="Consolas" w:hAnsi="Consolas" w:cs="Consolas"/>
+                <w:sz w:val="14"/>
+                <w:shd w:val="clear" w:color="auto" w:fill="EEF4F2"/>
+              </w:rPr>
+              <w:t>app.e2e.test.js</w:t>
+            </w:r>
+            <w:r>
+              <w:rPr>
+                <w:sz w:val="16"/>
+                <w:szCs w:val="16"/>
+              </w:rPr>
+              <w:t xml:space="preserve"> test de echte pagina in headless Edge of Chrome (laden zonder fouten, zoeken, registreren, Escape en focus, inloggen, thema, pas koppelen en herkennen, CSV-export), </w:t>
+            </w:r>
+            <w:r>
+              <w:rPr>
+                <w:rFonts w:ascii="Consolas" w:hAnsi="Consolas" w:cs="Consolas"/>
+                <w:sz w:val="14"/>
+                <w:shd w:val="clear" w:color="auto" w:fill="EEF4F2"/>
+              </w:rPr>
+              <w:t>browser.js</w:t>
+            </w:r>
+            <w:r>
+              <w:rPr>
+                <w:sz w:val="16"/>
+                <w:szCs w:val="16"/>
+              </w:rPr>
+              <w:t xml:space="preserve"> bevat de webserver en de besturing van de browser via het Chrome DevTools Protocol. Draaien met </w:t>
+            </w:r>
+            <w:r>
+              <w:rPr>
+                <w:rFonts w:ascii="Consolas" w:hAnsi="Consolas" w:cs="Consolas"/>
+                <w:sz w:val="14"/>
+                <w:shd w:val="clear" w:color="auto" w:fill="EEF4F2"/>
+              </w:rPr>
+              <w:t>npm run test:e2e</w:t>
+            </w:r>
+            <w:r>
+              <w:rPr>
+                <w:sz w:val="16"/>
+                <w:szCs w:val="16"/>
+              </w:rPr>
+              <w:t xml:space="preserve">, zonder npm-pakketten. Een andere browser kies je met </w:t>
+            </w:r>
+            <w:r>
+              <w:rPr>
+                <w:rFonts w:ascii="Consolas" w:hAnsi="Consolas" w:cs="Consolas"/>
+                <w:sz w:val="14"/>
+                <w:shd w:val="clear" w:color="auto" w:fill="EEF4F2"/>
+              </w:rPr>
+              <w:t>BROWSER_PATH</w:t>
+            </w:r>
+          </w:p>
+        </w:tc>
+      </w:tr>
+      <w:tr>
+        <w:trPr>
+          <w:cantSplit/>
+        </w:trPr>
+        <w:tc>
+          <w:tcPr>
+            <w:tcW w:w="4337" w:type="dxa"/>
+          </w:tcPr>
+          <w:p>
+            <w:pPr>
+              <w:spacing w:before="20" w:after="20" w:line="240" w:lineRule="auto"/>
+            </w:pPr>
+            <w:r>
+              <w:rPr>
+                <w:rFonts w:ascii="Consolas" w:hAnsi="Consolas" w:cs="Consolas"/>
+                <w:sz w:val="14"/>
+                <w:shd w:val="clear" w:color="auto" w:fill="EEF4F2"/>
+              </w:rPr>
+              <w:t>.github/workflows/ci.yml</w:t>
+            </w:r>
+          </w:p>
+        </w:tc>
+        <w:tc>
+          <w:tcPr>
+            <w:tcW w:w="5301" w:type="dxa"/>
           </w:tcPr>
           <w:p>
             <w:pPr>
@@ -7431,7 +7962,7 @@
         </w:numPr>
       </w:pPr>
       <w:bookmarkStart w:id="5" w:name="k3"/>
-      <w:bookmarkStart w:id="6" w:name="_Toc242688986"/>
+      <w:bookmarkStart w:id="6" w:name="_Toc242690485"/>
       <w:r>
         <w:t>DE WEBSITE STARTEN.</w:t>
       </w:r>
@@ -7653,7 +8184,7 @@
         </w:numPr>
       </w:pPr>
       <w:bookmarkStart w:id="7" w:name="k4"/>
-      <w:bookmarkStart w:id="8" w:name="_Toc242688987"/>
+      <w:bookmarkStart w:id="8" w:name="_Toc242690486"/>
       <w:r>
         <w:t>GEBRUIKERSHANDLEIDING.</w:t>
       </w:r>
@@ -7666,7 +8197,7 @@
         <w:keepNext/>
       </w:pPr>
       <w:bookmarkStart w:id="9" w:name="k5"/>
-      <w:bookmarkStart w:id="10" w:name="_Toc242688988"/>
+      <w:bookmarkStart w:id="10" w:name="_Toc242690487"/>
       <w:r>
         <w:t>EEN MEDEWERKER ZOEKEN</w:t>
       </w:r>
@@ -7721,7 +8252,7 @@
         <w:keepNext/>
       </w:pPr>
       <w:bookmarkStart w:id="11" w:name="k6"/>
-      <w:bookmarkStart w:id="12" w:name="_Toc242688989"/>
+      <w:bookmarkStart w:id="12" w:name="_Toc242690488"/>
       <w:r>
         <w:t>EEN PRODUCT REGISTREREN</w:t>
       </w:r>
@@ -7932,7 +8463,7 @@
         <w:keepNext/>
       </w:pPr>
       <w:bookmarkStart w:id="13" w:name="k7"/>
-      <w:bookmarkStart w:id="14" w:name="_Toc242688990"/>
+      <w:bookmarkStart w:id="14" w:name="_Toc242690489"/>
       <w:r>
         <w:t>ADMIN-DASHBOARD OPENEN</w:t>
       </w:r>
@@ -8063,7 +8594,7 @@
         <w:keepNext/>
       </w:pPr>
       <w:bookmarkStart w:id="15" w:name="k8"/>
-      <w:bookmarkStart w:id="16" w:name="_Toc242688991"/>
+      <w:bookmarkStart w:id="16" w:name="_Toc242690490"/>
       <w:r>
         <w:t>REGISTRATIES BEHEREN</w:t>
       </w:r>
@@ -8349,7 +8880,7 @@
         <w:keepNext/>
       </w:pPr>
       <w:bookmarkStart w:id="17" w:name="k9"/>
-      <w:bookmarkStart w:id="18" w:name="_Toc242688992"/>
+      <w:bookmarkStart w:id="18" w:name="_Toc242690491"/>
       <w:r>
         <w:t>MEDEWERKERS BEHEREN</w:t>
       </w:r>
@@ -8669,7 +9200,7 @@
         <w:keepNext/>
       </w:pPr>
       <w:bookmarkStart w:id="19" w:name="k10"/>
-      <w:bookmarkStart w:id="20" w:name="_Toc242688993"/>
+      <w:bookmarkStart w:id="20" w:name="_Toc242690492"/>
       <w:r>
         <w:t>PRODUCTEN BEHEREN</w:t>
       </w:r>
@@ -8797,7 +9328,7 @@
         <w:keepNext/>
       </w:pPr>
       <w:bookmarkStart w:id="21" w:name="k11"/>
-      <w:bookmarkStart w:id="22" w:name="_Toc242688994"/>
+      <w:bookmarkStart w:id="22" w:name="_Toc242690493"/>
       <w:r>
         <w:t>BEDRIJVEN EN CONSUMPTIEPUNTEN BEHEREN</w:t>
       </w:r>
@@ -8960,7 +9491,7 @@
         <w:keepNext/>
       </w:pPr>
       <w:bookmarkStart w:id="23" w:name="k12"/>
-      <w:bookmarkStart w:id="24" w:name="_Toc242688995"/>
+      <w:bookmarkStart w:id="24" w:name="_Toc242690494"/>
       <w:r>
         <w:t>VOORRAAD BEHEREN</w:t>
       </w:r>
@@ -9178,7 +9709,7 @@
         <w:keepNext/>
       </w:pPr>
       <w:bookmarkStart w:id="25" w:name="k13"/>
-      <w:bookmarkStart w:id="26" w:name="_Toc242688996"/>
+      <w:bookmarkStart w:id="26" w:name="_Toc242690495"/>
       <w:r>
         <w:t>LOGBOEK BEKIJKEN</w:t>
       </w:r>
@@ -9218,7 +9749,7 @@
         <w:keepNext/>
       </w:pPr>
       <w:bookmarkStart w:id="27" w:name="k14"/>
-      <w:bookmarkStart w:id="28" w:name="_Toc242688997"/>
+      <w:bookmarkStart w:id="28" w:name="_Toc242690496"/>
       <w:r>
         <w:t>ALLE GEGEVENS WISSEN</w:t>
       </w:r>
@@ -9344,7 +9875,7 @@
         <w:keepNext/>
       </w:pPr>
       <w:bookmarkStart w:id="29" w:name="k15"/>
-      <w:bookmarkStart w:id="30" w:name="_Toc242688998"/>
+      <w:bookmarkStart w:id="30" w:name="_Toc242690497"/>
       <w:r>
         <w:t>MODAL SLUITEN EN UITLOGGEN</w:t>
       </w:r>
@@ -9373,7 +9904,7 @@
         <w:keepNext/>
       </w:pPr>
       <w:bookmarkStart w:id="31" w:name="k16"/>
-      <w:bookmarkStart w:id="32" w:name="_Toc242688999"/>
+      <w:bookmarkStart w:id="32" w:name="_Toc242690498"/>
       <w:r>
         <w:t>CSV EXPORTEREN</w:t>
       </w:r>
@@ -9710,7 +10241,7 @@
         <w:keepNext/>
       </w:pPr>
       <w:bookmarkStart w:id="33" w:name="k17"/>
-      <w:bookmarkStart w:id="34" w:name="_Toc242689000"/>
+      <w:bookmarkStart w:id="34" w:name="_Toc242690499"/>
       <w:r>
         <w:t>LICHT OF DONKER THEMA</w:t>
       </w:r>
@@ -9817,7 +10348,7 @@
         <w:keepNext/>
       </w:pPr>
       <w:bookmarkStart w:id="35" w:name="k18"/>
-      <w:bookmarkStart w:id="36" w:name="_Toc242689001"/>
+      <w:bookmarkStart w:id="36" w:name="_Toc242690500"/>
       <w:r>
         <w:t>WELKOM EN "ZELFDE ALS VORIGE KEER"</w:t>
       </w:r>
@@ -9890,7 +10421,7 @@
         <w:keepNext/>
       </w:pPr>
       <w:bookmarkStart w:id="37" w:name="k19"/>
-      <w:bookmarkStart w:id="38" w:name="_Toc242689002"/>
+      <w:bookmarkStart w:id="38" w:name="_Toc242690501"/>
       <w:r>
         <w:t>DEMO GEZICHTSHERKENNING</w:t>
       </w:r>
@@ -10098,7 +10629,7 @@
         <w:keepNext/>
       </w:pPr>
       <w:bookmarkStart w:id="39" w:name="k20"/>
-      <w:bookmarkStart w:id="40" w:name="_Toc242689003"/>
+      <w:bookmarkStart w:id="40" w:name="_Toc242690502"/>
       <w:r>
         <w:t>HERKENNEN MET DE PAS</w:t>
       </w:r>
@@ -10292,7 +10823,7 @@
         </w:numPr>
       </w:pPr>
       <w:bookmarkStart w:id="41" w:name="k21"/>
-      <w:bookmarkStart w:id="42" w:name="_Toc242689004"/>
+      <w:bookmarkStart w:id="42" w:name="_Toc242690503"/>
       <w:r>
         <w:t xml:space="preserve">UITLEG VAN </w:t>
       </w:r>
@@ -10316,7 +10847,7 @@
         <w:keepNext/>
       </w:pPr>
       <w:bookmarkStart w:id="43" w:name="k22"/>
-      <w:bookmarkStart w:id="44" w:name="_Toc242689005"/>
+      <w:bookmarkStart w:id="44" w:name="_Toc242690504"/>
       <w:r>
         <w:t>METADATA EN EXTERNE BESTANDEN</w:t>
       </w:r>
@@ -10592,7 +11123,7 @@
         <w:keepNext/>
       </w:pPr>
       <w:bookmarkStart w:id="45" w:name="k23"/>
-      <w:bookmarkStart w:id="46" w:name="_Toc242689006"/>
+      <w:bookmarkStart w:id="46" w:name="_Toc242690505"/>
       <w:r>
         <w:t>NAVIGATIEBALK</w:t>
       </w:r>
@@ -10805,7 +11336,7 @@
         <w:keepNext/>
       </w:pPr>
       <w:bookmarkStart w:id="47" w:name="k24"/>
-      <w:bookmarkStart w:id="48" w:name="_Toc242689007"/>
+      <w:bookmarkStart w:id="48" w:name="_Toc242690506"/>
       <w:r>
         <w:t>HERO-GEDEELTE</w:t>
       </w:r>
@@ -10850,7 +11381,7 @@
         <w:keepNext/>
       </w:pPr>
       <w:bookmarkStart w:id="49" w:name="k25"/>
-      <w:bookmarkStart w:id="50" w:name="_Toc242689008"/>
+      <w:bookmarkStart w:id="50" w:name="_Toc242690507"/>
       <w:r>
         <w:t>MEDEWERKERLIJST</w:t>
       </w:r>
@@ -11113,7 +11644,7 @@
         <w:keepNext/>
       </w:pPr>
       <w:bookmarkStart w:id="51" w:name="k26"/>
-      <w:bookmarkStart w:id="52" w:name="_Toc242689009"/>
+      <w:bookmarkStart w:id="52" w:name="_Toc242690508"/>
       <w:r>
         <w:t>STATISTIEKEN</w:t>
       </w:r>
@@ -11196,7 +11727,7 @@
         <w:keepNext/>
       </w:pPr>
       <w:bookmarkStart w:id="53" w:name="k27"/>
-      <w:bookmarkStart w:id="54" w:name="_Toc242689010"/>
+      <w:bookmarkStart w:id="54" w:name="_Toc242690509"/>
       <w:r>
         <w:t>VENSTERS (MODALS)</w:t>
       </w:r>
@@ -11709,7 +12240,7 @@
         <w:keepNext/>
       </w:pPr>
       <w:bookmarkStart w:id="55" w:name="k28"/>
-      <w:bookmarkStart w:id="56" w:name="_Toc242689011"/>
+      <w:bookmarkStart w:id="56" w:name="_Toc242690510"/>
       <w:r>
         <w:t>WAARSCHUWING BIJ OPENEN ALS LOS BESTAND</w:t>
       </w:r>
@@ -11754,7 +12285,7 @@
         </w:numPr>
       </w:pPr>
       <w:bookmarkStart w:id="57" w:name="k29"/>
-      <w:bookmarkStart w:id="58" w:name="_Toc242689012"/>
+      <w:bookmarkStart w:id="58" w:name="_Toc242690511"/>
       <w:r>
         <w:t xml:space="preserve">UITLEG VAN </w:t>
       </w:r>
@@ -11778,7 +12309,7 @@
         <w:keepNext/>
       </w:pPr>
       <w:bookmarkStart w:id="59" w:name="k30"/>
-      <w:bookmarkStart w:id="60" w:name="_Toc242689013"/>
+      <w:bookmarkStart w:id="60" w:name="_Toc242690512"/>
       <w:r>
         <w:t>CSS-VARIABELEN</w:t>
       </w:r>
@@ -12433,7 +12964,7 @@
         <w:keepNext/>
       </w:pPr>
       <w:bookmarkStart w:id="61" w:name="k31"/>
-      <w:bookmarkStart w:id="62" w:name="_Toc242689014"/>
+      <w:bookmarkStart w:id="62" w:name="_Toc242690513"/>
       <w:r>
         <w:t>LAYOUT</w:t>
       </w:r>
@@ -12954,7 +13485,7 @@
         <w:keepNext/>
       </w:pPr>
       <w:bookmarkStart w:id="63" w:name="k32"/>
-      <w:bookmarkStart w:id="64" w:name="_Toc242689015"/>
+      <w:bookmarkStart w:id="64" w:name="_Toc242690514"/>
       <w:r>
         <w:t>COMPONENTEN</w:t>
       </w:r>
@@ -13177,7 +13708,7 @@
         </w:numPr>
       </w:pPr>
       <w:bookmarkStart w:id="65" w:name="k33"/>
-      <w:bookmarkStart w:id="66" w:name="_Toc242689016"/>
+      <w:bookmarkStart w:id="66" w:name="_Toc242690515"/>
       <w:r>
         <w:t>UITLEG VAN DE JAVASCRIPT (</w:t>
       </w:r>
@@ -13201,7 +13732,7 @@
         <w:keepNext/>
       </w:pPr>
       <w:bookmarkStart w:id="67" w:name="k34"/>
-      <w:bookmarkStart w:id="68" w:name="_Toc242689017"/>
+      <w:bookmarkStart w:id="68" w:name="_Toc242690516"/>
       <w:r>
         <w:t>OPSLAG EN VOORBEELDDATA</w:t>
       </w:r>
@@ -13978,7 +14509,7 @@
         <w:keepNext/>
       </w:pPr>
       <w:bookmarkStart w:id="69" w:name="k35"/>
-      <w:bookmarkStart w:id="70" w:name="_Toc242689018"/>
+      <w:bookmarkStart w:id="70" w:name="_Toc242690517"/>
       <w:r>
         <w:t>OBJECTGEORIËNTEERDE STRUCTUUR</w:t>
       </w:r>
@@ -13987,7 +14518,150 @@
     </w:p>
     <w:p>
       <w:r>
-        <w:t xml:space="preserve">De JavaScript-code volgt het principe van objectgeoriënteerd programmeren (OOP) en het MVC-patroon (Model, View, Controller). De code is opgedeeld in zeven classes: vijf voor de applicatie zelf, </w:t>
+        <w:t xml:space="preserve">De JavaScript-code volgt het principe van objectgeoriënteerd programmeren (OOP) en het MVC-patroon (Model, View, Controller). De code is opgedeeld in zestien classes, ieder in een eigen bestand. Acht daarvan vormen samen de controller: </w:t>
+      </w:r>
+      <w:r>
+        <w:rPr>
+          <w:rFonts w:ascii="Consolas" w:hAnsi="Consolas" w:cs="Consolas"/>
+          <w:sz w:val="18"/>
+          <w:shd w:val="clear" w:color="auto" w:fill="EEF4F2"/>
+        </w:rPr>
+        <w:t>RegistrationApp</w:t>
+      </w:r>
+      <w:r>
+        <w:t xml:space="preserve"> en de onderdelen </w:t>
+      </w:r>
+      <w:r>
+        <w:rPr>
+          <w:rFonts w:ascii="Consolas" w:hAnsi="Consolas" w:cs="Consolas"/>
+          <w:sz w:val="18"/>
+          <w:shd w:val="clear" w:color="auto" w:fill="EEF4F2"/>
+        </w:rPr>
+        <w:t>ModalManager</w:t>
+      </w:r>
+      <w:r>
+        <w:t xml:space="preserve">, </w:t>
+      </w:r>
+      <w:r>
+        <w:rPr>
+          <w:rFonts w:ascii="Consolas" w:hAnsi="Consolas" w:cs="Consolas"/>
+          <w:sz w:val="18"/>
+          <w:shd w:val="clear" w:color="auto" w:fill="EEF4F2"/>
+        </w:rPr>
+        <w:t>EmployeeController</w:t>
+      </w:r>
+      <w:r>
+        <w:t xml:space="preserve">, </w:t>
+      </w:r>
+      <w:r>
+        <w:rPr>
+          <w:rFonts w:ascii="Consolas" w:hAnsi="Consolas" w:cs="Consolas"/>
+          <w:sz w:val="18"/>
+          <w:shd w:val="clear" w:color="auto" w:fill="EEF4F2"/>
+        </w:rPr>
+        <w:t>BadgeController</w:t>
+      </w:r>
+      <w:r>
+        <w:t xml:space="preserve">, </w:t>
+      </w:r>
+      <w:r>
+        <w:rPr>
+          <w:rFonts w:ascii="Consolas" w:hAnsi="Consolas" w:cs="Consolas"/>
+          <w:sz w:val="18"/>
+          <w:shd w:val="clear" w:color="auto" w:fill="EEF4F2"/>
+        </w:rPr>
+        <w:t>FaceController</w:t>
+      </w:r>
+      <w:r>
+        <w:t xml:space="preserve">, </w:t>
+      </w:r>
+      <w:r>
+        <w:rPr>
+          <w:rFonts w:ascii="Consolas" w:hAnsi="Consolas" w:cs="Consolas"/>
+          <w:sz w:val="18"/>
+          <w:shd w:val="clear" w:color="auto" w:fill="EEF4F2"/>
+        </w:rPr>
+        <w:t>AdminController</w:t>
+      </w:r>
+      <w:r>
+        <w:t xml:space="preserve">, </w:t>
+      </w:r>
+      <w:r>
+        <w:rPr>
+          <w:rFonts w:ascii="Consolas" w:hAnsi="Consolas" w:cs="Consolas"/>
+          <w:sz w:val="18"/>
+          <w:shd w:val="clear" w:color="auto" w:fill="EEF4F2"/>
+        </w:rPr>
+        <w:t>CorrectionController</w:t>
+      </w:r>
+      <w:r>
+        <w:t xml:space="preserve">, </w:t>
+      </w:r>
+      <w:r>
+        <w:rPr>
+          <w:rFonts w:ascii="Consolas" w:hAnsi="Consolas" w:cs="Consolas"/>
+          <w:sz w:val="18"/>
+          <w:shd w:val="clear" w:color="auto" w:fill="EEF4F2"/>
+        </w:rPr>
+        <w:t>StockController</w:t>
+      </w:r>
+      <w:r>
+        <w:t xml:space="preserve"> en </w:t>
+      </w:r>
+      <w:r>
+        <w:rPr>
+          <w:rFonts w:ascii="Consolas" w:hAnsi="Consolas" w:cs="Consolas"/>
+          <w:sz w:val="18"/>
+          <w:shd w:val="clear" w:color="auto" w:fill="EEF4F2"/>
+        </w:rPr>
+        <w:t>FormController</w:t>
+      </w:r>
+      <w:r>
+        <w:t xml:space="preserve">. De andere acht zijn </w:t>
+      </w:r>
+      <w:r>
+        <w:rPr>
+          <w:rFonts w:ascii="Consolas" w:hAnsi="Consolas" w:cs="Consolas"/>
+          <w:sz w:val="18"/>
+          <w:shd w:val="clear" w:color="auto" w:fill="EEF4F2"/>
+        </w:rPr>
+        <w:t>DataStore</w:t>
+      </w:r>
+      <w:r>
+        <w:t xml:space="preserve">, </w:t>
+      </w:r>
+      <w:r>
+        <w:rPr>
+          <w:rFonts w:ascii="Consolas" w:hAnsi="Consolas" w:cs="Consolas"/>
+          <w:sz w:val="18"/>
+          <w:shd w:val="clear" w:color="auto" w:fill="EEF4F2"/>
+        </w:rPr>
+        <w:t>RegistrationModel</w:t>
+      </w:r>
+      <w:r>
+        <w:t xml:space="preserve">, </w:t>
+      </w:r>
+      <w:r>
+        <w:rPr>
+          <w:rFonts w:ascii="Consolas" w:hAnsi="Consolas" w:cs="Consolas"/>
+          <w:sz w:val="18"/>
+          <w:shd w:val="clear" w:color="auto" w:fill="EEF4F2"/>
+        </w:rPr>
+        <w:t>RegistrationView</w:t>
+      </w:r>
+      <w:r>
+        <w:t xml:space="preserve">, </w:t>
+      </w:r>
+      <w:r>
+        <w:rPr>
+          <w:rFonts w:ascii="Consolas" w:hAnsi="Consolas" w:cs="Consolas"/>
+          <w:sz w:val="18"/>
+          <w:shd w:val="clear" w:color="auto" w:fill="EEF4F2"/>
+        </w:rPr>
+        <w:t>CsvExport</w:t>
+      </w:r>
+      <w:r>
+        <w:t xml:space="preserve">, </w:t>
       </w:r>
       <w:r>
         <w:rPr>
@@ -13998,7 +14672,7 @@
         <w:t>ThemeManager</w:t>
       </w:r>
       <w:r>
-        <w:t xml:space="preserve"> voor het lichte en donkere thema en </w:t>
+        <w:t xml:space="preserve"> (licht en donker thema), </w:t>
       </w:r>
       <w:r>
         <w:rPr>
@@ -14009,7 +14683,18 @@
         <w:t>FaceRecognitionDemo</w:t>
       </w:r>
       <w:r>
-        <w:t xml:space="preserve"> voor de demo gezichtsherkenning. Iedere class heeft één duidelijke verantwoordelijkheid, en bovenaan ieder bestand staat in een comment waarvoor de class is en met welke andere classes hij verbonden is.</w:t>
+        <w:t xml:space="preserve"> (demo gezichtsherkenning) en </w:t>
+      </w:r>
+      <w:r>
+        <w:rPr>
+          <w:rFonts w:ascii="Consolas" w:hAnsi="Consolas" w:cs="Consolas"/>
+          <w:sz w:val="18"/>
+          <w:shd w:val="clear" w:color="auto" w:fill="EEF4F2"/>
+        </w:rPr>
+        <w:t>BadgeReader</w:t>
+      </w:r>
+      <w:r>
+        <w:t xml:space="preserve"> (pasjeslezer). Iedere class heeft één duidelijke verantwoordelijkheid, en bovenaan ieder bestand staat in een comment waarvoor de class is en met welke andere classes hij verbonden is.</w:t>
       </w:r>
     </w:p>
     <w:p>
@@ -14079,7 +14764,49 @@
           <w:rFonts w:ascii="Consolas" w:hAnsi="Consolas" w:cs="Consolas"/>
           <w:sz w:val="16"/>
         </w:rPr>
-        <w:t xml:space="preserve">               RegistrationApp (controller, stuurt model, view, export en FaceRecognitionDemo aan)</w:t>
+        <w:t xml:space="preserve">               RegistrationApp (controller, stuurt model, view, export, FaceRecognitionDemo en BadgeReader aan)</w:t>
+      </w:r>
+    </w:p>
+    <w:p>
+      <w:pPr>
+        <w:shd w:val="clear" w:color="auto" w:fill="F1F5F4"/>
+        <w:spacing w:after="0" w:line="240" w:lineRule="auto"/>
+        <w:ind w:left="170" w:right="170"/>
+      </w:pPr>
+      <w:r>
+        <w:rPr>
+          <w:rFonts w:ascii="Consolas" w:hAnsi="Consolas" w:cs="Consolas"/>
+          <w:sz w:val="16"/>
+        </w:rPr>
+        <w:t xml:space="preserve">                     │</w:t>
+      </w:r>
+    </w:p>
+    <w:p>
+      <w:pPr>
+        <w:shd w:val="clear" w:color="auto" w:fill="F1F5F4"/>
+        <w:spacing w:after="0" w:line="240" w:lineRule="auto"/>
+        <w:ind w:left="170" w:right="170"/>
+      </w:pPr>
+      <w:r>
+        <w:rPr>
+          <w:rFonts w:ascii="Consolas" w:hAnsi="Consolas" w:cs="Consolas"/>
+          <w:sz w:val="16"/>
+        </w:rPr>
+        <w:t xml:space="preserve">                     └──► onderdelen: ModalManager, EmployeeController, BadgeController, FaceController,</w:t>
+      </w:r>
+    </w:p>
+    <w:p>
+      <w:pPr>
+        <w:shd w:val="clear" w:color="auto" w:fill="F1F5F4"/>
+        <w:spacing w:after="0" w:line="240" w:lineRule="auto"/>
+        <w:ind w:left="170" w:right="170"/>
+      </w:pPr>
+      <w:r>
+        <w:rPr>
+          <w:rFonts w:ascii="Consolas" w:hAnsi="Consolas" w:cs="Consolas"/>
+          <w:sz w:val="16"/>
+        </w:rPr>
+        <w:t xml:space="preserve">                          AdminController, CorrectionController, StockController, FormController</w:t>
       </w:r>
     </w:p>
     <w:p>
@@ -14244,7 +14971,7 @@
         <w:t>Eén verantwoordelijkheid per class:</w:t>
       </w:r>
       <w:r>
-        <w:t xml:space="preserve"> opslag, regels, weergave, besturing en export staan elk in een eigen class.</w:t>
+        <w:t xml:space="preserve"> opslag, regels, weergave, besturing en export staan elk in een eigen class. Ook de besturing zelf is verdeeld: ieder onderdeel van de controller heeft één taak (vensters, beginpagina, pas, camera, beheer, correcties, voorraad, formulieren).</w:t>
       </w:r>
     </w:p>
     <w:p>
@@ -14265,7 +14992,7 @@
         <w:t>Compositie:</w:t>
       </w:r>
       <w:r>
-        <w:t xml:space="preserve"> de controller krijgt het model, de view, de export, de demo gezichtsherkenning en de pasjeslezer mee in de constructor, in plaats van ze zelf te maken. Daardoor kan in de tests een nep-view of nep-export worden meegegeven.</w:t>
+        <w:t xml:space="preserve"> de controller krijgt het model, de view, de export, de demo gezichtsherkenning en de pasjeslezer mee in de constructor, in plaats van ze zelf te maken. Daardoor kan in de tests een nep-view of nep-export worden meegegeven. De controller maakt wel zelf zijn acht onderdelen en geeft zichzelf daarbij mee.</w:t>
       </w:r>
     </w:p>
     <w:p>
@@ -15587,157 +16314,18 @@
     </w:p>
     <w:p>
       <w:r>
-        <w:t xml:space="preserve">Vormt de controller van de applicatie. Deze class koppelt klik- en formulier-events aan het model en laat daarna de view opnieuw renderen. </w:t>
-      </w:r>
-      <w:r>
-        <w:rPr>
-          <w:rFonts w:ascii="Consolas" w:hAnsi="Consolas" w:cs="Consolas"/>
-          <w:sz w:val="18"/>
-          <w:shd w:val="clear" w:color="auto" w:fill="EEF4F2"/>
-        </w:rPr>
-        <w:t>handleClick</w:t>
-      </w:r>
-      <w:r>
-        <w:t xml:space="preserve"> bevat een lijst van knoppen met de actie die erbij hoort; iedere actie is een eigen, korte methode. De methode </w:t>
-      </w:r>
-      <w:r>
-        <w:rPr>
-          <w:rFonts w:ascii="Consolas" w:hAnsi="Consolas" w:cs="Consolas"/>
-          <w:sz w:val="18"/>
-          <w:shd w:val="clear" w:color="auto" w:fill="EEF4F2"/>
-        </w:rPr>
-        <w:t>persist(wijziging, logboekregel)</w:t>
-      </w:r>
-      <w:r>
-        <w:t xml:space="preserve"> zorgt dat iedere wijziging wordt opgeslagen of automatisch wordt teruggedraaid bij een opslagfout. De logboekregel (bijvoorbeeld </w:t>
-      </w:r>
-      <w:r>
-        <w:rPr>
-          <w:rFonts w:ascii="Consolas" w:hAnsi="Consolas" w:cs="Consolas"/>
-          <w:sz w:val="18"/>
-          <w:shd w:val="clear" w:color="auto" w:fill="EEF4F2"/>
-        </w:rPr>
-        <w:t>{ action: "Product verwijderd", details: "Blikje" }</w:t>
-      </w:r>
-      <w:r>
-        <w:t xml:space="preserve">) wordt toegevoegd vóórdat er één keer wordt opgeslagen. Zo worden de wijziging en de logboekregel samen opgeslagen of samen teruggedraaid. </w:t>
-      </w:r>
-      <w:r>
-        <w:rPr>
-          <w:rFonts w:ascii="Consolas" w:hAnsi="Consolas" w:cs="Consolas"/>
-          <w:sz w:val="18"/>
-          <w:shd w:val="clear" w:color="auto" w:fill="EEF4F2"/>
-        </w:rPr>
-        <w:t>finishAdminChange</w:t>
-      </w:r>
-      <w:r>
-        <w:t xml:space="preserve"> tekent daarna alle beheeronderdelen opnieuw, ook de registratietabel (zodat bijvoorbeeld een nieuwe productnaam daar meteen staat), zonder nog eens apart op te slaan.</w:t>
-      </w:r>
-    </w:p>
-    <w:p>
-      <w:r>
-        <w:rPr>
-          <w:rFonts w:ascii="Consolas" w:hAnsi="Consolas" w:cs="Consolas"/>
-          <w:sz w:val="18"/>
-          <w:shd w:val="clear" w:color="auto" w:fill="EEF4F2"/>
-        </w:rPr>
-        <w:t>handleStorageChange</w:t>
-      </w:r>
-      <w:r>
-        <w:t xml:space="preserve"> luistert naar het </w:t>
-      </w:r>
-      <w:r>
-        <w:rPr>
-          <w:rFonts w:ascii="Consolas" w:hAnsi="Consolas" w:cs="Consolas"/>
-          <w:sz w:val="18"/>
-          <w:shd w:val="clear" w:color="auto" w:fill="EEF4F2"/>
-        </w:rPr>
-        <w:t>storage</w:t>
-      </w:r>
-      <w:r>
-        <w:t>-event: slaat een ander tabblad iets op, dan laadt het model de gegevens opnieuw (</w:t>
-      </w:r>
-      <w:r>
-        <w:rPr>
-          <w:rFonts w:ascii="Consolas" w:hAnsi="Consolas" w:cs="Consolas"/>
-          <w:sz w:val="18"/>
-          <w:shd w:val="clear" w:color="auto" w:fill="EEF4F2"/>
-        </w:rPr>
-        <w:t>RegistrationModel.reload</w:t>
-      </w:r>
-      <w:r>
-        <w:t xml:space="preserve">) en wordt alles opnieuw getekend. Daarna ruimt de controller op wat niet meer klopt: </w:t>
-      </w:r>
-      <w:r>
-        <w:rPr>
-          <w:rFonts w:ascii="Consolas" w:hAnsi="Consolas" w:cs="Consolas"/>
-          <w:sz w:val="18"/>
-          <w:shd w:val="clear" w:color="auto" w:fill="EEF4F2"/>
-        </w:rPr>
-        <w:t>closeStaleForms</w:t>
-      </w:r>
-      <w:r>
-        <w:t xml:space="preserve"> sluit een open wijzigformulier van iets dat intussen is verwijderd, en een open productvenster (met het cameravenster erboven) sluit met een melding als de medewerker is verwijderd of gedeactiveerd. Typt de beheerder in de voorraadtabel (</w:t>
-      </w:r>
-      <w:r>
-        <w:rPr>
-          <w:rFonts w:ascii="Consolas" w:hAnsi="Consolas" w:cs="Consolas"/>
-          <w:sz w:val="18"/>
-          <w:shd w:val="clear" w:color="auto" w:fill="EEF4F2"/>
-        </w:rPr>
-        <w:t>isTypingInStockTable</w:t>
-      </w:r>
-      <w:r>
-        <w:t xml:space="preserve">), dan blijft die tabel staan. Waren de nieuwe gegevens onleesbaar, dan volgt een waarschuwing. Klikt iemand in een ander tabblad op </w:t>
-      </w:r>
-      <w:r>
-        <w:rPr>
-          <w:rFonts w:ascii="Consolas" w:hAnsi="Consolas" w:cs="Consolas"/>
-          <w:sz w:val="18"/>
-          <w:shd w:val="clear" w:color="auto" w:fill="EEF4F2"/>
-        </w:rPr>
-        <w:t>Alle gegevens wissen</w:t>
-      </w:r>
-      <w:r>
-        <w:t>, dan verwijdert dat tabblad de gegevenssleutel (</w:t>
-      </w:r>
-      <w:r>
-        <w:rPr>
-          <w:rFonts w:ascii="Consolas" w:hAnsi="Consolas" w:cs="Consolas"/>
-          <w:sz w:val="18"/>
-          <w:shd w:val="clear" w:color="auto" w:fill="EEF4F2"/>
-        </w:rPr>
-        <w:t>event.newValue</w:t>
-      </w:r>
-      <w:r>
-        <w:t xml:space="preserve"> is dan null). Dit tabblad wist dan ook alles uit het geheugen, logt de beheerder uit, vergeet de gezichten en toont "De gegevens zijn in een ander venster gewist." (</w:t>
-      </w:r>
-      <w:r>
-        <w:rPr>
-          <w:rFonts w:ascii="Consolas" w:hAnsi="Consolas" w:cs="Consolas"/>
-          <w:sz w:val="18"/>
-          <w:shd w:val="clear" w:color="auto" w:fill="EEF4F2"/>
-        </w:rPr>
-        <w:t>handleStorageCleared({ keepStore: true })</w:t>
-      </w:r>
-      <w:r>
-        <w:t xml:space="preserve">). De opslag zelf blijft met rust, want het andere tabblad zet er meteen de nieuwe demogegevens in; anders zouden de twee tabbladen elkaar steeds opnieuw wissen. Knoppen en formulieren van iets dat niet meer bestaat, geven via </w:t>
-      </w:r>
-      <w:r>
-        <w:rPr>
-          <w:rFonts w:ascii="Consolas" w:hAnsi="Consolas" w:cs="Consolas"/>
-          <w:sz w:val="18"/>
-          <w:shd w:val="clear" w:color="auto" w:fill="EEF4F2"/>
-        </w:rPr>
-        <w:t>showMissing</w:t>
-      </w:r>
-      <w:r>
-        <w:t xml:space="preserve"> een melding in plaats van het gegeven opnieuw aan te maken.</w:t>
-      </w:r>
-    </w:p>
-    <w:p>
-      <w:r>
-        <w:t>Andere methodes:</w:t>
+        <w:t xml:space="preserve">Vormt de controller van de applicatie. Eerder stond alle besturing in deze ene class (2414 regels). Nu maakt </w:t>
+      </w:r>
+      <w:r>
+        <w:rPr>
+          <w:rFonts w:ascii="Consolas" w:hAnsi="Consolas" w:cs="Consolas"/>
+          <w:sz w:val="18"/>
+          <w:shd w:val="clear" w:color="auto" w:fill="EEF4F2"/>
+        </w:rPr>
+        <w:t>RegistrationApp</w:t>
+      </w:r>
+      <w:r>
+        <w:t xml:space="preserve"> in de constructor acht kleinere onderdelen, elk met één taak (zie hieronder), en houdt zelf alleen wat bij de hele app hoort:</w:t>
       </w:r>
     </w:p>
     <w:p>
@@ -15751,26 +16339,40 @@
         <w:contextualSpacing w:val="0"/>
       </w:pPr>
       <w:r>
-        <w:rPr>
-          <w:rFonts w:ascii="Consolas" w:hAnsi="Consolas" w:cs="Consolas"/>
-          <w:sz w:val="18"/>
-          <w:shd w:val="clear" w:color="auto" w:fill="EEF4F2"/>
-        </w:rPr>
-        <w:t>requireAdmin</w:t>
-      </w:r>
-      <w:r>
-        <w:t xml:space="preserve">: iedere beheeractie begint hiermee (formulieren openen en opslaan, verwijderen, (de)activeren, correcties, leveringen en tellingen, export en </w:t>
-      </w:r>
-      <w:r>
-        <w:rPr>
-          <w:rFonts w:ascii="Consolas" w:hAnsi="Consolas" w:cs="Consolas"/>
-          <w:sz w:val="18"/>
-          <w:shd w:val="clear" w:color="auto" w:fill="EEF4F2"/>
-        </w:rPr>
-        <w:t>Alle gegevens wissen</w:t>
-      </w:r>
-      <w:r>
-        <w:t>). Is er geen beheerder ingelogd, dan gebeurt er niets en verschijnt "Log eerst in als beheerder.". Zo werkt een beheeractie ook niet als een verborgen knop toch wordt ingedrukt of de methode op een andere manier wordt aangeroepen. Registreren door een medewerker zelf vraagt geen login.</w:t>
+        <w:t>het starten (</w:t>
+      </w:r>
+      <w:r>
+        <w:rPr>
+          <w:rFonts w:ascii="Consolas" w:hAnsi="Consolas" w:cs="Consolas"/>
+          <w:sz w:val="18"/>
+          <w:shd w:val="clear" w:color="auto" w:fill="EEF4F2"/>
+        </w:rPr>
+        <w:t>initialize</w:t>
+      </w:r>
+      <w:r>
+        <w:t>) en de dagwissel (</w:t>
+      </w:r>
+      <w:r>
+        <w:rPr>
+          <w:rFonts w:ascii="Consolas" w:hAnsi="Consolas" w:cs="Consolas"/>
+          <w:sz w:val="18"/>
+          <w:shd w:val="clear" w:color="auto" w:fill="EEF4F2"/>
+        </w:rPr>
+        <w:t>refreshIfNewDay</w:t>
+      </w:r>
+      <w:r>
+        <w:t xml:space="preserve">, </w:t>
+      </w:r>
+      <w:r>
+        <w:rPr>
+          <w:rFonts w:ascii="Consolas" w:hAnsi="Consolas" w:cs="Consolas"/>
+          <w:sz w:val="18"/>
+          <w:shd w:val="clear" w:color="auto" w:fill="EEF4F2"/>
+        </w:rPr>
+        <w:t>renderTodayLabel</w:t>
+      </w:r>
+      <w:r>
+        <w:t>).</w:t>
       </w:r>
     </w:p>
     <w:p>
@@ -15784,48 +16386,18 @@
         <w:contextualSpacing w:val="0"/>
       </w:pPr>
       <w:r>
-        <w:rPr>
-          <w:rFonts w:ascii="Consolas" w:hAnsi="Consolas" w:cs="Consolas"/>
-          <w:sz w:val="18"/>
-          <w:shd w:val="clear" w:color="auto" w:fill="EEF4F2"/>
-        </w:rPr>
-        <w:t>stopCameraAfterTimeout</w:t>
-      </w:r>
-      <w:r>
-        <w:t xml:space="preserve"> en </w:t>
-      </w:r>
-      <w:r>
-        <w:rPr>
-          <w:rFonts w:ascii="Consolas" w:hAnsi="Consolas" w:cs="Consolas"/>
-          <w:sz w:val="18"/>
-          <w:shd w:val="clear" w:color="auto" w:fill="EEF4F2"/>
-        </w:rPr>
-        <w:t>scheduleEnrollTimeout</w:t>
-      </w:r>
-      <w:r>
-        <w:t xml:space="preserve">: zetten de camera uit als er bij herkennen binnen </w:t>
-      </w:r>
-      <w:r>
-        <w:rPr>
-          <w:rFonts w:ascii="Consolas" w:hAnsi="Consolas" w:cs="Consolas"/>
-          <w:sz w:val="18"/>
-          <w:shd w:val="clear" w:color="auto" w:fill="EEF4F2"/>
-        </w:rPr>
-        <w:t>FACE_DEMO.scanTimeoutMs</w:t>
-      </w:r>
-      <w:r>
-        <w:t xml:space="preserve"> (20 seconden) niemand is herkend, of als er bij instellen in die tijd geen gezicht is vastgelegd. Het venster blijft open met een melding. </w:t>
-      </w:r>
-      <w:r>
-        <w:rPr>
-          <w:rFonts w:ascii="Consolas" w:hAnsi="Consolas" w:cs="Consolas"/>
-          <w:sz w:val="18"/>
-          <w:shd w:val="clear" w:color="auto" w:fill="EEF4F2"/>
-        </w:rPr>
-        <w:t>closeFaceModal</w:t>
-      </w:r>
-      <w:r>
-        <w:t xml:space="preserve"> ruimt een wachtende time-out op.</w:t>
+        <w:t>de melding bij beschadigde opgeslagen gegevens (</w:t>
+      </w:r>
+      <w:r>
+        <w:rPr>
+          <w:rFonts w:ascii="Consolas" w:hAnsi="Consolas" w:cs="Consolas"/>
+          <w:sz w:val="18"/>
+          <w:shd w:val="clear" w:color="auto" w:fill="EEF4F2"/>
+        </w:rPr>
+        <w:t>showLoadProblem</w:t>
+      </w:r>
+      <w:r>
+        <w:t>).</w:t>
       </w:r>
     </w:p>
     <w:p>
@@ -15839,37 +16411,29 @@
         <w:contextualSpacing w:val="0"/>
       </w:pPr>
       <w:r>
-        <w:rPr>
-          <w:rFonts w:ascii="Consolas" w:hAnsi="Consolas" w:cs="Consolas"/>
-          <w:sz w:val="18"/>
-          <w:shd w:val="clear" w:color="auto" w:fill="EEF4F2"/>
-        </w:rPr>
-        <w:t>refreshIfNewDay</w:t>
-      </w:r>
-      <w:r>
-        <w:t>: een timer roept deze methode iedere minuut aan. Is de kalenderdag veranderd, dan worden de datum (</w:t>
-      </w:r>
-      <w:r>
-        <w:rPr>
-          <w:rFonts w:ascii="Consolas" w:hAnsi="Consolas" w:cs="Consolas"/>
-          <w:sz w:val="18"/>
-          <w:shd w:val="clear" w:color="auto" w:fill="EEF4F2"/>
-        </w:rPr>
-        <w:t>renderTodayLabel</w:t>
-      </w:r>
-      <w:r>
-        <w:t>) en de totalen (</w:t>
-      </w:r>
-      <w:r>
-        <w:rPr>
-          <w:rFonts w:ascii="Consolas" w:hAnsi="Consolas" w:cs="Consolas"/>
-          <w:sz w:val="18"/>
-          <w:shd w:val="clear" w:color="auto" w:fill="EEF4F2"/>
-        </w:rPr>
-        <w:t>renderStats</w:t>
-      </w:r>
-      <w:r>
-        <w:t>) opnieuw getekend.</w:t>
+        <w:t>de synchronisatie tussen tabbladen (</w:t>
+      </w:r>
+      <w:r>
+        <w:rPr>
+          <w:rFonts w:ascii="Consolas" w:hAnsi="Consolas" w:cs="Consolas"/>
+          <w:sz w:val="18"/>
+          <w:shd w:val="clear" w:color="auto" w:fill="EEF4F2"/>
+        </w:rPr>
+        <w:t>handleStorageChange</w:t>
+      </w:r>
+      <w:r>
+        <w:t xml:space="preserve">, </w:t>
+      </w:r>
+      <w:r>
+        <w:rPr>
+          <w:rFonts w:ascii="Consolas" w:hAnsi="Consolas" w:cs="Consolas"/>
+          <w:sz w:val="18"/>
+          <w:shd w:val="clear" w:color="auto" w:fill="EEF4F2"/>
+        </w:rPr>
+        <w:t>handleStorageCleared</w:t>
+      </w:r>
+      <w:r>
+        <w:t>).</w:t>
       </w:r>
     </w:p>
     <w:p>
@@ -15883,59 +16447,40 @@
         <w:contextualSpacing w:val="0"/>
       </w:pPr>
       <w:r>
-        <w:rPr>
-          <w:rFonts w:ascii="Consolas" w:hAnsi="Consolas" w:cs="Consolas"/>
-          <w:sz w:val="18"/>
-          <w:shd w:val="clear" w:color="auto" w:fill="EEF4F2"/>
-        </w:rPr>
-        <w:t>openModal</w:t>
-      </w:r>
-      <w:r>
-        <w:t xml:space="preserve"> en </w:t>
-      </w:r>
-      <w:r>
-        <w:rPr>
-          <w:rFonts w:ascii="Consolas" w:hAnsi="Consolas" w:cs="Consolas"/>
-          <w:sz w:val="18"/>
-          <w:shd w:val="clear" w:color="auto" w:fill="EEF4F2"/>
-        </w:rPr>
-        <w:t>closeModal</w:t>
-      </w:r>
-      <w:r>
-        <w:t xml:space="preserve">: openen en sluiten een venster. </w:t>
-      </w:r>
-      <w:r>
-        <w:rPr>
-          <w:rFonts w:ascii="Consolas" w:hAnsi="Consolas" w:cs="Consolas"/>
-          <w:sz w:val="18"/>
-          <w:shd w:val="clear" w:color="auto" w:fill="EEF4F2"/>
-        </w:rPr>
-        <w:t>openModal</w:t>
-      </w:r>
-      <w:r>
-        <w:t xml:space="preserve"> onthoudt welk element de focus had (</w:t>
-      </w:r>
-      <w:r>
-        <w:rPr>
-          <w:rFonts w:ascii="Consolas" w:hAnsi="Consolas" w:cs="Consolas"/>
-          <w:sz w:val="18"/>
-          <w:shd w:val="clear" w:color="auto" w:fill="EEF4F2"/>
-        </w:rPr>
-        <w:t>rememberOpener</w:t>
-      </w:r>
-      <w:r>
-        <w:t xml:space="preserve">); </w:t>
-      </w:r>
-      <w:r>
-        <w:rPr>
-          <w:rFonts w:ascii="Consolas" w:hAnsi="Consolas" w:cs="Consolas"/>
-          <w:sz w:val="18"/>
-          <w:shd w:val="clear" w:color="auto" w:fill="EEF4F2"/>
-        </w:rPr>
-        <w:t>closeModal</w:t>
-      </w:r>
-      <w:r>
-        <w:t xml:space="preserve"> zet de focus daar weer op, als dat element nog zichtbaar op de pagina staat.</w:t>
+        <w:t>het opslaan met terugdraaien (</w:t>
+      </w:r>
+      <w:r>
+        <w:rPr>
+          <w:rFonts w:ascii="Consolas" w:hAnsi="Consolas" w:cs="Consolas"/>
+          <w:sz w:val="18"/>
+          <w:shd w:val="clear" w:color="auto" w:fill="EEF4F2"/>
+        </w:rPr>
+        <w:t>persist</w:t>
+      </w:r>
+      <w:r>
+        <w:t>) en de namen voor het logboek (</w:t>
+      </w:r>
+      <w:r>
+        <w:rPr>
+          <w:rFonts w:ascii="Consolas" w:hAnsi="Consolas" w:cs="Consolas"/>
+          <w:sz w:val="18"/>
+          <w:shd w:val="clear" w:color="auto" w:fill="EEF4F2"/>
+        </w:rPr>
+        <w:t>employeeLabel</w:t>
+      </w:r>
+      <w:r>
+        <w:t xml:space="preserve">, </w:t>
+      </w:r>
+      <w:r>
+        <w:rPr>
+          <w:rFonts w:ascii="Consolas" w:hAnsi="Consolas" w:cs="Consolas"/>
+          <w:sz w:val="18"/>
+          <w:shd w:val="clear" w:color="auto" w:fill="EEF4F2"/>
+        </w:rPr>
+        <w:t>pointLabel</w:t>
+      </w:r>
+      <w:r>
+        <w:t>).</w:t>
       </w:r>
     </w:p>
     <w:p>
@@ -15949,12 +16494,72 @@
         <w:contextualSpacing w:val="0"/>
       </w:pPr>
       <w:r>
-        <w:rPr>
-          <w:rFonts w:ascii="Consolas" w:hAnsi="Consolas" w:cs="Consolas"/>
-          <w:sz w:val="18"/>
-          <w:shd w:val="clear" w:color="auto" w:fill="EEF4F2"/>
-        </w:rPr>
-        <w:t>removeCorrection</w:t>
+        <w:t>het koppelen van alle event listeners (</w:t>
+      </w:r>
+      <w:r>
+        <w:rPr>
+          <w:rFonts w:ascii="Consolas" w:hAnsi="Consolas" w:cs="Consolas"/>
+          <w:sz w:val="18"/>
+          <w:shd w:val="clear" w:color="auto" w:fill="EEF4F2"/>
+        </w:rPr>
+        <w:t>registerEventListeners</w:t>
+      </w:r>
+      <w:r>
+        <w:t xml:space="preserve"> en de </w:t>
+      </w:r>
+      <w:r>
+        <w:rPr>
+          <w:rFonts w:ascii="Consolas" w:hAnsi="Consolas" w:cs="Consolas"/>
+          <w:sz w:val="18"/>
+          <w:shd w:val="clear" w:color="auto" w:fill="EEF4F2"/>
+        </w:rPr>
+        <w:t>register…Events</w:t>
+      </w:r>
+      <w:r>
+        <w:t xml:space="preserve">-methodes) en de algemene kliklistener </w:t>
+      </w:r>
+      <w:r>
+        <w:rPr>
+          <w:rFonts w:ascii="Consolas" w:hAnsi="Consolas" w:cs="Consolas"/>
+          <w:sz w:val="18"/>
+          <w:shd w:val="clear" w:color="auto" w:fill="EEF4F2"/>
+        </w:rPr>
+        <w:t>handleClick</w:t>
+      </w:r>
+      <w:r>
+        <w:t>.</w:t>
+      </w:r>
+    </w:p>
+    <w:p>
+      <w:pPr>
+        <w:pStyle w:val="Lijstalinea"/>
+        <w:numPr>
+          <w:ilvl w:val="0"/>
+          <w:numId w:val="3"/>
+        </w:numPr>
+        <w:contextualSpacing w:val="0"/>
+      </w:pPr>
+      <w:r>
+        <w:t xml:space="preserve">de toestand die meerdere onderdelen delen: </w:t>
+      </w:r>
+      <w:r>
+        <w:rPr>
+          <w:rFonts w:ascii="Consolas" w:hAnsi="Consolas" w:cs="Consolas"/>
+          <w:sz w:val="18"/>
+          <w:shd w:val="clear" w:color="auto" w:fill="EEF4F2"/>
+        </w:rPr>
+        <w:t>adminLoggedIn</w:t>
+      </w:r>
+      <w:r>
+        <w:t>, de gekozen medewerker en producten in het productvenster (</w:t>
+      </w:r>
+      <w:r>
+        <w:rPr>
+          <w:rFonts w:ascii="Consolas" w:hAnsi="Consolas" w:cs="Consolas"/>
+          <w:sz w:val="18"/>
+          <w:shd w:val="clear" w:color="auto" w:fill="EEF4F2"/>
+        </w:rPr>
+        <w:t>selectedEmployeeId</w:t>
       </w:r>
       <w:r>
         <w:t xml:space="preserve">, </w:t>
@@ -15965,7 +16570,199 @@
           <w:sz w:val="18"/>
           <w:shd w:val="clear" w:color="auto" w:fill="EEF4F2"/>
         </w:rPr>
-        <w:t>removeChosenRegistration</w:t>
+        <w:t>selectedProducts</w:t>
+      </w:r>
+      <w:r>
+        <w:t>), hoe die medewerker is herkend (</w:t>
+      </w:r>
+      <w:r>
+        <w:rPr>
+          <w:rFonts w:ascii="Consolas" w:hAnsi="Consolas" w:cs="Consolas"/>
+          <w:sz w:val="18"/>
+          <w:shd w:val="clear" w:color="auto" w:fill="EEF4F2"/>
+        </w:rPr>
+        <w:t>recognizedBy</w:t>
+      </w:r>
+      <w:r>
+        <w:t>) en de dag op het scherm (</w:t>
+      </w:r>
+      <w:r>
+        <w:rPr>
+          <w:rFonts w:ascii="Consolas" w:hAnsi="Consolas" w:cs="Consolas"/>
+          <w:sz w:val="18"/>
+          <w:shd w:val="clear" w:color="auto" w:fill="EEF4F2"/>
+        </w:rPr>
+        <w:t>currentDay</w:t>
+      </w:r>
+      <w:r>
+        <w:t>).</w:t>
+      </w:r>
+    </w:p>
+    <w:p>
+      <w:r>
+        <w:t xml:space="preserve">Ieder onderdeel krijgt </w:t>
+      </w:r>
+      <w:r>
+        <w:rPr>
+          <w:rFonts w:ascii="Consolas" w:hAnsi="Consolas" w:cs="Consolas"/>
+          <w:sz w:val="18"/>
+          <w:shd w:val="clear" w:color="auto" w:fill="EEF4F2"/>
+        </w:rPr>
+        <w:t>RegistrationApp</w:t>
+      </w:r>
+      <w:r>
+        <w:t xml:space="preserve"> mee in de constructor (</w:t>
+      </w:r>
+      <w:r>
+        <w:rPr>
+          <w:rFonts w:ascii="Consolas" w:hAnsi="Consolas" w:cs="Consolas"/>
+          <w:sz w:val="18"/>
+          <w:shd w:val="clear" w:color="auto" w:fill="EEF4F2"/>
+        </w:rPr>
+        <w:t>this.app</w:t>
+      </w:r>
+      <w:r>
+        <w:t xml:space="preserve">). Het gebruikt via die verwijzing het model, de view, </w:t>
+      </w:r>
+      <w:r>
+        <w:rPr>
+          <w:rFonts w:ascii="Consolas" w:hAnsi="Consolas" w:cs="Consolas"/>
+          <w:sz w:val="18"/>
+          <w:shd w:val="clear" w:color="auto" w:fill="EEF4F2"/>
+        </w:rPr>
+        <w:t>persist</w:t>
+      </w:r>
+      <w:r>
+        <w:t xml:space="preserve">, de gedeelde toestand en de methodes van de andere onderdelen. Onderaan </w:t>
+      </w:r>
+      <w:r>
+        <w:rPr>
+          <w:rFonts w:ascii="Consolas" w:hAnsi="Consolas" w:cs="Consolas"/>
+          <w:sz w:val="18"/>
+          <w:shd w:val="clear" w:color="auto" w:fill="EEF4F2"/>
+        </w:rPr>
+        <w:t>RegistrationApp.js</w:t>
+      </w:r>
+      <w:r>
+        <w:t xml:space="preserve"> staat de lijst </w:t>
+      </w:r>
+      <w:r>
+        <w:rPr>
+          <w:rFonts w:ascii="Consolas" w:hAnsi="Consolas" w:cs="Consolas"/>
+          <w:sz w:val="18"/>
+          <w:shd w:val="clear" w:color="auto" w:fill="EEF4F2"/>
+        </w:rPr>
+        <w:t>DELEGATES</w:t>
+      </w:r>
+      <w:r>
+        <w:t xml:space="preserve">: welke methodes en velden van de onderdelen ook op </w:t>
+      </w:r>
+      <w:r>
+        <w:rPr>
+          <w:rFonts w:ascii="Consolas" w:hAnsi="Consolas" w:cs="Consolas"/>
+          <w:sz w:val="18"/>
+          <w:shd w:val="clear" w:color="auto" w:fill="EEF4F2"/>
+        </w:rPr>
+        <w:t>RegistrationApp</w:t>
+      </w:r>
+      <w:r>
+        <w:t xml:space="preserve"> bestaan. </w:t>
+      </w:r>
+      <w:r>
+        <w:rPr>
+          <w:rFonts w:ascii="Consolas" w:hAnsi="Consolas" w:cs="Consolas"/>
+          <w:sz w:val="18"/>
+          <w:shd w:val="clear" w:color="auto" w:fill="EEF4F2"/>
+        </w:rPr>
+        <w:t>app.handleBadgeKey(event)</w:t>
+      </w:r>
+      <w:r>
+        <w:t xml:space="preserve"> roept zo </w:t>
+      </w:r>
+      <w:r>
+        <w:rPr>
+          <w:rFonts w:ascii="Consolas" w:hAnsi="Consolas" w:cs="Consolas"/>
+          <w:sz w:val="18"/>
+          <w:shd w:val="clear" w:color="auto" w:fill="EEF4F2"/>
+        </w:rPr>
+        <w:t>BadgeController.handleBadgeKey</w:t>
+      </w:r>
+      <w:r>
+        <w:t xml:space="preserve"> aan, en </w:t>
+      </w:r>
+      <w:r>
+        <w:rPr>
+          <w:rFonts w:ascii="Consolas" w:hAnsi="Consolas" w:cs="Consolas"/>
+          <w:sz w:val="18"/>
+          <w:shd w:val="clear" w:color="auto" w:fill="EEF4F2"/>
+        </w:rPr>
+        <w:t>app.faceSession</w:t>
+      </w:r>
+      <w:r>
+        <w:t xml:space="preserve"> leest en wijzigt het veld van </w:t>
+      </w:r>
+      <w:r>
+        <w:rPr>
+          <w:rFonts w:ascii="Consolas" w:hAnsi="Consolas" w:cs="Consolas"/>
+          <w:sz w:val="18"/>
+          <w:shd w:val="clear" w:color="auto" w:fill="EEF4F2"/>
+        </w:rPr>
+        <w:t>FaceController</w:t>
+      </w:r>
+      <w:r>
+        <w:t xml:space="preserve">. Zo blijft </w:t>
+      </w:r>
+      <w:r>
+        <w:rPr>
+          <w:rFonts w:ascii="Consolas" w:hAnsi="Consolas" w:cs="Consolas"/>
+          <w:sz w:val="18"/>
+          <w:shd w:val="clear" w:color="auto" w:fill="EEF4F2"/>
+        </w:rPr>
+        <w:t>RegistrationApp</w:t>
+      </w:r>
+      <w:r>
+        <w:t xml:space="preserve"> voor </w:t>
+      </w:r>
+      <w:r>
+        <w:rPr>
+          <w:rFonts w:ascii="Consolas" w:hAnsi="Consolas" w:cs="Consolas"/>
+          <w:sz w:val="18"/>
+          <w:shd w:val="clear" w:color="auto" w:fill="EEF4F2"/>
+        </w:rPr>
+        <w:t>main.js</w:t>
+      </w:r>
+      <w:r>
+        <w:t xml:space="preserve">, </w:t>
+      </w:r>
+      <w:r>
+        <w:rPr>
+          <w:rFonts w:ascii="Consolas" w:hAnsi="Consolas" w:cs="Consolas"/>
+          <w:sz w:val="18"/>
+          <w:shd w:val="clear" w:color="auto" w:fill="EEF4F2"/>
+        </w:rPr>
+        <w:t>index.html</w:t>
+      </w:r>
+      <w:r>
+        <w:t xml:space="preserve"> en de tests één aanspreekpunt, en staat iedere waarde op één plek. De statische hulpmethodes </w:t>
+      </w:r>
+      <w:r>
+        <w:rPr>
+          <w:rFonts w:ascii="Consolas" w:hAnsi="Consolas" w:cs="Consolas"/>
+          <w:sz w:val="18"/>
+          <w:shd w:val="clear" w:color="auto" w:fill="EEF4F2"/>
+        </w:rPr>
+        <w:t>RegistrationApp.isValidPrice</w:t>
+      </w:r>
+      <w:r>
+        <w:t xml:space="preserve">, </w:t>
+      </w:r>
+      <w:r>
+        <w:rPr>
+          <w:rFonts w:ascii="Consolas" w:hAnsi="Consolas" w:cs="Consolas"/>
+          <w:sz w:val="18"/>
+          <w:shd w:val="clear" w:color="auto" w:fill="EEF4F2"/>
+        </w:rPr>
+        <w:t>isDigitsOnly</w:t>
       </w:r>
       <w:r>
         <w:t xml:space="preserve"> en </w:t>
@@ -15976,98 +16773,639 @@
           <w:sz w:val="18"/>
           <w:shd w:val="clear" w:color="auto" w:fill="EEF4F2"/>
         </w:rPr>
-        <w:t>closeRemoveRegistration</w:t>
-      </w:r>
-      <w:r>
-        <w:t xml:space="preserve">: de correctie </w:t>
-      </w:r>
-      <w:r>
-        <w:rPr>
-          <w:rFonts w:ascii="Consolas" w:hAnsi="Consolas" w:cs="Consolas"/>
-          <w:sz w:val="18"/>
-          <w:shd w:val="clear" w:color="auto" w:fill="EEF4F2"/>
-        </w:rPr>
-        <w:t>−</w:t>
-      </w:r>
-      <w:r>
-        <w:t xml:space="preserve">. </w:t>
-      </w:r>
-      <w:r>
-        <w:rPr>
-          <w:rFonts w:ascii="Consolas" w:hAnsi="Consolas" w:cs="Consolas"/>
-          <w:sz w:val="18"/>
-          <w:shd w:val="clear" w:color="auto" w:fill="EEF4F2"/>
-        </w:rPr>
-        <w:t>removeCorrection</w:t>
-      </w:r>
-      <w:r>
-        <w:t xml:space="preserve"> opent het venster </w:t>
-      </w:r>
-      <w:r>
-        <w:rPr>
-          <w:rFonts w:ascii="Consolas" w:hAnsi="Consolas" w:cs="Consolas"/>
-          <w:sz w:val="18"/>
-          <w:shd w:val="clear" w:color="auto" w:fill="EEF4F2"/>
-        </w:rPr>
-        <w:t>Registratie verwijderen</w:t>
-      </w:r>
-      <w:r>
-        <w:t xml:space="preserve"> (ook bij één registratie) en zet de focus op de eerste knop </w:t>
-      </w:r>
-      <w:r>
-        <w:rPr>
-          <w:rFonts w:ascii="Consolas" w:hAnsi="Consolas" w:cs="Consolas"/>
-          <w:sz w:val="18"/>
-          <w:shd w:val="clear" w:color="auto" w:fill="EEF4F2"/>
-        </w:rPr>
-        <w:t>Verwijderen</w:t>
-      </w:r>
-      <w:r>
-        <w:t xml:space="preserve">. </w:t>
-      </w:r>
-      <w:r>
-        <w:rPr>
-          <w:rFonts w:ascii="Consolas" w:hAnsi="Consolas" w:cs="Consolas"/>
-          <w:sz w:val="18"/>
-          <w:shd w:val="clear" w:color="auto" w:fill="EEF4F2"/>
-        </w:rPr>
-        <w:t>removeChosenRegistration</w:t>
-      </w:r>
-      <w:r>
-        <w:t xml:space="preserve"> verwijdert de gekozen registratie met een logboekregel via </w:t>
-      </w:r>
-      <w:r>
-        <w:rPr>
-          <w:rFonts w:ascii="Consolas" w:hAnsi="Consolas" w:cs="Consolas"/>
-          <w:sz w:val="18"/>
-          <w:shd w:val="clear" w:color="auto" w:fill="EEF4F2"/>
-        </w:rPr>
-        <w:t>persist</w:t>
-      </w:r>
-      <w:r>
-        <w:t xml:space="preserve">, sluit het venster en tekent de lijsten en de voorraad opnieuw. Bestaat de registratie niet meer, dan volgt via </w:t>
-      </w:r>
-      <w:r>
-        <w:rPr>
-          <w:rFonts w:ascii="Consolas" w:hAnsi="Consolas" w:cs="Consolas"/>
-          <w:sz w:val="18"/>
-          <w:shd w:val="clear" w:color="auto" w:fill="EEF4F2"/>
-        </w:rPr>
-        <w:t>showMissing</w:t>
-      </w:r>
-      <w:r>
-        <w:t xml:space="preserve"> een melding. </w:t>
-      </w:r>
-      <w:r>
-        <w:rPr>
-          <w:rFonts w:ascii="Consolas" w:hAnsi="Consolas" w:cs="Consolas"/>
-          <w:sz w:val="18"/>
-          <w:shd w:val="clear" w:color="auto" w:fill="EEF4F2"/>
-        </w:rPr>
-        <w:t>refreshRemoveRegistration</w:t>
-      </w:r>
-      <w:r>
-        <w:t xml:space="preserve"> werkt de lijst bij na een wijziging in een ander tabblad en sluit het venster als er niets meer te kiezen is. Bij het sluiten van het beheer gaat het venster ook dicht.</w:t>
+        <w:t>dateValue</w:t>
+      </w:r>
+      <w:r>
+        <w:t xml:space="preserve"> geven door aan </w:t>
+      </w:r>
+      <w:r>
+        <w:rPr>
+          <w:rFonts w:ascii="Consolas" w:hAnsi="Consolas" w:cs="Consolas"/>
+          <w:sz w:val="18"/>
+          <w:shd w:val="clear" w:color="auto" w:fill="EEF4F2"/>
+        </w:rPr>
+        <w:t>FormController</w:t>
+      </w:r>
+      <w:r>
+        <w:t xml:space="preserve"> en </w:t>
+      </w:r>
+      <w:r>
+        <w:rPr>
+          <w:rFonts w:ascii="Consolas" w:hAnsi="Consolas" w:cs="Consolas"/>
+          <w:sz w:val="18"/>
+          <w:shd w:val="clear" w:color="auto" w:fill="EEF4F2"/>
+        </w:rPr>
+        <w:t>CorrectionController</w:t>
+      </w:r>
+      <w:r>
+        <w:t>.</w:t>
+      </w:r>
+    </w:p>
+    <w:p>
+      <w:r>
+        <w:rPr>
+          <w:rFonts w:ascii="Consolas" w:hAnsi="Consolas" w:cs="Consolas"/>
+          <w:sz w:val="18"/>
+          <w:shd w:val="clear" w:color="auto" w:fill="EEF4F2"/>
+        </w:rPr>
+        <w:t>handleClick</w:t>
+      </w:r>
+      <w:r>
+        <w:t xml:space="preserve"> bevat een lijst van knoppen met de actie die erbij hoort. Iedere actie is een eigen, korte methode in een van de onderdelen. De methode </w:t>
+      </w:r>
+      <w:r>
+        <w:rPr>
+          <w:rFonts w:ascii="Consolas" w:hAnsi="Consolas" w:cs="Consolas"/>
+          <w:sz w:val="18"/>
+          <w:shd w:val="clear" w:color="auto" w:fill="EEF4F2"/>
+        </w:rPr>
+        <w:t>persist(wijziging, logboekregel)</w:t>
+      </w:r>
+      <w:r>
+        <w:t xml:space="preserve"> zorgt dat iedere wijziging wordt opgeslagen of automatisch wordt teruggedraaid bij een opslagfout. De logboekregel (bijvoorbeeld </w:t>
+      </w:r>
+      <w:r>
+        <w:rPr>
+          <w:rFonts w:ascii="Consolas" w:hAnsi="Consolas" w:cs="Consolas"/>
+          <w:sz w:val="18"/>
+          <w:shd w:val="clear" w:color="auto" w:fill="EEF4F2"/>
+        </w:rPr>
+        <w:t>{ action: "Product verwijderd", details: "Blikje" }</w:t>
+      </w:r>
+      <w:r>
+        <w:t>) wordt toegevoegd vóórdat er één keer wordt opgeslagen. Zo worden de wijziging en de logboekregel samen opgeslagen of samen teruggedraaid.</w:t>
+      </w:r>
+    </w:p>
+    <w:p>
+      <w:r>
+        <w:rPr>
+          <w:rFonts w:ascii="Consolas" w:hAnsi="Consolas" w:cs="Consolas"/>
+          <w:sz w:val="18"/>
+          <w:shd w:val="clear" w:color="auto" w:fill="EEF4F2"/>
+        </w:rPr>
+        <w:t>handleStorageChange</w:t>
+      </w:r>
+      <w:r>
+        <w:t xml:space="preserve"> luistert naar het </w:t>
+      </w:r>
+      <w:r>
+        <w:rPr>
+          <w:rFonts w:ascii="Consolas" w:hAnsi="Consolas" w:cs="Consolas"/>
+          <w:sz w:val="18"/>
+          <w:shd w:val="clear" w:color="auto" w:fill="EEF4F2"/>
+        </w:rPr>
+        <w:t>storage</w:t>
+      </w:r>
+      <w:r>
+        <w:t>-event: slaat een ander tabblad iets op, dan laadt het model de gegevens opnieuw (</w:t>
+      </w:r>
+      <w:r>
+        <w:rPr>
+          <w:rFonts w:ascii="Consolas" w:hAnsi="Consolas" w:cs="Consolas"/>
+          <w:sz w:val="18"/>
+          <w:shd w:val="clear" w:color="auto" w:fill="EEF4F2"/>
+        </w:rPr>
+        <w:t>RegistrationModel.reload</w:t>
+      </w:r>
+      <w:r>
+        <w:t xml:space="preserve">) en wordt alles opnieuw getekend. Daarna ruimt de controller op wat niet meer klopt: </w:t>
+      </w:r>
+      <w:r>
+        <w:rPr>
+          <w:rFonts w:ascii="Consolas" w:hAnsi="Consolas" w:cs="Consolas"/>
+          <w:sz w:val="18"/>
+          <w:shd w:val="clear" w:color="auto" w:fill="EEF4F2"/>
+        </w:rPr>
+        <w:t>FormController.closeStaleForms</w:t>
+      </w:r>
+      <w:r>
+        <w:t xml:space="preserve"> sluit een open wijzigformulier van iets dat intussen is verwijderd of gewijzigd, en een open productvenster (met het cameravenster erboven) sluit met een melding als de medewerker is verwijderd of gedeactiveerd. Typt de beheerder in de voorraadtabel (</w:t>
+      </w:r>
+      <w:r>
+        <w:rPr>
+          <w:rFonts w:ascii="Consolas" w:hAnsi="Consolas" w:cs="Consolas"/>
+          <w:sz w:val="18"/>
+          <w:shd w:val="clear" w:color="auto" w:fill="EEF4F2"/>
+        </w:rPr>
+        <w:t>StockController.isTypingInStockTable</w:t>
+      </w:r>
+      <w:r>
+        <w:t xml:space="preserve">), dan blijft die tabel staan. Waren de nieuwe gegevens onleesbaar, dan volgt een waarschuwing. Klikt iemand in een ander tabblad op </w:t>
+      </w:r>
+      <w:r>
+        <w:rPr>
+          <w:rFonts w:ascii="Consolas" w:hAnsi="Consolas" w:cs="Consolas"/>
+          <w:sz w:val="18"/>
+          <w:shd w:val="clear" w:color="auto" w:fill="EEF4F2"/>
+        </w:rPr>
+        <w:t>Alle gegevens wissen</w:t>
+      </w:r>
+      <w:r>
+        <w:t>, dan verwijdert dat tabblad de gegevenssleutel (</w:t>
+      </w:r>
+      <w:r>
+        <w:rPr>
+          <w:rFonts w:ascii="Consolas" w:hAnsi="Consolas" w:cs="Consolas"/>
+          <w:sz w:val="18"/>
+          <w:shd w:val="clear" w:color="auto" w:fill="EEF4F2"/>
+        </w:rPr>
+        <w:t>event.newValue</w:t>
+      </w:r>
+      <w:r>
+        <w:t xml:space="preserve"> is dan null). Dit tabblad wist dan ook alles uit het geheugen, logt de beheerder uit, vergeet de gezichten en toont "De gegevens zijn in een ander venster gewist." (</w:t>
+      </w:r>
+      <w:r>
+        <w:rPr>
+          <w:rFonts w:ascii="Consolas" w:hAnsi="Consolas" w:cs="Consolas"/>
+          <w:sz w:val="18"/>
+          <w:shd w:val="clear" w:color="auto" w:fill="EEF4F2"/>
+        </w:rPr>
+        <w:t>handleStorageCleared({ keepStore: true })</w:t>
+      </w:r>
+      <w:r>
+        <w:t>). De opslag zelf blijft met rust, want het andere tabblad zet er meteen de nieuwe demogegevens in. Anders zouden de twee tabbladen elkaar steeds opnieuw wissen.</w:t>
+      </w:r>
+    </w:p>
+    <w:p>
+      <w:pPr>
+        <w:pStyle w:val="Kop3"/>
+        <w:keepNext/>
+      </w:pPr>
+      <w:bookmarkStart w:id="75" w:name="k40"/>
+      <w:r>
+        <w:t>Onderdelen van de controller</w:t>
+      </w:r>
+      <w:bookmarkEnd w:id="75"/>
+    </w:p>
+    <w:p>
+      <w:r>
+        <w:rPr>
+          <w:rFonts w:ascii="Consolas" w:hAnsi="Consolas" w:cs="Consolas"/>
+          <w:b/>
+          <w:bCs/>
+          <w:sz w:val="18"/>
+          <w:shd w:val="clear" w:color="auto" w:fill="EEF4F2"/>
+        </w:rPr>
+        <w:t>ModalManager</w:t>
+      </w:r>
+      <w:r>
+        <w:t xml:space="preserve"> opent en sluit de vensters. </w:t>
+      </w:r>
+      <w:r>
+        <w:rPr>
+          <w:rFonts w:ascii="Consolas" w:hAnsi="Consolas" w:cs="Consolas"/>
+          <w:sz w:val="18"/>
+          <w:shd w:val="clear" w:color="auto" w:fill="EEF4F2"/>
+        </w:rPr>
+        <w:t>openModal</w:t>
+      </w:r>
+      <w:r>
+        <w:t xml:space="preserve"> onthoudt welk element de focus had (</w:t>
+      </w:r>
+      <w:r>
+        <w:rPr>
+          <w:rFonts w:ascii="Consolas" w:hAnsi="Consolas" w:cs="Consolas"/>
+          <w:sz w:val="18"/>
+          <w:shd w:val="clear" w:color="auto" w:fill="EEF4F2"/>
+        </w:rPr>
+        <w:t>rememberOpener</w:t>
+      </w:r>
+      <w:r>
+        <w:t xml:space="preserve">), en </w:t>
+      </w:r>
+      <w:r>
+        <w:rPr>
+          <w:rFonts w:ascii="Consolas" w:hAnsi="Consolas" w:cs="Consolas"/>
+          <w:sz w:val="18"/>
+          <w:shd w:val="clear" w:color="auto" w:fill="EEF4F2"/>
+        </w:rPr>
+        <w:t>closeModal</w:t>
+      </w:r>
+      <w:r>
+        <w:t xml:space="preserve"> zet de focus daar weer op, als dat element nog zichtbaar op de pagina staat. </w:t>
+      </w:r>
+      <w:r>
+        <w:rPr>
+          <w:rFonts w:ascii="Consolas" w:hAnsi="Consolas" w:cs="Consolas"/>
+          <w:sz w:val="18"/>
+          <w:shd w:val="clear" w:color="auto" w:fill="EEF4F2"/>
+        </w:rPr>
+        <w:t>registerModalClose</w:t>
+      </w:r>
+      <w:r>
+        <w:t xml:space="preserve"> koppelt de sluitknoppen en de donkere achtergrond van een venster en onthoudt de sluitactie (</w:t>
+      </w:r>
+      <w:r>
+        <w:rPr>
+          <w:rFonts w:ascii="Consolas" w:hAnsi="Consolas" w:cs="Consolas"/>
+          <w:sz w:val="18"/>
+          <w:shd w:val="clear" w:color="auto" w:fill="EEF4F2"/>
+        </w:rPr>
+        <w:t>modalCloseActions</w:t>
+      </w:r>
+      <w:r>
+        <w:t xml:space="preserve">) voor de Escape-toets. </w:t>
+      </w:r>
+      <w:r>
+        <w:rPr>
+          <w:rFonts w:ascii="Consolas" w:hAnsi="Consolas" w:cs="Consolas"/>
+          <w:sz w:val="18"/>
+          <w:shd w:val="clear" w:color="auto" w:fill="EEF4F2"/>
+        </w:rPr>
+        <w:t>topModal</w:t>
+      </w:r>
+      <w:r>
+        <w:t xml:space="preserve"> geeft het bovenste open venster, en </w:t>
+      </w:r>
+      <w:r>
+        <w:rPr>
+          <w:rFonts w:ascii="Consolas" w:hAnsi="Consolas" w:cs="Consolas"/>
+          <w:sz w:val="18"/>
+          <w:shd w:val="clear" w:color="auto" w:fill="EEF4F2"/>
+        </w:rPr>
+        <w:t>keepFocusInModal</w:t>
+      </w:r>
+      <w:r>
+        <w:t xml:space="preserve"> houdt de Tab-toets binnen dat venster. </w:t>
+      </w:r>
+      <w:r>
+        <w:rPr>
+          <w:rFonts w:ascii="Consolas" w:hAnsi="Consolas" w:cs="Consolas"/>
+          <w:sz w:val="18"/>
+          <w:shd w:val="clear" w:color="auto" w:fill="EEF4F2"/>
+        </w:rPr>
+        <w:t>show</w:t>
+      </w:r>
+      <w:r>
+        <w:t xml:space="preserve"> en </w:t>
+      </w:r>
+      <w:r>
+        <w:rPr>
+          <w:rFonts w:ascii="Consolas" w:hAnsi="Consolas" w:cs="Consolas"/>
+          <w:sz w:val="18"/>
+          <w:shd w:val="clear" w:color="auto" w:fill="EEF4F2"/>
+        </w:rPr>
+        <w:t>hide</w:t>
+      </w:r>
+      <w:r>
+        <w:t xml:space="preserve"> tonen of verbergen een element.</w:t>
+      </w:r>
+    </w:p>
+    <w:p>
+      <w:r>
+        <w:rPr>
+          <w:rFonts w:ascii="Consolas" w:hAnsi="Consolas" w:cs="Consolas"/>
+          <w:b/>
+          <w:bCs/>
+          <w:sz w:val="18"/>
+          <w:shd w:val="clear" w:color="auto" w:fill="EEF4F2"/>
+        </w:rPr>
+        <w:t>EmployeeController</w:t>
+      </w:r>
+      <w:r>
+        <w:t xml:space="preserve"> is de kant van de medewerker: het zoekveld en het bedrijfsfilter (</w:t>
+      </w:r>
+      <w:r>
+        <w:rPr>
+          <w:rFonts w:ascii="Consolas" w:hAnsi="Consolas" w:cs="Consolas"/>
+          <w:sz w:val="18"/>
+          <w:shd w:val="clear" w:color="auto" w:fill="EEF4F2"/>
+        </w:rPr>
+        <w:t>clearSearch</w:t>
+      </w:r>
+      <w:r>
+        <w:t xml:space="preserve">, </w:t>
+      </w:r>
+      <w:r>
+        <w:rPr>
+          <w:rFonts w:ascii="Consolas" w:hAnsi="Consolas" w:cs="Consolas"/>
+          <w:sz w:val="18"/>
+          <w:shd w:val="clear" w:color="auto" w:fill="EEF4F2"/>
+        </w:rPr>
+        <w:t>onCompanyFilterInput</w:t>
+      </w:r>
+      <w:r>
+        <w:t xml:space="preserve">, </w:t>
+      </w:r>
+      <w:r>
+        <w:rPr>
+          <w:rFonts w:ascii="Consolas" w:hAnsi="Consolas" w:cs="Consolas"/>
+          <w:sz w:val="18"/>
+          <w:shd w:val="clear" w:color="auto" w:fill="EEF4F2"/>
+        </w:rPr>
+        <w:t>selectCompanyFilterOption</w:t>
+      </w:r>
+      <w:r>
+        <w:t>), het productvenster (</w:t>
+      </w:r>
+      <w:r>
+        <w:rPr>
+          <w:rFonts w:ascii="Consolas" w:hAnsi="Consolas" w:cs="Consolas"/>
+          <w:sz w:val="18"/>
+          <w:shd w:val="clear" w:color="auto" w:fill="EEF4F2"/>
+        </w:rPr>
+        <w:t>openEmployeeProducts</w:t>
+      </w:r>
+      <w:r>
+        <w:t xml:space="preserve">, </w:t>
+      </w:r>
+      <w:r>
+        <w:rPr>
+          <w:rFonts w:ascii="Consolas" w:hAnsi="Consolas" w:cs="Consolas"/>
+          <w:sz w:val="18"/>
+          <w:shd w:val="clear" w:color="auto" w:fill="EEF4F2"/>
+        </w:rPr>
+        <w:t>renderProductWindow</w:t>
+      </w:r>
+      <w:r>
+        <w:t xml:space="preserve">, </w:t>
+      </w:r>
+      <w:r>
+        <w:rPr>
+          <w:rFonts w:ascii="Consolas" w:hAnsi="Consolas" w:cs="Consolas"/>
+          <w:sz w:val="18"/>
+          <w:shd w:val="clear" w:color="auto" w:fill="EEF4F2"/>
+        </w:rPr>
+        <w:t>incrementProduct</w:t>
+      </w:r>
+      <w:r>
+        <w:t xml:space="preserve">, </w:t>
+      </w:r>
+      <w:r>
+        <w:rPr>
+          <w:rFonts w:ascii="Consolas" w:hAnsi="Consolas" w:cs="Consolas"/>
+          <w:sz w:val="18"/>
+          <w:shd w:val="clear" w:color="auto" w:fill="EEF4F2"/>
+        </w:rPr>
+        <w:t>decrementProduct</w:t>
+      </w:r>
+      <w:r>
+        <w:t xml:space="preserve">, </w:t>
+      </w:r>
+      <w:r>
+        <w:rPr>
+          <w:rFonts w:ascii="Consolas" w:hAnsi="Consolas" w:cs="Consolas"/>
+          <w:sz w:val="18"/>
+          <w:shd w:val="clear" w:color="auto" w:fill="EEF4F2"/>
+        </w:rPr>
+        <w:t>repeatLastSelection</w:t>
+      </w:r>
+      <w:r>
+        <w:t xml:space="preserve">, </w:t>
+      </w:r>
+      <w:r>
+        <w:rPr>
+          <w:rFonts w:ascii="Consolas" w:hAnsi="Consolas" w:cs="Consolas"/>
+          <w:sz w:val="18"/>
+          <w:shd w:val="clear" w:color="auto" w:fill="EEF4F2"/>
+        </w:rPr>
+        <w:t>closeEmployeeProducts</w:t>
+      </w:r>
+      <w:r>
+        <w:t>) en registreren (</w:t>
+      </w:r>
+      <w:r>
+        <w:rPr>
+          <w:rFonts w:ascii="Consolas" w:hAnsi="Consolas" w:cs="Consolas"/>
+          <w:sz w:val="18"/>
+          <w:shd w:val="clear" w:color="auto" w:fill="EEF4F2"/>
+        </w:rPr>
+        <w:t>registerSelectedProducts</w:t>
+      </w:r>
+      <w:r>
+        <w:t xml:space="preserve">, zie hieronder). </w:t>
+      </w:r>
+      <w:r>
+        <w:rPr>
+          <w:rFonts w:ascii="Consolas" w:hAnsi="Consolas" w:cs="Consolas"/>
+          <w:sz w:val="18"/>
+          <w:shd w:val="clear" w:color="auto" w:fill="EEF4F2"/>
+        </w:rPr>
+        <w:t>removeUnavailableSelections</w:t>
+      </w:r>
+      <w:r>
+        <w:t xml:space="preserve"> haalt producten uit de keuze die het consumptiepunt intussen niet meer aanbiedt.</w:t>
+      </w:r>
+    </w:p>
+    <w:p>
+      <w:r>
+        <w:rPr>
+          <w:rFonts w:ascii="Consolas" w:hAnsi="Consolas" w:cs="Consolas"/>
+          <w:b/>
+          <w:bCs/>
+          <w:sz w:val="18"/>
+          <w:shd w:val="clear" w:color="auto" w:fill="EEF4F2"/>
+        </w:rPr>
+        <w:t>BadgeController</w:t>
+      </w:r>
+      <w:r>
+        <w:t xml:space="preserve"> verbindt </w:t>
+      </w:r>
+      <w:r>
+        <w:rPr>
+          <w:rFonts w:ascii="Consolas" w:hAnsi="Consolas" w:cs="Consolas"/>
+          <w:sz w:val="18"/>
+          <w:shd w:val="clear" w:color="auto" w:fill="EEF4F2"/>
+        </w:rPr>
+        <w:t>BadgeReader</w:t>
+      </w:r>
+      <w:r>
+        <w:t xml:space="preserve"> met de app. De constructor zet de callbacks </w:t>
+      </w:r>
+      <w:r>
+        <w:rPr>
+          <w:rFonts w:ascii="Consolas" w:hAnsi="Consolas" w:cs="Consolas"/>
+          <w:sz w:val="18"/>
+          <w:shd w:val="clear" w:color="auto" w:fill="EEF4F2"/>
+        </w:rPr>
+        <w:t>onScan</w:t>
+      </w:r>
+      <w:r>
+        <w:t xml:space="preserve"> en </w:t>
+      </w:r>
+      <w:r>
+        <w:rPr>
+          <w:rFonts w:ascii="Consolas" w:hAnsi="Consolas" w:cs="Consolas"/>
+          <w:sz w:val="18"/>
+          <w:shd w:val="clear" w:color="auto" w:fill="EEF4F2"/>
+        </w:rPr>
+        <w:t>onStart</w:t>
+      </w:r>
+      <w:r>
+        <w:t xml:space="preserve"> van de pasjeslezer. </w:t>
+      </w:r>
+      <w:r>
+        <w:rPr>
+          <w:rFonts w:ascii="Consolas" w:hAnsi="Consolas" w:cs="Consolas"/>
+          <w:sz w:val="18"/>
+          <w:shd w:val="clear" w:color="auto" w:fill="EEF4F2"/>
+        </w:rPr>
+        <w:t>handleBadgeKey</w:t>
+      </w:r>
+      <w:r>
+        <w:t xml:space="preserve"> geeft iedere toets door, </w:t>
+      </w:r>
+      <w:r>
+        <w:rPr>
+          <w:rFonts w:ascii="Consolas" w:hAnsi="Consolas" w:cs="Consolas"/>
+          <w:sz w:val="18"/>
+          <w:shd w:val="clear" w:color="auto" w:fill="EEF4F2"/>
+        </w:rPr>
+        <w:t>rememberSearchBeforeScan</w:t>
+      </w:r>
+      <w:r>
+        <w:t xml:space="preserve"> en </w:t>
+      </w:r>
+      <w:r>
+        <w:rPr>
+          <w:rFonts w:ascii="Consolas" w:hAnsi="Consolas" w:cs="Consolas"/>
+          <w:sz w:val="18"/>
+          <w:shd w:val="clear" w:color="auto" w:fill="EEF4F2"/>
+        </w:rPr>
+        <w:t>restoreSearchAfterScan</w:t>
+      </w:r>
+      <w:r>
+        <w:t xml:space="preserve"> zorgen dat er geen pasnummer in het zoekveld blijft staan, en </w:t>
+      </w:r>
+      <w:r>
+        <w:rPr>
+          <w:rFonts w:ascii="Consolas" w:hAnsi="Consolas" w:cs="Consolas"/>
+          <w:sz w:val="18"/>
+          <w:shd w:val="clear" w:color="auto" w:fill="EEF4F2"/>
+        </w:rPr>
+        <w:t>recognizeBadge</w:t>
+      </w:r>
+      <w:r>
+        <w:t xml:space="preserve"> zoekt na een scan de medewerker op en opent zijn productvenster.</w:t>
+      </w:r>
+    </w:p>
+    <w:p>
+      <w:r>
+        <w:rPr>
+          <w:rFonts w:ascii="Consolas" w:hAnsi="Consolas" w:cs="Consolas"/>
+          <w:b/>
+          <w:bCs/>
+          <w:sz w:val="18"/>
+          <w:shd w:val="clear" w:color="auto" w:fill="EEF4F2"/>
+        </w:rPr>
+        <w:t>FaceController</w:t>
+      </w:r>
+      <w:r>
+        <w:t xml:space="preserve"> bestuurt het cameravenster van de demo gezichtsherkenning (</w:t>
+      </w:r>
+      <w:r>
+        <w:rPr>
+          <w:rFonts w:ascii="Consolas" w:hAnsi="Consolas" w:cs="Consolas"/>
+          <w:sz w:val="18"/>
+          <w:shd w:val="clear" w:color="auto" w:fill="EEF4F2"/>
+        </w:rPr>
+        <w:t>openFaceModal</w:t>
+      </w:r>
+      <w:r>
+        <w:t xml:space="preserve">, </w:t>
+      </w:r>
+      <w:r>
+        <w:rPr>
+          <w:rFonts w:ascii="Consolas" w:hAnsi="Consolas" w:cs="Consolas"/>
+          <w:sz w:val="18"/>
+          <w:shd w:val="clear" w:color="auto" w:fill="EEF4F2"/>
+        </w:rPr>
+        <w:t>scanForFace</w:t>
+      </w:r>
+      <w:r>
+        <w:t xml:space="preserve">, </w:t>
+      </w:r>
+      <w:r>
+        <w:rPr>
+          <w:rFonts w:ascii="Consolas" w:hAnsi="Consolas" w:cs="Consolas"/>
+          <w:sz w:val="18"/>
+          <w:shd w:val="clear" w:color="auto" w:fill="EEF4F2"/>
+        </w:rPr>
+        <w:t>captureEnrollment</w:t>
+      </w:r>
+      <w:r>
+        <w:t xml:space="preserve">, </w:t>
+      </w:r>
+      <w:r>
+        <w:rPr>
+          <w:rFonts w:ascii="Consolas" w:hAnsi="Consolas" w:cs="Consolas"/>
+          <w:sz w:val="18"/>
+          <w:shd w:val="clear" w:color="auto" w:fill="EEF4F2"/>
+        </w:rPr>
+        <w:t>closeFaceModal</w:t>
+      </w:r>
+      <w:r>
+        <w:t>). Ieder venster krijgt een eigen sessienummer (</w:t>
+      </w:r>
+      <w:r>
+        <w:rPr>
+          <w:rFonts w:ascii="Consolas" w:hAnsi="Consolas" w:cs="Consolas"/>
+          <w:sz w:val="18"/>
+          <w:shd w:val="clear" w:color="auto" w:fill="EEF4F2"/>
+        </w:rPr>
+        <w:t>faceSession</w:t>
+      </w:r>
+      <w:r>
+        <w:t xml:space="preserve">), zodat een zoektocht of vastlegging stopt als het venster sluit. </w:t>
+      </w:r>
+      <w:r>
+        <w:rPr>
+          <w:rFonts w:ascii="Consolas" w:hAnsi="Consolas" w:cs="Consolas"/>
+          <w:sz w:val="18"/>
+          <w:shd w:val="clear" w:color="auto" w:fill="EEF4F2"/>
+        </w:rPr>
+        <w:t>stopCameraAfterTimeout</w:t>
+      </w:r>
+      <w:r>
+        <w:t xml:space="preserve"> en </w:t>
+      </w:r>
+      <w:r>
+        <w:rPr>
+          <w:rFonts w:ascii="Consolas" w:hAnsi="Consolas" w:cs="Consolas"/>
+          <w:sz w:val="18"/>
+          <w:shd w:val="clear" w:color="auto" w:fill="EEF4F2"/>
+        </w:rPr>
+        <w:t>scheduleEnrollTimeout</w:t>
+      </w:r>
+      <w:r>
+        <w:t xml:space="preserve"> zetten de camera uit als er bij herkennen binnen </w:t>
+      </w:r>
+      <w:r>
+        <w:rPr>
+          <w:rFonts w:ascii="Consolas" w:hAnsi="Consolas" w:cs="Consolas"/>
+          <w:sz w:val="18"/>
+          <w:shd w:val="clear" w:color="auto" w:fill="EEF4F2"/>
+        </w:rPr>
+        <w:t>FACE_DEMO.scanTimeoutMs</w:t>
+      </w:r>
+      <w:r>
+        <w:t xml:space="preserve"> (20 seconden) niemand is herkend, of als er bij instellen in die tijd geen gezicht is vastgelegd. Het venster blijft open met een melding. </w:t>
+      </w:r>
+      <w:r>
+        <w:rPr>
+          <w:rFonts w:ascii="Consolas" w:hAnsi="Consolas" w:cs="Consolas"/>
+          <w:sz w:val="18"/>
+          <w:shd w:val="clear" w:color="auto" w:fill="EEF4F2"/>
+        </w:rPr>
+        <w:t>closeFaceModal</w:t>
+      </w:r>
+      <w:r>
+        <w:t xml:space="preserve"> ruimt een wachtende time-out op.</w:t>
+      </w:r>
+    </w:p>
+    <w:p>
+      <w:r>
+        <w:rPr>
+          <w:rFonts w:ascii="Consolas" w:hAnsi="Consolas" w:cs="Consolas"/>
+          <w:b/>
+          <w:bCs/>
+          <w:sz w:val="18"/>
+          <w:shd w:val="clear" w:color="auto" w:fill="EEF4F2"/>
+        </w:rPr>
+        <w:t>AdminController</w:t>
+      </w:r>
+      <w:r>
+        <w:t xml:space="preserve"> is het beheerscherm:</w:t>
       </w:r>
     </w:p>
     <w:p>
@@ -16086,21 +17424,54 @@
           <w:sz w:val="18"/>
           <w:shd w:val="clear" w:color="auto" w:fill="EEF4F2"/>
         </w:rPr>
-        <w:t>confirmOldMonthRemoval</w:t>
-      </w:r>
-      <w:r>
-        <w:t xml:space="preserve">: vraagt bevestiging voordat een correctie met </w:t>
-      </w:r>
-      <w:r>
-        <w:rPr>
-          <w:rFonts w:ascii="Consolas" w:hAnsi="Consolas" w:cs="Consolas"/>
-          <w:sz w:val="18"/>
-          <w:shd w:val="clear" w:color="auto" w:fill="EEF4F2"/>
-        </w:rPr>
-        <w:t>−</w:t>
-      </w:r>
-      <w:r>
-        <w:t xml:space="preserve"> een registratie uit een andere maand verwijdert.</w:t>
+        <w:t>requireAdmin</w:t>
+      </w:r>
+      <w:r>
+        <w:t xml:space="preserve">: iedere beheeractie begint hiermee, ook in </w:t>
+      </w:r>
+      <w:r>
+        <w:rPr>
+          <w:rFonts w:ascii="Consolas" w:hAnsi="Consolas" w:cs="Consolas"/>
+          <w:sz w:val="18"/>
+          <w:shd w:val="clear" w:color="auto" w:fill="EEF4F2"/>
+        </w:rPr>
+        <w:t>CorrectionController</w:t>
+      </w:r>
+      <w:r>
+        <w:t xml:space="preserve">, </w:t>
+      </w:r>
+      <w:r>
+        <w:rPr>
+          <w:rFonts w:ascii="Consolas" w:hAnsi="Consolas" w:cs="Consolas"/>
+          <w:sz w:val="18"/>
+          <w:shd w:val="clear" w:color="auto" w:fill="EEF4F2"/>
+        </w:rPr>
+        <w:t>StockController</w:t>
+      </w:r>
+      <w:r>
+        <w:t xml:space="preserve"> en </w:t>
+      </w:r>
+      <w:r>
+        <w:rPr>
+          <w:rFonts w:ascii="Consolas" w:hAnsi="Consolas" w:cs="Consolas"/>
+          <w:sz w:val="18"/>
+          <w:shd w:val="clear" w:color="auto" w:fill="EEF4F2"/>
+        </w:rPr>
+        <w:t>FormController</w:t>
+      </w:r>
+      <w:r>
+        <w:t xml:space="preserve"> (formulieren openen en opslaan, verwijderen, (de)activeren, correcties, leveringen en tellingen, export en </w:t>
+      </w:r>
+      <w:r>
+        <w:rPr>
+          <w:rFonts w:ascii="Consolas" w:hAnsi="Consolas" w:cs="Consolas"/>
+          <w:sz w:val="18"/>
+          <w:shd w:val="clear" w:color="auto" w:fill="EEF4F2"/>
+        </w:rPr>
+        <w:t>Alle gegevens wissen</w:t>
+      </w:r>
+      <w:r>
+        <w:t>). Is er geen beheerder ingelogd, dan gebeurt er niets en verschijnt "Log eerst in als beheerder.". Zo werkt een beheeractie ook niet als een verborgen knop toch wordt ingedrukt of de methode op een andere manier wordt aangeroepen. Registreren door een medewerker zelf vraagt geen login.</w:t>
       </w:r>
     </w:p>
     <w:p>
@@ -16119,43 +17490,76 @@
           <w:sz w:val="18"/>
           <w:shd w:val="clear" w:color="auto" w:fill="EEF4F2"/>
         </w:rPr>
-        <w:t>setSaveButtons</w:t>
-      </w:r>
-      <w:r>
-        <w:t xml:space="preserve">: zet de opslagknoppen van het medewerkers- en productformulier goed. Bij toevoegen staan er </w:t>
-      </w:r>
-      <w:r>
-        <w:rPr>
-          <w:rFonts w:ascii="Consolas" w:hAnsi="Consolas" w:cs="Consolas"/>
-          <w:sz w:val="18"/>
-          <w:shd w:val="clear" w:color="auto" w:fill="EEF4F2"/>
-        </w:rPr>
-        <w:t>Opslaan</w:t>
-      </w:r>
-      <w:r>
-        <w:t xml:space="preserve"> (secundair) en </w:t>
-      </w:r>
-      <w:r>
-        <w:rPr>
-          <w:rFonts w:ascii="Consolas" w:hAnsi="Consolas" w:cs="Consolas"/>
-          <w:sz w:val="18"/>
-          <w:shd w:val="clear" w:color="auto" w:fill="EEF4F2"/>
-        </w:rPr>
-        <w:t>Opslaan + opnieuw</w:t>
-      </w:r>
-      <w:r>
-        <w:t xml:space="preserve"> (primair); bij wijzigen alleen </w:t>
-      </w:r>
-      <w:r>
-        <w:rPr>
-          <w:rFonts w:ascii="Consolas" w:hAnsi="Consolas" w:cs="Consolas"/>
-          <w:sz w:val="18"/>
-          <w:shd w:val="clear" w:color="auto" w:fill="EEF4F2"/>
-        </w:rPr>
-        <w:t>Opslaan</w:t>
-      </w:r>
-      <w:r>
-        <w:t>, en die is dan primair.</w:t>
+        <w:t>openAdmin</w:t>
+      </w:r>
+      <w:r>
+        <w:t xml:space="preserve">, </w:t>
+      </w:r>
+      <w:r>
+        <w:rPr>
+          <w:rFonts w:ascii="Consolas" w:hAnsi="Consolas" w:cs="Consolas"/>
+          <w:sz w:val="18"/>
+          <w:shd w:val="clear" w:color="auto" w:fill="EEF4F2"/>
+        </w:rPr>
+        <w:t>login</w:t>
+      </w:r>
+      <w:r>
+        <w:t xml:space="preserve">, </w:t>
+      </w:r>
+      <w:r>
+        <w:rPr>
+          <w:rFonts w:ascii="Consolas" w:hAnsi="Consolas" w:cs="Consolas"/>
+          <w:sz w:val="18"/>
+          <w:shd w:val="clear" w:color="auto" w:fill="EEF4F2"/>
+        </w:rPr>
+        <w:t>logout</w:t>
+      </w:r>
+      <w:r>
+        <w:t xml:space="preserve">, </w:t>
+      </w:r>
+      <w:r>
+        <w:rPr>
+          <w:rFonts w:ascii="Consolas" w:hAnsi="Consolas" w:cs="Consolas"/>
+          <w:sz w:val="18"/>
+          <w:shd w:val="clear" w:color="auto" w:fill="EEF4F2"/>
+        </w:rPr>
+        <w:t>closeAdmin</w:t>
+      </w:r>
+      <w:r>
+        <w:t xml:space="preserve">, </w:t>
+      </w:r>
+      <w:r>
+        <w:rPr>
+          <w:rFonts w:ascii="Consolas" w:hAnsi="Consolas" w:cs="Consolas"/>
+          <w:sz w:val="18"/>
+          <w:shd w:val="clear" w:color="auto" w:fill="EEF4F2"/>
+        </w:rPr>
+        <w:t>showDashboard</w:t>
+      </w:r>
+      <w:r>
+        <w:t xml:space="preserve">, </w:t>
+      </w:r>
+      <w:r>
+        <w:rPr>
+          <w:rFonts w:ascii="Consolas" w:hAnsi="Consolas" w:cs="Consolas"/>
+          <w:sz w:val="18"/>
+          <w:shd w:val="clear" w:color="auto" w:fill="EEF4F2"/>
+        </w:rPr>
+        <w:t>switchTab</w:t>
+      </w:r>
+      <w:r>
+        <w:t xml:space="preserve"> en </w:t>
+      </w:r>
+      <w:r>
+        <w:rPr>
+          <w:rFonts w:ascii="Consolas" w:hAnsi="Consolas" w:cs="Consolas"/>
+          <w:sz w:val="18"/>
+          <w:shd w:val="clear" w:color="auto" w:fill="EEF4F2"/>
+        </w:rPr>
+        <w:t>loadMoreAudit</w:t>
+      </w:r>
+      <w:r>
+        <w:t>: inloggen, uitloggen, het dashboard, de tabbladen en het logboek (zie Adminfuncties hieronder).</w:t>
       </w:r>
     </w:p>
     <w:p>
@@ -16174,54 +17578,10 @@
           <w:sz w:val="18"/>
           <w:shd w:val="clear" w:color="auto" w:fill="EEF4F2"/>
         </w:rPr>
-        <w:t>resetCorrectionDate</w:t>
-      </w:r>
-      <w:r>
-        <w:t xml:space="preserve">, </w:t>
-      </w:r>
-      <w:r>
-        <w:rPr>
-          <w:rFonts w:ascii="Consolas" w:hAnsi="Consolas" w:cs="Consolas"/>
-          <w:sz w:val="18"/>
-          <w:shd w:val="clear" w:color="auto" w:fill="EEF4F2"/>
-        </w:rPr>
-        <w:t>readCorrectionDate</w:t>
-      </w:r>
-      <w:r>
-        <w:t xml:space="preserve"> en </w:t>
-      </w:r>
-      <w:r>
-        <w:rPr>
-          <w:rFonts w:ascii="Consolas" w:hAnsi="Consolas" w:cs="Consolas"/>
-          <w:sz w:val="18"/>
-          <w:shd w:val="clear" w:color="auto" w:fill="EEF4F2"/>
-        </w:rPr>
-        <w:t>confirmOldMonthAddition</w:t>
-      </w:r>
-      <w:r>
-        <w:t xml:space="preserve">: het datumveld bij de correctie </w:t>
-      </w:r>
-      <w:r>
-        <w:rPr>
-          <w:rFonts w:ascii="Consolas" w:hAnsi="Consolas" w:cs="Consolas"/>
-          <w:sz w:val="18"/>
-          <w:shd w:val="clear" w:color="auto" w:fill="EEF4F2"/>
-        </w:rPr>
-        <w:t>+</w:t>
-      </w:r>
-      <w:r>
-        <w:t xml:space="preserve">. Na het inloggen staat het op vandaag; bij </w:t>
-      </w:r>
-      <w:r>
-        <w:rPr>
-          <w:rFonts w:ascii="Consolas" w:hAnsi="Consolas" w:cs="Consolas"/>
-          <w:sz w:val="18"/>
-          <w:shd w:val="clear" w:color="auto" w:fill="EEF4F2"/>
-        </w:rPr>
-        <w:t>+</w:t>
-      </w:r>
-      <w:r>
-        <w:t xml:space="preserve"> wordt de datum gecontroleerd (niet in de toekomst, niet vóór 2000) en volgt bij een eerdere maand een bevestigingsvraag.</w:t>
+        <w:t>finishAdminChange</w:t>
+      </w:r>
+      <w:r>
+        <w:t>: tekent na een beheerwijziging alle beheeronderdelen opnieuw, ook de registratietabel (zodat bijvoorbeeld een nieuwe productnaam daar meteen staat), zonder nog eens apart op te slaan.</w:t>
       </w:r>
     </w:p>
     <w:p>
@@ -16240,43 +17600,87 @@
           <w:sz w:val="18"/>
           <w:shd w:val="clear" w:color="auto" w:fill="EEF4F2"/>
         </w:rPr>
-        <w:t>saveStockField</w:t>
-      </w:r>
-      <w:r>
-        <w:t xml:space="preserve"> en </w:t>
-      </w:r>
-      <w:r>
-        <w:rPr>
-          <w:rFonts w:ascii="Consolas" w:hAnsi="Consolas" w:cs="Consolas"/>
-          <w:sz w:val="18"/>
-          <w:shd w:val="clear" w:color="auto" w:fill="EEF4F2"/>
-        </w:rPr>
-        <w:t>bookDelivery</w:t>
-      </w:r>
-      <w:r>
-        <w:t xml:space="preserve">: controleren dat voorraad en minimum hele getallen van 0 tot en met 100.000 zijn, en een levering van 1 tot en met 100.000. </w:t>
-      </w:r>
-      <w:r>
-        <w:rPr>
-          <w:rFonts w:ascii="Consolas" w:hAnsi="Consolas" w:cs="Consolas"/>
-          <w:sz w:val="18"/>
-          <w:shd w:val="clear" w:color="auto" w:fill="EEF4F2"/>
-        </w:rPr>
-        <w:t>isRepeatedDeliveryTap</w:t>
-      </w:r>
-      <w:r>
-        <w:t xml:space="preserve"> negeert een tweede tik op dezelfde knop </w:t>
-      </w:r>
-      <w:r>
-        <w:rPr>
-          <w:rFonts w:ascii="Consolas" w:hAnsi="Consolas" w:cs="Consolas"/>
-          <w:sz w:val="18"/>
-          <w:shd w:val="clear" w:color="auto" w:fill="EEF4F2"/>
-        </w:rPr>
-        <w:t>Toevoegen</w:t>
-      </w:r>
-      <w:r>
-        <w:t xml:space="preserve"> binnen 800 milliseconden.</w:t>
+        <w:t>showMissing</w:t>
+      </w:r>
+      <w:r>
+        <w:t>: knoppen en formulieren van iets dat niet meer bestaat, geven hiermee een melding in plaats van het gegeven opnieuw aan te maken.</w:t>
+      </w:r>
+    </w:p>
+    <w:p>
+      <w:pPr>
+        <w:pStyle w:val="Lijstalinea"/>
+        <w:numPr>
+          <w:ilvl w:val="0"/>
+          <w:numId w:val="3"/>
+        </w:numPr>
+        <w:spacing w:after="60"/>
+        <w:contextualSpacing w:val="0"/>
+      </w:pPr>
+      <w:r>
+        <w:rPr>
+          <w:rFonts w:ascii="Consolas" w:hAnsi="Consolas" w:cs="Consolas"/>
+          <w:sz w:val="18"/>
+          <w:shd w:val="clear" w:color="auto" w:fill="EEF4F2"/>
+        </w:rPr>
+        <w:t>exportCsv</w:t>
+      </w:r>
+      <w:r>
+        <w:t xml:space="preserve">: laat </w:t>
+      </w:r>
+      <w:r>
+        <w:rPr>
+          <w:rFonts w:ascii="Consolas" w:hAnsi="Consolas" w:cs="Consolas"/>
+          <w:sz w:val="18"/>
+          <w:shd w:val="clear" w:color="auto" w:fill="EEF4F2"/>
+        </w:rPr>
+        <w:t>CsvExport</w:t>
+      </w:r>
+      <w:r>
+        <w:t xml:space="preserve"> het bestand maken (zie CSV-export hieronder).</w:t>
+      </w:r>
+    </w:p>
+    <w:p>
+      <w:pPr>
+        <w:pStyle w:val="Lijstalinea"/>
+        <w:numPr>
+          <w:ilvl w:val="0"/>
+          <w:numId w:val="3"/>
+        </w:numPr>
+        <w:spacing w:after="60"/>
+        <w:contextualSpacing w:val="0"/>
+      </w:pPr>
+      <w:r>
+        <w:rPr>
+          <w:rFonts w:ascii="Consolas" w:hAnsi="Consolas" w:cs="Consolas"/>
+          <w:sz w:val="18"/>
+          <w:shd w:val="clear" w:color="auto" w:fill="EEF4F2"/>
+        </w:rPr>
+        <w:t>wipeAllData</w:t>
+      </w:r>
+      <w:r>
+        <w:t xml:space="preserve">: de knop </w:t>
+      </w:r>
+      <w:r>
+        <w:rPr>
+          <w:rFonts w:ascii="Consolas" w:hAnsi="Consolas" w:cs="Consolas"/>
+          <w:sz w:val="18"/>
+          <w:shd w:val="clear" w:color="auto" w:fill="EEF4F2"/>
+        </w:rPr>
+        <w:t>Alle gegevens wissen</w:t>
+      </w:r>
+      <w:r>
+        <w:t>. Doet niets als er geen beheerder is ingelogd. Vraagt twee keer om bevestiging, laat het model alles wissen (</w:t>
+      </w:r>
+      <w:r>
+        <w:rPr>
+          <w:rFonts w:ascii="Consolas" w:hAnsi="Consolas" w:cs="Consolas"/>
+          <w:sz w:val="18"/>
+          <w:shd w:val="clear" w:color="auto" w:fill="EEF4F2"/>
+        </w:rPr>
+        <w:t>wipeAll</w:t>
+      </w:r>
+      <w:r>
+        <w:t>), slaat de nieuwe demogegevens op, vergeet de ingestelde gezichten, logt de beheerder uit en tekent alles opnieuw.</w:t>
       </w:r>
     </w:p>
     <w:p>
@@ -16294,32 +17698,626 @@
           <w:sz w:val="18"/>
           <w:shd w:val="clear" w:color="auto" w:fill="EEF4F2"/>
         </w:rPr>
-        <w:t>wipeAllData</w:t>
-      </w:r>
-      <w:r>
-        <w:t xml:space="preserve">: de knop </w:t>
-      </w:r>
-      <w:r>
-        <w:rPr>
-          <w:rFonts w:ascii="Consolas" w:hAnsi="Consolas" w:cs="Consolas"/>
-          <w:sz w:val="18"/>
-          <w:shd w:val="clear" w:color="auto" w:fill="EEF4F2"/>
-        </w:rPr>
-        <w:t>Alle gegevens wissen</w:t>
-      </w:r>
-      <w:r>
-        <w:t>. Doet niets als er geen beheerder is ingelogd. Vraagt twee keer om bevestiging, laat het model alles wissen (</w:t>
-      </w:r>
-      <w:r>
-        <w:rPr>
-          <w:rFonts w:ascii="Consolas" w:hAnsi="Consolas" w:cs="Consolas"/>
-          <w:sz w:val="18"/>
-          <w:shd w:val="clear" w:color="auto" w:fill="EEF4F2"/>
-        </w:rPr>
-        <w:t>wipeAll</w:t>
-      </w:r>
-      <w:r>
-        <w:t>), slaat de nieuwe demogegevens op, vergeet de ingestelde gezichten, logt de beheerder uit en tekent alles opnieuw.</w:t>
+        <w:t>toggleEmployee</w:t>
+      </w:r>
+      <w:r>
+        <w:t xml:space="preserve">, </w:t>
+      </w:r>
+      <w:r>
+        <w:rPr>
+          <w:rFonts w:ascii="Consolas" w:hAnsi="Consolas" w:cs="Consolas"/>
+          <w:sz w:val="18"/>
+          <w:shd w:val="clear" w:color="auto" w:fill="EEF4F2"/>
+        </w:rPr>
+        <w:t>removeEmployee</w:t>
+      </w:r>
+      <w:r>
+        <w:t xml:space="preserve">, </w:t>
+      </w:r>
+      <w:r>
+        <w:rPr>
+          <w:rFonts w:ascii="Consolas" w:hAnsi="Consolas" w:cs="Consolas"/>
+          <w:sz w:val="18"/>
+          <w:shd w:val="clear" w:color="auto" w:fill="EEF4F2"/>
+        </w:rPr>
+        <w:t>removeProduct</w:t>
+      </w:r>
+      <w:r>
+        <w:t xml:space="preserve">, </w:t>
+      </w:r>
+      <w:r>
+        <w:rPr>
+          <w:rFonts w:ascii="Consolas" w:hAnsi="Consolas" w:cs="Consolas"/>
+          <w:sz w:val="18"/>
+          <w:shd w:val="clear" w:color="auto" w:fill="EEF4F2"/>
+        </w:rPr>
+        <w:t>removeCompany</w:t>
+      </w:r>
+      <w:r>
+        <w:t xml:space="preserve"> en </w:t>
+      </w:r>
+      <w:r>
+        <w:rPr>
+          <w:rFonts w:ascii="Consolas" w:hAnsi="Consolas" w:cs="Consolas"/>
+          <w:sz w:val="18"/>
+          <w:shd w:val="clear" w:color="auto" w:fill="EEF4F2"/>
+        </w:rPr>
+        <w:t>removePoint</w:t>
+      </w:r>
+      <w:r>
+        <w:t>: de knoppen in de beheerlijsten.</w:t>
+      </w:r>
+    </w:p>
+    <w:p>
+      <w:r>
+        <w:rPr>
+          <w:rFonts w:ascii="Consolas" w:hAnsi="Consolas" w:cs="Consolas"/>
+          <w:b/>
+          <w:bCs/>
+          <w:sz w:val="18"/>
+          <w:shd w:val="clear" w:color="auto" w:fill="EEF4F2"/>
+        </w:rPr>
+        <w:t>CorrectionController</w:t>
+      </w:r>
+      <w:r>
+        <w:t xml:space="preserve"> regelt de correcties in het tabblad Registraties:</w:t>
+      </w:r>
+    </w:p>
+    <w:p>
+      <w:pPr>
+        <w:pStyle w:val="Lijstalinea"/>
+        <w:numPr>
+          <w:ilvl w:val="0"/>
+          <w:numId w:val="3"/>
+        </w:numPr>
+        <w:spacing w:after="60"/>
+        <w:contextualSpacing w:val="0"/>
+      </w:pPr>
+      <w:r>
+        <w:rPr>
+          <w:rFonts w:ascii="Consolas" w:hAnsi="Consolas" w:cs="Consolas"/>
+          <w:sz w:val="18"/>
+          <w:shd w:val="clear" w:color="auto" w:fill="EEF4F2"/>
+        </w:rPr>
+        <w:t>resetCorrectionDate</w:t>
+      </w:r>
+      <w:r>
+        <w:t xml:space="preserve">, </w:t>
+      </w:r>
+      <w:r>
+        <w:rPr>
+          <w:rFonts w:ascii="Consolas" w:hAnsi="Consolas" w:cs="Consolas"/>
+          <w:sz w:val="18"/>
+          <w:shd w:val="clear" w:color="auto" w:fill="EEF4F2"/>
+        </w:rPr>
+        <w:t>readCorrectionDate</w:t>
+      </w:r>
+      <w:r>
+        <w:t xml:space="preserve"> en </w:t>
+      </w:r>
+      <w:r>
+        <w:rPr>
+          <w:rFonts w:ascii="Consolas" w:hAnsi="Consolas" w:cs="Consolas"/>
+          <w:sz w:val="18"/>
+          <w:shd w:val="clear" w:color="auto" w:fill="EEF4F2"/>
+        </w:rPr>
+        <w:t>confirmOldMonthAddition</w:t>
+      </w:r>
+      <w:r>
+        <w:t xml:space="preserve">: het datumveld bij de correctie </w:t>
+      </w:r>
+      <w:r>
+        <w:rPr>
+          <w:rFonts w:ascii="Consolas" w:hAnsi="Consolas" w:cs="Consolas"/>
+          <w:sz w:val="18"/>
+          <w:shd w:val="clear" w:color="auto" w:fill="EEF4F2"/>
+        </w:rPr>
+        <w:t>+</w:t>
+      </w:r>
+      <w:r>
+        <w:t xml:space="preserve">. Na het inloggen staat het op vandaag. Bij </w:t>
+      </w:r>
+      <w:r>
+        <w:rPr>
+          <w:rFonts w:ascii="Consolas" w:hAnsi="Consolas" w:cs="Consolas"/>
+          <w:sz w:val="18"/>
+          <w:shd w:val="clear" w:color="auto" w:fill="EEF4F2"/>
+        </w:rPr>
+        <w:t>+</w:t>
+      </w:r>
+      <w:r>
+        <w:t xml:space="preserve"> wordt de datum gecontroleerd (niet in de toekomst, niet vóór 2000) en volgt bij een eerdere maand een bevestigingsvraag. </w:t>
+      </w:r>
+      <w:r>
+        <w:rPr>
+          <w:rFonts w:ascii="Consolas" w:hAnsi="Consolas" w:cs="Consolas"/>
+          <w:sz w:val="18"/>
+          <w:shd w:val="clear" w:color="auto" w:fill="EEF4F2"/>
+        </w:rPr>
+        <w:t>addCorrection</w:t>
+      </w:r>
+      <w:r>
+        <w:t xml:space="preserve"> voegt de registratie toe met een logboekregel.</w:t>
+      </w:r>
+    </w:p>
+    <w:p>
+      <w:pPr>
+        <w:pStyle w:val="Lijstalinea"/>
+        <w:numPr>
+          <w:ilvl w:val="0"/>
+          <w:numId w:val="3"/>
+        </w:numPr>
+        <w:spacing w:after="60"/>
+        <w:contextualSpacing w:val="0"/>
+      </w:pPr>
+      <w:r>
+        <w:rPr>
+          <w:rFonts w:ascii="Consolas" w:hAnsi="Consolas" w:cs="Consolas"/>
+          <w:sz w:val="18"/>
+          <w:shd w:val="clear" w:color="auto" w:fill="EEF4F2"/>
+        </w:rPr>
+        <w:t>removeCorrection</w:t>
+      </w:r>
+      <w:r>
+        <w:t xml:space="preserve">, </w:t>
+      </w:r>
+      <w:r>
+        <w:rPr>
+          <w:rFonts w:ascii="Consolas" w:hAnsi="Consolas" w:cs="Consolas"/>
+          <w:sz w:val="18"/>
+          <w:shd w:val="clear" w:color="auto" w:fill="EEF4F2"/>
+        </w:rPr>
+        <w:t>removeChosenRegistration</w:t>
+      </w:r>
+      <w:r>
+        <w:t xml:space="preserve"> en </w:t>
+      </w:r>
+      <w:r>
+        <w:rPr>
+          <w:rFonts w:ascii="Consolas" w:hAnsi="Consolas" w:cs="Consolas"/>
+          <w:sz w:val="18"/>
+          <w:shd w:val="clear" w:color="auto" w:fill="EEF4F2"/>
+        </w:rPr>
+        <w:t>closeRemoveRegistration</w:t>
+      </w:r>
+      <w:r>
+        <w:t xml:space="preserve">: de correctie </w:t>
+      </w:r>
+      <w:r>
+        <w:rPr>
+          <w:rFonts w:ascii="Consolas" w:hAnsi="Consolas" w:cs="Consolas"/>
+          <w:sz w:val="18"/>
+          <w:shd w:val="clear" w:color="auto" w:fill="EEF4F2"/>
+        </w:rPr>
+        <w:t>−</w:t>
+      </w:r>
+      <w:r>
+        <w:t xml:space="preserve">. </w:t>
+      </w:r>
+      <w:r>
+        <w:rPr>
+          <w:rFonts w:ascii="Consolas" w:hAnsi="Consolas" w:cs="Consolas"/>
+          <w:sz w:val="18"/>
+          <w:shd w:val="clear" w:color="auto" w:fill="EEF4F2"/>
+        </w:rPr>
+        <w:t>removeCorrection</w:t>
+      </w:r>
+      <w:r>
+        <w:t xml:space="preserve"> opent het venster </w:t>
+      </w:r>
+      <w:r>
+        <w:rPr>
+          <w:rFonts w:ascii="Consolas" w:hAnsi="Consolas" w:cs="Consolas"/>
+          <w:sz w:val="18"/>
+          <w:shd w:val="clear" w:color="auto" w:fill="EEF4F2"/>
+        </w:rPr>
+        <w:t>Registratie verwijderen</w:t>
+      </w:r>
+      <w:r>
+        <w:t xml:space="preserve"> (ook bij één registratie) en zet de focus op de eerste knop </w:t>
+      </w:r>
+      <w:r>
+        <w:rPr>
+          <w:rFonts w:ascii="Consolas" w:hAnsi="Consolas" w:cs="Consolas"/>
+          <w:sz w:val="18"/>
+          <w:shd w:val="clear" w:color="auto" w:fill="EEF4F2"/>
+        </w:rPr>
+        <w:t>Verwijderen</w:t>
+      </w:r>
+      <w:r>
+        <w:t xml:space="preserve">. </w:t>
+      </w:r>
+      <w:r>
+        <w:rPr>
+          <w:rFonts w:ascii="Consolas" w:hAnsi="Consolas" w:cs="Consolas"/>
+          <w:sz w:val="18"/>
+          <w:shd w:val="clear" w:color="auto" w:fill="EEF4F2"/>
+        </w:rPr>
+        <w:t>removeChosenRegistration</w:t>
+      </w:r>
+      <w:r>
+        <w:t xml:space="preserve"> verwijdert de gekozen registratie met een logboekregel via </w:t>
+      </w:r>
+      <w:r>
+        <w:rPr>
+          <w:rFonts w:ascii="Consolas" w:hAnsi="Consolas" w:cs="Consolas"/>
+          <w:sz w:val="18"/>
+          <w:shd w:val="clear" w:color="auto" w:fill="EEF4F2"/>
+        </w:rPr>
+        <w:t>persist</w:t>
+      </w:r>
+      <w:r>
+        <w:t xml:space="preserve">, sluit het venster en tekent de lijsten en de voorraad opnieuw. Bestaat de registratie niet meer, dan volgt via </w:t>
+      </w:r>
+      <w:r>
+        <w:rPr>
+          <w:rFonts w:ascii="Consolas" w:hAnsi="Consolas" w:cs="Consolas"/>
+          <w:sz w:val="18"/>
+          <w:shd w:val="clear" w:color="auto" w:fill="EEF4F2"/>
+        </w:rPr>
+        <w:t>showMissing</w:t>
+      </w:r>
+      <w:r>
+        <w:t xml:space="preserve"> een melding. </w:t>
+      </w:r>
+      <w:r>
+        <w:rPr>
+          <w:rFonts w:ascii="Consolas" w:hAnsi="Consolas" w:cs="Consolas"/>
+          <w:sz w:val="18"/>
+          <w:shd w:val="clear" w:color="auto" w:fill="EEF4F2"/>
+        </w:rPr>
+        <w:t>refreshRemoveRegistration</w:t>
+      </w:r>
+      <w:r>
+        <w:t xml:space="preserve"> werkt de lijst bij na een wijziging in een ander tabblad en sluit het venster als er niets meer te kiezen is. Bij het sluiten van het beheer gaat het venster ook dicht.</w:t>
+      </w:r>
+    </w:p>
+    <w:p>
+      <w:pPr>
+        <w:pStyle w:val="Lijstalinea"/>
+        <w:numPr>
+          <w:ilvl w:val="0"/>
+          <w:numId w:val="3"/>
+        </w:numPr>
+        <w:spacing w:after="60"/>
+        <w:contextualSpacing w:val="0"/>
+      </w:pPr>
+      <w:r>
+        <w:rPr>
+          <w:rFonts w:ascii="Consolas" w:hAnsi="Consolas" w:cs="Consolas"/>
+          <w:sz w:val="18"/>
+          <w:shd w:val="clear" w:color="auto" w:fill="EEF4F2"/>
+        </w:rPr>
+        <w:t>confirmOldMonthRemoval</w:t>
+      </w:r>
+      <w:r>
+        <w:t xml:space="preserve">: vraagt bevestiging voordat een correctie met </w:t>
+      </w:r>
+      <w:r>
+        <w:rPr>
+          <w:rFonts w:ascii="Consolas" w:hAnsi="Consolas" w:cs="Consolas"/>
+          <w:sz w:val="18"/>
+          <w:shd w:val="clear" w:color="auto" w:fill="EEF4F2"/>
+        </w:rPr>
+        <w:t>−</w:t>
+      </w:r>
+      <w:r>
+        <w:t xml:space="preserve"> een registratie uit een andere maand verwijdert.</w:t>
+      </w:r>
+    </w:p>
+    <w:p>
+      <w:pPr>
+        <w:pStyle w:val="Lijstalinea"/>
+        <w:numPr>
+          <w:ilvl w:val="0"/>
+          <w:numId w:val="3"/>
+        </w:numPr>
+        <w:contextualSpacing w:val="0"/>
+      </w:pPr>
+      <w:r>
+        <w:rPr>
+          <w:rFonts w:ascii="Consolas" w:hAnsi="Consolas" w:cs="Consolas"/>
+          <w:sz w:val="18"/>
+          <w:shd w:val="clear" w:color="auto" w:fill="EEF4F2"/>
+        </w:rPr>
+        <w:t>renderCorrectionList</w:t>
+      </w:r>
+      <w:r>
+        <w:t xml:space="preserve">: tekent de correctielijst opnieuw en geeft de knop </w:t>
+      </w:r>
+      <w:r>
+        <w:rPr>
+          <w:rFonts w:ascii="Consolas" w:hAnsi="Consolas" w:cs="Consolas"/>
+          <w:sz w:val="18"/>
+          <w:shd w:val="clear" w:color="auto" w:fill="EEF4F2"/>
+        </w:rPr>
+        <w:t>+</w:t>
+      </w:r>
+      <w:r>
+        <w:t xml:space="preserve"> of </w:t>
+      </w:r>
+      <w:r>
+        <w:rPr>
+          <w:rFonts w:ascii="Consolas" w:hAnsi="Consolas" w:cs="Consolas"/>
+          <w:sz w:val="18"/>
+          <w:shd w:val="clear" w:color="auto" w:fill="EEF4F2"/>
+        </w:rPr>
+        <w:t>−</w:t>
+      </w:r>
+      <w:r>
+        <w:t xml:space="preserve"> die de focus had, die focus terug.</w:t>
+      </w:r>
+    </w:p>
+    <w:p>
+      <w:r>
+        <w:rPr>
+          <w:rFonts w:ascii="Consolas" w:hAnsi="Consolas" w:cs="Consolas"/>
+          <w:b/>
+          <w:bCs/>
+          <w:sz w:val="18"/>
+          <w:shd w:val="clear" w:color="auto" w:fill="EEF4F2"/>
+        </w:rPr>
+        <w:t>StockController</w:t>
+      </w:r>
+      <w:r>
+        <w:t xml:space="preserve"> regelt het tabblad Voorraad. </w:t>
+      </w:r>
+      <w:r>
+        <w:rPr>
+          <w:rFonts w:ascii="Consolas" w:hAnsi="Consolas" w:cs="Consolas"/>
+          <w:sz w:val="18"/>
+          <w:shd w:val="clear" w:color="auto" w:fill="EEF4F2"/>
+        </w:rPr>
+        <w:t>saveStockField</w:t>
+      </w:r>
+      <w:r>
+        <w:t xml:space="preserve"> en </w:t>
+      </w:r>
+      <w:r>
+        <w:rPr>
+          <w:rFonts w:ascii="Consolas" w:hAnsi="Consolas" w:cs="Consolas"/>
+          <w:sz w:val="18"/>
+          <w:shd w:val="clear" w:color="auto" w:fill="EEF4F2"/>
+        </w:rPr>
+        <w:t>bookDelivery</w:t>
+      </w:r>
+      <w:r>
+        <w:t xml:space="preserve"> controleren dat voorraad en minimum hele getallen van 0 tot en met 100.000 zijn, en een levering van 1 tot en met 100.000. </w:t>
+      </w:r>
+      <w:r>
+        <w:rPr>
+          <w:rFonts w:ascii="Consolas" w:hAnsi="Consolas" w:cs="Consolas"/>
+          <w:sz w:val="18"/>
+          <w:shd w:val="clear" w:color="auto" w:fill="EEF4F2"/>
+        </w:rPr>
+        <w:t>isRepeatedDeliveryTap</w:t>
+      </w:r>
+      <w:r>
+        <w:t xml:space="preserve"> negeert een tweede tik op dezelfde knop </w:t>
+      </w:r>
+      <w:r>
+        <w:rPr>
+          <w:rFonts w:ascii="Consolas" w:hAnsi="Consolas" w:cs="Consolas"/>
+          <w:sz w:val="18"/>
+          <w:shd w:val="clear" w:color="auto" w:fill="EEF4F2"/>
+        </w:rPr>
+        <w:t>Toevoegen</w:t>
+      </w:r>
+      <w:r>
+        <w:t xml:space="preserve"> binnen 800 milliseconden.</w:t>
+      </w:r>
+    </w:p>
+    <w:p>
+      <w:r>
+        <w:rPr>
+          <w:rFonts w:ascii="Consolas" w:hAnsi="Consolas" w:cs="Consolas"/>
+          <w:b/>
+          <w:bCs/>
+          <w:sz w:val="18"/>
+          <w:shd w:val="clear" w:color="auto" w:fill="EEF4F2"/>
+        </w:rPr>
+        <w:t>FormController</w:t>
+      </w:r>
+      <w:r>
+        <w:t xml:space="preserve"> regelt de vier beheerformulieren (medewerker, product, bedrijf en consumptiepunt): openen (</w:t>
+      </w:r>
+      <w:r>
+        <w:rPr>
+          <w:rFonts w:ascii="Consolas" w:hAnsi="Consolas" w:cs="Consolas"/>
+          <w:sz w:val="18"/>
+          <w:shd w:val="clear" w:color="auto" w:fill="EEF4F2"/>
+        </w:rPr>
+        <w:t>openEmployeeForm</w:t>
+      </w:r>
+      <w:r>
+        <w:t xml:space="preserve">, </w:t>
+      </w:r>
+      <w:r>
+        <w:rPr>
+          <w:rFonts w:ascii="Consolas" w:hAnsi="Consolas" w:cs="Consolas"/>
+          <w:sz w:val="18"/>
+          <w:shd w:val="clear" w:color="auto" w:fill="EEF4F2"/>
+        </w:rPr>
+        <w:t>openEditEmployeeForm</w:t>
+      </w:r>
+      <w:r>
+        <w:t xml:space="preserve"> enzovoort), controleren en opslaan (</w:t>
+      </w:r>
+      <w:r>
+        <w:rPr>
+          <w:rFonts w:ascii="Consolas" w:hAnsi="Consolas" w:cs="Consolas"/>
+          <w:sz w:val="18"/>
+          <w:shd w:val="clear" w:color="auto" w:fill="EEF4F2"/>
+        </w:rPr>
+        <w:t>saveEmployee</w:t>
+      </w:r>
+      <w:r>
+        <w:t xml:space="preserve">, </w:t>
+      </w:r>
+      <w:r>
+        <w:rPr>
+          <w:rFonts w:ascii="Consolas" w:hAnsi="Consolas" w:cs="Consolas"/>
+          <w:sz w:val="18"/>
+          <w:shd w:val="clear" w:color="auto" w:fill="EEF4F2"/>
+        </w:rPr>
+        <w:t>saveProduct</w:t>
+      </w:r>
+      <w:r>
+        <w:t xml:space="preserve">, </w:t>
+      </w:r>
+      <w:r>
+        <w:rPr>
+          <w:rFonts w:ascii="Consolas" w:hAnsi="Consolas" w:cs="Consolas"/>
+          <w:sz w:val="18"/>
+          <w:shd w:val="clear" w:color="auto" w:fill="EEF4F2"/>
+        </w:rPr>
+        <w:t>saveCompany</w:t>
+      </w:r>
+      <w:r>
+        <w:t xml:space="preserve">, </w:t>
+      </w:r>
+      <w:r>
+        <w:rPr>
+          <w:rFonts w:ascii="Consolas" w:hAnsi="Consolas" w:cs="Consolas"/>
+          <w:sz w:val="18"/>
+          <w:shd w:val="clear" w:color="auto" w:fill="EEF4F2"/>
+        </w:rPr>
+        <w:t>savePoint</w:t>
+      </w:r>
+      <w:r>
+        <w:t xml:space="preserve">) en sluiten. De controles staan in </w:t>
+      </w:r>
+      <w:r>
+        <w:rPr>
+          <w:rFonts w:ascii="Consolas" w:hAnsi="Consolas" w:cs="Consolas"/>
+          <w:sz w:val="18"/>
+          <w:shd w:val="clear" w:color="auto" w:fill="EEF4F2"/>
+        </w:rPr>
+        <w:t>validateRequiredFields</w:t>
+      </w:r>
+      <w:r>
+        <w:t xml:space="preserve">, </w:t>
+      </w:r>
+      <w:r>
+        <w:rPr>
+          <w:rFonts w:ascii="Consolas" w:hAnsi="Consolas" w:cs="Consolas"/>
+          <w:sz w:val="18"/>
+          <w:shd w:val="clear" w:color="auto" w:fill="EEF4F2"/>
+        </w:rPr>
+        <w:t>validateNumberFields</w:t>
+      </w:r>
+      <w:r>
+        <w:t xml:space="preserve">, </w:t>
+      </w:r>
+      <w:r>
+        <w:rPr>
+          <w:rFonts w:ascii="Consolas" w:hAnsi="Consolas" w:cs="Consolas"/>
+          <w:sz w:val="18"/>
+          <w:shd w:val="clear" w:color="auto" w:fill="EEF4F2"/>
+        </w:rPr>
+        <w:t>isValidPrice</w:t>
+      </w:r>
+      <w:r>
+        <w:t xml:space="preserve">, </w:t>
+      </w:r>
+      <w:r>
+        <w:rPr>
+          <w:rFonts w:ascii="Consolas" w:hAnsi="Consolas" w:cs="Consolas"/>
+          <w:sz w:val="18"/>
+          <w:shd w:val="clear" w:color="auto" w:fill="EEF4F2"/>
+        </w:rPr>
+        <w:t>isDigitsOnly</w:t>
+      </w:r>
+      <w:r>
+        <w:t xml:space="preserve">, </w:t>
+      </w:r>
+      <w:r>
+        <w:rPr>
+          <w:rFonts w:ascii="Consolas" w:hAnsi="Consolas" w:cs="Consolas"/>
+          <w:sz w:val="18"/>
+          <w:shd w:val="clear" w:color="auto" w:fill="EEF4F2"/>
+        </w:rPr>
+        <w:t>validateBadgeField</w:t>
+      </w:r>
+      <w:r>
+        <w:t xml:space="preserve"> en </w:t>
+      </w:r>
+      <w:r>
+        <w:rPr>
+          <w:rFonts w:ascii="Consolas" w:hAnsi="Consolas" w:cs="Consolas"/>
+          <w:sz w:val="18"/>
+          <w:shd w:val="clear" w:color="auto" w:fill="EEF4F2"/>
+        </w:rPr>
+        <w:t>validateEmployeeAssignment</w:t>
+      </w:r>
+      <w:r>
+        <w:t xml:space="preserve">. </w:t>
+      </w:r>
+      <w:r>
+        <w:rPr>
+          <w:rFonts w:ascii="Consolas" w:hAnsi="Consolas" w:cs="Consolas"/>
+          <w:sz w:val="18"/>
+          <w:shd w:val="clear" w:color="auto" w:fill="EEF4F2"/>
+        </w:rPr>
+        <w:t>setSaveButtons</w:t>
+      </w:r>
+      <w:r>
+        <w:t xml:space="preserve"> zet de opslagknoppen van het medewerkers- en productformulier goed. Bij toevoegen staan er </w:t>
+      </w:r>
+      <w:r>
+        <w:rPr>
+          <w:rFonts w:ascii="Consolas" w:hAnsi="Consolas" w:cs="Consolas"/>
+          <w:sz w:val="18"/>
+          <w:shd w:val="clear" w:color="auto" w:fill="EEF4F2"/>
+        </w:rPr>
+        <w:t>Opslaan</w:t>
+      </w:r>
+      <w:r>
+        <w:t xml:space="preserve"> (secundair) en </w:t>
+      </w:r>
+      <w:r>
+        <w:rPr>
+          <w:rFonts w:ascii="Consolas" w:hAnsi="Consolas" w:cs="Consolas"/>
+          <w:sz w:val="18"/>
+          <w:shd w:val="clear" w:color="auto" w:fill="EEF4F2"/>
+        </w:rPr>
+        <w:t>Opslaan + opnieuw</w:t>
+      </w:r>
+      <w:r>
+        <w:t xml:space="preserve"> (primair), bij wijzigen alleen </w:t>
+      </w:r>
+      <w:r>
+        <w:rPr>
+          <w:rFonts w:ascii="Consolas" w:hAnsi="Consolas" w:cs="Consolas"/>
+          <w:sz w:val="18"/>
+          <w:shd w:val="clear" w:color="auto" w:fill="EEF4F2"/>
+        </w:rPr>
+        <w:t>Opslaan</w:t>
+      </w:r>
+      <w:r>
+        <w:t xml:space="preserve">, en die is dan primair. Bij het openen van een wijzigformulier onthoudt </w:t>
+      </w:r>
+      <w:r>
+        <w:rPr>
+          <w:rFonts w:ascii="Consolas" w:hAnsi="Consolas" w:cs="Consolas"/>
+          <w:sz w:val="18"/>
+          <w:shd w:val="clear" w:color="auto" w:fill="EEF4F2"/>
+        </w:rPr>
+        <w:t>rememberEditing</w:t>
+      </w:r>
+      <w:r>
+        <w:t xml:space="preserve"> een kopie van het gegeven. </w:t>
+      </w:r>
+      <w:r>
+        <w:rPr>
+          <w:rFonts w:ascii="Consolas" w:hAnsi="Consolas" w:cs="Consolas"/>
+          <w:sz w:val="18"/>
+          <w:shd w:val="clear" w:color="auto" w:fill="EEF4F2"/>
+        </w:rPr>
+        <w:t>closeStaleForms</w:t>
+      </w:r>
+      <w:r>
+        <w:t xml:space="preserve"> vergelijkt die kopie bij een wijziging in een ander tabblad en sluit het formulier als het gegeven intussen is verwijderd of gewijzigd.</w:t>
       </w:r>
     </w:p>
     <w:p>
@@ -16327,7 +18325,7 @@
         <w:pStyle w:val="Kop3"/>
         <w:keepNext/>
       </w:pPr>
-      <w:bookmarkStart w:id="75" w:name="k40"/>
+      <w:bookmarkStart w:id="76" w:name="k41"/>
       <w:r>
         <w:rPr>
           <w:rFonts w:ascii="Consolas" w:hAnsi="Consolas" w:cs="Consolas"/>
@@ -16336,7 +18334,7 @@
         </w:rPr>
         <w:t>CsvExport</w:t>
       </w:r>
-      <w:bookmarkEnd w:id="75"/>
+      <w:bookmarkEnd w:id="76"/>
     </w:p>
     <w:p>
       <w:r>
@@ -16348,7 +18346,7 @@
         <w:pStyle w:val="Kop3"/>
         <w:keepNext/>
       </w:pPr>
-      <w:bookmarkStart w:id="76" w:name="k41"/>
+      <w:bookmarkStart w:id="77" w:name="k42"/>
       <w:r>
         <w:rPr>
           <w:rFonts w:ascii="Consolas" w:hAnsi="Consolas" w:cs="Consolas"/>
@@ -16357,7 +18355,7 @@
         </w:rPr>
         <w:t>ThemeManager</w:t>
       </w:r>
-      <w:bookmarkEnd w:id="76"/>
+      <w:bookmarkEnd w:id="77"/>
     </w:p>
     <w:p>
       <w:r>
@@ -16446,7 +18444,7 @@
         <w:pStyle w:val="Kop3"/>
         <w:keepNext/>
       </w:pPr>
-      <w:bookmarkStart w:id="77" w:name="k42"/>
+      <w:bookmarkStart w:id="78" w:name="k43"/>
       <w:r>
         <w:rPr>
           <w:rFonts w:ascii="Consolas" w:hAnsi="Consolas" w:cs="Consolas"/>
@@ -16455,7 +18453,7 @@
         </w:rPr>
         <w:t>FaceRecognitionDemo</w:t>
       </w:r>
-      <w:bookmarkEnd w:id="77"/>
+      <w:bookmarkEnd w:id="78"/>
     </w:p>
     <w:p>
       <w:r>
@@ -16621,7 +18619,7 @@
         <w:pStyle w:val="Kop3"/>
         <w:keepNext/>
       </w:pPr>
-      <w:bookmarkStart w:id="78" w:name="k43"/>
+      <w:bookmarkStart w:id="79" w:name="k44"/>
       <w:r>
         <w:rPr>
           <w:rFonts w:ascii="Consolas" w:hAnsi="Consolas" w:cs="Consolas"/>
@@ -16630,7 +18628,7 @@
         </w:rPr>
         <w:t>BadgeReader</w:t>
       </w:r>
-      <w:bookmarkEnd w:id="78"/>
+      <w:bookmarkEnd w:id="79"/>
     </w:p>
     <w:p>
       <w:r>
@@ -16653,7 +18651,7 @@
           <w:sz w:val="18"/>
           <w:shd w:val="clear" w:color="auto" w:fill="EEF4F2"/>
         </w:rPr>
-        <w:t>RegistrationApp.handleBadgeKey</w:t>
+        <w:t>BadgeController.handleBadgeKey</w:t>
       </w:r>
       <w:r>
         <w:t xml:space="preserve">, ook als er een venster open is, en dan doet </w:t>
@@ -16796,7 +18794,7 @@
           <w:sz w:val="18"/>
           <w:shd w:val="clear" w:color="auto" w:fill="EEF4F2"/>
         </w:rPr>
-        <w:t>recognizeBadge</w:t>
+        <w:t>BadgeController.recognizeBadge</w:t>
       </w:r>
       <w:r>
         <w:t xml:space="preserve">, met </w:t>
@@ -16862,7 +18860,7 @@
         <w:pStyle w:val="Kop3"/>
         <w:keepNext/>
       </w:pPr>
-      <w:bookmarkStart w:id="79" w:name="k44"/>
+      <w:bookmarkStart w:id="80" w:name="k45"/>
       <w:r>
         <w:rPr>
           <w:rFonts w:ascii="Consolas" w:hAnsi="Consolas" w:cs="Consolas"/>
@@ -16871,7 +18869,7 @@
         </w:rPr>
         <w:t>icons.js</w:t>
       </w:r>
-      <w:bookmarkEnd w:id="79"/>
+      <w:bookmarkEnd w:id="80"/>
     </w:p>
     <w:p>
       <w:r>
@@ -16916,8 +18914,8 @@
         <w:pStyle w:val="Kop2"/>
         <w:keepNext/>
       </w:pPr>
-      <w:bookmarkStart w:id="80" w:name="k45"/>
-      <w:bookmarkStart w:id="81" w:name="_Toc242689019"/>
+      <w:bookmarkStart w:id="81" w:name="k46"/>
+      <w:bookmarkStart w:id="82" w:name="_Toc242690518"/>
       <w:r>
         <w:rPr>
           <w:rFonts w:ascii="Consolas" w:hAnsi="Consolas" w:cs="Consolas"/>
@@ -16926,8 +18924,8 @@
         </w:rPr>
         <w:t>renderEmployees</w:t>
       </w:r>
-      <w:bookmarkEnd w:id="80"/>
       <w:bookmarkEnd w:id="81"/>
+      <w:bookmarkEnd w:id="82"/>
     </w:p>
     <w:p>
       <w:r>
@@ -17057,8 +19055,8 @@
         <w:pStyle w:val="Kop2"/>
         <w:keepNext/>
       </w:pPr>
-      <w:bookmarkStart w:id="82" w:name="k46"/>
-      <w:bookmarkStart w:id="83" w:name="_Toc242689020"/>
+      <w:bookmarkStart w:id="83" w:name="k47"/>
+      <w:bookmarkStart w:id="84" w:name="_Toc242690519"/>
       <w:r>
         <w:rPr>
           <w:rFonts w:ascii="Consolas" w:hAnsi="Consolas" w:cs="Consolas"/>
@@ -17067,8 +19065,8 @@
         </w:rPr>
         <w:t>renderStats</w:t>
       </w:r>
-      <w:bookmarkEnd w:id="82"/>
       <w:bookmarkEnd w:id="83"/>
+      <w:bookmarkEnd w:id="84"/>
     </w:p>
     <w:p>
       <w:r>
@@ -17134,8 +19132,8 @@
         <w:pStyle w:val="Kop2"/>
         <w:keepNext/>
       </w:pPr>
-      <w:bookmarkStart w:id="84" w:name="k47"/>
-      <w:bookmarkStart w:id="85" w:name="_Toc242689021"/>
+      <w:bookmarkStart w:id="85" w:name="k48"/>
+      <w:bookmarkStart w:id="86" w:name="_Toc242690520"/>
       <w:r>
         <w:rPr>
           <w:rFonts w:ascii="Consolas" w:hAnsi="Consolas" w:cs="Consolas"/>
@@ -17144,8 +19142,8 @@
         </w:rPr>
         <w:t>registerSelectedProducts</w:t>
       </w:r>
-      <w:bookmarkEnd w:id="84"/>
       <w:bookmarkEnd w:id="85"/>
+      <w:bookmarkEnd w:id="86"/>
     </w:p>
     <w:p>
       <w:r>
@@ -17157,7 +19155,7 @@
           <w:sz w:val="18"/>
           <w:shd w:val="clear" w:color="auto" w:fill="EEF4F2"/>
         </w:rPr>
-        <w:t>RegistrationApp.registerSelectedProducts</w:t>
+        <w:t>EmployeeController.registerSelectedProducts</w:t>
       </w:r>
       <w:r>
         <w:t xml:space="preserve"> wordt uitgevoerd na een klik op </w:t>
@@ -17272,7 +19270,7 @@
           <w:sz w:val="18"/>
           <w:shd w:val="clear" w:color="auto" w:fill="EEF4F2"/>
         </w:rPr>
-        <w:t>RegistrationApp.addCorrection</w:t>
+        <w:t>CorrectionController.addCorrection</w:t>
       </w:r>
       <w:r>
         <w:t xml:space="preserve"> en komen ook in het logboek.</w:t>
@@ -17283,8 +19281,8 @@
         <w:pStyle w:val="Kop2"/>
         <w:keepNext/>
       </w:pPr>
-      <w:bookmarkStart w:id="86" w:name="k48"/>
-      <w:bookmarkStart w:id="87" w:name="_Toc242689022"/>
+      <w:bookmarkStart w:id="87" w:name="k49"/>
+      <w:bookmarkStart w:id="88" w:name="_Toc242690521"/>
       <w:r>
         <w:rPr>
           <w:rFonts w:ascii="Consolas" w:hAnsi="Consolas" w:cs="Consolas"/>
@@ -17293,8 +19291,8 @@
         </w:rPr>
         <w:t>renderAll</w:t>
       </w:r>
-      <w:bookmarkEnd w:id="86"/>
       <w:bookmarkEnd w:id="87"/>
+      <w:bookmarkEnd w:id="88"/>
     </w:p>
     <w:p>
       <w:r>
@@ -17350,8 +19348,8 @@
         <w:pStyle w:val="Kop2"/>
         <w:keepNext/>
       </w:pPr>
-      <w:bookmarkStart w:id="88" w:name="k49"/>
-      <w:bookmarkStart w:id="89" w:name="_Toc242689023"/>
+      <w:bookmarkStart w:id="89" w:name="k50"/>
+      <w:bookmarkStart w:id="90" w:name="_Toc242690522"/>
       <w:r>
         <w:rPr>
           <w:rFonts w:ascii="Consolas" w:hAnsi="Consolas" w:cs="Consolas"/>
@@ -17360,8 +19358,8 @@
         </w:rPr>
         <w:t>renderEmployeeProducts</w:t>
       </w:r>
-      <w:bookmarkEnd w:id="88"/>
       <w:bookmarkEnd w:id="89"/>
+      <w:bookmarkEnd w:id="90"/>
     </w:p>
     <w:p>
       <w:r>
@@ -17450,8 +19448,8 @@
         <w:pStyle w:val="Kop2"/>
         <w:keepNext/>
       </w:pPr>
-      <w:bookmarkStart w:id="90" w:name="k50"/>
-      <w:bookmarkStart w:id="91" w:name="_Toc242689024"/>
+      <w:bookmarkStart w:id="91" w:name="k51"/>
+      <w:bookmarkStart w:id="92" w:name="_Toc242690523"/>
       <w:r>
         <w:rPr>
           <w:rFonts w:ascii="Consolas" w:hAnsi="Consolas" w:cs="Consolas"/>
@@ -17460,8 +19458,8 @@
         </w:rPr>
         <w:t>showToast</w:t>
       </w:r>
-      <w:bookmarkEnd w:id="90"/>
       <w:bookmarkEnd w:id="91"/>
+      <w:bookmarkEnd w:id="92"/>
     </w:p>
     <w:p>
       <w:r>
@@ -17495,13 +19493,13 @@
         <w:pStyle w:val="Kop2"/>
         <w:keepNext/>
       </w:pPr>
-      <w:bookmarkStart w:id="92" w:name="k51"/>
-      <w:bookmarkStart w:id="93" w:name="_Toc242689025"/>
+      <w:bookmarkStart w:id="93" w:name="k52"/>
+      <w:bookmarkStart w:id="94" w:name="_Toc242690524"/>
       <w:r>
         <w:t>OPSLAGFOUTEN EN TERUGDRAAIEN</w:t>
       </w:r>
-      <w:bookmarkEnd w:id="92"/>
       <w:bookmarkEnd w:id="93"/>
+      <w:bookmarkEnd w:id="94"/>
     </w:p>
     <w:p>
       <w:r>
@@ -17535,13 +19533,13 @@
         <w:pStyle w:val="Kop2"/>
         <w:keepNext/>
       </w:pPr>
-      <w:bookmarkStart w:id="94" w:name="k52"/>
-      <w:bookmarkStart w:id="95" w:name="_Toc242689026"/>
+      <w:bookmarkStart w:id="95" w:name="k53"/>
+      <w:bookmarkStart w:id="96" w:name="_Toc242690525"/>
       <w:r>
         <w:t>ADMINFUNCTIES</w:t>
       </w:r>
-      <w:bookmarkEnd w:id="94"/>
       <w:bookmarkEnd w:id="95"/>
+      <w:bookmarkEnd w:id="96"/>
     </w:p>
     <w:p>
       <w:r>
@@ -17676,7 +19674,7 @@
           <w:sz w:val="18"/>
           <w:shd w:val="clear" w:color="auto" w:fill="EEF4F2"/>
         </w:rPr>
-        <w:t>RegistrationApp</w:t>
+        <w:t>AdminController</w:t>
       </w:r>
       <w:r>
         <w:t xml:space="preserve"> hierboven).</w:t>
@@ -17781,8 +19779,8 @@
         <w:pStyle w:val="Kop2"/>
         <w:keepNext/>
       </w:pPr>
-      <w:bookmarkStart w:id="96" w:name="k53"/>
-      <w:bookmarkStart w:id="97" w:name="_Toc242689027"/>
+      <w:bookmarkStart w:id="97" w:name="k54"/>
+      <w:bookmarkStart w:id="98" w:name="_Toc242690526"/>
       <w:r>
         <w:t xml:space="preserve">CSV-EXPORT (CLASS </w:t>
       </w:r>
@@ -17803,13 +19801,13 @@
           <w:sz w:val="18"/>
           <w:shd w:val="clear" w:color="auto" w:fill="EEF4F2"/>
         </w:rPr>
-        <w:t>csvExport.js</w:t>
+        <w:t>CsvExport.js</w:t>
       </w:r>
       <w:r>
         <w:t>)</w:t>
       </w:r>
-      <w:bookmarkEnd w:id="96"/>
       <w:bookmarkEnd w:id="97"/>
+      <w:bookmarkEnd w:id="98"/>
     </w:p>
     <w:p>
       <w:r>
@@ -17832,7 +19830,7 @@
           <w:sz w:val="18"/>
           <w:shd w:val="clear" w:color="auto" w:fill="EEF4F2"/>
         </w:rPr>
-        <w:t>RegistrationApp.exportCsv</w:t>
+        <w:t>AdminController.exportCsv</w:t>
       </w:r>
       <w:r>
         <w:t xml:space="preserve"> (alleen als een beheerder is ingelogd) de methode </w:t>
@@ -18189,13 +20187,13 @@
         <w:pStyle w:val="Kop2"/>
         <w:keepNext/>
       </w:pPr>
-      <w:bookmarkStart w:id="98" w:name="k54"/>
-      <w:bookmarkStart w:id="99" w:name="_Toc242689028"/>
+      <w:bookmarkStart w:id="99" w:name="k55"/>
+      <w:bookmarkStart w:id="100" w:name="_Toc242690527"/>
       <w:r>
         <w:t>EVENT LISTENERS</w:t>
       </w:r>
-      <w:bookmarkEnd w:id="98"/>
       <w:bookmarkEnd w:id="99"/>
+      <w:bookmarkEnd w:id="100"/>
     </w:p>
     <w:p>
       <w:r>
@@ -18794,13 +20792,13 @@
           <w:numId w:val="37"/>
         </w:numPr>
       </w:pPr>
-      <w:bookmarkStart w:id="100" w:name="k55"/>
-      <w:bookmarkStart w:id="101" w:name="_Toc242689029"/>
+      <w:bookmarkStart w:id="101" w:name="k56"/>
+      <w:bookmarkStart w:id="102" w:name="_Toc242690528"/>
       <w:r>
         <w:t>DATAMODEL EN KOPPELINGEN.</w:t>
       </w:r>
-      <w:bookmarkEnd w:id="100"/>
       <w:bookmarkEnd w:id="101"/>
+      <w:bookmarkEnd w:id="102"/>
     </w:p>
     <w:p>
       <w:r>
@@ -18812,13 +20810,13 @@
         <w:pStyle w:val="Kop2"/>
         <w:keepNext/>
       </w:pPr>
-      <w:bookmarkStart w:id="102" w:name="k56"/>
-      <w:bookmarkStart w:id="103" w:name="_Toc242689030"/>
+      <w:bookmarkStart w:id="103" w:name="k57"/>
+      <w:bookmarkStart w:id="104" w:name="_Toc242690529"/>
       <w:r>
         <w:t>BEDRIJVEN</w:t>
       </w:r>
-      <w:bookmarkEnd w:id="102"/>
       <w:bookmarkEnd w:id="103"/>
+      <w:bookmarkEnd w:id="104"/>
     </w:p>
     <w:tbl>
       <w:tblPr>
@@ -19023,13 +21021,13 @@
         <w:pStyle w:val="Kop2"/>
         <w:keepNext/>
       </w:pPr>
-      <w:bookmarkStart w:id="104" w:name="k57"/>
-      <w:bookmarkStart w:id="105" w:name="_Toc242689031"/>
+      <w:bookmarkStart w:id="105" w:name="k58"/>
+      <w:bookmarkStart w:id="106" w:name="_Toc242690530"/>
       <w:r>
         <w:t>CONSUMPTIEPUNTEN</w:t>
       </w:r>
-      <w:bookmarkEnd w:id="104"/>
       <w:bookmarkEnd w:id="105"/>
+      <w:bookmarkEnd w:id="106"/>
     </w:p>
     <w:tbl>
       <w:tblPr>
@@ -19342,13 +21340,13 @@
         <w:pStyle w:val="Kop2"/>
         <w:keepNext/>
       </w:pPr>
-      <w:bookmarkStart w:id="106" w:name="k58"/>
-      <w:bookmarkStart w:id="107" w:name="_Toc242689032"/>
+      <w:bookmarkStart w:id="107" w:name="k59"/>
+      <w:bookmarkStart w:id="108" w:name="_Toc242690531"/>
       <w:r>
         <w:t>MEDEWERKERS</w:t>
       </w:r>
-      <w:bookmarkEnd w:id="106"/>
       <w:bookmarkEnd w:id="107"/>
+      <w:bookmarkEnd w:id="108"/>
     </w:p>
     <w:tbl>
       <w:tblPr>
@@ -19898,13 +21896,13 @@
         <w:pStyle w:val="Kop2"/>
         <w:keepNext/>
       </w:pPr>
-      <w:bookmarkStart w:id="108" w:name="k59"/>
-      <w:bookmarkStart w:id="109" w:name="_Toc242689033"/>
+      <w:bookmarkStart w:id="109" w:name="k60"/>
+      <w:bookmarkStart w:id="110" w:name="_Toc242690532"/>
       <w:r>
         <w:t>REGISTRATIES</w:t>
       </w:r>
-      <w:bookmarkEnd w:id="108"/>
       <w:bookmarkEnd w:id="109"/>
+      <w:bookmarkEnd w:id="110"/>
     </w:p>
     <w:tbl>
       <w:tblPr>
@@ -20464,13 +22462,13 @@
           <w:numId w:val="37"/>
         </w:numPr>
       </w:pPr>
-      <w:bookmarkStart w:id="110" w:name="k60"/>
-      <w:bookmarkStart w:id="111" w:name="_Toc242689034"/>
+      <w:bookmarkStart w:id="111" w:name="k61"/>
+      <w:bookmarkStart w:id="112" w:name="_Toc242690533"/>
       <w:r>
         <w:t>BELANGRIJKE DEMO-BEPERKINGEN.</w:t>
       </w:r>
-      <w:bookmarkEnd w:id="110"/>
       <w:bookmarkEnd w:id="111"/>
+      <w:bookmarkEnd w:id="112"/>
     </w:p>
     <w:p>
       <w:r>
@@ -20755,13 +22753,13 @@
           <w:numId w:val="37"/>
         </w:numPr>
       </w:pPr>
-      <w:bookmarkStart w:id="112" w:name="k61"/>
-      <w:bookmarkStart w:id="113" w:name="_Toc242689035"/>
+      <w:bookmarkStart w:id="113" w:name="k62"/>
+      <w:bookmarkStart w:id="114" w:name="_Toc242690534"/>
       <w:r>
         <w:t>CODE UITLEGGEN TIJDENS EEN PRESENTATIE.</w:t>
       </w:r>
-      <w:bookmarkEnd w:id="112"/>
       <w:bookmarkEnd w:id="113"/>
+      <w:bookmarkEnd w:id="114"/>
     </w:p>
     <w:p>
       <w:r>
@@ -20897,7 +22895,40 @@
         <w:t>RegistrationApp</w:t>
       </w:r>
       <w:r>
-        <w:t xml:space="preserve"> weet welke actie bij een klik of formulier hoort.</w:t>
+        <w:t xml:space="preserve"> weet welke actie bij een klik of formulier hoort. De kleinere onderdelen van de controller (zoals </w:t>
+      </w:r>
+      <w:r>
+        <w:rPr>
+          <w:rFonts w:ascii="Consolas" w:hAnsi="Consolas" w:cs="Consolas"/>
+          <w:sz w:val="18"/>
+          <w:shd w:val="clear" w:color="auto" w:fill="EEF4F2"/>
+        </w:rPr>
+        <w:t>AdminController</w:t>
+      </w:r>
+      <w:r>
+        <w:t xml:space="preserve">, </w:t>
+      </w:r>
+      <w:r>
+        <w:rPr>
+          <w:rFonts w:ascii="Consolas" w:hAnsi="Consolas" w:cs="Consolas"/>
+          <w:sz w:val="18"/>
+          <w:shd w:val="clear" w:color="auto" w:fill="EEF4F2"/>
+        </w:rPr>
+        <w:t>FormController</w:t>
+      </w:r>
+      <w:r>
+        <w:t xml:space="preserve"> en </w:t>
+      </w:r>
+      <w:r>
+        <w:rPr>
+          <w:rFonts w:ascii="Consolas" w:hAnsi="Consolas" w:cs="Consolas"/>
+          <w:sz w:val="18"/>
+          <w:shd w:val="clear" w:color="auto" w:fill="EEF4F2"/>
+        </w:rPr>
+        <w:t>FaceController</w:t>
+      </w:r>
+      <w:r>
+        <w:t>) voeren die actie uit, ieder voor een eigen deel van het scherm.</w:t>
       </w:r>
     </w:p>
     <w:p>
@@ -20972,6 +23003,7 @@
         <w:tabs>
           <w:tab w:val="left" w:pos="720"/>
         </w:tabs>
+        <w:spacing w:after="60"/>
         <w:ind w:hanging="360"/>
         <w:contextualSpacing w:val="0"/>
       </w:pPr>
@@ -20996,6 +23028,38 @@
       </w:r>
       <w:r>
         <w:t xml:space="preserve"> weet hoe de camera en de demo gezichtsherkenning werken.</w:t>
+      </w:r>
+    </w:p>
+    <w:p>
+      <w:pPr>
+        <w:pStyle w:val="Lijstalinea"/>
+        <w:tabs>
+          <w:tab w:val="left" w:pos="720"/>
+        </w:tabs>
+        <w:ind w:hanging="360"/>
+        <w:contextualSpacing w:val="0"/>
+      </w:pPr>
+      <w:r>
+        <w:rPr>
+          <w:b/>
+          <w:bCs/>
+          <w:color w:val="38B5A8"/>
+        </w:rPr>
+        <w:t>8.</w:t>
+      </w:r>
+      <w:r>
+        <w:tab/>
+      </w:r>
+      <w:r>
+        <w:rPr>
+          <w:rFonts w:ascii="Consolas" w:hAnsi="Consolas" w:cs="Consolas"/>
+          <w:sz w:val="18"/>
+          <w:shd w:val="clear" w:color="auto" w:fill="EEF4F2"/>
+        </w:rPr>
+        <w:t>BadgeReader</w:t>
+      </w:r>
+      <w:r>
+        <w:t xml:space="preserve"> weet wanneer snel getypte tekens een scan van de pasjeslezer zijn.</w:t>
       </w:r>
     </w:p>
     <w:p>
@@ -21040,13 +23104,13 @@
           <w:numId w:val="37"/>
         </w:numPr>
       </w:pPr>
-      <w:bookmarkStart w:id="114" w:name="k62"/>
-      <w:bookmarkStart w:id="115" w:name="_Toc242689036"/>
+      <w:bookmarkStart w:id="115" w:name="k63"/>
+      <w:bookmarkStart w:id="116" w:name="_Toc242690535"/>
       <w:r>
         <w:t>MOGELIJKE VERVOLGSTAPPEN.</w:t>
       </w:r>
-      <w:bookmarkEnd w:id="114"/>
       <w:bookmarkEnd w:id="115"/>
+      <w:bookmarkEnd w:id="116"/>
     </w:p>
     <w:p>
       <w:pPr>
@@ -21260,6 +23324,8 @@
       </w:r>
       <w:r>
         <w:tab/>
+      </w:r>
+      <w:r>
         <w:t>Voeg naast het maandfilter ook jaar- en periodefilters toe.</w:t>
       </w:r>
     </w:p>

--- a/docs/DOCUMENTATIE.docx
+++ b/docs/DOCUMENTATIE.docx
@@ -82,8 +82,9 @@
           <w:numId w:val="0"/>
         </w:numPr>
       </w:pPr>
-      <w:bookmarkStart w:id="0" w:name="_Toc242690482"/>
-      <w:r>
+      <w:bookmarkStart w:id="0" w:name="_Toc242690781"/>
+      <w:r>
+        <w:lastRenderedPageBreak/>
         <w:t>INHOUDSOPGAVE.</w:t>
       </w:r>
       <w:bookmarkEnd w:id="0"/>
@@ -112,7 +113,7 @@
       <w:r>
         <w:fldChar w:fldCharType="separate"/>
       </w:r>
-      <w:hyperlink w:anchor="_Toc242690482" w:history="1">
+      <w:hyperlink w:anchor="_Toc242690781" w:history="1">
         <w:r>
           <w:rPr>
             <w:rStyle w:val="Hyperlink"/>
@@ -139,7 +140,7 @@
             <w:noProof/>
             <w:webHidden/>
           </w:rPr>
-          <w:instrText xml:space="preserve"> PAGEREF _Toc242690482 \h </w:instrText>
+          <w:instrText xml:space="preserve"> PAGEREF _Toc242690781 \h </w:instrText>
         </w:r>
         <w:r>
           <w:rPr>
@@ -186,7 +187,7 @@
           <w:lang w:eastAsia="nl-NL"/>
         </w:rPr>
       </w:pPr>
-      <w:hyperlink w:anchor="_Toc242690483" w:history="1">
+      <w:hyperlink w:anchor="_Toc242690782" w:history="1">
         <w:r>
           <w:rPr>
             <w:rStyle w:val="Hyperlink"/>
@@ -231,7 +232,7 @@
             <w:noProof/>
             <w:webHidden/>
           </w:rPr>
-          <w:instrText xml:space="preserve"> PAGEREF _Toc242690483 \h </w:instrText>
+          <w:instrText xml:space="preserve"> PAGEREF _Toc242690782 \h </w:instrText>
         </w:r>
         <w:r>
           <w:rPr>
@@ -278,7 +279,7 @@
           <w:lang w:eastAsia="nl-NL"/>
         </w:rPr>
       </w:pPr>
-      <w:hyperlink w:anchor="_Toc242690484" w:history="1">
+      <w:hyperlink w:anchor="_Toc242690783" w:history="1">
         <w:r>
           <w:rPr>
             <w:rStyle w:val="Hyperlink"/>
@@ -323,7 +324,7 @@
             <w:noProof/>
             <w:webHidden/>
           </w:rPr>
-          <w:instrText xml:space="preserve"> PAGEREF _Toc242690484 \h </w:instrText>
+          <w:instrText xml:space="preserve"> PAGEREF _Toc242690783 \h </w:instrText>
         </w:r>
         <w:r>
           <w:rPr>
@@ -370,7 +371,7 @@
           <w:lang w:eastAsia="nl-NL"/>
         </w:rPr>
       </w:pPr>
-      <w:hyperlink w:anchor="_Toc242690485" w:history="1">
+      <w:hyperlink w:anchor="_Toc242690784" w:history="1">
         <w:r>
           <w:rPr>
             <w:rStyle w:val="Hyperlink"/>
@@ -415,7 +416,7 @@
             <w:noProof/>
             <w:webHidden/>
           </w:rPr>
-          <w:instrText xml:space="preserve"> PAGEREF _Toc242690485 \h </w:instrText>
+          <w:instrText xml:space="preserve"> PAGEREF _Toc242690784 \h </w:instrText>
         </w:r>
         <w:r>
           <w:rPr>
@@ -462,7 +463,7 @@
           <w:lang w:eastAsia="nl-NL"/>
         </w:rPr>
       </w:pPr>
-      <w:hyperlink w:anchor="_Toc242690486" w:history="1">
+      <w:hyperlink w:anchor="_Toc242690785" w:history="1">
         <w:r>
           <w:rPr>
             <w:rStyle w:val="Hyperlink"/>
@@ -507,7 +508,7 @@
             <w:noProof/>
             <w:webHidden/>
           </w:rPr>
-          <w:instrText xml:space="preserve"> PAGEREF _Toc242690486 \h </w:instrText>
+          <w:instrText xml:space="preserve"> PAGEREF _Toc242690785 \h </w:instrText>
         </w:r>
         <w:r>
           <w:rPr>
@@ -554,7 +555,7 @@
           <w:lang w:eastAsia="nl-NL"/>
         </w:rPr>
       </w:pPr>
-      <w:hyperlink w:anchor="_Toc242690487" w:history="1">
+      <w:hyperlink w:anchor="_Toc242690786" w:history="1">
         <w:r>
           <w:rPr>
             <w:rStyle w:val="Hyperlink"/>
@@ -599,7 +600,7 @@
             <w:noProof/>
             <w:webHidden/>
           </w:rPr>
-          <w:instrText xml:space="preserve"> PAGEREF _Toc242690487 \h </w:instrText>
+          <w:instrText xml:space="preserve"> PAGEREF _Toc242690786 \h </w:instrText>
         </w:r>
         <w:r>
           <w:rPr>
@@ -646,7 +647,7 @@
           <w:lang w:eastAsia="nl-NL"/>
         </w:rPr>
       </w:pPr>
-      <w:hyperlink w:anchor="_Toc242690488" w:history="1">
+      <w:hyperlink w:anchor="_Toc242690787" w:history="1">
         <w:r>
           <w:rPr>
             <w:rStyle w:val="Hyperlink"/>
@@ -691,7 +692,7 @@
             <w:noProof/>
             <w:webHidden/>
           </w:rPr>
-          <w:instrText xml:space="preserve"> PAGEREF _Toc242690488 \h </w:instrText>
+          <w:instrText xml:space="preserve"> PAGEREF _Toc242690787 \h </w:instrText>
         </w:r>
         <w:r>
           <w:rPr>
@@ -738,7 +739,7 @@
           <w:lang w:eastAsia="nl-NL"/>
         </w:rPr>
       </w:pPr>
-      <w:hyperlink w:anchor="_Toc242690489" w:history="1">
+      <w:hyperlink w:anchor="_Toc242690788" w:history="1">
         <w:r>
           <w:rPr>
             <w:rStyle w:val="Hyperlink"/>
@@ -783,7 +784,7 @@
             <w:noProof/>
             <w:webHidden/>
           </w:rPr>
-          <w:instrText xml:space="preserve"> PAGEREF _Toc242690489 \h </w:instrText>
+          <w:instrText xml:space="preserve"> PAGEREF _Toc242690788 \h </w:instrText>
         </w:r>
         <w:r>
           <w:rPr>
@@ -830,7 +831,7 @@
           <w:lang w:eastAsia="nl-NL"/>
         </w:rPr>
       </w:pPr>
-      <w:hyperlink w:anchor="_Toc242690490" w:history="1">
+      <w:hyperlink w:anchor="_Toc242690789" w:history="1">
         <w:r>
           <w:rPr>
             <w:rStyle w:val="Hyperlink"/>
@@ -875,7 +876,7 @@
             <w:noProof/>
             <w:webHidden/>
           </w:rPr>
-          <w:instrText xml:space="preserve"> PAGEREF _Toc242690490 \h </w:instrText>
+          <w:instrText xml:space="preserve"> PAGEREF _Toc242690789 \h </w:instrText>
         </w:r>
         <w:r>
           <w:rPr>
@@ -922,7 +923,7 @@
           <w:lang w:eastAsia="nl-NL"/>
         </w:rPr>
       </w:pPr>
-      <w:hyperlink w:anchor="_Toc242690491" w:history="1">
+      <w:hyperlink w:anchor="_Toc242690790" w:history="1">
         <w:r>
           <w:rPr>
             <w:rStyle w:val="Hyperlink"/>
@@ -967,7 +968,7 @@
             <w:noProof/>
             <w:webHidden/>
           </w:rPr>
-          <w:instrText xml:space="preserve"> PAGEREF _Toc242690491 \h </w:instrText>
+          <w:instrText xml:space="preserve"> PAGEREF _Toc242690790 \h </w:instrText>
         </w:r>
         <w:r>
           <w:rPr>
@@ -1014,7 +1015,7 @@
           <w:lang w:eastAsia="nl-NL"/>
         </w:rPr>
       </w:pPr>
-      <w:hyperlink w:anchor="_Toc242690492" w:history="1">
+      <w:hyperlink w:anchor="_Toc242690791" w:history="1">
         <w:r>
           <w:rPr>
             <w:rStyle w:val="Hyperlink"/>
@@ -1059,7 +1060,7 @@
             <w:noProof/>
             <w:webHidden/>
           </w:rPr>
-          <w:instrText xml:space="preserve"> PAGEREF _Toc242690492 \h </w:instrText>
+          <w:instrText xml:space="preserve"> PAGEREF _Toc242690791 \h </w:instrText>
         </w:r>
         <w:r>
           <w:rPr>
@@ -1106,7 +1107,7 @@
           <w:lang w:eastAsia="nl-NL"/>
         </w:rPr>
       </w:pPr>
-      <w:hyperlink w:anchor="_Toc242690493" w:history="1">
+      <w:hyperlink w:anchor="_Toc242690792" w:history="1">
         <w:r>
           <w:rPr>
             <w:rStyle w:val="Hyperlink"/>
@@ -1151,7 +1152,7 @@
             <w:noProof/>
             <w:webHidden/>
           </w:rPr>
-          <w:instrText xml:space="preserve"> PAGEREF _Toc242690493 \h </w:instrText>
+          <w:instrText xml:space="preserve"> PAGEREF _Toc242690792 \h </w:instrText>
         </w:r>
         <w:r>
           <w:rPr>
@@ -1198,7 +1199,7 @@
           <w:lang w:eastAsia="nl-NL"/>
         </w:rPr>
       </w:pPr>
-      <w:hyperlink w:anchor="_Toc242690494" w:history="1">
+      <w:hyperlink w:anchor="_Toc242690793" w:history="1">
         <w:r>
           <w:rPr>
             <w:rStyle w:val="Hyperlink"/>
@@ -1243,7 +1244,7 @@
             <w:noProof/>
             <w:webHidden/>
           </w:rPr>
-          <w:instrText xml:space="preserve"> PAGEREF _Toc242690494 \h </w:instrText>
+          <w:instrText xml:space="preserve"> PAGEREF _Toc242690793 \h </w:instrText>
         </w:r>
         <w:r>
           <w:rPr>
@@ -1290,7 +1291,7 @@
           <w:lang w:eastAsia="nl-NL"/>
         </w:rPr>
       </w:pPr>
-      <w:hyperlink w:anchor="_Toc242690495" w:history="1">
+      <w:hyperlink w:anchor="_Toc242690794" w:history="1">
         <w:r>
           <w:rPr>
             <w:rStyle w:val="Hyperlink"/>
@@ -1335,7 +1336,7 @@
             <w:noProof/>
             <w:webHidden/>
           </w:rPr>
-          <w:instrText xml:space="preserve"> PAGEREF _Toc242690495 \h </w:instrText>
+          <w:instrText xml:space="preserve"> PAGEREF _Toc242690794 \h </w:instrText>
         </w:r>
         <w:r>
           <w:rPr>
@@ -1382,7 +1383,7 @@
           <w:lang w:eastAsia="nl-NL"/>
         </w:rPr>
       </w:pPr>
-      <w:hyperlink w:anchor="_Toc242690496" w:history="1">
+      <w:hyperlink w:anchor="_Toc242690795" w:history="1">
         <w:r>
           <w:rPr>
             <w:rStyle w:val="Hyperlink"/>
@@ -1427,7 +1428,7 @@
             <w:noProof/>
             <w:webHidden/>
           </w:rPr>
-          <w:instrText xml:space="preserve"> PAGEREF _Toc242690496 \h </w:instrText>
+          <w:instrText xml:space="preserve"> PAGEREF _Toc242690795 \h </w:instrText>
         </w:r>
         <w:r>
           <w:rPr>
@@ -1474,7 +1475,7 @@
           <w:lang w:eastAsia="nl-NL"/>
         </w:rPr>
       </w:pPr>
-      <w:hyperlink w:anchor="_Toc242690497" w:history="1">
+      <w:hyperlink w:anchor="_Toc242690796" w:history="1">
         <w:r>
           <w:rPr>
             <w:rStyle w:val="Hyperlink"/>
@@ -1519,7 +1520,7 @@
             <w:noProof/>
             <w:webHidden/>
           </w:rPr>
-          <w:instrText xml:space="preserve"> PAGEREF _Toc242690497 \h </w:instrText>
+          <w:instrText xml:space="preserve"> PAGEREF _Toc242690796 \h </w:instrText>
         </w:r>
         <w:r>
           <w:rPr>
@@ -1566,7 +1567,7 @@
           <w:lang w:eastAsia="nl-NL"/>
         </w:rPr>
       </w:pPr>
-      <w:hyperlink w:anchor="_Toc242690498" w:history="1">
+      <w:hyperlink w:anchor="_Toc242690797" w:history="1">
         <w:r>
           <w:rPr>
             <w:rStyle w:val="Hyperlink"/>
@@ -1611,7 +1612,7 @@
             <w:noProof/>
             <w:webHidden/>
           </w:rPr>
-          <w:instrText xml:space="preserve"> PAGEREF _Toc242690498 \h </w:instrText>
+          <w:instrText xml:space="preserve"> PAGEREF _Toc242690797 \h </w:instrText>
         </w:r>
         <w:r>
           <w:rPr>
@@ -1658,7 +1659,7 @@
           <w:lang w:eastAsia="nl-NL"/>
         </w:rPr>
       </w:pPr>
-      <w:hyperlink w:anchor="_Toc242690499" w:history="1">
+      <w:hyperlink w:anchor="_Toc242690798" w:history="1">
         <w:r>
           <w:rPr>
             <w:rStyle w:val="Hyperlink"/>
@@ -1703,7 +1704,7 @@
             <w:noProof/>
             <w:webHidden/>
           </w:rPr>
-          <w:instrText xml:space="preserve"> PAGEREF _Toc242690499 \h </w:instrText>
+          <w:instrText xml:space="preserve"> PAGEREF _Toc242690798 \h </w:instrText>
         </w:r>
         <w:r>
           <w:rPr>
@@ -1750,7 +1751,7 @@
           <w:lang w:eastAsia="nl-NL"/>
         </w:rPr>
       </w:pPr>
-      <w:hyperlink w:anchor="_Toc242690500" w:history="1">
+      <w:hyperlink w:anchor="_Toc242690799" w:history="1">
         <w:r>
           <w:rPr>
             <w:rStyle w:val="Hyperlink"/>
@@ -1795,7 +1796,7 @@
             <w:noProof/>
             <w:webHidden/>
           </w:rPr>
-          <w:instrText xml:space="preserve"> PAGEREF _Toc242690500 \h </w:instrText>
+          <w:instrText xml:space="preserve"> PAGEREF _Toc242690799 \h </w:instrText>
         </w:r>
         <w:r>
           <w:rPr>
@@ -1842,7 +1843,7 @@
           <w:lang w:eastAsia="nl-NL"/>
         </w:rPr>
       </w:pPr>
-      <w:hyperlink w:anchor="_Toc242690501" w:history="1">
+      <w:hyperlink w:anchor="_Toc242690800" w:history="1">
         <w:r>
           <w:rPr>
             <w:rStyle w:val="Hyperlink"/>
@@ -1887,7 +1888,7 @@
             <w:noProof/>
             <w:webHidden/>
           </w:rPr>
-          <w:instrText xml:space="preserve"> PAGEREF _Toc242690501 \h </w:instrText>
+          <w:instrText xml:space="preserve"> PAGEREF _Toc242690800 \h </w:instrText>
         </w:r>
         <w:r>
           <w:rPr>
@@ -1934,7 +1935,7 @@
           <w:lang w:eastAsia="nl-NL"/>
         </w:rPr>
       </w:pPr>
-      <w:hyperlink w:anchor="_Toc242690502" w:history="1">
+      <w:hyperlink w:anchor="_Toc242690801" w:history="1">
         <w:r>
           <w:rPr>
             <w:rStyle w:val="Hyperlink"/>
@@ -1979,7 +1980,7 @@
             <w:noProof/>
             <w:webHidden/>
           </w:rPr>
-          <w:instrText xml:space="preserve"> PAGEREF _Toc242690502 \h </w:instrText>
+          <w:instrText xml:space="preserve"> PAGEREF _Toc242690801 \h </w:instrText>
         </w:r>
         <w:r>
           <w:rPr>
@@ -2026,7 +2027,7 @@
           <w:lang w:eastAsia="nl-NL"/>
         </w:rPr>
       </w:pPr>
-      <w:hyperlink w:anchor="_Toc242690503" w:history="1">
+      <w:hyperlink w:anchor="_Toc242690802" w:history="1">
         <w:r>
           <w:rPr>
             <w:rStyle w:val="Hyperlink"/>
@@ -2087,7 +2088,7 @@
             <w:noProof/>
             <w:webHidden/>
           </w:rPr>
-          <w:instrText xml:space="preserve"> PAGEREF _Toc242690503 \h </w:instrText>
+          <w:instrText xml:space="preserve"> PAGEREF _Toc242690802 \h </w:instrText>
         </w:r>
         <w:r>
           <w:rPr>
@@ -2134,7 +2135,7 @@
           <w:lang w:eastAsia="nl-NL"/>
         </w:rPr>
       </w:pPr>
-      <w:hyperlink w:anchor="_Toc242690504" w:history="1">
+      <w:hyperlink w:anchor="_Toc242690803" w:history="1">
         <w:r>
           <w:rPr>
             <w:rStyle w:val="Hyperlink"/>
@@ -2179,7 +2180,7 @@
             <w:noProof/>
             <w:webHidden/>
           </w:rPr>
-          <w:instrText xml:space="preserve"> PAGEREF _Toc242690504 \h </w:instrText>
+          <w:instrText xml:space="preserve"> PAGEREF _Toc242690803 \h </w:instrText>
         </w:r>
         <w:r>
           <w:rPr>
@@ -2226,7 +2227,7 @@
           <w:lang w:eastAsia="nl-NL"/>
         </w:rPr>
       </w:pPr>
-      <w:hyperlink w:anchor="_Toc242690505" w:history="1">
+      <w:hyperlink w:anchor="_Toc242690804" w:history="1">
         <w:r>
           <w:rPr>
             <w:rStyle w:val="Hyperlink"/>
@@ -2271,7 +2272,7 @@
             <w:noProof/>
             <w:webHidden/>
           </w:rPr>
-          <w:instrText xml:space="preserve"> PAGEREF _Toc242690505 \h </w:instrText>
+          <w:instrText xml:space="preserve"> PAGEREF _Toc242690804 \h </w:instrText>
         </w:r>
         <w:r>
           <w:rPr>
@@ -2318,7 +2319,7 @@
           <w:lang w:eastAsia="nl-NL"/>
         </w:rPr>
       </w:pPr>
-      <w:hyperlink w:anchor="_Toc242690506" w:history="1">
+      <w:hyperlink w:anchor="_Toc242690805" w:history="1">
         <w:r>
           <w:rPr>
             <w:rStyle w:val="Hyperlink"/>
@@ -2363,7 +2364,7 @@
             <w:noProof/>
             <w:webHidden/>
           </w:rPr>
-          <w:instrText xml:space="preserve"> PAGEREF _Toc242690506 \h </w:instrText>
+          <w:instrText xml:space="preserve"> PAGEREF _Toc242690805 \h </w:instrText>
         </w:r>
         <w:r>
           <w:rPr>
@@ -2410,7 +2411,7 @@
           <w:lang w:eastAsia="nl-NL"/>
         </w:rPr>
       </w:pPr>
-      <w:hyperlink w:anchor="_Toc242690507" w:history="1">
+      <w:hyperlink w:anchor="_Toc242690806" w:history="1">
         <w:r>
           <w:rPr>
             <w:rStyle w:val="Hyperlink"/>
@@ -2455,7 +2456,7 @@
             <w:noProof/>
             <w:webHidden/>
           </w:rPr>
-          <w:instrText xml:space="preserve"> PAGEREF _Toc242690507 \h </w:instrText>
+          <w:instrText xml:space="preserve"> PAGEREF _Toc242690806 \h </w:instrText>
         </w:r>
         <w:r>
           <w:rPr>
@@ -2502,7 +2503,7 @@
           <w:lang w:eastAsia="nl-NL"/>
         </w:rPr>
       </w:pPr>
-      <w:hyperlink w:anchor="_Toc242690508" w:history="1">
+      <w:hyperlink w:anchor="_Toc242690807" w:history="1">
         <w:r>
           <w:rPr>
             <w:rStyle w:val="Hyperlink"/>
@@ -2547,7 +2548,7 @@
             <w:noProof/>
             <w:webHidden/>
           </w:rPr>
-          <w:instrText xml:space="preserve"> PAGEREF _Toc242690508 \h </w:instrText>
+          <w:instrText xml:space="preserve"> PAGEREF _Toc242690807 \h </w:instrText>
         </w:r>
         <w:r>
           <w:rPr>
@@ -2594,7 +2595,7 @@
           <w:lang w:eastAsia="nl-NL"/>
         </w:rPr>
       </w:pPr>
-      <w:hyperlink w:anchor="_Toc242690509" w:history="1">
+      <w:hyperlink w:anchor="_Toc242690808" w:history="1">
         <w:r>
           <w:rPr>
             <w:rStyle w:val="Hyperlink"/>
@@ -2639,7 +2640,7 @@
             <w:noProof/>
             <w:webHidden/>
           </w:rPr>
-          <w:instrText xml:space="preserve"> PAGEREF _Toc242690509 \h </w:instrText>
+          <w:instrText xml:space="preserve"> PAGEREF _Toc242690808 \h </w:instrText>
         </w:r>
         <w:r>
           <w:rPr>
@@ -2686,7 +2687,7 @@
           <w:lang w:eastAsia="nl-NL"/>
         </w:rPr>
       </w:pPr>
-      <w:hyperlink w:anchor="_Toc242690510" w:history="1">
+      <w:hyperlink w:anchor="_Toc242690809" w:history="1">
         <w:r>
           <w:rPr>
             <w:rStyle w:val="Hyperlink"/>
@@ -2731,7 +2732,7 @@
             <w:noProof/>
             <w:webHidden/>
           </w:rPr>
-          <w:instrText xml:space="preserve"> PAGEREF _Toc242690510 \h </w:instrText>
+          <w:instrText xml:space="preserve"> PAGEREF _Toc242690809 \h </w:instrText>
         </w:r>
         <w:r>
           <w:rPr>
@@ -2778,7 +2779,7 @@
           <w:lang w:eastAsia="nl-NL"/>
         </w:rPr>
       </w:pPr>
-      <w:hyperlink w:anchor="_Toc242690511" w:history="1">
+      <w:hyperlink w:anchor="_Toc242690810" w:history="1">
         <w:r>
           <w:rPr>
             <w:rStyle w:val="Hyperlink"/>
@@ -2839,7 +2840,7 @@
             <w:noProof/>
             <w:webHidden/>
           </w:rPr>
-          <w:instrText xml:space="preserve"> PAGEREF _Toc242690511 \h </w:instrText>
+          <w:instrText xml:space="preserve"> PAGEREF _Toc242690810 \h </w:instrText>
         </w:r>
         <w:r>
           <w:rPr>
@@ -2886,7 +2887,7 @@
           <w:lang w:eastAsia="nl-NL"/>
         </w:rPr>
       </w:pPr>
-      <w:hyperlink w:anchor="_Toc242690512" w:history="1">
+      <w:hyperlink w:anchor="_Toc242690811" w:history="1">
         <w:r>
           <w:rPr>
             <w:rStyle w:val="Hyperlink"/>
@@ -2931,7 +2932,7 @@
             <w:noProof/>
             <w:webHidden/>
           </w:rPr>
-          <w:instrText xml:space="preserve"> PAGEREF _Toc242690512 \h </w:instrText>
+          <w:instrText xml:space="preserve"> PAGEREF _Toc242690811 \h </w:instrText>
         </w:r>
         <w:r>
           <w:rPr>
@@ -2978,7 +2979,7 @@
           <w:lang w:eastAsia="nl-NL"/>
         </w:rPr>
       </w:pPr>
-      <w:hyperlink w:anchor="_Toc242690513" w:history="1">
+      <w:hyperlink w:anchor="_Toc242690812" w:history="1">
         <w:r>
           <w:rPr>
             <w:rStyle w:val="Hyperlink"/>
@@ -3023,7 +3024,7 @@
             <w:noProof/>
             <w:webHidden/>
           </w:rPr>
-          <w:instrText xml:space="preserve"> PAGEREF _Toc242690513 \h </w:instrText>
+          <w:instrText xml:space="preserve"> PAGEREF _Toc242690812 \h </w:instrText>
         </w:r>
         <w:r>
           <w:rPr>
@@ -3070,7 +3071,7 @@
           <w:lang w:eastAsia="nl-NL"/>
         </w:rPr>
       </w:pPr>
-      <w:hyperlink w:anchor="_Toc242690514" w:history="1">
+      <w:hyperlink w:anchor="_Toc242690813" w:history="1">
         <w:r>
           <w:rPr>
             <w:rStyle w:val="Hyperlink"/>
@@ -3115,7 +3116,7 @@
             <w:noProof/>
             <w:webHidden/>
           </w:rPr>
-          <w:instrText xml:space="preserve"> PAGEREF _Toc242690514 \h </w:instrText>
+          <w:instrText xml:space="preserve"> PAGEREF _Toc242690813 \h </w:instrText>
         </w:r>
         <w:r>
           <w:rPr>
@@ -3162,7 +3163,7 @@
           <w:lang w:eastAsia="nl-NL"/>
         </w:rPr>
       </w:pPr>
-      <w:hyperlink w:anchor="_Toc242690515" w:history="1">
+      <w:hyperlink w:anchor="_Toc242690814" w:history="1">
         <w:r>
           <w:rPr>
             <w:rStyle w:val="Hyperlink"/>
@@ -3223,7 +3224,7 @@
             <w:noProof/>
             <w:webHidden/>
           </w:rPr>
-          <w:instrText xml:space="preserve"> PAGEREF _Toc242690515 \h </w:instrText>
+          <w:instrText xml:space="preserve"> PAGEREF _Toc242690814 \h </w:instrText>
         </w:r>
         <w:r>
           <w:rPr>
@@ -3270,7 +3271,7 @@
           <w:lang w:eastAsia="nl-NL"/>
         </w:rPr>
       </w:pPr>
-      <w:hyperlink w:anchor="_Toc242690516" w:history="1">
+      <w:hyperlink w:anchor="_Toc242690815" w:history="1">
         <w:r>
           <w:rPr>
             <w:rStyle w:val="Hyperlink"/>
@@ -3315,7 +3316,7 @@
             <w:noProof/>
             <w:webHidden/>
           </w:rPr>
-          <w:instrText xml:space="preserve"> PAGEREF _Toc242690516 \h </w:instrText>
+          <w:instrText xml:space="preserve"> PAGEREF _Toc242690815 \h </w:instrText>
         </w:r>
         <w:r>
           <w:rPr>
@@ -3362,7 +3363,7 @@
           <w:lang w:eastAsia="nl-NL"/>
         </w:rPr>
       </w:pPr>
-      <w:hyperlink w:anchor="_Toc242690517" w:history="1">
+      <w:hyperlink w:anchor="_Toc242690816" w:history="1">
         <w:r>
           <w:rPr>
             <w:rStyle w:val="Hyperlink"/>
@@ -3407,7 +3408,7 @@
             <w:noProof/>
             <w:webHidden/>
           </w:rPr>
-          <w:instrText xml:space="preserve"> PAGEREF _Toc242690517 \h </w:instrText>
+          <w:instrText xml:space="preserve"> PAGEREF _Toc242690816 \h </w:instrText>
         </w:r>
         <w:r>
           <w:rPr>
@@ -3454,7 +3455,7 @@
           <w:lang w:eastAsia="nl-NL"/>
         </w:rPr>
       </w:pPr>
-      <w:hyperlink w:anchor="_Toc242690518" w:history="1">
+      <w:hyperlink w:anchor="_Toc242690817" w:history="1">
         <w:r>
           <w:rPr>
             <w:rStyle w:val="Hyperlink"/>
@@ -3501,7 +3502,7 @@
             <w:noProof/>
             <w:webHidden/>
           </w:rPr>
-          <w:instrText xml:space="preserve"> PAGEREF _Toc242690518 \h </w:instrText>
+          <w:instrText xml:space="preserve"> PAGEREF _Toc242690817 \h </w:instrText>
         </w:r>
         <w:r>
           <w:rPr>
@@ -3548,7 +3549,7 @@
           <w:lang w:eastAsia="nl-NL"/>
         </w:rPr>
       </w:pPr>
-      <w:hyperlink w:anchor="_Toc242690519" w:history="1">
+      <w:hyperlink w:anchor="_Toc242690818" w:history="1">
         <w:r>
           <w:rPr>
             <w:rStyle w:val="Hyperlink"/>
@@ -3595,7 +3596,7 @@
             <w:noProof/>
             <w:webHidden/>
           </w:rPr>
-          <w:instrText xml:space="preserve"> PAGEREF _Toc242690519 \h </w:instrText>
+          <w:instrText xml:space="preserve"> PAGEREF _Toc242690818 \h </w:instrText>
         </w:r>
         <w:r>
           <w:rPr>
@@ -3642,7 +3643,7 @@
           <w:lang w:eastAsia="nl-NL"/>
         </w:rPr>
       </w:pPr>
-      <w:hyperlink w:anchor="_Toc242690520" w:history="1">
+      <w:hyperlink w:anchor="_Toc242690819" w:history="1">
         <w:r>
           <w:rPr>
             <w:rStyle w:val="Hyperlink"/>
@@ -3689,7 +3690,7 @@
             <w:noProof/>
             <w:webHidden/>
           </w:rPr>
-          <w:instrText xml:space="preserve"> PAGEREF _Toc242690520 \h </w:instrText>
+          <w:instrText xml:space="preserve"> PAGEREF _Toc242690819 \h </w:instrText>
         </w:r>
         <w:r>
           <w:rPr>
@@ -3736,7 +3737,7 @@
           <w:lang w:eastAsia="nl-NL"/>
         </w:rPr>
       </w:pPr>
-      <w:hyperlink w:anchor="_Toc242690521" w:history="1">
+      <w:hyperlink w:anchor="_Toc242690820" w:history="1">
         <w:r>
           <w:rPr>
             <w:rStyle w:val="Hyperlink"/>
@@ -3783,7 +3784,7 @@
             <w:noProof/>
             <w:webHidden/>
           </w:rPr>
-          <w:instrText xml:space="preserve"> PAGEREF _Toc242690521 \h </w:instrText>
+          <w:instrText xml:space="preserve"> PAGEREF _Toc242690820 \h </w:instrText>
         </w:r>
         <w:r>
           <w:rPr>
@@ -3830,7 +3831,7 @@
           <w:lang w:eastAsia="nl-NL"/>
         </w:rPr>
       </w:pPr>
-      <w:hyperlink w:anchor="_Toc242690522" w:history="1">
+      <w:hyperlink w:anchor="_Toc242690821" w:history="1">
         <w:r>
           <w:rPr>
             <w:rStyle w:val="Hyperlink"/>
@@ -3877,7 +3878,7 @@
             <w:noProof/>
             <w:webHidden/>
           </w:rPr>
-          <w:instrText xml:space="preserve"> PAGEREF _Toc242690522 \h </w:instrText>
+          <w:instrText xml:space="preserve"> PAGEREF _Toc242690821 \h </w:instrText>
         </w:r>
         <w:r>
           <w:rPr>
@@ -3924,7 +3925,7 @@
           <w:lang w:eastAsia="nl-NL"/>
         </w:rPr>
       </w:pPr>
-      <w:hyperlink w:anchor="_Toc242690523" w:history="1">
+      <w:hyperlink w:anchor="_Toc242690822" w:history="1">
         <w:r>
           <w:rPr>
             <w:rStyle w:val="Hyperlink"/>
@@ -3971,7 +3972,7 @@
             <w:noProof/>
             <w:webHidden/>
           </w:rPr>
-          <w:instrText xml:space="preserve"> PAGEREF _Toc242690523 \h </w:instrText>
+          <w:instrText xml:space="preserve"> PAGEREF _Toc242690822 \h </w:instrText>
         </w:r>
         <w:r>
           <w:rPr>
@@ -4018,7 +4019,7 @@
           <w:lang w:eastAsia="nl-NL"/>
         </w:rPr>
       </w:pPr>
-      <w:hyperlink w:anchor="_Toc242690524" w:history="1">
+      <w:hyperlink w:anchor="_Toc242690823" w:history="1">
         <w:r>
           <w:rPr>
             <w:rStyle w:val="Hyperlink"/>
@@ -4063,7 +4064,7 @@
             <w:noProof/>
             <w:webHidden/>
           </w:rPr>
-          <w:instrText xml:space="preserve"> PAGEREF _Toc242690524 \h </w:instrText>
+          <w:instrText xml:space="preserve"> PAGEREF _Toc242690823 \h </w:instrText>
         </w:r>
         <w:r>
           <w:rPr>
@@ -4110,7 +4111,7 @@
           <w:lang w:eastAsia="nl-NL"/>
         </w:rPr>
       </w:pPr>
-      <w:hyperlink w:anchor="_Toc242690525" w:history="1">
+      <w:hyperlink w:anchor="_Toc242690824" w:history="1">
         <w:r>
           <w:rPr>
             <w:rStyle w:val="Hyperlink"/>
@@ -4155,7 +4156,7 @@
             <w:noProof/>
             <w:webHidden/>
           </w:rPr>
-          <w:instrText xml:space="preserve"> PAGEREF _Toc242690525 \h </w:instrText>
+          <w:instrText xml:space="preserve"> PAGEREF _Toc242690824 \h </w:instrText>
         </w:r>
         <w:r>
           <w:rPr>
@@ -4202,7 +4203,7 @@
           <w:lang w:eastAsia="nl-NL"/>
         </w:rPr>
       </w:pPr>
-      <w:hyperlink w:anchor="_Toc242690526" w:history="1">
+      <w:hyperlink w:anchor="_Toc242690825" w:history="1">
         <w:r>
           <w:rPr>
             <w:rStyle w:val="Hyperlink"/>
@@ -4279,7 +4280,7 @@
             <w:noProof/>
             <w:webHidden/>
           </w:rPr>
-          <w:instrText xml:space="preserve"> PAGEREF _Toc242690526 \h </w:instrText>
+          <w:instrText xml:space="preserve"> PAGEREF _Toc242690825 \h </w:instrText>
         </w:r>
         <w:r>
           <w:rPr>
@@ -4326,7 +4327,7 @@
           <w:lang w:eastAsia="nl-NL"/>
         </w:rPr>
       </w:pPr>
-      <w:hyperlink w:anchor="_Toc242690527" w:history="1">
+      <w:hyperlink w:anchor="_Toc242690826" w:history="1">
         <w:r>
           <w:rPr>
             <w:rStyle w:val="Hyperlink"/>
@@ -4371,7 +4372,7 @@
             <w:noProof/>
             <w:webHidden/>
           </w:rPr>
-          <w:instrText xml:space="preserve"> PAGEREF _Toc242690527 \h </w:instrText>
+          <w:instrText xml:space="preserve"> PAGEREF _Toc242690826 \h </w:instrText>
         </w:r>
         <w:r>
           <w:rPr>
@@ -4418,7 +4419,7 @@
           <w:lang w:eastAsia="nl-NL"/>
         </w:rPr>
       </w:pPr>
-      <w:hyperlink w:anchor="_Toc242690528" w:history="1">
+      <w:hyperlink w:anchor="_Toc242690827" w:history="1">
         <w:r>
           <w:rPr>
             <w:rStyle w:val="Hyperlink"/>
@@ -4463,7 +4464,7 @@
             <w:noProof/>
             <w:webHidden/>
           </w:rPr>
-          <w:instrText xml:space="preserve"> PAGEREF _Toc242690528 \h </w:instrText>
+          <w:instrText xml:space="preserve"> PAGEREF _Toc242690827 \h </w:instrText>
         </w:r>
         <w:r>
           <w:rPr>
@@ -4510,7 +4511,7 @@
           <w:lang w:eastAsia="nl-NL"/>
         </w:rPr>
       </w:pPr>
-      <w:hyperlink w:anchor="_Toc242690529" w:history="1">
+      <w:hyperlink w:anchor="_Toc242690828" w:history="1">
         <w:r>
           <w:rPr>
             <w:rStyle w:val="Hyperlink"/>
@@ -4555,7 +4556,7 @@
             <w:noProof/>
             <w:webHidden/>
           </w:rPr>
-          <w:instrText xml:space="preserve"> PAGEREF _Toc242690529 \h </w:instrText>
+          <w:instrText xml:space="preserve"> PAGEREF _Toc242690828 \h </w:instrText>
         </w:r>
         <w:r>
           <w:rPr>
@@ -4602,7 +4603,7 @@
           <w:lang w:eastAsia="nl-NL"/>
         </w:rPr>
       </w:pPr>
-      <w:hyperlink w:anchor="_Toc242690530" w:history="1">
+      <w:hyperlink w:anchor="_Toc242690829" w:history="1">
         <w:r>
           <w:rPr>
             <w:rStyle w:val="Hyperlink"/>
@@ -4647,7 +4648,7 @@
             <w:noProof/>
             <w:webHidden/>
           </w:rPr>
-          <w:instrText xml:space="preserve"> PAGEREF _Toc242690530 \h </w:instrText>
+          <w:instrText xml:space="preserve"> PAGEREF _Toc242690829 \h </w:instrText>
         </w:r>
         <w:r>
           <w:rPr>
@@ -4694,7 +4695,7 @@
           <w:lang w:eastAsia="nl-NL"/>
         </w:rPr>
       </w:pPr>
-      <w:hyperlink w:anchor="_Toc242690531" w:history="1">
+      <w:hyperlink w:anchor="_Toc242690830" w:history="1">
         <w:r>
           <w:rPr>
             <w:rStyle w:val="Hyperlink"/>
@@ -4739,7 +4740,7 @@
             <w:noProof/>
             <w:webHidden/>
           </w:rPr>
-          <w:instrText xml:space="preserve"> PAGEREF _Toc242690531 \h </w:instrText>
+          <w:instrText xml:space="preserve"> PAGEREF _Toc242690830 \h </w:instrText>
         </w:r>
         <w:r>
           <w:rPr>
@@ -4786,7 +4787,7 @@
           <w:lang w:eastAsia="nl-NL"/>
         </w:rPr>
       </w:pPr>
-      <w:hyperlink w:anchor="_Toc242690532" w:history="1">
+      <w:hyperlink w:anchor="_Toc242690831" w:history="1">
         <w:r>
           <w:rPr>
             <w:rStyle w:val="Hyperlink"/>
@@ -4831,7 +4832,7 @@
             <w:noProof/>
             <w:webHidden/>
           </w:rPr>
-          <w:instrText xml:space="preserve"> PAGEREF _Toc242690532 \h </w:instrText>
+          <w:instrText xml:space="preserve"> PAGEREF _Toc242690831 \h </w:instrText>
         </w:r>
         <w:r>
           <w:rPr>
@@ -4878,7 +4879,7 @@
           <w:lang w:eastAsia="nl-NL"/>
         </w:rPr>
       </w:pPr>
-      <w:hyperlink w:anchor="_Toc242690533" w:history="1">
+      <w:hyperlink w:anchor="_Toc242690832" w:history="1">
         <w:r>
           <w:rPr>
             <w:rStyle w:val="Hyperlink"/>
@@ -4923,7 +4924,7 @@
             <w:noProof/>
             <w:webHidden/>
           </w:rPr>
-          <w:instrText xml:space="preserve"> PAGEREF _Toc242690533 \h </w:instrText>
+          <w:instrText xml:space="preserve"> PAGEREF _Toc242690832 \h </w:instrText>
         </w:r>
         <w:r>
           <w:rPr>
@@ -4970,7 +4971,7 @@
           <w:lang w:eastAsia="nl-NL"/>
         </w:rPr>
       </w:pPr>
-      <w:hyperlink w:anchor="_Toc242690534" w:history="1">
+      <w:hyperlink w:anchor="_Toc242690833" w:history="1">
         <w:r>
           <w:rPr>
             <w:rStyle w:val="Hyperlink"/>
@@ -5015,7 +5016,7 @@
             <w:noProof/>
             <w:webHidden/>
           </w:rPr>
-          <w:instrText xml:space="preserve"> PAGEREF _Toc242690534 \h </w:instrText>
+          <w:instrText xml:space="preserve"> PAGEREF _Toc242690833 \h </w:instrText>
         </w:r>
         <w:r>
           <w:rPr>
@@ -5062,7 +5063,7 @@
           <w:lang w:eastAsia="nl-NL"/>
         </w:rPr>
       </w:pPr>
-      <w:hyperlink w:anchor="_Toc242690535" w:history="1">
+      <w:hyperlink w:anchor="_Toc242690834" w:history="1">
         <w:r>
           <w:rPr>
             <w:rStyle w:val="Hyperlink"/>
@@ -5107,7 +5108,7 @@
             <w:noProof/>
             <w:webHidden/>
           </w:rPr>
-          <w:instrText xml:space="preserve"> PAGEREF _Toc242690535 \h </w:instrText>
+          <w:instrText xml:space="preserve"> PAGEREF _Toc242690834 \h </w:instrText>
         </w:r>
         <w:r>
           <w:rPr>
@@ -5160,7 +5161,7 @@
         </w:numPr>
       </w:pPr>
       <w:bookmarkStart w:id="1" w:name="k1"/>
-      <w:bookmarkStart w:id="2" w:name="_Toc242690483"/>
+      <w:bookmarkStart w:id="2" w:name="_Toc242690782"/>
       <w:r>
         <w:t>DOEL VAN DE APPLICATIE.</w:t>
       </w:r>
@@ -5242,7 +5243,7 @@
         </w:numPr>
       </w:pPr>
       <w:bookmarkStart w:id="3" w:name="k2"/>
-      <w:bookmarkStart w:id="4" w:name="_Toc242690484"/>
+      <w:bookmarkStart w:id="4" w:name="_Toc242690783"/>
       <w:r>
         <w:t>BESTANDEN.</w:t>
       </w:r>
@@ -7962,7 +7963,7 @@
         </w:numPr>
       </w:pPr>
       <w:bookmarkStart w:id="5" w:name="k3"/>
-      <w:bookmarkStart w:id="6" w:name="_Toc242690485"/>
+      <w:bookmarkStart w:id="6" w:name="_Toc242690784"/>
       <w:r>
         <w:t>DE WEBSITE STARTEN.</w:t>
       </w:r>
@@ -8184,7 +8185,7 @@
         </w:numPr>
       </w:pPr>
       <w:bookmarkStart w:id="7" w:name="k4"/>
-      <w:bookmarkStart w:id="8" w:name="_Toc242690486"/>
+      <w:bookmarkStart w:id="8" w:name="_Toc242690785"/>
       <w:r>
         <w:t>GEBRUIKERSHANDLEIDING.</w:t>
       </w:r>
@@ -8197,7 +8198,7 @@
         <w:keepNext/>
       </w:pPr>
       <w:bookmarkStart w:id="9" w:name="k5"/>
-      <w:bookmarkStart w:id="10" w:name="_Toc242690487"/>
+      <w:bookmarkStart w:id="10" w:name="_Toc242690786"/>
       <w:r>
         <w:t>EEN MEDEWERKER ZOEKEN</w:t>
       </w:r>
@@ -8252,7 +8253,7 @@
         <w:keepNext/>
       </w:pPr>
       <w:bookmarkStart w:id="11" w:name="k6"/>
-      <w:bookmarkStart w:id="12" w:name="_Toc242690488"/>
+      <w:bookmarkStart w:id="12" w:name="_Toc242690787"/>
       <w:r>
         <w:t>EEN PRODUCT REGISTREREN</w:t>
       </w:r>
@@ -8463,7 +8464,7 @@
         <w:keepNext/>
       </w:pPr>
       <w:bookmarkStart w:id="13" w:name="k7"/>
-      <w:bookmarkStart w:id="14" w:name="_Toc242690489"/>
+      <w:bookmarkStart w:id="14" w:name="_Toc242690788"/>
       <w:r>
         <w:t>ADMIN-DASHBOARD OPENEN</w:t>
       </w:r>
@@ -8594,7 +8595,7 @@
         <w:keepNext/>
       </w:pPr>
       <w:bookmarkStart w:id="15" w:name="k8"/>
-      <w:bookmarkStart w:id="16" w:name="_Toc242690490"/>
+      <w:bookmarkStart w:id="16" w:name="_Toc242690789"/>
       <w:r>
         <w:t>REGISTRATIES BEHEREN</w:t>
       </w:r>
@@ -8880,7 +8881,7 @@
         <w:keepNext/>
       </w:pPr>
       <w:bookmarkStart w:id="17" w:name="k9"/>
-      <w:bookmarkStart w:id="18" w:name="_Toc242690491"/>
+      <w:bookmarkStart w:id="18" w:name="_Toc242690790"/>
       <w:r>
         <w:t>MEDEWERKERS BEHEREN</w:t>
       </w:r>
@@ -9200,7 +9201,7 @@
         <w:keepNext/>
       </w:pPr>
       <w:bookmarkStart w:id="19" w:name="k10"/>
-      <w:bookmarkStart w:id="20" w:name="_Toc242690492"/>
+      <w:bookmarkStart w:id="20" w:name="_Toc242690791"/>
       <w:r>
         <w:t>PRODUCTEN BEHEREN</w:t>
       </w:r>
@@ -9328,7 +9329,7 @@
         <w:keepNext/>
       </w:pPr>
       <w:bookmarkStart w:id="21" w:name="k11"/>
-      <w:bookmarkStart w:id="22" w:name="_Toc242690493"/>
+      <w:bookmarkStart w:id="22" w:name="_Toc242690792"/>
       <w:r>
         <w:t>BEDRIJVEN EN CONSUMPTIEPUNTEN BEHEREN</w:t>
       </w:r>
@@ -9491,7 +9492,7 @@
         <w:keepNext/>
       </w:pPr>
       <w:bookmarkStart w:id="23" w:name="k12"/>
-      <w:bookmarkStart w:id="24" w:name="_Toc242690494"/>
+      <w:bookmarkStart w:id="24" w:name="_Toc242690793"/>
       <w:r>
         <w:t>VOORRAAD BEHEREN</w:t>
       </w:r>
@@ -9709,7 +9710,7 @@
         <w:keepNext/>
       </w:pPr>
       <w:bookmarkStart w:id="25" w:name="k13"/>
-      <w:bookmarkStart w:id="26" w:name="_Toc242690495"/>
+      <w:bookmarkStart w:id="26" w:name="_Toc242690794"/>
       <w:r>
         <w:t>LOGBOEK BEKIJKEN</w:t>
       </w:r>
@@ -9749,7 +9750,7 @@
         <w:keepNext/>
       </w:pPr>
       <w:bookmarkStart w:id="27" w:name="k14"/>
-      <w:bookmarkStart w:id="28" w:name="_Toc242690496"/>
+      <w:bookmarkStart w:id="28" w:name="_Toc242690795"/>
       <w:r>
         <w:t>ALLE GEGEVENS WISSEN</w:t>
       </w:r>
@@ -9875,7 +9876,7 @@
         <w:keepNext/>
       </w:pPr>
       <w:bookmarkStart w:id="29" w:name="k15"/>
-      <w:bookmarkStart w:id="30" w:name="_Toc242690497"/>
+      <w:bookmarkStart w:id="30" w:name="_Toc242690796"/>
       <w:r>
         <w:t>MODAL SLUITEN EN UITLOGGEN</w:t>
       </w:r>
@@ -9904,7 +9905,7 @@
         <w:keepNext/>
       </w:pPr>
       <w:bookmarkStart w:id="31" w:name="k16"/>
-      <w:bookmarkStart w:id="32" w:name="_Toc242690498"/>
+      <w:bookmarkStart w:id="32" w:name="_Toc242690797"/>
       <w:r>
         <w:t>CSV EXPORTEREN</w:t>
       </w:r>
@@ -10241,7 +10242,7 @@
         <w:keepNext/>
       </w:pPr>
       <w:bookmarkStart w:id="33" w:name="k17"/>
-      <w:bookmarkStart w:id="34" w:name="_Toc242690499"/>
+      <w:bookmarkStart w:id="34" w:name="_Toc242690798"/>
       <w:r>
         <w:t>LICHT OF DONKER THEMA</w:t>
       </w:r>
@@ -10348,7 +10349,7 @@
         <w:keepNext/>
       </w:pPr>
       <w:bookmarkStart w:id="35" w:name="k18"/>
-      <w:bookmarkStart w:id="36" w:name="_Toc242690500"/>
+      <w:bookmarkStart w:id="36" w:name="_Toc242690799"/>
       <w:r>
         <w:t>WELKOM EN "ZELFDE ALS VORIGE KEER"</w:t>
       </w:r>
@@ -10421,7 +10422,7 @@
         <w:keepNext/>
       </w:pPr>
       <w:bookmarkStart w:id="37" w:name="k19"/>
-      <w:bookmarkStart w:id="38" w:name="_Toc242690501"/>
+      <w:bookmarkStart w:id="38" w:name="_Toc242690800"/>
       <w:r>
         <w:t>DEMO GEZICHTSHERKENNING</w:t>
       </w:r>
@@ -10629,7 +10630,7 @@
         <w:keepNext/>
       </w:pPr>
       <w:bookmarkStart w:id="39" w:name="k20"/>
-      <w:bookmarkStart w:id="40" w:name="_Toc242690502"/>
+      <w:bookmarkStart w:id="40" w:name="_Toc242690801"/>
       <w:r>
         <w:t>HERKENNEN MET DE PAS</w:t>
       </w:r>
@@ -10823,7 +10824,7 @@
         </w:numPr>
       </w:pPr>
       <w:bookmarkStart w:id="41" w:name="k21"/>
-      <w:bookmarkStart w:id="42" w:name="_Toc242690503"/>
+      <w:bookmarkStart w:id="42" w:name="_Toc242690802"/>
       <w:r>
         <w:t xml:space="preserve">UITLEG VAN </w:t>
       </w:r>
@@ -10847,7 +10848,7 @@
         <w:keepNext/>
       </w:pPr>
       <w:bookmarkStart w:id="43" w:name="k22"/>
-      <w:bookmarkStart w:id="44" w:name="_Toc242690504"/>
+      <w:bookmarkStart w:id="44" w:name="_Toc242690803"/>
       <w:r>
         <w:t>METADATA EN EXTERNE BESTANDEN</w:t>
       </w:r>
@@ -11123,7 +11124,7 @@
         <w:keepNext/>
       </w:pPr>
       <w:bookmarkStart w:id="45" w:name="k23"/>
-      <w:bookmarkStart w:id="46" w:name="_Toc242690505"/>
+      <w:bookmarkStart w:id="46" w:name="_Toc242690804"/>
       <w:r>
         <w:t>NAVIGATIEBALK</w:t>
       </w:r>
@@ -11336,7 +11337,7 @@
         <w:keepNext/>
       </w:pPr>
       <w:bookmarkStart w:id="47" w:name="k24"/>
-      <w:bookmarkStart w:id="48" w:name="_Toc242690506"/>
+      <w:bookmarkStart w:id="48" w:name="_Toc242690805"/>
       <w:r>
         <w:t>HERO-GEDEELTE</w:t>
       </w:r>
@@ -11381,7 +11382,7 @@
         <w:keepNext/>
       </w:pPr>
       <w:bookmarkStart w:id="49" w:name="k25"/>
-      <w:bookmarkStart w:id="50" w:name="_Toc242690507"/>
+      <w:bookmarkStart w:id="50" w:name="_Toc242690806"/>
       <w:r>
         <w:t>MEDEWERKERLIJST</w:t>
       </w:r>
@@ -11644,7 +11645,7 @@
         <w:keepNext/>
       </w:pPr>
       <w:bookmarkStart w:id="51" w:name="k26"/>
-      <w:bookmarkStart w:id="52" w:name="_Toc242690508"/>
+      <w:bookmarkStart w:id="52" w:name="_Toc242690807"/>
       <w:r>
         <w:t>STATISTIEKEN</w:t>
       </w:r>
@@ -11727,7 +11728,7 @@
         <w:keepNext/>
       </w:pPr>
       <w:bookmarkStart w:id="53" w:name="k27"/>
-      <w:bookmarkStart w:id="54" w:name="_Toc242690509"/>
+      <w:bookmarkStart w:id="54" w:name="_Toc242690808"/>
       <w:r>
         <w:t>VENSTERS (MODALS)</w:t>
       </w:r>
@@ -12240,7 +12241,7 @@
         <w:keepNext/>
       </w:pPr>
       <w:bookmarkStart w:id="55" w:name="k28"/>
-      <w:bookmarkStart w:id="56" w:name="_Toc242690510"/>
+      <w:bookmarkStart w:id="56" w:name="_Toc242690809"/>
       <w:r>
         <w:t>WAARSCHUWING BIJ OPENEN ALS LOS BESTAND</w:t>
       </w:r>
@@ -12285,7 +12286,7 @@
         </w:numPr>
       </w:pPr>
       <w:bookmarkStart w:id="57" w:name="k29"/>
-      <w:bookmarkStart w:id="58" w:name="_Toc242690511"/>
+      <w:bookmarkStart w:id="58" w:name="_Toc242690810"/>
       <w:r>
         <w:t xml:space="preserve">UITLEG VAN </w:t>
       </w:r>
@@ -12309,7 +12310,7 @@
         <w:keepNext/>
       </w:pPr>
       <w:bookmarkStart w:id="59" w:name="k30"/>
-      <w:bookmarkStart w:id="60" w:name="_Toc242690512"/>
+      <w:bookmarkStart w:id="60" w:name="_Toc242690811"/>
       <w:r>
         <w:t>CSS-VARIABELEN</w:t>
       </w:r>
@@ -12785,7 +12786,29 @@
         <w:t>--muted</w:t>
       </w:r>
       <w:r>
-        <w:t xml:space="preserve"> (6,9:1), omdat het standaardgrijs van de browser daar maar 3,4:1 haalt.</w:t>
+        <w:t xml:space="preserve"> (6,9:1), omdat het standaardgrijs van de browser daar maar 3,4:1 haalt. In het lichte thema is </w:t>
+      </w:r>
+      <w:r>
+        <w:rPr>
+          <w:rFonts w:ascii="Consolas" w:hAnsi="Consolas" w:cs="Consolas"/>
+          <w:sz w:val="18"/>
+          <w:shd w:val="clear" w:color="auto" w:fill="EEF4F2"/>
+        </w:rPr>
+        <w:t>--muted</w:t>
+      </w:r>
+      <w:r>
+        <w:t xml:space="preserve"> iets donkerder gemaakt (</w:t>
+      </w:r>
+      <w:r>
+        <w:rPr>
+          <w:rFonts w:ascii="Consolas" w:hAnsi="Consolas" w:cs="Consolas"/>
+          <w:sz w:val="18"/>
+          <w:shd w:val="clear" w:color="auto" w:fill="EEF4F2"/>
+        </w:rPr>
+        <w:t>#5a6c71</w:t>
+      </w:r>
+      <w:r>
+        <w:t>, dezelfde tint), zodat de uitleg- en bijschrifttekst op alle lichte achtergronden minstens 4,5:1 haalt (4,6:1 tot 5,5:1).</w:t>
       </w:r>
     </w:p>
     <w:p>
@@ -12813,8 +12836,6 @@
       </w:r>
       <w:r>
         <w:tab/>
-      </w:r>
-      <w:r>
         <w:t>Globale variabelen en reset.</w:t>
       </w:r>
     </w:p>
@@ -12964,7 +12985,7 @@
         <w:keepNext/>
       </w:pPr>
       <w:bookmarkStart w:id="61" w:name="k31"/>
-      <w:bookmarkStart w:id="62" w:name="_Toc242690513"/>
+      <w:bookmarkStart w:id="62" w:name="_Toc242690812"/>
       <w:r>
         <w:t>LAYOUT</w:t>
       </w:r>
@@ -13485,7 +13506,7 @@
         <w:keepNext/>
       </w:pPr>
       <w:bookmarkStart w:id="63" w:name="k32"/>
-      <w:bookmarkStart w:id="64" w:name="_Toc242690514"/>
+      <w:bookmarkStart w:id="64" w:name="_Toc242690813"/>
       <w:r>
         <w:t>COMPONENTEN</w:t>
       </w:r>
@@ -13708,7 +13729,7 @@
         </w:numPr>
       </w:pPr>
       <w:bookmarkStart w:id="65" w:name="k33"/>
-      <w:bookmarkStart w:id="66" w:name="_Toc242690515"/>
+      <w:bookmarkStart w:id="66" w:name="_Toc242690814"/>
       <w:r>
         <w:t>UITLEG VAN DE JAVASCRIPT (</w:t>
       </w:r>
@@ -13732,7 +13753,7 @@
         <w:keepNext/>
       </w:pPr>
       <w:bookmarkStart w:id="67" w:name="k34"/>
-      <w:bookmarkStart w:id="68" w:name="_Toc242690516"/>
+      <w:bookmarkStart w:id="68" w:name="_Toc242690815"/>
       <w:r>
         <w:t>OPSLAG EN VOORBEELDDATA</w:t>
       </w:r>
@@ -14509,7 +14530,7 @@
         <w:keepNext/>
       </w:pPr>
       <w:bookmarkStart w:id="69" w:name="k35"/>
-      <w:bookmarkStart w:id="70" w:name="_Toc242690517"/>
+      <w:bookmarkStart w:id="70" w:name="_Toc242690816"/>
       <w:r>
         <w:t>OBJECTGEORIËNTEERDE STRUCTUUR</w:t>
       </w:r>
@@ -18915,7 +18936,7 @@
         <w:keepNext/>
       </w:pPr>
       <w:bookmarkStart w:id="81" w:name="k46"/>
-      <w:bookmarkStart w:id="82" w:name="_Toc242690518"/>
+      <w:bookmarkStart w:id="82" w:name="_Toc242690817"/>
       <w:r>
         <w:rPr>
           <w:rFonts w:ascii="Consolas" w:hAnsi="Consolas" w:cs="Consolas"/>
@@ -19056,7 +19077,7 @@
         <w:keepNext/>
       </w:pPr>
       <w:bookmarkStart w:id="83" w:name="k47"/>
-      <w:bookmarkStart w:id="84" w:name="_Toc242690519"/>
+      <w:bookmarkStart w:id="84" w:name="_Toc242690818"/>
       <w:r>
         <w:rPr>
           <w:rFonts w:ascii="Consolas" w:hAnsi="Consolas" w:cs="Consolas"/>
@@ -19133,7 +19154,7 @@
         <w:keepNext/>
       </w:pPr>
       <w:bookmarkStart w:id="85" w:name="k48"/>
-      <w:bookmarkStart w:id="86" w:name="_Toc242690520"/>
+      <w:bookmarkStart w:id="86" w:name="_Toc242690819"/>
       <w:r>
         <w:rPr>
           <w:rFonts w:ascii="Consolas" w:hAnsi="Consolas" w:cs="Consolas"/>
@@ -19282,7 +19303,7 @@
         <w:keepNext/>
       </w:pPr>
       <w:bookmarkStart w:id="87" w:name="k49"/>
-      <w:bookmarkStart w:id="88" w:name="_Toc242690521"/>
+      <w:bookmarkStart w:id="88" w:name="_Toc242690820"/>
       <w:r>
         <w:rPr>
           <w:rFonts w:ascii="Consolas" w:hAnsi="Consolas" w:cs="Consolas"/>
@@ -19349,7 +19370,7 @@
         <w:keepNext/>
       </w:pPr>
       <w:bookmarkStart w:id="89" w:name="k50"/>
-      <w:bookmarkStart w:id="90" w:name="_Toc242690522"/>
+      <w:bookmarkStart w:id="90" w:name="_Toc242690821"/>
       <w:r>
         <w:rPr>
           <w:rFonts w:ascii="Consolas" w:hAnsi="Consolas" w:cs="Consolas"/>
@@ -19449,7 +19470,7 @@
         <w:keepNext/>
       </w:pPr>
       <w:bookmarkStart w:id="91" w:name="k51"/>
-      <w:bookmarkStart w:id="92" w:name="_Toc242690523"/>
+      <w:bookmarkStart w:id="92" w:name="_Toc242690822"/>
       <w:r>
         <w:rPr>
           <w:rFonts w:ascii="Consolas" w:hAnsi="Consolas" w:cs="Consolas"/>
@@ -19494,7 +19515,7 @@
         <w:keepNext/>
       </w:pPr>
       <w:bookmarkStart w:id="93" w:name="k52"/>
-      <w:bookmarkStart w:id="94" w:name="_Toc242690524"/>
+      <w:bookmarkStart w:id="94" w:name="_Toc242690823"/>
       <w:r>
         <w:t>OPSLAGFOUTEN EN TERUGDRAAIEN</w:t>
       </w:r>
@@ -19534,7 +19555,7 @@
         <w:keepNext/>
       </w:pPr>
       <w:bookmarkStart w:id="95" w:name="k53"/>
-      <w:bookmarkStart w:id="96" w:name="_Toc242690525"/>
+      <w:bookmarkStart w:id="96" w:name="_Toc242690824"/>
       <w:r>
         <w:t>ADMINFUNCTIES</w:t>
       </w:r>
@@ -19780,7 +19801,7 @@
         <w:keepNext/>
       </w:pPr>
       <w:bookmarkStart w:id="97" w:name="k54"/>
-      <w:bookmarkStart w:id="98" w:name="_Toc242690526"/>
+      <w:bookmarkStart w:id="98" w:name="_Toc242690825"/>
       <w:r>
         <w:t xml:space="preserve">CSV-EXPORT (CLASS </w:t>
       </w:r>
@@ -20188,7 +20209,7 @@
         <w:keepNext/>
       </w:pPr>
       <w:bookmarkStart w:id="99" w:name="k55"/>
-      <w:bookmarkStart w:id="100" w:name="_Toc242690527"/>
+      <w:bookmarkStart w:id="100" w:name="_Toc242690826"/>
       <w:r>
         <w:t>EVENT LISTENERS</w:t>
       </w:r>
@@ -20793,7 +20814,7 @@
         </w:numPr>
       </w:pPr>
       <w:bookmarkStart w:id="101" w:name="k56"/>
-      <w:bookmarkStart w:id="102" w:name="_Toc242690528"/>
+      <w:bookmarkStart w:id="102" w:name="_Toc242690827"/>
       <w:r>
         <w:t>DATAMODEL EN KOPPELINGEN.</w:t>
       </w:r>
@@ -20811,7 +20832,7 @@
         <w:keepNext/>
       </w:pPr>
       <w:bookmarkStart w:id="103" w:name="k57"/>
-      <w:bookmarkStart w:id="104" w:name="_Toc242690529"/>
+      <w:bookmarkStart w:id="104" w:name="_Toc242690828"/>
       <w:r>
         <w:t>BEDRIJVEN</w:t>
       </w:r>
@@ -21022,7 +21043,7 @@
         <w:keepNext/>
       </w:pPr>
       <w:bookmarkStart w:id="105" w:name="k58"/>
-      <w:bookmarkStart w:id="106" w:name="_Toc242690530"/>
+      <w:bookmarkStart w:id="106" w:name="_Toc242690829"/>
       <w:r>
         <w:t>CONSUMPTIEPUNTEN</w:t>
       </w:r>
@@ -21341,7 +21362,7 @@
         <w:keepNext/>
       </w:pPr>
       <w:bookmarkStart w:id="107" w:name="k59"/>
-      <w:bookmarkStart w:id="108" w:name="_Toc242690531"/>
+      <w:bookmarkStart w:id="108" w:name="_Toc242690830"/>
       <w:r>
         <w:t>MEDEWERKERS</w:t>
       </w:r>
@@ -21897,7 +21918,7 @@
         <w:keepNext/>
       </w:pPr>
       <w:bookmarkStart w:id="109" w:name="k60"/>
-      <w:bookmarkStart w:id="110" w:name="_Toc242690532"/>
+      <w:bookmarkStart w:id="110" w:name="_Toc242690831"/>
       <w:r>
         <w:t>REGISTRATIES</w:t>
       </w:r>
@@ -22463,7 +22484,7 @@
         </w:numPr>
       </w:pPr>
       <w:bookmarkStart w:id="111" w:name="k61"/>
-      <w:bookmarkStart w:id="112" w:name="_Toc242690533"/>
+      <w:bookmarkStart w:id="112" w:name="_Toc242690832"/>
       <w:r>
         <w:t>BELANGRIJKE DEMO-BEPERKINGEN.</w:t>
       </w:r>
@@ -22754,7 +22775,7 @@
         </w:numPr>
       </w:pPr>
       <w:bookmarkStart w:id="113" w:name="k62"/>
-      <w:bookmarkStart w:id="114" w:name="_Toc242690534"/>
+      <w:bookmarkStart w:id="114" w:name="_Toc242690833"/>
       <w:r>
         <w:t>CODE UITLEGGEN TIJDENS EEN PRESENTATIE.</w:t>
       </w:r>
@@ -23105,7 +23126,7 @@
         </w:numPr>
       </w:pPr>
       <w:bookmarkStart w:id="115" w:name="k63"/>
-      <w:bookmarkStart w:id="116" w:name="_Toc242690535"/>
+      <w:bookmarkStart w:id="116" w:name="_Toc242690834"/>
       <w:r>
         <w:t>MOGELIJKE VERVOLGSTAPPEN.</w:t>
       </w:r>

--- a/docs/DOCUMENTATIE.docx
+++ b/docs/DOCUMENTATIE.docx
@@ -82,7 +82,7 @@
           <w:numId w:val="0"/>
         </w:numPr>
       </w:pPr>
-      <w:bookmarkStart w:id="0" w:name="_Toc242690781"/>
+      <w:bookmarkStart w:id="0" w:name="_Toc242703525"/>
       <w:r>
         <w:lastRenderedPageBreak/>
         <w:t>INHOUDSOPGAVE.</w:t>
@@ -113,7 +113,7 @@
       <w:r>
         <w:fldChar w:fldCharType="separate"/>
       </w:r>
-      <w:hyperlink w:anchor="_Toc242690781" w:history="1">
+      <w:hyperlink w:anchor="_Toc242703525" w:history="1">
         <w:r>
           <w:rPr>
             <w:rStyle w:val="Hyperlink"/>
@@ -140,7 +140,7 @@
             <w:noProof/>
             <w:webHidden/>
           </w:rPr>
-          <w:instrText xml:space="preserve"> PAGEREF _Toc242690781 \h </w:instrText>
+          <w:instrText xml:space="preserve"> PAGEREF _Toc242703525 \h </w:instrText>
         </w:r>
         <w:r>
           <w:rPr>
@@ -187,7 +187,7 @@
           <w:lang w:eastAsia="nl-NL"/>
         </w:rPr>
       </w:pPr>
-      <w:hyperlink w:anchor="_Toc242690782" w:history="1">
+      <w:hyperlink w:anchor="_Toc242703526" w:history="1">
         <w:r>
           <w:rPr>
             <w:rStyle w:val="Hyperlink"/>
@@ -232,7 +232,7 @@
             <w:noProof/>
             <w:webHidden/>
           </w:rPr>
-          <w:instrText xml:space="preserve"> PAGEREF _Toc242690782 \h </w:instrText>
+          <w:instrText xml:space="preserve"> PAGEREF _Toc242703526 \h </w:instrText>
         </w:r>
         <w:r>
           <w:rPr>
@@ -279,7 +279,7 @@
           <w:lang w:eastAsia="nl-NL"/>
         </w:rPr>
       </w:pPr>
-      <w:hyperlink w:anchor="_Toc242690783" w:history="1">
+      <w:hyperlink w:anchor="_Toc242703527" w:history="1">
         <w:r>
           <w:rPr>
             <w:rStyle w:val="Hyperlink"/>
@@ -324,7 +324,7 @@
             <w:noProof/>
             <w:webHidden/>
           </w:rPr>
-          <w:instrText xml:space="preserve"> PAGEREF _Toc242690783 \h </w:instrText>
+          <w:instrText xml:space="preserve"> PAGEREF _Toc242703527 \h </w:instrText>
         </w:r>
         <w:r>
           <w:rPr>
@@ -371,7 +371,7 @@
           <w:lang w:eastAsia="nl-NL"/>
         </w:rPr>
       </w:pPr>
-      <w:hyperlink w:anchor="_Toc242690784" w:history="1">
+      <w:hyperlink w:anchor="_Toc242703528" w:history="1">
         <w:r>
           <w:rPr>
             <w:rStyle w:val="Hyperlink"/>
@@ -416,7 +416,7 @@
             <w:noProof/>
             <w:webHidden/>
           </w:rPr>
-          <w:instrText xml:space="preserve"> PAGEREF _Toc242690784 \h </w:instrText>
+          <w:instrText xml:space="preserve"> PAGEREF _Toc242703528 \h </w:instrText>
         </w:r>
         <w:r>
           <w:rPr>
@@ -463,7 +463,7 @@
           <w:lang w:eastAsia="nl-NL"/>
         </w:rPr>
       </w:pPr>
-      <w:hyperlink w:anchor="_Toc242690785" w:history="1">
+      <w:hyperlink w:anchor="_Toc242703529" w:history="1">
         <w:r>
           <w:rPr>
             <w:rStyle w:val="Hyperlink"/>
@@ -508,7 +508,7 @@
             <w:noProof/>
             <w:webHidden/>
           </w:rPr>
-          <w:instrText xml:space="preserve"> PAGEREF _Toc242690785 \h </w:instrText>
+          <w:instrText xml:space="preserve"> PAGEREF _Toc242703529 \h </w:instrText>
         </w:r>
         <w:r>
           <w:rPr>
@@ -555,7 +555,7 @@
           <w:lang w:eastAsia="nl-NL"/>
         </w:rPr>
       </w:pPr>
-      <w:hyperlink w:anchor="_Toc242690786" w:history="1">
+      <w:hyperlink w:anchor="_Toc242703530" w:history="1">
         <w:r>
           <w:rPr>
             <w:rStyle w:val="Hyperlink"/>
@@ -600,7 +600,7 @@
             <w:noProof/>
             <w:webHidden/>
           </w:rPr>
-          <w:instrText xml:space="preserve"> PAGEREF _Toc242690786 \h </w:instrText>
+          <w:instrText xml:space="preserve"> PAGEREF _Toc242703530 \h </w:instrText>
         </w:r>
         <w:r>
           <w:rPr>
@@ -647,7 +647,7 @@
           <w:lang w:eastAsia="nl-NL"/>
         </w:rPr>
       </w:pPr>
-      <w:hyperlink w:anchor="_Toc242690787" w:history="1">
+      <w:hyperlink w:anchor="_Toc242703531" w:history="1">
         <w:r>
           <w:rPr>
             <w:rStyle w:val="Hyperlink"/>
@@ -692,7 +692,7 @@
             <w:noProof/>
             <w:webHidden/>
           </w:rPr>
-          <w:instrText xml:space="preserve"> PAGEREF _Toc242690787 \h </w:instrText>
+          <w:instrText xml:space="preserve"> PAGEREF _Toc242703531 \h </w:instrText>
         </w:r>
         <w:r>
           <w:rPr>
@@ -739,7 +739,7 @@
           <w:lang w:eastAsia="nl-NL"/>
         </w:rPr>
       </w:pPr>
-      <w:hyperlink w:anchor="_Toc242690788" w:history="1">
+      <w:hyperlink w:anchor="_Toc242703532" w:history="1">
         <w:r>
           <w:rPr>
             <w:rStyle w:val="Hyperlink"/>
@@ -784,7 +784,7 @@
             <w:noProof/>
             <w:webHidden/>
           </w:rPr>
-          <w:instrText xml:space="preserve"> PAGEREF _Toc242690788 \h </w:instrText>
+          <w:instrText xml:space="preserve"> PAGEREF _Toc242703532 \h </w:instrText>
         </w:r>
         <w:r>
           <w:rPr>
@@ -831,7 +831,7 @@
           <w:lang w:eastAsia="nl-NL"/>
         </w:rPr>
       </w:pPr>
-      <w:hyperlink w:anchor="_Toc242690789" w:history="1">
+      <w:hyperlink w:anchor="_Toc242703533" w:history="1">
         <w:r>
           <w:rPr>
             <w:rStyle w:val="Hyperlink"/>
@@ -876,7 +876,7 @@
             <w:noProof/>
             <w:webHidden/>
           </w:rPr>
-          <w:instrText xml:space="preserve"> PAGEREF _Toc242690789 \h </w:instrText>
+          <w:instrText xml:space="preserve"> PAGEREF _Toc242703533 \h </w:instrText>
         </w:r>
         <w:r>
           <w:rPr>
@@ -923,7 +923,7 @@
           <w:lang w:eastAsia="nl-NL"/>
         </w:rPr>
       </w:pPr>
-      <w:hyperlink w:anchor="_Toc242690790" w:history="1">
+      <w:hyperlink w:anchor="_Toc242703534" w:history="1">
         <w:r>
           <w:rPr>
             <w:rStyle w:val="Hyperlink"/>
@@ -968,7 +968,7 @@
             <w:noProof/>
             <w:webHidden/>
           </w:rPr>
-          <w:instrText xml:space="preserve"> PAGEREF _Toc242690790 \h </w:instrText>
+          <w:instrText xml:space="preserve"> PAGEREF _Toc242703534 \h </w:instrText>
         </w:r>
         <w:r>
           <w:rPr>
@@ -1015,7 +1015,7 @@
           <w:lang w:eastAsia="nl-NL"/>
         </w:rPr>
       </w:pPr>
-      <w:hyperlink w:anchor="_Toc242690791" w:history="1">
+      <w:hyperlink w:anchor="_Toc242703535" w:history="1">
         <w:r>
           <w:rPr>
             <w:rStyle w:val="Hyperlink"/>
@@ -1060,7 +1060,7 @@
             <w:noProof/>
             <w:webHidden/>
           </w:rPr>
-          <w:instrText xml:space="preserve"> PAGEREF _Toc242690791 \h </w:instrText>
+          <w:instrText xml:space="preserve"> PAGEREF _Toc242703535 \h </w:instrText>
         </w:r>
         <w:r>
           <w:rPr>
@@ -1107,7 +1107,7 @@
           <w:lang w:eastAsia="nl-NL"/>
         </w:rPr>
       </w:pPr>
-      <w:hyperlink w:anchor="_Toc242690792" w:history="1">
+      <w:hyperlink w:anchor="_Toc242703536" w:history="1">
         <w:r>
           <w:rPr>
             <w:rStyle w:val="Hyperlink"/>
@@ -1152,7 +1152,7 @@
             <w:noProof/>
             <w:webHidden/>
           </w:rPr>
-          <w:instrText xml:space="preserve"> PAGEREF _Toc242690792 \h </w:instrText>
+          <w:instrText xml:space="preserve"> PAGEREF _Toc242703536 \h </w:instrText>
         </w:r>
         <w:r>
           <w:rPr>
@@ -1199,7 +1199,7 @@
           <w:lang w:eastAsia="nl-NL"/>
         </w:rPr>
       </w:pPr>
-      <w:hyperlink w:anchor="_Toc242690793" w:history="1">
+      <w:hyperlink w:anchor="_Toc242703537" w:history="1">
         <w:r>
           <w:rPr>
             <w:rStyle w:val="Hyperlink"/>
@@ -1244,7 +1244,7 @@
             <w:noProof/>
             <w:webHidden/>
           </w:rPr>
-          <w:instrText xml:space="preserve"> PAGEREF _Toc242690793 \h </w:instrText>
+          <w:instrText xml:space="preserve"> PAGEREF _Toc242703537 \h </w:instrText>
         </w:r>
         <w:r>
           <w:rPr>
@@ -1291,7 +1291,7 @@
           <w:lang w:eastAsia="nl-NL"/>
         </w:rPr>
       </w:pPr>
-      <w:hyperlink w:anchor="_Toc242690794" w:history="1">
+      <w:hyperlink w:anchor="_Toc242703538" w:history="1">
         <w:r>
           <w:rPr>
             <w:rStyle w:val="Hyperlink"/>
@@ -1336,7 +1336,7 @@
             <w:noProof/>
             <w:webHidden/>
           </w:rPr>
-          <w:instrText xml:space="preserve"> PAGEREF _Toc242690794 \h </w:instrText>
+          <w:instrText xml:space="preserve"> PAGEREF _Toc242703538 \h </w:instrText>
         </w:r>
         <w:r>
           <w:rPr>
@@ -1383,7 +1383,7 @@
           <w:lang w:eastAsia="nl-NL"/>
         </w:rPr>
       </w:pPr>
-      <w:hyperlink w:anchor="_Toc242690795" w:history="1">
+      <w:hyperlink w:anchor="_Toc242703539" w:history="1">
         <w:r>
           <w:rPr>
             <w:rStyle w:val="Hyperlink"/>
@@ -1428,7 +1428,7 @@
             <w:noProof/>
             <w:webHidden/>
           </w:rPr>
-          <w:instrText xml:space="preserve"> PAGEREF _Toc242690795 \h </w:instrText>
+          <w:instrText xml:space="preserve"> PAGEREF _Toc242703539 \h </w:instrText>
         </w:r>
         <w:r>
           <w:rPr>
@@ -1475,7 +1475,7 @@
           <w:lang w:eastAsia="nl-NL"/>
         </w:rPr>
       </w:pPr>
-      <w:hyperlink w:anchor="_Toc242690796" w:history="1">
+      <w:hyperlink w:anchor="_Toc242703540" w:history="1">
         <w:r>
           <w:rPr>
             <w:rStyle w:val="Hyperlink"/>
@@ -1520,7 +1520,7 @@
             <w:noProof/>
             <w:webHidden/>
           </w:rPr>
-          <w:instrText xml:space="preserve"> PAGEREF _Toc242690796 \h </w:instrText>
+          <w:instrText xml:space="preserve"> PAGEREF _Toc242703540 \h </w:instrText>
         </w:r>
         <w:r>
           <w:rPr>
@@ -1567,7 +1567,7 @@
           <w:lang w:eastAsia="nl-NL"/>
         </w:rPr>
       </w:pPr>
-      <w:hyperlink w:anchor="_Toc242690797" w:history="1">
+      <w:hyperlink w:anchor="_Toc242703541" w:history="1">
         <w:r>
           <w:rPr>
             <w:rStyle w:val="Hyperlink"/>
@@ -1612,7 +1612,7 @@
             <w:noProof/>
             <w:webHidden/>
           </w:rPr>
-          <w:instrText xml:space="preserve"> PAGEREF _Toc242690797 \h </w:instrText>
+          <w:instrText xml:space="preserve"> PAGEREF _Toc242703541 \h </w:instrText>
         </w:r>
         <w:r>
           <w:rPr>
@@ -1659,7 +1659,7 @@
           <w:lang w:eastAsia="nl-NL"/>
         </w:rPr>
       </w:pPr>
-      <w:hyperlink w:anchor="_Toc242690798" w:history="1">
+      <w:hyperlink w:anchor="_Toc242703542" w:history="1">
         <w:r>
           <w:rPr>
             <w:rStyle w:val="Hyperlink"/>
@@ -1704,7 +1704,7 @@
             <w:noProof/>
             <w:webHidden/>
           </w:rPr>
-          <w:instrText xml:space="preserve"> PAGEREF _Toc242690798 \h </w:instrText>
+          <w:instrText xml:space="preserve"> PAGEREF _Toc242703542 \h </w:instrText>
         </w:r>
         <w:r>
           <w:rPr>
@@ -1751,7 +1751,7 @@
           <w:lang w:eastAsia="nl-NL"/>
         </w:rPr>
       </w:pPr>
-      <w:hyperlink w:anchor="_Toc242690799" w:history="1">
+      <w:hyperlink w:anchor="_Toc242703543" w:history="1">
         <w:r>
           <w:rPr>
             <w:rStyle w:val="Hyperlink"/>
@@ -1796,7 +1796,7 @@
             <w:noProof/>
             <w:webHidden/>
           </w:rPr>
-          <w:instrText xml:space="preserve"> PAGEREF _Toc242690799 \h </w:instrText>
+          <w:instrText xml:space="preserve"> PAGEREF _Toc242703543 \h </w:instrText>
         </w:r>
         <w:r>
           <w:rPr>
@@ -1843,7 +1843,7 @@
           <w:lang w:eastAsia="nl-NL"/>
         </w:rPr>
       </w:pPr>
-      <w:hyperlink w:anchor="_Toc242690800" w:history="1">
+      <w:hyperlink w:anchor="_Toc242703544" w:history="1">
         <w:r>
           <w:rPr>
             <w:rStyle w:val="Hyperlink"/>
@@ -1888,7 +1888,7 @@
             <w:noProof/>
             <w:webHidden/>
           </w:rPr>
-          <w:instrText xml:space="preserve"> PAGEREF _Toc242690800 \h </w:instrText>
+          <w:instrText xml:space="preserve"> PAGEREF _Toc242703544 \h </w:instrText>
         </w:r>
         <w:r>
           <w:rPr>
@@ -1935,7 +1935,7 @@
           <w:lang w:eastAsia="nl-NL"/>
         </w:rPr>
       </w:pPr>
-      <w:hyperlink w:anchor="_Toc242690801" w:history="1">
+      <w:hyperlink w:anchor="_Toc242703545" w:history="1">
         <w:r>
           <w:rPr>
             <w:rStyle w:val="Hyperlink"/>
@@ -1980,7 +1980,7 @@
             <w:noProof/>
             <w:webHidden/>
           </w:rPr>
-          <w:instrText xml:space="preserve"> PAGEREF _Toc242690801 \h </w:instrText>
+          <w:instrText xml:space="preserve"> PAGEREF _Toc242703545 \h </w:instrText>
         </w:r>
         <w:r>
           <w:rPr>
@@ -2000,7 +2000,7 @@
             <w:noProof/>
             <w:webHidden/>
           </w:rPr>
-          <w:t>14</w:t>
+          <w:t>15</w:t>
         </w:r>
         <w:r>
           <w:rPr>
@@ -2027,7 +2027,7 @@
           <w:lang w:eastAsia="nl-NL"/>
         </w:rPr>
       </w:pPr>
-      <w:hyperlink w:anchor="_Toc242690802" w:history="1">
+      <w:hyperlink w:anchor="_Toc242703546" w:history="1">
         <w:r>
           <w:rPr>
             <w:rStyle w:val="Hyperlink"/>
@@ -2088,7 +2088,7 @@
             <w:noProof/>
             <w:webHidden/>
           </w:rPr>
-          <w:instrText xml:space="preserve"> PAGEREF _Toc242690802 \h </w:instrText>
+          <w:instrText xml:space="preserve"> PAGEREF _Toc242703546 \h </w:instrText>
         </w:r>
         <w:r>
           <w:rPr>
@@ -2135,7 +2135,7 @@
           <w:lang w:eastAsia="nl-NL"/>
         </w:rPr>
       </w:pPr>
-      <w:hyperlink w:anchor="_Toc242690803" w:history="1">
+      <w:hyperlink w:anchor="_Toc242703547" w:history="1">
         <w:r>
           <w:rPr>
             <w:rStyle w:val="Hyperlink"/>
@@ -2180,7 +2180,7 @@
             <w:noProof/>
             <w:webHidden/>
           </w:rPr>
-          <w:instrText xml:space="preserve"> PAGEREF _Toc242690803 \h </w:instrText>
+          <w:instrText xml:space="preserve"> PAGEREF _Toc242703547 \h </w:instrText>
         </w:r>
         <w:r>
           <w:rPr>
@@ -2227,7 +2227,7 @@
           <w:lang w:eastAsia="nl-NL"/>
         </w:rPr>
       </w:pPr>
-      <w:hyperlink w:anchor="_Toc242690804" w:history="1">
+      <w:hyperlink w:anchor="_Toc242703548" w:history="1">
         <w:r>
           <w:rPr>
             <w:rStyle w:val="Hyperlink"/>
@@ -2272,7 +2272,7 @@
             <w:noProof/>
             <w:webHidden/>
           </w:rPr>
-          <w:instrText xml:space="preserve"> PAGEREF _Toc242690804 \h </w:instrText>
+          <w:instrText xml:space="preserve"> PAGEREF _Toc242703548 \h </w:instrText>
         </w:r>
         <w:r>
           <w:rPr>
@@ -2319,7 +2319,7 @@
           <w:lang w:eastAsia="nl-NL"/>
         </w:rPr>
       </w:pPr>
-      <w:hyperlink w:anchor="_Toc242690805" w:history="1">
+      <w:hyperlink w:anchor="_Toc242703549" w:history="1">
         <w:r>
           <w:rPr>
             <w:rStyle w:val="Hyperlink"/>
@@ -2364,7 +2364,7 @@
             <w:noProof/>
             <w:webHidden/>
           </w:rPr>
-          <w:instrText xml:space="preserve"> PAGEREF _Toc242690805 \h </w:instrText>
+          <w:instrText xml:space="preserve"> PAGEREF _Toc242703549 \h </w:instrText>
         </w:r>
         <w:r>
           <w:rPr>
@@ -2411,7 +2411,7 @@
           <w:lang w:eastAsia="nl-NL"/>
         </w:rPr>
       </w:pPr>
-      <w:hyperlink w:anchor="_Toc242690806" w:history="1">
+      <w:hyperlink w:anchor="_Toc242703550" w:history="1">
         <w:r>
           <w:rPr>
             <w:rStyle w:val="Hyperlink"/>
@@ -2456,7 +2456,7 @@
             <w:noProof/>
             <w:webHidden/>
           </w:rPr>
-          <w:instrText xml:space="preserve"> PAGEREF _Toc242690806 \h </w:instrText>
+          <w:instrText xml:space="preserve"> PAGEREF _Toc242703550 \h </w:instrText>
         </w:r>
         <w:r>
           <w:rPr>
@@ -2503,7 +2503,7 @@
           <w:lang w:eastAsia="nl-NL"/>
         </w:rPr>
       </w:pPr>
-      <w:hyperlink w:anchor="_Toc242690807" w:history="1">
+      <w:hyperlink w:anchor="_Toc242703551" w:history="1">
         <w:r>
           <w:rPr>
             <w:rStyle w:val="Hyperlink"/>
@@ -2548,7 +2548,7 @@
             <w:noProof/>
             <w:webHidden/>
           </w:rPr>
-          <w:instrText xml:space="preserve"> PAGEREF _Toc242690807 \h </w:instrText>
+          <w:instrText xml:space="preserve"> PAGEREF _Toc242703551 \h </w:instrText>
         </w:r>
         <w:r>
           <w:rPr>
@@ -2595,7 +2595,7 @@
           <w:lang w:eastAsia="nl-NL"/>
         </w:rPr>
       </w:pPr>
-      <w:hyperlink w:anchor="_Toc242690808" w:history="1">
+      <w:hyperlink w:anchor="_Toc242703552" w:history="1">
         <w:r>
           <w:rPr>
             <w:rStyle w:val="Hyperlink"/>
@@ -2640,7 +2640,7 @@
             <w:noProof/>
             <w:webHidden/>
           </w:rPr>
-          <w:instrText xml:space="preserve"> PAGEREF _Toc242690808 \h </w:instrText>
+          <w:instrText xml:space="preserve"> PAGEREF _Toc242703552 \h </w:instrText>
         </w:r>
         <w:r>
           <w:rPr>
@@ -2687,7 +2687,7 @@
           <w:lang w:eastAsia="nl-NL"/>
         </w:rPr>
       </w:pPr>
-      <w:hyperlink w:anchor="_Toc242690809" w:history="1">
+      <w:hyperlink w:anchor="_Toc242703553" w:history="1">
         <w:r>
           <w:rPr>
             <w:rStyle w:val="Hyperlink"/>
@@ -2732,7 +2732,7 @@
             <w:noProof/>
             <w:webHidden/>
           </w:rPr>
-          <w:instrText xml:space="preserve"> PAGEREF _Toc242690809 \h </w:instrText>
+          <w:instrText xml:space="preserve"> PAGEREF _Toc242703553 \h </w:instrText>
         </w:r>
         <w:r>
           <w:rPr>
@@ -2779,7 +2779,7 @@
           <w:lang w:eastAsia="nl-NL"/>
         </w:rPr>
       </w:pPr>
-      <w:hyperlink w:anchor="_Toc242690810" w:history="1">
+      <w:hyperlink w:anchor="_Toc242703554" w:history="1">
         <w:r>
           <w:rPr>
             <w:rStyle w:val="Hyperlink"/>
@@ -2840,7 +2840,7 @@
             <w:noProof/>
             <w:webHidden/>
           </w:rPr>
-          <w:instrText xml:space="preserve"> PAGEREF _Toc242690810 \h </w:instrText>
+          <w:instrText xml:space="preserve"> PAGEREF _Toc242703554 \h </w:instrText>
         </w:r>
         <w:r>
           <w:rPr>
@@ -2887,7 +2887,7 @@
           <w:lang w:eastAsia="nl-NL"/>
         </w:rPr>
       </w:pPr>
-      <w:hyperlink w:anchor="_Toc242690811" w:history="1">
+      <w:hyperlink w:anchor="_Toc242703555" w:history="1">
         <w:r>
           <w:rPr>
             <w:rStyle w:val="Hyperlink"/>
@@ -2932,7 +2932,7 @@
             <w:noProof/>
             <w:webHidden/>
           </w:rPr>
-          <w:instrText xml:space="preserve"> PAGEREF _Toc242690811 \h </w:instrText>
+          <w:instrText xml:space="preserve"> PAGEREF _Toc242703555 \h </w:instrText>
         </w:r>
         <w:r>
           <w:rPr>
@@ -2979,7 +2979,7 @@
           <w:lang w:eastAsia="nl-NL"/>
         </w:rPr>
       </w:pPr>
-      <w:hyperlink w:anchor="_Toc242690812" w:history="1">
+      <w:hyperlink w:anchor="_Toc242703556" w:history="1">
         <w:r>
           <w:rPr>
             <w:rStyle w:val="Hyperlink"/>
@@ -3024,7 +3024,7 @@
             <w:noProof/>
             <w:webHidden/>
           </w:rPr>
-          <w:instrText xml:space="preserve"> PAGEREF _Toc242690812 \h </w:instrText>
+          <w:instrText xml:space="preserve"> PAGEREF _Toc242703556 \h </w:instrText>
         </w:r>
         <w:r>
           <w:rPr>
@@ -3071,7 +3071,7 @@
           <w:lang w:eastAsia="nl-NL"/>
         </w:rPr>
       </w:pPr>
-      <w:hyperlink w:anchor="_Toc242690813" w:history="1">
+      <w:hyperlink w:anchor="_Toc242703557" w:history="1">
         <w:r>
           <w:rPr>
             <w:rStyle w:val="Hyperlink"/>
@@ -3116,7 +3116,7 @@
             <w:noProof/>
             <w:webHidden/>
           </w:rPr>
-          <w:instrText xml:space="preserve"> PAGEREF _Toc242690813 \h </w:instrText>
+          <w:instrText xml:space="preserve"> PAGEREF _Toc242703557 \h </w:instrText>
         </w:r>
         <w:r>
           <w:rPr>
@@ -3163,7 +3163,7 @@
           <w:lang w:eastAsia="nl-NL"/>
         </w:rPr>
       </w:pPr>
-      <w:hyperlink w:anchor="_Toc242690814" w:history="1">
+      <w:hyperlink w:anchor="_Toc242703558" w:history="1">
         <w:r>
           <w:rPr>
             <w:rStyle w:val="Hyperlink"/>
@@ -3224,7 +3224,7 @@
             <w:noProof/>
             <w:webHidden/>
           </w:rPr>
-          <w:instrText xml:space="preserve"> PAGEREF _Toc242690814 \h </w:instrText>
+          <w:instrText xml:space="preserve"> PAGEREF _Toc242703558 \h </w:instrText>
         </w:r>
         <w:r>
           <w:rPr>
@@ -3271,7 +3271,7 @@
           <w:lang w:eastAsia="nl-NL"/>
         </w:rPr>
       </w:pPr>
-      <w:hyperlink w:anchor="_Toc242690815" w:history="1">
+      <w:hyperlink w:anchor="_Toc242703559" w:history="1">
         <w:r>
           <w:rPr>
             <w:rStyle w:val="Hyperlink"/>
@@ -3316,7 +3316,7 @@
             <w:noProof/>
             <w:webHidden/>
           </w:rPr>
-          <w:instrText xml:space="preserve"> PAGEREF _Toc242690815 \h </w:instrText>
+          <w:instrText xml:space="preserve"> PAGEREF _Toc242703559 \h </w:instrText>
         </w:r>
         <w:r>
           <w:rPr>
@@ -3363,7 +3363,7 @@
           <w:lang w:eastAsia="nl-NL"/>
         </w:rPr>
       </w:pPr>
-      <w:hyperlink w:anchor="_Toc242690816" w:history="1">
+      <w:hyperlink w:anchor="_Toc242703560" w:history="1">
         <w:r>
           <w:rPr>
             <w:rStyle w:val="Hyperlink"/>
@@ -3408,7 +3408,7 @@
             <w:noProof/>
             <w:webHidden/>
           </w:rPr>
-          <w:instrText xml:space="preserve"> PAGEREF _Toc242690816 \h </w:instrText>
+          <w:instrText xml:space="preserve"> PAGEREF _Toc242703560 \h </w:instrText>
         </w:r>
         <w:r>
           <w:rPr>
@@ -3455,7 +3455,7 @@
           <w:lang w:eastAsia="nl-NL"/>
         </w:rPr>
       </w:pPr>
-      <w:hyperlink w:anchor="_Toc242690817" w:history="1">
+      <w:hyperlink w:anchor="_Toc242703561" w:history="1">
         <w:r>
           <w:rPr>
             <w:rStyle w:val="Hyperlink"/>
@@ -3502,7 +3502,7 @@
             <w:noProof/>
             <w:webHidden/>
           </w:rPr>
-          <w:instrText xml:space="preserve"> PAGEREF _Toc242690817 \h </w:instrText>
+          <w:instrText xml:space="preserve"> PAGEREF _Toc242703561 \h </w:instrText>
         </w:r>
         <w:r>
           <w:rPr>
@@ -3549,7 +3549,7 @@
           <w:lang w:eastAsia="nl-NL"/>
         </w:rPr>
       </w:pPr>
-      <w:hyperlink w:anchor="_Toc242690818" w:history="1">
+      <w:hyperlink w:anchor="_Toc242703562" w:history="1">
         <w:r>
           <w:rPr>
             <w:rStyle w:val="Hyperlink"/>
@@ -3596,7 +3596,7 @@
             <w:noProof/>
             <w:webHidden/>
           </w:rPr>
-          <w:instrText xml:space="preserve"> PAGEREF _Toc242690818 \h </w:instrText>
+          <w:instrText xml:space="preserve"> PAGEREF _Toc242703562 \h </w:instrText>
         </w:r>
         <w:r>
           <w:rPr>
@@ -3643,7 +3643,7 @@
           <w:lang w:eastAsia="nl-NL"/>
         </w:rPr>
       </w:pPr>
-      <w:hyperlink w:anchor="_Toc242690819" w:history="1">
+      <w:hyperlink w:anchor="_Toc242703563" w:history="1">
         <w:r>
           <w:rPr>
             <w:rStyle w:val="Hyperlink"/>
@@ -3690,7 +3690,7 @@
             <w:noProof/>
             <w:webHidden/>
           </w:rPr>
-          <w:instrText xml:space="preserve"> PAGEREF _Toc242690819 \h </w:instrText>
+          <w:instrText xml:space="preserve"> PAGEREF _Toc242703563 \h </w:instrText>
         </w:r>
         <w:r>
           <w:rPr>
@@ -3737,7 +3737,7 @@
           <w:lang w:eastAsia="nl-NL"/>
         </w:rPr>
       </w:pPr>
-      <w:hyperlink w:anchor="_Toc242690820" w:history="1">
+      <w:hyperlink w:anchor="_Toc242703564" w:history="1">
         <w:r>
           <w:rPr>
             <w:rStyle w:val="Hyperlink"/>
@@ -3784,7 +3784,7 @@
             <w:noProof/>
             <w:webHidden/>
           </w:rPr>
-          <w:instrText xml:space="preserve"> PAGEREF _Toc242690820 \h </w:instrText>
+          <w:instrText xml:space="preserve"> PAGEREF _Toc242703564 \h </w:instrText>
         </w:r>
         <w:r>
           <w:rPr>
@@ -3831,7 +3831,7 @@
           <w:lang w:eastAsia="nl-NL"/>
         </w:rPr>
       </w:pPr>
-      <w:hyperlink w:anchor="_Toc242690821" w:history="1">
+      <w:hyperlink w:anchor="_Toc242703565" w:history="1">
         <w:r>
           <w:rPr>
             <w:rStyle w:val="Hyperlink"/>
@@ -3878,7 +3878,7 @@
             <w:noProof/>
             <w:webHidden/>
           </w:rPr>
-          <w:instrText xml:space="preserve"> PAGEREF _Toc242690821 \h </w:instrText>
+          <w:instrText xml:space="preserve"> PAGEREF _Toc242703565 \h </w:instrText>
         </w:r>
         <w:r>
           <w:rPr>
@@ -3898,7 +3898,7 @@
             <w:noProof/>
             <w:webHidden/>
           </w:rPr>
-          <w:t>27</w:t>
+          <w:t>28</w:t>
         </w:r>
         <w:r>
           <w:rPr>
@@ -3925,7 +3925,7 @@
           <w:lang w:eastAsia="nl-NL"/>
         </w:rPr>
       </w:pPr>
-      <w:hyperlink w:anchor="_Toc242690822" w:history="1">
+      <w:hyperlink w:anchor="_Toc242703566" w:history="1">
         <w:r>
           <w:rPr>
             <w:rStyle w:val="Hyperlink"/>
@@ -3972,7 +3972,7 @@
             <w:noProof/>
             <w:webHidden/>
           </w:rPr>
-          <w:instrText xml:space="preserve"> PAGEREF _Toc242690822 \h </w:instrText>
+          <w:instrText xml:space="preserve"> PAGEREF _Toc242703566 \h </w:instrText>
         </w:r>
         <w:r>
           <w:rPr>
@@ -4019,7 +4019,7 @@
           <w:lang w:eastAsia="nl-NL"/>
         </w:rPr>
       </w:pPr>
-      <w:hyperlink w:anchor="_Toc242690823" w:history="1">
+      <w:hyperlink w:anchor="_Toc242703567" w:history="1">
         <w:r>
           <w:rPr>
             <w:rStyle w:val="Hyperlink"/>
@@ -4064,7 +4064,7 @@
             <w:noProof/>
             <w:webHidden/>
           </w:rPr>
-          <w:instrText xml:space="preserve"> PAGEREF _Toc242690823 \h </w:instrText>
+          <w:instrText xml:space="preserve"> PAGEREF _Toc242703567 \h </w:instrText>
         </w:r>
         <w:r>
           <w:rPr>
@@ -4111,7 +4111,7 @@
           <w:lang w:eastAsia="nl-NL"/>
         </w:rPr>
       </w:pPr>
-      <w:hyperlink w:anchor="_Toc242690824" w:history="1">
+      <w:hyperlink w:anchor="_Toc242703568" w:history="1">
         <w:r>
           <w:rPr>
             <w:rStyle w:val="Hyperlink"/>
@@ -4156,7 +4156,7 @@
             <w:noProof/>
             <w:webHidden/>
           </w:rPr>
-          <w:instrText xml:space="preserve"> PAGEREF _Toc242690824 \h </w:instrText>
+          <w:instrText xml:space="preserve"> PAGEREF _Toc242703568 \h </w:instrText>
         </w:r>
         <w:r>
           <w:rPr>
@@ -4203,7 +4203,7 @@
           <w:lang w:eastAsia="nl-NL"/>
         </w:rPr>
       </w:pPr>
-      <w:hyperlink w:anchor="_Toc242690825" w:history="1">
+      <w:hyperlink w:anchor="_Toc242703569" w:history="1">
         <w:r>
           <w:rPr>
             <w:rStyle w:val="Hyperlink"/>
@@ -4280,7 +4280,7 @@
             <w:noProof/>
             <w:webHidden/>
           </w:rPr>
-          <w:instrText xml:space="preserve"> PAGEREF _Toc242690825 \h </w:instrText>
+          <w:instrText xml:space="preserve"> PAGEREF _Toc242703569 \h </w:instrText>
         </w:r>
         <w:r>
           <w:rPr>
@@ -4327,7 +4327,7 @@
           <w:lang w:eastAsia="nl-NL"/>
         </w:rPr>
       </w:pPr>
-      <w:hyperlink w:anchor="_Toc242690826" w:history="1">
+      <w:hyperlink w:anchor="_Toc242703570" w:history="1">
         <w:r>
           <w:rPr>
             <w:rStyle w:val="Hyperlink"/>
@@ -4372,7 +4372,7 @@
             <w:noProof/>
             <w:webHidden/>
           </w:rPr>
-          <w:instrText xml:space="preserve"> PAGEREF _Toc242690826 \h </w:instrText>
+          <w:instrText xml:space="preserve"> PAGEREF _Toc242703570 \h </w:instrText>
         </w:r>
         <w:r>
           <w:rPr>
@@ -4419,7 +4419,7 @@
           <w:lang w:eastAsia="nl-NL"/>
         </w:rPr>
       </w:pPr>
-      <w:hyperlink w:anchor="_Toc242690827" w:history="1">
+      <w:hyperlink w:anchor="_Toc242703571" w:history="1">
         <w:r>
           <w:rPr>
             <w:rStyle w:val="Hyperlink"/>
@@ -4464,7 +4464,7 @@
             <w:noProof/>
             <w:webHidden/>
           </w:rPr>
-          <w:instrText xml:space="preserve"> PAGEREF _Toc242690827 \h </w:instrText>
+          <w:instrText xml:space="preserve"> PAGEREF _Toc242703571 \h </w:instrText>
         </w:r>
         <w:r>
           <w:rPr>
@@ -4511,7 +4511,7 @@
           <w:lang w:eastAsia="nl-NL"/>
         </w:rPr>
       </w:pPr>
-      <w:hyperlink w:anchor="_Toc242690828" w:history="1">
+      <w:hyperlink w:anchor="_Toc242703572" w:history="1">
         <w:r>
           <w:rPr>
             <w:rStyle w:val="Hyperlink"/>
@@ -4556,7 +4556,7 @@
             <w:noProof/>
             <w:webHidden/>
           </w:rPr>
-          <w:instrText xml:space="preserve"> PAGEREF _Toc242690828 \h </w:instrText>
+          <w:instrText xml:space="preserve"> PAGEREF _Toc242703572 \h </w:instrText>
         </w:r>
         <w:r>
           <w:rPr>
@@ -4603,7 +4603,7 @@
           <w:lang w:eastAsia="nl-NL"/>
         </w:rPr>
       </w:pPr>
-      <w:hyperlink w:anchor="_Toc242690829" w:history="1">
+      <w:hyperlink w:anchor="_Toc242703573" w:history="1">
         <w:r>
           <w:rPr>
             <w:rStyle w:val="Hyperlink"/>
@@ -4648,7 +4648,7 @@
             <w:noProof/>
             <w:webHidden/>
           </w:rPr>
-          <w:instrText xml:space="preserve"> PAGEREF _Toc242690829 \h </w:instrText>
+          <w:instrText xml:space="preserve"> PAGEREF _Toc242703573 \h </w:instrText>
         </w:r>
         <w:r>
           <w:rPr>
@@ -4695,7 +4695,7 @@
           <w:lang w:eastAsia="nl-NL"/>
         </w:rPr>
       </w:pPr>
-      <w:hyperlink w:anchor="_Toc242690830" w:history="1">
+      <w:hyperlink w:anchor="_Toc242703574" w:history="1">
         <w:r>
           <w:rPr>
             <w:rStyle w:val="Hyperlink"/>
@@ -4740,7 +4740,7 @@
             <w:noProof/>
             <w:webHidden/>
           </w:rPr>
-          <w:instrText xml:space="preserve"> PAGEREF _Toc242690830 \h </w:instrText>
+          <w:instrText xml:space="preserve"> PAGEREF _Toc242703574 \h </w:instrText>
         </w:r>
         <w:r>
           <w:rPr>
@@ -4787,7 +4787,7 @@
           <w:lang w:eastAsia="nl-NL"/>
         </w:rPr>
       </w:pPr>
-      <w:hyperlink w:anchor="_Toc242690831" w:history="1">
+      <w:hyperlink w:anchor="_Toc242703575" w:history="1">
         <w:r>
           <w:rPr>
             <w:rStyle w:val="Hyperlink"/>
@@ -4832,7 +4832,7 @@
             <w:noProof/>
             <w:webHidden/>
           </w:rPr>
-          <w:instrText xml:space="preserve"> PAGEREF _Toc242690831 \h </w:instrText>
+          <w:instrText xml:space="preserve"> PAGEREF _Toc242703575 \h </w:instrText>
         </w:r>
         <w:r>
           <w:rPr>
@@ -4879,7 +4879,7 @@
           <w:lang w:eastAsia="nl-NL"/>
         </w:rPr>
       </w:pPr>
-      <w:hyperlink w:anchor="_Toc242690832" w:history="1">
+      <w:hyperlink w:anchor="_Toc242703576" w:history="1">
         <w:r>
           <w:rPr>
             <w:rStyle w:val="Hyperlink"/>
@@ -4924,7 +4924,7 @@
             <w:noProof/>
             <w:webHidden/>
           </w:rPr>
-          <w:instrText xml:space="preserve"> PAGEREF _Toc242690832 \h </w:instrText>
+          <w:instrText xml:space="preserve"> PAGEREF _Toc242703576 \h </w:instrText>
         </w:r>
         <w:r>
           <w:rPr>
@@ -4971,7 +4971,7 @@
           <w:lang w:eastAsia="nl-NL"/>
         </w:rPr>
       </w:pPr>
-      <w:hyperlink w:anchor="_Toc242690833" w:history="1">
+      <w:hyperlink w:anchor="_Toc242703577" w:history="1">
         <w:r>
           <w:rPr>
             <w:rStyle w:val="Hyperlink"/>
@@ -5016,7 +5016,7 @@
             <w:noProof/>
             <w:webHidden/>
           </w:rPr>
-          <w:instrText xml:space="preserve"> PAGEREF _Toc242690833 \h </w:instrText>
+          <w:instrText xml:space="preserve"> PAGEREF _Toc242703577 \h </w:instrText>
         </w:r>
         <w:r>
           <w:rPr>
@@ -5036,7 +5036,7 @@
             <w:noProof/>
             <w:webHidden/>
           </w:rPr>
-          <w:t>33</w:t>
+          <w:t>34</w:t>
         </w:r>
         <w:r>
           <w:rPr>
@@ -5063,7 +5063,7 @@
           <w:lang w:eastAsia="nl-NL"/>
         </w:rPr>
       </w:pPr>
-      <w:hyperlink w:anchor="_Toc242690834" w:history="1">
+      <w:hyperlink w:anchor="_Toc242703578" w:history="1">
         <w:r>
           <w:rPr>
             <w:rStyle w:val="Hyperlink"/>
@@ -5108,7 +5108,7 @@
             <w:noProof/>
             <w:webHidden/>
           </w:rPr>
-          <w:instrText xml:space="preserve"> PAGEREF _Toc242690834 \h </w:instrText>
+          <w:instrText xml:space="preserve"> PAGEREF _Toc242703578 \h </w:instrText>
         </w:r>
         <w:r>
           <w:rPr>
@@ -5128,7 +5128,7 @@
             <w:noProof/>
             <w:webHidden/>
           </w:rPr>
-          <w:t>34</w:t>
+          <w:t>35</w:t>
         </w:r>
         <w:r>
           <w:rPr>
@@ -5161,7 +5161,7 @@
         </w:numPr>
       </w:pPr>
       <w:bookmarkStart w:id="1" w:name="k1"/>
-      <w:bookmarkStart w:id="2" w:name="_Toc242690782"/>
+      <w:bookmarkStart w:id="2" w:name="_Toc242703526"/>
       <w:r>
         <w:t>DOEL VAN DE APPLICATIE.</w:t>
       </w:r>
@@ -5243,7 +5243,7 @@
         </w:numPr>
       </w:pPr>
       <w:bookmarkStart w:id="3" w:name="k2"/>
-      <w:bookmarkStart w:id="4" w:name="_Toc242690783"/>
+      <w:bookmarkStart w:id="4" w:name="_Toc242703527"/>
       <w:r>
         <w:t>BESTANDEN.</w:t>
       </w:r>
@@ -5492,7 +5492,7 @@
                 <w:sz w:val="16"/>
                 <w:szCs w:val="16"/>
               </w:rPr>
-              <w:t>) en van de pasjeslezer (</w:t>
+              <w:t>), van de pasjeslezer (</w:t>
             </w:r>
             <w:r>
               <w:rPr>
@@ -5507,7 +5507,22 @@
                 <w:sz w:val="16"/>
                 <w:szCs w:val="16"/>
               </w:rPr>
-              <w:t>)</w:t>
+              <w:t>) en na hoeveel tijd zonder invoer de beheerder wordt uitgelogd (</w:t>
+            </w:r>
+            <w:r>
+              <w:rPr>
+                <w:rFonts w:ascii="Consolas" w:hAnsi="Consolas" w:cs="Consolas"/>
+                <w:sz w:val="14"/>
+                <w:shd w:val="clear" w:color="auto" w:fill="EEF4F2"/>
+              </w:rPr>
+              <w:t>ADMIN_IDLE_LOGOUT_MS</w:t>
+            </w:r>
+            <w:r>
+              <w:rPr>
+                <w:sz w:val="16"/>
+                <w:szCs w:val="16"/>
+              </w:rPr>
+              <w:t>, 5 minuten)</w:t>
             </w:r>
           </w:p>
         </w:tc>
@@ -7121,7 +7136,7 @@
                 <w:sz w:val="16"/>
                 <w:szCs w:val="16"/>
               </w:rPr>
-              <w:t>Unit tests (547) voor de regels, de opslag, de export, het thema, de welkom- en gezichtsherkenningsfuncties, herkennen met de pas, de controller, de beveiliging en regressietests voor opgeloste bugs</w:t>
+              <w:t>Unit tests (565) voor de regels, de opslag, de export, het thema, de welkom- en gezichtsherkenningsfuncties, herkennen met de pas, de controller, de beveiliging en regressietests voor opgeloste bugs</w:t>
             </w:r>
           </w:p>
         </w:tc>
@@ -7742,7 +7757,7 @@
                 <w:sz w:val="14"/>
                 <w:shd w:val="clear" w:color="auto" w:fill="EEF4F2"/>
               </w:rPr>
-              <w:t>.gitattributes</w:t>
+              <w:t>tests/avg-toets.test.js</w:t>
             </w:r>
           </w:p>
         </w:tc>
@@ -7759,37 +7774,7 @@
                 <w:sz w:val="16"/>
                 <w:szCs w:val="16"/>
               </w:rPr>
-              <w:t xml:space="preserve">Zorgt dat Git de bestanden in </w:t>
-            </w:r>
-            <w:r>
-              <w:rPr>
-                <w:rFonts w:ascii="Consolas" w:hAnsi="Consolas" w:cs="Consolas"/>
-                <w:sz w:val="14"/>
-                <w:shd w:val="clear" w:color="auto" w:fill="EEF4F2"/>
-              </w:rPr>
-              <w:t>assets/vendor/</w:t>
-            </w:r>
-            <w:r>
-              <w:rPr>
-                <w:sz w:val="16"/>
-                <w:szCs w:val="16"/>
-              </w:rPr>
-              <w:t xml:space="preserve"> en </w:t>
-            </w:r>
-            <w:r>
-              <w:rPr>
-                <w:rFonts w:ascii="Consolas" w:hAnsi="Consolas" w:cs="Consolas"/>
-                <w:sz w:val="14"/>
-                <w:shd w:val="clear" w:color="auto" w:fill="EEF4F2"/>
-              </w:rPr>
-              <w:t>assets/fonts/</w:t>
-            </w:r>
-            <w:r>
-              <w:rPr>
-                <w:sz w:val="16"/>
-                <w:szCs w:val="16"/>
-              </w:rPr>
-              <w:t xml:space="preserve"> niet aanpast (geen omzetting van regeleinden), zodat de controlegetallen blijven kloppen</w:t>
+              <w:t>Tests voor de aanpassingen uit de AVG-toets: automatisch uitloggen van de beheerder na 5 minuten zonder invoer (met een nep-klok: net onder en precies op 5 minuten, iedere invoer begint opnieuw, open beheerformulieren gaan dicht, de melding en de timer van 10 seconden) en de uitleg over de inhouding op het loon in het productvenster</w:t>
             </w:r>
           </w:p>
         </w:tc>
@@ -7812,7 +7797,7 @@
                 <w:sz w:val="14"/>
                 <w:shd w:val="clear" w:color="auto" w:fill="EEF4F2"/>
               </w:rPr>
-              <w:t>tests/e2e/</w:t>
+              <w:t>.gitattributes</w:t>
             </w:r>
           </w:p>
         </w:tc>
@@ -7829,7 +7814,7 @@
                 <w:sz w:val="16"/>
                 <w:szCs w:val="16"/>
               </w:rPr>
-              <w:t xml:space="preserve">Browsertests (end-to-end): </w:t>
+              <w:t xml:space="preserve">Zorgt dat Git de bestanden in </w:t>
             </w:r>
             <w:r>
               <w:rPr>
@@ -7837,14 +7822,14 @@
                 <w:sz w:val="14"/>
                 <w:shd w:val="clear" w:color="auto" w:fill="EEF4F2"/>
               </w:rPr>
-              <w:t>app.e2e.test.js</w:t>
+              <w:t>assets/vendor/</w:t>
             </w:r>
             <w:r>
               <w:rPr>
                 <w:sz w:val="16"/>
                 <w:szCs w:val="16"/>
               </w:rPr>
-              <w:t xml:space="preserve"> test de echte pagina in headless Edge of Chrome (laden zonder fouten, zoeken, registreren, Escape en focus, inloggen, thema, pas koppelen en herkennen, CSV-export), </w:t>
+              <w:t xml:space="preserve"> en </w:t>
             </w:r>
             <w:r>
               <w:rPr>
@@ -7852,37 +7837,14 @@
                 <w:sz w:val="14"/>
                 <w:shd w:val="clear" w:color="auto" w:fill="EEF4F2"/>
               </w:rPr>
-              <w:t>browser.js</w:t>
+              <w:t>assets/fonts/</w:t>
             </w:r>
             <w:r>
               <w:rPr>
                 <w:sz w:val="16"/>
                 <w:szCs w:val="16"/>
               </w:rPr>
-              <w:t xml:space="preserve"> bevat de webserver en de besturing van de browser via het Chrome DevTools Protocol. Draaien met </w:t>
-            </w:r>
-            <w:r>
-              <w:rPr>
-                <w:rFonts w:ascii="Consolas" w:hAnsi="Consolas" w:cs="Consolas"/>
-                <w:sz w:val="14"/>
-                <w:shd w:val="clear" w:color="auto" w:fill="EEF4F2"/>
-              </w:rPr>
-              <w:t>npm run test:e2e</w:t>
-            </w:r>
-            <w:r>
-              <w:rPr>
-                <w:sz w:val="16"/>
-                <w:szCs w:val="16"/>
-              </w:rPr>
-              <w:t xml:space="preserve">, zonder npm-pakketten. Een andere browser kies je met </w:t>
-            </w:r>
-            <w:r>
-              <w:rPr>
-                <w:rFonts w:ascii="Consolas" w:hAnsi="Consolas" w:cs="Consolas"/>
-                <w:sz w:val="14"/>
-                <w:shd w:val="clear" w:color="auto" w:fill="EEF4F2"/>
-              </w:rPr>
-              <w:t>BROWSER_PATH</w:t>
+              <w:t xml:space="preserve"> niet aanpast (geen omzetting van regeleinden), zodat de controlegetallen blijven kloppen</w:t>
             </w:r>
           </w:p>
         </w:tc>
@@ -7905,7 +7867,7 @@
                 <w:sz w:val="14"/>
                 <w:shd w:val="clear" w:color="auto" w:fill="EEF4F2"/>
               </w:rPr>
-              <w:t>.github/workflows/ci.yml</w:t>
+              <w:t>tests/e2e/</w:t>
             </w:r>
           </w:p>
         </w:tc>
@@ -7922,6 +7884,99 @@
                 <w:sz w:val="16"/>
                 <w:szCs w:val="16"/>
               </w:rPr>
+              <w:t xml:space="preserve">Browsertests (end-to-end): </w:t>
+            </w:r>
+            <w:r>
+              <w:rPr>
+                <w:rFonts w:ascii="Consolas" w:hAnsi="Consolas" w:cs="Consolas"/>
+                <w:sz w:val="14"/>
+                <w:shd w:val="clear" w:color="auto" w:fill="EEF4F2"/>
+              </w:rPr>
+              <w:t>app.e2e.test.js</w:t>
+            </w:r>
+            <w:r>
+              <w:rPr>
+                <w:sz w:val="16"/>
+                <w:szCs w:val="16"/>
+              </w:rPr>
+              <w:t xml:space="preserve"> test de echte pagina in headless Edge of Chrome (laden zonder fouten, zoeken, registreren (daarna bij kiezen op naam geen "welkom terug"), Escape en focus, inloggen, thema, pas koppelen en herkennen, CSV-export), </w:t>
+            </w:r>
+            <w:r>
+              <w:rPr>
+                <w:rFonts w:ascii="Consolas" w:hAnsi="Consolas" w:cs="Consolas"/>
+                <w:sz w:val="14"/>
+                <w:shd w:val="clear" w:color="auto" w:fill="EEF4F2"/>
+              </w:rPr>
+              <w:t>browser.js</w:t>
+            </w:r>
+            <w:r>
+              <w:rPr>
+                <w:sz w:val="16"/>
+                <w:szCs w:val="16"/>
+              </w:rPr>
+              <w:t xml:space="preserve"> bevat de webserver en de besturing van de browser via het Chrome DevTools Protocol. Draaien met </w:t>
+            </w:r>
+            <w:r>
+              <w:rPr>
+                <w:rFonts w:ascii="Consolas" w:hAnsi="Consolas" w:cs="Consolas"/>
+                <w:sz w:val="14"/>
+                <w:shd w:val="clear" w:color="auto" w:fill="EEF4F2"/>
+              </w:rPr>
+              <w:t>npm run test:e2e</w:t>
+            </w:r>
+            <w:r>
+              <w:rPr>
+                <w:sz w:val="16"/>
+                <w:szCs w:val="16"/>
+              </w:rPr>
+              <w:t xml:space="preserve">, zonder npm-pakketten. Een andere browser kies je met </w:t>
+            </w:r>
+            <w:r>
+              <w:rPr>
+                <w:rFonts w:ascii="Consolas" w:hAnsi="Consolas" w:cs="Consolas"/>
+                <w:sz w:val="14"/>
+                <w:shd w:val="clear" w:color="auto" w:fill="EEF4F2"/>
+              </w:rPr>
+              <w:t>BROWSER_PATH</w:t>
+            </w:r>
+          </w:p>
+        </w:tc>
+      </w:tr>
+      <w:tr>
+        <w:trPr>
+          <w:cantSplit/>
+        </w:trPr>
+        <w:tc>
+          <w:tcPr>
+            <w:tcW w:w="4337" w:type="dxa"/>
+          </w:tcPr>
+          <w:p>
+            <w:pPr>
+              <w:spacing w:before="20" w:after="20" w:line="240" w:lineRule="auto"/>
+            </w:pPr>
+            <w:r>
+              <w:rPr>
+                <w:rFonts w:ascii="Consolas" w:hAnsi="Consolas" w:cs="Consolas"/>
+                <w:sz w:val="14"/>
+                <w:shd w:val="clear" w:color="auto" w:fill="EEF4F2"/>
+              </w:rPr>
+              <w:t>.github/workflows/ci.yml</w:t>
+            </w:r>
+          </w:p>
+        </w:tc>
+        <w:tc>
+          <w:tcPr>
+            <w:tcW w:w="5301" w:type="dxa"/>
+          </w:tcPr>
+          <w:p>
+            <w:pPr>
+              <w:spacing w:before="20" w:after="20" w:line="240" w:lineRule="auto"/>
+            </w:pPr>
+            <w:r>
+              <w:rPr>
+                <w:sz w:val="16"/>
+                <w:szCs w:val="16"/>
+              </w:rPr>
               <w:t>Voert de unit tests en daarna de browsertests (in Google Chrome) automatisch uit op GitHub met Node.js 24 (LTS), met alleen leesrechten en actions die op een commit-SHA zijn vastgezet</w:t>
             </w:r>
           </w:p>
@@ -7963,7 +8018,7 @@
         </w:numPr>
       </w:pPr>
       <w:bookmarkStart w:id="5" w:name="k3"/>
-      <w:bookmarkStart w:id="6" w:name="_Toc242690784"/>
+      <w:bookmarkStart w:id="6" w:name="_Toc242703528"/>
       <w:r>
         <w:t>DE WEBSITE STARTEN.</w:t>
       </w:r>
@@ -8185,7 +8240,7 @@
         </w:numPr>
       </w:pPr>
       <w:bookmarkStart w:id="7" w:name="k4"/>
-      <w:bookmarkStart w:id="8" w:name="_Toc242690785"/>
+      <w:bookmarkStart w:id="8" w:name="_Toc242703529"/>
       <w:r>
         <w:t>GEBRUIKERSHANDLEIDING.</w:t>
       </w:r>
@@ -8198,7 +8253,7 @@
         <w:keepNext/>
       </w:pPr>
       <w:bookmarkStart w:id="9" w:name="k5"/>
-      <w:bookmarkStart w:id="10" w:name="_Toc242690786"/>
+      <w:bookmarkStart w:id="10" w:name="_Toc242703530"/>
       <w:r>
         <w:t>EEN MEDEWERKER ZOEKEN</w:t>
       </w:r>
@@ -8253,7 +8308,7 @@
         <w:keepNext/>
       </w:pPr>
       <w:bookmarkStart w:id="11" w:name="k6"/>
-      <w:bookmarkStart w:id="12" w:name="_Toc242690787"/>
+      <w:bookmarkStart w:id="12" w:name="_Toc242703531"/>
       <w:r>
         <w:t>EEN PRODUCT REGISTREREN</w:t>
       </w:r>
@@ -8464,7 +8519,7 @@
         <w:keepNext/>
       </w:pPr>
       <w:bookmarkStart w:id="13" w:name="k7"/>
-      <w:bookmarkStart w:id="14" w:name="_Toc242690788"/>
+      <w:bookmarkStart w:id="14" w:name="_Toc242703532"/>
       <w:r>
         <w:t>ADMIN-DASHBOARD OPENEN</w:t>
       </w:r>
@@ -8595,7 +8650,7 @@
         <w:keepNext/>
       </w:pPr>
       <w:bookmarkStart w:id="15" w:name="k8"/>
-      <w:bookmarkStart w:id="16" w:name="_Toc242690789"/>
+      <w:bookmarkStart w:id="16" w:name="_Toc242703533"/>
       <w:r>
         <w:t>REGISTRATIES BEHEREN</w:t>
       </w:r>
@@ -8881,7 +8936,7 @@
         <w:keepNext/>
       </w:pPr>
       <w:bookmarkStart w:id="17" w:name="k9"/>
-      <w:bookmarkStart w:id="18" w:name="_Toc242690790"/>
+      <w:bookmarkStart w:id="18" w:name="_Toc242703534"/>
       <w:r>
         <w:t>MEDEWERKERS BEHEREN</w:t>
       </w:r>
@@ -9201,7 +9256,7 @@
         <w:keepNext/>
       </w:pPr>
       <w:bookmarkStart w:id="19" w:name="k10"/>
-      <w:bookmarkStart w:id="20" w:name="_Toc242690791"/>
+      <w:bookmarkStart w:id="20" w:name="_Toc242703535"/>
       <w:r>
         <w:t>PRODUCTEN BEHEREN</w:t>
       </w:r>
@@ -9329,7 +9384,7 @@
         <w:keepNext/>
       </w:pPr>
       <w:bookmarkStart w:id="21" w:name="k11"/>
-      <w:bookmarkStart w:id="22" w:name="_Toc242690792"/>
+      <w:bookmarkStart w:id="22" w:name="_Toc242703536"/>
       <w:r>
         <w:t>BEDRIJVEN EN CONSUMPTIEPUNTEN BEHEREN</w:t>
       </w:r>
@@ -9492,7 +9547,7 @@
         <w:keepNext/>
       </w:pPr>
       <w:bookmarkStart w:id="23" w:name="k12"/>
-      <w:bookmarkStart w:id="24" w:name="_Toc242690793"/>
+      <w:bookmarkStart w:id="24" w:name="_Toc242703537"/>
       <w:r>
         <w:t>VOORRAAD BEHEREN</w:t>
       </w:r>
@@ -9710,7 +9765,7 @@
         <w:keepNext/>
       </w:pPr>
       <w:bookmarkStart w:id="25" w:name="k13"/>
-      <w:bookmarkStart w:id="26" w:name="_Toc242690794"/>
+      <w:bookmarkStart w:id="26" w:name="_Toc242703538"/>
       <w:r>
         <w:t>LOGBOEK BEKIJKEN</w:t>
       </w:r>
@@ -9750,7 +9805,7 @@
         <w:keepNext/>
       </w:pPr>
       <w:bookmarkStart w:id="27" w:name="k14"/>
-      <w:bookmarkStart w:id="28" w:name="_Toc242690795"/>
+      <w:bookmarkStart w:id="28" w:name="_Toc242703539"/>
       <w:r>
         <w:t>ALLE GEGEVENS WISSEN</w:t>
       </w:r>
@@ -9876,7 +9931,7 @@
         <w:keepNext/>
       </w:pPr>
       <w:bookmarkStart w:id="29" w:name="k15"/>
-      <w:bookmarkStart w:id="30" w:name="_Toc242690796"/>
+      <w:bookmarkStart w:id="30" w:name="_Toc242703540"/>
       <w:r>
         <w:t>MODAL SLUITEN EN UITLOGGEN</w:t>
       </w:r>
@@ -9900,12 +9955,57 @@
       </w:r>
     </w:p>
     <w:p>
+      <w:r>
+        <w:rPr>
+          <w:b/>
+          <w:bCs/>
+        </w:rPr>
+        <w:t>Automatisch uitloggen.</w:t>
+      </w:r>
+      <w:r>
+        <w:t xml:space="preserve"> Gebruikt de beheerder het beheer 5 minuten niet (geen muisbeweging, klik, toets, aanraking of scroll), dan logt de website de beheerder vanzelf uit. Open formulieren en het venster </w:t>
+      </w:r>
+      <w:r>
+        <w:rPr>
+          <w:rFonts w:ascii="Consolas" w:hAnsi="Consolas" w:cs="Consolas"/>
+          <w:sz w:val="18"/>
+          <w:shd w:val="clear" w:color="auto" w:fill="EEF4F2"/>
+        </w:rPr>
+        <w:t>Registratie verwijderen</w:t>
+      </w:r>
+      <w:r>
+        <w:t xml:space="preserve"> gaan dicht zonder op te slaan, het beheervenster sluit en onderaan verschijnt "Je bent automatisch uitgelogd omdat het beheer 5 minuten niet is gebruikt." Zo blijft het beheer niet open staan als de beheerder wegloopt. De tijd staat in </w:t>
+      </w:r>
+      <w:r>
+        <w:rPr>
+          <w:rFonts w:ascii="Consolas" w:hAnsi="Consolas" w:cs="Consolas"/>
+          <w:sz w:val="18"/>
+          <w:shd w:val="clear" w:color="auto" w:fill="EEF4F2"/>
+        </w:rPr>
+        <w:t>config.js</w:t>
+      </w:r>
+      <w:r>
+        <w:t xml:space="preserve"> (</w:t>
+      </w:r>
+      <w:r>
+        <w:rPr>
+          <w:rFonts w:ascii="Consolas" w:hAnsi="Consolas" w:cs="Consolas"/>
+          <w:sz w:val="18"/>
+          <w:shd w:val="clear" w:color="auto" w:fill="EEF4F2"/>
+        </w:rPr>
+        <w:t>ADMIN_IDLE_LOGOUT_MS</w:t>
+      </w:r>
+      <w:r>
+        <w:t>). Een timer kijkt iedere 10 seconden of de tijd voorbij is.</w:t>
+      </w:r>
+    </w:p>
+    <w:p>
       <w:pPr>
         <w:pStyle w:val="Kop2"/>
         <w:keepNext/>
       </w:pPr>
       <w:bookmarkStart w:id="31" w:name="k16"/>
-      <w:bookmarkStart w:id="32" w:name="_Toc242690797"/>
+      <w:bookmarkStart w:id="32" w:name="_Toc242703541"/>
       <w:r>
         <w:t>CSV EXPORTEREN</w:t>
       </w:r>
@@ -9932,8 +10032,6 @@
       </w:r>
       <w:r>
         <w:tab/>
-      </w:r>
-      <w:r>
         <w:t>Open het admin-dashboard.</w:t>
       </w:r>
     </w:p>
@@ -10242,7 +10340,7 @@
         <w:keepNext/>
       </w:pPr>
       <w:bookmarkStart w:id="33" w:name="k17"/>
-      <w:bookmarkStart w:id="34" w:name="_Toc242690798"/>
+      <w:bookmarkStart w:id="34" w:name="_Toc242703542"/>
       <w:r>
         <w:t>LICHT OF DONKER THEMA</w:t>
       </w:r>
@@ -10349,7 +10447,7 @@
         <w:keepNext/>
       </w:pPr>
       <w:bookmarkStart w:id="35" w:name="k18"/>
-      <w:bookmarkStart w:id="36" w:name="_Toc242690799"/>
+      <w:bookmarkStart w:id="36" w:name="_Toc242703543"/>
       <w:r>
         <w:t>WELKOM EN "ZELFDE ALS VORIGE KEER"</w:t>
       </w:r>
@@ -10358,7 +10456,10 @@
     </w:p>
     <w:p>
       <w:r>
-        <w:t xml:space="preserve">Als een medewerker het productvenster opent, verschijnt een persoonlijke begroeting die past bij het tijdstip, bijvoorbeeld "Goedemorgen Lotte, welkom terug." Heeft de medewerker eerder iets geregistreerd, dan staat erboven wat er de vorige keer is gekozen ("Vorige keer koos je 1× Blikje en 1× Ei."). Met de knop </w:t>
+        <w:t>Als een medewerker het productvenster opent, verschijnt een persoonlijke begroeting die past bij het tijdstip, bijvoorbeeld "Goedemorgen Lotte." Is de medewerker herkend met de pas of de camera en heeft hij eerder zelf iets geregistreerd, dan wordt dat "Goedemorgen Lotte, welkom terug." en staat eronder wat er de vorige keer is gekozen ("Vorige keer koos je 1× Blikje en 1× Ei."). Wie op een naam in de lijst tikt, ziet die twee dingen niet. Iedereen kan op de naam van een collega tikken, en dan zou te zien z</w:t>
+      </w:r>
+      <w:r>
+        <w:t xml:space="preserve">ijn of die collega al eens iets registreerde en wat (privacy, zie het TO hoofdstuk 13). Met de knop </w:t>
       </w:r>
       <w:r>
         <w:rPr>
@@ -10380,7 +10481,7 @@
         <w:t>Registreren</w:t>
       </w:r>
       <w:r>
-        <w:t xml:space="preserve">. Correcties van de beheerder tellen hierbij niet mee, ook niet voor "welkom terug". Bij het openen staat de focus op de eerste </w:t>
+        <w:t xml:space="preserve">. Correcties van de beheerder tellen hierbij niet mee, ook niet voor "welkom terug". Onder in het productvenster staat in kleine grijze tekst "Wat je registreert, wordt maandelijks ingehouden op je loon. Meer informatie staat in de privacyverklaring voor medewerkers." Er staat geen link bij, omdat TVB de privacyverklaring nog moet vaststellen. Bij het openen staat de focus op de eerste </w:t>
       </w:r>
       <w:r>
         <w:rPr>
@@ -10422,7 +10523,7 @@
         <w:keepNext/>
       </w:pPr>
       <w:bookmarkStart w:id="37" w:name="k19"/>
-      <w:bookmarkStart w:id="38" w:name="_Toc242690800"/>
+      <w:bookmarkStart w:id="38" w:name="_Toc242703544"/>
       <w:r>
         <w:t>DEMO GEZICHTSHERKENNING</w:t>
       </w:r>
@@ -10488,8 +10589,6 @@
       </w:r>
       <w:r>
         <w:tab/>
-      </w:r>
-      <w:r>
         <w:t xml:space="preserve">De camera van de tablet of laptop gaat aan. Plaats je gezicht in het kader, zet het vinkje voor vrijwillige deelname en klik op </w:t>
       </w:r>
       <w:r>
@@ -10630,7 +10729,7 @@
         <w:keepNext/>
       </w:pPr>
       <w:bookmarkStart w:id="39" w:name="k20"/>
-      <w:bookmarkStart w:id="40" w:name="_Toc242690801"/>
+      <w:bookmarkStart w:id="40" w:name="_Toc242703545"/>
       <w:r>
         <w:t>HERKENNEN MET DE PAS</w:t>
       </w:r>
@@ -10824,7 +10923,7 @@
         </w:numPr>
       </w:pPr>
       <w:bookmarkStart w:id="41" w:name="k21"/>
-      <w:bookmarkStart w:id="42" w:name="_Toc242690802"/>
+      <w:bookmarkStart w:id="42" w:name="_Toc242703546"/>
       <w:r>
         <w:t xml:space="preserve">UITLEG VAN </w:t>
       </w:r>
@@ -10848,7 +10947,7 @@
         <w:keepNext/>
       </w:pPr>
       <w:bookmarkStart w:id="43" w:name="k22"/>
-      <w:bookmarkStart w:id="44" w:name="_Toc242690803"/>
+      <w:bookmarkStart w:id="44" w:name="_Toc242703547"/>
       <w:r>
         <w:t>METADATA EN EXTERNE BESTANDEN</w:t>
       </w:r>
@@ -11124,7 +11223,7 @@
         <w:keepNext/>
       </w:pPr>
       <w:bookmarkStart w:id="45" w:name="k23"/>
-      <w:bookmarkStart w:id="46" w:name="_Toc242690804"/>
+      <w:bookmarkStart w:id="46" w:name="_Toc242703548"/>
       <w:r>
         <w:t>NAVIGATIEBALK</w:t>
       </w:r>
@@ -11337,7 +11436,7 @@
         <w:keepNext/>
       </w:pPr>
       <w:bookmarkStart w:id="47" w:name="k24"/>
-      <w:bookmarkStart w:id="48" w:name="_Toc242690805"/>
+      <w:bookmarkStart w:id="48" w:name="_Toc242703549"/>
       <w:r>
         <w:t>HERO-GEDEELTE</w:t>
       </w:r>
@@ -11382,7 +11481,7 @@
         <w:keepNext/>
       </w:pPr>
       <w:bookmarkStart w:id="49" w:name="k25"/>
-      <w:bookmarkStart w:id="50" w:name="_Toc242690806"/>
+      <w:bookmarkStart w:id="50" w:name="_Toc242703550"/>
       <w:r>
         <w:t>MEDEWERKERLIJST</w:t>
       </w:r>
@@ -11645,7 +11744,7 @@
         <w:keepNext/>
       </w:pPr>
       <w:bookmarkStart w:id="51" w:name="k26"/>
-      <w:bookmarkStart w:id="52" w:name="_Toc242690807"/>
+      <w:bookmarkStart w:id="52" w:name="_Toc242703551"/>
       <w:r>
         <w:t>STATISTIEKEN</w:t>
       </w:r>
@@ -11728,7 +11827,7 @@
         <w:keepNext/>
       </w:pPr>
       <w:bookmarkStart w:id="53" w:name="k27"/>
-      <w:bookmarkStart w:id="54" w:name="_Toc242690808"/>
+      <w:bookmarkStart w:id="54" w:name="_Toc242703552"/>
       <w:r>
         <w:t>VENSTERS (MODALS)</w:t>
       </w:r>
@@ -11943,7 +12042,22 @@
                 <w:sz w:val="16"/>
                 <w:szCs w:val="16"/>
               </w:rPr>
-              <w:t xml:space="preserve"> en de link voor de demo gezichtsherkenning</w:t>
+              <w:t xml:space="preserve"> (alleen na herkenning met pas of camera), de link voor de demo gezichtsherkenning en de uitleg over de inhouding op het loon (</w:t>
+            </w:r>
+            <w:r>
+              <w:rPr>
+                <w:rFonts w:ascii="Consolas" w:hAnsi="Consolas" w:cs="Consolas"/>
+                <w:sz w:val="14"/>
+                <w:shd w:val="clear" w:color="auto" w:fill="EEF4F2"/>
+              </w:rPr>
+              <w:t>employeePrivacyNote</w:t>
+            </w:r>
+            <w:r>
+              <w:rPr>
+                <w:sz w:val="16"/>
+                <w:szCs w:val="16"/>
+              </w:rPr>
+              <w:t>)</w:t>
             </w:r>
           </w:p>
         </w:tc>
@@ -12241,7 +12355,7 @@
         <w:keepNext/>
       </w:pPr>
       <w:bookmarkStart w:id="55" w:name="k28"/>
-      <w:bookmarkStart w:id="56" w:name="_Toc242690809"/>
+      <w:bookmarkStart w:id="56" w:name="_Toc242703553"/>
       <w:r>
         <w:t>WAARSCHUWING BIJ OPENEN ALS LOS BESTAND</w:t>
       </w:r>
@@ -12286,7 +12400,7 @@
         </w:numPr>
       </w:pPr>
       <w:bookmarkStart w:id="57" w:name="k29"/>
-      <w:bookmarkStart w:id="58" w:name="_Toc242690810"/>
+      <w:bookmarkStart w:id="58" w:name="_Toc242703554"/>
       <w:r>
         <w:t xml:space="preserve">UITLEG VAN </w:t>
       </w:r>
@@ -12310,7 +12424,7 @@
         <w:keepNext/>
       </w:pPr>
       <w:bookmarkStart w:id="59" w:name="k30"/>
-      <w:bookmarkStart w:id="60" w:name="_Toc242690811"/>
+      <w:bookmarkStart w:id="60" w:name="_Toc242703555"/>
       <w:r>
         <w:t>CSS-VARIABELEN</w:t>
       </w:r>
@@ -12985,7 +13099,7 @@
         <w:keepNext/>
       </w:pPr>
       <w:bookmarkStart w:id="61" w:name="k31"/>
-      <w:bookmarkStart w:id="62" w:name="_Toc242690812"/>
+      <w:bookmarkStart w:id="62" w:name="_Toc242703556"/>
       <w:r>
         <w:t>LAYOUT</w:t>
       </w:r>
@@ -13506,7 +13620,7 @@
         <w:keepNext/>
       </w:pPr>
       <w:bookmarkStart w:id="63" w:name="k32"/>
-      <w:bookmarkStart w:id="64" w:name="_Toc242690813"/>
+      <w:bookmarkStart w:id="64" w:name="_Toc242703557"/>
       <w:r>
         <w:t>COMPONENTEN</w:t>
       </w:r>
@@ -13607,7 +13721,7 @@
         <w:t>+</w:t>
       </w:r>
       <w:r>
-        <w:t xml:space="preserve">-knoppen, de begroeting en het voorstel </w:t>
+        <w:t xml:space="preserve">-knoppen, de begroeting, het voorstel </w:t>
       </w:r>
       <w:r>
         <w:rPr>
@@ -13618,7 +13732,7 @@
         <w:t>Zelfde als vorige keer</w:t>
       </w:r>
       <w:r>
-        <w:t>.</w:t>
+        <w:t xml:space="preserve"> (na herkenning met pas of camera) en de uitleg over de inhouding op het loon.</w:t>
       </w:r>
     </w:p>
     <w:p>
@@ -13729,7 +13843,7 @@
         </w:numPr>
       </w:pPr>
       <w:bookmarkStart w:id="65" w:name="k33"/>
-      <w:bookmarkStart w:id="66" w:name="_Toc242690814"/>
+      <w:bookmarkStart w:id="66" w:name="_Toc242703558"/>
       <w:r>
         <w:t>UITLEG VAN DE JAVASCRIPT (</w:t>
       </w:r>
@@ -13753,7 +13867,7 @@
         <w:keepNext/>
       </w:pPr>
       <w:bookmarkStart w:id="67" w:name="k34"/>
-      <w:bookmarkStart w:id="68" w:name="_Toc242690815"/>
+      <w:bookmarkStart w:id="68" w:name="_Toc242703559"/>
       <w:r>
         <w:t>OPSLAG EN VOORBEELDDATA</w:t>
       </w:r>
@@ -14530,7 +14644,7 @@
         <w:keepNext/>
       </w:pPr>
       <w:bookmarkStart w:id="69" w:name="k35"/>
-      <w:bookmarkStart w:id="70" w:name="_Toc242690816"/>
+      <w:bookmarkStart w:id="70" w:name="_Toc242703560"/>
       <w:r>
         <w:t>OBJECTGEORIËNTEERDE STRUCTUUR</w:t>
       </w:r>
@@ -15013,7 +15127,7 @@
         <w:t>Compositie:</w:t>
       </w:r>
       <w:r>
-        <w:t xml:space="preserve"> de controller krijgt het model, de view, de export, de demo gezichtsherkenning en de pasjeslezer mee in de constructor, in plaats van ze zelf te maken. Daardoor kan in de tests een nep-view of nep-export worden meegegeven. De controller maakt wel zelf zijn acht onderdelen en geeft zichzelf daarbij mee.</w:t>
+        <w:t xml:space="preserve"> de controller krijgt het model, de view, de export, de demo gezichtsherkenning, de pasjeslezer en de klok voor het automatisch uitloggen mee in de constructor, in plaats van ze zelf te maken. Daardoor kan in de tests een nep-view of nep-export worden meegegeven. De controller maakt wel zelf zijn acht onderdelen en geeft zichzelf daarbij mee.</w:t>
       </w:r>
     </w:p>
     <w:p>
@@ -17599,10 +17713,87 @@
           <w:sz w:val="18"/>
           <w:shd w:val="clear" w:color="auto" w:fill="EEF4F2"/>
         </w:rPr>
-        <w:t>finishAdminChange</w:t>
-      </w:r>
-      <w:r>
-        <w:t>: tekent na een beheerwijziging alle beheeronderdelen opnieuw, ook de registratietabel (zodat bijvoorbeeld een nieuwe productnaam daar meteen staat), zonder nog eens apart op te slaan.</w:t>
+        <w:t>startIdleWatch</w:t>
+      </w:r>
+      <w:r>
+        <w:t xml:space="preserve">, </w:t>
+      </w:r>
+      <w:r>
+        <w:rPr>
+          <w:rFonts w:ascii="Consolas" w:hAnsi="Consolas" w:cs="Consolas"/>
+          <w:sz w:val="18"/>
+          <w:shd w:val="clear" w:color="auto" w:fill="EEF4F2"/>
+        </w:rPr>
+        <w:t>noteAdminActivity</w:t>
+      </w:r>
+      <w:r>
+        <w:t xml:space="preserve"> en </w:t>
+      </w:r>
+      <w:r>
+        <w:rPr>
+          <w:rFonts w:ascii="Consolas" w:hAnsi="Consolas" w:cs="Consolas"/>
+          <w:sz w:val="18"/>
+          <w:shd w:val="clear" w:color="auto" w:fill="EEF4F2"/>
+        </w:rPr>
+        <w:t>logoutIfIdle</w:t>
+      </w:r>
+      <w:r>
+        <w:t xml:space="preserve">: automatisch uitloggen. </w:t>
+      </w:r>
+      <w:r>
+        <w:rPr>
+          <w:rFonts w:ascii="Consolas" w:hAnsi="Consolas" w:cs="Consolas"/>
+          <w:sz w:val="18"/>
+          <w:shd w:val="clear" w:color="auto" w:fill="EEF4F2"/>
+        </w:rPr>
+        <w:t>startIdleWatch</w:t>
+      </w:r>
+      <w:r>
+        <w:t xml:space="preserve"> start bij het opstarten een timer die iedere 10 seconden </w:t>
+      </w:r>
+      <w:r>
+        <w:rPr>
+          <w:rFonts w:ascii="Consolas" w:hAnsi="Consolas" w:cs="Consolas"/>
+          <w:sz w:val="18"/>
+          <w:shd w:val="clear" w:color="auto" w:fill="EEF4F2"/>
+        </w:rPr>
+        <w:t>logoutIfIdle</w:t>
+      </w:r>
+      <w:r>
+        <w:t xml:space="preserve"> aanroept. </w:t>
+      </w:r>
+      <w:r>
+        <w:rPr>
+          <w:rFonts w:ascii="Consolas" w:hAnsi="Consolas" w:cs="Consolas"/>
+          <w:sz w:val="18"/>
+          <w:shd w:val="clear" w:color="auto" w:fill="EEF4F2"/>
+        </w:rPr>
+        <w:t>noteAdminActivity</w:t>
+      </w:r>
+      <w:r>
+        <w:t xml:space="preserve"> onthoudt bij iedere muisbeweging, klik, toets, aanraking of scroll het tijdstip, maar alleen als de beheerder is ingelogd. </w:t>
+      </w:r>
+      <w:r>
+        <w:rPr>
+          <w:rFonts w:ascii="Consolas" w:hAnsi="Consolas" w:cs="Consolas"/>
+          <w:sz w:val="18"/>
+          <w:shd w:val="clear" w:color="auto" w:fill="EEF4F2"/>
+        </w:rPr>
+        <w:t>logoutIfIdle</w:t>
+      </w:r>
+      <w:r>
+        <w:t xml:space="preserve"> sluit na 5 minuten zonder invoer de open beheerformulieren en het beheervenster en toont de melding. De klok (tijd en timer) wordt aan de constructor meegegeven, net als bij </w:t>
+      </w:r>
+      <w:r>
+        <w:rPr>
+          <w:rFonts w:ascii="Consolas" w:hAnsi="Consolas" w:cs="Consolas"/>
+          <w:sz w:val="18"/>
+          <w:shd w:val="clear" w:color="auto" w:fill="EEF4F2"/>
+        </w:rPr>
+        <w:t>BadgeReader</w:t>
+      </w:r>
+      <w:r>
+        <w:t>, zodat de tests met een nep-klok werken.</w:t>
       </w:r>
     </w:p>
     <w:p>
@@ -17621,10 +17812,10 @@
           <w:sz w:val="18"/>
           <w:shd w:val="clear" w:color="auto" w:fill="EEF4F2"/>
         </w:rPr>
-        <w:t>showMissing</w:t>
-      </w:r>
-      <w:r>
-        <w:t>: knoppen en formulieren van iets dat niet meer bestaat, geven hiermee een melding in plaats van het gegeven opnieuw aan te maken.</w:t>
+        <w:t>finishAdminChange</w:t>
+      </w:r>
+      <w:r>
+        <w:t>: tekent na een beheerwijziging alle beheeronderdelen opnieuw, ook de registratietabel (zodat bijvoorbeeld een nieuwe productnaam daar meteen staat), zonder nog eens apart op te slaan.</w:t>
       </w:r>
     </w:p>
     <w:p>
@@ -17643,21 +17834,10 @@
           <w:sz w:val="18"/>
           <w:shd w:val="clear" w:color="auto" w:fill="EEF4F2"/>
         </w:rPr>
-        <w:t>exportCsv</w:t>
-      </w:r>
-      <w:r>
-        <w:t xml:space="preserve">: laat </w:t>
-      </w:r>
-      <w:r>
-        <w:rPr>
-          <w:rFonts w:ascii="Consolas" w:hAnsi="Consolas" w:cs="Consolas"/>
-          <w:sz w:val="18"/>
-          <w:shd w:val="clear" w:color="auto" w:fill="EEF4F2"/>
-        </w:rPr>
-        <w:t>CsvExport</w:t>
-      </w:r>
-      <w:r>
-        <w:t xml:space="preserve"> het bestand maken (zie CSV-export hieronder).</w:t>
+        <w:t>showMissing</w:t>
+      </w:r>
+      <w:r>
+        <w:t>: knoppen en formulieren van iets dat niet meer bestaat, geven hiermee een melding in plaats van het gegeven opnieuw aan te maken.</w:t>
       </w:r>
     </w:p>
     <w:p>
@@ -17676,112 +17856,21 @@
           <w:sz w:val="18"/>
           <w:shd w:val="clear" w:color="auto" w:fill="EEF4F2"/>
         </w:rPr>
-        <w:t>wipeAllData</w:t>
-      </w:r>
-      <w:r>
-        <w:t xml:space="preserve">: de knop </w:t>
-      </w:r>
-      <w:r>
-        <w:rPr>
-          <w:rFonts w:ascii="Consolas" w:hAnsi="Consolas" w:cs="Consolas"/>
-          <w:sz w:val="18"/>
-          <w:shd w:val="clear" w:color="auto" w:fill="EEF4F2"/>
-        </w:rPr>
-        <w:t>Alle gegevens wissen</w:t>
-      </w:r>
-      <w:r>
-        <w:t>. Doet niets als er geen beheerder is ingelogd. Vraagt twee keer om bevestiging, laat het model alles wissen (</w:t>
-      </w:r>
-      <w:r>
-        <w:rPr>
-          <w:rFonts w:ascii="Consolas" w:hAnsi="Consolas" w:cs="Consolas"/>
-          <w:sz w:val="18"/>
-          <w:shd w:val="clear" w:color="auto" w:fill="EEF4F2"/>
-        </w:rPr>
-        <w:t>wipeAll</w:t>
-      </w:r>
-      <w:r>
-        <w:t>), slaat de nieuwe demogegevens op, vergeet de ingestelde gezichten, logt de beheerder uit en tekent alles opnieuw.</w:t>
-      </w:r>
-    </w:p>
-    <w:p>
-      <w:pPr>
-        <w:pStyle w:val="Lijstalinea"/>
-        <w:numPr>
-          <w:ilvl w:val="0"/>
-          <w:numId w:val="3"/>
-        </w:numPr>
-        <w:contextualSpacing w:val="0"/>
-      </w:pPr>
-      <w:r>
-        <w:rPr>
-          <w:rFonts w:ascii="Consolas" w:hAnsi="Consolas" w:cs="Consolas"/>
-          <w:sz w:val="18"/>
-          <w:shd w:val="clear" w:color="auto" w:fill="EEF4F2"/>
-        </w:rPr>
-        <w:t>toggleEmployee</w:t>
-      </w:r>
-      <w:r>
-        <w:t xml:space="preserve">, </w:t>
-      </w:r>
-      <w:r>
-        <w:rPr>
-          <w:rFonts w:ascii="Consolas" w:hAnsi="Consolas" w:cs="Consolas"/>
-          <w:sz w:val="18"/>
-          <w:shd w:val="clear" w:color="auto" w:fill="EEF4F2"/>
-        </w:rPr>
-        <w:t>removeEmployee</w:t>
-      </w:r>
-      <w:r>
-        <w:t xml:space="preserve">, </w:t>
-      </w:r>
-      <w:r>
-        <w:rPr>
-          <w:rFonts w:ascii="Consolas" w:hAnsi="Consolas" w:cs="Consolas"/>
-          <w:sz w:val="18"/>
-          <w:shd w:val="clear" w:color="auto" w:fill="EEF4F2"/>
-        </w:rPr>
-        <w:t>removeProduct</w:t>
-      </w:r>
-      <w:r>
-        <w:t xml:space="preserve">, </w:t>
-      </w:r>
-      <w:r>
-        <w:rPr>
-          <w:rFonts w:ascii="Consolas" w:hAnsi="Consolas" w:cs="Consolas"/>
-          <w:sz w:val="18"/>
-          <w:shd w:val="clear" w:color="auto" w:fill="EEF4F2"/>
-        </w:rPr>
-        <w:t>removeCompany</w:t>
-      </w:r>
-      <w:r>
-        <w:t xml:space="preserve"> en </w:t>
-      </w:r>
-      <w:r>
-        <w:rPr>
-          <w:rFonts w:ascii="Consolas" w:hAnsi="Consolas" w:cs="Consolas"/>
-          <w:sz w:val="18"/>
-          <w:shd w:val="clear" w:color="auto" w:fill="EEF4F2"/>
-        </w:rPr>
-        <w:t>removePoint</w:t>
-      </w:r>
-      <w:r>
-        <w:t>: de knoppen in de beheerlijsten.</w:t>
-      </w:r>
-    </w:p>
-    <w:p>
-      <w:r>
-        <w:rPr>
-          <w:rFonts w:ascii="Consolas" w:hAnsi="Consolas" w:cs="Consolas"/>
-          <w:b/>
-          <w:bCs/>
-          <w:sz w:val="18"/>
-          <w:shd w:val="clear" w:color="auto" w:fill="EEF4F2"/>
-        </w:rPr>
-        <w:t>CorrectionController</w:t>
-      </w:r>
-      <w:r>
-        <w:t xml:space="preserve"> regelt de correcties in het tabblad Registraties:</w:t>
+        <w:t>exportCsv</w:t>
+      </w:r>
+      <w:r>
+        <w:t xml:space="preserve">: laat </w:t>
+      </w:r>
+      <w:r>
+        <w:rPr>
+          <w:rFonts w:ascii="Consolas" w:hAnsi="Consolas" w:cs="Consolas"/>
+          <w:sz w:val="18"/>
+          <w:shd w:val="clear" w:color="auto" w:fill="EEF4F2"/>
+        </w:rPr>
+        <w:t>CsvExport</w:t>
+      </w:r>
+      <w:r>
+        <w:t xml:space="preserve"> het bestand maken (zie CSV-export hieronder).</w:t>
       </w:r>
     </w:p>
     <w:p>
@@ -17800,7 +17889,50 @@
           <w:sz w:val="18"/>
           <w:shd w:val="clear" w:color="auto" w:fill="EEF4F2"/>
         </w:rPr>
-        <w:t>resetCorrectionDate</w:t>
+        <w:t>wipeAllData</w:t>
+      </w:r>
+      <w:r>
+        <w:t xml:space="preserve">: de knop </w:t>
+      </w:r>
+      <w:r>
+        <w:rPr>
+          <w:rFonts w:ascii="Consolas" w:hAnsi="Consolas" w:cs="Consolas"/>
+          <w:sz w:val="18"/>
+          <w:shd w:val="clear" w:color="auto" w:fill="EEF4F2"/>
+        </w:rPr>
+        <w:t>Alle gegevens wissen</w:t>
+      </w:r>
+      <w:r>
+        <w:t>. Doet niets als er geen beheerder is ingelogd. Vraagt twee keer om bevestiging, laat het model alles wissen (</w:t>
+      </w:r>
+      <w:r>
+        <w:rPr>
+          <w:rFonts w:ascii="Consolas" w:hAnsi="Consolas" w:cs="Consolas"/>
+          <w:sz w:val="18"/>
+          <w:shd w:val="clear" w:color="auto" w:fill="EEF4F2"/>
+        </w:rPr>
+        <w:t>wipeAll</w:t>
+      </w:r>
+      <w:r>
+        <w:t>), slaat de nieuwe demogegevens op, vergeet de ingestelde gezichten, logt de beheerder uit en tekent alles opnieuw.</w:t>
+      </w:r>
+    </w:p>
+    <w:p>
+      <w:pPr>
+        <w:pStyle w:val="Lijstalinea"/>
+        <w:numPr>
+          <w:ilvl w:val="0"/>
+          <w:numId w:val="3"/>
+        </w:numPr>
+        <w:contextualSpacing w:val="0"/>
+      </w:pPr>
+      <w:r>
+        <w:rPr>
+          <w:rFonts w:ascii="Consolas" w:hAnsi="Consolas" w:cs="Consolas"/>
+          <w:sz w:val="18"/>
+          <w:shd w:val="clear" w:color="auto" w:fill="EEF4F2"/>
+        </w:rPr>
+        <w:t>toggleEmployee</w:t>
       </w:r>
       <w:r>
         <w:t xml:space="preserve">, </w:t>
@@ -17811,7 +17943,29 @@
           <w:sz w:val="18"/>
           <w:shd w:val="clear" w:color="auto" w:fill="EEF4F2"/>
         </w:rPr>
-        <w:t>readCorrectionDate</w:t>
+        <w:t>removeEmployee</w:t>
+      </w:r>
+      <w:r>
+        <w:t xml:space="preserve">, </w:t>
+      </w:r>
+      <w:r>
+        <w:rPr>
+          <w:rFonts w:ascii="Consolas" w:hAnsi="Consolas" w:cs="Consolas"/>
+          <w:sz w:val="18"/>
+          <w:shd w:val="clear" w:color="auto" w:fill="EEF4F2"/>
+        </w:rPr>
+        <w:t>removeProduct</w:t>
+      </w:r>
+      <w:r>
+        <w:t xml:space="preserve">, </w:t>
+      </w:r>
+      <w:r>
+        <w:rPr>
+          <w:rFonts w:ascii="Consolas" w:hAnsi="Consolas" w:cs="Consolas"/>
+          <w:sz w:val="18"/>
+          <w:shd w:val="clear" w:color="auto" w:fill="EEF4F2"/>
+        </w:rPr>
+        <w:t>removeCompany</w:t>
       </w:r>
       <w:r>
         <w:t xml:space="preserve"> en </w:t>
@@ -17822,43 +17976,25 @@
           <w:sz w:val="18"/>
           <w:shd w:val="clear" w:color="auto" w:fill="EEF4F2"/>
         </w:rPr>
-        <w:t>confirmOldMonthAddition</w:t>
-      </w:r>
-      <w:r>
-        <w:t xml:space="preserve">: het datumveld bij de correctie </w:t>
-      </w:r>
-      <w:r>
-        <w:rPr>
-          <w:rFonts w:ascii="Consolas" w:hAnsi="Consolas" w:cs="Consolas"/>
-          <w:sz w:val="18"/>
-          <w:shd w:val="clear" w:color="auto" w:fill="EEF4F2"/>
-        </w:rPr>
-        <w:t>+</w:t>
-      </w:r>
-      <w:r>
-        <w:t xml:space="preserve">. Na het inloggen staat het op vandaag. Bij </w:t>
-      </w:r>
-      <w:r>
-        <w:rPr>
-          <w:rFonts w:ascii="Consolas" w:hAnsi="Consolas" w:cs="Consolas"/>
-          <w:sz w:val="18"/>
-          <w:shd w:val="clear" w:color="auto" w:fill="EEF4F2"/>
-        </w:rPr>
-        <w:t>+</w:t>
-      </w:r>
-      <w:r>
-        <w:t xml:space="preserve"> wordt de datum gecontroleerd (niet in de toekomst, niet vóór 2000) en volgt bij een eerdere maand een bevestigingsvraag. </w:t>
-      </w:r>
-      <w:r>
-        <w:rPr>
-          <w:rFonts w:ascii="Consolas" w:hAnsi="Consolas" w:cs="Consolas"/>
-          <w:sz w:val="18"/>
-          <w:shd w:val="clear" w:color="auto" w:fill="EEF4F2"/>
-        </w:rPr>
-        <w:t>addCorrection</w:t>
-      </w:r>
-      <w:r>
-        <w:t xml:space="preserve"> voegt de registratie toe met een logboekregel.</w:t>
+        <w:t>removePoint</w:t>
+      </w:r>
+      <w:r>
+        <w:t>: de knoppen in de beheerlijsten.</w:t>
+      </w:r>
+    </w:p>
+    <w:p>
+      <w:r>
+        <w:rPr>
+          <w:rFonts w:ascii="Consolas" w:hAnsi="Consolas" w:cs="Consolas"/>
+          <w:b/>
+          <w:bCs/>
+          <w:sz w:val="18"/>
+          <w:shd w:val="clear" w:color="auto" w:fill="EEF4F2"/>
+        </w:rPr>
+        <w:t>CorrectionController</w:t>
+      </w:r>
+      <w:r>
+        <w:t xml:space="preserve"> regelt de correcties in het tabblad Registraties:</w:t>
       </w:r>
     </w:p>
     <w:p>
@@ -17877,7 +18013,7 @@
           <w:sz w:val="18"/>
           <w:shd w:val="clear" w:color="auto" w:fill="EEF4F2"/>
         </w:rPr>
-        <w:t>removeCorrection</w:t>
+        <w:t>resetCorrectionDate</w:t>
       </w:r>
       <w:r>
         <w:t xml:space="preserve">, </w:t>
@@ -17888,7 +18024,7 @@
           <w:sz w:val="18"/>
           <w:shd w:val="clear" w:color="auto" w:fill="EEF4F2"/>
         </w:rPr>
-        <w:t>removeChosenRegistration</w:t>
+        <w:t>readCorrectionDate</w:t>
       </w:r>
       <w:r>
         <w:t xml:space="preserve"> en </w:t>
@@ -17899,98 +18035,43 @@
           <w:sz w:val="18"/>
           <w:shd w:val="clear" w:color="auto" w:fill="EEF4F2"/>
         </w:rPr>
-        <w:t>closeRemoveRegistration</w:t>
-      </w:r>
-      <w:r>
-        <w:t xml:space="preserve">: de correctie </w:t>
-      </w:r>
-      <w:r>
-        <w:rPr>
-          <w:rFonts w:ascii="Consolas" w:hAnsi="Consolas" w:cs="Consolas"/>
-          <w:sz w:val="18"/>
-          <w:shd w:val="clear" w:color="auto" w:fill="EEF4F2"/>
-        </w:rPr>
-        <w:t>−</w:t>
-      </w:r>
-      <w:r>
-        <w:t xml:space="preserve">. </w:t>
-      </w:r>
-      <w:r>
-        <w:rPr>
-          <w:rFonts w:ascii="Consolas" w:hAnsi="Consolas" w:cs="Consolas"/>
-          <w:sz w:val="18"/>
-          <w:shd w:val="clear" w:color="auto" w:fill="EEF4F2"/>
-        </w:rPr>
-        <w:t>removeCorrection</w:t>
-      </w:r>
-      <w:r>
-        <w:t xml:space="preserve"> opent het venster </w:t>
-      </w:r>
-      <w:r>
-        <w:rPr>
-          <w:rFonts w:ascii="Consolas" w:hAnsi="Consolas" w:cs="Consolas"/>
-          <w:sz w:val="18"/>
-          <w:shd w:val="clear" w:color="auto" w:fill="EEF4F2"/>
-        </w:rPr>
-        <w:t>Registratie verwijderen</w:t>
-      </w:r>
-      <w:r>
-        <w:t xml:space="preserve"> (ook bij één registratie) en zet de focus op de eerste knop </w:t>
-      </w:r>
-      <w:r>
-        <w:rPr>
-          <w:rFonts w:ascii="Consolas" w:hAnsi="Consolas" w:cs="Consolas"/>
-          <w:sz w:val="18"/>
-          <w:shd w:val="clear" w:color="auto" w:fill="EEF4F2"/>
-        </w:rPr>
-        <w:t>Verwijderen</w:t>
-      </w:r>
-      <w:r>
-        <w:t xml:space="preserve">. </w:t>
-      </w:r>
-      <w:r>
-        <w:rPr>
-          <w:rFonts w:ascii="Consolas" w:hAnsi="Consolas" w:cs="Consolas"/>
-          <w:sz w:val="18"/>
-          <w:shd w:val="clear" w:color="auto" w:fill="EEF4F2"/>
-        </w:rPr>
-        <w:t>removeChosenRegistration</w:t>
-      </w:r>
-      <w:r>
-        <w:t xml:space="preserve"> verwijdert de gekozen registratie met een logboekregel via </w:t>
-      </w:r>
-      <w:r>
-        <w:rPr>
-          <w:rFonts w:ascii="Consolas" w:hAnsi="Consolas" w:cs="Consolas"/>
-          <w:sz w:val="18"/>
-          <w:shd w:val="clear" w:color="auto" w:fill="EEF4F2"/>
-        </w:rPr>
-        <w:t>persist</w:t>
-      </w:r>
-      <w:r>
-        <w:t xml:space="preserve">, sluit het venster en tekent de lijsten en de voorraad opnieuw. Bestaat de registratie niet meer, dan volgt via </w:t>
-      </w:r>
-      <w:r>
-        <w:rPr>
-          <w:rFonts w:ascii="Consolas" w:hAnsi="Consolas" w:cs="Consolas"/>
-          <w:sz w:val="18"/>
-          <w:shd w:val="clear" w:color="auto" w:fill="EEF4F2"/>
-        </w:rPr>
-        <w:t>showMissing</w:t>
-      </w:r>
-      <w:r>
-        <w:t xml:space="preserve"> een melding. </w:t>
-      </w:r>
-      <w:r>
-        <w:rPr>
-          <w:rFonts w:ascii="Consolas" w:hAnsi="Consolas" w:cs="Consolas"/>
-          <w:sz w:val="18"/>
-          <w:shd w:val="clear" w:color="auto" w:fill="EEF4F2"/>
-        </w:rPr>
-        <w:t>refreshRemoveRegistration</w:t>
-      </w:r>
-      <w:r>
-        <w:t xml:space="preserve"> werkt de lijst bij na een wijziging in een ander tabblad en sluit het venster als er niets meer te kiezen is. Bij het sluiten van het beheer gaat het venster ook dicht.</w:t>
+        <w:t>confirmOldMonthAddition</w:t>
+      </w:r>
+      <w:r>
+        <w:t xml:space="preserve">: het datumveld bij de correctie </w:t>
+      </w:r>
+      <w:r>
+        <w:rPr>
+          <w:rFonts w:ascii="Consolas" w:hAnsi="Consolas" w:cs="Consolas"/>
+          <w:sz w:val="18"/>
+          <w:shd w:val="clear" w:color="auto" w:fill="EEF4F2"/>
+        </w:rPr>
+        <w:t>+</w:t>
+      </w:r>
+      <w:r>
+        <w:t xml:space="preserve">. Na het inloggen staat het op vandaag. Bij </w:t>
+      </w:r>
+      <w:r>
+        <w:rPr>
+          <w:rFonts w:ascii="Consolas" w:hAnsi="Consolas" w:cs="Consolas"/>
+          <w:sz w:val="18"/>
+          <w:shd w:val="clear" w:color="auto" w:fill="EEF4F2"/>
+        </w:rPr>
+        <w:t>+</w:t>
+      </w:r>
+      <w:r>
+        <w:t xml:space="preserve"> wordt de datum gecontroleerd (niet in de toekomst, niet vóór 2000) en volgt bij een eerdere maand een bevestigingsvraag. </w:t>
+      </w:r>
+      <w:r>
+        <w:rPr>
+          <w:rFonts w:ascii="Consolas" w:hAnsi="Consolas" w:cs="Consolas"/>
+          <w:sz w:val="18"/>
+          <w:shd w:val="clear" w:color="auto" w:fill="EEF4F2"/>
+        </w:rPr>
+        <w:t>addCorrection</w:t>
+      </w:r>
+      <w:r>
+        <w:t xml:space="preserve"> voegt de registratie toe met een logboekregel.</w:t>
       </w:r>
     </w:p>
     <w:p>
@@ -18009,6 +18090,138 @@
           <w:sz w:val="18"/>
           <w:shd w:val="clear" w:color="auto" w:fill="EEF4F2"/>
         </w:rPr>
+        <w:t>removeCorrection</w:t>
+      </w:r>
+      <w:r>
+        <w:t xml:space="preserve">, </w:t>
+      </w:r>
+      <w:r>
+        <w:rPr>
+          <w:rFonts w:ascii="Consolas" w:hAnsi="Consolas" w:cs="Consolas"/>
+          <w:sz w:val="18"/>
+          <w:shd w:val="clear" w:color="auto" w:fill="EEF4F2"/>
+        </w:rPr>
+        <w:t>removeChosenRegistration</w:t>
+      </w:r>
+      <w:r>
+        <w:t xml:space="preserve"> en </w:t>
+      </w:r>
+      <w:r>
+        <w:rPr>
+          <w:rFonts w:ascii="Consolas" w:hAnsi="Consolas" w:cs="Consolas"/>
+          <w:sz w:val="18"/>
+          <w:shd w:val="clear" w:color="auto" w:fill="EEF4F2"/>
+        </w:rPr>
+        <w:t>closeRemoveRegistration</w:t>
+      </w:r>
+      <w:r>
+        <w:t xml:space="preserve">: de correctie </w:t>
+      </w:r>
+      <w:r>
+        <w:rPr>
+          <w:rFonts w:ascii="Consolas" w:hAnsi="Consolas" w:cs="Consolas"/>
+          <w:sz w:val="18"/>
+          <w:shd w:val="clear" w:color="auto" w:fill="EEF4F2"/>
+        </w:rPr>
+        <w:t>−</w:t>
+      </w:r>
+      <w:r>
+        <w:t xml:space="preserve">. </w:t>
+      </w:r>
+      <w:r>
+        <w:rPr>
+          <w:rFonts w:ascii="Consolas" w:hAnsi="Consolas" w:cs="Consolas"/>
+          <w:sz w:val="18"/>
+          <w:shd w:val="clear" w:color="auto" w:fill="EEF4F2"/>
+        </w:rPr>
+        <w:t>removeCorrection</w:t>
+      </w:r>
+      <w:r>
+        <w:t xml:space="preserve"> opent het venster </w:t>
+      </w:r>
+      <w:r>
+        <w:rPr>
+          <w:rFonts w:ascii="Consolas" w:hAnsi="Consolas" w:cs="Consolas"/>
+          <w:sz w:val="18"/>
+          <w:shd w:val="clear" w:color="auto" w:fill="EEF4F2"/>
+        </w:rPr>
+        <w:t>Registratie verwijderen</w:t>
+      </w:r>
+      <w:r>
+        <w:t xml:space="preserve"> (ook bij één registratie) en zet de focus op de eerste knop </w:t>
+      </w:r>
+      <w:r>
+        <w:rPr>
+          <w:rFonts w:ascii="Consolas" w:hAnsi="Consolas" w:cs="Consolas"/>
+          <w:sz w:val="18"/>
+          <w:shd w:val="clear" w:color="auto" w:fill="EEF4F2"/>
+        </w:rPr>
+        <w:t>Verwijderen</w:t>
+      </w:r>
+      <w:r>
+        <w:t xml:space="preserve">. </w:t>
+      </w:r>
+      <w:r>
+        <w:rPr>
+          <w:rFonts w:ascii="Consolas" w:hAnsi="Consolas" w:cs="Consolas"/>
+          <w:sz w:val="18"/>
+          <w:shd w:val="clear" w:color="auto" w:fill="EEF4F2"/>
+        </w:rPr>
+        <w:t>removeChosenRegistration</w:t>
+      </w:r>
+      <w:r>
+        <w:t xml:space="preserve"> verwijdert de gekozen registratie met een logboekregel via </w:t>
+      </w:r>
+      <w:r>
+        <w:rPr>
+          <w:rFonts w:ascii="Consolas" w:hAnsi="Consolas" w:cs="Consolas"/>
+          <w:sz w:val="18"/>
+          <w:shd w:val="clear" w:color="auto" w:fill="EEF4F2"/>
+        </w:rPr>
+        <w:t>persist</w:t>
+      </w:r>
+      <w:r>
+        <w:t xml:space="preserve">, sluit het venster en tekent de lijsten en de voorraad opnieuw. Bestaat de registratie niet meer, dan volgt via </w:t>
+      </w:r>
+      <w:r>
+        <w:rPr>
+          <w:rFonts w:ascii="Consolas" w:hAnsi="Consolas" w:cs="Consolas"/>
+          <w:sz w:val="18"/>
+          <w:shd w:val="clear" w:color="auto" w:fill="EEF4F2"/>
+        </w:rPr>
+        <w:t>showMissing</w:t>
+      </w:r>
+      <w:r>
+        <w:t xml:space="preserve"> een melding. </w:t>
+      </w:r>
+      <w:r>
+        <w:rPr>
+          <w:rFonts w:ascii="Consolas" w:hAnsi="Consolas" w:cs="Consolas"/>
+          <w:sz w:val="18"/>
+          <w:shd w:val="clear" w:color="auto" w:fill="EEF4F2"/>
+        </w:rPr>
+        <w:t>refreshRemoveRegistration</w:t>
+      </w:r>
+      <w:r>
+        <w:t xml:space="preserve"> werkt de lijst bij na een wijziging in een ander tabblad en sluit het venster als er niets meer te kiezen is. Bij het sluiten van het beheer gaat het venster ook dicht.</w:t>
+      </w:r>
+    </w:p>
+    <w:p>
+      <w:pPr>
+        <w:pStyle w:val="Lijstalinea"/>
+        <w:numPr>
+          <w:ilvl w:val="0"/>
+          <w:numId w:val="3"/>
+        </w:numPr>
+        <w:spacing w:after="60"/>
+        <w:contextualSpacing w:val="0"/>
+      </w:pPr>
+      <w:r>
+        <w:rPr>
+          <w:rFonts w:ascii="Consolas" w:hAnsi="Consolas" w:cs="Consolas"/>
+          <w:sz w:val="18"/>
+          <w:shd w:val="clear" w:color="auto" w:fill="EEF4F2"/>
+        </w:rPr>
         <w:t>confirmOldMonthRemoval</w:t>
       </w:r>
       <w:r>
@@ -18936,7 +19149,7 @@
         <w:keepNext/>
       </w:pPr>
       <w:bookmarkStart w:id="81" w:name="k46"/>
-      <w:bookmarkStart w:id="82" w:name="_Toc242690817"/>
+      <w:bookmarkStart w:id="82" w:name="_Toc242703561"/>
       <w:r>
         <w:rPr>
           <w:rFonts w:ascii="Consolas" w:hAnsi="Consolas" w:cs="Consolas"/>
@@ -19077,7 +19290,7 @@
         <w:keepNext/>
       </w:pPr>
       <w:bookmarkStart w:id="83" w:name="k47"/>
-      <w:bookmarkStart w:id="84" w:name="_Toc242690818"/>
+      <w:bookmarkStart w:id="84" w:name="_Toc242703562"/>
       <w:r>
         <w:rPr>
           <w:rFonts w:ascii="Consolas" w:hAnsi="Consolas" w:cs="Consolas"/>
@@ -19154,7 +19367,7 @@
         <w:keepNext/>
       </w:pPr>
       <w:bookmarkStart w:id="85" w:name="k48"/>
-      <w:bookmarkStart w:id="86" w:name="_Toc242690819"/>
+      <w:bookmarkStart w:id="86" w:name="_Toc242703563"/>
       <w:r>
         <w:rPr>
           <w:rFonts w:ascii="Consolas" w:hAnsi="Consolas" w:cs="Consolas"/>
@@ -19303,7 +19516,7 @@
         <w:keepNext/>
       </w:pPr>
       <w:bookmarkStart w:id="87" w:name="k49"/>
-      <w:bookmarkStart w:id="88" w:name="_Toc242690820"/>
+      <w:bookmarkStart w:id="88" w:name="_Toc242703564"/>
       <w:r>
         <w:rPr>
           <w:rFonts w:ascii="Consolas" w:hAnsi="Consolas" w:cs="Consolas"/>
@@ -19370,7 +19583,7 @@
         <w:keepNext/>
       </w:pPr>
       <w:bookmarkStart w:id="89" w:name="k50"/>
-      <w:bookmarkStart w:id="90" w:name="_Toc242690821"/>
+      <w:bookmarkStart w:id="90" w:name="_Toc242703565"/>
       <w:r>
         <w:rPr>
           <w:rFonts w:ascii="Consolas" w:hAnsi="Consolas" w:cs="Consolas"/>
@@ -19439,7 +19652,29 @@
         <w:t>describeSelection</w:t>
       </w:r>
       <w:r>
-        <w:t xml:space="preserve">), de producten van het consumptiepunt met </w:t>
+        <w:t xml:space="preserve">, en net als "welkom terug" alleen als </w:t>
+      </w:r>
+      <w:r>
+        <w:rPr>
+          <w:rFonts w:ascii="Consolas" w:hAnsi="Consolas" w:cs="Consolas"/>
+          <w:sz w:val="18"/>
+          <w:shd w:val="clear" w:color="auto" w:fill="EEF4F2"/>
+        </w:rPr>
+        <w:t>face.recognized</w:t>
+      </w:r>
+      <w:r>
+        <w:t xml:space="preserve"> of </w:t>
+      </w:r>
+      <w:r>
+        <w:rPr>
+          <w:rFonts w:ascii="Consolas" w:hAnsi="Consolas" w:cs="Consolas"/>
+          <w:sz w:val="18"/>
+          <w:shd w:val="clear" w:color="auto" w:fill="EEF4F2"/>
+        </w:rPr>
+        <w:t>face.recognizedByBadge</w:t>
+      </w:r>
+      <w:r>
+        <w:t xml:space="preserve"> waar is), de producten van het consumptiepunt met </w:t>
       </w:r>
       <w:r>
         <w:rPr>
@@ -19470,7 +19705,7 @@
         <w:keepNext/>
       </w:pPr>
       <w:bookmarkStart w:id="91" w:name="k51"/>
-      <w:bookmarkStart w:id="92" w:name="_Toc242690822"/>
+      <w:bookmarkStart w:id="92" w:name="_Toc242703566"/>
       <w:r>
         <w:rPr>
           <w:rFonts w:ascii="Consolas" w:hAnsi="Consolas" w:cs="Consolas"/>
@@ -19515,7 +19750,7 @@
         <w:keepNext/>
       </w:pPr>
       <w:bookmarkStart w:id="93" w:name="k52"/>
-      <w:bookmarkStart w:id="94" w:name="_Toc242690823"/>
+      <w:bookmarkStart w:id="94" w:name="_Toc242703567"/>
       <w:r>
         <w:t>OPSLAGFOUTEN EN TERUGDRAAIEN</w:t>
       </w:r>
@@ -19555,7 +19790,7 @@
         <w:keepNext/>
       </w:pPr>
       <w:bookmarkStart w:id="95" w:name="k53"/>
-      <w:bookmarkStart w:id="96" w:name="_Toc242690824"/>
+      <w:bookmarkStart w:id="96" w:name="_Toc242703568"/>
       <w:r>
         <w:t>ADMINFUNCTIES</w:t>
       </w:r>
@@ -19801,7 +20036,7 @@
         <w:keepNext/>
       </w:pPr>
       <w:bookmarkStart w:id="97" w:name="k54"/>
-      <w:bookmarkStart w:id="98" w:name="_Toc242690825"/>
+      <w:bookmarkStart w:id="98" w:name="_Toc242703569"/>
       <w:r>
         <w:t xml:space="preserve">CSV-EXPORT (CLASS </w:t>
       </w:r>
@@ -20209,7 +20444,7 @@
         <w:keepNext/>
       </w:pPr>
       <w:bookmarkStart w:id="99" w:name="k55"/>
-      <w:bookmarkStart w:id="100" w:name="_Toc242690826"/>
+      <w:bookmarkStart w:id="100" w:name="_Toc242703570"/>
       <w:r>
         <w:t>EVENT LISTENERS</w:t>
       </w:r>
@@ -20477,6 +20712,13 @@
               </w:rPr>
               <w:t>Alle gegevens wissen</w:t>
             </w:r>
+            <w:r>
+              <w:rPr>
+                <w:sz w:val="16"/>
+                <w:szCs w:val="16"/>
+              </w:rPr>
+              <w:t>, en de listeners voor muis, toets, aanraking en scroll die het automatisch uitloggen uitstellen</w:t>
+            </w:r>
           </w:p>
         </w:tc>
       </w:tr>
@@ -20814,7 +21056,7 @@
         </w:numPr>
       </w:pPr>
       <w:bookmarkStart w:id="101" w:name="k56"/>
-      <w:bookmarkStart w:id="102" w:name="_Toc242690827"/>
+      <w:bookmarkStart w:id="102" w:name="_Toc242703571"/>
       <w:r>
         <w:t>DATAMODEL EN KOPPELINGEN.</w:t>
       </w:r>
@@ -20832,7 +21074,7 @@
         <w:keepNext/>
       </w:pPr>
       <w:bookmarkStart w:id="103" w:name="k57"/>
-      <w:bookmarkStart w:id="104" w:name="_Toc242690828"/>
+      <w:bookmarkStart w:id="104" w:name="_Toc242703572"/>
       <w:r>
         <w:t>BEDRIJVEN</w:t>
       </w:r>
@@ -21043,7 +21285,7 @@
         <w:keepNext/>
       </w:pPr>
       <w:bookmarkStart w:id="105" w:name="k58"/>
-      <w:bookmarkStart w:id="106" w:name="_Toc242690829"/>
+      <w:bookmarkStart w:id="106" w:name="_Toc242703573"/>
       <w:r>
         <w:t>CONSUMPTIEPUNTEN</w:t>
       </w:r>
@@ -21362,7 +21604,7 @@
         <w:keepNext/>
       </w:pPr>
       <w:bookmarkStart w:id="107" w:name="k59"/>
-      <w:bookmarkStart w:id="108" w:name="_Toc242690830"/>
+      <w:bookmarkStart w:id="108" w:name="_Toc242703574"/>
       <w:r>
         <w:t>MEDEWERKERS</w:t>
       </w:r>
@@ -21918,7 +22160,7 @@
         <w:keepNext/>
       </w:pPr>
       <w:bookmarkStart w:id="109" w:name="k60"/>
-      <w:bookmarkStart w:id="110" w:name="_Toc242690831"/>
+      <w:bookmarkStart w:id="110" w:name="_Toc242703575"/>
       <w:r>
         <w:t>REGISTRATIES</w:t>
       </w:r>
@@ -22484,7 +22726,7 @@
         </w:numPr>
       </w:pPr>
       <w:bookmarkStart w:id="111" w:name="k61"/>
-      <w:bookmarkStart w:id="112" w:name="_Toc242690832"/>
+      <w:bookmarkStart w:id="112" w:name="_Toc242703576"/>
       <w:r>
         <w:t>BELANGRIJKE DEMO-BEPERKINGEN.</w:t>
       </w:r>
@@ -22682,7 +22924,7 @@
         <w:contextualSpacing w:val="0"/>
       </w:pPr>
       <w:r>
-        <w:t>Er is geen server-side auditlog; het logboek staat alleen in de browser.</w:t>
+        <w:t>Er is geen server-side auditlog. Het logboek staat alleen in de browser.</w:t>
       </w:r>
     </w:p>
     <w:p>
@@ -22696,29 +22938,7 @@
         <w:contextualSpacing w:val="0"/>
       </w:pPr>
       <w:r>
-        <w:t>Bescherming tegen inbedden in een frame (</w:t>
-      </w:r>
-      <w:r>
-        <w:rPr>
-          <w:rFonts w:ascii="Consolas" w:hAnsi="Consolas" w:cs="Consolas"/>
-          <w:sz w:val="18"/>
-          <w:shd w:val="clear" w:color="auto" w:fill="EEF4F2"/>
-        </w:rPr>
-        <w:t>frame-ancestors</w:t>
-      </w:r>
-      <w:r>
-        <w:t xml:space="preserve"> of </w:t>
-      </w:r>
-      <w:r>
-        <w:rPr>
-          <w:rFonts w:ascii="Consolas" w:hAnsi="Consolas" w:cs="Consolas"/>
-          <w:sz w:val="18"/>
-          <w:shd w:val="clear" w:color="auto" w:fill="EEF4F2"/>
-        </w:rPr>
-        <w:t>X-Frame-Options</w:t>
-      </w:r>
-      <w:r>
-        <w:t>) kan alleen met een HTTP-header van de webserver en zit dus niet in de demo.</w:t>
+        <w:t>De namen van alle actieve medewerkers staan op de beginpagina, omdat je je eigen naam moet kunnen kiezen. Aantallen, bedragen en eerdere keuzes staan er niet.</w:t>
       </w:r>
     </w:p>
     <w:p>
@@ -22732,6 +22952,84 @@
         <w:contextualSpacing w:val="0"/>
       </w:pPr>
       <w:r>
+        <w:t>Een CSV-bestand komt in de downloadmap van de computer van de beheerder en valt daarmee buiten de app. Stuur het beveiligd naar de loonadministratie en verwijder het na het inlezen.</w:t>
+      </w:r>
+    </w:p>
+    <w:p>
+      <w:pPr>
+        <w:pStyle w:val="Lijstalinea"/>
+        <w:numPr>
+          <w:ilvl w:val="0"/>
+          <w:numId w:val="3"/>
+        </w:numPr>
+        <w:spacing w:after="60"/>
+        <w:contextualSpacing w:val="0"/>
+      </w:pPr>
+      <w:r>
+        <w:t>De demo vertrouwt op een beveiligde tablet: kioskmodus, schermvergrendeling en versleuteling van het apparaat zijn nodig.</w:t>
+      </w:r>
+    </w:p>
+    <w:p>
+      <w:pPr>
+        <w:pStyle w:val="Lijstalinea"/>
+        <w:numPr>
+          <w:ilvl w:val="0"/>
+          <w:numId w:val="3"/>
+        </w:numPr>
+        <w:spacing w:after="60"/>
+        <w:contextualSpacing w:val="0"/>
+      </w:pPr>
+      <w:r>
+        <w:t>Voor productie zijn ook AVG-maatregelen nodig, zoals een grondslag per verwerking, bewaartermijnen, een privacyverklaring, een DPIA en instemming van de ondernemingsraad. Zie het TO, hoofdstuk 13, paragraaf AVG-verantwoording (productie).</w:t>
+      </w:r>
+    </w:p>
+    <w:p>
+      <w:pPr>
+        <w:pStyle w:val="Lijstalinea"/>
+        <w:numPr>
+          <w:ilvl w:val="0"/>
+          <w:numId w:val="3"/>
+        </w:numPr>
+        <w:spacing w:after="60"/>
+        <w:contextualSpacing w:val="0"/>
+      </w:pPr>
+      <w:r>
+        <w:t>Bescherming tegen inbedden in een frame (</w:t>
+      </w:r>
+      <w:r>
+        <w:rPr>
+          <w:rFonts w:ascii="Consolas" w:hAnsi="Consolas" w:cs="Consolas"/>
+          <w:sz w:val="18"/>
+          <w:shd w:val="clear" w:color="auto" w:fill="EEF4F2"/>
+        </w:rPr>
+        <w:t>frame-ancestors</w:t>
+      </w:r>
+      <w:r>
+        <w:t xml:space="preserve"> of </w:t>
+      </w:r>
+      <w:r>
+        <w:rPr>
+          <w:rFonts w:ascii="Consolas" w:hAnsi="Consolas" w:cs="Consolas"/>
+          <w:sz w:val="18"/>
+          <w:shd w:val="clear" w:color="auto" w:fill="EEF4F2"/>
+        </w:rPr>
+        <w:t>X-Frame-Options</w:t>
+      </w:r>
+      <w:r>
+        <w:t>) kan alleen met een HTTP-header van de webserver en zit dus niet in de demo.</w:t>
+      </w:r>
+    </w:p>
+    <w:p>
+      <w:pPr>
+        <w:pStyle w:val="Lijstalinea"/>
+        <w:numPr>
+          <w:ilvl w:val="0"/>
+          <w:numId w:val="3"/>
+        </w:numPr>
+        <w:spacing w:after="60"/>
+        <w:contextualSpacing w:val="0"/>
+      </w:pPr>
+      <w:r>
         <w:t xml:space="preserve">De gezichtsherkenning is alleen een demo. Ingestelde gezichten zijn na het herladen van de pagina weg. Er is geen controle of er een echt, levend gezicht voor de camera staat, en hoe vaak de verkeerde persoon wordt herkend, is niet gemeten. Bij het laden toont de console één onschadelijke CSP-melding over </w:t>
       </w:r>
       <w:r>
@@ -22775,7 +23073,7 @@
         </w:numPr>
       </w:pPr>
       <w:bookmarkStart w:id="113" w:name="k62"/>
-      <w:bookmarkStart w:id="114" w:name="_Toc242690833"/>
+      <w:bookmarkStart w:id="114" w:name="_Toc242703577"/>
       <w:r>
         <w:t>CODE UITLEGGEN TIJDENS EEN PRESENTATIE.</w:t>
       </w:r>
@@ -23126,7 +23424,7 @@
         </w:numPr>
       </w:pPr>
       <w:bookmarkStart w:id="115" w:name="k63"/>
-      <w:bookmarkStart w:id="116" w:name="_Toc242690834"/>
+      <w:bookmarkStart w:id="116" w:name="_Toc242703578"/>
       <w:r>
         <w:t>MOGELIJKE VERVOLGSTAPPEN.</w:t>
       </w:r>
@@ -23706,7 +24004,7 @@
         <v:path o:extrusionok="f" gradientshapeok="t" o:connecttype="rect"/>
         <o:lock v:ext="edit" aspectratio="t"/>
       </v:shapetype>
-      <v:shape id="_x0000_i1025" type="#_x0000_t75" style="width:254.25pt;height:219.75pt" o:bullet="t">
+      <v:shape id="_x0000_i1025" type="#_x0000_t75" style="width:254pt;height:219.5pt" o:bullet="t">
         <v:imagedata r:id="rId1" o:title="Bulletpoint"/>
       </v:shape>
     </w:pict>

--- a/docs/DOCUMENTATIE.docx
+++ b/docs/DOCUMENTATIE.docx
@@ -82,9 +82,8 @@
           <w:numId w:val="0"/>
         </w:numPr>
       </w:pPr>
-      <w:bookmarkStart w:id="0" w:name="_Toc242703525"/>
-      <w:r>
-        <w:lastRenderedPageBreak/>
+      <w:bookmarkStart w:id="0" w:name="_Toc242707508"/>
+      <w:r>
         <w:t>INHOUDSOPGAVE.</w:t>
       </w:r>
       <w:bookmarkEnd w:id="0"/>
@@ -113,7 +112,7 @@
       <w:r>
         <w:fldChar w:fldCharType="separate"/>
       </w:r>
-      <w:hyperlink w:anchor="_Toc242703525" w:history="1">
+      <w:hyperlink w:anchor="_Toc242707508" w:history="1">
         <w:r>
           <w:rPr>
             <w:rStyle w:val="Hyperlink"/>
@@ -140,7 +139,7 @@
             <w:noProof/>
             <w:webHidden/>
           </w:rPr>
-          <w:instrText xml:space="preserve"> PAGEREF _Toc242703525 \h </w:instrText>
+          <w:instrText xml:space="preserve"> PAGEREF _Toc242707508 \h </w:instrText>
         </w:r>
         <w:r>
           <w:rPr>
@@ -187,7 +186,7 @@
           <w:lang w:eastAsia="nl-NL"/>
         </w:rPr>
       </w:pPr>
-      <w:hyperlink w:anchor="_Toc242703526" w:history="1">
+      <w:hyperlink w:anchor="_Toc242707509" w:history="1">
         <w:r>
           <w:rPr>
             <w:rStyle w:val="Hyperlink"/>
@@ -232,7 +231,7 @@
             <w:noProof/>
             <w:webHidden/>
           </w:rPr>
-          <w:instrText xml:space="preserve"> PAGEREF _Toc242703526 \h </w:instrText>
+          <w:instrText xml:space="preserve"> PAGEREF _Toc242707509 \h </w:instrText>
         </w:r>
         <w:r>
           <w:rPr>
@@ -279,7 +278,7 @@
           <w:lang w:eastAsia="nl-NL"/>
         </w:rPr>
       </w:pPr>
-      <w:hyperlink w:anchor="_Toc242703527" w:history="1">
+      <w:hyperlink w:anchor="_Toc242707510" w:history="1">
         <w:r>
           <w:rPr>
             <w:rStyle w:val="Hyperlink"/>
@@ -324,7 +323,7 @@
             <w:noProof/>
             <w:webHidden/>
           </w:rPr>
-          <w:instrText xml:space="preserve"> PAGEREF _Toc242703527 \h </w:instrText>
+          <w:instrText xml:space="preserve"> PAGEREF _Toc242707510 \h </w:instrText>
         </w:r>
         <w:r>
           <w:rPr>
@@ -371,7 +370,7 @@
           <w:lang w:eastAsia="nl-NL"/>
         </w:rPr>
       </w:pPr>
-      <w:hyperlink w:anchor="_Toc242703528" w:history="1">
+      <w:hyperlink w:anchor="_Toc242707511" w:history="1">
         <w:r>
           <w:rPr>
             <w:rStyle w:val="Hyperlink"/>
@@ -416,7 +415,7 @@
             <w:noProof/>
             <w:webHidden/>
           </w:rPr>
-          <w:instrText xml:space="preserve"> PAGEREF _Toc242703528 \h </w:instrText>
+          <w:instrText xml:space="preserve"> PAGEREF _Toc242707511 \h </w:instrText>
         </w:r>
         <w:r>
           <w:rPr>
@@ -436,7 +435,7 @@
             <w:noProof/>
             <w:webHidden/>
           </w:rPr>
-          <w:t>8</w:t>
+          <w:t>9</w:t>
         </w:r>
         <w:r>
           <w:rPr>
@@ -463,7 +462,7 @@
           <w:lang w:eastAsia="nl-NL"/>
         </w:rPr>
       </w:pPr>
-      <w:hyperlink w:anchor="_Toc242703529" w:history="1">
+      <w:hyperlink w:anchor="_Toc242707512" w:history="1">
         <w:r>
           <w:rPr>
             <w:rStyle w:val="Hyperlink"/>
@@ -508,7 +507,7 @@
             <w:noProof/>
             <w:webHidden/>
           </w:rPr>
-          <w:instrText xml:space="preserve"> PAGEREF _Toc242703529 \h </w:instrText>
+          <w:instrText xml:space="preserve"> PAGEREF _Toc242707512 \h </w:instrText>
         </w:r>
         <w:r>
           <w:rPr>
@@ -528,7 +527,7 @@
             <w:noProof/>
             <w:webHidden/>
           </w:rPr>
-          <w:t>9</w:t>
+          <w:t>10</w:t>
         </w:r>
         <w:r>
           <w:rPr>
@@ -555,7 +554,7 @@
           <w:lang w:eastAsia="nl-NL"/>
         </w:rPr>
       </w:pPr>
-      <w:hyperlink w:anchor="_Toc242703530" w:history="1">
+      <w:hyperlink w:anchor="_Toc242707513" w:history="1">
         <w:r>
           <w:rPr>
             <w:rStyle w:val="Hyperlink"/>
@@ -600,7 +599,7 @@
             <w:noProof/>
             <w:webHidden/>
           </w:rPr>
-          <w:instrText xml:space="preserve"> PAGEREF _Toc242703530 \h </w:instrText>
+          <w:instrText xml:space="preserve"> PAGEREF _Toc242707513 \h </w:instrText>
         </w:r>
         <w:r>
           <w:rPr>
@@ -620,7 +619,7 @@
             <w:noProof/>
             <w:webHidden/>
           </w:rPr>
-          <w:t>9</w:t>
+          <w:t>10</w:t>
         </w:r>
         <w:r>
           <w:rPr>
@@ -647,7 +646,7 @@
           <w:lang w:eastAsia="nl-NL"/>
         </w:rPr>
       </w:pPr>
-      <w:hyperlink w:anchor="_Toc242703531" w:history="1">
+      <w:hyperlink w:anchor="_Toc242707514" w:history="1">
         <w:r>
           <w:rPr>
             <w:rStyle w:val="Hyperlink"/>
@@ -692,7 +691,7 @@
             <w:noProof/>
             <w:webHidden/>
           </w:rPr>
-          <w:instrText xml:space="preserve"> PAGEREF _Toc242703531 \h </w:instrText>
+          <w:instrText xml:space="preserve"> PAGEREF _Toc242707514 \h </w:instrText>
         </w:r>
         <w:r>
           <w:rPr>
@@ -712,7 +711,7 @@
             <w:noProof/>
             <w:webHidden/>
           </w:rPr>
-          <w:t>9</w:t>
+          <w:t>10</w:t>
         </w:r>
         <w:r>
           <w:rPr>
@@ -739,7 +738,7 @@
           <w:lang w:eastAsia="nl-NL"/>
         </w:rPr>
       </w:pPr>
-      <w:hyperlink w:anchor="_Toc242703532" w:history="1">
+      <w:hyperlink w:anchor="_Toc242707515" w:history="1">
         <w:r>
           <w:rPr>
             <w:rStyle w:val="Hyperlink"/>
@@ -784,7 +783,7 @@
             <w:noProof/>
             <w:webHidden/>
           </w:rPr>
-          <w:instrText xml:space="preserve"> PAGEREF _Toc242703532 \h </w:instrText>
+          <w:instrText xml:space="preserve"> PAGEREF _Toc242707515 \h </w:instrText>
         </w:r>
         <w:r>
           <w:rPr>
@@ -804,7 +803,7 @@
             <w:noProof/>
             <w:webHidden/>
           </w:rPr>
-          <w:t>9</w:t>
+          <w:t>10</w:t>
         </w:r>
         <w:r>
           <w:rPr>
@@ -831,7 +830,7 @@
           <w:lang w:eastAsia="nl-NL"/>
         </w:rPr>
       </w:pPr>
-      <w:hyperlink w:anchor="_Toc242703533" w:history="1">
+      <w:hyperlink w:anchor="_Toc242707516" w:history="1">
         <w:r>
           <w:rPr>
             <w:rStyle w:val="Hyperlink"/>
@@ -876,7 +875,7 @@
             <w:noProof/>
             <w:webHidden/>
           </w:rPr>
-          <w:instrText xml:space="preserve"> PAGEREF _Toc242703533 \h </w:instrText>
+          <w:instrText xml:space="preserve"> PAGEREF _Toc242707516 \h </w:instrText>
         </w:r>
         <w:r>
           <w:rPr>
@@ -896,7 +895,7 @@
             <w:noProof/>
             <w:webHidden/>
           </w:rPr>
-          <w:t>9</w:t>
+          <w:t>10</w:t>
         </w:r>
         <w:r>
           <w:rPr>
@@ -923,7 +922,7 @@
           <w:lang w:eastAsia="nl-NL"/>
         </w:rPr>
       </w:pPr>
-      <w:hyperlink w:anchor="_Toc242703534" w:history="1">
+      <w:hyperlink w:anchor="_Toc242707517" w:history="1">
         <w:r>
           <w:rPr>
             <w:rStyle w:val="Hyperlink"/>
@@ -968,7 +967,7 @@
             <w:noProof/>
             <w:webHidden/>
           </w:rPr>
-          <w:instrText xml:space="preserve"> PAGEREF _Toc242703534 \h </w:instrText>
+          <w:instrText xml:space="preserve"> PAGEREF _Toc242707517 \h </w:instrText>
         </w:r>
         <w:r>
           <w:rPr>
@@ -988,7 +987,7 @@
             <w:noProof/>
             <w:webHidden/>
           </w:rPr>
-          <w:t>10</w:t>
+          <w:t>11</w:t>
         </w:r>
         <w:r>
           <w:rPr>
@@ -1015,7 +1014,7 @@
           <w:lang w:eastAsia="nl-NL"/>
         </w:rPr>
       </w:pPr>
-      <w:hyperlink w:anchor="_Toc242703535" w:history="1">
+      <w:hyperlink w:anchor="_Toc242707518" w:history="1">
         <w:r>
           <w:rPr>
             <w:rStyle w:val="Hyperlink"/>
@@ -1060,7 +1059,7 @@
             <w:noProof/>
             <w:webHidden/>
           </w:rPr>
-          <w:instrText xml:space="preserve"> PAGEREF _Toc242703535 \h </w:instrText>
+          <w:instrText xml:space="preserve"> PAGEREF _Toc242707518 \h </w:instrText>
         </w:r>
         <w:r>
           <w:rPr>
@@ -1080,7 +1079,7 @@
             <w:noProof/>
             <w:webHidden/>
           </w:rPr>
-          <w:t>11</w:t>
+          <w:t>12</w:t>
         </w:r>
         <w:r>
           <w:rPr>
@@ -1107,7 +1106,7 @@
           <w:lang w:eastAsia="nl-NL"/>
         </w:rPr>
       </w:pPr>
-      <w:hyperlink w:anchor="_Toc242703536" w:history="1">
+      <w:hyperlink w:anchor="_Toc242707519" w:history="1">
         <w:r>
           <w:rPr>
             <w:rStyle w:val="Hyperlink"/>
@@ -1152,7 +1151,7 @@
             <w:noProof/>
             <w:webHidden/>
           </w:rPr>
-          <w:instrText xml:space="preserve"> PAGEREF _Toc242703536 \h </w:instrText>
+          <w:instrText xml:space="preserve"> PAGEREF _Toc242707519 \h </w:instrText>
         </w:r>
         <w:r>
           <w:rPr>
@@ -1172,7 +1171,7 @@
             <w:noProof/>
             <w:webHidden/>
           </w:rPr>
-          <w:t>11</w:t>
+          <w:t>12</w:t>
         </w:r>
         <w:r>
           <w:rPr>
@@ -1199,7 +1198,7 @@
           <w:lang w:eastAsia="nl-NL"/>
         </w:rPr>
       </w:pPr>
-      <w:hyperlink w:anchor="_Toc242703537" w:history="1">
+      <w:hyperlink w:anchor="_Toc242707520" w:history="1">
         <w:r>
           <w:rPr>
             <w:rStyle w:val="Hyperlink"/>
@@ -1244,7 +1243,7 @@
             <w:noProof/>
             <w:webHidden/>
           </w:rPr>
-          <w:instrText xml:space="preserve"> PAGEREF _Toc242703537 \h </w:instrText>
+          <w:instrText xml:space="preserve"> PAGEREF _Toc242707520 \h </w:instrText>
         </w:r>
         <w:r>
           <w:rPr>
@@ -1264,7 +1263,7 @@
             <w:noProof/>
             <w:webHidden/>
           </w:rPr>
-          <w:t>12</w:t>
+          <w:t>13</w:t>
         </w:r>
         <w:r>
           <w:rPr>
@@ -1291,7 +1290,7 @@
           <w:lang w:eastAsia="nl-NL"/>
         </w:rPr>
       </w:pPr>
-      <w:hyperlink w:anchor="_Toc242703538" w:history="1">
+      <w:hyperlink w:anchor="_Toc242707521" w:history="1">
         <w:r>
           <w:rPr>
             <w:rStyle w:val="Hyperlink"/>
@@ -1336,7 +1335,7 @@
             <w:noProof/>
             <w:webHidden/>
           </w:rPr>
-          <w:instrText xml:space="preserve"> PAGEREF _Toc242703538 \h </w:instrText>
+          <w:instrText xml:space="preserve"> PAGEREF _Toc242707521 \h </w:instrText>
         </w:r>
         <w:r>
           <w:rPr>
@@ -1356,7 +1355,7 @@
             <w:noProof/>
             <w:webHidden/>
           </w:rPr>
-          <w:t>12</w:t>
+          <w:t>14</w:t>
         </w:r>
         <w:r>
           <w:rPr>
@@ -1383,7 +1382,7 @@
           <w:lang w:eastAsia="nl-NL"/>
         </w:rPr>
       </w:pPr>
-      <w:hyperlink w:anchor="_Toc242703539" w:history="1">
+      <w:hyperlink w:anchor="_Toc242707522" w:history="1">
         <w:r>
           <w:rPr>
             <w:rStyle w:val="Hyperlink"/>
@@ -1428,7 +1427,7 @@
             <w:noProof/>
             <w:webHidden/>
           </w:rPr>
-          <w:instrText xml:space="preserve"> PAGEREF _Toc242703539 \h </w:instrText>
+          <w:instrText xml:space="preserve"> PAGEREF _Toc242707522 \h </w:instrText>
         </w:r>
         <w:r>
           <w:rPr>
@@ -1448,7 +1447,7 @@
             <w:noProof/>
             <w:webHidden/>
           </w:rPr>
-          <w:t>13</w:t>
+          <w:t>14</w:t>
         </w:r>
         <w:r>
           <w:rPr>
@@ -1475,7 +1474,7 @@
           <w:lang w:eastAsia="nl-NL"/>
         </w:rPr>
       </w:pPr>
-      <w:hyperlink w:anchor="_Toc242703540" w:history="1">
+      <w:hyperlink w:anchor="_Toc242707523" w:history="1">
         <w:r>
           <w:rPr>
             <w:rStyle w:val="Hyperlink"/>
@@ -1520,7 +1519,7 @@
             <w:noProof/>
             <w:webHidden/>
           </w:rPr>
-          <w:instrText xml:space="preserve"> PAGEREF _Toc242703540 \h </w:instrText>
+          <w:instrText xml:space="preserve"> PAGEREF _Toc242707523 \h </w:instrText>
         </w:r>
         <w:r>
           <w:rPr>
@@ -1540,7 +1539,7 @@
             <w:noProof/>
             <w:webHidden/>
           </w:rPr>
-          <w:t>13</w:t>
+          <w:t>14</w:t>
         </w:r>
         <w:r>
           <w:rPr>
@@ -1567,7 +1566,7 @@
           <w:lang w:eastAsia="nl-NL"/>
         </w:rPr>
       </w:pPr>
-      <w:hyperlink w:anchor="_Toc242703541" w:history="1">
+      <w:hyperlink w:anchor="_Toc242707524" w:history="1">
         <w:r>
           <w:rPr>
             <w:rStyle w:val="Hyperlink"/>
@@ -1612,7 +1611,7 @@
             <w:noProof/>
             <w:webHidden/>
           </w:rPr>
-          <w:instrText xml:space="preserve"> PAGEREF _Toc242703541 \h </w:instrText>
+          <w:instrText xml:space="preserve"> PAGEREF _Toc242707524 \h </w:instrText>
         </w:r>
         <w:r>
           <w:rPr>
@@ -1632,7 +1631,7 @@
             <w:noProof/>
             <w:webHidden/>
           </w:rPr>
-          <w:t>13</w:t>
+          <w:t>14</w:t>
         </w:r>
         <w:r>
           <w:rPr>
@@ -1659,7 +1658,7 @@
           <w:lang w:eastAsia="nl-NL"/>
         </w:rPr>
       </w:pPr>
-      <w:hyperlink w:anchor="_Toc242703542" w:history="1">
+      <w:hyperlink w:anchor="_Toc242707525" w:history="1">
         <w:r>
           <w:rPr>
             <w:rStyle w:val="Hyperlink"/>
@@ -1704,7 +1703,7 @@
             <w:noProof/>
             <w:webHidden/>
           </w:rPr>
-          <w:instrText xml:space="preserve"> PAGEREF _Toc242703542 \h </w:instrText>
+          <w:instrText xml:space="preserve"> PAGEREF _Toc242707525 \h </w:instrText>
         </w:r>
         <w:r>
           <w:rPr>
@@ -1724,7 +1723,7 @@
             <w:noProof/>
             <w:webHidden/>
           </w:rPr>
-          <w:t>14</w:t>
+          <w:t>15</w:t>
         </w:r>
         <w:r>
           <w:rPr>
@@ -1751,7 +1750,7 @@
           <w:lang w:eastAsia="nl-NL"/>
         </w:rPr>
       </w:pPr>
-      <w:hyperlink w:anchor="_Toc242703543" w:history="1">
+      <w:hyperlink w:anchor="_Toc242707526" w:history="1">
         <w:r>
           <w:rPr>
             <w:rStyle w:val="Hyperlink"/>
@@ -1796,7 +1795,7 @@
             <w:noProof/>
             <w:webHidden/>
           </w:rPr>
-          <w:instrText xml:space="preserve"> PAGEREF _Toc242703543 \h </w:instrText>
+          <w:instrText xml:space="preserve"> PAGEREF _Toc242707526 \h </w:instrText>
         </w:r>
         <w:r>
           <w:rPr>
@@ -1816,7 +1815,7 @@
             <w:noProof/>
             <w:webHidden/>
           </w:rPr>
-          <w:t>14</w:t>
+          <w:t>15</w:t>
         </w:r>
         <w:r>
           <w:rPr>
@@ -1843,7 +1842,7 @@
           <w:lang w:eastAsia="nl-NL"/>
         </w:rPr>
       </w:pPr>
-      <w:hyperlink w:anchor="_Toc242703544" w:history="1">
+      <w:hyperlink w:anchor="_Toc242707527" w:history="1">
         <w:r>
           <w:rPr>
             <w:rStyle w:val="Hyperlink"/>
@@ -1888,7 +1887,7 @@
             <w:noProof/>
             <w:webHidden/>
           </w:rPr>
-          <w:instrText xml:space="preserve"> PAGEREF _Toc242703544 \h </w:instrText>
+          <w:instrText xml:space="preserve"> PAGEREF _Toc242707527 \h </w:instrText>
         </w:r>
         <w:r>
           <w:rPr>
@@ -1908,7 +1907,7 @@
             <w:noProof/>
             <w:webHidden/>
           </w:rPr>
-          <w:t>14</w:t>
+          <w:t>16</w:t>
         </w:r>
         <w:r>
           <w:rPr>
@@ -1935,7 +1934,7 @@
           <w:lang w:eastAsia="nl-NL"/>
         </w:rPr>
       </w:pPr>
-      <w:hyperlink w:anchor="_Toc242703545" w:history="1">
+      <w:hyperlink w:anchor="_Toc242707528" w:history="1">
         <w:r>
           <w:rPr>
             <w:rStyle w:val="Hyperlink"/>
@@ -1980,7 +1979,7 @@
             <w:noProof/>
             <w:webHidden/>
           </w:rPr>
-          <w:instrText xml:space="preserve"> PAGEREF _Toc242703545 \h </w:instrText>
+          <w:instrText xml:space="preserve"> PAGEREF _Toc242707528 \h </w:instrText>
         </w:r>
         <w:r>
           <w:rPr>
@@ -2000,7 +1999,7 @@
             <w:noProof/>
             <w:webHidden/>
           </w:rPr>
-          <w:t>15</w:t>
+          <w:t>16</w:t>
         </w:r>
         <w:r>
           <w:rPr>
@@ -2027,7 +2026,7 @@
           <w:lang w:eastAsia="nl-NL"/>
         </w:rPr>
       </w:pPr>
-      <w:hyperlink w:anchor="_Toc242703546" w:history="1">
+      <w:hyperlink w:anchor="_Toc242707529" w:history="1">
         <w:r>
           <w:rPr>
             <w:rStyle w:val="Hyperlink"/>
@@ -2088,7 +2087,7 @@
             <w:noProof/>
             <w:webHidden/>
           </w:rPr>
-          <w:instrText xml:space="preserve"> PAGEREF _Toc242703546 \h </w:instrText>
+          <w:instrText xml:space="preserve"> PAGEREF _Toc242707529 \h </w:instrText>
         </w:r>
         <w:r>
           <w:rPr>
@@ -2108,7 +2107,7 @@
             <w:noProof/>
             <w:webHidden/>
           </w:rPr>
-          <w:t>16</w:t>
+          <w:t>18</w:t>
         </w:r>
         <w:r>
           <w:rPr>
@@ -2135,7 +2134,7 @@
           <w:lang w:eastAsia="nl-NL"/>
         </w:rPr>
       </w:pPr>
-      <w:hyperlink w:anchor="_Toc242703547" w:history="1">
+      <w:hyperlink w:anchor="_Toc242707530" w:history="1">
         <w:r>
           <w:rPr>
             <w:rStyle w:val="Hyperlink"/>
@@ -2180,7 +2179,7 @@
             <w:noProof/>
             <w:webHidden/>
           </w:rPr>
-          <w:instrText xml:space="preserve"> PAGEREF _Toc242703547 \h </w:instrText>
+          <w:instrText xml:space="preserve"> PAGEREF _Toc242707530 \h </w:instrText>
         </w:r>
         <w:r>
           <w:rPr>
@@ -2200,7 +2199,7 @@
             <w:noProof/>
             <w:webHidden/>
           </w:rPr>
-          <w:t>16</w:t>
+          <w:t>18</w:t>
         </w:r>
         <w:r>
           <w:rPr>
@@ -2227,7 +2226,7 @@
           <w:lang w:eastAsia="nl-NL"/>
         </w:rPr>
       </w:pPr>
-      <w:hyperlink w:anchor="_Toc242703548" w:history="1">
+      <w:hyperlink w:anchor="_Toc242707531" w:history="1">
         <w:r>
           <w:rPr>
             <w:rStyle w:val="Hyperlink"/>
@@ -2272,7 +2271,7 @@
             <w:noProof/>
             <w:webHidden/>
           </w:rPr>
-          <w:instrText xml:space="preserve"> PAGEREF _Toc242703548 \h </w:instrText>
+          <w:instrText xml:space="preserve"> PAGEREF _Toc242707531 \h </w:instrText>
         </w:r>
         <w:r>
           <w:rPr>
@@ -2292,7 +2291,7 @@
             <w:noProof/>
             <w:webHidden/>
           </w:rPr>
-          <w:t>16</w:t>
+          <w:t>18</w:t>
         </w:r>
         <w:r>
           <w:rPr>
@@ -2319,7 +2318,7 @@
           <w:lang w:eastAsia="nl-NL"/>
         </w:rPr>
       </w:pPr>
-      <w:hyperlink w:anchor="_Toc242703549" w:history="1">
+      <w:hyperlink w:anchor="_Toc242707532" w:history="1">
         <w:r>
           <w:rPr>
             <w:rStyle w:val="Hyperlink"/>
@@ -2364,7 +2363,7 @@
             <w:noProof/>
             <w:webHidden/>
           </w:rPr>
-          <w:instrText xml:space="preserve"> PAGEREF _Toc242703549 \h </w:instrText>
+          <w:instrText xml:space="preserve"> PAGEREF _Toc242707532 \h </w:instrText>
         </w:r>
         <w:r>
           <w:rPr>
@@ -2384,7 +2383,7 @@
             <w:noProof/>
             <w:webHidden/>
           </w:rPr>
-          <w:t>16</w:t>
+          <w:t>18</w:t>
         </w:r>
         <w:r>
           <w:rPr>
@@ -2411,7 +2410,7 @@
           <w:lang w:eastAsia="nl-NL"/>
         </w:rPr>
       </w:pPr>
-      <w:hyperlink w:anchor="_Toc242703550" w:history="1">
+      <w:hyperlink w:anchor="_Toc242707533" w:history="1">
         <w:r>
           <w:rPr>
             <w:rStyle w:val="Hyperlink"/>
@@ -2456,7 +2455,7 @@
             <w:noProof/>
             <w:webHidden/>
           </w:rPr>
-          <w:instrText xml:space="preserve"> PAGEREF _Toc242703550 \h </w:instrText>
+          <w:instrText xml:space="preserve"> PAGEREF _Toc242707533 \h </w:instrText>
         </w:r>
         <w:r>
           <w:rPr>
@@ -2476,7 +2475,7 @@
             <w:noProof/>
             <w:webHidden/>
           </w:rPr>
-          <w:t>16</w:t>
+          <w:t>18</w:t>
         </w:r>
         <w:r>
           <w:rPr>
@@ -2503,7 +2502,7 @@
           <w:lang w:eastAsia="nl-NL"/>
         </w:rPr>
       </w:pPr>
-      <w:hyperlink w:anchor="_Toc242703551" w:history="1">
+      <w:hyperlink w:anchor="_Toc242707534" w:history="1">
         <w:r>
           <w:rPr>
             <w:rStyle w:val="Hyperlink"/>
@@ -2548,7 +2547,7 @@
             <w:noProof/>
             <w:webHidden/>
           </w:rPr>
-          <w:instrText xml:space="preserve"> PAGEREF _Toc242703551 \h </w:instrText>
+          <w:instrText xml:space="preserve"> PAGEREF _Toc242707534 \h </w:instrText>
         </w:r>
         <w:r>
           <w:rPr>
@@ -2568,7 +2567,7 @@
             <w:noProof/>
             <w:webHidden/>
           </w:rPr>
-          <w:t>17</w:t>
+          <w:t>19</w:t>
         </w:r>
         <w:r>
           <w:rPr>
@@ -2595,7 +2594,7 @@
           <w:lang w:eastAsia="nl-NL"/>
         </w:rPr>
       </w:pPr>
-      <w:hyperlink w:anchor="_Toc242703552" w:history="1">
+      <w:hyperlink w:anchor="_Toc242707535" w:history="1">
         <w:r>
           <w:rPr>
             <w:rStyle w:val="Hyperlink"/>
@@ -2640,7 +2639,7 @@
             <w:noProof/>
             <w:webHidden/>
           </w:rPr>
-          <w:instrText xml:space="preserve"> PAGEREF _Toc242703552 \h </w:instrText>
+          <w:instrText xml:space="preserve"> PAGEREF _Toc242707535 \h </w:instrText>
         </w:r>
         <w:r>
           <w:rPr>
@@ -2660,7 +2659,7 @@
             <w:noProof/>
             <w:webHidden/>
           </w:rPr>
-          <w:t>17</w:t>
+          <w:t>19</w:t>
         </w:r>
         <w:r>
           <w:rPr>
@@ -2687,7 +2686,7 @@
           <w:lang w:eastAsia="nl-NL"/>
         </w:rPr>
       </w:pPr>
-      <w:hyperlink w:anchor="_Toc242703553" w:history="1">
+      <w:hyperlink w:anchor="_Toc242707536" w:history="1">
         <w:r>
           <w:rPr>
             <w:rStyle w:val="Hyperlink"/>
@@ -2732,7 +2731,7 @@
             <w:noProof/>
             <w:webHidden/>
           </w:rPr>
-          <w:instrText xml:space="preserve"> PAGEREF _Toc242703553 \h </w:instrText>
+          <w:instrText xml:space="preserve"> PAGEREF _Toc242707536 \h </w:instrText>
         </w:r>
         <w:r>
           <w:rPr>
@@ -2752,7 +2751,7 @@
             <w:noProof/>
             <w:webHidden/>
           </w:rPr>
-          <w:t>17</w:t>
+          <w:t>19</w:t>
         </w:r>
         <w:r>
           <w:rPr>
@@ -2779,7 +2778,7 @@
           <w:lang w:eastAsia="nl-NL"/>
         </w:rPr>
       </w:pPr>
-      <w:hyperlink w:anchor="_Toc242703554" w:history="1">
+      <w:hyperlink w:anchor="_Toc242707537" w:history="1">
         <w:r>
           <w:rPr>
             <w:rStyle w:val="Hyperlink"/>
@@ -2840,7 +2839,7 @@
             <w:noProof/>
             <w:webHidden/>
           </w:rPr>
-          <w:instrText xml:space="preserve"> PAGEREF _Toc242703554 \h </w:instrText>
+          <w:instrText xml:space="preserve"> PAGEREF _Toc242707537 \h </w:instrText>
         </w:r>
         <w:r>
           <w:rPr>
@@ -2860,7 +2859,7 @@
             <w:noProof/>
             <w:webHidden/>
           </w:rPr>
-          <w:t>18</w:t>
+          <w:t>20</w:t>
         </w:r>
         <w:r>
           <w:rPr>
@@ -2887,7 +2886,7 @@
           <w:lang w:eastAsia="nl-NL"/>
         </w:rPr>
       </w:pPr>
-      <w:hyperlink w:anchor="_Toc242703555" w:history="1">
+      <w:hyperlink w:anchor="_Toc242707538" w:history="1">
         <w:r>
           <w:rPr>
             <w:rStyle w:val="Hyperlink"/>
@@ -2932,7 +2931,7 @@
             <w:noProof/>
             <w:webHidden/>
           </w:rPr>
-          <w:instrText xml:space="preserve"> PAGEREF _Toc242703555 \h </w:instrText>
+          <w:instrText xml:space="preserve"> PAGEREF _Toc242707538 \h </w:instrText>
         </w:r>
         <w:r>
           <w:rPr>
@@ -2952,7 +2951,7 @@
             <w:noProof/>
             <w:webHidden/>
           </w:rPr>
-          <w:t>18</w:t>
+          <w:t>20</w:t>
         </w:r>
         <w:r>
           <w:rPr>
@@ -2979,7 +2978,7 @@
           <w:lang w:eastAsia="nl-NL"/>
         </w:rPr>
       </w:pPr>
-      <w:hyperlink w:anchor="_Toc242703556" w:history="1">
+      <w:hyperlink w:anchor="_Toc242707539" w:history="1">
         <w:r>
           <w:rPr>
             <w:rStyle w:val="Hyperlink"/>
@@ -3024,7 +3023,7 @@
             <w:noProof/>
             <w:webHidden/>
           </w:rPr>
-          <w:instrText xml:space="preserve"> PAGEREF _Toc242703556 \h </w:instrText>
+          <w:instrText xml:space="preserve"> PAGEREF _Toc242707539 \h </w:instrText>
         </w:r>
         <w:r>
           <w:rPr>
@@ -3044,7 +3043,7 @@
             <w:noProof/>
             <w:webHidden/>
           </w:rPr>
-          <w:t>18</w:t>
+          <w:t>20</w:t>
         </w:r>
         <w:r>
           <w:rPr>
@@ -3071,7 +3070,7 @@
           <w:lang w:eastAsia="nl-NL"/>
         </w:rPr>
       </w:pPr>
-      <w:hyperlink w:anchor="_Toc242703557" w:history="1">
+      <w:hyperlink w:anchor="_Toc242707540" w:history="1">
         <w:r>
           <w:rPr>
             <w:rStyle w:val="Hyperlink"/>
@@ -3116,7 +3115,7 @@
             <w:noProof/>
             <w:webHidden/>
           </w:rPr>
-          <w:instrText xml:space="preserve"> PAGEREF _Toc242703557 \h </w:instrText>
+          <w:instrText xml:space="preserve"> PAGEREF _Toc242707540 \h </w:instrText>
         </w:r>
         <w:r>
           <w:rPr>
@@ -3136,7 +3135,7 @@
             <w:noProof/>
             <w:webHidden/>
           </w:rPr>
-          <w:t>19</w:t>
+          <w:t>21</w:t>
         </w:r>
         <w:r>
           <w:rPr>
@@ -3163,7 +3162,7 @@
           <w:lang w:eastAsia="nl-NL"/>
         </w:rPr>
       </w:pPr>
-      <w:hyperlink w:anchor="_Toc242703558" w:history="1">
+      <w:hyperlink w:anchor="_Toc242707541" w:history="1">
         <w:r>
           <w:rPr>
             <w:rStyle w:val="Hyperlink"/>
@@ -3224,7 +3223,7 @@
             <w:noProof/>
             <w:webHidden/>
           </w:rPr>
-          <w:instrText xml:space="preserve"> PAGEREF _Toc242703558 \h </w:instrText>
+          <w:instrText xml:space="preserve"> PAGEREF _Toc242707541 \h </w:instrText>
         </w:r>
         <w:r>
           <w:rPr>
@@ -3244,7 +3243,7 @@
             <w:noProof/>
             <w:webHidden/>
           </w:rPr>
-          <w:t>20</w:t>
+          <w:t>22</w:t>
         </w:r>
         <w:r>
           <w:rPr>
@@ -3271,7 +3270,7 @@
           <w:lang w:eastAsia="nl-NL"/>
         </w:rPr>
       </w:pPr>
-      <w:hyperlink w:anchor="_Toc242703559" w:history="1">
+      <w:hyperlink w:anchor="_Toc242707542" w:history="1">
         <w:r>
           <w:rPr>
             <w:rStyle w:val="Hyperlink"/>
@@ -3316,7 +3315,7 @@
             <w:noProof/>
             <w:webHidden/>
           </w:rPr>
-          <w:instrText xml:space="preserve"> PAGEREF _Toc242703559 \h </w:instrText>
+          <w:instrText xml:space="preserve"> PAGEREF _Toc242707542 \h </w:instrText>
         </w:r>
         <w:r>
           <w:rPr>
@@ -3336,7 +3335,7 @@
             <w:noProof/>
             <w:webHidden/>
           </w:rPr>
-          <w:t>20</w:t>
+          <w:t>22</w:t>
         </w:r>
         <w:r>
           <w:rPr>
@@ -3363,7 +3362,7 @@
           <w:lang w:eastAsia="nl-NL"/>
         </w:rPr>
       </w:pPr>
-      <w:hyperlink w:anchor="_Toc242703560" w:history="1">
+      <w:hyperlink w:anchor="_Toc242707543" w:history="1">
         <w:r>
           <w:rPr>
             <w:rStyle w:val="Hyperlink"/>
@@ -3408,7 +3407,7 @@
             <w:noProof/>
             <w:webHidden/>
           </w:rPr>
-          <w:instrText xml:space="preserve"> PAGEREF _Toc242703560 \h </w:instrText>
+          <w:instrText xml:space="preserve"> PAGEREF _Toc242707543 \h </w:instrText>
         </w:r>
         <w:r>
           <w:rPr>
@@ -3428,7 +3427,7 @@
             <w:noProof/>
             <w:webHidden/>
           </w:rPr>
-          <w:t>21</w:t>
+          <w:t>23</w:t>
         </w:r>
         <w:r>
           <w:rPr>
@@ -3455,7 +3454,7 @@
           <w:lang w:eastAsia="nl-NL"/>
         </w:rPr>
       </w:pPr>
-      <w:hyperlink w:anchor="_Toc242703561" w:history="1">
+      <w:hyperlink w:anchor="_Toc242707544" w:history="1">
         <w:r>
           <w:rPr>
             <w:rStyle w:val="Hyperlink"/>
@@ -3502,7 +3501,7 @@
             <w:noProof/>
             <w:webHidden/>
           </w:rPr>
-          <w:instrText xml:space="preserve"> PAGEREF _Toc242703561 \h </w:instrText>
+          <w:instrText xml:space="preserve"> PAGEREF _Toc242707544 \h </w:instrText>
         </w:r>
         <w:r>
           <w:rPr>
@@ -3522,7 +3521,7 @@
             <w:noProof/>
             <w:webHidden/>
           </w:rPr>
-          <w:t>27</w:t>
+          <w:t>29</w:t>
         </w:r>
         <w:r>
           <w:rPr>
@@ -3549,7 +3548,7 @@
           <w:lang w:eastAsia="nl-NL"/>
         </w:rPr>
       </w:pPr>
-      <w:hyperlink w:anchor="_Toc242703562" w:history="1">
+      <w:hyperlink w:anchor="_Toc242707545" w:history="1">
         <w:r>
           <w:rPr>
             <w:rStyle w:val="Hyperlink"/>
@@ -3596,7 +3595,7 @@
             <w:noProof/>
             <w:webHidden/>
           </w:rPr>
-          <w:instrText xml:space="preserve"> PAGEREF _Toc242703562 \h </w:instrText>
+          <w:instrText xml:space="preserve"> PAGEREF _Toc242707545 \h </w:instrText>
         </w:r>
         <w:r>
           <w:rPr>
@@ -3616,7 +3615,7 @@
             <w:noProof/>
             <w:webHidden/>
           </w:rPr>
-          <w:t>27</w:t>
+          <w:t>30</w:t>
         </w:r>
         <w:r>
           <w:rPr>
@@ -3643,7 +3642,7 @@
           <w:lang w:eastAsia="nl-NL"/>
         </w:rPr>
       </w:pPr>
-      <w:hyperlink w:anchor="_Toc242703563" w:history="1">
+      <w:hyperlink w:anchor="_Toc242707546" w:history="1">
         <w:r>
           <w:rPr>
             <w:rStyle w:val="Hyperlink"/>
@@ -3690,7 +3689,7 @@
             <w:noProof/>
             <w:webHidden/>
           </w:rPr>
-          <w:instrText xml:space="preserve"> PAGEREF _Toc242703563 \h </w:instrText>
+          <w:instrText xml:space="preserve"> PAGEREF _Toc242707546 \h </w:instrText>
         </w:r>
         <w:r>
           <w:rPr>
@@ -3710,7 +3709,7 @@
             <w:noProof/>
             <w:webHidden/>
           </w:rPr>
-          <w:t>27</w:t>
+          <w:t>30</w:t>
         </w:r>
         <w:r>
           <w:rPr>
@@ -3737,7 +3736,7 @@
           <w:lang w:eastAsia="nl-NL"/>
         </w:rPr>
       </w:pPr>
-      <w:hyperlink w:anchor="_Toc242703564" w:history="1">
+      <w:hyperlink w:anchor="_Toc242707547" w:history="1">
         <w:r>
           <w:rPr>
             <w:rStyle w:val="Hyperlink"/>
@@ -3784,7 +3783,7 @@
             <w:noProof/>
             <w:webHidden/>
           </w:rPr>
-          <w:instrText xml:space="preserve"> PAGEREF _Toc242703564 \h </w:instrText>
+          <w:instrText xml:space="preserve"> PAGEREF _Toc242707547 \h </w:instrText>
         </w:r>
         <w:r>
           <w:rPr>
@@ -3804,7 +3803,7 @@
             <w:noProof/>
             <w:webHidden/>
           </w:rPr>
-          <w:t>27</w:t>
+          <w:t>30</w:t>
         </w:r>
         <w:r>
           <w:rPr>
@@ -3831,7 +3830,7 @@
           <w:lang w:eastAsia="nl-NL"/>
         </w:rPr>
       </w:pPr>
-      <w:hyperlink w:anchor="_Toc242703565" w:history="1">
+      <w:hyperlink w:anchor="_Toc242707548" w:history="1">
         <w:r>
           <w:rPr>
             <w:rStyle w:val="Hyperlink"/>
@@ -3878,7 +3877,7 @@
             <w:noProof/>
             <w:webHidden/>
           </w:rPr>
-          <w:instrText xml:space="preserve"> PAGEREF _Toc242703565 \h </w:instrText>
+          <w:instrText xml:space="preserve"> PAGEREF _Toc242707548 \h </w:instrText>
         </w:r>
         <w:r>
           <w:rPr>
@@ -3898,7 +3897,7 @@
             <w:noProof/>
             <w:webHidden/>
           </w:rPr>
-          <w:t>28</w:t>
+          <w:t>30</w:t>
         </w:r>
         <w:r>
           <w:rPr>
@@ -3925,7 +3924,7 @@
           <w:lang w:eastAsia="nl-NL"/>
         </w:rPr>
       </w:pPr>
-      <w:hyperlink w:anchor="_Toc242703566" w:history="1">
+      <w:hyperlink w:anchor="_Toc242707549" w:history="1">
         <w:r>
           <w:rPr>
             <w:rStyle w:val="Hyperlink"/>
@@ -3972,7 +3971,7 @@
             <w:noProof/>
             <w:webHidden/>
           </w:rPr>
-          <w:instrText xml:space="preserve"> PAGEREF _Toc242703566 \h </w:instrText>
+          <w:instrText xml:space="preserve"> PAGEREF _Toc242707549 \h </w:instrText>
         </w:r>
         <w:r>
           <w:rPr>
@@ -3992,7 +3991,7 @@
             <w:noProof/>
             <w:webHidden/>
           </w:rPr>
-          <w:t>28</w:t>
+          <w:t>30</w:t>
         </w:r>
         <w:r>
           <w:rPr>
@@ -4019,7 +4018,7 @@
           <w:lang w:eastAsia="nl-NL"/>
         </w:rPr>
       </w:pPr>
-      <w:hyperlink w:anchor="_Toc242703567" w:history="1">
+      <w:hyperlink w:anchor="_Toc242707550" w:history="1">
         <w:r>
           <w:rPr>
             <w:rStyle w:val="Hyperlink"/>
@@ -4064,7 +4063,7 @@
             <w:noProof/>
             <w:webHidden/>
           </w:rPr>
-          <w:instrText xml:space="preserve"> PAGEREF _Toc242703567 \h </w:instrText>
+          <w:instrText xml:space="preserve"> PAGEREF _Toc242707550 \h </w:instrText>
         </w:r>
         <w:r>
           <w:rPr>
@@ -4084,7 +4083,7 @@
             <w:noProof/>
             <w:webHidden/>
           </w:rPr>
-          <w:t>28</w:t>
+          <w:t>31</w:t>
         </w:r>
         <w:r>
           <w:rPr>
@@ -4111,7 +4110,7 @@
           <w:lang w:eastAsia="nl-NL"/>
         </w:rPr>
       </w:pPr>
-      <w:hyperlink w:anchor="_Toc242703568" w:history="1">
+      <w:hyperlink w:anchor="_Toc242707551" w:history="1">
         <w:r>
           <w:rPr>
             <w:rStyle w:val="Hyperlink"/>
@@ -4156,7 +4155,7 @@
             <w:noProof/>
             <w:webHidden/>
           </w:rPr>
-          <w:instrText xml:space="preserve"> PAGEREF _Toc242703568 \h </w:instrText>
+          <w:instrText xml:space="preserve"> PAGEREF _Toc242707551 \h </w:instrText>
         </w:r>
         <w:r>
           <w:rPr>
@@ -4176,7 +4175,7 @@
             <w:noProof/>
             <w:webHidden/>
           </w:rPr>
-          <w:t>28</w:t>
+          <w:t>31</w:t>
         </w:r>
         <w:r>
           <w:rPr>
@@ -4203,7 +4202,7 @@
           <w:lang w:eastAsia="nl-NL"/>
         </w:rPr>
       </w:pPr>
-      <w:hyperlink w:anchor="_Toc242703569" w:history="1">
+      <w:hyperlink w:anchor="_Toc242707552" w:history="1">
         <w:r>
           <w:rPr>
             <w:rStyle w:val="Hyperlink"/>
@@ -4280,7 +4279,7 @@
             <w:noProof/>
             <w:webHidden/>
           </w:rPr>
-          <w:instrText xml:space="preserve"> PAGEREF _Toc242703569 \h </w:instrText>
+          <w:instrText xml:space="preserve"> PAGEREF _Toc242707552 \h </w:instrText>
         </w:r>
         <w:r>
           <w:rPr>
@@ -4300,7 +4299,7 @@
             <w:noProof/>
             <w:webHidden/>
           </w:rPr>
-          <w:t>28</w:t>
+          <w:t>31</w:t>
         </w:r>
         <w:r>
           <w:rPr>
@@ -4327,7 +4326,7 @@
           <w:lang w:eastAsia="nl-NL"/>
         </w:rPr>
       </w:pPr>
-      <w:hyperlink w:anchor="_Toc242703570" w:history="1">
+      <w:hyperlink w:anchor="_Toc242707553" w:history="1">
         <w:r>
           <w:rPr>
             <w:rStyle w:val="Hyperlink"/>
@@ -4372,7 +4371,7 @@
             <w:noProof/>
             <w:webHidden/>
           </w:rPr>
-          <w:instrText xml:space="preserve"> PAGEREF _Toc242703570 \h </w:instrText>
+          <w:instrText xml:space="preserve"> PAGEREF _Toc242707553 \h </w:instrText>
         </w:r>
         <w:r>
           <w:rPr>
@@ -4392,7 +4391,7 @@
             <w:noProof/>
             <w:webHidden/>
           </w:rPr>
-          <w:t>29</w:t>
+          <w:t>32</w:t>
         </w:r>
         <w:r>
           <w:rPr>
@@ -4419,7 +4418,7 @@
           <w:lang w:eastAsia="nl-NL"/>
         </w:rPr>
       </w:pPr>
-      <w:hyperlink w:anchor="_Toc242703571" w:history="1">
+      <w:hyperlink w:anchor="_Toc242707554" w:history="1">
         <w:r>
           <w:rPr>
             <w:rStyle w:val="Hyperlink"/>
@@ -4464,7 +4463,7 @@
             <w:noProof/>
             <w:webHidden/>
           </w:rPr>
-          <w:instrText xml:space="preserve"> PAGEREF _Toc242703571 \h </w:instrText>
+          <w:instrText xml:space="preserve"> PAGEREF _Toc242707554 \h </w:instrText>
         </w:r>
         <w:r>
           <w:rPr>
@@ -4484,7 +4483,7 @@
             <w:noProof/>
             <w:webHidden/>
           </w:rPr>
-          <w:t>30</w:t>
+          <w:t>33</w:t>
         </w:r>
         <w:r>
           <w:rPr>
@@ -4511,7 +4510,7 @@
           <w:lang w:eastAsia="nl-NL"/>
         </w:rPr>
       </w:pPr>
-      <w:hyperlink w:anchor="_Toc242703572" w:history="1">
+      <w:hyperlink w:anchor="_Toc242707555" w:history="1">
         <w:r>
           <w:rPr>
             <w:rStyle w:val="Hyperlink"/>
@@ -4556,7 +4555,7 @@
             <w:noProof/>
             <w:webHidden/>
           </w:rPr>
-          <w:instrText xml:space="preserve"> PAGEREF _Toc242703572 \h </w:instrText>
+          <w:instrText xml:space="preserve"> PAGEREF _Toc242707555 \h </w:instrText>
         </w:r>
         <w:r>
           <w:rPr>
@@ -4576,7 +4575,7 @@
             <w:noProof/>
             <w:webHidden/>
           </w:rPr>
-          <w:t>30</w:t>
+          <w:t>33</w:t>
         </w:r>
         <w:r>
           <w:rPr>
@@ -4603,7 +4602,7 @@
           <w:lang w:eastAsia="nl-NL"/>
         </w:rPr>
       </w:pPr>
-      <w:hyperlink w:anchor="_Toc242703573" w:history="1">
+      <w:hyperlink w:anchor="_Toc242707556" w:history="1">
         <w:r>
           <w:rPr>
             <w:rStyle w:val="Hyperlink"/>
@@ -4648,7 +4647,7 @@
             <w:noProof/>
             <w:webHidden/>
           </w:rPr>
-          <w:instrText xml:space="preserve"> PAGEREF _Toc242703573 \h </w:instrText>
+          <w:instrText xml:space="preserve"> PAGEREF _Toc242707556 \h </w:instrText>
         </w:r>
         <w:r>
           <w:rPr>
@@ -4668,7 +4667,7 @@
             <w:noProof/>
             <w:webHidden/>
           </w:rPr>
-          <w:t>30</w:t>
+          <w:t>33</w:t>
         </w:r>
         <w:r>
           <w:rPr>
@@ -4695,7 +4694,7 @@
           <w:lang w:eastAsia="nl-NL"/>
         </w:rPr>
       </w:pPr>
-      <w:hyperlink w:anchor="_Toc242703574" w:history="1">
+      <w:hyperlink w:anchor="_Toc242707557" w:history="1">
         <w:r>
           <w:rPr>
             <w:rStyle w:val="Hyperlink"/>
@@ -4740,7 +4739,7 @@
             <w:noProof/>
             <w:webHidden/>
           </w:rPr>
-          <w:instrText xml:space="preserve"> PAGEREF _Toc242703574 \h </w:instrText>
+          <w:instrText xml:space="preserve"> PAGEREF _Toc242707557 \h </w:instrText>
         </w:r>
         <w:r>
           <w:rPr>
@@ -4760,7 +4759,7 @@
             <w:noProof/>
             <w:webHidden/>
           </w:rPr>
-          <w:t>30</w:t>
+          <w:t>33</w:t>
         </w:r>
         <w:r>
           <w:rPr>
@@ -4787,7 +4786,7 @@
           <w:lang w:eastAsia="nl-NL"/>
         </w:rPr>
       </w:pPr>
-      <w:hyperlink w:anchor="_Toc242703575" w:history="1">
+      <w:hyperlink w:anchor="_Toc242707558" w:history="1">
         <w:r>
           <w:rPr>
             <w:rStyle w:val="Hyperlink"/>
@@ -4832,7 +4831,7 @@
             <w:noProof/>
             <w:webHidden/>
           </w:rPr>
-          <w:instrText xml:space="preserve"> PAGEREF _Toc242703575 \h </w:instrText>
+          <w:instrText xml:space="preserve"> PAGEREF _Toc242707558 \h </w:instrText>
         </w:r>
         <w:r>
           <w:rPr>
@@ -4852,7 +4851,7 @@
             <w:noProof/>
             <w:webHidden/>
           </w:rPr>
-          <w:t>30</w:t>
+          <w:t>33</w:t>
         </w:r>
         <w:r>
           <w:rPr>
@@ -4879,7 +4878,7 @@
           <w:lang w:eastAsia="nl-NL"/>
         </w:rPr>
       </w:pPr>
-      <w:hyperlink w:anchor="_Toc242703576" w:history="1">
+      <w:hyperlink w:anchor="_Toc242707559" w:history="1">
         <w:r>
           <w:rPr>
             <w:rStyle w:val="Hyperlink"/>
@@ -4924,7 +4923,7 @@
             <w:noProof/>
             <w:webHidden/>
           </w:rPr>
-          <w:instrText xml:space="preserve"> PAGEREF _Toc242703576 \h </w:instrText>
+          <w:instrText xml:space="preserve"> PAGEREF _Toc242707559 \h </w:instrText>
         </w:r>
         <w:r>
           <w:rPr>
@@ -4944,7 +4943,7 @@
             <w:noProof/>
             <w:webHidden/>
           </w:rPr>
-          <w:t>32</w:t>
+          <w:t>35</w:t>
         </w:r>
         <w:r>
           <w:rPr>
@@ -4971,7 +4970,7 @@
           <w:lang w:eastAsia="nl-NL"/>
         </w:rPr>
       </w:pPr>
-      <w:hyperlink w:anchor="_Toc242703577" w:history="1">
+      <w:hyperlink w:anchor="_Toc242707560" w:history="1">
         <w:r>
           <w:rPr>
             <w:rStyle w:val="Hyperlink"/>
@@ -5016,7 +5015,7 @@
             <w:noProof/>
             <w:webHidden/>
           </w:rPr>
-          <w:instrText xml:space="preserve"> PAGEREF _Toc242703577 \h </w:instrText>
+          <w:instrText xml:space="preserve"> PAGEREF _Toc242707560 \h </w:instrText>
         </w:r>
         <w:r>
           <w:rPr>
@@ -5036,7 +5035,7 @@
             <w:noProof/>
             <w:webHidden/>
           </w:rPr>
-          <w:t>34</w:t>
+          <w:t>37</w:t>
         </w:r>
         <w:r>
           <w:rPr>
@@ -5063,7 +5062,7 @@
           <w:lang w:eastAsia="nl-NL"/>
         </w:rPr>
       </w:pPr>
-      <w:hyperlink w:anchor="_Toc242703578" w:history="1">
+      <w:hyperlink w:anchor="_Toc242707561" w:history="1">
         <w:r>
           <w:rPr>
             <w:rStyle w:val="Hyperlink"/>
@@ -5108,7 +5107,7 @@
             <w:noProof/>
             <w:webHidden/>
           </w:rPr>
-          <w:instrText xml:space="preserve"> PAGEREF _Toc242703578 \h </w:instrText>
+          <w:instrText xml:space="preserve"> PAGEREF _Toc242707561 \h </w:instrText>
         </w:r>
         <w:r>
           <w:rPr>
@@ -5128,7 +5127,7 @@
             <w:noProof/>
             <w:webHidden/>
           </w:rPr>
-          <w:t>35</w:t>
+          <w:t>38</w:t>
         </w:r>
         <w:r>
           <w:rPr>
@@ -5161,7 +5160,7 @@
         </w:numPr>
       </w:pPr>
       <w:bookmarkStart w:id="1" w:name="k1"/>
-      <w:bookmarkStart w:id="2" w:name="_Toc242703526"/>
+      <w:bookmarkStart w:id="2" w:name="_Toc242707509"/>
       <w:r>
         <w:t>DOEL VAN DE APPLICATIE.</w:t>
       </w:r>
@@ -5203,7 +5202,7 @@
         <w:t>Registreren</w:t>
       </w:r>
       <w:r>
-        <w:t>; ieder gekozen product wordt dan één registratie. Persoonlijke aantallen en kosten zijn alleen zichtbaar voor de beheerder.</w:t>
+        <w:t>. Ieder gekozen product wordt dan één registratie. Persoonlijke aantallen en kosten zijn alleen zichtbaar voor de beheerder.</w:t>
       </w:r>
     </w:p>
     <w:p>
@@ -5243,7 +5242,7 @@
         </w:numPr>
       </w:pPr>
       <w:bookmarkStart w:id="3" w:name="k2"/>
-      <w:bookmarkStart w:id="4" w:name="_Toc242703527"/>
+      <w:bookmarkStart w:id="4" w:name="_Toc242707510"/>
       <w:r>
         <w:t>BESTANDEN.</w:t>
       </w:r>
@@ -6441,7 +6440,7 @@
                 <w:sz w:val="16"/>
                 <w:szCs w:val="16"/>
               </w:rPr>
-              <w:t xml:space="preserve"> voor unieke id's; werkt ook als de website via een netwerkadres zonder https wordt geopend</w:t>
+              <w:t xml:space="preserve"> voor unieke id's. Werkt ook als de website via een netwerkadres zonder https wordt geopend</w:t>
             </w:r>
           </w:p>
         </w:tc>
@@ -6746,7 +6745,7 @@
                 <w:sz w:val="16"/>
                 <w:szCs w:val="16"/>
               </w:rPr>
-              <w:t>Back-up van de originele versie in één bestand; wordt niet meer geladen</w:t>
+              <w:t>Back-up van de originele versie in één bestand. Wordt niet meer geladen</w:t>
             </w:r>
           </w:p>
         </w:tc>
@@ -6786,7 +6785,7 @@
                 <w:sz w:val="16"/>
                 <w:szCs w:val="16"/>
               </w:rPr>
-              <w:t>Back-up van de oude tests bij die versie; wordt niet meer uitgevoerd</w:t>
+              <w:t>Back-up van de oude tests bij die versie. Wordt niet meer uitgevoerd</w:t>
             </w:r>
           </w:p>
         </w:tc>
@@ -7136,7 +7135,7 @@
                 <w:sz w:val="16"/>
                 <w:szCs w:val="16"/>
               </w:rPr>
-              <w:t>Unit tests (565) voor de regels, de opslag, de export, het thema, de welkom- en gezichtsherkenningsfuncties, herkennen met de pas, de controller, de beveiliging en regressietests voor opgeloste bugs</w:t>
+              <w:t>Unit tests (611) voor de regels, de opslag, de export, het thema, de welkom- en gezichtsherkenningsfuncties, herkennen met de pas, de controller, de beveiliging en regressietests voor opgeloste bugs</w:t>
             </w:r>
           </w:p>
         </w:tc>
@@ -7619,7 +7618,7 @@
                 <w:sz w:val="16"/>
                 <w:szCs w:val="16"/>
               </w:rPr>
-              <w:t xml:space="preserve"> als scan ziet (Enter, Tab of stilte na de laatste toets; niet bij gewoon typen of een te korte code), het normaliseren van het pasnummer, het productvenster of de melding na een scan, geen herkenning als er een venster open is (wel wordt de Enter van de scan tegengehouden), het zoekveld na een scan, de pas koppelen in het medewerkersformulier (uniek, alleen letters en cijfers, leeg = geen pas), de controle en migratie van </w:t>
+              <w:t xml:space="preserve"> als scan ziet (Enter, Tab of stilte na de laatste toets, niet bij gewoon typen of een te korte code), het normaliseren van het pasnummer, het productvenster of de melding na een scan, geen herkenning als er een venster open is (wel wordt de Enter van de scan tegengehouden), het zoekveld na een scan, de pas koppelen in het medewerkersformulier (uniek, alleen letters en cijfers, leeg = geen pas), de controle en migratie van </w:t>
             </w:r>
             <w:r>
               <w:rPr>
@@ -7797,7 +7796,7 @@
                 <w:sz w:val="14"/>
                 <w:shd w:val="clear" w:color="auto" w:fill="EEF4F2"/>
               </w:rPr>
-              <w:t>.gitattributes</w:t>
+              <w:t>tests/review-oktober.test.js</w:t>
             </w:r>
           </w:p>
         </w:tc>
@@ -7814,7 +7813,7 @@
                 <w:sz w:val="16"/>
                 <w:szCs w:val="16"/>
               </w:rPr>
-              <w:t xml:space="preserve">Zorgt dat Git de bestanden in </w:t>
+              <w:t xml:space="preserve">Regressietests voor de review van oktober 2026 (D1 t/m D7, U1 t/m U7, R1 t/m R3 in de naam van iedere test): beschadigde lijsten en volle opslag, dubbele passen, niet-bestaande datums, pasnummers gelijk maken, mislukt wissen, gezichtsherkenning alleen met actieve medewerkers, een scan in het veld </w:t>
             </w:r>
             <w:r>
               <w:rPr>
@@ -7822,14 +7821,14 @@
                 <w:sz w:val="14"/>
                 <w:shd w:val="clear" w:color="auto" w:fill="EEF4F2"/>
               </w:rPr>
-              <w:t>assets/vendor/</w:t>
+              <w:t>Pasnummer</w:t>
             </w:r>
             <w:r>
               <w:rPr>
                 <w:sz w:val="16"/>
                 <w:szCs w:val="16"/>
               </w:rPr>
-              <w:t xml:space="preserve"> en </w:t>
+              <w:t xml:space="preserve"> en in het bedrijfsfilter, dubbelklik op </w:t>
             </w:r>
             <w:r>
               <w:rPr>
@@ -7837,14 +7836,14 @@
                 <w:sz w:val="14"/>
                 <w:shd w:val="clear" w:color="auto" w:fill="EEF4F2"/>
               </w:rPr>
-              <w:t>assets/fonts/</w:t>
+              <w:t>Registreren</w:t>
             </w:r>
             <w:r>
               <w:rPr>
                 <w:sz w:val="16"/>
                 <w:szCs w:val="16"/>
               </w:rPr>
-              <w:t xml:space="preserve"> niet aanpast (geen omzetting van regeleinden), zodat de controlegetallen blijven kloppen</w:t>
+              <w:t>, een ingedrukt gehouden Enter, de focus na opslaan en (de)activeren, het datumveld na middernacht, toegankelijkheid (live region, tabbladen, bedrijfsfilter) en de cijfervelden</w:t>
             </w:r>
           </w:p>
         </w:tc>
@@ -7867,7 +7866,7 @@
                 <w:sz w:val="14"/>
                 <w:shd w:val="clear" w:color="auto" w:fill="EEF4F2"/>
               </w:rPr>
-              <w:t>tests/e2e/</w:t>
+              <w:t>.gitattributes</w:t>
             </w:r>
           </w:p>
         </w:tc>
@@ -7884,7 +7883,7 @@
                 <w:sz w:val="16"/>
                 <w:szCs w:val="16"/>
               </w:rPr>
-              <w:t xml:space="preserve">Browsertests (end-to-end): </w:t>
+              <w:t xml:space="preserve">Zorgt dat Git de bestanden in </w:t>
             </w:r>
             <w:r>
               <w:rPr>
@@ -7892,14 +7891,14 @@
                 <w:sz w:val="14"/>
                 <w:shd w:val="clear" w:color="auto" w:fill="EEF4F2"/>
               </w:rPr>
-              <w:t>app.e2e.test.js</w:t>
+              <w:t>assets/vendor/</w:t>
             </w:r>
             <w:r>
               <w:rPr>
                 <w:sz w:val="16"/>
                 <w:szCs w:val="16"/>
               </w:rPr>
-              <w:t xml:space="preserve"> test de echte pagina in headless Edge of Chrome (laden zonder fouten, zoeken, registreren (daarna bij kiezen op naam geen "welkom terug"), Escape en focus, inloggen, thema, pas koppelen en herkennen, CSV-export), </w:t>
+              <w:t xml:space="preserve"> en </w:t>
             </w:r>
             <w:r>
               <w:rPr>
@@ -7907,37 +7906,14 @@
                 <w:sz w:val="14"/>
                 <w:shd w:val="clear" w:color="auto" w:fill="EEF4F2"/>
               </w:rPr>
-              <w:t>browser.js</w:t>
+              <w:t>assets/fonts/</w:t>
             </w:r>
             <w:r>
               <w:rPr>
                 <w:sz w:val="16"/>
                 <w:szCs w:val="16"/>
               </w:rPr>
-              <w:t xml:space="preserve"> bevat de webserver en de besturing van de browser via het Chrome DevTools Protocol. Draaien met </w:t>
-            </w:r>
-            <w:r>
-              <w:rPr>
-                <w:rFonts w:ascii="Consolas" w:hAnsi="Consolas" w:cs="Consolas"/>
-                <w:sz w:val="14"/>
-                <w:shd w:val="clear" w:color="auto" w:fill="EEF4F2"/>
-              </w:rPr>
-              <w:t>npm run test:e2e</w:t>
-            </w:r>
-            <w:r>
-              <w:rPr>
-                <w:sz w:val="16"/>
-                <w:szCs w:val="16"/>
-              </w:rPr>
-              <w:t xml:space="preserve">, zonder npm-pakketten. Een andere browser kies je met </w:t>
-            </w:r>
-            <w:r>
-              <w:rPr>
-                <w:rFonts w:ascii="Consolas" w:hAnsi="Consolas" w:cs="Consolas"/>
-                <w:sz w:val="14"/>
-                <w:shd w:val="clear" w:color="auto" w:fill="EEF4F2"/>
-              </w:rPr>
-              <w:t>BROWSER_PATH</w:t>
+              <w:t xml:space="preserve"> niet aanpast (geen omzetting van regeleinden), zodat de controlegetallen blijven kloppen</w:t>
             </w:r>
           </w:p>
         </w:tc>
@@ -7960,7 +7936,7 @@
                 <w:sz w:val="14"/>
                 <w:shd w:val="clear" w:color="auto" w:fill="EEF4F2"/>
               </w:rPr>
-              <w:t>.github/workflows/ci.yml</w:t>
+              <w:t>tests/e2e/</w:t>
             </w:r>
           </w:p>
         </w:tc>
@@ -7977,6 +7953,129 @@
                 <w:sz w:val="16"/>
                 <w:szCs w:val="16"/>
               </w:rPr>
+              <w:t xml:space="preserve">Browsertests (end-to-end): </w:t>
+            </w:r>
+            <w:r>
+              <w:rPr>
+                <w:rFonts w:ascii="Consolas" w:hAnsi="Consolas" w:cs="Consolas"/>
+                <w:sz w:val="14"/>
+                <w:shd w:val="clear" w:color="auto" w:fill="EEF4F2"/>
+              </w:rPr>
+              <w:t>app.e2e.test.js</w:t>
+            </w:r>
+            <w:r>
+              <w:rPr>
+                <w:sz w:val="16"/>
+                <w:szCs w:val="16"/>
+              </w:rPr>
+              <w:t xml:space="preserve"> test de echte pagina in headless Edge of Chrome (13 tests: laden zonder fouten, zoeken, registreren (daarna bij kiezen op naam geen "welkom terug"), Escape en focus, inloggen, thema, pas koppelen en herkennen (ook een tweede scan in het veld </w:t>
+            </w:r>
+            <w:r>
+              <w:rPr>
+                <w:rFonts w:ascii="Consolas" w:hAnsi="Consolas" w:cs="Consolas"/>
+                <w:sz w:val="14"/>
+                <w:shd w:val="clear" w:color="auto" w:fill="EEF4F2"/>
+              </w:rPr>
+              <w:t>Pasnummer</w:t>
+            </w:r>
+            <w:r>
+              <w:rPr>
+                <w:sz w:val="16"/>
+                <w:szCs w:val="16"/>
+              </w:rPr>
+              <w:t xml:space="preserve">), CSV-export, een dubbelklik op </w:t>
+            </w:r>
+            <w:r>
+              <w:rPr>
+                <w:rFonts w:ascii="Consolas" w:hAnsi="Consolas" w:cs="Consolas"/>
+                <w:sz w:val="14"/>
+                <w:shd w:val="clear" w:color="auto" w:fill="EEF4F2"/>
+              </w:rPr>
+              <w:t>Registreren</w:t>
+            </w:r>
+            <w:r>
+              <w:rPr>
+                <w:sz w:val="16"/>
+                <w:szCs w:val="16"/>
+              </w:rPr>
+              <w:t xml:space="preserve">, een scan in het bedrijfsfilter, de focus na opslaan en (de)activeren in het beheer, en letters in een cijferveld), </w:t>
+            </w:r>
+            <w:r>
+              <w:rPr>
+                <w:rFonts w:ascii="Consolas" w:hAnsi="Consolas" w:cs="Consolas"/>
+                <w:sz w:val="14"/>
+                <w:shd w:val="clear" w:color="auto" w:fill="EEF4F2"/>
+              </w:rPr>
+              <w:t>browser.js</w:t>
+            </w:r>
+            <w:r>
+              <w:rPr>
+                <w:sz w:val="16"/>
+                <w:szCs w:val="16"/>
+              </w:rPr>
+              <w:t xml:space="preserve"> bevat de webserver en de besturing van de browser via het Chrome DevTools Protocol. Draaien met </w:t>
+            </w:r>
+            <w:r>
+              <w:rPr>
+                <w:rFonts w:ascii="Consolas" w:hAnsi="Consolas" w:cs="Consolas"/>
+                <w:sz w:val="14"/>
+                <w:shd w:val="clear" w:color="auto" w:fill="EEF4F2"/>
+              </w:rPr>
+              <w:t>npm run test:e2e</w:t>
+            </w:r>
+            <w:r>
+              <w:rPr>
+                <w:sz w:val="16"/>
+                <w:szCs w:val="16"/>
+              </w:rPr>
+              <w:t xml:space="preserve">, zonder npm-pakketten. Een andere browser kies je met </w:t>
+            </w:r>
+            <w:r>
+              <w:rPr>
+                <w:rFonts w:ascii="Consolas" w:hAnsi="Consolas" w:cs="Consolas"/>
+                <w:sz w:val="14"/>
+                <w:shd w:val="clear" w:color="auto" w:fill="EEF4F2"/>
+              </w:rPr>
+              <w:t>BROWSER_PATH</w:t>
+            </w:r>
+          </w:p>
+        </w:tc>
+      </w:tr>
+      <w:tr>
+        <w:trPr>
+          <w:cantSplit/>
+        </w:trPr>
+        <w:tc>
+          <w:tcPr>
+            <w:tcW w:w="4337" w:type="dxa"/>
+          </w:tcPr>
+          <w:p>
+            <w:pPr>
+              <w:spacing w:before="20" w:after="20" w:line="240" w:lineRule="auto"/>
+            </w:pPr>
+            <w:r>
+              <w:rPr>
+                <w:rFonts w:ascii="Consolas" w:hAnsi="Consolas" w:cs="Consolas"/>
+                <w:sz w:val="14"/>
+                <w:shd w:val="clear" w:color="auto" w:fill="EEF4F2"/>
+              </w:rPr>
+              <w:t>.github/workflows/ci.yml</w:t>
+            </w:r>
+          </w:p>
+        </w:tc>
+        <w:tc>
+          <w:tcPr>
+            <w:tcW w:w="5301" w:type="dxa"/>
+          </w:tcPr>
+          <w:p>
+            <w:pPr>
+              <w:spacing w:before="20" w:after="20" w:line="240" w:lineRule="auto"/>
+            </w:pPr>
+            <w:r>
+              <w:rPr>
+                <w:sz w:val="16"/>
+                <w:szCs w:val="16"/>
+              </w:rPr>
               <w:t>Voert de unit tests en daarna de browsertests (in Google Chrome) automatisch uit op GitHub met Node.js 24 (LTS), met alleen leesrechten en actions die op een commit-SHA zijn vastgezet</w:t>
             </w:r>
           </w:p>
@@ -7990,7 +8089,7 @@
     </w:p>
     <w:p>
       <w:r>
-        <w:t xml:space="preserve">Bij het toevoegen of wijzigen van een medewerker kiest de beheerder een bedrijf uit de keuzelijst en daarna een consumptiepunt van dat bedrijf. Met het bedrijf worden medewerkers op de beginpagina gegroepeerd en gefilterd. Het bedrijfsfilter op de beginpagina is een keuzelijst waarin je ook kunt typen; de lijst filtert direct tijdens het typen en toont alleen bedrijven met actieve medewerkers. Wat je typt, wordt niet overschreven als de lijst intussen opnieuw wordt getekend. Hebben actieve medewerkers geen </w:t>
+        <w:t xml:space="preserve">Bij het toevoegen of wijzigen van een medewerker kiest de beheerder een bedrijf uit de keuzelijst en daarna een consumptiepunt van dat bedrijf. Met het bedrijf worden medewerkers op de beginpagina gegroepeerd en gefilterd. Het bedrijfsfilter op de beginpagina is een keuzelijst waarin je ook kunt typen. De lijst filtert direct tijdens het typen en toont alleen bedrijven met actieve medewerkers. Wat je typt, wordt niet overschreven als de lijst intussen opnieuw wordt getekend. Hebben actieve medewerkers geen </w:t>
       </w:r>
       <w:r>
         <w:t xml:space="preserve">bedrijf, of bestaat hun bedrijf niet meer, dan staat er ook de keuze </w:t>
@@ -8004,7 +8103,7 @@
         <w:t>Onbekend bedrijf</w:t>
       </w:r>
       <w:r>
-        <w:t>; die toont al deze medewerkers.</w:t>
+        <w:t>. Die toont al deze medewerkers. Escape sluit een open keuzelijst, en een schermlezer hoort of de lijst open is en welk bedrijf is gekozen.</w:t>
       </w:r>
     </w:p>
     <w:p>
@@ -8018,7 +8117,7 @@
         </w:numPr>
       </w:pPr>
       <w:bookmarkStart w:id="5" w:name="k3"/>
-      <w:bookmarkStart w:id="6" w:name="_Toc242703528"/>
+      <w:bookmarkStart w:id="6" w:name="_Toc242707511"/>
       <w:r>
         <w:t>DE WEBSITE STARTEN.</w:t>
       </w:r>
@@ -8240,7 +8339,7 @@
         </w:numPr>
       </w:pPr>
       <w:bookmarkStart w:id="7" w:name="k4"/>
-      <w:bookmarkStart w:id="8" w:name="_Toc242703529"/>
+      <w:bookmarkStart w:id="8" w:name="_Toc242707512"/>
       <w:r>
         <w:t>GEBRUIKERSHANDLEIDING.</w:t>
       </w:r>
@@ -8253,7 +8352,7 @@
         <w:keepNext/>
       </w:pPr>
       <w:bookmarkStart w:id="9" w:name="k5"/>
-      <w:bookmarkStart w:id="10" w:name="_Toc242703530"/>
+      <w:bookmarkStart w:id="10" w:name="_Toc242707513"/>
       <w:r>
         <w:t>EEN MEDEWERKER ZOEKEN</w:t>
       </w:r>
@@ -8299,7 +8398,7 @@
     </w:p>
     <w:p>
       <w:r>
-        <w:t>Sluit je een venster (met het kruisje, een klik naast het venster, Escape of na opslaan), dan gaat de focus terug naar de knop of medewerkerrij waarmee je het venster opende. Met het toetsenbord kun je dan meteen verder waar je was.</w:t>
+        <w:t>Sluit je een venster (met het kruisje, een klik naast het venster, Escape of na opslaan), dan gaat de focus terug naar de knop of medewerkerrij waarmee je het venster opende. Is de lijst intussen opnieuw getekend (bijvoorbeeld na opslaan in het beheer), dan krijgt de nieuwe knop met dezelfde id de focus. Met het toetsenbord kun je dan meteen verder waar je was.</w:t>
       </w:r>
     </w:p>
     <w:p>
@@ -8308,7 +8407,7 @@
         <w:keepNext/>
       </w:pPr>
       <w:bookmarkStart w:id="11" w:name="k6"/>
-      <w:bookmarkStart w:id="12" w:name="_Toc242703531"/>
+      <w:bookmarkStart w:id="12" w:name="_Toc242707514"/>
       <w:r>
         <w:t>EEN PRODUCT REGISTREREN</w:t>
       </w:r>
@@ -8358,8 +8457,6 @@
       </w:r>
       <w:r>
         <w:tab/>
-      </w:r>
-      <w:r>
         <w:t>Klik op je naam. Het productvenster opent met alleen de producten van jouw consumptiepunt.</w:t>
       </w:r>
     </w:p>
@@ -8383,6 +8480,8 @@
       </w:r>
       <w:r>
         <w:tab/>
+      </w:r>
+      <w:r>
         <w:t xml:space="preserve">Klik bij ieder gewenst product op </w:t>
       </w:r>
       <w:r>
@@ -8510,7 +8609,18 @@
         <w:t>Registreren</w:t>
       </w:r>
       <w:r>
-        <w:t xml:space="preserve"> zonder iets te kiezen, dan verschijnt "Kies eerst minimaal één product". Biedt je consumptiepunt nog niets aan, dan staat er "Geen producten op jouw consumptiepunt."</w:t>
+        <w:t xml:space="preserve"> zonder iets te kiezen, dan verschijnt "Kies eerst minimaal één product". Biedt je consumptiepunt nog niets aan, dan staat er "Geen producten op jouw consumptiepunt." Dubbelklik je per ongeluk op </w:t>
+      </w:r>
+      <w:r>
+        <w:rPr>
+          <w:rFonts w:ascii="Consolas" w:hAnsi="Consolas" w:cs="Consolas"/>
+          <w:sz w:val="18"/>
+          <w:shd w:val="clear" w:color="auto" w:fill="EEF4F2"/>
+        </w:rPr>
+        <w:t>Registreren</w:t>
+      </w:r>
+      <w:r>
+        <w:t>, dan wordt er één keer geregistreerd en opent de tweede klik niet het productvenster van de collega wiens naam onder de knop staat.</w:t>
       </w:r>
     </w:p>
     <w:p>
@@ -8519,7 +8629,7 @@
         <w:keepNext/>
       </w:pPr>
       <w:bookmarkStart w:id="13" w:name="k7"/>
-      <w:bookmarkStart w:id="14" w:name="_Toc242703532"/>
+      <w:bookmarkStart w:id="14" w:name="_Toc242707515"/>
       <w:r>
         <w:t>ADMIN-DASHBOARD OPENEN</w:t>
       </w:r>
@@ -8650,7 +8760,7 @@
         <w:keepNext/>
       </w:pPr>
       <w:bookmarkStart w:id="15" w:name="k8"/>
-      <w:bookmarkStart w:id="16" w:name="_Toc242703533"/>
+      <w:bookmarkStart w:id="16" w:name="_Toc242707516"/>
       <w:r>
         <w:t>REGISTRATIES BEHEREN</w:t>
       </w:r>
@@ -8936,7 +9046,7 @@
         <w:keepNext/>
       </w:pPr>
       <w:bookmarkStart w:id="17" w:name="k9"/>
-      <w:bookmarkStart w:id="18" w:name="_Toc242703534"/>
+      <w:bookmarkStart w:id="18" w:name="_Toc242707517"/>
       <w:r>
         <w:t>MEDEWERKERS BEHEREN</w:t>
       </w:r>
@@ -9009,7 +9119,7 @@
         <w:t>Afwijkend werkgevernummer</w:t>
       </w:r>
       <w:r>
-        <w:t xml:space="preserve"> in; dat nummer gaat dan voor in de CSV-export.</w:t>
+        <w:t xml:space="preserve"> in. Dat nummer gaat dan voor in de CSV-export.</w:t>
       </w:r>
     </w:p>
     <w:p>
@@ -9034,7 +9144,7 @@
         <w:t>Pasnummer</w:t>
       </w:r>
       <w:r>
-        <w:t xml:space="preserve"> en houd de pas van de medewerker tegen de USB-NFC-lezer. De lezer typt het pasnummer in het veld; de Enter die de lezer daarna stuurt, verstuurt het formulier niet. Leeg laten betekent: geen pas. Een pas weghalen kan door het veld leeg te maken en op te slaan. Zie 4.16.</w:t>
+        <w:t xml:space="preserve"> en houd de pas van de medewerker tegen de USB-NFC-lezer. De lezer typt het pasnummer in het veld en de Enter die de lezer daarna stuurt, verstuurt het formulier niet. Staat er al een nummer in het veld, dan vervangt het nummer van de nieuwe pas het oude. Leeg laten betekent: geen pas. Een pas weghalen kan door het veld leeg te maken en op te slaan. Zie 4.16.</w:t>
       </w:r>
     </w:p>
     <w:p>
@@ -9135,7 +9245,21 @@
     </w:p>
     <w:p>
       <w:r>
-        <w:t>Voornaam, achternaam, looncode, personeelsnummer en bedrijf zijn verplicht, en ook het consumptiepunt als het gekozen bedrijf consumptiepunten heeft. Ontbreekt er iets, dan krijgt het veld een rode rand met een melding eronder en krijgt het eerste foute veld de focus. Looncode, personeelsnummer en een afwijkend werkgevernummer mogen alleen cijfers bevatten; anders verschijnt "Gebruik alleen cijfers." bij het veld. De voornaam en achternaam worden apart opgeslagen (</w:t>
+        <w:t xml:space="preserve">Voornaam, achternaam, looncode, personeelsnummer en bedrijf zijn verplicht, en ook het consumptiepunt als het gekozen bedrijf consumptiepunten heeft. Ontbreekt er iets, dan krijgt het veld een rode rand met een melding eronder en krijgt het eerste foute veld de focus. Looncode, personeelsnummer en een afwijkend werkgevernummer mogen alleen cijfers bevatten. Anders verschijnt "Gebruik alleen cijfers." bij het veld, ook als je bijvoorbeeld "12a" typt. Deze velden zijn tekstvelden met een cijfertoetsenbord op </w:t>
+      </w:r>
+      <w:r>
+        <w:t>de tablet (</w:t>
+      </w:r>
+      <w:r>
+        <w:rPr>
+          <w:rFonts w:ascii="Consolas" w:hAnsi="Consolas" w:cs="Consolas"/>
+          <w:sz w:val="18"/>
+          <w:shd w:val="clear" w:color="auto" w:fill="EEF4F2"/>
+        </w:rPr>
+        <w:t>inputmode="numeric"</w:t>
+      </w:r>
+      <w:r>
+        <w:t>). De voornaam en achternaam worden apart opgeslagen (</w:t>
       </w:r>
       <w:r>
         <w:rPr>
@@ -9157,7 +9281,7 @@
         <w:t>lastName</w:t>
       </w:r>
       <w:r>
-        <w:t>); de volledige naam (</w:t>
+        <w:t>). De volledige naam (</w:t>
       </w:r>
       <w:r>
         <w:rPr>
@@ -9184,7 +9308,7 @@
         <w:t>Verwijderen</w:t>
       </w:r>
       <w:r>
-        <w:t xml:space="preserve"> definitief worden verwijderd; de browser vraagt eerst om bevestiging. Heeft de medewerker registraties, dan staat de knop er niet en is deactiveren voldoende: zo blijven naam, looncode en personeelsnummer beschikbaar voor de CSV-export. Ook bij een actieve medewerker staat de knop er niet. Controller en model controleren dit zelf ook, voor het geval een knop verouderd is (bijvoorbeeld na een wijziging in een ander tabblad): bij registraties verschijnt "Deze medewerker heeft registraties en kan niet definit</w:t>
+        <w:t xml:space="preserve"> definitief worden verwijderd. De browser vraagt eerst om bevestiging. Heeft de medewerker registraties, dan staat de knop er niet en is deactiveren voldoende: zo blijven naam, looncode en personeelsnummer beschikbaar voor de CSV-export. Ook bij een actieve medewerker staat de knop er niet. Controller en model controleren dit zelf ook, voor het geval een knop verouderd is (bijvoorbeeld na een wijziging in een ander tabblad): bij registraties verschijnt "Deze medewerker heeft registraties en kan niet definit</w:t>
       </w:r>
       <w:r>
         <w:t>ief worden verwijderd. Deactiveren is voldoende.", bij een actieve medewerker "Zet deze medewerker eerst op inactief. Alleen een inactieve medewerker kan definitief worden verwijderd." Een personeelsnummer mag maar bij één medewerker voorkomen.</w:t>
@@ -9236,7 +9360,7 @@
         <w:t>04A1B2C3</w:t>
       </w:r>
       <w:r>
-        <w:t xml:space="preserve">). Daarna mag het alleen letters en cijfers bevatten, 4 tot en met 64 tekens; anders verschijnt "Gebruik alleen letters en cijfers (4 tot 64 tekens)." bij het veld. Een pas mag maar bij één medewerker horen; anders verschijnt "Deze pas is al gekoppeld aan een andere medewerker." In de medewerkerslijst staat bij medewerkers met een pas het label </w:t>
+        <w:t xml:space="preserve">). Daarna mag het alleen letters en cijfers bevatten, 4 tot en met 64 tekens. Anders verschijnt "Gebruik alleen letters en cijfers (4 tot 64 tekens)." bij het veld. Een pas mag maar bij één medewerker horen. Anders verschijnt "Deze pas is al gekoppeld aan een andere medewerker." In de medewerkerslijst staat bij medewerkers met een pas het label </w:t>
       </w:r>
       <w:r>
         <w:rPr>
@@ -9247,7 +9371,7 @@
         <w:t>Pas gekoppeld</w:t>
       </w:r>
       <w:r>
-        <w:t>; het pasnummer zelf staat niet in de lijst, niet in het logboek en niet in de CSV-export.</w:t>
+        <w:t>. Het pasnummer zelf staat niet in de lijst, niet in het logboek en niet in de CSV-export.</w:t>
       </w:r>
     </w:p>
     <w:p>
@@ -9256,7 +9380,7 @@
         <w:keepNext/>
       </w:pPr>
       <w:bookmarkStart w:id="19" w:name="k10"/>
-      <w:bookmarkStart w:id="20" w:name="_Toc242703535"/>
+      <w:bookmarkStart w:id="20" w:name="_Toc242707518"/>
       <w:r>
         <w:t>PRODUCTEN BEHEREN</w:t>
       </w:r>
@@ -9361,10 +9485,10 @@
         <w:t>0.65</w:t>
       </w:r>
       <w:r>
-        <w:t xml:space="preserve">. Anders verschijnt "Vul een prijs van 0 tot en met 1000 euro in, met hooguit twee decimalen." Twee producten met dezelfde naam kan niet: dan verschijnt "Er bestaat al een product met deze naam." Een product dat al eens is geregistreerd, kan niet worden verwijderd, zodat oude registraties en de export blijven kloppen ("Dit product wordt al gebruikt en kan niet worden verwijderd"). Bij een product dat nooit is geregistreerd, vraagt de browser eerst "Product Boter verwijderen?" (met de naam van het product); </w:t>
-      </w:r>
-      <w:r>
-        <w:t xml:space="preserve">met </w:t>
+        <w:t xml:space="preserve">. Anders verschijnt "Vul een prijs van 0 tot en met 1000 euro in, met hooguit twee decimalen." Twee producten met dezelfde naam kan niet: dan verschijnt "Er bestaat al een product met deze naam." Een product dat al eens is geregistreerd, kan niet worden verwijderd, zodat oude registraties en de export blijven kloppen ("Dit product wordt al gebruikt en kan niet worden verwijderd"). Bij een product dat nooit is geregistreerd, vraagt de browser eerst "Product Boter verwijderen?" (met de naam van het product). </w:t>
+      </w:r>
+      <w:r>
+        <w:t xml:space="preserve">Met </w:t>
       </w:r>
       <w:r>
         <w:rPr>
@@ -9384,7 +9508,7 @@
         <w:keepNext/>
       </w:pPr>
       <w:bookmarkStart w:id="21" w:name="k11"/>
-      <w:bookmarkStart w:id="22" w:name="_Toc242703536"/>
+      <w:bookmarkStart w:id="22" w:name="_Toc242707519"/>
       <w:r>
         <w:t>BEDRIJVEN EN CONSUMPTIEPUNTEN BEHEREN</w:t>
       </w:r>
@@ -9517,7 +9641,7 @@
         <w:t>Aanbod wijzigen</w:t>
       </w:r>
       <w:r>
-        <w:t>: naam, bedrijf of aangeboden producten van een punt aanpassen. De voorraad blijft bewaard, ook als een product tijdelijk uit staat. Kies je een ander bedrijf, dan verhuizen de medewerkers van dit punt mee naar dat bedrijf; alleen hun bedrijf verandert, hun naam en andere gegevens blijven gelijk.</w:t>
+        <w:t>: naam, bedrijf of aangeboden producten van een punt aanpassen. De voorraad blijft bewaard, ook als een product tijdelijk uit staat. Kies je een ander bedrijf, dan verhuizen de medewerkers van dit punt mee naar dat bedrijf. Alleen hun bedrijf verandert, hun naam en andere gegevens blijven gelijk.</w:t>
       </w:r>
     </w:p>
     <w:p>
@@ -9547,7 +9671,7 @@
         <w:keepNext/>
       </w:pPr>
       <w:bookmarkStart w:id="23" w:name="k12"/>
-      <w:bookmarkStart w:id="24" w:name="_Toc242703537"/>
+      <w:bookmarkStart w:id="24" w:name="_Toc242707520"/>
       <w:r>
         <w:t>VOORRAAD BEHEREN</w:t>
       </w:r>
@@ -9716,7 +9840,7 @@
     </w:p>
     <w:p>
       <w:r>
-        <w:t>Iedere registratie haalt automatisch 1 van de voorraad af bij het consumptiepunt van de medewerker, maar alleen als dat punt het product aanbiedt (een correctie voor een product dat het punt niet heeft, verandert de voorraad dus niet). Na het aanpassen van voorraad of minimum worden alleen het statuslabel en de bijbestellijst bijgewerkt; de tabel blijft staan, zodat je met Tab gewoon naar het volgende veld kunt. Een foute invoer (leeg, geen heel getal, negatief of meer dan 100.000) geeft een melding en spri</w:t>
+        <w:t>Iedere registratie haalt automatisch 1 van de voorraad af bij het consumptiepunt van de medewerker, maar alleen als dat punt het product aanbiedt (een correctie voor een product dat het punt niet heeft, verandert de voorraad dus niet). Na het aanpassen van voorraad of minimum worden alleen het statuslabel en de bijbestellijst bijgewerkt. De tabel blijft staan, zodat je met Tab gewoon naar het volgende veld kunt. Een foute invoer (leeg, geen heel getal, negatief of meer dan 100.000) geeft een melding en spri</w:t>
       </w:r>
       <w:r>
         <w:t>ngt terug naar de opgeslagen waarde.</w:t>
@@ -9751,7 +9875,7 @@
     </w:p>
     <w:p>
       <w:r>
-        <w:t>Een negatieve telling invullen kan niet. Door registraties kan de voorraad wel onder 0 komen; dat betekent dat er meer is geregistreerd dan er volgens de telling was. Tel dan opnieuw. Alle leveringen, tellingen en wijzigingen van het minimum komen in het logboek.</w:t>
+        <w:t>Een negatieve telling invullen kan niet. Door registraties kan de voorraad wel onder 0 komen. Dat betekent dat er meer is geregistreerd dan er volgens de telling was. Tel dan opnieuw. Alle leveringen, tellingen en wijzigingen van het minimum komen in het logboek.</w:t>
       </w:r>
     </w:p>
     <w:p>
@@ -9765,7 +9889,7 @@
         <w:keepNext/>
       </w:pPr>
       <w:bookmarkStart w:id="25" w:name="k13"/>
-      <w:bookmarkStart w:id="26" w:name="_Toc242703538"/>
+      <w:bookmarkStart w:id="26" w:name="_Toc242707521"/>
       <w:r>
         <w:t>LOGBOEK BEKIJKEN</w:t>
       </w:r>
@@ -9805,7 +9929,7 @@
         <w:keepNext/>
       </w:pPr>
       <w:bookmarkStart w:id="27" w:name="k14"/>
-      <w:bookmarkStart w:id="28" w:name="_Toc242703539"/>
+      <w:bookmarkStart w:id="28" w:name="_Toc242707522"/>
       <w:r>
         <w:t>ALLE GEGEVENS WISSEN</w:t>
       </w:r>
@@ -9922,7 +10046,7 @@
         <w:t>Annuleren</w:t>
       </w:r>
       <w:r>
-        <w:t>, dan verandert er niets. Andere open tabbladen laden de nieuwe demogegevens vanzelf in.</w:t>
+        <w:t>, dan verandert er niets. Andere open tabbladen laden de nieuwe demogegevens vanzelf in. Lukt het wissen niet, dan blijft alles staan en verschijnt "De gegevens konden niet worden gewist. Probeer het opnieuw."</w:t>
       </w:r>
     </w:p>
     <w:p>
@@ -9931,7 +10055,7 @@
         <w:keepNext/>
       </w:pPr>
       <w:bookmarkStart w:id="29" w:name="k15"/>
-      <w:bookmarkStart w:id="30" w:name="_Toc242703540"/>
+      <w:bookmarkStart w:id="30" w:name="_Toc242707523"/>
       <w:r>
         <w:t>MODAL SLUITEN EN UITLOGGEN</w:t>
       </w:r>
@@ -10005,7 +10129,7 @@
         <w:keepNext/>
       </w:pPr>
       <w:bookmarkStart w:id="31" w:name="k16"/>
-      <w:bookmarkStart w:id="32" w:name="_Toc242703541"/>
+      <w:bookmarkStart w:id="32" w:name="_Toc242707524"/>
       <w:r>
         <w:t>CSV EXPORTEREN</w:t>
       </w:r>
@@ -10237,7 +10361,56 @@
         <w:t>Prijs</w:t>
       </w:r>
       <w:r>
-        <w:t>, in die vaste volgorde. Iedere regel is één medewerker in één loonmaand. Het werkgevernummer is het nummer dat bij de registraties is bewaard (zie de tabel Registraties hieronder); is dat binnen een maand veranderd, dan krijgt die maand één regel per werkgevernummer. Er staat bewust geen totaalregel in, omdat de loonadministratie iedere regel als medewerker inleest.</w:t>
+        <w:t>, in die vaste volgorde. Iedere regel is één medewerker in één loonmaand. Het werkgevernummer is het nummer dat bij de registraties is bewaard (zie de tabel Registraties hieronder). Is dat binnen een maand veranderd, dan krijgt die maand één regel per werkgevernummer. Er staat bewust geen totaalregel in, omdat de loonadministratie iedere regel als medewerker inleest.</w:t>
+      </w:r>
+    </w:p>
+    <w:p>
+      <w:r>
+        <w:t xml:space="preserve">Let op bij voorloopnullen: een looncode of personeelsnummer als </w:t>
+      </w:r>
+      <w:r>
+        <w:rPr>
+          <w:rFonts w:ascii="Consolas" w:hAnsi="Consolas" w:cs="Consolas"/>
+          <w:sz w:val="18"/>
+          <w:shd w:val="clear" w:color="auto" w:fill="EEF4F2"/>
+        </w:rPr>
+        <w:t>0012</w:t>
+      </w:r>
+      <w:r>
+        <w:t xml:space="preserve"> staat zo in het bestand, maar Excel toont het na een dubbelklik als </w:t>
+      </w:r>
+      <w:r>
+        <w:rPr>
+          <w:rFonts w:ascii="Consolas" w:hAnsi="Consolas" w:cs="Consolas"/>
+          <w:sz w:val="18"/>
+          <w:shd w:val="clear" w:color="auto" w:fill="EEF4F2"/>
+        </w:rPr>
+        <w:t>12</w:t>
+      </w:r>
+      <w:r>
+        <w:t xml:space="preserve"> en slaat het bij opnieuw opslaan ook zo op. Lees het bestand daarom rechtstreeks in het loonsysteem in, of open het in Excel via </w:t>
+      </w:r>
+      <w:r>
+        <w:rPr>
+          <w:rFonts w:ascii="Consolas" w:hAnsi="Consolas" w:cs="Consolas"/>
+          <w:sz w:val="18"/>
+          <w:shd w:val="clear" w:color="auto" w:fill="EEF4F2"/>
+        </w:rPr>
+        <w:t>Gegevens</w:t>
+      </w:r>
+      <w:r>
+        <w:t xml:space="preserve"> en </w:t>
+      </w:r>
+      <w:r>
+        <w:rPr>
+          <w:rFonts w:ascii="Consolas" w:hAnsi="Consolas" w:cs="Consolas"/>
+          <w:sz w:val="18"/>
+          <w:shd w:val="clear" w:color="auto" w:fill="EEF4F2"/>
+        </w:rPr>
+        <w:t>Uit tekst/CSV</w:t>
+      </w:r>
+      <w:r>
+        <w:t xml:space="preserve"> met de kolommen Looncode, Personeelsnummer en Werkgevernummer als tekst (zie het TO, hoofdstuk 12).</w:t>
       </w:r>
     </w:p>
     <w:p>
@@ -10340,7 +10513,7 @@
         <w:keepNext/>
       </w:pPr>
       <w:bookmarkStart w:id="33" w:name="k17"/>
-      <w:bookmarkStart w:id="34" w:name="_Toc242703542"/>
+      <w:bookmarkStart w:id="34" w:name="_Toc242707525"/>
       <w:r>
         <w:t>LICHT OF DONKER THEMA</w:t>
       </w:r>
@@ -10391,7 +10564,7 @@
         <w:t>Slider (met zon- en maanicoon)</w:t>
       </w:r>
       <w:r>
-        <w:t>: kies zelf licht of donker. Dit is een vaste keuze; "Systeem" en "Auto" staan daarna uit.</w:t>
+        <w:t>: kies zelf licht of donker. Dit is een vaste keuze. "Systeem" en "Auto" staan daarna uit.</w:t>
       </w:r>
     </w:p>
     <w:p>
@@ -10447,7 +10620,7 @@
         <w:keepNext/>
       </w:pPr>
       <w:bookmarkStart w:id="35" w:name="k18"/>
-      <w:bookmarkStart w:id="36" w:name="_Toc242703543"/>
+      <w:bookmarkStart w:id="36" w:name="_Toc242707526"/>
       <w:r>
         <w:t>WELKOM EN "ZELFDE ALS VORIGE KEER"</w:t>
       </w:r>
@@ -10470,7 +10643,7 @@
         <w:t>Zelfde als vorige keer</w:t>
       </w:r>
       <w:r>
-        <w:t xml:space="preserve"> staan die aantallen direct klaar; de medewerker kan ze nog aanpassen en bevestigt met </w:t>
+        <w:t xml:space="preserve"> staan die aantallen direct klaar. De medewerker kan ze nog aanpassen en bevestigt met </w:t>
       </w:r>
       <w:r>
         <w:rPr>
@@ -10492,7 +10665,7 @@
         <w:t>+</w:t>
       </w:r>
       <w:r>
-        <w:t xml:space="preserve">-knop; na een druk op </w:t>
+        <w:t xml:space="preserve">-knop. Na een druk op </w:t>
       </w:r>
       <w:r>
         <w:rPr>
@@ -10514,7 +10687,18 @@
         <w:t>−</w:t>
       </w:r>
       <w:r>
-        <w:t xml:space="preserve"> houdt dezelfde knop de focus, zodat je met het toetsenbord meerdere keren kunt drukken.</w:t>
+        <w:t xml:space="preserve"> houdt dezelfde knop de focus, zodat je met het toetsenbord meerdere keren kunt drukken, en een schermlezer leest het nieuwe aantal voor (bijvoorbeeld "Blikje: 2", via de vaste live region </w:t>
+      </w:r>
+      <w:r>
+        <w:rPr>
+          <w:rFonts w:ascii="Consolas" w:hAnsi="Consolas" w:cs="Consolas"/>
+          <w:sz w:val="18"/>
+          <w:shd w:val="clear" w:color="auto" w:fill="EEF4F2"/>
+        </w:rPr>
+        <w:t>#productLiveStatus</w:t>
+      </w:r>
+      <w:r>
+        <w:t>).</w:t>
       </w:r>
     </w:p>
     <w:p>
@@ -10523,7 +10707,7 @@
         <w:keepNext/>
       </w:pPr>
       <w:bookmarkStart w:id="37" w:name="k19"/>
-      <w:bookmarkStart w:id="38" w:name="_Toc242703544"/>
+      <w:bookmarkStart w:id="38" w:name="_Toc242707527"/>
       <w:r>
         <w:t>DEMO GEZICHTSHERKENNING</w:t>
       </w:r>
@@ -10532,7 +10716,7 @@
     </w:p>
     <w:p>
       <w:r>
-        <w:t>Dit is een demo; zie het TO (hoofdstuk 13, Privacy) waarom gezichtsherkenning niet geschikt is voor de echte toepassing.</w:t>
+        <w:t>Dit is een demo. Zie het TO (hoofdstuk 13, Privacy) waarom gezichtsherkenning niet geschikt is voor de echte toepassing.</w:t>
       </w:r>
     </w:p>
     <w:p>
@@ -10589,6 +10773,8 @@
       </w:r>
       <w:r>
         <w:tab/>
+      </w:r>
+      <w:r>
         <w:t xml:space="preserve">De camera van de tablet of laptop gaat aan. Plaats je gezicht in het kader, zet het vinkje voor vrijwillige deelname en klik op </w:t>
       </w:r>
       <w:r>
@@ -10643,7 +10829,7 @@
     </w:p>
     <w:p>
       <w:r>
-        <w:t xml:space="preserve">Er worden geen foto's gemaakt of opgeslagen; de herkenning gebeurt op het apparaat zelf. Na het herladen van de pagina is niemand meer ingesteld. Met </w:t>
+        <w:t xml:space="preserve">Er worden geen foto's gemaakt of opgeslagen. De herkenning gebeurt op het apparaat zelf. Na het herladen van de pagina is niemand meer ingesteld. Met </w:t>
       </w:r>
       <w:r>
         <w:rPr>
@@ -10654,7 +10840,7 @@
         <w:t>Uitzetten</w:t>
       </w:r>
       <w:r>
-        <w:t xml:space="preserve"> in het productvenster vergeet de demo je gezicht direct; </w:t>
+        <w:t xml:space="preserve"> in het productvenster vergeet de demo je gezicht direct en </w:t>
       </w:r>
       <w:r>
         <w:rPr>
@@ -10729,7 +10915,7 @@
         <w:keepNext/>
       </w:pPr>
       <w:bookmarkStart w:id="39" w:name="k20"/>
-      <w:bookmarkStart w:id="40" w:name="_Toc242703545"/>
+      <w:bookmarkStart w:id="40" w:name="_Toc242707528"/>
       <w:r>
         <w:t>HERKENNEN MET DE PAS</w:t>
       </w:r>
@@ -10860,7 +11046,18 @@
         <w:t>Registreren</w:t>
       </w:r>
       <w:r>
-        <w:t xml:space="preserve">). Staat de focus in het zoekveld, dan haalt de website de getypte tekens van de lezer daar weer uit; het zoekveld heeft na een scan dezelfde inhoud als ervoor. Gewoon typen in het zoekveld werkt zoals altijd: een mens typt veel trager dan de lezer, en dat ziet de website nooit als een scan. De instellingen staan in </w:t>
+        <w:t xml:space="preserve">). Staat de focus in het zoekveld, dan haalt de website de getypte tekens van de lezer daar weer uit. Het zoekveld heeft na een scan dezelfde inhoud als ervoor. Hetzelfde geldt voor het bedrijfsfilter: daar komen na een scan ook het gekozen bedrijf terug en gaat de keuzelijst dicht. In het veld </w:t>
+      </w:r>
+      <w:r>
+        <w:rPr>
+          <w:rFonts w:ascii="Consolas" w:hAnsi="Consolas" w:cs="Consolas"/>
+          <w:sz w:val="18"/>
+          <w:shd w:val="clear" w:color="auto" w:fill="EEF4F2"/>
+        </w:rPr>
+        <w:t>Pasnummer</w:t>
+      </w:r>
+      <w:r>
+        <w:t xml:space="preserve"> van het medewerkersformulier vervangt een scan het nummer dat er al stond. Gewoon typen in het zoekveld werkt zoals altijd: een mens typt veel trager dan de lezer, en dat ziet de website nooit als een scan. De instellingen staan in </w:t>
       </w:r>
       <w:r>
         <w:rPr>
@@ -10923,7 +11120,7 @@
         </w:numPr>
       </w:pPr>
       <w:bookmarkStart w:id="41" w:name="k21"/>
-      <w:bookmarkStart w:id="42" w:name="_Toc242703546"/>
+      <w:bookmarkStart w:id="42" w:name="_Toc242707529"/>
       <w:r>
         <w:t xml:space="preserve">UITLEG VAN </w:t>
       </w:r>
@@ -10947,7 +11144,7 @@
         <w:keepNext/>
       </w:pPr>
       <w:bookmarkStart w:id="43" w:name="k22"/>
-      <w:bookmarkStart w:id="44" w:name="_Toc242703547"/>
+      <w:bookmarkStart w:id="44" w:name="_Toc242707530"/>
       <w:r>
         <w:t>METADATA EN EXTERNE BESTANDEN</w:t>
       </w:r>
@@ -11127,7 +11324,7 @@
         <w:t>file://</w:t>
       </w:r>
       <w:r>
-        <w:t xml:space="preserve">-waarschuwing onderaan) zijn toegestaan via hun sha256-hash. Wijzig je zo'n script, dan moet de hash in de CSP mee veranderen; </w:t>
+        <w:t xml:space="preserve">-waarschuwing onderaan) zijn toegestaan via hun sha256-hash. Wijzig je zo'n script, dan moet de hash in de CSP mee veranderen. </w:t>
       </w:r>
       <w:r>
         <w:rPr>
@@ -11149,7 +11346,7 @@
         <w:t>frame-ancestors</w:t>
       </w:r>
       <w:r>
-        <w:t xml:space="preserve"> werkt niet in een meta-tag; die moet in productie als HTTP-header door de webserver worden meegestuurd (zie het TO, hoofdstuk 13).</w:t>
+        <w:t xml:space="preserve"> werkt niet in een meta-tag. Die moet in productie als HTTP-header door de webserver worden meegestuurd (zie het TO, hoofdstuk 13).</w:t>
       </w:r>
     </w:p>
     <w:p>
@@ -11223,7 +11420,7 @@
         <w:keepNext/>
       </w:pPr>
       <w:bookmarkStart w:id="45" w:name="k23"/>
-      <w:bookmarkStart w:id="46" w:name="_Toc242703548"/>
+      <w:bookmarkStart w:id="46" w:name="_Toc242707531"/>
       <w:r>
         <w:t>NAVIGATIEBALK</w:t>
       </w:r>
@@ -11436,7 +11633,7 @@
         <w:keepNext/>
       </w:pPr>
       <w:bookmarkStart w:id="47" w:name="k24"/>
-      <w:bookmarkStart w:id="48" w:name="_Toc242703549"/>
+      <w:bookmarkStart w:id="48" w:name="_Toc242707532"/>
       <w:r>
         <w:t>HERO-GEDEELTE</w:t>
       </w:r>
@@ -11481,7 +11678,7 @@
         <w:keepNext/>
       </w:pPr>
       <w:bookmarkStart w:id="49" w:name="k25"/>
-      <w:bookmarkStart w:id="50" w:name="_Toc242703550"/>
+      <w:bookmarkStart w:id="50" w:name="_Toc242707533"/>
       <w:r>
         <w:t>MEDEWERKERLIJST</w:t>
       </w:r>
@@ -11587,7 +11784,7 @@
         <w:t>faceRecognizeButton</w:t>
       </w:r>
       <w:r>
-        <w:t>); alleen zichtbaar als de demo aan staat en de browser een camera kan gebruiken.</w:t>
+        <w:t>), alleen zichtbaar als de demo aan staat en de browser een camera kan gebruiken.</w:t>
       </w:r>
     </w:p>
     <w:p>
@@ -11744,7 +11941,7 @@
         <w:keepNext/>
       </w:pPr>
       <w:bookmarkStart w:id="51" w:name="k26"/>
-      <w:bookmarkStart w:id="52" w:name="_Toc242703551"/>
+      <w:bookmarkStart w:id="52" w:name="_Toc242707534"/>
       <w:r>
         <w:t>STATISTIEKEN</w:t>
       </w:r>
@@ -11827,7 +12024,7 @@
         <w:keepNext/>
       </w:pPr>
       <w:bookmarkStart w:id="53" w:name="k27"/>
-      <w:bookmarkStart w:id="54" w:name="_Toc242703552"/>
+      <w:bookmarkStart w:id="54" w:name="_Toc242707535"/>
       <w:r>
         <w:t>VENSTERS (MODALS)</w:t>
       </w:r>
@@ -12308,7 +12505,7 @@
         <w:t>Uitloggen</w:t>
       </w:r>
       <w:r>
-        <w:t xml:space="preserve"> logt uit zonder het venster te sluiten; daarna staat het loginformulier in hetzelfde venster.</w:t>
+        <w:t xml:space="preserve"> logt uit zonder het venster te sluiten. Daarna staat het loginformulier in hetzelfde venster.</w:t>
       </w:r>
     </w:p>
     <w:p>
@@ -12355,7 +12552,7 @@
         <w:keepNext/>
       </w:pPr>
       <w:bookmarkStart w:id="55" w:name="k28"/>
-      <w:bookmarkStart w:id="56" w:name="_Toc242703553"/>
+      <w:bookmarkStart w:id="56" w:name="_Toc242707536"/>
       <w:r>
         <w:t>WAARSCHUWING BIJ OPENEN ALS LOS BESTAND</w:t>
       </w:r>
@@ -12400,7 +12597,7 @@
         </w:numPr>
       </w:pPr>
       <w:bookmarkStart w:id="57" w:name="k29"/>
-      <w:bookmarkStart w:id="58" w:name="_Toc242703554"/>
+      <w:bookmarkStart w:id="58" w:name="_Toc242707537"/>
       <w:r>
         <w:t xml:space="preserve">UITLEG VAN </w:t>
       </w:r>
@@ -12424,7 +12621,7 @@
         <w:keepNext/>
       </w:pPr>
       <w:bookmarkStart w:id="59" w:name="k30"/>
-      <w:bookmarkStart w:id="60" w:name="_Toc242703555"/>
+      <w:bookmarkStart w:id="60" w:name="_Toc242707538"/>
       <w:r>
         <w:t>CSS-VARIABELEN</w:t>
       </w:r>
@@ -13099,7 +13296,7 @@
         <w:keepNext/>
       </w:pPr>
       <w:bookmarkStart w:id="61" w:name="k31"/>
-      <w:bookmarkStart w:id="62" w:name="_Toc242703556"/>
+      <w:bookmarkStart w:id="62" w:name="_Toc242707539"/>
       <w:r>
         <w:t>LAYOUT</w:t>
       </w:r>
@@ -13366,7 +13563,7 @@
                 <w:sz w:val="16"/>
                 <w:szCs w:val="16"/>
               </w:rPr>
-              <w:t>Kleinere zijmarge; de totalen komen onder de medewerkerlijst</w:t>
+              <w:t>Kleinere zijmarge, de totalen komen onder de medewerkerlijst</w:t>
             </w:r>
           </w:p>
         </w:tc>
@@ -13620,7 +13817,7 @@
         <w:keepNext/>
       </w:pPr>
       <w:bookmarkStart w:id="63" w:name="k32"/>
-      <w:bookmarkStart w:id="64" w:name="_Toc242703557"/>
+      <w:bookmarkStart w:id="64" w:name="_Toc242707540"/>
       <w:r>
         <w:t>COMPONENTEN</w:t>
       </w:r>
@@ -13843,7 +14040,7 @@
         </w:numPr>
       </w:pPr>
       <w:bookmarkStart w:id="65" w:name="k33"/>
-      <w:bookmarkStart w:id="66" w:name="_Toc242703558"/>
+      <w:bookmarkStart w:id="66" w:name="_Toc242707541"/>
       <w:r>
         <w:t>UITLEG VAN DE JAVASCRIPT (</w:t>
       </w:r>
@@ -13867,7 +14064,7 @@
         <w:keepNext/>
       </w:pPr>
       <w:bookmarkStart w:id="67" w:name="k34"/>
-      <w:bookmarkStart w:id="68" w:name="_Toc242703559"/>
+      <w:bookmarkStart w:id="68" w:name="_Toc242707542"/>
       <w:r>
         <w:t>OPSLAG EN VOORBEELDDATA</w:t>
       </w:r>
@@ -14564,7 +14761,7 @@
         <w:t>localStorage</w:t>
       </w:r>
       <w:r>
-        <w:t>; ze bestaan alleen in het geheugen van de pagina.</w:t>
+        <w:t>. Ze bestaan alleen in het geheugen van de pagina.</w:t>
       </w:r>
     </w:p>
     <w:p>
@@ -14644,7 +14841,7 @@
         <w:keepNext/>
       </w:pPr>
       <w:bookmarkStart w:id="69" w:name="k35"/>
-      <w:bookmarkStart w:id="70" w:name="_Toc242703560"/>
+      <w:bookmarkStart w:id="70" w:name="_Toc242707543"/>
       <w:r>
         <w:t>OBJECTGEORIËNTEERDE STRUCTUUR</w:t>
       </w:r>
@@ -15267,7 +15464,95 @@
         <w:t>"unreadable"</w:t>
       </w:r>
       <w:r>
-        <w:t>; de controller toont dan een melding. Er zijn hooguit twee reservekopieën (</w:t>
+        <w:t xml:space="preserve">. De controller toont dan een melding. Als onleesbaar telt ook een lijst die er wel staat maar geen lijst is (bijvoorbeeld </w:t>
+      </w:r>
+      <w:r>
+        <w:rPr>
+          <w:rFonts w:ascii="Consolas" w:hAnsi="Consolas" w:cs="Consolas"/>
+          <w:sz w:val="18"/>
+          <w:shd w:val="clear" w:color="auto" w:fill="EEF4F2"/>
+        </w:rPr>
+        <w:t>"registrations": {}</w:t>
+      </w:r>
+      <w:r>
+        <w:t xml:space="preserve">), want die zou anders stil leeg worden en bij de volgende keer opslaan de oude gegevens overschrijven. Alleen een lijst die helemaal ontbreekt (oude versie) krijgt een standaardwaarde. </w:t>
+      </w:r>
+      <w:r>
+        <w:rPr>
+          <w:rFonts w:ascii="Consolas" w:hAnsi="Consolas" w:cs="Consolas"/>
+          <w:sz w:val="18"/>
+          <w:shd w:val="clear" w:color="auto" w:fill="EEF4F2"/>
+        </w:rPr>
+        <w:t>save</w:t>
+      </w:r>
+      <w:r>
+        <w:t xml:space="preserve"> geeft </w:t>
+      </w:r>
+      <w:r>
+        <w:rPr>
+          <w:rFonts w:ascii="Consolas" w:hAnsi="Consolas" w:cs="Consolas"/>
+          <w:sz w:val="18"/>
+          <w:shd w:val="clear" w:color="auto" w:fill="EEF4F2"/>
+        </w:rPr>
+        <w:t>false</w:t>
+      </w:r>
+      <w:r>
+        <w:t xml:space="preserve"> terug als opslaan niet lukt en zet dan </w:t>
+      </w:r>
+      <w:r>
+        <w:rPr>
+          <w:rFonts w:ascii="Consolas" w:hAnsi="Consolas" w:cs="Consolas"/>
+          <w:sz w:val="18"/>
+          <w:shd w:val="clear" w:color="auto" w:fill="EEF4F2"/>
+        </w:rPr>
+        <w:t>saveProblem</w:t>
+      </w:r>
+      <w:r>
+        <w:t xml:space="preserve"> op </w:t>
+      </w:r>
+      <w:r>
+        <w:rPr>
+          <w:rFonts w:ascii="Consolas" w:hAnsi="Consolas" w:cs="Consolas"/>
+          <w:sz w:val="18"/>
+          <w:shd w:val="clear" w:color="auto" w:fill="EEF4F2"/>
+        </w:rPr>
+        <w:t>"full"</w:t>
+      </w:r>
+      <w:r>
+        <w:t xml:space="preserve"> (de opslag van de browser is vol, herkend aan de </w:t>
+      </w:r>
+      <w:r>
+        <w:rPr>
+          <w:rFonts w:ascii="Consolas" w:hAnsi="Consolas" w:cs="Consolas"/>
+          <w:sz w:val="18"/>
+          <w:shd w:val="clear" w:color="auto" w:fill="EEF4F2"/>
+        </w:rPr>
+        <w:t>QuotaExceededError</w:t>
+      </w:r>
+      <w:r>
+        <w:t xml:space="preserve">, zie </w:t>
+      </w:r>
+      <w:r>
+        <w:rPr>
+          <w:rFonts w:ascii="Consolas" w:hAnsi="Consolas" w:cs="Consolas"/>
+          <w:sz w:val="18"/>
+          <w:shd w:val="clear" w:color="auto" w:fill="EEF4F2"/>
+        </w:rPr>
+        <w:t>isQuotaError</w:t>
+      </w:r>
+      <w:r>
+        <w:t xml:space="preserve">) of </w:t>
+      </w:r>
+      <w:r>
+        <w:rPr>
+          <w:rFonts w:ascii="Consolas" w:hAnsi="Consolas" w:cs="Consolas"/>
+          <w:sz w:val="18"/>
+          <w:shd w:val="clear" w:color="auto" w:fill="EEF4F2"/>
+        </w:rPr>
+        <w:t>"failed"</w:t>
+      </w:r>
+      <w:r>
+        <w:t>. Bij een volle opslag toont de controller een eigen melding (zie Opslagfouten en terugdraaien). Er zijn hooguit twee reservekopieën (</w:t>
       </w:r>
       <w:r>
         <w:rPr>
@@ -15382,7 +15667,7 @@
         <w:t>isValidPrice</w:t>
       </w:r>
       <w:r>
-        <w:t xml:space="preserve"> een prijs van 0 tot en met 1000. Een regel met een ongeldige id, verwijzing of prijs wordt overgeslagen; een product zonder prijs (</w:t>
+        <w:t xml:space="preserve"> een prijs van 0 tot en met 1000. Een regel met een ongeldige id, verwijzing of prijs wordt overgeslagen. Een product zonder prijs (</w:t>
       </w:r>
       <w:r>
         <w:rPr>
@@ -15393,7 +15678,40 @@
         <w:t>null</w:t>
       </w:r>
       <w:r>
-        <w:t xml:space="preserve"> of leeg) ook, zodat het niet gratis wordt. Komt een id binnen één lijst (medewerkers, registraties, producten, bedrijven, consumptiepunten of logboek) meer dan één keer voor, dan blijft alleen de eerste regel staan (</w:t>
+        <w:t xml:space="preserve"> of leeg) ook, zodat het niet gratis wordt. Een tijdstip moet ook echt bestaan: </w:t>
+      </w:r>
+      <w:r>
+        <w:rPr>
+          <w:rFonts w:ascii="Consolas" w:hAnsi="Consolas" w:cs="Consolas"/>
+          <w:sz w:val="18"/>
+          <w:shd w:val="clear" w:color="auto" w:fill="EEF4F2"/>
+        </w:rPr>
+        <w:t>2026-02-31</w:t>
+      </w:r>
+      <w:r>
+        <w:t xml:space="preserve"> of </w:t>
+      </w:r>
+      <w:r>
+        <w:rPr>
+          <w:rFonts w:ascii="Consolas" w:hAnsi="Consolas" w:cs="Consolas"/>
+          <w:sz w:val="18"/>
+          <w:shd w:val="clear" w:color="auto" w:fill="EEF4F2"/>
+        </w:rPr>
+        <w:t>T24:00</w:t>
+      </w:r>
+      <w:r>
+        <w:t xml:space="preserve"> is ongeldig, ook al schuift de browser het door naar een andere dag (</w:t>
+      </w:r>
+      <w:r>
+        <w:rPr>
+          <w:rFonts w:ascii="Consolas" w:hAnsi="Consolas" w:cs="Consolas"/>
+          <w:sz w:val="18"/>
+          <w:shd w:val="clear" w:color="auto" w:fill="EEF4F2"/>
+        </w:rPr>
+        <w:t>existsAsWritten</w:t>
+      </w:r>
+      <w:r>
+        <w:t>). Komt een id binnen één lijst (medewerkers, registraties, producten, bedrijven, consumptiepunten of logboek) meer dan één keer voor, dan blijft alleen de eerste regel staan (</w:t>
       </w:r>
       <w:r>
         <w:rPr>
@@ -15448,7 +15766,7 @@
         <w:t>COLORS</w:t>
       </w:r>
       <w:r>
-        <w:t>. Hetzelfde geldt voor het pasnummer (</w:t>
+        <w:t>. Het pasnummer (</w:t>
       </w:r>
       <w:r>
         <w:rPr>
@@ -15459,7 +15777,51 @@
         <w:t>badgeId</w:t>
       </w:r>
       <w:r>
-        <w:t xml:space="preserve">): oude gegevens zonder pasnummer en een ongeldig pasnummer (geen tekst, andere tekens dan </w:t>
+        <w:t>) wordt eerst gelijk gemaakt zoals de pasjeslezer dat doet (</w:t>
+      </w:r>
+      <w:r>
+        <w:rPr>
+          <w:rFonts w:ascii="Consolas" w:hAnsi="Consolas" w:cs="Consolas"/>
+          <w:sz w:val="18"/>
+          <w:shd w:val="clear" w:color="auto" w:fill="EEF4F2"/>
+        </w:rPr>
+        <w:t>migrateBadgeId</w:t>
+      </w:r>
+      <w:r>
+        <w:t xml:space="preserve">: spaties, </w:t>
+      </w:r>
+      <w:r>
+        <w:rPr>
+          <w:rFonts w:ascii="Consolas" w:hAnsi="Consolas" w:cs="Consolas"/>
+          <w:sz w:val="18"/>
+          <w:shd w:val="clear" w:color="auto" w:fill="EEF4F2"/>
+        </w:rPr>
+        <w:t>:</w:t>
+      </w:r>
+      <w:r>
+        <w:t xml:space="preserve"> en </w:t>
+      </w:r>
+      <w:r>
+        <w:rPr>
+          <w:rFonts w:ascii="Consolas" w:hAnsi="Consolas" w:cs="Consolas"/>
+          <w:sz w:val="18"/>
+          <w:shd w:val="clear" w:color="auto" w:fill="EEF4F2"/>
+        </w:rPr>
+        <w:t>-</w:t>
+      </w:r>
+      <w:r>
+        <w:t xml:space="preserve"> weg, hoofdletters). Oude gegevens zonder pasnummer krijgen </w:t>
+      </w:r>
+      <w:r>
+        <w:rPr>
+          <w:rFonts w:ascii="Consolas" w:hAnsi="Consolas" w:cs="Consolas"/>
+          <w:sz w:val="18"/>
+          <w:shd w:val="clear" w:color="auto" w:fill="EEF4F2"/>
+        </w:rPr>
+        <w:t>""</w:t>
+      </w:r>
+      <w:r>
+        <w:t xml:space="preserve"> (geen pas). Een pasnummer dat ook daarna ongeldig is (geen tekst, andere tekens dan </w:t>
       </w:r>
       <w:r>
         <w:rPr>
@@ -15481,7 +15843,7 @@
         <w:t>0-9</w:t>
       </w:r>
       <w:r>
-        <w:t xml:space="preserve">, of meer dan 64 tekens; </w:t>
+        <w:t xml:space="preserve">, of meer dan 64 tekens, zie </w:t>
       </w:r>
       <w:r>
         <w:rPr>
@@ -15492,7 +15854,7 @@
         <w:t>isSafeBadgeId</w:t>
       </w:r>
       <w:r>
-        <w:t xml:space="preserve">) worden </w:t>
+        <w:t xml:space="preserve">), wordt </w:t>
       </w:r>
       <w:r>
         <w:rPr>
@@ -15503,7 +15865,18 @@
         <w:t>""</w:t>
       </w:r>
       <w:r>
-        <w:t xml:space="preserve"> (geen pas), en de medewerker blijft bestaan. Komt hetzelfde pasnummer bij meer medewerkers voor, dan houdt alleen de eerste het (</w:t>
+        <w:t xml:space="preserve"> en telt als overgeslagen (</w:t>
+      </w:r>
+      <w:r>
+        <w:rPr>
+          <w:rFonts w:ascii="Consolas" w:hAnsi="Consolas" w:cs="Consolas"/>
+          <w:sz w:val="18"/>
+          <w:shd w:val="clear" w:color="auto" w:fill="EEF4F2"/>
+        </w:rPr>
+        <w:t>repairedBadges</w:t>
+      </w:r>
+      <w:r>
+        <w:t>), met een reservekopie en een melding. De medewerker blijft bestaan. Komt hetzelfde pasnummer bij meer medewerkers voor, dan houdt alleen de eerste het (</w:t>
       </w:r>
       <w:r>
         <w:rPr>
@@ -15514,45 +15887,230 @@
         <w:t>withoutDuplicateBadges</w:t>
       </w:r>
       <w:r>
+        <w:t>). Die controle gebeurt pas nadat ongeldige regels en dubbele id's zijn overgeslagen, zodat een regel die afvalt geen pas van een geldige medewerker afpakt.</w:t>
+      </w:r>
+    </w:p>
+    <w:p>
+      <w:r>
+        <w:t>Codes (looncode, personeelsnummer, werkgevernummer) moeten tekst zijn van hooguit 64 tekens zonder stuurtekens zoals tab of enter (</w:t>
+      </w:r>
+      <w:r>
+        <w:rPr>
+          <w:rFonts w:ascii="Consolas" w:hAnsi="Consolas" w:cs="Consolas"/>
+          <w:sz w:val="18"/>
+          <w:shd w:val="clear" w:color="auto" w:fill="EEF4F2"/>
+        </w:rPr>
+        <w:t>isShortCode</w:t>
+      </w:r>
+      <w:r>
+        <w:t>). Een code die een object of lijst is, maakt de regel ongeldig. Een heel getal uit oude gegevens wordt eerst tekst (</w:t>
+      </w:r>
+      <w:r>
+        <w:rPr>
+          <w:rFonts w:ascii="Consolas" w:hAnsi="Consolas" w:cs="Consolas"/>
+          <w:sz w:val="18"/>
+          <w:shd w:val="clear" w:color="auto" w:fill="EEF4F2"/>
+        </w:rPr>
+        <w:t>codeText</w:t>
+      </w:r>
+      <w:r>
+        <w:t>). Tijdstippen (</w:t>
+      </w:r>
+      <w:r>
+        <w:rPr>
+          <w:rFonts w:ascii="Consolas" w:hAnsi="Consolas" w:cs="Consolas"/>
+          <w:sz w:val="18"/>
+          <w:shd w:val="clear" w:color="auto" w:fill="EEF4F2"/>
+        </w:rPr>
+        <w:t>createdAt</w:t>
+      </w:r>
+      <w:r>
+        <w:t xml:space="preserve"> van registraties en logboekregels, en </w:t>
+      </w:r>
+      <w:r>
+        <w:rPr>
+          <w:rFonts w:ascii="Consolas" w:hAnsi="Consolas" w:cs="Consolas"/>
+          <w:sz w:val="18"/>
+          <w:shd w:val="clear" w:color="auto" w:fill="EEF4F2"/>
+        </w:rPr>
+        <w:t>countedAt</w:t>
+      </w:r>
+      <w:r>
+        <w:t xml:space="preserve">) moeten in ISO-vorm staan, zoals </w:t>
+      </w:r>
+      <w:r>
+        <w:rPr>
+          <w:rFonts w:ascii="Consolas" w:hAnsi="Consolas" w:cs="Consolas"/>
+          <w:sz w:val="18"/>
+          <w:shd w:val="clear" w:color="auto" w:fill="EEF4F2"/>
+        </w:rPr>
+        <w:t>2026-10-09T08:30:00.000Z</w:t>
+      </w:r>
+      <w:r>
+        <w:t>, en mogen niet vóór 1 januari 2000 liggen (</w:t>
+      </w:r>
+      <w:r>
+        <w:rPr>
+          <w:rFonts w:ascii="Consolas" w:hAnsi="Consolas" w:cs="Consolas"/>
+          <w:sz w:val="18"/>
+          <w:shd w:val="clear" w:color="auto" w:fill="EEF4F2"/>
+        </w:rPr>
+        <w:t>isValidDateTime</w:t>
+      </w:r>
+      <w:r>
+        <w:t>). Ook een logboekregel van meer dan 24 uur na het moment van laden wordt overgeslagen.</w:t>
+      </w:r>
+    </w:p>
+    <w:p>
+      <w:r>
+        <w:t xml:space="preserve">De voorraadlijst van een consumptiepunt is een object met een product-id als sleutel. Bij het laden neemt </w:t>
+      </w:r>
+      <w:r>
+        <w:rPr>
+          <w:rFonts w:ascii="Consolas" w:hAnsi="Consolas" w:cs="Consolas"/>
+          <w:sz w:val="18"/>
+          <w:shd w:val="clear" w:color="auto" w:fill="EEF4F2"/>
+        </w:rPr>
+        <w:t>renameStockKeys</w:t>
+      </w:r>
+      <w:r>
+        <w:t xml:space="preserve"> alleen sleutels over die een veilige id zijn, en </w:t>
+      </w:r>
+      <w:r>
+        <w:rPr>
+          <w:rFonts w:ascii="Consolas" w:hAnsi="Consolas" w:cs="Consolas"/>
+          <w:sz w:val="18"/>
+          <w:shd w:val="clear" w:color="auto" w:fill="EEF4F2"/>
+        </w:rPr>
+        <w:t>completePointStock</w:t>
+      </w:r>
+      <w:r>
+        <w:t xml:space="preserve"> maakt alleen regels voor geldige producten. Een geknoeide sleutel zoals </w:t>
+      </w:r>
+      <w:r>
+        <w:rPr>
+          <w:rFonts w:ascii="Consolas" w:hAnsi="Consolas" w:cs="Consolas"/>
+          <w:sz w:val="18"/>
+          <w:shd w:val="clear" w:color="auto" w:fill="EEF4F2"/>
+        </w:rPr>
+        <w:t>__proto__</w:t>
+      </w:r>
+      <w:r>
+        <w:t xml:space="preserve"> of </w:t>
+      </w:r>
+      <w:r>
+        <w:rPr>
+          <w:rFonts w:ascii="Consolas" w:hAnsi="Consolas" w:cs="Consolas"/>
+          <w:sz w:val="18"/>
+          <w:shd w:val="clear" w:color="auto" w:fill="EEF4F2"/>
+        </w:rPr>
+        <w:t>constructor</w:t>
+      </w:r>
+      <w:r>
+        <w:t xml:space="preserve"> kan het object zo niet veranderen. </w:t>
+      </w:r>
+      <w:r>
+        <w:rPr>
+          <w:rFonts w:ascii="Consolas" w:hAnsi="Consolas" w:cs="Consolas"/>
+          <w:sz w:val="18"/>
+          <w:shd w:val="clear" w:color="auto" w:fill="EEF4F2"/>
+        </w:rPr>
+        <w:t>isValidPoint</w:t>
+      </w:r>
+      <w:r>
+        <w:t xml:space="preserve"> controleert dat de voorraadlijst een gewoon object is met alleen veilige sleutels (</w:t>
+      </w:r>
+      <w:r>
+        <w:rPr>
+          <w:rFonts w:ascii="Consolas" w:hAnsi="Consolas" w:cs="Consolas"/>
+          <w:sz w:val="18"/>
+          <w:shd w:val="clear" w:color="auto" w:fill="EEF4F2"/>
+        </w:rPr>
+        <w:t>hasSafeStockKeys</w:t>
+      </w:r>
+      <w:r>
         <w:t>).</w:t>
       </w:r>
     </w:p>
     <w:p>
       <w:r>
-        <w:t>Codes (looncode, personeelsnummer, werkgevernummer) moeten tekst zijn van hooguit 64 tekens zonder stuurtekens zoals tab of enter (</w:t>
-      </w:r>
-      <w:r>
-        <w:rPr>
-          <w:rFonts w:ascii="Consolas" w:hAnsi="Consolas" w:cs="Consolas"/>
-          <w:sz w:val="18"/>
-          <w:shd w:val="clear" w:color="auto" w:fill="EEF4F2"/>
-        </w:rPr>
-        <w:t>isShortCode</w:t>
-      </w:r>
-      <w:r>
-        <w:t>). Een code die een object of lijst is, maakt de regel ongeldig. Een heel getal uit oude gegevens wordt eerst tekst (</w:t>
-      </w:r>
-      <w:r>
-        <w:rPr>
-          <w:rFonts w:ascii="Consolas" w:hAnsi="Consolas" w:cs="Consolas"/>
-          <w:sz w:val="18"/>
-          <w:shd w:val="clear" w:color="auto" w:fill="EEF4F2"/>
-        </w:rPr>
-        <w:t>codeText</w:t>
-      </w:r>
-      <w:r>
-        <w:t>). Tijdstippen (</w:t>
-      </w:r>
-      <w:r>
-        <w:rPr>
-          <w:rFonts w:ascii="Consolas" w:hAnsi="Consolas" w:cs="Consolas"/>
-          <w:sz w:val="18"/>
-          <w:shd w:val="clear" w:color="auto" w:fill="EEF4F2"/>
-        </w:rPr>
-        <w:t>createdAt</w:t>
-      </w:r>
-      <w:r>
-        <w:t xml:space="preserve"> van registraties en logboekregels, en </w:t>
+        <w:rPr>
+          <w:rFonts w:ascii="Consolas" w:hAnsi="Consolas" w:cs="Consolas"/>
+          <w:sz w:val="18"/>
+          <w:shd w:val="clear" w:color="auto" w:fill="EEF4F2"/>
+        </w:rPr>
+        <w:t>clearAll</w:t>
+      </w:r>
+      <w:r>
+        <w:t xml:space="preserve"> wist de gegevens, beide reservekopieën en oude reservekopieën met een tijdstempel uit een eerdere versie. Dit wordt gebruikt door de knop </w:t>
+      </w:r>
+      <w:r>
+        <w:rPr>
+          <w:rFonts w:ascii="Consolas" w:hAnsi="Consolas" w:cs="Consolas"/>
+          <w:sz w:val="18"/>
+          <w:shd w:val="clear" w:color="auto" w:fill="EEF4F2"/>
+        </w:rPr>
+        <w:t>Alle gegevens wissen</w:t>
+      </w:r>
+      <w:r>
+        <w:t>.</w:t>
+      </w:r>
+    </w:p>
+    <w:p>
+      <w:r>
+        <w:rPr>
+          <w:rFonts w:ascii="Consolas" w:hAnsi="Consolas" w:cs="Consolas"/>
+          <w:sz w:val="18"/>
+          <w:shd w:val="clear" w:color="auto" w:fill="EEF4F2"/>
+        </w:rPr>
+        <w:t>migrate</w:t>
+      </w:r>
+      <w:r>
+        <w:t xml:space="preserve"> zet oude gegevens om (bijvoorbeeld product-id </w:t>
+      </w:r>
+      <w:r>
+        <w:rPr>
+          <w:rFonts w:ascii="Consolas" w:hAnsi="Consolas" w:cs="Consolas"/>
+          <w:sz w:val="18"/>
+          <w:shd w:val="clear" w:color="auto" w:fill="EEF4F2"/>
+        </w:rPr>
+        <w:t>melk</w:t>
+      </w:r>
+      <w:r>
+        <w:t xml:space="preserve"> naar </w:t>
+      </w:r>
+      <w:r>
+        <w:rPr>
+          <w:rFonts w:ascii="Consolas" w:hAnsi="Consolas" w:cs="Consolas"/>
+          <w:sz w:val="18"/>
+          <w:shd w:val="clear" w:color="auto" w:fill="EEF4F2"/>
+        </w:rPr>
+        <w:t>glas-melk</w:t>
+      </w:r>
+      <w:r>
+        <w:t xml:space="preserve"> en </w:t>
+      </w:r>
+      <w:r>
+        <w:rPr>
+          <w:rFonts w:ascii="Consolas" w:hAnsi="Consolas" w:cs="Consolas"/>
+          <w:sz w:val="18"/>
+          <w:shd w:val="clear" w:color="auto" w:fill="EEF4F2"/>
+        </w:rPr>
+        <w:t>brood</w:t>
+      </w:r>
+      <w:r>
+        <w:t xml:space="preserve"> naar </w:t>
+      </w:r>
+      <w:r>
+        <w:rPr>
+          <w:rFonts w:ascii="Consolas" w:hAnsi="Consolas" w:cs="Consolas"/>
+          <w:sz w:val="18"/>
+          <w:shd w:val="clear" w:color="auto" w:fill="EEF4F2"/>
+        </w:rPr>
+        <w:t>sneetje-brood</w:t>
+      </w:r>
+      <w:r>
+        <w:t>, in de registraties, in de opgeslagen productlijst en in de voorraad van de punten, of een vrij ingevulde bedrijfsnaam naar een echt bedrijf). Opgeslagen producten gaan altijd voor op de standaardproducten, zodat gewijzigde prijzen en verwijderde producten bewaard blijven. Voorraad en minimum worden altijd getallen (een negatief minimum wordt 0, een negatieve voorraad blijft staan), het tijdstip van de laatste telling (</w:t>
       </w:r>
       <w:r>
         <w:rPr>
@@ -15563,192 +16121,7 @@
         <w:t>countedAt</w:t>
       </w:r>
       <w:r>
-        <w:t xml:space="preserve">) moeten in ISO-vorm staan, zoals </w:t>
-      </w:r>
-      <w:r>
-        <w:rPr>
-          <w:rFonts w:ascii="Consolas" w:hAnsi="Consolas" w:cs="Consolas"/>
-          <w:sz w:val="18"/>
-          <w:shd w:val="clear" w:color="auto" w:fill="EEF4F2"/>
-        </w:rPr>
-        <w:t>2026-10-09T08:30:00.000Z</w:t>
-      </w:r>
-      <w:r>
-        <w:t>, en mogen niet vóór 1 januari 2000 liggen (</w:t>
-      </w:r>
-      <w:r>
-        <w:rPr>
-          <w:rFonts w:ascii="Consolas" w:hAnsi="Consolas" w:cs="Consolas"/>
-          <w:sz w:val="18"/>
-          <w:shd w:val="clear" w:color="auto" w:fill="EEF4F2"/>
-        </w:rPr>
-        <w:t>isValidDateTime</w:t>
-      </w:r>
-      <w:r>
-        <w:t>). Ook een logboekregel van meer dan 24 uur na het moment van laden wordt overgeslagen.</w:t>
-      </w:r>
-    </w:p>
-    <w:p>
-      <w:r>
-        <w:t xml:space="preserve">De voorraadlijst van een consumptiepunt is een object met een product-id als sleutel. Bij het laden neemt </w:t>
-      </w:r>
-      <w:r>
-        <w:rPr>
-          <w:rFonts w:ascii="Consolas" w:hAnsi="Consolas" w:cs="Consolas"/>
-          <w:sz w:val="18"/>
-          <w:shd w:val="clear" w:color="auto" w:fill="EEF4F2"/>
-        </w:rPr>
-        <w:t>renameStockKeys</w:t>
-      </w:r>
-      <w:r>
-        <w:t xml:space="preserve"> alleen sleutels over die een veilige id zijn, en </w:t>
-      </w:r>
-      <w:r>
-        <w:rPr>
-          <w:rFonts w:ascii="Consolas" w:hAnsi="Consolas" w:cs="Consolas"/>
-          <w:sz w:val="18"/>
-          <w:shd w:val="clear" w:color="auto" w:fill="EEF4F2"/>
-        </w:rPr>
-        <w:t>completePointStock</w:t>
-      </w:r>
-      <w:r>
-        <w:t xml:space="preserve"> maakt alleen regels voor geldige producten. Een geknoeide sleutel zoals </w:t>
-      </w:r>
-      <w:r>
-        <w:rPr>
-          <w:rFonts w:ascii="Consolas" w:hAnsi="Consolas" w:cs="Consolas"/>
-          <w:sz w:val="18"/>
-          <w:shd w:val="clear" w:color="auto" w:fill="EEF4F2"/>
-        </w:rPr>
-        <w:t>__proto__</w:t>
-      </w:r>
-      <w:r>
-        <w:t xml:space="preserve"> of </w:t>
-      </w:r>
-      <w:r>
-        <w:rPr>
-          <w:rFonts w:ascii="Consolas" w:hAnsi="Consolas" w:cs="Consolas"/>
-          <w:sz w:val="18"/>
-          <w:shd w:val="clear" w:color="auto" w:fill="EEF4F2"/>
-        </w:rPr>
-        <w:t>constructor</w:t>
-      </w:r>
-      <w:r>
-        <w:t xml:space="preserve"> kan het object zo niet veranderen. </w:t>
-      </w:r>
-      <w:r>
-        <w:rPr>
-          <w:rFonts w:ascii="Consolas" w:hAnsi="Consolas" w:cs="Consolas"/>
-          <w:sz w:val="18"/>
-          <w:shd w:val="clear" w:color="auto" w:fill="EEF4F2"/>
-        </w:rPr>
-        <w:t>isValidPoint</w:t>
-      </w:r>
-      <w:r>
-        <w:t xml:space="preserve"> controleert dat de voorraadlijst een gewoon object is met alleen veilige sleutels (</w:t>
-      </w:r>
-      <w:r>
-        <w:rPr>
-          <w:rFonts w:ascii="Consolas" w:hAnsi="Consolas" w:cs="Consolas"/>
-          <w:sz w:val="18"/>
-          <w:shd w:val="clear" w:color="auto" w:fill="EEF4F2"/>
-        </w:rPr>
-        <w:t>hasSafeStockKeys</w:t>
-      </w:r>
-      <w:r>
-        <w:t>).</w:t>
-      </w:r>
-    </w:p>
-    <w:p>
-      <w:r>
-        <w:rPr>
-          <w:rFonts w:ascii="Consolas" w:hAnsi="Consolas" w:cs="Consolas"/>
-          <w:sz w:val="18"/>
-          <w:shd w:val="clear" w:color="auto" w:fill="EEF4F2"/>
-        </w:rPr>
-        <w:t>clearAll</w:t>
-      </w:r>
-      <w:r>
-        <w:t xml:space="preserve"> wist de gegevens, beide reservekopieën en oude reservekopieën met een tijdstempel uit een eerdere versie. Dit wordt gebruikt door de knop </w:t>
-      </w:r>
-      <w:r>
-        <w:rPr>
-          <w:rFonts w:ascii="Consolas" w:hAnsi="Consolas" w:cs="Consolas"/>
-          <w:sz w:val="18"/>
-          <w:shd w:val="clear" w:color="auto" w:fill="EEF4F2"/>
-        </w:rPr>
-        <w:t>Alle gegevens wissen</w:t>
-      </w:r>
-      <w:r>
-        <w:t>.</w:t>
-      </w:r>
-    </w:p>
-    <w:p>
-      <w:r>
-        <w:rPr>
-          <w:rFonts w:ascii="Consolas" w:hAnsi="Consolas" w:cs="Consolas"/>
-          <w:sz w:val="18"/>
-          <w:shd w:val="clear" w:color="auto" w:fill="EEF4F2"/>
-        </w:rPr>
-        <w:t>migrate</w:t>
-      </w:r>
-      <w:r>
-        <w:t xml:space="preserve"> zet oude gegevens om (bijvoorbeeld product-id </w:t>
-      </w:r>
-      <w:r>
-        <w:rPr>
-          <w:rFonts w:ascii="Consolas" w:hAnsi="Consolas" w:cs="Consolas"/>
-          <w:sz w:val="18"/>
-          <w:shd w:val="clear" w:color="auto" w:fill="EEF4F2"/>
-        </w:rPr>
-        <w:t>melk</w:t>
-      </w:r>
-      <w:r>
-        <w:t xml:space="preserve"> naar </w:t>
-      </w:r>
-      <w:r>
-        <w:rPr>
-          <w:rFonts w:ascii="Consolas" w:hAnsi="Consolas" w:cs="Consolas"/>
-          <w:sz w:val="18"/>
-          <w:shd w:val="clear" w:color="auto" w:fill="EEF4F2"/>
-        </w:rPr>
-        <w:t>glas-melk</w:t>
-      </w:r>
-      <w:r>
-        <w:t xml:space="preserve"> en </w:t>
-      </w:r>
-      <w:r>
-        <w:rPr>
-          <w:rFonts w:ascii="Consolas" w:hAnsi="Consolas" w:cs="Consolas"/>
-          <w:sz w:val="18"/>
-          <w:shd w:val="clear" w:color="auto" w:fill="EEF4F2"/>
-        </w:rPr>
-        <w:t>brood</w:t>
-      </w:r>
-      <w:r>
-        <w:t xml:space="preserve"> naar </w:t>
-      </w:r>
-      <w:r>
-        <w:rPr>
-          <w:rFonts w:ascii="Consolas" w:hAnsi="Consolas" w:cs="Consolas"/>
-          <w:sz w:val="18"/>
-          <w:shd w:val="clear" w:color="auto" w:fill="EEF4F2"/>
-        </w:rPr>
-        <w:t>sneetje-brood</w:t>
-      </w:r>
-      <w:r>
-        <w:t>, in de registraties, in de opgeslagen productlijst en in de voorraad van de punten, of een vrij ingevulde bedrijfsnaam naar een echt bedrijf). Opgeslagen producten gaan altijd voor op de standaardproducten, zodat gewijzigde prijzen en verwijderde producten bewaard blijven. Voorraad en minimum worden altijd getallen (een negatief minimum wordt 0; een negatieve voorraad blijft staan), het tijdstip van de laatste telling (</w:t>
-      </w:r>
-      <w:r>
-        <w:rPr>
-          <w:rFonts w:ascii="Consolas" w:hAnsi="Consolas" w:cs="Consolas"/>
-          <w:sz w:val="18"/>
-          <w:shd w:val="clear" w:color="auto" w:fill="EEF4F2"/>
-        </w:rPr>
-        <w:t>countedAt</w:t>
-      </w:r>
-      <w:r>
-        <w:t>) blijft bewaard als het een geldige datum is die niet in de toekomst ligt (een telling in de toekomst wordt weggelaten, zodat de voorraad niet geblokkeerd raakt; het product telt dan als "niet geteld"), en beschadigde logboekregels (</w:t>
+        <w:t>) blijft bewaard als het een geldige datum is die niet in de toekomst ligt (een telling in de toekomst wordt weggelaten, zodat de voorraad niet geblokkeerd raakt en het product telt dan als "niet geteld"), en beschadigde logboekregels (</w:t>
       </w:r>
       <w:r>
         <w:rPr>
@@ -15852,7 +16225,7 @@
         <w:t>removeEmployee</w:t>
       </w:r>
       <w:r>
-        <w:t xml:space="preserve"> verwijdert alleen een inactieve medewerker zonder registraties; anders geeft het </w:t>
+        <w:t xml:space="preserve"> verwijdert alleen een inactieve medewerker zonder registraties. Anders geeft het </w:t>
       </w:r>
       <w:r>
         <w:rPr>
@@ -15907,7 +16280,7 @@
         <w:t>isEmployerNumberTaken</w:t>
       </w:r>
       <w:r>
-        <w:t>); een leeg nummer telt niet.</w:t>
+        <w:t>). Een leeg nummer telt niet.</w:t>
       </w:r>
     </w:p>
     <w:p>
@@ -16210,7 +16583,7 @@
         <w:t>companyId</w:t>
       </w:r>
       <w:r>
-        <w:t xml:space="preserve"> verandert; de naam wordt niet opnieuw opgebouwd.</w:t>
+        <w:t xml:space="preserve"> verandert, de naam wordt niet opnieuw opgebouwd.</w:t>
       </w:r>
     </w:p>
     <w:p>
@@ -17003,7 +17376,18 @@
         <w:t>RegistrationModel.reload</w:t>
       </w:r>
       <w:r>
-        <w:t xml:space="preserve">) en wordt alles opnieuw getekend. Daarna ruimt de controller op wat niet meer klopt: </w:t>
+        <w:t>) en wordt alles opnieuw getekend, zonder dat een knop in een lijst de focus verliest (</w:t>
+      </w:r>
+      <w:r>
+        <w:rPr>
+          <w:rFonts w:ascii="Consolas" w:hAnsi="Consolas" w:cs="Consolas"/>
+          <w:sz w:val="18"/>
+          <w:shd w:val="clear" w:color="auto" w:fill="EEF4F2"/>
+        </w:rPr>
+        <w:t>preserveFocus</w:t>
+      </w:r>
+      <w:r>
+        <w:t xml:space="preserve">). Gezichten (demo) van medewerkers die in het andere tabblad zijn verwijderd, worden vergeten. Daarna ruimt de controller op wat niet meer klopt: </w:t>
       </w:r>
       <w:r>
         <w:rPr>
@@ -17117,7 +17501,62 @@
         <w:t>closeModal</w:t>
       </w:r>
       <w:r>
-        <w:t xml:space="preserve"> zet de focus daar weer op, als dat element nog zichtbaar op de pagina staat. </w:t>
+        <w:t xml:space="preserve"> zet de focus daar weer op, als dat element nog zichtbaar op de pagina staat. Is de lijst met die knop intussen opnieuw getekend, dan zoekt </w:t>
+      </w:r>
+      <w:r>
+        <w:rPr>
+          <w:rFonts w:ascii="Consolas" w:hAnsi="Consolas" w:cs="Consolas"/>
+          <w:sz w:val="18"/>
+          <w:shd w:val="clear" w:color="auto" w:fill="EEF4F2"/>
+        </w:rPr>
+        <w:t>findFocusReplacement</w:t>
+      </w:r>
+      <w:r>
+        <w:t xml:space="preserve"> de nieuwe knop met dezelfde data-attributen (bijvoorbeeld </w:t>
+      </w:r>
+      <w:r>
+        <w:rPr>
+          <w:rFonts w:ascii="Consolas" w:hAnsi="Consolas" w:cs="Consolas"/>
+          <w:sz w:val="18"/>
+          <w:shd w:val="clear" w:color="auto" w:fill="EEF4F2"/>
+        </w:rPr>
+        <w:t>[data-edit-product="blikje"]</w:t>
+      </w:r>
+      <w:r>
+        <w:t xml:space="preserve">, gemaakt door </w:t>
+      </w:r>
+      <w:r>
+        <w:rPr>
+          <w:rFonts w:ascii="Consolas" w:hAnsi="Consolas" w:cs="Consolas"/>
+          <w:sz w:val="18"/>
+          <w:shd w:val="clear" w:color="auto" w:fill="EEF4F2"/>
+        </w:rPr>
+        <w:t>focusSelector</w:t>
+      </w:r>
+      <w:r>
+        <w:t xml:space="preserve">), of een logisch alternatief als het item weg is (zoals </w:t>
+      </w:r>
+      <w:r>
+        <w:rPr>
+          <w:rFonts w:ascii="Consolas" w:hAnsi="Consolas" w:cs="Consolas"/>
+          <w:sz w:val="18"/>
+          <w:shd w:val="clear" w:color="auto" w:fill="EEF4F2"/>
+        </w:rPr>
+        <w:t>Medewerker toevoegen</w:t>
+      </w:r>
+      <w:r>
+        <w:t xml:space="preserve">). </w:t>
+      </w:r>
+      <w:r>
+        <w:rPr>
+          <w:rFonts w:ascii="Consolas" w:hAnsi="Consolas" w:cs="Consolas"/>
+          <w:sz w:val="18"/>
+          <w:shd w:val="clear" w:color="auto" w:fill="EEF4F2"/>
+        </w:rPr>
+        <w:t>preserveFocus</w:t>
+      </w:r>
+      <w:r>
+        <w:t xml:space="preserve"> doet hetzelfde rond het opnieuw tekenen van lijsten na opslaan, (de)activeren, verwijderen en een wijziging in een ander tabblad. </w:t>
       </w:r>
       <w:r>
         <w:rPr>
@@ -17319,7 +17758,84 @@
         <w:t>removeUnavailableSelections</w:t>
       </w:r>
       <w:r>
-        <w:t xml:space="preserve"> haalt producten uit de keuze die het consumptiepunt intussen niet meer aanbiedt.</w:t>
+        <w:t xml:space="preserve"> haalt producten uit de keuze die het consumptiepunt intussen niet meer aanbiedt. </w:t>
+      </w:r>
+      <w:r>
+        <w:rPr>
+          <w:rFonts w:ascii="Consolas" w:hAnsi="Consolas" w:cs="Consolas"/>
+          <w:sz w:val="18"/>
+          <w:shd w:val="clear" w:color="auto" w:fill="EEF4F2"/>
+        </w:rPr>
+        <w:t>setCompanyOptionsOpen</w:t>
+      </w:r>
+      <w:r>
+        <w:t xml:space="preserve"> en </w:t>
+      </w:r>
+      <w:r>
+        <w:rPr>
+          <w:rFonts w:ascii="Consolas" w:hAnsi="Consolas" w:cs="Consolas"/>
+          <w:sz w:val="18"/>
+          <w:shd w:val="clear" w:color="auto" w:fill="EEF4F2"/>
+        </w:rPr>
+        <w:t>closeCompanyOptions</w:t>
+      </w:r>
+      <w:r>
+        <w:t xml:space="preserve"> openen en sluiten de keuzelijst van het bedrijfsfilter en houden </w:t>
+      </w:r>
+      <w:r>
+        <w:rPr>
+          <w:rFonts w:ascii="Consolas" w:hAnsi="Consolas" w:cs="Consolas"/>
+          <w:sz w:val="18"/>
+          <w:shd w:val="clear" w:color="auto" w:fill="EEF4F2"/>
+        </w:rPr>
+        <w:t>aria-expanded</w:t>
+      </w:r>
+      <w:r>
+        <w:t xml:space="preserve"> bij (Escape sluit de lijst). </w:t>
+      </w:r>
+      <w:r>
+        <w:rPr>
+          <w:rFonts w:ascii="Consolas" w:hAnsi="Consolas" w:cs="Consolas"/>
+          <w:sz w:val="18"/>
+          <w:shd w:val="clear" w:color="auto" w:fill="EEF4F2"/>
+        </w:rPr>
+        <w:t>isGhostRowClick</w:t>
+      </w:r>
+      <w:r>
+        <w:t xml:space="preserve"> negeert een klik op een medewerkerrij die de tweede klik van een dubbelklik is of minder dan 500 ms na het sluiten van het productvenster komt, zodat een dubbelklik op </w:t>
+      </w:r>
+      <w:r>
+        <w:rPr>
+          <w:rFonts w:ascii="Consolas" w:hAnsi="Consolas" w:cs="Consolas"/>
+          <w:sz w:val="18"/>
+          <w:shd w:val="clear" w:color="auto" w:fill="EEF4F2"/>
+        </w:rPr>
+        <w:t>Registreren</w:t>
+      </w:r>
+      <w:r>
+        <w:t xml:space="preserve"> niet het venster van een collega opent. </w:t>
+      </w:r>
+      <w:r>
+        <w:rPr>
+          <w:rFonts w:ascii="Consolas" w:hAnsi="Consolas" w:cs="Consolas"/>
+          <w:sz w:val="18"/>
+          <w:shd w:val="clear" w:color="auto" w:fill="EEF4F2"/>
+        </w:rPr>
+        <w:t>handleEmployeeRowKey</w:t>
+      </w:r>
+      <w:r>
+        <w:t xml:space="preserve"> opent het venster met Enter of spatie, maar niet bij een ingedrukt gehouden toets (</w:t>
+      </w:r>
+      <w:r>
+        <w:rPr>
+          <w:rFonts w:ascii="Consolas" w:hAnsi="Consolas" w:cs="Consolas"/>
+          <w:sz w:val="18"/>
+          <w:shd w:val="clear" w:color="auto" w:fill="EEF4F2"/>
+        </w:rPr>
+        <w:t>event.repeat</w:t>
+      </w:r>
+      <w:r>
+        <w:t>).</w:t>
       </w:r>
     </w:p>
     <w:p>
@@ -17400,7 +17916,29 @@
         <w:t>restoreSearchAfterScan</w:t>
       </w:r>
       <w:r>
-        <w:t xml:space="preserve"> zorgen dat er geen pasnummer in het zoekveld blijft staan, en </w:t>
+        <w:t xml:space="preserve"> zorgen dat er geen pasnummer in het zoekveld of het bedrijfsfilter blijft staan (ook de bedrijfskeuze komt terug), </w:t>
+      </w:r>
+      <w:r>
+        <w:rPr>
+          <w:rFonts w:ascii="Consolas" w:hAnsi="Consolas" w:cs="Consolas"/>
+          <w:sz w:val="18"/>
+          <w:shd w:val="clear" w:color="auto" w:fill="EEF4F2"/>
+        </w:rPr>
+        <w:t>fillBadgeFieldAfterScan</w:t>
+      </w:r>
+      <w:r>
+        <w:t xml:space="preserve"> vervangt bij een scan in het veld </w:t>
+      </w:r>
+      <w:r>
+        <w:rPr>
+          <w:rFonts w:ascii="Consolas" w:hAnsi="Consolas" w:cs="Consolas"/>
+          <w:sz w:val="18"/>
+          <w:shd w:val="clear" w:color="auto" w:fill="EEF4F2"/>
+        </w:rPr>
+        <w:t>Pasnummer</w:t>
+      </w:r>
+      <w:r>
+        <w:t xml:space="preserve"> het oude nummer, en </w:t>
       </w:r>
       <w:r>
         <w:rPr>
@@ -17694,7 +18232,40 @@
         <w:t>loadMoreAudit</w:t>
       </w:r>
       <w:r>
-        <w:t>: inloggen, uitloggen, het dashboard, de tabbladen en het logboek (zie Adminfuncties hieronder).</w:t>
+        <w:t xml:space="preserve">: inloggen, uitloggen, het dashboard, de tabbladen en het logboek (zie Adminfuncties hieronder). De tabbladen hebben </w:t>
+      </w:r>
+      <w:r>
+        <w:rPr>
+          <w:rFonts w:ascii="Consolas" w:hAnsi="Consolas" w:cs="Consolas"/>
+          <w:sz w:val="18"/>
+          <w:shd w:val="clear" w:color="auto" w:fill="EEF4F2"/>
+        </w:rPr>
+        <w:t>role="tab"</w:t>
+      </w:r>
+      <w:r>
+        <w:t xml:space="preserve"> en </w:t>
+      </w:r>
+      <w:r>
+        <w:rPr>
+          <w:rFonts w:ascii="Consolas" w:hAnsi="Consolas" w:cs="Consolas"/>
+          <w:sz w:val="18"/>
+          <w:shd w:val="clear" w:color="auto" w:fill="EEF4F2"/>
+        </w:rPr>
+        <w:t>switchTab</w:t>
+      </w:r>
+      <w:r>
+        <w:t xml:space="preserve"> zet </w:t>
+      </w:r>
+      <w:r>
+        <w:rPr>
+          <w:rFonts w:ascii="Consolas" w:hAnsi="Consolas" w:cs="Consolas"/>
+          <w:sz w:val="18"/>
+          <w:shd w:val="clear" w:color="auto" w:fill="EEF4F2"/>
+        </w:rPr>
+        <w:t>aria-selected</w:t>
+      </w:r>
+      <w:r>
+        <w:t xml:space="preserve"> op het gekozen tabblad.</w:t>
       </w:r>
     </w:p>
     <w:p>
@@ -17815,7 +18386,18 @@
         <w:t>finishAdminChange</w:t>
       </w:r>
       <w:r>
-        <w:t>: tekent na een beheerwijziging alle beheeronderdelen opnieuw, ook de registratietabel (zodat bijvoorbeeld een nieuwe productnaam daar meteen staat), zonder nog eens apart op te slaan.</w:t>
+        <w:t>: tekent na een beheerwijziging alle beheeronderdelen opnieuw, ook de registratietabel (zodat bijvoorbeeld een nieuwe productnaam daar meteen staat), zonder nog eens apart op te slaan. De focus blijft daarbij op de knop met dezelfde id (</w:t>
+      </w:r>
+      <w:r>
+        <w:rPr>
+          <w:rFonts w:ascii="Consolas" w:hAnsi="Consolas" w:cs="Consolas"/>
+          <w:sz w:val="18"/>
+          <w:shd w:val="clear" w:color="auto" w:fill="EEF4F2"/>
+        </w:rPr>
+        <w:t>preserveFocus</w:t>
+      </w:r>
+      <w:r>
+        <w:t>).</w:t>
       </w:r>
     </w:p>
     <w:p>
@@ -17914,7 +18496,29 @@
         <w:t>wipeAll</w:t>
       </w:r>
       <w:r>
-        <w:t>), slaat de nieuwe demogegevens op, vergeet de ingestelde gezichten, logt de beheerder uit en tekent alles opnieuw.</w:t>
+        <w:t>), slaat de nieuwe demogegevens op, vergeet de ingestelde gezichten, logt de beheerder uit en tekent alles opnieuw. Lukt het wissen van de opslag niet (</w:t>
+      </w:r>
+      <w:r>
+        <w:rPr>
+          <w:rFonts w:ascii="Consolas" w:hAnsi="Consolas" w:cs="Consolas"/>
+          <w:sz w:val="18"/>
+          <w:shd w:val="clear" w:color="auto" w:fill="EEF4F2"/>
+        </w:rPr>
+        <w:t>wipeAll</w:t>
+      </w:r>
+      <w:r>
+        <w:t xml:space="preserve"> geeft </w:t>
+      </w:r>
+      <w:r>
+        <w:rPr>
+          <w:rFonts w:ascii="Consolas" w:hAnsi="Consolas" w:cs="Consolas"/>
+          <w:sz w:val="18"/>
+          <w:shd w:val="clear" w:color="auto" w:fill="EEF4F2"/>
+        </w:rPr>
+        <w:t>false</w:t>
+      </w:r>
+      <w:r>
+        <w:t>), dan blijven de gegevens staan, blijft het beheer open en verschijnt "De gegevens konden niet worden gewist. Probeer het opnieuw."</w:t>
       </w:r>
     </w:p>
     <w:p>
@@ -18735,7 +19339,7 @@
         <w:t>stopCamera</w:t>
       </w:r>
       <w:r>
-        <w:t xml:space="preserve">; is het venster gesloten terwijl de camera startte, dan zet </w:t>
+        <w:t xml:space="preserve">. Is het venster gesloten terwijl de camera startte, dan zet </w:t>
       </w:r>
       <w:r>
         <w:rPr>
@@ -18812,7 +19416,18 @@
         <w:t>FACE_DEMO.matchThreshold</w:t>
       </w:r>
       <w:r>
-        <w:t xml:space="preserve">, en </w:t>
+        <w:t>. De controller geeft daarbij de id's van de actieve medewerkers mee (</w:t>
+      </w:r>
+      <w:r>
+        <w:rPr>
+          <w:rFonts w:ascii="Consolas" w:hAnsi="Consolas" w:cs="Consolas"/>
+          <w:sz w:val="18"/>
+          <w:shd w:val="clear" w:color="auto" w:fill="EEF4F2"/>
+        </w:rPr>
+        <w:t>allowedIds</w:t>
+      </w:r>
+      <w:r>
+        <w:t xml:space="preserve">), zodat het gezicht van een inactieve of verwijderde medewerker een actieve medewerker niet kan "afschermen". </w:t>
       </w:r>
       <w:r>
         <w:rPr>
@@ -18834,7 +19449,7 @@
         <w:t>captureSession</w:t>
       </w:r>
       <w:r>
-        <w:t>); een vastlegging uit een gesloten venster blokkeert een opnieuw geopend venster dus niet. De camera-functie van de browser (</w:t>
+        <w:t>). Een vastlegging uit een gesloten venster blokkeert een opnieuw geopend venster dus niet. De camera-functie van de browser (</w:t>
       </w:r>
       <w:r>
         <w:rPr>
@@ -18866,7 +19481,7 @@
     </w:p>
     <w:p>
       <w:r>
-        <w:t xml:space="preserve">Herkent een pas via een USB-NFC-lezer die zich als toetsenbord gedraagt (zie 4.16). De controller geeft iedere toets op de beginpagina door aan </w:t>
+        <w:t xml:space="preserve">Herkent een pas via een USB-NFC-lezer die zich als toetsenbord gedraagt (zie 4.16). De controller geeft iedere toets door aan </w:t>
       </w:r>
       <w:r>
         <w:rPr>
@@ -18888,7 +19503,7 @@
         <w:t>BadgeController.handleBadgeKey</w:t>
       </w:r>
       <w:r>
-        <w:t xml:space="preserve">, ook als er een venster open is, en dan doet </w:t>
+        <w:t xml:space="preserve">), ook als er een venster open is. Dan herkent </w:t>
       </w:r>
       <w:r>
         <w:rPr>
@@ -18899,7 +19514,7 @@
         <w:t>recognizeBadge</w:t>
       </w:r>
       <w:r>
-        <w:t xml:space="preserve"> niets). De class houdt een buffer bij van snel getypte tekens met het tijdstip van de laatste toets. Een scan is minstens </w:t>
+        <w:t xml:space="preserve"> niemand, maar de afsluitende Enter of Tab wordt wel tegengehouden. De class houdt een buffer bij van snel getypte tekens met het tijdstip van de laatste toets. Een scan is minstens </w:t>
       </w:r>
       <w:r>
         <w:rPr>
@@ -18954,7 +19569,7 @@
         <w:t>finishAfterSilence</w:t>
       </w:r>
       <w:r>
-        <w:t>). Komt een teken te laat, dan begint er een nieuwe buffer; zo wordt menselijk typen nooit een scan. De Enter of Tab die een scan afsluit, wordt tegengehouden (</w:t>
+        <w:t>). Komt een teken te laat, dan begint er een nieuwe buffer. Zo wordt menselijk typen nooit een scan. De Enter of Tab die een scan afsluit, wordt tegengehouden (</w:t>
       </w:r>
       <w:r>
         <w:rPr>
@@ -19009,7 +19624,18 @@
         <w:t>-</w:t>
       </w:r>
       <w:r>
-        <w:t xml:space="preserve"> weg en maakt alles hoofdletters; het medewerkersformulier gebruikt dezelfde methode. Na een scan roept de class </w:t>
+        <w:t xml:space="preserve"> weg en maakt alles hoofdletters. Het medewerkersformulier en </w:t>
+      </w:r>
+      <w:r>
+        <w:rPr>
+          <w:rFonts w:ascii="Consolas" w:hAnsi="Consolas" w:cs="Consolas"/>
+          <w:sz w:val="18"/>
+          <w:shd w:val="clear" w:color="auto" w:fill="EEF4F2"/>
+        </w:rPr>
+        <w:t>DataStore</w:t>
+      </w:r>
+      <w:r>
+        <w:t xml:space="preserve"> (bij het laden) maken een pasnummer op dezelfde manier gelijk. Na een scan roept de class </w:t>
       </w:r>
       <w:r>
         <w:rPr>
@@ -19020,7 +19646,7 @@
         <w:t>onScan(code)</w:t>
       </w:r>
       <w:r>
-        <w:t xml:space="preserve"> aan; de controller zoekt dan de medewerker op (</w:t>
+        <w:t xml:space="preserve"> aan. De controller zoekt dan de medewerker op (</w:t>
       </w:r>
       <w:r>
         <w:rPr>
@@ -19053,7 +19679,7 @@
         <w:t>onStart</w:t>
       </w:r>
       <w:r>
-        <w:t xml:space="preserve"> wordt aangeroepen als er een nieuwe buffer begint; de controller onthoudt dan de inhoud van het zoekveld (</w:t>
+        <w:t xml:space="preserve"> wordt aangeroepen als er een nieuwe buffer begint. De controller onthoudt dan welk veld de focus had en wat er in het zoekveld en het bedrijfsfilter stond (</w:t>
       </w:r>
       <w:r>
         <w:rPr>
@@ -19064,7 +19690,7 @@
         <w:t>rememberSearchBeforeScan</w:t>
       </w:r>
       <w:r>
-        <w:t>) en zet die na de scan terug (</w:t>
+        <w:t>), en zet dat na de scan terug (</w:t>
       </w:r>
       <w:r>
         <w:rPr>
@@ -19075,7 +19701,29 @@
         <w:t>restoreSearchAfterScan</w:t>
       </w:r>
       <w:r>
-        <w:t>). De tijd en de timers (</w:t>
+        <w:t xml:space="preserve">). Begon de scan in het veld </w:t>
+      </w:r>
+      <w:r>
+        <w:rPr>
+          <w:rFonts w:ascii="Consolas" w:hAnsi="Consolas" w:cs="Consolas"/>
+          <w:sz w:val="18"/>
+          <w:shd w:val="clear" w:color="auto" w:fill="EEF4F2"/>
+        </w:rPr>
+        <w:t>Pasnummer</w:t>
+      </w:r>
+      <w:r>
+        <w:t xml:space="preserve">, dan zet </w:t>
+      </w:r>
+      <w:r>
+        <w:rPr>
+          <w:rFonts w:ascii="Consolas" w:hAnsi="Consolas" w:cs="Consolas"/>
+          <w:sz w:val="18"/>
+          <w:shd w:val="clear" w:color="auto" w:fill="EEF4F2"/>
+        </w:rPr>
+        <w:t>fillBadgeFieldAfterScan</w:t>
+      </w:r>
+      <w:r>
+        <w:t xml:space="preserve"> alleen het nieuwe pasnummer in dat veld. De tijd en de timers (</w:t>
       </w:r>
       <w:r>
         <w:rPr>
@@ -19118,7 +19766,7 @@
         <w:t>icon(naam)</w:t>
       </w:r>
       <w:r>
-        <w:t xml:space="preserve"> geeft de HTML van één icoon; elementen met </w:t>
+        <w:t xml:space="preserve"> geeft de HTML van één icoon. Elementen met </w:t>
       </w:r>
       <w:r>
         <w:rPr>
@@ -19149,7 +19797,7 @@
         <w:keepNext/>
       </w:pPr>
       <w:bookmarkStart w:id="81" w:name="k46"/>
-      <w:bookmarkStart w:id="82" w:name="_Toc242703561"/>
+      <w:bookmarkStart w:id="82" w:name="_Toc242707544"/>
       <w:r>
         <w:rPr>
           <w:rFonts w:ascii="Consolas" w:hAnsi="Consolas" w:cs="Consolas"/>
@@ -19220,6 +19868,8 @@
       </w:r>
       <w:r>
         <w:tab/>
+      </w:r>
+      <w:r>
         <w:t>Toont alleen actieve medewerkers die daarbij passen.</w:t>
       </w:r>
     </w:p>
@@ -19290,7 +19940,7 @@
         <w:keepNext/>
       </w:pPr>
       <w:bookmarkStart w:id="83" w:name="k47"/>
-      <w:bookmarkStart w:id="84" w:name="_Toc242703562"/>
+      <w:bookmarkStart w:id="84" w:name="_Toc242707545"/>
       <w:r>
         <w:rPr>
           <w:rFonts w:ascii="Consolas" w:hAnsi="Consolas" w:cs="Consolas"/>
@@ -19367,7 +20017,7 @@
         <w:keepNext/>
       </w:pPr>
       <w:bookmarkStart w:id="85" w:name="k48"/>
-      <w:bookmarkStart w:id="86" w:name="_Toc242703563"/>
+      <w:bookmarkStart w:id="86" w:name="_Toc242707546"/>
       <w:r>
         <w:rPr>
           <w:rFonts w:ascii="Consolas" w:hAnsi="Consolas" w:cs="Consolas"/>
@@ -19516,7 +20166,7 @@
         <w:keepNext/>
       </w:pPr>
       <w:bookmarkStart w:id="87" w:name="k49"/>
-      <w:bookmarkStart w:id="88" w:name="_Toc242703564"/>
+      <w:bookmarkStart w:id="88" w:name="_Toc242707547"/>
       <w:r>
         <w:rPr>
           <w:rFonts w:ascii="Consolas" w:hAnsi="Consolas" w:cs="Consolas"/>
@@ -19583,7 +20233,7 @@
         <w:keepNext/>
       </w:pPr>
       <w:bookmarkStart w:id="89" w:name="k50"/>
-      <w:bookmarkStart w:id="90" w:name="_Toc242703565"/>
+      <w:bookmarkStart w:id="90" w:name="_Toc242707548"/>
       <w:r>
         <w:rPr>
           <w:rFonts w:ascii="Consolas" w:hAnsi="Consolas" w:cs="Consolas"/>
@@ -19705,7 +20355,7 @@
         <w:keepNext/>
       </w:pPr>
       <w:bookmarkStart w:id="91" w:name="k51"/>
-      <w:bookmarkStart w:id="92" w:name="_Toc242703566"/>
+      <w:bookmarkStart w:id="92" w:name="_Toc242707549"/>
       <w:r>
         <w:rPr>
           <w:rFonts w:ascii="Consolas" w:hAnsi="Consolas" w:cs="Consolas"/>
@@ -19741,7 +20391,7 @@
         <w:t>Lotte van Dijk: 2× Blikje, 1× Ei geregistreerd</w:t>
       </w:r>
       <w:r>
-        <w:t xml:space="preserve"> met een vinkje ervoor. Foutmeldingen krijgen een waarschuwingsteken. Standaard verdwijnt een melding na 2,5 seconde; de melding na het registreren blijft 4 seconden staan, zodat een medewerker aan een gedeelde tablet kan lezen voor wie en wat er is opgeslagen.</w:t>
+        <w:t xml:space="preserve"> met een vinkje ervoor. Foutmeldingen krijgen een waarschuwingsteken. Standaard verdwijnt een melding na 2,5 seconde. De melding na het registreren blijft 4 seconden staan, zodat een medewerker aan een gedeelde tablet kan lezen voor wie en wat er is opgeslagen.</w:t>
       </w:r>
     </w:p>
     <w:p>
@@ -19750,7 +20400,7 @@
         <w:keepNext/>
       </w:pPr>
       <w:bookmarkStart w:id="93" w:name="k52"/>
-      <w:bookmarkStart w:id="94" w:name="_Toc242703567"/>
+      <w:bookmarkStart w:id="94" w:name="_Toc242707550"/>
       <w:r>
         <w:t>OPSLAGFOUTEN EN TERUGDRAAIEN</w:t>
       </w:r>
@@ -19781,7 +20431,29 @@
         <w:t>DataStore.save</w:t>
       </w:r>
       <w:r>
-        <w:t xml:space="preserve"> alles in één keer op te slaan. Als de browseropslag mislukt, wordt de vorige status teruggezet, dus zonder de wijziging én zonder de logboekregel, en krijgt de gebruiker een foutmelding. Zo lijkt een mislukte opslag niet toch succesvol, en staat er nooit een wijziging zonder logboekregel (of andersom).</w:t>
+        <w:t xml:space="preserve"> alles in één keer op te slaan. Als de browseropslag mislukt, wordt de vorige status teruggezet, dus zonder de wijziging én zonder de logboekregel, en krijgt de gebruiker een foutmelding: "Opslaan mislukt. Probeer het opnieuw." Is de opslag van de browser vol (</w:t>
+      </w:r>
+      <w:r>
+        <w:rPr>
+          <w:rFonts w:ascii="Consolas" w:hAnsi="Consolas" w:cs="Consolas"/>
+          <w:sz w:val="18"/>
+          <w:shd w:val="clear" w:color="auto" w:fill="EEF4F2"/>
+        </w:rPr>
+        <w:t>DataStore.saveProblem</w:t>
+      </w:r>
+      <w:r>
+        <w:t xml:space="preserve"> is </w:t>
+      </w:r>
+      <w:r>
+        <w:rPr>
+          <w:rFonts w:ascii="Consolas" w:hAnsi="Consolas" w:cs="Consolas"/>
+          <w:sz w:val="18"/>
+          <w:shd w:val="clear" w:color="auto" w:fill="EEF4F2"/>
+        </w:rPr>
+        <w:t>"full"</w:t>
+      </w:r>
+      <w:r>
+        <w:t>), dan helpt opnieuw proberen niet en verschijnt (8 seconden) "De opslag van de browser is vol. Er is niets opgeslagen. Vraag de beheerder om de registraties te exporteren en oude gegevens te wissen." De app verwijdert zelf geen oude gegevens, omdat de bewaartermijn een besluit van TVB is. Zo lijkt een mislukte opslag niet toch succesvol, en staat er nooit een wijziging zonder logboekregel (of andersom).</w:t>
       </w:r>
     </w:p>
     <w:p>
@@ -19790,7 +20462,7 @@
         <w:keepNext/>
       </w:pPr>
       <w:bookmarkStart w:id="95" w:name="k53"/>
-      <w:bookmarkStart w:id="96" w:name="_Toc242703568"/>
+      <w:bookmarkStart w:id="96" w:name="_Toc242707551"/>
       <w:r>
         <w:t>ADMINFUNCTIES</w:t>
       </w:r>
@@ -19818,7 +20490,7 @@
         <w:t>adminLoggedIn</w:t>
       </w:r>
       <w:r>
-        <w:t xml:space="preserve"> waar is, wordt het dashboard opnieuw getoond; anders verschijnt het loginformulier.</w:t>
+        <w:t xml:space="preserve"> waar is, wordt het dashboard opnieuw getoond, anders verschijnt het loginformulier.</w:t>
       </w:r>
     </w:p>
     <w:p>
@@ -20036,7 +20708,7 @@
         <w:keepNext/>
       </w:pPr>
       <w:bookmarkStart w:id="97" w:name="k54"/>
-      <w:bookmarkStart w:id="98" w:name="_Toc242703569"/>
+      <w:bookmarkStart w:id="98" w:name="_Toc242707552"/>
       <w:r>
         <w:t xml:space="preserve">CSV-EXPORT (CLASS </w:t>
       </w:r>
@@ -20444,7 +21116,7 @@
         <w:keepNext/>
       </w:pPr>
       <w:bookmarkStart w:id="99" w:name="k55"/>
-      <w:bookmarkStart w:id="100" w:name="_Toc242703570"/>
+      <w:bookmarkStart w:id="100" w:name="_Toc242707553"/>
       <w:r>
         <w:t>EVENT LISTENERS</w:t>
       </w:r>
@@ -21056,7 +21728,7 @@
         </w:numPr>
       </w:pPr>
       <w:bookmarkStart w:id="101" w:name="k56"/>
-      <w:bookmarkStart w:id="102" w:name="_Toc242703571"/>
+      <w:bookmarkStart w:id="102" w:name="_Toc242707554"/>
       <w:r>
         <w:t>DATAMODEL EN KOPPELINGEN.</w:t>
       </w:r>
@@ -21074,7 +21746,7 @@
         <w:keepNext/>
       </w:pPr>
       <w:bookmarkStart w:id="103" w:name="k57"/>
-      <w:bookmarkStart w:id="104" w:name="_Toc242703572"/>
+      <w:bookmarkStart w:id="104" w:name="_Toc242707555"/>
       <w:r>
         <w:t>BEDRIJVEN</w:t>
       </w:r>
@@ -21285,7 +21957,7 @@
         <w:keepNext/>
       </w:pPr>
       <w:bookmarkStart w:id="105" w:name="k58"/>
-      <w:bookmarkStart w:id="106" w:name="_Toc242703573"/>
+      <w:bookmarkStart w:id="106" w:name="_Toc242707556"/>
       <w:r>
         <w:t>CONSUMPTIEPUNTEN</w:t>
       </w:r>
@@ -21604,7 +22276,7 @@
         <w:keepNext/>
       </w:pPr>
       <w:bookmarkStart w:id="107" w:name="k59"/>
-      <w:bookmarkStart w:id="108" w:name="_Toc242703574"/>
+      <w:bookmarkStart w:id="108" w:name="_Toc242707557"/>
       <w:r>
         <w:t>MEDEWERKERS</w:t>
       </w:r>
@@ -21883,7 +22555,7 @@
                 <w:sz w:val="16"/>
                 <w:szCs w:val="16"/>
               </w:rPr>
-              <w:t>Optioneel afwijkend werkgevernummer; leeg = dat van het bedrijf (</w:t>
+              <w:t>Optioneel afwijkend werkgevernummer. Leeg = dat van het bedrijf (</w:t>
             </w:r>
             <w:r>
               <w:rPr>
@@ -22143,7 +22815,7 @@
                 <w:sz w:val="16"/>
                 <w:szCs w:val="16"/>
               </w:rPr>
-              <w:t xml:space="preserve"> = geen pas. Uniek per medewerker; staat niet in de CSV-export en niet in het logboek</w:t>
+              <w:t xml:space="preserve"> = geen pas. Uniek per medewerker. Staat niet in de CSV-export en niet in het logboek</w:t>
             </w:r>
           </w:p>
         </w:tc>
@@ -22160,7 +22832,7 @@
         <w:keepNext/>
       </w:pPr>
       <w:bookmarkStart w:id="109" w:name="k60"/>
-      <w:bookmarkStart w:id="110" w:name="_Toc242703575"/>
+      <w:bookmarkStart w:id="110" w:name="_Toc242707558"/>
       <w:r>
         <w:t>REGISTRATIES</w:t>
       </w:r>
@@ -22449,7 +23121,7 @@
                 <w:sz w:val="16"/>
                 <w:szCs w:val="16"/>
               </w:rPr>
-              <w:t>). Ontbreekt als er toen nog geen nummer was; dan gebruikt de export het huidige nummer</w:t>
+              <w:t>). Ontbreekt als er toen nog geen nummer was. Dan gebruikt de export het huidige nummer</w:t>
             </w:r>
           </w:p>
         </w:tc>
@@ -22489,7 +23161,7 @@
                 <w:sz w:val="16"/>
                 <w:szCs w:val="16"/>
               </w:rPr>
-              <w:t>Consumptiepunt waar de voorraad van af ging; bij een correctie gaat het product hier weer naartoe terug. Leeg (</w:t>
+              <w:t>Consumptiepunt waar de voorraad van af ging. Bij een correctie gaat het product hier weer naartoe terug. Leeg (</w:t>
             </w:r>
             <w:r>
               <w:rPr>
@@ -22712,7 +23384,7 @@
         <w:t>price</w:t>
       </w:r>
       <w:r>
-        <w:t>); oude registraties zonder prijs gebruiken de huidige prijs uit het productbeheer. Het bestand bevat per medewerker per loonmaand het aantal en de totale prijs. Deze gegevens zijn alleen zichtbaar voor de beheerder.</w:t>
+        <w:t>). Oude registraties zonder prijs gebruiken de huidige prijs uit het productbeheer. Het bestand bevat per medewerker per loonmaand het aantal en de totale prijs. Deze gegevens zijn alleen zichtbaar voor de beheerder.</w:t>
       </w:r>
     </w:p>
     <w:p>
@@ -22726,7 +23398,7 @@
         </w:numPr>
       </w:pPr>
       <w:bookmarkStart w:id="111" w:name="k61"/>
-      <w:bookmarkStart w:id="112" w:name="_Toc242703576"/>
+      <w:bookmarkStart w:id="112" w:name="_Toc242707559"/>
       <w:r>
         <w:t>BELANGRIJKE DEMO-BEPERKINGEN.</w:t>
       </w:r>
@@ -22818,7 +23490,18 @@
         <w:contextualSpacing w:val="0"/>
       </w:pPr>
       <w:r>
-        <w:t>Er is geen echte database.</w:t>
+        <w:t>Er is geen echte database. De opslag van de browser (</w:t>
+      </w:r>
+      <w:r>
+        <w:rPr>
+          <w:rFonts w:ascii="Consolas" w:hAnsi="Consolas" w:cs="Consolas"/>
+          <w:sz w:val="18"/>
+          <w:shd w:val="clear" w:color="auto" w:fill="EEF4F2"/>
+        </w:rPr>
+        <w:t>localStorage</w:t>
+      </w:r>
+      <w:r>
+        <w:t>) heeft per website een grens van ongeveer 5 MB, en de reservekopieën tellen mee. Dat is genoeg voor naar schatting 20.000 registraties. Is de opslag vol, dan meldt de app "De opslag van de browser is vol. Er is niets opgeslagen. Vraag de beheerder om de registraties te exporteren en oude gegevens te wissen." De app verwijdert zelf geen oude gegevens.</w:t>
       </w:r>
     </w:p>
     <w:p>
@@ -22832,7 +23515,29 @@
         <w:contextualSpacing w:val="0"/>
       </w:pPr>
       <w:r>
-        <w:t>De login heeft geen echte beveiliging: elk ingevuld wachtwoord werkt. De beheeracties controleren wel zelf of er iemand is ingelogd, maar dat is een controle in de browser die met de ontwikkelaarstools te omzeilen is.</w:t>
+        <w:t>Excel laat voorloopnullen in looncode, personeelsnummer en werkgevernummer weg als je het CSV-bestand met een dubbelklik opent (</w:t>
+      </w:r>
+      <w:r>
+        <w:rPr>
+          <w:rFonts w:ascii="Consolas" w:hAnsi="Consolas" w:cs="Consolas"/>
+          <w:sz w:val="18"/>
+          <w:shd w:val="clear" w:color="auto" w:fill="EEF4F2"/>
+        </w:rPr>
+        <w:t>0012</w:t>
+      </w:r>
+      <w:r>
+        <w:t xml:space="preserve"> wordt </w:t>
+      </w:r>
+      <w:r>
+        <w:rPr>
+          <w:rFonts w:ascii="Consolas" w:hAnsi="Consolas" w:cs="Consolas"/>
+          <w:sz w:val="18"/>
+          <w:shd w:val="clear" w:color="auto" w:fill="EEF4F2"/>
+        </w:rPr>
+        <w:t>12</w:t>
+      </w:r>
+      <w:r>
+        <w:t>). Lees het bestand rechtstreeks in het loonsysteem in of importeer de kolommen in Excel als tekst (zie 4.12).</w:t>
       </w:r>
     </w:p>
     <w:p>
@@ -22846,7 +23551,7 @@
         <w:contextualSpacing w:val="0"/>
       </w:pPr>
       <w:r>
-        <w:t>Iedereen bij de tablet kan op de naam van een collega tikken en op diens naam registreren, of in diens productvenster een eigen gezicht instellen (demo). Iedere registratie staat wel met datum en tijd in het beheer en de beheerder kan die corrigeren. In productie is een pas, QR-code of pincode nodig, en een overzicht waarin een medewerker zijn eigen registraties ziet.</w:t>
+        <w:t>De login heeft geen echte beveiliging: elk ingevuld wachtwoord werkt. De beheeracties controleren wel zelf of er iemand is ingelogd, maar dat is een controle in de browser die met de ontwikkelaarstools te omzeilen is.</w:t>
       </w:r>
     </w:p>
     <w:p>
@@ -22860,18 +23565,7 @@
         <w:contextualSpacing w:val="0"/>
       </w:pPr>
       <w:r>
-        <w:t xml:space="preserve">Alle gegevens staan als gewone tekst in </w:t>
-      </w:r>
-      <w:r>
-        <w:rPr>
-          <w:rFonts w:ascii="Consolas" w:hAnsi="Consolas" w:cs="Consolas"/>
-          <w:sz w:val="18"/>
-          <w:shd w:val="clear" w:color="auto" w:fill="EEF4F2"/>
-        </w:rPr>
-        <w:t>localStorage</w:t>
-      </w:r>
-      <w:r>
-        <w:t xml:space="preserve"> van de tablet. Wie het apparaat en de ontwikkelaarstools van de browser gebruikt, kan ze lezen en aanpassen, en kan via de console ook de code van de pagina uitvoeren.</w:t>
+        <w:t>Iedereen bij de tablet kan op de naam van een collega tikken en op diens naam registreren, of in diens productvenster een eigen gezicht instellen (demo). Iedere registratie staat wel met datum en tijd in het beheer en de beheerder kan die corrigeren. In productie is een pas, QR-code of pincode nodig, en een overzicht waarin een medewerker zijn eigen registraties ziet.</w:t>
       </w:r>
     </w:p>
     <w:p>
@@ -22885,7 +23579,18 @@
         <w:contextualSpacing w:val="0"/>
       </w:pPr>
       <w:r>
-        <w:t>Er zijn geen gebruikersrollen of wachtwoordbeheer.</w:t>
+        <w:t xml:space="preserve">Alle gegevens staan als gewone tekst in </w:t>
+      </w:r>
+      <w:r>
+        <w:rPr>
+          <w:rFonts w:ascii="Consolas" w:hAnsi="Consolas" w:cs="Consolas"/>
+          <w:sz w:val="18"/>
+          <w:shd w:val="clear" w:color="auto" w:fill="EEF4F2"/>
+        </w:rPr>
+        <w:t>localStorage</w:t>
+      </w:r>
+      <w:r>
+        <w:t xml:space="preserve"> van de tablet. Wie het apparaat en de ontwikkelaarstools van de browser gebruikt, kan ze lezen en aanpassen, en kan via de console ook de code van de pagina uitvoeren.</w:t>
       </w:r>
     </w:p>
     <w:p>
@@ -22899,18 +23604,7 @@
         <w:contextualSpacing w:val="0"/>
       </w:pPr>
       <w:r>
-        <w:t xml:space="preserve">Verwijderde medewerkers krijgen geen herstelmogelijkheid, en </w:t>
-      </w:r>
-      <w:r>
-        <w:rPr>
-          <w:rFonts w:ascii="Consolas" w:hAnsi="Consolas" w:cs="Consolas"/>
-          <w:sz w:val="18"/>
-          <w:shd w:val="clear" w:color="auto" w:fill="EEF4F2"/>
-        </w:rPr>
-        <w:t>Alle gegevens wissen</w:t>
-      </w:r>
-      <w:r>
-        <w:t xml:space="preserve"> kan niet ongedaan worden gemaakt.</w:t>
+        <w:t>Er zijn geen gebruikersrollen of wachtwoordbeheer.</w:t>
       </w:r>
     </w:p>
     <w:p>
@@ -22924,7 +23618,18 @@
         <w:contextualSpacing w:val="0"/>
       </w:pPr>
       <w:r>
-        <w:t>Er is geen server-side auditlog. Het logboek staat alleen in de browser.</w:t>
+        <w:t xml:space="preserve">Verwijderde medewerkers krijgen geen herstelmogelijkheid, en </w:t>
+      </w:r>
+      <w:r>
+        <w:rPr>
+          <w:rFonts w:ascii="Consolas" w:hAnsi="Consolas" w:cs="Consolas"/>
+          <w:sz w:val="18"/>
+          <w:shd w:val="clear" w:color="auto" w:fill="EEF4F2"/>
+        </w:rPr>
+        <w:t>Alle gegevens wissen</w:t>
+      </w:r>
+      <w:r>
+        <w:t xml:space="preserve"> kan niet ongedaan worden gemaakt.</w:t>
       </w:r>
     </w:p>
     <w:p>
@@ -22938,7 +23643,7 @@
         <w:contextualSpacing w:val="0"/>
       </w:pPr>
       <w:r>
-        <w:t>De namen van alle actieve medewerkers staan op de beginpagina, omdat je je eigen naam moet kunnen kiezen. Aantallen, bedragen en eerdere keuzes staan er niet.</w:t>
+        <w:t>Er is geen server-side auditlog. Het logboek staat alleen in de browser.</w:t>
       </w:r>
     </w:p>
     <w:p>
@@ -22952,7 +23657,7 @@
         <w:contextualSpacing w:val="0"/>
       </w:pPr>
       <w:r>
-        <w:t>Een CSV-bestand komt in de downloadmap van de computer van de beheerder en valt daarmee buiten de app. Stuur het beveiligd naar de loonadministratie en verwijder het na het inlezen.</w:t>
+        <w:t>De namen van alle actieve medewerkers staan op de beginpagina, omdat je je eigen naam moet kunnen kiezen. Aantallen, bedragen en eerdere keuzes staan er niet.</w:t>
       </w:r>
     </w:p>
     <w:p>
@@ -22966,7 +23671,7 @@
         <w:contextualSpacing w:val="0"/>
       </w:pPr>
       <w:r>
-        <w:t>De demo vertrouwt op een beveiligde tablet: kioskmodus, schermvergrendeling en versleuteling van het apparaat zijn nodig.</w:t>
+        <w:t>Een CSV-bestand komt in de downloadmap van de computer van de beheerder en valt daarmee buiten de app. Stuur het beveiligd naar de loonadministratie en verwijder het na het inlezen.</w:t>
       </w:r>
     </w:p>
     <w:p>
@@ -22980,7 +23685,7 @@
         <w:contextualSpacing w:val="0"/>
       </w:pPr>
       <w:r>
-        <w:t>Voor productie zijn ook AVG-maatregelen nodig, zoals een grondslag per verwerking, bewaartermijnen, een privacyverklaring, een DPIA en instemming van de ondernemingsraad. Zie het TO, hoofdstuk 13, paragraaf AVG-verantwoording (productie).</w:t>
+        <w:t>De demo vertrouwt op een beveiligde tablet: kioskmodus, schermvergrendeling en versleuteling van het apparaat zijn nodig.</w:t>
       </w:r>
     </w:p>
     <w:p>
@@ -22994,29 +23699,7 @@
         <w:contextualSpacing w:val="0"/>
       </w:pPr>
       <w:r>
-        <w:t>Bescherming tegen inbedden in een frame (</w:t>
-      </w:r>
-      <w:r>
-        <w:rPr>
-          <w:rFonts w:ascii="Consolas" w:hAnsi="Consolas" w:cs="Consolas"/>
-          <w:sz w:val="18"/>
-          <w:shd w:val="clear" w:color="auto" w:fill="EEF4F2"/>
-        </w:rPr>
-        <w:t>frame-ancestors</w:t>
-      </w:r>
-      <w:r>
-        <w:t xml:space="preserve"> of </w:t>
-      </w:r>
-      <w:r>
-        <w:rPr>
-          <w:rFonts w:ascii="Consolas" w:hAnsi="Consolas" w:cs="Consolas"/>
-          <w:sz w:val="18"/>
-          <w:shd w:val="clear" w:color="auto" w:fill="EEF4F2"/>
-        </w:rPr>
-        <w:t>X-Frame-Options</w:t>
-      </w:r>
-      <w:r>
-        <w:t>) kan alleen met een HTTP-header van de webserver en zit dus niet in de demo.</w:t>
+        <w:t>Voor productie zijn ook AVG-maatregelen nodig, zoals een grondslag per verwerking, bewaartermijnen, een privacyverklaring, een DPIA en instemming van de ondernemingsraad. Zie het TO, hoofdstuk 13, paragraaf AVG-verantwoording (productie).</w:t>
       </w:r>
     </w:p>
     <w:p>
@@ -23030,6 +23713,42 @@
         <w:contextualSpacing w:val="0"/>
       </w:pPr>
       <w:r>
+        <w:t>Bescherming tegen inbedden in een frame (</w:t>
+      </w:r>
+      <w:r>
+        <w:rPr>
+          <w:rFonts w:ascii="Consolas" w:hAnsi="Consolas" w:cs="Consolas"/>
+          <w:sz w:val="18"/>
+          <w:shd w:val="clear" w:color="auto" w:fill="EEF4F2"/>
+        </w:rPr>
+        <w:t>frame-ancestors</w:t>
+      </w:r>
+      <w:r>
+        <w:t xml:space="preserve"> of </w:t>
+      </w:r>
+      <w:r>
+        <w:rPr>
+          <w:rFonts w:ascii="Consolas" w:hAnsi="Consolas" w:cs="Consolas"/>
+          <w:sz w:val="18"/>
+          <w:shd w:val="clear" w:color="auto" w:fill="EEF4F2"/>
+        </w:rPr>
+        <w:t>X-Frame-Options</w:t>
+      </w:r>
+      <w:r>
+        <w:t>) kan alleen met een HTTP-header van de webserver en zit dus niet in de demo.</w:t>
+      </w:r>
+    </w:p>
+    <w:p>
+      <w:pPr>
+        <w:pStyle w:val="Lijstalinea"/>
+        <w:numPr>
+          <w:ilvl w:val="0"/>
+          <w:numId w:val="3"/>
+        </w:numPr>
+        <w:spacing w:after="60"/>
+        <w:contextualSpacing w:val="0"/>
+      </w:pPr>
+      <w:r>
         <w:t xml:space="preserve">De gezichtsherkenning is alleen een demo. Ingestelde gezichten zijn na het herladen van de pagina weg. Er is geen controle of er een echt, levend gezicht voor de camera staat, en hoe vaak de verkeerde persoon wordt herkend, is niet gemeten. Bij het laden toont de console één onschadelijke CSP-melding over </w:t>
       </w:r>
       <w:r>
@@ -23073,7 +23792,7 @@
         </w:numPr>
       </w:pPr>
       <w:bookmarkStart w:id="113" w:name="k62"/>
-      <w:bookmarkStart w:id="114" w:name="_Toc242703577"/>
+      <w:bookmarkStart w:id="114" w:name="_Toc242707560"/>
       <w:r>
         <w:t>CODE UITLEGGEN TIJDENS EEN PRESENTATIE.</w:t>
       </w:r>
@@ -23424,7 +24143,7 @@
         </w:numPr>
       </w:pPr>
       <w:bookmarkStart w:id="115" w:name="k63"/>
-      <w:bookmarkStart w:id="116" w:name="_Toc242703578"/>
+      <w:bookmarkStart w:id="116" w:name="_Toc242707561"/>
       <w:r>
         <w:t>MOGELIJKE VERVOLGSTAPPEN.</w:t>
       </w:r>
@@ -23563,7 +24282,7 @@
         <w:t>localStorage</w:t>
       </w:r>
       <w:r>
-        <w:t xml:space="preserve"> door API-aanroepen; alleen </w:t>
+        <w:t xml:space="preserve"> door API-aanroepen. Alleen </w:t>
       </w:r>
       <w:r>
         <w:rPr>

--- a/docs/DOCUMENTATIE.docx
+++ b/docs/DOCUMENTATIE.docx
@@ -82,7 +82,7 @@
           <w:numId w:val="0"/>
         </w:numPr>
       </w:pPr>
-      <w:bookmarkStart w:id="0" w:name="_Toc242707508"/>
+      <w:bookmarkStart w:id="0" w:name="_Toc242948991"/>
       <w:r>
         <w:t>INHOUDSOPGAVE.</w:t>
       </w:r>
@@ -112,7 +112,7 @@
       <w:r>
         <w:fldChar w:fldCharType="separate"/>
       </w:r>
-      <w:hyperlink w:anchor="_Toc242707508" w:history="1">
+      <w:hyperlink w:anchor="_Toc242948991" w:history="1">
         <w:r>
           <w:rPr>
             <w:rStyle w:val="Hyperlink"/>
@@ -139,7 +139,7 @@
             <w:noProof/>
             <w:webHidden/>
           </w:rPr>
-          <w:instrText xml:space="preserve"> PAGEREF _Toc242707508 \h </w:instrText>
+          <w:instrText xml:space="preserve"> PAGEREF _Toc242948991 \h </w:instrText>
         </w:r>
         <w:r>
           <w:rPr>
@@ -186,7 +186,7 @@
           <w:lang w:eastAsia="nl-NL"/>
         </w:rPr>
       </w:pPr>
-      <w:hyperlink w:anchor="_Toc242707509" w:history="1">
+      <w:hyperlink w:anchor="_Toc242948992" w:history="1">
         <w:r>
           <w:rPr>
             <w:rStyle w:val="Hyperlink"/>
@@ -231,7 +231,7 @@
             <w:noProof/>
             <w:webHidden/>
           </w:rPr>
-          <w:instrText xml:space="preserve"> PAGEREF _Toc242707509 \h </w:instrText>
+          <w:instrText xml:space="preserve"> PAGEREF _Toc242948992 \h </w:instrText>
         </w:r>
         <w:r>
           <w:rPr>
@@ -278,7 +278,7 @@
           <w:lang w:eastAsia="nl-NL"/>
         </w:rPr>
       </w:pPr>
-      <w:hyperlink w:anchor="_Toc242707510" w:history="1">
+      <w:hyperlink w:anchor="_Toc242948993" w:history="1">
         <w:r>
           <w:rPr>
             <w:rStyle w:val="Hyperlink"/>
@@ -323,7 +323,7 @@
             <w:noProof/>
             <w:webHidden/>
           </w:rPr>
-          <w:instrText xml:space="preserve"> PAGEREF _Toc242707510 \h </w:instrText>
+          <w:instrText xml:space="preserve"> PAGEREF _Toc242948993 \h </w:instrText>
         </w:r>
         <w:r>
           <w:rPr>
@@ -370,7 +370,7 @@
           <w:lang w:eastAsia="nl-NL"/>
         </w:rPr>
       </w:pPr>
-      <w:hyperlink w:anchor="_Toc242707511" w:history="1">
+      <w:hyperlink w:anchor="_Toc242948994" w:history="1">
         <w:r>
           <w:rPr>
             <w:rStyle w:val="Hyperlink"/>
@@ -415,7 +415,7 @@
             <w:noProof/>
             <w:webHidden/>
           </w:rPr>
-          <w:instrText xml:space="preserve"> PAGEREF _Toc242707511 \h </w:instrText>
+          <w:instrText xml:space="preserve"> PAGEREF _Toc242948994 \h </w:instrText>
         </w:r>
         <w:r>
           <w:rPr>
@@ -462,7 +462,7 @@
           <w:lang w:eastAsia="nl-NL"/>
         </w:rPr>
       </w:pPr>
-      <w:hyperlink w:anchor="_Toc242707512" w:history="1">
+      <w:hyperlink w:anchor="_Toc242948995" w:history="1">
         <w:r>
           <w:rPr>
             <w:rStyle w:val="Hyperlink"/>
@@ -507,7 +507,7 @@
             <w:noProof/>
             <w:webHidden/>
           </w:rPr>
-          <w:instrText xml:space="preserve"> PAGEREF _Toc242707512 \h </w:instrText>
+          <w:instrText xml:space="preserve"> PAGEREF _Toc242948995 \h </w:instrText>
         </w:r>
         <w:r>
           <w:rPr>
@@ -554,7 +554,7 @@
           <w:lang w:eastAsia="nl-NL"/>
         </w:rPr>
       </w:pPr>
-      <w:hyperlink w:anchor="_Toc242707513" w:history="1">
+      <w:hyperlink w:anchor="_Toc242948996" w:history="1">
         <w:r>
           <w:rPr>
             <w:rStyle w:val="Hyperlink"/>
@@ -599,7 +599,7 @@
             <w:noProof/>
             <w:webHidden/>
           </w:rPr>
-          <w:instrText xml:space="preserve"> PAGEREF _Toc242707513 \h </w:instrText>
+          <w:instrText xml:space="preserve"> PAGEREF _Toc242948996 \h </w:instrText>
         </w:r>
         <w:r>
           <w:rPr>
@@ -646,7 +646,7 @@
           <w:lang w:eastAsia="nl-NL"/>
         </w:rPr>
       </w:pPr>
-      <w:hyperlink w:anchor="_Toc242707514" w:history="1">
+      <w:hyperlink w:anchor="_Toc242948997" w:history="1">
         <w:r>
           <w:rPr>
             <w:rStyle w:val="Hyperlink"/>
@@ -691,7 +691,7 @@
             <w:noProof/>
             <w:webHidden/>
           </w:rPr>
-          <w:instrText xml:space="preserve"> PAGEREF _Toc242707514 \h </w:instrText>
+          <w:instrText xml:space="preserve"> PAGEREF _Toc242948997 \h </w:instrText>
         </w:r>
         <w:r>
           <w:rPr>
@@ -738,7 +738,7 @@
           <w:lang w:eastAsia="nl-NL"/>
         </w:rPr>
       </w:pPr>
-      <w:hyperlink w:anchor="_Toc242707515" w:history="1">
+      <w:hyperlink w:anchor="_Toc242948998" w:history="1">
         <w:r>
           <w:rPr>
             <w:rStyle w:val="Hyperlink"/>
@@ -783,7 +783,7 @@
             <w:noProof/>
             <w:webHidden/>
           </w:rPr>
-          <w:instrText xml:space="preserve"> PAGEREF _Toc242707515 \h </w:instrText>
+          <w:instrText xml:space="preserve"> PAGEREF _Toc242948998 \h </w:instrText>
         </w:r>
         <w:r>
           <w:rPr>
@@ -830,7 +830,7 @@
           <w:lang w:eastAsia="nl-NL"/>
         </w:rPr>
       </w:pPr>
-      <w:hyperlink w:anchor="_Toc242707516" w:history="1">
+      <w:hyperlink w:anchor="_Toc242948999" w:history="1">
         <w:r>
           <w:rPr>
             <w:rStyle w:val="Hyperlink"/>
@@ -875,7 +875,7 @@
             <w:noProof/>
             <w:webHidden/>
           </w:rPr>
-          <w:instrText xml:space="preserve"> PAGEREF _Toc242707516 \h </w:instrText>
+          <w:instrText xml:space="preserve"> PAGEREF _Toc242948999 \h </w:instrText>
         </w:r>
         <w:r>
           <w:rPr>
@@ -895,7 +895,7 @@
             <w:noProof/>
             <w:webHidden/>
           </w:rPr>
-          <w:t>10</w:t>
+          <w:t>11</w:t>
         </w:r>
         <w:r>
           <w:rPr>
@@ -922,7 +922,7 @@
           <w:lang w:eastAsia="nl-NL"/>
         </w:rPr>
       </w:pPr>
-      <w:hyperlink w:anchor="_Toc242707517" w:history="1">
+      <w:hyperlink w:anchor="_Toc242949000" w:history="1">
         <w:r>
           <w:rPr>
             <w:rStyle w:val="Hyperlink"/>
@@ -967,7 +967,7 @@
             <w:noProof/>
             <w:webHidden/>
           </w:rPr>
-          <w:instrText xml:space="preserve"> PAGEREF _Toc242707517 \h </w:instrText>
+          <w:instrText xml:space="preserve"> PAGEREF _Toc242949000 \h </w:instrText>
         </w:r>
         <w:r>
           <w:rPr>
@@ -1014,7 +1014,7 @@
           <w:lang w:eastAsia="nl-NL"/>
         </w:rPr>
       </w:pPr>
-      <w:hyperlink w:anchor="_Toc242707518" w:history="1">
+      <w:hyperlink w:anchor="_Toc242949001" w:history="1">
         <w:r>
           <w:rPr>
             <w:rStyle w:val="Hyperlink"/>
@@ -1059,7 +1059,7 @@
             <w:noProof/>
             <w:webHidden/>
           </w:rPr>
-          <w:instrText xml:space="preserve"> PAGEREF _Toc242707518 \h </w:instrText>
+          <w:instrText xml:space="preserve"> PAGEREF _Toc242949001 \h </w:instrText>
         </w:r>
         <w:r>
           <w:rPr>
@@ -1106,7 +1106,7 @@
           <w:lang w:eastAsia="nl-NL"/>
         </w:rPr>
       </w:pPr>
-      <w:hyperlink w:anchor="_Toc242707519" w:history="1">
+      <w:hyperlink w:anchor="_Toc242949002" w:history="1">
         <w:r>
           <w:rPr>
             <w:rStyle w:val="Hyperlink"/>
@@ -1151,7 +1151,7 @@
             <w:noProof/>
             <w:webHidden/>
           </w:rPr>
-          <w:instrText xml:space="preserve"> PAGEREF _Toc242707519 \h </w:instrText>
+          <w:instrText xml:space="preserve"> PAGEREF _Toc242949002 \h </w:instrText>
         </w:r>
         <w:r>
           <w:rPr>
@@ -1171,7 +1171,7 @@
             <w:noProof/>
             <w:webHidden/>
           </w:rPr>
-          <w:t>12</w:t>
+          <w:t>13</w:t>
         </w:r>
         <w:r>
           <w:rPr>
@@ -1198,7 +1198,7 @@
           <w:lang w:eastAsia="nl-NL"/>
         </w:rPr>
       </w:pPr>
-      <w:hyperlink w:anchor="_Toc242707520" w:history="1">
+      <w:hyperlink w:anchor="_Toc242949003" w:history="1">
         <w:r>
           <w:rPr>
             <w:rStyle w:val="Hyperlink"/>
@@ -1243,7 +1243,7 @@
             <w:noProof/>
             <w:webHidden/>
           </w:rPr>
-          <w:instrText xml:space="preserve"> PAGEREF _Toc242707520 \h </w:instrText>
+          <w:instrText xml:space="preserve"> PAGEREF _Toc242949003 \h </w:instrText>
         </w:r>
         <w:r>
           <w:rPr>
@@ -1290,7 +1290,7 @@
           <w:lang w:eastAsia="nl-NL"/>
         </w:rPr>
       </w:pPr>
-      <w:hyperlink w:anchor="_Toc242707521" w:history="1">
+      <w:hyperlink w:anchor="_Toc242949004" w:history="1">
         <w:r>
           <w:rPr>
             <w:rStyle w:val="Hyperlink"/>
@@ -1335,7 +1335,7 @@
             <w:noProof/>
             <w:webHidden/>
           </w:rPr>
-          <w:instrText xml:space="preserve"> PAGEREF _Toc242707521 \h </w:instrText>
+          <w:instrText xml:space="preserve"> PAGEREF _Toc242949004 \h </w:instrText>
         </w:r>
         <w:r>
           <w:rPr>
@@ -1382,7 +1382,7 @@
           <w:lang w:eastAsia="nl-NL"/>
         </w:rPr>
       </w:pPr>
-      <w:hyperlink w:anchor="_Toc242707522" w:history="1">
+      <w:hyperlink w:anchor="_Toc242949005" w:history="1">
         <w:r>
           <w:rPr>
             <w:rStyle w:val="Hyperlink"/>
@@ -1427,7 +1427,7 @@
             <w:noProof/>
             <w:webHidden/>
           </w:rPr>
-          <w:instrText xml:space="preserve"> PAGEREF _Toc242707522 \h </w:instrText>
+          <w:instrText xml:space="preserve"> PAGEREF _Toc242949005 \h </w:instrText>
         </w:r>
         <w:r>
           <w:rPr>
@@ -1474,7 +1474,7 @@
           <w:lang w:eastAsia="nl-NL"/>
         </w:rPr>
       </w:pPr>
-      <w:hyperlink w:anchor="_Toc242707523" w:history="1">
+      <w:hyperlink w:anchor="_Toc242949006" w:history="1">
         <w:r>
           <w:rPr>
             <w:rStyle w:val="Hyperlink"/>
@@ -1519,7 +1519,7 @@
             <w:noProof/>
             <w:webHidden/>
           </w:rPr>
-          <w:instrText xml:space="preserve"> PAGEREF _Toc242707523 \h </w:instrText>
+          <w:instrText xml:space="preserve"> PAGEREF _Toc242949006 \h </w:instrText>
         </w:r>
         <w:r>
           <w:rPr>
@@ -1566,7 +1566,7 @@
           <w:lang w:eastAsia="nl-NL"/>
         </w:rPr>
       </w:pPr>
-      <w:hyperlink w:anchor="_Toc242707524" w:history="1">
+      <w:hyperlink w:anchor="_Toc242949007" w:history="1">
         <w:r>
           <w:rPr>
             <w:rStyle w:val="Hyperlink"/>
@@ -1611,7 +1611,7 @@
             <w:noProof/>
             <w:webHidden/>
           </w:rPr>
-          <w:instrText xml:space="preserve"> PAGEREF _Toc242707524 \h </w:instrText>
+          <w:instrText xml:space="preserve"> PAGEREF _Toc242949007 \h </w:instrText>
         </w:r>
         <w:r>
           <w:rPr>
@@ -1631,7 +1631,7 @@
             <w:noProof/>
             <w:webHidden/>
           </w:rPr>
-          <w:t>14</w:t>
+          <w:t>15</w:t>
         </w:r>
         <w:r>
           <w:rPr>
@@ -1658,7 +1658,7 @@
           <w:lang w:eastAsia="nl-NL"/>
         </w:rPr>
       </w:pPr>
-      <w:hyperlink w:anchor="_Toc242707525" w:history="1">
+      <w:hyperlink w:anchor="_Toc242949008" w:history="1">
         <w:r>
           <w:rPr>
             <w:rStyle w:val="Hyperlink"/>
@@ -1703,7 +1703,7 @@
             <w:noProof/>
             <w:webHidden/>
           </w:rPr>
-          <w:instrText xml:space="preserve"> PAGEREF _Toc242707525 \h </w:instrText>
+          <w:instrText xml:space="preserve"> PAGEREF _Toc242949008 \h </w:instrText>
         </w:r>
         <w:r>
           <w:rPr>
@@ -1750,7 +1750,7 @@
           <w:lang w:eastAsia="nl-NL"/>
         </w:rPr>
       </w:pPr>
-      <w:hyperlink w:anchor="_Toc242707526" w:history="1">
+      <w:hyperlink w:anchor="_Toc242949009" w:history="1">
         <w:r>
           <w:rPr>
             <w:rStyle w:val="Hyperlink"/>
@@ -1795,7 +1795,7 @@
             <w:noProof/>
             <w:webHidden/>
           </w:rPr>
-          <w:instrText xml:space="preserve"> PAGEREF _Toc242707526 \h </w:instrText>
+          <w:instrText xml:space="preserve"> PAGEREF _Toc242949009 \h </w:instrText>
         </w:r>
         <w:r>
           <w:rPr>
@@ -1842,7 +1842,7 @@
           <w:lang w:eastAsia="nl-NL"/>
         </w:rPr>
       </w:pPr>
-      <w:hyperlink w:anchor="_Toc242707527" w:history="1">
+      <w:hyperlink w:anchor="_Toc242949010" w:history="1">
         <w:r>
           <w:rPr>
             <w:rStyle w:val="Hyperlink"/>
@@ -1887,7 +1887,7 @@
             <w:noProof/>
             <w:webHidden/>
           </w:rPr>
-          <w:instrText xml:space="preserve"> PAGEREF _Toc242707527 \h </w:instrText>
+          <w:instrText xml:space="preserve"> PAGEREF _Toc242949010 \h </w:instrText>
         </w:r>
         <w:r>
           <w:rPr>
@@ -1934,7 +1934,7 @@
           <w:lang w:eastAsia="nl-NL"/>
         </w:rPr>
       </w:pPr>
-      <w:hyperlink w:anchor="_Toc242707528" w:history="1">
+      <w:hyperlink w:anchor="_Toc242949011" w:history="1">
         <w:r>
           <w:rPr>
             <w:rStyle w:val="Hyperlink"/>
@@ -1979,7 +1979,7 @@
             <w:noProof/>
             <w:webHidden/>
           </w:rPr>
-          <w:instrText xml:space="preserve"> PAGEREF _Toc242707528 \h </w:instrText>
+          <w:instrText xml:space="preserve"> PAGEREF _Toc242949011 \h </w:instrText>
         </w:r>
         <w:r>
           <w:rPr>
@@ -2026,7 +2026,7 @@
           <w:lang w:eastAsia="nl-NL"/>
         </w:rPr>
       </w:pPr>
-      <w:hyperlink w:anchor="_Toc242707529" w:history="1">
+      <w:hyperlink w:anchor="_Toc242949012" w:history="1">
         <w:r>
           <w:rPr>
             <w:rStyle w:val="Hyperlink"/>
@@ -2087,7 +2087,7 @@
             <w:noProof/>
             <w:webHidden/>
           </w:rPr>
-          <w:instrText xml:space="preserve"> PAGEREF _Toc242707529 \h </w:instrText>
+          <w:instrText xml:space="preserve"> PAGEREF _Toc242949012 \h </w:instrText>
         </w:r>
         <w:r>
           <w:rPr>
@@ -2134,7 +2134,7 @@
           <w:lang w:eastAsia="nl-NL"/>
         </w:rPr>
       </w:pPr>
-      <w:hyperlink w:anchor="_Toc242707530" w:history="1">
+      <w:hyperlink w:anchor="_Toc242949013" w:history="1">
         <w:r>
           <w:rPr>
             <w:rStyle w:val="Hyperlink"/>
@@ -2179,7 +2179,7 @@
             <w:noProof/>
             <w:webHidden/>
           </w:rPr>
-          <w:instrText xml:space="preserve"> PAGEREF _Toc242707530 \h </w:instrText>
+          <w:instrText xml:space="preserve"> PAGEREF _Toc242949013 \h </w:instrText>
         </w:r>
         <w:r>
           <w:rPr>
@@ -2226,7 +2226,7 @@
           <w:lang w:eastAsia="nl-NL"/>
         </w:rPr>
       </w:pPr>
-      <w:hyperlink w:anchor="_Toc242707531" w:history="1">
+      <w:hyperlink w:anchor="_Toc242949014" w:history="1">
         <w:r>
           <w:rPr>
             <w:rStyle w:val="Hyperlink"/>
@@ -2271,7 +2271,7 @@
             <w:noProof/>
             <w:webHidden/>
           </w:rPr>
-          <w:instrText xml:space="preserve"> PAGEREF _Toc242707531 \h </w:instrText>
+          <w:instrText xml:space="preserve"> PAGEREF _Toc242949014 \h </w:instrText>
         </w:r>
         <w:r>
           <w:rPr>
@@ -2318,7 +2318,7 @@
           <w:lang w:eastAsia="nl-NL"/>
         </w:rPr>
       </w:pPr>
-      <w:hyperlink w:anchor="_Toc242707532" w:history="1">
+      <w:hyperlink w:anchor="_Toc242949015" w:history="1">
         <w:r>
           <w:rPr>
             <w:rStyle w:val="Hyperlink"/>
@@ -2363,7 +2363,7 @@
             <w:noProof/>
             <w:webHidden/>
           </w:rPr>
-          <w:instrText xml:space="preserve"> PAGEREF _Toc242707532 \h </w:instrText>
+          <w:instrText xml:space="preserve"> PAGEREF _Toc242949015 \h </w:instrText>
         </w:r>
         <w:r>
           <w:rPr>
@@ -2410,7 +2410,7 @@
           <w:lang w:eastAsia="nl-NL"/>
         </w:rPr>
       </w:pPr>
-      <w:hyperlink w:anchor="_Toc242707533" w:history="1">
+      <w:hyperlink w:anchor="_Toc242949016" w:history="1">
         <w:r>
           <w:rPr>
             <w:rStyle w:val="Hyperlink"/>
@@ -2455,7 +2455,7 @@
             <w:noProof/>
             <w:webHidden/>
           </w:rPr>
-          <w:instrText xml:space="preserve"> PAGEREF _Toc242707533 \h </w:instrText>
+          <w:instrText xml:space="preserve"> PAGEREF _Toc242949016 \h </w:instrText>
         </w:r>
         <w:r>
           <w:rPr>
@@ -2502,7 +2502,7 @@
           <w:lang w:eastAsia="nl-NL"/>
         </w:rPr>
       </w:pPr>
-      <w:hyperlink w:anchor="_Toc242707534" w:history="1">
+      <w:hyperlink w:anchor="_Toc242949017" w:history="1">
         <w:r>
           <w:rPr>
             <w:rStyle w:val="Hyperlink"/>
@@ -2547,7 +2547,7 @@
             <w:noProof/>
             <w:webHidden/>
           </w:rPr>
-          <w:instrText xml:space="preserve"> PAGEREF _Toc242707534 \h </w:instrText>
+          <w:instrText xml:space="preserve"> PAGEREF _Toc242949017 \h </w:instrText>
         </w:r>
         <w:r>
           <w:rPr>
@@ -2594,7 +2594,7 @@
           <w:lang w:eastAsia="nl-NL"/>
         </w:rPr>
       </w:pPr>
-      <w:hyperlink w:anchor="_Toc242707535" w:history="1">
+      <w:hyperlink w:anchor="_Toc242949018" w:history="1">
         <w:r>
           <w:rPr>
             <w:rStyle w:val="Hyperlink"/>
@@ -2639,7 +2639,7 @@
             <w:noProof/>
             <w:webHidden/>
           </w:rPr>
-          <w:instrText xml:space="preserve"> PAGEREF _Toc242707535 \h </w:instrText>
+          <w:instrText xml:space="preserve"> PAGEREF _Toc242949018 \h </w:instrText>
         </w:r>
         <w:r>
           <w:rPr>
@@ -2686,7 +2686,7 @@
           <w:lang w:eastAsia="nl-NL"/>
         </w:rPr>
       </w:pPr>
-      <w:hyperlink w:anchor="_Toc242707536" w:history="1">
+      <w:hyperlink w:anchor="_Toc242949019" w:history="1">
         <w:r>
           <w:rPr>
             <w:rStyle w:val="Hyperlink"/>
@@ -2731,7 +2731,7 @@
             <w:noProof/>
             <w:webHidden/>
           </w:rPr>
-          <w:instrText xml:space="preserve"> PAGEREF _Toc242707536 \h </w:instrText>
+          <w:instrText xml:space="preserve"> PAGEREF _Toc242949019 \h </w:instrText>
         </w:r>
         <w:r>
           <w:rPr>
@@ -2751,7 +2751,7 @@
             <w:noProof/>
             <w:webHidden/>
           </w:rPr>
-          <w:t>19</w:t>
+          <w:t>20</w:t>
         </w:r>
         <w:r>
           <w:rPr>
@@ -2778,7 +2778,7 @@
           <w:lang w:eastAsia="nl-NL"/>
         </w:rPr>
       </w:pPr>
-      <w:hyperlink w:anchor="_Toc242707537" w:history="1">
+      <w:hyperlink w:anchor="_Toc242949020" w:history="1">
         <w:r>
           <w:rPr>
             <w:rStyle w:val="Hyperlink"/>
@@ -2839,7 +2839,7 @@
             <w:noProof/>
             <w:webHidden/>
           </w:rPr>
-          <w:instrText xml:space="preserve"> PAGEREF _Toc242707537 \h </w:instrText>
+          <w:instrText xml:space="preserve"> PAGEREF _Toc242949020 \h </w:instrText>
         </w:r>
         <w:r>
           <w:rPr>
@@ -2859,7 +2859,7 @@
             <w:noProof/>
             <w:webHidden/>
           </w:rPr>
-          <w:t>20</w:t>
+          <w:t>21</w:t>
         </w:r>
         <w:r>
           <w:rPr>
@@ -2886,7 +2886,7 @@
           <w:lang w:eastAsia="nl-NL"/>
         </w:rPr>
       </w:pPr>
-      <w:hyperlink w:anchor="_Toc242707538" w:history="1">
+      <w:hyperlink w:anchor="_Toc242949021" w:history="1">
         <w:r>
           <w:rPr>
             <w:rStyle w:val="Hyperlink"/>
@@ -2931,7 +2931,7 @@
             <w:noProof/>
             <w:webHidden/>
           </w:rPr>
-          <w:instrText xml:space="preserve"> PAGEREF _Toc242707538 \h </w:instrText>
+          <w:instrText xml:space="preserve"> PAGEREF _Toc242949021 \h </w:instrText>
         </w:r>
         <w:r>
           <w:rPr>
@@ -2951,7 +2951,7 @@
             <w:noProof/>
             <w:webHidden/>
           </w:rPr>
-          <w:t>20</w:t>
+          <w:t>21</w:t>
         </w:r>
         <w:r>
           <w:rPr>
@@ -2978,7 +2978,7 @@
           <w:lang w:eastAsia="nl-NL"/>
         </w:rPr>
       </w:pPr>
-      <w:hyperlink w:anchor="_Toc242707539" w:history="1">
+      <w:hyperlink w:anchor="_Toc242949022" w:history="1">
         <w:r>
           <w:rPr>
             <w:rStyle w:val="Hyperlink"/>
@@ -3023,7 +3023,7 @@
             <w:noProof/>
             <w:webHidden/>
           </w:rPr>
-          <w:instrText xml:space="preserve"> PAGEREF _Toc242707539 \h </w:instrText>
+          <w:instrText xml:space="preserve"> PAGEREF _Toc242949022 \h </w:instrText>
         </w:r>
         <w:r>
           <w:rPr>
@@ -3043,7 +3043,7 @@
             <w:noProof/>
             <w:webHidden/>
           </w:rPr>
-          <w:t>20</w:t>
+          <w:t>21</w:t>
         </w:r>
         <w:r>
           <w:rPr>
@@ -3070,7 +3070,7 @@
           <w:lang w:eastAsia="nl-NL"/>
         </w:rPr>
       </w:pPr>
-      <w:hyperlink w:anchor="_Toc242707540" w:history="1">
+      <w:hyperlink w:anchor="_Toc242949023" w:history="1">
         <w:r>
           <w:rPr>
             <w:rStyle w:val="Hyperlink"/>
@@ -3115,7 +3115,7 @@
             <w:noProof/>
             <w:webHidden/>
           </w:rPr>
-          <w:instrText xml:space="preserve"> PAGEREF _Toc242707540 \h </w:instrText>
+          <w:instrText xml:space="preserve"> PAGEREF _Toc242949023 \h </w:instrText>
         </w:r>
         <w:r>
           <w:rPr>
@@ -3135,7 +3135,7 @@
             <w:noProof/>
             <w:webHidden/>
           </w:rPr>
-          <w:t>21</w:t>
+          <w:t>22</w:t>
         </w:r>
         <w:r>
           <w:rPr>
@@ -3162,7 +3162,7 @@
           <w:lang w:eastAsia="nl-NL"/>
         </w:rPr>
       </w:pPr>
-      <w:hyperlink w:anchor="_Toc242707541" w:history="1">
+      <w:hyperlink w:anchor="_Toc242949024" w:history="1">
         <w:r>
           <w:rPr>
             <w:rStyle w:val="Hyperlink"/>
@@ -3223,7 +3223,7 @@
             <w:noProof/>
             <w:webHidden/>
           </w:rPr>
-          <w:instrText xml:space="preserve"> PAGEREF _Toc242707541 \h </w:instrText>
+          <w:instrText xml:space="preserve"> PAGEREF _Toc242949024 \h </w:instrText>
         </w:r>
         <w:r>
           <w:rPr>
@@ -3243,7 +3243,7 @@
             <w:noProof/>
             <w:webHidden/>
           </w:rPr>
-          <w:t>22</w:t>
+          <w:t>23</w:t>
         </w:r>
         <w:r>
           <w:rPr>
@@ -3270,7 +3270,7 @@
           <w:lang w:eastAsia="nl-NL"/>
         </w:rPr>
       </w:pPr>
-      <w:hyperlink w:anchor="_Toc242707542" w:history="1">
+      <w:hyperlink w:anchor="_Toc242949025" w:history="1">
         <w:r>
           <w:rPr>
             <w:rStyle w:val="Hyperlink"/>
@@ -3315,7 +3315,7 @@
             <w:noProof/>
             <w:webHidden/>
           </w:rPr>
-          <w:instrText xml:space="preserve"> PAGEREF _Toc242707542 \h </w:instrText>
+          <w:instrText xml:space="preserve"> PAGEREF _Toc242949025 \h </w:instrText>
         </w:r>
         <w:r>
           <w:rPr>
@@ -3335,7 +3335,7 @@
             <w:noProof/>
             <w:webHidden/>
           </w:rPr>
-          <w:t>22</w:t>
+          <w:t>23</w:t>
         </w:r>
         <w:r>
           <w:rPr>
@@ -3362,7 +3362,7 @@
           <w:lang w:eastAsia="nl-NL"/>
         </w:rPr>
       </w:pPr>
-      <w:hyperlink w:anchor="_Toc242707543" w:history="1">
+      <w:hyperlink w:anchor="_Toc242949026" w:history="1">
         <w:r>
           <w:rPr>
             <w:rStyle w:val="Hyperlink"/>
@@ -3407,7 +3407,7 @@
             <w:noProof/>
             <w:webHidden/>
           </w:rPr>
-          <w:instrText xml:space="preserve"> PAGEREF _Toc242707543 \h </w:instrText>
+          <w:instrText xml:space="preserve"> PAGEREF _Toc242949026 \h </w:instrText>
         </w:r>
         <w:r>
           <w:rPr>
@@ -3427,7 +3427,7 @@
             <w:noProof/>
             <w:webHidden/>
           </w:rPr>
-          <w:t>23</w:t>
+          <w:t>24</w:t>
         </w:r>
         <w:r>
           <w:rPr>
@@ -3454,7 +3454,7 @@
           <w:lang w:eastAsia="nl-NL"/>
         </w:rPr>
       </w:pPr>
-      <w:hyperlink w:anchor="_Toc242707544" w:history="1">
+      <w:hyperlink w:anchor="_Toc242949027" w:history="1">
         <w:r>
           <w:rPr>
             <w:rStyle w:val="Hyperlink"/>
@@ -3501,7 +3501,7 @@
             <w:noProof/>
             <w:webHidden/>
           </w:rPr>
-          <w:instrText xml:space="preserve"> PAGEREF _Toc242707544 \h </w:instrText>
+          <w:instrText xml:space="preserve"> PAGEREF _Toc242949027 \h </w:instrText>
         </w:r>
         <w:r>
           <w:rPr>
@@ -3521,7 +3521,7 @@
             <w:noProof/>
             <w:webHidden/>
           </w:rPr>
-          <w:t>29</w:t>
+          <w:t>31</w:t>
         </w:r>
         <w:r>
           <w:rPr>
@@ -3548,7 +3548,7 @@
           <w:lang w:eastAsia="nl-NL"/>
         </w:rPr>
       </w:pPr>
-      <w:hyperlink w:anchor="_Toc242707545" w:history="1">
+      <w:hyperlink w:anchor="_Toc242949028" w:history="1">
         <w:r>
           <w:rPr>
             <w:rStyle w:val="Hyperlink"/>
@@ -3595,7 +3595,7 @@
             <w:noProof/>
             <w:webHidden/>
           </w:rPr>
-          <w:instrText xml:space="preserve"> PAGEREF _Toc242707545 \h </w:instrText>
+          <w:instrText xml:space="preserve"> PAGEREF _Toc242949028 \h </w:instrText>
         </w:r>
         <w:r>
           <w:rPr>
@@ -3615,7 +3615,7 @@
             <w:noProof/>
             <w:webHidden/>
           </w:rPr>
-          <w:t>30</w:t>
+          <w:t>31</w:t>
         </w:r>
         <w:r>
           <w:rPr>
@@ -3642,7 +3642,7 @@
           <w:lang w:eastAsia="nl-NL"/>
         </w:rPr>
       </w:pPr>
-      <w:hyperlink w:anchor="_Toc242707546" w:history="1">
+      <w:hyperlink w:anchor="_Toc242949029" w:history="1">
         <w:r>
           <w:rPr>
             <w:rStyle w:val="Hyperlink"/>
@@ -3689,7 +3689,7 @@
             <w:noProof/>
             <w:webHidden/>
           </w:rPr>
-          <w:instrText xml:space="preserve"> PAGEREF _Toc242707546 \h </w:instrText>
+          <w:instrText xml:space="preserve"> PAGEREF _Toc242949029 \h </w:instrText>
         </w:r>
         <w:r>
           <w:rPr>
@@ -3709,7 +3709,7 @@
             <w:noProof/>
             <w:webHidden/>
           </w:rPr>
-          <w:t>30</w:t>
+          <w:t>31</w:t>
         </w:r>
         <w:r>
           <w:rPr>
@@ -3736,7 +3736,7 @@
           <w:lang w:eastAsia="nl-NL"/>
         </w:rPr>
       </w:pPr>
-      <w:hyperlink w:anchor="_Toc242707547" w:history="1">
+      <w:hyperlink w:anchor="_Toc242949030" w:history="1">
         <w:r>
           <w:rPr>
             <w:rStyle w:val="Hyperlink"/>
@@ -3783,7 +3783,7 @@
             <w:noProof/>
             <w:webHidden/>
           </w:rPr>
-          <w:instrText xml:space="preserve"> PAGEREF _Toc242707547 \h </w:instrText>
+          <w:instrText xml:space="preserve"> PAGEREF _Toc242949030 \h </w:instrText>
         </w:r>
         <w:r>
           <w:rPr>
@@ -3803,7 +3803,7 @@
             <w:noProof/>
             <w:webHidden/>
           </w:rPr>
-          <w:t>30</w:t>
+          <w:t>31</w:t>
         </w:r>
         <w:r>
           <w:rPr>
@@ -3830,7 +3830,7 @@
           <w:lang w:eastAsia="nl-NL"/>
         </w:rPr>
       </w:pPr>
-      <w:hyperlink w:anchor="_Toc242707548" w:history="1">
+      <w:hyperlink w:anchor="_Toc242949031" w:history="1">
         <w:r>
           <w:rPr>
             <w:rStyle w:val="Hyperlink"/>
@@ -3877,7 +3877,7 @@
             <w:noProof/>
             <w:webHidden/>
           </w:rPr>
-          <w:instrText xml:space="preserve"> PAGEREF _Toc242707548 \h </w:instrText>
+          <w:instrText xml:space="preserve"> PAGEREF _Toc242949031 \h </w:instrText>
         </w:r>
         <w:r>
           <w:rPr>
@@ -3897,7 +3897,7 @@
             <w:noProof/>
             <w:webHidden/>
           </w:rPr>
-          <w:t>30</w:t>
+          <w:t>31</w:t>
         </w:r>
         <w:r>
           <w:rPr>
@@ -3924,7 +3924,7 @@
           <w:lang w:eastAsia="nl-NL"/>
         </w:rPr>
       </w:pPr>
-      <w:hyperlink w:anchor="_Toc242707549" w:history="1">
+      <w:hyperlink w:anchor="_Toc242949032" w:history="1">
         <w:r>
           <w:rPr>
             <w:rStyle w:val="Hyperlink"/>
@@ -3971,7 +3971,7 @@
             <w:noProof/>
             <w:webHidden/>
           </w:rPr>
-          <w:instrText xml:space="preserve"> PAGEREF _Toc242707549 \h </w:instrText>
+          <w:instrText xml:space="preserve"> PAGEREF _Toc242949032 \h </w:instrText>
         </w:r>
         <w:r>
           <w:rPr>
@@ -3991,7 +3991,7 @@
             <w:noProof/>
             <w:webHidden/>
           </w:rPr>
-          <w:t>30</w:t>
+          <w:t>32</w:t>
         </w:r>
         <w:r>
           <w:rPr>
@@ -4018,7 +4018,7 @@
           <w:lang w:eastAsia="nl-NL"/>
         </w:rPr>
       </w:pPr>
-      <w:hyperlink w:anchor="_Toc242707550" w:history="1">
+      <w:hyperlink w:anchor="_Toc242949033" w:history="1">
         <w:r>
           <w:rPr>
             <w:rStyle w:val="Hyperlink"/>
@@ -4063,7 +4063,7 @@
             <w:noProof/>
             <w:webHidden/>
           </w:rPr>
-          <w:instrText xml:space="preserve"> PAGEREF _Toc242707550 \h </w:instrText>
+          <w:instrText xml:space="preserve"> PAGEREF _Toc242949033 \h </w:instrText>
         </w:r>
         <w:r>
           <w:rPr>
@@ -4083,7 +4083,7 @@
             <w:noProof/>
             <w:webHidden/>
           </w:rPr>
-          <w:t>31</w:t>
+          <w:t>32</w:t>
         </w:r>
         <w:r>
           <w:rPr>
@@ -4110,7 +4110,7 @@
           <w:lang w:eastAsia="nl-NL"/>
         </w:rPr>
       </w:pPr>
-      <w:hyperlink w:anchor="_Toc242707551" w:history="1">
+      <w:hyperlink w:anchor="_Toc242949034" w:history="1">
         <w:r>
           <w:rPr>
             <w:rStyle w:val="Hyperlink"/>
@@ -4155,7 +4155,7 @@
             <w:noProof/>
             <w:webHidden/>
           </w:rPr>
-          <w:instrText xml:space="preserve"> PAGEREF _Toc242707551 \h </w:instrText>
+          <w:instrText xml:space="preserve"> PAGEREF _Toc242949034 \h </w:instrText>
         </w:r>
         <w:r>
           <w:rPr>
@@ -4175,7 +4175,7 @@
             <w:noProof/>
             <w:webHidden/>
           </w:rPr>
-          <w:t>31</w:t>
+          <w:t>32</w:t>
         </w:r>
         <w:r>
           <w:rPr>
@@ -4202,7 +4202,7 @@
           <w:lang w:eastAsia="nl-NL"/>
         </w:rPr>
       </w:pPr>
-      <w:hyperlink w:anchor="_Toc242707552" w:history="1">
+      <w:hyperlink w:anchor="_Toc242949035" w:history="1">
         <w:r>
           <w:rPr>
             <w:rStyle w:val="Hyperlink"/>
@@ -4279,7 +4279,7 @@
             <w:noProof/>
             <w:webHidden/>
           </w:rPr>
-          <w:instrText xml:space="preserve"> PAGEREF _Toc242707552 \h </w:instrText>
+          <w:instrText xml:space="preserve"> PAGEREF _Toc242949035 \h </w:instrText>
         </w:r>
         <w:r>
           <w:rPr>
@@ -4299,7 +4299,7 @@
             <w:noProof/>
             <w:webHidden/>
           </w:rPr>
-          <w:t>31</w:t>
+          <w:t>33</w:t>
         </w:r>
         <w:r>
           <w:rPr>
@@ -4326,7 +4326,7 @@
           <w:lang w:eastAsia="nl-NL"/>
         </w:rPr>
       </w:pPr>
-      <w:hyperlink w:anchor="_Toc242707553" w:history="1">
+      <w:hyperlink w:anchor="_Toc242949036" w:history="1">
         <w:r>
           <w:rPr>
             <w:rStyle w:val="Hyperlink"/>
@@ -4371,7 +4371,7 @@
             <w:noProof/>
             <w:webHidden/>
           </w:rPr>
-          <w:instrText xml:space="preserve"> PAGEREF _Toc242707553 \h </w:instrText>
+          <w:instrText xml:space="preserve"> PAGEREF _Toc242949036 \h </w:instrText>
         </w:r>
         <w:r>
           <w:rPr>
@@ -4391,7 +4391,7 @@
             <w:noProof/>
             <w:webHidden/>
           </w:rPr>
-          <w:t>32</w:t>
+          <w:t>33</w:t>
         </w:r>
         <w:r>
           <w:rPr>
@@ -4418,7 +4418,7 @@
           <w:lang w:eastAsia="nl-NL"/>
         </w:rPr>
       </w:pPr>
-      <w:hyperlink w:anchor="_Toc242707554" w:history="1">
+      <w:hyperlink w:anchor="_Toc242949037" w:history="1">
         <w:r>
           <w:rPr>
             <w:rStyle w:val="Hyperlink"/>
@@ -4463,7 +4463,7 @@
             <w:noProof/>
             <w:webHidden/>
           </w:rPr>
-          <w:instrText xml:space="preserve"> PAGEREF _Toc242707554 \h </w:instrText>
+          <w:instrText xml:space="preserve"> PAGEREF _Toc242949037 \h </w:instrText>
         </w:r>
         <w:r>
           <w:rPr>
@@ -4483,7 +4483,7 @@
             <w:noProof/>
             <w:webHidden/>
           </w:rPr>
-          <w:t>33</w:t>
+          <w:t>34</w:t>
         </w:r>
         <w:r>
           <w:rPr>
@@ -4510,7 +4510,7 @@
           <w:lang w:eastAsia="nl-NL"/>
         </w:rPr>
       </w:pPr>
-      <w:hyperlink w:anchor="_Toc242707555" w:history="1">
+      <w:hyperlink w:anchor="_Toc242949038" w:history="1">
         <w:r>
           <w:rPr>
             <w:rStyle w:val="Hyperlink"/>
@@ -4555,7 +4555,7 @@
             <w:noProof/>
             <w:webHidden/>
           </w:rPr>
-          <w:instrText xml:space="preserve"> PAGEREF _Toc242707555 \h </w:instrText>
+          <w:instrText xml:space="preserve"> PAGEREF _Toc242949038 \h </w:instrText>
         </w:r>
         <w:r>
           <w:rPr>
@@ -4575,7 +4575,7 @@
             <w:noProof/>
             <w:webHidden/>
           </w:rPr>
-          <w:t>33</w:t>
+          <w:t>34</w:t>
         </w:r>
         <w:r>
           <w:rPr>
@@ -4602,7 +4602,7 @@
           <w:lang w:eastAsia="nl-NL"/>
         </w:rPr>
       </w:pPr>
-      <w:hyperlink w:anchor="_Toc242707556" w:history="1">
+      <w:hyperlink w:anchor="_Toc242949039" w:history="1">
         <w:r>
           <w:rPr>
             <w:rStyle w:val="Hyperlink"/>
@@ -4647,7 +4647,7 @@
             <w:noProof/>
             <w:webHidden/>
           </w:rPr>
-          <w:instrText xml:space="preserve"> PAGEREF _Toc242707556 \h </w:instrText>
+          <w:instrText xml:space="preserve"> PAGEREF _Toc242949039 \h </w:instrText>
         </w:r>
         <w:r>
           <w:rPr>
@@ -4667,7 +4667,7 @@
             <w:noProof/>
             <w:webHidden/>
           </w:rPr>
-          <w:t>33</w:t>
+          <w:t>34</w:t>
         </w:r>
         <w:r>
           <w:rPr>
@@ -4694,7 +4694,7 @@
           <w:lang w:eastAsia="nl-NL"/>
         </w:rPr>
       </w:pPr>
-      <w:hyperlink w:anchor="_Toc242707557" w:history="1">
+      <w:hyperlink w:anchor="_Toc242949040" w:history="1">
         <w:r>
           <w:rPr>
             <w:rStyle w:val="Hyperlink"/>
@@ -4739,7 +4739,7 @@
             <w:noProof/>
             <w:webHidden/>
           </w:rPr>
-          <w:instrText xml:space="preserve"> PAGEREF _Toc242707557 \h </w:instrText>
+          <w:instrText xml:space="preserve"> PAGEREF _Toc242949040 \h </w:instrText>
         </w:r>
         <w:r>
           <w:rPr>
@@ -4759,7 +4759,7 @@
             <w:noProof/>
             <w:webHidden/>
           </w:rPr>
-          <w:t>33</w:t>
+          <w:t>34</w:t>
         </w:r>
         <w:r>
           <w:rPr>
@@ -4786,7 +4786,7 @@
           <w:lang w:eastAsia="nl-NL"/>
         </w:rPr>
       </w:pPr>
-      <w:hyperlink w:anchor="_Toc242707558" w:history="1">
+      <w:hyperlink w:anchor="_Toc242949041" w:history="1">
         <w:r>
           <w:rPr>
             <w:rStyle w:val="Hyperlink"/>
@@ -4831,7 +4831,7 @@
             <w:noProof/>
             <w:webHidden/>
           </w:rPr>
-          <w:instrText xml:space="preserve"> PAGEREF _Toc242707558 \h </w:instrText>
+          <w:instrText xml:space="preserve"> PAGEREF _Toc242949041 \h </w:instrText>
         </w:r>
         <w:r>
           <w:rPr>
@@ -4851,7 +4851,7 @@
             <w:noProof/>
             <w:webHidden/>
           </w:rPr>
-          <w:t>33</w:t>
+          <w:t>34</w:t>
         </w:r>
         <w:r>
           <w:rPr>
@@ -4878,7 +4878,7 @@
           <w:lang w:eastAsia="nl-NL"/>
         </w:rPr>
       </w:pPr>
-      <w:hyperlink w:anchor="_Toc242707559" w:history="1">
+      <w:hyperlink w:anchor="_Toc242949042" w:history="1">
         <w:r>
           <w:rPr>
             <w:rStyle w:val="Hyperlink"/>
@@ -4923,7 +4923,7 @@
             <w:noProof/>
             <w:webHidden/>
           </w:rPr>
-          <w:instrText xml:space="preserve"> PAGEREF _Toc242707559 \h </w:instrText>
+          <w:instrText xml:space="preserve"> PAGEREF _Toc242949042 \h </w:instrText>
         </w:r>
         <w:r>
           <w:rPr>
@@ -4943,7 +4943,7 @@
             <w:noProof/>
             <w:webHidden/>
           </w:rPr>
-          <w:t>35</w:t>
+          <w:t>36</w:t>
         </w:r>
         <w:r>
           <w:rPr>
@@ -4970,7 +4970,7 @@
           <w:lang w:eastAsia="nl-NL"/>
         </w:rPr>
       </w:pPr>
-      <w:hyperlink w:anchor="_Toc242707560" w:history="1">
+      <w:hyperlink w:anchor="_Toc242949043" w:history="1">
         <w:r>
           <w:rPr>
             <w:rStyle w:val="Hyperlink"/>
@@ -5015,7 +5015,7 @@
             <w:noProof/>
             <w:webHidden/>
           </w:rPr>
-          <w:instrText xml:space="preserve"> PAGEREF _Toc242707560 \h </w:instrText>
+          <w:instrText xml:space="preserve"> PAGEREF _Toc242949043 \h </w:instrText>
         </w:r>
         <w:r>
           <w:rPr>
@@ -5035,7 +5035,7 @@
             <w:noProof/>
             <w:webHidden/>
           </w:rPr>
-          <w:t>37</w:t>
+          <w:t>38</w:t>
         </w:r>
         <w:r>
           <w:rPr>
@@ -5062,7 +5062,7 @@
           <w:lang w:eastAsia="nl-NL"/>
         </w:rPr>
       </w:pPr>
-      <w:hyperlink w:anchor="_Toc242707561" w:history="1">
+      <w:hyperlink w:anchor="_Toc242949044" w:history="1">
         <w:r>
           <w:rPr>
             <w:rStyle w:val="Hyperlink"/>
@@ -5107,7 +5107,7 @@
             <w:noProof/>
             <w:webHidden/>
           </w:rPr>
-          <w:instrText xml:space="preserve"> PAGEREF _Toc242707561 \h </w:instrText>
+          <w:instrText xml:space="preserve"> PAGEREF _Toc242949044 \h </w:instrText>
         </w:r>
         <w:r>
           <w:rPr>
@@ -5127,7 +5127,7 @@
             <w:noProof/>
             <w:webHidden/>
           </w:rPr>
-          <w:t>38</w:t>
+          <w:t>39</w:t>
         </w:r>
         <w:r>
           <w:rPr>
@@ -5160,7 +5160,7 @@
         </w:numPr>
       </w:pPr>
       <w:bookmarkStart w:id="1" w:name="k1"/>
-      <w:bookmarkStart w:id="2" w:name="_Toc242707509"/>
+      <w:bookmarkStart w:id="2" w:name="_Toc242948992"/>
       <w:r>
         <w:t>DOEL VAN DE APPLICATIE.</w:t>
       </w:r>
@@ -5242,7 +5242,7 @@
         </w:numPr>
       </w:pPr>
       <w:bookmarkStart w:id="3" w:name="k2"/>
-      <w:bookmarkStart w:id="4" w:name="_Toc242707510"/>
+      <w:bookmarkStart w:id="4" w:name="_Toc242948993"/>
       <w:r>
         <w:t>BESTANDEN.</w:t>
       </w:r>
@@ -5506,7 +5506,7 @@
                 <w:sz w:val="16"/>
                 <w:szCs w:val="16"/>
               </w:rPr>
-              <w:t>) en na hoeveel tijd zonder invoer de beheerder wordt uitgelogd (</w:t>
+              <w:t>), na hoeveel tijd zonder invoer de beheerder wordt uitgelogd (</w:t>
             </w:r>
             <w:r>
               <w:rPr>
@@ -5521,7 +5521,37 @@
                 <w:sz w:val="16"/>
                 <w:szCs w:val="16"/>
               </w:rPr>
-              <w:t>, 5 minuten)</w:t>
+              <w:t>, 5 minuten) en na hoeveel tijd zonder invoer het productvenster vanzelf sluit (</w:t>
+            </w:r>
+            <w:r>
+              <w:rPr>
+                <w:rFonts w:ascii="Consolas" w:hAnsi="Consolas" w:cs="Consolas"/>
+                <w:sz w:val="14"/>
+                <w:shd w:val="clear" w:color="auto" w:fill="EEF4F2"/>
+              </w:rPr>
+              <w:t>EMPLOYEE_IDLE_CLOSE_MS</w:t>
+            </w:r>
+            <w:r>
+              <w:rPr>
+                <w:sz w:val="16"/>
+                <w:szCs w:val="16"/>
+              </w:rPr>
+              <w:t xml:space="preserve">, 75 seconden, met de waarschuwing </w:t>
+            </w:r>
+            <w:r>
+              <w:rPr>
+                <w:rFonts w:ascii="Consolas" w:hAnsi="Consolas" w:cs="Consolas"/>
+                <w:sz w:val="14"/>
+                <w:shd w:val="clear" w:color="auto" w:fill="EEF4F2"/>
+              </w:rPr>
+              <w:t>EMPLOYEE_IDLE_WARNING_MS</w:t>
+            </w:r>
+            <w:r>
+              <w:rPr>
+                <w:sz w:val="16"/>
+                <w:szCs w:val="16"/>
+              </w:rPr>
+              <w:t>, de laatste 10 seconden)</w:t>
             </w:r>
           </w:p>
         </w:tc>
@@ -7135,7 +7165,7 @@
                 <w:sz w:val="16"/>
                 <w:szCs w:val="16"/>
               </w:rPr>
-              <w:t>Unit tests (611) voor de regels, de opslag, de export, het thema, de welkom- en gezichtsherkenningsfuncties, herkennen met de pas, de controller, de beveiliging en regressietests voor opgeloste bugs</w:t>
+              <w:t>Unit tests (652) voor de regels, de opslag, de export, het thema, de welkom- en gezichtsherkenningsfuncties, herkennen met de pas, de controller, de beveiliging en regressietests voor opgeloste bugs</w:t>
             </w:r>
           </w:p>
         </w:tc>
@@ -7618,7 +7648,7 @@
                 <w:sz w:val="16"/>
                 <w:szCs w:val="16"/>
               </w:rPr>
-              <w:t xml:space="preserve"> als scan ziet (Enter, Tab of stilte na de laatste toets, niet bij gewoon typen of een te korte code), het normaliseren van het pasnummer, het productvenster of de melding na een scan, geen herkenning als er een venster open is (wel wordt de Enter van de scan tegengehouden), het zoekveld na een scan, de pas koppelen in het medewerkersformulier (uniek, alleen letters en cijfers, leeg = geen pas), de controle en migratie van </w:t>
+              <w:t xml:space="preserve"> als scan ziet (Enter, Tab of stilte na de laatste toets, niet bij gewoon typen of een te korte code), het normaliseren van het pasnummer, het productvenster of de melding na een scan, geen herkenning als er een ander venster open is (met de melding "Sluit eerst het open venster om je pas te gebruiken.", en de Enter van de scan wordt tegengehouden), het zoekveld na een scan, de pas koppelen in het medewerkersformulier (uniek, alleen letters en cijfers, leeg = geen pas), de controle en migratie van </w:t>
             </w:r>
             <w:r>
               <w:rPr>
@@ -7796,7 +7826,7 @@
                 <w:sz w:val="14"/>
                 <w:shd w:val="clear" w:color="auto" w:fill="EEF4F2"/>
               </w:rPr>
-              <w:t>tests/review-oktober.test.js</w:t>
+              <w:t>tests/ux-review.test.js</w:t>
             </w:r>
           </w:p>
         </w:tc>
@@ -7813,7 +7843,7 @@
                 <w:sz w:val="16"/>
                 <w:szCs w:val="16"/>
               </w:rPr>
-              <w:t xml:space="preserve">Regressietests voor de review van oktober 2026 (D1 t/m D7, U1 t/m U7, R1 t/m R3 in de naam van iedere test): beschadigde lijsten en volle opslag, dubbele passen, niet-bestaande datums, pasnummers gelijk maken, mislukt wissen, gezichtsherkenning alleen met actieve medewerkers, een scan in het veld </w:t>
+              <w:t xml:space="preserve">Tests voor de verbeteringen uit de UX-review van oktober 2026 (UX 1 t/m UX 12 in de naam van iedere test): het productvenster dat na 75 seconden vanzelf sluit (met een nep-klok, de waarschuwing en iedere invoer die opnieuw begint), een pas terwijl een venster open is, de knopbalk met </w:t>
             </w:r>
             <w:r>
               <w:rPr>
@@ -7821,14 +7851,14 @@
                 <w:sz w:val="14"/>
                 <w:shd w:val="clear" w:color="auto" w:fill="EEF4F2"/>
               </w:rPr>
-              <w:t>Pasnummer</w:t>
+              <w:t>Registreren</w:t>
             </w:r>
             <w:r>
               <w:rPr>
                 <w:sz w:val="16"/>
                 <w:szCs w:val="16"/>
               </w:rPr>
-              <w:t xml:space="preserve"> en in het bedrijfsfilter, dubbelklik op </w:t>
+              <w:t xml:space="preserve">, zoekveld en bedrijfsfilter leeg na registreren, de compacte banner, de pashint, de opmaak van een gekozen product, de grootte van knoppen, de statusregel en de meldingsregio's voor schermlezers, de leesbaarheid, de nieuwe teksten en </w:t>
             </w:r>
             <w:r>
               <w:rPr>
@@ -7843,7 +7873,7 @@
                 <w:sz w:val="16"/>
                 <w:szCs w:val="16"/>
               </w:rPr>
-              <w:t>, een ingedrukt gehouden Enter, de focus na opslaan en (de)activeren, het datumveld na middernacht, toegankelijkheid (live region, tabbladen, bedrijfsfilter) en de cijfervelden</w:t>
+              <w:t xml:space="preserve"> zonder keuze</w:t>
             </w:r>
           </w:p>
         </w:tc>
@@ -7866,7 +7896,7 @@
                 <w:sz w:val="14"/>
                 <w:shd w:val="clear" w:color="auto" w:fill="EEF4F2"/>
               </w:rPr>
-              <w:t>.gitattributes</w:t>
+              <w:t>tests/review-oktober.test.js</w:t>
             </w:r>
           </w:p>
         </w:tc>
@@ -7883,7 +7913,7 @@
                 <w:sz w:val="16"/>
                 <w:szCs w:val="16"/>
               </w:rPr>
-              <w:t xml:space="preserve">Zorgt dat Git de bestanden in </w:t>
+              <w:t xml:space="preserve">Regressietests voor de review van oktober 2026 (D1 t/m D7, U1 t/m U7, R1 t/m R3 in de naam van iedere test): beschadigde lijsten en volle opslag, dubbele passen, niet-bestaande datums, pasnummers gelijk maken, mislukt wissen, gezichtsherkenning alleen met actieve medewerkers, een scan in het veld </w:t>
             </w:r>
             <w:r>
               <w:rPr>
@@ -7891,14 +7921,14 @@
                 <w:sz w:val="14"/>
                 <w:shd w:val="clear" w:color="auto" w:fill="EEF4F2"/>
               </w:rPr>
-              <w:t>assets/vendor/</w:t>
+              <w:t>Pasnummer</w:t>
             </w:r>
             <w:r>
               <w:rPr>
                 <w:sz w:val="16"/>
                 <w:szCs w:val="16"/>
               </w:rPr>
-              <w:t xml:space="preserve"> en </w:t>
+              <w:t xml:space="preserve"> en in het bedrijfsfilter, dubbelklik op </w:t>
             </w:r>
             <w:r>
               <w:rPr>
@@ -7906,14 +7936,14 @@
                 <w:sz w:val="14"/>
                 <w:shd w:val="clear" w:color="auto" w:fill="EEF4F2"/>
               </w:rPr>
-              <w:t>assets/fonts/</w:t>
+              <w:t>Registreren</w:t>
             </w:r>
             <w:r>
               <w:rPr>
                 <w:sz w:val="16"/>
                 <w:szCs w:val="16"/>
               </w:rPr>
-              <w:t xml:space="preserve"> niet aanpast (geen omzetting van regeleinden), zodat de controlegetallen blijven kloppen</w:t>
+              <w:t>, een ingedrukt gehouden Enter, de focus na opslaan en (de)activeren, het datumveld na middernacht, toegankelijkheid (live region, tabbladen, bedrijfsfilter) en de cijfervelden</w:t>
             </w:r>
           </w:p>
         </w:tc>
@@ -7936,7 +7966,7 @@
                 <w:sz w:val="14"/>
                 <w:shd w:val="clear" w:color="auto" w:fill="EEF4F2"/>
               </w:rPr>
-              <w:t>tests/e2e/</w:t>
+              <w:t>.gitattributes</w:t>
             </w:r>
           </w:p>
         </w:tc>
@@ -7953,7 +7983,7 @@
                 <w:sz w:val="16"/>
                 <w:szCs w:val="16"/>
               </w:rPr>
-              <w:t xml:space="preserve">Browsertests (end-to-end): </w:t>
+              <w:t xml:space="preserve">Zorgt dat Git de bestanden in </w:t>
             </w:r>
             <w:r>
               <w:rPr>
@@ -7961,14 +7991,14 @@
                 <w:sz w:val="14"/>
                 <w:shd w:val="clear" w:color="auto" w:fill="EEF4F2"/>
               </w:rPr>
-              <w:t>app.e2e.test.js</w:t>
+              <w:t>assets/vendor/</w:t>
             </w:r>
             <w:r>
               <w:rPr>
                 <w:sz w:val="16"/>
                 <w:szCs w:val="16"/>
               </w:rPr>
-              <w:t xml:space="preserve"> test de echte pagina in headless Edge of Chrome (13 tests: laden zonder fouten, zoeken, registreren (daarna bij kiezen op naam geen "welkom terug"), Escape en focus, inloggen, thema, pas koppelen en herkennen (ook een tweede scan in het veld </w:t>
+              <w:t xml:space="preserve"> en </w:t>
             </w:r>
             <w:r>
               <w:rPr>
@@ -7976,67 +8006,14 @@
                 <w:sz w:val="14"/>
                 <w:shd w:val="clear" w:color="auto" w:fill="EEF4F2"/>
               </w:rPr>
-              <w:t>Pasnummer</w:t>
+              <w:t>assets/fonts/</w:t>
             </w:r>
             <w:r>
               <w:rPr>
                 <w:sz w:val="16"/>
                 <w:szCs w:val="16"/>
               </w:rPr>
-              <w:t xml:space="preserve">), CSV-export, een dubbelklik op </w:t>
-            </w:r>
-            <w:r>
-              <w:rPr>
-                <w:rFonts w:ascii="Consolas" w:hAnsi="Consolas" w:cs="Consolas"/>
-                <w:sz w:val="14"/>
-                <w:shd w:val="clear" w:color="auto" w:fill="EEF4F2"/>
-              </w:rPr>
-              <w:t>Registreren</w:t>
-            </w:r>
-            <w:r>
-              <w:rPr>
-                <w:sz w:val="16"/>
-                <w:szCs w:val="16"/>
-              </w:rPr>
-              <w:t xml:space="preserve">, een scan in het bedrijfsfilter, de focus na opslaan en (de)activeren in het beheer, en letters in een cijferveld), </w:t>
-            </w:r>
-            <w:r>
-              <w:rPr>
-                <w:rFonts w:ascii="Consolas" w:hAnsi="Consolas" w:cs="Consolas"/>
-                <w:sz w:val="14"/>
-                <w:shd w:val="clear" w:color="auto" w:fill="EEF4F2"/>
-              </w:rPr>
-              <w:t>browser.js</w:t>
-            </w:r>
-            <w:r>
-              <w:rPr>
-                <w:sz w:val="16"/>
-                <w:szCs w:val="16"/>
-              </w:rPr>
-              <w:t xml:space="preserve"> bevat de webserver en de besturing van de browser via het Chrome DevTools Protocol. Draaien met </w:t>
-            </w:r>
-            <w:r>
-              <w:rPr>
-                <w:rFonts w:ascii="Consolas" w:hAnsi="Consolas" w:cs="Consolas"/>
-                <w:sz w:val="14"/>
-                <w:shd w:val="clear" w:color="auto" w:fill="EEF4F2"/>
-              </w:rPr>
-              <w:t>npm run test:e2e</w:t>
-            </w:r>
-            <w:r>
-              <w:rPr>
-                <w:sz w:val="16"/>
-                <w:szCs w:val="16"/>
-              </w:rPr>
-              <w:t xml:space="preserve">, zonder npm-pakketten. Een andere browser kies je met </w:t>
-            </w:r>
-            <w:r>
-              <w:rPr>
-                <w:rFonts w:ascii="Consolas" w:hAnsi="Consolas" w:cs="Consolas"/>
-                <w:sz w:val="14"/>
-                <w:shd w:val="clear" w:color="auto" w:fill="EEF4F2"/>
-              </w:rPr>
-              <w:t>BROWSER_PATH</w:t>
+              <w:t xml:space="preserve"> niet aanpast (geen omzetting van regeleinden), zodat de controlegetallen blijven kloppen</w:t>
             </w:r>
           </w:p>
         </w:tc>
@@ -8059,7 +8036,7 @@
                 <w:sz w:val="14"/>
                 <w:shd w:val="clear" w:color="auto" w:fill="EEF4F2"/>
               </w:rPr>
-              <w:t>.github/workflows/ci.yml</w:t>
+              <w:t>tests/e2e/</w:t>
             </w:r>
           </w:p>
         </w:tc>
@@ -8076,6 +8053,159 @@
                 <w:sz w:val="16"/>
                 <w:szCs w:val="16"/>
               </w:rPr>
+              <w:t xml:space="preserve">Browsertests (end-to-end): </w:t>
+            </w:r>
+            <w:r>
+              <w:rPr>
+                <w:rFonts w:ascii="Consolas" w:hAnsi="Consolas" w:cs="Consolas"/>
+                <w:sz w:val="14"/>
+                <w:shd w:val="clear" w:color="auto" w:fill="EEF4F2"/>
+              </w:rPr>
+              <w:t>app.e2e.test.js</w:t>
+            </w:r>
+            <w:r>
+              <w:rPr>
+                <w:sz w:val="16"/>
+                <w:szCs w:val="16"/>
+              </w:rPr>
+              <w:t xml:space="preserve"> test de echte pagina in headless Edge of Chrome (17 tests: laden zonder fouten, zoeken, registreren (daarna bij kiezen op naam geen "welkom terug"), </w:t>
+            </w:r>
+            <w:r>
+              <w:rPr>
+                <w:rFonts w:ascii="Consolas" w:hAnsi="Consolas" w:cs="Consolas"/>
+                <w:sz w:val="14"/>
+                <w:shd w:val="clear" w:color="auto" w:fill="EEF4F2"/>
+              </w:rPr>
+              <w:t>Registreren</w:t>
+            </w:r>
+            <w:r>
+              <w:rPr>
+                <w:sz w:val="16"/>
+                <w:szCs w:val="16"/>
+              </w:rPr>
+              <w:t xml:space="preserve"> zonder keuze, Escape en focus, inloggen, thema, pas koppelen en herkennen (ook een tweede scan in het veld </w:t>
+            </w:r>
+            <w:r>
+              <w:rPr>
+                <w:rFonts w:ascii="Consolas" w:hAnsi="Consolas" w:cs="Consolas"/>
+                <w:sz w:val="14"/>
+                <w:shd w:val="clear" w:color="auto" w:fill="EEF4F2"/>
+              </w:rPr>
+              <w:t>Pasnummer</w:t>
+            </w:r>
+            <w:r>
+              <w:rPr>
+                <w:sz w:val="16"/>
+                <w:szCs w:val="16"/>
+              </w:rPr>
+              <w:t xml:space="preserve">), CSV-export, een dubbelklik op </w:t>
+            </w:r>
+            <w:r>
+              <w:rPr>
+                <w:rFonts w:ascii="Consolas" w:hAnsi="Consolas" w:cs="Consolas"/>
+                <w:sz w:val="14"/>
+                <w:shd w:val="clear" w:color="auto" w:fill="EEF4F2"/>
+              </w:rPr>
+              <w:t>Registreren</w:t>
+            </w:r>
+            <w:r>
+              <w:rPr>
+                <w:sz w:val="16"/>
+                <w:szCs w:val="16"/>
+              </w:rPr>
+              <w:t xml:space="preserve">, een scan in het bedrijfsfilter, de focus na opslaan en (de)activeren in het beheer, letters in een cijferveld, het productvenster dat vanzelf sluit, een pas terwijl een venster open is, </w:t>
+            </w:r>
+            <w:r>
+              <w:rPr>
+                <w:rFonts w:ascii="Consolas" w:hAnsi="Consolas" w:cs="Consolas"/>
+                <w:sz w:val="14"/>
+                <w:shd w:val="clear" w:color="auto" w:fill="EEF4F2"/>
+              </w:rPr>
+              <w:t>Registreren</w:t>
+            </w:r>
+            <w:r>
+              <w:rPr>
+                <w:sz w:val="16"/>
+                <w:szCs w:val="16"/>
+              </w:rPr>
+              <w:t xml:space="preserve"> in beeld op een liggende tablet, een telefoon en bij 200% zoom, en een leeg zoekveld na registreren), </w:t>
+            </w:r>
+            <w:r>
+              <w:rPr>
+                <w:rFonts w:ascii="Consolas" w:hAnsi="Consolas" w:cs="Consolas"/>
+                <w:sz w:val="14"/>
+                <w:shd w:val="clear" w:color="auto" w:fill="EEF4F2"/>
+              </w:rPr>
+              <w:t>browser.js</w:t>
+            </w:r>
+            <w:r>
+              <w:rPr>
+                <w:sz w:val="16"/>
+                <w:szCs w:val="16"/>
+              </w:rPr>
+              <w:t xml:space="preserve"> bevat de webserver en de besturing van de browser via het Chrome DevTools Protocol. Draaien met </w:t>
+            </w:r>
+            <w:r>
+              <w:rPr>
+                <w:rFonts w:ascii="Consolas" w:hAnsi="Consolas" w:cs="Consolas"/>
+                <w:sz w:val="14"/>
+                <w:shd w:val="clear" w:color="auto" w:fill="EEF4F2"/>
+              </w:rPr>
+              <w:t>npm run test:e2e</w:t>
+            </w:r>
+            <w:r>
+              <w:rPr>
+                <w:sz w:val="16"/>
+                <w:szCs w:val="16"/>
+              </w:rPr>
+              <w:t xml:space="preserve">, zonder npm-pakketten. Een andere browser kies je met </w:t>
+            </w:r>
+            <w:r>
+              <w:rPr>
+                <w:rFonts w:ascii="Consolas" w:hAnsi="Consolas" w:cs="Consolas"/>
+                <w:sz w:val="14"/>
+                <w:shd w:val="clear" w:color="auto" w:fill="EEF4F2"/>
+              </w:rPr>
+              <w:t>BROWSER_PATH</w:t>
+            </w:r>
+          </w:p>
+        </w:tc>
+      </w:tr>
+      <w:tr>
+        <w:trPr>
+          <w:cantSplit/>
+        </w:trPr>
+        <w:tc>
+          <w:tcPr>
+            <w:tcW w:w="4337" w:type="dxa"/>
+          </w:tcPr>
+          <w:p>
+            <w:pPr>
+              <w:spacing w:before="20" w:after="20" w:line="240" w:lineRule="auto"/>
+            </w:pPr>
+            <w:r>
+              <w:rPr>
+                <w:rFonts w:ascii="Consolas" w:hAnsi="Consolas" w:cs="Consolas"/>
+                <w:sz w:val="14"/>
+                <w:shd w:val="clear" w:color="auto" w:fill="EEF4F2"/>
+              </w:rPr>
+              <w:t>.github/workflows/ci.yml</w:t>
+            </w:r>
+          </w:p>
+        </w:tc>
+        <w:tc>
+          <w:tcPr>
+            <w:tcW w:w="5301" w:type="dxa"/>
+          </w:tcPr>
+          <w:p>
+            <w:pPr>
+              <w:spacing w:before="20" w:after="20" w:line="240" w:lineRule="auto"/>
+            </w:pPr>
+            <w:r>
+              <w:rPr>
+                <w:sz w:val="16"/>
+                <w:szCs w:val="16"/>
+              </w:rPr>
               <w:t>Voert de unit tests en daarna de browsertests (in Google Chrome) automatisch uit op GitHub met Node.js 24 (LTS), met alleen leesrechten en actions die op een commit-SHA zijn vastgezet</w:t>
             </w:r>
           </w:p>
@@ -8117,7 +8247,7 @@
         </w:numPr>
       </w:pPr>
       <w:bookmarkStart w:id="5" w:name="k3"/>
-      <w:bookmarkStart w:id="6" w:name="_Toc242707511"/>
+      <w:bookmarkStart w:id="6" w:name="_Toc242948994"/>
       <w:r>
         <w:t>DE WEBSITE STARTEN.</w:t>
       </w:r>
@@ -8339,7 +8469,7 @@
         </w:numPr>
       </w:pPr>
       <w:bookmarkStart w:id="7" w:name="k4"/>
-      <w:bookmarkStart w:id="8" w:name="_Toc242707512"/>
+      <w:bookmarkStart w:id="8" w:name="_Toc242948995"/>
       <w:r>
         <w:t>GEBRUIKERSHANDLEIDING.</w:t>
       </w:r>
@@ -8352,7 +8482,7 @@
         <w:keepNext/>
       </w:pPr>
       <w:bookmarkStart w:id="9" w:name="k5"/>
-      <w:bookmarkStart w:id="10" w:name="_Toc242707513"/>
+      <w:bookmarkStart w:id="10" w:name="_Toc242948996"/>
       <w:r>
         <w:t>EEN MEDEWERKER ZOEKEN</w:t>
       </w:r>
@@ -8407,7 +8537,7 @@
         <w:keepNext/>
       </w:pPr>
       <w:bookmarkStart w:id="11" w:name="k6"/>
-      <w:bookmarkStart w:id="12" w:name="_Toc242707514"/>
+      <w:bookmarkStart w:id="12" w:name="_Toc242948997"/>
       <w:r>
         <w:t>EEN PRODUCT REGISTREREN</w:t>
       </w:r>
@@ -8434,7 +8564,9 @@
       </w:r>
       <w:r>
         <w:tab/>
-        <w:t>Zoek je eigen naam.</w:t>
+      </w:r>
+      <w:r>
+        <w:t>Zoek je eigen naam, of houd je pas tegen de lezer (zie 4.16). Boven het zoekveld staat daarvoor "Houd je pas tegen de lezer, of zoek je naam".</w:t>
       </w:r>
     </w:p>
     <w:p>
@@ -8457,7 +8589,7 @@
       </w:r>
       <w:r>
         <w:tab/>
-        <w:t>Klik op je naam. Het productvenster opent met alleen de producten van jouw consumptiepunt.</w:t>
+        <w:t>Tik op je naam ("Tik op je naam" staat in de kop, en bij iedere naam "Tik om te kiezen"). Het productvenster opent met alleen de producten van jouw consumptiepunt.</w:t>
       </w:r>
     </w:p>
     <w:p>
@@ -8480,9 +8612,7 @@
       </w:r>
       <w:r>
         <w:tab/>
-      </w:r>
-      <w:r>
-        <w:t xml:space="preserve">Klik bij ieder gewenst product op </w:t>
+        <w:t xml:space="preserve">Tik bij ieder gewenst product op </w:t>
       </w:r>
       <w:r>
         <w:rPr>
@@ -8493,7 +8623,7 @@
         <w:t>+</w:t>
       </w:r>
       <w:r>
-        <w:t xml:space="preserve">. Met </w:t>
+        <w:t xml:space="preserve"> ("Tik op + bij wat je pakt. Tik daarna op Registreren."). Een product dat je hebt gekozen, krijgt een lichtgroene achtergrond en een groene rand. Met </w:t>
       </w:r>
       <w:r>
         <w:rPr>
@@ -8527,7 +8657,7 @@
       </w:r>
       <w:r>
         <w:tab/>
-        <w:t xml:space="preserve">Klik op </w:t>
+        <w:t xml:space="preserve">Tik op </w:t>
       </w:r>
       <w:r>
         <w:rPr>
@@ -8538,7 +8668,7 @@
         <w:t>Registreren (aantal)</w:t>
       </w:r>
       <w:r>
-        <w:t xml:space="preserve"> om alle gekozen producten tegelijk op te slaan.</w:t>
+        <w:t xml:space="preserve"> om alle gekozen producten tegelijk op te slaan. De knop staat onderaan het venster en blijft in beeld, ook als je door de producten scrolt.</w:t>
       </w:r>
     </w:p>
     <w:p>
@@ -8571,7 +8701,7 @@
         <w:t>Lotte van Dijk: 2× Blikje, 1× Ei geregistreerd</w:t>
       </w:r>
       <w:r>
-        <w:t>.</w:t>
+        <w:t>. Het zoekveld en het bedrijfsfilter zijn daarna weer leeg en de lijst staat bovenaan, klaar voor de volgende collega.</w:t>
       </w:r>
     </w:p>
     <w:p>
@@ -8598,7 +8728,7 @@
         <w:t>Registreren</w:t>
       </w:r>
       <w:r>
-        <w:t xml:space="preserve"> klikt. Je ziet geen persoonlijk totaal of persoonlijke kosten. Klik je op </w:t>
+        <w:t xml:space="preserve"> tikt. Je ziet geen persoonlijk totaal of persoonlijke kosten. Zolang je niets hebt gekozen, is </w:t>
       </w:r>
       <w:r>
         <w:rPr>
@@ -8609,7 +8739,12 @@
         <w:t>Registreren</w:t>
       </w:r>
       <w:r>
-        <w:t xml:space="preserve"> zonder iets te kiezen, dan verschijnt "Kies eerst minimaal één product". Biedt je consumptiepunt nog niets aan, dan staat er "Geen producten op jouw consumptiepunt." Dubbelklik je per ongeluk op </w:t>
+        <w:t xml:space="preserve"> uitgeschakeld en staat erboven "Kies eerst een product met +". Tik je toch op de knop, dan wordt die regel vet en rood en wordt er niets opgeslagen. Biedt je consumptiepunt nog niets aan, dan staat er "Geen producten op jouw consumptiepunt."</w:t>
+      </w:r>
+    </w:p>
+    <w:p>
+      <w:r>
+        <w:t xml:space="preserve">Loop je weg zonder te registreren, dan sluit het productvenster na 75 seconden vanzelf, zonder iets op te slaan. In de laatste 10 seconden staat boven de knop "Venster sluit zo. Tik om door te gaan." Ben je nog bezig, tik dan ergens in het venster: dan begint de tijd opnieuw. Houdt een collega intussen zijn pas tegen de lezer, dan sluit jouw venster ook (zonder opslaan) en opent dat van de collega. Dubbelklik je per ongeluk op </w:t>
       </w:r>
       <w:r>
         <w:rPr>
@@ -8629,7 +8764,7 @@
         <w:keepNext/>
       </w:pPr>
       <w:bookmarkStart w:id="13" w:name="k7"/>
-      <w:bookmarkStart w:id="14" w:name="_Toc242707515"/>
+      <w:bookmarkStart w:id="14" w:name="_Toc242948998"/>
       <w:r>
         <w:t>ADMIN-DASHBOARD OPENEN</w:t>
       </w:r>
@@ -8760,7 +8895,7 @@
         <w:keepNext/>
       </w:pPr>
       <w:bookmarkStart w:id="15" w:name="k8"/>
-      <w:bookmarkStart w:id="16" w:name="_Toc242707516"/>
+      <w:bookmarkStart w:id="16" w:name="_Toc242948999"/>
       <w:r>
         <w:t>REGISTRATIES BEHEREN</w:t>
       </w:r>
@@ -9046,7 +9181,7 @@
         <w:keepNext/>
       </w:pPr>
       <w:bookmarkStart w:id="17" w:name="k9"/>
-      <w:bookmarkStart w:id="18" w:name="_Toc242707517"/>
+      <w:bookmarkStart w:id="18" w:name="_Toc242949000"/>
       <w:r>
         <w:t>MEDEWERKERS BEHEREN</w:t>
       </w:r>
@@ -9380,7 +9515,7 @@
         <w:keepNext/>
       </w:pPr>
       <w:bookmarkStart w:id="19" w:name="k10"/>
-      <w:bookmarkStart w:id="20" w:name="_Toc242707518"/>
+      <w:bookmarkStart w:id="20" w:name="_Toc242949001"/>
       <w:r>
         <w:t>PRODUCTEN BEHEREN</w:t>
       </w:r>
@@ -9508,7 +9643,7 @@
         <w:keepNext/>
       </w:pPr>
       <w:bookmarkStart w:id="21" w:name="k11"/>
-      <w:bookmarkStart w:id="22" w:name="_Toc242707519"/>
+      <w:bookmarkStart w:id="22" w:name="_Toc242949002"/>
       <w:r>
         <w:t>BEDRIJVEN EN CONSUMPTIEPUNTEN BEHEREN</w:t>
       </w:r>
@@ -9671,7 +9806,7 @@
         <w:keepNext/>
       </w:pPr>
       <w:bookmarkStart w:id="23" w:name="k12"/>
-      <w:bookmarkStart w:id="24" w:name="_Toc242707520"/>
+      <w:bookmarkStart w:id="24" w:name="_Toc242949003"/>
       <w:r>
         <w:t>VOORRAAD BEHEREN</w:t>
       </w:r>
@@ -9723,7 +9858,7 @@
           <w:sz w:val="18"/>
           <w:shd w:val="clear" w:color="auto" w:fill="EEF4F2"/>
         </w:rPr>
-        <w:t>Op</w:t>
+        <w:t>Leeg</w:t>
       </w:r>
       <w:r>
         <w:t xml:space="preserve"> zijn (voorraad 0 of minder) of op of onder het minimum zitten (</w:t>
@@ -9889,7 +10024,7 @@
         <w:keepNext/>
       </w:pPr>
       <w:bookmarkStart w:id="25" w:name="k13"/>
-      <w:bookmarkStart w:id="26" w:name="_Toc242707521"/>
+      <w:bookmarkStart w:id="26" w:name="_Toc242949004"/>
       <w:r>
         <w:t>LOGBOEK BEKIJKEN</w:t>
       </w:r>
@@ -9929,7 +10064,7 @@
         <w:keepNext/>
       </w:pPr>
       <w:bookmarkStart w:id="27" w:name="k14"/>
-      <w:bookmarkStart w:id="28" w:name="_Toc242707522"/>
+      <w:bookmarkStart w:id="28" w:name="_Toc242949005"/>
       <w:r>
         <w:t>ALLE GEGEVENS WISSEN</w:t>
       </w:r>
@@ -10055,7 +10190,7 @@
         <w:keepNext/>
       </w:pPr>
       <w:bookmarkStart w:id="29" w:name="k15"/>
-      <w:bookmarkStart w:id="30" w:name="_Toc242707523"/>
+      <w:bookmarkStart w:id="30" w:name="_Toc242949006"/>
       <w:r>
         <w:t>MODAL SLUITEN EN UITLOGGEN</w:t>
       </w:r>
@@ -10129,7 +10264,7 @@
         <w:keepNext/>
       </w:pPr>
       <w:bookmarkStart w:id="31" w:name="k16"/>
-      <w:bookmarkStart w:id="32" w:name="_Toc242707524"/>
+      <w:bookmarkStart w:id="32" w:name="_Toc242949007"/>
       <w:r>
         <w:t>CSV EXPORTEREN</w:t>
       </w:r>
@@ -10513,7 +10648,7 @@
         <w:keepNext/>
       </w:pPr>
       <w:bookmarkStart w:id="33" w:name="k17"/>
-      <w:bookmarkStart w:id="34" w:name="_Toc242707525"/>
+      <w:bookmarkStart w:id="34" w:name="_Toc242949008"/>
       <w:r>
         <w:t>LICHT OF DONKER THEMA</w:t>
       </w:r>
@@ -10620,7 +10755,7 @@
         <w:keepNext/>
       </w:pPr>
       <w:bookmarkStart w:id="35" w:name="k18"/>
-      <w:bookmarkStart w:id="36" w:name="_Toc242707526"/>
+      <w:bookmarkStart w:id="36" w:name="_Toc242949009"/>
       <w:r>
         <w:t>WELKOM EN "ZELFDE ALS VORIGE KEER"</w:t>
       </w:r>
@@ -10707,7 +10842,7 @@
         <w:keepNext/>
       </w:pPr>
       <w:bookmarkStart w:id="37" w:name="k19"/>
-      <w:bookmarkStart w:id="38" w:name="_Toc242707527"/>
+      <w:bookmarkStart w:id="38" w:name="_Toc242949010"/>
       <w:r>
         <w:t>DEMO GEZICHTSHERKENNING</w:t>
       </w:r>
@@ -10915,7 +11050,7 @@
         <w:keepNext/>
       </w:pPr>
       <w:bookmarkStart w:id="39" w:name="k20"/>
-      <w:bookmarkStart w:id="40" w:name="_Toc242707528"/>
+      <w:bookmarkStart w:id="40" w:name="_Toc242949011"/>
       <w:r>
         <w:t>HERKENNEN MET DE PAS</w:t>
       </w:r>
@@ -11035,18 +11170,10 @@
     </w:p>
     <w:p>
       <w:r>
-        <w:t xml:space="preserve">Een medewerker herkennen gebeurt alleen op de beginpagina, als er geen venster open is. Is er wel een venster open, dan houdt de website alleen de Enter of Tab tegen waarmee de lezer een scan afsluit, zodat die niet de knop met de focus indrukt (bijvoorbeeld </w:t>
-      </w:r>
-      <w:r>
-        <w:rPr>
-          <w:rFonts w:ascii="Consolas" w:hAnsi="Consolas" w:cs="Consolas"/>
-          <w:sz w:val="18"/>
-          <w:shd w:val="clear" w:color="auto" w:fill="EEF4F2"/>
-        </w:rPr>
-        <w:t>Registreren</w:t>
-      </w:r>
-      <w:r>
-        <w:t xml:space="preserve">). Staat de focus in het zoekveld, dan haalt de website de getypte tekens van de lezer daar weer uit. Het zoekveld heeft na een scan dezelfde inhoud als ervoor. Hetzelfde geldt voor het bedrijfsfilter: daar komen na een scan ook het gekozen bedrijf terug en gaat de keuzelijst dicht. In het veld </w:t>
+        <w:t>Een medewerker herkennen gebeurt op de beginpagina en als het productvenster open is. Staat het productvenster van een collega nog open, dan sluit dat venster zonder op te slaan en opent het venster van de pas. Staat het eigen venster al open, dan blijft het open met de keuze die er al stond. Staat er een ander venster open (het beheer, een formulier of de camera), dan opent er niets en verschijnt "Sluit eerst het open venster om je pas te gebruiken." De website houdt dan wel de Enter of Tab tegen waarmee d</w:t>
+      </w:r>
+      <w:r>
+        <w:t xml:space="preserve">e lezer een scan afsluit, zodat die niet de knop met de focus indrukt. Staat de focus in het zoekveld, dan haalt de website de getypte tekens van de lezer daar weer uit. Het zoekveld heeft na een scan dezelfde inhoud als ervoor. Hetzelfde geldt voor het bedrijfsfilter: daar komen na een scan ook het gekozen bedrijf terug en gaat de keuzelijst dicht. In het veld </w:t>
       </w:r>
       <w:r>
         <w:rPr>
@@ -11090,7 +11217,7 @@
         <w:t>BADGE_READER.enabled = false</w:t>
       </w:r>
       <w:r>
-        <w:t xml:space="preserve"> staat herkennen met de pas helemaal uit. </w:t>
+        <w:t xml:space="preserve"> staat herkennen met de pas helemaal uit en verdwijnt ook de hint boven het zoekveld. </w:t>
       </w:r>
       <w:r>
         <w:rPr>
@@ -11120,7 +11247,7 @@
         </w:numPr>
       </w:pPr>
       <w:bookmarkStart w:id="41" w:name="k21"/>
-      <w:bookmarkStart w:id="42" w:name="_Toc242707529"/>
+      <w:bookmarkStart w:id="42" w:name="_Toc242949012"/>
       <w:r>
         <w:t xml:space="preserve">UITLEG VAN </w:t>
       </w:r>
@@ -11144,7 +11271,7 @@
         <w:keepNext/>
       </w:pPr>
       <w:bookmarkStart w:id="43" w:name="k22"/>
-      <w:bookmarkStart w:id="44" w:name="_Toc242707530"/>
+      <w:bookmarkStart w:id="44" w:name="_Toc242949013"/>
       <w:r>
         <w:t>METADATA EN EXTERNE BESTANDEN</w:t>
       </w:r>
@@ -11420,7 +11547,7 @@
         <w:keepNext/>
       </w:pPr>
       <w:bookmarkStart w:id="45" w:name="k23"/>
-      <w:bookmarkStart w:id="46" w:name="_Toc242707531"/>
+      <w:bookmarkStart w:id="46" w:name="_Toc242949014"/>
       <w:r>
         <w:t>NAVIGATIEBALK</w:t>
       </w:r>
@@ -11633,7 +11760,7 @@
         <w:keepNext/>
       </w:pPr>
       <w:bookmarkStart w:id="47" w:name="k24"/>
-      <w:bookmarkStart w:id="48" w:name="_Toc242707532"/>
+      <w:bookmarkStart w:id="48" w:name="_Toc242949015"/>
       <w:r>
         <w:t>HERO-GEDEELTE</w:t>
       </w:r>
@@ -11678,7 +11805,7 @@
         <w:keepNext/>
       </w:pPr>
       <w:bookmarkStart w:id="49" w:name="k25"/>
-      <w:bookmarkStart w:id="50" w:name="_Toc242707533"/>
+      <w:bookmarkStart w:id="50" w:name="_Toc242949016"/>
       <w:r>
         <w:t>MEDEWERKERLIJST</w:t>
       </w:r>
@@ -11723,7 +11850,29 @@
         <w:t>Registreer je consumptie</w:t>
       </w:r>
       <w:r>
-        <w:t>.</w:t>
+        <w:t xml:space="preserve">, met rechts "Tik op je naam" (id </w:t>
+      </w:r>
+      <w:r>
+        <w:rPr>
+          <w:rFonts w:ascii="Consolas" w:hAnsi="Consolas" w:cs="Consolas"/>
+          <w:sz w:val="18"/>
+          <w:shd w:val="clear" w:color="auto" w:fill="EEF4F2"/>
+        </w:rPr>
+        <w:t>employeeListHint</w:t>
+      </w:r>
+      <w:r>
+        <w:t xml:space="preserve">, verborgen als er niemand wordt gevonden) en de teller met het aantal medewerkers (id </w:t>
+      </w:r>
+      <w:r>
+        <w:rPr>
+          <w:rFonts w:ascii="Consolas" w:hAnsi="Consolas" w:cs="Consolas"/>
+          <w:sz w:val="18"/>
+          <w:shd w:val="clear" w:color="auto" w:fill="EEF4F2"/>
+        </w:rPr>
+        <w:t>employeeCount</w:t>
+      </w:r>
+      <w:r>
+        <w:t>).</w:t>
       </w:r>
     </w:p>
     <w:p>
@@ -11737,18 +11886,62 @@
         <w:contextualSpacing w:val="0"/>
       </w:pPr>
       <w:r>
-        <w:t xml:space="preserve">De teller met het aantal medewerkers (id </w:t>
-      </w:r>
-      <w:r>
-        <w:rPr>
-          <w:rFonts w:ascii="Consolas" w:hAnsi="Consolas" w:cs="Consolas"/>
-          <w:sz w:val="18"/>
-          <w:shd w:val="clear" w:color="auto" w:fill="EEF4F2"/>
-        </w:rPr>
-        <w:t>employeeCount</w:t>
-      </w:r>
-      <w:r>
-        <w:t>).</w:t>
+        <w:t>Op één regel (</w:t>
+      </w:r>
+      <w:r>
+        <w:rPr>
+          <w:rFonts w:ascii="Consolas" w:hAnsi="Consolas" w:cs="Consolas"/>
+          <w:sz w:val="18"/>
+          <w:shd w:val="clear" w:color="auto" w:fill="EEF4F2"/>
+        </w:rPr>
+        <w:t>.directory-tools</w:t>
+      </w:r>
+      <w:r>
+        <w:t xml:space="preserve">): de hint "Houd je pas tegen de lezer, of zoek je naam" (id </w:t>
+      </w:r>
+      <w:r>
+        <w:rPr>
+          <w:rFonts w:ascii="Consolas" w:hAnsi="Consolas" w:cs="Consolas"/>
+          <w:sz w:val="18"/>
+          <w:shd w:val="clear" w:color="auto" w:fill="EEF4F2"/>
+        </w:rPr>
+        <w:t>badgeHint</w:t>
+      </w:r>
+      <w:r>
+        <w:t xml:space="preserve">, alleen zichtbaar als </w:t>
+      </w:r>
+      <w:r>
+        <w:rPr>
+          <w:rFonts w:ascii="Consolas" w:hAnsi="Consolas" w:cs="Consolas"/>
+          <w:sz w:val="18"/>
+          <w:shd w:val="clear" w:color="auto" w:fill="EEF4F2"/>
+        </w:rPr>
+        <w:t>BADGE_READER.enabled</w:t>
+      </w:r>
+      <w:r>
+        <w:t xml:space="preserve"> aan staat) en de knop </w:t>
+      </w:r>
+      <w:r>
+        <w:rPr>
+          <w:rFonts w:ascii="Consolas" w:hAnsi="Consolas" w:cs="Consolas"/>
+          <w:sz w:val="18"/>
+          <w:shd w:val="clear" w:color="auto" w:fill="EEF4F2"/>
+        </w:rPr>
+        <w:t>Herken mij met de camera (demo)</w:t>
+      </w:r>
+      <w:r>
+        <w:t xml:space="preserve"> (id </w:t>
+      </w:r>
+      <w:r>
+        <w:rPr>
+          <w:rFonts w:ascii="Consolas" w:hAnsi="Consolas" w:cs="Consolas"/>
+          <w:sz w:val="18"/>
+          <w:shd w:val="clear" w:color="auto" w:fill="EEF4F2"/>
+        </w:rPr>
+        <w:t>faceRecognizeButton</w:t>
+      </w:r>
+      <w:r>
+        <w:t>, alleen zichtbaar als de demo aan staat en de browser een camera kan gebruiken).</w:t>
       </w:r>
     </w:p>
     <w:p>
@@ -11762,29 +11955,62 @@
         <w:contextualSpacing w:val="0"/>
       </w:pPr>
       <w:r>
-        <w:t xml:space="preserve">De knop </w:t>
-      </w:r>
-      <w:r>
-        <w:rPr>
-          <w:rFonts w:ascii="Consolas" w:hAnsi="Consolas" w:cs="Consolas"/>
-          <w:sz w:val="18"/>
-          <w:shd w:val="clear" w:color="auto" w:fill="EEF4F2"/>
-        </w:rPr>
-        <w:t>Herken mij met de camera (demo)</w:t>
-      </w:r>
-      <w:r>
-        <w:t xml:space="preserve"> (id </w:t>
-      </w:r>
-      <w:r>
-        <w:rPr>
-          <w:rFonts w:ascii="Consolas" w:hAnsi="Consolas" w:cs="Consolas"/>
-          <w:sz w:val="18"/>
-          <w:shd w:val="clear" w:color="auto" w:fill="EEF4F2"/>
-        </w:rPr>
-        <w:t>faceRecognizeButton</w:t>
-      </w:r>
-      <w:r>
-        <w:t>), alleen zichtbaar als de demo aan staat en de browser een camera kan gebruiken.</w:t>
+        <w:t xml:space="preserve">In </w:t>
+      </w:r>
+      <w:r>
+        <w:rPr>
+          <w:rFonts w:ascii="Consolas" w:hAnsi="Consolas" w:cs="Consolas"/>
+          <w:sz w:val="18"/>
+          <w:shd w:val="clear" w:color="auto" w:fill="EEF4F2"/>
+        </w:rPr>
+        <w:t>.directory-filters</w:t>
+      </w:r>
+      <w:r>
+        <w:t xml:space="preserve"> (vanaf tabletbreedte naast elkaar): de zoekbalk met id </w:t>
+      </w:r>
+      <w:r>
+        <w:rPr>
+          <w:rFonts w:ascii="Consolas" w:hAnsi="Consolas" w:cs="Consolas"/>
+          <w:sz w:val="18"/>
+          <w:shd w:val="clear" w:color="auto" w:fill="EEF4F2"/>
+        </w:rPr>
+        <w:t>employeeSearch</w:t>
+      </w:r>
+      <w:r>
+        <w:t xml:space="preserve"> en de sneltoets-hint </w:t>
+      </w:r>
+      <w:r>
+        <w:rPr>
+          <w:rFonts w:ascii="Consolas" w:hAnsi="Consolas" w:cs="Consolas"/>
+          <w:sz w:val="18"/>
+          <w:shd w:val="clear" w:color="auto" w:fill="EEF4F2"/>
+        </w:rPr>
+        <w:t>Ctrl K</w:t>
+      </w:r>
+      <w:r>
+        <w:t xml:space="preserve">, en het bedrijfsfilter met id </w:t>
+      </w:r>
+      <w:r>
+        <w:rPr>
+          <w:rFonts w:ascii="Consolas" w:hAnsi="Consolas" w:cs="Consolas"/>
+          <w:sz w:val="18"/>
+          <w:shd w:val="clear" w:color="auto" w:fill="EEF4F2"/>
+        </w:rPr>
+        <w:t>employeeCompanyFilter</w:t>
+      </w:r>
+      <w:r>
+        <w:t xml:space="preserve"> en de keuzelijst </w:t>
+      </w:r>
+      <w:r>
+        <w:rPr>
+          <w:rFonts w:ascii="Consolas" w:hAnsi="Consolas" w:cs="Consolas"/>
+          <w:sz w:val="18"/>
+          <w:shd w:val="clear" w:color="auto" w:fill="EEF4F2"/>
+        </w:rPr>
+        <w:t>companyFilterOptions</w:t>
+      </w:r>
+      <w:r>
+        <w:t>.</w:t>
       </w:r>
     </w:p>
     <w:p>
@@ -11798,26 +12024,26 @@
         <w:contextualSpacing w:val="0"/>
       </w:pPr>
       <w:r>
-        <w:t xml:space="preserve">De zoekbalk met id </w:t>
-      </w:r>
-      <w:r>
-        <w:rPr>
-          <w:rFonts w:ascii="Consolas" w:hAnsi="Consolas" w:cs="Consolas"/>
-          <w:sz w:val="18"/>
-          <w:shd w:val="clear" w:color="auto" w:fill="EEF4F2"/>
-        </w:rPr>
-        <w:t>employeeSearch</w:t>
-      </w:r>
-      <w:r>
-        <w:t xml:space="preserve"> en de sneltoets-hint </w:t>
-      </w:r>
-      <w:r>
-        <w:rPr>
-          <w:rFonts w:ascii="Consolas" w:hAnsi="Consolas" w:cs="Consolas"/>
-          <w:sz w:val="18"/>
-          <w:shd w:val="clear" w:color="auto" w:fill="EEF4F2"/>
-        </w:rPr>
-        <w:t>Ctrl K</w:t>
+        <w:t xml:space="preserve">De lege status met id </w:t>
+      </w:r>
+      <w:r>
+        <w:rPr>
+          <w:rFonts w:ascii="Consolas" w:hAnsi="Consolas" w:cs="Consolas"/>
+          <w:sz w:val="18"/>
+          <w:shd w:val="clear" w:color="auto" w:fill="EEF4F2"/>
+        </w:rPr>
+        <w:t>emptyState</w:t>
+      </w:r>
+      <w:r>
+        <w:t xml:space="preserve">, met de knop </w:t>
+      </w:r>
+      <w:r>
+        <w:rPr>
+          <w:rFonts w:ascii="Consolas" w:hAnsi="Consolas" w:cs="Consolas"/>
+          <w:sz w:val="18"/>
+          <w:shd w:val="clear" w:color="auto" w:fill="EEF4F2"/>
+        </w:rPr>
+        <w:t>Zoekopdracht wissen</w:t>
       </w:r>
       <w:r>
         <w:t>.</w:t>
@@ -11834,29 +12060,120 @@
         <w:contextualSpacing w:val="0"/>
       </w:pPr>
       <w:r>
-        <w:t xml:space="preserve">Het bedrijfsfilter met id </w:t>
-      </w:r>
-      <w:r>
-        <w:rPr>
-          <w:rFonts w:ascii="Consolas" w:hAnsi="Consolas" w:cs="Consolas"/>
-          <w:sz w:val="18"/>
-          <w:shd w:val="clear" w:color="auto" w:fill="EEF4F2"/>
-        </w:rPr>
-        <w:t>employeeCompanyFilter</w:t>
-      </w:r>
-      <w:r>
-        <w:t xml:space="preserve"> en de keuzelijst </w:t>
-      </w:r>
-      <w:r>
-        <w:rPr>
-          <w:rFonts w:ascii="Consolas" w:hAnsi="Consolas" w:cs="Consolas"/>
-          <w:sz w:val="18"/>
-          <w:shd w:val="clear" w:color="auto" w:fill="EEF4F2"/>
-        </w:rPr>
-        <w:t>companyFilterOptions</w:t>
-      </w:r>
-      <w:r>
-        <w:t>.</w:t>
+        <w:t xml:space="preserve">De dynamische lijst met id </w:t>
+      </w:r>
+      <w:r>
+        <w:rPr>
+          <w:rFonts w:ascii="Consolas" w:hAnsi="Consolas" w:cs="Consolas"/>
+          <w:sz w:val="18"/>
+          <w:shd w:val="clear" w:color="auto" w:fill="EEF4F2"/>
+        </w:rPr>
+        <w:t>employeeList</w:t>
+      </w:r>
+      <w:r>
+        <w:t xml:space="preserve"> (zonder </w:t>
+      </w:r>
+      <w:r>
+        <w:rPr>
+          <w:rFonts w:ascii="Consolas" w:hAnsi="Consolas" w:cs="Consolas"/>
+          <w:sz w:val="18"/>
+          <w:shd w:val="clear" w:color="auto" w:fill="EEF4F2"/>
+        </w:rPr>
+        <w:t>aria-live</w:t>
+      </w:r>
+      <w:r>
+        <w:t>).</w:t>
+      </w:r>
+    </w:p>
+    <w:p>
+      <w:pPr>
+        <w:pStyle w:val="Lijstalinea"/>
+        <w:numPr>
+          <w:ilvl w:val="0"/>
+          <w:numId w:val="3"/>
+        </w:numPr>
+        <w:contextualSpacing w:val="0"/>
+      </w:pPr>
+      <w:r>
+        <w:t xml:space="preserve">Een vaste, onzichtbare statusregel voor schermlezers (id </w:t>
+      </w:r>
+      <w:r>
+        <w:rPr>
+          <w:rFonts w:ascii="Consolas" w:hAnsi="Consolas" w:cs="Consolas"/>
+          <w:sz w:val="18"/>
+          <w:shd w:val="clear" w:color="auto" w:fill="EEF4F2"/>
+        </w:rPr>
+        <w:t>employeeResultsStatus</w:t>
+      </w:r>
+      <w:r>
+        <w:t xml:space="preserve">, </w:t>
+      </w:r>
+      <w:r>
+        <w:rPr>
+          <w:rFonts w:ascii="Consolas" w:hAnsi="Consolas" w:cs="Consolas"/>
+          <w:sz w:val="18"/>
+          <w:shd w:val="clear" w:color="auto" w:fill="EEF4F2"/>
+        </w:rPr>
+        <w:t>role="status"</w:t>
+      </w:r>
+      <w:r>
+        <w:t>) met alleen het aantal, bijvoorbeeld "3 medewerkers gevonden" of "Geen medewerker gevonden".</w:t>
+      </w:r>
+    </w:p>
+    <w:p>
+      <w:r>
+        <w:t xml:space="preserve">JavaScript vult </w:t>
+      </w:r>
+      <w:r>
+        <w:rPr>
+          <w:rFonts w:ascii="Consolas" w:hAnsi="Consolas" w:cs="Consolas"/>
+          <w:sz w:val="18"/>
+          <w:shd w:val="clear" w:color="auto" w:fill="EEF4F2"/>
+        </w:rPr>
+        <w:t>employeeList</w:t>
+      </w:r>
+      <w:r>
+        <w:t xml:space="preserve"> op basis van de medewerkers in de applicatiestatus.</w:t>
+      </w:r>
+    </w:p>
+    <w:p>
+      <w:pPr>
+        <w:pStyle w:val="Kop2"/>
+        <w:keepNext/>
+      </w:pPr>
+      <w:bookmarkStart w:id="51" w:name="k26"/>
+      <w:bookmarkStart w:id="52" w:name="_Toc242949017"/>
+      <w:r>
+        <w:t>STATISTIEKEN</w:t>
+      </w:r>
+      <w:bookmarkEnd w:id="51"/>
+      <w:bookmarkEnd w:id="52"/>
+    </w:p>
+    <w:p>
+      <w:r>
+        <w:t xml:space="preserve">De elementen </w:t>
+      </w:r>
+      <w:r>
+        <w:rPr>
+          <w:rFonts w:ascii="Consolas" w:hAnsi="Consolas" w:cs="Consolas"/>
+          <w:sz w:val="18"/>
+          <w:shd w:val="clear" w:color="auto" w:fill="EEF4F2"/>
+        </w:rPr>
+        <w:t>todayTotal</w:t>
+      </w:r>
+      <w:r>
+        <w:t xml:space="preserve"> en </w:t>
+      </w:r>
+      <w:r>
+        <w:rPr>
+          <w:rFonts w:ascii="Consolas" w:hAnsi="Consolas" w:cs="Consolas"/>
+          <w:sz w:val="18"/>
+          <w:shd w:val="clear" w:color="auto" w:fill="EEF4F2"/>
+        </w:rPr>
+        <w:t>monthTotal</w:t>
+      </w:r>
+      <w:r>
+        <w:t xml:space="preserve"> worden door JavaScript gevuld met:</w:t>
       </w:r>
     </w:p>
     <w:p>
@@ -11870,29 +12187,7 @@
         <w:contextualSpacing w:val="0"/>
       </w:pPr>
       <w:r>
-        <w:t xml:space="preserve">De lege status met id </w:t>
-      </w:r>
-      <w:r>
-        <w:rPr>
-          <w:rFonts w:ascii="Consolas" w:hAnsi="Consolas" w:cs="Consolas"/>
-          <w:sz w:val="18"/>
-          <w:shd w:val="clear" w:color="auto" w:fill="EEF4F2"/>
-        </w:rPr>
-        <w:t>emptyState</w:t>
-      </w:r>
-      <w:r>
-        <w:t xml:space="preserve">, met de knop </w:t>
-      </w:r>
-      <w:r>
-        <w:rPr>
-          <w:rFonts w:ascii="Consolas" w:hAnsi="Consolas" w:cs="Consolas"/>
-          <w:sz w:val="18"/>
-          <w:shd w:val="clear" w:color="auto" w:fill="EEF4F2"/>
-        </w:rPr>
-        <w:t>Zoekopdracht wissen</w:t>
-      </w:r>
-      <w:r>
-        <w:t>.</w:t>
+        <w:t>Het aantal registraties van vandaag.</w:t>
       </w:r>
     </w:p>
     <w:p>
@@ -11905,34 +12200,23 @@
         <w:contextualSpacing w:val="0"/>
       </w:pPr>
       <w:r>
-        <w:t xml:space="preserve">De dynamische lijst met id </w:t>
-      </w:r>
-      <w:r>
-        <w:rPr>
-          <w:rFonts w:ascii="Consolas" w:hAnsi="Consolas" w:cs="Consolas"/>
-          <w:sz w:val="18"/>
-          <w:shd w:val="clear" w:color="auto" w:fill="EEF4F2"/>
-        </w:rPr>
-        <w:t>employeeList</w:t>
+        <w:t>Het aantal registraties van de huidige maand.</w:t>
+      </w:r>
+    </w:p>
+    <w:p>
+      <w:r>
+        <w:t xml:space="preserve">Daaronder staat de tipkaart </w:t>
+      </w:r>
+      <w:r>
+        <w:rPr>
+          <w:rFonts w:ascii="Consolas" w:hAnsi="Consolas" w:cs="Consolas"/>
+          <w:sz w:val="18"/>
+          <w:shd w:val="clear" w:color="auto" w:fill="EEF4F2"/>
+        </w:rPr>
+        <w:t>Goed bezig!</w:t>
       </w:r>
       <w:r>
         <w:t>.</w:t>
-      </w:r>
-    </w:p>
-    <w:p>
-      <w:r>
-        <w:t xml:space="preserve">JavaScript vult </w:t>
-      </w:r>
-      <w:r>
-        <w:rPr>
-          <w:rFonts w:ascii="Consolas" w:hAnsi="Consolas" w:cs="Consolas"/>
-          <w:sz w:val="18"/>
-          <w:shd w:val="clear" w:color="auto" w:fill="EEF4F2"/>
-        </w:rPr>
-        <w:t>employeeList</w:t>
-      </w:r>
-      <w:r>
-        <w:t xml:space="preserve"> op basis van de medewerkers in de applicatiestatus.</w:t>
       </w:r>
     </w:p>
     <w:p>
@@ -11940,91 +12224,8 @@
         <w:pStyle w:val="Kop2"/>
         <w:keepNext/>
       </w:pPr>
-      <w:bookmarkStart w:id="51" w:name="k26"/>
-      <w:bookmarkStart w:id="52" w:name="_Toc242707534"/>
-      <w:r>
-        <w:t>STATISTIEKEN</w:t>
-      </w:r>
-      <w:bookmarkEnd w:id="51"/>
-      <w:bookmarkEnd w:id="52"/>
-    </w:p>
-    <w:p>
-      <w:r>
-        <w:t xml:space="preserve">De elementen </w:t>
-      </w:r>
-      <w:r>
-        <w:rPr>
-          <w:rFonts w:ascii="Consolas" w:hAnsi="Consolas" w:cs="Consolas"/>
-          <w:sz w:val="18"/>
-          <w:shd w:val="clear" w:color="auto" w:fill="EEF4F2"/>
-        </w:rPr>
-        <w:t>todayTotal</w:t>
-      </w:r>
-      <w:r>
-        <w:t xml:space="preserve"> en </w:t>
-      </w:r>
-      <w:r>
-        <w:rPr>
-          <w:rFonts w:ascii="Consolas" w:hAnsi="Consolas" w:cs="Consolas"/>
-          <w:sz w:val="18"/>
-          <w:shd w:val="clear" w:color="auto" w:fill="EEF4F2"/>
-        </w:rPr>
-        <w:t>monthTotal</w:t>
-      </w:r>
-      <w:r>
-        <w:t xml:space="preserve"> worden door JavaScript gevuld met:</w:t>
-      </w:r>
-    </w:p>
-    <w:p>
-      <w:pPr>
-        <w:pStyle w:val="Lijstalinea"/>
-        <w:numPr>
-          <w:ilvl w:val="0"/>
-          <w:numId w:val="3"/>
-        </w:numPr>
-        <w:spacing w:after="60"/>
-        <w:contextualSpacing w:val="0"/>
-      </w:pPr>
-      <w:r>
-        <w:t>Het aantal registraties van vandaag.</w:t>
-      </w:r>
-    </w:p>
-    <w:p>
-      <w:pPr>
-        <w:pStyle w:val="Lijstalinea"/>
-        <w:numPr>
-          <w:ilvl w:val="0"/>
-          <w:numId w:val="3"/>
-        </w:numPr>
-        <w:contextualSpacing w:val="0"/>
-      </w:pPr>
-      <w:r>
-        <w:t>Het aantal registraties van de huidige maand.</w:t>
-      </w:r>
-    </w:p>
-    <w:p>
-      <w:r>
-        <w:t xml:space="preserve">Daaronder staat de tipkaart </w:t>
-      </w:r>
-      <w:r>
-        <w:rPr>
-          <w:rFonts w:ascii="Consolas" w:hAnsi="Consolas" w:cs="Consolas"/>
-          <w:sz w:val="18"/>
-          <w:shd w:val="clear" w:color="auto" w:fill="EEF4F2"/>
-        </w:rPr>
-        <w:t>Goed bezig!</w:t>
-      </w:r>
-      <w:r>
-        <w:t>.</w:t>
-      </w:r>
-    </w:p>
-    <w:p>
-      <w:pPr>
-        <w:pStyle w:val="Kop2"/>
-        <w:keepNext/>
-      </w:pPr>
       <w:bookmarkStart w:id="53" w:name="k27"/>
-      <w:bookmarkStart w:id="54" w:name="_Toc242707535"/>
+      <w:bookmarkStart w:id="54" w:name="_Toc242949018"/>
       <w:r>
         <w:t>VENSTERS (MODALS)</w:t>
       </w:r>
@@ -12239,7 +12440,67 @@
                 <w:sz w:val="16"/>
                 <w:szCs w:val="16"/>
               </w:rPr>
-              <w:t xml:space="preserve"> (alleen na herkenning met pas of camera), de link voor de demo gezichtsherkenning en de uitleg over de inhouding op het loon (</w:t>
+              <w:t xml:space="preserve"> (alleen na herkenning met pas of camera), de link voor de demo gezichtsherkenning op een eigen regel, een knopbalk die onderaan in beeld blijft (</w:t>
+            </w:r>
+            <w:r>
+              <w:rPr>
+                <w:rFonts w:ascii="Consolas" w:hAnsi="Consolas" w:cs="Consolas"/>
+                <w:sz w:val="14"/>
+                <w:shd w:val="clear" w:color="auto" w:fill="EEF4F2"/>
+              </w:rPr>
+              <w:t>.employee-products-actions</w:t>
+            </w:r>
+            <w:r>
+              <w:rPr>
+                <w:sz w:val="16"/>
+                <w:szCs w:val="16"/>
+              </w:rPr>
+              <w:t>) met de waarschuwing vlak voor het automatisch sluiten (</w:t>
+            </w:r>
+            <w:r>
+              <w:rPr>
+                <w:rFonts w:ascii="Consolas" w:hAnsi="Consolas" w:cs="Consolas"/>
+                <w:sz w:val="14"/>
+                <w:shd w:val="clear" w:color="auto" w:fill="EEF4F2"/>
+              </w:rPr>
+              <w:t>productIdleWarning</w:t>
+            </w:r>
+            <w:r>
+              <w:rPr>
+                <w:sz w:val="16"/>
+                <w:szCs w:val="16"/>
+              </w:rPr>
+              <w:t>), de uitleg bij een uitgeschakelde knop (</w:t>
+            </w:r>
+            <w:r>
+              <w:rPr>
+                <w:rFonts w:ascii="Consolas" w:hAnsi="Consolas" w:cs="Consolas"/>
+                <w:sz w:val="14"/>
+                <w:shd w:val="clear" w:color="auto" w:fill="EEF4F2"/>
+              </w:rPr>
+              <w:t>registerHint</w:t>
+            </w:r>
+            <w:r>
+              <w:rPr>
+                <w:sz w:val="16"/>
+                <w:szCs w:val="16"/>
+              </w:rPr>
+              <w:t xml:space="preserve">) en </w:t>
+            </w:r>
+            <w:r>
+              <w:rPr>
+                <w:rFonts w:ascii="Consolas" w:hAnsi="Consolas" w:cs="Consolas"/>
+                <w:sz w:val="14"/>
+                <w:shd w:val="clear" w:color="auto" w:fill="EEF4F2"/>
+              </w:rPr>
+              <w:t>Registreren</w:t>
+            </w:r>
+            <w:r>
+              <w:rPr>
+                <w:sz w:val="16"/>
+                <w:szCs w:val="16"/>
+              </w:rPr>
+              <w:t>, en daaronder de uitleg over de inhouding op het loon (</w:t>
             </w:r>
             <w:r>
               <w:rPr>
@@ -12467,7 +12728,7 @@
     </w:p>
     <w:p>
       <w:r>
-        <w:t xml:space="preserve">Het element </w:t>
+        <w:t xml:space="preserve">De elementen </w:t>
       </w:r>
       <w:r>
         <w:rPr>
@@ -12478,7 +12739,51 @@
         <w:t>toast</w:t>
       </w:r>
       <w:r>
-        <w:t xml:space="preserve"> toont de korte meldingen onderaan het scherm.</w:t>
+        <w:t xml:space="preserve"> (</w:t>
+      </w:r>
+      <w:r>
+        <w:rPr>
+          <w:rFonts w:ascii="Consolas" w:hAnsi="Consolas" w:cs="Consolas"/>
+          <w:sz w:val="18"/>
+          <w:shd w:val="clear" w:color="auto" w:fill="EEF4F2"/>
+        </w:rPr>
+        <w:t>role="status"</w:t>
+      </w:r>
+      <w:r>
+        <w:t xml:space="preserve">, gewone meldingen) en </w:t>
+      </w:r>
+      <w:r>
+        <w:rPr>
+          <w:rFonts w:ascii="Consolas" w:hAnsi="Consolas" w:cs="Consolas"/>
+          <w:sz w:val="18"/>
+          <w:shd w:val="clear" w:color="auto" w:fill="EEF4F2"/>
+        </w:rPr>
+        <w:t>toastAlert</w:t>
+      </w:r>
+      <w:r>
+        <w:t xml:space="preserve"> (</w:t>
+      </w:r>
+      <w:r>
+        <w:rPr>
+          <w:rFonts w:ascii="Consolas" w:hAnsi="Consolas" w:cs="Consolas"/>
+          <w:sz w:val="18"/>
+          <w:shd w:val="clear" w:color="auto" w:fill="EEF4F2"/>
+        </w:rPr>
+        <w:t>role="alert"</w:t>
+      </w:r>
+      <w:r>
+        <w:t xml:space="preserve">, foutmeldingen) tonen de korte meldingen onderaan het scherm. Ze blijven altijd op de pagina staan, zodat een schermlezer ze voorleest (zie </w:t>
+      </w:r>
+      <w:r>
+        <w:rPr>
+          <w:rFonts w:ascii="Consolas" w:hAnsi="Consolas" w:cs="Consolas"/>
+          <w:sz w:val="18"/>
+          <w:shd w:val="clear" w:color="auto" w:fill="EEF4F2"/>
+        </w:rPr>
+        <w:t>showToast</w:t>
+      </w:r>
+      <w:r>
+        <w:t>).</w:t>
       </w:r>
     </w:p>
     <w:p>
@@ -12552,7 +12857,7 @@
         <w:keepNext/>
       </w:pPr>
       <w:bookmarkStart w:id="55" w:name="k28"/>
-      <w:bookmarkStart w:id="56" w:name="_Toc242707536"/>
+      <w:bookmarkStart w:id="56" w:name="_Toc242949019"/>
       <w:r>
         <w:t>WAARSCHUWING BIJ OPENEN ALS LOS BESTAND</w:t>
       </w:r>
@@ -12597,7 +12902,7 @@
         </w:numPr>
       </w:pPr>
       <w:bookmarkStart w:id="57" w:name="k29"/>
-      <w:bookmarkStart w:id="58" w:name="_Toc242707537"/>
+      <w:bookmarkStart w:id="58" w:name="_Toc242949020"/>
       <w:r>
         <w:t xml:space="preserve">UITLEG VAN </w:t>
       </w:r>
@@ -12621,7 +12926,7 @@
         <w:keepNext/>
       </w:pPr>
       <w:bookmarkStart w:id="59" w:name="k30"/>
-      <w:bookmarkStart w:id="60" w:name="_Toc242707538"/>
+      <w:bookmarkStart w:id="60" w:name="_Toc242949021"/>
       <w:r>
         <w:t>CSS-VARIABELEN</w:t>
       </w:r>
@@ -13296,7 +13601,7 @@
         <w:keepNext/>
       </w:pPr>
       <w:bookmarkStart w:id="61" w:name="k31"/>
-      <w:bookmarkStart w:id="62" w:name="_Toc242707539"/>
+      <w:bookmarkStart w:id="62" w:name="_Toc242949022"/>
       <w:r>
         <w:t>LAYOUT</w:t>
       </w:r>
@@ -13422,8 +13727,8 @@
         <w:tblLook w:val="04A0" w:firstRow="1" w:lastRow="0" w:firstColumn="1" w:lastColumn="0" w:noHBand="0" w:noVBand="1"/>
       </w:tblPr>
       <w:tblGrid>
-        <w:gridCol w:w="2520"/>
-        <w:gridCol w:w="7118"/>
+        <w:gridCol w:w="2671"/>
+        <w:gridCol w:w="6967"/>
       </w:tblGrid>
       <w:tr>
         <w:trPr>
@@ -13432,7 +13737,7 @@
         </w:trPr>
         <w:tc>
           <w:tcPr>
-            <w:tcW w:w="2520" w:type="dxa"/>
+            <w:tcW w:w="2671" w:type="dxa"/>
             <w:shd w:val="clear" w:color="auto" w:fill="38B5A8"/>
           </w:tcPr>
           <w:p>
@@ -13453,7 +13758,7 @@
         </w:tc>
         <w:tc>
           <w:tcPr>
-            <w:tcW w:w="7118" w:type="dxa"/>
+            <w:tcW w:w="6967" w:type="dxa"/>
             <w:shd w:val="clear" w:color="auto" w:fill="38B5A8"/>
           </w:tcPr>
           <w:p>
@@ -13479,7 +13784,7 @@
         </w:trPr>
         <w:tc>
           <w:tcPr>
-            <w:tcW w:w="2520" w:type="dxa"/>
+            <w:tcW w:w="2671" w:type="dxa"/>
           </w:tcPr>
           <w:p>
             <w:pPr>
@@ -13497,7 +13802,7 @@
         </w:tc>
         <w:tc>
           <w:tcPr>
-            <w:tcW w:w="7118" w:type="dxa"/>
+            <w:tcW w:w="6967" w:type="dxa"/>
           </w:tcPr>
           <w:p>
             <w:pPr>
@@ -13519,7 +13824,7 @@
         </w:trPr>
         <w:tc>
           <w:tcPr>
-            <w:tcW w:w="2520" w:type="dxa"/>
+            <w:tcW w:w="2671" w:type="dxa"/>
           </w:tcPr>
           <w:p>
             <w:pPr>
@@ -13552,7 +13857,7 @@
         </w:tc>
         <w:tc>
           <w:tcPr>
-            <w:tcW w:w="7118" w:type="dxa"/>
+            <w:tcW w:w="6967" w:type="dxa"/>
           </w:tcPr>
           <w:p>
             <w:pPr>
@@ -13574,7 +13879,7 @@
         </w:trPr>
         <w:tc>
           <w:tcPr>
-            <w:tcW w:w="2520" w:type="dxa"/>
+            <w:tcW w:w="2671" w:type="dxa"/>
           </w:tcPr>
           <w:p>
             <w:pPr>
@@ -13588,33 +13893,11 @@
               </w:rPr>
               <w:t>min-width: 721px</w:t>
             </w:r>
-            <w:r>
-              <w:rPr>
-                <w:sz w:val="16"/>
-                <w:szCs w:val="16"/>
-              </w:rPr>
-              <w:t xml:space="preserve">, </w:t>
-            </w:r>
-            <w:r>
-              <w:rPr>
-                <w:rFonts w:ascii="Consolas" w:hAnsi="Consolas" w:cs="Consolas"/>
-                <w:sz w:val="14"/>
-                <w:shd w:val="clear" w:color="auto" w:fill="EEF4F2"/>
-              </w:rPr>
-              <w:t>max-width: 1100px</w:t>
-            </w:r>
-            <w:r>
-              <w:rPr>
-                <w:sz w:val="16"/>
-                <w:szCs w:val="16"/>
-              </w:rPr>
-              <w:t xml:space="preserve"> en staand</w:t>
-            </w:r>
           </w:p>
         </w:tc>
         <w:tc>
           <w:tcPr>
-            <w:tcW w:w="7118" w:type="dxa"/>
+            <w:tcW w:w="6967" w:type="dxa"/>
           </w:tcPr>
           <w:p>
             <w:pPr>
@@ -13625,7 +13908,7 @@
                 <w:sz w:val="16"/>
                 <w:szCs w:val="16"/>
               </w:rPr>
-              <w:t>Compactere banner op een staande tablet, zodat de lijst hoger begint</w:t>
+              <w:t>Het zoekveld en het bedrijfsfilter staan naast elkaar</w:t>
             </w:r>
           </w:p>
         </w:tc>
@@ -13636,7 +13919,7 @@
         </w:trPr>
         <w:tc>
           <w:tcPr>
-            <w:tcW w:w="2520" w:type="dxa"/>
+            <w:tcW w:w="2671" w:type="dxa"/>
           </w:tcPr>
           <w:p>
             <w:pPr>
@@ -13648,13 +13931,58 @@
                 <w:sz w:val="14"/>
                 <w:shd w:val="clear" w:color="auto" w:fill="EEF4F2"/>
               </w:rPr>
-              <w:t>max-width: 720px</w:t>
+              <w:t>min-width: 721px</w:t>
+            </w:r>
+            <w:r>
+              <w:rPr>
+                <w:sz w:val="16"/>
+                <w:szCs w:val="16"/>
+              </w:rPr>
+              <w:t xml:space="preserve">, </w:t>
+            </w:r>
+            <w:r>
+              <w:rPr>
+                <w:rFonts w:ascii="Consolas" w:hAnsi="Consolas" w:cs="Consolas"/>
+                <w:sz w:val="14"/>
+                <w:shd w:val="clear" w:color="auto" w:fill="EEF4F2"/>
+              </w:rPr>
+              <w:t>max-width: 1100px</w:t>
+            </w:r>
+            <w:r>
+              <w:rPr>
+                <w:sz w:val="16"/>
+                <w:szCs w:val="16"/>
+              </w:rPr>
+              <w:t xml:space="preserve"> en staand, of </w:t>
+            </w:r>
+            <w:r>
+              <w:rPr>
+                <w:rFonts w:ascii="Consolas" w:hAnsi="Consolas" w:cs="Consolas"/>
+                <w:sz w:val="14"/>
+                <w:shd w:val="clear" w:color="auto" w:fill="EEF4F2"/>
+              </w:rPr>
+              <w:t>min-width: 721px</w:t>
+            </w:r>
+            <w:r>
+              <w:rPr>
+                <w:sz w:val="16"/>
+                <w:szCs w:val="16"/>
+              </w:rPr>
+              <w:t xml:space="preserve"> en </w:t>
+            </w:r>
+            <w:r>
+              <w:rPr>
+                <w:rFonts w:ascii="Consolas" w:hAnsi="Consolas" w:cs="Consolas"/>
+                <w:sz w:val="14"/>
+                <w:shd w:val="clear" w:color="auto" w:fill="EEF4F2"/>
+              </w:rPr>
+              <w:t>max-height: 900px</w:t>
             </w:r>
           </w:p>
         </w:tc>
         <w:tc>
           <w:tcPr>
-            <w:tcW w:w="7118" w:type="dxa"/>
+            <w:tcW w:w="6967" w:type="dxa"/>
           </w:tcPr>
           <w:p>
             <w:pPr>
@@ -13665,7 +13993,7 @@
                 <w:sz w:val="16"/>
                 <w:szCs w:val="16"/>
               </w:rPr>
-              <w:t>Telefoonindeling: alles onder elkaar, kleinere zijmarge, minder tekst in de bovenbalk</w:t>
+              <w:t>Compactere banner op een staande tablet en op schermen met weinig hoogte (zoals een liggende tablet van 1080 × 810), zodat de lijst hoger begint</w:t>
             </w:r>
           </w:p>
         </w:tc>
@@ -13676,7 +14004,7 @@
         </w:trPr>
         <w:tc>
           <w:tcPr>
-            <w:tcW w:w="2520" w:type="dxa"/>
+            <w:tcW w:w="2671" w:type="dxa"/>
           </w:tcPr>
           <w:p>
             <w:pPr>
@@ -13688,13 +14016,28 @@
                 <w:sz w:val="14"/>
                 <w:shd w:val="clear" w:color="auto" w:fill="EEF4F2"/>
               </w:rPr>
-              <w:t>max-width: 520px</w:t>
+              <w:t>min-width: 1000px</w:t>
+            </w:r>
+            <w:r>
+              <w:rPr>
+                <w:sz w:val="16"/>
+                <w:szCs w:val="16"/>
+              </w:rPr>
+              <w:t xml:space="preserve"> en </w:t>
+            </w:r>
+            <w:r>
+              <w:rPr>
+                <w:rFonts w:ascii="Consolas" w:hAnsi="Consolas" w:cs="Consolas"/>
+                <w:sz w:val="14"/>
+                <w:shd w:val="clear" w:color="auto" w:fill="EEF4F2"/>
+              </w:rPr>
+              <w:t>max-height: 900px</w:t>
             </w:r>
           </w:p>
         </w:tc>
         <w:tc>
           <w:tcPr>
-            <w:tcW w:w="7118" w:type="dxa"/>
+            <w:tcW w:w="6967" w:type="dxa"/>
           </w:tcPr>
           <w:p>
             <w:pPr>
@@ -13705,7 +14048,7 @@
                 <w:sz w:val="16"/>
                 <w:szCs w:val="16"/>
               </w:rPr>
-              <w:t>De naam naast het logo vervalt</w:t>
+              <w:t>Nog iets lagere banner op een liggende tablet, met de uitleg op één regel</w:t>
             </w:r>
           </w:p>
         </w:tc>
@@ -13716,7 +14059,7 @@
         </w:trPr>
         <w:tc>
           <w:tcPr>
-            <w:tcW w:w="2520" w:type="dxa"/>
+            <w:tcW w:w="2671" w:type="dxa"/>
           </w:tcPr>
           <w:p>
             <w:pPr>
@@ -13728,13 +14071,13 @@
                 <w:sz w:val="14"/>
                 <w:shd w:val="clear" w:color="auto" w:fill="EEF4F2"/>
               </w:rPr>
-              <w:t>hover: none</w:t>
+              <w:t>pointer: coarse</w:t>
             </w:r>
           </w:p>
         </w:tc>
         <w:tc>
           <w:tcPr>
-            <w:tcW w:w="7118" w:type="dxa"/>
+            <w:tcW w:w="6967" w:type="dxa"/>
           </w:tcPr>
           <w:p>
             <w:pPr>
@@ -13745,7 +14088,7 @@
                 <w:sz w:val="16"/>
                 <w:szCs w:val="16"/>
               </w:rPr>
-              <w:t xml:space="preserve">De hint </w:t>
+              <w:t xml:space="preserve">Op een aanraakscherm zijn </w:t>
             </w:r>
             <w:r>
               <w:rPr>
@@ -13753,14 +14096,29 @@
                 <w:sz w:val="14"/>
                 <w:shd w:val="clear" w:color="auto" w:fill="EEF4F2"/>
               </w:rPr>
-              <w:t>Ctrl K</w:t>
+              <w:t>−</w:t>
             </w:r>
             <w:r>
               <w:rPr>
                 <w:sz w:val="16"/>
                 <w:szCs w:val="16"/>
               </w:rPr>
-              <w:t xml:space="preserve"> verdwijnt op aanraakschermen zonder toetsenbord</w:t>
+              <w:t xml:space="preserve"> en </w:t>
+            </w:r>
+            <w:r>
+              <w:rPr>
+                <w:rFonts w:ascii="Consolas" w:hAnsi="Consolas" w:cs="Consolas"/>
+                <w:sz w:val="14"/>
+                <w:shd w:val="clear" w:color="auto" w:fill="EEF4F2"/>
+              </w:rPr>
+              <w:t>+</w:t>
+            </w:r>
+            <w:r>
+              <w:rPr>
+                <w:sz w:val="16"/>
+                <w:szCs w:val="16"/>
+              </w:rPr>
+              <w:t xml:space="preserve"> in het productvenster 52 × 52 pixels</w:t>
             </w:r>
           </w:p>
         </w:tc>
@@ -13771,7 +14129,7 @@
         </w:trPr>
         <w:tc>
           <w:tcPr>
-            <w:tcW w:w="2520" w:type="dxa"/>
+            <w:tcW w:w="2671" w:type="dxa"/>
           </w:tcPr>
           <w:p>
             <w:pPr>
@@ -13783,13 +14141,13 @@
                 <w:sz w:val="14"/>
                 <w:shd w:val="clear" w:color="auto" w:fill="EEF4F2"/>
               </w:rPr>
-              <w:t>prefers-reduced-motion: reduce</w:t>
+              <w:t>max-width: 720px</w:t>
             </w:r>
           </w:p>
         </w:tc>
         <w:tc>
           <w:tcPr>
-            <w:tcW w:w="7118" w:type="dxa"/>
+            <w:tcW w:w="6967" w:type="dxa"/>
           </w:tcPr>
           <w:p>
             <w:pPr>
@@ -13800,6 +14158,141 @@
                 <w:sz w:val="16"/>
                 <w:szCs w:val="16"/>
               </w:rPr>
+              <w:t>Telefoonindeling: alles onder elkaar, kleinere zijmarge, minder tekst in de bovenbalk</w:t>
+            </w:r>
+          </w:p>
+        </w:tc>
+      </w:tr>
+      <w:tr>
+        <w:trPr>
+          <w:cantSplit/>
+        </w:trPr>
+        <w:tc>
+          <w:tcPr>
+            <w:tcW w:w="2671" w:type="dxa"/>
+          </w:tcPr>
+          <w:p>
+            <w:pPr>
+              <w:spacing w:before="20" w:after="20" w:line="240" w:lineRule="auto"/>
+            </w:pPr>
+            <w:r>
+              <w:rPr>
+                <w:rFonts w:ascii="Consolas" w:hAnsi="Consolas" w:cs="Consolas"/>
+                <w:sz w:val="14"/>
+                <w:shd w:val="clear" w:color="auto" w:fill="EEF4F2"/>
+              </w:rPr>
+              <w:t>max-width: 520px</w:t>
+            </w:r>
+          </w:p>
+        </w:tc>
+        <w:tc>
+          <w:tcPr>
+            <w:tcW w:w="6967" w:type="dxa"/>
+          </w:tcPr>
+          <w:p>
+            <w:pPr>
+              <w:spacing w:before="20" w:after="20" w:line="240" w:lineRule="auto"/>
+            </w:pPr>
+            <w:r>
+              <w:rPr>
+                <w:sz w:val="16"/>
+                <w:szCs w:val="16"/>
+              </w:rPr>
+              <w:t>De naam naast het logo vervalt</w:t>
+            </w:r>
+          </w:p>
+        </w:tc>
+      </w:tr>
+      <w:tr>
+        <w:trPr>
+          <w:cantSplit/>
+        </w:trPr>
+        <w:tc>
+          <w:tcPr>
+            <w:tcW w:w="2671" w:type="dxa"/>
+          </w:tcPr>
+          <w:p>
+            <w:pPr>
+              <w:spacing w:before="20" w:after="20" w:line="240" w:lineRule="auto"/>
+            </w:pPr>
+            <w:r>
+              <w:rPr>
+                <w:rFonts w:ascii="Consolas" w:hAnsi="Consolas" w:cs="Consolas"/>
+                <w:sz w:val="14"/>
+                <w:shd w:val="clear" w:color="auto" w:fill="EEF4F2"/>
+              </w:rPr>
+              <w:t>hover: none</w:t>
+            </w:r>
+          </w:p>
+        </w:tc>
+        <w:tc>
+          <w:tcPr>
+            <w:tcW w:w="6967" w:type="dxa"/>
+          </w:tcPr>
+          <w:p>
+            <w:pPr>
+              <w:spacing w:before="20" w:after="20" w:line="240" w:lineRule="auto"/>
+            </w:pPr>
+            <w:r>
+              <w:rPr>
+                <w:sz w:val="16"/>
+                <w:szCs w:val="16"/>
+              </w:rPr>
+              <w:t xml:space="preserve">De hint </w:t>
+            </w:r>
+            <w:r>
+              <w:rPr>
+                <w:rFonts w:ascii="Consolas" w:hAnsi="Consolas" w:cs="Consolas"/>
+                <w:sz w:val="14"/>
+                <w:shd w:val="clear" w:color="auto" w:fill="EEF4F2"/>
+              </w:rPr>
+              <w:t>Ctrl K</w:t>
+            </w:r>
+            <w:r>
+              <w:rPr>
+                <w:sz w:val="16"/>
+                <w:szCs w:val="16"/>
+              </w:rPr>
+              <w:t xml:space="preserve"> verdwijnt op aanraakschermen zonder toetsenbord</w:t>
+            </w:r>
+          </w:p>
+        </w:tc>
+      </w:tr>
+      <w:tr>
+        <w:trPr>
+          <w:cantSplit/>
+        </w:trPr>
+        <w:tc>
+          <w:tcPr>
+            <w:tcW w:w="2671" w:type="dxa"/>
+          </w:tcPr>
+          <w:p>
+            <w:pPr>
+              <w:spacing w:before="20" w:after="20" w:line="240" w:lineRule="auto"/>
+            </w:pPr>
+            <w:r>
+              <w:rPr>
+                <w:rFonts w:ascii="Consolas" w:hAnsi="Consolas" w:cs="Consolas"/>
+                <w:sz w:val="14"/>
+                <w:shd w:val="clear" w:color="auto" w:fill="EEF4F2"/>
+              </w:rPr>
+              <w:t>prefers-reduced-motion: reduce</w:t>
+            </w:r>
+          </w:p>
+        </w:tc>
+        <w:tc>
+          <w:tcPr>
+            <w:tcW w:w="6967" w:type="dxa"/>
+          </w:tcPr>
+          <w:p>
+            <w:pPr>
+              <w:spacing w:before="20" w:after="20" w:line="240" w:lineRule="auto"/>
+            </w:pPr>
+            <w:r>
+              <w:rPr>
+                <w:sz w:val="16"/>
+                <w:szCs w:val="16"/>
+              </w:rPr>
               <w:t>Geen animaties voor wie "minder beweging" heeft ingesteld</w:t>
             </w:r>
           </w:p>
@@ -13817,7 +14310,7 @@
         <w:keepNext/>
       </w:pPr>
       <w:bookmarkStart w:id="63" w:name="k32"/>
-      <w:bookmarkStart w:id="64" w:name="_Toc242707540"/>
+      <w:bookmarkStart w:id="64" w:name="_Toc242949023"/>
       <w:r>
         <w:t>COMPONENTEN</w:t>
       </w:r>
@@ -13918,7 +14411,18 @@
         <w:t>+</w:t>
       </w:r>
       <w:r>
-        <w:t xml:space="preserve">-knoppen, de begroeting, het voorstel </w:t>
+        <w:t>-knoppen (op een aanraakscherm 52 pixels), een gekozen product met lichtgroene achtergrond en groene rand (</w:t>
+      </w:r>
+      <w:r>
+        <w:rPr>
+          <w:rFonts w:ascii="Consolas" w:hAnsi="Consolas" w:cs="Consolas"/>
+          <w:sz w:val="18"/>
+          <w:shd w:val="clear" w:color="auto" w:fill="EEF4F2"/>
+        </w:rPr>
+        <w:t>.is-selected</w:t>
+      </w:r>
+      <w:r>
+        <w:t xml:space="preserve">), de begroeting, het voorstel </w:t>
       </w:r>
       <w:r>
         <w:rPr>
@@ -13929,7 +14433,18 @@
         <w:t>Zelfde als vorige keer</w:t>
       </w:r>
       <w:r>
-        <w:t xml:space="preserve"> (na herkenning met pas of camera) en de uitleg over de inhouding op het loon.</w:t>
+        <w:t xml:space="preserve"> (na herkenning met pas of camera), de knopbalk die onderaan in beeld blijft (</w:t>
+      </w:r>
+      <w:r>
+        <w:rPr>
+          <w:rFonts w:ascii="Consolas" w:hAnsi="Consolas" w:cs="Consolas"/>
+          <w:sz w:val="18"/>
+          <w:shd w:val="clear" w:color="auto" w:fill="EEF4F2"/>
+        </w:rPr>
+        <w:t>position: sticky</w:t>
+      </w:r>
+      <w:r>
+        <w:t>) en de uitleg over de inhouding op het loon.</w:t>
       </w:r>
     </w:p>
     <w:p>
@@ -14040,7 +14555,7 @@
         </w:numPr>
       </w:pPr>
       <w:bookmarkStart w:id="65" w:name="k33"/>
-      <w:bookmarkStart w:id="66" w:name="_Toc242707541"/>
+      <w:bookmarkStart w:id="66" w:name="_Toc242949024"/>
       <w:r>
         <w:t>UITLEG VAN DE JAVASCRIPT (</w:t>
       </w:r>
@@ -14064,7 +14579,7 @@
         <w:keepNext/>
       </w:pPr>
       <w:bookmarkStart w:id="67" w:name="k34"/>
-      <w:bookmarkStart w:id="68" w:name="_Toc242707542"/>
+      <w:bookmarkStart w:id="68" w:name="_Toc242949025"/>
       <w:r>
         <w:t>OPSLAG EN VOORBEELDDATA</w:t>
       </w:r>
@@ -14841,7 +15356,7 @@
         <w:keepNext/>
       </w:pPr>
       <w:bookmarkStart w:id="69" w:name="k35"/>
-      <w:bookmarkStart w:id="70" w:name="_Toc242707543"/>
+      <w:bookmarkStart w:id="70" w:name="_Toc242949026"/>
       <w:r>
         <w:t>OBJECTGEORIËNTEERDE STRUCTUUR</w:t>
       </w:r>
@@ -17835,7 +18350,117 @@
         <w:t>event.repeat</w:t>
       </w:r>
       <w:r>
-        <w:t>).</w:t>
+        <w:t xml:space="preserve">). </w:t>
+      </w:r>
+      <w:r>
+        <w:rPr>
+          <w:rFonts w:ascii="Consolas" w:hAnsi="Consolas" w:cs="Consolas"/>
+          <w:sz w:val="18"/>
+          <w:shd w:val="clear" w:color="auto" w:fill="EEF4F2"/>
+        </w:rPr>
+        <w:t>resetEmployeeSearch</w:t>
+      </w:r>
+      <w:r>
+        <w:t xml:space="preserve"> maakt na registreren het zoekveld en het bedrijfsfilter leeg (ook </w:t>
+      </w:r>
+      <w:r>
+        <w:rPr>
+          <w:rFonts w:ascii="Consolas" w:hAnsi="Consolas" w:cs="Consolas"/>
+          <w:sz w:val="18"/>
+          <w:shd w:val="clear" w:color="auto" w:fill="EEF4F2"/>
+        </w:rPr>
+        <w:t>dataset.value</w:t>
+      </w:r>
+      <w:r>
+        <w:t xml:space="preserve"> en </w:t>
+      </w:r>
+      <w:r>
+        <w:rPr>
+          <w:rFonts w:ascii="Consolas" w:hAnsi="Consolas" w:cs="Consolas"/>
+          <w:sz w:val="18"/>
+          <w:shd w:val="clear" w:color="auto" w:fill="EEF4F2"/>
+        </w:rPr>
+        <w:t>aria-selected</w:t>
+      </w:r>
+      <w:r>
+        <w:t xml:space="preserve">) en zet de lijst bovenaan in beeld. </w:t>
+      </w:r>
+      <w:r>
+        <w:rPr>
+          <w:rFonts w:ascii="Consolas" w:hAnsi="Consolas" w:cs="Consolas"/>
+          <w:sz w:val="18"/>
+          <w:shd w:val="clear" w:color="auto" w:fill="EEF4F2"/>
+        </w:rPr>
+        <w:t>startProductIdleWatch</w:t>
+      </w:r>
+      <w:r>
+        <w:t xml:space="preserve">, </w:t>
+      </w:r>
+      <w:r>
+        <w:rPr>
+          <w:rFonts w:ascii="Consolas" w:hAnsi="Consolas" w:cs="Consolas"/>
+          <w:sz w:val="18"/>
+          <w:shd w:val="clear" w:color="auto" w:fill="EEF4F2"/>
+        </w:rPr>
+        <w:t>noteProductActivity</w:t>
+      </w:r>
+      <w:r>
+        <w:t xml:space="preserve"> en </w:t>
+      </w:r>
+      <w:r>
+        <w:rPr>
+          <w:rFonts w:ascii="Consolas" w:hAnsi="Consolas" w:cs="Consolas"/>
+          <w:sz w:val="18"/>
+          <w:shd w:val="clear" w:color="auto" w:fill="EEF4F2"/>
+        </w:rPr>
+        <w:t>closeProductWindowIfIdle</w:t>
+      </w:r>
+      <w:r>
+        <w:t xml:space="preserve"> sluiten het productvenster na 75 seconden zonder invoer (</w:t>
+      </w:r>
+      <w:r>
+        <w:rPr>
+          <w:rFonts w:ascii="Consolas" w:hAnsi="Consolas" w:cs="Consolas"/>
+          <w:sz w:val="18"/>
+          <w:shd w:val="clear" w:color="auto" w:fill="EEF4F2"/>
+        </w:rPr>
+        <w:t>EMPLOYEE_IDLE_CLOSE_MS</w:t>
+      </w:r>
+      <w:r>
+        <w:t xml:space="preserve"> in </w:t>
+      </w:r>
+      <w:r>
+        <w:rPr>
+          <w:rFonts w:ascii="Consolas" w:hAnsi="Consolas" w:cs="Consolas"/>
+          <w:sz w:val="18"/>
+          <w:shd w:val="clear" w:color="auto" w:fill="EEF4F2"/>
+        </w:rPr>
+        <w:t>config.js</w:t>
+      </w:r>
+      <w:r>
+        <w:t xml:space="preserve">): de timer kijkt iedere seconde, iedere tik, toets of scroll in het venster begint de tijd opnieuw, in de laatste 10 seconden toont </w:t>
+      </w:r>
+      <w:r>
+        <w:rPr>
+          <w:rFonts w:ascii="Consolas" w:hAnsi="Consolas" w:cs="Consolas"/>
+          <w:sz w:val="18"/>
+          <w:shd w:val="clear" w:color="auto" w:fill="EEF4F2"/>
+        </w:rPr>
+        <w:t>setIdleWarning</w:t>
+      </w:r>
+      <w:r>
+        <w:t xml:space="preserve"> de waarschuwing en daarna gaat het venster dicht zonder op te slaan. De klok wordt net als bij </w:t>
+      </w:r>
+      <w:r>
+        <w:rPr>
+          <w:rFonts w:ascii="Consolas" w:hAnsi="Consolas" w:cs="Consolas"/>
+          <w:sz w:val="18"/>
+          <w:shd w:val="clear" w:color="auto" w:fill="EEF4F2"/>
+        </w:rPr>
+        <w:t>AdminController</w:t>
+      </w:r>
+      <w:r>
+        <w:t xml:space="preserve"> aan de constructor meegegeven, zodat de tests met een nep-klok werken.</w:t>
       </w:r>
     </w:p>
     <w:p>
@@ -17949,7 +18574,29 @@
         <w:t>recognizeBadge</w:t>
       </w:r>
       <w:r>
-        <w:t xml:space="preserve"> zoekt na een scan de medewerker op en opent zijn productvenster.</w:t>
+        <w:t xml:space="preserve"> zoekt na een scan de medewerker op en opent zijn productvenster. Staat er een ander venster open dan het productvenster, dan meldt </w:t>
+      </w:r>
+      <w:r>
+        <w:rPr>
+          <w:rFonts w:ascii="Consolas" w:hAnsi="Consolas" w:cs="Consolas"/>
+          <w:sz w:val="18"/>
+          <w:shd w:val="clear" w:color="auto" w:fill="EEF4F2"/>
+        </w:rPr>
+        <w:t>recognizeBadge</w:t>
+      </w:r>
+      <w:r>
+        <w:t xml:space="preserve"> "Sluit eerst het open venster om je pas te gebruiken." Staat het productvenster open, dan beslist </w:t>
+      </w:r>
+      <w:r>
+        <w:rPr>
+          <w:rFonts w:ascii="Consolas" w:hAnsi="Consolas" w:cs="Consolas"/>
+          <w:sz w:val="18"/>
+          <w:shd w:val="clear" w:color="auto" w:fill="EEF4F2"/>
+        </w:rPr>
+        <w:t>replaceProductWindow</w:t>
+      </w:r>
+      <w:r>
+        <w:t>: het eigen venster blijft open, het venster van een collega gaat dicht zonder op te slaan en het venster van de pas opent.</w:t>
       </w:r>
     </w:p>
     <w:p>
@@ -19797,7 +20444,7 @@
         <w:keepNext/>
       </w:pPr>
       <w:bookmarkStart w:id="81" w:name="k46"/>
-      <w:bookmarkStart w:id="82" w:name="_Toc242707544"/>
+      <w:bookmarkStart w:id="82" w:name="_Toc242949027"/>
       <w:r>
         <w:rPr>
           <w:rFonts w:ascii="Consolas" w:hAnsi="Consolas" w:cs="Consolas"/>
@@ -19940,7 +20587,7 @@
         <w:keepNext/>
       </w:pPr>
       <w:bookmarkStart w:id="83" w:name="k47"/>
-      <w:bookmarkStart w:id="84" w:name="_Toc242707545"/>
+      <w:bookmarkStart w:id="84" w:name="_Toc242949028"/>
       <w:r>
         <w:rPr>
           <w:rFonts w:ascii="Consolas" w:hAnsi="Consolas" w:cs="Consolas"/>
@@ -20017,7 +20664,7 @@
         <w:keepNext/>
       </w:pPr>
       <w:bookmarkStart w:id="85" w:name="k48"/>
-      <w:bookmarkStart w:id="86" w:name="_Toc242707546"/>
+      <w:bookmarkStart w:id="86" w:name="_Toc242949029"/>
       <w:r>
         <w:rPr>
           <w:rFonts w:ascii="Consolas" w:hAnsi="Consolas" w:cs="Consolas"/>
@@ -20135,7 +20782,29 @@
         <w:t>persist</w:t>
       </w:r>
       <w:r>
-        <w:t xml:space="preserve"> opgeslagen en alle zichtbare onderdelen opnieuw getekend. Correcties van de beheerder met de </w:t>
+        <w:t xml:space="preserve"> opgeslagen, gaat het venster dicht en maakt </w:t>
+      </w:r>
+      <w:r>
+        <w:rPr>
+          <w:rFonts w:ascii="Consolas" w:hAnsi="Consolas" w:cs="Consolas"/>
+          <w:sz w:val="18"/>
+          <w:shd w:val="clear" w:color="auto" w:fill="EEF4F2"/>
+        </w:rPr>
+        <w:t>resetEmployeeSearch</w:t>
+      </w:r>
+      <w:r>
+        <w:t xml:space="preserve"> het zoekveld en het bedrijfsfilter leeg en tekent alle zichtbare onderdelen opnieuw. Is er niets gekozen, dan slaat de methode niets op en benadrukt </w:t>
+      </w:r>
+      <w:r>
+        <w:rPr>
+          <w:rFonts w:ascii="Consolas" w:hAnsi="Consolas" w:cs="Consolas"/>
+          <w:sz w:val="18"/>
+          <w:shd w:val="clear" w:color="auto" w:fill="EEF4F2"/>
+        </w:rPr>
+        <w:t>RegistrationView.emphasizeRegisterHint</w:t>
+      </w:r>
+      <w:r>
+        <w:t xml:space="preserve"> de regel "Kies eerst een product met +" (geen toast). Correcties van de beheerder met de </w:t>
       </w:r>
       <w:r>
         <w:rPr>
@@ -20166,7 +20835,7 @@
         <w:keepNext/>
       </w:pPr>
       <w:bookmarkStart w:id="87" w:name="k49"/>
-      <w:bookmarkStart w:id="88" w:name="_Toc242707547"/>
+      <w:bookmarkStart w:id="88" w:name="_Toc242949030"/>
       <w:r>
         <w:rPr>
           <w:rFonts w:ascii="Consolas" w:hAnsi="Consolas" w:cs="Consolas"/>
@@ -20233,7 +20902,7 @@
         <w:keepNext/>
       </w:pPr>
       <w:bookmarkStart w:id="89" w:name="k50"/>
-      <w:bookmarkStart w:id="90" w:name="_Toc242707548"/>
+      <w:bookmarkStart w:id="90" w:name="_Toc242949031"/>
       <w:r>
         <w:rPr>
           <w:rFonts w:ascii="Consolas" w:hAnsi="Consolas" w:cs="Consolas"/>
@@ -20355,7 +21024,7 @@
         <w:keepNext/>
       </w:pPr>
       <w:bookmarkStart w:id="91" w:name="k51"/>
-      <w:bookmarkStart w:id="92" w:name="_Toc242707549"/>
+      <w:bookmarkStart w:id="92" w:name="_Toc242949032"/>
       <w:r>
         <w:rPr>
           <w:rFonts w:ascii="Consolas" w:hAnsi="Consolas" w:cs="Consolas"/>
@@ -20391,7 +21060,84 @@
         <w:t>Lotte van Dijk: 2× Blikje, 1× Ei geregistreerd</w:t>
       </w:r>
       <w:r>
-        <w:t xml:space="preserve"> met een vinkje ervoor. Foutmeldingen krijgen een waarschuwingsteken. Standaard verdwijnt een melding na 2,5 seconde. De melding na het registreren blijft 4 seconden staan, zodat een medewerker aan een gedeelde tablet kan lezen voor wie en wat er is opgeslagen.</w:t>
+        <w:t xml:space="preserve"> met een vinkje ervoor. Foutmeldingen krijgen een waarschuwingsteken. Standaard verdwijnt een melding na 2,5 seconde. De melding na het registreren blijft 4 seconden staan, zodat een medewerker aan een gedeelde tablet kan lezen voor wie en wat er is opgeslagen. De tekst is 16 pixels. Gewone meldingen komen in </w:t>
+      </w:r>
+      <w:r>
+        <w:rPr>
+          <w:rFonts w:ascii="Consolas" w:hAnsi="Consolas" w:cs="Consolas"/>
+          <w:sz w:val="18"/>
+          <w:shd w:val="clear" w:color="auto" w:fill="EEF4F2"/>
+        </w:rPr>
+        <w:t>#toast</w:t>
+      </w:r>
+      <w:r>
+        <w:t xml:space="preserve"> (</w:t>
+      </w:r>
+      <w:r>
+        <w:rPr>
+          <w:rFonts w:ascii="Consolas" w:hAnsi="Consolas" w:cs="Consolas"/>
+          <w:sz w:val="18"/>
+          <w:shd w:val="clear" w:color="auto" w:fill="EEF4F2"/>
+        </w:rPr>
+        <w:t>role="status"</w:t>
+      </w:r>
+      <w:r>
+        <w:t xml:space="preserve">), foutmeldingen in </w:t>
+      </w:r>
+      <w:r>
+        <w:rPr>
+          <w:rFonts w:ascii="Consolas" w:hAnsi="Consolas" w:cs="Consolas"/>
+          <w:sz w:val="18"/>
+          <w:shd w:val="clear" w:color="auto" w:fill="EEF4F2"/>
+        </w:rPr>
+        <w:t>#toastAlert</w:t>
+      </w:r>
+      <w:r>
+        <w:t xml:space="preserve"> (</w:t>
+      </w:r>
+      <w:r>
+        <w:rPr>
+          <w:rFonts w:ascii="Consolas" w:hAnsi="Consolas" w:cs="Consolas"/>
+          <w:sz w:val="18"/>
+          <w:shd w:val="clear" w:color="auto" w:fill="EEF4F2"/>
+        </w:rPr>
+        <w:t>role="alert"</w:t>
+      </w:r>
+      <w:r>
+        <w:t>). De methode maakt de regio eerst leeg zichtbaar en zet de tekst er pas na 60 milliseconden in (</w:t>
+      </w:r>
+      <w:r>
+        <w:rPr>
+          <w:rFonts w:ascii="Consolas" w:hAnsi="Consolas" w:cs="Consolas"/>
+          <w:sz w:val="18"/>
+          <w:shd w:val="clear" w:color="auto" w:fill="EEF4F2"/>
+        </w:rPr>
+        <w:t>TOAST_TEXT_DELAY_MS</w:t>
+      </w:r>
+      <w:r>
+        <w:t>), want een schermlezer leest een live region alleen voor als die al bestond voordat de tekst veranderde. Zolang de regio leeg is, is hij doorzichtig (</w:t>
+      </w:r>
+      <w:r>
+        <w:rPr>
+          <w:rFonts w:ascii="Consolas" w:hAnsi="Consolas" w:cs="Consolas"/>
+          <w:sz w:val="18"/>
+          <w:shd w:val="clear" w:color="auto" w:fill="EEF4F2"/>
+        </w:rPr>
+        <w:t>.toast:empty</w:t>
+      </w:r>
+      <w:r>
+        <w:t xml:space="preserve">). </w:t>
+      </w:r>
+      <w:r>
+        <w:rPr>
+          <w:rFonts w:ascii="Consolas" w:hAnsi="Consolas" w:cs="Consolas"/>
+          <w:sz w:val="18"/>
+          <w:shd w:val="clear" w:color="auto" w:fill="EEF4F2"/>
+        </w:rPr>
+        <w:t>hideToast</w:t>
+      </w:r>
+      <w:r>
+        <w:t xml:space="preserve"> haalt een melding weg als er een productvenster opengaat.</w:t>
       </w:r>
     </w:p>
     <w:p>
@@ -20400,7 +21146,7 @@
         <w:keepNext/>
       </w:pPr>
       <w:bookmarkStart w:id="93" w:name="k52"/>
-      <w:bookmarkStart w:id="94" w:name="_Toc242707550"/>
+      <w:bookmarkStart w:id="94" w:name="_Toc242949033"/>
       <w:r>
         <w:t>OPSLAGFOUTEN EN TERUGDRAAIEN</w:t>
       </w:r>
@@ -20462,7 +21208,7 @@
         <w:keepNext/>
       </w:pPr>
       <w:bookmarkStart w:id="95" w:name="k53"/>
-      <w:bookmarkStart w:id="96" w:name="_Toc242707551"/>
+      <w:bookmarkStart w:id="96" w:name="_Toc242949034"/>
       <w:r>
         <w:t>ADMINFUNCTIES</w:t>
       </w:r>
@@ -20708,7 +21454,7 @@
         <w:keepNext/>
       </w:pPr>
       <w:bookmarkStart w:id="97" w:name="k54"/>
-      <w:bookmarkStart w:id="98" w:name="_Toc242707552"/>
+      <w:bookmarkStart w:id="98" w:name="_Toc242949035"/>
       <w:r>
         <w:t xml:space="preserve">CSV-EXPORT (CLASS </w:t>
       </w:r>
@@ -21116,7 +21862,7 @@
         <w:keepNext/>
       </w:pPr>
       <w:bookmarkStart w:id="99" w:name="k55"/>
-      <w:bookmarkStart w:id="100" w:name="_Toc242707553"/>
+      <w:bookmarkStart w:id="100" w:name="_Toc242949036"/>
       <w:r>
         <w:t>EVENT LISTENERS</w:t>
       </w:r>
@@ -21728,7 +22474,7 @@
         </w:numPr>
       </w:pPr>
       <w:bookmarkStart w:id="101" w:name="k56"/>
-      <w:bookmarkStart w:id="102" w:name="_Toc242707554"/>
+      <w:bookmarkStart w:id="102" w:name="_Toc242949037"/>
       <w:r>
         <w:t>DATAMODEL EN KOPPELINGEN.</w:t>
       </w:r>
@@ -21746,7 +22492,7 @@
         <w:keepNext/>
       </w:pPr>
       <w:bookmarkStart w:id="103" w:name="k57"/>
-      <w:bookmarkStart w:id="104" w:name="_Toc242707555"/>
+      <w:bookmarkStart w:id="104" w:name="_Toc242949038"/>
       <w:r>
         <w:t>BEDRIJVEN</w:t>
       </w:r>
@@ -21957,7 +22703,7 @@
         <w:keepNext/>
       </w:pPr>
       <w:bookmarkStart w:id="105" w:name="k58"/>
-      <w:bookmarkStart w:id="106" w:name="_Toc242707556"/>
+      <w:bookmarkStart w:id="106" w:name="_Toc242949039"/>
       <w:r>
         <w:t>CONSUMPTIEPUNTEN</w:t>
       </w:r>
@@ -22276,7 +23022,7 @@
         <w:keepNext/>
       </w:pPr>
       <w:bookmarkStart w:id="107" w:name="k59"/>
-      <w:bookmarkStart w:id="108" w:name="_Toc242707557"/>
+      <w:bookmarkStart w:id="108" w:name="_Toc242949040"/>
       <w:r>
         <w:t>MEDEWERKERS</w:t>
       </w:r>
@@ -22832,7 +23578,7 @@
         <w:keepNext/>
       </w:pPr>
       <w:bookmarkStart w:id="109" w:name="k60"/>
-      <w:bookmarkStart w:id="110" w:name="_Toc242707558"/>
+      <w:bookmarkStart w:id="110" w:name="_Toc242949041"/>
       <w:r>
         <w:t>REGISTRATIES</w:t>
       </w:r>
@@ -23398,7 +24144,7 @@
         </w:numPr>
       </w:pPr>
       <w:bookmarkStart w:id="111" w:name="k61"/>
-      <w:bookmarkStart w:id="112" w:name="_Toc242707559"/>
+      <w:bookmarkStart w:id="112" w:name="_Toc242949042"/>
       <w:r>
         <w:t>BELANGRIJKE DEMO-BEPERKINGEN.</w:t>
       </w:r>
@@ -23792,7 +24538,7 @@
         </w:numPr>
       </w:pPr>
       <w:bookmarkStart w:id="113" w:name="k62"/>
-      <w:bookmarkStart w:id="114" w:name="_Toc242707560"/>
+      <w:bookmarkStart w:id="114" w:name="_Toc242949043"/>
       <w:r>
         <w:t>CODE UITLEGGEN TIJDENS EEN PRESENTATIE.</w:t>
       </w:r>
@@ -24143,7 +24889,7 @@
         </w:numPr>
       </w:pPr>
       <w:bookmarkStart w:id="115" w:name="k63"/>
-      <w:bookmarkStart w:id="116" w:name="_Toc242707561"/>
+      <w:bookmarkStart w:id="116" w:name="_Toc242949044"/>
       <w:r>
         <w:t>MOGELIJKE VERVOLGSTAPPEN.</w:t>
       </w:r>

--- a/docs/DOCUMENTATIE.docx
+++ b/docs/DOCUMENTATIE.docx
@@ -82,7 +82,7 @@
           <w:numId w:val="0"/>
         </w:numPr>
       </w:pPr>
-      <w:bookmarkStart w:id="0" w:name="_Toc242948991"/>
+      <w:bookmarkStart w:id="0" w:name="_Toc242952340"/>
       <w:r>
         <w:t>INHOUDSOPGAVE.</w:t>
       </w:r>
@@ -112,7 +112,7 @@
       <w:r>
         <w:fldChar w:fldCharType="separate"/>
       </w:r>
-      <w:hyperlink w:anchor="_Toc242948991" w:history="1">
+      <w:hyperlink w:anchor="_Toc242952340" w:history="1">
         <w:r>
           <w:rPr>
             <w:rStyle w:val="Hyperlink"/>
@@ -139,7 +139,7 @@
             <w:noProof/>
             <w:webHidden/>
           </w:rPr>
-          <w:instrText xml:space="preserve"> PAGEREF _Toc242948991 \h </w:instrText>
+          <w:instrText xml:space="preserve"> PAGEREF _Toc242952340 \h </w:instrText>
         </w:r>
         <w:r>
           <w:rPr>
@@ -186,7 +186,7 @@
           <w:lang w:eastAsia="nl-NL"/>
         </w:rPr>
       </w:pPr>
-      <w:hyperlink w:anchor="_Toc242948992" w:history="1">
+      <w:hyperlink w:anchor="_Toc242952341" w:history="1">
         <w:r>
           <w:rPr>
             <w:rStyle w:val="Hyperlink"/>
@@ -231,7 +231,7 @@
             <w:noProof/>
             <w:webHidden/>
           </w:rPr>
-          <w:instrText xml:space="preserve"> PAGEREF _Toc242948992 \h </w:instrText>
+          <w:instrText xml:space="preserve"> PAGEREF _Toc242952341 \h </w:instrText>
         </w:r>
         <w:r>
           <w:rPr>
@@ -278,7 +278,7 @@
           <w:lang w:eastAsia="nl-NL"/>
         </w:rPr>
       </w:pPr>
-      <w:hyperlink w:anchor="_Toc242948993" w:history="1">
+      <w:hyperlink w:anchor="_Toc242952342" w:history="1">
         <w:r>
           <w:rPr>
             <w:rStyle w:val="Hyperlink"/>
@@ -323,7 +323,7 @@
             <w:noProof/>
             <w:webHidden/>
           </w:rPr>
-          <w:instrText xml:space="preserve"> PAGEREF _Toc242948993 \h </w:instrText>
+          <w:instrText xml:space="preserve"> PAGEREF _Toc242952342 \h </w:instrText>
         </w:r>
         <w:r>
           <w:rPr>
@@ -370,7 +370,7 @@
           <w:lang w:eastAsia="nl-NL"/>
         </w:rPr>
       </w:pPr>
-      <w:hyperlink w:anchor="_Toc242948994" w:history="1">
+      <w:hyperlink w:anchor="_Toc242952343" w:history="1">
         <w:r>
           <w:rPr>
             <w:rStyle w:val="Hyperlink"/>
@@ -415,7 +415,7 @@
             <w:noProof/>
             <w:webHidden/>
           </w:rPr>
-          <w:instrText xml:space="preserve"> PAGEREF _Toc242948994 \h </w:instrText>
+          <w:instrText xml:space="preserve"> PAGEREF _Toc242952343 \h </w:instrText>
         </w:r>
         <w:r>
           <w:rPr>
@@ -462,7 +462,7 @@
           <w:lang w:eastAsia="nl-NL"/>
         </w:rPr>
       </w:pPr>
-      <w:hyperlink w:anchor="_Toc242948995" w:history="1">
+      <w:hyperlink w:anchor="_Toc242952344" w:history="1">
         <w:r>
           <w:rPr>
             <w:rStyle w:val="Hyperlink"/>
@@ -507,7 +507,7 @@
             <w:noProof/>
             <w:webHidden/>
           </w:rPr>
-          <w:instrText xml:space="preserve"> PAGEREF _Toc242948995 \h </w:instrText>
+          <w:instrText xml:space="preserve"> PAGEREF _Toc242952344 \h </w:instrText>
         </w:r>
         <w:r>
           <w:rPr>
@@ -554,7 +554,7 @@
           <w:lang w:eastAsia="nl-NL"/>
         </w:rPr>
       </w:pPr>
-      <w:hyperlink w:anchor="_Toc242948996" w:history="1">
+      <w:hyperlink w:anchor="_Toc242952345" w:history="1">
         <w:r>
           <w:rPr>
             <w:rStyle w:val="Hyperlink"/>
@@ -599,7 +599,7 @@
             <w:noProof/>
             <w:webHidden/>
           </w:rPr>
-          <w:instrText xml:space="preserve"> PAGEREF _Toc242948996 \h </w:instrText>
+          <w:instrText xml:space="preserve"> PAGEREF _Toc242952345 \h </w:instrText>
         </w:r>
         <w:r>
           <w:rPr>
@@ -646,7 +646,7 @@
           <w:lang w:eastAsia="nl-NL"/>
         </w:rPr>
       </w:pPr>
-      <w:hyperlink w:anchor="_Toc242948997" w:history="1">
+      <w:hyperlink w:anchor="_Toc242952346" w:history="1">
         <w:r>
           <w:rPr>
             <w:rStyle w:val="Hyperlink"/>
@@ -691,7 +691,7 @@
             <w:noProof/>
             <w:webHidden/>
           </w:rPr>
-          <w:instrText xml:space="preserve"> PAGEREF _Toc242948997 \h </w:instrText>
+          <w:instrText xml:space="preserve"> PAGEREF _Toc242952346 \h </w:instrText>
         </w:r>
         <w:r>
           <w:rPr>
@@ -738,7 +738,7 @@
           <w:lang w:eastAsia="nl-NL"/>
         </w:rPr>
       </w:pPr>
-      <w:hyperlink w:anchor="_Toc242948998" w:history="1">
+      <w:hyperlink w:anchor="_Toc242952347" w:history="1">
         <w:r>
           <w:rPr>
             <w:rStyle w:val="Hyperlink"/>
@@ -783,7 +783,7 @@
             <w:noProof/>
             <w:webHidden/>
           </w:rPr>
-          <w:instrText xml:space="preserve"> PAGEREF _Toc242948998 \h </w:instrText>
+          <w:instrText xml:space="preserve"> PAGEREF _Toc242952347 \h </w:instrText>
         </w:r>
         <w:r>
           <w:rPr>
@@ -830,7 +830,7 @@
           <w:lang w:eastAsia="nl-NL"/>
         </w:rPr>
       </w:pPr>
-      <w:hyperlink w:anchor="_Toc242948999" w:history="1">
+      <w:hyperlink w:anchor="_Toc242952348" w:history="1">
         <w:r>
           <w:rPr>
             <w:rStyle w:val="Hyperlink"/>
@@ -875,7 +875,7 @@
             <w:noProof/>
             <w:webHidden/>
           </w:rPr>
-          <w:instrText xml:space="preserve"> PAGEREF _Toc242948999 \h </w:instrText>
+          <w:instrText xml:space="preserve"> PAGEREF _Toc242952348 \h </w:instrText>
         </w:r>
         <w:r>
           <w:rPr>
@@ -922,7 +922,7 @@
           <w:lang w:eastAsia="nl-NL"/>
         </w:rPr>
       </w:pPr>
-      <w:hyperlink w:anchor="_Toc242949000" w:history="1">
+      <w:hyperlink w:anchor="_Toc242952349" w:history="1">
         <w:r>
           <w:rPr>
             <w:rStyle w:val="Hyperlink"/>
@@ -967,7 +967,7 @@
             <w:noProof/>
             <w:webHidden/>
           </w:rPr>
-          <w:instrText xml:space="preserve"> PAGEREF _Toc242949000 \h </w:instrText>
+          <w:instrText xml:space="preserve"> PAGEREF _Toc242952349 \h </w:instrText>
         </w:r>
         <w:r>
           <w:rPr>
@@ -1014,7 +1014,7 @@
           <w:lang w:eastAsia="nl-NL"/>
         </w:rPr>
       </w:pPr>
-      <w:hyperlink w:anchor="_Toc242949001" w:history="1">
+      <w:hyperlink w:anchor="_Toc242952350" w:history="1">
         <w:r>
           <w:rPr>
             <w:rStyle w:val="Hyperlink"/>
@@ -1059,7 +1059,7 @@
             <w:noProof/>
             <w:webHidden/>
           </w:rPr>
-          <w:instrText xml:space="preserve"> PAGEREF _Toc242949001 \h </w:instrText>
+          <w:instrText xml:space="preserve"> PAGEREF _Toc242952350 \h </w:instrText>
         </w:r>
         <w:r>
           <w:rPr>
@@ -1106,7 +1106,7 @@
           <w:lang w:eastAsia="nl-NL"/>
         </w:rPr>
       </w:pPr>
-      <w:hyperlink w:anchor="_Toc242949002" w:history="1">
+      <w:hyperlink w:anchor="_Toc242952351" w:history="1">
         <w:r>
           <w:rPr>
             <w:rStyle w:val="Hyperlink"/>
@@ -1151,7 +1151,7 @@
             <w:noProof/>
             <w:webHidden/>
           </w:rPr>
-          <w:instrText xml:space="preserve"> PAGEREF _Toc242949002 \h </w:instrText>
+          <w:instrText xml:space="preserve"> PAGEREF _Toc242952351 \h </w:instrText>
         </w:r>
         <w:r>
           <w:rPr>
@@ -1198,7 +1198,7 @@
           <w:lang w:eastAsia="nl-NL"/>
         </w:rPr>
       </w:pPr>
-      <w:hyperlink w:anchor="_Toc242949003" w:history="1">
+      <w:hyperlink w:anchor="_Toc242952352" w:history="1">
         <w:r>
           <w:rPr>
             <w:rStyle w:val="Hyperlink"/>
@@ -1243,7 +1243,7 @@
             <w:noProof/>
             <w:webHidden/>
           </w:rPr>
-          <w:instrText xml:space="preserve"> PAGEREF _Toc242949003 \h </w:instrText>
+          <w:instrText xml:space="preserve"> PAGEREF _Toc242952352 \h </w:instrText>
         </w:r>
         <w:r>
           <w:rPr>
@@ -1290,7 +1290,7 @@
           <w:lang w:eastAsia="nl-NL"/>
         </w:rPr>
       </w:pPr>
-      <w:hyperlink w:anchor="_Toc242949004" w:history="1">
+      <w:hyperlink w:anchor="_Toc242952353" w:history="1">
         <w:r>
           <w:rPr>
             <w:rStyle w:val="Hyperlink"/>
@@ -1335,7 +1335,7 @@
             <w:noProof/>
             <w:webHidden/>
           </w:rPr>
-          <w:instrText xml:space="preserve"> PAGEREF _Toc242949004 \h </w:instrText>
+          <w:instrText xml:space="preserve"> PAGEREF _Toc242952353 \h </w:instrText>
         </w:r>
         <w:r>
           <w:rPr>
@@ -1382,7 +1382,7 @@
           <w:lang w:eastAsia="nl-NL"/>
         </w:rPr>
       </w:pPr>
-      <w:hyperlink w:anchor="_Toc242949005" w:history="1">
+      <w:hyperlink w:anchor="_Toc242952354" w:history="1">
         <w:r>
           <w:rPr>
             <w:rStyle w:val="Hyperlink"/>
@@ -1427,7 +1427,7 @@
             <w:noProof/>
             <w:webHidden/>
           </w:rPr>
-          <w:instrText xml:space="preserve"> PAGEREF _Toc242949005 \h </w:instrText>
+          <w:instrText xml:space="preserve"> PAGEREF _Toc242952354 \h </w:instrText>
         </w:r>
         <w:r>
           <w:rPr>
@@ -1474,7 +1474,7 @@
           <w:lang w:eastAsia="nl-NL"/>
         </w:rPr>
       </w:pPr>
-      <w:hyperlink w:anchor="_Toc242949006" w:history="1">
+      <w:hyperlink w:anchor="_Toc242952355" w:history="1">
         <w:r>
           <w:rPr>
             <w:rStyle w:val="Hyperlink"/>
@@ -1519,7 +1519,7 @@
             <w:noProof/>
             <w:webHidden/>
           </w:rPr>
-          <w:instrText xml:space="preserve"> PAGEREF _Toc242949006 \h </w:instrText>
+          <w:instrText xml:space="preserve"> PAGEREF _Toc242952355 \h </w:instrText>
         </w:r>
         <w:r>
           <w:rPr>
@@ -1566,7 +1566,7 @@
           <w:lang w:eastAsia="nl-NL"/>
         </w:rPr>
       </w:pPr>
-      <w:hyperlink w:anchor="_Toc242949007" w:history="1">
+      <w:hyperlink w:anchor="_Toc242952356" w:history="1">
         <w:r>
           <w:rPr>
             <w:rStyle w:val="Hyperlink"/>
@@ -1611,7 +1611,7 @@
             <w:noProof/>
             <w:webHidden/>
           </w:rPr>
-          <w:instrText xml:space="preserve"> PAGEREF _Toc242949007 \h </w:instrText>
+          <w:instrText xml:space="preserve"> PAGEREF _Toc242952356 \h </w:instrText>
         </w:r>
         <w:r>
           <w:rPr>
@@ -1658,7 +1658,7 @@
           <w:lang w:eastAsia="nl-NL"/>
         </w:rPr>
       </w:pPr>
-      <w:hyperlink w:anchor="_Toc242949008" w:history="1">
+      <w:hyperlink w:anchor="_Toc242952357" w:history="1">
         <w:r>
           <w:rPr>
             <w:rStyle w:val="Hyperlink"/>
@@ -1703,7 +1703,7 @@
             <w:noProof/>
             <w:webHidden/>
           </w:rPr>
-          <w:instrText xml:space="preserve"> PAGEREF _Toc242949008 \h </w:instrText>
+          <w:instrText xml:space="preserve"> PAGEREF _Toc242952357 \h </w:instrText>
         </w:r>
         <w:r>
           <w:rPr>
@@ -1750,7 +1750,7 @@
           <w:lang w:eastAsia="nl-NL"/>
         </w:rPr>
       </w:pPr>
-      <w:hyperlink w:anchor="_Toc242949009" w:history="1">
+      <w:hyperlink w:anchor="_Toc242952358" w:history="1">
         <w:r>
           <w:rPr>
             <w:rStyle w:val="Hyperlink"/>
@@ -1795,7 +1795,7 @@
             <w:noProof/>
             <w:webHidden/>
           </w:rPr>
-          <w:instrText xml:space="preserve"> PAGEREF _Toc242949009 \h </w:instrText>
+          <w:instrText xml:space="preserve"> PAGEREF _Toc242952358 \h </w:instrText>
         </w:r>
         <w:r>
           <w:rPr>
@@ -1842,7 +1842,7 @@
           <w:lang w:eastAsia="nl-NL"/>
         </w:rPr>
       </w:pPr>
-      <w:hyperlink w:anchor="_Toc242949010" w:history="1">
+      <w:hyperlink w:anchor="_Toc242952359" w:history="1">
         <w:r>
           <w:rPr>
             <w:rStyle w:val="Hyperlink"/>
@@ -1887,7 +1887,7 @@
             <w:noProof/>
             <w:webHidden/>
           </w:rPr>
-          <w:instrText xml:space="preserve"> PAGEREF _Toc242949010 \h </w:instrText>
+          <w:instrText xml:space="preserve"> PAGEREF _Toc242952359 \h </w:instrText>
         </w:r>
         <w:r>
           <w:rPr>
@@ -1934,7 +1934,7 @@
           <w:lang w:eastAsia="nl-NL"/>
         </w:rPr>
       </w:pPr>
-      <w:hyperlink w:anchor="_Toc242949011" w:history="1">
+      <w:hyperlink w:anchor="_Toc242952360" w:history="1">
         <w:r>
           <w:rPr>
             <w:rStyle w:val="Hyperlink"/>
@@ -1979,7 +1979,7 @@
             <w:noProof/>
             <w:webHidden/>
           </w:rPr>
-          <w:instrText xml:space="preserve"> PAGEREF _Toc242949011 \h </w:instrText>
+          <w:instrText xml:space="preserve"> PAGEREF _Toc242952360 \h </w:instrText>
         </w:r>
         <w:r>
           <w:rPr>
@@ -2026,7 +2026,7 @@
           <w:lang w:eastAsia="nl-NL"/>
         </w:rPr>
       </w:pPr>
-      <w:hyperlink w:anchor="_Toc242949012" w:history="1">
+      <w:hyperlink w:anchor="_Toc242952361" w:history="1">
         <w:r>
           <w:rPr>
             <w:rStyle w:val="Hyperlink"/>
@@ -2087,7 +2087,7 @@
             <w:noProof/>
             <w:webHidden/>
           </w:rPr>
-          <w:instrText xml:space="preserve"> PAGEREF _Toc242949012 \h </w:instrText>
+          <w:instrText xml:space="preserve"> PAGEREF _Toc242952361 \h </w:instrText>
         </w:r>
         <w:r>
           <w:rPr>
@@ -2134,7 +2134,7 @@
           <w:lang w:eastAsia="nl-NL"/>
         </w:rPr>
       </w:pPr>
-      <w:hyperlink w:anchor="_Toc242949013" w:history="1">
+      <w:hyperlink w:anchor="_Toc242952362" w:history="1">
         <w:r>
           <w:rPr>
             <w:rStyle w:val="Hyperlink"/>
@@ -2179,7 +2179,7 @@
             <w:noProof/>
             <w:webHidden/>
           </w:rPr>
-          <w:instrText xml:space="preserve"> PAGEREF _Toc242949013 \h </w:instrText>
+          <w:instrText xml:space="preserve"> PAGEREF _Toc242952362 \h </w:instrText>
         </w:r>
         <w:r>
           <w:rPr>
@@ -2226,7 +2226,7 @@
           <w:lang w:eastAsia="nl-NL"/>
         </w:rPr>
       </w:pPr>
-      <w:hyperlink w:anchor="_Toc242949014" w:history="1">
+      <w:hyperlink w:anchor="_Toc242952363" w:history="1">
         <w:r>
           <w:rPr>
             <w:rStyle w:val="Hyperlink"/>
@@ -2271,7 +2271,7 @@
             <w:noProof/>
             <w:webHidden/>
           </w:rPr>
-          <w:instrText xml:space="preserve"> PAGEREF _Toc242949014 \h </w:instrText>
+          <w:instrText xml:space="preserve"> PAGEREF _Toc242952363 \h </w:instrText>
         </w:r>
         <w:r>
           <w:rPr>
@@ -2318,7 +2318,7 @@
           <w:lang w:eastAsia="nl-NL"/>
         </w:rPr>
       </w:pPr>
-      <w:hyperlink w:anchor="_Toc242949015" w:history="1">
+      <w:hyperlink w:anchor="_Toc242952364" w:history="1">
         <w:r>
           <w:rPr>
             <w:rStyle w:val="Hyperlink"/>
@@ -2363,7 +2363,7 @@
             <w:noProof/>
             <w:webHidden/>
           </w:rPr>
-          <w:instrText xml:space="preserve"> PAGEREF _Toc242949015 \h </w:instrText>
+          <w:instrText xml:space="preserve"> PAGEREF _Toc242952364 \h </w:instrText>
         </w:r>
         <w:r>
           <w:rPr>
@@ -2410,7 +2410,7 @@
           <w:lang w:eastAsia="nl-NL"/>
         </w:rPr>
       </w:pPr>
-      <w:hyperlink w:anchor="_Toc242949016" w:history="1">
+      <w:hyperlink w:anchor="_Toc242952365" w:history="1">
         <w:r>
           <w:rPr>
             <w:rStyle w:val="Hyperlink"/>
@@ -2455,7 +2455,7 @@
             <w:noProof/>
             <w:webHidden/>
           </w:rPr>
-          <w:instrText xml:space="preserve"> PAGEREF _Toc242949016 \h </w:instrText>
+          <w:instrText xml:space="preserve"> PAGEREF _Toc242952365 \h </w:instrText>
         </w:r>
         <w:r>
           <w:rPr>
@@ -2502,7 +2502,7 @@
           <w:lang w:eastAsia="nl-NL"/>
         </w:rPr>
       </w:pPr>
-      <w:hyperlink w:anchor="_Toc242949017" w:history="1">
+      <w:hyperlink w:anchor="_Toc242952366" w:history="1">
         <w:r>
           <w:rPr>
             <w:rStyle w:val="Hyperlink"/>
@@ -2547,7 +2547,7 @@
             <w:noProof/>
             <w:webHidden/>
           </w:rPr>
-          <w:instrText xml:space="preserve"> PAGEREF _Toc242949017 \h </w:instrText>
+          <w:instrText xml:space="preserve"> PAGEREF _Toc242952366 \h </w:instrText>
         </w:r>
         <w:r>
           <w:rPr>
@@ -2594,7 +2594,7 @@
           <w:lang w:eastAsia="nl-NL"/>
         </w:rPr>
       </w:pPr>
-      <w:hyperlink w:anchor="_Toc242949018" w:history="1">
+      <w:hyperlink w:anchor="_Toc242952367" w:history="1">
         <w:r>
           <w:rPr>
             <w:rStyle w:val="Hyperlink"/>
@@ -2639,7 +2639,7 @@
             <w:noProof/>
             <w:webHidden/>
           </w:rPr>
-          <w:instrText xml:space="preserve"> PAGEREF _Toc242949018 \h </w:instrText>
+          <w:instrText xml:space="preserve"> PAGEREF _Toc242952367 \h </w:instrText>
         </w:r>
         <w:r>
           <w:rPr>
@@ -2686,7 +2686,7 @@
           <w:lang w:eastAsia="nl-NL"/>
         </w:rPr>
       </w:pPr>
-      <w:hyperlink w:anchor="_Toc242949019" w:history="1">
+      <w:hyperlink w:anchor="_Toc242952368" w:history="1">
         <w:r>
           <w:rPr>
             <w:rStyle w:val="Hyperlink"/>
@@ -2731,7 +2731,7 @@
             <w:noProof/>
             <w:webHidden/>
           </w:rPr>
-          <w:instrText xml:space="preserve"> PAGEREF _Toc242949019 \h </w:instrText>
+          <w:instrText xml:space="preserve"> PAGEREF _Toc242952368 \h </w:instrText>
         </w:r>
         <w:r>
           <w:rPr>
@@ -2778,7 +2778,7 @@
           <w:lang w:eastAsia="nl-NL"/>
         </w:rPr>
       </w:pPr>
-      <w:hyperlink w:anchor="_Toc242949020" w:history="1">
+      <w:hyperlink w:anchor="_Toc242952369" w:history="1">
         <w:r>
           <w:rPr>
             <w:rStyle w:val="Hyperlink"/>
@@ -2839,7 +2839,7 @@
             <w:noProof/>
             <w:webHidden/>
           </w:rPr>
-          <w:instrText xml:space="preserve"> PAGEREF _Toc242949020 \h </w:instrText>
+          <w:instrText xml:space="preserve"> PAGEREF _Toc242952369 \h </w:instrText>
         </w:r>
         <w:r>
           <w:rPr>
@@ -2886,7 +2886,7 @@
           <w:lang w:eastAsia="nl-NL"/>
         </w:rPr>
       </w:pPr>
-      <w:hyperlink w:anchor="_Toc242949021" w:history="1">
+      <w:hyperlink w:anchor="_Toc242952370" w:history="1">
         <w:r>
           <w:rPr>
             <w:rStyle w:val="Hyperlink"/>
@@ -2931,7 +2931,7 @@
             <w:noProof/>
             <w:webHidden/>
           </w:rPr>
-          <w:instrText xml:space="preserve"> PAGEREF _Toc242949021 \h </w:instrText>
+          <w:instrText xml:space="preserve"> PAGEREF _Toc242952370 \h </w:instrText>
         </w:r>
         <w:r>
           <w:rPr>
@@ -2978,7 +2978,7 @@
           <w:lang w:eastAsia="nl-NL"/>
         </w:rPr>
       </w:pPr>
-      <w:hyperlink w:anchor="_Toc242949022" w:history="1">
+      <w:hyperlink w:anchor="_Toc242952371" w:history="1">
         <w:r>
           <w:rPr>
             <w:rStyle w:val="Hyperlink"/>
@@ -3023,7 +3023,7 @@
             <w:noProof/>
             <w:webHidden/>
           </w:rPr>
-          <w:instrText xml:space="preserve"> PAGEREF _Toc242949022 \h </w:instrText>
+          <w:instrText xml:space="preserve"> PAGEREF _Toc242952371 \h </w:instrText>
         </w:r>
         <w:r>
           <w:rPr>
@@ -3070,7 +3070,7 @@
           <w:lang w:eastAsia="nl-NL"/>
         </w:rPr>
       </w:pPr>
-      <w:hyperlink w:anchor="_Toc242949023" w:history="1">
+      <w:hyperlink w:anchor="_Toc242952372" w:history="1">
         <w:r>
           <w:rPr>
             <w:rStyle w:val="Hyperlink"/>
@@ -3115,7 +3115,7 @@
             <w:noProof/>
             <w:webHidden/>
           </w:rPr>
-          <w:instrText xml:space="preserve"> PAGEREF _Toc242949023 \h </w:instrText>
+          <w:instrText xml:space="preserve"> PAGEREF _Toc242952372 \h </w:instrText>
         </w:r>
         <w:r>
           <w:rPr>
@@ -3162,7 +3162,7 @@
           <w:lang w:eastAsia="nl-NL"/>
         </w:rPr>
       </w:pPr>
-      <w:hyperlink w:anchor="_Toc242949024" w:history="1">
+      <w:hyperlink w:anchor="_Toc242952373" w:history="1">
         <w:r>
           <w:rPr>
             <w:rStyle w:val="Hyperlink"/>
@@ -3223,7 +3223,7 @@
             <w:noProof/>
             <w:webHidden/>
           </w:rPr>
-          <w:instrText xml:space="preserve"> PAGEREF _Toc242949024 \h </w:instrText>
+          <w:instrText xml:space="preserve"> PAGEREF _Toc242952373 \h </w:instrText>
         </w:r>
         <w:r>
           <w:rPr>
@@ -3270,7 +3270,7 @@
           <w:lang w:eastAsia="nl-NL"/>
         </w:rPr>
       </w:pPr>
-      <w:hyperlink w:anchor="_Toc242949025" w:history="1">
+      <w:hyperlink w:anchor="_Toc242952374" w:history="1">
         <w:r>
           <w:rPr>
             <w:rStyle w:val="Hyperlink"/>
@@ -3315,7 +3315,7 @@
             <w:noProof/>
             <w:webHidden/>
           </w:rPr>
-          <w:instrText xml:space="preserve"> PAGEREF _Toc242949025 \h </w:instrText>
+          <w:instrText xml:space="preserve"> PAGEREF _Toc242952374 \h </w:instrText>
         </w:r>
         <w:r>
           <w:rPr>
@@ -3362,7 +3362,7 @@
           <w:lang w:eastAsia="nl-NL"/>
         </w:rPr>
       </w:pPr>
-      <w:hyperlink w:anchor="_Toc242949026" w:history="1">
+      <w:hyperlink w:anchor="_Toc242952375" w:history="1">
         <w:r>
           <w:rPr>
             <w:rStyle w:val="Hyperlink"/>
@@ -3407,7 +3407,7 @@
             <w:noProof/>
             <w:webHidden/>
           </w:rPr>
-          <w:instrText xml:space="preserve"> PAGEREF _Toc242949026 \h </w:instrText>
+          <w:instrText xml:space="preserve"> PAGEREF _Toc242952375 \h </w:instrText>
         </w:r>
         <w:r>
           <w:rPr>
@@ -3454,7 +3454,7 @@
           <w:lang w:eastAsia="nl-NL"/>
         </w:rPr>
       </w:pPr>
-      <w:hyperlink w:anchor="_Toc242949027" w:history="1">
+      <w:hyperlink w:anchor="_Toc242952376" w:history="1">
         <w:r>
           <w:rPr>
             <w:rStyle w:val="Hyperlink"/>
@@ -3501,7 +3501,7 @@
             <w:noProof/>
             <w:webHidden/>
           </w:rPr>
-          <w:instrText xml:space="preserve"> PAGEREF _Toc242949027 \h </w:instrText>
+          <w:instrText xml:space="preserve"> PAGEREF _Toc242952376 \h </w:instrText>
         </w:r>
         <w:r>
           <w:rPr>
@@ -3548,7 +3548,7 @@
           <w:lang w:eastAsia="nl-NL"/>
         </w:rPr>
       </w:pPr>
-      <w:hyperlink w:anchor="_Toc242949028" w:history="1">
+      <w:hyperlink w:anchor="_Toc242952377" w:history="1">
         <w:r>
           <w:rPr>
             <w:rStyle w:val="Hyperlink"/>
@@ -3595,7 +3595,7 @@
             <w:noProof/>
             <w:webHidden/>
           </w:rPr>
-          <w:instrText xml:space="preserve"> PAGEREF _Toc242949028 \h </w:instrText>
+          <w:instrText xml:space="preserve"> PAGEREF _Toc242952377 \h </w:instrText>
         </w:r>
         <w:r>
           <w:rPr>
@@ -3642,7 +3642,7 @@
           <w:lang w:eastAsia="nl-NL"/>
         </w:rPr>
       </w:pPr>
-      <w:hyperlink w:anchor="_Toc242949029" w:history="1">
+      <w:hyperlink w:anchor="_Toc242952378" w:history="1">
         <w:r>
           <w:rPr>
             <w:rStyle w:val="Hyperlink"/>
@@ -3689,7 +3689,7 @@
             <w:noProof/>
             <w:webHidden/>
           </w:rPr>
-          <w:instrText xml:space="preserve"> PAGEREF _Toc242949029 \h </w:instrText>
+          <w:instrText xml:space="preserve"> PAGEREF _Toc242952378 \h </w:instrText>
         </w:r>
         <w:r>
           <w:rPr>
@@ -3736,7 +3736,7 @@
           <w:lang w:eastAsia="nl-NL"/>
         </w:rPr>
       </w:pPr>
-      <w:hyperlink w:anchor="_Toc242949030" w:history="1">
+      <w:hyperlink w:anchor="_Toc242952379" w:history="1">
         <w:r>
           <w:rPr>
             <w:rStyle w:val="Hyperlink"/>
@@ -3783,7 +3783,7 @@
             <w:noProof/>
             <w:webHidden/>
           </w:rPr>
-          <w:instrText xml:space="preserve"> PAGEREF _Toc242949030 \h </w:instrText>
+          <w:instrText xml:space="preserve"> PAGEREF _Toc242952379 \h </w:instrText>
         </w:r>
         <w:r>
           <w:rPr>
@@ -3830,7 +3830,7 @@
           <w:lang w:eastAsia="nl-NL"/>
         </w:rPr>
       </w:pPr>
-      <w:hyperlink w:anchor="_Toc242949031" w:history="1">
+      <w:hyperlink w:anchor="_Toc242952380" w:history="1">
         <w:r>
           <w:rPr>
             <w:rStyle w:val="Hyperlink"/>
@@ -3877,7 +3877,7 @@
             <w:noProof/>
             <w:webHidden/>
           </w:rPr>
-          <w:instrText xml:space="preserve"> PAGEREF _Toc242949031 \h </w:instrText>
+          <w:instrText xml:space="preserve"> PAGEREF _Toc242952380 \h </w:instrText>
         </w:r>
         <w:r>
           <w:rPr>
@@ -3897,7 +3897,7 @@
             <w:noProof/>
             <w:webHidden/>
           </w:rPr>
-          <w:t>31</w:t>
+          <w:t>32</w:t>
         </w:r>
         <w:r>
           <w:rPr>
@@ -3924,7 +3924,7 @@
           <w:lang w:eastAsia="nl-NL"/>
         </w:rPr>
       </w:pPr>
-      <w:hyperlink w:anchor="_Toc242949032" w:history="1">
+      <w:hyperlink w:anchor="_Toc242952381" w:history="1">
         <w:r>
           <w:rPr>
             <w:rStyle w:val="Hyperlink"/>
@@ -3971,7 +3971,7 @@
             <w:noProof/>
             <w:webHidden/>
           </w:rPr>
-          <w:instrText xml:space="preserve"> PAGEREF _Toc242949032 \h </w:instrText>
+          <w:instrText xml:space="preserve"> PAGEREF _Toc242952381 \h </w:instrText>
         </w:r>
         <w:r>
           <w:rPr>
@@ -4018,7 +4018,7 @@
           <w:lang w:eastAsia="nl-NL"/>
         </w:rPr>
       </w:pPr>
-      <w:hyperlink w:anchor="_Toc242949033" w:history="1">
+      <w:hyperlink w:anchor="_Toc242952382" w:history="1">
         <w:r>
           <w:rPr>
             <w:rStyle w:val="Hyperlink"/>
@@ -4063,7 +4063,7 @@
             <w:noProof/>
             <w:webHidden/>
           </w:rPr>
-          <w:instrText xml:space="preserve"> PAGEREF _Toc242949033 \h </w:instrText>
+          <w:instrText xml:space="preserve"> PAGEREF _Toc242952382 \h </w:instrText>
         </w:r>
         <w:r>
           <w:rPr>
@@ -4110,7 +4110,7 @@
           <w:lang w:eastAsia="nl-NL"/>
         </w:rPr>
       </w:pPr>
-      <w:hyperlink w:anchor="_Toc242949034" w:history="1">
+      <w:hyperlink w:anchor="_Toc242952383" w:history="1">
         <w:r>
           <w:rPr>
             <w:rStyle w:val="Hyperlink"/>
@@ -4155,7 +4155,7 @@
             <w:noProof/>
             <w:webHidden/>
           </w:rPr>
-          <w:instrText xml:space="preserve"> PAGEREF _Toc242949034 \h </w:instrText>
+          <w:instrText xml:space="preserve"> PAGEREF _Toc242952383 \h </w:instrText>
         </w:r>
         <w:r>
           <w:rPr>
@@ -4202,7 +4202,7 @@
           <w:lang w:eastAsia="nl-NL"/>
         </w:rPr>
       </w:pPr>
-      <w:hyperlink w:anchor="_Toc242949035" w:history="1">
+      <w:hyperlink w:anchor="_Toc242952384" w:history="1">
         <w:r>
           <w:rPr>
             <w:rStyle w:val="Hyperlink"/>
@@ -4279,7 +4279,7 @@
             <w:noProof/>
             <w:webHidden/>
           </w:rPr>
-          <w:instrText xml:space="preserve"> PAGEREF _Toc242949035 \h </w:instrText>
+          <w:instrText xml:space="preserve"> PAGEREF _Toc242952384 \h </w:instrText>
         </w:r>
         <w:r>
           <w:rPr>
@@ -4326,7 +4326,7 @@
           <w:lang w:eastAsia="nl-NL"/>
         </w:rPr>
       </w:pPr>
-      <w:hyperlink w:anchor="_Toc242949036" w:history="1">
+      <w:hyperlink w:anchor="_Toc242952385" w:history="1">
         <w:r>
           <w:rPr>
             <w:rStyle w:val="Hyperlink"/>
@@ -4371,7 +4371,7 @@
             <w:noProof/>
             <w:webHidden/>
           </w:rPr>
-          <w:instrText xml:space="preserve"> PAGEREF _Toc242949036 \h </w:instrText>
+          <w:instrText xml:space="preserve"> PAGEREF _Toc242952385 \h </w:instrText>
         </w:r>
         <w:r>
           <w:rPr>
@@ -4418,7 +4418,7 @@
           <w:lang w:eastAsia="nl-NL"/>
         </w:rPr>
       </w:pPr>
-      <w:hyperlink w:anchor="_Toc242949037" w:history="1">
+      <w:hyperlink w:anchor="_Toc242952386" w:history="1">
         <w:r>
           <w:rPr>
             <w:rStyle w:val="Hyperlink"/>
@@ -4463,7 +4463,7 @@
             <w:noProof/>
             <w:webHidden/>
           </w:rPr>
-          <w:instrText xml:space="preserve"> PAGEREF _Toc242949037 \h </w:instrText>
+          <w:instrText xml:space="preserve"> PAGEREF _Toc242952386 \h </w:instrText>
         </w:r>
         <w:r>
           <w:rPr>
@@ -4510,7 +4510,7 @@
           <w:lang w:eastAsia="nl-NL"/>
         </w:rPr>
       </w:pPr>
-      <w:hyperlink w:anchor="_Toc242949038" w:history="1">
+      <w:hyperlink w:anchor="_Toc242952387" w:history="1">
         <w:r>
           <w:rPr>
             <w:rStyle w:val="Hyperlink"/>
@@ -4555,7 +4555,7 @@
             <w:noProof/>
             <w:webHidden/>
           </w:rPr>
-          <w:instrText xml:space="preserve"> PAGEREF _Toc242949038 \h </w:instrText>
+          <w:instrText xml:space="preserve"> PAGEREF _Toc242952387 \h </w:instrText>
         </w:r>
         <w:r>
           <w:rPr>
@@ -4602,7 +4602,7 @@
           <w:lang w:eastAsia="nl-NL"/>
         </w:rPr>
       </w:pPr>
-      <w:hyperlink w:anchor="_Toc242949039" w:history="1">
+      <w:hyperlink w:anchor="_Toc242952388" w:history="1">
         <w:r>
           <w:rPr>
             <w:rStyle w:val="Hyperlink"/>
@@ -4647,7 +4647,7 @@
             <w:noProof/>
             <w:webHidden/>
           </w:rPr>
-          <w:instrText xml:space="preserve"> PAGEREF _Toc242949039 \h </w:instrText>
+          <w:instrText xml:space="preserve"> PAGEREF _Toc242952388 \h </w:instrText>
         </w:r>
         <w:r>
           <w:rPr>
@@ -4694,7 +4694,7 @@
           <w:lang w:eastAsia="nl-NL"/>
         </w:rPr>
       </w:pPr>
-      <w:hyperlink w:anchor="_Toc242949040" w:history="1">
+      <w:hyperlink w:anchor="_Toc242952389" w:history="1">
         <w:r>
           <w:rPr>
             <w:rStyle w:val="Hyperlink"/>
@@ -4739,7 +4739,7 @@
             <w:noProof/>
             <w:webHidden/>
           </w:rPr>
-          <w:instrText xml:space="preserve"> PAGEREF _Toc242949040 \h </w:instrText>
+          <w:instrText xml:space="preserve"> PAGEREF _Toc242952389 \h </w:instrText>
         </w:r>
         <w:r>
           <w:rPr>
@@ -4786,7 +4786,7 @@
           <w:lang w:eastAsia="nl-NL"/>
         </w:rPr>
       </w:pPr>
-      <w:hyperlink w:anchor="_Toc242949041" w:history="1">
+      <w:hyperlink w:anchor="_Toc242952390" w:history="1">
         <w:r>
           <w:rPr>
             <w:rStyle w:val="Hyperlink"/>
@@ -4831,7 +4831,7 @@
             <w:noProof/>
             <w:webHidden/>
           </w:rPr>
-          <w:instrText xml:space="preserve"> PAGEREF _Toc242949041 \h </w:instrText>
+          <w:instrText xml:space="preserve"> PAGEREF _Toc242952390 \h </w:instrText>
         </w:r>
         <w:r>
           <w:rPr>
@@ -4878,7 +4878,7 @@
           <w:lang w:eastAsia="nl-NL"/>
         </w:rPr>
       </w:pPr>
-      <w:hyperlink w:anchor="_Toc242949042" w:history="1">
+      <w:hyperlink w:anchor="_Toc242952391" w:history="1">
         <w:r>
           <w:rPr>
             <w:rStyle w:val="Hyperlink"/>
@@ -4923,7 +4923,7 @@
             <w:noProof/>
             <w:webHidden/>
           </w:rPr>
-          <w:instrText xml:space="preserve"> PAGEREF _Toc242949042 \h </w:instrText>
+          <w:instrText xml:space="preserve"> PAGEREF _Toc242952391 \h </w:instrText>
         </w:r>
         <w:r>
           <w:rPr>
@@ -4970,7 +4970,7 @@
           <w:lang w:eastAsia="nl-NL"/>
         </w:rPr>
       </w:pPr>
-      <w:hyperlink w:anchor="_Toc242949043" w:history="1">
+      <w:hyperlink w:anchor="_Toc242952392" w:history="1">
         <w:r>
           <w:rPr>
             <w:rStyle w:val="Hyperlink"/>
@@ -5015,7 +5015,7 @@
             <w:noProof/>
             <w:webHidden/>
           </w:rPr>
-          <w:instrText xml:space="preserve"> PAGEREF _Toc242949043 \h </w:instrText>
+          <w:instrText xml:space="preserve"> PAGEREF _Toc242952392 \h </w:instrText>
         </w:r>
         <w:r>
           <w:rPr>
@@ -5062,7 +5062,7 @@
           <w:lang w:eastAsia="nl-NL"/>
         </w:rPr>
       </w:pPr>
-      <w:hyperlink w:anchor="_Toc242949044" w:history="1">
+      <w:hyperlink w:anchor="_Toc242952393" w:history="1">
         <w:r>
           <w:rPr>
             <w:rStyle w:val="Hyperlink"/>
@@ -5107,7 +5107,7 @@
             <w:noProof/>
             <w:webHidden/>
           </w:rPr>
-          <w:instrText xml:space="preserve"> PAGEREF _Toc242949044 \h </w:instrText>
+          <w:instrText xml:space="preserve"> PAGEREF _Toc242952393 \h </w:instrText>
         </w:r>
         <w:r>
           <w:rPr>
@@ -5160,7 +5160,7 @@
         </w:numPr>
       </w:pPr>
       <w:bookmarkStart w:id="1" w:name="k1"/>
-      <w:bookmarkStart w:id="2" w:name="_Toc242948992"/>
+      <w:bookmarkStart w:id="2" w:name="_Toc242952341"/>
       <w:r>
         <w:t>DOEL VAN DE APPLICATIE.</w:t>
       </w:r>
@@ -5242,7 +5242,7 @@
         </w:numPr>
       </w:pPr>
       <w:bookmarkStart w:id="3" w:name="k2"/>
-      <w:bookmarkStart w:id="4" w:name="_Toc242948993"/>
+      <w:bookmarkStart w:id="4" w:name="_Toc242952342"/>
       <w:r>
         <w:t>BESTANDEN.</w:t>
       </w:r>
@@ -7165,7 +7165,7 @@
                 <w:sz w:val="16"/>
                 <w:szCs w:val="16"/>
               </w:rPr>
-              <w:t>Unit tests (652) voor de regels, de opslag, de export, het thema, de welkom- en gezichtsherkenningsfuncties, herkennen met de pas, de controller, de beveiliging en regressietests voor opgeloste bugs</w:t>
+              <w:t>Unit tests (661) voor de regels, de opslag, de export, het thema, de welkom- en gezichtsherkenningsfuncties, herkennen met de pas, de controller, de beveiliging en regressietests voor opgeloste bugs</w:t>
             </w:r>
           </w:p>
         </w:tc>
@@ -7843,7 +7843,7 @@
                 <w:sz w:val="16"/>
                 <w:szCs w:val="16"/>
               </w:rPr>
-              <w:t xml:space="preserve">Tests voor de verbeteringen uit de UX-review van oktober 2026 (UX 1 t/m UX 12 in de naam van iedere test): het productvenster dat na 75 seconden vanzelf sluit (met een nep-klok, de waarschuwing en iedere invoer die opnieuw begint), een pas terwijl een venster open is, de knopbalk met </w:t>
+              <w:t xml:space="preserve">Tests voor de verbeteringen uit de UX-review van oktober 2026 (UX 1 t/m UX 12 in de naam van iedere test, daarna 13 en 14): het productvenster dat na 75 seconden vanzelf sluit (met een nep-klok, de waarschuwing en iedere invoer die opnieuw begint), een pas terwijl een venster open is, de knopbalk met </w:t>
             </w:r>
             <w:r>
               <w:rPr>
@@ -7858,7 +7858,7 @@
                 <w:sz w:val="16"/>
                 <w:szCs w:val="16"/>
               </w:rPr>
-              <w:t xml:space="preserve">, zoekveld en bedrijfsfilter leeg na registreren, de compacte banner, de pashint, de opmaak van een gekozen product, de grootte van knoppen, de statusregel en de meldingsregio's voor schermlezers, de leesbaarheid, de nieuwe teksten en </w:t>
+              <w:t xml:space="preserve">, zoekveld en bedrijfsfilter leeg na registreren, de compacte banner, de pashint, de opmaak van een gekozen product, de grootte van knoppen, de statusregel en de meldingsregio's voor schermlezers, de leesbaarheid, de nieuwe teksten, </w:t>
             </w:r>
             <w:r>
               <w:rPr>
@@ -7873,7 +7873,7 @@
                 <w:sz w:val="16"/>
                 <w:szCs w:val="16"/>
               </w:rPr>
-              <w:t xml:space="preserve"> zonder keuze</w:t>
+              <w:t xml:space="preserve"> zonder keuze, een productvenster zonder producten zonder knopbalk en loonregel (13) en vensters die altijd bovenaan openen (14)</w:t>
             </w:r>
           </w:p>
         </w:tc>
@@ -8247,7 +8247,7 @@
         </w:numPr>
       </w:pPr>
       <w:bookmarkStart w:id="5" w:name="k3"/>
-      <w:bookmarkStart w:id="6" w:name="_Toc242948994"/>
+      <w:bookmarkStart w:id="6" w:name="_Toc242952343"/>
       <w:r>
         <w:t>DE WEBSITE STARTEN.</w:t>
       </w:r>
@@ -8469,7 +8469,7 @@
         </w:numPr>
       </w:pPr>
       <w:bookmarkStart w:id="7" w:name="k4"/>
-      <w:bookmarkStart w:id="8" w:name="_Toc242948995"/>
+      <w:bookmarkStart w:id="8" w:name="_Toc242952344"/>
       <w:r>
         <w:t>GEBRUIKERSHANDLEIDING.</w:t>
       </w:r>
@@ -8482,7 +8482,7 @@
         <w:keepNext/>
       </w:pPr>
       <w:bookmarkStart w:id="9" w:name="k5"/>
-      <w:bookmarkStart w:id="10" w:name="_Toc242948996"/>
+      <w:bookmarkStart w:id="10" w:name="_Toc242952345"/>
       <w:r>
         <w:t>EEN MEDEWERKER ZOEKEN</w:t>
       </w:r>
@@ -8537,7 +8537,7 @@
         <w:keepNext/>
       </w:pPr>
       <w:bookmarkStart w:id="11" w:name="k6"/>
-      <w:bookmarkStart w:id="12" w:name="_Toc242948997"/>
+      <w:bookmarkStart w:id="12" w:name="_Toc242952346"/>
       <w:r>
         <w:t>EEN PRODUCT REGISTREREN</w:t>
       </w:r>
@@ -8739,7 +8739,29 @@
         <w:t>Registreren</w:t>
       </w:r>
       <w:r>
-        <w:t xml:space="preserve"> uitgeschakeld en staat erboven "Kies eerst een product met +". Tik je toch op de knop, dan wordt die regel vet en rood en wordt er niets opgeslagen. Biedt je consumptiepunt nog niets aan, dan staat er "Geen producten op jouw consumptiepunt."</w:t>
+        <w:t xml:space="preserve"> uitgeschakeld en staat erboven "Kies eerst een product met +". Tik je toch op de knop, dan wordt die regel vet en rood en wordt er niets opgeslagen. Biedt je consumptiepunt nog niets aan, dan staat er "Geen producten op jouw consumptiepunt." met "Neem contact op met de beheerder als dit niet klopt." De uitleg over </w:t>
+      </w:r>
+      <w:r>
+        <w:rPr>
+          <w:rFonts w:ascii="Consolas" w:hAnsi="Consolas" w:cs="Consolas"/>
+          <w:sz w:val="18"/>
+          <w:shd w:val="clear" w:color="auto" w:fill="EEF4F2"/>
+        </w:rPr>
+        <w:t>+</w:t>
+      </w:r>
+      <w:r>
+        <w:t xml:space="preserve">, de knop </w:t>
+      </w:r>
+      <w:r>
+        <w:rPr>
+          <w:rFonts w:ascii="Consolas" w:hAnsi="Consolas" w:cs="Consolas"/>
+          <w:sz w:val="18"/>
+          <w:shd w:val="clear" w:color="auto" w:fill="EEF4F2"/>
+        </w:rPr>
+        <w:t>Registreren</w:t>
+      </w:r>
+      <w:r>
+        <w:t xml:space="preserve"> en de regel over de inhouding op het loon staan er dan niet, omdat er niets te registreren valt.</w:t>
       </w:r>
     </w:p>
     <w:p>
@@ -8764,7 +8786,7 @@
         <w:keepNext/>
       </w:pPr>
       <w:bookmarkStart w:id="13" w:name="k7"/>
-      <w:bookmarkStart w:id="14" w:name="_Toc242948998"/>
+      <w:bookmarkStart w:id="14" w:name="_Toc242952347"/>
       <w:r>
         <w:t>ADMIN-DASHBOARD OPENEN</w:t>
       </w:r>
@@ -8895,7 +8917,7 @@
         <w:keepNext/>
       </w:pPr>
       <w:bookmarkStart w:id="15" w:name="k8"/>
-      <w:bookmarkStart w:id="16" w:name="_Toc242948999"/>
+      <w:bookmarkStart w:id="16" w:name="_Toc242952348"/>
       <w:r>
         <w:t>REGISTRATIES BEHEREN</w:t>
       </w:r>
@@ -9181,7 +9203,7 @@
         <w:keepNext/>
       </w:pPr>
       <w:bookmarkStart w:id="17" w:name="k9"/>
-      <w:bookmarkStart w:id="18" w:name="_Toc242949000"/>
+      <w:bookmarkStart w:id="18" w:name="_Toc242952349"/>
       <w:r>
         <w:t>MEDEWERKERS BEHEREN</w:t>
       </w:r>
@@ -9515,7 +9537,7 @@
         <w:keepNext/>
       </w:pPr>
       <w:bookmarkStart w:id="19" w:name="k10"/>
-      <w:bookmarkStart w:id="20" w:name="_Toc242949001"/>
+      <w:bookmarkStart w:id="20" w:name="_Toc242952350"/>
       <w:r>
         <w:t>PRODUCTEN BEHEREN</w:t>
       </w:r>
@@ -9643,7 +9665,7 @@
         <w:keepNext/>
       </w:pPr>
       <w:bookmarkStart w:id="21" w:name="k11"/>
-      <w:bookmarkStart w:id="22" w:name="_Toc242949002"/>
+      <w:bookmarkStart w:id="22" w:name="_Toc242952351"/>
       <w:r>
         <w:t>BEDRIJVEN EN CONSUMPTIEPUNTEN BEHEREN</w:t>
       </w:r>
@@ -9806,7 +9828,7 @@
         <w:keepNext/>
       </w:pPr>
       <w:bookmarkStart w:id="23" w:name="k12"/>
-      <w:bookmarkStart w:id="24" w:name="_Toc242949003"/>
+      <w:bookmarkStart w:id="24" w:name="_Toc242952352"/>
       <w:r>
         <w:t>VOORRAAD BEHEREN</w:t>
       </w:r>
@@ -10024,7 +10046,7 @@
         <w:keepNext/>
       </w:pPr>
       <w:bookmarkStart w:id="25" w:name="k13"/>
-      <w:bookmarkStart w:id="26" w:name="_Toc242949004"/>
+      <w:bookmarkStart w:id="26" w:name="_Toc242952353"/>
       <w:r>
         <w:t>LOGBOEK BEKIJKEN</w:t>
       </w:r>
@@ -10064,7 +10086,7 @@
         <w:keepNext/>
       </w:pPr>
       <w:bookmarkStart w:id="27" w:name="k14"/>
-      <w:bookmarkStart w:id="28" w:name="_Toc242949005"/>
+      <w:bookmarkStart w:id="28" w:name="_Toc242952354"/>
       <w:r>
         <w:t>ALLE GEGEVENS WISSEN</w:t>
       </w:r>
@@ -10190,7 +10212,7 @@
         <w:keepNext/>
       </w:pPr>
       <w:bookmarkStart w:id="29" w:name="k15"/>
-      <w:bookmarkStart w:id="30" w:name="_Toc242949006"/>
+      <w:bookmarkStart w:id="30" w:name="_Toc242952355"/>
       <w:r>
         <w:t>MODAL SLUITEN EN UITLOGGEN</w:t>
       </w:r>
@@ -10264,7 +10286,7 @@
         <w:keepNext/>
       </w:pPr>
       <w:bookmarkStart w:id="31" w:name="k16"/>
-      <w:bookmarkStart w:id="32" w:name="_Toc242949007"/>
+      <w:bookmarkStart w:id="32" w:name="_Toc242952356"/>
       <w:r>
         <w:t>CSV EXPORTEREN</w:t>
       </w:r>
@@ -10648,7 +10670,7 @@
         <w:keepNext/>
       </w:pPr>
       <w:bookmarkStart w:id="33" w:name="k17"/>
-      <w:bookmarkStart w:id="34" w:name="_Toc242949008"/>
+      <w:bookmarkStart w:id="34" w:name="_Toc242952357"/>
       <w:r>
         <w:t>LICHT OF DONKER THEMA</w:t>
       </w:r>
@@ -10755,7 +10777,7 @@
         <w:keepNext/>
       </w:pPr>
       <w:bookmarkStart w:id="35" w:name="k18"/>
-      <w:bookmarkStart w:id="36" w:name="_Toc242949009"/>
+      <w:bookmarkStart w:id="36" w:name="_Toc242952358"/>
       <w:r>
         <w:t>WELKOM EN "ZELFDE ALS VORIGE KEER"</w:t>
       </w:r>
@@ -10842,7 +10864,7 @@
         <w:keepNext/>
       </w:pPr>
       <w:bookmarkStart w:id="37" w:name="k19"/>
-      <w:bookmarkStart w:id="38" w:name="_Toc242949010"/>
+      <w:bookmarkStart w:id="38" w:name="_Toc242952359"/>
       <w:r>
         <w:t>DEMO GEZICHTSHERKENNING</w:t>
       </w:r>
@@ -11050,7 +11072,7 @@
         <w:keepNext/>
       </w:pPr>
       <w:bookmarkStart w:id="39" w:name="k20"/>
-      <w:bookmarkStart w:id="40" w:name="_Toc242949011"/>
+      <w:bookmarkStart w:id="40" w:name="_Toc242952360"/>
       <w:r>
         <w:t>HERKENNEN MET DE PAS</w:t>
       </w:r>
@@ -11247,7 +11269,7 @@
         </w:numPr>
       </w:pPr>
       <w:bookmarkStart w:id="41" w:name="k21"/>
-      <w:bookmarkStart w:id="42" w:name="_Toc242949012"/>
+      <w:bookmarkStart w:id="42" w:name="_Toc242952361"/>
       <w:r>
         <w:t xml:space="preserve">UITLEG VAN </w:t>
       </w:r>
@@ -11271,7 +11293,7 @@
         <w:keepNext/>
       </w:pPr>
       <w:bookmarkStart w:id="43" w:name="k22"/>
-      <w:bookmarkStart w:id="44" w:name="_Toc242949013"/>
+      <w:bookmarkStart w:id="44" w:name="_Toc242952362"/>
       <w:r>
         <w:t>METADATA EN EXTERNE BESTANDEN</w:t>
       </w:r>
@@ -11547,7 +11569,7 @@
         <w:keepNext/>
       </w:pPr>
       <w:bookmarkStart w:id="45" w:name="k23"/>
-      <w:bookmarkStart w:id="46" w:name="_Toc242949014"/>
+      <w:bookmarkStart w:id="46" w:name="_Toc242952363"/>
       <w:r>
         <w:t>NAVIGATIEBALK</w:t>
       </w:r>
@@ -11760,7 +11782,7 @@
         <w:keepNext/>
       </w:pPr>
       <w:bookmarkStart w:id="47" w:name="k24"/>
-      <w:bookmarkStart w:id="48" w:name="_Toc242949015"/>
+      <w:bookmarkStart w:id="48" w:name="_Toc242952364"/>
       <w:r>
         <w:t>HERO-GEDEELTE</w:t>
       </w:r>
@@ -11805,7 +11827,7 @@
         <w:keepNext/>
       </w:pPr>
       <w:bookmarkStart w:id="49" w:name="k25"/>
-      <w:bookmarkStart w:id="50" w:name="_Toc242949016"/>
+      <w:bookmarkStart w:id="50" w:name="_Toc242952365"/>
       <w:r>
         <w:t>MEDEWERKERLIJST</w:t>
       </w:r>
@@ -12142,7 +12164,7 @@
         <w:keepNext/>
       </w:pPr>
       <w:bookmarkStart w:id="51" w:name="k26"/>
-      <w:bookmarkStart w:id="52" w:name="_Toc242949017"/>
+      <w:bookmarkStart w:id="52" w:name="_Toc242952366"/>
       <w:r>
         <w:t>STATISTIEKEN</w:t>
       </w:r>
@@ -12225,7 +12247,7 @@
         <w:keepNext/>
       </w:pPr>
       <w:bookmarkStart w:id="53" w:name="k27"/>
-      <w:bookmarkStart w:id="54" w:name="_Toc242949018"/>
+      <w:bookmarkStart w:id="54" w:name="_Toc242952367"/>
       <w:r>
         <w:t>VENSTERS (MODALS)</w:t>
       </w:r>
@@ -12857,7 +12879,7 @@
         <w:keepNext/>
       </w:pPr>
       <w:bookmarkStart w:id="55" w:name="k28"/>
-      <w:bookmarkStart w:id="56" w:name="_Toc242949019"/>
+      <w:bookmarkStart w:id="56" w:name="_Toc242952368"/>
       <w:r>
         <w:t>WAARSCHUWING BIJ OPENEN ALS LOS BESTAND</w:t>
       </w:r>
@@ -12902,7 +12924,7 @@
         </w:numPr>
       </w:pPr>
       <w:bookmarkStart w:id="57" w:name="k29"/>
-      <w:bookmarkStart w:id="58" w:name="_Toc242949020"/>
+      <w:bookmarkStart w:id="58" w:name="_Toc242952369"/>
       <w:r>
         <w:t xml:space="preserve">UITLEG VAN </w:t>
       </w:r>
@@ -12926,7 +12948,7 @@
         <w:keepNext/>
       </w:pPr>
       <w:bookmarkStart w:id="59" w:name="k30"/>
-      <w:bookmarkStart w:id="60" w:name="_Toc242949021"/>
+      <w:bookmarkStart w:id="60" w:name="_Toc242952370"/>
       <w:r>
         <w:t>CSS-VARIABELEN</w:t>
       </w:r>
@@ -13601,7 +13623,7 @@
         <w:keepNext/>
       </w:pPr>
       <w:bookmarkStart w:id="61" w:name="k31"/>
-      <w:bookmarkStart w:id="62" w:name="_Toc242949022"/>
+      <w:bookmarkStart w:id="62" w:name="_Toc242952371"/>
       <w:r>
         <w:t>LAYOUT</w:t>
       </w:r>
@@ -14310,7 +14332,7 @@
         <w:keepNext/>
       </w:pPr>
       <w:bookmarkStart w:id="63" w:name="k32"/>
-      <w:bookmarkStart w:id="64" w:name="_Toc242949023"/>
+      <w:bookmarkStart w:id="64" w:name="_Toc242952372"/>
       <w:r>
         <w:t>COMPONENTEN</w:t>
       </w:r>
@@ -14555,7 +14577,7 @@
         </w:numPr>
       </w:pPr>
       <w:bookmarkStart w:id="65" w:name="k33"/>
-      <w:bookmarkStart w:id="66" w:name="_Toc242949024"/>
+      <w:bookmarkStart w:id="66" w:name="_Toc242952373"/>
       <w:r>
         <w:t>UITLEG VAN DE JAVASCRIPT (</w:t>
       </w:r>
@@ -14579,7 +14601,7 @@
         <w:keepNext/>
       </w:pPr>
       <w:bookmarkStart w:id="67" w:name="k34"/>
-      <w:bookmarkStart w:id="68" w:name="_Toc242949025"/>
+      <w:bookmarkStart w:id="68" w:name="_Toc242952374"/>
       <w:r>
         <w:t>OPSLAG EN VOORBEELDDATA</w:t>
       </w:r>
@@ -15356,7 +15378,7 @@
         <w:keepNext/>
       </w:pPr>
       <w:bookmarkStart w:id="69" w:name="k35"/>
-      <w:bookmarkStart w:id="70" w:name="_Toc242949026"/>
+      <w:bookmarkStart w:id="70" w:name="_Toc242952375"/>
       <w:r>
         <w:t>OBJECTGEORIËNTEERDE STRUCTUUR</w:t>
       </w:r>
@@ -18137,7 +18159,62 @@
         <w:t>hide</w:t>
       </w:r>
       <w:r>
-        <w:t xml:space="preserve"> tonen of verbergen een element.</w:t>
+        <w:t xml:space="preserve"> tonen of verbergen een element. </w:t>
+      </w:r>
+      <w:r>
+        <w:rPr>
+          <w:rFonts w:ascii="Consolas" w:hAnsi="Consolas" w:cs="Consolas"/>
+          <w:sz w:val="18"/>
+          <w:shd w:val="clear" w:color="auto" w:fill="EEF4F2"/>
+        </w:rPr>
+        <w:t>scrollModalToTop</w:t>
+      </w:r>
+      <w:r>
+        <w:t xml:space="preserve"> zet een venster dat opengaat bovenaan (de scrollpositie van het venster en de achtergrond op 0). </w:t>
+      </w:r>
+      <w:r>
+        <w:rPr>
+          <w:rFonts w:ascii="Consolas" w:hAnsi="Consolas" w:cs="Consolas"/>
+          <w:sz w:val="18"/>
+          <w:shd w:val="clear" w:color="auto" w:fill="EEF4F2"/>
+        </w:rPr>
+        <w:t>openModal</w:t>
+      </w:r>
+      <w:r>
+        <w:t xml:space="preserve"> doet dat altijd, en </w:t>
+      </w:r>
+      <w:r>
+        <w:rPr>
+          <w:rFonts w:ascii="Consolas" w:hAnsi="Consolas" w:cs="Consolas"/>
+          <w:sz w:val="18"/>
+          <w:shd w:val="clear" w:color="auto" w:fill="EEF4F2"/>
+        </w:rPr>
+        <w:t>EmployeeController.openEmployeeProducts</w:t>
+      </w:r>
+      <w:r>
+        <w:t xml:space="preserve"> doet het voor het productvenster, met daarna </w:t>
+      </w:r>
+      <w:r>
+        <w:rPr>
+          <w:rFonts w:ascii="Consolas" w:hAnsi="Consolas" w:cs="Consolas"/>
+          <w:sz w:val="18"/>
+          <w:shd w:val="clear" w:color="auto" w:fill="EEF4F2"/>
+        </w:rPr>
+        <w:t>focus({ preventScroll: true })</w:t>
+      </w:r>
+      <w:r>
+        <w:t xml:space="preserve"> op de eerste </w:t>
+      </w:r>
+      <w:r>
+        <w:rPr>
+          <w:rFonts w:ascii="Consolas" w:hAnsi="Consolas" w:cs="Consolas"/>
+          <w:sz w:val="18"/>
+          <w:shd w:val="clear" w:color="auto" w:fill="EEF4F2"/>
+        </w:rPr>
+        <w:t>+</w:t>
+      </w:r>
+      <w:r>
+        <w:t>. Zonder die stap zet de browser de scrollpositie van de vorige keer terug, waardoor het venster een stukje omlaag gescrold kon openen.</w:t>
       </w:r>
     </w:p>
     <w:p>
@@ -20444,7 +20521,7 @@
         <w:keepNext/>
       </w:pPr>
       <w:bookmarkStart w:id="81" w:name="k46"/>
-      <w:bookmarkStart w:id="82" w:name="_Toc242949027"/>
+      <w:bookmarkStart w:id="82" w:name="_Toc242952376"/>
       <w:r>
         <w:rPr>
           <w:rFonts w:ascii="Consolas" w:hAnsi="Consolas" w:cs="Consolas"/>
@@ -20587,7 +20664,7 @@
         <w:keepNext/>
       </w:pPr>
       <w:bookmarkStart w:id="83" w:name="k47"/>
-      <w:bookmarkStart w:id="84" w:name="_Toc242949028"/>
+      <w:bookmarkStart w:id="84" w:name="_Toc242952377"/>
       <w:r>
         <w:rPr>
           <w:rFonts w:ascii="Consolas" w:hAnsi="Consolas" w:cs="Consolas"/>
@@ -20664,7 +20741,7 @@
         <w:keepNext/>
       </w:pPr>
       <w:bookmarkStart w:id="85" w:name="k48"/>
-      <w:bookmarkStart w:id="86" w:name="_Toc242949029"/>
+      <w:bookmarkStart w:id="86" w:name="_Toc242952378"/>
       <w:r>
         <w:rPr>
           <w:rFonts w:ascii="Consolas" w:hAnsi="Consolas" w:cs="Consolas"/>
@@ -20835,7 +20912,7 @@
         <w:keepNext/>
       </w:pPr>
       <w:bookmarkStart w:id="87" w:name="k49"/>
-      <w:bookmarkStart w:id="88" w:name="_Toc242949030"/>
+      <w:bookmarkStart w:id="88" w:name="_Toc242952379"/>
       <w:r>
         <w:rPr>
           <w:rFonts w:ascii="Consolas" w:hAnsi="Consolas" w:cs="Consolas"/>
@@ -20902,7 +20979,7 @@
         <w:keepNext/>
       </w:pPr>
       <w:bookmarkStart w:id="89" w:name="k50"/>
-      <w:bookmarkStart w:id="90" w:name="_Toc242949031"/>
+      <w:bookmarkStart w:id="90" w:name="_Toc242952380"/>
       <w:r>
         <w:rPr>
           <w:rFonts w:ascii="Consolas" w:hAnsi="Consolas" w:cs="Consolas"/>
@@ -21024,7 +21101,7 @@
         <w:keepNext/>
       </w:pPr>
       <w:bookmarkStart w:id="91" w:name="k51"/>
-      <w:bookmarkStart w:id="92" w:name="_Toc242949032"/>
+      <w:bookmarkStart w:id="92" w:name="_Toc242952381"/>
       <w:r>
         <w:rPr>
           <w:rFonts w:ascii="Consolas" w:hAnsi="Consolas" w:cs="Consolas"/>
@@ -21146,7 +21223,7 @@
         <w:keepNext/>
       </w:pPr>
       <w:bookmarkStart w:id="93" w:name="k52"/>
-      <w:bookmarkStart w:id="94" w:name="_Toc242949033"/>
+      <w:bookmarkStart w:id="94" w:name="_Toc242952382"/>
       <w:r>
         <w:t>OPSLAGFOUTEN EN TERUGDRAAIEN</w:t>
       </w:r>
@@ -21208,7 +21285,7 @@
         <w:keepNext/>
       </w:pPr>
       <w:bookmarkStart w:id="95" w:name="k53"/>
-      <w:bookmarkStart w:id="96" w:name="_Toc242949034"/>
+      <w:bookmarkStart w:id="96" w:name="_Toc242952383"/>
       <w:r>
         <w:t>ADMINFUNCTIES</w:t>
       </w:r>
@@ -21454,7 +21531,7 @@
         <w:keepNext/>
       </w:pPr>
       <w:bookmarkStart w:id="97" w:name="k54"/>
-      <w:bookmarkStart w:id="98" w:name="_Toc242949035"/>
+      <w:bookmarkStart w:id="98" w:name="_Toc242952384"/>
       <w:r>
         <w:t xml:space="preserve">CSV-EXPORT (CLASS </w:t>
       </w:r>
@@ -21862,7 +21939,7 @@
         <w:keepNext/>
       </w:pPr>
       <w:bookmarkStart w:id="99" w:name="k55"/>
-      <w:bookmarkStart w:id="100" w:name="_Toc242949036"/>
+      <w:bookmarkStart w:id="100" w:name="_Toc242952385"/>
       <w:r>
         <w:t>EVENT LISTENERS</w:t>
       </w:r>
@@ -22474,7 +22551,7 @@
         </w:numPr>
       </w:pPr>
       <w:bookmarkStart w:id="101" w:name="k56"/>
-      <w:bookmarkStart w:id="102" w:name="_Toc242949037"/>
+      <w:bookmarkStart w:id="102" w:name="_Toc242952386"/>
       <w:r>
         <w:t>DATAMODEL EN KOPPELINGEN.</w:t>
       </w:r>
@@ -22492,7 +22569,7 @@
         <w:keepNext/>
       </w:pPr>
       <w:bookmarkStart w:id="103" w:name="k57"/>
-      <w:bookmarkStart w:id="104" w:name="_Toc242949038"/>
+      <w:bookmarkStart w:id="104" w:name="_Toc242952387"/>
       <w:r>
         <w:t>BEDRIJVEN</w:t>
       </w:r>
@@ -22703,7 +22780,7 @@
         <w:keepNext/>
       </w:pPr>
       <w:bookmarkStart w:id="105" w:name="k58"/>
-      <w:bookmarkStart w:id="106" w:name="_Toc242949039"/>
+      <w:bookmarkStart w:id="106" w:name="_Toc242952388"/>
       <w:r>
         <w:t>CONSUMPTIEPUNTEN</w:t>
       </w:r>
@@ -23022,7 +23099,7 @@
         <w:keepNext/>
       </w:pPr>
       <w:bookmarkStart w:id="107" w:name="k59"/>
-      <w:bookmarkStart w:id="108" w:name="_Toc242949040"/>
+      <w:bookmarkStart w:id="108" w:name="_Toc242952389"/>
       <w:r>
         <w:t>MEDEWERKERS</w:t>
       </w:r>
@@ -23578,7 +23655,7 @@
         <w:keepNext/>
       </w:pPr>
       <w:bookmarkStart w:id="109" w:name="k60"/>
-      <w:bookmarkStart w:id="110" w:name="_Toc242949041"/>
+      <w:bookmarkStart w:id="110" w:name="_Toc242952390"/>
       <w:r>
         <w:t>REGISTRATIES</w:t>
       </w:r>
@@ -24144,7 +24221,7 @@
         </w:numPr>
       </w:pPr>
       <w:bookmarkStart w:id="111" w:name="k61"/>
-      <w:bookmarkStart w:id="112" w:name="_Toc242949042"/>
+      <w:bookmarkStart w:id="112" w:name="_Toc242952391"/>
       <w:r>
         <w:t>BELANGRIJKE DEMO-BEPERKINGEN.</w:t>
       </w:r>
@@ -24538,7 +24615,7 @@
         </w:numPr>
       </w:pPr>
       <w:bookmarkStart w:id="113" w:name="k62"/>
-      <w:bookmarkStart w:id="114" w:name="_Toc242949043"/>
+      <w:bookmarkStart w:id="114" w:name="_Toc242952392"/>
       <w:r>
         <w:t>CODE UITLEGGEN TIJDENS EEN PRESENTATIE.</w:t>
       </w:r>
@@ -24889,7 +24966,7 @@
         </w:numPr>
       </w:pPr>
       <w:bookmarkStart w:id="115" w:name="k63"/>
-      <w:bookmarkStart w:id="116" w:name="_Toc242949044"/>
+      <w:bookmarkStart w:id="116" w:name="_Toc242952393"/>
       <w:r>
         <w:t>MOGELIJKE VERVOLGSTAPPEN.</w:t>
       </w:r>

--- a/docs/DOCUMENTATIE.docx
+++ b/docs/DOCUMENTATIE.docx
@@ -82,7 +82,7 @@
           <w:numId w:val="0"/>
         </w:numPr>
       </w:pPr>
-      <w:bookmarkStart w:id="0" w:name="_Toc242952340"/>
+      <w:bookmarkStart w:id="0" w:name="_Toc243307986"/>
       <w:r>
         <w:t>INHOUDSOPGAVE.</w:t>
       </w:r>
@@ -112,7 +112,7 @@
       <w:r>
         <w:fldChar w:fldCharType="separate"/>
       </w:r>
-      <w:hyperlink w:anchor="_Toc242952340" w:history="1">
+      <w:hyperlink w:anchor="_Toc243307986" w:history="1">
         <w:r>
           <w:rPr>
             <w:rStyle w:val="Hyperlink"/>
@@ -139,7 +139,7 @@
             <w:noProof/>
             <w:webHidden/>
           </w:rPr>
-          <w:instrText xml:space="preserve"> PAGEREF _Toc242952340 \h </w:instrText>
+          <w:instrText xml:space="preserve"> PAGEREF _Toc243307986 \h </w:instrText>
         </w:r>
         <w:r>
           <w:rPr>
@@ -186,7 +186,7 @@
           <w:lang w:eastAsia="nl-NL"/>
         </w:rPr>
       </w:pPr>
-      <w:hyperlink w:anchor="_Toc242952341" w:history="1">
+      <w:hyperlink w:anchor="_Toc243307987" w:history="1">
         <w:r>
           <w:rPr>
             <w:rStyle w:val="Hyperlink"/>
@@ -231,7 +231,7 @@
             <w:noProof/>
             <w:webHidden/>
           </w:rPr>
-          <w:instrText xml:space="preserve"> PAGEREF _Toc242952341 \h </w:instrText>
+          <w:instrText xml:space="preserve"> PAGEREF _Toc243307987 \h </w:instrText>
         </w:r>
         <w:r>
           <w:rPr>
@@ -278,7 +278,7 @@
           <w:lang w:eastAsia="nl-NL"/>
         </w:rPr>
       </w:pPr>
-      <w:hyperlink w:anchor="_Toc242952342" w:history="1">
+      <w:hyperlink w:anchor="_Toc243307988" w:history="1">
         <w:r>
           <w:rPr>
             <w:rStyle w:val="Hyperlink"/>
@@ -323,7 +323,7 @@
             <w:noProof/>
             <w:webHidden/>
           </w:rPr>
-          <w:instrText xml:space="preserve"> PAGEREF _Toc242952342 \h </w:instrText>
+          <w:instrText xml:space="preserve"> PAGEREF _Toc243307988 \h </w:instrText>
         </w:r>
         <w:r>
           <w:rPr>
@@ -370,7 +370,7 @@
           <w:lang w:eastAsia="nl-NL"/>
         </w:rPr>
       </w:pPr>
-      <w:hyperlink w:anchor="_Toc242952343" w:history="1">
+      <w:hyperlink w:anchor="_Toc243307989" w:history="1">
         <w:r>
           <w:rPr>
             <w:rStyle w:val="Hyperlink"/>
@@ -415,7 +415,7 @@
             <w:noProof/>
             <w:webHidden/>
           </w:rPr>
-          <w:instrText xml:space="preserve"> PAGEREF _Toc242952343 \h </w:instrText>
+          <w:instrText xml:space="preserve"> PAGEREF _Toc243307989 \h </w:instrText>
         </w:r>
         <w:r>
           <w:rPr>
@@ -462,7 +462,7 @@
           <w:lang w:eastAsia="nl-NL"/>
         </w:rPr>
       </w:pPr>
-      <w:hyperlink w:anchor="_Toc242952344" w:history="1">
+      <w:hyperlink w:anchor="_Toc243307990" w:history="1">
         <w:r>
           <w:rPr>
             <w:rStyle w:val="Hyperlink"/>
@@ -507,7 +507,7 @@
             <w:noProof/>
             <w:webHidden/>
           </w:rPr>
-          <w:instrText xml:space="preserve"> PAGEREF _Toc242952344 \h </w:instrText>
+          <w:instrText xml:space="preserve"> PAGEREF _Toc243307990 \h </w:instrText>
         </w:r>
         <w:r>
           <w:rPr>
@@ -554,7 +554,7 @@
           <w:lang w:eastAsia="nl-NL"/>
         </w:rPr>
       </w:pPr>
-      <w:hyperlink w:anchor="_Toc242952345" w:history="1">
+      <w:hyperlink w:anchor="_Toc243307991" w:history="1">
         <w:r>
           <w:rPr>
             <w:rStyle w:val="Hyperlink"/>
@@ -599,7 +599,7 @@
             <w:noProof/>
             <w:webHidden/>
           </w:rPr>
-          <w:instrText xml:space="preserve"> PAGEREF _Toc242952345 \h </w:instrText>
+          <w:instrText xml:space="preserve"> PAGEREF _Toc243307991 \h </w:instrText>
         </w:r>
         <w:r>
           <w:rPr>
@@ -646,7 +646,7 @@
           <w:lang w:eastAsia="nl-NL"/>
         </w:rPr>
       </w:pPr>
-      <w:hyperlink w:anchor="_Toc242952346" w:history="1">
+      <w:hyperlink w:anchor="_Toc243307992" w:history="1">
         <w:r>
           <w:rPr>
             <w:rStyle w:val="Hyperlink"/>
@@ -691,7 +691,7 @@
             <w:noProof/>
             <w:webHidden/>
           </w:rPr>
-          <w:instrText xml:space="preserve"> PAGEREF _Toc242952346 \h </w:instrText>
+          <w:instrText xml:space="preserve"> PAGEREF _Toc243307992 \h </w:instrText>
         </w:r>
         <w:r>
           <w:rPr>
@@ -738,7 +738,7 @@
           <w:lang w:eastAsia="nl-NL"/>
         </w:rPr>
       </w:pPr>
-      <w:hyperlink w:anchor="_Toc242952347" w:history="1">
+      <w:hyperlink w:anchor="_Toc243307993" w:history="1">
         <w:r>
           <w:rPr>
             <w:rStyle w:val="Hyperlink"/>
@@ -783,7 +783,7 @@
             <w:noProof/>
             <w:webHidden/>
           </w:rPr>
-          <w:instrText xml:space="preserve"> PAGEREF _Toc242952347 \h </w:instrText>
+          <w:instrText xml:space="preserve"> PAGEREF _Toc243307993 \h </w:instrText>
         </w:r>
         <w:r>
           <w:rPr>
@@ -830,7 +830,7 @@
           <w:lang w:eastAsia="nl-NL"/>
         </w:rPr>
       </w:pPr>
-      <w:hyperlink w:anchor="_Toc242952348" w:history="1">
+      <w:hyperlink w:anchor="_Toc243307994" w:history="1">
         <w:r>
           <w:rPr>
             <w:rStyle w:val="Hyperlink"/>
@@ -875,7 +875,7 @@
             <w:noProof/>
             <w:webHidden/>
           </w:rPr>
-          <w:instrText xml:space="preserve"> PAGEREF _Toc242952348 \h </w:instrText>
+          <w:instrText xml:space="preserve"> PAGEREF _Toc243307994 \h </w:instrText>
         </w:r>
         <w:r>
           <w:rPr>
@@ -922,7 +922,7 @@
           <w:lang w:eastAsia="nl-NL"/>
         </w:rPr>
       </w:pPr>
-      <w:hyperlink w:anchor="_Toc242952349" w:history="1">
+      <w:hyperlink w:anchor="_Toc243307995" w:history="1">
         <w:r>
           <w:rPr>
             <w:rStyle w:val="Hyperlink"/>
@@ -967,7 +967,7 @@
             <w:noProof/>
             <w:webHidden/>
           </w:rPr>
-          <w:instrText xml:space="preserve"> PAGEREF _Toc242952349 \h </w:instrText>
+          <w:instrText xml:space="preserve"> PAGEREF _Toc243307995 \h </w:instrText>
         </w:r>
         <w:r>
           <w:rPr>
@@ -1014,7 +1014,7 @@
           <w:lang w:eastAsia="nl-NL"/>
         </w:rPr>
       </w:pPr>
-      <w:hyperlink w:anchor="_Toc242952350" w:history="1">
+      <w:hyperlink w:anchor="_Toc243307996" w:history="1">
         <w:r>
           <w:rPr>
             <w:rStyle w:val="Hyperlink"/>
@@ -1059,7 +1059,7 @@
             <w:noProof/>
             <w:webHidden/>
           </w:rPr>
-          <w:instrText xml:space="preserve"> PAGEREF _Toc242952350 \h </w:instrText>
+          <w:instrText xml:space="preserve"> PAGEREF _Toc243307996 \h </w:instrText>
         </w:r>
         <w:r>
           <w:rPr>
@@ -1106,7 +1106,7 @@
           <w:lang w:eastAsia="nl-NL"/>
         </w:rPr>
       </w:pPr>
-      <w:hyperlink w:anchor="_Toc242952351" w:history="1">
+      <w:hyperlink w:anchor="_Toc243307997" w:history="1">
         <w:r>
           <w:rPr>
             <w:rStyle w:val="Hyperlink"/>
@@ -1151,7 +1151,7 @@
             <w:noProof/>
             <w:webHidden/>
           </w:rPr>
-          <w:instrText xml:space="preserve"> PAGEREF _Toc242952351 \h </w:instrText>
+          <w:instrText xml:space="preserve"> PAGEREF _Toc243307997 \h </w:instrText>
         </w:r>
         <w:r>
           <w:rPr>
@@ -1198,7 +1198,7 @@
           <w:lang w:eastAsia="nl-NL"/>
         </w:rPr>
       </w:pPr>
-      <w:hyperlink w:anchor="_Toc242952352" w:history="1">
+      <w:hyperlink w:anchor="_Toc243307998" w:history="1">
         <w:r>
           <w:rPr>
             <w:rStyle w:val="Hyperlink"/>
@@ -1243,7 +1243,7 @@
             <w:noProof/>
             <w:webHidden/>
           </w:rPr>
-          <w:instrText xml:space="preserve"> PAGEREF _Toc242952352 \h </w:instrText>
+          <w:instrText xml:space="preserve"> PAGEREF _Toc243307998 \h </w:instrText>
         </w:r>
         <w:r>
           <w:rPr>
@@ -1290,7 +1290,7 @@
           <w:lang w:eastAsia="nl-NL"/>
         </w:rPr>
       </w:pPr>
-      <w:hyperlink w:anchor="_Toc242952353" w:history="1">
+      <w:hyperlink w:anchor="_Toc243307999" w:history="1">
         <w:r>
           <w:rPr>
             <w:rStyle w:val="Hyperlink"/>
@@ -1335,7 +1335,7 @@
             <w:noProof/>
             <w:webHidden/>
           </w:rPr>
-          <w:instrText xml:space="preserve"> PAGEREF _Toc242952353 \h </w:instrText>
+          <w:instrText xml:space="preserve"> PAGEREF _Toc243307999 \h </w:instrText>
         </w:r>
         <w:r>
           <w:rPr>
@@ -1382,7 +1382,7 @@
           <w:lang w:eastAsia="nl-NL"/>
         </w:rPr>
       </w:pPr>
-      <w:hyperlink w:anchor="_Toc242952354" w:history="1">
+      <w:hyperlink w:anchor="_Toc243308000" w:history="1">
         <w:r>
           <w:rPr>
             <w:rStyle w:val="Hyperlink"/>
@@ -1427,7 +1427,7 @@
             <w:noProof/>
             <w:webHidden/>
           </w:rPr>
-          <w:instrText xml:space="preserve"> PAGEREF _Toc242952354 \h </w:instrText>
+          <w:instrText xml:space="preserve"> PAGEREF _Toc243308000 \h </w:instrText>
         </w:r>
         <w:r>
           <w:rPr>
@@ -1474,7 +1474,7 @@
           <w:lang w:eastAsia="nl-NL"/>
         </w:rPr>
       </w:pPr>
-      <w:hyperlink w:anchor="_Toc242952355" w:history="1">
+      <w:hyperlink w:anchor="_Toc243308001" w:history="1">
         <w:r>
           <w:rPr>
             <w:rStyle w:val="Hyperlink"/>
@@ -1519,7 +1519,7 @@
             <w:noProof/>
             <w:webHidden/>
           </w:rPr>
-          <w:instrText xml:space="preserve"> PAGEREF _Toc242952355 \h </w:instrText>
+          <w:instrText xml:space="preserve"> PAGEREF _Toc243308001 \h </w:instrText>
         </w:r>
         <w:r>
           <w:rPr>
@@ -1566,7 +1566,7 @@
           <w:lang w:eastAsia="nl-NL"/>
         </w:rPr>
       </w:pPr>
-      <w:hyperlink w:anchor="_Toc242952356" w:history="1">
+      <w:hyperlink w:anchor="_Toc243308002" w:history="1">
         <w:r>
           <w:rPr>
             <w:rStyle w:val="Hyperlink"/>
@@ -1611,7 +1611,7 @@
             <w:noProof/>
             <w:webHidden/>
           </w:rPr>
-          <w:instrText xml:space="preserve"> PAGEREF _Toc242952356 \h </w:instrText>
+          <w:instrText xml:space="preserve"> PAGEREF _Toc243308002 \h </w:instrText>
         </w:r>
         <w:r>
           <w:rPr>
@@ -1658,7 +1658,7 @@
           <w:lang w:eastAsia="nl-NL"/>
         </w:rPr>
       </w:pPr>
-      <w:hyperlink w:anchor="_Toc242952357" w:history="1">
+      <w:hyperlink w:anchor="_Toc243308003" w:history="1">
         <w:r>
           <w:rPr>
             <w:rStyle w:val="Hyperlink"/>
@@ -1703,7 +1703,7 @@
             <w:noProof/>
             <w:webHidden/>
           </w:rPr>
-          <w:instrText xml:space="preserve"> PAGEREF _Toc242952357 \h </w:instrText>
+          <w:instrText xml:space="preserve"> PAGEREF _Toc243308003 \h </w:instrText>
         </w:r>
         <w:r>
           <w:rPr>
@@ -1750,7 +1750,7 @@
           <w:lang w:eastAsia="nl-NL"/>
         </w:rPr>
       </w:pPr>
-      <w:hyperlink w:anchor="_Toc242952358" w:history="1">
+      <w:hyperlink w:anchor="_Toc243308004" w:history="1">
         <w:r>
           <w:rPr>
             <w:rStyle w:val="Hyperlink"/>
@@ -1795,7 +1795,7 @@
             <w:noProof/>
             <w:webHidden/>
           </w:rPr>
-          <w:instrText xml:space="preserve"> PAGEREF _Toc242952358 \h </w:instrText>
+          <w:instrText xml:space="preserve"> PAGEREF _Toc243308004 \h </w:instrText>
         </w:r>
         <w:r>
           <w:rPr>
@@ -1815,7 +1815,7 @@
             <w:noProof/>
             <w:webHidden/>
           </w:rPr>
-          <w:t>15</w:t>
+          <w:t>16</w:t>
         </w:r>
         <w:r>
           <w:rPr>
@@ -1842,7 +1842,7 @@
           <w:lang w:eastAsia="nl-NL"/>
         </w:rPr>
       </w:pPr>
-      <w:hyperlink w:anchor="_Toc242952359" w:history="1">
+      <w:hyperlink w:anchor="_Toc243308005" w:history="1">
         <w:r>
           <w:rPr>
             <w:rStyle w:val="Hyperlink"/>
@@ -1887,7 +1887,7 @@
             <w:noProof/>
             <w:webHidden/>
           </w:rPr>
-          <w:instrText xml:space="preserve"> PAGEREF _Toc242952359 \h </w:instrText>
+          <w:instrText xml:space="preserve"> PAGEREF _Toc243308005 \h </w:instrText>
         </w:r>
         <w:r>
           <w:rPr>
@@ -1934,7 +1934,7 @@
           <w:lang w:eastAsia="nl-NL"/>
         </w:rPr>
       </w:pPr>
-      <w:hyperlink w:anchor="_Toc242952360" w:history="1">
+      <w:hyperlink w:anchor="_Toc243308006" w:history="1">
         <w:r>
           <w:rPr>
             <w:rStyle w:val="Hyperlink"/>
@@ -1979,7 +1979,7 @@
             <w:noProof/>
             <w:webHidden/>
           </w:rPr>
-          <w:instrText xml:space="preserve"> PAGEREF _Toc242952360 \h </w:instrText>
+          <w:instrText xml:space="preserve"> PAGEREF _Toc243308006 \h </w:instrText>
         </w:r>
         <w:r>
           <w:rPr>
@@ -2012,9 +2012,9 @@
     </w:p>
     <w:p>
       <w:pPr>
-        <w:pStyle w:val="Inhopg1"/>
+        <w:pStyle w:val="Inhopg2"/>
         <w:tabs>
-          <w:tab w:val="left" w:pos="720"/>
+          <w:tab w:val="left" w:pos="960"/>
           <w:tab w:val="right" w:leader="dot" w:pos="9628"/>
         </w:tabs>
         <w:rPr>
@@ -2026,13 +2026,13 @@
           <w:lang w:eastAsia="nl-NL"/>
         </w:rPr>
       </w:pPr>
-      <w:hyperlink w:anchor="_Toc242952361" w:history="1">
+      <w:hyperlink w:anchor="_Toc243308007" w:history="1">
         <w:r>
           <w:rPr>
             <w:rStyle w:val="Hyperlink"/>
             <w:noProof/>
           </w:rPr>
-          <w:t>5.</w:t>
+          <w:t>4.17</w:t>
         </w:r>
         <w:r>
           <w:rPr>
@@ -2050,23 +2050,7 @@
             <w:rStyle w:val="Hyperlink"/>
             <w:noProof/>
           </w:rPr>
-          <w:t xml:space="preserve">UITLEG VAN </w:t>
-        </w:r>
-        <w:r>
-          <w:rPr>
-            <w:rStyle w:val="Hyperlink"/>
-            <w:rFonts w:ascii="Consolas" w:hAnsi="Consolas" w:cs="Consolas"/>
-            <w:noProof/>
-            <w:shd w:val="clear" w:color="auto" w:fill="EEF4F2"/>
-          </w:rPr>
-          <w:t>index.html</w:t>
-        </w:r>
-        <w:r>
-          <w:rPr>
-            <w:rStyle w:val="Hyperlink"/>
-            <w:noProof/>
-          </w:rPr>
-          <w:t>.</w:t>
+          <w:t>SLIMME KOELKAST (DEMO)</w:t>
         </w:r>
         <w:r>
           <w:rPr>
@@ -2087,7 +2071,7 @@
             <w:noProof/>
             <w:webHidden/>
           </w:rPr>
-          <w:instrText xml:space="preserve"> PAGEREF _Toc242952361 \h </w:instrText>
+          <w:instrText xml:space="preserve"> PAGEREF _Toc243308007 \h </w:instrText>
         </w:r>
         <w:r>
           <w:rPr>
@@ -2107,7 +2091,7 @@
             <w:noProof/>
             <w:webHidden/>
           </w:rPr>
-          <w:t>18</w:t>
+          <w:t>17</w:t>
         </w:r>
         <w:r>
           <w:rPr>
@@ -2120,9 +2104,9 @@
     </w:p>
     <w:p>
       <w:pPr>
-        <w:pStyle w:val="Inhopg2"/>
+        <w:pStyle w:val="Inhopg1"/>
         <w:tabs>
-          <w:tab w:val="left" w:pos="960"/>
+          <w:tab w:val="left" w:pos="720"/>
           <w:tab w:val="right" w:leader="dot" w:pos="9628"/>
         </w:tabs>
         <w:rPr>
@@ -2134,13 +2118,13 @@
           <w:lang w:eastAsia="nl-NL"/>
         </w:rPr>
       </w:pPr>
-      <w:hyperlink w:anchor="_Toc242952362" w:history="1">
+      <w:hyperlink w:anchor="_Toc243308008" w:history="1">
         <w:r>
           <w:rPr>
             <w:rStyle w:val="Hyperlink"/>
             <w:noProof/>
           </w:rPr>
-          <w:t>5.1</w:t>
+          <w:t>5.</w:t>
         </w:r>
         <w:r>
           <w:rPr>
@@ -2158,7 +2142,23 @@
             <w:rStyle w:val="Hyperlink"/>
             <w:noProof/>
           </w:rPr>
-          <w:t>METADATA EN EXTERNE BESTANDEN</w:t>
+          <w:t xml:space="preserve">UITLEG VAN </w:t>
+        </w:r>
+        <w:r>
+          <w:rPr>
+            <w:rStyle w:val="Hyperlink"/>
+            <w:rFonts w:ascii="Consolas" w:hAnsi="Consolas" w:cs="Consolas"/>
+            <w:noProof/>
+            <w:shd w:val="clear" w:color="auto" w:fill="EEF4F2"/>
+          </w:rPr>
+          <w:t>index.html</w:t>
+        </w:r>
+        <w:r>
+          <w:rPr>
+            <w:rStyle w:val="Hyperlink"/>
+            <w:noProof/>
+          </w:rPr>
+          <w:t>.</w:t>
         </w:r>
         <w:r>
           <w:rPr>
@@ -2179,7 +2179,7 @@
             <w:noProof/>
             <w:webHidden/>
           </w:rPr>
-          <w:instrText xml:space="preserve"> PAGEREF _Toc242952362 \h </w:instrText>
+          <w:instrText xml:space="preserve"> PAGEREF _Toc243308008 \h </w:instrText>
         </w:r>
         <w:r>
           <w:rPr>
@@ -2199,7 +2199,7 @@
             <w:noProof/>
             <w:webHidden/>
           </w:rPr>
-          <w:t>18</w:t>
+          <w:t>19</w:t>
         </w:r>
         <w:r>
           <w:rPr>
@@ -2226,13 +2226,13 @@
           <w:lang w:eastAsia="nl-NL"/>
         </w:rPr>
       </w:pPr>
-      <w:hyperlink w:anchor="_Toc242952363" w:history="1">
+      <w:hyperlink w:anchor="_Toc243308009" w:history="1">
         <w:r>
           <w:rPr>
             <w:rStyle w:val="Hyperlink"/>
             <w:noProof/>
           </w:rPr>
-          <w:t>5.2</w:t>
+          <w:t>5.1</w:t>
         </w:r>
         <w:r>
           <w:rPr>
@@ -2250,7 +2250,7 @@
             <w:rStyle w:val="Hyperlink"/>
             <w:noProof/>
           </w:rPr>
-          <w:t>NAVIGATIEBALK</w:t>
+          <w:t>METADATA EN EXTERNE BESTANDEN</w:t>
         </w:r>
         <w:r>
           <w:rPr>
@@ -2271,7 +2271,7 @@
             <w:noProof/>
             <w:webHidden/>
           </w:rPr>
-          <w:instrText xml:space="preserve"> PAGEREF _Toc242952363 \h </w:instrText>
+          <w:instrText xml:space="preserve"> PAGEREF _Toc243308009 \h </w:instrText>
         </w:r>
         <w:r>
           <w:rPr>
@@ -2291,7 +2291,7 @@
             <w:noProof/>
             <w:webHidden/>
           </w:rPr>
-          <w:t>18</w:t>
+          <w:t>19</w:t>
         </w:r>
         <w:r>
           <w:rPr>
@@ -2318,13 +2318,13 @@
           <w:lang w:eastAsia="nl-NL"/>
         </w:rPr>
       </w:pPr>
-      <w:hyperlink w:anchor="_Toc242952364" w:history="1">
+      <w:hyperlink w:anchor="_Toc243308010" w:history="1">
         <w:r>
           <w:rPr>
             <w:rStyle w:val="Hyperlink"/>
             <w:noProof/>
           </w:rPr>
-          <w:t>5.3</w:t>
+          <w:t>5.2</w:t>
         </w:r>
         <w:r>
           <w:rPr>
@@ -2342,7 +2342,7 @@
             <w:rStyle w:val="Hyperlink"/>
             <w:noProof/>
           </w:rPr>
-          <w:t>HERO-GEDEELTE</w:t>
+          <w:t>NAVIGATIEBALK</w:t>
         </w:r>
         <w:r>
           <w:rPr>
@@ -2363,7 +2363,7 @@
             <w:noProof/>
             <w:webHidden/>
           </w:rPr>
-          <w:instrText xml:space="preserve"> PAGEREF _Toc242952364 \h </w:instrText>
+          <w:instrText xml:space="preserve"> PAGEREF _Toc243308010 \h </w:instrText>
         </w:r>
         <w:r>
           <w:rPr>
@@ -2383,7 +2383,7 @@
             <w:noProof/>
             <w:webHidden/>
           </w:rPr>
-          <w:t>18</w:t>
+          <w:t>19</w:t>
         </w:r>
         <w:r>
           <w:rPr>
@@ -2410,13 +2410,13 @@
           <w:lang w:eastAsia="nl-NL"/>
         </w:rPr>
       </w:pPr>
-      <w:hyperlink w:anchor="_Toc242952365" w:history="1">
+      <w:hyperlink w:anchor="_Toc243308011" w:history="1">
         <w:r>
           <w:rPr>
             <w:rStyle w:val="Hyperlink"/>
             <w:noProof/>
           </w:rPr>
-          <w:t>5.4</w:t>
+          <w:t>5.3</w:t>
         </w:r>
         <w:r>
           <w:rPr>
@@ -2434,7 +2434,7 @@
             <w:rStyle w:val="Hyperlink"/>
             <w:noProof/>
           </w:rPr>
-          <w:t>MEDEWERKERLIJST</w:t>
+          <w:t>HERO-GEDEELTE</w:t>
         </w:r>
         <w:r>
           <w:rPr>
@@ -2455,7 +2455,7 @@
             <w:noProof/>
             <w:webHidden/>
           </w:rPr>
-          <w:instrText xml:space="preserve"> PAGEREF _Toc242952365 \h </w:instrText>
+          <w:instrText xml:space="preserve"> PAGEREF _Toc243308011 \h </w:instrText>
         </w:r>
         <w:r>
           <w:rPr>
@@ -2475,7 +2475,7 @@
             <w:noProof/>
             <w:webHidden/>
           </w:rPr>
-          <w:t>18</w:t>
+          <w:t>19</w:t>
         </w:r>
         <w:r>
           <w:rPr>
@@ -2502,13 +2502,13 @@
           <w:lang w:eastAsia="nl-NL"/>
         </w:rPr>
       </w:pPr>
-      <w:hyperlink w:anchor="_Toc242952366" w:history="1">
+      <w:hyperlink w:anchor="_Toc243308012" w:history="1">
         <w:r>
           <w:rPr>
             <w:rStyle w:val="Hyperlink"/>
             <w:noProof/>
           </w:rPr>
-          <w:t>5.5</w:t>
+          <w:t>5.4</w:t>
         </w:r>
         <w:r>
           <w:rPr>
@@ -2526,7 +2526,7 @@
             <w:rStyle w:val="Hyperlink"/>
             <w:noProof/>
           </w:rPr>
-          <w:t>STATISTIEKEN</w:t>
+          <w:t>MEDEWERKERLIJST</w:t>
         </w:r>
         <w:r>
           <w:rPr>
@@ -2547,7 +2547,7 @@
             <w:noProof/>
             <w:webHidden/>
           </w:rPr>
-          <w:instrText xml:space="preserve"> PAGEREF _Toc242952366 \h </w:instrText>
+          <w:instrText xml:space="preserve"> PAGEREF _Toc243308012 \h </w:instrText>
         </w:r>
         <w:r>
           <w:rPr>
@@ -2594,13 +2594,13 @@
           <w:lang w:eastAsia="nl-NL"/>
         </w:rPr>
       </w:pPr>
-      <w:hyperlink w:anchor="_Toc242952367" w:history="1">
+      <w:hyperlink w:anchor="_Toc243308013" w:history="1">
         <w:r>
           <w:rPr>
             <w:rStyle w:val="Hyperlink"/>
             <w:noProof/>
           </w:rPr>
-          <w:t>5.6</w:t>
+          <w:t>5.5</w:t>
         </w:r>
         <w:r>
           <w:rPr>
@@ -2618,7 +2618,7 @@
             <w:rStyle w:val="Hyperlink"/>
             <w:noProof/>
           </w:rPr>
-          <w:t>VENSTERS (MODALS)</w:t>
+          <w:t>STATISTIEKEN</w:t>
         </w:r>
         <w:r>
           <w:rPr>
@@ -2639,7 +2639,7 @@
             <w:noProof/>
             <w:webHidden/>
           </w:rPr>
-          <w:instrText xml:space="preserve"> PAGEREF _Toc242952367 \h </w:instrText>
+          <w:instrText xml:space="preserve"> PAGEREF _Toc243308013 \h </w:instrText>
         </w:r>
         <w:r>
           <w:rPr>
@@ -2659,7 +2659,7 @@
             <w:noProof/>
             <w:webHidden/>
           </w:rPr>
-          <w:t>19</w:t>
+          <w:t>20</w:t>
         </w:r>
         <w:r>
           <w:rPr>
@@ -2686,13 +2686,13 @@
           <w:lang w:eastAsia="nl-NL"/>
         </w:rPr>
       </w:pPr>
-      <w:hyperlink w:anchor="_Toc242952368" w:history="1">
+      <w:hyperlink w:anchor="_Toc243308014" w:history="1">
         <w:r>
           <w:rPr>
             <w:rStyle w:val="Hyperlink"/>
             <w:noProof/>
           </w:rPr>
-          <w:t>5.7</w:t>
+          <w:t>5.6</w:t>
         </w:r>
         <w:r>
           <w:rPr>
@@ -2710,7 +2710,7 @@
             <w:rStyle w:val="Hyperlink"/>
             <w:noProof/>
           </w:rPr>
-          <w:t>WAARSCHUWING BIJ OPENEN ALS LOS BESTAND</w:t>
+          <w:t>VENSTERS (MODALS)</w:t>
         </w:r>
         <w:r>
           <w:rPr>
@@ -2731,7 +2731,7 @@
             <w:noProof/>
             <w:webHidden/>
           </w:rPr>
-          <w:instrText xml:space="preserve"> PAGEREF _Toc242952368 \h </w:instrText>
+          <w:instrText xml:space="preserve"> PAGEREF _Toc243308014 \h </w:instrText>
         </w:r>
         <w:r>
           <w:rPr>
@@ -2764,9 +2764,9 @@
     </w:p>
     <w:p>
       <w:pPr>
-        <w:pStyle w:val="Inhopg1"/>
+        <w:pStyle w:val="Inhopg2"/>
         <w:tabs>
-          <w:tab w:val="left" w:pos="720"/>
+          <w:tab w:val="left" w:pos="960"/>
           <w:tab w:val="right" w:leader="dot" w:pos="9628"/>
         </w:tabs>
         <w:rPr>
@@ -2778,13 +2778,13 @@
           <w:lang w:eastAsia="nl-NL"/>
         </w:rPr>
       </w:pPr>
-      <w:hyperlink w:anchor="_Toc242952369" w:history="1">
+      <w:hyperlink w:anchor="_Toc243308015" w:history="1">
         <w:r>
           <w:rPr>
             <w:rStyle w:val="Hyperlink"/>
             <w:noProof/>
           </w:rPr>
-          <w:t>6.</w:t>
+          <w:t>5.7</w:t>
         </w:r>
         <w:r>
           <w:rPr>
@@ -2802,23 +2802,7 @@
             <w:rStyle w:val="Hyperlink"/>
             <w:noProof/>
           </w:rPr>
-          <w:t xml:space="preserve">UITLEG VAN </w:t>
-        </w:r>
-        <w:r>
-          <w:rPr>
-            <w:rStyle w:val="Hyperlink"/>
-            <w:rFonts w:ascii="Consolas" w:hAnsi="Consolas" w:cs="Consolas"/>
-            <w:noProof/>
-            <w:shd w:val="clear" w:color="auto" w:fill="EEF4F2"/>
-          </w:rPr>
-          <w:t>assets/css/styles.css</w:t>
-        </w:r>
-        <w:r>
-          <w:rPr>
-            <w:rStyle w:val="Hyperlink"/>
-            <w:noProof/>
-          </w:rPr>
-          <w:t>.</w:t>
+          <w:t>WAARSCHUWING BIJ OPENEN ALS LOS BESTAND</w:t>
         </w:r>
         <w:r>
           <w:rPr>
@@ -2839,7 +2823,7 @@
             <w:noProof/>
             <w:webHidden/>
           </w:rPr>
-          <w:instrText xml:space="preserve"> PAGEREF _Toc242952369 \h </w:instrText>
+          <w:instrText xml:space="preserve"> PAGEREF _Toc243308015 \h </w:instrText>
         </w:r>
         <w:r>
           <w:rPr>
@@ -2872,9 +2856,9 @@
     </w:p>
     <w:p>
       <w:pPr>
-        <w:pStyle w:val="Inhopg2"/>
+        <w:pStyle w:val="Inhopg1"/>
         <w:tabs>
-          <w:tab w:val="left" w:pos="960"/>
+          <w:tab w:val="left" w:pos="720"/>
           <w:tab w:val="right" w:leader="dot" w:pos="9628"/>
         </w:tabs>
         <w:rPr>
@@ -2886,13 +2870,13 @@
           <w:lang w:eastAsia="nl-NL"/>
         </w:rPr>
       </w:pPr>
-      <w:hyperlink w:anchor="_Toc242952370" w:history="1">
+      <w:hyperlink w:anchor="_Toc243308016" w:history="1">
         <w:r>
           <w:rPr>
             <w:rStyle w:val="Hyperlink"/>
             <w:noProof/>
           </w:rPr>
-          <w:t>6.1</w:t>
+          <w:t>6.</w:t>
         </w:r>
         <w:r>
           <w:rPr>
@@ -2910,7 +2894,23 @@
             <w:rStyle w:val="Hyperlink"/>
             <w:noProof/>
           </w:rPr>
-          <w:t>CSS-VARIABELEN</w:t>
+          <w:t xml:space="preserve">UITLEG VAN </w:t>
+        </w:r>
+        <w:r>
+          <w:rPr>
+            <w:rStyle w:val="Hyperlink"/>
+            <w:rFonts w:ascii="Consolas" w:hAnsi="Consolas" w:cs="Consolas"/>
+            <w:noProof/>
+            <w:shd w:val="clear" w:color="auto" w:fill="EEF4F2"/>
+          </w:rPr>
+          <w:t>assets/css/styles.css</w:t>
+        </w:r>
+        <w:r>
+          <w:rPr>
+            <w:rStyle w:val="Hyperlink"/>
+            <w:noProof/>
+          </w:rPr>
+          <w:t>.</w:t>
         </w:r>
         <w:r>
           <w:rPr>
@@ -2931,7 +2931,7 @@
             <w:noProof/>
             <w:webHidden/>
           </w:rPr>
-          <w:instrText xml:space="preserve"> PAGEREF _Toc242952370 \h </w:instrText>
+          <w:instrText xml:space="preserve"> PAGEREF _Toc243308016 \h </w:instrText>
         </w:r>
         <w:r>
           <w:rPr>
@@ -2951,7 +2951,7 @@
             <w:noProof/>
             <w:webHidden/>
           </w:rPr>
-          <w:t>21</w:t>
+          <w:t>22</w:t>
         </w:r>
         <w:r>
           <w:rPr>
@@ -2978,13 +2978,13 @@
           <w:lang w:eastAsia="nl-NL"/>
         </w:rPr>
       </w:pPr>
-      <w:hyperlink w:anchor="_Toc242952371" w:history="1">
+      <w:hyperlink w:anchor="_Toc243308017" w:history="1">
         <w:r>
           <w:rPr>
             <w:rStyle w:val="Hyperlink"/>
             <w:noProof/>
           </w:rPr>
-          <w:t>6.2</w:t>
+          <w:t>6.1</w:t>
         </w:r>
         <w:r>
           <w:rPr>
@@ -3002,7 +3002,7 @@
             <w:rStyle w:val="Hyperlink"/>
             <w:noProof/>
           </w:rPr>
-          <w:t>LAYOUT</w:t>
+          <w:t>CSS-VARIABELEN</w:t>
         </w:r>
         <w:r>
           <w:rPr>
@@ -3023,7 +3023,7 @@
             <w:noProof/>
             <w:webHidden/>
           </w:rPr>
-          <w:instrText xml:space="preserve"> PAGEREF _Toc242952371 \h </w:instrText>
+          <w:instrText xml:space="preserve"> PAGEREF _Toc243308017 \h </w:instrText>
         </w:r>
         <w:r>
           <w:rPr>
@@ -3043,7 +3043,7 @@
             <w:noProof/>
             <w:webHidden/>
           </w:rPr>
-          <w:t>21</w:t>
+          <w:t>22</w:t>
         </w:r>
         <w:r>
           <w:rPr>
@@ -3070,13 +3070,13 @@
           <w:lang w:eastAsia="nl-NL"/>
         </w:rPr>
       </w:pPr>
-      <w:hyperlink w:anchor="_Toc242952372" w:history="1">
+      <w:hyperlink w:anchor="_Toc243308018" w:history="1">
         <w:r>
           <w:rPr>
             <w:rStyle w:val="Hyperlink"/>
             <w:noProof/>
           </w:rPr>
-          <w:t>6.3</w:t>
+          <w:t>6.2</w:t>
         </w:r>
         <w:r>
           <w:rPr>
@@ -3094,7 +3094,7 @@
             <w:rStyle w:val="Hyperlink"/>
             <w:noProof/>
           </w:rPr>
-          <w:t>COMPONENTEN</w:t>
+          <w:t>LAYOUT</w:t>
         </w:r>
         <w:r>
           <w:rPr>
@@ -3115,7 +3115,7 @@
             <w:noProof/>
             <w:webHidden/>
           </w:rPr>
-          <w:instrText xml:space="preserve"> PAGEREF _Toc242952372 \h </w:instrText>
+          <w:instrText xml:space="preserve"> PAGEREF _Toc243308018 \h </w:instrText>
         </w:r>
         <w:r>
           <w:rPr>
@@ -3148,9 +3148,9 @@
     </w:p>
     <w:p>
       <w:pPr>
-        <w:pStyle w:val="Inhopg1"/>
+        <w:pStyle w:val="Inhopg2"/>
         <w:tabs>
-          <w:tab w:val="left" w:pos="720"/>
+          <w:tab w:val="left" w:pos="960"/>
           <w:tab w:val="right" w:leader="dot" w:pos="9628"/>
         </w:tabs>
         <w:rPr>
@@ -3162,13 +3162,13 @@
           <w:lang w:eastAsia="nl-NL"/>
         </w:rPr>
       </w:pPr>
-      <w:hyperlink w:anchor="_Toc242952373" w:history="1">
+      <w:hyperlink w:anchor="_Toc243308019" w:history="1">
         <w:r>
           <w:rPr>
             <w:rStyle w:val="Hyperlink"/>
             <w:noProof/>
           </w:rPr>
-          <w:t>7.</w:t>
+          <w:t>6.3</w:t>
         </w:r>
         <w:r>
           <w:rPr>
@@ -3186,23 +3186,7 @@
             <w:rStyle w:val="Hyperlink"/>
             <w:noProof/>
           </w:rPr>
-          <w:t>UITLEG VAN DE JAVASCRIPT (</w:t>
-        </w:r>
-        <w:r>
-          <w:rPr>
-            <w:rStyle w:val="Hyperlink"/>
-            <w:rFonts w:ascii="Consolas" w:hAnsi="Consolas" w:cs="Consolas"/>
-            <w:noProof/>
-            <w:shd w:val="clear" w:color="auto" w:fill="EEF4F2"/>
-          </w:rPr>
-          <w:t>assets/js/</w:t>
-        </w:r>
-        <w:r>
-          <w:rPr>
-            <w:rStyle w:val="Hyperlink"/>
-            <w:noProof/>
-          </w:rPr>
-          <w:t>).</w:t>
+          <w:t>COMPONENTEN</w:t>
         </w:r>
         <w:r>
           <w:rPr>
@@ -3223,7 +3207,7 @@
             <w:noProof/>
             <w:webHidden/>
           </w:rPr>
-          <w:instrText xml:space="preserve"> PAGEREF _Toc242952373 \h </w:instrText>
+          <w:instrText xml:space="preserve"> PAGEREF _Toc243308019 \h </w:instrText>
         </w:r>
         <w:r>
           <w:rPr>
@@ -3256,9 +3240,9 @@
     </w:p>
     <w:p>
       <w:pPr>
-        <w:pStyle w:val="Inhopg2"/>
+        <w:pStyle w:val="Inhopg1"/>
         <w:tabs>
-          <w:tab w:val="left" w:pos="960"/>
+          <w:tab w:val="left" w:pos="720"/>
           <w:tab w:val="right" w:leader="dot" w:pos="9628"/>
         </w:tabs>
         <w:rPr>
@@ -3270,13 +3254,13 @@
           <w:lang w:eastAsia="nl-NL"/>
         </w:rPr>
       </w:pPr>
-      <w:hyperlink w:anchor="_Toc242952374" w:history="1">
+      <w:hyperlink w:anchor="_Toc243308020" w:history="1">
         <w:r>
           <w:rPr>
             <w:rStyle w:val="Hyperlink"/>
             <w:noProof/>
           </w:rPr>
-          <w:t>7.1</w:t>
+          <w:t>7.</w:t>
         </w:r>
         <w:r>
           <w:rPr>
@@ -3294,7 +3278,23 @@
             <w:rStyle w:val="Hyperlink"/>
             <w:noProof/>
           </w:rPr>
-          <w:t>OPSLAG EN VOORBEELDDATA</w:t>
+          <w:t>UITLEG VAN DE JAVASCRIPT (</w:t>
+        </w:r>
+        <w:r>
+          <w:rPr>
+            <w:rStyle w:val="Hyperlink"/>
+            <w:rFonts w:ascii="Consolas" w:hAnsi="Consolas" w:cs="Consolas"/>
+            <w:noProof/>
+            <w:shd w:val="clear" w:color="auto" w:fill="EEF4F2"/>
+          </w:rPr>
+          <w:t>assets/js/</w:t>
+        </w:r>
+        <w:r>
+          <w:rPr>
+            <w:rStyle w:val="Hyperlink"/>
+            <w:noProof/>
+          </w:rPr>
+          <w:t>).</w:t>
         </w:r>
         <w:r>
           <w:rPr>
@@ -3315,7 +3315,7 @@
             <w:noProof/>
             <w:webHidden/>
           </w:rPr>
-          <w:instrText xml:space="preserve"> PAGEREF _Toc242952374 \h </w:instrText>
+          <w:instrText xml:space="preserve"> PAGEREF _Toc243308020 \h </w:instrText>
         </w:r>
         <w:r>
           <w:rPr>
@@ -3335,7 +3335,7 @@
             <w:noProof/>
             <w:webHidden/>
           </w:rPr>
-          <w:t>23</w:t>
+          <w:t>24</w:t>
         </w:r>
         <w:r>
           <w:rPr>
@@ -3362,13 +3362,13 @@
           <w:lang w:eastAsia="nl-NL"/>
         </w:rPr>
       </w:pPr>
-      <w:hyperlink w:anchor="_Toc242952375" w:history="1">
+      <w:hyperlink w:anchor="_Toc243308021" w:history="1">
         <w:r>
           <w:rPr>
             <w:rStyle w:val="Hyperlink"/>
             <w:noProof/>
           </w:rPr>
-          <w:t>7.2</w:t>
+          <w:t>7.1</w:t>
         </w:r>
         <w:r>
           <w:rPr>
@@ -3386,7 +3386,7 @@
             <w:rStyle w:val="Hyperlink"/>
             <w:noProof/>
           </w:rPr>
-          <w:t>OBJECTGEORIËNTEERDE STRUCTUUR</w:t>
+          <w:t>OPSLAG EN VOORBEELDDATA</w:t>
         </w:r>
         <w:r>
           <w:rPr>
@@ -3407,7 +3407,7 @@
             <w:noProof/>
             <w:webHidden/>
           </w:rPr>
-          <w:instrText xml:space="preserve"> PAGEREF _Toc242952375 \h </w:instrText>
+          <w:instrText xml:space="preserve"> PAGEREF _Toc243308021 \h </w:instrText>
         </w:r>
         <w:r>
           <w:rPr>
@@ -3454,13 +3454,13 @@
           <w:lang w:eastAsia="nl-NL"/>
         </w:rPr>
       </w:pPr>
-      <w:hyperlink w:anchor="_Toc242952376" w:history="1">
+      <w:hyperlink w:anchor="_Toc243308022" w:history="1">
         <w:r>
           <w:rPr>
             <w:rStyle w:val="Hyperlink"/>
             <w:noProof/>
           </w:rPr>
-          <w:t>7.3</w:t>
+          <w:t>7.2</w:t>
         </w:r>
         <w:r>
           <w:rPr>
@@ -3476,11 +3476,9 @@
         <w:r>
           <w:rPr>
             <w:rStyle w:val="Hyperlink"/>
-            <w:rFonts w:ascii="Consolas" w:hAnsi="Consolas" w:cs="Consolas"/>
-            <w:noProof/>
-            <w:shd w:val="clear" w:color="auto" w:fill="EEF4F2"/>
-          </w:rPr>
-          <w:t>renderEmployees</w:t>
+            <w:noProof/>
+          </w:rPr>
+          <w:t>OBJECTGEORIËNTEERDE STRUCTUUR</w:t>
         </w:r>
         <w:r>
           <w:rPr>
@@ -3501,7 +3499,7 @@
             <w:noProof/>
             <w:webHidden/>
           </w:rPr>
-          <w:instrText xml:space="preserve"> PAGEREF _Toc242952376 \h </w:instrText>
+          <w:instrText xml:space="preserve"> PAGEREF _Toc243308022 \h </w:instrText>
         </w:r>
         <w:r>
           <w:rPr>
@@ -3521,7 +3519,7 @@
             <w:noProof/>
             <w:webHidden/>
           </w:rPr>
-          <w:t>31</w:t>
+          <w:t>25</w:t>
         </w:r>
         <w:r>
           <w:rPr>
@@ -3548,13 +3546,13 @@
           <w:lang w:eastAsia="nl-NL"/>
         </w:rPr>
       </w:pPr>
-      <w:hyperlink w:anchor="_Toc242952377" w:history="1">
+      <w:hyperlink w:anchor="_Toc243308023" w:history="1">
         <w:r>
           <w:rPr>
             <w:rStyle w:val="Hyperlink"/>
             <w:noProof/>
           </w:rPr>
-          <w:t>7.4</w:t>
+          <w:t>7.3</w:t>
         </w:r>
         <w:r>
           <w:rPr>
@@ -3574,7 +3572,7 @@
             <w:noProof/>
             <w:shd w:val="clear" w:color="auto" w:fill="EEF4F2"/>
           </w:rPr>
-          <w:t>renderStats</w:t>
+          <w:t>renderEmployees</w:t>
         </w:r>
         <w:r>
           <w:rPr>
@@ -3595,7 +3593,7 @@
             <w:noProof/>
             <w:webHidden/>
           </w:rPr>
-          <w:instrText xml:space="preserve"> PAGEREF _Toc242952377 \h </w:instrText>
+          <w:instrText xml:space="preserve"> PAGEREF _Toc243308023 \h </w:instrText>
         </w:r>
         <w:r>
           <w:rPr>
@@ -3615,7 +3613,7 @@
             <w:noProof/>
             <w:webHidden/>
           </w:rPr>
-          <w:t>31</w:t>
+          <w:t>33</w:t>
         </w:r>
         <w:r>
           <w:rPr>
@@ -3642,13 +3640,13 @@
           <w:lang w:eastAsia="nl-NL"/>
         </w:rPr>
       </w:pPr>
-      <w:hyperlink w:anchor="_Toc242952378" w:history="1">
+      <w:hyperlink w:anchor="_Toc243308024" w:history="1">
         <w:r>
           <w:rPr>
             <w:rStyle w:val="Hyperlink"/>
             <w:noProof/>
           </w:rPr>
-          <w:t>7.5</w:t>
+          <w:t>7.4</w:t>
         </w:r>
         <w:r>
           <w:rPr>
@@ -3668,7 +3666,7 @@
             <w:noProof/>
             <w:shd w:val="clear" w:color="auto" w:fill="EEF4F2"/>
           </w:rPr>
-          <w:t>registerSelectedProducts</w:t>
+          <w:t>renderStats</w:t>
         </w:r>
         <w:r>
           <w:rPr>
@@ -3689,7 +3687,7 @@
             <w:noProof/>
             <w:webHidden/>
           </w:rPr>
-          <w:instrText xml:space="preserve"> PAGEREF _Toc242952378 \h </w:instrText>
+          <w:instrText xml:space="preserve"> PAGEREF _Toc243308024 \h </w:instrText>
         </w:r>
         <w:r>
           <w:rPr>
@@ -3709,7 +3707,7 @@
             <w:noProof/>
             <w:webHidden/>
           </w:rPr>
-          <w:t>31</w:t>
+          <w:t>33</w:t>
         </w:r>
         <w:r>
           <w:rPr>
@@ -3736,13 +3734,13 @@
           <w:lang w:eastAsia="nl-NL"/>
         </w:rPr>
       </w:pPr>
-      <w:hyperlink w:anchor="_Toc242952379" w:history="1">
+      <w:hyperlink w:anchor="_Toc243308025" w:history="1">
         <w:r>
           <w:rPr>
             <w:rStyle w:val="Hyperlink"/>
             <w:noProof/>
           </w:rPr>
-          <w:t>7.6</w:t>
+          <w:t>7.5</w:t>
         </w:r>
         <w:r>
           <w:rPr>
@@ -3762,7 +3760,7 @@
             <w:noProof/>
             <w:shd w:val="clear" w:color="auto" w:fill="EEF4F2"/>
           </w:rPr>
-          <w:t>renderAll</w:t>
+          <w:t>registerSelectedProducts</w:t>
         </w:r>
         <w:r>
           <w:rPr>
@@ -3783,7 +3781,7 @@
             <w:noProof/>
             <w:webHidden/>
           </w:rPr>
-          <w:instrText xml:space="preserve"> PAGEREF _Toc242952379 \h </w:instrText>
+          <w:instrText xml:space="preserve"> PAGEREF _Toc243308025 \h </w:instrText>
         </w:r>
         <w:r>
           <w:rPr>
@@ -3803,7 +3801,7 @@
             <w:noProof/>
             <w:webHidden/>
           </w:rPr>
-          <w:t>31</w:t>
+          <w:t>33</w:t>
         </w:r>
         <w:r>
           <w:rPr>
@@ -3830,13 +3828,13 @@
           <w:lang w:eastAsia="nl-NL"/>
         </w:rPr>
       </w:pPr>
-      <w:hyperlink w:anchor="_Toc242952380" w:history="1">
+      <w:hyperlink w:anchor="_Toc243308026" w:history="1">
         <w:r>
           <w:rPr>
             <w:rStyle w:val="Hyperlink"/>
             <w:noProof/>
           </w:rPr>
-          <w:t>7.7</w:t>
+          <w:t>7.6</w:t>
         </w:r>
         <w:r>
           <w:rPr>
@@ -3856,7 +3854,7 @@
             <w:noProof/>
             <w:shd w:val="clear" w:color="auto" w:fill="EEF4F2"/>
           </w:rPr>
-          <w:t>renderEmployeeProducts</w:t>
+          <w:t>renderAll</w:t>
         </w:r>
         <w:r>
           <w:rPr>
@@ -3877,7 +3875,7 @@
             <w:noProof/>
             <w:webHidden/>
           </w:rPr>
-          <w:instrText xml:space="preserve"> PAGEREF _Toc242952380 \h </w:instrText>
+          <w:instrText xml:space="preserve"> PAGEREF _Toc243308026 \h </w:instrText>
         </w:r>
         <w:r>
           <w:rPr>
@@ -3897,7 +3895,7 @@
             <w:noProof/>
             <w:webHidden/>
           </w:rPr>
-          <w:t>32</w:t>
+          <w:t>33</w:t>
         </w:r>
         <w:r>
           <w:rPr>
@@ -3924,13 +3922,13 @@
           <w:lang w:eastAsia="nl-NL"/>
         </w:rPr>
       </w:pPr>
-      <w:hyperlink w:anchor="_Toc242952381" w:history="1">
+      <w:hyperlink w:anchor="_Toc243308027" w:history="1">
         <w:r>
           <w:rPr>
             <w:rStyle w:val="Hyperlink"/>
             <w:noProof/>
           </w:rPr>
-          <w:t>7.8</w:t>
+          <w:t>7.7</w:t>
         </w:r>
         <w:r>
           <w:rPr>
@@ -3950,7 +3948,7 @@
             <w:noProof/>
             <w:shd w:val="clear" w:color="auto" w:fill="EEF4F2"/>
           </w:rPr>
-          <w:t>showToast</w:t>
+          <w:t>renderEmployeeProducts</w:t>
         </w:r>
         <w:r>
           <w:rPr>
@@ -3971,7 +3969,7 @@
             <w:noProof/>
             <w:webHidden/>
           </w:rPr>
-          <w:instrText xml:space="preserve"> PAGEREF _Toc242952381 \h </w:instrText>
+          <w:instrText xml:space="preserve"> PAGEREF _Toc243308027 \h </w:instrText>
         </w:r>
         <w:r>
           <w:rPr>
@@ -3991,7 +3989,7 @@
             <w:noProof/>
             <w:webHidden/>
           </w:rPr>
-          <w:t>32</w:t>
+          <w:t>33</w:t>
         </w:r>
         <w:r>
           <w:rPr>
@@ -4018,13 +4016,13 @@
           <w:lang w:eastAsia="nl-NL"/>
         </w:rPr>
       </w:pPr>
-      <w:hyperlink w:anchor="_Toc242952382" w:history="1">
+      <w:hyperlink w:anchor="_Toc243308028" w:history="1">
         <w:r>
           <w:rPr>
             <w:rStyle w:val="Hyperlink"/>
             <w:noProof/>
           </w:rPr>
-          <w:t>7.9</w:t>
+          <w:t>7.8</w:t>
         </w:r>
         <w:r>
           <w:rPr>
@@ -4040,9 +4038,11 @@
         <w:r>
           <w:rPr>
             <w:rStyle w:val="Hyperlink"/>
-            <w:noProof/>
-          </w:rPr>
-          <w:t>OPSLAGFOUTEN EN TERUGDRAAIEN</w:t>
+            <w:rFonts w:ascii="Consolas" w:hAnsi="Consolas" w:cs="Consolas"/>
+            <w:noProof/>
+            <w:shd w:val="clear" w:color="auto" w:fill="EEF4F2"/>
+          </w:rPr>
+          <w:t>showToast</w:t>
         </w:r>
         <w:r>
           <w:rPr>
@@ -4063,7 +4063,7 @@
             <w:noProof/>
             <w:webHidden/>
           </w:rPr>
-          <w:instrText xml:space="preserve"> PAGEREF _Toc242952382 \h </w:instrText>
+          <w:instrText xml:space="preserve"> PAGEREF _Toc243308028 \h </w:instrText>
         </w:r>
         <w:r>
           <w:rPr>
@@ -4083,7 +4083,7 @@
             <w:noProof/>
             <w:webHidden/>
           </w:rPr>
-          <w:t>32</w:t>
+          <w:t>34</w:t>
         </w:r>
         <w:r>
           <w:rPr>
@@ -4110,13 +4110,13 @@
           <w:lang w:eastAsia="nl-NL"/>
         </w:rPr>
       </w:pPr>
-      <w:hyperlink w:anchor="_Toc242952383" w:history="1">
+      <w:hyperlink w:anchor="_Toc243308029" w:history="1">
         <w:r>
           <w:rPr>
             <w:rStyle w:val="Hyperlink"/>
             <w:noProof/>
           </w:rPr>
-          <w:t>7.10</w:t>
+          <w:t>7.9</w:t>
         </w:r>
         <w:r>
           <w:rPr>
@@ -4134,7 +4134,7 @@
             <w:rStyle w:val="Hyperlink"/>
             <w:noProof/>
           </w:rPr>
-          <w:t>ADMINFUNCTIES</w:t>
+          <w:t>OPSLAGFOUTEN EN TERUGDRAAIEN</w:t>
         </w:r>
         <w:r>
           <w:rPr>
@@ -4155,7 +4155,7 @@
             <w:noProof/>
             <w:webHidden/>
           </w:rPr>
-          <w:instrText xml:space="preserve"> PAGEREF _Toc242952383 \h </w:instrText>
+          <w:instrText xml:space="preserve"> PAGEREF _Toc243308029 \h </w:instrText>
         </w:r>
         <w:r>
           <w:rPr>
@@ -4175,7 +4175,7 @@
             <w:noProof/>
             <w:webHidden/>
           </w:rPr>
-          <w:t>32</w:t>
+          <w:t>34</w:t>
         </w:r>
         <w:r>
           <w:rPr>
@@ -4202,13 +4202,13 @@
           <w:lang w:eastAsia="nl-NL"/>
         </w:rPr>
       </w:pPr>
-      <w:hyperlink w:anchor="_Toc242952384" w:history="1">
+      <w:hyperlink w:anchor="_Toc243308030" w:history="1">
         <w:r>
           <w:rPr>
             <w:rStyle w:val="Hyperlink"/>
             <w:noProof/>
           </w:rPr>
-          <w:t>7.11</w:t>
+          <w:t>7.10</w:t>
         </w:r>
         <w:r>
           <w:rPr>
@@ -4226,39 +4226,7 @@
             <w:rStyle w:val="Hyperlink"/>
             <w:noProof/>
           </w:rPr>
-          <w:t xml:space="preserve">CSV-EXPORT (CLASS </w:t>
-        </w:r>
-        <w:r>
-          <w:rPr>
-            <w:rStyle w:val="Hyperlink"/>
-            <w:rFonts w:ascii="Consolas" w:hAnsi="Consolas" w:cs="Consolas"/>
-            <w:noProof/>
-            <w:shd w:val="clear" w:color="auto" w:fill="EEF4F2"/>
-          </w:rPr>
-          <w:t>CsvExport</w:t>
-        </w:r>
-        <w:r>
-          <w:rPr>
-            <w:rStyle w:val="Hyperlink"/>
-            <w:noProof/>
-          </w:rPr>
-          <w:t xml:space="preserve"> IN </w:t>
-        </w:r>
-        <w:r>
-          <w:rPr>
-            <w:rStyle w:val="Hyperlink"/>
-            <w:rFonts w:ascii="Consolas" w:hAnsi="Consolas" w:cs="Consolas"/>
-            <w:noProof/>
-            <w:shd w:val="clear" w:color="auto" w:fill="EEF4F2"/>
-          </w:rPr>
-          <w:t>CsvExport.js</w:t>
-        </w:r>
-        <w:r>
-          <w:rPr>
-            <w:rStyle w:val="Hyperlink"/>
-            <w:noProof/>
-          </w:rPr>
-          <w:t>)</w:t>
+          <w:t>ADMINFUNCTIES</w:t>
         </w:r>
         <w:r>
           <w:rPr>
@@ -4279,7 +4247,7 @@
             <w:noProof/>
             <w:webHidden/>
           </w:rPr>
-          <w:instrText xml:space="preserve"> PAGEREF _Toc242952384 \h </w:instrText>
+          <w:instrText xml:space="preserve"> PAGEREF _Toc243308030 \h </w:instrText>
         </w:r>
         <w:r>
           <w:rPr>
@@ -4299,7 +4267,7 @@
             <w:noProof/>
             <w:webHidden/>
           </w:rPr>
-          <w:t>33</w:t>
+          <w:t>34</w:t>
         </w:r>
         <w:r>
           <w:rPr>
@@ -4326,13 +4294,13 @@
           <w:lang w:eastAsia="nl-NL"/>
         </w:rPr>
       </w:pPr>
-      <w:hyperlink w:anchor="_Toc242952385" w:history="1">
+      <w:hyperlink w:anchor="_Toc243308031" w:history="1">
         <w:r>
           <w:rPr>
             <w:rStyle w:val="Hyperlink"/>
             <w:noProof/>
           </w:rPr>
-          <w:t>7.12</w:t>
+          <w:t>7.11</w:t>
         </w:r>
         <w:r>
           <w:rPr>
@@ -4350,7 +4318,39 @@
             <w:rStyle w:val="Hyperlink"/>
             <w:noProof/>
           </w:rPr>
-          <w:t>EVENT LISTENERS</w:t>
+          <w:t xml:space="preserve">CSV-EXPORT (CLASS </w:t>
+        </w:r>
+        <w:r>
+          <w:rPr>
+            <w:rStyle w:val="Hyperlink"/>
+            <w:rFonts w:ascii="Consolas" w:hAnsi="Consolas" w:cs="Consolas"/>
+            <w:noProof/>
+            <w:shd w:val="clear" w:color="auto" w:fill="EEF4F2"/>
+          </w:rPr>
+          <w:t>CsvExport</w:t>
+        </w:r>
+        <w:r>
+          <w:rPr>
+            <w:rStyle w:val="Hyperlink"/>
+            <w:noProof/>
+          </w:rPr>
+          <w:t xml:space="preserve"> IN </w:t>
+        </w:r>
+        <w:r>
+          <w:rPr>
+            <w:rStyle w:val="Hyperlink"/>
+            <w:rFonts w:ascii="Consolas" w:hAnsi="Consolas" w:cs="Consolas"/>
+            <w:noProof/>
+            <w:shd w:val="clear" w:color="auto" w:fill="EEF4F2"/>
+          </w:rPr>
+          <w:t>CsvExport.js</w:t>
+        </w:r>
+        <w:r>
+          <w:rPr>
+            <w:rStyle w:val="Hyperlink"/>
+            <w:noProof/>
+          </w:rPr>
+          <w:t>)</w:t>
         </w:r>
         <w:r>
           <w:rPr>
@@ -4371,7 +4371,7 @@
             <w:noProof/>
             <w:webHidden/>
           </w:rPr>
-          <w:instrText xml:space="preserve"> PAGEREF _Toc242952385 \h </w:instrText>
+          <w:instrText xml:space="preserve"> PAGEREF _Toc243308031 \h </w:instrText>
         </w:r>
         <w:r>
           <w:rPr>
@@ -4391,7 +4391,7 @@
             <w:noProof/>
             <w:webHidden/>
           </w:rPr>
-          <w:t>33</w:t>
+          <w:t>35</w:t>
         </w:r>
         <w:r>
           <w:rPr>
@@ -4404,9 +4404,9 @@
     </w:p>
     <w:p>
       <w:pPr>
-        <w:pStyle w:val="Inhopg1"/>
+        <w:pStyle w:val="Inhopg2"/>
         <w:tabs>
-          <w:tab w:val="left" w:pos="720"/>
+          <w:tab w:val="left" w:pos="960"/>
           <w:tab w:val="right" w:leader="dot" w:pos="9628"/>
         </w:tabs>
         <w:rPr>
@@ -4418,13 +4418,13 @@
           <w:lang w:eastAsia="nl-NL"/>
         </w:rPr>
       </w:pPr>
-      <w:hyperlink w:anchor="_Toc242952386" w:history="1">
+      <w:hyperlink w:anchor="_Toc243308032" w:history="1">
         <w:r>
           <w:rPr>
             <w:rStyle w:val="Hyperlink"/>
             <w:noProof/>
           </w:rPr>
-          <w:t>8.</w:t>
+          <w:t>7.12</w:t>
         </w:r>
         <w:r>
           <w:rPr>
@@ -4442,7 +4442,7 @@
             <w:rStyle w:val="Hyperlink"/>
             <w:noProof/>
           </w:rPr>
-          <w:t>DATAMODEL EN KOPPELINGEN.</w:t>
+          <w:t>EVENT LISTENERS</w:t>
         </w:r>
         <w:r>
           <w:rPr>
@@ -4463,7 +4463,7 @@
             <w:noProof/>
             <w:webHidden/>
           </w:rPr>
-          <w:instrText xml:space="preserve"> PAGEREF _Toc242952386 \h </w:instrText>
+          <w:instrText xml:space="preserve"> PAGEREF _Toc243308032 \h </w:instrText>
         </w:r>
         <w:r>
           <w:rPr>
@@ -4483,7 +4483,7 @@
             <w:noProof/>
             <w:webHidden/>
           </w:rPr>
-          <w:t>34</w:t>
+          <w:t>35</w:t>
         </w:r>
         <w:r>
           <w:rPr>
@@ -4496,9 +4496,9 @@
     </w:p>
     <w:p>
       <w:pPr>
-        <w:pStyle w:val="Inhopg2"/>
+        <w:pStyle w:val="Inhopg1"/>
         <w:tabs>
-          <w:tab w:val="left" w:pos="960"/>
+          <w:tab w:val="left" w:pos="720"/>
           <w:tab w:val="right" w:leader="dot" w:pos="9628"/>
         </w:tabs>
         <w:rPr>
@@ -4510,13 +4510,13 @@
           <w:lang w:eastAsia="nl-NL"/>
         </w:rPr>
       </w:pPr>
-      <w:hyperlink w:anchor="_Toc242952387" w:history="1">
+      <w:hyperlink w:anchor="_Toc243308033" w:history="1">
         <w:r>
           <w:rPr>
             <w:rStyle w:val="Hyperlink"/>
             <w:noProof/>
           </w:rPr>
-          <w:t>8.1</w:t>
+          <w:t>8.</w:t>
         </w:r>
         <w:r>
           <w:rPr>
@@ -4534,7 +4534,7 @@
             <w:rStyle w:val="Hyperlink"/>
             <w:noProof/>
           </w:rPr>
-          <w:t>BEDRIJVEN</w:t>
+          <w:t>DATAMODEL EN KOPPELINGEN.</w:t>
         </w:r>
         <w:r>
           <w:rPr>
@@ -4555,7 +4555,7 @@
             <w:noProof/>
             <w:webHidden/>
           </w:rPr>
-          <w:instrText xml:space="preserve"> PAGEREF _Toc242952387 \h </w:instrText>
+          <w:instrText xml:space="preserve"> PAGEREF _Toc243308033 \h </w:instrText>
         </w:r>
         <w:r>
           <w:rPr>
@@ -4575,7 +4575,7 @@
             <w:noProof/>
             <w:webHidden/>
           </w:rPr>
-          <w:t>34</w:t>
+          <w:t>36</w:t>
         </w:r>
         <w:r>
           <w:rPr>
@@ -4602,13 +4602,13 @@
           <w:lang w:eastAsia="nl-NL"/>
         </w:rPr>
       </w:pPr>
-      <w:hyperlink w:anchor="_Toc242952388" w:history="1">
+      <w:hyperlink w:anchor="_Toc243308034" w:history="1">
         <w:r>
           <w:rPr>
             <w:rStyle w:val="Hyperlink"/>
             <w:noProof/>
           </w:rPr>
-          <w:t>8.2</w:t>
+          <w:t>8.1</w:t>
         </w:r>
         <w:r>
           <w:rPr>
@@ -4626,7 +4626,7 @@
             <w:rStyle w:val="Hyperlink"/>
             <w:noProof/>
           </w:rPr>
-          <w:t>CONSUMPTIEPUNTEN</w:t>
+          <w:t>BEDRIJVEN</w:t>
         </w:r>
         <w:r>
           <w:rPr>
@@ -4647,7 +4647,7 @@
             <w:noProof/>
             <w:webHidden/>
           </w:rPr>
-          <w:instrText xml:space="preserve"> PAGEREF _Toc242952388 \h </w:instrText>
+          <w:instrText xml:space="preserve"> PAGEREF _Toc243308034 \h </w:instrText>
         </w:r>
         <w:r>
           <w:rPr>
@@ -4667,7 +4667,7 @@
             <w:noProof/>
             <w:webHidden/>
           </w:rPr>
-          <w:t>34</w:t>
+          <w:t>36</w:t>
         </w:r>
         <w:r>
           <w:rPr>
@@ -4694,13 +4694,13 @@
           <w:lang w:eastAsia="nl-NL"/>
         </w:rPr>
       </w:pPr>
-      <w:hyperlink w:anchor="_Toc242952389" w:history="1">
+      <w:hyperlink w:anchor="_Toc243308035" w:history="1">
         <w:r>
           <w:rPr>
             <w:rStyle w:val="Hyperlink"/>
             <w:noProof/>
           </w:rPr>
-          <w:t>8.3</w:t>
+          <w:t>8.2</w:t>
         </w:r>
         <w:r>
           <w:rPr>
@@ -4718,7 +4718,7 @@
             <w:rStyle w:val="Hyperlink"/>
             <w:noProof/>
           </w:rPr>
-          <w:t>MEDEWERKERS</w:t>
+          <w:t>CONSUMPTIEPUNTEN</w:t>
         </w:r>
         <w:r>
           <w:rPr>
@@ -4739,7 +4739,7 @@
             <w:noProof/>
             <w:webHidden/>
           </w:rPr>
-          <w:instrText xml:space="preserve"> PAGEREF _Toc242952389 \h </w:instrText>
+          <w:instrText xml:space="preserve"> PAGEREF _Toc243308035 \h </w:instrText>
         </w:r>
         <w:r>
           <w:rPr>
@@ -4759,7 +4759,7 @@
             <w:noProof/>
             <w:webHidden/>
           </w:rPr>
-          <w:t>34</w:t>
+          <w:t>36</w:t>
         </w:r>
         <w:r>
           <w:rPr>
@@ -4786,13 +4786,13 @@
           <w:lang w:eastAsia="nl-NL"/>
         </w:rPr>
       </w:pPr>
-      <w:hyperlink w:anchor="_Toc242952390" w:history="1">
+      <w:hyperlink w:anchor="_Toc243308036" w:history="1">
         <w:r>
           <w:rPr>
             <w:rStyle w:val="Hyperlink"/>
             <w:noProof/>
           </w:rPr>
-          <w:t>8.4</w:t>
+          <w:t>8.3</w:t>
         </w:r>
         <w:r>
           <w:rPr>
@@ -4810,7 +4810,7 @@
             <w:rStyle w:val="Hyperlink"/>
             <w:noProof/>
           </w:rPr>
-          <w:t>REGISTRATIES</w:t>
+          <w:t>MEDEWERKERS</w:t>
         </w:r>
         <w:r>
           <w:rPr>
@@ -4831,7 +4831,7 @@
             <w:noProof/>
             <w:webHidden/>
           </w:rPr>
-          <w:instrText xml:space="preserve"> PAGEREF _Toc242952390 \h </w:instrText>
+          <w:instrText xml:space="preserve"> PAGEREF _Toc243308036 \h </w:instrText>
         </w:r>
         <w:r>
           <w:rPr>
@@ -4851,7 +4851,7 @@
             <w:noProof/>
             <w:webHidden/>
           </w:rPr>
-          <w:t>34</w:t>
+          <w:t>36</w:t>
         </w:r>
         <w:r>
           <w:rPr>
@@ -4864,9 +4864,9 @@
     </w:p>
     <w:p>
       <w:pPr>
-        <w:pStyle w:val="Inhopg1"/>
+        <w:pStyle w:val="Inhopg2"/>
         <w:tabs>
-          <w:tab w:val="left" w:pos="720"/>
+          <w:tab w:val="left" w:pos="960"/>
           <w:tab w:val="right" w:leader="dot" w:pos="9628"/>
         </w:tabs>
         <w:rPr>
@@ -4878,13 +4878,13 @@
           <w:lang w:eastAsia="nl-NL"/>
         </w:rPr>
       </w:pPr>
-      <w:hyperlink w:anchor="_Toc242952391" w:history="1">
+      <w:hyperlink w:anchor="_Toc243308037" w:history="1">
         <w:r>
           <w:rPr>
             <w:rStyle w:val="Hyperlink"/>
             <w:noProof/>
           </w:rPr>
-          <w:t>9.</w:t>
+          <w:t>8.4</w:t>
         </w:r>
         <w:r>
           <w:rPr>
@@ -4902,7 +4902,7 @@
             <w:rStyle w:val="Hyperlink"/>
             <w:noProof/>
           </w:rPr>
-          <w:t>BELANGRIJKE DEMO-BEPERKINGEN.</w:t>
+          <w:t>REGISTRATIES</w:t>
         </w:r>
         <w:r>
           <w:rPr>
@@ -4923,7 +4923,7 @@
             <w:noProof/>
             <w:webHidden/>
           </w:rPr>
-          <w:instrText xml:space="preserve"> PAGEREF _Toc242952391 \h </w:instrText>
+          <w:instrText xml:space="preserve"> PAGEREF _Toc243308037 \h </w:instrText>
         </w:r>
         <w:r>
           <w:rPr>
@@ -4956,9 +4956,9 @@
     </w:p>
     <w:p>
       <w:pPr>
-        <w:pStyle w:val="Inhopg1"/>
+        <w:pStyle w:val="Inhopg2"/>
         <w:tabs>
-          <w:tab w:val="left" w:pos="720"/>
+          <w:tab w:val="left" w:pos="960"/>
           <w:tab w:val="right" w:leader="dot" w:pos="9628"/>
         </w:tabs>
         <w:rPr>
@@ -4970,13 +4970,13 @@
           <w:lang w:eastAsia="nl-NL"/>
         </w:rPr>
       </w:pPr>
-      <w:hyperlink w:anchor="_Toc242952392" w:history="1">
+      <w:hyperlink w:anchor="_Toc243308038" w:history="1">
         <w:r>
           <w:rPr>
             <w:rStyle w:val="Hyperlink"/>
             <w:noProof/>
           </w:rPr>
-          <w:t>10.</w:t>
+          <w:t>8.5</w:t>
         </w:r>
         <w:r>
           <w:rPr>
@@ -4994,7 +4994,7 @@
             <w:rStyle w:val="Hyperlink"/>
             <w:noProof/>
           </w:rPr>
-          <w:t>CODE UITLEGGEN TIJDENS EEN PRESENTATIE.</w:t>
+          <w:t>SLIMME KOELKAST</w:t>
         </w:r>
         <w:r>
           <w:rPr>
@@ -5015,7 +5015,7 @@
             <w:noProof/>
             <w:webHidden/>
           </w:rPr>
-          <w:instrText xml:space="preserve"> PAGEREF _Toc242952392 \h </w:instrText>
+          <w:instrText xml:space="preserve"> PAGEREF _Toc243308038 \h </w:instrText>
         </w:r>
         <w:r>
           <w:rPr>
@@ -5035,7 +5035,7 @@
             <w:noProof/>
             <w:webHidden/>
           </w:rPr>
-          <w:t>38</w:t>
+          <w:t>37</w:t>
         </w:r>
         <w:r>
           <w:rPr>
@@ -5062,13 +5062,13 @@
           <w:lang w:eastAsia="nl-NL"/>
         </w:rPr>
       </w:pPr>
-      <w:hyperlink w:anchor="_Toc242952393" w:history="1">
+      <w:hyperlink w:anchor="_Toc243308039" w:history="1">
         <w:r>
           <w:rPr>
             <w:rStyle w:val="Hyperlink"/>
             <w:noProof/>
           </w:rPr>
-          <w:t>11.</w:t>
+          <w:t>9.</w:t>
         </w:r>
         <w:r>
           <w:rPr>
@@ -5086,6 +5086,190 @@
             <w:rStyle w:val="Hyperlink"/>
             <w:noProof/>
           </w:rPr>
+          <w:t>BELANGRIJKE DEMO-BEPERKINGEN.</w:t>
+        </w:r>
+        <w:r>
+          <w:rPr>
+            <w:noProof/>
+            <w:webHidden/>
+          </w:rPr>
+          <w:tab/>
+        </w:r>
+        <w:r>
+          <w:rPr>
+            <w:noProof/>
+            <w:webHidden/>
+          </w:rPr>
+          <w:fldChar w:fldCharType="begin"/>
+        </w:r>
+        <w:r>
+          <w:rPr>
+            <w:noProof/>
+            <w:webHidden/>
+          </w:rPr>
+          <w:instrText xml:space="preserve"> PAGEREF _Toc243308039 \h </w:instrText>
+        </w:r>
+        <w:r>
+          <w:rPr>
+            <w:noProof/>
+            <w:webHidden/>
+          </w:rPr>
+        </w:r>
+        <w:r>
+          <w:rPr>
+            <w:noProof/>
+            <w:webHidden/>
+          </w:rPr>
+          <w:fldChar w:fldCharType="separate"/>
+        </w:r>
+        <w:r>
+          <w:rPr>
+            <w:noProof/>
+            <w:webHidden/>
+          </w:rPr>
+          <w:t>38</w:t>
+        </w:r>
+        <w:r>
+          <w:rPr>
+            <w:noProof/>
+            <w:webHidden/>
+          </w:rPr>
+          <w:fldChar w:fldCharType="end"/>
+        </w:r>
+      </w:hyperlink>
+    </w:p>
+    <w:p>
+      <w:pPr>
+        <w:pStyle w:val="Inhopg1"/>
+        <w:tabs>
+          <w:tab w:val="left" w:pos="720"/>
+          <w:tab w:val="right" w:leader="dot" w:pos="9628"/>
+        </w:tabs>
+        <w:rPr>
+          <w:rFonts w:asciiTheme="minorHAnsi" w:eastAsiaTheme="minorEastAsia" w:hAnsiTheme="minorHAnsi"/>
+          <w:noProof/>
+          <w:color w:val="auto"/>
+          <w:sz w:val="24"/>
+          <w:szCs w:val="24"/>
+          <w:lang w:eastAsia="nl-NL"/>
+        </w:rPr>
+      </w:pPr>
+      <w:hyperlink w:anchor="_Toc243308040" w:history="1">
+        <w:r>
+          <w:rPr>
+            <w:rStyle w:val="Hyperlink"/>
+            <w:noProof/>
+          </w:rPr>
+          <w:t>10.</w:t>
+        </w:r>
+        <w:r>
+          <w:rPr>
+            <w:rFonts w:asciiTheme="minorHAnsi" w:eastAsiaTheme="minorEastAsia" w:hAnsiTheme="minorHAnsi"/>
+            <w:noProof/>
+            <w:color w:val="auto"/>
+            <w:sz w:val="24"/>
+            <w:szCs w:val="24"/>
+            <w:lang w:eastAsia="nl-NL"/>
+          </w:rPr>
+          <w:tab/>
+        </w:r>
+        <w:r>
+          <w:rPr>
+            <w:rStyle w:val="Hyperlink"/>
+            <w:noProof/>
+          </w:rPr>
+          <w:t>CODE UITLEGGEN TIJDENS EEN PRESENTATIE.</w:t>
+        </w:r>
+        <w:r>
+          <w:rPr>
+            <w:noProof/>
+            <w:webHidden/>
+          </w:rPr>
+          <w:tab/>
+        </w:r>
+        <w:r>
+          <w:rPr>
+            <w:noProof/>
+            <w:webHidden/>
+          </w:rPr>
+          <w:fldChar w:fldCharType="begin"/>
+        </w:r>
+        <w:r>
+          <w:rPr>
+            <w:noProof/>
+            <w:webHidden/>
+          </w:rPr>
+          <w:instrText xml:space="preserve"> PAGEREF _Toc243308040 \h </w:instrText>
+        </w:r>
+        <w:r>
+          <w:rPr>
+            <w:noProof/>
+            <w:webHidden/>
+          </w:rPr>
+        </w:r>
+        <w:r>
+          <w:rPr>
+            <w:noProof/>
+            <w:webHidden/>
+          </w:rPr>
+          <w:fldChar w:fldCharType="separate"/>
+        </w:r>
+        <w:r>
+          <w:rPr>
+            <w:noProof/>
+            <w:webHidden/>
+          </w:rPr>
+          <w:t>40</w:t>
+        </w:r>
+        <w:r>
+          <w:rPr>
+            <w:noProof/>
+            <w:webHidden/>
+          </w:rPr>
+          <w:fldChar w:fldCharType="end"/>
+        </w:r>
+      </w:hyperlink>
+    </w:p>
+    <w:p>
+      <w:pPr>
+        <w:pStyle w:val="Inhopg1"/>
+        <w:tabs>
+          <w:tab w:val="left" w:pos="720"/>
+          <w:tab w:val="right" w:leader="dot" w:pos="9628"/>
+        </w:tabs>
+        <w:rPr>
+          <w:rFonts w:asciiTheme="minorHAnsi" w:eastAsiaTheme="minorEastAsia" w:hAnsiTheme="minorHAnsi"/>
+          <w:noProof/>
+          <w:color w:val="auto"/>
+          <w:sz w:val="24"/>
+          <w:szCs w:val="24"/>
+          <w:lang w:eastAsia="nl-NL"/>
+        </w:rPr>
+      </w:pPr>
+      <w:hyperlink w:anchor="_Toc243308041" w:history="1">
+        <w:r>
+          <w:rPr>
+            <w:rStyle w:val="Hyperlink"/>
+            <w:noProof/>
+          </w:rPr>
+          <w:t>11.</w:t>
+        </w:r>
+        <w:r>
+          <w:rPr>
+            <w:rFonts w:asciiTheme="minorHAnsi" w:eastAsiaTheme="minorEastAsia" w:hAnsiTheme="minorHAnsi"/>
+            <w:noProof/>
+            <w:color w:val="auto"/>
+            <w:sz w:val="24"/>
+            <w:szCs w:val="24"/>
+            <w:lang w:eastAsia="nl-NL"/>
+          </w:rPr>
+          <w:tab/>
+        </w:r>
+        <w:r>
+          <w:rPr>
+            <w:rStyle w:val="Hyperlink"/>
+            <w:noProof/>
+          </w:rPr>
           <w:t>MOGELIJKE VERVOLGSTAPPEN.</w:t>
         </w:r>
         <w:r>
@@ -5107,7 +5291,7 @@
             <w:noProof/>
             <w:webHidden/>
           </w:rPr>
-          <w:instrText xml:space="preserve"> PAGEREF _Toc242952393 \h </w:instrText>
+          <w:instrText xml:space="preserve"> PAGEREF _Toc243308041 \h </w:instrText>
         </w:r>
         <w:r>
           <w:rPr>
@@ -5127,7 +5311,7 @@
             <w:noProof/>
             <w:webHidden/>
           </w:rPr>
-          <w:t>39</w:t>
+          <w:t>41</w:t>
         </w:r>
         <w:r>
           <w:rPr>
@@ -5160,7 +5344,7 @@
         </w:numPr>
       </w:pPr>
       <w:bookmarkStart w:id="1" w:name="k1"/>
-      <w:bookmarkStart w:id="2" w:name="_Toc242952341"/>
+      <w:bookmarkStart w:id="2" w:name="_Toc243307987"/>
       <w:r>
         <w:t>DOEL VAN DE APPLICATIE.</w:t>
       </w:r>
@@ -5242,7 +5426,7 @@
         </w:numPr>
       </w:pPr>
       <w:bookmarkStart w:id="3" w:name="k2"/>
-      <w:bookmarkStart w:id="4" w:name="_Toc242952342"/>
+      <w:bookmarkStart w:id="4" w:name="_Toc243307988"/>
       <w:r>
         <w:t>BESTANDEN.</w:t>
       </w:r>
@@ -5551,7 +5735,22 @@
                 <w:sz w:val="16"/>
                 <w:szCs w:val="16"/>
               </w:rPr>
-              <w:t>, de laatste 10 seconden)</w:t>
+              <w:t>, de laatste 10 seconden) en de instellingen van de slimme koelkast (</w:t>
+            </w:r>
+            <w:r>
+              <w:rPr>
+                <w:rFonts w:ascii="Consolas" w:hAnsi="Consolas" w:cs="Consolas"/>
+                <w:sz w:val="14"/>
+                <w:shd w:val="clear" w:color="auto" w:fill="EEF4F2"/>
+              </w:rPr>
+              <w:t>SMART_FRIDGE</w:t>
+            </w:r>
+            <w:r>
+              <w:rPr>
+                <w:sz w:val="16"/>
+                <w:szCs w:val="16"/>
+              </w:rPr>
+              <w:t>, zie 4.17)</w:t>
             </w:r>
           </w:p>
         </w:tc>
@@ -5726,7 +5925,7 @@
                 <w:sz w:val="16"/>
                 <w:szCs w:val="16"/>
               </w:rPr>
-              <w:t xml:space="preserve">Controller: maakt de acht onderdelen hieronder en koppelt ze, slaat op via </w:t>
+              <w:t xml:space="preserve">Controller: maakt de negen onderdelen hieronder en koppelt ze, slaat op via </w:t>
             </w:r>
             <w:r>
               <w:rPr>
@@ -6280,7 +6479,7 @@
                 <w:sz w:val="14"/>
                 <w:shd w:val="clear" w:color="auto" w:fill="EEF4F2"/>
               </w:rPr>
-              <w:t>assets/js/CsvExport.js</w:t>
+              <w:t>assets/js/controllers/FridgeController.js</w:t>
             </w:r>
           </w:p>
         </w:tc>
@@ -6305,14 +6504,14 @@
                 <w:sz w:val="14"/>
                 <w:shd w:val="clear" w:color="auto" w:fill="EEF4F2"/>
               </w:rPr>
-              <w:t>CsvExport</w:t>
+              <w:t>FridgeController</w:t>
             </w:r>
             <w:r>
               <w:rPr>
                 <w:sz w:val="16"/>
                 <w:szCs w:val="16"/>
               </w:rPr>
-              <w:t>: CSV-export voor de loonadministratie (maand + 1)</w:t>
+              <w:t xml:space="preserve"> (onderdeel van de controller): de slimme koelkast (demo), het koelkastvenster en het tabblad Koelkast (zie 4.17)</w:t>
             </w:r>
           </w:p>
         </w:tc>
@@ -6335,7 +6534,7 @@
                 <w:sz w:val="14"/>
                 <w:shd w:val="clear" w:color="auto" w:fill="EEF4F2"/>
               </w:rPr>
-              <w:t>assets/js/ThemeManager.js</w:t>
+              <w:t>assets/js/FridgeView.js</w:t>
             </w:r>
           </w:p>
         </w:tc>
@@ -6360,14 +6559,29 @@
                 <w:sz w:val="14"/>
                 <w:shd w:val="clear" w:color="auto" w:fill="EEF4F2"/>
               </w:rPr>
-              <w:t>ThemeManager</w:t>
+              <w:t>FridgeView</w:t>
             </w:r>
             <w:r>
               <w:rPr>
                 <w:sz w:val="16"/>
                 <w:szCs w:val="16"/>
               </w:rPr>
-              <w:t>: licht en donker thema (Systeem, Auto of zelf kiezen met de slider)</w:t>
+              <w:t xml:space="preserve">: tekent het koelkastvenster en het tabblad Koelkast. </w:t>
+            </w:r>
+            <w:r>
+              <w:rPr>
+                <w:rFonts w:ascii="Consolas" w:hAnsi="Consolas" w:cs="Consolas"/>
+                <w:sz w:val="14"/>
+                <w:shd w:val="clear" w:color="auto" w:fill="EEF4F2"/>
+              </w:rPr>
+              <w:t>RegistrationView</w:t>
+            </w:r>
+            <w:r>
+              <w:rPr>
+                <w:sz w:val="16"/>
+                <w:szCs w:val="16"/>
+              </w:rPr>
+              <w:t xml:space="preserve"> maakt deze class en geeft de methodes door</w:t>
             </w:r>
           </w:p>
         </w:tc>
@@ -6390,7 +6604,7 @@
                 <w:sz w:val="14"/>
                 <w:shd w:val="clear" w:color="auto" w:fill="EEF4F2"/>
               </w:rPr>
-              <w:t>assets/js/icons.js</w:t>
+              <w:t>assets/js/fridge/SmartFridge.js</w:t>
             </w:r>
           </w:p>
         </w:tc>
@@ -6407,7 +6621,7 @@
                 <w:sz w:val="16"/>
                 <w:szCs w:val="16"/>
               </w:rPr>
-              <w:t xml:space="preserve">De SVG-iconen van de website, met de hulpfunctie </w:t>
+              <w:t xml:space="preserve">Class </w:t>
             </w:r>
             <w:r>
               <w:rPr>
@@ -6415,7 +6629,14 @@
                 <w:sz w:val="14"/>
                 <w:shd w:val="clear" w:color="auto" w:fill="EEF4F2"/>
               </w:rPr>
-              <w:t>icon(naam)</w:t>
+              <w:t>SmartFridge</w:t>
+            </w:r>
+            <w:r>
+              <w:rPr>
+                <w:sz w:val="16"/>
+                <w:szCs w:val="16"/>
+              </w:rPr>
+              <w:t>: de slimme koelkast. Weegt bij openen en sluiten en rekent het gewichtsverschil per schap om naar aantallen, met een tolerantie</w:t>
             </w:r>
           </w:p>
         </w:tc>
@@ -6438,7 +6659,22 @@
                 <w:sz w:val="14"/>
                 <w:shd w:val="clear" w:color="auto" w:fill="EEF4F2"/>
               </w:rPr>
-              <w:t>assets/js/ids.js</w:t>
+              <w:t>assets/js/fridge/FridgeLock.js</w:t>
+            </w:r>
+            <w:r>
+              <w:rPr>
+                <w:sz w:val="16"/>
+                <w:szCs w:val="16"/>
+              </w:rPr>
+              <w:t xml:space="preserve"> en </w:t>
+            </w:r>
+            <w:r>
+              <w:rPr>
+                <w:rFonts w:ascii="Consolas" w:hAnsi="Consolas" w:cs="Consolas"/>
+                <w:sz w:val="14"/>
+                <w:shd w:val="clear" w:color="auto" w:fill="EEF4F2"/>
+              </w:rPr>
+              <w:t>assets/js/fridge/ShelfScale.js</w:t>
             </w:r>
           </w:p>
         </w:tc>
@@ -6455,22 +6691,7 @@
                 <w:sz w:val="16"/>
                 <w:szCs w:val="16"/>
               </w:rPr>
-              <w:t xml:space="preserve">De functie </w:t>
-            </w:r>
-            <w:r>
-              <w:rPr>
-                <w:rFonts w:ascii="Consolas" w:hAnsi="Consolas" w:cs="Consolas"/>
-                <w:sz w:val="14"/>
-                <w:shd w:val="clear" w:color="auto" w:fill="EEF4F2"/>
-              </w:rPr>
-              <w:t>createId()</w:t>
-            </w:r>
-            <w:r>
-              <w:rPr>
-                <w:sz w:val="16"/>
-                <w:szCs w:val="16"/>
-              </w:rPr>
-              <w:t xml:space="preserve"> voor unieke id's. Werkt ook als de website via een netwerkadres zonder https wordt geopend</w:t>
+              <w:t>De afspraken (interfaces) voor het slot en de weegschaal per schap. In productie komen hier classes die via de backend werken</w:t>
             </w:r>
           </w:p>
         </w:tc>
@@ -6493,7 +6714,22 @@
                 <w:sz w:val="14"/>
                 <w:shd w:val="clear" w:color="auto" w:fill="EEF4F2"/>
               </w:rPr>
-              <w:t>assets/js/FaceRecognitionDemo.js</w:t>
+              <w:t>assets/js/fridge/SimulatedLock.js</w:t>
+            </w:r>
+            <w:r>
+              <w:rPr>
+                <w:sz w:val="16"/>
+                <w:szCs w:val="16"/>
+              </w:rPr>
+              <w:t xml:space="preserve"> en </w:t>
+            </w:r>
+            <w:r>
+              <w:rPr>
+                <w:rFonts w:ascii="Consolas" w:hAnsi="Consolas" w:cs="Consolas"/>
+                <w:sz w:val="14"/>
+                <w:shd w:val="clear" w:color="auto" w:fill="EEF4F2"/>
+              </w:rPr>
+              <w:t>assets/js/fridge/SimulatedShelfScale.js</w:t>
             </w:r>
           </w:p>
         </w:tc>
@@ -6510,22 +6746,7 @@
                 <w:sz w:val="16"/>
                 <w:szCs w:val="16"/>
               </w:rPr>
-              <w:t xml:space="preserve">Class </w:t>
-            </w:r>
-            <w:r>
-              <w:rPr>
-                <w:rFonts w:ascii="Consolas" w:hAnsi="Consolas" w:cs="Consolas"/>
-                <w:sz w:val="14"/>
-                <w:shd w:val="clear" w:color="auto" w:fill="EEF4F2"/>
-              </w:rPr>
-              <w:t>FaceRecognitionDemo</w:t>
-            </w:r>
-            <w:r>
-              <w:rPr>
-                <w:sz w:val="16"/>
-                <w:szCs w:val="16"/>
-              </w:rPr>
-              <w:t>: de uitschakelbare demo gezichtsherkenning (zie 4.15)</w:t>
+              <w:t>Het nagebootste slot (gaat na 10 seconden vanzelf dicht als de deur niet opengaat) en de nagebootste weegschaal van de demo</w:t>
             </w:r>
           </w:p>
         </w:tc>
@@ -6548,7 +6769,7 @@
                 <w:sz w:val="14"/>
                 <w:shd w:val="clear" w:color="auto" w:fill="EEF4F2"/>
               </w:rPr>
-              <w:t>assets/js/BadgeReader.js</w:t>
+              <w:t>assets/js/CsvExport.js</w:t>
             </w:r>
           </w:p>
         </w:tc>
@@ -6573,14 +6794,14 @@
                 <w:sz w:val="14"/>
                 <w:shd w:val="clear" w:color="auto" w:fill="EEF4F2"/>
               </w:rPr>
-              <w:t>BadgeReader</w:t>
+              <w:t>CsvExport</w:t>
             </w:r>
             <w:r>
               <w:rPr>
                 <w:sz w:val="16"/>
                 <w:szCs w:val="16"/>
               </w:rPr>
-              <w:t>: herkennen met de pas via een USB-NFC-lezer die zich als toetsenbord gedraagt (zie 4.16)</w:t>
+              <w:t>: CSV-export voor de loonadministratie (maand + 1)</w:t>
             </w:r>
           </w:p>
         </w:tc>
@@ -6603,7 +6824,7 @@
                 <w:sz w:val="14"/>
                 <w:shd w:val="clear" w:color="auto" w:fill="EEF4F2"/>
               </w:rPr>
-              <w:t>assets/fonts/</w:t>
+              <w:t>assets/js/ThemeManager.js</w:t>
             </w:r>
           </w:p>
         </w:tc>
@@ -6620,7 +6841,7 @@
                 <w:sz w:val="16"/>
                 <w:szCs w:val="16"/>
               </w:rPr>
-              <w:t>De lettertypes DM Sans en Space Grotesk (woff2), zelf gehost in plaats van via Google Fonts. Licentie: SIL Open Font License 1.1 (</w:t>
+              <w:t xml:space="preserve">Class </w:t>
             </w:r>
             <w:r>
               <w:rPr>
@@ -6628,14 +6849,14 @@
                 <w:sz w:val="14"/>
                 <w:shd w:val="clear" w:color="auto" w:fill="EEF4F2"/>
               </w:rPr>
-              <w:t>LICENSE.txt</w:t>
+              <w:t>ThemeManager</w:t>
             </w:r>
             <w:r>
               <w:rPr>
                 <w:sz w:val="16"/>
                 <w:szCs w:val="16"/>
               </w:rPr>
-              <w:t>)</w:t>
+              <w:t>: licht en donker thema (Systeem, Auto of zelf kiezen met de slider)</w:t>
             </w:r>
           </w:p>
         </w:tc>
@@ -6658,7 +6879,7 @@
                 <w:sz w:val="14"/>
                 <w:shd w:val="clear" w:color="auto" w:fill="EEF4F2"/>
               </w:rPr>
-              <w:t>assets/vendor/face-api/</w:t>
+              <w:t>assets/js/icons.js</w:t>
             </w:r>
           </w:p>
         </w:tc>
@@ -6675,7 +6896,7 @@
                 <w:sz w:val="16"/>
                 <w:szCs w:val="16"/>
               </w:rPr>
-              <w:t>De bibliotheek face-api (</w:t>
+              <w:t xml:space="preserve">De SVG-iconen van de website, met de hulpfunctie </w:t>
             </w:r>
             <w:r>
               <w:rPr>
@@ -6683,59 +6904,7 @@
                 <w:sz w:val="14"/>
                 <w:shd w:val="clear" w:color="auto" w:fill="EEF4F2"/>
               </w:rPr>
-              <w:t>face-api.esm.js</w:t>
-            </w:r>
-            <w:r>
-              <w:rPr>
-                <w:sz w:val="16"/>
-                <w:szCs w:val="16"/>
-              </w:rPr>
-              <w:t>, versie 1.7.15) en de drie modellen voor de demo gezichtsherkenning, met de MIT-licentie (</w:t>
-            </w:r>
-            <w:r>
-              <w:rPr>
-                <w:rFonts w:ascii="Consolas" w:hAnsi="Consolas" w:cs="Consolas"/>
-                <w:sz w:val="14"/>
-                <w:shd w:val="clear" w:color="auto" w:fill="EEF4F2"/>
-              </w:rPr>
-              <w:t>LICENSE</w:t>
-            </w:r>
-            <w:r>
-              <w:rPr>
-                <w:sz w:val="16"/>
-                <w:szCs w:val="16"/>
-              </w:rPr>
-              <w:t>). In de bibliotheek zit TensorFlow.js 4.22.0, met de Apache-licentie 2.0 (</w:t>
-            </w:r>
-            <w:r>
-              <w:rPr>
-                <w:rFonts w:ascii="Consolas" w:hAnsi="Consolas" w:cs="Consolas"/>
-                <w:sz w:val="14"/>
-                <w:shd w:val="clear" w:color="auto" w:fill="EEF4F2"/>
-              </w:rPr>
-              <w:t>LICENSE-TENSORFLOWJS</w:t>
-            </w:r>
-            <w:r>
-              <w:rPr>
-                <w:sz w:val="16"/>
-                <w:szCs w:val="16"/>
-              </w:rPr>
-              <w:t xml:space="preserve">). Samen ongeveer 8 MB, waarvan 6,4 MB het herkenningsmodel. Wordt alleen geladen als iemand de demo gebruikt. </w:t>
-            </w:r>
-            <w:r>
-              <w:rPr>
-                <w:rFonts w:ascii="Consolas" w:hAnsi="Consolas" w:cs="Consolas"/>
-                <w:sz w:val="14"/>
-                <w:shd w:val="clear" w:color="auto" w:fill="EEF4F2"/>
-              </w:rPr>
-              <w:t>README.md</w:t>
-            </w:r>
-            <w:r>
-              <w:rPr>
-                <w:sz w:val="16"/>
-                <w:szCs w:val="16"/>
-              </w:rPr>
-              <w:t xml:space="preserve"> in deze map noemt de bron, een SHA-256-controlegetal per bestand en dat face-api niet meer wordt onderhouden (de repository is gearchiveerd, daarom alleen voor de demo)</w:t>
+              <w:t>icon(naam)</w:t>
             </w:r>
           </w:p>
         </w:tc>
@@ -6758,7 +6927,7 @@
                 <w:sz w:val="14"/>
                 <w:shd w:val="clear" w:color="auto" w:fill="EEF4F2"/>
               </w:rPr>
-              <w:t>archief/app.js</w:t>
+              <w:t>assets/js/ids.js</w:t>
             </w:r>
           </w:p>
         </w:tc>
@@ -6775,7 +6944,22 @@
                 <w:sz w:val="16"/>
                 <w:szCs w:val="16"/>
               </w:rPr>
-              <w:t>Back-up van de originele versie in één bestand. Wordt niet meer geladen</w:t>
+              <w:t xml:space="preserve">De functie </w:t>
+            </w:r>
+            <w:r>
+              <w:rPr>
+                <w:rFonts w:ascii="Consolas" w:hAnsi="Consolas" w:cs="Consolas"/>
+                <w:sz w:val="14"/>
+                <w:shd w:val="clear" w:color="auto" w:fill="EEF4F2"/>
+              </w:rPr>
+              <w:t>createId()</w:t>
+            </w:r>
+            <w:r>
+              <w:rPr>
+                <w:sz w:val="16"/>
+                <w:szCs w:val="16"/>
+              </w:rPr>
+              <w:t xml:space="preserve"> voor unieke id's. Werkt ook als de website via een netwerkadres zonder https wordt geopend</w:t>
             </w:r>
           </w:p>
         </w:tc>
@@ -6798,7 +6982,7 @@
                 <w:sz w:val="14"/>
                 <w:shd w:val="clear" w:color="auto" w:fill="EEF4F2"/>
               </w:rPr>
-              <w:t>archief/app.test.js</w:t>
+              <w:t>assets/js/FaceRecognitionDemo.js</w:t>
             </w:r>
           </w:p>
         </w:tc>
@@ -6815,7 +6999,22 @@
                 <w:sz w:val="16"/>
                 <w:szCs w:val="16"/>
               </w:rPr>
-              <w:t>Back-up van de oude tests bij die versie. Wordt niet meer uitgevoerd</w:t>
+              <w:t xml:space="preserve">Class </w:t>
+            </w:r>
+            <w:r>
+              <w:rPr>
+                <w:rFonts w:ascii="Consolas" w:hAnsi="Consolas" w:cs="Consolas"/>
+                <w:sz w:val="14"/>
+                <w:shd w:val="clear" w:color="auto" w:fill="EEF4F2"/>
+              </w:rPr>
+              <w:t>FaceRecognitionDemo</w:t>
+            </w:r>
+            <w:r>
+              <w:rPr>
+                <w:sz w:val="16"/>
+                <w:szCs w:val="16"/>
+              </w:rPr>
+              <w:t>: de uitschakelbare demo gezichtsherkenning (zie 4.15)</w:t>
             </w:r>
           </w:p>
         </w:tc>
@@ -6838,7 +7037,7 @@
                 <w:sz w:val="14"/>
                 <w:shd w:val="clear" w:color="auto" w:fill="EEF4F2"/>
               </w:rPr>
-              <w:t>README.md</w:t>
+              <w:t>assets/js/BadgeReader.js</w:t>
             </w:r>
           </w:p>
         </w:tc>
@@ -6855,7 +7054,22 @@
                 <w:sz w:val="16"/>
                 <w:szCs w:val="16"/>
               </w:rPr>
-              <w:t>Korte startinformatie voor het project</w:t>
+              <w:t xml:space="preserve">Class </w:t>
+            </w:r>
+            <w:r>
+              <w:rPr>
+                <w:rFonts w:ascii="Consolas" w:hAnsi="Consolas" w:cs="Consolas"/>
+                <w:sz w:val="14"/>
+                <w:shd w:val="clear" w:color="auto" w:fill="EEF4F2"/>
+              </w:rPr>
+              <w:t>BadgeReader</w:t>
+            </w:r>
+            <w:r>
+              <w:rPr>
+                <w:sz w:val="16"/>
+                <w:szCs w:val="16"/>
+              </w:rPr>
+              <w:t>: herkennen met de pas via een USB-NFC-lezer die zich als toetsenbord gedraagt (zie 4.16)</w:t>
             </w:r>
           </w:p>
         </w:tc>
@@ -6878,22 +7092,7 @@
                 <w:sz w:val="14"/>
                 <w:shd w:val="clear" w:color="auto" w:fill="EEF4F2"/>
               </w:rPr>
-              <w:t>tools/md-to-docx.cjs</w:t>
-            </w:r>
-            <w:r>
-              <w:rPr>
-                <w:sz w:val="16"/>
-                <w:szCs w:val="16"/>
-              </w:rPr>
-              <w:t xml:space="preserve"> en </w:t>
-            </w:r>
-            <w:r>
-              <w:rPr>
-                <w:rFonts w:ascii="Consolas" w:hAnsi="Consolas" w:cs="Consolas"/>
-                <w:sz w:val="14"/>
-                <w:shd w:val="clear" w:color="auto" w:fill="EEF4F2"/>
-              </w:rPr>
-              <w:t>tools/word-bijwerken.ps1</w:t>
+              <w:t>assets/fonts/</w:t>
             </w:r>
           </w:p>
         </w:tc>
@@ -6910,7 +7109,7 @@
                 <w:sz w:val="16"/>
                 <w:szCs w:val="16"/>
               </w:rPr>
-              <w:t xml:space="preserve">Maken van </w:t>
+              <w:t>De lettertypes DM Sans en Space Grotesk (woff2), zelf gehost in plaats van via Google Fonts. Licentie: SIL Open Font License 1.1 (</w:t>
             </w:r>
             <w:r>
               <w:rPr>
@@ -6918,89 +7117,14 @@
                 <w:sz w:val="14"/>
                 <w:shd w:val="clear" w:color="auto" w:fill="EEF4F2"/>
               </w:rPr>
-              <w:t>docs/TO-BLIKJESREGISTRATIE.md</w:t>
+              <w:t>LICENSE.txt</w:t>
             </w:r>
             <w:r>
               <w:rPr>
                 <w:sz w:val="16"/>
                 <w:szCs w:val="16"/>
               </w:rPr>
-              <w:t xml:space="preserve"> en </w:t>
-            </w:r>
-            <w:r>
-              <w:rPr>
-                <w:rFonts w:ascii="Consolas" w:hAnsi="Consolas" w:cs="Consolas"/>
-                <w:sz w:val="14"/>
-                <w:shd w:val="clear" w:color="auto" w:fill="EEF4F2"/>
-              </w:rPr>
-              <w:t>docs/DOCUMENTATIE.md</w:t>
-            </w:r>
-            <w:r>
-              <w:rPr>
-                <w:sz w:val="16"/>
-                <w:szCs w:val="16"/>
-              </w:rPr>
-              <w:t xml:space="preserve"> een Word-bestand (</w:t>
-            </w:r>
-            <w:r>
-              <w:rPr>
-                <w:rFonts w:ascii="Consolas" w:hAnsi="Consolas" w:cs="Consolas"/>
-                <w:sz w:val="14"/>
-                <w:shd w:val="clear" w:color="auto" w:fill="EEF4F2"/>
-              </w:rPr>
-              <w:t>.docx</w:t>
-            </w:r>
-            <w:r>
-              <w:rPr>
-                <w:sz w:val="16"/>
-                <w:szCs w:val="16"/>
-              </w:rPr>
-              <w:t xml:space="preserve">) en een PDF in de TVB-huisstijl, op basis van het sjabloon </w:t>
-            </w:r>
-            <w:r>
-              <w:rPr>
-                <w:rFonts w:ascii="Consolas" w:hAnsi="Consolas" w:cs="Consolas"/>
-                <w:sz w:val="14"/>
-                <w:shd w:val="clear" w:color="auto" w:fill="EEF4F2"/>
-              </w:rPr>
-              <w:t>docs/tvbsjabloon.docx</w:t>
-            </w:r>
-            <w:r>
-              <w:rPr>
-                <w:sz w:val="16"/>
-                <w:szCs w:val="16"/>
-              </w:rPr>
-              <w:t xml:space="preserve">: voorblad, inhoudsopgave, genummerde koppen, tabellen en opsommingstekens. Nodig: Node.js en Microsoft Word. De </w:t>
-            </w:r>
-            <w:r>
-              <w:rPr>
-                <w:rFonts w:ascii="Consolas" w:hAnsi="Consolas" w:cs="Consolas"/>
-                <w:sz w:val="14"/>
-                <w:shd w:val="clear" w:color="auto" w:fill="EEF4F2"/>
-              </w:rPr>
-              <w:t>.md</w:t>
-            </w:r>
-            <w:r>
-              <w:rPr>
-                <w:sz w:val="16"/>
-                <w:szCs w:val="16"/>
-              </w:rPr>
-              <w:t xml:space="preserve">-bestanden blijven de bron: een wijziging die alleen in de </w:t>
-            </w:r>
-            <w:r>
-              <w:rPr>
-                <w:rFonts w:ascii="Consolas" w:hAnsi="Consolas" w:cs="Consolas"/>
-                <w:sz w:val="14"/>
-                <w:shd w:val="clear" w:color="auto" w:fill="EEF4F2"/>
-              </w:rPr>
-              <w:t>.docx</w:t>
-            </w:r>
-            <w:r>
-              <w:rPr>
-                <w:sz w:val="16"/>
-                <w:szCs w:val="16"/>
-              </w:rPr>
-              <w:t xml:space="preserve"> staat, is weg na de volgende keer maken</w:t>
+              <w:t>)</w:t>
             </w:r>
           </w:p>
         </w:tc>
@@ -7023,7 +7147,7 @@
                 <w:sz w:val="14"/>
                 <w:shd w:val="clear" w:color="auto" w:fill="EEF4F2"/>
               </w:rPr>
-              <w:t>docs/</w:t>
+              <w:t>assets/vendor/face-api/</w:t>
             </w:r>
           </w:p>
         </w:tc>
@@ -7040,7 +7164,67 @@
                 <w:sz w:val="16"/>
                 <w:szCs w:val="16"/>
               </w:rPr>
-              <w:t>Technisch ontwerp (met daarin ook de functionele eisen en de wireframes), databaseschema en deze documentatie</w:t>
+              <w:t>De bibliotheek face-api (</w:t>
+            </w:r>
+            <w:r>
+              <w:rPr>
+                <w:rFonts w:ascii="Consolas" w:hAnsi="Consolas" w:cs="Consolas"/>
+                <w:sz w:val="14"/>
+                <w:shd w:val="clear" w:color="auto" w:fill="EEF4F2"/>
+              </w:rPr>
+              <w:t>face-api.esm.js</w:t>
+            </w:r>
+            <w:r>
+              <w:rPr>
+                <w:sz w:val="16"/>
+                <w:szCs w:val="16"/>
+              </w:rPr>
+              <w:t>, versie 1.7.15) en de drie modellen voor de demo gezichtsherkenning, met de MIT-licentie (</w:t>
+            </w:r>
+            <w:r>
+              <w:rPr>
+                <w:rFonts w:ascii="Consolas" w:hAnsi="Consolas" w:cs="Consolas"/>
+                <w:sz w:val="14"/>
+                <w:shd w:val="clear" w:color="auto" w:fill="EEF4F2"/>
+              </w:rPr>
+              <w:t>LICENSE</w:t>
+            </w:r>
+            <w:r>
+              <w:rPr>
+                <w:sz w:val="16"/>
+                <w:szCs w:val="16"/>
+              </w:rPr>
+              <w:t>). In de bibliotheek zit TensorFlow.js 4.22.0, met de Apache-licentie 2.0 (</w:t>
+            </w:r>
+            <w:r>
+              <w:rPr>
+                <w:rFonts w:ascii="Consolas" w:hAnsi="Consolas" w:cs="Consolas"/>
+                <w:sz w:val="14"/>
+                <w:shd w:val="clear" w:color="auto" w:fill="EEF4F2"/>
+              </w:rPr>
+              <w:t>LICENSE-TENSORFLOWJS</w:t>
+            </w:r>
+            <w:r>
+              <w:rPr>
+                <w:sz w:val="16"/>
+                <w:szCs w:val="16"/>
+              </w:rPr>
+              <w:t xml:space="preserve">). Samen ongeveer 8 MB, waarvan 6,4 MB het herkenningsmodel. Wordt alleen geladen als iemand de demo gebruikt. </w:t>
+            </w:r>
+            <w:r>
+              <w:rPr>
+                <w:rFonts w:ascii="Consolas" w:hAnsi="Consolas" w:cs="Consolas"/>
+                <w:sz w:val="14"/>
+                <w:shd w:val="clear" w:color="auto" w:fill="EEF4F2"/>
+              </w:rPr>
+              <w:t>README.md</w:t>
+            </w:r>
+            <w:r>
+              <w:rPr>
+                <w:sz w:val="16"/>
+                <w:szCs w:val="16"/>
+              </w:rPr>
+              <w:t xml:space="preserve"> in deze map noemt de bron, een SHA-256-controlegetal per bestand en dat face-api niet meer wordt onderhouden (de repository is gearchiveerd, daarom alleen voor de demo)</w:t>
             </w:r>
           </w:p>
         </w:tc>
@@ -7063,7 +7247,7 @@
                 <w:sz w:val="14"/>
                 <w:shd w:val="clear" w:color="auto" w:fill="EEF4F2"/>
               </w:rPr>
-              <w:t>docs/wireframes/</w:t>
+              <w:t>archief/app.js</w:t>
             </w:r>
           </w:p>
         </w:tc>
@@ -7080,52 +7264,7 @@
                 <w:sz w:val="16"/>
                 <w:szCs w:val="16"/>
               </w:rPr>
-              <w:t>Low-fidelity (</w:t>
-            </w:r>
-            <w:r>
-              <w:rPr>
-                <w:rFonts w:ascii="Consolas" w:hAnsi="Consolas" w:cs="Consolas"/>
-                <w:sz w:val="14"/>
-                <w:shd w:val="clear" w:color="auto" w:fill="EEF4F2"/>
-              </w:rPr>
-              <w:t>lofi-…</w:t>
-            </w:r>
-            <w:r>
-              <w:rPr>
-                <w:sz w:val="16"/>
-                <w:szCs w:val="16"/>
-              </w:rPr>
-              <w:t>), mid-fidelity (</w:t>
-            </w:r>
-            <w:r>
-              <w:rPr>
-                <w:rFonts w:ascii="Consolas" w:hAnsi="Consolas" w:cs="Consolas"/>
-                <w:sz w:val="14"/>
-                <w:shd w:val="clear" w:color="auto" w:fill="EEF4F2"/>
-              </w:rPr>
-              <w:t>midfi-…</w:t>
-            </w:r>
-            <w:r>
-              <w:rPr>
-                <w:sz w:val="16"/>
-                <w:szCs w:val="16"/>
-              </w:rPr>
-              <w:t>) en high-fidelity (</w:t>
-            </w:r>
-            <w:r>
-              <w:rPr>
-                <w:rFonts w:ascii="Consolas" w:hAnsi="Consolas" w:cs="Consolas"/>
-                <w:sz w:val="14"/>
-                <w:shd w:val="clear" w:color="auto" w:fill="EEF4F2"/>
-              </w:rPr>
-              <w:t>w…</w:t>
-            </w:r>
-            <w:r>
-              <w:rPr>
-                <w:sz w:val="16"/>
-                <w:szCs w:val="16"/>
-              </w:rPr>
-              <w:t>) wireframes van de schermen, gebruikt in het TO (hoofdstuk 9)</w:t>
+              <w:t>Back-up van de originele versie in één bestand. Wordt niet meer geladen</w:t>
             </w:r>
           </w:p>
         </w:tc>
@@ -7148,7 +7287,7 @@
                 <w:sz w:val="14"/>
                 <w:shd w:val="clear" w:color="auto" w:fill="EEF4F2"/>
               </w:rPr>
-              <w:t>tests/</w:t>
+              <w:t>archief/app.test.js</w:t>
             </w:r>
           </w:p>
         </w:tc>
@@ -7165,7 +7304,7 @@
                 <w:sz w:val="16"/>
                 <w:szCs w:val="16"/>
               </w:rPr>
-              <w:t>Unit tests (661) voor de regels, de opslag, de export, het thema, de welkom- en gezichtsherkenningsfuncties, herkennen met de pas, de controller, de beveiliging en regressietests voor opgeloste bugs</w:t>
+              <w:t>Back-up van de oude tests bij die versie. Wordt niet meer uitgevoerd</w:t>
             </w:r>
           </w:p>
         </w:tc>
@@ -7188,7 +7327,7 @@
                 <w:sz w:val="14"/>
                 <w:shd w:val="clear" w:color="auto" w:fill="EEF4F2"/>
               </w:rPr>
-              <w:t>tests/opslag-model-export.test.js</w:t>
+              <w:t>README.md</w:t>
             </w:r>
           </w:p>
         </w:tc>
@@ -7205,22 +7344,7 @@
                 <w:sz w:val="16"/>
                 <w:szCs w:val="16"/>
               </w:rPr>
-              <w:t>Tests voor de reservekopieën, het wissen van gegevens, de strengere controle bij het laden, de voorraadtelling (</w:t>
-            </w:r>
-            <w:r>
-              <w:rPr>
-                <w:rFonts w:ascii="Consolas" w:hAnsi="Consolas" w:cs="Consolas"/>
-                <w:sz w:val="14"/>
-                <w:shd w:val="clear" w:color="auto" w:fill="EEF4F2"/>
-              </w:rPr>
-              <w:t>countedAt</w:t>
-            </w:r>
-            <w:r>
-              <w:rPr>
-                <w:sz w:val="16"/>
-                <w:szCs w:val="16"/>
-              </w:rPr>
-              <w:t>), nieuwe modelmethodes en de beveiliging van de CSV-export, verboden id's, maximale tekstlengtes en een opslag die niet te lezen is</w:t>
+              <w:t>Korte startinformatie voor het project</w:t>
             </w:r>
           </w:p>
         </w:tc>
@@ -7243,7 +7367,22 @@
                 <w:sz w:val="14"/>
                 <w:shd w:val="clear" w:color="auto" w:fill="EEF4F2"/>
               </w:rPr>
-              <w:t>tests/controller-robuustheid.test.js</w:t>
+              <w:t>tools/md-to-docx.cjs</w:t>
+            </w:r>
+            <w:r>
+              <w:rPr>
+                <w:sz w:val="16"/>
+                <w:szCs w:val="16"/>
+              </w:rPr>
+              <w:t xml:space="preserve"> en </w:t>
+            </w:r>
+            <w:r>
+              <w:rPr>
+                <w:rFonts w:ascii="Consolas" w:hAnsi="Consolas" w:cs="Consolas"/>
+                <w:sz w:val="14"/>
+                <w:shd w:val="clear" w:color="auto" w:fill="EEF4F2"/>
+              </w:rPr>
+              <w:t>tools/word-bijwerken.ps1</w:t>
             </w:r>
           </w:p>
         </w:tc>
@@ -7260,7 +7399,7 @@
                 <w:sz w:val="16"/>
                 <w:szCs w:val="16"/>
               </w:rPr>
-              <w:t xml:space="preserve">Tests voor de robuustheid van controller en view: na middernacht, correcties in een oude maand, logboek en wijziging in één keer opslaan, grenzen bij de voorraad, verouderde formulieren en knoppen, de camera, de focus na sluiten, veilige HTML, </w:t>
+              <w:t xml:space="preserve">Maken van </w:t>
             </w:r>
             <w:r>
               <w:rPr>
@@ -7268,14 +7407,89 @@
                 <w:sz w:val="14"/>
                 <w:shd w:val="clear" w:color="auto" w:fill="EEF4F2"/>
               </w:rPr>
-              <w:t>Alle gegevens wissen</w:t>
+              <w:t>docs/TO-BLIKJESREGISTRATIE.md</w:t>
             </w:r>
             <w:r>
               <w:rPr>
                 <w:sz w:val="16"/>
                 <w:szCs w:val="16"/>
               </w:rPr>
-              <w:t>, en exporteren en wissen alleen voor een ingelogde beheerder</w:t>
+              <w:t xml:space="preserve"> en </w:t>
+            </w:r>
+            <w:r>
+              <w:rPr>
+                <w:rFonts w:ascii="Consolas" w:hAnsi="Consolas" w:cs="Consolas"/>
+                <w:sz w:val="14"/>
+                <w:shd w:val="clear" w:color="auto" w:fill="EEF4F2"/>
+              </w:rPr>
+              <w:t>docs/DOCUMENTATIE.md</w:t>
+            </w:r>
+            <w:r>
+              <w:rPr>
+                <w:sz w:val="16"/>
+                <w:szCs w:val="16"/>
+              </w:rPr>
+              <w:t xml:space="preserve"> een Word-bestand (</w:t>
+            </w:r>
+            <w:r>
+              <w:rPr>
+                <w:rFonts w:ascii="Consolas" w:hAnsi="Consolas" w:cs="Consolas"/>
+                <w:sz w:val="14"/>
+                <w:shd w:val="clear" w:color="auto" w:fill="EEF4F2"/>
+              </w:rPr>
+              <w:t>.docx</w:t>
+            </w:r>
+            <w:r>
+              <w:rPr>
+                <w:sz w:val="16"/>
+                <w:szCs w:val="16"/>
+              </w:rPr>
+              <w:t xml:space="preserve">) en een PDF in de TVB-huisstijl, op basis van het sjabloon </w:t>
+            </w:r>
+            <w:r>
+              <w:rPr>
+                <w:rFonts w:ascii="Consolas" w:hAnsi="Consolas" w:cs="Consolas"/>
+                <w:sz w:val="14"/>
+                <w:shd w:val="clear" w:color="auto" w:fill="EEF4F2"/>
+              </w:rPr>
+              <w:t>docs/tvbsjabloon.docx</w:t>
+            </w:r>
+            <w:r>
+              <w:rPr>
+                <w:sz w:val="16"/>
+                <w:szCs w:val="16"/>
+              </w:rPr>
+              <w:t xml:space="preserve">: voorblad, inhoudsopgave, genummerde koppen, tabellen en opsommingstekens. Nodig: Node.js en Microsoft Word. De </w:t>
+            </w:r>
+            <w:r>
+              <w:rPr>
+                <w:rFonts w:ascii="Consolas" w:hAnsi="Consolas" w:cs="Consolas"/>
+                <w:sz w:val="14"/>
+                <w:shd w:val="clear" w:color="auto" w:fill="EEF4F2"/>
+              </w:rPr>
+              <w:t>.md</w:t>
+            </w:r>
+            <w:r>
+              <w:rPr>
+                <w:sz w:val="16"/>
+                <w:szCs w:val="16"/>
+              </w:rPr>
+              <w:t xml:space="preserve">-bestanden blijven de bron: een wijziging die alleen in de </w:t>
+            </w:r>
+            <w:r>
+              <w:rPr>
+                <w:rFonts w:ascii="Consolas" w:hAnsi="Consolas" w:cs="Consolas"/>
+                <w:sz w:val="14"/>
+                <w:shd w:val="clear" w:color="auto" w:fill="EEF4F2"/>
+              </w:rPr>
+              <w:t>.docx</w:t>
+            </w:r>
+            <w:r>
+              <w:rPr>
+                <w:sz w:val="16"/>
+                <w:szCs w:val="16"/>
+              </w:rPr>
+              <w:t xml:space="preserve"> staat, is weg na de volgende keer maken</w:t>
             </w:r>
           </w:p>
         </w:tc>
@@ -7298,7 +7512,7 @@
                 <w:sz w:val="14"/>
                 <w:shd w:val="clear" w:color="auto" w:fill="EEF4F2"/>
               </w:rPr>
-              <w:t>tests/beveiliging-config.test.js</w:t>
+              <w:t>docs/</w:t>
             </w:r>
           </w:p>
         </w:tc>
@@ -7315,7 +7529,7 @@
                 <w:sz w:val="16"/>
                 <w:szCs w:val="16"/>
               </w:rPr>
-              <w:t>Tests voor de configuratie: geen externe bronnen, de Content-Security-Policy, lokale lettertypes en face-api (met de SHA-256-controlegetallen), en de CI-workflow</w:t>
+              <w:t>Technisch ontwerp (met daarin ook de functionele eisen en de wireframes), databaseschema en deze documentatie</w:t>
             </w:r>
           </w:p>
         </w:tc>
@@ -7338,7 +7552,7 @@
                 <w:sz w:val="14"/>
                 <w:shd w:val="clear" w:color="auto" w:fill="EEF4F2"/>
               </w:rPr>
-              <w:t>tests/gegevens-en-tabbladen.test.js</w:t>
+              <w:t>docs/wireframes/</w:t>
             </w:r>
           </w:p>
         </w:tc>
@@ -7355,7 +7569,7 @@
                 <w:sz w:val="16"/>
                 <w:szCs w:val="16"/>
               </w:rPr>
-              <w:t xml:space="preserve">Tests voor de prijsgrens van 1000 euro, de focus na </w:t>
+              <w:t>Low-fidelity (</w:t>
             </w:r>
             <w:r>
               <w:rPr>
@@ -7363,14 +7577,14 @@
                 <w:sz w:val="14"/>
                 <w:shd w:val="clear" w:color="auto" w:fill="EEF4F2"/>
               </w:rPr>
-              <w:t>Registreren</w:t>
+              <w:t>lofi-…</w:t>
             </w:r>
             <w:r>
               <w:rPr>
                 <w:sz w:val="16"/>
                 <w:szCs w:val="16"/>
               </w:rPr>
-              <w:t>, "niets gewijzigd" bij opslaan, en verouderde formulieren of een gewiste opslag na een wijziging in een ander tabblad. Gebruikt de strenge nep-view (</w:t>
+              <w:t>), mid-fidelity (</w:t>
             </w:r>
             <w:r>
               <w:rPr>
@@ -7378,14 +7592,14 @@
                 <w:sz w:val="14"/>
                 <w:shd w:val="clear" w:color="auto" w:fill="EEF4F2"/>
               </w:rPr>
-              <w:t>createStrictView</w:t>
+              <w:t>midfi-…</w:t>
             </w:r>
             <w:r>
               <w:rPr>
                 <w:sz w:val="16"/>
                 <w:szCs w:val="16"/>
               </w:rPr>
-              <w:t xml:space="preserve"> in </w:t>
+              <w:t>) en high-fidelity (</w:t>
             </w:r>
             <w:r>
               <w:rPr>
@@ -7393,14 +7607,14 @@
                 <w:sz w:val="14"/>
                 <w:shd w:val="clear" w:color="auto" w:fill="EEF4F2"/>
               </w:rPr>
-              <w:t>helpers.js</w:t>
+              <w:t>w…</w:t>
             </w:r>
             <w:r>
               <w:rPr>
                 <w:sz w:val="16"/>
                 <w:szCs w:val="16"/>
               </w:rPr>
-              <w:t>)</w:t>
+              <w:t>) wireframes van de schermen, gebruikt in het TO (hoofdstuk 9)</w:t>
             </w:r>
           </w:p>
         </w:tc>
@@ -7423,7 +7637,7 @@
                 <w:sz w:val="14"/>
                 <w:shd w:val="clear" w:color="auto" w:fill="EEF4F2"/>
               </w:rPr>
-              <w:t>tests/werkgever-en-correctiedatum.test.js</w:t>
+              <w:t>tests/slimme-koelkast.test.js</w:t>
             </w:r>
           </w:p>
         </w:tc>
@@ -7440,7 +7654,7 @@
                 <w:sz w:val="16"/>
                 <w:szCs w:val="16"/>
               </w:rPr>
-              <w:t xml:space="preserve">Tests voor het werkgevernummer per registratie en de datum bij een correctie </w:t>
+              <w:t xml:space="preserve">Tests voor de slimme koelkast: omrekenen van gewicht naar aantallen (tolerantie, terugleggen, meerdere schappen, onverklaarbaar verschil), het slot met een nep-klok, de weegschaal, registraties met voorraad en logboek, de indeling, de controle en migratie in </w:t>
             </w:r>
             <w:r>
               <w:rPr>
@@ -7448,7 +7662,14 @@
                 <w:sz w:val="14"/>
                 <w:shd w:val="clear" w:color="auto" w:fill="EEF4F2"/>
               </w:rPr>
-              <w:t>+</w:t>
+              <w:t>DataStore</w:t>
+            </w:r>
+            <w:r>
+              <w:rPr>
+                <w:sz w:val="16"/>
+                <w:szCs w:val="16"/>
+              </w:rPr>
+              <w:t>, wissen, en het koelkastvenster met de pas (onbekende pas, tweede scan, deur te lang open, mislukt opslaan, herladen)</w:t>
             </w:r>
           </w:p>
         </w:tc>
@@ -7471,7 +7692,7 @@
                 <w:sz w:val="14"/>
                 <w:shd w:val="clear" w:color="auto" w:fill="EEF4F2"/>
               </w:rPr>
-              <w:t>tests/to-controle.test.js</w:t>
+              <w:t>tests/</w:t>
             </w:r>
           </w:p>
         </w:tc>
@@ -7488,112 +7709,7 @@
                 <w:sz w:val="16"/>
                 <w:szCs w:val="16"/>
               </w:rPr>
-              <w:t xml:space="preserve">Regressietests voor de TO-controle: "1 medewerker"/"2 medewerkers", bevestiging bij product verwijderen, de melding bij een verwijderde medewerker (correctie </w:t>
-            </w:r>
-            <w:r>
-              <w:rPr>
-                <w:rFonts w:ascii="Consolas" w:hAnsi="Consolas" w:cs="Consolas"/>
-                <w:sz w:val="14"/>
-                <w:shd w:val="clear" w:color="auto" w:fill="EEF4F2"/>
-              </w:rPr>
-              <w:t>+</w:t>
-            </w:r>
-            <w:r>
-              <w:rPr>
-                <w:sz w:val="16"/>
-                <w:szCs w:val="16"/>
-              </w:rPr>
-              <w:t xml:space="preserve">), alleen een inactieve medewerker zonder registraties verwijderen, uniek werkgevernummer, dubbele id's en datums in de toekomst bij het laden, de apostrof in de CSV, </w:t>
-            </w:r>
-            <w:r>
-              <w:rPr>
-                <w:rFonts w:ascii="Consolas" w:hAnsi="Consolas" w:cs="Consolas"/>
-                <w:sz w:val="14"/>
-                <w:shd w:val="clear" w:color="auto" w:fill="EEF4F2"/>
-              </w:rPr>
-              <w:t>lastRegistration</w:t>
-            </w:r>
-            <w:r>
-              <w:rPr>
-                <w:sz w:val="16"/>
-                <w:szCs w:val="16"/>
-              </w:rPr>
-              <w:t xml:space="preserve"> en </w:t>
-            </w:r>
-            <w:r>
-              <w:rPr>
-                <w:rFonts w:ascii="Consolas" w:hAnsi="Consolas" w:cs="Consolas"/>
-                <w:sz w:val="14"/>
-                <w:shd w:val="clear" w:color="auto" w:fill="EEF4F2"/>
-              </w:rPr>
-              <w:t>pointId</w:t>
-            </w:r>
-            <w:r>
-              <w:rPr>
-                <w:sz w:val="16"/>
-                <w:szCs w:val="16"/>
-              </w:rPr>
-              <w:t>, het SQL-schema (</w:t>
-            </w:r>
-            <w:r>
-              <w:rPr>
-                <w:rFonts w:ascii="Consolas" w:hAnsi="Consolas" w:cs="Consolas"/>
-                <w:sz w:val="14"/>
-                <w:shd w:val="clear" w:color="auto" w:fill="EEF4F2"/>
-              </w:rPr>
-              <w:t>counted_at</w:t>
-            </w:r>
-            <w:r>
-              <w:rPr>
-                <w:sz w:val="16"/>
-                <w:szCs w:val="16"/>
-              </w:rPr>
-              <w:t xml:space="preserve">, geen rol </w:t>
-            </w:r>
-            <w:r>
-              <w:rPr>
-                <w:rFonts w:ascii="Consolas" w:hAnsi="Consolas" w:cs="Consolas"/>
-                <w:sz w:val="14"/>
-                <w:shd w:val="clear" w:color="auto" w:fill="EEF4F2"/>
-              </w:rPr>
-              <w:t>manager</w:t>
-            </w:r>
-            <w:r>
-              <w:rPr>
-                <w:sz w:val="16"/>
-                <w:szCs w:val="16"/>
-              </w:rPr>
-              <w:t xml:space="preserve">), de opslagknoppen bij wijzigen, de filters op een smal scherm en tests voor FR-01, FR-02, FR-04, FR-10 en FR-29 (actieve medewerkers, zoeken op naam, de </w:t>
-            </w:r>
-            <w:r>
-              <w:rPr>
-                <w:rFonts w:ascii="Consolas" w:hAnsi="Consolas" w:cs="Consolas"/>
-                <w:sz w:val="14"/>
-                <w:shd w:val="clear" w:color="auto" w:fill="EEF4F2"/>
-              </w:rPr>
-              <w:t>−</w:t>
-            </w:r>
-            <w:r>
-              <w:rPr>
-                <w:sz w:val="16"/>
-                <w:szCs w:val="16"/>
-              </w:rPr>
-              <w:t xml:space="preserve"> in het productvenster, alle registraties voor de beheerder, geen bedragen of aantallen op de publieke pagina). Verder: "1 product" in de correctielijst, een klik op de medewerkerkaart (FR-32) en het totaal op de knop </w:t>
-            </w:r>
-            <w:r>
-              <w:rPr>
-                <w:rFonts w:ascii="Consolas" w:hAnsi="Consolas" w:cs="Consolas"/>
-                <w:sz w:val="14"/>
-                <w:shd w:val="clear" w:color="auto" w:fill="EEF4F2"/>
-              </w:rPr>
-              <w:t>Registreren</w:t>
-            </w:r>
-            <w:r>
-              <w:rPr>
-                <w:sz w:val="16"/>
-                <w:szCs w:val="16"/>
-              </w:rPr>
-              <w:t xml:space="preserve"> (FR-47)</w:t>
+              <w:t>Unit tests (716) voor de regels, de opslag, de export, het thema, de welkom- en gezichtsherkenningsfuncties, herkennen met de pas, de controller, de beveiliging en regressietests voor opgeloste bugs</w:t>
             </w:r>
           </w:p>
         </w:tc>
@@ -7616,7 +7732,7 @@
                 <w:sz w:val="14"/>
                 <w:shd w:val="clear" w:color="auto" w:fill="EEF4F2"/>
               </w:rPr>
-              <w:t>tests/pasjeslezer.test.js</w:t>
+              <w:t>tests/opslag-model-export.test.js</w:t>
             </w:r>
           </w:p>
         </w:tc>
@@ -7633,7 +7749,7 @@
                 <w:sz w:val="16"/>
                 <w:szCs w:val="16"/>
               </w:rPr>
-              <w:t xml:space="preserve">Tests voor herkennen met de pas: wat de </w:t>
+              <w:t>Tests voor de reservekopieën, het wissen van gegevens, de strengere controle bij het laden, de voorraadtelling (</w:t>
             </w:r>
             <w:r>
               <w:rPr>
@@ -7641,44 +7757,14 @@
                 <w:sz w:val="14"/>
                 <w:shd w:val="clear" w:color="auto" w:fill="EEF4F2"/>
               </w:rPr>
-              <w:t>BadgeReader</w:t>
+              <w:t>countedAt</w:t>
             </w:r>
             <w:r>
               <w:rPr>
                 <w:sz w:val="16"/>
                 <w:szCs w:val="16"/>
               </w:rPr>
-              <w:t xml:space="preserve"> als scan ziet (Enter, Tab of stilte na de laatste toets, niet bij gewoon typen of een te korte code), het normaliseren van het pasnummer, het productvenster of de melding na een scan, geen herkenning als er een ander venster open is (met de melding "Sluit eerst het open venster om je pas te gebruiken.", en de Enter van de scan wordt tegengehouden), het zoekveld na een scan, de pas koppelen in het medewerkersformulier (uniek, alleen letters en cijfers, leeg = geen pas), de controle en migratie van </w:t>
-            </w:r>
-            <w:r>
-              <w:rPr>
-                <w:rFonts w:ascii="Consolas" w:hAnsi="Consolas" w:cs="Consolas"/>
-                <w:sz w:val="14"/>
-                <w:shd w:val="clear" w:color="auto" w:fill="EEF4F2"/>
-              </w:rPr>
-              <w:t>badgeId</w:t>
-            </w:r>
-            <w:r>
-              <w:rPr>
-                <w:sz w:val="16"/>
-                <w:szCs w:val="16"/>
-              </w:rPr>
-              <w:t xml:space="preserve"> in </w:t>
-            </w:r>
-            <w:r>
-              <w:rPr>
-                <w:rFonts w:ascii="Consolas" w:hAnsi="Consolas" w:cs="Consolas"/>
-                <w:sz w:val="14"/>
-                <w:shd w:val="clear" w:color="auto" w:fill="EEF4F2"/>
-              </w:rPr>
-              <w:t>DataStore</w:t>
-            </w:r>
-            <w:r>
-              <w:rPr>
-                <w:sz w:val="16"/>
-                <w:szCs w:val="16"/>
-              </w:rPr>
-              <w:t>, en dat het pasnummer niet in de CSV-export of het logboek komt</w:t>
+              <w:t>), nieuwe modelmethodes en de beveiliging van de CSV-export, verboden id's, maximale tekstlengtes en een opslag die niet te lezen is</w:t>
             </w:r>
           </w:p>
         </w:tc>
@@ -7701,7 +7787,7 @@
                 <w:sz w:val="14"/>
                 <w:shd w:val="clear" w:color="auto" w:fill="EEF4F2"/>
               </w:rPr>
-              <w:t>tests/beveiligingsscan.test.js</w:t>
+              <w:t>tests/controller-robuustheid.test.js</w:t>
             </w:r>
           </w:p>
         </w:tc>
@@ -7718,7 +7804,7 @@
                 <w:sz w:val="16"/>
                 <w:szCs w:val="16"/>
               </w:rPr>
-              <w:t xml:space="preserve">Regressietests voor de beveiligingsscan: beheeracties doen niets zonder ingelogde beheerder, product-id's als </w:t>
+              <w:t xml:space="preserve">Tests voor de robuustheid van controller en view: na middernacht, correcties in een oude maand, logboek en wijziging in één keer opslaan, grenzen bij de voorraad, verouderde formulieren en knoppen, de camera, de focus na sluiten, veilige HTML, </w:t>
             </w:r>
             <w:r>
               <w:rPr>
@@ -7726,44 +7812,14 @@
                 <w:sz w:val="14"/>
                 <w:shd w:val="clear" w:color="auto" w:fill="EEF4F2"/>
               </w:rPr>
-              <w:t>__proto__</w:t>
+              <w:t>Alle gegevens wissen</w:t>
             </w:r>
             <w:r>
               <w:rPr>
                 <w:sz w:val="16"/>
                 <w:szCs w:val="16"/>
               </w:rPr>
-              <w:t xml:space="preserve">, </w:t>
-            </w:r>
-            <w:r>
-              <w:rPr>
-                <w:rFonts w:ascii="Consolas" w:hAnsi="Consolas" w:cs="Consolas"/>
-                <w:sz w:val="14"/>
-                <w:shd w:val="clear" w:color="auto" w:fill="EEF4F2"/>
-              </w:rPr>
-              <w:t>constructor</w:t>
-            </w:r>
-            <w:r>
-              <w:rPr>
-                <w:sz w:val="16"/>
-                <w:szCs w:val="16"/>
-              </w:rPr>
-              <w:t xml:space="preserve"> en </w:t>
-            </w:r>
-            <w:r>
-              <w:rPr>
-                <w:rFonts w:ascii="Consolas" w:hAnsi="Consolas" w:cs="Consolas"/>
-                <w:sz w:val="14"/>
-                <w:shd w:val="clear" w:color="auto" w:fill="EEF4F2"/>
-              </w:rPr>
-              <w:t>toString</w:t>
-            </w:r>
-            <w:r>
-              <w:rPr>
-                <w:sz w:val="16"/>
-                <w:szCs w:val="16"/>
-              </w:rPr>
-              <w:t xml:space="preserve"> in de voorraadlijst, de camera die uitgaat na de tijdslimiet, de strengere controle van codes en tijdstippen bij het laden, de Node.js-versie van de CI, het alleen-toevoegen-logboek in het SQL-schema en de licentie van TensorFlow.js</w:t>
+              <w:t>, en exporteren en wissen alleen voor een ingelogde beheerder</w:t>
             </w:r>
           </w:p>
         </w:tc>
@@ -7786,7 +7842,7 @@
                 <w:sz w:val="14"/>
                 <w:shd w:val="clear" w:color="auto" w:fill="EEF4F2"/>
               </w:rPr>
-              <w:t>tests/avg-toets.test.js</w:t>
+              <w:t>tests/beveiliging-config.test.js</w:t>
             </w:r>
           </w:p>
         </w:tc>
@@ -7803,7 +7859,7 @@
                 <w:sz w:val="16"/>
                 <w:szCs w:val="16"/>
               </w:rPr>
-              <w:t>Tests voor de aanpassingen uit de AVG-toets: automatisch uitloggen van de beheerder na 5 minuten zonder invoer (met een nep-klok: net onder en precies op 5 minuten, iedere invoer begint opnieuw, open beheerformulieren gaan dicht, de melding en de timer van 10 seconden) en de uitleg over de inhouding op het loon in het productvenster</w:t>
+              <w:t>Tests voor de configuratie: geen externe bronnen, de Content-Security-Policy, lokale lettertypes en face-api (met de SHA-256-controlegetallen), en de CI-workflow</w:t>
             </w:r>
           </w:p>
         </w:tc>
@@ -7826,7 +7882,7 @@
                 <w:sz w:val="14"/>
                 <w:shd w:val="clear" w:color="auto" w:fill="EEF4F2"/>
               </w:rPr>
-              <w:t>tests/ux-review.test.js</w:t>
+              <w:t>tests/gegevens-en-tabbladen.test.js</w:t>
             </w:r>
           </w:p>
         </w:tc>
@@ -7843,7 +7899,7 @@
                 <w:sz w:val="16"/>
                 <w:szCs w:val="16"/>
               </w:rPr>
-              <w:t xml:space="preserve">Tests voor de verbeteringen uit de UX-review van oktober 2026 (UX 1 t/m UX 12 in de naam van iedere test, daarna 13 en 14): het productvenster dat na 75 seconden vanzelf sluit (met een nep-klok, de waarschuwing en iedere invoer die opnieuw begint), een pas terwijl een venster open is, de knopbalk met </w:t>
+              <w:t xml:space="preserve">Tests voor de prijsgrens van 1000 euro, de focus na </w:t>
             </w:r>
             <w:r>
               <w:rPr>
@@ -7858,7 +7914,7 @@
                 <w:sz w:val="16"/>
                 <w:szCs w:val="16"/>
               </w:rPr>
-              <w:t xml:space="preserve">, zoekveld en bedrijfsfilter leeg na registreren, de compacte banner, de pashint, de opmaak van een gekozen product, de grootte van knoppen, de statusregel en de meldingsregio's voor schermlezers, de leesbaarheid, de nieuwe teksten, </w:t>
+              <w:t>, "niets gewijzigd" bij opslaan, en verouderde formulieren of een gewiste opslag na een wijziging in een ander tabblad. Gebruikt de strenge nep-view (</w:t>
             </w:r>
             <w:r>
               <w:rPr>
@@ -7866,14 +7922,29 @@
                 <w:sz w:val="14"/>
                 <w:shd w:val="clear" w:color="auto" w:fill="EEF4F2"/>
               </w:rPr>
-              <w:t>Registreren</w:t>
+              <w:t>createStrictView</w:t>
             </w:r>
             <w:r>
               <w:rPr>
                 <w:sz w:val="16"/>
                 <w:szCs w:val="16"/>
               </w:rPr>
-              <w:t xml:space="preserve"> zonder keuze, een productvenster zonder producten zonder knopbalk en loonregel (13) en vensters die altijd bovenaan openen (14)</w:t>
+              <w:t xml:space="preserve"> in </w:t>
+            </w:r>
+            <w:r>
+              <w:rPr>
+                <w:rFonts w:ascii="Consolas" w:hAnsi="Consolas" w:cs="Consolas"/>
+                <w:sz w:val="14"/>
+                <w:shd w:val="clear" w:color="auto" w:fill="EEF4F2"/>
+              </w:rPr>
+              <w:t>helpers.js</w:t>
+            </w:r>
+            <w:r>
+              <w:rPr>
+                <w:sz w:val="16"/>
+                <w:szCs w:val="16"/>
+              </w:rPr>
+              <w:t>)</w:t>
             </w:r>
           </w:p>
         </w:tc>
@@ -7896,7 +7967,7 @@
                 <w:sz w:val="14"/>
                 <w:shd w:val="clear" w:color="auto" w:fill="EEF4F2"/>
               </w:rPr>
-              <w:t>tests/review-oktober.test.js</w:t>
+              <w:t>tests/werkgever-en-correctiedatum.test.js</w:t>
             </w:r>
           </w:p>
         </w:tc>
@@ -7913,7 +7984,7 @@
                 <w:sz w:val="16"/>
                 <w:szCs w:val="16"/>
               </w:rPr>
-              <w:t xml:space="preserve">Regressietests voor de review van oktober 2026 (D1 t/m D7, U1 t/m U7, R1 t/m R3 in de naam van iedere test): beschadigde lijsten en volle opslag, dubbele passen, niet-bestaande datums, pasnummers gelijk maken, mislukt wissen, gezichtsherkenning alleen met actieve medewerkers, een scan in het veld </w:t>
+              <w:t xml:space="preserve">Tests voor het werkgevernummer per registratie en de datum bij een correctie </w:t>
             </w:r>
             <w:r>
               <w:rPr>
@@ -7921,29 +7992,7 @@
                 <w:sz w:val="14"/>
                 <w:shd w:val="clear" w:color="auto" w:fill="EEF4F2"/>
               </w:rPr>
-              <w:t>Pasnummer</w:t>
-            </w:r>
-            <w:r>
-              <w:rPr>
-                <w:sz w:val="16"/>
-                <w:szCs w:val="16"/>
-              </w:rPr>
-              <w:t xml:space="preserve"> en in het bedrijfsfilter, dubbelklik op </w:t>
-            </w:r>
-            <w:r>
-              <w:rPr>
-                <w:rFonts w:ascii="Consolas" w:hAnsi="Consolas" w:cs="Consolas"/>
-                <w:sz w:val="14"/>
-                <w:shd w:val="clear" w:color="auto" w:fill="EEF4F2"/>
-              </w:rPr>
-              <w:t>Registreren</w:t>
-            </w:r>
-            <w:r>
-              <w:rPr>
-                <w:sz w:val="16"/>
-                <w:szCs w:val="16"/>
-              </w:rPr>
-              <w:t>, een ingedrukt gehouden Enter, de focus na opslaan en (de)activeren, het datumveld na middernacht, toegankelijkheid (live region, tabbladen, bedrijfsfilter) en de cijfervelden</w:t>
+              <w:t>+</w:t>
             </w:r>
           </w:p>
         </w:tc>
@@ -7966,7 +8015,7 @@
                 <w:sz w:val="14"/>
                 <w:shd w:val="clear" w:color="auto" w:fill="EEF4F2"/>
               </w:rPr>
-              <w:t>.gitattributes</w:t>
+              <w:t>tests/to-controle.test.js</w:t>
             </w:r>
           </w:p>
         </w:tc>
@@ -7983,7 +8032,7 @@
                 <w:sz w:val="16"/>
                 <w:szCs w:val="16"/>
               </w:rPr>
-              <w:t xml:space="preserve">Zorgt dat Git de bestanden in </w:t>
+              <w:t xml:space="preserve">Regressietests voor de TO-controle: "1 medewerker"/"2 medewerkers", bevestiging bij product verwijderen, de melding bij een verwijderde medewerker (correctie </w:t>
             </w:r>
             <w:r>
               <w:rPr>
@@ -7991,14 +8040,14 @@
                 <w:sz w:val="14"/>
                 <w:shd w:val="clear" w:color="auto" w:fill="EEF4F2"/>
               </w:rPr>
-              <w:t>assets/vendor/</w:t>
+              <w:t>+</w:t>
             </w:r>
             <w:r>
               <w:rPr>
                 <w:sz w:val="16"/>
                 <w:szCs w:val="16"/>
               </w:rPr>
-              <w:t xml:space="preserve"> en </w:t>
+              <w:t xml:space="preserve">), alleen een inactieve medewerker zonder registraties verwijderen, uniek werkgevernummer, dubbele id's en datums in de toekomst bij het laden, de apostrof in de CSV, </w:t>
             </w:r>
             <w:r>
               <w:rPr>
@@ -8006,14 +8055,89 @@
                 <w:sz w:val="14"/>
                 <w:shd w:val="clear" w:color="auto" w:fill="EEF4F2"/>
               </w:rPr>
-              <w:t>assets/fonts/</w:t>
+              <w:t>lastRegistration</w:t>
             </w:r>
             <w:r>
               <w:rPr>
                 <w:sz w:val="16"/>
                 <w:szCs w:val="16"/>
               </w:rPr>
-              <w:t xml:space="preserve"> niet aanpast (geen omzetting van regeleinden), zodat de controlegetallen blijven kloppen</w:t>
+              <w:t xml:space="preserve"> en </w:t>
+            </w:r>
+            <w:r>
+              <w:rPr>
+                <w:rFonts w:ascii="Consolas" w:hAnsi="Consolas" w:cs="Consolas"/>
+                <w:sz w:val="14"/>
+                <w:shd w:val="clear" w:color="auto" w:fill="EEF4F2"/>
+              </w:rPr>
+              <w:t>pointId</w:t>
+            </w:r>
+            <w:r>
+              <w:rPr>
+                <w:sz w:val="16"/>
+                <w:szCs w:val="16"/>
+              </w:rPr>
+              <w:t>, het SQL-schema (</w:t>
+            </w:r>
+            <w:r>
+              <w:rPr>
+                <w:rFonts w:ascii="Consolas" w:hAnsi="Consolas" w:cs="Consolas"/>
+                <w:sz w:val="14"/>
+                <w:shd w:val="clear" w:color="auto" w:fill="EEF4F2"/>
+              </w:rPr>
+              <w:t>counted_at</w:t>
+            </w:r>
+            <w:r>
+              <w:rPr>
+                <w:sz w:val="16"/>
+                <w:szCs w:val="16"/>
+              </w:rPr>
+              <w:t xml:space="preserve">, geen rol </w:t>
+            </w:r>
+            <w:r>
+              <w:rPr>
+                <w:rFonts w:ascii="Consolas" w:hAnsi="Consolas" w:cs="Consolas"/>
+                <w:sz w:val="14"/>
+                <w:shd w:val="clear" w:color="auto" w:fill="EEF4F2"/>
+              </w:rPr>
+              <w:t>manager</w:t>
+            </w:r>
+            <w:r>
+              <w:rPr>
+                <w:sz w:val="16"/>
+                <w:szCs w:val="16"/>
+              </w:rPr>
+              <w:t xml:space="preserve">), de opslagknoppen bij wijzigen, de filters op een smal scherm en tests voor FR-01, FR-02, FR-04, FR-10 en FR-29 (actieve medewerkers, zoeken op naam, de </w:t>
+            </w:r>
+            <w:r>
+              <w:rPr>
+                <w:rFonts w:ascii="Consolas" w:hAnsi="Consolas" w:cs="Consolas"/>
+                <w:sz w:val="14"/>
+                <w:shd w:val="clear" w:color="auto" w:fill="EEF4F2"/>
+              </w:rPr>
+              <w:t>−</w:t>
+            </w:r>
+            <w:r>
+              <w:rPr>
+                <w:sz w:val="16"/>
+                <w:szCs w:val="16"/>
+              </w:rPr>
+              <w:t xml:space="preserve"> in het productvenster, alle registraties voor de beheerder, geen bedragen of aantallen op de publieke pagina). Verder: "1 product" in de correctielijst, een klik op de medewerkerkaart (FR-32) en het totaal op de knop </w:t>
+            </w:r>
+            <w:r>
+              <w:rPr>
+                <w:rFonts w:ascii="Consolas" w:hAnsi="Consolas" w:cs="Consolas"/>
+                <w:sz w:val="14"/>
+                <w:shd w:val="clear" w:color="auto" w:fill="EEF4F2"/>
+              </w:rPr>
+              <w:t>Registreren</w:t>
+            </w:r>
+            <w:r>
+              <w:rPr>
+                <w:sz w:val="16"/>
+                <w:szCs w:val="16"/>
+              </w:rPr>
+              <w:t xml:space="preserve"> (FR-47)</w:t>
             </w:r>
           </w:p>
         </w:tc>
@@ -8036,7 +8160,7 @@
                 <w:sz w:val="14"/>
                 <w:shd w:val="clear" w:color="auto" w:fill="EEF4F2"/>
               </w:rPr>
-              <w:t>tests/e2e/</w:t>
+              <w:t>tests/pasjeslezer.test.js</w:t>
             </w:r>
           </w:p>
         </w:tc>
@@ -8053,7 +8177,7 @@
                 <w:sz w:val="16"/>
                 <w:szCs w:val="16"/>
               </w:rPr>
-              <w:t xml:space="preserve">Browsertests (end-to-end): </w:t>
+              <w:t xml:space="preserve">Tests voor herkennen met de pas: wat de </w:t>
             </w:r>
             <w:r>
               <w:rPr>
@@ -8061,14 +8185,14 @@
                 <w:sz w:val="14"/>
                 <w:shd w:val="clear" w:color="auto" w:fill="EEF4F2"/>
               </w:rPr>
-              <w:t>app.e2e.test.js</w:t>
+              <w:t>BadgeReader</w:t>
             </w:r>
             <w:r>
               <w:rPr>
                 <w:sz w:val="16"/>
                 <w:szCs w:val="16"/>
               </w:rPr>
-              <w:t xml:space="preserve"> test de echte pagina in headless Edge of Chrome (17 tests: laden zonder fouten, zoeken, registreren (daarna bij kiezen op naam geen "welkom terug"), </w:t>
+              <w:t xml:space="preserve"> als scan ziet (Enter, Tab of stilte na de laatste toets, niet bij gewoon typen of een te korte code), het normaliseren van het pasnummer, het productvenster of de melding na een scan, geen herkenning als er een ander venster open is (met de melding "Sluit eerst het open venster om je pas te gebruiken.", en de Enter van de scan wordt tegengehouden), het zoekveld na een scan, de pas koppelen in het medewerkersformulier (uniek, alleen letters en cijfers, leeg = geen pas), de controle en migratie van </w:t>
             </w:r>
             <w:r>
               <w:rPr>
@@ -8076,14 +8200,14 @@
                 <w:sz w:val="14"/>
                 <w:shd w:val="clear" w:color="auto" w:fill="EEF4F2"/>
               </w:rPr>
-              <w:t>Registreren</w:t>
+              <w:t>badgeId</w:t>
             </w:r>
             <w:r>
               <w:rPr>
                 <w:sz w:val="16"/>
                 <w:szCs w:val="16"/>
               </w:rPr>
-              <w:t xml:space="preserve"> zonder keuze, Escape en focus, inloggen, thema, pas koppelen en herkennen (ook een tweede scan in het veld </w:t>
+              <w:t xml:space="preserve"> in </w:t>
             </w:r>
             <w:r>
               <w:rPr>
@@ -8091,82 +8215,14 @@
                 <w:sz w:val="14"/>
                 <w:shd w:val="clear" w:color="auto" w:fill="EEF4F2"/>
               </w:rPr>
-              <w:t>Pasnummer</w:t>
+              <w:t>DataStore</w:t>
             </w:r>
             <w:r>
               <w:rPr>
                 <w:sz w:val="16"/>
                 <w:szCs w:val="16"/>
               </w:rPr>
-              <w:t xml:space="preserve">), CSV-export, een dubbelklik op </w:t>
-            </w:r>
-            <w:r>
-              <w:rPr>
-                <w:rFonts w:ascii="Consolas" w:hAnsi="Consolas" w:cs="Consolas"/>
-                <w:sz w:val="14"/>
-                <w:shd w:val="clear" w:color="auto" w:fill="EEF4F2"/>
-              </w:rPr>
-              <w:t>Registreren</w:t>
-            </w:r>
-            <w:r>
-              <w:rPr>
-                <w:sz w:val="16"/>
-                <w:szCs w:val="16"/>
-              </w:rPr>
-              <w:t xml:space="preserve">, een scan in het bedrijfsfilter, de focus na opslaan en (de)activeren in het beheer, letters in een cijferveld, het productvenster dat vanzelf sluit, een pas terwijl een venster open is, </w:t>
-            </w:r>
-            <w:r>
-              <w:rPr>
-                <w:rFonts w:ascii="Consolas" w:hAnsi="Consolas" w:cs="Consolas"/>
-                <w:sz w:val="14"/>
-                <w:shd w:val="clear" w:color="auto" w:fill="EEF4F2"/>
-              </w:rPr>
-              <w:t>Registreren</w:t>
-            </w:r>
-            <w:r>
-              <w:rPr>
-                <w:sz w:val="16"/>
-                <w:szCs w:val="16"/>
-              </w:rPr>
-              <w:t xml:space="preserve"> in beeld op een liggende tablet, een telefoon en bij 200% zoom, en een leeg zoekveld na registreren), </w:t>
-            </w:r>
-            <w:r>
-              <w:rPr>
-                <w:rFonts w:ascii="Consolas" w:hAnsi="Consolas" w:cs="Consolas"/>
-                <w:sz w:val="14"/>
-                <w:shd w:val="clear" w:color="auto" w:fill="EEF4F2"/>
-              </w:rPr>
-              <w:t>browser.js</w:t>
-            </w:r>
-            <w:r>
-              <w:rPr>
-                <w:sz w:val="16"/>
-                <w:szCs w:val="16"/>
-              </w:rPr>
-              <w:t xml:space="preserve"> bevat de webserver en de besturing van de browser via het Chrome DevTools Protocol. Draaien met </w:t>
-            </w:r>
-            <w:r>
-              <w:rPr>
-                <w:rFonts w:ascii="Consolas" w:hAnsi="Consolas" w:cs="Consolas"/>
-                <w:sz w:val="14"/>
-                <w:shd w:val="clear" w:color="auto" w:fill="EEF4F2"/>
-              </w:rPr>
-              <w:t>npm run test:e2e</w:t>
-            </w:r>
-            <w:r>
-              <w:rPr>
-                <w:sz w:val="16"/>
-                <w:szCs w:val="16"/>
-              </w:rPr>
-              <w:t xml:space="preserve">, zonder npm-pakketten. Een andere browser kies je met </w:t>
-            </w:r>
-            <w:r>
-              <w:rPr>
-                <w:rFonts w:ascii="Consolas" w:hAnsi="Consolas" w:cs="Consolas"/>
-                <w:sz w:val="14"/>
-                <w:shd w:val="clear" w:color="auto" w:fill="EEF4F2"/>
-              </w:rPr>
-              <w:t>BROWSER_PATH</w:t>
+              <w:t>, en dat het pasnummer niet in de CSV-export of het logboek komt</w:t>
             </w:r>
           </w:p>
         </w:tc>
@@ -8189,7 +8245,7 @@
                 <w:sz w:val="14"/>
                 <w:shd w:val="clear" w:color="auto" w:fill="EEF4F2"/>
               </w:rPr>
-              <w:t>.github/workflows/ci.yml</w:t>
+              <w:t>tests/beveiligingsscan.test.js</w:t>
             </w:r>
           </w:p>
         </w:tc>
@@ -8206,6 +8262,494 @@
                 <w:sz w:val="16"/>
                 <w:szCs w:val="16"/>
               </w:rPr>
+              <w:t xml:space="preserve">Regressietests voor de beveiligingsscan: beheeracties doen niets zonder ingelogde beheerder, product-id's als </w:t>
+            </w:r>
+            <w:r>
+              <w:rPr>
+                <w:rFonts w:ascii="Consolas" w:hAnsi="Consolas" w:cs="Consolas"/>
+                <w:sz w:val="14"/>
+                <w:shd w:val="clear" w:color="auto" w:fill="EEF4F2"/>
+              </w:rPr>
+              <w:t>__proto__</w:t>
+            </w:r>
+            <w:r>
+              <w:rPr>
+                <w:sz w:val="16"/>
+                <w:szCs w:val="16"/>
+              </w:rPr>
+              <w:t xml:space="preserve">, </w:t>
+            </w:r>
+            <w:r>
+              <w:rPr>
+                <w:rFonts w:ascii="Consolas" w:hAnsi="Consolas" w:cs="Consolas"/>
+                <w:sz w:val="14"/>
+                <w:shd w:val="clear" w:color="auto" w:fill="EEF4F2"/>
+              </w:rPr>
+              <w:t>constructor</w:t>
+            </w:r>
+            <w:r>
+              <w:rPr>
+                <w:sz w:val="16"/>
+                <w:szCs w:val="16"/>
+              </w:rPr>
+              <w:t xml:space="preserve"> en </w:t>
+            </w:r>
+            <w:r>
+              <w:rPr>
+                <w:rFonts w:ascii="Consolas" w:hAnsi="Consolas" w:cs="Consolas"/>
+                <w:sz w:val="14"/>
+                <w:shd w:val="clear" w:color="auto" w:fill="EEF4F2"/>
+              </w:rPr>
+              <w:t>toString</w:t>
+            </w:r>
+            <w:r>
+              <w:rPr>
+                <w:sz w:val="16"/>
+                <w:szCs w:val="16"/>
+              </w:rPr>
+              <w:t xml:space="preserve"> in de voorraadlijst, de camera die uitgaat na de tijdslimiet, de strengere controle van codes en tijdstippen bij het laden, de Node.js-versie van de CI, het alleen-toevoegen-logboek in het SQL-schema en de licentie van TensorFlow.js</w:t>
+            </w:r>
+          </w:p>
+        </w:tc>
+      </w:tr>
+      <w:tr>
+        <w:trPr>
+          <w:cantSplit/>
+        </w:trPr>
+        <w:tc>
+          <w:tcPr>
+            <w:tcW w:w="4337" w:type="dxa"/>
+          </w:tcPr>
+          <w:p>
+            <w:pPr>
+              <w:spacing w:before="20" w:after="20" w:line="240" w:lineRule="auto"/>
+            </w:pPr>
+            <w:r>
+              <w:rPr>
+                <w:rFonts w:ascii="Consolas" w:hAnsi="Consolas" w:cs="Consolas"/>
+                <w:sz w:val="14"/>
+                <w:shd w:val="clear" w:color="auto" w:fill="EEF4F2"/>
+              </w:rPr>
+              <w:t>tests/avg-toets.test.js</w:t>
+            </w:r>
+          </w:p>
+        </w:tc>
+        <w:tc>
+          <w:tcPr>
+            <w:tcW w:w="5301" w:type="dxa"/>
+          </w:tcPr>
+          <w:p>
+            <w:pPr>
+              <w:spacing w:before="20" w:after="20" w:line="240" w:lineRule="auto"/>
+            </w:pPr>
+            <w:r>
+              <w:rPr>
+                <w:sz w:val="16"/>
+                <w:szCs w:val="16"/>
+              </w:rPr>
+              <w:t>Tests voor de aanpassingen uit de AVG-toets: automatisch uitloggen van de beheerder na 5 minuten zonder invoer (met een nep-klok: net onder en precies op 5 minuten, iedere invoer begint opnieuw, open beheerformulieren gaan dicht, de melding en de timer van 10 seconden) en de uitleg over de inhouding op het loon in het productvenster</w:t>
+            </w:r>
+          </w:p>
+        </w:tc>
+      </w:tr>
+      <w:tr>
+        <w:trPr>
+          <w:cantSplit/>
+        </w:trPr>
+        <w:tc>
+          <w:tcPr>
+            <w:tcW w:w="4337" w:type="dxa"/>
+          </w:tcPr>
+          <w:p>
+            <w:pPr>
+              <w:spacing w:before="20" w:after="20" w:line="240" w:lineRule="auto"/>
+            </w:pPr>
+            <w:r>
+              <w:rPr>
+                <w:rFonts w:ascii="Consolas" w:hAnsi="Consolas" w:cs="Consolas"/>
+                <w:sz w:val="14"/>
+                <w:shd w:val="clear" w:color="auto" w:fill="EEF4F2"/>
+              </w:rPr>
+              <w:t>tests/ux-review.test.js</w:t>
+            </w:r>
+          </w:p>
+        </w:tc>
+        <w:tc>
+          <w:tcPr>
+            <w:tcW w:w="5301" w:type="dxa"/>
+          </w:tcPr>
+          <w:p>
+            <w:pPr>
+              <w:spacing w:before="20" w:after="20" w:line="240" w:lineRule="auto"/>
+            </w:pPr>
+            <w:r>
+              <w:rPr>
+                <w:sz w:val="16"/>
+                <w:szCs w:val="16"/>
+              </w:rPr>
+              <w:t xml:space="preserve">Tests voor de verbeteringen uit de UX-review van oktober 2026 (UX 1 t/m UX 12 in de naam van iedere test, daarna 13 en 14): het productvenster dat na 75 seconden vanzelf sluit (met een nep-klok, de waarschuwing en iedere invoer die opnieuw begint), een pas terwijl een venster open is, de knopbalk met </w:t>
+            </w:r>
+            <w:r>
+              <w:rPr>
+                <w:rFonts w:ascii="Consolas" w:hAnsi="Consolas" w:cs="Consolas"/>
+                <w:sz w:val="14"/>
+                <w:shd w:val="clear" w:color="auto" w:fill="EEF4F2"/>
+              </w:rPr>
+              <w:t>Registreren</w:t>
+            </w:r>
+            <w:r>
+              <w:rPr>
+                <w:sz w:val="16"/>
+                <w:szCs w:val="16"/>
+              </w:rPr>
+              <w:t xml:space="preserve">, zoekveld en bedrijfsfilter leeg na registreren, de compacte banner, de pashint, de opmaak van een gekozen product, de grootte van knoppen, de statusregel en de meldingsregio's voor schermlezers, de leesbaarheid, de nieuwe teksten, </w:t>
+            </w:r>
+            <w:r>
+              <w:rPr>
+                <w:rFonts w:ascii="Consolas" w:hAnsi="Consolas" w:cs="Consolas"/>
+                <w:sz w:val="14"/>
+                <w:shd w:val="clear" w:color="auto" w:fill="EEF4F2"/>
+              </w:rPr>
+              <w:t>Registreren</w:t>
+            </w:r>
+            <w:r>
+              <w:rPr>
+                <w:sz w:val="16"/>
+                <w:szCs w:val="16"/>
+              </w:rPr>
+              <w:t xml:space="preserve"> zonder keuze, een productvenster zonder producten zonder knopbalk en loonregel (13) en vensters die altijd bovenaan openen (14)</w:t>
+            </w:r>
+          </w:p>
+        </w:tc>
+      </w:tr>
+      <w:tr>
+        <w:trPr>
+          <w:cantSplit/>
+        </w:trPr>
+        <w:tc>
+          <w:tcPr>
+            <w:tcW w:w="4337" w:type="dxa"/>
+          </w:tcPr>
+          <w:p>
+            <w:pPr>
+              <w:spacing w:before="20" w:after="20" w:line="240" w:lineRule="auto"/>
+            </w:pPr>
+            <w:r>
+              <w:rPr>
+                <w:rFonts w:ascii="Consolas" w:hAnsi="Consolas" w:cs="Consolas"/>
+                <w:sz w:val="14"/>
+                <w:shd w:val="clear" w:color="auto" w:fill="EEF4F2"/>
+              </w:rPr>
+              <w:t>tests/review-oktober.test.js</w:t>
+            </w:r>
+          </w:p>
+        </w:tc>
+        <w:tc>
+          <w:tcPr>
+            <w:tcW w:w="5301" w:type="dxa"/>
+          </w:tcPr>
+          <w:p>
+            <w:pPr>
+              <w:spacing w:before="20" w:after="20" w:line="240" w:lineRule="auto"/>
+            </w:pPr>
+            <w:r>
+              <w:rPr>
+                <w:sz w:val="16"/>
+                <w:szCs w:val="16"/>
+              </w:rPr>
+              <w:t xml:space="preserve">Regressietests voor de review van oktober 2026 (D1 t/m D7, U1 t/m U7, R1 t/m R3 in de naam van iedere test): beschadigde lijsten en volle opslag, dubbele passen, niet-bestaande datums, pasnummers gelijk maken, mislukt wissen, gezichtsherkenning alleen met actieve medewerkers, een scan in het veld </w:t>
+            </w:r>
+            <w:r>
+              <w:rPr>
+                <w:rFonts w:ascii="Consolas" w:hAnsi="Consolas" w:cs="Consolas"/>
+                <w:sz w:val="14"/>
+                <w:shd w:val="clear" w:color="auto" w:fill="EEF4F2"/>
+              </w:rPr>
+              <w:t>Pasnummer</w:t>
+            </w:r>
+            <w:r>
+              <w:rPr>
+                <w:sz w:val="16"/>
+                <w:szCs w:val="16"/>
+              </w:rPr>
+              <w:t xml:space="preserve"> en in het bedrijfsfilter, dubbelklik op </w:t>
+            </w:r>
+            <w:r>
+              <w:rPr>
+                <w:rFonts w:ascii="Consolas" w:hAnsi="Consolas" w:cs="Consolas"/>
+                <w:sz w:val="14"/>
+                <w:shd w:val="clear" w:color="auto" w:fill="EEF4F2"/>
+              </w:rPr>
+              <w:t>Registreren</w:t>
+            </w:r>
+            <w:r>
+              <w:rPr>
+                <w:sz w:val="16"/>
+                <w:szCs w:val="16"/>
+              </w:rPr>
+              <w:t>, een ingedrukt gehouden Enter, de focus na opslaan en (de)activeren, het datumveld na middernacht, toegankelijkheid (live region, tabbladen, bedrijfsfilter) en de cijfervelden</w:t>
+            </w:r>
+          </w:p>
+        </w:tc>
+      </w:tr>
+      <w:tr>
+        <w:trPr>
+          <w:cantSplit/>
+        </w:trPr>
+        <w:tc>
+          <w:tcPr>
+            <w:tcW w:w="4337" w:type="dxa"/>
+          </w:tcPr>
+          <w:p>
+            <w:pPr>
+              <w:spacing w:before="20" w:after="20" w:line="240" w:lineRule="auto"/>
+            </w:pPr>
+            <w:r>
+              <w:rPr>
+                <w:rFonts w:ascii="Consolas" w:hAnsi="Consolas" w:cs="Consolas"/>
+                <w:sz w:val="14"/>
+                <w:shd w:val="clear" w:color="auto" w:fill="EEF4F2"/>
+              </w:rPr>
+              <w:t>.gitattributes</w:t>
+            </w:r>
+          </w:p>
+        </w:tc>
+        <w:tc>
+          <w:tcPr>
+            <w:tcW w:w="5301" w:type="dxa"/>
+          </w:tcPr>
+          <w:p>
+            <w:pPr>
+              <w:spacing w:before="20" w:after="20" w:line="240" w:lineRule="auto"/>
+            </w:pPr>
+            <w:r>
+              <w:rPr>
+                <w:sz w:val="16"/>
+                <w:szCs w:val="16"/>
+              </w:rPr>
+              <w:t xml:space="preserve">Zorgt dat Git de bestanden in </w:t>
+            </w:r>
+            <w:r>
+              <w:rPr>
+                <w:rFonts w:ascii="Consolas" w:hAnsi="Consolas" w:cs="Consolas"/>
+                <w:sz w:val="14"/>
+                <w:shd w:val="clear" w:color="auto" w:fill="EEF4F2"/>
+              </w:rPr>
+              <w:t>assets/vendor/</w:t>
+            </w:r>
+            <w:r>
+              <w:rPr>
+                <w:sz w:val="16"/>
+                <w:szCs w:val="16"/>
+              </w:rPr>
+              <w:t xml:space="preserve"> en </w:t>
+            </w:r>
+            <w:r>
+              <w:rPr>
+                <w:rFonts w:ascii="Consolas" w:hAnsi="Consolas" w:cs="Consolas"/>
+                <w:sz w:val="14"/>
+                <w:shd w:val="clear" w:color="auto" w:fill="EEF4F2"/>
+              </w:rPr>
+              <w:t>assets/fonts/</w:t>
+            </w:r>
+            <w:r>
+              <w:rPr>
+                <w:sz w:val="16"/>
+                <w:szCs w:val="16"/>
+              </w:rPr>
+              <w:t xml:space="preserve"> niet aanpast (geen omzetting van regeleinden), zodat de controlegetallen blijven kloppen</w:t>
+            </w:r>
+          </w:p>
+        </w:tc>
+      </w:tr>
+      <w:tr>
+        <w:trPr>
+          <w:cantSplit/>
+        </w:trPr>
+        <w:tc>
+          <w:tcPr>
+            <w:tcW w:w="4337" w:type="dxa"/>
+          </w:tcPr>
+          <w:p>
+            <w:pPr>
+              <w:spacing w:before="20" w:after="20" w:line="240" w:lineRule="auto"/>
+            </w:pPr>
+            <w:r>
+              <w:rPr>
+                <w:rFonts w:ascii="Consolas" w:hAnsi="Consolas" w:cs="Consolas"/>
+                <w:sz w:val="14"/>
+                <w:shd w:val="clear" w:color="auto" w:fill="EEF4F2"/>
+              </w:rPr>
+              <w:t>tests/e2e/</w:t>
+            </w:r>
+          </w:p>
+        </w:tc>
+        <w:tc>
+          <w:tcPr>
+            <w:tcW w:w="5301" w:type="dxa"/>
+          </w:tcPr>
+          <w:p>
+            <w:pPr>
+              <w:spacing w:before="20" w:after="20" w:line="240" w:lineRule="auto"/>
+            </w:pPr>
+            <w:r>
+              <w:rPr>
+                <w:sz w:val="16"/>
+                <w:szCs w:val="16"/>
+              </w:rPr>
+              <w:t xml:space="preserve">Browsertests (end-to-end): </w:t>
+            </w:r>
+            <w:r>
+              <w:rPr>
+                <w:rFonts w:ascii="Consolas" w:hAnsi="Consolas" w:cs="Consolas"/>
+                <w:sz w:val="14"/>
+                <w:shd w:val="clear" w:color="auto" w:fill="EEF4F2"/>
+              </w:rPr>
+              <w:t>app.e2e.test.js</w:t>
+            </w:r>
+            <w:r>
+              <w:rPr>
+                <w:sz w:val="16"/>
+                <w:szCs w:val="16"/>
+              </w:rPr>
+              <w:t xml:space="preserve"> test de echte pagina in headless Edge of Chrome (21 tests: laden zonder fouten, zoeken, registreren (daarna bij kiezen op naam geen "welkom terug"), </w:t>
+            </w:r>
+            <w:r>
+              <w:rPr>
+                <w:rFonts w:ascii="Consolas" w:hAnsi="Consolas" w:cs="Consolas"/>
+                <w:sz w:val="14"/>
+                <w:shd w:val="clear" w:color="auto" w:fill="EEF4F2"/>
+              </w:rPr>
+              <w:t>Registreren</w:t>
+            </w:r>
+            <w:r>
+              <w:rPr>
+                <w:sz w:val="16"/>
+                <w:szCs w:val="16"/>
+              </w:rPr>
+              <w:t xml:space="preserve"> zonder keuze, Escape en focus, inloggen, thema, pas koppelen en herkennen (ook een tweede scan in het veld </w:t>
+            </w:r>
+            <w:r>
+              <w:rPr>
+                <w:rFonts w:ascii="Consolas" w:hAnsi="Consolas" w:cs="Consolas"/>
+                <w:sz w:val="14"/>
+                <w:shd w:val="clear" w:color="auto" w:fill="EEF4F2"/>
+              </w:rPr>
+              <w:t>Pasnummer</w:t>
+            </w:r>
+            <w:r>
+              <w:rPr>
+                <w:sz w:val="16"/>
+                <w:szCs w:val="16"/>
+              </w:rPr>
+              <w:t xml:space="preserve">), CSV-export, een dubbelklik op </w:t>
+            </w:r>
+            <w:r>
+              <w:rPr>
+                <w:rFonts w:ascii="Consolas" w:hAnsi="Consolas" w:cs="Consolas"/>
+                <w:sz w:val="14"/>
+                <w:shd w:val="clear" w:color="auto" w:fill="EEF4F2"/>
+              </w:rPr>
+              <w:t>Registreren</w:t>
+            </w:r>
+            <w:r>
+              <w:rPr>
+                <w:sz w:val="16"/>
+                <w:szCs w:val="16"/>
+              </w:rPr>
+              <w:t xml:space="preserve">, een scan in het bedrijfsfilter, de focus na opslaan en (de)activeren in het beheer, letters in een cijferveld, het productvenster dat vanzelf sluit, een pas terwijl een venster open is, </w:t>
+            </w:r>
+            <w:r>
+              <w:rPr>
+                <w:rFonts w:ascii="Consolas" w:hAnsi="Consolas" w:cs="Consolas"/>
+                <w:sz w:val="14"/>
+                <w:shd w:val="clear" w:color="auto" w:fill="EEF4F2"/>
+              </w:rPr>
+              <w:t>Registreren</w:t>
+            </w:r>
+            <w:r>
+              <w:rPr>
+                <w:sz w:val="16"/>
+                <w:szCs w:val="16"/>
+              </w:rPr>
+              <w:t xml:space="preserve"> in beeld op een liggende tablet, een telefoon en bij 200% zoom, een leeg zoekveld na registreren, een productvenster zonder producten, vensters die bovenaan openen, en de slimme koelkast: openen met de pas, twee blikjes pakken en de registratie terugzien, en een onbekende pas), </w:t>
+            </w:r>
+            <w:r>
+              <w:rPr>
+                <w:rFonts w:ascii="Consolas" w:hAnsi="Consolas" w:cs="Consolas"/>
+                <w:sz w:val="14"/>
+                <w:shd w:val="clear" w:color="auto" w:fill="EEF4F2"/>
+              </w:rPr>
+              <w:t>browser.js</w:t>
+            </w:r>
+            <w:r>
+              <w:rPr>
+                <w:sz w:val="16"/>
+                <w:szCs w:val="16"/>
+              </w:rPr>
+              <w:t xml:space="preserve"> bevat de webserver en de besturing van de browser via het Chrome DevTools Protocol. Draaien met </w:t>
+            </w:r>
+            <w:r>
+              <w:rPr>
+                <w:rFonts w:ascii="Consolas" w:hAnsi="Consolas" w:cs="Consolas"/>
+                <w:sz w:val="14"/>
+                <w:shd w:val="clear" w:color="auto" w:fill="EEF4F2"/>
+              </w:rPr>
+              <w:t>npm run test:e2e</w:t>
+            </w:r>
+            <w:r>
+              <w:rPr>
+                <w:sz w:val="16"/>
+                <w:szCs w:val="16"/>
+              </w:rPr>
+              <w:t xml:space="preserve">, zonder npm-pakketten. Een andere browser kies je met </w:t>
+            </w:r>
+            <w:r>
+              <w:rPr>
+                <w:rFonts w:ascii="Consolas" w:hAnsi="Consolas" w:cs="Consolas"/>
+                <w:sz w:val="14"/>
+                <w:shd w:val="clear" w:color="auto" w:fill="EEF4F2"/>
+              </w:rPr>
+              <w:t>BROWSER_PATH</w:t>
+            </w:r>
+          </w:p>
+        </w:tc>
+      </w:tr>
+      <w:tr>
+        <w:trPr>
+          <w:cantSplit/>
+        </w:trPr>
+        <w:tc>
+          <w:tcPr>
+            <w:tcW w:w="4337" w:type="dxa"/>
+          </w:tcPr>
+          <w:p>
+            <w:pPr>
+              <w:spacing w:before="20" w:after="20" w:line="240" w:lineRule="auto"/>
+            </w:pPr>
+            <w:r>
+              <w:rPr>
+                <w:rFonts w:ascii="Consolas" w:hAnsi="Consolas" w:cs="Consolas"/>
+                <w:sz w:val="14"/>
+                <w:shd w:val="clear" w:color="auto" w:fill="EEF4F2"/>
+              </w:rPr>
+              <w:t>.github/workflows/ci.yml</w:t>
+            </w:r>
+          </w:p>
+        </w:tc>
+        <w:tc>
+          <w:tcPr>
+            <w:tcW w:w="5301" w:type="dxa"/>
+          </w:tcPr>
+          <w:p>
+            <w:pPr>
+              <w:spacing w:before="20" w:after="20" w:line="240" w:lineRule="auto"/>
+            </w:pPr>
+            <w:r>
+              <w:rPr>
+                <w:sz w:val="16"/>
+                <w:szCs w:val="16"/>
+              </w:rPr>
               <w:t>Voert de unit tests en daarna de browsertests (in Google Chrome) automatisch uit op GitHub met Node.js 24 (LTS), met alleen leesrechten en actions die op een commit-SHA zijn vastgezet</w:t>
             </w:r>
           </w:p>
@@ -8247,7 +8791,7 @@
         </w:numPr>
       </w:pPr>
       <w:bookmarkStart w:id="5" w:name="k3"/>
-      <w:bookmarkStart w:id="6" w:name="_Toc242952343"/>
+      <w:bookmarkStart w:id="6" w:name="_Toc243307989"/>
       <w:r>
         <w:t>DE WEBSITE STARTEN.</w:t>
       </w:r>
@@ -8469,7 +9013,7 @@
         </w:numPr>
       </w:pPr>
       <w:bookmarkStart w:id="7" w:name="k4"/>
-      <w:bookmarkStart w:id="8" w:name="_Toc242952344"/>
+      <w:bookmarkStart w:id="8" w:name="_Toc243307990"/>
       <w:r>
         <w:t>GEBRUIKERSHANDLEIDING.</w:t>
       </w:r>
@@ -8482,7 +9026,7 @@
         <w:keepNext/>
       </w:pPr>
       <w:bookmarkStart w:id="9" w:name="k5"/>
-      <w:bookmarkStart w:id="10" w:name="_Toc242952345"/>
+      <w:bookmarkStart w:id="10" w:name="_Toc243307991"/>
       <w:r>
         <w:t>EEN MEDEWERKER ZOEKEN</w:t>
       </w:r>
@@ -8537,7 +9081,7 @@
         <w:keepNext/>
       </w:pPr>
       <w:bookmarkStart w:id="11" w:name="k6"/>
-      <w:bookmarkStart w:id="12" w:name="_Toc242952346"/>
+      <w:bookmarkStart w:id="12" w:name="_Toc243307992"/>
       <w:r>
         <w:t>EEN PRODUCT REGISTREREN</w:t>
       </w:r>
@@ -8786,7 +9330,7 @@
         <w:keepNext/>
       </w:pPr>
       <w:bookmarkStart w:id="13" w:name="k7"/>
-      <w:bookmarkStart w:id="14" w:name="_Toc242952347"/>
+      <w:bookmarkStart w:id="14" w:name="_Toc243307993"/>
       <w:r>
         <w:t>ADMIN-DASHBOARD OPENEN</w:t>
       </w:r>
@@ -8917,7 +9461,7 @@
         <w:keepNext/>
       </w:pPr>
       <w:bookmarkStart w:id="15" w:name="k8"/>
-      <w:bookmarkStart w:id="16" w:name="_Toc242952348"/>
+      <w:bookmarkStart w:id="16" w:name="_Toc243307994"/>
       <w:r>
         <w:t>REGISTRATIES BEHEREN</w:t>
       </w:r>
@@ -9203,7 +9747,7 @@
         <w:keepNext/>
       </w:pPr>
       <w:bookmarkStart w:id="17" w:name="k9"/>
-      <w:bookmarkStart w:id="18" w:name="_Toc242952349"/>
+      <w:bookmarkStart w:id="18" w:name="_Toc243307995"/>
       <w:r>
         <w:t>MEDEWERKERS BEHEREN</w:t>
       </w:r>
@@ -9537,7 +10081,7 @@
         <w:keepNext/>
       </w:pPr>
       <w:bookmarkStart w:id="19" w:name="k10"/>
-      <w:bookmarkStart w:id="20" w:name="_Toc242952350"/>
+      <w:bookmarkStart w:id="20" w:name="_Toc243307996"/>
       <w:r>
         <w:t>PRODUCTEN BEHEREN</w:t>
       </w:r>
@@ -9665,7 +10209,7 @@
         <w:keepNext/>
       </w:pPr>
       <w:bookmarkStart w:id="21" w:name="k11"/>
-      <w:bookmarkStart w:id="22" w:name="_Toc242952351"/>
+      <w:bookmarkStart w:id="22" w:name="_Toc243307997"/>
       <w:r>
         <w:t>BEDRIJVEN EN CONSUMPTIEPUNTEN BEHEREN</w:t>
       </w:r>
@@ -9828,7 +10372,7 @@
         <w:keepNext/>
       </w:pPr>
       <w:bookmarkStart w:id="23" w:name="k12"/>
-      <w:bookmarkStart w:id="24" w:name="_Toc242952352"/>
+      <w:bookmarkStart w:id="24" w:name="_Toc243307998"/>
       <w:r>
         <w:t>VOORRAAD BEHEREN</w:t>
       </w:r>
@@ -10046,7 +10590,7 @@
         <w:keepNext/>
       </w:pPr>
       <w:bookmarkStart w:id="25" w:name="k13"/>
-      <w:bookmarkStart w:id="26" w:name="_Toc242952353"/>
+      <w:bookmarkStart w:id="26" w:name="_Toc243307999"/>
       <w:r>
         <w:t>LOGBOEK BEKIJKEN</w:t>
       </w:r>
@@ -10086,7 +10630,7 @@
         <w:keepNext/>
       </w:pPr>
       <w:bookmarkStart w:id="27" w:name="k14"/>
-      <w:bookmarkStart w:id="28" w:name="_Toc242952354"/>
+      <w:bookmarkStart w:id="28" w:name="_Toc243308000"/>
       <w:r>
         <w:t>ALLE GEGEVENS WISSEN</w:t>
       </w:r>
@@ -10163,7 +10707,7 @@
       </w:r>
       <w:r>
         <w:tab/>
-        <w:t>De browser vraagt: "Alle medewerkers, registraties, producten, voorraad, het logboek en de reservekopieën op deze tablet wissen?" Klik op OK.</w:t>
+        <w:t>De browser vraagt: "Alle medewerkers, registraties, producten, voorraad, koelkastopeningen, het logboek en de reservekopieën op deze tablet wissen?" Klik op OK.</w:t>
       </w:r>
     </w:p>
     <w:p>
@@ -10212,7 +10756,7 @@
         <w:keepNext/>
       </w:pPr>
       <w:bookmarkStart w:id="29" w:name="k15"/>
-      <w:bookmarkStart w:id="30" w:name="_Toc242952355"/>
+      <w:bookmarkStart w:id="30" w:name="_Toc243308001"/>
       <w:r>
         <w:t>MODAL SLUITEN EN UITLOGGEN</w:t>
       </w:r>
@@ -10286,7 +10830,7 @@
         <w:keepNext/>
       </w:pPr>
       <w:bookmarkStart w:id="31" w:name="k16"/>
-      <w:bookmarkStart w:id="32" w:name="_Toc242952356"/>
+      <w:bookmarkStart w:id="32" w:name="_Toc243308002"/>
       <w:r>
         <w:t>CSV EXPORTEREN</w:t>
       </w:r>
@@ -10670,7 +11214,7 @@
         <w:keepNext/>
       </w:pPr>
       <w:bookmarkStart w:id="33" w:name="k17"/>
-      <w:bookmarkStart w:id="34" w:name="_Toc242952357"/>
+      <w:bookmarkStart w:id="34" w:name="_Toc243308003"/>
       <w:r>
         <w:t>LICHT OF DONKER THEMA</w:t>
       </w:r>
@@ -10777,7 +11321,7 @@
         <w:keepNext/>
       </w:pPr>
       <w:bookmarkStart w:id="35" w:name="k18"/>
-      <w:bookmarkStart w:id="36" w:name="_Toc242952358"/>
+      <w:bookmarkStart w:id="36" w:name="_Toc243308004"/>
       <w:r>
         <w:t>WELKOM EN "ZELFDE ALS VORIGE KEER"</w:t>
       </w:r>
@@ -10864,7 +11408,7 @@
         <w:keepNext/>
       </w:pPr>
       <w:bookmarkStart w:id="37" w:name="k19"/>
-      <w:bookmarkStart w:id="38" w:name="_Toc242952359"/>
+      <w:bookmarkStart w:id="38" w:name="_Toc243308005"/>
       <w:r>
         <w:t>DEMO GEZICHTSHERKENNING</w:t>
       </w:r>
@@ -11072,7 +11616,7 @@
         <w:keepNext/>
       </w:pPr>
       <w:bookmarkStart w:id="39" w:name="k20"/>
-      <w:bookmarkStart w:id="40" w:name="_Toc242952360"/>
+      <w:bookmarkStart w:id="40" w:name="_Toc243308006"/>
       <w:r>
         <w:t>HERKENNEN MET DE PAS</w:t>
       </w:r>
@@ -11260,6 +11804,576 @@
     </w:p>
     <w:p>
       <w:pPr>
+        <w:pStyle w:val="Kop2"/>
+        <w:keepNext/>
+      </w:pPr>
+      <w:bookmarkStart w:id="41" w:name="k21"/>
+      <w:bookmarkStart w:id="42" w:name="_Toc243308007"/>
+      <w:r>
+        <w:t>SLIMME KOELKAST (DEMO)</w:t>
+      </w:r>
+      <w:bookmarkEnd w:id="41"/>
+      <w:bookmarkEnd w:id="42"/>
+    </w:p>
+    <w:p>
+      <w:r>
+        <w:t xml:space="preserve">De slimme koelkast laat zien hoe het advies uit het TO (bijlage B) zou werken: een koelkast met een slot en een weegschaal per schap, die je opent met je pas. Wat je pakt, wordt aan de hand van het gewicht vanzelf geregistreerd. Het slot en de weegschalen zijn nagebootst. De simulatie staat aan met </w:t>
+      </w:r>
+      <w:r>
+        <w:rPr>
+          <w:rFonts w:ascii="Consolas" w:hAnsi="Consolas" w:cs="Consolas"/>
+          <w:sz w:val="18"/>
+          <w:shd w:val="clear" w:color="auto" w:fill="EEF4F2"/>
+        </w:rPr>
+        <w:t>SMART_FRIDGE.enabled</w:t>
+      </w:r>
+      <w:r>
+        <w:t xml:space="preserve"> in </w:t>
+      </w:r>
+      <w:r>
+        <w:rPr>
+          <w:rFonts w:ascii="Consolas" w:hAnsi="Consolas" w:cs="Consolas"/>
+          <w:sz w:val="18"/>
+          <w:shd w:val="clear" w:color="auto" w:fill="EEF4F2"/>
+        </w:rPr>
+        <w:t>config.js</w:t>
+      </w:r>
+      <w:r>
+        <w:t xml:space="preserve">. Staat die op </w:t>
+      </w:r>
+      <w:r>
+        <w:rPr>
+          <w:rFonts w:ascii="Consolas" w:hAnsi="Consolas" w:cs="Consolas"/>
+          <w:sz w:val="18"/>
+          <w:shd w:val="clear" w:color="auto" w:fill="EEF4F2"/>
+        </w:rPr>
+        <w:t>false</w:t>
+      </w:r>
+      <w:r>
+        <w:t xml:space="preserve">, dan zijn de knop en het tabblad Koelkast weg. Registreren met </w:t>
+      </w:r>
+      <w:r>
+        <w:rPr>
+          <w:rFonts w:ascii="Consolas" w:hAnsi="Consolas" w:cs="Consolas"/>
+          <w:sz w:val="18"/>
+          <w:shd w:val="clear" w:color="auto" w:fill="EEF4F2"/>
+        </w:rPr>
+        <w:t>+</w:t>
+      </w:r>
+      <w:r>
+        <w:t xml:space="preserve"> en </w:t>
+      </w:r>
+      <w:r>
+        <w:rPr>
+          <w:rFonts w:ascii="Consolas" w:hAnsi="Consolas" w:cs="Consolas"/>
+          <w:sz w:val="18"/>
+          <w:shd w:val="clear" w:color="auto" w:fill="EEF4F2"/>
+        </w:rPr>
+        <w:t>−</w:t>
+      </w:r>
+      <w:r>
+        <w:t xml:space="preserve"> werkt daarnaast gewoon.</w:t>
+      </w:r>
+    </w:p>
+    <w:p>
+      <w:r>
+        <w:t>Voor de medewerker:</w:t>
+      </w:r>
+    </w:p>
+    <w:p>
+      <w:pPr>
+        <w:pStyle w:val="Lijstalinea"/>
+        <w:tabs>
+          <w:tab w:val="left" w:pos="720"/>
+        </w:tabs>
+        <w:spacing w:after="60"/>
+        <w:ind w:hanging="360"/>
+        <w:contextualSpacing w:val="0"/>
+      </w:pPr>
+      <w:r>
+        <w:rPr>
+          <w:b/>
+          <w:bCs/>
+          <w:color w:val="38B5A8"/>
+        </w:rPr>
+        <w:t>1.</w:t>
+      </w:r>
+      <w:r>
+        <w:tab/>
+        <w:t xml:space="preserve">Tik op de beginpagina op </w:t>
+      </w:r>
+      <w:r>
+        <w:rPr>
+          <w:rFonts w:ascii="Consolas" w:hAnsi="Consolas" w:cs="Consolas"/>
+          <w:sz w:val="18"/>
+          <w:shd w:val="clear" w:color="auto" w:fill="EEF4F2"/>
+        </w:rPr>
+        <w:t>Slimme koelkast (demo)</w:t>
+      </w:r>
+      <w:r>
+        <w:t>. Je ziet een koelkast die "Op slot" is en "Houd je pas tegen de lezer om de koelkast te openen".</w:t>
+      </w:r>
+    </w:p>
+    <w:p>
+      <w:pPr>
+        <w:pStyle w:val="Lijstalinea"/>
+        <w:tabs>
+          <w:tab w:val="left" w:pos="720"/>
+        </w:tabs>
+        <w:spacing w:after="60"/>
+        <w:ind w:hanging="360"/>
+        <w:contextualSpacing w:val="0"/>
+      </w:pPr>
+      <w:r>
+        <w:rPr>
+          <w:b/>
+          <w:bCs/>
+          <w:color w:val="38B5A8"/>
+        </w:rPr>
+        <w:t>2.</w:t>
+      </w:r>
+      <w:r>
+        <w:tab/>
+        <w:t xml:space="preserve">Houd je pas tegen de lezer (de pas moet zijn gekoppeld, zie 4.5). Heb je geen lezer, kies dan in het vak "Demo zonder pasjeslezer" een medewerker en tik op </w:t>
+      </w:r>
+      <w:r>
+        <w:rPr>
+          <w:rFonts w:ascii="Consolas" w:hAnsi="Consolas" w:cs="Consolas"/>
+          <w:sz w:val="18"/>
+          <w:shd w:val="clear" w:color="auto" w:fill="EEF4F2"/>
+        </w:rPr>
+        <w:t>Openen (demo)</w:t>
+      </w:r>
+      <w:r>
+        <w:t>.</w:t>
+      </w:r>
+    </w:p>
+    <w:p>
+      <w:pPr>
+        <w:pStyle w:val="Lijstalinea"/>
+        <w:tabs>
+          <w:tab w:val="left" w:pos="720"/>
+        </w:tabs>
+        <w:spacing w:after="60"/>
+        <w:ind w:hanging="360"/>
+        <w:contextualSpacing w:val="0"/>
+      </w:pPr>
+      <w:r>
+        <w:rPr>
+          <w:b/>
+          <w:bCs/>
+          <w:color w:val="38B5A8"/>
+        </w:rPr>
+        <w:t>3.</w:t>
+      </w:r>
+      <w:r>
+        <w:tab/>
+      </w:r>
+      <w:r>
+        <w:t xml:space="preserve">De deur is open. Per schap zie je het product en hoeveel er liggen. Tik op een schap om een product te pakken. Onder de koelkast staat wat je in de hand hebt, bijvoorbeeld "In je hand: 2× Blikje". Zet je iets terug, tik dan op </w:t>
+      </w:r>
+      <w:r>
+        <w:rPr>
+          <w:rFonts w:ascii="Consolas" w:hAnsi="Consolas" w:cs="Consolas"/>
+          <w:sz w:val="18"/>
+          <w:shd w:val="clear" w:color="auto" w:fill="EEF4F2"/>
+        </w:rPr>
+        <w:t>Terugleggen</w:t>
+      </w:r>
+      <w:r>
+        <w:t xml:space="preserve"> bij dat schap.</w:t>
+      </w:r>
+    </w:p>
+    <w:p>
+      <w:pPr>
+        <w:pStyle w:val="Lijstalinea"/>
+        <w:tabs>
+          <w:tab w:val="left" w:pos="720"/>
+        </w:tabs>
+        <w:ind w:hanging="360"/>
+        <w:contextualSpacing w:val="0"/>
+      </w:pPr>
+      <w:r>
+        <w:rPr>
+          <w:b/>
+          <w:bCs/>
+          <w:color w:val="38B5A8"/>
+        </w:rPr>
+        <w:t>4.</w:t>
+      </w:r>
+      <w:r>
+        <w:tab/>
+        <w:t xml:space="preserve">Tik op </w:t>
+      </w:r>
+      <w:r>
+        <w:rPr>
+          <w:rFonts w:ascii="Consolas" w:hAnsi="Consolas" w:cs="Consolas"/>
+          <w:sz w:val="18"/>
+          <w:shd w:val="clear" w:color="auto" w:fill="EEF4F2"/>
+        </w:rPr>
+        <w:t>Deur dicht</w:t>
+      </w:r>
+      <w:r>
+        <w:t xml:space="preserve">. Het slot gaat dicht en de koelkast weegt de schappen. Je ziet bijvoorbeeld "Je hebt gepakt: 2× Blikje" en "Dit is geregistreerd op naam van Lotte van Dijk. De koelkast is weer op slot." Tik op </w:t>
+      </w:r>
+      <w:r>
+        <w:rPr>
+          <w:rFonts w:ascii="Consolas" w:hAnsi="Consolas" w:cs="Consolas"/>
+          <w:sz w:val="18"/>
+          <w:shd w:val="clear" w:color="auto" w:fill="EEF4F2"/>
+        </w:rPr>
+        <w:t>Klaar</w:t>
+      </w:r>
+      <w:r>
+        <w:t>.</w:t>
+      </w:r>
+    </w:p>
+    <w:p>
+      <w:r>
+        <w:t>Goed om te weten:</w:t>
+      </w:r>
+    </w:p>
+    <w:p>
+      <w:pPr>
+        <w:pStyle w:val="Lijstalinea"/>
+        <w:numPr>
+          <w:ilvl w:val="0"/>
+          <w:numId w:val="3"/>
+        </w:numPr>
+        <w:spacing w:after="60"/>
+        <w:contextualSpacing w:val="0"/>
+      </w:pPr>
+      <w:r>
+        <w:t>Een onbekende pas of de pas van een inactieve medewerker laat de koelkast dicht: "Deze pas is niet gekoppeld aan een medewerker. De koelkast blijft dicht."</w:t>
+      </w:r>
+    </w:p>
+    <w:p>
+      <w:pPr>
+        <w:pStyle w:val="Lijstalinea"/>
+        <w:numPr>
+          <w:ilvl w:val="0"/>
+          <w:numId w:val="3"/>
+        </w:numPr>
+        <w:spacing w:after="60"/>
+        <w:contextualSpacing w:val="0"/>
+      </w:pPr>
+      <w:r>
+        <w:t>Een tweede pas terwijl de deur open is, telt niet: "De koelkast is al open. Sluit eerst de deur." Alles wat je pakt, staat op naam van wie de deur opende.</w:t>
+      </w:r>
+    </w:p>
+    <w:p>
+      <w:pPr>
+        <w:pStyle w:val="Lijstalinea"/>
+        <w:numPr>
+          <w:ilvl w:val="0"/>
+          <w:numId w:val="3"/>
+        </w:numPr>
+        <w:spacing w:after="60"/>
+        <w:contextualSpacing w:val="0"/>
+      </w:pPr>
+      <w:r>
+        <w:t>Staat de deur langer dan een minuut open, dan verschijnt "De deur staat al lang open. Sluit de deur."</w:t>
+      </w:r>
+    </w:p>
+    <w:p>
+      <w:pPr>
+        <w:pStyle w:val="Lijstalinea"/>
+        <w:numPr>
+          <w:ilvl w:val="0"/>
+          <w:numId w:val="3"/>
+        </w:numPr>
+        <w:spacing w:after="60"/>
+        <w:contextualSpacing w:val="0"/>
+      </w:pPr>
+      <w:r>
+        <w:t>Heb je niets gepakt, dan wordt er niets geregistreerd ("Je hebt niets gepakt"). Escape met de deur open sluit de deur.</w:t>
+      </w:r>
+    </w:p>
+    <w:p>
+      <w:pPr>
+        <w:pStyle w:val="Lijstalinea"/>
+        <w:numPr>
+          <w:ilvl w:val="0"/>
+          <w:numId w:val="3"/>
+        </w:numPr>
+        <w:spacing w:after="60"/>
+        <w:contextualSpacing w:val="0"/>
+      </w:pPr>
+      <w:r>
+        <w:t xml:space="preserve">Klopt het gewicht van een schap niet (in de demo na een tik op </w:t>
+      </w:r>
+      <w:r>
+        <w:rPr>
+          <w:rFonts w:ascii="Consolas" w:hAnsi="Consolas" w:cs="Consolas"/>
+          <w:sz w:val="18"/>
+          <w:shd w:val="clear" w:color="auto" w:fill="EEF4F2"/>
+        </w:rPr>
+        <w:t>Iets anders op schap 1 leggen (demo)</w:t>
+      </w:r>
+      <w:r>
+        <w:t>), dan wordt dat schap niet geregistreerd en kijkt de beheerder ernaar. De andere schappen worden wel geregistreerd.</w:t>
+      </w:r>
+    </w:p>
+    <w:p>
+      <w:pPr>
+        <w:pStyle w:val="Lijstalinea"/>
+        <w:numPr>
+          <w:ilvl w:val="0"/>
+          <w:numId w:val="3"/>
+        </w:numPr>
+        <w:contextualSpacing w:val="0"/>
+      </w:pPr>
+      <w:r>
+        <w:t>Wordt de pagina herladen terwijl de deur open is, dan is er niets opgeslagen.</w:t>
+      </w:r>
+    </w:p>
+    <w:p>
+      <w:r>
+        <w:t xml:space="preserve">Voor de beheerder staat in het beheer het tabblad </w:t>
+      </w:r>
+      <w:r>
+        <w:rPr>
+          <w:rFonts w:ascii="Consolas" w:hAnsi="Consolas" w:cs="Consolas"/>
+          <w:sz w:val="18"/>
+          <w:shd w:val="clear" w:color="auto" w:fill="EEF4F2"/>
+        </w:rPr>
+        <w:t>Koelkast</w:t>
+      </w:r>
+      <w:r>
+        <w:t>:</w:t>
+      </w:r>
+    </w:p>
+    <w:p>
+      <w:pPr>
+        <w:pStyle w:val="Lijstalinea"/>
+        <w:tabs>
+          <w:tab w:val="left" w:pos="720"/>
+        </w:tabs>
+        <w:spacing w:after="60"/>
+        <w:ind w:hanging="360"/>
+        <w:contextualSpacing w:val="0"/>
+      </w:pPr>
+      <w:r>
+        <w:rPr>
+          <w:b/>
+          <w:bCs/>
+          <w:color w:val="38B5A8"/>
+        </w:rPr>
+        <w:t>1.</w:t>
+      </w:r>
+      <w:r>
+        <w:tab/>
+        <w:t>Kies een consumptiepunt.</w:t>
+      </w:r>
+    </w:p>
+    <w:p>
+      <w:pPr>
+        <w:pStyle w:val="Lijstalinea"/>
+        <w:tabs>
+          <w:tab w:val="left" w:pos="720"/>
+        </w:tabs>
+        <w:spacing w:after="60"/>
+        <w:ind w:hanging="360"/>
+        <w:contextualSpacing w:val="0"/>
+      </w:pPr>
+      <w:r>
+        <w:rPr>
+          <w:b/>
+          <w:bCs/>
+          <w:color w:val="38B5A8"/>
+        </w:rPr>
+        <w:t>2.</w:t>
+      </w:r>
+      <w:r>
+        <w:tab/>
+      </w:r>
+      <w:r>
+        <w:t xml:space="preserve">Kies per schap een product (alleen producten die het punt aanbiedt) of </w:t>
+      </w:r>
+      <w:r>
+        <w:rPr>
+          <w:rFonts w:ascii="Consolas" w:hAnsi="Consolas" w:cs="Consolas"/>
+          <w:sz w:val="18"/>
+          <w:shd w:val="clear" w:color="auto" w:fill="EEF4F2"/>
+        </w:rPr>
+        <w:t>Leeg schap</w:t>
+      </w:r>
+      <w:r>
+        <w:t>, en vul het gewicht van één stuk in gram in (1 tot en met 5000).</w:t>
+      </w:r>
+    </w:p>
+    <w:p>
+      <w:pPr>
+        <w:pStyle w:val="Lijstalinea"/>
+        <w:tabs>
+          <w:tab w:val="left" w:pos="720"/>
+        </w:tabs>
+        <w:ind w:hanging="360"/>
+        <w:contextualSpacing w:val="0"/>
+      </w:pPr>
+      <w:r>
+        <w:rPr>
+          <w:b/>
+          <w:bCs/>
+          <w:color w:val="38B5A8"/>
+        </w:rPr>
+        <w:t>3.</w:t>
+      </w:r>
+      <w:r>
+        <w:tab/>
+        <w:t xml:space="preserve">Klik op </w:t>
+      </w:r>
+      <w:r>
+        <w:rPr>
+          <w:rFonts w:ascii="Consolas" w:hAnsi="Consolas" w:cs="Consolas"/>
+          <w:sz w:val="18"/>
+          <w:shd w:val="clear" w:color="auto" w:fill="EEF4F2"/>
+        </w:rPr>
+        <w:t>Indeling opslaan</w:t>
+      </w:r>
+      <w:r>
+        <w:t>. In het logboek komt "Koelkastindeling gewijzigd".</w:t>
+      </w:r>
+    </w:p>
+    <w:p>
+      <w:r>
+        <w:t xml:space="preserve">Zonder eigen indeling geldt de standaardindeling uit </w:t>
+      </w:r>
+      <w:r>
+        <w:rPr>
+          <w:rFonts w:ascii="Consolas" w:hAnsi="Consolas" w:cs="Consolas"/>
+          <w:sz w:val="18"/>
+          <w:shd w:val="clear" w:color="auto" w:fill="EEF4F2"/>
+        </w:rPr>
+        <w:t>config.js</w:t>
+      </w:r>
+      <w:r>
+        <w:t xml:space="preserve"> (schap 1 Blikje 350 gram, schap 2 Yoghurt 150 gram, schap 3 Ei 60 gram). Onder de indeling staan de laatste 10 openingen met datum en tijd, medewerker, wat er is gepakt en de status: </w:t>
+      </w:r>
+      <w:r>
+        <w:rPr>
+          <w:rFonts w:ascii="Consolas" w:hAnsi="Consolas" w:cs="Consolas"/>
+          <w:sz w:val="18"/>
+          <w:shd w:val="clear" w:color="auto" w:fill="EEF4F2"/>
+        </w:rPr>
+        <w:t>Geregistreerd</w:t>
+      </w:r>
+      <w:r>
+        <w:t xml:space="preserve">, </w:t>
+      </w:r>
+      <w:r>
+        <w:rPr>
+          <w:rFonts w:ascii="Consolas" w:hAnsi="Consolas" w:cs="Consolas"/>
+          <w:sz w:val="18"/>
+          <w:shd w:val="clear" w:color="auto" w:fill="EEF4F2"/>
+        </w:rPr>
+        <w:t>Niets gepakt</w:t>
+      </w:r>
+      <w:r>
+        <w:t xml:space="preserve"> of </w:t>
+      </w:r>
+      <w:r>
+        <w:rPr>
+          <w:rFonts w:ascii="Consolas" w:hAnsi="Consolas" w:cs="Consolas"/>
+          <w:sz w:val="18"/>
+          <w:shd w:val="clear" w:color="auto" w:fill="EEF4F2"/>
+        </w:rPr>
+        <w:t>Controle nodig</w:t>
+      </w:r>
+      <w:r>
+        <w:t xml:space="preserve"> met de reden. Iedere opening geeft één logboekregel ("Koelkast geopend" of "Koelkast: controle nodig"). Registraties van de koelkast staan in de registratietabel met het label </w:t>
+      </w:r>
+      <w:r>
+        <w:rPr>
+          <w:rFonts w:ascii="Consolas" w:hAnsi="Consolas" w:cs="Consolas"/>
+          <w:sz w:val="18"/>
+          <w:shd w:val="clear" w:color="auto" w:fill="EEF4F2"/>
+        </w:rPr>
+        <w:t>Koelkast</w:t>
+      </w:r>
+      <w:r>
+        <w:t xml:space="preserve"> en tellen gewoon mee in de totalen en de CSV-export. Een fout corrigeer je met </w:t>
+      </w:r>
+      <w:r>
+        <w:rPr>
+          <w:rFonts w:ascii="Consolas" w:hAnsi="Consolas" w:cs="Consolas"/>
+          <w:sz w:val="18"/>
+          <w:shd w:val="clear" w:color="auto" w:fill="EEF4F2"/>
+        </w:rPr>
+        <w:t>+</w:t>
+      </w:r>
+      <w:r>
+        <w:t xml:space="preserve"> of </w:t>
+      </w:r>
+      <w:r>
+        <w:rPr>
+          <w:rFonts w:ascii="Consolas" w:hAnsi="Consolas" w:cs="Consolas"/>
+          <w:sz w:val="18"/>
+          <w:shd w:val="clear" w:color="auto" w:fill="EEF4F2"/>
+        </w:rPr>
+        <w:t>−</w:t>
+      </w:r>
+      <w:r>
+        <w:t xml:space="preserve"> (zie 4.4). De instellingen in </w:t>
+      </w:r>
+      <w:r>
+        <w:rPr>
+          <w:rFonts w:ascii="Consolas" w:hAnsi="Consolas" w:cs="Consolas"/>
+          <w:sz w:val="18"/>
+          <w:shd w:val="clear" w:color="auto" w:fill="EEF4F2"/>
+        </w:rPr>
+        <w:t>config.js</w:t>
+      </w:r>
+      <w:r>
+        <w:t xml:space="preserve"> (</w:t>
+      </w:r>
+      <w:r>
+        <w:rPr>
+          <w:rFonts w:ascii="Consolas" w:hAnsi="Consolas" w:cs="Consolas"/>
+          <w:sz w:val="18"/>
+          <w:shd w:val="clear" w:color="auto" w:fill="EEF4F2"/>
+        </w:rPr>
+        <w:t>SMART_FRIDGE</w:t>
+      </w:r>
+      <w:r>
+        <w:t>) zijn onder andere de tolerantie (</w:t>
+      </w:r>
+      <w:r>
+        <w:rPr>
+          <w:rFonts w:ascii="Consolas" w:hAnsi="Consolas" w:cs="Consolas"/>
+          <w:sz w:val="18"/>
+          <w:shd w:val="clear" w:color="auto" w:fill="EEF4F2"/>
+        </w:rPr>
+        <w:t>toleranceRatio</w:t>
+      </w:r>
+      <w:r>
+        <w:t>, 15 procent), het aantal schappen, de standaardindeling, de waarschuwing bij een open deur (</w:t>
+      </w:r>
+      <w:r>
+        <w:rPr>
+          <w:rFonts w:ascii="Consolas" w:hAnsi="Consolas" w:cs="Consolas"/>
+          <w:sz w:val="18"/>
+          <w:shd w:val="clear" w:color="auto" w:fill="EEF4F2"/>
+        </w:rPr>
+        <w:t>doorWarningMs</w:t>
+      </w:r>
+      <w:r>
+        <w:t>, 60 seconden) en wanneer het venster vanzelf sluit (</w:t>
+      </w:r>
+      <w:r>
+        <w:rPr>
+          <w:rFonts w:ascii="Consolas" w:hAnsi="Consolas" w:cs="Consolas"/>
+          <w:sz w:val="18"/>
+          <w:shd w:val="clear" w:color="auto" w:fill="EEF4F2"/>
+        </w:rPr>
+        <w:t>idleCloseMs</w:t>
+      </w:r>
+      <w:r>
+        <w:t>, 60 seconden).</w:t>
+      </w:r>
+    </w:p>
+    <w:p>
+      <w:pPr>
         <w:pStyle w:val="Kop1"/>
         <w:keepNext/>
         <w:pageBreakBefore/>
@@ -11268,8 +12382,8 @@
           <w:numId w:val="37"/>
         </w:numPr>
       </w:pPr>
-      <w:bookmarkStart w:id="41" w:name="k21"/>
-      <w:bookmarkStart w:id="42" w:name="_Toc242952361"/>
+      <w:bookmarkStart w:id="43" w:name="k22"/>
+      <w:bookmarkStart w:id="44" w:name="_Toc243308008"/>
       <w:r>
         <w:t xml:space="preserve">UITLEG VAN </w:t>
       </w:r>
@@ -11284,21 +12398,21 @@
       <w:r>
         <w:t>.</w:t>
       </w:r>
-      <w:bookmarkEnd w:id="41"/>
-      <w:bookmarkEnd w:id="42"/>
+      <w:bookmarkEnd w:id="43"/>
+      <w:bookmarkEnd w:id="44"/>
     </w:p>
     <w:p>
       <w:pPr>
         <w:pStyle w:val="Kop2"/>
         <w:keepNext/>
       </w:pPr>
-      <w:bookmarkStart w:id="43" w:name="k22"/>
-      <w:bookmarkStart w:id="44" w:name="_Toc242952362"/>
+      <w:bookmarkStart w:id="45" w:name="k23"/>
+      <w:bookmarkStart w:id="46" w:name="_Toc243308009"/>
       <w:r>
         <w:t>METADATA EN EXTERNE BESTANDEN</w:t>
       </w:r>
-      <w:bookmarkEnd w:id="43"/>
-      <w:bookmarkEnd w:id="44"/>
+      <w:bookmarkEnd w:id="45"/>
+      <w:bookmarkEnd w:id="46"/>
     </w:p>
     <w:p>
       <w:r>
@@ -11568,13 +12682,13 @@
         <w:pStyle w:val="Kop2"/>
         <w:keepNext/>
       </w:pPr>
-      <w:bookmarkStart w:id="45" w:name="k23"/>
-      <w:bookmarkStart w:id="46" w:name="_Toc242952363"/>
+      <w:bookmarkStart w:id="47" w:name="k24"/>
+      <w:bookmarkStart w:id="48" w:name="_Toc243308010"/>
       <w:r>
         <w:t>NAVIGATIEBALK</w:t>
       </w:r>
-      <w:bookmarkEnd w:id="45"/>
-      <w:bookmarkEnd w:id="46"/>
+      <w:bookmarkEnd w:id="47"/>
+      <w:bookmarkEnd w:id="48"/>
     </w:p>
     <w:p>
       <w:r>
@@ -11781,13 +12895,13 @@
         <w:pStyle w:val="Kop2"/>
         <w:keepNext/>
       </w:pPr>
-      <w:bookmarkStart w:id="47" w:name="k24"/>
-      <w:bookmarkStart w:id="48" w:name="_Toc242952364"/>
+      <w:bookmarkStart w:id="49" w:name="k25"/>
+      <w:bookmarkStart w:id="50" w:name="_Toc243308011"/>
       <w:r>
         <w:t>HERO-GEDEELTE</w:t>
       </w:r>
-      <w:bookmarkEnd w:id="47"/>
-      <w:bookmarkEnd w:id="48"/>
+      <w:bookmarkEnd w:id="49"/>
+      <w:bookmarkEnd w:id="50"/>
     </w:p>
     <w:p>
       <w:r>
@@ -11826,13 +12940,13 @@
         <w:pStyle w:val="Kop2"/>
         <w:keepNext/>
       </w:pPr>
-      <w:bookmarkStart w:id="49" w:name="k25"/>
-      <w:bookmarkStart w:id="50" w:name="_Toc242952365"/>
+      <w:bookmarkStart w:id="51" w:name="k26"/>
+      <w:bookmarkStart w:id="52" w:name="_Toc243308012"/>
       <w:r>
         <w:t>MEDEWERKERLIJST</w:t>
       </w:r>
-      <w:bookmarkEnd w:id="49"/>
-      <w:bookmarkEnd w:id="50"/>
+      <w:bookmarkEnd w:id="51"/>
+      <w:bookmarkEnd w:id="52"/>
     </w:p>
     <w:p>
       <w:r>
@@ -12163,13 +13277,13 @@
         <w:pStyle w:val="Kop2"/>
         <w:keepNext/>
       </w:pPr>
-      <w:bookmarkStart w:id="51" w:name="k26"/>
-      <w:bookmarkStart w:id="52" w:name="_Toc242952366"/>
+      <w:bookmarkStart w:id="53" w:name="k27"/>
+      <w:bookmarkStart w:id="54" w:name="_Toc243308013"/>
       <w:r>
         <w:t>STATISTIEKEN</w:t>
       </w:r>
-      <w:bookmarkEnd w:id="51"/>
-      <w:bookmarkEnd w:id="52"/>
+      <w:bookmarkEnd w:id="53"/>
+      <w:bookmarkEnd w:id="54"/>
     </w:p>
     <w:p>
       <w:r>
@@ -12246,13 +13360,13 @@
         <w:pStyle w:val="Kop2"/>
         <w:keepNext/>
       </w:pPr>
-      <w:bookmarkStart w:id="53" w:name="k27"/>
-      <w:bookmarkStart w:id="54" w:name="_Toc242952367"/>
+      <w:bookmarkStart w:id="55" w:name="k28"/>
+      <w:bookmarkStart w:id="56" w:name="_Toc243308014"/>
       <w:r>
         <w:t>VENSTERS (MODALS)</w:t>
       </w:r>
-      <w:bookmarkEnd w:id="53"/>
-      <w:bookmarkEnd w:id="54"/>
+      <w:bookmarkEnd w:id="55"/>
+      <w:bookmarkEnd w:id="56"/>
     </w:p>
     <w:p>
       <w:r>
@@ -12878,13 +13992,13 @@
         <w:pStyle w:val="Kop2"/>
         <w:keepNext/>
       </w:pPr>
-      <w:bookmarkStart w:id="55" w:name="k28"/>
-      <w:bookmarkStart w:id="56" w:name="_Toc242952368"/>
+      <w:bookmarkStart w:id="57" w:name="k29"/>
+      <w:bookmarkStart w:id="58" w:name="_Toc243308015"/>
       <w:r>
         <w:t>WAARSCHUWING BIJ OPENEN ALS LOS BESTAND</w:t>
       </w:r>
-      <w:bookmarkEnd w:id="55"/>
-      <w:bookmarkEnd w:id="56"/>
+      <w:bookmarkEnd w:id="57"/>
+      <w:bookmarkEnd w:id="58"/>
     </w:p>
     <w:p>
       <w:r>
@@ -12923,8 +14037,8 @@
           <w:numId w:val="37"/>
         </w:numPr>
       </w:pPr>
-      <w:bookmarkStart w:id="57" w:name="k29"/>
-      <w:bookmarkStart w:id="58" w:name="_Toc242952369"/>
+      <w:bookmarkStart w:id="59" w:name="k30"/>
+      <w:bookmarkStart w:id="60" w:name="_Toc243308016"/>
       <w:r>
         <w:t xml:space="preserve">UITLEG VAN </w:t>
       </w:r>
@@ -12939,21 +14053,21 @@
       <w:r>
         <w:t>.</w:t>
       </w:r>
-      <w:bookmarkEnd w:id="57"/>
-      <w:bookmarkEnd w:id="58"/>
+      <w:bookmarkEnd w:id="59"/>
+      <w:bookmarkEnd w:id="60"/>
     </w:p>
     <w:p>
       <w:pPr>
         <w:pStyle w:val="Kop2"/>
         <w:keepNext/>
       </w:pPr>
-      <w:bookmarkStart w:id="59" w:name="k30"/>
-      <w:bookmarkStart w:id="60" w:name="_Toc242952370"/>
+      <w:bookmarkStart w:id="61" w:name="k31"/>
+      <w:bookmarkStart w:id="62" w:name="_Toc243308017"/>
       <w:r>
         <w:t>CSS-VARIABELEN</w:t>
       </w:r>
-      <w:bookmarkEnd w:id="59"/>
-      <w:bookmarkEnd w:id="60"/>
+      <w:bookmarkEnd w:id="61"/>
+      <w:bookmarkEnd w:id="62"/>
     </w:p>
     <w:p>
       <w:r>
@@ -13622,13 +14736,13 @@
         <w:pStyle w:val="Kop2"/>
         <w:keepNext/>
       </w:pPr>
-      <w:bookmarkStart w:id="61" w:name="k31"/>
-      <w:bookmarkStart w:id="62" w:name="_Toc242952371"/>
+      <w:bookmarkStart w:id="63" w:name="k32"/>
+      <w:bookmarkStart w:id="64" w:name="_Toc243308018"/>
       <w:r>
         <w:t>LAYOUT</w:t>
       </w:r>
-      <w:bookmarkEnd w:id="61"/>
-      <w:bookmarkEnd w:id="62"/>
+      <w:bookmarkEnd w:id="63"/>
+      <w:bookmarkEnd w:id="64"/>
     </w:p>
     <w:p>
       <w:r>
@@ -14331,13 +15445,13 @@
         <w:pStyle w:val="Kop2"/>
         <w:keepNext/>
       </w:pPr>
-      <w:bookmarkStart w:id="63" w:name="k32"/>
-      <w:bookmarkStart w:id="64" w:name="_Toc242952372"/>
+      <w:bookmarkStart w:id="65" w:name="k33"/>
+      <w:bookmarkStart w:id="66" w:name="_Toc243308019"/>
       <w:r>
         <w:t>COMPONENTEN</w:t>
       </w:r>
-      <w:bookmarkEnd w:id="63"/>
-      <w:bookmarkEnd w:id="64"/>
+      <w:bookmarkEnd w:id="65"/>
+      <w:bookmarkEnd w:id="66"/>
     </w:p>
     <w:p>
       <w:r>
@@ -14576,8 +15690,8 @@
           <w:numId w:val="37"/>
         </w:numPr>
       </w:pPr>
-      <w:bookmarkStart w:id="65" w:name="k33"/>
-      <w:bookmarkStart w:id="66" w:name="_Toc242952373"/>
+      <w:bookmarkStart w:id="67" w:name="k34"/>
+      <w:bookmarkStart w:id="68" w:name="_Toc243308020"/>
       <w:r>
         <w:t>UITLEG VAN DE JAVASCRIPT (</w:t>
       </w:r>
@@ -14592,21 +15706,21 @@
       <w:r>
         <w:t>).</w:t>
       </w:r>
-      <w:bookmarkEnd w:id="65"/>
-      <w:bookmarkEnd w:id="66"/>
+      <w:bookmarkEnd w:id="67"/>
+      <w:bookmarkEnd w:id="68"/>
     </w:p>
     <w:p>
       <w:pPr>
         <w:pStyle w:val="Kop2"/>
         <w:keepNext/>
       </w:pPr>
-      <w:bookmarkStart w:id="67" w:name="k34"/>
-      <w:bookmarkStart w:id="68" w:name="_Toc242952374"/>
+      <w:bookmarkStart w:id="69" w:name="k35"/>
+      <w:bookmarkStart w:id="70" w:name="_Toc243308021"/>
       <w:r>
         <w:t>OPSLAG EN VOORBEELDDATA</w:t>
       </w:r>
-      <w:bookmarkEnd w:id="67"/>
-      <w:bookmarkEnd w:id="68"/>
+      <w:bookmarkEnd w:id="69"/>
+      <w:bookmarkEnd w:id="70"/>
     </w:p>
     <w:p>
       <w:pPr>
@@ -15377,17 +16491,17 @@
         <w:pStyle w:val="Kop2"/>
         <w:keepNext/>
       </w:pPr>
-      <w:bookmarkStart w:id="69" w:name="k35"/>
-      <w:bookmarkStart w:id="70" w:name="_Toc242952375"/>
+      <w:bookmarkStart w:id="71" w:name="k36"/>
+      <w:bookmarkStart w:id="72" w:name="_Toc243308022"/>
       <w:r>
         <w:t>OBJECTGEORIËNTEERDE STRUCTUUR</w:t>
       </w:r>
-      <w:bookmarkEnd w:id="69"/>
-      <w:bookmarkEnd w:id="70"/>
-    </w:p>
-    <w:p>
-      <w:r>
-        <w:t xml:space="preserve">De JavaScript-code volgt het principe van objectgeoriënteerd programmeren (OOP) en het MVC-patroon (Model, View, Controller). De code is opgedeeld in zestien classes, ieder in een eigen bestand. Acht daarvan vormen samen de controller: </w:t>
+      <w:bookmarkEnd w:id="71"/>
+      <w:bookmarkEnd w:id="72"/>
+    </w:p>
+    <w:p>
+      <w:r>
+        <w:t xml:space="preserve">De JavaScript-code volgt het principe van objectgeoriënteerd programmeren (OOP) en het MVC-patroon (Model, View, Controller). De code is opgedeeld in drieëntwintig classes, ieder in een eigen bestand. Tien daarvan vormen samen de controller: </w:t>
       </w:r>
       <w:r>
         <w:rPr>
@@ -15475,6 +16589,171 @@
         <w:t>StockController</w:t>
       </w:r>
       <w:r>
+        <w:t xml:space="preserve">, </w:t>
+      </w:r>
+      <w:r>
+        <w:rPr>
+          <w:rFonts w:ascii="Consolas" w:hAnsi="Consolas" w:cs="Consolas"/>
+          <w:sz w:val="18"/>
+          <w:shd w:val="clear" w:color="auto" w:fill="EEF4F2"/>
+        </w:rPr>
+        <w:t>FormController</w:t>
+      </w:r>
+      <w:r>
+        <w:t xml:space="preserve"> en (sinds versie 3.14) </w:t>
+      </w:r>
+      <w:r>
+        <w:rPr>
+          <w:rFonts w:ascii="Consolas" w:hAnsi="Consolas" w:cs="Consolas"/>
+          <w:sz w:val="18"/>
+          <w:shd w:val="clear" w:color="auto" w:fill="EEF4F2"/>
+        </w:rPr>
+        <w:t>FridgeController</w:t>
+      </w:r>
+      <w:r>
+        <w:t xml:space="preserve">. Zeven zijn </w:t>
+      </w:r>
+      <w:r>
+        <w:rPr>
+          <w:rFonts w:ascii="Consolas" w:hAnsi="Consolas" w:cs="Consolas"/>
+          <w:sz w:val="18"/>
+          <w:shd w:val="clear" w:color="auto" w:fill="EEF4F2"/>
+        </w:rPr>
+        <w:t>DataStore</w:t>
+      </w:r>
+      <w:r>
+        <w:t xml:space="preserve">, </w:t>
+      </w:r>
+      <w:r>
+        <w:rPr>
+          <w:rFonts w:ascii="Consolas" w:hAnsi="Consolas" w:cs="Consolas"/>
+          <w:sz w:val="18"/>
+          <w:shd w:val="clear" w:color="auto" w:fill="EEF4F2"/>
+        </w:rPr>
+        <w:t>RegistrationModel</w:t>
+      </w:r>
+      <w:r>
+        <w:t xml:space="preserve">, </w:t>
+      </w:r>
+      <w:r>
+        <w:rPr>
+          <w:rFonts w:ascii="Consolas" w:hAnsi="Consolas" w:cs="Consolas"/>
+          <w:sz w:val="18"/>
+          <w:shd w:val="clear" w:color="auto" w:fill="EEF4F2"/>
+        </w:rPr>
+        <w:t>RegistrationView</w:t>
+      </w:r>
+      <w:r>
+        <w:t xml:space="preserve">, </w:t>
+      </w:r>
+      <w:r>
+        <w:rPr>
+          <w:rFonts w:ascii="Consolas" w:hAnsi="Consolas" w:cs="Consolas"/>
+          <w:sz w:val="18"/>
+          <w:shd w:val="clear" w:color="auto" w:fill="EEF4F2"/>
+        </w:rPr>
+        <w:t>CsvExport</w:t>
+      </w:r>
+      <w:r>
+        <w:t xml:space="preserve">, </w:t>
+      </w:r>
+      <w:r>
+        <w:rPr>
+          <w:rFonts w:ascii="Consolas" w:hAnsi="Consolas" w:cs="Consolas"/>
+          <w:sz w:val="18"/>
+          <w:shd w:val="clear" w:color="auto" w:fill="EEF4F2"/>
+        </w:rPr>
+        <w:t>ThemeManager</w:t>
+      </w:r>
+      <w:r>
+        <w:t xml:space="preserve"> (licht en donker thema), </w:t>
+      </w:r>
+      <w:r>
+        <w:rPr>
+          <w:rFonts w:ascii="Consolas" w:hAnsi="Consolas" w:cs="Consolas"/>
+          <w:sz w:val="18"/>
+          <w:shd w:val="clear" w:color="auto" w:fill="EEF4F2"/>
+        </w:rPr>
+        <w:t>FaceRecognitionDemo</w:t>
+      </w:r>
+      <w:r>
+        <w:t xml:space="preserve"> (demo gezichtsherkenning) en </w:t>
+      </w:r>
+      <w:r>
+        <w:rPr>
+          <w:rFonts w:ascii="Consolas" w:hAnsi="Consolas" w:cs="Consolas"/>
+          <w:sz w:val="18"/>
+          <w:shd w:val="clear" w:color="auto" w:fill="EEF4F2"/>
+        </w:rPr>
+        <w:t>BadgeReader</w:t>
+      </w:r>
+      <w:r>
+        <w:t xml:space="preserve"> (pasjeslezer). De laatste zes horen bij de slimme koelkast (demo): </w:t>
+      </w:r>
+      <w:r>
+        <w:rPr>
+          <w:rFonts w:ascii="Consolas" w:hAnsi="Consolas" w:cs="Consolas"/>
+          <w:sz w:val="18"/>
+          <w:shd w:val="clear" w:color="auto" w:fill="EEF4F2"/>
+        </w:rPr>
+        <w:t>FridgeView</w:t>
+      </w:r>
+      <w:r>
+        <w:t xml:space="preserve"> en, in de map </w:t>
+      </w:r>
+      <w:r>
+        <w:rPr>
+          <w:rFonts w:ascii="Consolas" w:hAnsi="Consolas" w:cs="Consolas"/>
+          <w:sz w:val="18"/>
+          <w:shd w:val="clear" w:color="auto" w:fill="EEF4F2"/>
+        </w:rPr>
+        <w:t>assets/js/fridge/</w:t>
+      </w:r>
+      <w:r>
+        <w:t xml:space="preserve">, </w:t>
+      </w:r>
+      <w:r>
+        <w:rPr>
+          <w:rFonts w:ascii="Consolas" w:hAnsi="Consolas" w:cs="Consolas"/>
+          <w:sz w:val="18"/>
+          <w:shd w:val="clear" w:color="auto" w:fill="EEF4F2"/>
+        </w:rPr>
+        <w:t>SmartFridge</w:t>
+      </w:r>
+      <w:r>
+        <w:t xml:space="preserve">, </w:t>
+      </w:r>
+      <w:r>
+        <w:rPr>
+          <w:rFonts w:ascii="Consolas" w:hAnsi="Consolas" w:cs="Consolas"/>
+          <w:sz w:val="18"/>
+          <w:shd w:val="clear" w:color="auto" w:fill="EEF4F2"/>
+        </w:rPr>
+        <w:t>FridgeLock</w:t>
+      </w:r>
+      <w:r>
+        <w:t xml:space="preserve">, </w:t>
+      </w:r>
+      <w:r>
+        <w:rPr>
+          <w:rFonts w:ascii="Consolas" w:hAnsi="Consolas" w:cs="Consolas"/>
+          <w:sz w:val="18"/>
+          <w:shd w:val="clear" w:color="auto" w:fill="EEF4F2"/>
+        </w:rPr>
+        <w:t>SimulatedLock</w:t>
+      </w:r>
+      <w:r>
+        <w:t xml:space="preserve">, </w:t>
+      </w:r>
+      <w:r>
+        <w:rPr>
+          <w:rFonts w:ascii="Consolas" w:hAnsi="Consolas" w:cs="Consolas"/>
+          <w:sz w:val="18"/>
+          <w:shd w:val="clear" w:color="auto" w:fill="EEF4F2"/>
+        </w:rPr>
+        <w:t>ShelfScale</w:t>
+      </w:r>
+      <w:r>
         <w:t xml:space="preserve"> en </w:t>
       </w:r>
       <w:r>
@@ -15483,87 +16762,10 @@
           <w:sz w:val="18"/>
           <w:shd w:val="clear" w:color="auto" w:fill="EEF4F2"/>
         </w:rPr>
-        <w:t>FormController</w:t>
-      </w:r>
-      <w:r>
-        <w:t xml:space="preserve">. De andere acht zijn </w:t>
-      </w:r>
-      <w:r>
-        <w:rPr>
-          <w:rFonts w:ascii="Consolas" w:hAnsi="Consolas" w:cs="Consolas"/>
-          <w:sz w:val="18"/>
-          <w:shd w:val="clear" w:color="auto" w:fill="EEF4F2"/>
-        </w:rPr>
-        <w:t>DataStore</w:t>
-      </w:r>
-      <w:r>
-        <w:t xml:space="preserve">, </w:t>
-      </w:r>
-      <w:r>
-        <w:rPr>
-          <w:rFonts w:ascii="Consolas" w:hAnsi="Consolas" w:cs="Consolas"/>
-          <w:sz w:val="18"/>
-          <w:shd w:val="clear" w:color="auto" w:fill="EEF4F2"/>
-        </w:rPr>
-        <w:t>RegistrationModel</w:t>
-      </w:r>
-      <w:r>
-        <w:t xml:space="preserve">, </w:t>
-      </w:r>
-      <w:r>
-        <w:rPr>
-          <w:rFonts w:ascii="Consolas" w:hAnsi="Consolas" w:cs="Consolas"/>
-          <w:sz w:val="18"/>
-          <w:shd w:val="clear" w:color="auto" w:fill="EEF4F2"/>
-        </w:rPr>
-        <w:t>RegistrationView</w:t>
-      </w:r>
-      <w:r>
-        <w:t xml:space="preserve">, </w:t>
-      </w:r>
-      <w:r>
-        <w:rPr>
-          <w:rFonts w:ascii="Consolas" w:hAnsi="Consolas" w:cs="Consolas"/>
-          <w:sz w:val="18"/>
-          <w:shd w:val="clear" w:color="auto" w:fill="EEF4F2"/>
-        </w:rPr>
-        <w:t>CsvExport</w:t>
-      </w:r>
-      <w:r>
-        <w:t xml:space="preserve">, </w:t>
-      </w:r>
-      <w:r>
-        <w:rPr>
-          <w:rFonts w:ascii="Consolas" w:hAnsi="Consolas" w:cs="Consolas"/>
-          <w:sz w:val="18"/>
-          <w:shd w:val="clear" w:color="auto" w:fill="EEF4F2"/>
-        </w:rPr>
-        <w:t>ThemeManager</w:t>
-      </w:r>
-      <w:r>
-        <w:t xml:space="preserve"> (licht en donker thema), </w:t>
-      </w:r>
-      <w:r>
-        <w:rPr>
-          <w:rFonts w:ascii="Consolas" w:hAnsi="Consolas" w:cs="Consolas"/>
-          <w:sz w:val="18"/>
-          <w:shd w:val="clear" w:color="auto" w:fill="EEF4F2"/>
-        </w:rPr>
-        <w:t>FaceRecognitionDemo</w:t>
-      </w:r>
-      <w:r>
-        <w:t xml:space="preserve"> (demo gezichtsherkenning) en </w:t>
-      </w:r>
-      <w:r>
-        <w:rPr>
-          <w:rFonts w:ascii="Consolas" w:hAnsi="Consolas" w:cs="Consolas"/>
-          <w:sz w:val="18"/>
-          <w:shd w:val="clear" w:color="auto" w:fill="EEF4F2"/>
-        </w:rPr>
-        <w:t>BadgeReader</w:t>
-      </w:r>
-      <w:r>
-        <w:t xml:space="preserve"> (pasjeslezer). Iedere class heeft één duidelijke verantwoordelijkheid, en bovenaan ieder bestand staat in een comment waarvoor de class is en met welke andere classes hij verbonden is.</w:t>
+        <w:t>SimulatedShelfScale</w:t>
+      </w:r>
+      <w:r>
+        <w:t>. Iedere class heeft één duidelijke verantwoordelijkheid, en bovenaan ieder bestand staat in een comment waarvoor de class is en met welke andere classes hij verbonden is.</w:t>
       </w:r>
     </w:p>
     <w:p>
@@ -15675,7 +16877,35 @@
           <w:rFonts w:ascii="Consolas" w:hAnsi="Consolas" w:cs="Consolas"/>
           <w:sz w:val="16"/>
         </w:rPr>
-        <w:t xml:space="preserve">                          AdminController, CorrectionController, StockController, FormController</w:t>
+        <w:t xml:space="preserve">                          AdminController, CorrectionController, StockController, FormController,</w:t>
+      </w:r>
+    </w:p>
+    <w:p>
+      <w:pPr>
+        <w:shd w:val="clear" w:color="auto" w:fill="F1F5F4"/>
+        <w:spacing w:after="0" w:line="240" w:lineRule="auto"/>
+        <w:ind w:left="170" w:right="170"/>
+      </w:pPr>
+      <w:r>
+        <w:rPr>
+          <w:rFonts w:ascii="Consolas" w:hAnsi="Consolas" w:cs="Consolas"/>
+          <w:sz w:val="16"/>
+        </w:rPr>
+        <w:t xml:space="preserve">                          FridgeController ──► SmartFridge ──► FridgeLock (SimulatedLock)</w:t>
+      </w:r>
+    </w:p>
+    <w:p>
+      <w:pPr>
+        <w:shd w:val="clear" w:color="auto" w:fill="F1F5F4"/>
+        <w:spacing w:after="0" w:line="240" w:lineRule="auto"/>
+        <w:ind w:left="170" w:right="170"/>
+      </w:pPr>
+      <w:r>
+        <w:rPr>
+          <w:rFonts w:ascii="Consolas" w:hAnsi="Consolas" w:cs="Consolas"/>
+          <w:sz w:val="16"/>
+        </w:rPr>
+        <w:t xml:space="preserve">                                                           └──► ShelfScale (SimulatedShelfScale)</w:t>
       </w:r>
     </w:p>
     <w:p>
@@ -15861,7 +17091,18 @@
         <w:t>Compositie:</w:t>
       </w:r>
       <w:r>
-        <w:t xml:space="preserve"> de controller krijgt het model, de view, de export, de demo gezichtsherkenning, de pasjeslezer en de klok voor het automatisch uitloggen mee in de constructor, in plaats van ze zelf te maken. Daardoor kan in de tests een nep-view of nep-export worden meegegeven. De controller maakt wel zelf zijn acht onderdelen en geeft zichzelf daarbij mee.</w:t>
+        <w:t xml:space="preserve"> de controller krijgt het model, de view, de export, de demo gezichtsherkenning, de pasjeslezer en de klok voor het automatisch uitloggen mee in de constructor, in plaats van ze zelf te maken. Daardoor kan in de tests een nep-view of nep-export worden meegegeven. De controller maakt wel zelf zijn negen onderdelen en geeft zichzelf daarbij mee. Ook de slimme koelkast (</w:t>
+      </w:r>
+      <w:r>
+        <w:rPr>
+          <w:rFonts w:ascii="Consolas" w:hAnsi="Consolas" w:cs="Consolas"/>
+          <w:sz w:val="18"/>
+          <w:shd w:val="clear" w:color="auto" w:fill="EEF4F2"/>
+        </w:rPr>
+        <w:t>SmartFridge</w:t>
+      </w:r>
+      <w:r>
+        <w:t>) wordt meegegeven, zodat in de tests een koelkast met een nep-klok kan worden gebruikt.</w:t>
       </w:r>
     </w:p>
     <w:p>
@@ -15911,7 +17152,7 @@
         <w:pStyle w:val="Kop3"/>
         <w:keepNext/>
       </w:pPr>
-      <w:bookmarkStart w:id="71" w:name="k36"/>
+      <w:bookmarkStart w:id="73" w:name="k37"/>
       <w:r>
         <w:rPr>
           <w:rFonts w:ascii="Consolas" w:hAnsi="Consolas" w:cs="Consolas"/>
@@ -15920,7 +17161,7 @@
         </w:rPr>
         <w:t>DataStore</w:t>
       </w:r>
-      <w:bookmarkEnd w:id="71"/>
+      <w:bookmarkEnd w:id="73"/>
     </w:p>
     <w:p>
       <w:r>
@@ -16677,7 +17918,7 @@
         <w:pStyle w:val="Kop3"/>
         <w:keepNext/>
       </w:pPr>
-      <w:bookmarkStart w:id="72" w:name="k37"/>
+      <w:bookmarkStart w:id="74" w:name="k38"/>
       <w:r>
         <w:rPr>
           <w:rFonts w:ascii="Consolas" w:hAnsi="Consolas" w:cs="Consolas"/>
@@ -16686,7 +17927,7 @@
         </w:rPr>
         <w:t>RegistrationModel</w:t>
       </w:r>
-      <w:bookmarkEnd w:id="72"/>
+      <w:bookmarkEnd w:id="74"/>
     </w:p>
     <w:p>
       <w:r>
@@ -17171,7 +18412,7 @@
         <w:pStyle w:val="Kop3"/>
         <w:keepNext/>
       </w:pPr>
-      <w:bookmarkStart w:id="73" w:name="k38"/>
+      <w:bookmarkStart w:id="75" w:name="k39"/>
       <w:r>
         <w:rPr>
           <w:rFonts w:ascii="Consolas" w:hAnsi="Consolas" w:cs="Consolas"/>
@@ -17180,7 +18421,7 @@
         </w:rPr>
         <w:t>RegistrationView</w:t>
       </w:r>
-      <w:bookmarkEnd w:id="73"/>
+      <w:bookmarkEnd w:id="75"/>
     </w:p>
     <w:p>
       <w:r>
@@ -17346,7 +18587,7 @@
         <w:pStyle w:val="Kop3"/>
         <w:keepNext/>
       </w:pPr>
-      <w:bookmarkStart w:id="74" w:name="k39"/>
+      <w:bookmarkStart w:id="76" w:name="k40"/>
       <w:r>
         <w:rPr>
           <w:rFonts w:ascii="Consolas" w:hAnsi="Consolas" w:cs="Consolas"/>
@@ -17355,7 +18596,7 @@
         </w:rPr>
         <w:t>RegistrationApp</w:t>
       </w:r>
-      <w:bookmarkEnd w:id="74"/>
+      <w:bookmarkEnd w:id="76"/>
     </w:p>
     <w:p>
       <w:r>
@@ -17370,7 +18611,7 @@
         <w:t>RegistrationApp</w:t>
       </w:r>
       <w:r>
-        <w:t xml:space="preserve"> in de constructor acht kleinere onderdelen, elk met één taak (zie hieronder), en houdt zelf alleen wat bij de hele app hoort:</w:t>
+        <w:t xml:space="preserve"> in de constructor negen kleinere onderdelen, elk met één taak (zie hieronder), en houdt zelf alleen wat bij de hele app hoort:</w:t>
       </w:r>
     </w:p>
     <w:p>
@@ -17987,11 +19228,11 @@
         <w:pStyle w:val="Kop3"/>
         <w:keepNext/>
       </w:pPr>
-      <w:bookmarkStart w:id="75" w:name="k40"/>
+      <w:bookmarkStart w:id="77" w:name="k41"/>
       <w:r>
         <w:t>Onderdelen van de controller</w:t>
       </w:r>
-      <w:bookmarkEnd w:id="75"/>
+      <w:bookmarkEnd w:id="77"/>
     </w:p>
     <w:p>
       <w:r>
@@ -19883,24 +21124,549 @@
       </w:r>
     </w:p>
     <w:p>
+      <w:r>
+        <w:rPr>
+          <w:rFonts w:ascii="Consolas" w:hAnsi="Consolas" w:cs="Consolas"/>
+          <w:b/>
+          <w:bCs/>
+          <w:sz w:val="18"/>
+          <w:shd w:val="clear" w:color="auto" w:fill="EEF4F2"/>
+        </w:rPr>
+        <w:t>FridgeController</w:t>
+      </w:r>
+      <w:r>
+        <w:t xml:space="preserve"> (sinds versie 3.14) is de slimme koelkast (zie 4.17). </w:t>
+      </w:r>
+      <w:r>
+        <w:rPr>
+          <w:rFonts w:ascii="Consolas" w:hAnsi="Consolas" w:cs="Consolas"/>
+          <w:sz w:val="18"/>
+          <w:shd w:val="clear" w:color="auto" w:fill="EEF4F2"/>
+        </w:rPr>
+        <w:t>openFridgeWindow</w:t>
+      </w:r>
+      <w:r>
+        <w:t xml:space="preserve"> opent het koelkastvenster. Een scan gaat via </w:t>
+      </w:r>
+      <w:r>
+        <w:rPr>
+          <w:rFonts w:ascii="Consolas" w:hAnsi="Consolas" w:cs="Consolas"/>
+          <w:sz w:val="18"/>
+          <w:shd w:val="clear" w:color="auto" w:fill="EEF4F2"/>
+        </w:rPr>
+        <w:t>BadgeController.recognizeBadge</w:t>
+      </w:r>
+      <w:r>
+        <w:t xml:space="preserve"> naar </w:t>
+      </w:r>
+      <w:r>
+        <w:rPr>
+          <w:rFonts w:ascii="Consolas" w:hAnsi="Consolas" w:cs="Consolas"/>
+          <w:sz w:val="18"/>
+          <w:shd w:val="clear" w:color="auto" w:fill="EEF4F2"/>
+        </w:rPr>
+        <w:t>fridgeScan</w:t>
+      </w:r>
+      <w:r>
+        <w:t xml:space="preserve"> als het koelkastvenster bovenaan staat. </w:t>
+      </w:r>
+      <w:r>
+        <w:rPr>
+          <w:rFonts w:ascii="Consolas" w:hAnsi="Consolas" w:cs="Consolas"/>
+          <w:sz w:val="18"/>
+          <w:shd w:val="clear" w:color="auto" w:fill="EEF4F2"/>
+        </w:rPr>
+        <w:t>startFridgeOpening</w:t>
+      </w:r>
+      <w:r>
+        <w:t xml:space="preserve"> controleert de medewerker, neemt de indeling van zijn consumptiepunt (</w:t>
+      </w:r>
+      <w:r>
+        <w:rPr>
+          <w:rFonts w:ascii="Consolas" w:hAnsi="Consolas" w:cs="Consolas"/>
+          <w:sz w:val="18"/>
+          <w:shd w:val="clear" w:color="auto" w:fill="EEF4F2"/>
+        </w:rPr>
+        <w:t>model.fridgeLayout</w:t>
+      </w:r>
+      <w:r>
+        <w:t>), vult in de simulatie de schappen met de voorraad (</w:t>
+      </w:r>
+      <w:r>
+        <w:rPr>
+          <w:rFonts w:ascii="Consolas" w:hAnsi="Consolas" w:cs="Consolas"/>
+          <w:sz w:val="18"/>
+          <w:shd w:val="clear" w:color="auto" w:fill="EEF4F2"/>
+        </w:rPr>
+        <w:t>stockSimulatedShelves</w:t>
+      </w:r>
+      <w:r>
+        <w:t xml:space="preserve">) en laat </w:t>
+      </w:r>
+      <w:r>
+        <w:rPr>
+          <w:rFonts w:ascii="Consolas" w:hAnsi="Consolas" w:cs="Consolas"/>
+          <w:sz w:val="18"/>
+          <w:shd w:val="clear" w:color="auto" w:fill="EEF4F2"/>
+        </w:rPr>
+        <w:t>SmartFridge</w:t>
+      </w:r>
+      <w:r>
+        <w:t xml:space="preserve"> het slot openen. </w:t>
+      </w:r>
+      <w:r>
+        <w:rPr>
+          <w:rFonts w:ascii="Consolas" w:hAnsi="Consolas" w:cs="Consolas"/>
+          <w:sz w:val="18"/>
+          <w:shd w:val="clear" w:color="auto" w:fill="EEF4F2"/>
+        </w:rPr>
+        <w:t>takeFromShelf</w:t>
+      </w:r>
+      <w:r>
+        <w:t xml:space="preserve"> en </w:t>
+      </w:r>
+      <w:r>
+        <w:rPr>
+          <w:rFonts w:ascii="Consolas" w:hAnsi="Consolas" w:cs="Consolas"/>
+          <w:sz w:val="18"/>
+          <w:shd w:val="clear" w:color="auto" w:fill="EEF4F2"/>
+        </w:rPr>
+        <w:t>returnToShelf</w:t>
+      </w:r>
+      <w:r>
+        <w:t xml:space="preserve"> bootsen pakken en terugleggen na, en </w:t>
+      </w:r>
+      <w:r>
+        <w:rPr>
+          <w:rFonts w:ascii="Consolas" w:hAnsi="Consolas" w:cs="Consolas"/>
+          <w:sz w:val="18"/>
+          <w:shd w:val="clear" w:color="auto" w:fill="EEF4F2"/>
+        </w:rPr>
+        <w:t>addForeignWeight</w:t>
+      </w:r>
+      <w:r>
+        <w:t xml:space="preserve"> legt in de demo iets anders op een schap. </w:t>
+      </w:r>
+      <w:r>
+        <w:rPr>
+          <w:rFonts w:ascii="Consolas" w:hAnsi="Consolas" w:cs="Consolas"/>
+          <w:sz w:val="18"/>
+          <w:shd w:val="clear" w:color="auto" w:fill="EEF4F2"/>
+        </w:rPr>
+        <w:t>closeFridgeDoor</w:t>
+      </w:r>
+      <w:r>
+        <w:t xml:space="preserve"> laat </w:t>
+      </w:r>
+      <w:r>
+        <w:rPr>
+          <w:rFonts w:ascii="Consolas" w:hAnsi="Consolas" w:cs="Consolas"/>
+          <w:sz w:val="18"/>
+          <w:shd w:val="clear" w:color="auto" w:fill="EEF4F2"/>
+        </w:rPr>
+        <w:t>SmartFridge</w:t>
+      </w:r>
+      <w:r>
+        <w:t xml:space="preserve"> het slot sluiten en wegen, en slaat via </w:t>
+      </w:r>
+      <w:r>
+        <w:rPr>
+          <w:rFonts w:ascii="Consolas" w:hAnsi="Consolas" w:cs="Consolas"/>
+          <w:sz w:val="18"/>
+          <w:shd w:val="clear" w:color="auto" w:fill="EEF4F2"/>
+        </w:rPr>
+        <w:t>persist</w:t>
+      </w:r>
+      <w:r>
+        <w:t xml:space="preserve"> in één keer de opening, de registraties en één logboekregel op (</w:t>
+      </w:r>
+      <w:r>
+        <w:rPr>
+          <w:rFonts w:ascii="Consolas" w:hAnsi="Consolas" w:cs="Consolas"/>
+          <w:sz w:val="18"/>
+          <w:shd w:val="clear" w:color="auto" w:fill="EEF4F2"/>
+        </w:rPr>
+        <w:t>openingAudit</w:t>
+      </w:r>
+      <w:r>
+        <w:t xml:space="preserve">). </w:t>
+      </w:r>
+      <w:r>
+        <w:rPr>
+          <w:rFonts w:ascii="Consolas" w:hAnsi="Consolas" w:cs="Consolas"/>
+          <w:sz w:val="18"/>
+          <w:shd w:val="clear" w:color="auto" w:fill="EEF4F2"/>
+        </w:rPr>
+        <w:t>checkFridgeTimers</w:t>
+      </w:r>
+      <w:r>
+        <w:t xml:space="preserve"> geeft na 60 seconden de waarschuwing bij een open deur en sluit het venster met de deur dicht na 60 seconden zonder invoer. </w:t>
+      </w:r>
+      <w:r>
+        <w:rPr>
+          <w:rFonts w:ascii="Consolas" w:hAnsi="Consolas" w:cs="Consolas"/>
+          <w:sz w:val="18"/>
+          <w:shd w:val="clear" w:color="auto" w:fill="EEF4F2"/>
+        </w:rPr>
+        <w:t>saveFridgeShelves</w:t>
+      </w:r>
+      <w:r>
+        <w:t xml:space="preserve"> slaat in het beheer de indeling op.</w:t>
+      </w:r>
+    </w:p>
+    <w:p>
       <w:pPr>
         <w:pStyle w:val="Kop3"/>
         <w:keepNext/>
       </w:pPr>
-      <w:bookmarkStart w:id="76" w:name="k41"/>
-      <w:r>
-        <w:rPr>
-          <w:rFonts w:ascii="Consolas" w:hAnsi="Consolas" w:cs="Consolas"/>
-          <w:sz w:val="18"/>
-          <w:shd w:val="clear" w:color="auto" w:fill="EEF4F2"/>
-        </w:rPr>
-        <w:t>CsvExport</w:t>
-      </w:r>
-      <w:bookmarkEnd w:id="76"/>
-    </w:p>
-    <w:p>
-      <w:r>
-        <w:t>Maakt het CSV-bestand voor de loonadministratie (zie verderop).</w:t>
+      <w:bookmarkStart w:id="78" w:name="k42"/>
+      <w:r>
+        <w:t>Slimme koelkast (</w:t>
+      </w:r>
+      <w:r>
+        <w:rPr>
+          <w:rFonts w:ascii="Consolas" w:hAnsi="Consolas" w:cs="Consolas"/>
+          <w:sz w:val="18"/>
+          <w:shd w:val="clear" w:color="auto" w:fill="EEF4F2"/>
+        </w:rPr>
+        <w:t>assets/js/fridge/</w:t>
+      </w:r>
+      <w:r>
+        <w:t>)</w:t>
+      </w:r>
+      <w:bookmarkEnd w:id="78"/>
+    </w:p>
+    <w:p>
+      <w:pPr>
+        <w:pStyle w:val="Lijstalinea"/>
+        <w:numPr>
+          <w:ilvl w:val="0"/>
+          <w:numId w:val="3"/>
+        </w:numPr>
+        <w:spacing w:after="60"/>
+        <w:contextualSpacing w:val="0"/>
+      </w:pPr>
+      <w:r>
+        <w:rPr>
+          <w:rFonts w:ascii="Consolas" w:hAnsi="Consolas" w:cs="Consolas"/>
+          <w:b/>
+          <w:bCs/>
+          <w:sz w:val="18"/>
+          <w:shd w:val="clear" w:color="auto" w:fill="EEF4F2"/>
+        </w:rPr>
+        <w:t>SmartFridge</w:t>
+      </w:r>
+      <w:r>
+        <w:t xml:space="preserve"> weegt bij het openen ieder schap (</w:t>
+      </w:r>
+      <w:r>
+        <w:rPr>
+          <w:rFonts w:ascii="Consolas" w:hAnsi="Consolas" w:cs="Consolas"/>
+          <w:sz w:val="18"/>
+          <w:shd w:val="clear" w:color="auto" w:fill="EEF4F2"/>
+        </w:rPr>
+        <w:t>start</w:t>
+      </w:r>
+      <w:r>
+        <w:t>), opent het slot, en weegt bij het sluiten opnieuw (</w:t>
+      </w:r>
+      <w:r>
+        <w:rPr>
+          <w:rFonts w:ascii="Consolas" w:hAnsi="Consolas" w:cs="Consolas"/>
+          <w:sz w:val="18"/>
+          <w:shd w:val="clear" w:color="auto" w:fill="EEF4F2"/>
+        </w:rPr>
+        <w:t>finish</w:t>
+      </w:r>
+      <w:r>
+        <w:t xml:space="preserve">). </w:t>
+      </w:r>
+      <w:r>
+        <w:rPr>
+          <w:rFonts w:ascii="Consolas" w:hAnsi="Consolas" w:cs="Consolas"/>
+          <w:sz w:val="18"/>
+          <w:shd w:val="clear" w:color="auto" w:fill="EEF4F2"/>
+        </w:rPr>
+        <w:t>countShelf</w:t>
+      </w:r>
+      <w:r>
+        <w:t xml:space="preserve"> rekent het verschil van één schap om naar een aantal: verschil gedeeld door het gewicht van één product, afgerond als het binnen de tolerantie valt (</w:t>
+      </w:r>
+      <w:r>
+        <w:rPr>
+          <w:rFonts w:ascii="Consolas" w:hAnsi="Consolas" w:cs="Consolas"/>
+          <w:sz w:val="18"/>
+          <w:shd w:val="clear" w:color="auto" w:fill="EEF4F2"/>
+        </w:rPr>
+        <w:t>SMART_FRIDGE.toleranceRatio</w:t>
+      </w:r>
+      <w:r>
+        <w:t>). Valt het erbuiten of is er iets bij gekomen, dan krijgt het schap een markering (</w:t>
+      </w:r>
+      <w:r>
+        <w:rPr>
+          <w:rFonts w:ascii="Consolas" w:hAnsi="Consolas" w:cs="Consolas"/>
+          <w:sz w:val="18"/>
+          <w:shd w:val="clear" w:color="auto" w:fill="EEF4F2"/>
+        </w:rPr>
+        <w:t>mismatch</w:t>
+      </w:r>
+      <w:r>
+        <w:t xml:space="preserve">, </w:t>
+      </w:r>
+      <w:r>
+        <w:rPr>
+          <w:rFonts w:ascii="Consolas" w:hAnsi="Consolas" w:cs="Consolas"/>
+          <w:sz w:val="18"/>
+          <w:shd w:val="clear" w:color="auto" w:fill="EEF4F2"/>
+        </w:rPr>
+        <w:t>added</w:t>
+      </w:r>
+      <w:r>
+        <w:t xml:space="preserve"> of </w:t>
+      </w:r>
+      <w:r>
+        <w:rPr>
+          <w:rFonts w:ascii="Consolas" w:hAnsi="Consolas" w:cs="Consolas"/>
+          <w:sz w:val="18"/>
+          <w:shd w:val="clear" w:color="auto" w:fill="EEF4F2"/>
+        </w:rPr>
+        <w:t>unknown</w:t>
+      </w:r>
+      <w:r>
+        <w:t xml:space="preserve">) en wordt het niet geteld. </w:t>
+      </w:r>
+      <w:r>
+        <w:rPr>
+          <w:rFonts w:ascii="Consolas" w:hAnsi="Consolas" w:cs="Consolas"/>
+          <w:sz w:val="18"/>
+          <w:shd w:val="clear" w:color="auto" w:fill="EEF4F2"/>
+        </w:rPr>
+        <w:t>statusOf</w:t>
+      </w:r>
+      <w:r>
+        <w:t xml:space="preserve"> geeft de status van de opening: </w:t>
+      </w:r>
+      <w:r>
+        <w:rPr>
+          <w:rFonts w:ascii="Consolas" w:hAnsi="Consolas" w:cs="Consolas"/>
+          <w:sz w:val="18"/>
+          <w:shd w:val="clear" w:color="auto" w:fill="EEF4F2"/>
+        </w:rPr>
+        <w:t>registered</w:t>
+      </w:r>
+      <w:r>
+        <w:t xml:space="preserve">, </w:t>
+      </w:r>
+      <w:r>
+        <w:rPr>
+          <w:rFonts w:ascii="Consolas" w:hAnsi="Consolas" w:cs="Consolas"/>
+          <w:sz w:val="18"/>
+          <w:shd w:val="clear" w:color="auto" w:fill="EEF4F2"/>
+        </w:rPr>
+        <w:t>nothing</w:t>
+      </w:r>
+      <w:r>
+        <w:t xml:space="preserve"> of </w:t>
+      </w:r>
+      <w:r>
+        <w:rPr>
+          <w:rFonts w:ascii="Consolas" w:hAnsi="Consolas" w:cs="Consolas"/>
+          <w:sz w:val="18"/>
+          <w:shd w:val="clear" w:color="auto" w:fill="EEF4F2"/>
+        </w:rPr>
+        <w:t>check</w:t>
+      </w:r>
+      <w:r>
+        <w:t xml:space="preserve">. </w:t>
+      </w:r>
+      <w:r>
+        <w:rPr>
+          <w:rFonts w:ascii="Consolas" w:hAnsi="Consolas" w:cs="Consolas"/>
+          <w:sz w:val="18"/>
+          <w:shd w:val="clear" w:color="auto" w:fill="EEF4F2"/>
+        </w:rPr>
+        <w:t>SmartFridge.createSimulated()</w:t>
+      </w:r>
+      <w:r>
+        <w:t xml:space="preserve"> maakt de koelkast van de demo.</w:t>
+      </w:r>
+    </w:p>
+    <w:p>
+      <w:pPr>
+        <w:pStyle w:val="Lijstalinea"/>
+        <w:numPr>
+          <w:ilvl w:val="0"/>
+          <w:numId w:val="3"/>
+        </w:numPr>
+        <w:spacing w:after="60"/>
+        <w:contextualSpacing w:val="0"/>
+      </w:pPr>
+      <w:r>
+        <w:rPr>
+          <w:rFonts w:ascii="Consolas" w:hAnsi="Consolas" w:cs="Consolas"/>
+          <w:b/>
+          <w:bCs/>
+          <w:sz w:val="18"/>
+          <w:shd w:val="clear" w:color="auto" w:fill="EEF4F2"/>
+        </w:rPr>
+        <w:t>FridgeLock</w:t>
+      </w:r>
+      <w:r>
+        <w:t xml:space="preserve"> en </w:t>
+      </w:r>
+      <w:r>
+        <w:rPr>
+          <w:rFonts w:ascii="Consolas" w:hAnsi="Consolas" w:cs="Consolas"/>
+          <w:b/>
+          <w:bCs/>
+          <w:sz w:val="18"/>
+          <w:shd w:val="clear" w:color="auto" w:fill="EEF4F2"/>
+        </w:rPr>
+        <w:t>ShelfScale</w:t>
+      </w:r>
+      <w:r>
+        <w:t xml:space="preserve"> zijn afspraken (interfaces): ze beschrijven alleen welke methodes een slot (</w:t>
+      </w:r>
+      <w:r>
+        <w:rPr>
+          <w:rFonts w:ascii="Consolas" w:hAnsi="Consolas" w:cs="Consolas"/>
+          <w:sz w:val="18"/>
+          <w:shd w:val="clear" w:color="auto" w:fill="EEF4F2"/>
+        </w:rPr>
+        <w:t>unlock</w:t>
+      </w:r>
+      <w:r>
+        <w:t xml:space="preserve">, </w:t>
+      </w:r>
+      <w:r>
+        <w:rPr>
+          <w:rFonts w:ascii="Consolas" w:hAnsi="Consolas" w:cs="Consolas"/>
+          <w:sz w:val="18"/>
+          <w:shd w:val="clear" w:color="auto" w:fill="EEF4F2"/>
+        </w:rPr>
+        <w:t>lock</w:t>
+      </w:r>
+      <w:r>
+        <w:t xml:space="preserve">, </w:t>
+      </w:r>
+      <w:r>
+        <w:rPr>
+          <w:rFonts w:ascii="Consolas" w:hAnsi="Consolas" w:cs="Consolas"/>
+          <w:sz w:val="18"/>
+          <w:shd w:val="clear" w:color="auto" w:fill="EEF4F2"/>
+        </w:rPr>
+        <w:t>cancelAutoLock</w:t>
+      </w:r>
+      <w:r>
+        <w:t xml:space="preserve">, </w:t>
+      </w:r>
+      <w:r>
+        <w:rPr>
+          <w:rFonts w:ascii="Consolas" w:hAnsi="Consolas" w:cs="Consolas"/>
+          <w:sz w:val="18"/>
+          <w:shd w:val="clear" w:color="auto" w:fill="EEF4F2"/>
+        </w:rPr>
+        <w:t>isLocked</w:t>
+      </w:r>
+      <w:r>
+        <w:t>) en een weegschaal (</w:t>
+      </w:r>
+      <w:r>
+        <w:rPr>
+          <w:rFonts w:ascii="Consolas" w:hAnsi="Consolas" w:cs="Consolas"/>
+          <w:sz w:val="18"/>
+          <w:shd w:val="clear" w:color="auto" w:fill="EEF4F2"/>
+        </w:rPr>
+        <w:t>read</w:t>
+      </w:r>
+      <w:r>
+        <w:t>) hebben.</w:t>
+      </w:r>
+    </w:p>
+    <w:p>
+      <w:pPr>
+        <w:pStyle w:val="Lijstalinea"/>
+        <w:numPr>
+          <w:ilvl w:val="0"/>
+          <w:numId w:val="3"/>
+        </w:numPr>
+        <w:spacing w:after="60"/>
+        <w:contextualSpacing w:val="0"/>
+      </w:pPr>
+      <w:r>
+        <w:rPr>
+          <w:rFonts w:ascii="Consolas" w:hAnsi="Consolas" w:cs="Consolas"/>
+          <w:b/>
+          <w:bCs/>
+          <w:sz w:val="18"/>
+          <w:shd w:val="clear" w:color="auto" w:fill="EEF4F2"/>
+        </w:rPr>
+        <w:t>SimulatedLock</w:t>
+      </w:r>
+      <w:r>
+        <w:t xml:space="preserve"> is het nagebootste slot. Na </w:t>
+      </w:r>
+      <w:r>
+        <w:rPr>
+          <w:rFonts w:ascii="Consolas" w:hAnsi="Consolas" w:cs="Consolas"/>
+          <w:sz w:val="18"/>
+          <w:shd w:val="clear" w:color="auto" w:fill="EEF4F2"/>
+        </w:rPr>
+        <w:t>unlock</w:t>
+      </w:r>
+      <w:r>
+        <w:t xml:space="preserve"> gaat het na 10 seconden vanzelf weer dicht als de deur niet is geopend.</w:t>
+      </w:r>
+    </w:p>
+    <w:p>
+      <w:pPr>
+        <w:pStyle w:val="Lijstalinea"/>
+        <w:numPr>
+          <w:ilvl w:val="0"/>
+          <w:numId w:val="3"/>
+        </w:numPr>
+        <w:contextualSpacing w:val="0"/>
+      </w:pPr>
+      <w:r>
+        <w:rPr>
+          <w:rFonts w:ascii="Consolas" w:hAnsi="Consolas" w:cs="Consolas"/>
+          <w:b/>
+          <w:bCs/>
+          <w:sz w:val="18"/>
+          <w:shd w:val="clear" w:color="auto" w:fill="EEF4F2"/>
+        </w:rPr>
+        <w:t>SimulatedShelfScale</w:t>
+      </w:r>
+      <w:r>
+        <w:t xml:space="preserve"> is de nagebootste weegschaal met een lijst van producten op het schap. Ieder product wijkt tot 2 procent af van het opgegeven gewicht.</w:t>
+      </w:r>
+    </w:p>
+    <w:p>
+      <w:r>
+        <w:t xml:space="preserve">In productie stuurt alleen de backend het echte slot en de weegschalen aan. De browser mag het echte slot nooit zelf openen. Dan worden alleen </w:t>
+      </w:r>
+      <w:r>
+        <w:rPr>
+          <w:rFonts w:ascii="Consolas" w:hAnsi="Consolas" w:cs="Consolas"/>
+          <w:sz w:val="18"/>
+          <w:shd w:val="clear" w:color="auto" w:fill="EEF4F2"/>
+        </w:rPr>
+        <w:t>SimulatedLock</w:t>
+      </w:r>
+      <w:r>
+        <w:t xml:space="preserve"> en </w:t>
+      </w:r>
+      <w:r>
+        <w:rPr>
+          <w:rFonts w:ascii="Consolas" w:hAnsi="Consolas" w:cs="Consolas"/>
+          <w:sz w:val="18"/>
+          <w:shd w:val="clear" w:color="auto" w:fill="EEF4F2"/>
+        </w:rPr>
+        <w:t>SimulatedShelfScale</w:t>
+      </w:r>
+      <w:r>
+        <w:t xml:space="preserve"> vervangen door classes met dezelfde methodes die de backend aanroepen (zie het TO, bijlage B).</w:t>
       </w:r>
     </w:p>
     <w:p>
@@ -19908,97 +21674,97 @@
         <w:pStyle w:val="Kop3"/>
         <w:keepNext/>
       </w:pPr>
-      <w:bookmarkStart w:id="77" w:name="k42"/>
-      <w:r>
-        <w:rPr>
-          <w:rFonts w:ascii="Consolas" w:hAnsi="Consolas" w:cs="Consolas"/>
-          <w:sz w:val="18"/>
-          <w:shd w:val="clear" w:color="auto" w:fill="EEF4F2"/>
-        </w:rPr>
-        <w:t>ThemeManager</w:t>
-      </w:r>
-      <w:bookmarkEnd w:id="77"/>
-    </w:p>
-    <w:p>
-      <w:r>
-        <w:t>Regelt het lichte en donkere thema (zie 4.13). Onthoudt de instelling (</w:t>
-      </w:r>
-      <w:r>
-        <w:rPr>
-          <w:rFonts w:ascii="Consolas" w:hAnsi="Consolas" w:cs="Consolas"/>
-          <w:sz w:val="18"/>
-          <w:shd w:val="clear" w:color="auto" w:fill="EEF4F2"/>
-        </w:rPr>
-        <w:t>system</w:t>
-      </w:r>
-      <w:r>
-        <w:t xml:space="preserve">, </w:t>
-      </w:r>
-      <w:r>
-        <w:rPr>
-          <w:rFonts w:ascii="Consolas" w:hAnsi="Consolas" w:cs="Consolas"/>
-          <w:sz w:val="18"/>
-          <w:shd w:val="clear" w:color="auto" w:fill="EEF4F2"/>
-        </w:rPr>
-        <w:t>auto</w:t>
-      </w:r>
-      <w:r>
-        <w:t xml:space="preserve">, </w:t>
-      </w:r>
-      <w:r>
-        <w:rPr>
-          <w:rFonts w:ascii="Consolas" w:hAnsi="Consolas" w:cs="Consolas"/>
-          <w:sz w:val="18"/>
-          <w:shd w:val="clear" w:color="auto" w:fill="EEF4F2"/>
-        </w:rPr>
-        <w:t>light</w:t>
-      </w:r>
-      <w:r>
-        <w:t xml:space="preserve"> of </w:t>
-      </w:r>
-      <w:r>
-        <w:rPr>
-          <w:rFonts w:ascii="Consolas" w:hAnsi="Consolas" w:cs="Consolas"/>
-          <w:sz w:val="18"/>
-          <w:shd w:val="clear" w:color="auto" w:fill="EEF4F2"/>
-        </w:rPr>
-        <w:t>dark</w:t>
-      </w:r>
-      <w:r>
-        <w:t xml:space="preserve">) in </w:t>
-      </w:r>
-      <w:r>
-        <w:rPr>
-          <w:rFonts w:ascii="Consolas" w:hAnsi="Consolas" w:cs="Consolas"/>
-          <w:sz w:val="18"/>
-          <w:shd w:val="clear" w:color="auto" w:fill="EEF4F2"/>
-        </w:rPr>
-        <w:t>localStorage</w:t>
-      </w:r>
-      <w:r>
-        <w:t xml:space="preserve">, bepaalt met </w:t>
-      </w:r>
-      <w:r>
-        <w:rPr>
-          <w:rFonts w:ascii="Consolas" w:hAnsi="Consolas" w:cs="Consolas"/>
-          <w:sz w:val="18"/>
-          <w:shd w:val="clear" w:color="auto" w:fill="EEF4F2"/>
-        </w:rPr>
-        <w:t>resolveTheme</w:t>
-      </w:r>
-      <w:r>
-        <w:t xml:space="preserve"> welk thema daarbij hoort en zet dat met </w:t>
-      </w:r>
-      <w:r>
-        <w:rPr>
-          <w:rFonts w:ascii="Consolas" w:hAnsi="Consolas" w:cs="Consolas"/>
-          <w:sz w:val="18"/>
-          <w:shd w:val="clear" w:color="auto" w:fill="EEF4F2"/>
-        </w:rPr>
-        <w:t>apply</w:t>
-      </w:r>
-      <w:r>
-        <w:t xml:space="preserve"> op de pagina. Deze class staat los van het model, de view en de controller, omdat het thema een weergave-instelling per browser is en geen gegeven van de registratie.</w:t>
+      <w:bookmarkStart w:id="79" w:name="k43"/>
+      <w:r>
+        <w:rPr>
+          <w:rFonts w:ascii="Consolas" w:hAnsi="Consolas" w:cs="Consolas"/>
+          <w:sz w:val="18"/>
+          <w:shd w:val="clear" w:color="auto" w:fill="EEF4F2"/>
+        </w:rPr>
+        <w:t>FridgeView</w:t>
+      </w:r>
+      <w:bookmarkEnd w:id="79"/>
+    </w:p>
+    <w:p>
+      <w:r>
+        <w:t>Tekent het koelkastvenster (</w:t>
+      </w:r>
+      <w:r>
+        <w:rPr>
+          <w:rFonts w:ascii="Consolas" w:hAnsi="Consolas" w:cs="Consolas"/>
+          <w:sz w:val="18"/>
+          <w:shd w:val="clear" w:color="auto" w:fill="EEF4F2"/>
+        </w:rPr>
+        <w:t>renderFridgeWindow</w:t>
+      </w:r>
+      <w:r>
+        <w:t>, met de drie stappen deur dicht, deur open en overzicht), de statusregel (</w:t>
+      </w:r>
+      <w:r>
+        <w:rPr>
+          <w:rFonts w:ascii="Consolas" w:hAnsi="Consolas" w:cs="Consolas"/>
+          <w:sz w:val="18"/>
+          <w:shd w:val="clear" w:color="auto" w:fill="EEF4F2"/>
+        </w:rPr>
+        <w:t>setFridgeStatus</w:t>
+      </w:r>
+      <w:r>
+        <w:t>), de live region (</w:t>
+      </w:r>
+      <w:r>
+        <w:rPr>
+          <w:rFonts w:ascii="Consolas" w:hAnsi="Consolas" w:cs="Consolas"/>
+          <w:sz w:val="18"/>
+          <w:shd w:val="clear" w:color="auto" w:fill="EEF4F2"/>
+        </w:rPr>
+        <w:t>announceFridge</w:t>
+      </w:r>
+      <w:r>
+        <w:t>), de waarschuwing bij een open deur (</w:t>
+      </w:r>
+      <w:r>
+        <w:rPr>
+          <w:rFonts w:ascii="Consolas" w:hAnsi="Consolas" w:cs="Consolas"/>
+          <w:sz w:val="18"/>
+          <w:shd w:val="clear" w:color="auto" w:fill="EEF4F2"/>
+        </w:rPr>
+        <w:t>setDoorWarning</w:t>
+      </w:r>
+      <w:r>
+        <w:t>) en het tabblad Koelkast (</w:t>
+      </w:r>
+      <w:r>
+        <w:rPr>
+          <w:rFonts w:ascii="Consolas" w:hAnsi="Consolas" w:cs="Consolas"/>
+          <w:sz w:val="18"/>
+          <w:shd w:val="clear" w:color="auto" w:fill="EEF4F2"/>
+        </w:rPr>
+        <w:t>renderFridgeAdmin</w:t>
+      </w:r>
+      <w:r>
+        <w:t xml:space="preserve">). </w:t>
+      </w:r>
+      <w:r>
+        <w:rPr>
+          <w:rFonts w:ascii="Consolas" w:hAnsi="Consolas" w:cs="Consolas"/>
+          <w:sz w:val="18"/>
+          <w:shd w:val="clear" w:color="auto" w:fill="EEF4F2"/>
+        </w:rPr>
+        <w:t>RegistrationView</w:t>
+      </w:r>
+      <w:r>
+        <w:t xml:space="preserve"> maakt deze class en geeft de methodes door, zodat de controller alleen met </w:t>
+      </w:r>
+      <w:r>
+        <w:rPr>
+          <w:rFonts w:ascii="Consolas" w:hAnsi="Consolas" w:cs="Consolas"/>
+          <w:sz w:val="18"/>
+          <w:shd w:val="clear" w:color="auto" w:fill="EEF4F2"/>
+        </w:rPr>
+        <w:t>RegistrationView</w:t>
+      </w:r>
+      <w:r>
+        <w:t xml:space="preserve"> praat.</w:t>
       </w:r>
     </w:p>
     <w:p>
@@ -20006,185 +21772,20 @@
         <w:pStyle w:val="Kop3"/>
         <w:keepNext/>
       </w:pPr>
-      <w:bookmarkStart w:id="78" w:name="k43"/>
-      <w:r>
-        <w:rPr>
-          <w:rFonts w:ascii="Consolas" w:hAnsi="Consolas" w:cs="Consolas"/>
-          <w:sz w:val="18"/>
-          <w:shd w:val="clear" w:color="auto" w:fill="EEF4F2"/>
-        </w:rPr>
-        <w:t>FaceRecognitionDemo</w:t>
-      </w:r>
-      <w:bookmarkEnd w:id="78"/>
-    </w:p>
-    <w:p>
-      <w:r>
-        <w:t>De uitschakelbare demo gezichtsherkenning (zie 4.15). De class laadt de bibliotheek face-api pas als iemand de demo gebruikt (</w:t>
-      </w:r>
-      <w:r>
-        <w:rPr>
-          <w:rFonts w:ascii="Consolas" w:hAnsi="Consolas" w:cs="Consolas"/>
-          <w:sz w:val="18"/>
-          <w:shd w:val="clear" w:color="auto" w:fill="EEF4F2"/>
-        </w:rPr>
-        <w:t>load</w:t>
-      </w:r>
-      <w:r>
-        <w:t xml:space="preserve">), uit </w:t>
-      </w:r>
-      <w:r>
-        <w:rPr>
-          <w:rFonts w:ascii="Consolas" w:hAnsi="Consolas" w:cs="Consolas"/>
-          <w:sz w:val="18"/>
-          <w:shd w:val="clear" w:color="auto" w:fill="EEF4F2"/>
-        </w:rPr>
-        <w:t>assets/vendor/face-api/</w:t>
-      </w:r>
-      <w:r>
-        <w:t xml:space="preserve"> in het project zelf, zet de camera aan en uit (</w:t>
-      </w:r>
-      <w:r>
-        <w:rPr>
-          <w:rFonts w:ascii="Consolas" w:hAnsi="Consolas" w:cs="Consolas"/>
-          <w:sz w:val="18"/>
-          <w:shd w:val="clear" w:color="auto" w:fill="EEF4F2"/>
-        </w:rPr>
-        <w:t>startCamera</w:t>
-      </w:r>
-      <w:r>
-        <w:t xml:space="preserve">, </w:t>
-      </w:r>
-      <w:r>
-        <w:rPr>
-          <w:rFonts w:ascii="Consolas" w:hAnsi="Consolas" w:cs="Consolas"/>
-          <w:sz w:val="18"/>
-          <w:shd w:val="clear" w:color="auto" w:fill="EEF4F2"/>
-        </w:rPr>
-        <w:t>stopCamera</w:t>
-      </w:r>
-      <w:r>
-        <w:t xml:space="preserve">. Is het venster gesloten terwijl de camera startte, dan zet </w:t>
-      </w:r>
-      <w:r>
-        <w:rPr>
-          <w:rFonts w:ascii="Consolas" w:hAnsi="Consolas" w:cs="Consolas"/>
-          <w:sz w:val="18"/>
-          <w:shd w:val="clear" w:color="auto" w:fill="EEF4F2"/>
-        </w:rPr>
-        <w:t>startCamera</w:t>
-      </w:r>
-      <w:r>
-        <w:t xml:space="preserve"> die camera meteen weer uit) en leest het grootste gezicht in beeld (</w:t>
-      </w:r>
-      <w:r>
-        <w:rPr>
-          <w:rFonts w:ascii="Consolas" w:hAnsi="Consolas" w:cs="Consolas"/>
-          <w:sz w:val="18"/>
-          <w:shd w:val="clear" w:color="auto" w:fill="EEF4F2"/>
-        </w:rPr>
-        <w:t>readFace</w:t>
-      </w:r>
-      <w:r>
-        <w:t xml:space="preserve">, </w:t>
-      </w:r>
-      <w:r>
-        <w:rPr>
-          <w:rFonts w:ascii="Consolas" w:hAnsi="Consolas" w:cs="Consolas"/>
-          <w:sz w:val="18"/>
-          <w:shd w:val="clear" w:color="auto" w:fill="EEF4F2"/>
-        </w:rPr>
-        <w:t>largestFace</w:t>
-      </w:r>
-      <w:r>
-        <w:t>). Een gezicht wordt bewaard als een rij getallen (een descriptor), alleen in het geheugen (</w:t>
-      </w:r>
-      <w:r>
-        <w:rPr>
-          <w:rFonts w:ascii="Consolas" w:hAnsi="Consolas" w:cs="Consolas"/>
-          <w:sz w:val="18"/>
-          <w:shd w:val="clear" w:color="auto" w:fill="EEF4F2"/>
-        </w:rPr>
-        <w:t>enroll</w:t>
-      </w:r>
-      <w:r>
-        <w:t xml:space="preserve">, </w:t>
-      </w:r>
-      <w:r>
-        <w:rPr>
-          <w:rFonts w:ascii="Consolas" w:hAnsi="Consolas" w:cs="Consolas"/>
-          <w:sz w:val="18"/>
-          <w:shd w:val="clear" w:color="auto" w:fill="EEF4F2"/>
-        </w:rPr>
-        <w:t>forget</w:t>
-      </w:r>
-      <w:r>
-        <w:t xml:space="preserve">). </w:t>
-      </w:r>
-      <w:r>
-        <w:rPr>
-          <w:rFonts w:ascii="Consolas" w:hAnsi="Consolas" w:cs="Consolas"/>
-          <w:sz w:val="18"/>
-          <w:shd w:val="clear" w:color="auto" w:fill="EEF4F2"/>
-        </w:rPr>
-        <w:t>findMatch</w:t>
-      </w:r>
-      <w:r>
-        <w:t xml:space="preserve"> zoekt het ingestelde gezicht met de kleinste afstand onder de drempel uit </w:t>
-      </w:r>
-      <w:r>
-        <w:rPr>
-          <w:rFonts w:ascii="Consolas" w:hAnsi="Consolas" w:cs="Consolas"/>
-          <w:sz w:val="18"/>
-          <w:shd w:val="clear" w:color="auto" w:fill="EEF4F2"/>
-        </w:rPr>
-        <w:t>FACE_DEMO.matchThreshold</w:t>
-      </w:r>
-      <w:r>
-        <w:t>. De controller geeft daarbij de id's van de actieve medewerkers mee (</w:t>
-      </w:r>
-      <w:r>
-        <w:rPr>
-          <w:rFonts w:ascii="Consolas" w:hAnsi="Consolas" w:cs="Consolas"/>
-          <w:sz w:val="18"/>
-          <w:shd w:val="clear" w:color="auto" w:fill="EEF4F2"/>
-        </w:rPr>
-        <w:t>allowedIds</w:t>
-      </w:r>
-      <w:r>
-        <w:t xml:space="preserve">), zodat het gezicht van een inactieve of verwijderde medewerker een actieve medewerker niet kan "afschermen". </w:t>
-      </w:r>
-      <w:r>
-        <w:rPr>
-          <w:rFonts w:ascii="Consolas" w:hAnsi="Consolas" w:cs="Consolas"/>
-          <w:sz w:val="18"/>
-          <w:shd w:val="clear" w:color="auto" w:fill="EEF4F2"/>
-        </w:rPr>
-        <w:t>confirm</w:t>
-      </w:r>
-      <w:r>
-        <w:t xml:space="preserve"> telt pas als dezelfde persoon twee keer achter elkaar is gevonden. De controller krijgt deze class mee in de constructor. Mislukt het afspelen van het camerabeeld nadat de camera al aan stond, dan zet de controller de camera uit. Of er een gezicht wordt vastgelegd, hoort bij één keer openen van het cameravenster (</w:t>
-      </w:r>
-      <w:r>
-        <w:rPr>
-          <w:rFonts w:ascii="Consolas" w:hAnsi="Consolas" w:cs="Consolas"/>
-          <w:sz w:val="18"/>
-          <w:shd w:val="clear" w:color="auto" w:fill="EEF4F2"/>
-        </w:rPr>
-        <w:t>captureSession</w:t>
-      </w:r>
-      <w:r>
-        <w:t>). Een vastlegging uit een gesloten venster blokkeert een opnieuw geopend venster dus niet. De camera-functie van de browser (</w:t>
-      </w:r>
-      <w:r>
-        <w:rPr>
-          <w:rFonts w:ascii="Consolas" w:hAnsi="Consolas" w:cs="Consolas"/>
-          <w:sz w:val="18"/>
-          <w:shd w:val="clear" w:color="auto" w:fill="EEF4F2"/>
-        </w:rPr>
-        <w:t>mediaDevices</w:t>
-      </w:r>
-      <w:r>
-        <w:t>) kan worden meegegeven, zodat de camera in de unit tests kan worden nagebootst.</w:t>
+      <w:bookmarkStart w:id="80" w:name="k44"/>
+      <w:r>
+        <w:rPr>
+          <w:rFonts w:ascii="Consolas" w:hAnsi="Consolas" w:cs="Consolas"/>
+          <w:sz w:val="18"/>
+          <w:shd w:val="clear" w:color="auto" w:fill="EEF4F2"/>
+        </w:rPr>
+        <w:t>CsvExport</w:t>
+      </w:r>
+      <w:bookmarkEnd w:id="80"/>
+    </w:p>
+    <w:p>
+      <w:r>
+        <w:t>Maakt het CSV-bestand voor de loonadministratie (zie verderop).</w:t>
       </w:r>
     </w:p>
     <w:p>
@@ -20192,94 +21793,28 @@
         <w:pStyle w:val="Kop3"/>
         <w:keepNext/>
       </w:pPr>
-      <w:bookmarkStart w:id="79" w:name="k44"/>
-      <w:r>
-        <w:rPr>
-          <w:rFonts w:ascii="Consolas" w:hAnsi="Consolas" w:cs="Consolas"/>
-          <w:sz w:val="18"/>
-          <w:shd w:val="clear" w:color="auto" w:fill="EEF4F2"/>
-        </w:rPr>
-        <w:t>BadgeReader</w:t>
-      </w:r>
-      <w:bookmarkEnd w:id="79"/>
-    </w:p>
-    <w:p>
-      <w:r>
-        <w:t xml:space="preserve">Herkent een pas via een USB-NFC-lezer die zich als toetsenbord gedraagt (zie 4.16). De controller geeft iedere toets door aan </w:t>
-      </w:r>
-      <w:r>
-        <w:rPr>
-          <w:rFonts w:ascii="Consolas" w:hAnsi="Consolas" w:cs="Consolas"/>
-          <w:sz w:val="18"/>
-          <w:shd w:val="clear" w:color="auto" w:fill="EEF4F2"/>
-        </w:rPr>
-        <w:t>handleKey</w:t>
-      </w:r>
-      <w:r>
-        <w:t xml:space="preserve"> (via </w:t>
-      </w:r>
-      <w:r>
-        <w:rPr>
-          <w:rFonts w:ascii="Consolas" w:hAnsi="Consolas" w:cs="Consolas"/>
-          <w:sz w:val="18"/>
-          <w:shd w:val="clear" w:color="auto" w:fill="EEF4F2"/>
-        </w:rPr>
-        <w:t>BadgeController.handleBadgeKey</w:t>
-      </w:r>
-      <w:r>
-        <w:t xml:space="preserve">), ook als er een venster open is. Dan herkent </w:t>
-      </w:r>
-      <w:r>
-        <w:rPr>
-          <w:rFonts w:ascii="Consolas" w:hAnsi="Consolas" w:cs="Consolas"/>
-          <w:sz w:val="18"/>
-          <w:shd w:val="clear" w:color="auto" w:fill="EEF4F2"/>
-        </w:rPr>
-        <w:t>recognizeBadge</w:t>
-      </w:r>
-      <w:r>
-        <w:t xml:space="preserve"> niemand, maar de afsluitende Enter of Tab wordt wel tegengehouden. De class houdt een buffer bij van snel getypte tekens met het tijdstip van de laatste toets. Een scan is minstens </w:t>
-      </w:r>
-      <w:r>
-        <w:rPr>
-          <w:rFonts w:ascii="Consolas" w:hAnsi="Consolas" w:cs="Consolas"/>
-          <w:sz w:val="18"/>
-          <w:shd w:val="clear" w:color="auto" w:fill="EEF4F2"/>
-        </w:rPr>
-        <w:t>minLength</w:t>
-      </w:r>
-      <w:r>
-        <w:t xml:space="preserve"> tekens, elk binnen </w:t>
-      </w:r>
-      <w:r>
-        <w:rPr>
-          <w:rFonts w:ascii="Consolas" w:hAnsi="Consolas" w:cs="Consolas"/>
-          <w:sz w:val="18"/>
-          <w:shd w:val="clear" w:color="auto" w:fill="EEF4F2"/>
-        </w:rPr>
-        <w:t>maxKeyIntervalMs</w:t>
-      </w:r>
-      <w:r>
-        <w:t xml:space="preserve"> na het vorige, afgesloten met Enter of Tab, óf </w:t>
-      </w:r>
-      <w:r>
-        <w:rPr>
-          <w:rFonts w:ascii="Consolas" w:hAnsi="Consolas" w:cs="Consolas"/>
-          <w:sz w:val="18"/>
-          <w:shd w:val="clear" w:color="auto" w:fill="EEF4F2"/>
-        </w:rPr>
-        <w:t>endDelayMs</w:t>
-      </w:r>
-      <w:r>
-        <w:t xml:space="preserve"> stilte na de laatste toets (</w:t>
-      </w:r>
-      <w:r>
-        <w:rPr>
-          <w:rFonts w:ascii="Consolas" w:hAnsi="Consolas" w:cs="Consolas"/>
-          <w:sz w:val="18"/>
-          <w:shd w:val="clear" w:color="auto" w:fill="EEF4F2"/>
-        </w:rPr>
-        <w:t>scheduleEnd</w:t>
+      <w:bookmarkStart w:id="81" w:name="k45"/>
+      <w:r>
+        <w:rPr>
+          <w:rFonts w:ascii="Consolas" w:hAnsi="Consolas" w:cs="Consolas"/>
+          <w:sz w:val="18"/>
+          <w:shd w:val="clear" w:color="auto" w:fill="EEF4F2"/>
+        </w:rPr>
+        <w:t>ThemeManager</w:t>
+      </w:r>
+      <w:bookmarkEnd w:id="81"/>
+    </w:p>
+    <w:p>
+      <w:r>
+        <w:t>Regelt het lichte en donkere thema (zie 4.13). Onthoudt de instelling (</w:t>
+      </w:r>
+      <w:r>
+        <w:rPr>
+          <w:rFonts w:ascii="Consolas" w:hAnsi="Consolas" w:cs="Consolas"/>
+          <w:sz w:val="18"/>
+          <w:shd w:val="clear" w:color="auto" w:fill="EEF4F2"/>
+        </w:rPr>
+        <w:t>system</w:t>
       </w:r>
       <w:r>
         <w:t xml:space="preserve">, </w:t>
@@ -20290,175 +21825,65 @@
           <w:sz w:val="18"/>
           <w:shd w:val="clear" w:color="auto" w:fill="EEF4F2"/>
         </w:rPr>
-        <w:t>finishAfterSilence</w:t>
-      </w:r>
-      <w:r>
-        <w:t>). Komt een teken te laat, dan begint er een nieuwe buffer. Zo wordt menselijk typen nooit een scan. De Enter of Tab die een scan afsluit, wordt tegengehouden (</w:t>
-      </w:r>
-      <w:r>
-        <w:rPr>
-          <w:rFonts w:ascii="Consolas" w:hAnsi="Consolas" w:cs="Consolas"/>
-          <w:sz w:val="18"/>
-          <w:shd w:val="clear" w:color="auto" w:fill="EEF4F2"/>
-        </w:rPr>
-        <w:t>preventDefault</w:t>
-      </w:r>
-      <w:r>
-        <w:t xml:space="preserve"> en </w:t>
-      </w:r>
-      <w:r>
-        <w:rPr>
-          <w:rFonts w:ascii="Consolas" w:hAnsi="Consolas" w:cs="Consolas"/>
-          <w:sz w:val="18"/>
-          <w:shd w:val="clear" w:color="auto" w:fill="EEF4F2"/>
-        </w:rPr>
-        <w:t>stopPropagation</w:t>
-      </w:r>
-      <w:r>
-        <w:t xml:space="preserve">), zodat die geen andere actie start. </w:t>
-      </w:r>
-      <w:r>
-        <w:rPr>
-          <w:rFonts w:ascii="Consolas" w:hAnsi="Consolas" w:cs="Consolas"/>
-          <w:sz w:val="18"/>
-          <w:shd w:val="clear" w:color="auto" w:fill="EEF4F2"/>
-        </w:rPr>
-        <w:t>normalize</w:t>
-      </w:r>
-      <w:r>
-        <w:t xml:space="preserve"> haalt spaties, </w:t>
-      </w:r>
-      <w:r>
-        <w:rPr>
-          <w:rFonts w:ascii="Consolas" w:hAnsi="Consolas" w:cs="Consolas"/>
-          <w:sz w:val="18"/>
-          <w:shd w:val="clear" w:color="auto" w:fill="EEF4F2"/>
-        </w:rPr>
-        <w:t>:</w:t>
-      </w:r>
-      <w:r>
-        <w:t xml:space="preserve"> en </w:t>
-      </w:r>
-      <w:r>
-        <w:rPr>
-          <w:rFonts w:ascii="Consolas" w:hAnsi="Consolas" w:cs="Consolas"/>
-          <w:sz w:val="18"/>
-          <w:shd w:val="clear" w:color="auto" w:fill="EEF4F2"/>
-        </w:rPr>
-        <w:t>-</w:t>
-      </w:r>
-      <w:r>
-        <w:t xml:space="preserve"> weg en maakt alles hoofdletters. Het medewerkersformulier en </w:t>
-      </w:r>
-      <w:r>
-        <w:rPr>
-          <w:rFonts w:ascii="Consolas" w:hAnsi="Consolas" w:cs="Consolas"/>
-          <w:sz w:val="18"/>
-          <w:shd w:val="clear" w:color="auto" w:fill="EEF4F2"/>
-        </w:rPr>
-        <w:t>DataStore</w:t>
-      </w:r>
-      <w:r>
-        <w:t xml:space="preserve"> (bij het laden) maken een pasnummer op dezelfde manier gelijk. Na een scan roept de class </w:t>
-      </w:r>
-      <w:r>
-        <w:rPr>
-          <w:rFonts w:ascii="Consolas" w:hAnsi="Consolas" w:cs="Consolas"/>
-          <w:sz w:val="18"/>
-          <w:shd w:val="clear" w:color="auto" w:fill="EEF4F2"/>
-        </w:rPr>
-        <w:t>onScan(code)</w:t>
-      </w:r>
-      <w:r>
-        <w:t xml:space="preserve"> aan. De controller zoekt dan de medewerker op (</w:t>
-      </w:r>
-      <w:r>
-        <w:rPr>
-          <w:rFonts w:ascii="Consolas" w:hAnsi="Consolas" w:cs="Consolas"/>
-          <w:sz w:val="18"/>
-          <w:shd w:val="clear" w:color="auto" w:fill="EEF4F2"/>
-        </w:rPr>
-        <w:t>BadgeController.recognizeBadge</w:t>
-      </w:r>
-      <w:r>
-        <w:t xml:space="preserve">, met </w:t>
-      </w:r>
-      <w:r>
-        <w:rPr>
-          <w:rFonts w:ascii="Consolas" w:hAnsi="Consolas" w:cs="Consolas"/>
-          <w:sz w:val="18"/>
-          <w:shd w:val="clear" w:color="auto" w:fill="EEF4F2"/>
-        </w:rPr>
-        <w:t>RegistrationModel.findEmployeeByBadge</w:t>
-      </w:r>
-      <w:r>
-        <w:t xml:space="preserve">). </w:t>
-      </w:r>
-      <w:r>
-        <w:rPr>
-          <w:rFonts w:ascii="Consolas" w:hAnsi="Consolas" w:cs="Consolas"/>
-          <w:sz w:val="18"/>
-          <w:shd w:val="clear" w:color="auto" w:fill="EEF4F2"/>
-        </w:rPr>
-        <w:t>onStart</w:t>
-      </w:r>
-      <w:r>
-        <w:t xml:space="preserve"> wordt aangeroepen als er een nieuwe buffer begint. De controller onthoudt dan welk veld de focus had en wat er in het zoekveld en het bedrijfsfilter stond (</w:t>
-      </w:r>
-      <w:r>
-        <w:rPr>
-          <w:rFonts w:ascii="Consolas" w:hAnsi="Consolas" w:cs="Consolas"/>
-          <w:sz w:val="18"/>
-          <w:shd w:val="clear" w:color="auto" w:fill="EEF4F2"/>
-        </w:rPr>
-        <w:t>rememberSearchBeforeScan</w:t>
-      </w:r>
-      <w:r>
-        <w:t>), en zet dat na de scan terug (</w:t>
-      </w:r>
-      <w:r>
-        <w:rPr>
-          <w:rFonts w:ascii="Consolas" w:hAnsi="Consolas" w:cs="Consolas"/>
-          <w:sz w:val="18"/>
-          <w:shd w:val="clear" w:color="auto" w:fill="EEF4F2"/>
-        </w:rPr>
-        <w:t>restoreSearchAfterScan</w:t>
-      </w:r>
-      <w:r>
-        <w:t xml:space="preserve">). Begon de scan in het veld </w:t>
-      </w:r>
-      <w:r>
-        <w:rPr>
-          <w:rFonts w:ascii="Consolas" w:hAnsi="Consolas" w:cs="Consolas"/>
-          <w:sz w:val="18"/>
-          <w:shd w:val="clear" w:color="auto" w:fill="EEF4F2"/>
-        </w:rPr>
-        <w:t>Pasnummer</w:t>
-      </w:r>
-      <w:r>
-        <w:t xml:space="preserve">, dan zet </w:t>
-      </w:r>
-      <w:r>
-        <w:rPr>
-          <w:rFonts w:ascii="Consolas" w:hAnsi="Consolas" w:cs="Consolas"/>
-          <w:sz w:val="18"/>
-          <w:shd w:val="clear" w:color="auto" w:fill="EEF4F2"/>
-        </w:rPr>
-        <w:t>fillBadgeFieldAfterScan</w:t>
-      </w:r>
-      <w:r>
-        <w:t xml:space="preserve"> alleen het nieuwe pasnummer in dat veld. De tijd en de timers (</w:t>
-      </w:r>
-      <w:r>
-        <w:rPr>
-          <w:rFonts w:ascii="Consolas" w:hAnsi="Consolas" w:cs="Consolas"/>
-          <w:sz w:val="18"/>
-          <w:shd w:val="clear" w:color="auto" w:fill="EEF4F2"/>
-        </w:rPr>
-        <w:t>clock</w:t>
-      </w:r>
-      <w:r>
-        <w:t>) kunnen worden meegegeven, zodat de unit tests met een nep-klok werken.</w:t>
+        <w:t>auto</w:t>
+      </w:r>
+      <w:r>
+        <w:t xml:space="preserve">, </w:t>
+      </w:r>
+      <w:r>
+        <w:rPr>
+          <w:rFonts w:ascii="Consolas" w:hAnsi="Consolas" w:cs="Consolas"/>
+          <w:sz w:val="18"/>
+          <w:shd w:val="clear" w:color="auto" w:fill="EEF4F2"/>
+        </w:rPr>
+        <w:t>light</w:t>
+      </w:r>
+      <w:r>
+        <w:t xml:space="preserve"> of </w:t>
+      </w:r>
+      <w:r>
+        <w:rPr>
+          <w:rFonts w:ascii="Consolas" w:hAnsi="Consolas" w:cs="Consolas"/>
+          <w:sz w:val="18"/>
+          <w:shd w:val="clear" w:color="auto" w:fill="EEF4F2"/>
+        </w:rPr>
+        <w:t>dark</w:t>
+      </w:r>
+      <w:r>
+        <w:t xml:space="preserve">) in </w:t>
+      </w:r>
+      <w:r>
+        <w:rPr>
+          <w:rFonts w:ascii="Consolas" w:hAnsi="Consolas" w:cs="Consolas"/>
+          <w:sz w:val="18"/>
+          <w:shd w:val="clear" w:color="auto" w:fill="EEF4F2"/>
+        </w:rPr>
+        <w:t>localStorage</w:t>
+      </w:r>
+      <w:r>
+        <w:t xml:space="preserve">, bepaalt met </w:t>
+      </w:r>
+      <w:r>
+        <w:rPr>
+          <w:rFonts w:ascii="Consolas" w:hAnsi="Consolas" w:cs="Consolas"/>
+          <w:sz w:val="18"/>
+          <w:shd w:val="clear" w:color="auto" w:fill="EEF4F2"/>
+        </w:rPr>
+        <w:t>resolveTheme</w:t>
+      </w:r>
+      <w:r>
+        <w:t xml:space="preserve"> welk thema daarbij hoort en zet dat met </w:t>
+      </w:r>
+      <w:r>
+        <w:rPr>
+          <w:rFonts w:ascii="Consolas" w:hAnsi="Consolas" w:cs="Consolas"/>
+          <w:sz w:val="18"/>
+          <w:shd w:val="clear" w:color="auto" w:fill="EEF4F2"/>
+        </w:rPr>
+        <w:t>apply</w:t>
+      </w:r>
+      <w:r>
+        <w:t xml:space="preserve"> op de pagina. Deze class staat los van het model, de view en de controller, omdat het thema een weergave-instelling per browser is en geen gegeven van de registratie.</w:t>
       </w:r>
     </w:p>
     <w:p>
@@ -20466,7 +21891,467 @@
         <w:pStyle w:val="Kop3"/>
         <w:keepNext/>
       </w:pPr>
-      <w:bookmarkStart w:id="80" w:name="k45"/>
+      <w:bookmarkStart w:id="82" w:name="k46"/>
+      <w:r>
+        <w:rPr>
+          <w:rFonts w:ascii="Consolas" w:hAnsi="Consolas" w:cs="Consolas"/>
+          <w:sz w:val="18"/>
+          <w:shd w:val="clear" w:color="auto" w:fill="EEF4F2"/>
+        </w:rPr>
+        <w:t>FaceRecognitionDemo</w:t>
+      </w:r>
+      <w:bookmarkEnd w:id="82"/>
+    </w:p>
+    <w:p>
+      <w:r>
+        <w:t>De uitschakelbare demo gezichtsherkenning (zie 4.15). De class laadt de bibliotheek face-api pas als iemand de demo gebruikt (</w:t>
+      </w:r>
+      <w:r>
+        <w:rPr>
+          <w:rFonts w:ascii="Consolas" w:hAnsi="Consolas" w:cs="Consolas"/>
+          <w:sz w:val="18"/>
+          <w:shd w:val="clear" w:color="auto" w:fill="EEF4F2"/>
+        </w:rPr>
+        <w:t>load</w:t>
+      </w:r>
+      <w:r>
+        <w:t xml:space="preserve">), uit </w:t>
+      </w:r>
+      <w:r>
+        <w:rPr>
+          <w:rFonts w:ascii="Consolas" w:hAnsi="Consolas" w:cs="Consolas"/>
+          <w:sz w:val="18"/>
+          <w:shd w:val="clear" w:color="auto" w:fill="EEF4F2"/>
+        </w:rPr>
+        <w:t>assets/vendor/face-api/</w:t>
+      </w:r>
+      <w:r>
+        <w:t xml:space="preserve"> in het project zelf, zet de camera aan en uit (</w:t>
+      </w:r>
+      <w:r>
+        <w:rPr>
+          <w:rFonts w:ascii="Consolas" w:hAnsi="Consolas" w:cs="Consolas"/>
+          <w:sz w:val="18"/>
+          <w:shd w:val="clear" w:color="auto" w:fill="EEF4F2"/>
+        </w:rPr>
+        <w:t>startCamera</w:t>
+      </w:r>
+      <w:r>
+        <w:t xml:space="preserve">, </w:t>
+      </w:r>
+      <w:r>
+        <w:rPr>
+          <w:rFonts w:ascii="Consolas" w:hAnsi="Consolas" w:cs="Consolas"/>
+          <w:sz w:val="18"/>
+          <w:shd w:val="clear" w:color="auto" w:fill="EEF4F2"/>
+        </w:rPr>
+        <w:t>stopCamera</w:t>
+      </w:r>
+      <w:r>
+        <w:t xml:space="preserve">. Is het venster gesloten terwijl de camera startte, dan zet </w:t>
+      </w:r>
+      <w:r>
+        <w:rPr>
+          <w:rFonts w:ascii="Consolas" w:hAnsi="Consolas" w:cs="Consolas"/>
+          <w:sz w:val="18"/>
+          <w:shd w:val="clear" w:color="auto" w:fill="EEF4F2"/>
+        </w:rPr>
+        <w:t>startCamera</w:t>
+      </w:r>
+      <w:r>
+        <w:t xml:space="preserve"> die camera meteen weer uit) en leest het grootste gezicht in beeld (</w:t>
+      </w:r>
+      <w:r>
+        <w:rPr>
+          <w:rFonts w:ascii="Consolas" w:hAnsi="Consolas" w:cs="Consolas"/>
+          <w:sz w:val="18"/>
+          <w:shd w:val="clear" w:color="auto" w:fill="EEF4F2"/>
+        </w:rPr>
+        <w:t>readFace</w:t>
+      </w:r>
+      <w:r>
+        <w:t xml:space="preserve">, </w:t>
+      </w:r>
+      <w:r>
+        <w:rPr>
+          <w:rFonts w:ascii="Consolas" w:hAnsi="Consolas" w:cs="Consolas"/>
+          <w:sz w:val="18"/>
+          <w:shd w:val="clear" w:color="auto" w:fill="EEF4F2"/>
+        </w:rPr>
+        <w:t>largestFace</w:t>
+      </w:r>
+      <w:r>
+        <w:t>). Een gezicht wordt bewaard als een rij getallen (een descriptor), alleen in het geheugen (</w:t>
+      </w:r>
+      <w:r>
+        <w:rPr>
+          <w:rFonts w:ascii="Consolas" w:hAnsi="Consolas" w:cs="Consolas"/>
+          <w:sz w:val="18"/>
+          <w:shd w:val="clear" w:color="auto" w:fill="EEF4F2"/>
+        </w:rPr>
+        <w:t>enroll</w:t>
+      </w:r>
+      <w:r>
+        <w:t xml:space="preserve">, </w:t>
+      </w:r>
+      <w:r>
+        <w:rPr>
+          <w:rFonts w:ascii="Consolas" w:hAnsi="Consolas" w:cs="Consolas"/>
+          <w:sz w:val="18"/>
+          <w:shd w:val="clear" w:color="auto" w:fill="EEF4F2"/>
+        </w:rPr>
+        <w:t>forget</w:t>
+      </w:r>
+      <w:r>
+        <w:t xml:space="preserve">). </w:t>
+      </w:r>
+      <w:r>
+        <w:rPr>
+          <w:rFonts w:ascii="Consolas" w:hAnsi="Consolas" w:cs="Consolas"/>
+          <w:sz w:val="18"/>
+          <w:shd w:val="clear" w:color="auto" w:fill="EEF4F2"/>
+        </w:rPr>
+        <w:t>findMatch</w:t>
+      </w:r>
+      <w:r>
+        <w:t xml:space="preserve"> zoekt het ingestelde gezicht met de kleinste afstand onder de drempel uit </w:t>
+      </w:r>
+      <w:r>
+        <w:rPr>
+          <w:rFonts w:ascii="Consolas" w:hAnsi="Consolas" w:cs="Consolas"/>
+          <w:sz w:val="18"/>
+          <w:shd w:val="clear" w:color="auto" w:fill="EEF4F2"/>
+        </w:rPr>
+        <w:t>FACE_DEMO.matchThreshold</w:t>
+      </w:r>
+      <w:r>
+        <w:t>. De controller geeft daarbij de id's van de actieve medewerkers mee (</w:t>
+      </w:r>
+      <w:r>
+        <w:rPr>
+          <w:rFonts w:ascii="Consolas" w:hAnsi="Consolas" w:cs="Consolas"/>
+          <w:sz w:val="18"/>
+          <w:shd w:val="clear" w:color="auto" w:fill="EEF4F2"/>
+        </w:rPr>
+        <w:t>allowedIds</w:t>
+      </w:r>
+      <w:r>
+        <w:t xml:space="preserve">), zodat het gezicht van een inactieve of verwijderde medewerker een actieve medewerker niet kan "afschermen". </w:t>
+      </w:r>
+      <w:r>
+        <w:rPr>
+          <w:rFonts w:ascii="Consolas" w:hAnsi="Consolas" w:cs="Consolas"/>
+          <w:sz w:val="18"/>
+          <w:shd w:val="clear" w:color="auto" w:fill="EEF4F2"/>
+        </w:rPr>
+        <w:t>confirm</w:t>
+      </w:r>
+      <w:r>
+        <w:t xml:space="preserve"> telt pas als dezelfde persoon twee keer achter elkaar is gevonden. De controller krijgt deze class mee in de constructor. Mislukt het afspelen van het camerabeeld nadat de camera al aan stond, dan zet de controller de camera uit. Of er een gezicht wordt vastgelegd, hoort bij één keer openen van het cameravenster (</w:t>
+      </w:r>
+      <w:r>
+        <w:rPr>
+          <w:rFonts w:ascii="Consolas" w:hAnsi="Consolas" w:cs="Consolas"/>
+          <w:sz w:val="18"/>
+          <w:shd w:val="clear" w:color="auto" w:fill="EEF4F2"/>
+        </w:rPr>
+        <w:t>captureSession</w:t>
+      </w:r>
+      <w:r>
+        <w:t>). Een vastlegging uit een gesloten venster blokkeert een opnieuw geopend venster dus niet. De camera-functie van de browser (</w:t>
+      </w:r>
+      <w:r>
+        <w:rPr>
+          <w:rFonts w:ascii="Consolas" w:hAnsi="Consolas" w:cs="Consolas"/>
+          <w:sz w:val="18"/>
+          <w:shd w:val="clear" w:color="auto" w:fill="EEF4F2"/>
+        </w:rPr>
+        <w:t>mediaDevices</w:t>
+      </w:r>
+      <w:r>
+        <w:t>) kan worden meegegeven, zodat de camera in de unit tests kan worden nagebootst.</w:t>
+      </w:r>
+    </w:p>
+    <w:p>
+      <w:pPr>
+        <w:pStyle w:val="Kop3"/>
+        <w:keepNext/>
+      </w:pPr>
+      <w:bookmarkStart w:id="83" w:name="k47"/>
+      <w:r>
+        <w:rPr>
+          <w:rFonts w:ascii="Consolas" w:hAnsi="Consolas" w:cs="Consolas"/>
+          <w:sz w:val="18"/>
+          <w:shd w:val="clear" w:color="auto" w:fill="EEF4F2"/>
+        </w:rPr>
+        <w:t>BadgeReader</w:t>
+      </w:r>
+      <w:bookmarkEnd w:id="83"/>
+    </w:p>
+    <w:p>
+      <w:r>
+        <w:t xml:space="preserve">Herkent een pas via een USB-NFC-lezer die zich als toetsenbord gedraagt (zie 4.16). De controller geeft iedere toets door aan </w:t>
+      </w:r>
+      <w:r>
+        <w:rPr>
+          <w:rFonts w:ascii="Consolas" w:hAnsi="Consolas" w:cs="Consolas"/>
+          <w:sz w:val="18"/>
+          <w:shd w:val="clear" w:color="auto" w:fill="EEF4F2"/>
+        </w:rPr>
+        <w:t>handleKey</w:t>
+      </w:r>
+      <w:r>
+        <w:t xml:space="preserve"> (via </w:t>
+      </w:r>
+      <w:r>
+        <w:rPr>
+          <w:rFonts w:ascii="Consolas" w:hAnsi="Consolas" w:cs="Consolas"/>
+          <w:sz w:val="18"/>
+          <w:shd w:val="clear" w:color="auto" w:fill="EEF4F2"/>
+        </w:rPr>
+        <w:t>BadgeController.handleBadgeKey</w:t>
+      </w:r>
+      <w:r>
+        <w:t xml:space="preserve">), ook als er een venster open is. Dan herkent </w:t>
+      </w:r>
+      <w:r>
+        <w:rPr>
+          <w:rFonts w:ascii="Consolas" w:hAnsi="Consolas" w:cs="Consolas"/>
+          <w:sz w:val="18"/>
+          <w:shd w:val="clear" w:color="auto" w:fill="EEF4F2"/>
+        </w:rPr>
+        <w:t>recognizeBadge</w:t>
+      </w:r>
+      <w:r>
+        <w:t xml:space="preserve"> niemand, maar de afsluitende Enter of Tab wordt wel tegengehouden. De class houdt een buffer bij van snel getypte tekens met het tijdstip van de laatste toets. Een scan is minstens </w:t>
+      </w:r>
+      <w:r>
+        <w:rPr>
+          <w:rFonts w:ascii="Consolas" w:hAnsi="Consolas" w:cs="Consolas"/>
+          <w:sz w:val="18"/>
+          <w:shd w:val="clear" w:color="auto" w:fill="EEF4F2"/>
+        </w:rPr>
+        <w:t>minLength</w:t>
+      </w:r>
+      <w:r>
+        <w:t xml:space="preserve"> tekens, elk binnen </w:t>
+      </w:r>
+      <w:r>
+        <w:rPr>
+          <w:rFonts w:ascii="Consolas" w:hAnsi="Consolas" w:cs="Consolas"/>
+          <w:sz w:val="18"/>
+          <w:shd w:val="clear" w:color="auto" w:fill="EEF4F2"/>
+        </w:rPr>
+        <w:t>maxKeyIntervalMs</w:t>
+      </w:r>
+      <w:r>
+        <w:t xml:space="preserve"> na het vorige, afgesloten met Enter of Tab, óf </w:t>
+      </w:r>
+      <w:r>
+        <w:rPr>
+          <w:rFonts w:ascii="Consolas" w:hAnsi="Consolas" w:cs="Consolas"/>
+          <w:sz w:val="18"/>
+          <w:shd w:val="clear" w:color="auto" w:fill="EEF4F2"/>
+        </w:rPr>
+        <w:t>endDelayMs</w:t>
+      </w:r>
+      <w:r>
+        <w:t xml:space="preserve"> stilte na de laatste toets (</w:t>
+      </w:r>
+      <w:r>
+        <w:rPr>
+          <w:rFonts w:ascii="Consolas" w:hAnsi="Consolas" w:cs="Consolas"/>
+          <w:sz w:val="18"/>
+          <w:shd w:val="clear" w:color="auto" w:fill="EEF4F2"/>
+        </w:rPr>
+        <w:t>scheduleEnd</w:t>
+      </w:r>
+      <w:r>
+        <w:t xml:space="preserve">, </w:t>
+      </w:r>
+      <w:r>
+        <w:rPr>
+          <w:rFonts w:ascii="Consolas" w:hAnsi="Consolas" w:cs="Consolas"/>
+          <w:sz w:val="18"/>
+          <w:shd w:val="clear" w:color="auto" w:fill="EEF4F2"/>
+        </w:rPr>
+        <w:t>finishAfterSilence</w:t>
+      </w:r>
+      <w:r>
+        <w:t>). Komt een teken te laat, dan begint er een nieuwe buffer. Zo wordt menselijk typen nooit een scan. De Enter of Tab die een scan afsluit, wordt tegengehouden (</w:t>
+      </w:r>
+      <w:r>
+        <w:rPr>
+          <w:rFonts w:ascii="Consolas" w:hAnsi="Consolas" w:cs="Consolas"/>
+          <w:sz w:val="18"/>
+          <w:shd w:val="clear" w:color="auto" w:fill="EEF4F2"/>
+        </w:rPr>
+        <w:t>preventDefault</w:t>
+      </w:r>
+      <w:r>
+        <w:t xml:space="preserve"> en </w:t>
+      </w:r>
+      <w:r>
+        <w:rPr>
+          <w:rFonts w:ascii="Consolas" w:hAnsi="Consolas" w:cs="Consolas"/>
+          <w:sz w:val="18"/>
+          <w:shd w:val="clear" w:color="auto" w:fill="EEF4F2"/>
+        </w:rPr>
+        <w:t>stopPropagation</w:t>
+      </w:r>
+      <w:r>
+        <w:t xml:space="preserve">), zodat die geen andere actie start. </w:t>
+      </w:r>
+      <w:r>
+        <w:rPr>
+          <w:rFonts w:ascii="Consolas" w:hAnsi="Consolas" w:cs="Consolas"/>
+          <w:sz w:val="18"/>
+          <w:shd w:val="clear" w:color="auto" w:fill="EEF4F2"/>
+        </w:rPr>
+        <w:t>normalize</w:t>
+      </w:r>
+      <w:r>
+        <w:t xml:space="preserve"> haalt spaties, </w:t>
+      </w:r>
+      <w:r>
+        <w:rPr>
+          <w:rFonts w:ascii="Consolas" w:hAnsi="Consolas" w:cs="Consolas"/>
+          <w:sz w:val="18"/>
+          <w:shd w:val="clear" w:color="auto" w:fill="EEF4F2"/>
+        </w:rPr>
+        <w:t>:</w:t>
+      </w:r>
+      <w:r>
+        <w:t xml:space="preserve"> en </w:t>
+      </w:r>
+      <w:r>
+        <w:rPr>
+          <w:rFonts w:ascii="Consolas" w:hAnsi="Consolas" w:cs="Consolas"/>
+          <w:sz w:val="18"/>
+          <w:shd w:val="clear" w:color="auto" w:fill="EEF4F2"/>
+        </w:rPr>
+        <w:t>-</w:t>
+      </w:r>
+      <w:r>
+        <w:t xml:space="preserve"> weg en maakt alles hoofdletters. Het medewerkersformulier en </w:t>
+      </w:r>
+      <w:r>
+        <w:rPr>
+          <w:rFonts w:ascii="Consolas" w:hAnsi="Consolas" w:cs="Consolas"/>
+          <w:sz w:val="18"/>
+          <w:shd w:val="clear" w:color="auto" w:fill="EEF4F2"/>
+        </w:rPr>
+        <w:t>DataStore</w:t>
+      </w:r>
+      <w:r>
+        <w:t xml:space="preserve"> (bij het laden) maken een pasnummer op dezelfde manier gelijk. Na een scan roept de class </w:t>
+      </w:r>
+      <w:r>
+        <w:rPr>
+          <w:rFonts w:ascii="Consolas" w:hAnsi="Consolas" w:cs="Consolas"/>
+          <w:sz w:val="18"/>
+          <w:shd w:val="clear" w:color="auto" w:fill="EEF4F2"/>
+        </w:rPr>
+        <w:t>onScan(code)</w:t>
+      </w:r>
+      <w:r>
+        <w:t xml:space="preserve"> aan. De controller zoekt dan de medewerker op (</w:t>
+      </w:r>
+      <w:r>
+        <w:rPr>
+          <w:rFonts w:ascii="Consolas" w:hAnsi="Consolas" w:cs="Consolas"/>
+          <w:sz w:val="18"/>
+          <w:shd w:val="clear" w:color="auto" w:fill="EEF4F2"/>
+        </w:rPr>
+        <w:t>BadgeController.recognizeBadge</w:t>
+      </w:r>
+      <w:r>
+        <w:t xml:space="preserve">, met </w:t>
+      </w:r>
+      <w:r>
+        <w:rPr>
+          <w:rFonts w:ascii="Consolas" w:hAnsi="Consolas" w:cs="Consolas"/>
+          <w:sz w:val="18"/>
+          <w:shd w:val="clear" w:color="auto" w:fill="EEF4F2"/>
+        </w:rPr>
+        <w:t>RegistrationModel.findEmployeeByBadge</w:t>
+      </w:r>
+      <w:r>
+        <w:t xml:space="preserve">). </w:t>
+      </w:r>
+      <w:r>
+        <w:rPr>
+          <w:rFonts w:ascii="Consolas" w:hAnsi="Consolas" w:cs="Consolas"/>
+          <w:sz w:val="18"/>
+          <w:shd w:val="clear" w:color="auto" w:fill="EEF4F2"/>
+        </w:rPr>
+        <w:t>onStart</w:t>
+      </w:r>
+      <w:r>
+        <w:t xml:space="preserve"> wordt aangeroepen als er een nieuwe buffer begint. De controller onthoudt dan welk veld de focus had en wat er in het zoekveld en het bedrijfsfilter stond (</w:t>
+      </w:r>
+      <w:r>
+        <w:rPr>
+          <w:rFonts w:ascii="Consolas" w:hAnsi="Consolas" w:cs="Consolas"/>
+          <w:sz w:val="18"/>
+          <w:shd w:val="clear" w:color="auto" w:fill="EEF4F2"/>
+        </w:rPr>
+        <w:t>rememberSearchBeforeScan</w:t>
+      </w:r>
+      <w:r>
+        <w:t>), en zet dat na de scan terug (</w:t>
+      </w:r>
+      <w:r>
+        <w:rPr>
+          <w:rFonts w:ascii="Consolas" w:hAnsi="Consolas" w:cs="Consolas"/>
+          <w:sz w:val="18"/>
+          <w:shd w:val="clear" w:color="auto" w:fill="EEF4F2"/>
+        </w:rPr>
+        <w:t>restoreSearchAfterScan</w:t>
+      </w:r>
+      <w:r>
+        <w:t xml:space="preserve">). Begon de scan in het veld </w:t>
+      </w:r>
+      <w:r>
+        <w:rPr>
+          <w:rFonts w:ascii="Consolas" w:hAnsi="Consolas" w:cs="Consolas"/>
+          <w:sz w:val="18"/>
+          <w:shd w:val="clear" w:color="auto" w:fill="EEF4F2"/>
+        </w:rPr>
+        <w:t>Pasnummer</w:t>
+      </w:r>
+      <w:r>
+        <w:t xml:space="preserve">, dan zet </w:t>
+      </w:r>
+      <w:r>
+        <w:rPr>
+          <w:rFonts w:ascii="Consolas" w:hAnsi="Consolas" w:cs="Consolas"/>
+          <w:sz w:val="18"/>
+          <w:shd w:val="clear" w:color="auto" w:fill="EEF4F2"/>
+        </w:rPr>
+        <w:t>fillBadgeFieldAfterScan</w:t>
+      </w:r>
+      <w:r>
+        <w:t xml:space="preserve"> alleen het nieuwe pasnummer in dat veld. De tijd en de timers (</w:t>
+      </w:r>
+      <w:r>
+        <w:rPr>
+          <w:rFonts w:ascii="Consolas" w:hAnsi="Consolas" w:cs="Consolas"/>
+          <w:sz w:val="18"/>
+          <w:shd w:val="clear" w:color="auto" w:fill="EEF4F2"/>
+        </w:rPr>
+        <w:t>clock</w:t>
+      </w:r>
+      <w:r>
+        <w:t>) kunnen worden meegegeven, zodat de unit tests met een nep-klok werken.</w:t>
+      </w:r>
+    </w:p>
+    <w:p>
+      <w:pPr>
+        <w:pStyle w:val="Kop3"/>
+        <w:keepNext/>
+      </w:pPr>
+      <w:bookmarkStart w:id="84" w:name="k48"/>
       <w:r>
         <w:rPr>
           <w:rFonts w:ascii="Consolas" w:hAnsi="Consolas" w:cs="Consolas"/>
@@ -20475,7 +22360,7 @@
         </w:rPr>
         <w:t>icons.js</w:t>
       </w:r>
-      <w:bookmarkEnd w:id="80"/>
+      <w:bookmarkEnd w:id="84"/>
     </w:p>
     <w:p>
       <w:r>
@@ -20520,8 +22405,8 @@
         <w:pStyle w:val="Kop2"/>
         <w:keepNext/>
       </w:pPr>
-      <w:bookmarkStart w:id="81" w:name="k46"/>
-      <w:bookmarkStart w:id="82" w:name="_Toc242952376"/>
+      <w:bookmarkStart w:id="85" w:name="k49"/>
+      <w:bookmarkStart w:id="86" w:name="_Toc243308023"/>
       <w:r>
         <w:rPr>
           <w:rFonts w:ascii="Consolas" w:hAnsi="Consolas" w:cs="Consolas"/>
@@ -20530,8 +22415,8 @@
         </w:rPr>
         <w:t>renderEmployees</w:t>
       </w:r>
-      <w:bookmarkEnd w:id="81"/>
-      <w:bookmarkEnd w:id="82"/>
+      <w:bookmarkEnd w:id="85"/>
+      <w:bookmarkEnd w:id="86"/>
     </w:p>
     <w:p>
       <w:r>
@@ -20663,8 +22548,8 @@
         <w:pStyle w:val="Kop2"/>
         <w:keepNext/>
       </w:pPr>
-      <w:bookmarkStart w:id="83" w:name="k47"/>
-      <w:bookmarkStart w:id="84" w:name="_Toc242952377"/>
+      <w:bookmarkStart w:id="87" w:name="k50"/>
+      <w:bookmarkStart w:id="88" w:name="_Toc243308024"/>
       <w:r>
         <w:rPr>
           <w:rFonts w:ascii="Consolas" w:hAnsi="Consolas" w:cs="Consolas"/>
@@ -20673,8 +22558,8 @@
         </w:rPr>
         <w:t>renderStats</w:t>
       </w:r>
-      <w:bookmarkEnd w:id="83"/>
-      <w:bookmarkEnd w:id="84"/>
+      <w:bookmarkEnd w:id="87"/>
+      <w:bookmarkEnd w:id="88"/>
     </w:p>
     <w:p>
       <w:r>
@@ -20740,8 +22625,8 @@
         <w:pStyle w:val="Kop2"/>
         <w:keepNext/>
       </w:pPr>
-      <w:bookmarkStart w:id="85" w:name="k48"/>
-      <w:bookmarkStart w:id="86" w:name="_Toc242952378"/>
+      <w:bookmarkStart w:id="89" w:name="k51"/>
+      <w:bookmarkStart w:id="90" w:name="_Toc243308025"/>
       <w:r>
         <w:rPr>
           <w:rFonts w:ascii="Consolas" w:hAnsi="Consolas" w:cs="Consolas"/>
@@ -20750,8 +22635,8 @@
         </w:rPr>
         <w:t>registerSelectedProducts</w:t>
       </w:r>
-      <w:bookmarkEnd w:id="85"/>
-      <w:bookmarkEnd w:id="86"/>
+      <w:bookmarkEnd w:id="89"/>
+      <w:bookmarkEnd w:id="90"/>
     </w:p>
     <w:p>
       <w:r>
@@ -20911,8 +22796,8 @@
         <w:pStyle w:val="Kop2"/>
         <w:keepNext/>
       </w:pPr>
-      <w:bookmarkStart w:id="87" w:name="k49"/>
-      <w:bookmarkStart w:id="88" w:name="_Toc242952379"/>
+      <w:bookmarkStart w:id="91" w:name="k52"/>
+      <w:bookmarkStart w:id="92" w:name="_Toc243308026"/>
       <w:r>
         <w:rPr>
           <w:rFonts w:ascii="Consolas" w:hAnsi="Consolas" w:cs="Consolas"/>
@@ -20921,8 +22806,8 @@
         </w:rPr>
         <w:t>renderAll</w:t>
       </w:r>
-      <w:bookmarkEnd w:id="87"/>
-      <w:bookmarkEnd w:id="88"/>
+      <w:bookmarkEnd w:id="91"/>
+      <w:bookmarkEnd w:id="92"/>
     </w:p>
     <w:p>
       <w:r>
@@ -20978,8 +22863,8 @@
         <w:pStyle w:val="Kop2"/>
         <w:keepNext/>
       </w:pPr>
-      <w:bookmarkStart w:id="89" w:name="k50"/>
-      <w:bookmarkStart w:id="90" w:name="_Toc242952380"/>
+      <w:bookmarkStart w:id="93" w:name="k53"/>
+      <w:bookmarkStart w:id="94" w:name="_Toc243308027"/>
       <w:r>
         <w:rPr>
           <w:rFonts w:ascii="Consolas" w:hAnsi="Consolas" w:cs="Consolas"/>
@@ -20988,8 +22873,8 @@
         </w:rPr>
         <w:t>renderEmployeeProducts</w:t>
       </w:r>
-      <w:bookmarkEnd w:id="89"/>
-      <w:bookmarkEnd w:id="90"/>
+      <w:bookmarkEnd w:id="93"/>
+      <w:bookmarkEnd w:id="94"/>
     </w:p>
     <w:p>
       <w:r>
@@ -21100,8 +22985,8 @@
         <w:pStyle w:val="Kop2"/>
         <w:keepNext/>
       </w:pPr>
-      <w:bookmarkStart w:id="91" w:name="k51"/>
-      <w:bookmarkStart w:id="92" w:name="_Toc242952381"/>
+      <w:bookmarkStart w:id="95" w:name="k54"/>
+      <w:bookmarkStart w:id="96" w:name="_Toc243308028"/>
       <w:r>
         <w:rPr>
           <w:rFonts w:ascii="Consolas" w:hAnsi="Consolas" w:cs="Consolas"/>
@@ -21110,8 +22995,8 @@
         </w:rPr>
         <w:t>showToast</w:t>
       </w:r>
-      <w:bookmarkEnd w:id="91"/>
-      <w:bookmarkEnd w:id="92"/>
+      <w:bookmarkEnd w:id="95"/>
+      <w:bookmarkEnd w:id="96"/>
     </w:p>
     <w:p>
       <w:r>
@@ -21222,13 +23107,13 @@
         <w:pStyle w:val="Kop2"/>
         <w:keepNext/>
       </w:pPr>
-      <w:bookmarkStart w:id="93" w:name="k52"/>
-      <w:bookmarkStart w:id="94" w:name="_Toc242952382"/>
+      <w:bookmarkStart w:id="97" w:name="k55"/>
+      <w:bookmarkStart w:id="98" w:name="_Toc243308029"/>
       <w:r>
         <w:t>OPSLAGFOUTEN EN TERUGDRAAIEN</w:t>
       </w:r>
-      <w:bookmarkEnd w:id="93"/>
-      <w:bookmarkEnd w:id="94"/>
+      <w:bookmarkEnd w:id="97"/>
+      <w:bookmarkEnd w:id="98"/>
     </w:p>
     <w:p>
       <w:r>
@@ -21284,13 +23169,13 @@
         <w:pStyle w:val="Kop2"/>
         <w:keepNext/>
       </w:pPr>
-      <w:bookmarkStart w:id="95" w:name="k53"/>
-      <w:bookmarkStart w:id="96" w:name="_Toc242952383"/>
+      <w:bookmarkStart w:id="99" w:name="k56"/>
+      <w:bookmarkStart w:id="100" w:name="_Toc243308030"/>
       <w:r>
         <w:t>ADMINFUNCTIES</w:t>
       </w:r>
-      <w:bookmarkEnd w:id="95"/>
-      <w:bookmarkEnd w:id="96"/>
+      <w:bookmarkEnd w:id="99"/>
+      <w:bookmarkEnd w:id="100"/>
     </w:p>
     <w:p>
       <w:r>
@@ -21530,8 +23415,8 @@
         <w:pStyle w:val="Kop2"/>
         <w:keepNext/>
       </w:pPr>
-      <w:bookmarkStart w:id="97" w:name="k54"/>
-      <w:bookmarkStart w:id="98" w:name="_Toc242952384"/>
+      <w:bookmarkStart w:id="101" w:name="k57"/>
+      <w:bookmarkStart w:id="102" w:name="_Toc243308031"/>
       <w:r>
         <w:t xml:space="preserve">CSV-EXPORT (CLASS </w:t>
       </w:r>
@@ -21557,8 +23442,8 @@
       <w:r>
         <w:t>)</w:t>
       </w:r>
-      <w:bookmarkEnd w:id="97"/>
-      <w:bookmarkEnd w:id="98"/>
+      <w:bookmarkEnd w:id="101"/>
+      <w:bookmarkEnd w:id="102"/>
     </w:p>
     <w:p>
       <w:r>
@@ -21938,13 +23823,13 @@
         <w:pStyle w:val="Kop2"/>
         <w:keepNext/>
       </w:pPr>
-      <w:bookmarkStart w:id="99" w:name="k55"/>
-      <w:bookmarkStart w:id="100" w:name="_Toc242952385"/>
+      <w:bookmarkStart w:id="103" w:name="k58"/>
+      <w:bookmarkStart w:id="104" w:name="_Toc243308032"/>
       <w:r>
         <w:t>EVENT LISTENERS</w:t>
       </w:r>
-      <w:bookmarkEnd w:id="99"/>
-      <w:bookmarkEnd w:id="100"/>
+      <w:bookmarkEnd w:id="103"/>
+      <w:bookmarkEnd w:id="104"/>
     </w:p>
     <w:p>
       <w:r>
@@ -22550,13 +24435,13 @@
           <w:numId w:val="37"/>
         </w:numPr>
       </w:pPr>
-      <w:bookmarkStart w:id="101" w:name="k56"/>
-      <w:bookmarkStart w:id="102" w:name="_Toc242952386"/>
+      <w:bookmarkStart w:id="105" w:name="k59"/>
+      <w:bookmarkStart w:id="106" w:name="_Toc243308033"/>
       <w:r>
         <w:t>DATAMODEL EN KOPPELINGEN.</w:t>
       </w:r>
-      <w:bookmarkEnd w:id="101"/>
-      <w:bookmarkEnd w:id="102"/>
+      <w:bookmarkEnd w:id="105"/>
+      <w:bookmarkEnd w:id="106"/>
     </w:p>
     <w:p>
       <w:r>
@@ -22568,13 +24453,13 @@
         <w:pStyle w:val="Kop2"/>
         <w:keepNext/>
       </w:pPr>
-      <w:bookmarkStart w:id="103" w:name="k57"/>
-      <w:bookmarkStart w:id="104" w:name="_Toc242952387"/>
+      <w:bookmarkStart w:id="107" w:name="k60"/>
+      <w:bookmarkStart w:id="108" w:name="_Toc243308034"/>
       <w:r>
         <w:t>BEDRIJVEN</w:t>
       </w:r>
-      <w:bookmarkEnd w:id="103"/>
-      <w:bookmarkEnd w:id="104"/>
+      <w:bookmarkEnd w:id="107"/>
+      <w:bookmarkEnd w:id="108"/>
     </w:p>
     <w:tbl>
       <w:tblPr>
@@ -22779,13 +24664,13 @@
         <w:pStyle w:val="Kop2"/>
         <w:keepNext/>
       </w:pPr>
-      <w:bookmarkStart w:id="105" w:name="k58"/>
-      <w:bookmarkStart w:id="106" w:name="_Toc242952388"/>
+      <w:bookmarkStart w:id="109" w:name="k61"/>
+      <w:bookmarkStart w:id="110" w:name="_Toc243308035"/>
       <w:r>
         <w:t>CONSUMPTIEPUNTEN</w:t>
       </w:r>
-      <w:bookmarkEnd w:id="105"/>
-      <w:bookmarkEnd w:id="106"/>
+      <w:bookmarkEnd w:id="109"/>
+      <w:bookmarkEnd w:id="110"/>
     </w:p>
     <w:tbl>
       <w:tblPr>
@@ -23098,13 +24983,13 @@
         <w:pStyle w:val="Kop2"/>
         <w:keepNext/>
       </w:pPr>
-      <w:bookmarkStart w:id="107" w:name="k59"/>
-      <w:bookmarkStart w:id="108" w:name="_Toc242952389"/>
+      <w:bookmarkStart w:id="111" w:name="k62"/>
+      <w:bookmarkStart w:id="112" w:name="_Toc243308036"/>
       <w:r>
         <w:t>MEDEWERKERS</w:t>
       </w:r>
-      <w:bookmarkEnd w:id="107"/>
-      <w:bookmarkEnd w:id="108"/>
+      <w:bookmarkEnd w:id="111"/>
+      <w:bookmarkEnd w:id="112"/>
     </w:p>
     <w:tbl>
       <w:tblPr>
@@ -23654,13 +25539,13 @@
         <w:pStyle w:val="Kop2"/>
         <w:keepNext/>
       </w:pPr>
-      <w:bookmarkStart w:id="109" w:name="k60"/>
-      <w:bookmarkStart w:id="110" w:name="_Toc242952390"/>
+      <w:bookmarkStart w:id="113" w:name="k63"/>
+      <w:bookmarkStart w:id="114" w:name="_Toc243308037"/>
       <w:r>
         <w:t>REGISTRATIES</w:t>
       </w:r>
-      <w:bookmarkEnd w:id="109"/>
-      <w:bookmarkEnd w:id="110"/>
+      <w:bookmarkEnd w:id="113"/>
+      <w:bookmarkEnd w:id="114"/>
     </w:p>
     <w:tbl>
       <w:tblPr>
@@ -24092,7 +25977,22 @@
                 <w:sz w:val="14"/>
                 <w:shd w:val="clear" w:color="auto" w:fill="EEF4F2"/>
               </w:rPr>
-              <w:t>createdAt</w:t>
+              <w:t>source</w:t>
+            </w:r>
+            <w:r>
+              <w:rPr>
+                <w:sz w:val="16"/>
+                <w:szCs w:val="16"/>
+              </w:rPr>
+              <w:t xml:space="preserve"> en </w:t>
+            </w:r>
+            <w:r>
+              <w:rPr>
+                <w:rFonts w:ascii="Consolas" w:hAnsi="Consolas" w:cs="Consolas"/>
+                <w:sz w:val="14"/>
+                <w:shd w:val="clear" w:color="auto" w:fill="EEF4F2"/>
+              </w:rPr>
+              <w:t>openingId</w:t>
             </w:r>
           </w:p>
         </w:tc>
@@ -24109,6 +26009,91 @@
                 <w:sz w:val="16"/>
                 <w:szCs w:val="16"/>
               </w:rPr>
+              <w:t xml:space="preserve">Alleen aanwezig bij een registratie van de slimme koelkast: </w:t>
+            </w:r>
+            <w:r>
+              <w:rPr>
+                <w:rFonts w:ascii="Consolas" w:hAnsi="Consolas" w:cs="Consolas"/>
+                <w:sz w:val="14"/>
+                <w:shd w:val="clear" w:color="auto" w:fill="EEF4F2"/>
+              </w:rPr>
+              <w:t>source</w:t>
+            </w:r>
+            <w:r>
+              <w:rPr>
+                <w:sz w:val="16"/>
+                <w:szCs w:val="16"/>
+              </w:rPr>
+              <w:t xml:space="preserve"> is dan </w:t>
+            </w:r>
+            <w:r>
+              <w:rPr>
+                <w:rFonts w:ascii="Consolas" w:hAnsi="Consolas" w:cs="Consolas"/>
+                <w:sz w:val="14"/>
+                <w:shd w:val="clear" w:color="auto" w:fill="EEF4F2"/>
+              </w:rPr>
+              <w:t>"fridge"</w:t>
+            </w:r>
+            <w:r>
+              <w:rPr>
+                <w:sz w:val="16"/>
+                <w:szCs w:val="16"/>
+              </w:rPr>
+              <w:t xml:space="preserve"> en </w:t>
+            </w:r>
+            <w:r>
+              <w:rPr>
+                <w:rFonts w:ascii="Consolas" w:hAnsi="Consolas" w:cs="Consolas"/>
+                <w:sz w:val="14"/>
+                <w:shd w:val="clear" w:color="auto" w:fill="EEF4F2"/>
+              </w:rPr>
+              <w:t>openingId</w:t>
+            </w:r>
+            <w:r>
+              <w:rPr>
+                <w:sz w:val="16"/>
+                <w:szCs w:val="16"/>
+              </w:rPr>
+              <w:t xml:space="preserve"> de opening waarbij het product is gepakt</w:t>
+            </w:r>
+          </w:p>
+        </w:tc>
+      </w:tr>
+      <w:tr>
+        <w:trPr>
+          <w:cantSplit/>
+        </w:trPr>
+        <w:tc>
+          <w:tcPr>
+            <w:tcW w:w="1620" w:type="dxa"/>
+          </w:tcPr>
+          <w:p>
+            <w:pPr>
+              <w:spacing w:before="20" w:after="20" w:line="240" w:lineRule="auto"/>
+            </w:pPr>
+            <w:r>
+              <w:rPr>
+                <w:rFonts w:ascii="Consolas" w:hAnsi="Consolas" w:cs="Consolas"/>
+                <w:sz w:val="14"/>
+                <w:shd w:val="clear" w:color="auto" w:fill="EEF4F2"/>
+              </w:rPr>
+              <w:t>createdAt</w:t>
+            </w:r>
+          </w:p>
+        </w:tc>
+        <w:tc>
+          <w:tcPr>
+            <w:tcW w:w="8018" w:type="dxa"/>
+          </w:tcPr>
+          <w:p>
+            <w:pPr>
+              <w:spacing w:before="20" w:after="20" w:line="240" w:lineRule="auto"/>
+            </w:pPr>
+            <w:r>
+              <w:rPr>
+                <w:sz w:val="16"/>
+                <w:szCs w:val="16"/>
+              </w:rPr>
               <w:t xml:space="preserve">Datum en tijd van registratie. Bij een correctie </w:t>
             </w:r>
             <w:r>
@@ -24208,6 +26193,426 @@
       </w:r>
       <w:r>
         <w:t>). Oude registraties zonder prijs gebruiken de huidige prijs uit het productbeheer. Het bestand bevat per medewerker per loonmaand het aantal en de totale prijs. Deze gegevens zijn alleen zichtbaar voor de beheerder.</w:t>
+      </w:r>
+    </w:p>
+    <w:p>
+      <w:pPr>
+        <w:pStyle w:val="Kop2"/>
+        <w:keepNext/>
+      </w:pPr>
+      <w:bookmarkStart w:id="115" w:name="k64"/>
+      <w:bookmarkStart w:id="116" w:name="_Toc243308038"/>
+      <w:r>
+        <w:t>SLIMME KOELKAST</w:t>
+      </w:r>
+      <w:bookmarkEnd w:id="115"/>
+      <w:bookmarkEnd w:id="116"/>
+    </w:p>
+    <w:tbl>
+      <w:tblPr>
+        <w:tblW w:w="9638" w:type="dxa"/>
+        <w:tblBorders>
+          <w:top w:val="single" w:sz="4" w:space="0" w:color="C9D8D5"/>
+          <w:left w:val="single" w:sz="4" w:space="0" w:color="C9D8D5"/>
+          <w:bottom w:val="single" w:sz="4" w:space="0" w:color="C9D8D5"/>
+          <w:right w:val="single" w:sz="4" w:space="0" w:color="C9D8D5"/>
+          <w:insideH w:val="single" w:sz="4" w:space="0" w:color="C9D8D5"/>
+          <w:insideV w:val="single" w:sz="4" w:space="0" w:color="C9D8D5"/>
+        </w:tblBorders>
+        <w:tblLayout w:type="fixed"/>
+        <w:tblCellMar>
+          <w:top w:w="40" w:type="dxa"/>
+          <w:left w:w="80" w:type="dxa"/>
+          <w:bottom w:w="40" w:type="dxa"/>
+          <w:right w:w="80" w:type="dxa"/>
+        </w:tblCellMar>
+        <w:tblLook w:val="04A0" w:firstRow="1" w:lastRow="0" w:firstColumn="1" w:lastColumn="0" w:noHBand="0" w:noVBand="1"/>
+      </w:tblPr>
+      <w:tblGrid>
+        <w:gridCol w:w="1620"/>
+        <w:gridCol w:w="8018"/>
+      </w:tblGrid>
+      <w:tr>
+        <w:trPr>
+          <w:cantSplit/>
+          <w:tblHeader/>
+        </w:trPr>
+        <w:tc>
+          <w:tcPr>
+            <w:tcW w:w="1620" w:type="dxa"/>
+            <w:shd w:val="clear" w:color="auto" w:fill="38B5A8"/>
+          </w:tcPr>
+          <w:p>
+            <w:pPr>
+              <w:spacing w:before="20" w:after="20" w:line="240" w:lineRule="auto"/>
+            </w:pPr>
+            <w:r>
+              <w:rPr>
+                <w:b/>
+                <w:bCs/>
+                <w:color w:val="FFFFFF"/>
+                <w:sz w:val="16"/>
+                <w:szCs w:val="16"/>
+              </w:rPr>
+              <w:t>Lijst</w:t>
+            </w:r>
+          </w:p>
+        </w:tc>
+        <w:tc>
+          <w:tcPr>
+            <w:tcW w:w="8018" w:type="dxa"/>
+            <w:shd w:val="clear" w:color="auto" w:fill="38B5A8"/>
+          </w:tcPr>
+          <w:p>
+            <w:pPr>
+              <w:spacing w:before="20" w:after="20" w:line="240" w:lineRule="auto"/>
+            </w:pPr>
+            <w:r>
+              <w:rPr>
+                <w:b/>
+                <w:bCs/>
+                <w:color w:val="FFFFFF"/>
+                <w:sz w:val="16"/>
+                <w:szCs w:val="16"/>
+              </w:rPr>
+              <w:t>Inhoud</w:t>
+            </w:r>
+          </w:p>
+        </w:tc>
+      </w:tr>
+      <w:tr>
+        <w:trPr>
+          <w:cantSplit/>
+        </w:trPr>
+        <w:tc>
+          <w:tcPr>
+            <w:tcW w:w="1620" w:type="dxa"/>
+          </w:tcPr>
+          <w:p>
+            <w:pPr>
+              <w:spacing w:before="20" w:after="20" w:line="240" w:lineRule="auto"/>
+            </w:pPr>
+            <w:r>
+              <w:rPr>
+                <w:rFonts w:ascii="Consolas" w:hAnsi="Consolas" w:cs="Consolas"/>
+                <w:sz w:val="14"/>
+                <w:shd w:val="clear" w:color="auto" w:fill="EEF4F2"/>
+              </w:rPr>
+              <w:t>fridgeShelves</w:t>
+            </w:r>
+          </w:p>
+        </w:tc>
+        <w:tc>
+          <w:tcPr>
+            <w:tcW w:w="8018" w:type="dxa"/>
+          </w:tcPr>
+          <w:p>
+            <w:pPr>
+              <w:spacing w:before="20" w:after="20" w:line="240" w:lineRule="auto"/>
+            </w:pPr>
+            <w:r>
+              <w:rPr>
+                <w:sz w:val="16"/>
+                <w:szCs w:val="16"/>
+              </w:rPr>
+              <w:t>De indeling die de beheerder heeft opgeslagen: per consumptiepunt en schap (</w:t>
+            </w:r>
+            <w:r>
+              <w:rPr>
+                <w:rFonts w:ascii="Consolas" w:hAnsi="Consolas" w:cs="Consolas"/>
+                <w:sz w:val="14"/>
+                <w:shd w:val="clear" w:color="auto" w:fill="EEF4F2"/>
+              </w:rPr>
+              <w:t>shelf</w:t>
+            </w:r>
+            <w:r>
+              <w:rPr>
+                <w:sz w:val="16"/>
+                <w:szCs w:val="16"/>
+              </w:rPr>
+              <w:t>) het product (</w:t>
+            </w:r>
+            <w:r>
+              <w:rPr>
+                <w:rFonts w:ascii="Consolas" w:hAnsi="Consolas" w:cs="Consolas"/>
+                <w:sz w:val="14"/>
+                <w:shd w:val="clear" w:color="auto" w:fill="EEF4F2"/>
+              </w:rPr>
+              <w:t>productId</w:t>
+            </w:r>
+            <w:r>
+              <w:rPr>
+                <w:sz w:val="16"/>
+                <w:szCs w:val="16"/>
+              </w:rPr>
+              <w:t xml:space="preserve">, </w:t>
+            </w:r>
+            <w:r>
+              <w:rPr>
+                <w:rFonts w:ascii="Consolas" w:hAnsi="Consolas" w:cs="Consolas"/>
+                <w:sz w:val="14"/>
+                <w:shd w:val="clear" w:color="auto" w:fill="EEF4F2"/>
+              </w:rPr>
+              <w:t>null</w:t>
+            </w:r>
+            <w:r>
+              <w:rPr>
+                <w:sz w:val="16"/>
+                <w:szCs w:val="16"/>
+              </w:rPr>
+              <w:t xml:space="preserve"> bij een leeg schap) en het gewicht van één stuk in gram (</w:t>
+            </w:r>
+            <w:r>
+              <w:rPr>
+                <w:rFonts w:ascii="Consolas" w:hAnsi="Consolas" w:cs="Consolas"/>
+                <w:sz w:val="14"/>
+                <w:shd w:val="clear" w:color="auto" w:fill="EEF4F2"/>
+              </w:rPr>
+              <w:t>unitWeight</w:t>
+            </w:r>
+            <w:r>
+              <w:rPr>
+                <w:sz w:val="16"/>
+                <w:szCs w:val="16"/>
+              </w:rPr>
+              <w:t xml:space="preserve">). Zonder eigen indeling geldt </w:t>
+            </w:r>
+            <w:r>
+              <w:rPr>
+                <w:rFonts w:ascii="Consolas" w:hAnsi="Consolas" w:cs="Consolas"/>
+                <w:sz w:val="14"/>
+                <w:shd w:val="clear" w:color="auto" w:fill="EEF4F2"/>
+              </w:rPr>
+              <w:t>SMART_FRIDGE.defaultShelves</w:t>
+            </w:r>
+            <w:r>
+              <w:rPr>
+                <w:sz w:val="16"/>
+                <w:szCs w:val="16"/>
+              </w:rPr>
+              <w:t xml:space="preserve"> uit </w:t>
+            </w:r>
+            <w:r>
+              <w:rPr>
+                <w:rFonts w:ascii="Consolas" w:hAnsi="Consolas" w:cs="Consolas"/>
+                <w:sz w:val="14"/>
+                <w:shd w:val="clear" w:color="auto" w:fill="EEF4F2"/>
+              </w:rPr>
+              <w:t>config.js</w:t>
+            </w:r>
+          </w:p>
+        </w:tc>
+      </w:tr>
+      <w:tr>
+        <w:trPr>
+          <w:cantSplit/>
+        </w:trPr>
+        <w:tc>
+          <w:tcPr>
+            <w:tcW w:w="1620" w:type="dxa"/>
+          </w:tcPr>
+          <w:p>
+            <w:pPr>
+              <w:spacing w:before="20" w:after="20" w:line="240" w:lineRule="auto"/>
+            </w:pPr>
+            <w:r>
+              <w:rPr>
+                <w:rFonts w:ascii="Consolas" w:hAnsi="Consolas" w:cs="Consolas"/>
+                <w:sz w:val="14"/>
+                <w:shd w:val="clear" w:color="auto" w:fill="EEF4F2"/>
+              </w:rPr>
+              <w:t>fridgeOpenings</w:t>
+            </w:r>
+          </w:p>
+        </w:tc>
+        <w:tc>
+          <w:tcPr>
+            <w:tcW w:w="8018" w:type="dxa"/>
+          </w:tcPr>
+          <w:p>
+            <w:pPr>
+              <w:spacing w:before="20" w:after="20" w:line="240" w:lineRule="auto"/>
+            </w:pPr>
+            <w:r>
+              <w:rPr>
+                <w:sz w:val="16"/>
+                <w:szCs w:val="16"/>
+              </w:rPr>
+              <w:t xml:space="preserve">Iedere afgeronde opening: de medewerker, het consumptiepunt, </w:t>
+            </w:r>
+            <w:r>
+              <w:rPr>
+                <w:rFonts w:ascii="Consolas" w:hAnsi="Consolas" w:cs="Consolas"/>
+                <w:sz w:val="14"/>
+                <w:shd w:val="clear" w:color="auto" w:fill="EEF4F2"/>
+              </w:rPr>
+              <w:t>openedAt</w:t>
+            </w:r>
+            <w:r>
+              <w:rPr>
+                <w:sz w:val="16"/>
+                <w:szCs w:val="16"/>
+              </w:rPr>
+              <w:t xml:space="preserve"> en </w:t>
+            </w:r>
+            <w:r>
+              <w:rPr>
+                <w:rFonts w:ascii="Consolas" w:hAnsi="Consolas" w:cs="Consolas"/>
+                <w:sz w:val="14"/>
+                <w:shd w:val="clear" w:color="auto" w:fill="EEF4F2"/>
+              </w:rPr>
+              <w:t>closedAt</w:t>
+            </w:r>
+            <w:r>
+              <w:rPr>
+                <w:sz w:val="16"/>
+                <w:szCs w:val="16"/>
+              </w:rPr>
+              <w:t>, de status (</w:t>
+            </w:r>
+            <w:r>
+              <w:rPr>
+                <w:rFonts w:ascii="Consolas" w:hAnsi="Consolas" w:cs="Consolas"/>
+                <w:sz w:val="14"/>
+                <w:shd w:val="clear" w:color="auto" w:fill="EEF4F2"/>
+              </w:rPr>
+              <w:t>registered</w:t>
+            </w:r>
+            <w:r>
+              <w:rPr>
+                <w:sz w:val="16"/>
+                <w:szCs w:val="16"/>
+              </w:rPr>
+              <w:t xml:space="preserve">, </w:t>
+            </w:r>
+            <w:r>
+              <w:rPr>
+                <w:rFonts w:ascii="Consolas" w:hAnsi="Consolas" w:cs="Consolas"/>
+                <w:sz w:val="14"/>
+                <w:shd w:val="clear" w:color="auto" w:fill="EEF4F2"/>
+              </w:rPr>
+              <w:t>nothing</w:t>
+            </w:r>
+            <w:r>
+              <w:rPr>
+                <w:sz w:val="16"/>
+                <w:szCs w:val="16"/>
+              </w:rPr>
+              <w:t xml:space="preserve"> of </w:t>
+            </w:r>
+            <w:r>
+              <w:rPr>
+                <w:rFonts w:ascii="Consolas" w:hAnsi="Consolas" w:cs="Consolas"/>
+                <w:sz w:val="14"/>
+                <w:shd w:val="clear" w:color="auto" w:fill="EEF4F2"/>
+              </w:rPr>
+              <w:t>check</w:t>
+            </w:r>
+            <w:r>
+              <w:rPr>
+                <w:sz w:val="16"/>
+                <w:szCs w:val="16"/>
+              </w:rPr>
+              <w:t>), of de deur te lang open stond (</w:t>
+            </w:r>
+            <w:r>
+              <w:rPr>
+                <w:rFonts w:ascii="Consolas" w:hAnsi="Consolas" w:cs="Consolas"/>
+                <w:sz w:val="14"/>
+                <w:shd w:val="clear" w:color="auto" w:fill="EEF4F2"/>
+              </w:rPr>
+              <w:t>longOpen</w:t>
+            </w:r>
+            <w:r>
+              <w:rPr>
+                <w:sz w:val="16"/>
+                <w:szCs w:val="16"/>
+              </w:rPr>
+              <w:t>) en per schap het gewicht voor en na (</w:t>
+            </w:r>
+            <w:r>
+              <w:rPr>
+                <w:rFonts w:ascii="Consolas" w:hAnsi="Consolas" w:cs="Consolas"/>
+                <w:sz w:val="14"/>
+                <w:shd w:val="clear" w:color="auto" w:fill="EEF4F2"/>
+              </w:rPr>
+              <w:t>before</w:t>
+            </w:r>
+            <w:r>
+              <w:rPr>
+                <w:sz w:val="16"/>
+                <w:szCs w:val="16"/>
+              </w:rPr>
+              <w:t xml:space="preserve">, </w:t>
+            </w:r>
+            <w:r>
+              <w:rPr>
+                <w:rFonts w:ascii="Consolas" w:hAnsi="Consolas" w:cs="Consolas"/>
+                <w:sz w:val="14"/>
+                <w:shd w:val="clear" w:color="auto" w:fill="EEF4F2"/>
+              </w:rPr>
+              <w:t>after</w:t>
+            </w:r>
+            <w:r>
+              <w:rPr>
+                <w:sz w:val="16"/>
+                <w:szCs w:val="16"/>
+              </w:rPr>
+              <w:t>), het berekende aantal (</w:t>
+            </w:r>
+            <w:r>
+              <w:rPr>
+                <w:rFonts w:ascii="Consolas" w:hAnsi="Consolas" w:cs="Consolas"/>
+                <w:sz w:val="14"/>
+                <w:shd w:val="clear" w:color="auto" w:fill="EEF4F2"/>
+              </w:rPr>
+              <w:t>count</w:t>
+            </w:r>
+            <w:r>
+              <w:rPr>
+                <w:sz w:val="16"/>
+                <w:szCs w:val="16"/>
+              </w:rPr>
+              <w:t>) en een eventuele markering (</w:t>
+            </w:r>
+            <w:r>
+              <w:rPr>
+                <w:rFonts w:ascii="Consolas" w:hAnsi="Consolas" w:cs="Consolas"/>
+                <w:sz w:val="14"/>
+                <w:shd w:val="clear" w:color="auto" w:fill="EEF4F2"/>
+              </w:rPr>
+              <w:t>flag</w:t>
+            </w:r>
+            <w:r>
+              <w:rPr>
+                <w:sz w:val="16"/>
+                <w:szCs w:val="16"/>
+              </w:rPr>
+              <w:t>). Geen beelden of andere gegevens</w:t>
+            </w:r>
+          </w:p>
+        </w:tc>
+      </w:tr>
+    </w:tbl>
+    <w:p>
+      <w:pPr>
+        <w:spacing w:after="120"/>
+      </w:pPr>
+    </w:p>
+    <w:p>
+      <w:r>
+        <w:t xml:space="preserve">Gegevens van vóór versie 3.14 hebben deze lijsten niet. Ze krijgen bij het laden twee lege lijsten, zonder melding. </w:t>
+      </w:r>
+      <w:r>
+        <w:rPr>
+          <w:rFonts w:ascii="Consolas" w:hAnsi="Consolas" w:cs="Consolas"/>
+          <w:sz w:val="18"/>
+          <w:shd w:val="clear" w:color="auto" w:fill="EEF4F2"/>
+        </w:rPr>
+        <w:t>Alle gegevens wissen</w:t>
+      </w:r>
+      <w:r>
+        <w:t xml:space="preserve"> wist ze mee.</w:t>
       </w:r>
     </w:p>
     <w:p>
@@ -24220,13 +26625,13 @@
           <w:numId w:val="37"/>
         </w:numPr>
       </w:pPr>
-      <w:bookmarkStart w:id="111" w:name="k61"/>
-      <w:bookmarkStart w:id="112" w:name="_Toc242952391"/>
+      <w:bookmarkStart w:id="117" w:name="k65"/>
+      <w:bookmarkStart w:id="118" w:name="_Toc243308039"/>
       <w:r>
         <w:t>BELANGRIJKE DEMO-BEPERKINGEN.</w:t>
       </w:r>
-      <w:bookmarkEnd w:id="111"/>
-      <w:bookmarkEnd w:id="112"/>
+      <w:bookmarkEnd w:id="117"/>
+      <w:bookmarkEnd w:id="118"/>
     </w:p>
     <w:p>
       <w:r>
@@ -24593,10 +26998,24 @@
           <w:ilvl w:val="0"/>
           <w:numId w:val="3"/>
         </w:numPr>
+        <w:spacing w:after="60"/>
         <w:contextualSpacing w:val="0"/>
       </w:pPr>
       <w:r>
         <w:t>Herkennen met de pas is gemak, geen bewijs van identiteit: het nummer van een pas is niet geheim en kan worden gekopieerd. In productie komt het pasnummer uit AFAS of het toegangssysteem van TVB, gekoppeld aan het personeelsnummer.</w:t>
+      </w:r>
+    </w:p>
+    <w:p>
+      <w:pPr>
+        <w:pStyle w:val="Lijstalinea"/>
+        <w:numPr>
+          <w:ilvl w:val="0"/>
+          <w:numId w:val="3"/>
+        </w:numPr>
+        <w:contextualSpacing w:val="0"/>
+      </w:pPr>
+      <w:r>
+        <w:t>De slimme koelkast is een simulatie. Er is geen echt slot en geen echte weegschaal. De browser opent het nagebootste slot zelf en rekent zelf om. In productie mag alleen de backend het slot openen. De tolerantie en de gewichten per stuk zijn schattingen, en in het vak "Demo zonder pasjeslezer" kan iedere actieve medewerker worden gekozen.</w:t>
       </w:r>
     </w:p>
     <w:p>
@@ -24614,13 +27033,13 @@
           <w:numId w:val="37"/>
         </w:numPr>
       </w:pPr>
-      <w:bookmarkStart w:id="113" w:name="k62"/>
-      <w:bookmarkStart w:id="114" w:name="_Toc242952392"/>
+      <w:bookmarkStart w:id="119" w:name="k66"/>
+      <w:bookmarkStart w:id="120" w:name="_Toc243308040"/>
       <w:r>
         <w:t>CODE UITLEGGEN TIJDENS EEN PRESENTATIE.</w:t>
       </w:r>
-      <w:bookmarkEnd w:id="113"/>
-      <w:bookmarkEnd w:id="114"/>
+      <w:bookmarkEnd w:id="119"/>
+      <w:bookmarkEnd w:id="120"/>
     </w:p>
     <w:p>
       <w:r>
@@ -24897,6 +27316,7 @@
         <w:tabs>
           <w:tab w:val="left" w:pos="720"/>
         </w:tabs>
+        <w:spacing w:after="60"/>
         <w:ind w:hanging="360"/>
         <w:contextualSpacing w:val="0"/>
       </w:pPr>
@@ -24921,6 +27341,60 @@
       </w:r>
       <w:r>
         <w:t xml:space="preserve"> weet wanneer snel getypte tekens een scan van de pasjeslezer zijn.</w:t>
+      </w:r>
+    </w:p>
+    <w:p>
+      <w:pPr>
+        <w:pStyle w:val="Lijstalinea"/>
+        <w:tabs>
+          <w:tab w:val="left" w:pos="720"/>
+        </w:tabs>
+        <w:ind w:hanging="360"/>
+        <w:contextualSpacing w:val="0"/>
+      </w:pPr>
+      <w:r>
+        <w:rPr>
+          <w:b/>
+          <w:bCs/>
+          <w:color w:val="38B5A8"/>
+        </w:rPr>
+        <w:t>9.</w:t>
+      </w:r>
+      <w:r>
+        <w:tab/>
+      </w:r>
+      <w:r>
+        <w:rPr>
+          <w:rFonts w:ascii="Consolas" w:hAnsi="Consolas" w:cs="Consolas"/>
+          <w:sz w:val="18"/>
+          <w:shd w:val="clear" w:color="auto" w:fill="EEF4F2"/>
+        </w:rPr>
+        <w:t>SmartFridge</w:t>
+      </w:r>
+      <w:r>
+        <w:t xml:space="preserve"> weet hoe een gewichtsverschil per schap wordt omgerekend naar een aantal producten. Het slot en de weegschalen zitten achter de interfaces </w:t>
+      </w:r>
+      <w:r>
+        <w:rPr>
+          <w:rFonts w:ascii="Consolas" w:hAnsi="Consolas" w:cs="Consolas"/>
+          <w:sz w:val="18"/>
+          <w:shd w:val="clear" w:color="auto" w:fill="EEF4F2"/>
+        </w:rPr>
+        <w:t>FridgeLock</w:t>
+      </w:r>
+      <w:r>
+        <w:t xml:space="preserve"> en </w:t>
+      </w:r>
+      <w:r>
+        <w:rPr>
+          <w:rFonts w:ascii="Consolas" w:hAnsi="Consolas" w:cs="Consolas"/>
+          <w:sz w:val="18"/>
+          <w:shd w:val="clear" w:color="auto" w:fill="EEF4F2"/>
+        </w:rPr>
+        <w:t>ShelfScale</w:t>
+      </w:r>
+      <w:r>
+        <w:t>, zodat de nagebootste versies later door echte (via de backend) kunnen worden vervangen.</w:t>
       </w:r>
     </w:p>
     <w:p>
@@ -24965,13 +27439,13 @@
           <w:numId w:val="37"/>
         </w:numPr>
       </w:pPr>
-      <w:bookmarkStart w:id="115" w:name="k63"/>
-      <w:bookmarkStart w:id="116" w:name="_Toc242952393"/>
+      <w:bookmarkStart w:id="121" w:name="k67"/>
+      <w:bookmarkStart w:id="122" w:name="_Toc243308041"/>
       <w:r>
         <w:t>MOGELIJKE VERVOLGSTAPPEN.</w:t>
       </w:r>
-      <w:bookmarkEnd w:id="115"/>
-      <w:bookmarkEnd w:id="116"/>
+      <w:bookmarkEnd w:id="121"/>
+      <w:bookmarkEnd w:id="122"/>
     </w:p>
     <w:p>
       <w:pPr>

--- a/docs/DOCUMENTATIE.docx
+++ b/docs/DOCUMENTATIE.docx
@@ -82,7 +82,7 @@
           <w:numId w:val="0"/>
         </w:numPr>
       </w:pPr>
-      <w:bookmarkStart w:id="0" w:name="_Toc243307986"/>
+      <w:bookmarkStart w:id="0" w:name="_Toc243311068"/>
       <w:r>
         <w:t>INHOUDSOPGAVE.</w:t>
       </w:r>
@@ -112,7 +112,7 @@
       <w:r>
         <w:fldChar w:fldCharType="separate"/>
       </w:r>
-      <w:hyperlink w:anchor="_Toc243307986" w:history="1">
+      <w:hyperlink w:anchor="_Toc243311068" w:history="1">
         <w:r>
           <w:rPr>
             <w:rStyle w:val="Hyperlink"/>
@@ -139,7 +139,7 @@
             <w:noProof/>
             <w:webHidden/>
           </w:rPr>
-          <w:instrText xml:space="preserve"> PAGEREF _Toc243307986 \h </w:instrText>
+          <w:instrText xml:space="preserve"> PAGEREF _Toc243311068 \h </w:instrText>
         </w:r>
         <w:r>
           <w:rPr>
@@ -186,7 +186,7 @@
           <w:lang w:eastAsia="nl-NL"/>
         </w:rPr>
       </w:pPr>
-      <w:hyperlink w:anchor="_Toc243307987" w:history="1">
+      <w:hyperlink w:anchor="_Toc243311069" w:history="1">
         <w:r>
           <w:rPr>
             <w:rStyle w:val="Hyperlink"/>
@@ -231,7 +231,7 @@
             <w:noProof/>
             <w:webHidden/>
           </w:rPr>
-          <w:instrText xml:space="preserve"> PAGEREF _Toc243307987 \h </w:instrText>
+          <w:instrText xml:space="preserve"> PAGEREF _Toc243311069 \h </w:instrText>
         </w:r>
         <w:r>
           <w:rPr>
@@ -278,7 +278,7 @@
           <w:lang w:eastAsia="nl-NL"/>
         </w:rPr>
       </w:pPr>
-      <w:hyperlink w:anchor="_Toc243307988" w:history="1">
+      <w:hyperlink w:anchor="_Toc243311070" w:history="1">
         <w:r>
           <w:rPr>
             <w:rStyle w:val="Hyperlink"/>
@@ -323,7 +323,7 @@
             <w:noProof/>
             <w:webHidden/>
           </w:rPr>
-          <w:instrText xml:space="preserve"> PAGEREF _Toc243307988 \h </w:instrText>
+          <w:instrText xml:space="preserve"> PAGEREF _Toc243311070 \h </w:instrText>
         </w:r>
         <w:r>
           <w:rPr>
@@ -370,7 +370,7 @@
           <w:lang w:eastAsia="nl-NL"/>
         </w:rPr>
       </w:pPr>
-      <w:hyperlink w:anchor="_Toc243307989" w:history="1">
+      <w:hyperlink w:anchor="_Toc243311071" w:history="1">
         <w:r>
           <w:rPr>
             <w:rStyle w:val="Hyperlink"/>
@@ -415,7 +415,7 @@
             <w:noProof/>
             <w:webHidden/>
           </w:rPr>
-          <w:instrText xml:space="preserve"> PAGEREF _Toc243307989 \h </w:instrText>
+          <w:instrText xml:space="preserve"> PAGEREF _Toc243311071 \h </w:instrText>
         </w:r>
         <w:r>
           <w:rPr>
@@ -462,7 +462,7 @@
           <w:lang w:eastAsia="nl-NL"/>
         </w:rPr>
       </w:pPr>
-      <w:hyperlink w:anchor="_Toc243307990" w:history="1">
+      <w:hyperlink w:anchor="_Toc243311072" w:history="1">
         <w:r>
           <w:rPr>
             <w:rStyle w:val="Hyperlink"/>
@@ -507,7 +507,7 @@
             <w:noProof/>
             <w:webHidden/>
           </w:rPr>
-          <w:instrText xml:space="preserve"> PAGEREF _Toc243307990 \h </w:instrText>
+          <w:instrText xml:space="preserve"> PAGEREF _Toc243311072 \h </w:instrText>
         </w:r>
         <w:r>
           <w:rPr>
@@ -554,7 +554,7 @@
           <w:lang w:eastAsia="nl-NL"/>
         </w:rPr>
       </w:pPr>
-      <w:hyperlink w:anchor="_Toc243307991" w:history="1">
+      <w:hyperlink w:anchor="_Toc243311073" w:history="1">
         <w:r>
           <w:rPr>
             <w:rStyle w:val="Hyperlink"/>
@@ -599,7 +599,7 @@
             <w:noProof/>
             <w:webHidden/>
           </w:rPr>
-          <w:instrText xml:space="preserve"> PAGEREF _Toc243307991 \h </w:instrText>
+          <w:instrText xml:space="preserve"> PAGEREF _Toc243311073 \h </w:instrText>
         </w:r>
         <w:r>
           <w:rPr>
@@ -646,7 +646,7 @@
           <w:lang w:eastAsia="nl-NL"/>
         </w:rPr>
       </w:pPr>
-      <w:hyperlink w:anchor="_Toc243307992" w:history="1">
+      <w:hyperlink w:anchor="_Toc243311074" w:history="1">
         <w:r>
           <w:rPr>
             <w:rStyle w:val="Hyperlink"/>
@@ -691,7 +691,7 @@
             <w:noProof/>
             <w:webHidden/>
           </w:rPr>
-          <w:instrText xml:space="preserve"> PAGEREF _Toc243307992 \h </w:instrText>
+          <w:instrText xml:space="preserve"> PAGEREF _Toc243311074 \h </w:instrText>
         </w:r>
         <w:r>
           <w:rPr>
@@ -738,7 +738,7 @@
           <w:lang w:eastAsia="nl-NL"/>
         </w:rPr>
       </w:pPr>
-      <w:hyperlink w:anchor="_Toc243307993" w:history="1">
+      <w:hyperlink w:anchor="_Toc243311075" w:history="1">
         <w:r>
           <w:rPr>
             <w:rStyle w:val="Hyperlink"/>
@@ -783,7 +783,7 @@
             <w:noProof/>
             <w:webHidden/>
           </w:rPr>
-          <w:instrText xml:space="preserve"> PAGEREF _Toc243307993 \h </w:instrText>
+          <w:instrText xml:space="preserve"> PAGEREF _Toc243311075 \h </w:instrText>
         </w:r>
         <w:r>
           <w:rPr>
@@ -830,7 +830,7 @@
           <w:lang w:eastAsia="nl-NL"/>
         </w:rPr>
       </w:pPr>
-      <w:hyperlink w:anchor="_Toc243307994" w:history="1">
+      <w:hyperlink w:anchor="_Toc243311076" w:history="1">
         <w:r>
           <w:rPr>
             <w:rStyle w:val="Hyperlink"/>
@@ -875,7 +875,7 @@
             <w:noProof/>
             <w:webHidden/>
           </w:rPr>
-          <w:instrText xml:space="preserve"> PAGEREF _Toc243307994 \h </w:instrText>
+          <w:instrText xml:space="preserve"> PAGEREF _Toc243311076 \h </w:instrText>
         </w:r>
         <w:r>
           <w:rPr>
@@ -922,7 +922,7 @@
           <w:lang w:eastAsia="nl-NL"/>
         </w:rPr>
       </w:pPr>
-      <w:hyperlink w:anchor="_Toc243307995" w:history="1">
+      <w:hyperlink w:anchor="_Toc243311077" w:history="1">
         <w:r>
           <w:rPr>
             <w:rStyle w:val="Hyperlink"/>
@@ -967,7 +967,7 @@
             <w:noProof/>
             <w:webHidden/>
           </w:rPr>
-          <w:instrText xml:space="preserve"> PAGEREF _Toc243307995 \h </w:instrText>
+          <w:instrText xml:space="preserve"> PAGEREF _Toc243311077 \h </w:instrText>
         </w:r>
         <w:r>
           <w:rPr>
@@ -1014,7 +1014,7 @@
           <w:lang w:eastAsia="nl-NL"/>
         </w:rPr>
       </w:pPr>
-      <w:hyperlink w:anchor="_Toc243307996" w:history="1">
+      <w:hyperlink w:anchor="_Toc243311078" w:history="1">
         <w:r>
           <w:rPr>
             <w:rStyle w:val="Hyperlink"/>
@@ -1059,7 +1059,7 @@
             <w:noProof/>
             <w:webHidden/>
           </w:rPr>
-          <w:instrText xml:space="preserve"> PAGEREF _Toc243307996 \h </w:instrText>
+          <w:instrText xml:space="preserve"> PAGEREF _Toc243311078 \h </w:instrText>
         </w:r>
         <w:r>
           <w:rPr>
@@ -1106,7 +1106,7 @@
           <w:lang w:eastAsia="nl-NL"/>
         </w:rPr>
       </w:pPr>
-      <w:hyperlink w:anchor="_Toc243307997" w:history="1">
+      <w:hyperlink w:anchor="_Toc243311079" w:history="1">
         <w:r>
           <w:rPr>
             <w:rStyle w:val="Hyperlink"/>
@@ -1151,7 +1151,7 @@
             <w:noProof/>
             <w:webHidden/>
           </w:rPr>
-          <w:instrText xml:space="preserve"> PAGEREF _Toc243307997 \h </w:instrText>
+          <w:instrText xml:space="preserve"> PAGEREF _Toc243311079 \h </w:instrText>
         </w:r>
         <w:r>
           <w:rPr>
@@ -1198,7 +1198,7 @@
           <w:lang w:eastAsia="nl-NL"/>
         </w:rPr>
       </w:pPr>
-      <w:hyperlink w:anchor="_Toc243307998" w:history="1">
+      <w:hyperlink w:anchor="_Toc243311080" w:history="1">
         <w:r>
           <w:rPr>
             <w:rStyle w:val="Hyperlink"/>
@@ -1243,7 +1243,7 @@
             <w:noProof/>
             <w:webHidden/>
           </w:rPr>
-          <w:instrText xml:space="preserve"> PAGEREF _Toc243307998 \h </w:instrText>
+          <w:instrText xml:space="preserve"> PAGEREF _Toc243311080 \h </w:instrText>
         </w:r>
         <w:r>
           <w:rPr>
@@ -1290,7 +1290,7 @@
           <w:lang w:eastAsia="nl-NL"/>
         </w:rPr>
       </w:pPr>
-      <w:hyperlink w:anchor="_Toc243307999" w:history="1">
+      <w:hyperlink w:anchor="_Toc243311081" w:history="1">
         <w:r>
           <w:rPr>
             <w:rStyle w:val="Hyperlink"/>
@@ -1335,7 +1335,7 @@
             <w:noProof/>
             <w:webHidden/>
           </w:rPr>
-          <w:instrText xml:space="preserve"> PAGEREF _Toc243307999 \h </w:instrText>
+          <w:instrText xml:space="preserve"> PAGEREF _Toc243311081 \h </w:instrText>
         </w:r>
         <w:r>
           <w:rPr>
@@ -1382,7 +1382,7 @@
           <w:lang w:eastAsia="nl-NL"/>
         </w:rPr>
       </w:pPr>
-      <w:hyperlink w:anchor="_Toc243308000" w:history="1">
+      <w:hyperlink w:anchor="_Toc243311082" w:history="1">
         <w:r>
           <w:rPr>
             <w:rStyle w:val="Hyperlink"/>
@@ -1427,7 +1427,7 @@
             <w:noProof/>
             <w:webHidden/>
           </w:rPr>
-          <w:instrText xml:space="preserve"> PAGEREF _Toc243308000 \h </w:instrText>
+          <w:instrText xml:space="preserve"> PAGEREF _Toc243311082 \h </w:instrText>
         </w:r>
         <w:r>
           <w:rPr>
@@ -1474,7 +1474,7 @@
           <w:lang w:eastAsia="nl-NL"/>
         </w:rPr>
       </w:pPr>
-      <w:hyperlink w:anchor="_Toc243308001" w:history="1">
+      <w:hyperlink w:anchor="_Toc243311083" w:history="1">
         <w:r>
           <w:rPr>
             <w:rStyle w:val="Hyperlink"/>
@@ -1519,7 +1519,7 @@
             <w:noProof/>
             <w:webHidden/>
           </w:rPr>
-          <w:instrText xml:space="preserve"> PAGEREF _Toc243308001 \h </w:instrText>
+          <w:instrText xml:space="preserve"> PAGEREF _Toc243311083 \h </w:instrText>
         </w:r>
         <w:r>
           <w:rPr>
@@ -1566,7 +1566,7 @@
           <w:lang w:eastAsia="nl-NL"/>
         </w:rPr>
       </w:pPr>
-      <w:hyperlink w:anchor="_Toc243308002" w:history="1">
+      <w:hyperlink w:anchor="_Toc243311084" w:history="1">
         <w:r>
           <w:rPr>
             <w:rStyle w:val="Hyperlink"/>
@@ -1611,7 +1611,7 @@
             <w:noProof/>
             <w:webHidden/>
           </w:rPr>
-          <w:instrText xml:space="preserve"> PAGEREF _Toc243308002 \h </w:instrText>
+          <w:instrText xml:space="preserve"> PAGEREF _Toc243311084 \h </w:instrText>
         </w:r>
         <w:r>
           <w:rPr>
@@ -1658,7 +1658,7 @@
           <w:lang w:eastAsia="nl-NL"/>
         </w:rPr>
       </w:pPr>
-      <w:hyperlink w:anchor="_Toc243308003" w:history="1">
+      <w:hyperlink w:anchor="_Toc243311085" w:history="1">
         <w:r>
           <w:rPr>
             <w:rStyle w:val="Hyperlink"/>
@@ -1703,7 +1703,7 @@
             <w:noProof/>
             <w:webHidden/>
           </w:rPr>
-          <w:instrText xml:space="preserve"> PAGEREF _Toc243308003 \h </w:instrText>
+          <w:instrText xml:space="preserve"> PAGEREF _Toc243311085 \h </w:instrText>
         </w:r>
         <w:r>
           <w:rPr>
@@ -1750,7 +1750,7 @@
           <w:lang w:eastAsia="nl-NL"/>
         </w:rPr>
       </w:pPr>
-      <w:hyperlink w:anchor="_Toc243308004" w:history="1">
+      <w:hyperlink w:anchor="_Toc243311086" w:history="1">
         <w:r>
           <w:rPr>
             <w:rStyle w:val="Hyperlink"/>
@@ -1795,7 +1795,7 @@
             <w:noProof/>
             <w:webHidden/>
           </w:rPr>
-          <w:instrText xml:space="preserve"> PAGEREF _Toc243308004 \h </w:instrText>
+          <w:instrText xml:space="preserve"> PAGEREF _Toc243311086 \h </w:instrText>
         </w:r>
         <w:r>
           <w:rPr>
@@ -1842,7 +1842,7 @@
           <w:lang w:eastAsia="nl-NL"/>
         </w:rPr>
       </w:pPr>
-      <w:hyperlink w:anchor="_Toc243308005" w:history="1">
+      <w:hyperlink w:anchor="_Toc243311087" w:history="1">
         <w:r>
           <w:rPr>
             <w:rStyle w:val="Hyperlink"/>
@@ -1887,7 +1887,7 @@
             <w:noProof/>
             <w:webHidden/>
           </w:rPr>
-          <w:instrText xml:space="preserve"> PAGEREF _Toc243308005 \h </w:instrText>
+          <w:instrText xml:space="preserve"> PAGEREF _Toc243311087 \h </w:instrText>
         </w:r>
         <w:r>
           <w:rPr>
@@ -1934,7 +1934,7 @@
           <w:lang w:eastAsia="nl-NL"/>
         </w:rPr>
       </w:pPr>
-      <w:hyperlink w:anchor="_Toc243308006" w:history="1">
+      <w:hyperlink w:anchor="_Toc243311088" w:history="1">
         <w:r>
           <w:rPr>
             <w:rStyle w:val="Hyperlink"/>
@@ -1979,7 +1979,7 @@
             <w:noProof/>
             <w:webHidden/>
           </w:rPr>
-          <w:instrText xml:space="preserve"> PAGEREF _Toc243308006 \h </w:instrText>
+          <w:instrText xml:space="preserve"> PAGEREF _Toc243311088 \h </w:instrText>
         </w:r>
         <w:r>
           <w:rPr>
@@ -2026,7 +2026,7 @@
           <w:lang w:eastAsia="nl-NL"/>
         </w:rPr>
       </w:pPr>
-      <w:hyperlink w:anchor="_Toc243308007" w:history="1">
+      <w:hyperlink w:anchor="_Toc243311089" w:history="1">
         <w:r>
           <w:rPr>
             <w:rStyle w:val="Hyperlink"/>
@@ -2071,7 +2071,7 @@
             <w:noProof/>
             <w:webHidden/>
           </w:rPr>
-          <w:instrText xml:space="preserve"> PAGEREF _Toc243308007 \h </w:instrText>
+          <w:instrText xml:space="preserve"> PAGEREF _Toc243311089 \h </w:instrText>
         </w:r>
         <w:r>
           <w:rPr>
@@ -2118,7 +2118,7 @@
           <w:lang w:eastAsia="nl-NL"/>
         </w:rPr>
       </w:pPr>
-      <w:hyperlink w:anchor="_Toc243308008" w:history="1">
+      <w:hyperlink w:anchor="_Toc243311090" w:history="1">
         <w:r>
           <w:rPr>
             <w:rStyle w:val="Hyperlink"/>
@@ -2179,7 +2179,7 @@
             <w:noProof/>
             <w:webHidden/>
           </w:rPr>
-          <w:instrText xml:space="preserve"> PAGEREF _Toc243308008 \h </w:instrText>
+          <w:instrText xml:space="preserve"> PAGEREF _Toc243311090 \h </w:instrText>
         </w:r>
         <w:r>
           <w:rPr>
@@ -2226,7 +2226,7 @@
           <w:lang w:eastAsia="nl-NL"/>
         </w:rPr>
       </w:pPr>
-      <w:hyperlink w:anchor="_Toc243308009" w:history="1">
+      <w:hyperlink w:anchor="_Toc243311091" w:history="1">
         <w:r>
           <w:rPr>
             <w:rStyle w:val="Hyperlink"/>
@@ -2271,7 +2271,7 @@
             <w:noProof/>
             <w:webHidden/>
           </w:rPr>
-          <w:instrText xml:space="preserve"> PAGEREF _Toc243308009 \h </w:instrText>
+          <w:instrText xml:space="preserve"> PAGEREF _Toc243311091 \h </w:instrText>
         </w:r>
         <w:r>
           <w:rPr>
@@ -2318,7 +2318,7 @@
           <w:lang w:eastAsia="nl-NL"/>
         </w:rPr>
       </w:pPr>
-      <w:hyperlink w:anchor="_Toc243308010" w:history="1">
+      <w:hyperlink w:anchor="_Toc243311092" w:history="1">
         <w:r>
           <w:rPr>
             <w:rStyle w:val="Hyperlink"/>
@@ -2363,7 +2363,7 @@
             <w:noProof/>
             <w:webHidden/>
           </w:rPr>
-          <w:instrText xml:space="preserve"> PAGEREF _Toc243308010 \h </w:instrText>
+          <w:instrText xml:space="preserve"> PAGEREF _Toc243311092 \h </w:instrText>
         </w:r>
         <w:r>
           <w:rPr>
@@ -2410,7 +2410,7 @@
           <w:lang w:eastAsia="nl-NL"/>
         </w:rPr>
       </w:pPr>
-      <w:hyperlink w:anchor="_Toc243308011" w:history="1">
+      <w:hyperlink w:anchor="_Toc243311093" w:history="1">
         <w:r>
           <w:rPr>
             <w:rStyle w:val="Hyperlink"/>
@@ -2455,7 +2455,7 @@
             <w:noProof/>
             <w:webHidden/>
           </w:rPr>
-          <w:instrText xml:space="preserve"> PAGEREF _Toc243308011 \h </w:instrText>
+          <w:instrText xml:space="preserve"> PAGEREF _Toc243311093 \h </w:instrText>
         </w:r>
         <w:r>
           <w:rPr>
@@ -2502,7 +2502,7 @@
           <w:lang w:eastAsia="nl-NL"/>
         </w:rPr>
       </w:pPr>
-      <w:hyperlink w:anchor="_Toc243308012" w:history="1">
+      <w:hyperlink w:anchor="_Toc243311094" w:history="1">
         <w:r>
           <w:rPr>
             <w:rStyle w:val="Hyperlink"/>
@@ -2547,7 +2547,7 @@
             <w:noProof/>
             <w:webHidden/>
           </w:rPr>
-          <w:instrText xml:space="preserve"> PAGEREF _Toc243308012 \h </w:instrText>
+          <w:instrText xml:space="preserve"> PAGEREF _Toc243311094 \h </w:instrText>
         </w:r>
         <w:r>
           <w:rPr>
@@ -2594,7 +2594,7 @@
           <w:lang w:eastAsia="nl-NL"/>
         </w:rPr>
       </w:pPr>
-      <w:hyperlink w:anchor="_Toc243308013" w:history="1">
+      <w:hyperlink w:anchor="_Toc243311095" w:history="1">
         <w:r>
           <w:rPr>
             <w:rStyle w:val="Hyperlink"/>
@@ -2639,7 +2639,7 @@
             <w:noProof/>
             <w:webHidden/>
           </w:rPr>
-          <w:instrText xml:space="preserve"> PAGEREF _Toc243308013 \h </w:instrText>
+          <w:instrText xml:space="preserve"> PAGEREF _Toc243311095 \h </w:instrText>
         </w:r>
         <w:r>
           <w:rPr>
@@ -2686,7 +2686,7 @@
           <w:lang w:eastAsia="nl-NL"/>
         </w:rPr>
       </w:pPr>
-      <w:hyperlink w:anchor="_Toc243308014" w:history="1">
+      <w:hyperlink w:anchor="_Toc243311096" w:history="1">
         <w:r>
           <w:rPr>
             <w:rStyle w:val="Hyperlink"/>
@@ -2731,7 +2731,7 @@
             <w:noProof/>
             <w:webHidden/>
           </w:rPr>
-          <w:instrText xml:space="preserve"> PAGEREF _Toc243308014 \h </w:instrText>
+          <w:instrText xml:space="preserve"> PAGEREF _Toc243311096 \h </w:instrText>
         </w:r>
         <w:r>
           <w:rPr>
@@ -2778,7 +2778,7 @@
           <w:lang w:eastAsia="nl-NL"/>
         </w:rPr>
       </w:pPr>
-      <w:hyperlink w:anchor="_Toc243308015" w:history="1">
+      <w:hyperlink w:anchor="_Toc243311097" w:history="1">
         <w:r>
           <w:rPr>
             <w:rStyle w:val="Hyperlink"/>
@@ -2823,7 +2823,7 @@
             <w:noProof/>
             <w:webHidden/>
           </w:rPr>
-          <w:instrText xml:space="preserve"> PAGEREF _Toc243308015 \h </w:instrText>
+          <w:instrText xml:space="preserve"> PAGEREF _Toc243311097 \h </w:instrText>
         </w:r>
         <w:r>
           <w:rPr>
@@ -2870,7 +2870,7 @@
           <w:lang w:eastAsia="nl-NL"/>
         </w:rPr>
       </w:pPr>
-      <w:hyperlink w:anchor="_Toc243308016" w:history="1">
+      <w:hyperlink w:anchor="_Toc243311098" w:history="1">
         <w:r>
           <w:rPr>
             <w:rStyle w:val="Hyperlink"/>
@@ -2931,7 +2931,7 @@
             <w:noProof/>
             <w:webHidden/>
           </w:rPr>
-          <w:instrText xml:space="preserve"> PAGEREF _Toc243308016 \h </w:instrText>
+          <w:instrText xml:space="preserve"> PAGEREF _Toc243311098 \h </w:instrText>
         </w:r>
         <w:r>
           <w:rPr>
@@ -2978,7 +2978,7 @@
           <w:lang w:eastAsia="nl-NL"/>
         </w:rPr>
       </w:pPr>
-      <w:hyperlink w:anchor="_Toc243308017" w:history="1">
+      <w:hyperlink w:anchor="_Toc243311099" w:history="1">
         <w:r>
           <w:rPr>
             <w:rStyle w:val="Hyperlink"/>
@@ -3023,7 +3023,7 @@
             <w:noProof/>
             <w:webHidden/>
           </w:rPr>
-          <w:instrText xml:space="preserve"> PAGEREF _Toc243308017 \h </w:instrText>
+          <w:instrText xml:space="preserve"> PAGEREF _Toc243311099 \h </w:instrText>
         </w:r>
         <w:r>
           <w:rPr>
@@ -3070,7 +3070,7 @@
           <w:lang w:eastAsia="nl-NL"/>
         </w:rPr>
       </w:pPr>
-      <w:hyperlink w:anchor="_Toc243308018" w:history="1">
+      <w:hyperlink w:anchor="_Toc243311100" w:history="1">
         <w:r>
           <w:rPr>
             <w:rStyle w:val="Hyperlink"/>
@@ -3115,7 +3115,7 @@
             <w:noProof/>
             <w:webHidden/>
           </w:rPr>
-          <w:instrText xml:space="preserve"> PAGEREF _Toc243308018 \h </w:instrText>
+          <w:instrText xml:space="preserve"> PAGEREF _Toc243311100 \h </w:instrText>
         </w:r>
         <w:r>
           <w:rPr>
@@ -3162,7 +3162,7 @@
           <w:lang w:eastAsia="nl-NL"/>
         </w:rPr>
       </w:pPr>
-      <w:hyperlink w:anchor="_Toc243308019" w:history="1">
+      <w:hyperlink w:anchor="_Toc243311101" w:history="1">
         <w:r>
           <w:rPr>
             <w:rStyle w:val="Hyperlink"/>
@@ -3207,7 +3207,7 @@
             <w:noProof/>
             <w:webHidden/>
           </w:rPr>
-          <w:instrText xml:space="preserve"> PAGEREF _Toc243308019 \h </w:instrText>
+          <w:instrText xml:space="preserve"> PAGEREF _Toc243311101 \h </w:instrText>
         </w:r>
         <w:r>
           <w:rPr>
@@ -3254,7 +3254,7 @@
           <w:lang w:eastAsia="nl-NL"/>
         </w:rPr>
       </w:pPr>
-      <w:hyperlink w:anchor="_Toc243308020" w:history="1">
+      <w:hyperlink w:anchor="_Toc243311102" w:history="1">
         <w:r>
           <w:rPr>
             <w:rStyle w:val="Hyperlink"/>
@@ -3315,7 +3315,7 @@
             <w:noProof/>
             <w:webHidden/>
           </w:rPr>
-          <w:instrText xml:space="preserve"> PAGEREF _Toc243308020 \h </w:instrText>
+          <w:instrText xml:space="preserve"> PAGEREF _Toc243311102 \h </w:instrText>
         </w:r>
         <w:r>
           <w:rPr>
@@ -3362,7 +3362,7 @@
           <w:lang w:eastAsia="nl-NL"/>
         </w:rPr>
       </w:pPr>
-      <w:hyperlink w:anchor="_Toc243308021" w:history="1">
+      <w:hyperlink w:anchor="_Toc243311103" w:history="1">
         <w:r>
           <w:rPr>
             <w:rStyle w:val="Hyperlink"/>
@@ -3407,7 +3407,7 @@
             <w:noProof/>
             <w:webHidden/>
           </w:rPr>
-          <w:instrText xml:space="preserve"> PAGEREF _Toc243308021 \h </w:instrText>
+          <w:instrText xml:space="preserve"> PAGEREF _Toc243311103 \h </w:instrText>
         </w:r>
         <w:r>
           <w:rPr>
@@ -3454,7 +3454,7 @@
           <w:lang w:eastAsia="nl-NL"/>
         </w:rPr>
       </w:pPr>
-      <w:hyperlink w:anchor="_Toc243308022" w:history="1">
+      <w:hyperlink w:anchor="_Toc243311104" w:history="1">
         <w:r>
           <w:rPr>
             <w:rStyle w:val="Hyperlink"/>
@@ -3499,7 +3499,7 @@
             <w:noProof/>
             <w:webHidden/>
           </w:rPr>
-          <w:instrText xml:space="preserve"> PAGEREF _Toc243308022 \h </w:instrText>
+          <w:instrText xml:space="preserve"> PAGEREF _Toc243311104 \h </w:instrText>
         </w:r>
         <w:r>
           <w:rPr>
@@ -3546,7 +3546,7 @@
           <w:lang w:eastAsia="nl-NL"/>
         </w:rPr>
       </w:pPr>
-      <w:hyperlink w:anchor="_Toc243308023" w:history="1">
+      <w:hyperlink w:anchor="_Toc243311105" w:history="1">
         <w:r>
           <w:rPr>
             <w:rStyle w:val="Hyperlink"/>
@@ -3593,7 +3593,7 @@
             <w:noProof/>
             <w:webHidden/>
           </w:rPr>
-          <w:instrText xml:space="preserve"> PAGEREF _Toc243308023 \h </w:instrText>
+          <w:instrText xml:space="preserve"> PAGEREF _Toc243311105 \h </w:instrText>
         </w:r>
         <w:r>
           <w:rPr>
@@ -3640,7 +3640,7 @@
           <w:lang w:eastAsia="nl-NL"/>
         </w:rPr>
       </w:pPr>
-      <w:hyperlink w:anchor="_Toc243308024" w:history="1">
+      <w:hyperlink w:anchor="_Toc243311106" w:history="1">
         <w:r>
           <w:rPr>
             <w:rStyle w:val="Hyperlink"/>
@@ -3687,7 +3687,7 @@
             <w:noProof/>
             <w:webHidden/>
           </w:rPr>
-          <w:instrText xml:space="preserve"> PAGEREF _Toc243308024 \h </w:instrText>
+          <w:instrText xml:space="preserve"> PAGEREF _Toc243311106 \h </w:instrText>
         </w:r>
         <w:r>
           <w:rPr>
@@ -3734,7 +3734,7 @@
           <w:lang w:eastAsia="nl-NL"/>
         </w:rPr>
       </w:pPr>
-      <w:hyperlink w:anchor="_Toc243308025" w:history="1">
+      <w:hyperlink w:anchor="_Toc243311107" w:history="1">
         <w:r>
           <w:rPr>
             <w:rStyle w:val="Hyperlink"/>
@@ -3781,7 +3781,7 @@
             <w:noProof/>
             <w:webHidden/>
           </w:rPr>
-          <w:instrText xml:space="preserve"> PAGEREF _Toc243308025 \h </w:instrText>
+          <w:instrText xml:space="preserve"> PAGEREF _Toc243311107 \h </w:instrText>
         </w:r>
         <w:r>
           <w:rPr>
@@ -3828,7 +3828,7 @@
           <w:lang w:eastAsia="nl-NL"/>
         </w:rPr>
       </w:pPr>
-      <w:hyperlink w:anchor="_Toc243308026" w:history="1">
+      <w:hyperlink w:anchor="_Toc243311108" w:history="1">
         <w:r>
           <w:rPr>
             <w:rStyle w:val="Hyperlink"/>
@@ -3875,7 +3875,7 @@
             <w:noProof/>
             <w:webHidden/>
           </w:rPr>
-          <w:instrText xml:space="preserve"> PAGEREF _Toc243308026 \h </w:instrText>
+          <w:instrText xml:space="preserve"> PAGEREF _Toc243311108 \h </w:instrText>
         </w:r>
         <w:r>
           <w:rPr>
@@ -3922,7 +3922,7 @@
           <w:lang w:eastAsia="nl-NL"/>
         </w:rPr>
       </w:pPr>
-      <w:hyperlink w:anchor="_Toc243308027" w:history="1">
+      <w:hyperlink w:anchor="_Toc243311109" w:history="1">
         <w:r>
           <w:rPr>
             <w:rStyle w:val="Hyperlink"/>
@@ -3969,7 +3969,7 @@
             <w:noProof/>
             <w:webHidden/>
           </w:rPr>
-          <w:instrText xml:space="preserve"> PAGEREF _Toc243308027 \h </w:instrText>
+          <w:instrText xml:space="preserve"> PAGEREF _Toc243311109 \h </w:instrText>
         </w:r>
         <w:r>
           <w:rPr>
@@ -4016,7 +4016,7 @@
           <w:lang w:eastAsia="nl-NL"/>
         </w:rPr>
       </w:pPr>
-      <w:hyperlink w:anchor="_Toc243308028" w:history="1">
+      <w:hyperlink w:anchor="_Toc243311110" w:history="1">
         <w:r>
           <w:rPr>
             <w:rStyle w:val="Hyperlink"/>
@@ -4063,7 +4063,7 @@
             <w:noProof/>
             <w:webHidden/>
           </w:rPr>
-          <w:instrText xml:space="preserve"> PAGEREF _Toc243308028 \h </w:instrText>
+          <w:instrText xml:space="preserve"> PAGEREF _Toc243311110 \h </w:instrText>
         </w:r>
         <w:r>
           <w:rPr>
@@ -4110,7 +4110,7 @@
           <w:lang w:eastAsia="nl-NL"/>
         </w:rPr>
       </w:pPr>
-      <w:hyperlink w:anchor="_Toc243308029" w:history="1">
+      <w:hyperlink w:anchor="_Toc243311111" w:history="1">
         <w:r>
           <w:rPr>
             <w:rStyle w:val="Hyperlink"/>
@@ -4155,7 +4155,7 @@
             <w:noProof/>
             <w:webHidden/>
           </w:rPr>
-          <w:instrText xml:space="preserve"> PAGEREF _Toc243308029 \h </w:instrText>
+          <w:instrText xml:space="preserve"> PAGEREF _Toc243311111 \h </w:instrText>
         </w:r>
         <w:r>
           <w:rPr>
@@ -4202,7 +4202,7 @@
           <w:lang w:eastAsia="nl-NL"/>
         </w:rPr>
       </w:pPr>
-      <w:hyperlink w:anchor="_Toc243308030" w:history="1">
+      <w:hyperlink w:anchor="_Toc243311112" w:history="1">
         <w:r>
           <w:rPr>
             <w:rStyle w:val="Hyperlink"/>
@@ -4247,7 +4247,7 @@
             <w:noProof/>
             <w:webHidden/>
           </w:rPr>
-          <w:instrText xml:space="preserve"> PAGEREF _Toc243308030 \h </w:instrText>
+          <w:instrText xml:space="preserve"> PAGEREF _Toc243311112 \h </w:instrText>
         </w:r>
         <w:r>
           <w:rPr>
@@ -4294,7 +4294,7 @@
           <w:lang w:eastAsia="nl-NL"/>
         </w:rPr>
       </w:pPr>
-      <w:hyperlink w:anchor="_Toc243308031" w:history="1">
+      <w:hyperlink w:anchor="_Toc243311113" w:history="1">
         <w:r>
           <w:rPr>
             <w:rStyle w:val="Hyperlink"/>
@@ -4371,7 +4371,7 @@
             <w:noProof/>
             <w:webHidden/>
           </w:rPr>
-          <w:instrText xml:space="preserve"> PAGEREF _Toc243308031 \h </w:instrText>
+          <w:instrText xml:space="preserve"> PAGEREF _Toc243311113 \h </w:instrText>
         </w:r>
         <w:r>
           <w:rPr>
@@ -4418,7 +4418,7 @@
           <w:lang w:eastAsia="nl-NL"/>
         </w:rPr>
       </w:pPr>
-      <w:hyperlink w:anchor="_Toc243308032" w:history="1">
+      <w:hyperlink w:anchor="_Toc243311114" w:history="1">
         <w:r>
           <w:rPr>
             <w:rStyle w:val="Hyperlink"/>
@@ -4463,7 +4463,7 @@
             <w:noProof/>
             <w:webHidden/>
           </w:rPr>
-          <w:instrText xml:space="preserve"> PAGEREF _Toc243308032 \h </w:instrText>
+          <w:instrText xml:space="preserve"> PAGEREF _Toc243311114 \h </w:instrText>
         </w:r>
         <w:r>
           <w:rPr>
@@ -4510,7 +4510,7 @@
           <w:lang w:eastAsia="nl-NL"/>
         </w:rPr>
       </w:pPr>
-      <w:hyperlink w:anchor="_Toc243308033" w:history="1">
+      <w:hyperlink w:anchor="_Toc243311115" w:history="1">
         <w:r>
           <w:rPr>
             <w:rStyle w:val="Hyperlink"/>
@@ -4555,7 +4555,7 @@
             <w:noProof/>
             <w:webHidden/>
           </w:rPr>
-          <w:instrText xml:space="preserve"> PAGEREF _Toc243308033 \h </w:instrText>
+          <w:instrText xml:space="preserve"> PAGEREF _Toc243311115 \h </w:instrText>
         </w:r>
         <w:r>
           <w:rPr>
@@ -4602,7 +4602,7 @@
           <w:lang w:eastAsia="nl-NL"/>
         </w:rPr>
       </w:pPr>
-      <w:hyperlink w:anchor="_Toc243308034" w:history="1">
+      <w:hyperlink w:anchor="_Toc243311116" w:history="1">
         <w:r>
           <w:rPr>
             <w:rStyle w:val="Hyperlink"/>
@@ -4647,7 +4647,7 @@
             <w:noProof/>
             <w:webHidden/>
           </w:rPr>
-          <w:instrText xml:space="preserve"> PAGEREF _Toc243308034 \h </w:instrText>
+          <w:instrText xml:space="preserve"> PAGEREF _Toc243311116 \h </w:instrText>
         </w:r>
         <w:r>
           <w:rPr>
@@ -4694,7 +4694,7 @@
           <w:lang w:eastAsia="nl-NL"/>
         </w:rPr>
       </w:pPr>
-      <w:hyperlink w:anchor="_Toc243308035" w:history="1">
+      <w:hyperlink w:anchor="_Toc243311117" w:history="1">
         <w:r>
           <w:rPr>
             <w:rStyle w:val="Hyperlink"/>
@@ -4739,7 +4739,7 @@
             <w:noProof/>
             <w:webHidden/>
           </w:rPr>
-          <w:instrText xml:space="preserve"> PAGEREF _Toc243308035 \h </w:instrText>
+          <w:instrText xml:space="preserve"> PAGEREF _Toc243311117 \h </w:instrText>
         </w:r>
         <w:r>
           <w:rPr>
@@ -4786,7 +4786,7 @@
           <w:lang w:eastAsia="nl-NL"/>
         </w:rPr>
       </w:pPr>
-      <w:hyperlink w:anchor="_Toc243308036" w:history="1">
+      <w:hyperlink w:anchor="_Toc243311118" w:history="1">
         <w:r>
           <w:rPr>
             <w:rStyle w:val="Hyperlink"/>
@@ -4831,7 +4831,7 @@
             <w:noProof/>
             <w:webHidden/>
           </w:rPr>
-          <w:instrText xml:space="preserve"> PAGEREF _Toc243308036 \h </w:instrText>
+          <w:instrText xml:space="preserve"> PAGEREF _Toc243311118 \h </w:instrText>
         </w:r>
         <w:r>
           <w:rPr>
@@ -4878,7 +4878,7 @@
           <w:lang w:eastAsia="nl-NL"/>
         </w:rPr>
       </w:pPr>
-      <w:hyperlink w:anchor="_Toc243308037" w:history="1">
+      <w:hyperlink w:anchor="_Toc243311119" w:history="1">
         <w:r>
           <w:rPr>
             <w:rStyle w:val="Hyperlink"/>
@@ -4923,7 +4923,7 @@
             <w:noProof/>
             <w:webHidden/>
           </w:rPr>
-          <w:instrText xml:space="preserve"> PAGEREF _Toc243308037 \h </w:instrText>
+          <w:instrText xml:space="preserve"> PAGEREF _Toc243311119 \h </w:instrText>
         </w:r>
         <w:r>
           <w:rPr>
@@ -4970,7 +4970,7 @@
           <w:lang w:eastAsia="nl-NL"/>
         </w:rPr>
       </w:pPr>
-      <w:hyperlink w:anchor="_Toc243308038" w:history="1">
+      <w:hyperlink w:anchor="_Toc243311120" w:history="1">
         <w:r>
           <w:rPr>
             <w:rStyle w:val="Hyperlink"/>
@@ -5015,7 +5015,7 @@
             <w:noProof/>
             <w:webHidden/>
           </w:rPr>
-          <w:instrText xml:space="preserve"> PAGEREF _Toc243308038 \h </w:instrText>
+          <w:instrText xml:space="preserve"> PAGEREF _Toc243311120 \h </w:instrText>
         </w:r>
         <w:r>
           <w:rPr>
@@ -5062,7 +5062,7 @@
           <w:lang w:eastAsia="nl-NL"/>
         </w:rPr>
       </w:pPr>
-      <w:hyperlink w:anchor="_Toc243308039" w:history="1">
+      <w:hyperlink w:anchor="_Toc243311121" w:history="1">
         <w:r>
           <w:rPr>
             <w:rStyle w:val="Hyperlink"/>
@@ -5107,7 +5107,7 @@
             <w:noProof/>
             <w:webHidden/>
           </w:rPr>
-          <w:instrText xml:space="preserve"> PAGEREF _Toc243308039 \h </w:instrText>
+          <w:instrText xml:space="preserve"> PAGEREF _Toc243311121 \h </w:instrText>
         </w:r>
         <w:r>
           <w:rPr>
@@ -5154,7 +5154,7 @@
           <w:lang w:eastAsia="nl-NL"/>
         </w:rPr>
       </w:pPr>
-      <w:hyperlink w:anchor="_Toc243308040" w:history="1">
+      <w:hyperlink w:anchor="_Toc243311122" w:history="1">
         <w:r>
           <w:rPr>
             <w:rStyle w:val="Hyperlink"/>
@@ -5199,7 +5199,7 @@
             <w:noProof/>
             <w:webHidden/>
           </w:rPr>
-          <w:instrText xml:space="preserve"> PAGEREF _Toc243308040 \h </w:instrText>
+          <w:instrText xml:space="preserve"> PAGEREF _Toc243311122 \h </w:instrText>
         </w:r>
         <w:r>
           <w:rPr>
@@ -5246,7 +5246,7 @@
           <w:lang w:eastAsia="nl-NL"/>
         </w:rPr>
       </w:pPr>
-      <w:hyperlink w:anchor="_Toc243308041" w:history="1">
+      <w:hyperlink w:anchor="_Toc243311123" w:history="1">
         <w:r>
           <w:rPr>
             <w:rStyle w:val="Hyperlink"/>
@@ -5291,7 +5291,7 @@
             <w:noProof/>
             <w:webHidden/>
           </w:rPr>
-          <w:instrText xml:space="preserve"> PAGEREF _Toc243308041 \h </w:instrText>
+          <w:instrText xml:space="preserve"> PAGEREF _Toc243311123 \h </w:instrText>
         </w:r>
         <w:r>
           <w:rPr>
@@ -5344,7 +5344,7 @@
         </w:numPr>
       </w:pPr>
       <w:bookmarkStart w:id="1" w:name="k1"/>
-      <w:bookmarkStart w:id="2" w:name="_Toc243307987"/>
+      <w:bookmarkStart w:id="2" w:name="_Toc243311069"/>
       <w:r>
         <w:t>DOEL VAN DE APPLICATIE.</w:t>
       </w:r>
@@ -5426,7 +5426,7 @@
         </w:numPr>
       </w:pPr>
       <w:bookmarkStart w:id="3" w:name="k2"/>
-      <w:bookmarkStart w:id="4" w:name="_Toc243307988"/>
+      <w:bookmarkStart w:id="4" w:name="_Toc243311070"/>
       <w:r>
         <w:t>BESTANDEN.</w:t>
       </w:r>
@@ -7709,7 +7709,7 @@
                 <w:sz w:val="16"/>
                 <w:szCs w:val="16"/>
               </w:rPr>
-              <w:t>Unit tests (716) voor de regels, de opslag, de export, het thema, de welkom- en gezichtsherkenningsfuncties, herkennen met de pas, de controller, de beveiliging en regressietests voor opgeloste bugs</w:t>
+              <w:t>Unit tests (717) voor de regels, de opslag, de export, het thema, de welkom- en gezichtsherkenningsfuncties, herkennen met de pas, de controller, de beveiliging en regressietests voor opgeloste bugs</w:t>
             </w:r>
           </w:p>
         </w:tc>
@@ -8192,7 +8192,14 @@
                 <w:sz w:val="16"/>
                 <w:szCs w:val="16"/>
               </w:rPr>
-              <w:t xml:space="preserve"> als scan ziet (Enter, Tab of stilte na de laatste toets, niet bij gewoon typen of een te korte code), het normaliseren van het pasnummer, het productvenster of de melding na een scan, geen herkenning als er een ander venster open is (met de melding "Sluit eerst het open venster om je pas te gebruiken.", en de Enter van de scan wordt tegengehouden), het zoekveld na een scan, de pas koppelen in het medewerkersformulier (uniek, alleen letters en cijfers, leeg = geen pas), de controle en migratie van </w:t>
+              <w:t xml:space="preserve"> als scan ziet (Enter, Tab of stilte na de laatste toets, niet bij gewoon typen of een te korte code, wel op een trage tablet), het normaliseren van het pasnummer, het productvenster of de melding na een scan, geen herkenning als er een ander venster open is (met de melding "Sluit eerst het open venster om je pas te gebruiken.", en de Enter van de scan wordt tegengehouden), het zoekveld na een scan, de pas koppelen in het medewerkersformulier (uniek, alleen letters en cijfers, leeg = geen pas), de controle </w:t>
+            </w:r>
+            <w:r>
+              <w:rPr>
+                <w:sz w:val="16"/>
+                <w:szCs w:val="16"/>
+              </w:rPr>
+              <w:t xml:space="preserve">en migratie van </w:t>
             </w:r>
             <w:r>
               <w:rPr>
@@ -8687,7 +8694,22 @@
                 <w:sz w:val="16"/>
                 <w:szCs w:val="16"/>
               </w:rPr>
-              <w:t xml:space="preserve"> bevat de webserver en de besturing van de browser via het Chrome DevTools Protocol. Draaien met </w:t>
+              <w:t xml:space="preserve"> bevat de webserver en de besturing van de browser via het Chrome DevTools Protocol. Er wordt pas geklikt als het element stilstaat. Bij een mislukte test volgen het scenario, de toestand van de pagina, de laatste meldingen uit de console en een schermafdruk in </w:t>
+            </w:r>
+            <w:r>
+              <w:rPr>
+                <w:rFonts w:ascii="Consolas" w:hAnsi="Consolas" w:cs="Consolas"/>
+                <w:sz w:val="14"/>
+                <w:shd w:val="clear" w:color="auto" w:fill="EEF4F2"/>
+              </w:rPr>
+              <w:t>test-results/e2e</w:t>
+            </w:r>
+            <w:r>
+              <w:rPr>
+                <w:sz w:val="16"/>
+                <w:szCs w:val="16"/>
+              </w:rPr>
+              <w:t xml:space="preserve">. Draaien met </w:t>
             </w:r>
             <w:r>
               <w:rPr>
@@ -8791,7 +8813,7 @@
         </w:numPr>
       </w:pPr>
       <w:bookmarkStart w:id="5" w:name="k3"/>
-      <w:bookmarkStart w:id="6" w:name="_Toc243307989"/>
+      <w:bookmarkStart w:id="6" w:name="_Toc243311071"/>
       <w:r>
         <w:t>DE WEBSITE STARTEN.</w:t>
       </w:r>
@@ -9013,7 +9035,7 @@
         </w:numPr>
       </w:pPr>
       <w:bookmarkStart w:id="7" w:name="k4"/>
-      <w:bookmarkStart w:id="8" w:name="_Toc243307990"/>
+      <w:bookmarkStart w:id="8" w:name="_Toc243311072"/>
       <w:r>
         <w:t>GEBRUIKERSHANDLEIDING.</w:t>
       </w:r>
@@ -9026,7 +9048,7 @@
         <w:keepNext/>
       </w:pPr>
       <w:bookmarkStart w:id="9" w:name="k5"/>
-      <w:bookmarkStart w:id="10" w:name="_Toc243307991"/>
+      <w:bookmarkStart w:id="10" w:name="_Toc243311073"/>
       <w:r>
         <w:t>EEN MEDEWERKER ZOEKEN</w:t>
       </w:r>
@@ -9081,7 +9103,7 @@
         <w:keepNext/>
       </w:pPr>
       <w:bookmarkStart w:id="11" w:name="k6"/>
-      <w:bookmarkStart w:id="12" w:name="_Toc243307992"/>
+      <w:bookmarkStart w:id="12" w:name="_Toc243311074"/>
       <w:r>
         <w:t>EEN PRODUCT REGISTREREN</w:t>
       </w:r>
@@ -9330,7 +9352,7 @@
         <w:keepNext/>
       </w:pPr>
       <w:bookmarkStart w:id="13" w:name="k7"/>
-      <w:bookmarkStart w:id="14" w:name="_Toc243307993"/>
+      <w:bookmarkStart w:id="14" w:name="_Toc243311075"/>
       <w:r>
         <w:t>ADMIN-DASHBOARD OPENEN</w:t>
       </w:r>
@@ -9461,7 +9483,7 @@
         <w:keepNext/>
       </w:pPr>
       <w:bookmarkStart w:id="15" w:name="k8"/>
-      <w:bookmarkStart w:id="16" w:name="_Toc243307994"/>
+      <w:bookmarkStart w:id="16" w:name="_Toc243311076"/>
       <w:r>
         <w:t>REGISTRATIES BEHEREN</w:t>
       </w:r>
@@ -9747,7 +9769,7 @@
         <w:keepNext/>
       </w:pPr>
       <w:bookmarkStart w:id="17" w:name="k9"/>
-      <w:bookmarkStart w:id="18" w:name="_Toc243307995"/>
+      <w:bookmarkStart w:id="18" w:name="_Toc243311077"/>
       <w:r>
         <w:t>MEDEWERKERS BEHEREN</w:t>
       </w:r>
@@ -10081,7 +10103,7 @@
         <w:keepNext/>
       </w:pPr>
       <w:bookmarkStart w:id="19" w:name="k10"/>
-      <w:bookmarkStart w:id="20" w:name="_Toc243307996"/>
+      <w:bookmarkStart w:id="20" w:name="_Toc243311078"/>
       <w:r>
         <w:t>PRODUCTEN BEHEREN</w:t>
       </w:r>
@@ -10209,7 +10231,7 @@
         <w:keepNext/>
       </w:pPr>
       <w:bookmarkStart w:id="21" w:name="k11"/>
-      <w:bookmarkStart w:id="22" w:name="_Toc243307997"/>
+      <w:bookmarkStart w:id="22" w:name="_Toc243311079"/>
       <w:r>
         <w:t>BEDRIJVEN EN CONSUMPTIEPUNTEN BEHEREN</w:t>
       </w:r>
@@ -10372,7 +10394,7 @@
         <w:keepNext/>
       </w:pPr>
       <w:bookmarkStart w:id="23" w:name="k12"/>
-      <w:bookmarkStart w:id="24" w:name="_Toc243307998"/>
+      <w:bookmarkStart w:id="24" w:name="_Toc243311080"/>
       <w:r>
         <w:t>VOORRAAD BEHEREN</w:t>
       </w:r>
@@ -10590,7 +10612,7 @@
         <w:keepNext/>
       </w:pPr>
       <w:bookmarkStart w:id="25" w:name="k13"/>
-      <w:bookmarkStart w:id="26" w:name="_Toc243307999"/>
+      <w:bookmarkStart w:id="26" w:name="_Toc243311081"/>
       <w:r>
         <w:t>LOGBOEK BEKIJKEN</w:t>
       </w:r>
@@ -10630,7 +10652,7 @@
         <w:keepNext/>
       </w:pPr>
       <w:bookmarkStart w:id="27" w:name="k14"/>
-      <w:bookmarkStart w:id="28" w:name="_Toc243308000"/>
+      <w:bookmarkStart w:id="28" w:name="_Toc243311082"/>
       <w:r>
         <w:t>ALLE GEGEVENS WISSEN</w:t>
       </w:r>
@@ -10756,7 +10778,7 @@
         <w:keepNext/>
       </w:pPr>
       <w:bookmarkStart w:id="29" w:name="k15"/>
-      <w:bookmarkStart w:id="30" w:name="_Toc243308001"/>
+      <w:bookmarkStart w:id="30" w:name="_Toc243311083"/>
       <w:r>
         <w:t>MODAL SLUITEN EN UITLOGGEN</w:t>
       </w:r>
@@ -10830,7 +10852,7 @@
         <w:keepNext/>
       </w:pPr>
       <w:bookmarkStart w:id="31" w:name="k16"/>
-      <w:bookmarkStart w:id="32" w:name="_Toc243308002"/>
+      <w:bookmarkStart w:id="32" w:name="_Toc243311084"/>
       <w:r>
         <w:t>CSV EXPORTEREN</w:t>
       </w:r>
@@ -11214,7 +11236,7 @@
         <w:keepNext/>
       </w:pPr>
       <w:bookmarkStart w:id="33" w:name="k17"/>
-      <w:bookmarkStart w:id="34" w:name="_Toc243308003"/>
+      <w:bookmarkStart w:id="34" w:name="_Toc243311085"/>
       <w:r>
         <w:t>LICHT OF DONKER THEMA</w:t>
       </w:r>
@@ -11321,7 +11343,7 @@
         <w:keepNext/>
       </w:pPr>
       <w:bookmarkStart w:id="35" w:name="k18"/>
-      <w:bookmarkStart w:id="36" w:name="_Toc243308004"/>
+      <w:bookmarkStart w:id="36" w:name="_Toc243311086"/>
       <w:r>
         <w:t>WELKOM EN "ZELFDE ALS VORIGE KEER"</w:t>
       </w:r>
@@ -11408,7 +11430,7 @@
         <w:keepNext/>
       </w:pPr>
       <w:bookmarkStart w:id="37" w:name="k19"/>
-      <w:bookmarkStart w:id="38" w:name="_Toc243308005"/>
+      <w:bookmarkStart w:id="38" w:name="_Toc243311087"/>
       <w:r>
         <w:t>DEMO GEZICHTSHERKENNING</w:t>
       </w:r>
@@ -11616,7 +11638,7 @@
         <w:keepNext/>
       </w:pPr>
       <w:bookmarkStart w:id="39" w:name="k20"/>
-      <w:bookmarkStart w:id="40" w:name="_Toc243308006"/>
+      <w:bookmarkStart w:id="40" w:name="_Toc243311088"/>
       <w:r>
         <w:t>HERKENNEN MET DE PAS</w:t>
       </w:r>
@@ -11808,7 +11830,7 @@
         <w:keepNext/>
       </w:pPr>
       <w:bookmarkStart w:id="41" w:name="k21"/>
-      <w:bookmarkStart w:id="42" w:name="_Toc243308007"/>
+      <w:bookmarkStart w:id="42" w:name="_Toc243311089"/>
       <w:r>
         <w:t>SLIMME KOELKAST (DEMO)</w:t>
       </w:r>
@@ -12383,7 +12405,7 @@
         </w:numPr>
       </w:pPr>
       <w:bookmarkStart w:id="43" w:name="k22"/>
-      <w:bookmarkStart w:id="44" w:name="_Toc243308008"/>
+      <w:bookmarkStart w:id="44" w:name="_Toc243311090"/>
       <w:r>
         <w:t xml:space="preserve">UITLEG VAN </w:t>
       </w:r>
@@ -12407,7 +12429,7 @@
         <w:keepNext/>
       </w:pPr>
       <w:bookmarkStart w:id="45" w:name="k23"/>
-      <w:bookmarkStart w:id="46" w:name="_Toc243308009"/>
+      <w:bookmarkStart w:id="46" w:name="_Toc243311091"/>
       <w:r>
         <w:t>METADATA EN EXTERNE BESTANDEN</w:t>
       </w:r>
@@ -12683,7 +12705,7 @@
         <w:keepNext/>
       </w:pPr>
       <w:bookmarkStart w:id="47" w:name="k24"/>
-      <w:bookmarkStart w:id="48" w:name="_Toc243308010"/>
+      <w:bookmarkStart w:id="48" w:name="_Toc243311092"/>
       <w:r>
         <w:t>NAVIGATIEBALK</w:t>
       </w:r>
@@ -12896,7 +12918,7 @@
         <w:keepNext/>
       </w:pPr>
       <w:bookmarkStart w:id="49" w:name="k25"/>
-      <w:bookmarkStart w:id="50" w:name="_Toc243308011"/>
+      <w:bookmarkStart w:id="50" w:name="_Toc243311093"/>
       <w:r>
         <w:t>HERO-GEDEELTE</w:t>
       </w:r>
@@ -12941,7 +12963,7 @@
         <w:keepNext/>
       </w:pPr>
       <w:bookmarkStart w:id="51" w:name="k26"/>
-      <w:bookmarkStart w:id="52" w:name="_Toc243308012"/>
+      <w:bookmarkStart w:id="52" w:name="_Toc243311094"/>
       <w:r>
         <w:t>MEDEWERKERLIJST</w:t>
       </w:r>
@@ -13278,7 +13300,7 @@
         <w:keepNext/>
       </w:pPr>
       <w:bookmarkStart w:id="53" w:name="k27"/>
-      <w:bookmarkStart w:id="54" w:name="_Toc243308013"/>
+      <w:bookmarkStart w:id="54" w:name="_Toc243311095"/>
       <w:r>
         <w:t>STATISTIEKEN</w:t>
       </w:r>
@@ -13361,7 +13383,7 @@
         <w:keepNext/>
       </w:pPr>
       <w:bookmarkStart w:id="55" w:name="k28"/>
-      <w:bookmarkStart w:id="56" w:name="_Toc243308014"/>
+      <w:bookmarkStart w:id="56" w:name="_Toc243311096"/>
       <w:r>
         <w:t>VENSTERS (MODALS)</w:t>
       </w:r>
@@ -13993,7 +14015,7 @@
         <w:keepNext/>
       </w:pPr>
       <w:bookmarkStart w:id="57" w:name="k29"/>
-      <w:bookmarkStart w:id="58" w:name="_Toc243308015"/>
+      <w:bookmarkStart w:id="58" w:name="_Toc243311097"/>
       <w:r>
         <w:t>WAARSCHUWING BIJ OPENEN ALS LOS BESTAND</w:t>
       </w:r>
@@ -14038,7 +14060,7 @@
         </w:numPr>
       </w:pPr>
       <w:bookmarkStart w:id="59" w:name="k30"/>
-      <w:bookmarkStart w:id="60" w:name="_Toc243308016"/>
+      <w:bookmarkStart w:id="60" w:name="_Toc243311098"/>
       <w:r>
         <w:t xml:space="preserve">UITLEG VAN </w:t>
       </w:r>
@@ -14062,7 +14084,7 @@
         <w:keepNext/>
       </w:pPr>
       <w:bookmarkStart w:id="61" w:name="k31"/>
-      <w:bookmarkStart w:id="62" w:name="_Toc243308017"/>
+      <w:bookmarkStart w:id="62" w:name="_Toc243311099"/>
       <w:r>
         <w:t>CSS-VARIABELEN</w:t>
       </w:r>
@@ -14737,7 +14759,7 @@
         <w:keepNext/>
       </w:pPr>
       <w:bookmarkStart w:id="63" w:name="k32"/>
-      <w:bookmarkStart w:id="64" w:name="_Toc243308018"/>
+      <w:bookmarkStart w:id="64" w:name="_Toc243311100"/>
       <w:r>
         <w:t>LAYOUT</w:t>
       </w:r>
@@ -15446,7 +15468,7 @@
         <w:keepNext/>
       </w:pPr>
       <w:bookmarkStart w:id="65" w:name="k33"/>
-      <w:bookmarkStart w:id="66" w:name="_Toc243308019"/>
+      <w:bookmarkStart w:id="66" w:name="_Toc243311101"/>
       <w:r>
         <w:t>COMPONENTEN</w:t>
       </w:r>
@@ -15691,7 +15713,7 @@
         </w:numPr>
       </w:pPr>
       <w:bookmarkStart w:id="67" w:name="k34"/>
-      <w:bookmarkStart w:id="68" w:name="_Toc243308020"/>
+      <w:bookmarkStart w:id="68" w:name="_Toc243311102"/>
       <w:r>
         <w:t>UITLEG VAN DE JAVASCRIPT (</w:t>
       </w:r>
@@ -15715,7 +15737,7 @@
         <w:keepNext/>
       </w:pPr>
       <w:bookmarkStart w:id="69" w:name="k35"/>
-      <w:bookmarkStart w:id="70" w:name="_Toc243308021"/>
+      <w:bookmarkStart w:id="70" w:name="_Toc243311103"/>
       <w:r>
         <w:t>OPSLAG EN VOORBEELDDATA</w:t>
       </w:r>
@@ -16492,7 +16514,7 @@
         <w:keepNext/>
       </w:pPr>
       <w:bookmarkStart w:id="71" w:name="k36"/>
-      <w:bookmarkStart w:id="72" w:name="_Toc243308022"/>
+      <w:bookmarkStart w:id="72" w:name="_Toc243311104"/>
       <w:r>
         <w:t>OBJECTGEORIËNTEERDE STRUCTUUR</w:t>
       </w:r>
@@ -22145,7 +22167,29 @@
         <w:t>maxKeyIntervalMs</w:t>
       </w:r>
       <w:r>
-        <w:t xml:space="preserve"> na het vorige, afgesloten met Enter of Tab, óf </w:t>
+        <w:t xml:space="preserve"> na het vorige (gemeten met </w:t>
+      </w:r>
+      <w:r>
+        <w:rPr>
+          <w:rFonts w:ascii="Consolas" w:hAnsi="Consolas" w:cs="Consolas"/>
+          <w:sz w:val="18"/>
+          <w:shd w:val="clear" w:color="auto" w:fill="EEF4F2"/>
+        </w:rPr>
+        <w:t>keyTime</w:t>
+      </w:r>
+      <w:r>
+        <w:t xml:space="preserve">: het tijdstip waarop de toets binnenkwam, </w:t>
+      </w:r>
+      <w:r>
+        <w:rPr>
+          <w:rFonts w:ascii="Consolas" w:hAnsi="Consolas" w:cs="Consolas"/>
+          <w:sz w:val="18"/>
+          <w:shd w:val="clear" w:color="auto" w:fill="EEF4F2"/>
+        </w:rPr>
+        <w:t>event.timeStamp</w:t>
+      </w:r>
+      <w:r>
+        <w:t xml:space="preserve">, zodat een trage tablet een scan niet als typen ziet), afgesloten met Enter of Tab, óf </w:t>
       </w:r>
       <w:r>
         <w:rPr>
@@ -22406,7 +22450,7 @@
         <w:keepNext/>
       </w:pPr>
       <w:bookmarkStart w:id="85" w:name="k49"/>
-      <w:bookmarkStart w:id="86" w:name="_Toc243308023"/>
+      <w:bookmarkStart w:id="86" w:name="_Toc243311105"/>
       <w:r>
         <w:rPr>
           <w:rFonts w:ascii="Consolas" w:hAnsi="Consolas" w:cs="Consolas"/>
@@ -22477,8 +22521,6 @@
       </w:r>
       <w:r>
         <w:tab/>
-      </w:r>
-      <w:r>
         <w:t>Toont alleen actieve medewerkers die daarbij passen.</w:t>
       </w:r>
     </w:p>
@@ -22549,7 +22591,7 @@
         <w:keepNext/>
       </w:pPr>
       <w:bookmarkStart w:id="87" w:name="k50"/>
-      <w:bookmarkStart w:id="88" w:name="_Toc243308024"/>
+      <w:bookmarkStart w:id="88" w:name="_Toc243311106"/>
       <w:r>
         <w:rPr>
           <w:rFonts w:ascii="Consolas" w:hAnsi="Consolas" w:cs="Consolas"/>
@@ -22626,7 +22668,7 @@
         <w:keepNext/>
       </w:pPr>
       <w:bookmarkStart w:id="89" w:name="k51"/>
-      <w:bookmarkStart w:id="90" w:name="_Toc243308025"/>
+      <w:bookmarkStart w:id="90" w:name="_Toc243311107"/>
       <w:r>
         <w:rPr>
           <w:rFonts w:ascii="Consolas" w:hAnsi="Consolas" w:cs="Consolas"/>
@@ -22797,7 +22839,7 @@
         <w:keepNext/>
       </w:pPr>
       <w:bookmarkStart w:id="91" w:name="k52"/>
-      <w:bookmarkStart w:id="92" w:name="_Toc243308026"/>
+      <w:bookmarkStart w:id="92" w:name="_Toc243311108"/>
       <w:r>
         <w:rPr>
           <w:rFonts w:ascii="Consolas" w:hAnsi="Consolas" w:cs="Consolas"/>
@@ -22864,7 +22906,7 @@
         <w:keepNext/>
       </w:pPr>
       <w:bookmarkStart w:id="93" w:name="k53"/>
-      <w:bookmarkStart w:id="94" w:name="_Toc243308027"/>
+      <w:bookmarkStart w:id="94" w:name="_Toc243311109"/>
       <w:r>
         <w:rPr>
           <w:rFonts w:ascii="Consolas" w:hAnsi="Consolas" w:cs="Consolas"/>
@@ -22986,7 +23028,7 @@
         <w:keepNext/>
       </w:pPr>
       <w:bookmarkStart w:id="95" w:name="k54"/>
-      <w:bookmarkStart w:id="96" w:name="_Toc243308028"/>
+      <w:bookmarkStart w:id="96" w:name="_Toc243311110"/>
       <w:r>
         <w:rPr>
           <w:rFonts w:ascii="Consolas" w:hAnsi="Consolas" w:cs="Consolas"/>
@@ -23108,7 +23150,7 @@
         <w:keepNext/>
       </w:pPr>
       <w:bookmarkStart w:id="97" w:name="k55"/>
-      <w:bookmarkStart w:id="98" w:name="_Toc243308029"/>
+      <w:bookmarkStart w:id="98" w:name="_Toc243311111"/>
       <w:r>
         <w:t>OPSLAGFOUTEN EN TERUGDRAAIEN</w:t>
       </w:r>
@@ -23170,7 +23212,7 @@
         <w:keepNext/>
       </w:pPr>
       <w:bookmarkStart w:id="99" w:name="k56"/>
-      <w:bookmarkStart w:id="100" w:name="_Toc243308030"/>
+      <w:bookmarkStart w:id="100" w:name="_Toc243311112"/>
       <w:r>
         <w:t>ADMINFUNCTIES</w:t>
       </w:r>
@@ -23416,7 +23458,7 @@
         <w:keepNext/>
       </w:pPr>
       <w:bookmarkStart w:id="101" w:name="k57"/>
-      <w:bookmarkStart w:id="102" w:name="_Toc243308031"/>
+      <w:bookmarkStart w:id="102" w:name="_Toc243311113"/>
       <w:r>
         <w:t xml:space="preserve">CSV-EXPORT (CLASS </w:t>
       </w:r>
@@ -23824,7 +23866,7 @@
         <w:keepNext/>
       </w:pPr>
       <w:bookmarkStart w:id="103" w:name="k58"/>
-      <w:bookmarkStart w:id="104" w:name="_Toc243308032"/>
+      <w:bookmarkStart w:id="104" w:name="_Toc243311114"/>
       <w:r>
         <w:t>EVENT LISTENERS</w:t>
       </w:r>
@@ -24436,7 +24478,7 @@
         </w:numPr>
       </w:pPr>
       <w:bookmarkStart w:id="105" w:name="k59"/>
-      <w:bookmarkStart w:id="106" w:name="_Toc243308033"/>
+      <w:bookmarkStart w:id="106" w:name="_Toc243311115"/>
       <w:r>
         <w:t>DATAMODEL EN KOPPELINGEN.</w:t>
       </w:r>
@@ -24454,7 +24496,7 @@
         <w:keepNext/>
       </w:pPr>
       <w:bookmarkStart w:id="107" w:name="k60"/>
-      <w:bookmarkStart w:id="108" w:name="_Toc243308034"/>
+      <w:bookmarkStart w:id="108" w:name="_Toc243311116"/>
       <w:r>
         <w:t>BEDRIJVEN</w:t>
       </w:r>
@@ -24665,7 +24707,7 @@
         <w:keepNext/>
       </w:pPr>
       <w:bookmarkStart w:id="109" w:name="k61"/>
-      <w:bookmarkStart w:id="110" w:name="_Toc243308035"/>
+      <w:bookmarkStart w:id="110" w:name="_Toc243311117"/>
       <w:r>
         <w:t>CONSUMPTIEPUNTEN</w:t>
       </w:r>
@@ -24984,7 +25026,7 @@
         <w:keepNext/>
       </w:pPr>
       <w:bookmarkStart w:id="111" w:name="k62"/>
-      <w:bookmarkStart w:id="112" w:name="_Toc243308036"/>
+      <w:bookmarkStart w:id="112" w:name="_Toc243311118"/>
       <w:r>
         <w:t>MEDEWERKERS</w:t>
       </w:r>
@@ -25540,7 +25582,7 @@
         <w:keepNext/>
       </w:pPr>
       <w:bookmarkStart w:id="113" w:name="k63"/>
-      <w:bookmarkStart w:id="114" w:name="_Toc243308037"/>
+      <w:bookmarkStart w:id="114" w:name="_Toc243311119"/>
       <w:r>
         <w:t>REGISTRATIES</w:t>
       </w:r>
@@ -26201,7 +26243,7 @@
         <w:keepNext/>
       </w:pPr>
       <w:bookmarkStart w:id="115" w:name="k64"/>
-      <w:bookmarkStart w:id="116" w:name="_Toc243308038"/>
+      <w:bookmarkStart w:id="116" w:name="_Toc243311120"/>
       <w:r>
         <w:t>SLIMME KOELKAST</w:t>
       </w:r>
@@ -26626,7 +26668,7 @@
         </w:numPr>
       </w:pPr>
       <w:bookmarkStart w:id="117" w:name="k65"/>
-      <w:bookmarkStart w:id="118" w:name="_Toc243308039"/>
+      <w:bookmarkStart w:id="118" w:name="_Toc243311121"/>
       <w:r>
         <w:t>BELANGRIJKE DEMO-BEPERKINGEN.</w:t>
       </w:r>
@@ -27034,7 +27076,7 @@
         </w:numPr>
       </w:pPr>
       <w:bookmarkStart w:id="119" w:name="k66"/>
-      <w:bookmarkStart w:id="120" w:name="_Toc243308040"/>
+      <w:bookmarkStart w:id="120" w:name="_Toc243311122"/>
       <w:r>
         <w:t>CODE UITLEGGEN TIJDENS EEN PRESENTATIE.</w:t>
       </w:r>
@@ -27440,7 +27482,7 @@
         </w:numPr>
       </w:pPr>
       <w:bookmarkStart w:id="121" w:name="k67"/>
-      <w:bookmarkStart w:id="122" w:name="_Toc243308041"/>
+      <w:bookmarkStart w:id="122" w:name="_Toc243311123"/>
       <w:r>
         <w:t>MOGELIJKE VERVOLGSTAPPEN.</w:t>
       </w:r>

--- a/docs/DOCUMENTATIE.docx
+++ b/docs/DOCUMENTATIE.docx
@@ -82,7 +82,7 @@
           <w:numId w:val="0"/>
         </w:numPr>
       </w:pPr>
-      <w:bookmarkStart w:id="0" w:name="_Toc243311068"/>
+      <w:bookmarkStart w:id="0" w:name="_Toc243464362"/>
       <w:r>
         <w:t>INHOUDSOPGAVE.</w:t>
       </w:r>
@@ -112,7 +112,7 @@
       <w:r>
         <w:fldChar w:fldCharType="separate"/>
       </w:r>
-      <w:hyperlink w:anchor="_Toc243311068" w:history="1">
+      <w:hyperlink w:anchor="_Toc243464362" w:history="1">
         <w:r>
           <w:rPr>
             <w:rStyle w:val="Hyperlink"/>
@@ -139,7 +139,7 @@
             <w:noProof/>
             <w:webHidden/>
           </w:rPr>
-          <w:instrText xml:space="preserve"> PAGEREF _Toc243311068 \h </w:instrText>
+          <w:instrText xml:space="preserve"> PAGEREF _Toc243464362 \h </w:instrText>
         </w:r>
         <w:r>
           <w:rPr>
@@ -186,7 +186,7 @@
           <w:lang w:eastAsia="nl-NL"/>
         </w:rPr>
       </w:pPr>
-      <w:hyperlink w:anchor="_Toc243311069" w:history="1">
+      <w:hyperlink w:anchor="_Toc243464363" w:history="1">
         <w:r>
           <w:rPr>
             <w:rStyle w:val="Hyperlink"/>
@@ -231,7 +231,7 @@
             <w:noProof/>
             <w:webHidden/>
           </w:rPr>
-          <w:instrText xml:space="preserve"> PAGEREF _Toc243311069 \h </w:instrText>
+          <w:instrText xml:space="preserve"> PAGEREF _Toc243464363 \h </w:instrText>
         </w:r>
         <w:r>
           <w:rPr>
@@ -278,7 +278,7 @@
           <w:lang w:eastAsia="nl-NL"/>
         </w:rPr>
       </w:pPr>
-      <w:hyperlink w:anchor="_Toc243311070" w:history="1">
+      <w:hyperlink w:anchor="_Toc243464364" w:history="1">
         <w:r>
           <w:rPr>
             <w:rStyle w:val="Hyperlink"/>
@@ -323,7 +323,7 @@
             <w:noProof/>
             <w:webHidden/>
           </w:rPr>
-          <w:instrText xml:space="preserve"> PAGEREF _Toc243311070 \h </w:instrText>
+          <w:instrText xml:space="preserve"> PAGEREF _Toc243464364 \h </w:instrText>
         </w:r>
         <w:r>
           <w:rPr>
@@ -370,7 +370,7 @@
           <w:lang w:eastAsia="nl-NL"/>
         </w:rPr>
       </w:pPr>
-      <w:hyperlink w:anchor="_Toc243311071" w:history="1">
+      <w:hyperlink w:anchor="_Toc243464365" w:history="1">
         <w:r>
           <w:rPr>
             <w:rStyle w:val="Hyperlink"/>
@@ -415,7 +415,7 @@
             <w:noProof/>
             <w:webHidden/>
           </w:rPr>
-          <w:instrText xml:space="preserve"> PAGEREF _Toc243311071 \h </w:instrText>
+          <w:instrText xml:space="preserve"> PAGEREF _Toc243464365 \h </w:instrText>
         </w:r>
         <w:r>
           <w:rPr>
@@ -435,7 +435,7 @@
             <w:noProof/>
             <w:webHidden/>
           </w:rPr>
-          <w:t>9</w:t>
+          <w:t>10</w:t>
         </w:r>
         <w:r>
           <w:rPr>
@@ -462,7 +462,7 @@
           <w:lang w:eastAsia="nl-NL"/>
         </w:rPr>
       </w:pPr>
-      <w:hyperlink w:anchor="_Toc243311072" w:history="1">
+      <w:hyperlink w:anchor="_Toc243464366" w:history="1">
         <w:r>
           <w:rPr>
             <w:rStyle w:val="Hyperlink"/>
@@ -507,7 +507,7 @@
             <w:noProof/>
             <w:webHidden/>
           </w:rPr>
-          <w:instrText xml:space="preserve"> PAGEREF _Toc243311072 \h </w:instrText>
+          <w:instrText xml:space="preserve"> PAGEREF _Toc243464366 \h </w:instrText>
         </w:r>
         <w:r>
           <w:rPr>
@@ -527,7 +527,7 @@
             <w:noProof/>
             <w:webHidden/>
           </w:rPr>
-          <w:t>10</w:t>
+          <w:t>11</w:t>
         </w:r>
         <w:r>
           <w:rPr>
@@ -554,7 +554,7 @@
           <w:lang w:eastAsia="nl-NL"/>
         </w:rPr>
       </w:pPr>
-      <w:hyperlink w:anchor="_Toc243311073" w:history="1">
+      <w:hyperlink w:anchor="_Toc243464367" w:history="1">
         <w:r>
           <w:rPr>
             <w:rStyle w:val="Hyperlink"/>
@@ -599,7 +599,7 @@
             <w:noProof/>
             <w:webHidden/>
           </w:rPr>
-          <w:instrText xml:space="preserve"> PAGEREF _Toc243311073 \h </w:instrText>
+          <w:instrText xml:space="preserve"> PAGEREF _Toc243464367 \h </w:instrText>
         </w:r>
         <w:r>
           <w:rPr>
@@ -619,7 +619,7 @@
             <w:noProof/>
             <w:webHidden/>
           </w:rPr>
-          <w:t>10</w:t>
+          <w:t>11</w:t>
         </w:r>
         <w:r>
           <w:rPr>
@@ -646,7 +646,7 @@
           <w:lang w:eastAsia="nl-NL"/>
         </w:rPr>
       </w:pPr>
-      <w:hyperlink w:anchor="_Toc243311074" w:history="1">
+      <w:hyperlink w:anchor="_Toc243464368" w:history="1">
         <w:r>
           <w:rPr>
             <w:rStyle w:val="Hyperlink"/>
@@ -691,7 +691,7 @@
             <w:noProof/>
             <w:webHidden/>
           </w:rPr>
-          <w:instrText xml:space="preserve"> PAGEREF _Toc243311074 \h </w:instrText>
+          <w:instrText xml:space="preserve"> PAGEREF _Toc243464368 \h </w:instrText>
         </w:r>
         <w:r>
           <w:rPr>
@@ -711,7 +711,7 @@
             <w:noProof/>
             <w:webHidden/>
           </w:rPr>
-          <w:t>10</w:t>
+          <w:t>11</w:t>
         </w:r>
         <w:r>
           <w:rPr>
@@ -738,7 +738,7 @@
           <w:lang w:eastAsia="nl-NL"/>
         </w:rPr>
       </w:pPr>
-      <w:hyperlink w:anchor="_Toc243311075" w:history="1">
+      <w:hyperlink w:anchor="_Toc243464369" w:history="1">
         <w:r>
           <w:rPr>
             <w:rStyle w:val="Hyperlink"/>
@@ -783,7 +783,7 @@
             <w:noProof/>
             <w:webHidden/>
           </w:rPr>
-          <w:instrText xml:space="preserve"> PAGEREF _Toc243311075 \h </w:instrText>
+          <w:instrText xml:space="preserve"> PAGEREF _Toc243464369 \h </w:instrText>
         </w:r>
         <w:r>
           <w:rPr>
@@ -803,7 +803,7 @@
             <w:noProof/>
             <w:webHidden/>
           </w:rPr>
-          <w:t>10</w:t>
+          <w:t>11</w:t>
         </w:r>
         <w:r>
           <w:rPr>
@@ -830,7 +830,7 @@
           <w:lang w:eastAsia="nl-NL"/>
         </w:rPr>
       </w:pPr>
-      <w:hyperlink w:anchor="_Toc243311076" w:history="1">
+      <w:hyperlink w:anchor="_Toc243464370" w:history="1">
         <w:r>
           <w:rPr>
             <w:rStyle w:val="Hyperlink"/>
@@ -875,7 +875,7 @@
             <w:noProof/>
             <w:webHidden/>
           </w:rPr>
-          <w:instrText xml:space="preserve"> PAGEREF _Toc243311076 \h </w:instrText>
+          <w:instrText xml:space="preserve"> PAGEREF _Toc243464370 \h </w:instrText>
         </w:r>
         <w:r>
           <w:rPr>
@@ -895,7 +895,7 @@
             <w:noProof/>
             <w:webHidden/>
           </w:rPr>
-          <w:t>11</w:t>
+          <w:t>12</w:t>
         </w:r>
         <w:r>
           <w:rPr>
@@ -922,7 +922,7 @@
           <w:lang w:eastAsia="nl-NL"/>
         </w:rPr>
       </w:pPr>
-      <w:hyperlink w:anchor="_Toc243311077" w:history="1">
+      <w:hyperlink w:anchor="_Toc243464371" w:history="1">
         <w:r>
           <w:rPr>
             <w:rStyle w:val="Hyperlink"/>
@@ -967,7 +967,7 @@
             <w:noProof/>
             <w:webHidden/>
           </w:rPr>
-          <w:instrText xml:space="preserve"> PAGEREF _Toc243311077 \h </w:instrText>
+          <w:instrText xml:space="preserve"> PAGEREF _Toc243464371 \h </w:instrText>
         </w:r>
         <w:r>
           <w:rPr>
@@ -987,7 +987,7 @@
             <w:noProof/>
             <w:webHidden/>
           </w:rPr>
-          <w:t>11</w:t>
+          <w:t>12</w:t>
         </w:r>
         <w:r>
           <w:rPr>
@@ -1014,7 +1014,7 @@
           <w:lang w:eastAsia="nl-NL"/>
         </w:rPr>
       </w:pPr>
-      <w:hyperlink w:anchor="_Toc243311078" w:history="1">
+      <w:hyperlink w:anchor="_Toc243464372" w:history="1">
         <w:r>
           <w:rPr>
             <w:rStyle w:val="Hyperlink"/>
@@ -1059,7 +1059,7 @@
             <w:noProof/>
             <w:webHidden/>
           </w:rPr>
-          <w:instrText xml:space="preserve"> PAGEREF _Toc243311078 \h </w:instrText>
+          <w:instrText xml:space="preserve"> PAGEREF _Toc243464372 \h </w:instrText>
         </w:r>
         <w:r>
           <w:rPr>
@@ -1079,7 +1079,7 @@
             <w:noProof/>
             <w:webHidden/>
           </w:rPr>
-          <w:t>12</w:t>
+          <w:t>13</w:t>
         </w:r>
         <w:r>
           <w:rPr>
@@ -1106,7 +1106,7 @@
           <w:lang w:eastAsia="nl-NL"/>
         </w:rPr>
       </w:pPr>
-      <w:hyperlink w:anchor="_Toc243311079" w:history="1">
+      <w:hyperlink w:anchor="_Toc243464373" w:history="1">
         <w:r>
           <w:rPr>
             <w:rStyle w:val="Hyperlink"/>
@@ -1151,7 +1151,7 @@
             <w:noProof/>
             <w:webHidden/>
           </w:rPr>
-          <w:instrText xml:space="preserve"> PAGEREF _Toc243311079 \h </w:instrText>
+          <w:instrText xml:space="preserve"> PAGEREF _Toc243464373 \h </w:instrText>
         </w:r>
         <w:r>
           <w:rPr>
@@ -1171,7 +1171,7 @@
             <w:noProof/>
             <w:webHidden/>
           </w:rPr>
-          <w:t>13</w:t>
+          <w:t>14</w:t>
         </w:r>
         <w:r>
           <w:rPr>
@@ -1198,7 +1198,7 @@
           <w:lang w:eastAsia="nl-NL"/>
         </w:rPr>
       </w:pPr>
-      <w:hyperlink w:anchor="_Toc243311080" w:history="1">
+      <w:hyperlink w:anchor="_Toc243464374" w:history="1">
         <w:r>
           <w:rPr>
             <w:rStyle w:val="Hyperlink"/>
@@ -1243,7 +1243,7 @@
             <w:noProof/>
             <w:webHidden/>
           </w:rPr>
-          <w:instrText xml:space="preserve"> PAGEREF _Toc243311080 \h </w:instrText>
+          <w:instrText xml:space="preserve"> PAGEREF _Toc243464374 \h </w:instrText>
         </w:r>
         <w:r>
           <w:rPr>
@@ -1263,7 +1263,7 @@
             <w:noProof/>
             <w:webHidden/>
           </w:rPr>
-          <w:t>13</w:t>
+          <w:t>14</w:t>
         </w:r>
         <w:r>
           <w:rPr>
@@ -1290,7 +1290,7 @@
           <w:lang w:eastAsia="nl-NL"/>
         </w:rPr>
       </w:pPr>
-      <w:hyperlink w:anchor="_Toc243311081" w:history="1">
+      <w:hyperlink w:anchor="_Toc243464375" w:history="1">
         <w:r>
           <w:rPr>
             <w:rStyle w:val="Hyperlink"/>
@@ -1335,7 +1335,7 @@
             <w:noProof/>
             <w:webHidden/>
           </w:rPr>
-          <w:instrText xml:space="preserve"> PAGEREF _Toc243311081 \h </w:instrText>
+          <w:instrText xml:space="preserve"> PAGEREF _Toc243464375 \h </w:instrText>
         </w:r>
         <w:r>
           <w:rPr>
@@ -1355,7 +1355,7 @@
             <w:noProof/>
             <w:webHidden/>
           </w:rPr>
-          <w:t>14</w:t>
+          <w:t>15</w:t>
         </w:r>
         <w:r>
           <w:rPr>
@@ -1382,7 +1382,7 @@
           <w:lang w:eastAsia="nl-NL"/>
         </w:rPr>
       </w:pPr>
-      <w:hyperlink w:anchor="_Toc243311082" w:history="1">
+      <w:hyperlink w:anchor="_Toc243464376" w:history="1">
         <w:r>
           <w:rPr>
             <w:rStyle w:val="Hyperlink"/>
@@ -1427,7 +1427,7 @@
             <w:noProof/>
             <w:webHidden/>
           </w:rPr>
-          <w:instrText xml:space="preserve"> PAGEREF _Toc243311082 \h </w:instrText>
+          <w:instrText xml:space="preserve"> PAGEREF _Toc243464376 \h </w:instrText>
         </w:r>
         <w:r>
           <w:rPr>
@@ -1447,7 +1447,7 @@
             <w:noProof/>
             <w:webHidden/>
           </w:rPr>
-          <w:t>14</w:t>
+          <w:t>15</w:t>
         </w:r>
         <w:r>
           <w:rPr>
@@ -1474,7 +1474,7 @@
           <w:lang w:eastAsia="nl-NL"/>
         </w:rPr>
       </w:pPr>
-      <w:hyperlink w:anchor="_Toc243311083" w:history="1">
+      <w:hyperlink w:anchor="_Toc243464377" w:history="1">
         <w:r>
           <w:rPr>
             <w:rStyle w:val="Hyperlink"/>
@@ -1519,7 +1519,7 @@
             <w:noProof/>
             <w:webHidden/>
           </w:rPr>
-          <w:instrText xml:space="preserve"> PAGEREF _Toc243311083 \h </w:instrText>
+          <w:instrText xml:space="preserve"> PAGEREF _Toc243464377 \h </w:instrText>
         </w:r>
         <w:r>
           <w:rPr>
@@ -1539,7 +1539,7 @@
             <w:noProof/>
             <w:webHidden/>
           </w:rPr>
-          <w:t>14</w:t>
+          <w:t>15</w:t>
         </w:r>
         <w:r>
           <w:rPr>
@@ -1566,7 +1566,7 @@
           <w:lang w:eastAsia="nl-NL"/>
         </w:rPr>
       </w:pPr>
-      <w:hyperlink w:anchor="_Toc243311084" w:history="1">
+      <w:hyperlink w:anchor="_Toc243464378" w:history="1">
         <w:r>
           <w:rPr>
             <w:rStyle w:val="Hyperlink"/>
@@ -1611,7 +1611,7 @@
             <w:noProof/>
             <w:webHidden/>
           </w:rPr>
-          <w:instrText xml:space="preserve"> PAGEREF _Toc243311084 \h </w:instrText>
+          <w:instrText xml:space="preserve"> PAGEREF _Toc243464378 \h </w:instrText>
         </w:r>
         <w:r>
           <w:rPr>
@@ -1631,7 +1631,7 @@
             <w:noProof/>
             <w:webHidden/>
           </w:rPr>
-          <w:t>15</w:t>
+          <w:t>16</w:t>
         </w:r>
         <w:r>
           <w:rPr>
@@ -1658,7 +1658,7 @@
           <w:lang w:eastAsia="nl-NL"/>
         </w:rPr>
       </w:pPr>
-      <w:hyperlink w:anchor="_Toc243311085" w:history="1">
+      <w:hyperlink w:anchor="_Toc243464379" w:history="1">
         <w:r>
           <w:rPr>
             <w:rStyle w:val="Hyperlink"/>
@@ -1703,7 +1703,7 @@
             <w:noProof/>
             <w:webHidden/>
           </w:rPr>
-          <w:instrText xml:space="preserve"> PAGEREF _Toc243311085 \h </w:instrText>
+          <w:instrText xml:space="preserve"> PAGEREF _Toc243464379 \h </w:instrText>
         </w:r>
         <w:r>
           <w:rPr>
@@ -1723,7 +1723,7 @@
             <w:noProof/>
             <w:webHidden/>
           </w:rPr>
-          <w:t>15</w:t>
+          <w:t>16</w:t>
         </w:r>
         <w:r>
           <w:rPr>
@@ -1750,7 +1750,7 @@
           <w:lang w:eastAsia="nl-NL"/>
         </w:rPr>
       </w:pPr>
-      <w:hyperlink w:anchor="_Toc243311086" w:history="1">
+      <w:hyperlink w:anchor="_Toc243464380" w:history="1">
         <w:r>
           <w:rPr>
             <w:rStyle w:val="Hyperlink"/>
@@ -1795,7 +1795,7 @@
             <w:noProof/>
             <w:webHidden/>
           </w:rPr>
-          <w:instrText xml:space="preserve"> PAGEREF _Toc243311086 \h </w:instrText>
+          <w:instrText xml:space="preserve"> PAGEREF _Toc243464380 \h </w:instrText>
         </w:r>
         <w:r>
           <w:rPr>
@@ -1815,7 +1815,7 @@
             <w:noProof/>
             <w:webHidden/>
           </w:rPr>
-          <w:t>16</w:t>
+          <w:t>17</w:t>
         </w:r>
         <w:r>
           <w:rPr>
@@ -1842,7 +1842,7 @@
           <w:lang w:eastAsia="nl-NL"/>
         </w:rPr>
       </w:pPr>
-      <w:hyperlink w:anchor="_Toc243311087" w:history="1">
+      <w:hyperlink w:anchor="_Toc243464381" w:history="1">
         <w:r>
           <w:rPr>
             <w:rStyle w:val="Hyperlink"/>
@@ -1887,7 +1887,7 @@
             <w:noProof/>
             <w:webHidden/>
           </w:rPr>
-          <w:instrText xml:space="preserve"> PAGEREF _Toc243311087 \h </w:instrText>
+          <w:instrText xml:space="preserve"> PAGEREF _Toc243464381 \h </w:instrText>
         </w:r>
         <w:r>
           <w:rPr>
@@ -1907,7 +1907,7 @@
             <w:noProof/>
             <w:webHidden/>
           </w:rPr>
-          <w:t>16</w:t>
+          <w:t>17</w:t>
         </w:r>
         <w:r>
           <w:rPr>
@@ -1934,7 +1934,7 @@
           <w:lang w:eastAsia="nl-NL"/>
         </w:rPr>
       </w:pPr>
-      <w:hyperlink w:anchor="_Toc243311088" w:history="1">
+      <w:hyperlink w:anchor="_Toc243464382" w:history="1">
         <w:r>
           <w:rPr>
             <w:rStyle w:val="Hyperlink"/>
@@ -1979,7 +1979,7 @@
             <w:noProof/>
             <w:webHidden/>
           </w:rPr>
-          <w:instrText xml:space="preserve"> PAGEREF _Toc243311088 \h </w:instrText>
+          <w:instrText xml:space="preserve"> PAGEREF _Toc243464382 \h </w:instrText>
         </w:r>
         <w:r>
           <w:rPr>
@@ -1999,7 +1999,7 @@
             <w:noProof/>
             <w:webHidden/>
           </w:rPr>
-          <w:t>16</w:t>
+          <w:t>17</w:t>
         </w:r>
         <w:r>
           <w:rPr>
@@ -2026,7 +2026,7 @@
           <w:lang w:eastAsia="nl-NL"/>
         </w:rPr>
       </w:pPr>
-      <w:hyperlink w:anchor="_Toc243311089" w:history="1">
+      <w:hyperlink w:anchor="_Toc243464383" w:history="1">
         <w:r>
           <w:rPr>
             <w:rStyle w:val="Hyperlink"/>
@@ -2071,7 +2071,7 @@
             <w:noProof/>
             <w:webHidden/>
           </w:rPr>
-          <w:instrText xml:space="preserve"> PAGEREF _Toc243311089 \h </w:instrText>
+          <w:instrText xml:space="preserve"> PAGEREF _Toc243464383 \h </w:instrText>
         </w:r>
         <w:r>
           <w:rPr>
@@ -2091,7 +2091,7 @@
             <w:noProof/>
             <w:webHidden/>
           </w:rPr>
-          <w:t>17</w:t>
+          <w:t>18</w:t>
         </w:r>
         <w:r>
           <w:rPr>
@@ -2118,7 +2118,7 @@
           <w:lang w:eastAsia="nl-NL"/>
         </w:rPr>
       </w:pPr>
-      <w:hyperlink w:anchor="_Toc243311090" w:history="1">
+      <w:hyperlink w:anchor="_Toc243464384" w:history="1">
         <w:r>
           <w:rPr>
             <w:rStyle w:val="Hyperlink"/>
@@ -2179,7 +2179,7 @@
             <w:noProof/>
             <w:webHidden/>
           </w:rPr>
-          <w:instrText xml:space="preserve"> PAGEREF _Toc243311090 \h </w:instrText>
+          <w:instrText xml:space="preserve"> PAGEREF _Toc243464384 \h </w:instrText>
         </w:r>
         <w:r>
           <w:rPr>
@@ -2199,7 +2199,7 @@
             <w:noProof/>
             <w:webHidden/>
           </w:rPr>
-          <w:t>19</w:t>
+          <w:t>20</w:t>
         </w:r>
         <w:r>
           <w:rPr>
@@ -2226,7 +2226,7 @@
           <w:lang w:eastAsia="nl-NL"/>
         </w:rPr>
       </w:pPr>
-      <w:hyperlink w:anchor="_Toc243311091" w:history="1">
+      <w:hyperlink w:anchor="_Toc243464385" w:history="1">
         <w:r>
           <w:rPr>
             <w:rStyle w:val="Hyperlink"/>
@@ -2271,7 +2271,7 @@
             <w:noProof/>
             <w:webHidden/>
           </w:rPr>
-          <w:instrText xml:space="preserve"> PAGEREF _Toc243311091 \h </w:instrText>
+          <w:instrText xml:space="preserve"> PAGEREF _Toc243464385 \h </w:instrText>
         </w:r>
         <w:r>
           <w:rPr>
@@ -2291,7 +2291,7 @@
             <w:noProof/>
             <w:webHidden/>
           </w:rPr>
-          <w:t>19</w:t>
+          <w:t>20</w:t>
         </w:r>
         <w:r>
           <w:rPr>
@@ -2318,7 +2318,7 @@
           <w:lang w:eastAsia="nl-NL"/>
         </w:rPr>
       </w:pPr>
-      <w:hyperlink w:anchor="_Toc243311092" w:history="1">
+      <w:hyperlink w:anchor="_Toc243464386" w:history="1">
         <w:r>
           <w:rPr>
             <w:rStyle w:val="Hyperlink"/>
@@ -2363,7 +2363,7 @@
             <w:noProof/>
             <w:webHidden/>
           </w:rPr>
-          <w:instrText xml:space="preserve"> PAGEREF _Toc243311092 \h </w:instrText>
+          <w:instrText xml:space="preserve"> PAGEREF _Toc243464386 \h </w:instrText>
         </w:r>
         <w:r>
           <w:rPr>
@@ -2383,7 +2383,7 @@
             <w:noProof/>
             <w:webHidden/>
           </w:rPr>
-          <w:t>19</w:t>
+          <w:t>20</w:t>
         </w:r>
         <w:r>
           <w:rPr>
@@ -2410,7 +2410,7 @@
           <w:lang w:eastAsia="nl-NL"/>
         </w:rPr>
       </w:pPr>
-      <w:hyperlink w:anchor="_Toc243311093" w:history="1">
+      <w:hyperlink w:anchor="_Toc243464387" w:history="1">
         <w:r>
           <w:rPr>
             <w:rStyle w:val="Hyperlink"/>
@@ -2455,7 +2455,7 @@
             <w:noProof/>
             <w:webHidden/>
           </w:rPr>
-          <w:instrText xml:space="preserve"> PAGEREF _Toc243311093 \h </w:instrText>
+          <w:instrText xml:space="preserve"> PAGEREF _Toc243464387 \h </w:instrText>
         </w:r>
         <w:r>
           <w:rPr>
@@ -2475,7 +2475,7 @@
             <w:noProof/>
             <w:webHidden/>
           </w:rPr>
-          <w:t>19</w:t>
+          <w:t>20</w:t>
         </w:r>
         <w:r>
           <w:rPr>
@@ -2502,7 +2502,7 @@
           <w:lang w:eastAsia="nl-NL"/>
         </w:rPr>
       </w:pPr>
-      <w:hyperlink w:anchor="_Toc243311094" w:history="1">
+      <w:hyperlink w:anchor="_Toc243464388" w:history="1">
         <w:r>
           <w:rPr>
             <w:rStyle w:val="Hyperlink"/>
@@ -2547,7 +2547,7 @@
             <w:noProof/>
             <w:webHidden/>
           </w:rPr>
-          <w:instrText xml:space="preserve"> PAGEREF _Toc243311094 \h </w:instrText>
+          <w:instrText xml:space="preserve"> PAGEREF _Toc243464388 \h </w:instrText>
         </w:r>
         <w:r>
           <w:rPr>
@@ -2567,7 +2567,7 @@
             <w:noProof/>
             <w:webHidden/>
           </w:rPr>
-          <w:t>19</w:t>
+          <w:t>20</w:t>
         </w:r>
         <w:r>
           <w:rPr>
@@ -2594,7 +2594,7 @@
           <w:lang w:eastAsia="nl-NL"/>
         </w:rPr>
       </w:pPr>
-      <w:hyperlink w:anchor="_Toc243311095" w:history="1">
+      <w:hyperlink w:anchor="_Toc243464389" w:history="1">
         <w:r>
           <w:rPr>
             <w:rStyle w:val="Hyperlink"/>
@@ -2639,7 +2639,7 @@
             <w:noProof/>
             <w:webHidden/>
           </w:rPr>
-          <w:instrText xml:space="preserve"> PAGEREF _Toc243311095 \h </w:instrText>
+          <w:instrText xml:space="preserve"> PAGEREF _Toc243464389 \h </w:instrText>
         </w:r>
         <w:r>
           <w:rPr>
@@ -2659,7 +2659,7 @@
             <w:noProof/>
             <w:webHidden/>
           </w:rPr>
-          <w:t>20</w:t>
+          <w:t>21</w:t>
         </w:r>
         <w:r>
           <w:rPr>
@@ -2686,7 +2686,7 @@
           <w:lang w:eastAsia="nl-NL"/>
         </w:rPr>
       </w:pPr>
-      <w:hyperlink w:anchor="_Toc243311096" w:history="1">
+      <w:hyperlink w:anchor="_Toc243464390" w:history="1">
         <w:r>
           <w:rPr>
             <w:rStyle w:val="Hyperlink"/>
@@ -2731,7 +2731,7 @@
             <w:noProof/>
             <w:webHidden/>
           </w:rPr>
-          <w:instrText xml:space="preserve"> PAGEREF _Toc243311096 \h </w:instrText>
+          <w:instrText xml:space="preserve"> PAGEREF _Toc243464390 \h </w:instrText>
         </w:r>
         <w:r>
           <w:rPr>
@@ -2751,7 +2751,7 @@
             <w:noProof/>
             <w:webHidden/>
           </w:rPr>
-          <w:t>20</w:t>
+          <w:t>21</w:t>
         </w:r>
         <w:r>
           <w:rPr>
@@ -2778,7 +2778,7 @@
           <w:lang w:eastAsia="nl-NL"/>
         </w:rPr>
       </w:pPr>
-      <w:hyperlink w:anchor="_Toc243311097" w:history="1">
+      <w:hyperlink w:anchor="_Toc243464391" w:history="1">
         <w:r>
           <w:rPr>
             <w:rStyle w:val="Hyperlink"/>
@@ -2823,7 +2823,7 @@
             <w:noProof/>
             <w:webHidden/>
           </w:rPr>
-          <w:instrText xml:space="preserve"> PAGEREF _Toc243311097 \h </w:instrText>
+          <w:instrText xml:space="preserve"> PAGEREF _Toc243464391 \h </w:instrText>
         </w:r>
         <w:r>
           <w:rPr>
@@ -2843,7 +2843,7 @@
             <w:noProof/>
             <w:webHidden/>
           </w:rPr>
-          <w:t>21</w:t>
+          <w:t>22</w:t>
         </w:r>
         <w:r>
           <w:rPr>
@@ -2870,7 +2870,7 @@
           <w:lang w:eastAsia="nl-NL"/>
         </w:rPr>
       </w:pPr>
-      <w:hyperlink w:anchor="_Toc243311098" w:history="1">
+      <w:hyperlink w:anchor="_Toc243464392" w:history="1">
         <w:r>
           <w:rPr>
             <w:rStyle w:val="Hyperlink"/>
@@ -2931,7 +2931,7 @@
             <w:noProof/>
             <w:webHidden/>
           </w:rPr>
-          <w:instrText xml:space="preserve"> PAGEREF _Toc243311098 \h </w:instrText>
+          <w:instrText xml:space="preserve"> PAGEREF _Toc243464392 \h </w:instrText>
         </w:r>
         <w:r>
           <w:rPr>
@@ -2951,7 +2951,7 @@
             <w:noProof/>
             <w:webHidden/>
           </w:rPr>
-          <w:t>22</w:t>
+          <w:t>23</w:t>
         </w:r>
         <w:r>
           <w:rPr>
@@ -2978,7 +2978,7 @@
           <w:lang w:eastAsia="nl-NL"/>
         </w:rPr>
       </w:pPr>
-      <w:hyperlink w:anchor="_Toc243311099" w:history="1">
+      <w:hyperlink w:anchor="_Toc243464393" w:history="1">
         <w:r>
           <w:rPr>
             <w:rStyle w:val="Hyperlink"/>
@@ -3023,7 +3023,7 @@
             <w:noProof/>
             <w:webHidden/>
           </w:rPr>
-          <w:instrText xml:space="preserve"> PAGEREF _Toc243311099 \h </w:instrText>
+          <w:instrText xml:space="preserve"> PAGEREF _Toc243464393 \h </w:instrText>
         </w:r>
         <w:r>
           <w:rPr>
@@ -3043,7 +3043,7 @@
             <w:noProof/>
             <w:webHidden/>
           </w:rPr>
-          <w:t>22</w:t>
+          <w:t>23</w:t>
         </w:r>
         <w:r>
           <w:rPr>
@@ -3070,7 +3070,7 @@
           <w:lang w:eastAsia="nl-NL"/>
         </w:rPr>
       </w:pPr>
-      <w:hyperlink w:anchor="_Toc243311100" w:history="1">
+      <w:hyperlink w:anchor="_Toc243464394" w:history="1">
         <w:r>
           <w:rPr>
             <w:rStyle w:val="Hyperlink"/>
@@ -3115,7 +3115,7 @@
             <w:noProof/>
             <w:webHidden/>
           </w:rPr>
-          <w:instrText xml:space="preserve"> PAGEREF _Toc243311100 \h </w:instrText>
+          <w:instrText xml:space="preserve"> PAGEREF _Toc243464394 \h </w:instrText>
         </w:r>
         <w:r>
           <w:rPr>
@@ -3135,7 +3135,7 @@
             <w:noProof/>
             <w:webHidden/>
           </w:rPr>
-          <w:t>22</w:t>
+          <w:t>23</w:t>
         </w:r>
         <w:r>
           <w:rPr>
@@ -3162,7 +3162,7 @@
           <w:lang w:eastAsia="nl-NL"/>
         </w:rPr>
       </w:pPr>
-      <w:hyperlink w:anchor="_Toc243311101" w:history="1">
+      <w:hyperlink w:anchor="_Toc243464395" w:history="1">
         <w:r>
           <w:rPr>
             <w:rStyle w:val="Hyperlink"/>
@@ -3207,7 +3207,7 @@
             <w:noProof/>
             <w:webHidden/>
           </w:rPr>
-          <w:instrText xml:space="preserve"> PAGEREF _Toc243311101 \h </w:instrText>
+          <w:instrText xml:space="preserve"> PAGEREF _Toc243464395 \h </w:instrText>
         </w:r>
         <w:r>
           <w:rPr>
@@ -3227,7 +3227,7 @@
             <w:noProof/>
             <w:webHidden/>
           </w:rPr>
-          <w:t>23</w:t>
+          <w:t>24</w:t>
         </w:r>
         <w:r>
           <w:rPr>
@@ -3254,7 +3254,7 @@
           <w:lang w:eastAsia="nl-NL"/>
         </w:rPr>
       </w:pPr>
-      <w:hyperlink w:anchor="_Toc243311102" w:history="1">
+      <w:hyperlink w:anchor="_Toc243464396" w:history="1">
         <w:r>
           <w:rPr>
             <w:rStyle w:val="Hyperlink"/>
@@ -3315,7 +3315,7 @@
             <w:noProof/>
             <w:webHidden/>
           </w:rPr>
-          <w:instrText xml:space="preserve"> PAGEREF _Toc243311102 \h </w:instrText>
+          <w:instrText xml:space="preserve"> PAGEREF _Toc243464396 \h </w:instrText>
         </w:r>
         <w:r>
           <w:rPr>
@@ -3335,7 +3335,7 @@
             <w:noProof/>
             <w:webHidden/>
           </w:rPr>
-          <w:t>24</w:t>
+          <w:t>25</w:t>
         </w:r>
         <w:r>
           <w:rPr>
@@ -3362,7 +3362,7 @@
           <w:lang w:eastAsia="nl-NL"/>
         </w:rPr>
       </w:pPr>
-      <w:hyperlink w:anchor="_Toc243311103" w:history="1">
+      <w:hyperlink w:anchor="_Toc243464397" w:history="1">
         <w:r>
           <w:rPr>
             <w:rStyle w:val="Hyperlink"/>
@@ -3407,7 +3407,7 @@
             <w:noProof/>
             <w:webHidden/>
           </w:rPr>
-          <w:instrText xml:space="preserve"> PAGEREF _Toc243311103 \h </w:instrText>
+          <w:instrText xml:space="preserve"> PAGEREF _Toc243464397 \h </w:instrText>
         </w:r>
         <w:r>
           <w:rPr>
@@ -3427,7 +3427,7 @@
             <w:noProof/>
             <w:webHidden/>
           </w:rPr>
-          <w:t>24</w:t>
+          <w:t>25</w:t>
         </w:r>
         <w:r>
           <w:rPr>
@@ -3454,7 +3454,7 @@
           <w:lang w:eastAsia="nl-NL"/>
         </w:rPr>
       </w:pPr>
-      <w:hyperlink w:anchor="_Toc243311104" w:history="1">
+      <w:hyperlink w:anchor="_Toc243464398" w:history="1">
         <w:r>
           <w:rPr>
             <w:rStyle w:val="Hyperlink"/>
@@ -3499,7 +3499,7 @@
             <w:noProof/>
             <w:webHidden/>
           </w:rPr>
-          <w:instrText xml:space="preserve"> PAGEREF _Toc243311104 \h </w:instrText>
+          <w:instrText xml:space="preserve"> PAGEREF _Toc243464398 \h </w:instrText>
         </w:r>
         <w:r>
           <w:rPr>
@@ -3519,7 +3519,7 @@
             <w:noProof/>
             <w:webHidden/>
           </w:rPr>
-          <w:t>25</w:t>
+          <w:t>26</w:t>
         </w:r>
         <w:r>
           <w:rPr>
@@ -3546,7 +3546,7 @@
           <w:lang w:eastAsia="nl-NL"/>
         </w:rPr>
       </w:pPr>
-      <w:hyperlink w:anchor="_Toc243311105" w:history="1">
+      <w:hyperlink w:anchor="_Toc243464399" w:history="1">
         <w:r>
           <w:rPr>
             <w:rStyle w:val="Hyperlink"/>
@@ -3593,7 +3593,7 @@
             <w:noProof/>
             <w:webHidden/>
           </w:rPr>
-          <w:instrText xml:space="preserve"> PAGEREF _Toc243311105 \h </w:instrText>
+          <w:instrText xml:space="preserve"> PAGEREF _Toc243464399 \h </w:instrText>
         </w:r>
         <w:r>
           <w:rPr>
@@ -3613,7 +3613,7 @@
             <w:noProof/>
             <w:webHidden/>
           </w:rPr>
-          <w:t>33</w:t>
+          <w:t>34</w:t>
         </w:r>
         <w:r>
           <w:rPr>
@@ -3640,7 +3640,7 @@
           <w:lang w:eastAsia="nl-NL"/>
         </w:rPr>
       </w:pPr>
-      <w:hyperlink w:anchor="_Toc243311106" w:history="1">
+      <w:hyperlink w:anchor="_Toc243464400" w:history="1">
         <w:r>
           <w:rPr>
             <w:rStyle w:val="Hyperlink"/>
@@ -3687,7 +3687,7 @@
             <w:noProof/>
             <w:webHidden/>
           </w:rPr>
-          <w:instrText xml:space="preserve"> PAGEREF _Toc243311106 \h </w:instrText>
+          <w:instrText xml:space="preserve"> PAGEREF _Toc243464400 \h </w:instrText>
         </w:r>
         <w:r>
           <w:rPr>
@@ -3707,7 +3707,7 @@
             <w:noProof/>
             <w:webHidden/>
           </w:rPr>
-          <w:t>33</w:t>
+          <w:t>34</w:t>
         </w:r>
         <w:r>
           <w:rPr>
@@ -3734,7 +3734,7 @@
           <w:lang w:eastAsia="nl-NL"/>
         </w:rPr>
       </w:pPr>
-      <w:hyperlink w:anchor="_Toc243311107" w:history="1">
+      <w:hyperlink w:anchor="_Toc243464401" w:history="1">
         <w:r>
           <w:rPr>
             <w:rStyle w:val="Hyperlink"/>
@@ -3781,7 +3781,7 @@
             <w:noProof/>
             <w:webHidden/>
           </w:rPr>
-          <w:instrText xml:space="preserve"> PAGEREF _Toc243311107 \h </w:instrText>
+          <w:instrText xml:space="preserve"> PAGEREF _Toc243464401 \h </w:instrText>
         </w:r>
         <w:r>
           <w:rPr>
@@ -3801,7 +3801,7 @@
             <w:noProof/>
             <w:webHidden/>
           </w:rPr>
-          <w:t>33</w:t>
+          <w:t>34</w:t>
         </w:r>
         <w:r>
           <w:rPr>
@@ -3828,7 +3828,7 @@
           <w:lang w:eastAsia="nl-NL"/>
         </w:rPr>
       </w:pPr>
-      <w:hyperlink w:anchor="_Toc243311108" w:history="1">
+      <w:hyperlink w:anchor="_Toc243464402" w:history="1">
         <w:r>
           <w:rPr>
             <w:rStyle w:val="Hyperlink"/>
@@ -3875,7 +3875,7 @@
             <w:noProof/>
             <w:webHidden/>
           </w:rPr>
-          <w:instrText xml:space="preserve"> PAGEREF _Toc243311108 \h </w:instrText>
+          <w:instrText xml:space="preserve"> PAGEREF _Toc243464402 \h </w:instrText>
         </w:r>
         <w:r>
           <w:rPr>
@@ -3895,7 +3895,7 @@
             <w:noProof/>
             <w:webHidden/>
           </w:rPr>
-          <w:t>33</w:t>
+          <w:t>34</w:t>
         </w:r>
         <w:r>
           <w:rPr>
@@ -3922,7 +3922,7 @@
           <w:lang w:eastAsia="nl-NL"/>
         </w:rPr>
       </w:pPr>
-      <w:hyperlink w:anchor="_Toc243311109" w:history="1">
+      <w:hyperlink w:anchor="_Toc243464403" w:history="1">
         <w:r>
           <w:rPr>
             <w:rStyle w:val="Hyperlink"/>
@@ -3969,7 +3969,7 @@
             <w:noProof/>
             <w:webHidden/>
           </w:rPr>
-          <w:instrText xml:space="preserve"> PAGEREF _Toc243311109 \h </w:instrText>
+          <w:instrText xml:space="preserve"> PAGEREF _Toc243464403 \h </w:instrText>
         </w:r>
         <w:r>
           <w:rPr>
@@ -3989,7 +3989,7 @@
             <w:noProof/>
             <w:webHidden/>
           </w:rPr>
-          <w:t>33</w:t>
+          <w:t>34</w:t>
         </w:r>
         <w:r>
           <w:rPr>
@@ -4016,7 +4016,7 @@
           <w:lang w:eastAsia="nl-NL"/>
         </w:rPr>
       </w:pPr>
-      <w:hyperlink w:anchor="_Toc243311110" w:history="1">
+      <w:hyperlink w:anchor="_Toc243464404" w:history="1">
         <w:r>
           <w:rPr>
             <w:rStyle w:val="Hyperlink"/>
@@ -4063,7 +4063,7 @@
             <w:noProof/>
             <w:webHidden/>
           </w:rPr>
-          <w:instrText xml:space="preserve"> PAGEREF _Toc243311110 \h </w:instrText>
+          <w:instrText xml:space="preserve"> PAGEREF _Toc243464404 \h </w:instrText>
         </w:r>
         <w:r>
           <w:rPr>
@@ -4083,7 +4083,7 @@
             <w:noProof/>
             <w:webHidden/>
           </w:rPr>
-          <w:t>34</w:t>
+          <w:t>35</w:t>
         </w:r>
         <w:r>
           <w:rPr>
@@ -4110,7 +4110,7 @@
           <w:lang w:eastAsia="nl-NL"/>
         </w:rPr>
       </w:pPr>
-      <w:hyperlink w:anchor="_Toc243311111" w:history="1">
+      <w:hyperlink w:anchor="_Toc243464405" w:history="1">
         <w:r>
           <w:rPr>
             <w:rStyle w:val="Hyperlink"/>
@@ -4155,7 +4155,7 @@
             <w:noProof/>
             <w:webHidden/>
           </w:rPr>
-          <w:instrText xml:space="preserve"> PAGEREF _Toc243311111 \h </w:instrText>
+          <w:instrText xml:space="preserve"> PAGEREF _Toc243464405 \h </w:instrText>
         </w:r>
         <w:r>
           <w:rPr>
@@ -4175,7 +4175,7 @@
             <w:noProof/>
             <w:webHidden/>
           </w:rPr>
-          <w:t>34</w:t>
+          <w:t>35</w:t>
         </w:r>
         <w:r>
           <w:rPr>
@@ -4202,7 +4202,7 @@
           <w:lang w:eastAsia="nl-NL"/>
         </w:rPr>
       </w:pPr>
-      <w:hyperlink w:anchor="_Toc243311112" w:history="1">
+      <w:hyperlink w:anchor="_Toc243464406" w:history="1">
         <w:r>
           <w:rPr>
             <w:rStyle w:val="Hyperlink"/>
@@ -4247,7 +4247,7 @@
             <w:noProof/>
             <w:webHidden/>
           </w:rPr>
-          <w:instrText xml:space="preserve"> PAGEREF _Toc243311112 \h </w:instrText>
+          <w:instrText xml:space="preserve"> PAGEREF _Toc243464406 \h </w:instrText>
         </w:r>
         <w:r>
           <w:rPr>
@@ -4267,7 +4267,7 @@
             <w:noProof/>
             <w:webHidden/>
           </w:rPr>
-          <w:t>34</w:t>
+          <w:t>35</w:t>
         </w:r>
         <w:r>
           <w:rPr>
@@ -4294,7 +4294,7 @@
           <w:lang w:eastAsia="nl-NL"/>
         </w:rPr>
       </w:pPr>
-      <w:hyperlink w:anchor="_Toc243311113" w:history="1">
+      <w:hyperlink w:anchor="_Toc243464407" w:history="1">
         <w:r>
           <w:rPr>
             <w:rStyle w:val="Hyperlink"/>
@@ -4371,7 +4371,7 @@
             <w:noProof/>
             <w:webHidden/>
           </w:rPr>
-          <w:instrText xml:space="preserve"> PAGEREF _Toc243311113 \h </w:instrText>
+          <w:instrText xml:space="preserve"> PAGEREF _Toc243464407 \h </w:instrText>
         </w:r>
         <w:r>
           <w:rPr>
@@ -4391,7 +4391,7 @@
             <w:noProof/>
             <w:webHidden/>
           </w:rPr>
-          <w:t>35</w:t>
+          <w:t>36</w:t>
         </w:r>
         <w:r>
           <w:rPr>
@@ -4418,7 +4418,7 @@
           <w:lang w:eastAsia="nl-NL"/>
         </w:rPr>
       </w:pPr>
-      <w:hyperlink w:anchor="_Toc243311114" w:history="1">
+      <w:hyperlink w:anchor="_Toc243464408" w:history="1">
         <w:r>
           <w:rPr>
             <w:rStyle w:val="Hyperlink"/>
@@ -4463,7 +4463,7 @@
             <w:noProof/>
             <w:webHidden/>
           </w:rPr>
-          <w:instrText xml:space="preserve"> PAGEREF _Toc243311114 \h </w:instrText>
+          <w:instrText xml:space="preserve"> PAGEREF _Toc243464408 \h </w:instrText>
         </w:r>
         <w:r>
           <w:rPr>
@@ -4483,7 +4483,7 @@
             <w:noProof/>
             <w:webHidden/>
           </w:rPr>
-          <w:t>35</w:t>
+          <w:t>36</w:t>
         </w:r>
         <w:r>
           <w:rPr>
@@ -4510,7 +4510,7 @@
           <w:lang w:eastAsia="nl-NL"/>
         </w:rPr>
       </w:pPr>
-      <w:hyperlink w:anchor="_Toc243311115" w:history="1">
+      <w:hyperlink w:anchor="_Toc243464409" w:history="1">
         <w:r>
           <w:rPr>
             <w:rStyle w:val="Hyperlink"/>
@@ -4555,7 +4555,7 @@
             <w:noProof/>
             <w:webHidden/>
           </w:rPr>
-          <w:instrText xml:space="preserve"> PAGEREF _Toc243311115 \h </w:instrText>
+          <w:instrText xml:space="preserve"> PAGEREF _Toc243464409 \h </w:instrText>
         </w:r>
         <w:r>
           <w:rPr>
@@ -4575,7 +4575,7 @@
             <w:noProof/>
             <w:webHidden/>
           </w:rPr>
-          <w:t>36</w:t>
+          <w:t>37</w:t>
         </w:r>
         <w:r>
           <w:rPr>
@@ -4602,7 +4602,7 @@
           <w:lang w:eastAsia="nl-NL"/>
         </w:rPr>
       </w:pPr>
-      <w:hyperlink w:anchor="_Toc243311116" w:history="1">
+      <w:hyperlink w:anchor="_Toc243464410" w:history="1">
         <w:r>
           <w:rPr>
             <w:rStyle w:val="Hyperlink"/>
@@ -4647,7 +4647,7 @@
             <w:noProof/>
             <w:webHidden/>
           </w:rPr>
-          <w:instrText xml:space="preserve"> PAGEREF _Toc243311116 \h </w:instrText>
+          <w:instrText xml:space="preserve"> PAGEREF _Toc243464410 \h </w:instrText>
         </w:r>
         <w:r>
           <w:rPr>
@@ -4667,7 +4667,7 @@
             <w:noProof/>
             <w:webHidden/>
           </w:rPr>
-          <w:t>36</w:t>
+          <w:t>37</w:t>
         </w:r>
         <w:r>
           <w:rPr>
@@ -4694,7 +4694,7 @@
           <w:lang w:eastAsia="nl-NL"/>
         </w:rPr>
       </w:pPr>
-      <w:hyperlink w:anchor="_Toc243311117" w:history="1">
+      <w:hyperlink w:anchor="_Toc243464411" w:history="1">
         <w:r>
           <w:rPr>
             <w:rStyle w:val="Hyperlink"/>
@@ -4739,7 +4739,7 @@
             <w:noProof/>
             <w:webHidden/>
           </w:rPr>
-          <w:instrText xml:space="preserve"> PAGEREF _Toc243311117 \h </w:instrText>
+          <w:instrText xml:space="preserve"> PAGEREF _Toc243464411 \h </w:instrText>
         </w:r>
         <w:r>
           <w:rPr>
@@ -4759,7 +4759,7 @@
             <w:noProof/>
             <w:webHidden/>
           </w:rPr>
-          <w:t>36</w:t>
+          <w:t>37</w:t>
         </w:r>
         <w:r>
           <w:rPr>
@@ -4786,7 +4786,7 @@
           <w:lang w:eastAsia="nl-NL"/>
         </w:rPr>
       </w:pPr>
-      <w:hyperlink w:anchor="_Toc243311118" w:history="1">
+      <w:hyperlink w:anchor="_Toc243464412" w:history="1">
         <w:r>
           <w:rPr>
             <w:rStyle w:val="Hyperlink"/>
@@ -4831,7 +4831,7 @@
             <w:noProof/>
             <w:webHidden/>
           </w:rPr>
-          <w:instrText xml:space="preserve"> PAGEREF _Toc243311118 \h </w:instrText>
+          <w:instrText xml:space="preserve"> PAGEREF _Toc243464412 \h </w:instrText>
         </w:r>
         <w:r>
           <w:rPr>
@@ -4851,7 +4851,7 @@
             <w:noProof/>
             <w:webHidden/>
           </w:rPr>
-          <w:t>36</w:t>
+          <w:t>37</w:t>
         </w:r>
         <w:r>
           <w:rPr>
@@ -4878,7 +4878,7 @@
           <w:lang w:eastAsia="nl-NL"/>
         </w:rPr>
       </w:pPr>
-      <w:hyperlink w:anchor="_Toc243311119" w:history="1">
+      <w:hyperlink w:anchor="_Toc243464413" w:history="1">
         <w:r>
           <w:rPr>
             <w:rStyle w:val="Hyperlink"/>
@@ -4923,7 +4923,7 @@
             <w:noProof/>
             <w:webHidden/>
           </w:rPr>
-          <w:instrText xml:space="preserve"> PAGEREF _Toc243311119 \h </w:instrText>
+          <w:instrText xml:space="preserve"> PAGEREF _Toc243464413 \h </w:instrText>
         </w:r>
         <w:r>
           <w:rPr>
@@ -4943,7 +4943,7 @@
             <w:noProof/>
             <w:webHidden/>
           </w:rPr>
-          <w:t>36</w:t>
+          <w:t>37</w:t>
         </w:r>
         <w:r>
           <w:rPr>
@@ -4970,7 +4970,7 @@
           <w:lang w:eastAsia="nl-NL"/>
         </w:rPr>
       </w:pPr>
-      <w:hyperlink w:anchor="_Toc243311120" w:history="1">
+      <w:hyperlink w:anchor="_Toc243464414" w:history="1">
         <w:r>
           <w:rPr>
             <w:rStyle w:val="Hyperlink"/>
@@ -5015,7 +5015,7 @@
             <w:noProof/>
             <w:webHidden/>
           </w:rPr>
-          <w:instrText xml:space="preserve"> PAGEREF _Toc243311120 \h </w:instrText>
+          <w:instrText xml:space="preserve"> PAGEREF _Toc243464414 \h </w:instrText>
         </w:r>
         <w:r>
           <w:rPr>
@@ -5035,7 +5035,7 @@
             <w:noProof/>
             <w:webHidden/>
           </w:rPr>
-          <w:t>37</w:t>
+          <w:t>38</w:t>
         </w:r>
         <w:r>
           <w:rPr>
@@ -5062,7 +5062,7 @@
           <w:lang w:eastAsia="nl-NL"/>
         </w:rPr>
       </w:pPr>
-      <w:hyperlink w:anchor="_Toc243311121" w:history="1">
+      <w:hyperlink w:anchor="_Toc243464415" w:history="1">
         <w:r>
           <w:rPr>
             <w:rStyle w:val="Hyperlink"/>
@@ -5107,7 +5107,7 @@
             <w:noProof/>
             <w:webHidden/>
           </w:rPr>
-          <w:instrText xml:space="preserve"> PAGEREF _Toc243311121 \h </w:instrText>
+          <w:instrText xml:space="preserve"> PAGEREF _Toc243464415 \h </w:instrText>
         </w:r>
         <w:r>
           <w:rPr>
@@ -5127,7 +5127,7 @@
             <w:noProof/>
             <w:webHidden/>
           </w:rPr>
-          <w:t>38</w:t>
+          <w:t>39</w:t>
         </w:r>
         <w:r>
           <w:rPr>
@@ -5154,7 +5154,7 @@
           <w:lang w:eastAsia="nl-NL"/>
         </w:rPr>
       </w:pPr>
-      <w:hyperlink w:anchor="_Toc243311122" w:history="1">
+      <w:hyperlink w:anchor="_Toc243464416" w:history="1">
         <w:r>
           <w:rPr>
             <w:rStyle w:val="Hyperlink"/>
@@ -5199,7 +5199,7 @@
             <w:noProof/>
             <w:webHidden/>
           </w:rPr>
-          <w:instrText xml:space="preserve"> PAGEREF _Toc243311122 \h </w:instrText>
+          <w:instrText xml:space="preserve"> PAGEREF _Toc243464416 \h </w:instrText>
         </w:r>
         <w:r>
           <w:rPr>
@@ -5219,7 +5219,7 @@
             <w:noProof/>
             <w:webHidden/>
           </w:rPr>
-          <w:t>40</w:t>
+          <w:t>41</w:t>
         </w:r>
         <w:r>
           <w:rPr>
@@ -5246,7 +5246,7 @@
           <w:lang w:eastAsia="nl-NL"/>
         </w:rPr>
       </w:pPr>
-      <w:hyperlink w:anchor="_Toc243311123" w:history="1">
+      <w:hyperlink w:anchor="_Toc243464417" w:history="1">
         <w:r>
           <w:rPr>
             <w:rStyle w:val="Hyperlink"/>
@@ -5291,7 +5291,7 @@
             <w:noProof/>
             <w:webHidden/>
           </w:rPr>
-          <w:instrText xml:space="preserve"> PAGEREF _Toc243311123 \h </w:instrText>
+          <w:instrText xml:space="preserve"> PAGEREF _Toc243464417 \h </w:instrText>
         </w:r>
         <w:r>
           <w:rPr>
@@ -5311,7 +5311,7 @@
             <w:noProof/>
             <w:webHidden/>
           </w:rPr>
-          <w:t>41</w:t>
+          <w:t>42</w:t>
         </w:r>
         <w:r>
           <w:rPr>
@@ -5344,7 +5344,7 @@
         </w:numPr>
       </w:pPr>
       <w:bookmarkStart w:id="1" w:name="k1"/>
-      <w:bookmarkStart w:id="2" w:name="_Toc243311069"/>
+      <w:bookmarkStart w:id="2" w:name="_Toc243464363"/>
       <w:r>
         <w:t>DOEL VAN DE APPLICATIE.</w:t>
       </w:r>
@@ -5426,7 +5426,7 @@
         </w:numPr>
       </w:pPr>
       <w:bookmarkStart w:id="3" w:name="k2"/>
-      <w:bookmarkStart w:id="4" w:name="_Toc243311070"/>
+      <w:bookmarkStart w:id="4" w:name="_Toc243464364"/>
       <w:r>
         <w:t>BESTANDEN.</w:t>
       </w:r>
@@ -7709,7 +7709,7 @@
                 <w:sz w:val="16"/>
                 <w:szCs w:val="16"/>
               </w:rPr>
-              <w:t>Unit tests (717) voor de regels, de opslag, de export, het thema, de welkom- en gezichtsherkenningsfuncties, herkennen met de pas, de controller, de beveiliging en regressietests voor opgeloste bugs</w:t>
+              <w:t>Unit tests (759) voor de regels, de opslag, de export, het thema, de welkom- en gezichtsherkenningsfuncties, herkennen met de pas, de controller, de beveiliging en regressietests voor opgeloste bugs</w:t>
             </w:r>
           </w:p>
         </w:tc>
@@ -8517,7 +8517,7 @@
                 <w:sz w:val="14"/>
                 <w:shd w:val="clear" w:color="auto" w:fill="EEF4F2"/>
               </w:rPr>
-              <w:t>.gitattributes</w:t>
+              <w:t>tests/rollenspel-oktober.test.js</w:t>
             </w:r>
           </w:p>
         </w:tc>
@@ -8534,7 +8534,7 @@
                 <w:sz w:val="16"/>
                 <w:szCs w:val="16"/>
               </w:rPr>
-              <w:t xml:space="preserve">Zorgt dat Git de bestanden in </w:t>
+              <w:t xml:space="preserve">Regressietests voor de fouten uit de rollenspeltests en de FMEA van oktober 2026 (punt 1 t/m 14 in de naam van iedere test): zoekveld leeg na sluiten zonder registreren, geen spookklik na een dubbeltik op </w:t>
             </w:r>
             <w:r>
               <w:rPr>
@@ -8542,29 +8542,14 @@
                 <w:sz w:val="14"/>
                 <w:shd w:val="clear" w:color="auto" w:fill="EEF4F2"/>
               </w:rPr>
-              <w:t>assets/vendor/</w:t>
+              <w:t>Deur dicht</w:t>
             </w:r>
             <w:r>
               <w:rPr>
                 <w:sz w:val="16"/>
                 <w:szCs w:val="16"/>
               </w:rPr>
-              <w:t xml:space="preserve"> en </w:t>
-            </w:r>
-            <w:r>
-              <w:rPr>
-                <w:rFonts w:ascii="Consolas" w:hAnsi="Consolas" w:cs="Consolas"/>
-                <w:sz w:val="14"/>
-                <w:shd w:val="clear" w:color="auto" w:fill="EEF4F2"/>
-              </w:rPr>
-              <w:t>assets/fonts/</w:t>
-            </w:r>
-            <w:r>
-              <w:rPr>
-                <w:sz w:val="16"/>
-                <w:szCs w:val="16"/>
-              </w:rPr>
-              <w:t xml:space="preserve"> niet aanpast (geen omzetting van regeleinden), zodat de controlegetallen blijven kloppen</w:t>
+              <w:t>, de naam in de open koelkast en "Controle nodig" bij de pas van een collega, twee tabbladen op één opslag, de weging met het gemeten gemiddelde gewicht (eieren en blikjes), verwacht en geteld bij een telling, oude en nieuwe waarden in het logboek, de lege demokeuze, tikdoelen en hover, voorraad 0, negatieve getallen in de CSV, het SQL-schema en teksten in het TO</w:t>
             </w:r>
           </w:p>
         </w:tc>
@@ -8587,7 +8572,7 @@
                 <w:sz w:val="14"/>
                 <w:shd w:val="clear" w:color="auto" w:fill="EEF4F2"/>
               </w:rPr>
-              <w:t>tests/e2e/</w:t>
+              <w:t>.gitattributes</w:t>
             </w:r>
           </w:p>
         </w:tc>
@@ -8604,7 +8589,7 @@
                 <w:sz w:val="16"/>
                 <w:szCs w:val="16"/>
               </w:rPr>
-              <w:t xml:space="preserve">Browsertests (end-to-end): </w:t>
+              <w:t xml:space="preserve">Zorgt dat Git de bestanden in </w:t>
             </w:r>
             <w:r>
               <w:rPr>
@@ -8612,14 +8597,14 @@
                 <w:sz w:val="14"/>
                 <w:shd w:val="clear" w:color="auto" w:fill="EEF4F2"/>
               </w:rPr>
-              <w:t>app.e2e.test.js</w:t>
+              <w:t>assets/vendor/</w:t>
             </w:r>
             <w:r>
               <w:rPr>
                 <w:sz w:val="16"/>
                 <w:szCs w:val="16"/>
               </w:rPr>
-              <w:t xml:space="preserve"> test de echte pagina in headless Edge of Chrome (21 tests: laden zonder fouten, zoeken, registreren (daarna bij kiezen op naam geen "welkom terug"), </w:t>
+              <w:t xml:space="preserve"> en </w:t>
             </w:r>
             <w:r>
               <w:rPr>
@@ -8627,112 +8612,14 @@
                 <w:sz w:val="14"/>
                 <w:shd w:val="clear" w:color="auto" w:fill="EEF4F2"/>
               </w:rPr>
-              <w:t>Registreren</w:t>
+              <w:t>assets/fonts/</w:t>
             </w:r>
             <w:r>
               <w:rPr>
                 <w:sz w:val="16"/>
                 <w:szCs w:val="16"/>
               </w:rPr>
-              <w:t xml:space="preserve"> zonder keuze, Escape en focus, inloggen, thema, pas koppelen en herkennen (ook een tweede scan in het veld </w:t>
-            </w:r>
-            <w:r>
-              <w:rPr>
-                <w:rFonts w:ascii="Consolas" w:hAnsi="Consolas" w:cs="Consolas"/>
-                <w:sz w:val="14"/>
-                <w:shd w:val="clear" w:color="auto" w:fill="EEF4F2"/>
-              </w:rPr>
-              <w:t>Pasnummer</w:t>
-            </w:r>
-            <w:r>
-              <w:rPr>
-                <w:sz w:val="16"/>
-                <w:szCs w:val="16"/>
-              </w:rPr>
-              <w:t xml:space="preserve">), CSV-export, een dubbelklik op </w:t>
-            </w:r>
-            <w:r>
-              <w:rPr>
-                <w:rFonts w:ascii="Consolas" w:hAnsi="Consolas" w:cs="Consolas"/>
-                <w:sz w:val="14"/>
-                <w:shd w:val="clear" w:color="auto" w:fill="EEF4F2"/>
-              </w:rPr>
-              <w:t>Registreren</w:t>
-            </w:r>
-            <w:r>
-              <w:rPr>
-                <w:sz w:val="16"/>
-                <w:szCs w:val="16"/>
-              </w:rPr>
-              <w:t xml:space="preserve">, een scan in het bedrijfsfilter, de focus na opslaan en (de)activeren in het beheer, letters in een cijferveld, het productvenster dat vanzelf sluit, een pas terwijl een venster open is, </w:t>
-            </w:r>
-            <w:r>
-              <w:rPr>
-                <w:rFonts w:ascii="Consolas" w:hAnsi="Consolas" w:cs="Consolas"/>
-                <w:sz w:val="14"/>
-                <w:shd w:val="clear" w:color="auto" w:fill="EEF4F2"/>
-              </w:rPr>
-              <w:t>Registreren</w:t>
-            </w:r>
-            <w:r>
-              <w:rPr>
-                <w:sz w:val="16"/>
-                <w:szCs w:val="16"/>
-              </w:rPr>
-              <w:t xml:space="preserve"> in beeld op een liggende tablet, een telefoon en bij 200% zoom, een leeg zoekveld na registreren, een productvenster zonder producten, vensters die bovenaan openen, en de slimme koelkast: openen met de pas, twee blikjes pakken en de registratie terugzien, en een onbekende pas), </w:t>
-            </w:r>
-            <w:r>
-              <w:rPr>
-                <w:rFonts w:ascii="Consolas" w:hAnsi="Consolas" w:cs="Consolas"/>
-                <w:sz w:val="14"/>
-                <w:shd w:val="clear" w:color="auto" w:fill="EEF4F2"/>
-              </w:rPr>
-              <w:t>browser.js</w:t>
-            </w:r>
-            <w:r>
-              <w:rPr>
-                <w:sz w:val="16"/>
-                <w:szCs w:val="16"/>
-              </w:rPr>
-              <w:t xml:space="preserve"> bevat de webserver en de besturing van de browser via het Chrome DevTools Protocol. Er wordt pas geklikt als het element stilstaat. Bij een mislukte test volgen het scenario, de toestand van de pagina, de laatste meldingen uit de console en een schermafdruk in </w:t>
-            </w:r>
-            <w:r>
-              <w:rPr>
-                <w:rFonts w:ascii="Consolas" w:hAnsi="Consolas" w:cs="Consolas"/>
-                <w:sz w:val="14"/>
-                <w:shd w:val="clear" w:color="auto" w:fill="EEF4F2"/>
-              </w:rPr>
-              <w:t>test-results/e2e</w:t>
-            </w:r>
-            <w:r>
-              <w:rPr>
-                <w:sz w:val="16"/>
-                <w:szCs w:val="16"/>
-              </w:rPr>
-              <w:t xml:space="preserve">. Draaien met </w:t>
-            </w:r>
-            <w:r>
-              <w:rPr>
-                <w:rFonts w:ascii="Consolas" w:hAnsi="Consolas" w:cs="Consolas"/>
-                <w:sz w:val="14"/>
-                <w:shd w:val="clear" w:color="auto" w:fill="EEF4F2"/>
-              </w:rPr>
-              <w:t>npm run test:e2e</w:t>
-            </w:r>
-            <w:r>
-              <w:rPr>
-                <w:sz w:val="16"/>
-                <w:szCs w:val="16"/>
-              </w:rPr>
-              <w:t xml:space="preserve">, zonder npm-pakketten. Een andere browser kies je met </w:t>
-            </w:r>
-            <w:r>
-              <w:rPr>
-                <w:rFonts w:ascii="Consolas" w:hAnsi="Consolas" w:cs="Consolas"/>
-                <w:sz w:val="14"/>
-                <w:shd w:val="clear" w:color="auto" w:fill="EEF4F2"/>
-              </w:rPr>
-              <w:t>BROWSER_PATH</w:t>
+              <w:t xml:space="preserve"> niet aanpast (geen omzetting van regeleinden), zodat de controlegetallen blijven kloppen</w:t>
             </w:r>
           </w:p>
         </w:tc>
@@ -8755,7 +8642,7 @@
                 <w:sz w:val="14"/>
                 <w:shd w:val="clear" w:color="auto" w:fill="EEF4F2"/>
               </w:rPr>
-              <w:t>.github/workflows/ci.yml</w:t>
+              <w:t>tests/e2e/</w:t>
             </w:r>
           </w:p>
         </w:tc>
@@ -8772,6 +8659,189 @@
                 <w:sz w:val="16"/>
                 <w:szCs w:val="16"/>
               </w:rPr>
+              <w:t xml:space="preserve">Browsertests (end-to-end): </w:t>
+            </w:r>
+            <w:r>
+              <w:rPr>
+                <w:rFonts w:ascii="Consolas" w:hAnsi="Consolas" w:cs="Consolas"/>
+                <w:sz w:val="14"/>
+                <w:shd w:val="clear" w:color="auto" w:fill="EEF4F2"/>
+              </w:rPr>
+              <w:t>app.e2e.test.js</w:t>
+            </w:r>
+            <w:r>
+              <w:rPr>
+                <w:sz w:val="16"/>
+                <w:szCs w:val="16"/>
+              </w:rPr>
+              <w:t xml:space="preserve"> test de echte pagina in headless Edge of Chrome (26 tests: laden zonder fouten, zoeken, registreren (daarna bij kiezen op naam geen "welkom terug"), </w:t>
+            </w:r>
+            <w:r>
+              <w:rPr>
+                <w:rFonts w:ascii="Consolas" w:hAnsi="Consolas" w:cs="Consolas"/>
+                <w:sz w:val="14"/>
+                <w:shd w:val="clear" w:color="auto" w:fill="EEF4F2"/>
+              </w:rPr>
+              <w:t>Registreren</w:t>
+            </w:r>
+            <w:r>
+              <w:rPr>
+                <w:sz w:val="16"/>
+                <w:szCs w:val="16"/>
+              </w:rPr>
+              <w:t xml:space="preserve"> zonder keuze, Escape en focus, inloggen, thema, pas koppelen en herkennen (ook een tweede scan in het veld </w:t>
+            </w:r>
+            <w:r>
+              <w:rPr>
+                <w:rFonts w:ascii="Consolas" w:hAnsi="Consolas" w:cs="Consolas"/>
+                <w:sz w:val="14"/>
+                <w:shd w:val="clear" w:color="auto" w:fill="EEF4F2"/>
+              </w:rPr>
+              <w:t>Pasnummer</w:t>
+            </w:r>
+            <w:r>
+              <w:rPr>
+                <w:sz w:val="16"/>
+                <w:szCs w:val="16"/>
+              </w:rPr>
+              <w:t xml:space="preserve">), CSV-export, een dubbelklik op </w:t>
+            </w:r>
+            <w:r>
+              <w:rPr>
+                <w:rFonts w:ascii="Consolas" w:hAnsi="Consolas" w:cs="Consolas"/>
+                <w:sz w:val="14"/>
+                <w:shd w:val="clear" w:color="auto" w:fill="EEF4F2"/>
+              </w:rPr>
+              <w:t>Registreren</w:t>
+            </w:r>
+            <w:r>
+              <w:rPr>
+                <w:sz w:val="16"/>
+                <w:szCs w:val="16"/>
+              </w:rPr>
+              <w:t xml:space="preserve">, een scan in het bedrijfsfilter, de focus na opslaan en (de)activeren in het beheer, letters in een cijferveld, het productvenster dat vanzelf sluit, een pas terwijl een venster open is, </w:t>
+            </w:r>
+            <w:r>
+              <w:rPr>
+                <w:rFonts w:ascii="Consolas" w:hAnsi="Consolas" w:cs="Consolas"/>
+                <w:sz w:val="14"/>
+                <w:shd w:val="clear" w:color="auto" w:fill="EEF4F2"/>
+              </w:rPr>
+              <w:t>Registreren</w:t>
+            </w:r>
+            <w:r>
+              <w:rPr>
+                <w:sz w:val="16"/>
+                <w:szCs w:val="16"/>
+              </w:rPr>
+              <w:t xml:space="preserve"> in beeld op een liggende tablet, een telefoon en bij 200% zoom, een leeg zoekveld na registreren, een productvenster zonder producten, vensters die bovenaan openen, de slimme koelkast: openen met de pas, twee blikjes pakken en de registratie terugzien, en een onbekende pas, en de rollenspeltests van oktober 2026: een leeg zoekveld na sluiten zonder registreren, een dubbeltik op </w:t>
+            </w:r>
+            <w:r>
+              <w:rPr>
+                <w:rFonts w:ascii="Consolas" w:hAnsi="Consolas" w:cs="Consolas"/>
+                <w:sz w:val="14"/>
+                <w:shd w:val="clear" w:color="auto" w:fill="EEF4F2"/>
+              </w:rPr>
+              <w:t>Deur dicht</w:t>
+            </w:r>
+            <w:r>
+              <w:rPr>
+                <w:sz w:val="16"/>
+                <w:szCs w:val="16"/>
+              </w:rPr>
+              <w:t xml:space="preserve">, de naam in de open koelkast met de pas van een collega, een opslag van een ander tabblad die niet wordt overschreven en de lege demokeuze), </w:t>
+            </w:r>
+            <w:r>
+              <w:rPr>
+                <w:rFonts w:ascii="Consolas" w:hAnsi="Consolas" w:cs="Consolas"/>
+                <w:sz w:val="14"/>
+                <w:shd w:val="clear" w:color="auto" w:fill="EEF4F2"/>
+              </w:rPr>
+              <w:t>browser.js</w:t>
+            </w:r>
+            <w:r>
+              <w:rPr>
+                <w:sz w:val="16"/>
+                <w:szCs w:val="16"/>
+              </w:rPr>
+              <w:t xml:space="preserve"> bevat de webserver en de besturing van de browser via het Chrome DevTools Protocol. Er wordt pas geklikt als het element stilstaat. Bij een mislukte test volgen het scenario, de toestand van de pagina, de laatste meldingen uit de console en een schermafdruk in </w:t>
+            </w:r>
+            <w:r>
+              <w:rPr>
+                <w:rFonts w:ascii="Consolas" w:hAnsi="Consolas" w:cs="Consolas"/>
+                <w:sz w:val="14"/>
+                <w:shd w:val="clear" w:color="auto" w:fill="EEF4F2"/>
+              </w:rPr>
+              <w:t>test-results/e2e</w:t>
+            </w:r>
+            <w:r>
+              <w:rPr>
+                <w:sz w:val="16"/>
+                <w:szCs w:val="16"/>
+              </w:rPr>
+              <w:t xml:space="preserve">. Draaien met </w:t>
+            </w:r>
+            <w:r>
+              <w:rPr>
+                <w:rFonts w:ascii="Consolas" w:hAnsi="Consolas" w:cs="Consolas"/>
+                <w:sz w:val="14"/>
+                <w:shd w:val="clear" w:color="auto" w:fill="EEF4F2"/>
+              </w:rPr>
+              <w:t>npm run test:e2e</w:t>
+            </w:r>
+            <w:r>
+              <w:rPr>
+                <w:sz w:val="16"/>
+                <w:szCs w:val="16"/>
+              </w:rPr>
+              <w:t xml:space="preserve">, zonder npm-pakketten. Een andere browser kies je met </w:t>
+            </w:r>
+            <w:r>
+              <w:rPr>
+                <w:rFonts w:ascii="Consolas" w:hAnsi="Consolas" w:cs="Consolas"/>
+                <w:sz w:val="14"/>
+                <w:shd w:val="clear" w:color="auto" w:fill="EEF4F2"/>
+              </w:rPr>
+              <w:t>BROWSER_PATH</w:t>
+            </w:r>
+          </w:p>
+        </w:tc>
+      </w:tr>
+      <w:tr>
+        <w:trPr>
+          <w:cantSplit/>
+        </w:trPr>
+        <w:tc>
+          <w:tcPr>
+            <w:tcW w:w="4337" w:type="dxa"/>
+          </w:tcPr>
+          <w:p>
+            <w:pPr>
+              <w:spacing w:before="20" w:after="20" w:line="240" w:lineRule="auto"/>
+            </w:pPr>
+            <w:r>
+              <w:rPr>
+                <w:rFonts w:ascii="Consolas" w:hAnsi="Consolas" w:cs="Consolas"/>
+                <w:sz w:val="14"/>
+                <w:shd w:val="clear" w:color="auto" w:fill="EEF4F2"/>
+              </w:rPr>
+              <w:t>.github/workflows/ci.yml</w:t>
+            </w:r>
+          </w:p>
+        </w:tc>
+        <w:tc>
+          <w:tcPr>
+            <w:tcW w:w="5301" w:type="dxa"/>
+          </w:tcPr>
+          <w:p>
+            <w:pPr>
+              <w:spacing w:before="20" w:after="20" w:line="240" w:lineRule="auto"/>
+            </w:pPr>
+            <w:r>
+              <w:rPr>
+                <w:sz w:val="16"/>
+                <w:szCs w:val="16"/>
+              </w:rPr>
               <w:t>Voert de unit tests en daarna de browsertests (in Google Chrome) automatisch uit op GitHub met Node.js 24 (LTS), met alleen leesrechten en actions die op een commit-SHA zijn vastgezet</w:t>
             </w:r>
           </w:p>
@@ -8813,7 +8883,7 @@
         </w:numPr>
       </w:pPr>
       <w:bookmarkStart w:id="5" w:name="k3"/>
-      <w:bookmarkStart w:id="6" w:name="_Toc243311071"/>
+      <w:bookmarkStart w:id="6" w:name="_Toc243464365"/>
       <w:r>
         <w:t>DE WEBSITE STARTEN.</w:t>
       </w:r>
@@ -9035,7 +9105,7 @@
         </w:numPr>
       </w:pPr>
       <w:bookmarkStart w:id="7" w:name="k4"/>
-      <w:bookmarkStart w:id="8" w:name="_Toc243311072"/>
+      <w:bookmarkStart w:id="8" w:name="_Toc243464366"/>
       <w:r>
         <w:t>GEBRUIKERSHANDLEIDING.</w:t>
       </w:r>
@@ -9048,7 +9118,7 @@
         <w:keepNext/>
       </w:pPr>
       <w:bookmarkStart w:id="9" w:name="k5"/>
-      <w:bookmarkStart w:id="10" w:name="_Toc243311073"/>
+      <w:bookmarkStart w:id="10" w:name="_Toc243464367"/>
       <w:r>
         <w:t>EEN MEDEWERKER ZOEKEN</w:t>
       </w:r>
@@ -9103,7 +9173,7 @@
         <w:keepNext/>
       </w:pPr>
       <w:bookmarkStart w:id="11" w:name="k6"/>
-      <w:bookmarkStart w:id="12" w:name="_Toc243311074"/>
+      <w:bookmarkStart w:id="12" w:name="_Toc243464368"/>
       <w:r>
         <w:t>EEN PRODUCT REGISTREREN</w:t>
       </w:r>
@@ -9267,7 +9337,7 @@
         <w:t>Lotte van Dijk: 2× Blikje, 1× Ei geregistreerd</w:t>
       </w:r>
       <w:r>
-        <w:t>. Het zoekveld en het bedrijfsfilter zijn daarna weer leeg en de lijst staat bovenaan, klaar voor de volgende collega.</w:t>
+        <w:t>. Het zoekveld en het bedrijfsfilter zijn daarna weer leeg en de lijst staat bovenaan, klaar voor de volgende collega. Dat gebeurt ook als je het venster sluit zonder te registreren (kruisje, naast het venster tikken of Escape).</w:t>
       </w:r>
     </w:p>
     <w:p>
@@ -9352,7 +9422,7 @@
         <w:keepNext/>
       </w:pPr>
       <w:bookmarkStart w:id="13" w:name="k7"/>
-      <w:bookmarkStart w:id="14" w:name="_Toc243311075"/>
+      <w:bookmarkStart w:id="14" w:name="_Toc243464369"/>
       <w:r>
         <w:t>ADMIN-DASHBOARD OPENEN</w:t>
       </w:r>
@@ -9483,7 +9553,7 @@
         <w:keepNext/>
       </w:pPr>
       <w:bookmarkStart w:id="15" w:name="k8"/>
-      <w:bookmarkStart w:id="16" w:name="_Toc243311076"/>
+      <w:bookmarkStart w:id="16" w:name="_Toc243464370"/>
       <w:r>
         <w:t>REGISTRATIES BEHEREN</w:t>
       </w:r>
@@ -9769,7 +9839,7 @@
         <w:keepNext/>
       </w:pPr>
       <w:bookmarkStart w:id="17" w:name="k9"/>
-      <w:bookmarkStart w:id="18" w:name="_Toc243311077"/>
+      <w:bookmarkStart w:id="18" w:name="_Toc243464371"/>
       <w:r>
         <w:t>MEDEWERKERS BEHEREN</w:t>
       </w:r>
@@ -10103,7 +10173,7 @@
         <w:keepNext/>
       </w:pPr>
       <w:bookmarkStart w:id="19" w:name="k10"/>
-      <w:bookmarkStart w:id="20" w:name="_Toc243311078"/>
+      <w:bookmarkStart w:id="20" w:name="_Toc243464372"/>
       <w:r>
         <w:t>PRODUCTEN BEHEREN</w:t>
       </w:r>
@@ -10231,7 +10301,7 @@
         <w:keepNext/>
       </w:pPr>
       <w:bookmarkStart w:id="21" w:name="k11"/>
-      <w:bookmarkStart w:id="22" w:name="_Toc243311079"/>
+      <w:bookmarkStart w:id="22" w:name="_Toc243464373"/>
       <w:r>
         <w:t>BEDRIJVEN EN CONSUMPTIEPUNTEN BEHEREN</w:t>
       </w:r>
@@ -10394,7 +10464,7 @@
         <w:keepNext/>
       </w:pPr>
       <w:bookmarkStart w:id="23" w:name="k12"/>
-      <w:bookmarkStart w:id="24" w:name="_Toc243311080"/>
+      <w:bookmarkStart w:id="24" w:name="_Toc243464374"/>
       <w:r>
         <w:t>VOORRAAD BEHEREN</w:t>
       </w:r>
@@ -10538,7 +10608,7 @@
         <w:t>countedAt</w:t>
       </w:r>
       <w:r>
-        <w:t>).</w:t>
+        <w:t>). In het logboek staan bij "Voorraad geteld" de verwachte voorraad, de getelde voorraad en het verschil, bijvoorbeeld "verwacht 20, geteld 18, verschil -2". Zo is later te zien hoeveel er zonder registratie is verdwenen.</w:t>
       </w:r>
     </w:p>
     <w:p>
@@ -10612,7 +10682,7 @@
         <w:keepNext/>
       </w:pPr>
       <w:bookmarkStart w:id="25" w:name="k13"/>
-      <w:bookmarkStart w:id="26" w:name="_Toc243311081"/>
+      <w:bookmarkStart w:id="26" w:name="_Toc243464375"/>
       <w:r>
         <w:t>LOGBOEK BEKIJKEN</w:t>
       </w:r>
@@ -10652,7 +10722,7 @@
         <w:keepNext/>
       </w:pPr>
       <w:bookmarkStart w:id="27" w:name="k14"/>
-      <w:bookmarkStart w:id="28" w:name="_Toc243311082"/>
+      <w:bookmarkStart w:id="28" w:name="_Toc243464376"/>
       <w:r>
         <w:t>ALLE GEGEVENS WISSEN</w:t>
       </w:r>
@@ -10778,7 +10848,7 @@
         <w:keepNext/>
       </w:pPr>
       <w:bookmarkStart w:id="29" w:name="k15"/>
-      <w:bookmarkStart w:id="30" w:name="_Toc243311083"/>
+      <w:bookmarkStart w:id="30" w:name="_Toc243464377"/>
       <w:r>
         <w:t>MODAL SLUITEN EN UITLOGGEN</w:t>
       </w:r>
@@ -10852,7 +10922,7 @@
         <w:keepNext/>
       </w:pPr>
       <w:bookmarkStart w:id="31" w:name="k16"/>
-      <w:bookmarkStart w:id="32" w:name="_Toc243311084"/>
+      <w:bookmarkStart w:id="32" w:name="_Toc243464378"/>
       <w:r>
         <w:t>CSV EXPORTEREN</w:t>
       </w:r>
@@ -11236,7 +11306,7 @@
         <w:keepNext/>
       </w:pPr>
       <w:bookmarkStart w:id="33" w:name="k17"/>
-      <w:bookmarkStart w:id="34" w:name="_Toc243311085"/>
+      <w:bookmarkStart w:id="34" w:name="_Toc243464379"/>
       <w:r>
         <w:t>LICHT OF DONKER THEMA</w:t>
       </w:r>
@@ -11343,7 +11413,7 @@
         <w:keepNext/>
       </w:pPr>
       <w:bookmarkStart w:id="35" w:name="k18"/>
-      <w:bookmarkStart w:id="36" w:name="_Toc243311086"/>
+      <w:bookmarkStart w:id="36" w:name="_Toc243464380"/>
       <w:r>
         <w:t>WELKOM EN "ZELFDE ALS VORIGE KEER"</w:t>
       </w:r>
@@ -11430,7 +11500,7 @@
         <w:keepNext/>
       </w:pPr>
       <w:bookmarkStart w:id="37" w:name="k19"/>
-      <w:bookmarkStart w:id="38" w:name="_Toc243311087"/>
+      <w:bookmarkStart w:id="38" w:name="_Toc243464381"/>
       <w:r>
         <w:t>DEMO GEZICHTSHERKENNING</w:t>
       </w:r>
@@ -11638,7 +11708,7 @@
         <w:keepNext/>
       </w:pPr>
       <w:bookmarkStart w:id="39" w:name="k20"/>
-      <w:bookmarkStart w:id="40" w:name="_Toc243311088"/>
+      <w:bookmarkStart w:id="40" w:name="_Toc243464382"/>
       <w:r>
         <w:t>HERKENNEN MET DE PAS</w:t>
       </w:r>
@@ -11830,7 +11900,7 @@
         <w:keepNext/>
       </w:pPr>
       <w:bookmarkStart w:id="41" w:name="k21"/>
-      <w:bookmarkStart w:id="42" w:name="_Toc243311089"/>
+      <w:bookmarkStart w:id="42" w:name="_Toc243464383"/>
       <w:r>
         <w:t>SLIMME KOELKAST (DEMO)</w:t>
       </w:r>
@@ -11967,7 +12037,7 @@
         <w:t>Openen (demo)</w:t>
       </w:r>
       <w:r>
-        <w:t>.</w:t>
+        <w:t>. De keuzelijst begint met "Kies een medewerker" en de knop gaat pas aan als je een naam hebt gekozen.</w:t>
       </w:r>
     </w:p>
     <w:p>
@@ -11992,7 +12062,7 @@
         <w:tab/>
       </w:r>
       <w:r>
-        <w:t xml:space="preserve">De deur is open. Per schap zie je het product en hoeveel er liggen. Tik op een schap om een product te pakken. Onder de koelkast staat wat je in de hand hebt, bijvoorbeeld "In je hand: 2× Blikje". Zet je iets terug, tik dan op </w:t>
+        <w:t xml:space="preserve">De deur is open. Onder de begroeting staat "Alles wat je nu pakt, staat op naam van …" met jouw naam. Per schap zie je het product en hoeveel er liggen. Tik op een schap om een product te pakken. Onder de koelkast staat wat je in de hand hebt, bijvoorbeeld "In je hand: 2× Blikje". Zet je iets terug, tik dan op </w:t>
       </w:r>
       <w:r>
         <w:rPr>
@@ -12080,7 +12150,7 @@
         <w:contextualSpacing w:val="0"/>
       </w:pPr>
       <w:r>
-        <w:t>Een tweede pas terwijl de deur open is, telt niet: "De koelkast is al open. Sluit eerst de deur." Alles wat je pakt, staat op naam van wie de deur opende.</w:t>
+        <w:t>Een tweede pas terwijl de deur open is, opent niets. Alles wat je pakt, staat op naam van wie de deur opende. Scant een collega zijn pas, dan staat er "De koelkast is al open op naam van … Sluit eerst de deur en open dan met je eigen pas. De beheerder kijkt naar deze opening." en krijgt de opening de status "Controle nodig".</w:t>
       </w:r>
     </w:p>
     <w:p>
@@ -12094,7 +12164,7 @@
         <w:contextualSpacing w:val="0"/>
       </w:pPr>
       <w:r>
-        <w:t>Staat de deur langer dan een minuut open, dan verschijnt "De deur staat al lang open. Sluit de deur."</w:t>
+        <w:t>Staat de deur langer dan een minuut open, dan verschijnt "De deur staat al lang open. Sluit de deur. Wat er nu wordt gepakt, staat op naam van …"</w:t>
       </w:r>
     </w:p>
     <w:p>
@@ -12108,7 +12178,18 @@
         <w:contextualSpacing w:val="0"/>
       </w:pPr>
       <w:r>
-        <w:t>Heb je niets gepakt, dan wordt er niets geregistreerd ("Je hebt niets gepakt"). Escape met de deur open sluit de deur.</w:t>
+        <w:t xml:space="preserve">Tik je per ongeluk twee keer op </w:t>
+      </w:r>
+      <w:r>
+        <w:rPr>
+          <w:rFonts w:ascii="Consolas" w:hAnsi="Consolas" w:cs="Consolas"/>
+          <w:sz w:val="18"/>
+          <w:shd w:val="clear" w:color="auto" w:fill="EEF4F2"/>
+        </w:rPr>
+        <w:t>Deur dicht</w:t>
+      </w:r>
+      <w:r>
+        <w:t>, dan blijft het overzicht staan.</w:t>
       </w:r>
     </w:p>
     <w:p>
@@ -12122,6 +12203,34 @@
         <w:contextualSpacing w:val="0"/>
       </w:pPr>
       <w:r>
+        <w:t>De koelkast rekent met het gemiddelde gewicht van de producten op het schap, zodat bijvoorbeeld eieren die zwaarder zijn dan het ingestelde gewicht toch goed worden geteld.</w:t>
+      </w:r>
+    </w:p>
+    <w:p>
+      <w:pPr>
+        <w:pStyle w:val="Lijstalinea"/>
+        <w:numPr>
+          <w:ilvl w:val="0"/>
+          <w:numId w:val="3"/>
+        </w:numPr>
+        <w:spacing w:after="60"/>
+        <w:contextualSpacing w:val="0"/>
+      </w:pPr>
+      <w:r>
+        <w:t>Heb je niets gepakt, dan wordt er niets geregistreerd ("Je hebt niets gepakt"). Escape met de deur open sluit de deur.</w:t>
+      </w:r>
+    </w:p>
+    <w:p>
+      <w:pPr>
+        <w:pStyle w:val="Lijstalinea"/>
+        <w:numPr>
+          <w:ilvl w:val="0"/>
+          <w:numId w:val="3"/>
+        </w:numPr>
+        <w:spacing w:after="60"/>
+        <w:contextualSpacing w:val="0"/>
+      </w:pPr>
+      <w:r>
         <w:t xml:space="preserve">Klopt het gewicht van een schap niet (in de demo na een tik op </w:t>
       </w:r>
       <w:r>
@@ -12208,8 +12317,6 @@
       </w:r>
       <w:r>
         <w:tab/>
-      </w:r>
-      <w:r>
         <w:t xml:space="preserve">Kies per schap een product (alleen producten die het punt aanbiedt) of </w:t>
       </w:r>
       <w:r>
@@ -12405,7 +12512,7 @@
         </w:numPr>
       </w:pPr>
       <w:bookmarkStart w:id="43" w:name="k22"/>
-      <w:bookmarkStart w:id="44" w:name="_Toc243311090"/>
+      <w:bookmarkStart w:id="44" w:name="_Toc243464384"/>
       <w:r>
         <w:t xml:space="preserve">UITLEG VAN </w:t>
       </w:r>
@@ -12429,7 +12536,7 @@
         <w:keepNext/>
       </w:pPr>
       <w:bookmarkStart w:id="45" w:name="k23"/>
-      <w:bookmarkStart w:id="46" w:name="_Toc243311091"/>
+      <w:bookmarkStart w:id="46" w:name="_Toc243464385"/>
       <w:r>
         <w:t>METADATA EN EXTERNE BESTANDEN</w:t>
       </w:r>
@@ -12705,7 +12812,7 @@
         <w:keepNext/>
       </w:pPr>
       <w:bookmarkStart w:id="47" w:name="k24"/>
-      <w:bookmarkStart w:id="48" w:name="_Toc243311092"/>
+      <w:bookmarkStart w:id="48" w:name="_Toc243464386"/>
       <w:r>
         <w:t>NAVIGATIEBALK</w:t>
       </w:r>
@@ -12918,7 +13025,7 @@
         <w:keepNext/>
       </w:pPr>
       <w:bookmarkStart w:id="49" w:name="k25"/>
-      <w:bookmarkStart w:id="50" w:name="_Toc243311093"/>
+      <w:bookmarkStart w:id="50" w:name="_Toc243464387"/>
       <w:r>
         <w:t>HERO-GEDEELTE</w:t>
       </w:r>
@@ -12963,7 +13070,7 @@
         <w:keepNext/>
       </w:pPr>
       <w:bookmarkStart w:id="51" w:name="k26"/>
-      <w:bookmarkStart w:id="52" w:name="_Toc243311094"/>
+      <w:bookmarkStart w:id="52" w:name="_Toc243464388"/>
       <w:r>
         <w:t>MEDEWERKERLIJST</w:t>
       </w:r>
@@ -13300,7 +13407,7 @@
         <w:keepNext/>
       </w:pPr>
       <w:bookmarkStart w:id="53" w:name="k27"/>
-      <w:bookmarkStart w:id="54" w:name="_Toc243311095"/>
+      <w:bookmarkStart w:id="54" w:name="_Toc243464389"/>
       <w:r>
         <w:t>STATISTIEKEN</w:t>
       </w:r>
@@ -13383,7 +13490,7 @@
         <w:keepNext/>
       </w:pPr>
       <w:bookmarkStart w:id="55" w:name="k28"/>
-      <w:bookmarkStart w:id="56" w:name="_Toc243311096"/>
+      <w:bookmarkStart w:id="56" w:name="_Toc243464390"/>
       <w:r>
         <w:t>VENSTERS (MODALS)</w:t>
       </w:r>
@@ -14015,7 +14122,7 @@
         <w:keepNext/>
       </w:pPr>
       <w:bookmarkStart w:id="57" w:name="k29"/>
-      <w:bookmarkStart w:id="58" w:name="_Toc243311097"/>
+      <w:bookmarkStart w:id="58" w:name="_Toc243464391"/>
       <w:r>
         <w:t>WAARSCHUWING BIJ OPENEN ALS LOS BESTAND</w:t>
       </w:r>
@@ -14060,7 +14167,7 @@
         </w:numPr>
       </w:pPr>
       <w:bookmarkStart w:id="59" w:name="k30"/>
-      <w:bookmarkStart w:id="60" w:name="_Toc243311098"/>
+      <w:bookmarkStart w:id="60" w:name="_Toc243464392"/>
       <w:r>
         <w:t xml:space="preserve">UITLEG VAN </w:t>
       </w:r>
@@ -14084,7 +14191,7 @@
         <w:keepNext/>
       </w:pPr>
       <w:bookmarkStart w:id="61" w:name="k31"/>
-      <w:bookmarkStart w:id="62" w:name="_Toc243311099"/>
+      <w:bookmarkStart w:id="62" w:name="_Toc243464393"/>
       <w:r>
         <w:t>CSS-VARIABELEN</w:t>
       </w:r>
@@ -14759,7 +14866,7 @@
         <w:keepNext/>
       </w:pPr>
       <w:bookmarkStart w:id="63" w:name="k32"/>
-      <w:bookmarkStart w:id="64" w:name="_Toc243311100"/>
+      <w:bookmarkStart w:id="64" w:name="_Toc243464394"/>
       <w:r>
         <w:t>LAYOUT</w:t>
       </w:r>
@@ -15468,7 +15575,7 @@
         <w:keepNext/>
       </w:pPr>
       <w:bookmarkStart w:id="65" w:name="k33"/>
-      <w:bookmarkStart w:id="66" w:name="_Toc243311101"/>
+      <w:bookmarkStart w:id="66" w:name="_Toc243464395"/>
       <w:r>
         <w:t>COMPONENTEN</w:t>
       </w:r>
@@ -15713,7 +15820,7 @@
         </w:numPr>
       </w:pPr>
       <w:bookmarkStart w:id="67" w:name="k34"/>
-      <w:bookmarkStart w:id="68" w:name="_Toc243311102"/>
+      <w:bookmarkStart w:id="68" w:name="_Toc243464396"/>
       <w:r>
         <w:t>UITLEG VAN DE JAVASCRIPT (</w:t>
       </w:r>
@@ -15737,7 +15844,7 @@
         <w:keepNext/>
       </w:pPr>
       <w:bookmarkStart w:id="69" w:name="k35"/>
-      <w:bookmarkStart w:id="70" w:name="_Toc243311103"/>
+      <w:bookmarkStart w:id="70" w:name="_Toc243464397"/>
       <w:r>
         <w:t>OPSLAG EN VOORBEELDDATA</w:t>
       </w:r>
@@ -16514,7 +16621,7 @@
         <w:keepNext/>
       </w:pPr>
       <w:bookmarkStart w:id="71" w:name="k36"/>
-      <w:bookmarkStart w:id="72" w:name="_Toc243311104"/>
+      <w:bookmarkStart w:id="72" w:name="_Toc243464398"/>
       <w:r>
         <w:t>OBJECTGEORIËNTEERDE STRUCTUUR</w:t>
       </w:r>
@@ -22450,7 +22557,7 @@
         <w:keepNext/>
       </w:pPr>
       <w:bookmarkStart w:id="85" w:name="k49"/>
-      <w:bookmarkStart w:id="86" w:name="_Toc243311105"/>
+      <w:bookmarkStart w:id="86" w:name="_Toc243464399"/>
       <w:r>
         <w:rPr>
           <w:rFonts w:ascii="Consolas" w:hAnsi="Consolas" w:cs="Consolas"/>
@@ -22591,7 +22698,7 @@
         <w:keepNext/>
       </w:pPr>
       <w:bookmarkStart w:id="87" w:name="k50"/>
-      <w:bookmarkStart w:id="88" w:name="_Toc243311106"/>
+      <w:bookmarkStart w:id="88" w:name="_Toc243464400"/>
       <w:r>
         <w:rPr>
           <w:rFonts w:ascii="Consolas" w:hAnsi="Consolas" w:cs="Consolas"/>
@@ -22668,7 +22775,7 @@
         <w:keepNext/>
       </w:pPr>
       <w:bookmarkStart w:id="89" w:name="k51"/>
-      <w:bookmarkStart w:id="90" w:name="_Toc243311107"/>
+      <w:bookmarkStart w:id="90" w:name="_Toc243464401"/>
       <w:r>
         <w:rPr>
           <w:rFonts w:ascii="Consolas" w:hAnsi="Consolas" w:cs="Consolas"/>
@@ -22839,7 +22946,7 @@
         <w:keepNext/>
       </w:pPr>
       <w:bookmarkStart w:id="91" w:name="k52"/>
-      <w:bookmarkStart w:id="92" w:name="_Toc243311108"/>
+      <w:bookmarkStart w:id="92" w:name="_Toc243464402"/>
       <w:r>
         <w:rPr>
           <w:rFonts w:ascii="Consolas" w:hAnsi="Consolas" w:cs="Consolas"/>
@@ -22906,7 +23013,7 @@
         <w:keepNext/>
       </w:pPr>
       <w:bookmarkStart w:id="93" w:name="k53"/>
-      <w:bookmarkStart w:id="94" w:name="_Toc243311109"/>
+      <w:bookmarkStart w:id="94" w:name="_Toc243464403"/>
       <w:r>
         <w:rPr>
           <w:rFonts w:ascii="Consolas" w:hAnsi="Consolas" w:cs="Consolas"/>
@@ -23028,7 +23135,7 @@
         <w:keepNext/>
       </w:pPr>
       <w:bookmarkStart w:id="95" w:name="k54"/>
-      <w:bookmarkStart w:id="96" w:name="_Toc243311110"/>
+      <w:bookmarkStart w:id="96" w:name="_Toc243464404"/>
       <w:r>
         <w:rPr>
           <w:rFonts w:ascii="Consolas" w:hAnsi="Consolas" w:cs="Consolas"/>
@@ -23150,7 +23257,7 @@
         <w:keepNext/>
       </w:pPr>
       <w:bookmarkStart w:id="97" w:name="k55"/>
-      <w:bookmarkStart w:id="98" w:name="_Toc243311111"/>
+      <w:bookmarkStart w:id="98" w:name="_Toc243464405"/>
       <w:r>
         <w:t>OPSLAGFOUTEN EN TERUGDRAAIEN</w:t>
       </w:r>
@@ -23212,7 +23319,7 @@
         <w:keepNext/>
       </w:pPr>
       <w:bookmarkStart w:id="99" w:name="k56"/>
-      <w:bookmarkStart w:id="100" w:name="_Toc243311112"/>
+      <w:bookmarkStart w:id="100" w:name="_Toc243464406"/>
       <w:r>
         <w:t>ADMINFUNCTIES</w:t>
       </w:r>
@@ -23458,7 +23565,7 @@
         <w:keepNext/>
       </w:pPr>
       <w:bookmarkStart w:id="101" w:name="k57"/>
-      <w:bookmarkStart w:id="102" w:name="_Toc243311113"/>
+      <w:bookmarkStart w:id="102" w:name="_Toc243464407"/>
       <w:r>
         <w:t xml:space="preserve">CSV-EXPORT (CLASS </w:t>
       </w:r>
@@ -23866,7 +23973,7 @@
         <w:keepNext/>
       </w:pPr>
       <w:bookmarkStart w:id="103" w:name="k58"/>
-      <w:bookmarkStart w:id="104" w:name="_Toc243311114"/>
+      <w:bookmarkStart w:id="104" w:name="_Toc243464408"/>
       <w:r>
         <w:t>EVENT LISTENERS</w:t>
       </w:r>
@@ -24478,7 +24585,7 @@
         </w:numPr>
       </w:pPr>
       <w:bookmarkStart w:id="105" w:name="k59"/>
-      <w:bookmarkStart w:id="106" w:name="_Toc243311115"/>
+      <w:bookmarkStart w:id="106" w:name="_Toc243464409"/>
       <w:r>
         <w:t>DATAMODEL EN KOPPELINGEN.</w:t>
       </w:r>
@@ -24496,7 +24603,7 @@
         <w:keepNext/>
       </w:pPr>
       <w:bookmarkStart w:id="107" w:name="k60"/>
-      <w:bookmarkStart w:id="108" w:name="_Toc243311116"/>
+      <w:bookmarkStart w:id="108" w:name="_Toc243464410"/>
       <w:r>
         <w:t>BEDRIJVEN</w:t>
       </w:r>
@@ -24707,7 +24814,7 @@
         <w:keepNext/>
       </w:pPr>
       <w:bookmarkStart w:id="109" w:name="k61"/>
-      <w:bookmarkStart w:id="110" w:name="_Toc243311117"/>
+      <w:bookmarkStart w:id="110" w:name="_Toc243464411"/>
       <w:r>
         <w:t>CONSUMPTIEPUNTEN</w:t>
       </w:r>
@@ -25026,7 +25133,7 @@
         <w:keepNext/>
       </w:pPr>
       <w:bookmarkStart w:id="111" w:name="k62"/>
-      <w:bookmarkStart w:id="112" w:name="_Toc243311118"/>
+      <w:bookmarkStart w:id="112" w:name="_Toc243464412"/>
       <w:r>
         <w:t>MEDEWERKERS</w:t>
       </w:r>
@@ -25582,7 +25689,7 @@
         <w:keepNext/>
       </w:pPr>
       <w:bookmarkStart w:id="113" w:name="k63"/>
-      <w:bookmarkStart w:id="114" w:name="_Toc243311119"/>
+      <w:bookmarkStart w:id="114" w:name="_Toc243464413"/>
       <w:r>
         <w:t>REGISTRATIES</w:t>
       </w:r>
@@ -26243,7 +26350,7 @@
         <w:keepNext/>
       </w:pPr>
       <w:bookmarkStart w:id="115" w:name="k64"/>
-      <w:bookmarkStart w:id="116" w:name="_Toc243311120"/>
+      <w:bookmarkStart w:id="116" w:name="_Toc243464414"/>
       <w:r>
         <w:t>SLIMME KOELKAST</w:t>
       </w:r>
@@ -26668,7 +26775,7 @@
         </w:numPr>
       </w:pPr>
       <w:bookmarkStart w:id="117" w:name="k65"/>
-      <w:bookmarkStart w:id="118" w:name="_Toc243311121"/>
+      <w:bookmarkStart w:id="118" w:name="_Toc243464415"/>
       <w:r>
         <w:t>BELANGRIJKE DEMO-BEPERKINGEN.</w:t>
       </w:r>
@@ -26699,7 +26806,29 @@
         <w:t>localStorage</w:t>
       </w:r>
       <w:r>
-        <w:t xml:space="preserve"> is niet gedeeld tussen gebruikers of apparaten. Tussen tabbladen in dezelfde browser wel: slaat het ene tabblad iets op, dan laadt het andere tabblad de nieuwe gegevens in.</w:t>
+        <w:t xml:space="preserve"> is niet gedeeld tussen gebruikers of apparaten. Tussen tabbladen in dezelfde browser wel: slaat het ene tabblad iets op, dan laadt het andere tabblad de nieuwe gegevens in. Slaat het andere tabblad op voordat het die gegevens heeft geladen, dan schrijft het er niet overheen maar laadt het eerst de nieuwe gegevens en voert het de wijziging opnieuw uit (</w:t>
+      </w:r>
+      <w:r>
+        <w:rPr>
+          <w:rFonts w:ascii="Consolas" w:hAnsi="Consolas" w:cs="Consolas"/>
+          <w:sz w:val="18"/>
+          <w:shd w:val="clear" w:color="auto" w:fill="EEF4F2"/>
+        </w:rPr>
+        <w:t>DataStore.save</w:t>
+      </w:r>
+      <w:r>
+        <w:t xml:space="preserve"> en </w:t>
+      </w:r>
+      <w:r>
+        <w:rPr>
+          <w:rFonts w:ascii="Consolas" w:hAnsi="Consolas" w:cs="Consolas"/>
+          <w:sz w:val="18"/>
+          <w:shd w:val="clear" w:color="auto" w:fill="EEF4F2"/>
+        </w:rPr>
+        <w:t>RegistrationApp.persist</w:t>
+      </w:r>
+      <w:r>
+        <w:t>).</w:t>
       </w:r>
     </w:p>
     <w:p>
@@ -27076,7 +27205,7 @@
         </w:numPr>
       </w:pPr>
       <w:bookmarkStart w:id="119" w:name="k66"/>
-      <w:bookmarkStart w:id="120" w:name="_Toc243311122"/>
+      <w:bookmarkStart w:id="120" w:name="_Toc243464416"/>
       <w:r>
         <w:t>CODE UITLEGGEN TIJDENS EEN PRESENTATIE.</w:t>
       </w:r>
@@ -27482,7 +27611,7 @@
         </w:numPr>
       </w:pPr>
       <w:bookmarkStart w:id="121" w:name="k67"/>
-      <w:bookmarkStart w:id="122" w:name="_Toc243311123"/>
+      <w:bookmarkStart w:id="122" w:name="_Toc243464417"/>
       <w:r>
         <w:t>MOGELIJKE VERVOLGSTAPPEN.</w:t>
       </w:r>

--- a/docs/DOCUMENTATIE.docx
+++ b/docs/DOCUMENTATIE.docx
@@ -82,7 +82,7 @@
           <w:numId w:val="0"/>
         </w:numPr>
       </w:pPr>
-      <w:bookmarkStart w:id="0" w:name="_Toc243464362"/>
+      <w:bookmarkStart w:id="0" w:name="_Toc243466212"/>
       <w:r>
         <w:t>INHOUDSOPGAVE.</w:t>
       </w:r>
@@ -112,7 +112,7 @@
       <w:r>
         <w:fldChar w:fldCharType="separate"/>
       </w:r>
-      <w:hyperlink w:anchor="_Toc243464362" w:history="1">
+      <w:hyperlink w:anchor="_Toc243466212" w:history="1">
         <w:r>
           <w:rPr>
             <w:rStyle w:val="Hyperlink"/>
@@ -139,7 +139,7 @@
             <w:noProof/>
             <w:webHidden/>
           </w:rPr>
-          <w:instrText xml:space="preserve"> PAGEREF _Toc243464362 \h </w:instrText>
+          <w:instrText xml:space="preserve"> PAGEREF _Toc243466212 \h </w:instrText>
         </w:r>
         <w:r>
           <w:rPr>
@@ -186,7 +186,7 @@
           <w:lang w:eastAsia="nl-NL"/>
         </w:rPr>
       </w:pPr>
-      <w:hyperlink w:anchor="_Toc243464363" w:history="1">
+      <w:hyperlink w:anchor="_Toc243466213" w:history="1">
         <w:r>
           <w:rPr>
             <w:rStyle w:val="Hyperlink"/>
@@ -231,7 +231,7 @@
             <w:noProof/>
             <w:webHidden/>
           </w:rPr>
-          <w:instrText xml:space="preserve"> PAGEREF _Toc243464363 \h </w:instrText>
+          <w:instrText xml:space="preserve"> PAGEREF _Toc243466213 \h </w:instrText>
         </w:r>
         <w:r>
           <w:rPr>
@@ -278,7 +278,7 @@
           <w:lang w:eastAsia="nl-NL"/>
         </w:rPr>
       </w:pPr>
-      <w:hyperlink w:anchor="_Toc243464364" w:history="1">
+      <w:hyperlink w:anchor="_Toc243466214" w:history="1">
         <w:r>
           <w:rPr>
             <w:rStyle w:val="Hyperlink"/>
@@ -323,7 +323,7 @@
             <w:noProof/>
             <w:webHidden/>
           </w:rPr>
-          <w:instrText xml:space="preserve"> PAGEREF _Toc243464364 \h </w:instrText>
+          <w:instrText xml:space="preserve"> PAGEREF _Toc243466214 \h </w:instrText>
         </w:r>
         <w:r>
           <w:rPr>
@@ -370,7 +370,7 @@
           <w:lang w:eastAsia="nl-NL"/>
         </w:rPr>
       </w:pPr>
-      <w:hyperlink w:anchor="_Toc243464365" w:history="1">
+      <w:hyperlink w:anchor="_Toc243466215" w:history="1">
         <w:r>
           <w:rPr>
             <w:rStyle w:val="Hyperlink"/>
@@ -415,7 +415,7 @@
             <w:noProof/>
             <w:webHidden/>
           </w:rPr>
-          <w:instrText xml:space="preserve"> PAGEREF _Toc243464365 \h </w:instrText>
+          <w:instrText xml:space="preserve"> PAGEREF _Toc243466215 \h </w:instrText>
         </w:r>
         <w:r>
           <w:rPr>
@@ -462,7 +462,7 @@
           <w:lang w:eastAsia="nl-NL"/>
         </w:rPr>
       </w:pPr>
-      <w:hyperlink w:anchor="_Toc243464366" w:history="1">
+      <w:hyperlink w:anchor="_Toc243466216" w:history="1">
         <w:r>
           <w:rPr>
             <w:rStyle w:val="Hyperlink"/>
@@ -507,7 +507,7 @@
             <w:noProof/>
             <w:webHidden/>
           </w:rPr>
-          <w:instrText xml:space="preserve"> PAGEREF _Toc243464366 \h </w:instrText>
+          <w:instrText xml:space="preserve"> PAGEREF _Toc243466216 \h </w:instrText>
         </w:r>
         <w:r>
           <w:rPr>
@@ -554,7 +554,7 @@
           <w:lang w:eastAsia="nl-NL"/>
         </w:rPr>
       </w:pPr>
-      <w:hyperlink w:anchor="_Toc243464367" w:history="1">
+      <w:hyperlink w:anchor="_Toc243466217" w:history="1">
         <w:r>
           <w:rPr>
             <w:rStyle w:val="Hyperlink"/>
@@ -599,7 +599,7 @@
             <w:noProof/>
             <w:webHidden/>
           </w:rPr>
-          <w:instrText xml:space="preserve"> PAGEREF _Toc243464367 \h </w:instrText>
+          <w:instrText xml:space="preserve"> PAGEREF _Toc243466217 \h </w:instrText>
         </w:r>
         <w:r>
           <w:rPr>
@@ -646,7 +646,7 @@
           <w:lang w:eastAsia="nl-NL"/>
         </w:rPr>
       </w:pPr>
-      <w:hyperlink w:anchor="_Toc243464368" w:history="1">
+      <w:hyperlink w:anchor="_Toc243466218" w:history="1">
         <w:r>
           <w:rPr>
             <w:rStyle w:val="Hyperlink"/>
@@ -691,7 +691,7 @@
             <w:noProof/>
             <w:webHidden/>
           </w:rPr>
-          <w:instrText xml:space="preserve"> PAGEREF _Toc243464368 \h </w:instrText>
+          <w:instrText xml:space="preserve"> PAGEREF _Toc243466218 \h </w:instrText>
         </w:r>
         <w:r>
           <w:rPr>
@@ -738,7 +738,7 @@
           <w:lang w:eastAsia="nl-NL"/>
         </w:rPr>
       </w:pPr>
-      <w:hyperlink w:anchor="_Toc243464369" w:history="1">
+      <w:hyperlink w:anchor="_Toc243466219" w:history="1">
         <w:r>
           <w:rPr>
             <w:rStyle w:val="Hyperlink"/>
@@ -783,7 +783,7 @@
             <w:noProof/>
             <w:webHidden/>
           </w:rPr>
-          <w:instrText xml:space="preserve"> PAGEREF _Toc243464369 \h </w:instrText>
+          <w:instrText xml:space="preserve"> PAGEREF _Toc243466219 \h </w:instrText>
         </w:r>
         <w:r>
           <w:rPr>
@@ -830,7 +830,7 @@
           <w:lang w:eastAsia="nl-NL"/>
         </w:rPr>
       </w:pPr>
-      <w:hyperlink w:anchor="_Toc243464370" w:history="1">
+      <w:hyperlink w:anchor="_Toc243466220" w:history="1">
         <w:r>
           <w:rPr>
             <w:rStyle w:val="Hyperlink"/>
@@ -875,7 +875,7 @@
             <w:noProof/>
             <w:webHidden/>
           </w:rPr>
-          <w:instrText xml:space="preserve"> PAGEREF _Toc243464370 \h </w:instrText>
+          <w:instrText xml:space="preserve"> PAGEREF _Toc243466220 \h </w:instrText>
         </w:r>
         <w:r>
           <w:rPr>
@@ -922,7 +922,7 @@
           <w:lang w:eastAsia="nl-NL"/>
         </w:rPr>
       </w:pPr>
-      <w:hyperlink w:anchor="_Toc243464371" w:history="1">
+      <w:hyperlink w:anchor="_Toc243466221" w:history="1">
         <w:r>
           <w:rPr>
             <w:rStyle w:val="Hyperlink"/>
@@ -967,7 +967,7 @@
             <w:noProof/>
             <w:webHidden/>
           </w:rPr>
-          <w:instrText xml:space="preserve"> PAGEREF _Toc243464371 \h </w:instrText>
+          <w:instrText xml:space="preserve"> PAGEREF _Toc243466221 \h </w:instrText>
         </w:r>
         <w:r>
           <w:rPr>
@@ -1014,7 +1014,7 @@
           <w:lang w:eastAsia="nl-NL"/>
         </w:rPr>
       </w:pPr>
-      <w:hyperlink w:anchor="_Toc243464372" w:history="1">
+      <w:hyperlink w:anchor="_Toc243466222" w:history="1">
         <w:r>
           <w:rPr>
             <w:rStyle w:val="Hyperlink"/>
@@ -1059,7 +1059,7 @@
             <w:noProof/>
             <w:webHidden/>
           </w:rPr>
-          <w:instrText xml:space="preserve"> PAGEREF _Toc243464372 \h </w:instrText>
+          <w:instrText xml:space="preserve"> PAGEREF _Toc243466222 \h </w:instrText>
         </w:r>
         <w:r>
           <w:rPr>
@@ -1106,7 +1106,7 @@
           <w:lang w:eastAsia="nl-NL"/>
         </w:rPr>
       </w:pPr>
-      <w:hyperlink w:anchor="_Toc243464373" w:history="1">
+      <w:hyperlink w:anchor="_Toc243466223" w:history="1">
         <w:r>
           <w:rPr>
             <w:rStyle w:val="Hyperlink"/>
@@ -1151,7 +1151,7 @@
             <w:noProof/>
             <w:webHidden/>
           </w:rPr>
-          <w:instrText xml:space="preserve"> PAGEREF _Toc243464373 \h </w:instrText>
+          <w:instrText xml:space="preserve"> PAGEREF _Toc243466223 \h </w:instrText>
         </w:r>
         <w:r>
           <w:rPr>
@@ -1198,7 +1198,7 @@
           <w:lang w:eastAsia="nl-NL"/>
         </w:rPr>
       </w:pPr>
-      <w:hyperlink w:anchor="_Toc243464374" w:history="1">
+      <w:hyperlink w:anchor="_Toc243466224" w:history="1">
         <w:r>
           <w:rPr>
             <w:rStyle w:val="Hyperlink"/>
@@ -1243,7 +1243,7 @@
             <w:noProof/>
             <w:webHidden/>
           </w:rPr>
-          <w:instrText xml:space="preserve"> PAGEREF _Toc243464374 \h </w:instrText>
+          <w:instrText xml:space="preserve"> PAGEREF _Toc243466224 \h </w:instrText>
         </w:r>
         <w:r>
           <w:rPr>
@@ -1290,7 +1290,7 @@
           <w:lang w:eastAsia="nl-NL"/>
         </w:rPr>
       </w:pPr>
-      <w:hyperlink w:anchor="_Toc243464375" w:history="1">
+      <w:hyperlink w:anchor="_Toc243466225" w:history="1">
         <w:r>
           <w:rPr>
             <w:rStyle w:val="Hyperlink"/>
@@ -1335,7 +1335,7 @@
             <w:noProof/>
             <w:webHidden/>
           </w:rPr>
-          <w:instrText xml:space="preserve"> PAGEREF _Toc243464375 \h </w:instrText>
+          <w:instrText xml:space="preserve"> PAGEREF _Toc243466225 \h </w:instrText>
         </w:r>
         <w:r>
           <w:rPr>
@@ -1382,7 +1382,7 @@
           <w:lang w:eastAsia="nl-NL"/>
         </w:rPr>
       </w:pPr>
-      <w:hyperlink w:anchor="_Toc243464376" w:history="1">
+      <w:hyperlink w:anchor="_Toc243466226" w:history="1">
         <w:r>
           <w:rPr>
             <w:rStyle w:val="Hyperlink"/>
@@ -1427,7 +1427,7 @@
             <w:noProof/>
             <w:webHidden/>
           </w:rPr>
-          <w:instrText xml:space="preserve"> PAGEREF _Toc243464376 \h </w:instrText>
+          <w:instrText xml:space="preserve"> PAGEREF _Toc243466226 \h </w:instrText>
         </w:r>
         <w:r>
           <w:rPr>
@@ -1474,7 +1474,7 @@
           <w:lang w:eastAsia="nl-NL"/>
         </w:rPr>
       </w:pPr>
-      <w:hyperlink w:anchor="_Toc243464377" w:history="1">
+      <w:hyperlink w:anchor="_Toc243466227" w:history="1">
         <w:r>
           <w:rPr>
             <w:rStyle w:val="Hyperlink"/>
@@ -1519,7 +1519,7 @@
             <w:noProof/>
             <w:webHidden/>
           </w:rPr>
-          <w:instrText xml:space="preserve"> PAGEREF _Toc243464377 \h </w:instrText>
+          <w:instrText xml:space="preserve"> PAGEREF _Toc243466227 \h </w:instrText>
         </w:r>
         <w:r>
           <w:rPr>
@@ -1566,7 +1566,7 @@
           <w:lang w:eastAsia="nl-NL"/>
         </w:rPr>
       </w:pPr>
-      <w:hyperlink w:anchor="_Toc243464378" w:history="1">
+      <w:hyperlink w:anchor="_Toc243466228" w:history="1">
         <w:r>
           <w:rPr>
             <w:rStyle w:val="Hyperlink"/>
@@ -1611,7 +1611,7 @@
             <w:noProof/>
             <w:webHidden/>
           </w:rPr>
-          <w:instrText xml:space="preserve"> PAGEREF _Toc243464378 \h </w:instrText>
+          <w:instrText xml:space="preserve"> PAGEREF _Toc243466228 \h </w:instrText>
         </w:r>
         <w:r>
           <w:rPr>
@@ -1658,7 +1658,7 @@
           <w:lang w:eastAsia="nl-NL"/>
         </w:rPr>
       </w:pPr>
-      <w:hyperlink w:anchor="_Toc243464379" w:history="1">
+      <w:hyperlink w:anchor="_Toc243466229" w:history="1">
         <w:r>
           <w:rPr>
             <w:rStyle w:val="Hyperlink"/>
@@ -1703,7 +1703,7 @@
             <w:noProof/>
             <w:webHidden/>
           </w:rPr>
-          <w:instrText xml:space="preserve"> PAGEREF _Toc243464379 \h </w:instrText>
+          <w:instrText xml:space="preserve"> PAGEREF _Toc243466229 \h </w:instrText>
         </w:r>
         <w:r>
           <w:rPr>
@@ -1750,7 +1750,7 @@
           <w:lang w:eastAsia="nl-NL"/>
         </w:rPr>
       </w:pPr>
-      <w:hyperlink w:anchor="_Toc243464380" w:history="1">
+      <w:hyperlink w:anchor="_Toc243466230" w:history="1">
         <w:r>
           <w:rPr>
             <w:rStyle w:val="Hyperlink"/>
@@ -1795,7 +1795,7 @@
             <w:noProof/>
             <w:webHidden/>
           </w:rPr>
-          <w:instrText xml:space="preserve"> PAGEREF _Toc243464380 \h </w:instrText>
+          <w:instrText xml:space="preserve"> PAGEREF _Toc243466230 \h </w:instrText>
         </w:r>
         <w:r>
           <w:rPr>
@@ -1842,7 +1842,7 @@
           <w:lang w:eastAsia="nl-NL"/>
         </w:rPr>
       </w:pPr>
-      <w:hyperlink w:anchor="_Toc243464381" w:history="1">
+      <w:hyperlink w:anchor="_Toc243466231" w:history="1">
         <w:r>
           <w:rPr>
             <w:rStyle w:val="Hyperlink"/>
@@ -1887,7 +1887,7 @@
             <w:noProof/>
             <w:webHidden/>
           </w:rPr>
-          <w:instrText xml:space="preserve"> PAGEREF _Toc243464381 \h </w:instrText>
+          <w:instrText xml:space="preserve"> PAGEREF _Toc243466231 \h </w:instrText>
         </w:r>
         <w:r>
           <w:rPr>
@@ -1934,7 +1934,7 @@
           <w:lang w:eastAsia="nl-NL"/>
         </w:rPr>
       </w:pPr>
-      <w:hyperlink w:anchor="_Toc243464382" w:history="1">
+      <w:hyperlink w:anchor="_Toc243466232" w:history="1">
         <w:r>
           <w:rPr>
             <w:rStyle w:val="Hyperlink"/>
@@ -1979,7 +1979,7 @@
             <w:noProof/>
             <w:webHidden/>
           </w:rPr>
-          <w:instrText xml:space="preserve"> PAGEREF _Toc243464382 \h </w:instrText>
+          <w:instrText xml:space="preserve"> PAGEREF _Toc243466232 \h </w:instrText>
         </w:r>
         <w:r>
           <w:rPr>
@@ -2026,7 +2026,7 @@
           <w:lang w:eastAsia="nl-NL"/>
         </w:rPr>
       </w:pPr>
-      <w:hyperlink w:anchor="_Toc243464383" w:history="1">
+      <w:hyperlink w:anchor="_Toc243466233" w:history="1">
         <w:r>
           <w:rPr>
             <w:rStyle w:val="Hyperlink"/>
@@ -2071,7 +2071,7 @@
             <w:noProof/>
             <w:webHidden/>
           </w:rPr>
-          <w:instrText xml:space="preserve"> PAGEREF _Toc243464383 \h </w:instrText>
+          <w:instrText xml:space="preserve"> PAGEREF _Toc243466233 \h </w:instrText>
         </w:r>
         <w:r>
           <w:rPr>
@@ -2118,7 +2118,7 @@
           <w:lang w:eastAsia="nl-NL"/>
         </w:rPr>
       </w:pPr>
-      <w:hyperlink w:anchor="_Toc243464384" w:history="1">
+      <w:hyperlink w:anchor="_Toc243466234" w:history="1">
         <w:r>
           <w:rPr>
             <w:rStyle w:val="Hyperlink"/>
@@ -2179,7 +2179,7 @@
             <w:noProof/>
             <w:webHidden/>
           </w:rPr>
-          <w:instrText xml:space="preserve"> PAGEREF _Toc243464384 \h </w:instrText>
+          <w:instrText xml:space="preserve"> PAGEREF _Toc243466234 \h </w:instrText>
         </w:r>
         <w:r>
           <w:rPr>
@@ -2226,7 +2226,7 @@
           <w:lang w:eastAsia="nl-NL"/>
         </w:rPr>
       </w:pPr>
-      <w:hyperlink w:anchor="_Toc243464385" w:history="1">
+      <w:hyperlink w:anchor="_Toc243466235" w:history="1">
         <w:r>
           <w:rPr>
             <w:rStyle w:val="Hyperlink"/>
@@ -2271,7 +2271,7 @@
             <w:noProof/>
             <w:webHidden/>
           </w:rPr>
-          <w:instrText xml:space="preserve"> PAGEREF _Toc243464385 \h </w:instrText>
+          <w:instrText xml:space="preserve"> PAGEREF _Toc243466235 \h </w:instrText>
         </w:r>
         <w:r>
           <w:rPr>
@@ -2318,7 +2318,7 @@
           <w:lang w:eastAsia="nl-NL"/>
         </w:rPr>
       </w:pPr>
-      <w:hyperlink w:anchor="_Toc243464386" w:history="1">
+      <w:hyperlink w:anchor="_Toc243466236" w:history="1">
         <w:r>
           <w:rPr>
             <w:rStyle w:val="Hyperlink"/>
@@ -2363,7 +2363,7 @@
             <w:noProof/>
             <w:webHidden/>
           </w:rPr>
-          <w:instrText xml:space="preserve"> PAGEREF _Toc243464386 \h </w:instrText>
+          <w:instrText xml:space="preserve"> PAGEREF _Toc243466236 \h </w:instrText>
         </w:r>
         <w:r>
           <w:rPr>
@@ -2410,7 +2410,7 @@
           <w:lang w:eastAsia="nl-NL"/>
         </w:rPr>
       </w:pPr>
-      <w:hyperlink w:anchor="_Toc243464387" w:history="1">
+      <w:hyperlink w:anchor="_Toc243466237" w:history="1">
         <w:r>
           <w:rPr>
             <w:rStyle w:val="Hyperlink"/>
@@ -2455,7 +2455,7 @@
             <w:noProof/>
             <w:webHidden/>
           </w:rPr>
-          <w:instrText xml:space="preserve"> PAGEREF _Toc243464387 \h </w:instrText>
+          <w:instrText xml:space="preserve"> PAGEREF _Toc243466237 \h </w:instrText>
         </w:r>
         <w:r>
           <w:rPr>
@@ -2502,7 +2502,7 @@
           <w:lang w:eastAsia="nl-NL"/>
         </w:rPr>
       </w:pPr>
-      <w:hyperlink w:anchor="_Toc243464388" w:history="1">
+      <w:hyperlink w:anchor="_Toc243466238" w:history="1">
         <w:r>
           <w:rPr>
             <w:rStyle w:val="Hyperlink"/>
@@ -2547,7 +2547,7 @@
             <w:noProof/>
             <w:webHidden/>
           </w:rPr>
-          <w:instrText xml:space="preserve"> PAGEREF _Toc243464388 \h </w:instrText>
+          <w:instrText xml:space="preserve"> PAGEREF _Toc243466238 \h </w:instrText>
         </w:r>
         <w:r>
           <w:rPr>
@@ -2594,7 +2594,7 @@
           <w:lang w:eastAsia="nl-NL"/>
         </w:rPr>
       </w:pPr>
-      <w:hyperlink w:anchor="_Toc243464389" w:history="1">
+      <w:hyperlink w:anchor="_Toc243466239" w:history="1">
         <w:r>
           <w:rPr>
             <w:rStyle w:val="Hyperlink"/>
@@ -2639,7 +2639,7 @@
             <w:noProof/>
             <w:webHidden/>
           </w:rPr>
-          <w:instrText xml:space="preserve"> PAGEREF _Toc243464389 \h </w:instrText>
+          <w:instrText xml:space="preserve"> PAGEREF _Toc243466239 \h </w:instrText>
         </w:r>
         <w:r>
           <w:rPr>
@@ -2686,7 +2686,7 @@
           <w:lang w:eastAsia="nl-NL"/>
         </w:rPr>
       </w:pPr>
-      <w:hyperlink w:anchor="_Toc243464390" w:history="1">
+      <w:hyperlink w:anchor="_Toc243466240" w:history="1">
         <w:r>
           <w:rPr>
             <w:rStyle w:val="Hyperlink"/>
@@ -2731,7 +2731,7 @@
             <w:noProof/>
             <w:webHidden/>
           </w:rPr>
-          <w:instrText xml:space="preserve"> PAGEREF _Toc243464390 \h </w:instrText>
+          <w:instrText xml:space="preserve"> PAGEREF _Toc243466240 \h </w:instrText>
         </w:r>
         <w:r>
           <w:rPr>
@@ -2778,7 +2778,7 @@
           <w:lang w:eastAsia="nl-NL"/>
         </w:rPr>
       </w:pPr>
-      <w:hyperlink w:anchor="_Toc243464391" w:history="1">
+      <w:hyperlink w:anchor="_Toc243466241" w:history="1">
         <w:r>
           <w:rPr>
             <w:rStyle w:val="Hyperlink"/>
@@ -2823,7 +2823,7 @@
             <w:noProof/>
             <w:webHidden/>
           </w:rPr>
-          <w:instrText xml:space="preserve"> PAGEREF _Toc243464391 \h </w:instrText>
+          <w:instrText xml:space="preserve"> PAGEREF _Toc243466241 \h </w:instrText>
         </w:r>
         <w:r>
           <w:rPr>
@@ -2870,7 +2870,7 @@
           <w:lang w:eastAsia="nl-NL"/>
         </w:rPr>
       </w:pPr>
-      <w:hyperlink w:anchor="_Toc243464392" w:history="1">
+      <w:hyperlink w:anchor="_Toc243466242" w:history="1">
         <w:r>
           <w:rPr>
             <w:rStyle w:val="Hyperlink"/>
@@ -2931,7 +2931,7 @@
             <w:noProof/>
             <w:webHidden/>
           </w:rPr>
-          <w:instrText xml:space="preserve"> PAGEREF _Toc243464392 \h </w:instrText>
+          <w:instrText xml:space="preserve"> PAGEREF _Toc243466242 \h </w:instrText>
         </w:r>
         <w:r>
           <w:rPr>
@@ -2978,7 +2978,7 @@
           <w:lang w:eastAsia="nl-NL"/>
         </w:rPr>
       </w:pPr>
-      <w:hyperlink w:anchor="_Toc243464393" w:history="1">
+      <w:hyperlink w:anchor="_Toc243466243" w:history="1">
         <w:r>
           <w:rPr>
             <w:rStyle w:val="Hyperlink"/>
@@ -3023,7 +3023,7 @@
             <w:noProof/>
             <w:webHidden/>
           </w:rPr>
-          <w:instrText xml:space="preserve"> PAGEREF _Toc243464393 \h </w:instrText>
+          <w:instrText xml:space="preserve"> PAGEREF _Toc243466243 \h </w:instrText>
         </w:r>
         <w:r>
           <w:rPr>
@@ -3070,7 +3070,7 @@
           <w:lang w:eastAsia="nl-NL"/>
         </w:rPr>
       </w:pPr>
-      <w:hyperlink w:anchor="_Toc243464394" w:history="1">
+      <w:hyperlink w:anchor="_Toc243466244" w:history="1">
         <w:r>
           <w:rPr>
             <w:rStyle w:val="Hyperlink"/>
@@ -3115,7 +3115,7 @@
             <w:noProof/>
             <w:webHidden/>
           </w:rPr>
-          <w:instrText xml:space="preserve"> PAGEREF _Toc243464394 \h </w:instrText>
+          <w:instrText xml:space="preserve"> PAGEREF _Toc243466244 \h </w:instrText>
         </w:r>
         <w:r>
           <w:rPr>
@@ -3162,7 +3162,7 @@
           <w:lang w:eastAsia="nl-NL"/>
         </w:rPr>
       </w:pPr>
-      <w:hyperlink w:anchor="_Toc243464395" w:history="1">
+      <w:hyperlink w:anchor="_Toc243466245" w:history="1">
         <w:r>
           <w:rPr>
             <w:rStyle w:val="Hyperlink"/>
@@ -3207,7 +3207,7 @@
             <w:noProof/>
             <w:webHidden/>
           </w:rPr>
-          <w:instrText xml:space="preserve"> PAGEREF _Toc243464395 \h </w:instrText>
+          <w:instrText xml:space="preserve"> PAGEREF _Toc243466245 \h </w:instrText>
         </w:r>
         <w:r>
           <w:rPr>
@@ -3254,7 +3254,7 @@
           <w:lang w:eastAsia="nl-NL"/>
         </w:rPr>
       </w:pPr>
-      <w:hyperlink w:anchor="_Toc243464396" w:history="1">
+      <w:hyperlink w:anchor="_Toc243466246" w:history="1">
         <w:r>
           <w:rPr>
             <w:rStyle w:val="Hyperlink"/>
@@ -3315,7 +3315,7 @@
             <w:noProof/>
             <w:webHidden/>
           </w:rPr>
-          <w:instrText xml:space="preserve"> PAGEREF _Toc243464396 \h </w:instrText>
+          <w:instrText xml:space="preserve"> PAGEREF _Toc243466246 \h </w:instrText>
         </w:r>
         <w:r>
           <w:rPr>
@@ -3362,7 +3362,7 @@
           <w:lang w:eastAsia="nl-NL"/>
         </w:rPr>
       </w:pPr>
-      <w:hyperlink w:anchor="_Toc243464397" w:history="1">
+      <w:hyperlink w:anchor="_Toc243466247" w:history="1">
         <w:r>
           <w:rPr>
             <w:rStyle w:val="Hyperlink"/>
@@ -3407,7 +3407,7 @@
             <w:noProof/>
             <w:webHidden/>
           </w:rPr>
-          <w:instrText xml:space="preserve"> PAGEREF _Toc243464397 \h </w:instrText>
+          <w:instrText xml:space="preserve"> PAGEREF _Toc243466247 \h </w:instrText>
         </w:r>
         <w:r>
           <w:rPr>
@@ -3454,7 +3454,7 @@
           <w:lang w:eastAsia="nl-NL"/>
         </w:rPr>
       </w:pPr>
-      <w:hyperlink w:anchor="_Toc243464398" w:history="1">
+      <w:hyperlink w:anchor="_Toc243466248" w:history="1">
         <w:r>
           <w:rPr>
             <w:rStyle w:val="Hyperlink"/>
@@ -3499,7 +3499,7 @@
             <w:noProof/>
             <w:webHidden/>
           </w:rPr>
-          <w:instrText xml:space="preserve"> PAGEREF _Toc243464398 \h </w:instrText>
+          <w:instrText xml:space="preserve"> PAGEREF _Toc243466248 \h </w:instrText>
         </w:r>
         <w:r>
           <w:rPr>
@@ -3546,7 +3546,7 @@
           <w:lang w:eastAsia="nl-NL"/>
         </w:rPr>
       </w:pPr>
-      <w:hyperlink w:anchor="_Toc243464399" w:history="1">
+      <w:hyperlink w:anchor="_Toc243466249" w:history="1">
         <w:r>
           <w:rPr>
             <w:rStyle w:val="Hyperlink"/>
@@ -3593,7 +3593,7 @@
             <w:noProof/>
             <w:webHidden/>
           </w:rPr>
-          <w:instrText xml:space="preserve"> PAGEREF _Toc243464399 \h </w:instrText>
+          <w:instrText xml:space="preserve"> PAGEREF _Toc243466249 \h </w:instrText>
         </w:r>
         <w:r>
           <w:rPr>
@@ -3640,7 +3640,7 @@
           <w:lang w:eastAsia="nl-NL"/>
         </w:rPr>
       </w:pPr>
-      <w:hyperlink w:anchor="_Toc243464400" w:history="1">
+      <w:hyperlink w:anchor="_Toc243466250" w:history="1">
         <w:r>
           <w:rPr>
             <w:rStyle w:val="Hyperlink"/>
@@ -3687,7 +3687,7 @@
             <w:noProof/>
             <w:webHidden/>
           </w:rPr>
-          <w:instrText xml:space="preserve"> PAGEREF _Toc243464400 \h </w:instrText>
+          <w:instrText xml:space="preserve"> PAGEREF _Toc243466250 \h </w:instrText>
         </w:r>
         <w:r>
           <w:rPr>
@@ -3734,7 +3734,7 @@
           <w:lang w:eastAsia="nl-NL"/>
         </w:rPr>
       </w:pPr>
-      <w:hyperlink w:anchor="_Toc243464401" w:history="1">
+      <w:hyperlink w:anchor="_Toc243466251" w:history="1">
         <w:r>
           <w:rPr>
             <w:rStyle w:val="Hyperlink"/>
@@ -3781,7 +3781,7 @@
             <w:noProof/>
             <w:webHidden/>
           </w:rPr>
-          <w:instrText xml:space="preserve"> PAGEREF _Toc243464401 \h </w:instrText>
+          <w:instrText xml:space="preserve"> PAGEREF _Toc243466251 \h </w:instrText>
         </w:r>
         <w:r>
           <w:rPr>
@@ -3828,7 +3828,7 @@
           <w:lang w:eastAsia="nl-NL"/>
         </w:rPr>
       </w:pPr>
-      <w:hyperlink w:anchor="_Toc243464402" w:history="1">
+      <w:hyperlink w:anchor="_Toc243466252" w:history="1">
         <w:r>
           <w:rPr>
             <w:rStyle w:val="Hyperlink"/>
@@ -3875,7 +3875,7 @@
             <w:noProof/>
             <w:webHidden/>
           </w:rPr>
-          <w:instrText xml:space="preserve"> PAGEREF _Toc243464402 \h </w:instrText>
+          <w:instrText xml:space="preserve"> PAGEREF _Toc243466252 \h </w:instrText>
         </w:r>
         <w:r>
           <w:rPr>
@@ -3922,7 +3922,7 @@
           <w:lang w:eastAsia="nl-NL"/>
         </w:rPr>
       </w:pPr>
-      <w:hyperlink w:anchor="_Toc243464403" w:history="1">
+      <w:hyperlink w:anchor="_Toc243466253" w:history="1">
         <w:r>
           <w:rPr>
             <w:rStyle w:val="Hyperlink"/>
@@ -3969,7 +3969,7 @@
             <w:noProof/>
             <w:webHidden/>
           </w:rPr>
-          <w:instrText xml:space="preserve"> PAGEREF _Toc243464403 \h </w:instrText>
+          <w:instrText xml:space="preserve"> PAGEREF _Toc243466253 \h </w:instrText>
         </w:r>
         <w:r>
           <w:rPr>
@@ -4016,7 +4016,7 @@
           <w:lang w:eastAsia="nl-NL"/>
         </w:rPr>
       </w:pPr>
-      <w:hyperlink w:anchor="_Toc243464404" w:history="1">
+      <w:hyperlink w:anchor="_Toc243466254" w:history="1">
         <w:r>
           <w:rPr>
             <w:rStyle w:val="Hyperlink"/>
@@ -4063,7 +4063,7 @@
             <w:noProof/>
             <w:webHidden/>
           </w:rPr>
-          <w:instrText xml:space="preserve"> PAGEREF _Toc243464404 \h </w:instrText>
+          <w:instrText xml:space="preserve"> PAGEREF _Toc243466254 \h </w:instrText>
         </w:r>
         <w:r>
           <w:rPr>
@@ -4110,7 +4110,7 @@
           <w:lang w:eastAsia="nl-NL"/>
         </w:rPr>
       </w:pPr>
-      <w:hyperlink w:anchor="_Toc243464405" w:history="1">
+      <w:hyperlink w:anchor="_Toc243466255" w:history="1">
         <w:r>
           <w:rPr>
             <w:rStyle w:val="Hyperlink"/>
@@ -4155,7 +4155,7 @@
             <w:noProof/>
             <w:webHidden/>
           </w:rPr>
-          <w:instrText xml:space="preserve"> PAGEREF _Toc243464405 \h </w:instrText>
+          <w:instrText xml:space="preserve"> PAGEREF _Toc243466255 \h </w:instrText>
         </w:r>
         <w:r>
           <w:rPr>
@@ -4202,7 +4202,7 @@
           <w:lang w:eastAsia="nl-NL"/>
         </w:rPr>
       </w:pPr>
-      <w:hyperlink w:anchor="_Toc243464406" w:history="1">
+      <w:hyperlink w:anchor="_Toc243466256" w:history="1">
         <w:r>
           <w:rPr>
             <w:rStyle w:val="Hyperlink"/>
@@ -4247,7 +4247,7 @@
             <w:noProof/>
             <w:webHidden/>
           </w:rPr>
-          <w:instrText xml:space="preserve"> PAGEREF _Toc243464406 \h </w:instrText>
+          <w:instrText xml:space="preserve"> PAGEREF _Toc243466256 \h </w:instrText>
         </w:r>
         <w:r>
           <w:rPr>
@@ -4294,7 +4294,7 @@
           <w:lang w:eastAsia="nl-NL"/>
         </w:rPr>
       </w:pPr>
-      <w:hyperlink w:anchor="_Toc243464407" w:history="1">
+      <w:hyperlink w:anchor="_Toc243466257" w:history="1">
         <w:r>
           <w:rPr>
             <w:rStyle w:val="Hyperlink"/>
@@ -4371,7 +4371,7 @@
             <w:noProof/>
             <w:webHidden/>
           </w:rPr>
-          <w:instrText xml:space="preserve"> PAGEREF _Toc243464407 \h </w:instrText>
+          <w:instrText xml:space="preserve"> PAGEREF _Toc243466257 \h </w:instrText>
         </w:r>
         <w:r>
           <w:rPr>
@@ -4418,7 +4418,7 @@
           <w:lang w:eastAsia="nl-NL"/>
         </w:rPr>
       </w:pPr>
-      <w:hyperlink w:anchor="_Toc243464408" w:history="1">
+      <w:hyperlink w:anchor="_Toc243466258" w:history="1">
         <w:r>
           <w:rPr>
             <w:rStyle w:val="Hyperlink"/>
@@ -4463,7 +4463,7 @@
             <w:noProof/>
             <w:webHidden/>
           </w:rPr>
-          <w:instrText xml:space="preserve"> PAGEREF _Toc243464408 \h </w:instrText>
+          <w:instrText xml:space="preserve"> PAGEREF _Toc243466258 \h </w:instrText>
         </w:r>
         <w:r>
           <w:rPr>
@@ -4510,7 +4510,7 @@
           <w:lang w:eastAsia="nl-NL"/>
         </w:rPr>
       </w:pPr>
-      <w:hyperlink w:anchor="_Toc243464409" w:history="1">
+      <w:hyperlink w:anchor="_Toc243466259" w:history="1">
         <w:r>
           <w:rPr>
             <w:rStyle w:val="Hyperlink"/>
@@ -4555,7 +4555,7 @@
             <w:noProof/>
             <w:webHidden/>
           </w:rPr>
-          <w:instrText xml:space="preserve"> PAGEREF _Toc243464409 \h </w:instrText>
+          <w:instrText xml:space="preserve"> PAGEREF _Toc243466259 \h </w:instrText>
         </w:r>
         <w:r>
           <w:rPr>
@@ -4602,7 +4602,7 @@
           <w:lang w:eastAsia="nl-NL"/>
         </w:rPr>
       </w:pPr>
-      <w:hyperlink w:anchor="_Toc243464410" w:history="1">
+      <w:hyperlink w:anchor="_Toc243466260" w:history="1">
         <w:r>
           <w:rPr>
             <w:rStyle w:val="Hyperlink"/>
@@ -4647,7 +4647,7 @@
             <w:noProof/>
             <w:webHidden/>
           </w:rPr>
-          <w:instrText xml:space="preserve"> PAGEREF _Toc243464410 \h </w:instrText>
+          <w:instrText xml:space="preserve"> PAGEREF _Toc243466260 \h </w:instrText>
         </w:r>
         <w:r>
           <w:rPr>
@@ -4694,7 +4694,7 @@
           <w:lang w:eastAsia="nl-NL"/>
         </w:rPr>
       </w:pPr>
-      <w:hyperlink w:anchor="_Toc243464411" w:history="1">
+      <w:hyperlink w:anchor="_Toc243466261" w:history="1">
         <w:r>
           <w:rPr>
             <w:rStyle w:val="Hyperlink"/>
@@ -4739,7 +4739,7 @@
             <w:noProof/>
             <w:webHidden/>
           </w:rPr>
-          <w:instrText xml:space="preserve"> PAGEREF _Toc243464411 \h </w:instrText>
+          <w:instrText xml:space="preserve"> PAGEREF _Toc243466261 \h </w:instrText>
         </w:r>
         <w:r>
           <w:rPr>
@@ -4786,7 +4786,7 @@
           <w:lang w:eastAsia="nl-NL"/>
         </w:rPr>
       </w:pPr>
-      <w:hyperlink w:anchor="_Toc243464412" w:history="1">
+      <w:hyperlink w:anchor="_Toc243466262" w:history="1">
         <w:r>
           <w:rPr>
             <w:rStyle w:val="Hyperlink"/>
@@ -4831,7 +4831,7 @@
             <w:noProof/>
             <w:webHidden/>
           </w:rPr>
-          <w:instrText xml:space="preserve"> PAGEREF _Toc243464412 \h </w:instrText>
+          <w:instrText xml:space="preserve"> PAGEREF _Toc243466262 \h </w:instrText>
         </w:r>
         <w:r>
           <w:rPr>
@@ -4878,7 +4878,7 @@
           <w:lang w:eastAsia="nl-NL"/>
         </w:rPr>
       </w:pPr>
-      <w:hyperlink w:anchor="_Toc243464413" w:history="1">
+      <w:hyperlink w:anchor="_Toc243466263" w:history="1">
         <w:r>
           <w:rPr>
             <w:rStyle w:val="Hyperlink"/>
@@ -4923,7 +4923,7 @@
             <w:noProof/>
             <w:webHidden/>
           </w:rPr>
-          <w:instrText xml:space="preserve"> PAGEREF _Toc243464413 \h </w:instrText>
+          <w:instrText xml:space="preserve"> PAGEREF _Toc243466263 \h </w:instrText>
         </w:r>
         <w:r>
           <w:rPr>
@@ -4970,7 +4970,7 @@
           <w:lang w:eastAsia="nl-NL"/>
         </w:rPr>
       </w:pPr>
-      <w:hyperlink w:anchor="_Toc243464414" w:history="1">
+      <w:hyperlink w:anchor="_Toc243466264" w:history="1">
         <w:r>
           <w:rPr>
             <w:rStyle w:val="Hyperlink"/>
@@ -5015,7 +5015,7 @@
             <w:noProof/>
             <w:webHidden/>
           </w:rPr>
-          <w:instrText xml:space="preserve"> PAGEREF _Toc243464414 \h </w:instrText>
+          <w:instrText xml:space="preserve"> PAGEREF _Toc243466264 \h </w:instrText>
         </w:r>
         <w:r>
           <w:rPr>
@@ -5062,7 +5062,7 @@
           <w:lang w:eastAsia="nl-NL"/>
         </w:rPr>
       </w:pPr>
-      <w:hyperlink w:anchor="_Toc243464415" w:history="1">
+      <w:hyperlink w:anchor="_Toc243466265" w:history="1">
         <w:r>
           <w:rPr>
             <w:rStyle w:val="Hyperlink"/>
@@ -5107,7 +5107,7 @@
             <w:noProof/>
             <w:webHidden/>
           </w:rPr>
-          <w:instrText xml:space="preserve"> PAGEREF _Toc243464415 \h </w:instrText>
+          <w:instrText xml:space="preserve"> PAGEREF _Toc243466265 \h </w:instrText>
         </w:r>
         <w:r>
           <w:rPr>
@@ -5154,7 +5154,7 @@
           <w:lang w:eastAsia="nl-NL"/>
         </w:rPr>
       </w:pPr>
-      <w:hyperlink w:anchor="_Toc243464416" w:history="1">
+      <w:hyperlink w:anchor="_Toc243466266" w:history="1">
         <w:r>
           <w:rPr>
             <w:rStyle w:val="Hyperlink"/>
@@ -5199,7 +5199,7 @@
             <w:noProof/>
             <w:webHidden/>
           </w:rPr>
-          <w:instrText xml:space="preserve"> PAGEREF _Toc243464416 \h </w:instrText>
+          <w:instrText xml:space="preserve"> PAGEREF _Toc243466266 \h </w:instrText>
         </w:r>
         <w:r>
           <w:rPr>
@@ -5246,7 +5246,7 @@
           <w:lang w:eastAsia="nl-NL"/>
         </w:rPr>
       </w:pPr>
-      <w:hyperlink w:anchor="_Toc243464417" w:history="1">
+      <w:hyperlink w:anchor="_Toc243466267" w:history="1">
         <w:r>
           <w:rPr>
             <w:rStyle w:val="Hyperlink"/>
@@ -5291,7 +5291,7 @@
             <w:noProof/>
             <w:webHidden/>
           </w:rPr>
-          <w:instrText xml:space="preserve"> PAGEREF _Toc243464417 \h </w:instrText>
+          <w:instrText xml:space="preserve"> PAGEREF _Toc243466267 \h </w:instrText>
         </w:r>
         <w:r>
           <w:rPr>
@@ -5344,7 +5344,7 @@
         </w:numPr>
       </w:pPr>
       <w:bookmarkStart w:id="1" w:name="k1"/>
-      <w:bookmarkStart w:id="2" w:name="_Toc243464363"/>
+      <w:bookmarkStart w:id="2" w:name="_Toc243466213"/>
       <w:r>
         <w:t>DOEL VAN DE APPLICATIE.</w:t>
       </w:r>
@@ -5426,7 +5426,7 @@
         </w:numPr>
       </w:pPr>
       <w:bookmarkStart w:id="3" w:name="k2"/>
-      <w:bookmarkStart w:id="4" w:name="_Toc243464364"/>
+      <w:bookmarkStart w:id="4" w:name="_Toc243466214"/>
       <w:r>
         <w:t>BESTANDEN.</w:t>
       </w:r>
@@ -7709,7 +7709,7 @@
                 <w:sz w:val="16"/>
                 <w:szCs w:val="16"/>
               </w:rPr>
-              <w:t>Unit tests (759) voor de regels, de opslag, de export, het thema, de welkom- en gezichtsherkenningsfuncties, herkennen met de pas, de controller, de beveiliging en regressietests voor opgeloste bugs</w:t>
+              <w:t>Unit tests (760) voor de regels, de opslag, de export, het thema, de welkom- en gezichtsherkenningsfuncties, herkennen met de pas, de controller, de beveiliging en regressietests voor opgeloste bugs</w:t>
             </w:r>
           </w:p>
         </w:tc>
@@ -8883,7 +8883,7 @@
         </w:numPr>
       </w:pPr>
       <w:bookmarkStart w:id="5" w:name="k3"/>
-      <w:bookmarkStart w:id="6" w:name="_Toc243464365"/>
+      <w:bookmarkStart w:id="6" w:name="_Toc243466215"/>
       <w:r>
         <w:t>DE WEBSITE STARTEN.</w:t>
       </w:r>
@@ -9105,7 +9105,7 @@
         </w:numPr>
       </w:pPr>
       <w:bookmarkStart w:id="7" w:name="k4"/>
-      <w:bookmarkStart w:id="8" w:name="_Toc243464366"/>
+      <w:bookmarkStart w:id="8" w:name="_Toc243466216"/>
       <w:r>
         <w:t>GEBRUIKERSHANDLEIDING.</w:t>
       </w:r>
@@ -9118,7 +9118,7 @@
         <w:keepNext/>
       </w:pPr>
       <w:bookmarkStart w:id="9" w:name="k5"/>
-      <w:bookmarkStart w:id="10" w:name="_Toc243464367"/>
+      <w:bookmarkStart w:id="10" w:name="_Toc243466217"/>
       <w:r>
         <w:t>EEN MEDEWERKER ZOEKEN</w:t>
       </w:r>
@@ -9173,7 +9173,7 @@
         <w:keepNext/>
       </w:pPr>
       <w:bookmarkStart w:id="11" w:name="k6"/>
-      <w:bookmarkStart w:id="12" w:name="_Toc243464368"/>
+      <w:bookmarkStart w:id="12" w:name="_Toc243466218"/>
       <w:r>
         <w:t>EEN PRODUCT REGISTREREN</w:t>
       </w:r>
@@ -9422,7 +9422,7 @@
         <w:keepNext/>
       </w:pPr>
       <w:bookmarkStart w:id="13" w:name="k7"/>
-      <w:bookmarkStart w:id="14" w:name="_Toc243464369"/>
+      <w:bookmarkStart w:id="14" w:name="_Toc243466219"/>
       <w:r>
         <w:t>ADMIN-DASHBOARD OPENEN</w:t>
       </w:r>
@@ -9553,7 +9553,7 @@
         <w:keepNext/>
       </w:pPr>
       <w:bookmarkStart w:id="15" w:name="k8"/>
-      <w:bookmarkStart w:id="16" w:name="_Toc243464370"/>
+      <w:bookmarkStart w:id="16" w:name="_Toc243466220"/>
       <w:r>
         <w:t>REGISTRATIES BEHEREN</w:t>
       </w:r>
@@ -9839,7 +9839,7 @@
         <w:keepNext/>
       </w:pPr>
       <w:bookmarkStart w:id="17" w:name="k9"/>
-      <w:bookmarkStart w:id="18" w:name="_Toc243464371"/>
+      <w:bookmarkStart w:id="18" w:name="_Toc243466221"/>
       <w:r>
         <w:t>MEDEWERKERS BEHEREN</w:t>
       </w:r>
@@ -10173,7 +10173,7 @@
         <w:keepNext/>
       </w:pPr>
       <w:bookmarkStart w:id="19" w:name="k10"/>
-      <w:bookmarkStart w:id="20" w:name="_Toc243464372"/>
+      <w:bookmarkStart w:id="20" w:name="_Toc243466222"/>
       <w:r>
         <w:t>PRODUCTEN BEHEREN</w:t>
       </w:r>
@@ -10301,7 +10301,7 @@
         <w:keepNext/>
       </w:pPr>
       <w:bookmarkStart w:id="21" w:name="k11"/>
-      <w:bookmarkStart w:id="22" w:name="_Toc243464373"/>
+      <w:bookmarkStart w:id="22" w:name="_Toc243466223"/>
       <w:r>
         <w:t>BEDRIJVEN EN CONSUMPTIEPUNTEN BEHEREN</w:t>
       </w:r>
@@ -10464,7 +10464,7 @@
         <w:keepNext/>
       </w:pPr>
       <w:bookmarkStart w:id="23" w:name="k12"/>
-      <w:bookmarkStart w:id="24" w:name="_Toc243464374"/>
+      <w:bookmarkStart w:id="24" w:name="_Toc243466224"/>
       <w:r>
         <w:t>VOORRAAD BEHEREN</w:t>
       </w:r>
@@ -10682,7 +10682,7 @@
         <w:keepNext/>
       </w:pPr>
       <w:bookmarkStart w:id="25" w:name="k13"/>
-      <w:bookmarkStart w:id="26" w:name="_Toc243464375"/>
+      <w:bookmarkStart w:id="26" w:name="_Toc243466225"/>
       <w:r>
         <w:t>LOGBOEK BEKIJKEN</w:t>
       </w:r>
@@ -10722,7 +10722,7 @@
         <w:keepNext/>
       </w:pPr>
       <w:bookmarkStart w:id="27" w:name="k14"/>
-      <w:bookmarkStart w:id="28" w:name="_Toc243464376"/>
+      <w:bookmarkStart w:id="28" w:name="_Toc243466226"/>
       <w:r>
         <w:t>ALLE GEGEVENS WISSEN</w:t>
       </w:r>
@@ -10848,7 +10848,7 @@
         <w:keepNext/>
       </w:pPr>
       <w:bookmarkStart w:id="29" w:name="k15"/>
-      <w:bookmarkStart w:id="30" w:name="_Toc243464377"/>
+      <w:bookmarkStart w:id="30" w:name="_Toc243466227"/>
       <w:r>
         <w:t>MODAL SLUITEN EN UITLOGGEN</w:t>
       </w:r>
@@ -10922,7 +10922,7 @@
         <w:keepNext/>
       </w:pPr>
       <w:bookmarkStart w:id="31" w:name="k16"/>
-      <w:bookmarkStart w:id="32" w:name="_Toc243464378"/>
+      <w:bookmarkStart w:id="32" w:name="_Toc243466228"/>
       <w:r>
         <w:t>CSV EXPORTEREN</w:t>
       </w:r>
@@ -11306,7 +11306,7 @@
         <w:keepNext/>
       </w:pPr>
       <w:bookmarkStart w:id="33" w:name="k17"/>
-      <w:bookmarkStart w:id="34" w:name="_Toc243464379"/>
+      <w:bookmarkStart w:id="34" w:name="_Toc243466229"/>
       <w:r>
         <w:t>LICHT OF DONKER THEMA</w:t>
       </w:r>
@@ -11413,7 +11413,7 @@
         <w:keepNext/>
       </w:pPr>
       <w:bookmarkStart w:id="35" w:name="k18"/>
-      <w:bookmarkStart w:id="36" w:name="_Toc243464380"/>
+      <w:bookmarkStart w:id="36" w:name="_Toc243466230"/>
       <w:r>
         <w:t>WELKOM EN "ZELFDE ALS VORIGE KEER"</w:t>
       </w:r>
@@ -11500,7 +11500,7 @@
         <w:keepNext/>
       </w:pPr>
       <w:bookmarkStart w:id="37" w:name="k19"/>
-      <w:bookmarkStart w:id="38" w:name="_Toc243464381"/>
+      <w:bookmarkStart w:id="38" w:name="_Toc243466231"/>
       <w:r>
         <w:t>DEMO GEZICHTSHERKENNING</w:t>
       </w:r>
@@ -11708,7 +11708,7 @@
         <w:keepNext/>
       </w:pPr>
       <w:bookmarkStart w:id="39" w:name="k20"/>
-      <w:bookmarkStart w:id="40" w:name="_Toc243464382"/>
+      <w:bookmarkStart w:id="40" w:name="_Toc243466232"/>
       <w:r>
         <w:t>HERKENNEN MET DE PAS</w:t>
       </w:r>
@@ -11900,7 +11900,7 @@
         <w:keepNext/>
       </w:pPr>
       <w:bookmarkStart w:id="41" w:name="k21"/>
-      <w:bookmarkStart w:id="42" w:name="_Toc243464383"/>
+      <w:bookmarkStart w:id="42" w:name="_Toc243466233"/>
       <w:r>
         <w:t>SLIMME KOELKAST (DEMO)</w:t>
       </w:r>
@@ -12512,7 +12512,7 @@
         </w:numPr>
       </w:pPr>
       <w:bookmarkStart w:id="43" w:name="k22"/>
-      <w:bookmarkStart w:id="44" w:name="_Toc243464384"/>
+      <w:bookmarkStart w:id="44" w:name="_Toc243466234"/>
       <w:r>
         <w:t xml:space="preserve">UITLEG VAN </w:t>
       </w:r>
@@ -12536,7 +12536,7 @@
         <w:keepNext/>
       </w:pPr>
       <w:bookmarkStart w:id="45" w:name="k23"/>
-      <w:bookmarkStart w:id="46" w:name="_Toc243464385"/>
+      <w:bookmarkStart w:id="46" w:name="_Toc243466235"/>
       <w:r>
         <w:t>METADATA EN EXTERNE BESTANDEN</w:t>
       </w:r>
@@ -12812,7 +12812,7 @@
         <w:keepNext/>
       </w:pPr>
       <w:bookmarkStart w:id="47" w:name="k24"/>
-      <w:bookmarkStart w:id="48" w:name="_Toc243464386"/>
+      <w:bookmarkStart w:id="48" w:name="_Toc243466236"/>
       <w:r>
         <w:t>NAVIGATIEBALK</w:t>
       </w:r>
@@ -13025,7 +13025,7 @@
         <w:keepNext/>
       </w:pPr>
       <w:bookmarkStart w:id="49" w:name="k25"/>
-      <w:bookmarkStart w:id="50" w:name="_Toc243464387"/>
+      <w:bookmarkStart w:id="50" w:name="_Toc243466237"/>
       <w:r>
         <w:t>HERO-GEDEELTE</w:t>
       </w:r>
@@ -13070,7 +13070,7 @@
         <w:keepNext/>
       </w:pPr>
       <w:bookmarkStart w:id="51" w:name="k26"/>
-      <w:bookmarkStart w:id="52" w:name="_Toc243464388"/>
+      <w:bookmarkStart w:id="52" w:name="_Toc243466238"/>
       <w:r>
         <w:t>MEDEWERKERLIJST</w:t>
       </w:r>
@@ -13407,7 +13407,7 @@
         <w:keepNext/>
       </w:pPr>
       <w:bookmarkStart w:id="53" w:name="k27"/>
-      <w:bookmarkStart w:id="54" w:name="_Toc243464389"/>
+      <w:bookmarkStart w:id="54" w:name="_Toc243466239"/>
       <w:r>
         <w:t>STATISTIEKEN</w:t>
       </w:r>
@@ -13490,7 +13490,7 @@
         <w:keepNext/>
       </w:pPr>
       <w:bookmarkStart w:id="55" w:name="k28"/>
-      <w:bookmarkStart w:id="56" w:name="_Toc243464390"/>
+      <w:bookmarkStart w:id="56" w:name="_Toc243466240"/>
       <w:r>
         <w:t>VENSTERS (MODALS)</w:t>
       </w:r>
@@ -14122,7 +14122,7 @@
         <w:keepNext/>
       </w:pPr>
       <w:bookmarkStart w:id="57" w:name="k29"/>
-      <w:bookmarkStart w:id="58" w:name="_Toc243464391"/>
+      <w:bookmarkStart w:id="58" w:name="_Toc243466241"/>
       <w:r>
         <w:t>WAARSCHUWING BIJ OPENEN ALS LOS BESTAND</w:t>
       </w:r>
@@ -14167,7 +14167,7 @@
         </w:numPr>
       </w:pPr>
       <w:bookmarkStart w:id="59" w:name="k30"/>
-      <w:bookmarkStart w:id="60" w:name="_Toc243464392"/>
+      <w:bookmarkStart w:id="60" w:name="_Toc243466242"/>
       <w:r>
         <w:t xml:space="preserve">UITLEG VAN </w:t>
       </w:r>
@@ -14191,7 +14191,7 @@
         <w:keepNext/>
       </w:pPr>
       <w:bookmarkStart w:id="61" w:name="k31"/>
-      <w:bookmarkStart w:id="62" w:name="_Toc243464393"/>
+      <w:bookmarkStart w:id="62" w:name="_Toc243466243"/>
       <w:r>
         <w:t>CSS-VARIABELEN</w:t>
       </w:r>
@@ -14866,7 +14866,7 @@
         <w:keepNext/>
       </w:pPr>
       <w:bookmarkStart w:id="63" w:name="k32"/>
-      <w:bookmarkStart w:id="64" w:name="_Toc243464394"/>
+      <w:bookmarkStart w:id="64" w:name="_Toc243466244"/>
       <w:r>
         <w:t>LAYOUT</w:t>
       </w:r>
@@ -15575,7 +15575,7 @@
         <w:keepNext/>
       </w:pPr>
       <w:bookmarkStart w:id="65" w:name="k33"/>
-      <w:bookmarkStart w:id="66" w:name="_Toc243464395"/>
+      <w:bookmarkStart w:id="66" w:name="_Toc243466245"/>
       <w:r>
         <w:t>COMPONENTEN</w:t>
       </w:r>
@@ -15820,7 +15820,7 @@
         </w:numPr>
       </w:pPr>
       <w:bookmarkStart w:id="67" w:name="k34"/>
-      <w:bookmarkStart w:id="68" w:name="_Toc243464396"/>
+      <w:bookmarkStart w:id="68" w:name="_Toc243466246"/>
       <w:r>
         <w:t>UITLEG VAN DE JAVASCRIPT (</w:t>
       </w:r>
@@ -15844,7 +15844,7 @@
         <w:keepNext/>
       </w:pPr>
       <w:bookmarkStart w:id="69" w:name="k35"/>
-      <w:bookmarkStart w:id="70" w:name="_Toc243464397"/>
+      <w:bookmarkStart w:id="70" w:name="_Toc243466247"/>
       <w:r>
         <w:t>OPSLAG EN VOORBEELDDATA</w:t>
       </w:r>
@@ -16621,7 +16621,7 @@
         <w:keepNext/>
       </w:pPr>
       <w:bookmarkStart w:id="71" w:name="k36"/>
-      <w:bookmarkStart w:id="72" w:name="_Toc243464398"/>
+      <w:bookmarkStart w:id="72" w:name="_Toc243466248"/>
       <w:r>
         <w:t>OBJECTGEORIËNTEERDE STRUCTUUR</w:t>
       </w:r>
@@ -22557,7 +22557,7 @@
         <w:keepNext/>
       </w:pPr>
       <w:bookmarkStart w:id="85" w:name="k49"/>
-      <w:bookmarkStart w:id="86" w:name="_Toc243464399"/>
+      <w:bookmarkStart w:id="86" w:name="_Toc243466249"/>
       <w:r>
         <w:rPr>
           <w:rFonts w:ascii="Consolas" w:hAnsi="Consolas" w:cs="Consolas"/>
@@ -22698,7 +22698,7 @@
         <w:keepNext/>
       </w:pPr>
       <w:bookmarkStart w:id="87" w:name="k50"/>
-      <w:bookmarkStart w:id="88" w:name="_Toc243464400"/>
+      <w:bookmarkStart w:id="88" w:name="_Toc243466250"/>
       <w:r>
         <w:rPr>
           <w:rFonts w:ascii="Consolas" w:hAnsi="Consolas" w:cs="Consolas"/>
@@ -22775,7 +22775,7 @@
         <w:keepNext/>
       </w:pPr>
       <w:bookmarkStart w:id="89" w:name="k51"/>
-      <w:bookmarkStart w:id="90" w:name="_Toc243464401"/>
+      <w:bookmarkStart w:id="90" w:name="_Toc243466251"/>
       <w:r>
         <w:rPr>
           <w:rFonts w:ascii="Consolas" w:hAnsi="Consolas" w:cs="Consolas"/>
@@ -22946,7 +22946,7 @@
         <w:keepNext/>
       </w:pPr>
       <w:bookmarkStart w:id="91" w:name="k52"/>
-      <w:bookmarkStart w:id="92" w:name="_Toc243464402"/>
+      <w:bookmarkStart w:id="92" w:name="_Toc243466252"/>
       <w:r>
         <w:rPr>
           <w:rFonts w:ascii="Consolas" w:hAnsi="Consolas" w:cs="Consolas"/>
@@ -23013,7 +23013,7 @@
         <w:keepNext/>
       </w:pPr>
       <w:bookmarkStart w:id="93" w:name="k53"/>
-      <w:bookmarkStart w:id="94" w:name="_Toc243464403"/>
+      <w:bookmarkStart w:id="94" w:name="_Toc243466253"/>
       <w:r>
         <w:rPr>
           <w:rFonts w:ascii="Consolas" w:hAnsi="Consolas" w:cs="Consolas"/>
@@ -23135,7 +23135,7 @@
         <w:keepNext/>
       </w:pPr>
       <w:bookmarkStart w:id="95" w:name="k54"/>
-      <w:bookmarkStart w:id="96" w:name="_Toc243464404"/>
+      <w:bookmarkStart w:id="96" w:name="_Toc243466254"/>
       <w:r>
         <w:rPr>
           <w:rFonts w:ascii="Consolas" w:hAnsi="Consolas" w:cs="Consolas"/>
@@ -23257,7 +23257,7 @@
         <w:keepNext/>
       </w:pPr>
       <w:bookmarkStart w:id="97" w:name="k55"/>
-      <w:bookmarkStart w:id="98" w:name="_Toc243464405"/>
+      <w:bookmarkStart w:id="98" w:name="_Toc243466255"/>
       <w:r>
         <w:t>OPSLAGFOUTEN EN TERUGDRAAIEN</w:t>
       </w:r>
@@ -23319,7 +23319,7 @@
         <w:keepNext/>
       </w:pPr>
       <w:bookmarkStart w:id="99" w:name="k56"/>
-      <w:bookmarkStart w:id="100" w:name="_Toc243464406"/>
+      <w:bookmarkStart w:id="100" w:name="_Toc243466256"/>
       <w:r>
         <w:t>ADMINFUNCTIES</w:t>
       </w:r>
@@ -23565,7 +23565,7 @@
         <w:keepNext/>
       </w:pPr>
       <w:bookmarkStart w:id="101" w:name="k57"/>
-      <w:bookmarkStart w:id="102" w:name="_Toc243464407"/>
+      <w:bookmarkStart w:id="102" w:name="_Toc243466257"/>
       <w:r>
         <w:t xml:space="preserve">CSV-EXPORT (CLASS </w:t>
       </w:r>
@@ -23973,7 +23973,7 @@
         <w:keepNext/>
       </w:pPr>
       <w:bookmarkStart w:id="103" w:name="k58"/>
-      <w:bookmarkStart w:id="104" w:name="_Toc243464408"/>
+      <w:bookmarkStart w:id="104" w:name="_Toc243466258"/>
       <w:r>
         <w:t>EVENT LISTENERS</w:t>
       </w:r>
@@ -24585,7 +24585,7 @@
         </w:numPr>
       </w:pPr>
       <w:bookmarkStart w:id="105" w:name="k59"/>
-      <w:bookmarkStart w:id="106" w:name="_Toc243464409"/>
+      <w:bookmarkStart w:id="106" w:name="_Toc243466259"/>
       <w:r>
         <w:t>DATAMODEL EN KOPPELINGEN.</w:t>
       </w:r>
@@ -24603,7 +24603,7 @@
         <w:keepNext/>
       </w:pPr>
       <w:bookmarkStart w:id="107" w:name="k60"/>
-      <w:bookmarkStart w:id="108" w:name="_Toc243464410"/>
+      <w:bookmarkStart w:id="108" w:name="_Toc243466260"/>
       <w:r>
         <w:t>BEDRIJVEN</w:t>
       </w:r>
@@ -24814,7 +24814,7 @@
         <w:keepNext/>
       </w:pPr>
       <w:bookmarkStart w:id="109" w:name="k61"/>
-      <w:bookmarkStart w:id="110" w:name="_Toc243464411"/>
+      <w:bookmarkStart w:id="110" w:name="_Toc243466261"/>
       <w:r>
         <w:t>CONSUMPTIEPUNTEN</w:t>
       </w:r>
@@ -25133,7 +25133,7 @@
         <w:keepNext/>
       </w:pPr>
       <w:bookmarkStart w:id="111" w:name="k62"/>
-      <w:bookmarkStart w:id="112" w:name="_Toc243464412"/>
+      <w:bookmarkStart w:id="112" w:name="_Toc243466262"/>
       <w:r>
         <w:t>MEDEWERKERS</w:t>
       </w:r>
@@ -25689,7 +25689,7 @@
         <w:keepNext/>
       </w:pPr>
       <w:bookmarkStart w:id="113" w:name="k63"/>
-      <w:bookmarkStart w:id="114" w:name="_Toc243464413"/>
+      <w:bookmarkStart w:id="114" w:name="_Toc243466263"/>
       <w:r>
         <w:t>REGISTRATIES</w:t>
       </w:r>
@@ -26350,7 +26350,7 @@
         <w:keepNext/>
       </w:pPr>
       <w:bookmarkStart w:id="115" w:name="k64"/>
-      <w:bookmarkStart w:id="116" w:name="_Toc243464414"/>
+      <w:bookmarkStart w:id="116" w:name="_Toc243466264"/>
       <w:r>
         <w:t>SLIMME KOELKAST</w:t>
       </w:r>
@@ -26775,7 +26775,7 @@
         </w:numPr>
       </w:pPr>
       <w:bookmarkStart w:id="117" w:name="k65"/>
-      <w:bookmarkStart w:id="118" w:name="_Toc243464415"/>
+      <w:bookmarkStart w:id="118" w:name="_Toc243466265"/>
       <w:r>
         <w:t>BELANGRIJKE DEMO-BEPERKINGEN.</w:t>
       </w:r>
@@ -27205,7 +27205,7 @@
         </w:numPr>
       </w:pPr>
       <w:bookmarkStart w:id="119" w:name="k66"/>
-      <w:bookmarkStart w:id="120" w:name="_Toc243464416"/>
+      <w:bookmarkStart w:id="120" w:name="_Toc243466266"/>
       <w:r>
         <w:t>CODE UITLEGGEN TIJDENS EEN PRESENTATIE.</w:t>
       </w:r>
@@ -27611,7 +27611,7 @@
         </w:numPr>
       </w:pPr>
       <w:bookmarkStart w:id="121" w:name="k67"/>
-      <w:bookmarkStart w:id="122" w:name="_Toc243464417"/>
+      <w:bookmarkStart w:id="122" w:name="_Toc243466267"/>
       <w:r>
         <w:t>MOGELIJKE VERVOLGSTAPPEN.</w:t>
       </w:r>

--- a/docs/DOCUMENTATIE.docx
+++ b/docs/DOCUMENTATIE.docx
@@ -82,7 +82,7 @@
           <w:numId w:val="0"/>
         </w:numPr>
       </w:pPr>
-      <w:bookmarkStart w:id="0" w:name="_Toc243466212"/>
+      <w:bookmarkStart w:id="0" w:name="_Toc243475693"/>
       <w:r>
         <w:t>INHOUDSOPGAVE.</w:t>
       </w:r>
@@ -112,7 +112,7 @@
       <w:r>
         <w:fldChar w:fldCharType="separate"/>
       </w:r>
-      <w:hyperlink w:anchor="_Toc243466212" w:history="1">
+      <w:hyperlink w:anchor="_Toc243475693" w:history="1">
         <w:r>
           <w:rPr>
             <w:rStyle w:val="Hyperlink"/>
@@ -139,7 +139,7 @@
             <w:noProof/>
             <w:webHidden/>
           </w:rPr>
-          <w:instrText xml:space="preserve"> PAGEREF _Toc243466212 \h </w:instrText>
+          <w:instrText xml:space="preserve"> PAGEREF _Toc243475693 \h </w:instrText>
         </w:r>
         <w:r>
           <w:rPr>
@@ -186,7 +186,7 @@
           <w:lang w:eastAsia="nl-NL"/>
         </w:rPr>
       </w:pPr>
-      <w:hyperlink w:anchor="_Toc243466213" w:history="1">
+      <w:hyperlink w:anchor="_Toc243475694" w:history="1">
         <w:r>
           <w:rPr>
             <w:rStyle w:val="Hyperlink"/>
@@ -231,7 +231,7 @@
             <w:noProof/>
             <w:webHidden/>
           </w:rPr>
-          <w:instrText xml:space="preserve"> PAGEREF _Toc243466213 \h </w:instrText>
+          <w:instrText xml:space="preserve"> PAGEREF _Toc243475694 \h </w:instrText>
         </w:r>
         <w:r>
           <w:rPr>
@@ -278,7 +278,7 @@
           <w:lang w:eastAsia="nl-NL"/>
         </w:rPr>
       </w:pPr>
-      <w:hyperlink w:anchor="_Toc243466214" w:history="1">
+      <w:hyperlink w:anchor="_Toc243475695" w:history="1">
         <w:r>
           <w:rPr>
             <w:rStyle w:val="Hyperlink"/>
@@ -323,7 +323,7 @@
             <w:noProof/>
             <w:webHidden/>
           </w:rPr>
-          <w:instrText xml:space="preserve"> PAGEREF _Toc243466214 \h </w:instrText>
+          <w:instrText xml:space="preserve"> PAGEREF _Toc243475695 \h </w:instrText>
         </w:r>
         <w:r>
           <w:rPr>
@@ -370,7 +370,7 @@
           <w:lang w:eastAsia="nl-NL"/>
         </w:rPr>
       </w:pPr>
-      <w:hyperlink w:anchor="_Toc243466215" w:history="1">
+      <w:hyperlink w:anchor="_Toc243475696" w:history="1">
         <w:r>
           <w:rPr>
             <w:rStyle w:val="Hyperlink"/>
@@ -415,7 +415,7 @@
             <w:noProof/>
             <w:webHidden/>
           </w:rPr>
-          <w:instrText xml:space="preserve"> PAGEREF _Toc243466215 \h </w:instrText>
+          <w:instrText xml:space="preserve"> PAGEREF _Toc243475696 \h </w:instrText>
         </w:r>
         <w:r>
           <w:rPr>
@@ -462,7 +462,7 @@
           <w:lang w:eastAsia="nl-NL"/>
         </w:rPr>
       </w:pPr>
-      <w:hyperlink w:anchor="_Toc243466216" w:history="1">
+      <w:hyperlink w:anchor="_Toc243475697" w:history="1">
         <w:r>
           <w:rPr>
             <w:rStyle w:val="Hyperlink"/>
@@ -507,7 +507,7 @@
             <w:noProof/>
             <w:webHidden/>
           </w:rPr>
-          <w:instrText xml:space="preserve"> PAGEREF _Toc243466216 \h </w:instrText>
+          <w:instrText xml:space="preserve"> PAGEREF _Toc243475697 \h </w:instrText>
         </w:r>
         <w:r>
           <w:rPr>
@@ -554,7 +554,7 @@
           <w:lang w:eastAsia="nl-NL"/>
         </w:rPr>
       </w:pPr>
-      <w:hyperlink w:anchor="_Toc243466217" w:history="1">
+      <w:hyperlink w:anchor="_Toc243475698" w:history="1">
         <w:r>
           <w:rPr>
             <w:rStyle w:val="Hyperlink"/>
@@ -599,7 +599,7 @@
             <w:noProof/>
             <w:webHidden/>
           </w:rPr>
-          <w:instrText xml:space="preserve"> PAGEREF _Toc243466217 \h </w:instrText>
+          <w:instrText xml:space="preserve"> PAGEREF _Toc243475698 \h </w:instrText>
         </w:r>
         <w:r>
           <w:rPr>
@@ -646,7 +646,7 @@
           <w:lang w:eastAsia="nl-NL"/>
         </w:rPr>
       </w:pPr>
-      <w:hyperlink w:anchor="_Toc243466218" w:history="1">
+      <w:hyperlink w:anchor="_Toc243475699" w:history="1">
         <w:r>
           <w:rPr>
             <w:rStyle w:val="Hyperlink"/>
@@ -691,7 +691,7 @@
             <w:noProof/>
             <w:webHidden/>
           </w:rPr>
-          <w:instrText xml:space="preserve"> PAGEREF _Toc243466218 \h </w:instrText>
+          <w:instrText xml:space="preserve"> PAGEREF _Toc243475699 \h </w:instrText>
         </w:r>
         <w:r>
           <w:rPr>
@@ -738,7 +738,7 @@
           <w:lang w:eastAsia="nl-NL"/>
         </w:rPr>
       </w:pPr>
-      <w:hyperlink w:anchor="_Toc243466219" w:history="1">
+      <w:hyperlink w:anchor="_Toc243475700" w:history="1">
         <w:r>
           <w:rPr>
             <w:rStyle w:val="Hyperlink"/>
@@ -783,7 +783,7 @@
             <w:noProof/>
             <w:webHidden/>
           </w:rPr>
-          <w:instrText xml:space="preserve"> PAGEREF _Toc243466219 \h </w:instrText>
+          <w:instrText xml:space="preserve"> PAGEREF _Toc243475700 \h </w:instrText>
         </w:r>
         <w:r>
           <w:rPr>
@@ -830,7 +830,7 @@
           <w:lang w:eastAsia="nl-NL"/>
         </w:rPr>
       </w:pPr>
-      <w:hyperlink w:anchor="_Toc243466220" w:history="1">
+      <w:hyperlink w:anchor="_Toc243475701" w:history="1">
         <w:r>
           <w:rPr>
             <w:rStyle w:val="Hyperlink"/>
@@ -875,7 +875,7 @@
             <w:noProof/>
             <w:webHidden/>
           </w:rPr>
-          <w:instrText xml:space="preserve"> PAGEREF _Toc243466220 \h </w:instrText>
+          <w:instrText xml:space="preserve"> PAGEREF _Toc243475701 \h </w:instrText>
         </w:r>
         <w:r>
           <w:rPr>
@@ -922,7 +922,7 @@
           <w:lang w:eastAsia="nl-NL"/>
         </w:rPr>
       </w:pPr>
-      <w:hyperlink w:anchor="_Toc243466221" w:history="1">
+      <w:hyperlink w:anchor="_Toc243475702" w:history="1">
         <w:r>
           <w:rPr>
             <w:rStyle w:val="Hyperlink"/>
@@ -967,7 +967,7 @@
             <w:noProof/>
             <w:webHidden/>
           </w:rPr>
-          <w:instrText xml:space="preserve"> PAGEREF _Toc243466221 \h </w:instrText>
+          <w:instrText xml:space="preserve"> PAGEREF _Toc243475702 \h </w:instrText>
         </w:r>
         <w:r>
           <w:rPr>
@@ -1014,7 +1014,7 @@
           <w:lang w:eastAsia="nl-NL"/>
         </w:rPr>
       </w:pPr>
-      <w:hyperlink w:anchor="_Toc243466222" w:history="1">
+      <w:hyperlink w:anchor="_Toc243475703" w:history="1">
         <w:r>
           <w:rPr>
             <w:rStyle w:val="Hyperlink"/>
@@ -1059,7 +1059,7 @@
             <w:noProof/>
             <w:webHidden/>
           </w:rPr>
-          <w:instrText xml:space="preserve"> PAGEREF _Toc243466222 \h </w:instrText>
+          <w:instrText xml:space="preserve"> PAGEREF _Toc243475703 \h </w:instrText>
         </w:r>
         <w:r>
           <w:rPr>
@@ -1106,7 +1106,7 @@
           <w:lang w:eastAsia="nl-NL"/>
         </w:rPr>
       </w:pPr>
-      <w:hyperlink w:anchor="_Toc243466223" w:history="1">
+      <w:hyperlink w:anchor="_Toc243475704" w:history="1">
         <w:r>
           <w:rPr>
             <w:rStyle w:val="Hyperlink"/>
@@ -1151,7 +1151,7 @@
             <w:noProof/>
             <w:webHidden/>
           </w:rPr>
-          <w:instrText xml:space="preserve"> PAGEREF _Toc243466223 \h </w:instrText>
+          <w:instrText xml:space="preserve"> PAGEREF _Toc243475704 \h </w:instrText>
         </w:r>
         <w:r>
           <w:rPr>
@@ -1198,7 +1198,7 @@
           <w:lang w:eastAsia="nl-NL"/>
         </w:rPr>
       </w:pPr>
-      <w:hyperlink w:anchor="_Toc243466224" w:history="1">
+      <w:hyperlink w:anchor="_Toc243475705" w:history="1">
         <w:r>
           <w:rPr>
             <w:rStyle w:val="Hyperlink"/>
@@ -1243,7 +1243,7 @@
             <w:noProof/>
             <w:webHidden/>
           </w:rPr>
-          <w:instrText xml:space="preserve"> PAGEREF _Toc243466224 \h </w:instrText>
+          <w:instrText xml:space="preserve"> PAGEREF _Toc243475705 \h </w:instrText>
         </w:r>
         <w:r>
           <w:rPr>
@@ -1290,7 +1290,7 @@
           <w:lang w:eastAsia="nl-NL"/>
         </w:rPr>
       </w:pPr>
-      <w:hyperlink w:anchor="_Toc243466225" w:history="1">
+      <w:hyperlink w:anchor="_Toc243475706" w:history="1">
         <w:r>
           <w:rPr>
             <w:rStyle w:val="Hyperlink"/>
@@ -1335,7 +1335,7 @@
             <w:noProof/>
             <w:webHidden/>
           </w:rPr>
-          <w:instrText xml:space="preserve"> PAGEREF _Toc243466225 \h </w:instrText>
+          <w:instrText xml:space="preserve"> PAGEREF _Toc243475706 \h </w:instrText>
         </w:r>
         <w:r>
           <w:rPr>
@@ -1382,7 +1382,7 @@
           <w:lang w:eastAsia="nl-NL"/>
         </w:rPr>
       </w:pPr>
-      <w:hyperlink w:anchor="_Toc243466226" w:history="1">
+      <w:hyperlink w:anchor="_Toc243475707" w:history="1">
         <w:r>
           <w:rPr>
             <w:rStyle w:val="Hyperlink"/>
@@ -1427,7 +1427,7 @@
             <w:noProof/>
             <w:webHidden/>
           </w:rPr>
-          <w:instrText xml:space="preserve"> PAGEREF _Toc243466226 \h </w:instrText>
+          <w:instrText xml:space="preserve"> PAGEREF _Toc243475707 \h </w:instrText>
         </w:r>
         <w:r>
           <w:rPr>
@@ -1474,7 +1474,7 @@
           <w:lang w:eastAsia="nl-NL"/>
         </w:rPr>
       </w:pPr>
-      <w:hyperlink w:anchor="_Toc243466227" w:history="1">
+      <w:hyperlink w:anchor="_Toc243475708" w:history="1">
         <w:r>
           <w:rPr>
             <w:rStyle w:val="Hyperlink"/>
@@ -1519,7 +1519,7 @@
             <w:noProof/>
             <w:webHidden/>
           </w:rPr>
-          <w:instrText xml:space="preserve"> PAGEREF _Toc243466227 \h </w:instrText>
+          <w:instrText xml:space="preserve"> PAGEREF _Toc243475708 \h </w:instrText>
         </w:r>
         <w:r>
           <w:rPr>
@@ -1566,7 +1566,7 @@
           <w:lang w:eastAsia="nl-NL"/>
         </w:rPr>
       </w:pPr>
-      <w:hyperlink w:anchor="_Toc243466228" w:history="1">
+      <w:hyperlink w:anchor="_Toc243475709" w:history="1">
         <w:r>
           <w:rPr>
             <w:rStyle w:val="Hyperlink"/>
@@ -1611,7 +1611,7 @@
             <w:noProof/>
             <w:webHidden/>
           </w:rPr>
-          <w:instrText xml:space="preserve"> PAGEREF _Toc243466228 \h </w:instrText>
+          <w:instrText xml:space="preserve"> PAGEREF _Toc243475709 \h </w:instrText>
         </w:r>
         <w:r>
           <w:rPr>
@@ -1658,7 +1658,7 @@
           <w:lang w:eastAsia="nl-NL"/>
         </w:rPr>
       </w:pPr>
-      <w:hyperlink w:anchor="_Toc243466229" w:history="1">
+      <w:hyperlink w:anchor="_Toc243475710" w:history="1">
         <w:r>
           <w:rPr>
             <w:rStyle w:val="Hyperlink"/>
@@ -1703,7 +1703,7 @@
             <w:noProof/>
             <w:webHidden/>
           </w:rPr>
-          <w:instrText xml:space="preserve"> PAGEREF _Toc243466229 \h </w:instrText>
+          <w:instrText xml:space="preserve"> PAGEREF _Toc243475710 \h </w:instrText>
         </w:r>
         <w:r>
           <w:rPr>
@@ -1750,7 +1750,7 @@
           <w:lang w:eastAsia="nl-NL"/>
         </w:rPr>
       </w:pPr>
-      <w:hyperlink w:anchor="_Toc243466230" w:history="1">
+      <w:hyperlink w:anchor="_Toc243475711" w:history="1">
         <w:r>
           <w:rPr>
             <w:rStyle w:val="Hyperlink"/>
@@ -1795,7 +1795,7 @@
             <w:noProof/>
             <w:webHidden/>
           </w:rPr>
-          <w:instrText xml:space="preserve"> PAGEREF _Toc243466230 \h </w:instrText>
+          <w:instrText xml:space="preserve"> PAGEREF _Toc243475711 \h </w:instrText>
         </w:r>
         <w:r>
           <w:rPr>
@@ -1842,7 +1842,7 @@
           <w:lang w:eastAsia="nl-NL"/>
         </w:rPr>
       </w:pPr>
-      <w:hyperlink w:anchor="_Toc243466231" w:history="1">
+      <w:hyperlink w:anchor="_Toc243475712" w:history="1">
         <w:r>
           <w:rPr>
             <w:rStyle w:val="Hyperlink"/>
@@ -1887,7 +1887,7 @@
             <w:noProof/>
             <w:webHidden/>
           </w:rPr>
-          <w:instrText xml:space="preserve"> PAGEREF _Toc243466231 \h </w:instrText>
+          <w:instrText xml:space="preserve"> PAGEREF _Toc243475712 \h </w:instrText>
         </w:r>
         <w:r>
           <w:rPr>
@@ -1934,7 +1934,7 @@
           <w:lang w:eastAsia="nl-NL"/>
         </w:rPr>
       </w:pPr>
-      <w:hyperlink w:anchor="_Toc243466232" w:history="1">
+      <w:hyperlink w:anchor="_Toc243475713" w:history="1">
         <w:r>
           <w:rPr>
             <w:rStyle w:val="Hyperlink"/>
@@ -1979,7 +1979,7 @@
             <w:noProof/>
             <w:webHidden/>
           </w:rPr>
-          <w:instrText xml:space="preserve"> PAGEREF _Toc243466232 \h </w:instrText>
+          <w:instrText xml:space="preserve"> PAGEREF _Toc243475713 \h </w:instrText>
         </w:r>
         <w:r>
           <w:rPr>
@@ -2026,7 +2026,7 @@
           <w:lang w:eastAsia="nl-NL"/>
         </w:rPr>
       </w:pPr>
-      <w:hyperlink w:anchor="_Toc243466233" w:history="1">
+      <w:hyperlink w:anchor="_Toc243475714" w:history="1">
         <w:r>
           <w:rPr>
             <w:rStyle w:val="Hyperlink"/>
@@ -2071,7 +2071,7 @@
             <w:noProof/>
             <w:webHidden/>
           </w:rPr>
-          <w:instrText xml:space="preserve"> PAGEREF _Toc243466233 \h </w:instrText>
+          <w:instrText xml:space="preserve"> PAGEREF _Toc243475714 \h </w:instrText>
         </w:r>
         <w:r>
           <w:rPr>
@@ -2104,9 +2104,9 @@
     </w:p>
     <w:p>
       <w:pPr>
-        <w:pStyle w:val="Inhopg1"/>
+        <w:pStyle w:val="Inhopg2"/>
         <w:tabs>
-          <w:tab w:val="left" w:pos="720"/>
+          <w:tab w:val="left" w:pos="960"/>
           <w:tab w:val="right" w:leader="dot" w:pos="9628"/>
         </w:tabs>
         <w:rPr>
@@ -2118,13 +2118,13 @@
           <w:lang w:eastAsia="nl-NL"/>
         </w:rPr>
       </w:pPr>
-      <w:hyperlink w:anchor="_Toc243466234" w:history="1">
+      <w:hyperlink w:anchor="_Toc243475715" w:history="1">
         <w:r>
           <w:rPr>
             <w:rStyle w:val="Hyperlink"/>
             <w:noProof/>
           </w:rPr>
-          <w:t>5.</w:t>
+          <w:t>4.18</w:t>
         </w:r>
         <w:r>
           <w:rPr>
@@ -2142,23 +2142,7 @@
             <w:rStyle w:val="Hyperlink"/>
             <w:noProof/>
           </w:rPr>
-          <w:t xml:space="preserve">UITLEG VAN </w:t>
-        </w:r>
-        <w:r>
-          <w:rPr>
-            <w:rStyle w:val="Hyperlink"/>
-            <w:rFonts w:ascii="Consolas" w:hAnsi="Consolas" w:cs="Consolas"/>
-            <w:noProof/>
-            <w:shd w:val="clear" w:color="auto" w:fill="EEF4F2"/>
-          </w:rPr>
-          <w:t>index.html</w:t>
-        </w:r>
-        <w:r>
-          <w:rPr>
-            <w:rStyle w:val="Hyperlink"/>
-            <w:noProof/>
-          </w:rPr>
-          <w:t>.</w:t>
+          <w:t>STANDBY EN TIK OM TE SCANNEN (DEMO)</w:t>
         </w:r>
         <w:r>
           <w:rPr>
@@ -2179,7 +2163,7 @@
             <w:noProof/>
             <w:webHidden/>
           </w:rPr>
-          <w:instrText xml:space="preserve"> PAGEREF _Toc243466234 \h </w:instrText>
+          <w:instrText xml:space="preserve"> PAGEREF _Toc243475715 \h </w:instrText>
         </w:r>
         <w:r>
           <w:rPr>
@@ -2212,9 +2196,9 @@
     </w:p>
     <w:p>
       <w:pPr>
-        <w:pStyle w:val="Inhopg2"/>
+        <w:pStyle w:val="Inhopg1"/>
         <w:tabs>
-          <w:tab w:val="left" w:pos="960"/>
+          <w:tab w:val="left" w:pos="720"/>
           <w:tab w:val="right" w:leader="dot" w:pos="9628"/>
         </w:tabs>
         <w:rPr>
@@ -2226,13 +2210,13 @@
           <w:lang w:eastAsia="nl-NL"/>
         </w:rPr>
       </w:pPr>
-      <w:hyperlink w:anchor="_Toc243466235" w:history="1">
+      <w:hyperlink w:anchor="_Toc243475716" w:history="1">
         <w:r>
           <w:rPr>
             <w:rStyle w:val="Hyperlink"/>
             <w:noProof/>
           </w:rPr>
-          <w:t>5.1</w:t>
+          <w:t>5.</w:t>
         </w:r>
         <w:r>
           <w:rPr>
@@ -2250,7 +2234,23 @@
             <w:rStyle w:val="Hyperlink"/>
             <w:noProof/>
           </w:rPr>
-          <w:t>METADATA EN EXTERNE BESTANDEN</w:t>
+          <w:t xml:space="preserve">UITLEG VAN </w:t>
+        </w:r>
+        <w:r>
+          <w:rPr>
+            <w:rStyle w:val="Hyperlink"/>
+            <w:rFonts w:ascii="Consolas" w:hAnsi="Consolas" w:cs="Consolas"/>
+            <w:noProof/>
+            <w:shd w:val="clear" w:color="auto" w:fill="EEF4F2"/>
+          </w:rPr>
+          <w:t>index.html</w:t>
+        </w:r>
+        <w:r>
+          <w:rPr>
+            <w:rStyle w:val="Hyperlink"/>
+            <w:noProof/>
+          </w:rPr>
+          <w:t>.</w:t>
         </w:r>
         <w:r>
           <w:rPr>
@@ -2271,7 +2271,7 @@
             <w:noProof/>
             <w:webHidden/>
           </w:rPr>
-          <w:instrText xml:space="preserve"> PAGEREF _Toc243466235 \h </w:instrText>
+          <w:instrText xml:space="preserve"> PAGEREF _Toc243475716 \h </w:instrText>
         </w:r>
         <w:r>
           <w:rPr>
@@ -2291,7 +2291,7 @@
             <w:noProof/>
             <w:webHidden/>
           </w:rPr>
-          <w:t>20</w:t>
+          <w:t>21</w:t>
         </w:r>
         <w:r>
           <w:rPr>
@@ -2318,13 +2318,13 @@
           <w:lang w:eastAsia="nl-NL"/>
         </w:rPr>
       </w:pPr>
-      <w:hyperlink w:anchor="_Toc243466236" w:history="1">
+      <w:hyperlink w:anchor="_Toc243475717" w:history="1">
         <w:r>
           <w:rPr>
             <w:rStyle w:val="Hyperlink"/>
             <w:noProof/>
           </w:rPr>
-          <w:t>5.2</w:t>
+          <w:t>5.1</w:t>
         </w:r>
         <w:r>
           <w:rPr>
@@ -2342,7 +2342,7 @@
             <w:rStyle w:val="Hyperlink"/>
             <w:noProof/>
           </w:rPr>
-          <w:t>NAVIGATIEBALK</w:t>
+          <w:t>METADATA EN EXTERNE BESTANDEN</w:t>
         </w:r>
         <w:r>
           <w:rPr>
@@ -2363,7 +2363,7 @@
             <w:noProof/>
             <w:webHidden/>
           </w:rPr>
-          <w:instrText xml:space="preserve"> PAGEREF _Toc243466236 \h </w:instrText>
+          <w:instrText xml:space="preserve"> PAGEREF _Toc243475717 \h </w:instrText>
         </w:r>
         <w:r>
           <w:rPr>
@@ -2383,7 +2383,7 @@
             <w:noProof/>
             <w:webHidden/>
           </w:rPr>
-          <w:t>20</w:t>
+          <w:t>21</w:t>
         </w:r>
         <w:r>
           <w:rPr>
@@ -2410,13 +2410,13 @@
           <w:lang w:eastAsia="nl-NL"/>
         </w:rPr>
       </w:pPr>
-      <w:hyperlink w:anchor="_Toc243466237" w:history="1">
+      <w:hyperlink w:anchor="_Toc243475718" w:history="1">
         <w:r>
           <w:rPr>
             <w:rStyle w:val="Hyperlink"/>
             <w:noProof/>
           </w:rPr>
-          <w:t>5.3</w:t>
+          <w:t>5.2</w:t>
         </w:r>
         <w:r>
           <w:rPr>
@@ -2434,7 +2434,7 @@
             <w:rStyle w:val="Hyperlink"/>
             <w:noProof/>
           </w:rPr>
-          <w:t>HERO-GEDEELTE</w:t>
+          <w:t>NAVIGATIEBALK</w:t>
         </w:r>
         <w:r>
           <w:rPr>
@@ -2455,7 +2455,7 @@
             <w:noProof/>
             <w:webHidden/>
           </w:rPr>
-          <w:instrText xml:space="preserve"> PAGEREF _Toc243466237 \h </w:instrText>
+          <w:instrText xml:space="preserve"> PAGEREF _Toc243475718 \h </w:instrText>
         </w:r>
         <w:r>
           <w:rPr>
@@ -2475,7 +2475,7 @@
             <w:noProof/>
             <w:webHidden/>
           </w:rPr>
-          <w:t>20</w:t>
+          <w:t>21</w:t>
         </w:r>
         <w:r>
           <w:rPr>
@@ -2502,13 +2502,13 @@
           <w:lang w:eastAsia="nl-NL"/>
         </w:rPr>
       </w:pPr>
-      <w:hyperlink w:anchor="_Toc243466238" w:history="1">
+      <w:hyperlink w:anchor="_Toc243475719" w:history="1">
         <w:r>
           <w:rPr>
             <w:rStyle w:val="Hyperlink"/>
             <w:noProof/>
           </w:rPr>
-          <w:t>5.4</w:t>
+          <w:t>5.3</w:t>
         </w:r>
         <w:r>
           <w:rPr>
@@ -2526,7 +2526,7 @@
             <w:rStyle w:val="Hyperlink"/>
             <w:noProof/>
           </w:rPr>
-          <w:t>MEDEWERKERLIJST</w:t>
+          <w:t>HERO-GEDEELTE</w:t>
         </w:r>
         <w:r>
           <w:rPr>
@@ -2547,7 +2547,7 @@
             <w:noProof/>
             <w:webHidden/>
           </w:rPr>
-          <w:instrText xml:space="preserve"> PAGEREF _Toc243466238 \h </w:instrText>
+          <w:instrText xml:space="preserve"> PAGEREF _Toc243475719 \h </w:instrText>
         </w:r>
         <w:r>
           <w:rPr>
@@ -2567,7 +2567,7 @@
             <w:noProof/>
             <w:webHidden/>
           </w:rPr>
-          <w:t>20</w:t>
+          <w:t>21</w:t>
         </w:r>
         <w:r>
           <w:rPr>
@@ -2594,13 +2594,13 @@
           <w:lang w:eastAsia="nl-NL"/>
         </w:rPr>
       </w:pPr>
-      <w:hyperlink w:anchor="_Toc243466239" w:history="1">
+      <w:hyperlink w:anchor="_Toc243475720" w:history="1">
         <w:r>
           <w:rPr>
             <w:rStyle w:val="Hyperlink"/>
             <w:noProof/>
           </w:rPr>
-          <w:t>5.5</w:t>
+          <w:t>5.4</w:t>
         </w:r>
         <w:r>
           <w:rPr>
@@ -2618,7 +2618,7 @@
             <w:rStyle w:val="Hyperlink"/>
             <w:noProof/>
           </w:rPr>
-          <w:t>STATISTIEKEN</w:t>
+          <w:t>MEDEWERKERLIJST</w:t>
         </w:r>
         <w:r>
           <w:rPr>
@@ -2639,7 +2639,7 @@
             <w:noProof/>
             <w:webHidden/>
           </w:rPr>
-          <w:instrText xml:space="preserve"> PAGEREF _Toc243466239 \h </w:instrText>
+          <w:instrText xml:space="preserve"> PAGEREF _Toc243475720 \h </w:instrText>
         </w:r>
         <w:r>
           <w:rPr>
@@ -2686,13 +2686,13 @@
           <w:lang w:eastAsia="nl-NL"/>
         </w:rPr>
       </w:pPr>
-      <w:hyperlink w:anchor="_Toc243466240" w:history="1">
+      <w:hyperlink w:anchor="_Toc243475721" w:history="1">
         <w:r>
           <w:rPr>
             <w:rStyle w:val="Hyperlink"/>
             <w:noProof/>
           </w:rPr>
-          <w:t>5.6</w:t>
+          <w:t>5.5</w:t>
         </w:r>
         <w:r>
           <w:rPr>
@@ -2710,7 +2710,7 @@
             <w:rStyle w:val="Hyperlink"/>
             <w:noProof/>
           </w:rPr>
-          <w:t>VENSTERS (MODALS)</w:t>
+          <w:t>STATISTIEKEN</w:t>
         </w:r>
         <w:r>
           <w:rPr>
@@ -2731,7 +2731,7 @@
             <w:noProof/>
             <w:webHidden/>
           </w:rPr>
-          <w:instrText xml:space="preserve"> PAGEREF _Toc243466240 \h </w:instrText>
+          <w:instrText xml:space="preserve"> PAGEREF _Toc243475721 \h </w:instrText>
         </w:r>
         <w:r>
           <w:rPr>
@@ -2751,7 +2751,7 @@
             <w:noProof/>
             <w:webHidden/>
           </w:rPr>
-          <w:t>21</w:t>
+          <w:t>22</w:t>
         </w:r>
         <w:r>
           <w:rPr>
@@ -2778,13 +2778,13 @@
           <w:lang w:eastAsia="nl-NL"/>
         </w:rPr>
       </w:pPr>
-      <w:hyperlink w:anchor="_Toc243466241" w:history="1">
+      <w:hyperlink w:anchor="_Toc243475722" w:history="1">
         <w:r>
           <w:rPr>
             <w:rStyle w:val="Hyperlink"/>
             <w:noProof/>
           </w:rPr>
-          <w:t>5.7</w:t>
+          <w:t>5.6</w:t>
         </w:r>
         <w:r>
           <w:rPr>
@@ -2802,7 +2802,7 @@
             <w:rStyle w:val="Hyperlink"/>
             <w:noProof/>
           </w:rPr>
-          <w:t>WAARSCHUWING BIJ OPENEN ALS LOS BESTAND</w:t>
+          <w:t>VENSTERS (MODALS)</w:t>
         </w:r>
         <w:r>
           <w:rPr>
@@ -2823,7 +2823,7 @@
             <w:noProof/>
             <w:webHidden/>
           </w:rPr>
-          <w:instrText xml:space="preserve"> PAGEREF _Toc243466241 \h </w:instrText>
+          <w:instrText xml:space="preserve"> PAGEREF _Toc243475722 \h </w:instrText>
         </w:r>
         <w:r>
           <w:rPr>
@@ -2856,9 +2856,9 @@
     </w:p>
     <w:p>
       <w:pPr>
-        <w:pStyle w:val="Inhopg1"/>
+        <w:pStyle w:val="Inhopg2"/>
         <w:tabs>
-          <w:tab w:val="left" w:pos="720"/>
+          <w:tab w:val="left" w:pos="960"/>
           <w:tab w:val="right" w:leader="dot" w:pos="9628"/>
         </w:tabs>
         <w:rPr>
@@ -2870,13 +2870,13 @@
           <w:lang w:eastAsia="nl-NL"/>
         </w:rPr>
       </w:pPr>
-      <w:hyperlink w:anchor="_Toc243466242" w:history="1">
+      <w:hyperlink w:anchor="_Toc243475723" w:history="1">
         <w:r>
           <w:rPr>
             <w:rStyle w:val="Hyperlink"/>
             <w:noProof/>
           </w:rPr>
-          <w:t>6.</w:t>
+          <w:t>5.7</w:t>
         </w:r>
         <w:r>
           <w:rPr>
@@ -2894,23 +2894,7 @@
             <w:rStyle w:val="Hyperlink"/>
             <w:noProof/>
           </w:rPr>
-          <w:t xml:space="preserve">UITLEG VAN </w:t>
-        </w:r>
-        <w:r>
-          <w:rPr>
-            <w:rStyle w:val="Hyperlink"/>
-            <w:rFonts w:ascii="Consolas" w:hAnsi="Consolas" w:cs="Consolas"/>
-            <w:noProof/>
-            <w:shd w:val="clear" w:color="auto" w:fill="EEF4F2"/>
-          </w:rPr>
-          <w:t>assets/css/styles.css</w:t>
-        </w:r>
-        <w:r>
-          <w:rPr>
-            <w:rStyle w:val="Hyperlink"/>
-            <w:noProof/>
-          </w:rPr>
-          <w:t>.</w:t>
+          <w:t>WAARSCHUWING BIJ OPENEN ALS LOS BESTAND</w:t>
         </w:r>
         <w:r>
           <w:rPr>
@@ -2931,7 +2915,7 @@
             <w:noProof/>
             <w:webHidden/>
           </w:rPr>
-          <w:instrText xml:space="preserve"> PAGEREF _Toc243466242 \h </w:instrText>
+          <w:instrText xml:space="preserve"> PAGEREF _Toc243475723 \h </w:instrText>
         </w:r>
         <w:r>
           <w:rPr>
@@ -2964,9 +2948,9 @@
     </w:p>
     <w:p>
       <w:pPr>
-        <w:pStyle w:val="Inhopg2"/>
+        <w:pStyle w:val="Inhopg1"/>
         <w:tabs>
-          <w:tab w:val="left" w:pos="960"/>
+          <w:tab w:val="left" w:pos="720"/>
           <w:tab w:val="right" w:leader="dot" w:pos="9628"/>
         </w:tabs>
         <w:rPr>
@@ -2978,13 +2962,13 @@
           <w:lang w:eastAsia="nl-NL"/>
         </w:rPr>
       </w:pPr>
-      <w:hyperlink w:anchor="_Toc243466243" w:history="1">
+      <w:hyperlink w:anchor="_Toc243475724" w:history="1">
         <w:r>
           <w:rPr>
             <w:rStyle w:val="Hyperlink"/>
             <w:noProof/>
           </w:rPr>
-          <w:t>6.1</w:t>
+          <w:t>6.</w:t>
         </w:r>
         <w:r>
           <w:rPr>
@@ -3002,7 +2986,23 @@
             <w:rStyle w:val="Hyperlink"/>
             <w:noProof/>
           </w:rPr>
-          <w:t>CSS-VARIABELEN</w:t>
+          <w:t xml:space="preserve">UITLEG VAN </w:t>
+        </w:r>
+        <w:r>
+          <w:rPr>
+            <w:rStyle w:val="Hyperlink"/>
+            <w:rFonts w:ascii="Consolas" w:hAnsi="Consolas" w:cs="Consolas"/>
+            <w:noProof/>
+            <w:shd w:val="clear" w:color="auto" w:fill="EEF4F2"/>
+          </w:rPr>
+          <w:t>assets/css/styles.css</w:t>
+        </w:r>
+        <w:r>
+          <w:rPr>
+            <w:rStyle w:val="Hyperlink"/>
+            <w:noProof/>
+          </w:rPr>
+          <w:t>.</w:t>
         </w:r>
         <w:r>
           <w:rPr>
@@ -3023,7 +3023,7 @@
             <w:noProof/>
             <w:webHidden/>
           </w:rPr>
-          <w:instrText xml:space="preserve"> PAGEREF _Toc243466243 \h </w:instrText>
+          <w:instrText xml:space="preserve"> PAGEREF _Toc243475724 \h </w:instrText>
         </w:r>
         <w:r>
           <w:rPr>
@@ -3043,7 +3043,7 @@
             <w:noProof/>
             <w:webHidden/>
           </w:rPr>
-          <w:t>23</w:t>
+          <w:t>24</w:t>
         </w:r>
         <w:r>
           <w:rPr>
@@ -3070,13 +3070,13 @@
           <w:lang w:eastAsia="nl-NL"/>
         </w:rPr>
       </w:pPr>
-      <w:hyperlink w:anchor="_Toc243466244" w:history="1">
+      <w:hyperlink w:anchor="_Toc243475725" w:history="1">
         <w:r>
           <w:rPr>
             <w:rStyle w:val="Hyperlink"/>
             <w:noProof/>
           </w:rPr>
-          <w:t>6.2</w:t>
+          <w:t>6.1</w:t>
         </w:r>
         <w:r>
           <w:rPr>
@@ -3094,7 +3094,7 @@
             <w:rStyle w:val="Hyperlink"/>
             <w:noProof/>
           </w:rPr>
-          <w:t>LAYOUT</w:t>
+          <w:t>CSS-VARIABELEN</w:t>
         </w:r>
         <w:r>
           <w:rPr>
@@ -3115,7 +3115,7 @@
             <w:noProof/>
             <w:webHidden/>
           </w:rPr>
-          <w:instrText xml:space="preserve"> PAGEREF _Toc243466244 \h </w:instrText>
+          <w:instrText xml:space="preserve"> PAGEREF _Toc243475725 \h </w:instrText>
         </w:r>
         <w:r>
           <w:rPr>
@@ -3135,7 +3135,7 @@
             <w:noProof/>
             <w:webHidden/>
           </w:rPr>
-          <w:t>23</w:t>
+          <w:t>24</w:t>
         </w:r>
         <w:r>
           <w:rPr>
@@ -3162,13 +3162,13 @@
           <w:lang w:eastAsia="nl-NL"/>
         </w:rPr>
       </w:pPr>
-      <w:hyperlink w:anchor="_Toc243466245" w:history="1">
+      <w:hyperlink w:anchor="_Toc243475726" w:history="1">
         <w:r>
           <w:rPr>
             <w:rStyle w:val="Hyperlink"/>
             <w:noProof/>
           </w:rPr>
-          <w:t>6.3</w:t>
+          <w:t>6.2</w:t>
         </w:r>
         <w:r>
           <w:rPr>
@@ -3186,7 +3186,7 @@
             <w:rStyle w:val="Hyperlink"/>
             <w:noProof/>
           </w:rPr>
-          <w:t>COMPONENTEN</w:t>
+          <w:t>LAYOUT</w:t>
         </w:r>
         <w:r>
           <w:rPr>
@@ -3207,7 +3207,7 @@
             <w:noProof/>
             <w:webHidden/>
           </w:rPr>
-          <w:instrText xml:space="preserve"> PAGEREF _Toc243466245 \h </w:instrText>
+          <w:instrText xml:space="preserve"> PAGEREF _Toc243475726 \h </w:instrText>
         </w:r>
         <w:r>
           <w:rPr>
@@ -3240,9 +3240,9 @@
     </w:p>
     <w:p>
       <w:pPr>
-        <w:pStyle w:val="Inhopg1"/>
+        <w:pStyle w:val="Inhopg2"/>
         <w:tabs>
-          <w:tab w:val="left" w:pos="720"/>
+          <w:tab w:val="left" w:pos="960"/>
           <w:tab w:val="right" w:leader="dot" w:pos="9628"/>
         </w:tabs>
         <w:rPr>
@@ -3254,13 +3254,13 @@
           <w:lang w:eastAsia="nl-NL"/>
         </w:rPr>
       </w:pPr>
-      <w:hyperlink w:anchor="_Toc243466246" w:history="1">
+      <w:hyperlink w:anchor="_Toc243475727" w:history="1">
         <w:r>
           <w:rPr>
             <w:rStyle w:val="Hyperlink"/>
             <w:noProof/>
           </w:rPr>
-          <w:t>7.</w:t>
+          <w:t>6.3</w:t>
         </w:r>
         <w:r>
           <w:rPr>
@@ -3278,23 +3278,7 @@
             <w:rStyle w:val="Hyperlink"/>
             <w:noProof/>
           </w:rPr>
-          <w:t>UITLEG VAN DE JAVASCRIPT (</w:t>
-        </w:r>
-        <w:r>
-          <w:rPr>
-            <w:rStyle w:val="Hyperlink"/>
-            <w:rFonts w:ascii="Consolas" w:hAnsi="Consolas" w:cs="Consolas"/>
-            <w:noProof/>
-            <w:shd w:val="clear" w:color="auto" w:fill="EEF4F2"/>
-          </w:rPr>
-          <w:t>assets/js/</w:t>
-        </w:r>
-        <w:r>
-          <w:rPr>
-            <w:rStyle w:val="Hyperlink"/>
-            <w:noProof/>
-          </w:rPr>
-          <w:t>).</w:t>
+          <w:t>COMPONENTEN</w:t>
         </w:r>
         <w:r>
           <w:rPr>
@@ -3315,7 +3299,7 @@
             <w:noProof/>
             <w:webHidden/>
           </w:rPr>
-          <w:instrText xml:space="preserve"> PAGEREF _Toc243466246 \h </w:instrText>
+          <w:instrText xml:space="preserve"> PAGEREF _Toc243475727 \h </w:instrText>
         </w:r>
         <w:r>
           <w:rPr>
@@ -3348,9 +3332,9 @@
     </w:p>
     <w:p>
       <w:pPr>
-        <w:pStyle w:val="Inhopg2"/>
+        <w:pStyle w:val="Inhopg1"/>
         <w:tabs>
-          <w:tab w:val="left" w:pos="960"/>
+          <w:tab w:val="left" w:pos="720"/>
           <w:tab w:val="right" w:leader="dot" w:pos="9628"/>
         </w:tabs>
         <w:rPr>
@@ -3362,13 +3346,13 @@
           <w:lang w:eastAsia="nl-NL"/>
         </w:rPr>
       </w:pPr>
-      <w:hyperlink w:anchor="_Toc243466247" w:history="1">
+      <w:hyperlink w:anchor="_Toc243475728" w:history="1">
         <w:r>
           <w:rPr>
             <w:rStyle w:val="Hyperlink"/>
             <w:noProof/>
           </w:rPr>
-          <w:t>7.1</w:t>
+          <w:t>7.</w:t>
         </w:r>
         <w:r>
           <w:rPr>
@@ -3386,7 +3370,23 @@
             <w:rStyle w:val="Hyperlink"/>
             <w:noProof/>
           </w:rPr>
-          <w:t>OPSLAG EN VOORBEELDDATA</w:t>
+          <w:t>UITLEG VAN DE JAVASCRIPT (</w:t>
+        </w:r>
+        <w:r>
+          <w:rPr>
+            <w:rStyle w:val="Hyperlink"/>
+            <w:rFonts w:ascii="Consolas" w:hAnsi="Consolas" w:cs="Consolas"/>
+            <w:noProof/>
+            <w:shd w:val="clear" w:color="auto" w:fill="EEF4F2"/>
+          </w:rPr>
+          <w:t>assets/js/</w:t>
+        </w:r>
+        <w:r>
+          <w:rPr>
+            <w:rStyle w:val="Hyperlink"/>
+            <w:noProof/>
+          </w:rPr>
+          <w:t>).</w:t>
         </w:r>
         <w:r>
           <w:rPr>
@@ -3407,7 +3407,7 @@
             <w:noProof/>
             <w:webHidden/>
           </w:rPr>
-          <w:instrText xml:space="preserve"> PAGEREF _Toc243466247 \h </w:instrText>
+          <w:instrText xml:space="preserve"> PAGEREF _Toc243475728 \h </w:instrText>
         </w:r>
         <w:r>
           <w:rPr>
@@ -3427,7 +3427,7 @@
             <w:noProof/>
             <w:webHidden/>
           </w:rPr>
-          <w:t>25</w:t>
+          <w:t>26</w:t>
         </w:r>
         <w:r>
           <w:rPr>
@@ -3454,13 +3454,13 @@
           <w:lang w:eastAsia="nl-NL"/>
         </w:rPr>
       </w:pPr>
-      <w:hyperlink w:anchor="_Toc243466248" w:history="1">
+      <w:hyperlink w:anchor="_Toc243475729" w:history="1">
         <w:r>
           <w:rPr>
             <w:rStyle w:val="Hyperlink"/>
             <w:noProof/>
           </w:rPr>
-          <w:t>7.2</w:t>
+          <w:t>7.1</w:t>
         </w:r>
         <w:r>
           <w:rPr>
@@ -3478,7 +3478,7 @@
             <w:rStyle w:val="Hyperlink"/>
             <w:noProof/>
           </w:rPr>
-          <w:t>OBJECTGEORIËNTEERDE STRUCTUUR</w:t>
+          <w:t>OPSLAG EN VOORBEELDDATA</w:t>
         </w:r>
         <w:r>
           <w:rPr>
@@ -3499,7 +3499,7 @@
             <w:noProof/>
             <w:webHidden/>
           </w:rPr>
-          <w:instrText xml:space="preserve"> PAGEREF _Toc243466248 \h </w:instrText>
+          <w:instrText xml:space="preserve"> PAGEREF _Toc243475729 \h </w:instrText>
         </w:r>
         <w:r>
           <w:rPr>
@@ -3546,13 +3546,13 @@
           <w:lang w:eastAsia="nl-NL"/>
         </w:rPr>
       </w:pPr>
-      <w:hyperlink w:anchor="_Toc243466249" w:history="1">
+      <w:hyperlink w:anchor="_Toc243475730" w:history="1">
         <w:r>
           <w:rPr>
             <w:rStyle w:val="Hyperlink"/>
             <w:noProof/>
           </w:rPr>
-          <w:t>7.3</w:t>
+          <w:t>7.2</w:t>
         </w:r>
         <w:r>
           <w:rPr>
@@ -3568,11 +3568,9 @@
         <w:r>
           <w:rPr>
             <w:rStyle w:val="Hyperlink"/>
-            <w:rFonts w:ascii="Consolas" w:hAnsi="Consolas" w:cs="Consolas"/>
-            <w:noProof/>
-            <w:shd w:val="clear" w:color="auto" w:fill="EEF4F2"/>
-          </w:rPr>
-          <w:t>renderEmployees</w:t>
+            <w:noProof/>
+          </w:rPr>
+          <w:t>OBJECTGEORIËNTEERDE STRUCTUUR</w:t>
         </w:r>
         <w:r>
           <w:rPr>
@@ -3593,7 +3591,7 @@
             <w:noProof/>
             <w:webHidden/>
           </w:rPr>
-          <w:instrText xml:space="preserve"> PAGEREF _Toc243466249 \h </w:instrText>
+          <w:instrText xml:space="preserve"> PAGEREF _Toc243475730 \h </w:instrText>
         </w:r>
         <w:r>
           <w:rPr>
@@ -3613,7 +3611,7 @@
             <w:noProof/>
             <w:webHidden/>
           </w:rPr>
-          <w:t>34</w:t>
+          <w:t>27</w:t>
         </w:r>
         <w:r>
           <w:rPr>
@@ -3640,13 +3638,13 @@
           <w:lang w:eastAsia="nl-NL"/>
         </w:rPr>
       </w:pPr>
-      <w:hyperlink w:anchor="_Toc243466250" w:history="1">
+      <w:hyperlink w:anchor="_Toc243475731" w:history="1">
         <w:r>
           <w:rPr>
             <w:rStyle w:val="Hyperlink"/>
             <w:noProof/>
           </w:rPr>
-          <w:t>7.4</w:t>
+          <w:t>7.3</w:t>
         </w:r>
         <w:r>
           <w:rPr>
@@ -3666,7 +3664,7 @@
             <w:noProof/>
             <w:shd w:val="clear" w:color="auto" w:fill="EEF4F2"/>
           </w:rPr>
-          <w:t>renderStats</w:t>
+          <w:t>renderEmployees</w:t>
         </w:r>
         <w:r>
           <w:rPr>
@@ -3687,7 +3685,7 @@
             <w:noProof/>
             <w:webHidden/>
           </w:rPr>
-          <w:instrText xml:space="preserve"> PAGEREF _Toc243466250 \h </w:instrText>
+          <w:instrText xml:space="preserve"> PAGEREF _Toc243475731 \h </w:instrText>
         </w:r>
         <w:r>
           <w:rPr>
@@ -3707,7 +3705,7 @@
             <w:noProof/>
             <w:webHidden/>
           </w:rPr>
-          <w:t>34</w:t>
+          <w:t>35</w:t>
         </w:r>
         <w:r>
           <w:rPr>
@@ -3734,13 +3732,13 @@
           <w:lang w:eastAsia="nl-NL"/>
         </w:rPr>
       </w:pPr>
-      <w:hyperlink w:anchor="_Toc243466251" w:history="1">
+      <w:hyperlink w:anchor="_Toc243475732" w:history="1">
         <w:r>
           <w:rPr>
             <w:rStyle w:val="Hyperlink"/>
             <w:noProof/>
           </w:rPr>
-          <w:t>7.5</w:t>
+          <w:t>7.4</w:t>
         </w:r>
         <w:r>
           <w:rPr>
@@ -3760,7 +3758,7 @@
             <w:noProof/>
             <w:shd w:val="clear" w:color="auto" w:fill="EEF4F2"/>
           </w:rPr>
-          <w:t>registerSelectedProducts</w:t>
+          <w:t>renderStats</w:t>
         </w:r>
         <w:r>
           <w:rPr>
@@ -3781,7 +3779,7 @@
             <w:noProof/>
             <w:webHidden/>
           </w:rPr>
-          <w:instrText xml:space="preserve"> PAGEREF _Toc243466251 \h </w:instrText>
+          <w:instrText xml:space="preserve"> PAGEREF _Toc243475732 \h </w:instrText>
         </w:r>
         <w:r>
           <w:rPr>
@@ -3801,7 +3799,7 @@
             <w:noProof/>
             <w:webHidden/>
           </w:rPr>
-          <w:t>34</w:t>
+          <w:t>35</w:t>
         </w:r>
         <w:r>
           <w:rPr>
@@ -3828,13 +3826,13 @@
           <w:lang w:eastAsia="nl-NL"/>
         </w:rPr>
       </w:pPr>
-      <w:hyperlink w:anchor="_Toc243466252" w:history="1">
+      <w:hyperlink w:anchor="_Toc243475733" w:history="1">
         <w:r>
           <w:rPr>
             <w:rStyle w:val="Hyperlink"/>
             <w:noProof/>
           </w:rPr>
-          <w:t>7.6</w:t>
+          <w:t>7.5</w:t>
         </w:r>
         <w:r>
           <w:rPr>
@@ -3854,7 +3852,7 @@
             <w:noProof/>
             <w:shd w:val="clear" w:color="auto" w:fill="EEF4F2"/>
           </w:rPr>
-          <w:t>renderAll</w:t>
+          <w:t>registerSelectedProducts</w:t>
         </w:r>
         <w:r>
           <w:rPr>
@@ -3875,7 +3873,7 @@
             <w:noProof/>
             <w:webHidden/>
           </w:rPr>
-          <w:instrText xml:space="preserve"> PAGEREF _Toc243466252 \h </w:instrText>
+          <w:instrText xml:space="preserve"> PAGEREF _Toc243475733 \h </w:instrText>
         </w:r>
         <w:r>
           <w:rPr>
@@ -3895,7 +3893,7 @@
             <w:noProof/>
             <w:webHidden/>
           </w:rPr>
-          <w:t>34</w:t>
+          <w:t>36</w:t>
         </w:r>
         <w:r>
           <w:rPr>
@@ -3922,13 +3920,13 @@
           <w:lang w:eastAsia="nl-NL"/>
         </w:rPr>
       </w:pPr>
-      <w:hyperlink w:anchor="_Toc243466253" w:history="1">
+      <w:hyperlink w:anchor="_Toc243475734" w:history="1">
         <w:r>
           <w:rPr>
             <w:rStyle w:val="Hyperlink"/>
             <w:noProof/>
           </w:rPr>
-          <w:t>7.7</w:t>
+          <w:t>7.6</w:t>
         </w:r>
         <w:r>
           <w:rPr>
@@ -3948,7 +3946,7 @@
             <w:noProof/>
             <w:shd w:val="clear" w:color="auto" w:fill="EEF4F2"/>
           </w:rPr>
-          <w:t>renderEmployeeProducts</w:t>
+          <w:t>renderAll</w:t>
         </w:r>
         <w:r>
           <w:rPr>
@@ -3969,7 +3967,7 @@
             <w:noProof/>
             <w:webHidden/>
           </w:rPr>
-          <w:instrText xml:space="preserve"> PAGEREF _Toc243466253 \h </w:instrText>
+          <w:instrText xml:space="preserve"> PAGEREF _Toc243475734 \h </w:instrText>
         </w:r>
         <w:r>
           <w:rPr>
@@ -3989,7 +3987,7 @@
             <w:noProof/>
             <w:webHidden/>
           </w:rPr>
-          <w:t>34</w:t>
+          <w:t>36</w:t>
         </w:r>
         <w:r>
           <w:rPr>
@@ -4016,13 +4014,13 @@
           <w:lang w:eastAsia="nl-NL"/>
         </w:rPr>
       </w:pPr>
-      <w:hyperlink w:anchor="_Toc243466254" w:history="1">
+      <w:hyperlink w:anchor="_Toc243475735" w:history="1">
         <w:r>
           <w:rPr>
             <w:rStyle w:val="Hyperlink"/>
             <w:noProof/>
           </w:rPr>
-          <w:t>7.8</w:t>
+          <w:t>7.7</w:t>
         </w:r>
         <w:r>
           <w:rPr>
@@ -4042,7 +4040,7 @@
             <w:noProof/>
             <w:shd w:val="clear" w:color="auto" w:fill="EEF4F2"/>
           </w:rPr>
-          <w:t>showToast</w:t>
+          <w:t>renderEmployeeProducts</w:t>
         </w:r>
         <w:r>
           <w:rPr>
@@ -4063,7 +4061,7 @@
             <w:noProof/>
             <w:webHidden/>
           </w:rPr>
-          <w:instrText xml:space="preserve"> PAGEREF _Toc243466254 \h </w:instrText>
+          <w:instrText xml:space="preserve"> PAGEREF _Toc243475735 \h </w:instrText>
         </w:r>
         <w:r>
           <w:rPr>
@@ -4083,7 +4081,7 @@
             <w:noProof/>
             <w:webHidden/>
           </w:rPr>
-          <w:t>35</w:t>
+          <w:t>36</w:t>
         </w:r>
         <w:r>
           <w:rPr>
@@ -4110,13 +4108,13 @@
           <w:lang w:eastAsia="nl-NL"/>
         </w:rPr>
       </w:pPr>
-      <w:hyperlink w:anchor="_Toc243466255" w:history="1">
+      <w:hyperlink w:anchor="_Toc243475736" w:history="1">
         <w:r>
           <w:rPr>
             <w:rStyle w:val="Hyperlink"/>
             <w:noProof/>
           </w:rPr>
-          <w:t>7.9</w:t>
+          <w:t>7.8</w:t>
         </w:r>
         <w:r>
           <w:rPr>
@@ -4132,9 +4130,11 @@
         <w:r>
           <w:rPr>
             <w:rStyle w:val="Hyperlink"/>
-            <w:noProof/>
-          </w:rPr>
-          <w:t>OPSLAGFOUTEN EN TERUGDRAAIEN</w:t>
+            <w:rFonts w:ascii="Consolas" w:hAnsi="Consolas" w:cs="Consolas"/>
+            <w:noProof/>
+            <w:shd w:val="clear" w:color="auto" w:fill="EEF4F2"/>
+          </w:rPr>
+          <w:t>showToast</w:t>
         </w:r>
         <w:r>
           <w:rPr>
@@ -4155,7 +4155,7 @@
             <w:noProof/>
             <w:webHidden/>
           </w:rPr>
-          <w:instrText xml:space="preserve"> PAGEREF _Toc243466255 \h </w:instrText>
+          <w:instrText xml:space="preserve"> PAGEREF _Toc243475736 \h </w:instrText>
         </w:r>
         <w:r>
           <w:rPr>
@@ -4175,7 +4175,7 @@
             <w:noProof/>
             <w:webHidden/>
           </w:rPr>
-          <w:t>35</w:t>
+          <w:t>36</w:t>
         </w:r>
         <w:r>
           <w:rPr>
@@ -4202,13 +4202,13 @@
           <w:lang w:eastAsia="nl-NL"/>
         </w:rPr>
       </w:pPr>
-      <w:hyperlink w:anchor="_Toc243466256" w:history="1">
+      <w:hyperlink w:anchor="_Toc243475737" w:history="1">
         <w:r>
           <w:rPr>
             <w:rStyle w:val="Hyperlink"/>
             <w:noProof/>
           </w:rPr>
-          <w:t>7.10</w:t>
+          <w:t>7.9</w:t>
         </w:r>
         <w:r>
           <w:rPr>
@@ -4226,7 +4226,7 @@
             <w:rStyle w:val="Hyperlink"/>
             <w:noProof/>
           </w:rPr>
-          <w:t>ADMINFUNCTIES</w:t>
+          <w:t>OPSLAGFOUTEN EN TERUGDRAAIEN</w:t>
         </w:r>
         <w:r>
           <w:rPr>
@@ -4247,7 +4247,7 @@
             <w:noProof/>
             <w:webHidden/>
           </w:rPr>
-          <w:instrText xml:space="preserve"> PAGEREF _Toc243466256 \h </w:instrText>
+          <w:instrText xml:space="preserve"> PAGEREF _Toc243475737 \h </w:instrText>
         </w:r>
         <w:r>
           <w:rPr>
@@ -4267,7 +4267,7 @@
             <w:noProof/>
             <w:webHidden/>
           </w:rPr>
-          <w:t>35</w:t>
+          <w:t>36</w:t>
         </w:r>
         <w:r>
           <w:rPr>
@@ -4294,13 +4294,13 @@
           <w:lang w:eastAsia="nl-NL"/>
         </w:rPr>
       </w:pPr>
-      <w:hyperlink w:anchor="_Toc243466257" w:history="1">
+      <w:hyperlink w:anchor="_Toc243475738" w:history="1">
         <w:r>
           <w:rPr>
             <w:rStyle w:val="Hyperlink"/>
             <w:noProof/>
           </w:rPr>
-          <w:t>7.11</w:t>
+          <w:t>7.10</w:t>
         </w:r>
         <w:r>
           <w:rPr>
@@ -4318,39 +4318,7 @@
             <w:rStyle w:val="Hyperlink"/>
             <w:noProof/>
           </w:rPr>
-          <w:t xml:space="preserve">CSV-EXPORT (CLASS </w:t>
-        </w:r>
-        <w:r>
-          <w:rPr>
-            <w:rStyle w:val="Hyperlink"/>
-            <w:rFonts w:ascii="Consolas" w:hAnsi="Consolas" w:cs="Consolas"/>
-            <w:noProof/>
-            <w:shd w:val="clear" w:color="auto" w:fill="EEF4F2"/>
-          </w:rPr>
-          <w:t>CsvExport</w:t>
-        </w:r>
-        <w:r>
-          <w:rPr>
-            <w:rStyle w:val="Hyperlink"/>
-            <w:noProof/>
-          </w:rPr>
-          <w:t xml:space="preserve"> IN </w:t>
-        </w:r>
-        <w:r>
-          <w:rPr>
-            <w:rStyle w:val="Hyperlink"/>
-            <w:rFonts w:ascii="Consolas" w:hAnsi="Consolas" w:cs="Consolas"/>
-            <w:noProof/>
-            <w:shd w:val="clear" w:color="auto" w:fill="EEF4F2"/>
-          </w:rPr>
-          <w:t>CsvExport.js</w:t>
-        </w:r>
-        <w:r>
-          <w:rPr>
-            <w:rStyle w:val="Hyperlink"/>
-            <w:noProof/>
-          </w:rPr>
-          <w:t>)</w:t>
+          <w:t>ADMINFUNCTIES</w:t>
         </w:r>
         <w:r>
           <w:rPr>
@@ -4371,7 +4339,7 @@
             <w:noProof/>
             <w:webHidden/>
           </w:rPr>
-          <w:instrText xml:space="preserve"> PAGEREF _Toc243466257 \h </w:instrText>
+          <w:instrText xml:space="preserve"> PAGEREF _Toc243475738 \h </w:instrText>
         </w:r>
         <w:r>
           <w:rPr>
@@ -4391,7 +4359,7 @@
             <w:noProof/>
             <w:webHidden/>
           </w:rPr>
-          <w:t>36</w:t>
+          <w:t>37</w:t>
         </w:r>
         <w:r>
           <w:rPr>
@@ -4418,13 +4386,13 @@
           <w:lang w:eastAsia="nl-NL"/>
         </w:rPr>
       </w:pPr>
-      <w:hyperlink w:anchor="_Toc243466258" w:history="1">
+      <w:hyperlink w:anchor="_Toc243475739" w:history="1">
         <w:r>
           <w:rPr>
             <w:rStyle w:val="Hyperlink"/>
             <w:noProof/>
           </w:rPr>
-          <w:t>7.12</w:t>
+          <w:t>7.11</w:t>
         </w:r>
         <w:r>
           <w:rPr>
@@ -4442,7 +4410,39 @@
             <w:rStyle w:val="Hyperlink"/>
             <w:noProof/>
           </w:rPr>
-          <w:t>EVENT LISTENERS</w:t>
+          <w:t xml:space="preserve">CSV-EXPORT (CLASS </w:t>
+        </w:r>
+        <w:r>
+          <w:rPr>
+            <w:rStyle w:val="Hyperlink"/>
+            <w:rFonts w:ascii="Consolas" w:hAnsi="Consolas" w:cs="Consolas"/>
+            <w:noProof/>
+            <w:shd w:val="clear" w:color="auto" w:fill="EEF4F2"/>
+          </w:rPr>
+          <w:t>CsvExport</w:t>
+        </w:r>
+        <w:r>
+          <w:rPr>
+            <w:rStyle w:val="Hyperlink"/>
+            <w:noProof/>
+          </w:rPr>
+          <w:t xml:space="preserve"> IN </w:t>
+        </w:r>
+        <w:r>
+          <w:rPr>
+            <w:rStyle w:val="Hyperlink"/>
+            <w:rFonts w:ascii="Consolas" w:hAnsi="Consolas" w:cs="Consolas"/>
+            <w:noProof/>
+            <w:shd w:val="clear" w:color="auto" w:fill="EEF4F2"/>
+          </w:rPr>
+          <w:t>CsvExport.js</w:t>
+        </w:r>
+        <w:r>
+          <w:rPr>
+            <w:rStyle w:val="Hyperlink"/>
+            <w:noProof/>
+          </w:rPr>
+          <w:t>)</w:t>
         </w:r>
         <w:r>
           <w:rPr>
@@ -4463,7 +4463,7 @@
             <w:noProof/>
             <w:webHidden/>
           </w:rPr>
-          <w:instrText xml:space="preserve"> PAGEREF _Toc243466258 \h </w:instrText>
+          <w:instrText xml:space="preserve"> PAGEREF _Toc243475739 \h </w:instrText>
         </w:r>
         <w:r>
           <w:rPr>
@@ -4483,7 +4483,7 @@
             <w:noProof/>
             <w:webHidden/>
           </w:rPr>
-          <w:t>36</w:t>
+          <w:t>37</w:t>
         </w:r>
         <w:r>
           <w:rPr>
@@ -4496,9 +4496,9 @@
     </w:p>
     <w:p>
       <w:pPr>
-        <w:pStyle w:val="Inhopg1"/>
+        <w:pStyle w:val="Inhopg2"/>
         <w:tabs>
-          <w:tab w:val="left" w:pos="720"/>
+          <w:tab w:val="left" w:pos="960"/>
           <w:tab w:val="right" w:leader="dot" w:pos="9628"/>
         </w:tabs>
         <w:rPr>
@@ -4510,13 +4510,13 @@
           <w:lang w:eastAsia="nl-NL"/>
         </w:rPr>
       </w:pPr>
-      <w:hyperlink w:anchor="_Toc243466259" w:history="1">
+      <w:hyperlink w:anchor="_Toc243475740" w:history="1">
         <w:r>
           <w:rPr>
             <w:rStyle w:val="Hyperlink"/>
             <w:noProof/>
           </w:rPr>
-          <w:t>8.</w:t>
+          <w:t>7.12</w:t>
         </w:r>
         <w:r>
           <w:rPr>
@@ -4534,7 +4534,7 @@
             <w:rStyle w:val="Hyperlink"/>
             <w:noProof/>
           </w:rPr>
-          <w:t>DATAMODEL EN KOPPELINGEN.</w:t>
+          <w:t>EVENT LISTENERS</w:t>
         </w:r>
         <w:r>
           <w:rPr>
@@ -4555,7 +4555,7 @@
             <w:noProof/>
             <w:webHidden/>
           </w:rPr>
-          <w:instrText xml:space="preserve"> PAGEREF _Toc243466259 \h </w:instrText>
+          <w:instrText xml:space="preserve"> PAGEREF _Toc243475740 \h </w:instrText>
         </w:r>
         <w:r>
           <w:rPr>
@@ -4588,9 +4588,9 @@
     </w:p>
     <w:p>
       <w:pPr>
-        <w:pStyle w:val="Inhopg2"/>
+        <w:pStyle w:val="Inhopg1"/>
         <w:tabs>
-          <w:tab w:val="left" w:pos="960"/>
+          <w:tab w:val="left" w:pos="720"/>
           <w:tab w:val="right" w:leader="dot" w:pos="9628"/>
         </w:tabs>
         <w:rPr>
@@ -4602,13 +4602,13 @@
           <w:lang w:eastAsia="nl-NL"/>
         </w:rPr>
       </w:pPr>
-      <w:hyperlink w:anchor="_Toc243466260" w:history="1">
+      <w:hyperlink w:anchor="_Toc243475741" w:history="1">
         <w:r>
           <w:rPr>
             <w:rStyle w:val="Hyperlink"/>
             <w:noProof/>
           </w:rPr>
-          <w:t>8.1</w:t>
+          <w:t>8.</w:t>
         </w:r>
         <w:r>
           <w:rPr>
@@ -4626,7 +4626,7 @@
             <w:rStyle w:val="Hyperlink"/>
             <w:noProof/>
           </w:rPr>
-          <w:t>BEDRIJVEN</w:t>
+          <w:t>DATAMODEL EN KOPPELINGEN.</w:t>
         </w:r>
         <w:r>
           <w:rPr>
@@ -4647,7 +4647,7 @@
             <w:noProof/>
             <w:webHidden/>
           </w:rPr>
-          <w:instrText xml:space="preserve"> PAGEREF _Toc243466260 \h </w:instrText>
+          <w:instrText xml:space="preserve"> PAGEREF _Toc243475741 \h </w:instrText>
         </w:r>
         <w:r>
           <w:rPr>
@@ -4667,7 +4667,7 @@
             <w:noProof/>
             <w:webHidden/>
           </w:rPr>
-          <w:t>37</w:t>
+          <w:t>39</w:t>
         </w:r>
         <w:r>
           <w:rPr>
@@ -4694,13 +4694,13 @@
           <w:lang w:eastAsia="nl-NL"/>
         </w:rPr>
       </w:pPr>
-      <w:hyperlink w:anchor="_Toc243466261" w:history="1">
+      <w:hyperlink w:anchor="_Toc243475742" w:history="1">
         <w:r>
           <w:rPr>
             <w:rStyle w:val="Hyperlink"/>
             <w:noProof/>
           </w:rPr>
-          <w:t>8.2</w:t>
+          <w:t>8.1</w:t>
         </w:r>
         <w:r>
           <w:rPr>
@@ -4718,7 +4718,7 @@
             <w:rStyle w:val="Hyperlink"/>
             <w:noProof/>
           </w:rPr>
-          <w:t>CONSUMPTIEPUNTEN</w:t>
+          <w:t>BEDRIJVEN</w:t>
         </w:r>
         <w:r>
           <w:rPr>
@@ -4739,7 +4739,7 @@
             <w:noProof/>
             <w:webHidden/>
           </w:rPr>
-          <w:instrText xml:space="preserve"> PAGEREF _Toc243466261 \h </w:instrText>
+          <w:instrText xml:space="preserve"> PAGEREF _Toc243475742 \h </w:instrText>
         </w:r>
         <w:r>
           <w:rPr>
@@ -4759,7 +4759,7 @@
             <w:noProof/>
             <w:webHidden/>
           </w:rPr>
-          <w:t>37</w:t>
+          <w:t>39</w:t>
         </w:r>
         <w:r>
           <w:rPr>
@@ -4786,13 +4786,13 @@
           <w:lang w:eastAsia="nl-NL"/>
         </w:rPr>
       </w:pPr>
-      <w:hyperlink w:anchor="_Toc243466262" w:history="1">
+      <w:hyperlink w:anchor="_Toc243475743" w:history="1">
         <w:r>
           <w:rPr>
             <w:rStyle w:val="Hyperlink"/>
             <w:noProof/>
           </w:rPr>
-          <w:t>8.3</w:t>
+          <w:t>8.2</w:t>
         </w:r>
         <w:r>
           <w:rPr>
@@ -4810,7 +4810,7 @@
             <w:rStyle w:val="Hyperlink"/>
             <w:noProof/>
           </w:rPr>
-          <w:t>MEDEWERKERS</w:t>
+          <w:t>CONSUMPTIEPUNTEN</w:t>
         </w:r>
         <w:r>
           <w:rPr>
@@ -4831,7 +4831,7 @@
             <w:noProof/>
             <w:webHidden/>
           </w:rPr>
-          <w:instrText xml:space="preserve"> PAGEREF _Toc243466262 \h </w:instrText>
+          <w:instrText xml:space="preserve"> PAGEREF _Toc243475743 \h </w:instrText>
         </w:r>
         <w:r>
           <w:rPr>
@@ -4851,7 +4851,7 @@
             <w:noProof/>
             <w:webHidden/>
           </w:rPr>
-          <w:t>37</w:t>
+          <w:t>39</w:t>
         </w:r>
         <w:r>
           <w:rPr>
@@ -4878,13 +4878,13 @@
           <w:lang w:eastAsia="nl-NL"/>
         </w:rPr>
       </w:pPr>
-      <w:hyperlink w:anchor="_Toc243466263" w:history="1">
+      <w:hyperlink w:anchor="_Toc243475744" w:history="1">
         <w:r>
           <w:rPr>
             <w:rStyle w:val="Hyperlink"/>
             <w:noProof/>
           </w:rPr>
-          <w:t>8.4</w:t>
+          <w:t>8.3</w:t>
         </w:r>
         <w:r>
           <w:rPr>
@@ -4902,7 +4902,7 @@
             <w:rStyle w:val="Hyperlink"/>
             <w:noProof/>
           </w:rPr>
-          <w:t>REGISTRATIES</w:t>
+          <w:t>MEDEWERKERS</w:t>
         </w:r>
         <w:r>
           <w:rPr>
@@ -4923,7 +4923,7 @@
             <w:noProof/>
             <w:webHidden/>
           </w:rPr>
-          <w:instrText xml:space="preserve"> PAGEREF _Toc243466263 \h </w:instrText>
+          <w:instrText xml:space="preserve"> PAGEREF _Toc243475744 \h </w:instrText>
         </w:r>
         <w:r>
           <w:rPr>
@@ -4943,7 +4943,7 @@
             <w:noProof/>
             <w:webHidden/>
           </w:rPr>
-          <w:t>37</w:t>
+          <w:t>39</w:t>
         </w:r>
         <w:r>
           <w:rPr>
@@ -4970,13 +4970,13 @@
           <w:lang w:eastAsia="nl-NL"/>
         </w:rPr>
       </w:pPr>
-      <w:hyperlink w:anchor="_Toc243466264" w:history="1">
+      <w:hyperlink w:anchor="_Toc243475745" w:history="1">
         <w:r>
           <w:rPr>
             <w:rStyle w:val="Hyperlink"/>
             <w:noProof/>
           </w:rPr>
-          <w:t>8.5</w:t>
+          <w:t>8.4</w:t>
         </w:r>
         <w:r>
           <w:rPr>
@@ -4994,7 +4994,7 @@
             <w:rStyle w:val="Hyperlink"/>
             <w:noProof/>
           </w:rPr>
-          <w:t>SLIMME KOELKAST</w:t>
+          <w:t>REGISTRATIES</w:t>
         </w:r>
         <w:r>
           <w:rPr>
@@ -5015,7 +5015,7 @@
             <w:noProof/>
             <w:webHidden/>
           </w:rPr>
-          <w:instrText xml:space="preserve"> PAGEREF _Toc243466264 \h </w:instrText>
+          <w:instrText xml:space="preserve"> PAGEREF _Toc243475745 \h </w:instrText>
         </w:r>
         <w:r>
           <w:rPr>
@@ -5035,7 +5035,7 @@
             <w:noProof/>
             <w:webHidden/>
           </w:rPr>
-          <w:t>38</w:t>
+          <w:t>39</w:t>
         </w:r>
         <w:r>
           <w:rPr>
@@ -5048,9 +5048,9 @@
     </w:p>
     <w:p>
       <w:pPr>
-        <w:pStyle w:val="Inhopg1"/>
+        <w:pStyle w:val="Inhopg2"/>
         <w:tabs>
-          <w:tab w:val="left" w:pos="720"/>
+          <w:tab w:val="left" w:pos="960"/>
           <w:tab w:val="right" w:leader="dot" w:pos="9628"/>
         </w:tabs>
         <w:rPr>
@@ -5062,13 +5062,13 @@
           <w:lang w:eastAsia="nl-NL"/>
         </w:rPr>
       </w:pPr>
-      <w:hyperlink w:anchor="_Toc243466265" w:history="1">
+      <w:hyperlink w:anchor="_Toc243475746" w:history="1">
         <w:r>
           <w:rPr>
             <w:rStyle w:val="Hyperlink"/>
             <w:noProof/>
           </w:rPr>
-          <w:t>9.</w:t>
+          <w:t>8.5</w:t>
         </w:r>
         <w:r>
           <w:rPr>
@@ -5086,7 +5086,7 @@
             <w:rStyle w:val="Hyperlink"/>
             <w:noProof/>
           </w:rPr>
-          <w:t>BELANGRIJKE DEMO-BEPERKINGEN.</w:t>
+          <w:t>SLIMME KOELKAST</w:t>
         </w:r>
         <w:r>
           <w:rPr>
@@ -5107,7 +5107,7 @@
             <w:noProof/>
             <w:webHidden/>
           </w:rPr>
-          <w:instrText xml:space="preserve"> PAGEREF _Toc243466265 \h </w:instrText>
+          <w:instrText xml:space="preserve"> PAGEREF _Toc243475746 \h </w:instrText>
         </w:r>
         <w:r>
           <w:rPr>
@@ -5127,7 +5127,7 @@
             <w:noProof/>
             <w:webHidden/>
           </w:rPr>
-          <w:t>39</w:t>
+          <w:t>40</w:t>
         </w:r>
         <w:r>
           <w:rPr>
@@ -5140,9 +5140,9 @@
     </w:p>
     <w:p>
       <w:pPr>
-        <w:pStyle w:val="Inhopg1"/>
+        <w:pStyle w:val="Inhopg2"/>
         <w:tabs>
-          <w:tab w:val="left" w:pos="720"/>
+          <w:tab w:val="left" w:pos="960"/>
           <w:tab w:val="right" w:leader="dot" w:pos="9628"/>
         </w:tabs>
         <w:rPr>
@@ -5154,13 +5154,13 @@
           <w:lang w:eastAsia="nl-NL"/>
         </w:rPr>
       </w:pPr>
-      <w:hyperlink w:anchor="_Toc243466266" w:history="1">
+      <w:hyperlink w:anchor="_Toc243475747" w:history="1">
         <w:r>
           <w:rPr>
             <w:rStyle w:val="Hyperlink"/>
             <w:noProof/>
           </w:rPr>
-          <w:t>10.</w:t>
+          <w:t>8.6</w:t>
         </w:r>
         <w:r>
           <w:rPr>
@@ -5178,7 +5178,7 @@
             <w:rStyle w:val="Hyperlink"/>
             <w:noProof/>
           </w:rPr>
-          <w:t>CODE UITLEGGEN TIJDENS EEN PRESENTATIE.</w:t>
+          <w:t>DEMO GEZICHTSHERKENNING</w:t>
         </w:r>
         <w:r>
           <w:rPr>
@@ -5199,7 +5199,7 @@
             <w:noProof/>
             <w:webHidden/>
           </w:rPr>
-          <w:instrText xml:space="preserve"> PAGEREF _Toc243466266 \h </w:instrText>
+          <w:instrText xml:space="preserve"> PAGEREF _Toc243475747 \h </w:instrText>
         </w:r>
         <w:r>
           <w:rPr>
@@ -5219,7 +5219,7 @@
             <w:noProof/>
             <w:webHidden/>
           </w:rPr>
-          <w:t>41</w:t>
+          <w:t>40</w:t>
         </w:r>
         <w:r>
           <w:rPr>
@@ -5246,13 +5246,13 @@
           <w:lang w:eastAsia="nl-NL"/>
         </w:rPr>
       </w:pPr>
-      <w:hyperlink w:anchor="_Toc243466267" w:history="1">
+      <w:hyperlink w:anchor="_Toc243475748" w:history="1">
         <w:r>
           <w:rPr>
             <w:rStyle w:val="Hyperlink"/>
             <w:noProof/>
           </w:rPr>
-          <w:t>11.</w:t>
+          <w:t>9.</w:t>
         </w:r>
         <w:r>
           <w:rPr>
@@ -5270,6 +5270,190 @@
             <w:rStyle w:val="Hyperlink"/>
             <w:noProof/>
           </w:rPr>
+          <w:t>BELANGRIJKE DEMO-BEPERKINGEN.</w:t>
+        </w:r>
+        <w:r>
+          <w:rPr>
+            <w:noProof/>
+            <w:webHidden/>
+          </w:rPr>
+          <w:tab/>
+        </w:r>
+        <w:r>
+          <w:rPr>
+            <w:noProof/>
+            <w:webHidden/>
+          </w:rPr>
+          <w:fldChar w:fldCharType="begin"/>
+        </w:r>
+        <w:r>
+          <w:rPr>
+            <w:noProof/>
+            <w:webHidden/>
+          </w:rPr>
+          <w:instrText xml:space="preserve"> PAGEREF _Toc243475748 \h </w:instrText>
+        </w:r>
+        <w:r>
+          <w:rPr>
+            <w:noProof/>
+            <w:webHidden/>
+          </w:rPr>
+        </w:r>
+        <w:r>
+          <w:rPr>
+            <w:noProof/>
+            <w:webHidden/>
+          </w:rPr>
+          <w:fldChar w:fldCharType="separate"/>
+        </w:r>
+        <w:r>
+          <w:rPr>
+            <w:noProof/>
+            <w:webHidden/>
+          </w:rPr>
+          <w:t>41</w:t>
+        </w:r>
+        <w:r>
+          <w:rPr>
+            <w:noProof/>
+            <w:webHidden/>
+          </w:rPr>
+          <w:fldChar w:fldCharType="end"/>
+        </w:r>
+      </w:hyperlink>
+    </w:p>
+    <w:p>
+      <w:pPr>
+        <w:pStyle w:val="Inhopg1"/>
+        <w:tabs>
+          <w:tab w:val="left" w:pos="720"/>
+          <w:tab w:val="right" w:leader="dot" w:pos="9628"/>
+        </w:tabs>
+        <w:rPr>
+          <w:rFonts w:asciiTheme="minorHAnsi" w:eastAsiaTheme="minorEastAsia" w:hAnsiTheme="minorHAnsi"/>
+          <w:noProof/>
+          <w:color w:val="auto"/>
+          <w:sz w:val="24"/>
+          <w:szCs w:val="24"/>
+          <w:lang w:eastAsia="nl-NL"/>
+        </w:rPr>
+      </w:pPr>
+      <w:hyperlink w:anchor="_Toc243475749" w:history="1">
+        <w:r>
+          <w:rPr>
+            <w:rStyle w:val="Hyperlink"/>
+            <w:noProof/>
+          </w:rPr>
+          <w:t>10.</w:t>
+        </w:r>
+        <w:r>
+          <w:rPr>
+            <w:rFonts w:asciiTheme="minorHAnsi" w:eastAsiaTheme="minorEastAsia" w:hAnsiTheme="minorHAnsi"/>
+            <w:noProof/>
+            <w:color w:val="auto"/>
+            <w:sz w:val="24"/>
+            <w:szCs w:val="24"/>
+            <w:lang w:eastAsia="nl-NL"/>
+          </w:rPr>
+          <w:tab/>
+        </w:r>
+        <w:r>
+          <w:rPr>
+            <w:rStyle w:val="Hyperlink"/>
+            <w:noProof/>
+          </w:rPr>
+          <w:t>CODE UITLEGGEN TIJDENS EEN PRESENTATIE.</w:t>
+        </w:r>
+        <w:r>
+          <w:rPr>
+            <w:noProof/>
+            <w:webHidden/>
+          </w:rPr>
+          <w:tab/>
+        </w:r>
+        <w:r>
+          <w:rPr>
+            <w:noProof/>
+            <w:webHidden/>
+          </w:rPr>
+          <w:fldChar w:fldCharType="begin"/>
+        </w:r>
+        <w:r>
+          <w:rPr>
+            <w:noProof/>
+            <w:webHidden/>
+          </w:rPr>
+          <w:instrText xml:space="preserve"> PAGEREF _Toc243475749 \h </w:instrText>
+        </w:r>
+        <w:r>
+          <w:rPr>
+            <w:noProof/>
+            <w:webHidden/>
+          </w:rPr>
+        </w:r>
+        <w:r>
+          <w:rPr>
+            <w:noProof/>
+            <w:webHidden/>
+          </w:rPr>
+          <w:fldChar w:fldCharType="separate"/>
+        </w:r>
+        <w:r>
+          <w:rPr>
+            <w:noProof/>
+            <w:webHidden/>
+          </w:rPr>
+          <w:t>43</w:t>
+        </w:r>
+        <w:r>
+          <w:rPr>
+            <w:noProof/>
+            <w:webHidden/>
+          </w:rPr>
+          <w:fldChar w:fldCharType="end"/>
+        </w:r>
+      </w:hyperlink>
+    </w:p>
+    <w:p>
+      <w:pPr>
+        <w:pStyle w:val="Inhopg1"/>
+        <w:tabs>
+          <w:tab w:val="left" w:pos="720"/>
+          <w:tab w:val="right" w:leader="dot" w:pos="9628"/>
+        </w:tabs>
+        <w:rPr>
+          <w:rFonts w:asciiTheme="minorHAnsi" w:eastAsiaTheme="minorEastAsia" w:hAnsiTheme="minorHAnsi"/>
+          <w:noProof/>
+          <w:color w:val="auto"/>
+          <w:sz w:val="24"/>
+          <w:szCs w:val="24"/>
+          <w:lang w:eastAsia="nl-NL"/>
+        </w:rPr>
+      </w:pPr>
+      <w:hyperlink w:anchor="_Toc243475750" w:history="1">
+        <w:r>
+          <w:rPr>
+            <w:rStyle w:val="Hyperlink"/>
+            <w:noProof/>
+          </w:rPr>
+          <w:t>11.</w:t>
+        </w:r>
+        <w:r>
+          <w:rPr>
+            <w:rFonts w:asciiTheme="minorHAnsi" w:eastAsiaTheme="minorEastAsia" w:hAnsiTheme="minorHAnsi"/>
+            <w:noProof/>
+            <w:color w:val="auto"/>
+            <w:sz w:val="24"/>
+            <w:szCs w:val="24"/>
+            <w:lang w:eastAsia="nl-NL"/>
+          </w:rPr>
+          <w:tab/>
+        </w:r>
+        <w:r>
+          <w:rPr>
+            <w:rStyle w:val="Hyperlink"/>
+            <w:noProof/>
+          </w:rPr>
           <w:t>MOGELIJKE VERVOLGSTAPPEN.</w:t>
         </w:r>
         <w:r>
@@ -5291,7 +5475,7 @@
             <w:noProof/>
             <w:webHidden/>
           </w:rPr>
-          <w:instrText xml:space="preserve"> PAGEREF _Toc243466267 \h </w:instrText>
+          <w:instrText xml:space="preserve"> PAGEREF _Toc243475750 \h </w:instrText>
         </w:r>
         <w:r>
           <w:rPr>
@@ -5311,7 +5495,7 @@
             <w:noProof/>
             <w:webHidden/>
           </w:rPr>
-          <w:t>42</w:t>
+          <w:t>44</w:t>
         </w:r>
         <w:r>
           <w:rPr>
@@ -5344,7 +5528,7 @@
         </w:numPr>
       </w:pPr>
       <w:bookmarkStart w:id="1" w:name="k1"/>
-      <w:bookmarkStart w:id="2" w:name="_Toc243466213"/>
+      <w:bookmarkStart w:id="2" w:name="_Toc243475694"/>
       <w:r>
         <w:t>DOEL VAN DE APPLICATIE.</w:t>
       </w:r>
@@ -5426,7 +5610,7 @@
         </w:numPr>
       </w:pPr>
       <w:bookmarkStart w:id="3" w:name="k2"/>
-      <w:bookmarkStart w:id="4" w:name="_Toc243466214"/>
+      <w:bookmarkStart w:id="4" w:name="_Toc243475695"/>
       <w:r>
         <w:t>BESTANDEN.</w:t>
       </w:r>
@@ -5750,7 +5934,37 @@
                 <w:sz w:val="16"/>
                 <w:szCs w:val="16"/>
               </w:rPr>
-              <w:t>, zie 4.17)</w:t>
+              <w:t>, zie 4.17), wat er opent na herkennen (</w:t>
+            </w:r>
+            <w:r>
+              <w:rPr>
+                <w:rFonts w:ascii="Consolas" w:hAnsi="Consolas" w:cs="Consolas"/>
+                <w:sz w:val="14"/>
+                <w:shd w:val="clear" w:color="auto" w:fill="EEF4F2"/>
+              </w:rPr>
+              <w:t>RECOGNITION_TARGET</w:t>
+            </w:r>
+            <w:r>
+              <w:rPr>
+                <w:sz w:val="16"/>
+                <w:szCs w:val="16"/>
+              </w:rPr>
+              <w:t>) en de standby (</w:t>
+            </w:r>
+            <w:r>
+              <w:rPr>
+                <w:rFonts w:ascii="Consolas" w:hAnsi="Consolas" w:cs="Consolas"/>
+                <w:sz w:val="14"/>
+                <w:shd w:val="clear" w:color="auto" w:fill="EEF4F2"/>
+              </w:rPr>
+              <w:t>STANDBY</w:t>
+            </w:r>
+            <w:r>
+              <w:rPr>
+                <w:sz w:val="16"/>
+                <w:szCs w:val="16"/>
+              </w:rPr>
+              <w:t>, zie 4.18)</w:t>
             </w:r>
           </w:p>
         </w:tc>
@@ -5925,7 +6139,7 @@
                 <w:sz w:val="16"/>
                 <w:szCs w:val="16"/>
               </w:rPr>
-              <w:t xml:space="preserve">Controller: maakt de negen onderdelen hieronder en koppelt ze, slaat op via </w:t>
+              <w:t xml:space="preserve">Controller: maakt de elf onderdelen hieronder en koppelt ze, slaat op via </w:t>
             </w:r>
             <w:r>
               <w:rPr>
@@ -6175,7 +6389,7 @@
                 <w:sz w:val="16"/>
                 <w:szCs w:val="16"/>
               </w:rPr>
-              <w:t xml:space="preserve"> (onderdeel van de controller): het cameravenster van de demo gezichtsherkenning</w:t>
+              <w:t xml:space="preserve"> (onderdeel van de controller): het cameravenster van de demo gezichtsherkenning, de scan na een tik, opslaan en uitzetten van een gezicht en verlopen gezichten wissen</w:t>
             </w:r>
           </w:p>
         </w:tc>
@@ -6198,7 +6412,7 @@
                 <w:sz w:val="14"/>
                 <w:shd w:val="clear" w:color="auto" w:fill="EEF4F2"/>
               </w:rPr>
-              <w:t>assets/js/controllers/AdminController.js</w:t>
+              <w:t>assets/js/controllers/RecognitionController.js</w:t>
             </w:r>
           </w:p>
         </w:tc>
@@ -6223,37 +6437,14 @@
                 <w:sz w:val="14"/>
                 <w:shd w:val="clear" w:color="auto" w:fill="EEF4F2"/>
               </w:rPr>
-              <w:t>AdminController</w:t>
+              <w:t>RecognitionController</w:t>
             </w:r>
             <w:r>
               <w:rPr>
                 <w:sz w:val="16"/>
                 <w:szCs w:val="16"/>
               </w:rPr>
-              <w:t xml:space="preserve"> (onderdeel van de controller): inloggen, dashboard en tabbladen, logboek, export, </w:t>
-            </w:r>
-            <w:r>
-              <w:rPr>
-                <w:rFonts w:ascii="Consolas" w:hAnsi="Consolas" w:cs="Consolas"/>
-                <w:sz w:val="14"/>
-                <w:shd w:val="clear" w:color="auto" w:fill="EEF4F2"/>
-              </w:rPr>
-              <w:t>Alle gegevens wissen</w:t>
-            </w:r>
-            <w:r>
-              <w:rPr>
-                <w:sz w:val="16"/>
-                <w:szCs w:val="16"/>
-              </w:rPr>
-              <w:t xml:space="preserve">, (de)activeren en verwijderen, en </w:t>
-            </w:r>
-            <w:r>
-              <w:rPr>
-                <w:rFonts w:ascii="Consolas" w:hAnsi="Consolas" w:cs="Consolas"/>
-                <w:sz w:val="14"/>
-                <w:shd w:val="clear" w:color="auto" w:fill="EEF4F2"/>
-              </w:rPr>
-              <w:t>requireAdmin</w:t>
+              <w:t xml:space="preserve"> (onderdeel van de controller, sinds versie 3.17): wat er opent na herkennen met de pas of de camera (koelkast of productvenster) en de vraag over gezichtsherkenning na een passcan</w:t>
             </w:r>
           </w:p>
         </w:tc>
@@ -6276,7 +6467,7 @@
                 <w:sz w:val="14"/>
                 <w:shd w:val="clear" w:color="auto" w:fill="EEF4F2"/>
               </w:rPr>
-              <w:t>assets/js/controllers/CorrectionController.js</w:t>
+              <w:t>assets/js/controllers/StandbyController.js</w:t>
             </w:r>
           </w:p>
         </w:tc>
@@ -6301,52 +6492,14 @@
                 <w:sz w:val="14"/>
                 <w:shd w:val="clear" w:color="auto" w:fill="EEF4F2"/>
               </w:rPr>
-              <w:t>CorrectionController</w:t>
+              <w:t>StandbyController</w:t>
             </w:r>
             <w:r>
               <w:rPr>
                 <w:sz w:val="16"/>
                 <w:szCs w:val="16"/>
               </w:rPr>
-              <w:t xml:space="preserve"> (onderdeel van de controller): correcties </w:t>
-            </w:r>
-            <w:r>
-              <w:rPr>
-                <w:rFonts w:ascii="Consolas" w:hAnsi="Consolas" w:cs="Consolas"/>
-                <w:sz w:val="14"/>
-                <w:shd w:val="clear" w:color="auto" w:fill="EEF4F2"/>
-              </w:rPr>
-              <w:t>+</w:t>
-            </w:r>
-            <w:r>
-              <w:rPr>
-                <w:sz w:val="16"/>
-                <w:szCs w:val="16"/>
-              </w:rPr>
-              <w:t xml:space="preserve"> en </w:t>
-            </w:r>
-            <w:r>
-              <w:rPr>
-                <w:rFonts w:ascii="Consolas" w:hAnsi="Consolas" w:cs="Consolas"/>
-                <w:sz w:val="14"/>
-                <w:shd w:val="clear" w:color="auto" w:fill="EEF4F2"/>
-              </w:rPr>
-              <w:t>−</w:t>
-            </w:r>
-            <w:r>
-              <w:rPr>
-                <w:sz w:val="16"/>
-                <w:szCs w:val="16"/>
-              </w:rPr>
-              <w:t xml:space="preserve"> en het venster </w:t>
-            </w:r>
-            <w:r>
-              <w:rPr>
-                <w:rFonts w:ascii="Consolas" w:hAnsi="Consolas" w:cs="Consolas"/>
-                <w:sz w:val="14"/>
-                <w:shd w:val="clear" w:color="auto" w:fill="EEF4F2"/>
-              </w:rPr>
-              <w:t>Registratie verwijderen</w:t>
+              <w:t xml:space="preserve"> (onderdeel van de controller, sinds versie 3.17): de standby van de tablet en wakker maken met een tik (zie 4.18)</w:t>
             </w:r>
           </w:p>
         </w:tc>
@@ -6369,7 +6522,7 @@
                 <w:sz w:val="14"/>
                 <w:shd w:val="clear" w:color="auto" w:fill="EEF4F2"/>
               </w:rPr>
-              <w:t>assets/js/controllers/StockController.js</w:t>
+              <w:t>assets/js/controllers/AdminController.js</w:t>
             </w:r>
           </w:p>
         </w:tc>
@@ -6394,14 +6547,37 @@
                 <w:sz w:val="14"/>
                 <w:shd w:val="clear" w:color="auto" w:fill="EEF4F2"/>
               </w:rPr>
-              <w:t>StockController</w:t>
+              <w:t>AdminController</w:t>
             </w:r>
             <w:r>
               <w:rPr>
                 <w:sz w:val="16"/>
                 <w:szCs w:val="16"/>
               </w:rPr>
-              <w:t xml:space="preserve"> (onderdeel van de controller): het tabblad Voorraad (leveringen, tellingen en minimum)</w:t>
+              <w:t xml:space="preserve"> (onderdeel van de controller): inloggen, dashboard en tabbladen, logboek, export, </w:t>
+            </w:r>
+            <w:r>
+              <w:rPr>
+                <w:rFonts w:ascii="Consolas" w:hAnsi="Consolas" w:cs="Consolas"/>
+                <w:sz w:val="14"/>
+                <w:shd w:val="clear" w:color="auto" w:fill="EEF4F2"/>
+              </w:rPr>
+              <w:t>Alle gegevens wissen</w:t>
+            </w:r>
+            <w:r>
+              <w:rPr>
+                <w:sz w:val="16"/>
+                <w:szCs w:val="16"/>
+              </w:rPr>
+              <w:t xml:space="preserve">, (de)activeren en verwijderen, en </w:t>
+            </w:r>
+            <w:r>
+              <w:rPr>
+                <w:rFonts w:ascii="Consolas" w:hAnsi="Consolas" w:cs="Consolas"/>
+                <w:sz w:val="14"/>
+                <w:shd w:val="clear" w:color="auto" w:fill="EEF4F2"/>
+              </w:rPr>
+              <w:t>requireAdmin</w:t>
             </w:r>
           </w:p>
         </w:tc>
@@ -6424,7 +6600,7 @@
                 <w:sz w:val="14"/>
                 <w:shd w:val="clear" w:color="auto" w:fill="EEF4F2"/>
               </w:rPr>
-              <w:t>assets/js/controllers/FormController.js</w:t>
+              <w:t>assets/js/controllers/CorrectionController.js</w:t>
             </w:r>
           </w:p>
         </w:tc>
@@ -6449,14 +6625,52 @@
                 <w:sz w:val="14"/>
                 <w:shd w:val="clear" w:color="auto" w:fill="EEF4F2"/>
               </w:rPr>
-              <w:t>FormController</w:t>
+              <w:t>CorrectionController</w:t>
             </w:r>
             <w:r>
               <w:rPr>
                 <w:sz w:val="16"/>
                 <w:szCs w:val="16"/>
               </w:rPr>
-              <w:t xml:space="preserve"> (onderdeel van de controller): de formulieren voor medewerker, product, bedrijf en consumptiepunt, met de controle van de invoer</w:t>
+              <w:t xml:space="preserve"> (onderdeel van de controller): correcties </w:t>
+            </w:r>
+            <w:r>
+              <w:rPr>
+                <w:rFonts w:ascii="Consolas" w:hAnsi="Consolas" w:cs="Consolas"/>
+                <w:sz w:val="14"/>
+                <w:shd w:val="clear" w:color="auto" w:fill="EEF4F2"/>
+              </w:rPr>
+              <w:t>+</w:t>
+            </w:r>
+            <w:r>
+              <w:rPr>
+                <w:sz w:val="16"/>
+                <w:szCs w:val="16"/>
+              </w:rPr>
+              <w:t xml:space="preserve"> en </w:t>
+            </w:r>
+            <w:r>
+              <w:rPr>
+                <w:rFonts w:ascii="Consolas" w:hAnsi="Consolas" w:cs="Consolas"/>
+                <w:sz w:val="14"/>
+                <w:shd w:val="clear" w:color="auto" w:fill="EEF4F2"/>
+              </w:rPr>
+              <w:t>−</w:t>
+            </w:r>
+            <w:r>
+              <w:rPr>
+                <w:sz w:val="16"/>
+                <w:szCs w:val="16"/>
+              </w:rPr>
+              <w:t xml:space="preserve"> en het venster </w:t>
+            </w:r>
+            <w:r>
+              <w:rPr>
+                <w:rFonts w:ascii="Consolas" w:hAnsi="Consolas" w:cs="Consolas"/>
+                <w:sz w:val="14"/>
+                <w:shd w:val="clear" w:color="auto" w:fill="EEF4F2"/>
+              </w:rPr>
+              <w:t>Registratie verwijderen</w:t>
             </w:r>
           </w:p>
         </w:tc>
@@ -6479,7 +6693,7 @@
                 <w:sz w:val="14"/>
                 <w:shd w:val="clear" w:color="auto" w:fill="EEF4F2"/>
               </w:rPr>
-              <w:t>assets/js/controllers/FridgeController.js</w:t>
+              <w:t>assets/js/controllers/StockController.js</w:t>
             </w:r>
           </w:p>
         </w:tc>
@@ -6504,14 +6718,14 @@
                 <w:sz w:val="14"/>
                 <w:shd w:val="clear" w:color="auto" w:fill="EEF4F2"/>
               </w:rPr>
-              <w:t>FridgeController</w:t>
+              <w:t>StockController</w:t>
             </w:r>
             <w:r>
               <w:rPr>
                 <w:sz w:val="16"/>
                 <w:szCs w:val="16"/>
               </w:rPr>
-              <w:t xml:space="preserve"> (onderdeel van de controller): de slimme koelkast (demo), het koelkastvenster en het tabblad Koelkast (zie 4.17)</w:t>
+              <w:t xml:space="preserve"> (onderdeel van de controller): het tabblad Voorraad (leveringen, tellingen en minimum)</w:t>
             </w:r>
           </w:p>
         </w:tc>
@@ -6534,7 +6748,7 @@
                 <w:sz w:val="14"/>
                 <w:shd w:val="clear" w:color="auto" w:fill="EEF4F2"/>
               </w:rPr>
-              <w:t>assets/js/FridgeView.js</w:t>
+              <w:t>assets/js/controllers/FormController.js</w:t>
             </w:r>
           </w:p>
         </w:tc>
@@ -6559,29 +6773,14 @@
                 <w:sz w:val="14"/>
                 <w:shd w:val="clear" w:color="auto" w:fill="EEF4F2"/>
               </w:rPr>
-              <w:t>FridgeView</w:t>
+              <w:t>FormController</w:t>
             </w:r>
             <w:r>
               <w:rPr>
                 <w:sz w:val="16"/>
                 <w:szCs w:val="16"/>
               </w:rPr>
-              <w:t xml:space="preserve">: tekent het koelkastvenster en het tabblad Koelkast. </w:t>
-            </w:r>
-            <w:r>
-              <w:rPr>
-                <w:rFonts w:ascii="Consolas" w:hAnsi="Consolas" w:cs="Consolas"/>
-                <w:sz w:val="14"/>
-                <w:shd w:val="clear" w:color="auto" w:fill="EEF4F2"/>
-              </w:rPr>
-              <w:t>RegistrationView</w:t>
-            </w:r>
-            <w:r>
-              <w:rPr>
-                <w:sz w:val="16"/>
-                <w:szCs w:val="16"/>
-              </w:rPr>
-              <w:t xml:space="preserve"> maakt deze class en geeft de methodes door</w:t>
+              <w:t xml:space="preserve"> (onderdeel van de controller): de formulieren voor medewerker, product, bedrijf en consumptiepunt, met de controle van de invoer</w:t>
             </w:r>
           </w:p>
         </w:tc>
@@ -6604,7 +6803,7 @@
                 <w:sz w:val="14"/>
                 <w:shd w:val="clear" w:color="auto" w:fill="EEF4F2"/>
               </w:rPr>
-              <w:t>assets/js/fridge/SmartFridge.js</w:t>
+              <w:t>assets/js/controllers/FridgeController.js</w:t>
             </w:r>
           </w:p>
         </w:tc>
@@ -6629,14 +6828,14 @@
                 <w:sz w:val="14"/>
                 <w:shd w:val="clear" w:color="auto" w:fill="EEF4F2"/>
               </w:rPr>
-              <w:t>SmartFridge</w:t>
+              <w:t>FridgeController</w:t>
             </w:r>
             <w:r>
               <w:rPr>
                 <w:sz w:val="16"/>
                 <w:szCs w:val="16"/>
               </w:rPr>
-              <w:t>: de slimme koelkast. Weegt bij openen en sluiten en rekent het gewichtsverschil per schap om naar aantallen, met een tolerantie</w:t>
+              <w:t xml:space="preserve"> (onderdeel van de controller): de slimme koelkast (demo), het koelkastvenster en het tabblad Koelkast (zie 4.17)</w:t>
             </w:r>
           </w:p>
         </w:tc>
@@ -6659,22 +6858,7 @@
                 <w:sz w:val="14"/>
                 <w:shd w:val="clear" w:color="auto" w:fill="EEF4F2"/>
               </w:rPr>
-              <w:t>assets/js/fridge/FridgeLock.js</w:t>
-            </w:r>
-            <w:r>
-              <w:rPr>
-                <w:sz w:val="16"/>
-                <w:szCs w:val="16"/>
-              </w:rPr>
-              <w:t xml:space="preserve"> en </w:t>
-            </w:r>
-            <w:r>
-              <w:rPr>
-                <w:rFonts w:ascii="Consolas" w:hAnsi="Consolas" w:cs="Consolas"/>
-                <w:sz w:val="14"/>
-                <w:shd w:val="clear" w:color="auto" w:fill="EEF4F2"/>
-              </w:rPr>
-              <w:t>assets/js/fridge/ShelfScale.js</w:t>
+              <w:t>assets/js/FridgeView.js</w:t>
             </w:r>
           </w:p>
         </w:tc>
@@ -6691,7 +6875,37 @@
                 <w:sz w:val="16"/>
                 <w:szCs w:val="16"/>
               </w:rPr>
-              <w:t>De afspraken (interfaces) voor het slot en de weegschaal per schap. In productie komen hier classes die via de backend werken</w:t>
+              <w:t xml:space="preserve">Class </w:t>
+            </w:r>
+            <w:r>
+              <w:rPr>
+                <w:rFonts w:ascii="Consolas" w:hAnsi="Consolas" w:cs="Consolas"/>
+                <w:sz w:val="14"/>
+                <w:shd w:val="clear" w:color="auto" w:fill="EEF4F2"/>
+              </w:rPr>
+              <w:t>FridgeView</w:t>
+            </w:r>
+            <w:r>
+              <w:rPr>
+                <w:sz w:val="16"/>
+                <w:szCs w:val="16"/>
+              </w:rPr>
+              <w:t xml:space="preserve">: tekent het koelkastvenster en het tabblad Koelkast. </w:t>
+            </w:r>
+            <w:r>
+              <w:rPr>
+                <w:rFonts w:ascii="Consolas" w:hAnsi="Consolas" w:cs="Consolas"/>
+                <w:sz w:val="14"/>
+                <w:shd w:val="clear" w:color="auto" w:fill="EEF4F2"/>
+              </w:rPr>
+              <w:t>RegistrationView</w:t>
+            </w:r>
+            <w:r>
+              <w:rPr>
+                <w:sz w:val="16"/>
+                <w:szCs w:val="16"/>
+              </w:rPr>
+              <w:t xml:space="preserve"> maakt deze class en geeft de methodes door</w:t>
             </w:r>
           </w:p>
         </w:tc>
@@ -6714,22 +6928,7 @@
                 <w:sz w:val="14"/>
                 <w:shd w:val="clear" w:color="auto" w:fill="EEF4F2"/>
               </w:rPr>
-              <w:t>assets/js/fridge/SimulatedLock.js</w:t>
-            </w:r>
-            <w:r>
-              <w:rPr>
-                <w:sz w:val="16"/>
-                <w:szCs w:val="16"/>
-              </w:rPr>
-              <w:t xml:space="preserve"> en </w:t>
-            </w:r>
-            <w:r>
-              <w:rPr>
-                <w:rFonts w:ascii="Consolas" w:hAnsi="Consolas" w:cs="Consolas"/>
-                <w:sz w:val="14"/>
-                <w:shd w:val="clear" w:color="auto" w:fill="EEF4F2"/>
-              </w:rPr>
-              <w:t>assets/js/fridge/SimulatedShelfScale.js</w:t>
+              <w:t>assets/js/fridge/SmartFridge.js</w:t>
             </w:r>
           </w:p>
         </w:tc>
@@ -6746,7 +6945,22 @@
                 <w:sz w:val="16"/>
                 <w:szCs w:val="16"/>
               </w:rPr>
-              <w:t>Het nagebootste slot (gaat na 10 seconden vanzelf dicht als de deur niet opengaat) en de nagebootste weegschaal van de demo</w:t>
+              <w:t xml:space="preserve">Class </w:t>
+            </w:r>
+            <w:r>
+              <w:rPr>
+                <w:rFonts w:ascii="Consolas" w:hAnsi="Consolas" w:cs="Consolas"/>
+                <w:sz w:val="14"/>
+                <w:shd w:val="clear" w:color="auto" w:fill="EEF4F2"/>
+              </w:rPr>
+              <w:t>SmartFridge</w:t>
+            </w:r>
+            <w:r>
+              <w:rPr>
+                <w:sz w:val="16"/>
+                <w:szCs w:val="16"/>
+              </w:rPr>
+              <w:t>: de slimme koelkast. Weegt bij openen en sluiten en rekent het gewichtsverschil per schap om naar aantallen, met een tolerantie</w:t>
             </w:r>
           </w:p>
         </w:tc>
@@ -6769,7 +6983,22 @@
                 <w:sz w:val="14"/>
                 <w:shd w:val="clear" w:color="auto" w:fill="EEF4F2"/>
               </w:rPr>
-              <w:t>assets/js/CsvExport.js</w:t>
+              <w:t>assets/js/fridge/FridgeLock.js</w:t>
+            </w:r>
+            <w:r>
+              <w:rPr>
+                <w:sz w:val="16"/>
+                <w:szCs w:val="16"/>
+              </w:rPr>
+              <w:t xml:space="preserve"> en </w:t>
+            </w:r>
+            <w:r>
+              <w:rPr>
+                <w:rFonts w:ascii="Consolas" w:hAnsi="Consolas" w:cs="Consolas"/>
+                <w:sz w:val="14"/>
+                <w:shd w:val="clear" w:color="auto" w:fill="EEF4F2"/>
+              </w:rPr>
+              <w:t>assets/js/fridge/ShelfScale.js</w:t>
             </w:r>
           </w:p>
         </w:tc>
@@ -6786,22 +7015,7 @@
                 <w:sz w:val="16"/>
                 <w:szCs w:val="16"/>
               </w:rPr>
-              <w:t xml:space="preserve">Class </w:t>
-            </w:r>
-            <w:r>
-              <w:rPr>
-                <w:rFonts w:ascii="Consolas" w:hAnsi="Consolas" w:cs="Consolas"/>
-                <w:sz w:val="14"/>
-                <w:shd w:val="clear" w:color="auto" w:fill="EEF4F2"/>
-              </w:rPr>
-              <w:t>CsvExport</w:t>
-            </w:r>
-            <w:r>
-              <w:rPr>
-                <w:sz w:val="16"/>
-                <w:szCs w:val="16"/>
-              </w:rPr>
-              <w:t>: CSV-export voor de loonadministratie (maand + 1)</w:t>
+              <w:t>De afspraken (interfaces) voor het slot en de weegschaal per schap. In productie komen hier classes die via de backend werken</w:t>
             </w:r>
           </w:p>
         </w:tc>
@@ -6824,7 +7038,22 @@
                 <w:sz w:val="14"/>
                 <w:shd w:val="clear" w:color="auto" w:fill="EEF4F2"/>
               </w:rPr>
-              <w:t>assets/js/ThemeManager.js</w:t>
+              <w:t>assets/js/fridge/SimulatedLock.js</w:t>
+            </w:r>
+            <w:r>
+              <w:rPr>
+                <w:sz w:val="16"/>
+                <w:szCs w:val="16"/>
+              </w:rPr>
+              <w:t xml:space="preserve"> en </w:t>
+            </w:r>
+            <w:r>
+              <w:rPr>
+                <w:rFonts w:ascii="Consolas" w:hAnsi="Consolas" w:cs="Consolas"/>
+                <w:sz w:val="14"/>
+                <w:shd w:val="clear" w:color="auto" w:fill="EEF4F2"/>
+              </w:rPr>
+              <w:t>assets/js/fridge/SimulatedShelfScale.js</w:t>
             </w:r>
           </w:p>
         </w:tc>
@@ -6841,22 +7070,7 @@
                 <w:sz w:val="16"/>
                 <w:szCs w:val="16"/>
               </w:rPr>
-              <w:t xml:space="preserve">Class </w:t>
-            </w:r>
-            <w:r>
-              <w:rPr>
-                <w:rFonts w:ascii="Consolas" w:hAnsi="Consolas" w:cs="Consolas"/>
-                <w:sz w:val="14"/>
-                <w:shd w:val="clear" w:color="auto" w:fill="EEF4F2"/>
-              </w:rPr>
-              <w:t>ThemeManager</w:t>
-            </w:r>
-            <w:r>
-              <w:rPr>
-                <w:sz w:val="16"/>
-                <w:szCs w:val="16"/>
-              </w:rPr>
-              <w:t>: licht en donker thema (Systeem, Auto of zelf kiezen met de slider)</w:t>
+              <w:t>Het nagebootste slot (gaat na 10 seconden vanzelf dicht als de deur niet opengaat) en de nagebootste weegschaal van de demo</w:t>
             </w:r>
           </w:p>
         </w:tc>
@@ -6879,7 +7093,7 @@
                 <w:sz w:val="14"/>
                 <w:shd w:val="clear" w:color="auto" w:fill="EEF4F2"/>
               </w:rPr>
-              <w:t>assets/js/icons.js</w:t>
+              <w:t>assets/js/CsvExport.js</w:t>
             </w:r>
           </w:p>
         </w:tc>
@@ -6896,7 +7110,7 @@
                 <w:sz w:val="16"/>
                 <w:szCs w:val="16"/>
               </w:rPr>
-              <w:t xml:space="preserve">De SVG-iconen van de website, met de hulpfunctie </w:t>
+              <w:t xml:space="preserve">Class </w:t>
             </w:r>
             <w:r>
               <w:rPr>
@@ -6904,7 +7118,14 @@
                 <w:sz w:val="14"/>
                 <w:shd w:val="clear" w:color="auto" w:fill="EEF4F2"/>
               </w:rPr>
-              <w:t>icon(naam)</w:t>
+              <w:t>CsvExport</w:t>
+            </w:r>
+            <w:r>
+              <w:rPr>
+                <w:sz w:val="16"/>
+                <w:szCs w:val="16"/>
+              </w:rPr>
+              <w:t>: CSV-export voor de loonadministratie (maand + 1)</w:t>
             </w:r>
           </w:p>
         </w:tc>
@@ -6927,7 +7148,7 @@
                 <w:sz w:val="14"/>
                 <w:shd w:val="clear" w:color="auto" w:fill="EEF4F2"/>
               </w:rPr>
-              <w:t>assets/js/ids.js</w:t>
+              <w:t>assets/js/ThemeManager.js</w:t>
             </w:r>
           </w:p>
         </w:tc>
@@ -6944,7 +7165,7 @@
                 <w:sz w:val="16"/>
                 <w:szCs w:val="16"/>
               </w:rPr>
-              <w:t xml:space="preserve">De functie </w:t>
+              <w:t xml:space="preserve">Class </w:t>
             </w:r>
             <w:r>
               <w:rPr>
@@ -6952,14 +7173,14 @@
                 <w:sz w:val="14"/>
                 <w:shd w:val="clear" w:color="auto" w:fill="EEF4F2"/>
               </w:rPr>
-              <w:t>createId()</w:t>
+              <w:t>ThemeManager</w:t>
             </w:r>
             <w:r>
               <w:rPr>
                 <w:sz w:val="16"/>
                 <w:szCs w:val="16"/>
               </w:rPr>
-              <w:t xml:space="preserve"> voor unieke id's. Werkt ook als de website via een netwerkadres zonder https wordt geopend</w:t>
+              <w:t>: licht en donker thema (Systeem, Auto of zelf kiezen met de slider)</w:t>
             </w:r>
           </w:p>
         </w:tc>
@@ -6982,7 +7203,7 @@
                 <w:sz w:val="14"/>
                 <w:shd w:val="clear" w:color="auto" w:fill="EEF4F2"/>
               </w:rPr>
-              <w:t>assets/js/FaceRecognitionDemo.js</w:t>
+              <w:t>assets/js/icons.js</w:t>
             </w:r>
           </w:p>
         </w:tc>
@@ -6999,7 +7220,7 @@
                 <w:sz w:val="16"/>
                 <w:szCs w:val="16"/>
               </w:rPr>
-              <w:t xml:space="preserve">Class </w:t>
+              <w:t xml:space="preserve">De SVG-iconen van de website, met de hulpfunctie </w:t>
             </w:r>
             <w:r>
               <w:rPr>
@@ -7007,14 +7228,7 @@
                 <w:sz w:val="14"/>
                 <w:shd w:val="clear" w:color="auto" w:fill="EEF4F2"/>
               </w:rPr>
-              <w:t>FaceRecognitionDemo</w:t>
-            </w:r>
-            <w:r>
-              <w:rPr>
-                <w:sz w:val="16"/>
-                <w:szCs w:val="16"/>
-              </w:rPr>
-              <w:t>: de uitschakelbare demo gezichtsherkenning (zie 4.15)</w:t>
+              <w:t>icon(naam)</w:t>
             </w:r>
           </w:p>
         </w:tc>
@@ -7037,7 +7251,7 @@
                 <w:sz w:val="14"/>
                 <w:shd w:val="clear" w:color="auto" w:fill="EEF4F2"/>
               </w:rPr>
-              <w:t>assets/js/BadgeReader.js</w:t>
+              <w:t>assets/js/ids.js</w:t>
             </w:r>
           </w:p>
         </w:tc>
@@ -7054,7 +7268,7 @@
                 <w:sz w:val="16"/>
                 <w:szCs w:val="16"/>
               </w:rPr>
-              <w:t xml:space="preserve">Class </w:t>
+              <w:t xml:space="preserve">De functie </w:t>
             </w:r>
             <w:r>
               <w:rPr>
@@ -7062,14 +7276,14 @@
                 <w:sz w:val="14"/>
                 <w:shd w:val="clear" w:color="auto" w:fill="EEF4F2"/>
               </w:rPr>
-              <w:t>BadgeReader</w:t>
+              <w:t>createId()</w:t>
             </w:r>
             <w:r>
               <w:rPr>
                 <w:sz w:val="16"/>
                 <w:szCs w:val="16"/>
               </w:rPr>
-              <w:t>: herkennen met de pas via een USB-NFC-lezer die zich als toetsenbord gedraagt (zie 4.16)</w:t>
+              <w:t xml:space="preserve"> voor unieke id's. Werkt ook als de website via een netwerkadres zonder https wordt geopend</w:t>
             </w:r>
           </w:p>
         </w:tc>
@@ -7092,7 +7306,7 @@
                 <w:sz w:val="14"/>
                 <w:shd w:val="clear" w:color="auto" w:fill="EEF4F2"/>
               </w:rPr>
-              <w:t>assets/fonts/</w:t>
+              <w:t>assets/js/FaceRecognitionDemo.js</w:t>
             </w:r>
           </w:p>
         </w:tc>
@@ -7109,7 +7323,7 @@
                 <w:sz w:val="16"/>
                 <w:szCs w:val="16"/>
               </w:rPr>
-              <w:t>De lettertypes DM Sans en Space Grotesk (woff2), zelf gehost in plaats van via Google Fonts. Licentie: SIL Open Font License 1.1 (</w:t>
+              <w:t xml:space="preserve">Class </w:t>
             </w:r>
             <w:r>
               <w:rPr>
@@ -7117,14 +7331,14 @@
                 <w:sz w:val="14"/>
                 <w:shd w:val="clear" w:color="auto" w:fill="EEF4F2"/>
               </w:rPr>
-              <w:t>LICENSE.txt</w:t>
+              <w:t>FaceRecognitionDemo</w:t>
             </w:r>
             <w:r>
               <w:rPr>
                 <w:sz w:val="16"/>
                 <w:szCs w:val="16"/>
               </w:rPr>
-              <w:t>)</w:t>
+              <w:t>: de uitschakelbare demo gezichtsherkenning (zie 4.15)</w:t>
             </w:r>
           </w:p>
         </w:tc>
@@ -7147,7 +7361,7 @@
                 <w:sz w:val="14"/>
                 <w:shd w:val="clear" w:color="auto" w:fill="EEF4F2"/>
               </w:rPr>
-              <w:t>assets/vendor/face-api/</w:t>
+              <w:t>assets/js/BadgeReader.js</w:t>
             </w:r>
           </w:p>
         </w:tc>
@@ -7164,7 +7378,7 @@
                 <w:sz w:val="16"/>
                 <w:szCs w:val="16"/>
               </w:rPr>
-              <w:t>De bibliotheek face-api (</w:t>
+              <w:t xml:space="preserve">Class </w:t>
             </w:r>
             <w:r>
               <w:rPr>
@@ -7172,59 +7386,14 @@
                 <w:sz w:val="14"/>
                 <w:shd w:val="clear" w:color="auto" w:fill="EEF4F2"/>
               </w:rPr>
-              <w:t>face-api.esm.js</w:t>
+              <w:t>BadgeReader</w:t>
             </w:r>
             <w:r>
               <w:rPr>
                 <w:sz w:val="16"/>
                 <w:szCs w:val="16"/>
               </w:rPr>
-              <w:t>, versie 1.7.15) en de drie modellen voor de demo gezichtsherkenning, met de MIT-licentie (</w:t>
-            </w:r>
-            <w:r>
-              <w:rPr>
-                <w:rFonts w:ascii="Consolas" w:hAnsi="Consolas" w:cs="Consolas"/>
-                <w:sz w:val="14"/>
-                <w:shd w:val="clear" w:color="auto" w:fill="EEF4F2"/>
-              </w:rPr>
-              <w:t>LICENSE</w:t>
-            </w:r>
-            <w:r>
-              <w:rPr>
-                <w:sz w:val="16"/>
-                <w:szCs w:val="16"/>
-              </w:rPr>
-              <w:t>). In de bibliotheek zit TensorFlow.js 4.22.0, met de Apache-licentie 2.0 (</w:t>
-            </w:r>
-            <w:r>
-              <w:rPr>
-                <w:rFonts w:ascii="Consolas" w:hAnsi="Consolas" w:cs="Consolas"/>
-                <w:sz w:val="14"/>
-                <w:shd w:val="clear" w:color="auto" w:fill="EEF4F2"/>
-              </w:rPr>
-              <w:t>LICENSE-TENSORFLOWJS</w:t>
-            </w:r>
-            <w:r>
-              <w:rPr>
-                <w:sz w:val="16"/>
-                <w:szCs w:val="16"/>
-              </w:rPr>
-              <w:t xml:space="preserve">). Samen ongeveer 8 MB, waarvan 6,4 MB het herkenningsmodel. Wordt alleen geladen als iemand de demo gebruikt. </w:t>
-            </w:r>
-            <w:r>
-              <w:rPr>
-                <w:rFonts w:ascii="Consolas" w:hAnsi="Consolas" w:cs="Consolas"/>
-                <w:sz w:val="14"/>
-                <w:shd w:val="clear" w:color="auto" w:fill="EEF4F2"/>
-              </w:rPr>
-              <w:t>README.md</w:t>
-            </w:r>
-            <w:r>
-              <w:rPr>
-                <w:sz w:val="16"/>
-                <w:szCs w:val="16"/>
-              </w:rPr>
-              <w:t xml:space="preserve"> in deze map noemt de bron, een SHA-256-controlegetal per bestand en dat face-api niet meer wordt onderhouden (de repository is gearchiveerd, daarom alleen voor de demo)</w:t>
+              <w:t>: herkennen met de pas via een USB-NFC-lezer die zich als toetsenbord gedraagt (zie 4.16)</w:t>
             </w:r>
           </w:p>
         </w:tc>
@@ -7247,7 +7416,7 @@
                 <w:sz w:val="14"/>
                 <w:shd w:val="clear" w:color="auto" w:fill="EEF4F2"/>
               </w:rPr>
-              <w:t>archief/app.js</w:t>
+              <w:t>assets/fonts/</w:t>
             </w:r>
           </w:p>
         </w:tc>
@@ -7264,7 +7433,22 @@
                 <w:sz w:val="16"/>
                 <w:szCs w:val="16"/>
               </w:rPr>
-              <w:t>Back-up van de originele versie in één bestand. Wordt niet meer geladen</w:t>
+              <w:t>De lettertypes DM Sans en Space Grotesk (woff2), zelf gehost in plaats van via Google Fonts. Licentie: SIL Open Font License 1.1 (</w:t>
+            </w:r>
+            <w:r>
+              <w:rPr>
+                <w:rFonts w:ascii="Consolas" w:hAnsi="Consolas" w:cs="Consolas"/>
+                <w:sz w:val="14"/>
+                <w:shd w:val="clear" w:color="auto" w:fill="EEF4F2"/>
+              </w:rPr>
+              <w:t>LICENSE.txt</w:t>
+            </w:r>
+            <w:r>
+              <w:rPr>
+                <w:sz w:val="16"/>
+                <w:szCs w:val="16"/>
+              </w:rPr>
+              <w:t>)</w:t>
             </w:r>
           </w:p>
         </w:tc>
@@ -7287,7 +7471,7 @@
                 <w:sz w:val="14"/>
                 <w:shd w:val="clear" w:color="auto" w:fill="EEF4F2"/>
               </w:rPr>
-              <w:t>archief/app.test.js</w:t>
+              <w:t>assets/vendor/face-api/</w:t>
             </w:r>
           </w:p>
         </w:tc>
@@ -7304,7 +7488,67 @@
                 <w:sz w:val="16"/>
                 <w:szCs w:val="16"/>
               </w:rPr>
-              <w:t>Back-up van de oude tests bij die versie. Wordt niet meer uitgevoerd</w:t>
+              <w:t>De bibliotheek face-api (</w:t>
+            </w:r>
+            <w:r>
+              <w:rPr>
+                <w:rFonts w:ascii="Consolas" w:hAnsi="Consolas" w:cs="Consolas"/>
+                <w:sz w:val="14"/>
+                <w:shd w:val="clear" w:color="auto" w:fill="EEF4F2"/>
+              </w:rPr>
+              <w:t>face-api.esm.js</w:t>
+            </w:r>
+            <w:r>
+              <w:rPr>
+                <w:sz w:val="16"/>
+                <w:szCs w:val="16"/>
+              </w:rPr>
+              <w:t>, versie 1.7.15) en de drie modellen voor de demo gezichtsherkenning, met de MIT-licentie (</w:t>
+            </w:r>
+            <w:r>
+              <w:rPr>
+                <w:rFonts w:ascii="Consolas" w:hAnsi="Consolas" w:cs="Consolas"/>
+                <w:sz w:val="14"/>
+                <w:shd w:val="clear" w:color="auto" w:fill="EEF4F2"/>
+              </w:rPr>
+              <w:t>LICENSE</w:t>
+            </w:r>
+            <w:r>
+              <w:rPr>
+                <w:sz w:val="16"/>
+                <w:szCs w:val="16"/>
+              </w:rPr>
+              <w:t>). In de bibliotheek zit TensorFlow.js 4.22.0, met de Apache-licentie 2.0 (</w:t>
+            </w:r>
+            <w:r>
+              <w:rPr>
+                <w:rFonts w:ascii="Consolas" w:hAnsi="Consolas" w:cs="Consolas"/>
+                <w:sz w:val="14"/>
+                <w:shd w:val="clear" w:color="auto" w:fill="EEF4F2"/>
+              </w:rPr>
+              <w:t>LICENSE-TENSORFLOWJS</w:t>
+            </w:r>
+            <w:r>
+              <w:rPr>
+                <w:sz w:val="16"/>
+                <w:szCs w:val="16"/>
+              </w:rPr>
+              <w:t xml:space="preserve">). Samen ongeveer 8 MB, waarvan 6,4 MB het herkenningsmodel. Wordt alleen geladen als iemand de demo gebruikt. </w:t>
+            </w:r>
+            <w:r>
+              <w:rPr>
+                <w:rFonts w:ascii="Consolas" w:hAnsi="Consolas" w:cs="Consolas"/>
+                <w:sz w:val="14"/>
+                <w:shd w:val="clear" w:color="auto" w:fill="EEF4F2"/>
+              </w:rPr>
+              <w:t>README.md</w:t>
+            </w:r>
+            <w:r>
+              <w:rPr>
+                <w:sz w:val="16"/>
+                <w:szCs w:val="16"/>
+              </w:rPr>
+              <w:t xml:space="preserve"> in deze map noemt de bron, een SHA-256-controlegetal per bestand en dat face-api niet meer wordt onderhouden (de repository is gearchiveerd, daarom alleen voor de demo)</w:t>
             </w:r>
           </w:p>
         </w:tc>
@@ -7327,7 +7571,7 @@
                 <w:sz w:val="14"/>
                 <w:shd w:val="clear" w:color="auto" w:fill="EEF4F2"/>
               </w:rPr>
-              <w:t>README.md</w:t>
+              <w:t>archief/app.js</w:t>
             </w:r>
           </w:p>
         </w:tc>
@@ -7344,7 +7588,7 @@
                 <w:sz w:val="16"/>
                 <w:szCs w:val="16"/>
               </w:rPr>
-              <w:t>Korte startinformatie voor het project</w:t>
+              <w:t>Back-up van de originele versie in één bestand. Wordt niet meer geladen</w:t>
             </w:r>
           </w:p>
         </w:tc>
@@ -7367,22 +7611,7 @@
                 <w:sz w:val="14"/>
                 <w:shd w:val="clear" w:color="auto" w:fill="EEF4F2"/>
               </w:rPr>
-              <w:t>tools/md-to-docx.cjs</w:t>
-            </w:r>
-            <w:r>
-              <w:rPr>
-                <w:sz w:val="16"/>
-                <w:szCs w:val="16"/>
-              </w:rPr>
-              <w:t xml:space="preserve"> en </w:t>
-            </w:r>
-            <w:r>
-              <w:rPr>
-                <w:rFonts w:ascii="Consolas" w:hAnsi="Consolas" w:cs="Consolas"/>
-                <w:sz w:val="14"/>
-                <w:shd w:val="clear" w:color="auto" w:fill="EEF4F2"/>
-              </w:rPr>
-              <w:t>tools/word-bijwerken.ps1</w:t>
+              <w:t>archief/app.test.js</w:t>
             </w:r>
           </w:p>
         </w:tc>
@@ -7399,97 +7628,7 @@
                 <w:sz w:val="16"/>
                 <w:szCs w:val="16"/>
               </w:rPr>
-              <w:t xml:space="preserve">Maken van </w:t>
-            </w:r>
-            <w:r>
-              <w:rPr>
-                <w:rFonts w:ascii="Consolas" w:hAnsi="Consolas" w:cs="Consolas"/>
-                <w:sz w:val="14"/>
-                <w:shd w:val="clear" w:color="auto" w:fill="EEF4F2"/>
-              </w:rPr>
-              <w:t>docs/TO-BLIKJESREGISTRATIE.md</w:t>
-            </w:r>
-            <w:r>
-              <w:rPr>
-                <w:sz w:val="16"/>
-                <w:szCs w:val="16"/>
-              </w:rPr>
-              <w:t xml:space="preserve"> en </w:t>
-            </w:r>
-            <w:r>
-              <w:rPr>
-                <w:rFonts w:ascii="Consolas" w:hAnsi="Consolas" w:cs="Consolas"/>
-                <w:sz w:val="14"/>
-                <w:shd w:val="clear" w:color="auto" w:fill="EEF4F2"/>
-              </w:rPr>
-              <w:t>docs/DOCUMENTATIE.md</w:t>
-            </w:r>
-            <w:r>
-              <w:rPr>
-                <w:sz w:val="16"/>
-                <w:szCs w:val="16"/>
-              </w:rPr>
-              <w:t xml:space="preserve"> een Word-bestand (</w:t>
-            </w:r>
-            <w:r>
-              <w:rPr>
-                <w:rFonts w:ascii="Consolas" w:hAnsi="Consolas" w:cs="Consolas"/>
-                <w:sz w:val="14"/>
-                <w:shd w:val="clear" w:color="auto" w:fill="EEF4F2"/>
-              </w:rPr>
-              <w:t>.docx</w:t>
-            </w:r>
-            <w:r>
-              <w:rPr>
-                <w:sz w:val="16"/>
-                <w:szCs w:val="16"/>
-              </w:rPr>
-              <w:t xml:space="preserve">) en een PDF in de TVB-huisstijl, op basis van het sjabloon </w:t>
-            </w:r>
-            <w:r>
-              <w:rPr>
-                <w:rFonts w:ascii="Consolas" w:hAnsi="Consolas" w:cs="Consolas"/>
-                <w:sz w:val="14"/>
-                <w:shd w:val="clear" w:color="auto" w:fill="EEF4F2"/>
-              </w:rPr>
-              <w:t>docs/tvbsjabloon.docx</w:t>
-            </w:r>
-            <w:r>
-              <w:rPr>
-                <w:sz w:val="16"/>
-                <w:szCs w:val="16"/>
-              </w:rPr>
-              <w:t xml:space="preserve">: voorblad, inhoudsopgave, genummerde koppen, tabellen en opsommingstekens. Nodig: Node.js en Microsoft Word. De </w:t>
-            </w:r>
-            <w:r>
-              <w:rPr>
-                <w:rFonts w:ascii="Consolas" w:hAnsi="Consolas" w:cs="Consolas"/>
-                <w:sz w:val="14"/>
-                <w:shd w:val="clear" w:color="auto" w:fill="EEF4F2"/>
-              </w:rPr>
-              <w:t>.md</w:t>
-            </w:r>
-            <w:r>
-              <w:rPr>
-                <w:sz w:val="16"/>
-                <w:szCs w:val="16"/>
-              </w:rPr>
-              <w:t xml:space="preserve">-bestanden blijven de bron: een wijziging die alleen in de </w:t>
-            </w:r>
-            <w:r>
-              <w:rPr>
-                <w:rFonts w:ascii="Consolas" w:hAnsi="Consolas" w:cs="Consolas"/>
-                <w:sz w:val="14"/>
-                <w:shd w:val="clear" w:color="auto" w:fill="EEF4F2"/>
-              </w:rPr>
-              <w:t>.docx</w:t>
-            </w:r>
-            <w:r>
-              <w:rPr>
-                <w:sz w:val="16"/>
-                <w:szCs w:val="16"/>
-              </w:rPr>
-              <w:t xml:space="preserve"> staat, is weg na de volgende keer maken</w:t>
+              <w:t>Back-up van de oude tests bij die versie. Wordt niet meer uitgevoerd</w:t>
             </w:r>
           </w:p>
         </w:tc>
@@ -7512,7 +7651,7 @@
                 <w:sz w:val="14"/>
                 <w:shd w:val="clear" w:color="auto" w:fill="EEF4F2"/>
               </w:rPr>
-              <w:t>docs/</w:t>
+              <w:t>README.md</w:t>
             </w:r>
           </w:p>
         </w:tc>
@@ -7529,7 +7668,7 @@
                 <w:sz w:val="16"/>
                 <w:szCs w:val="16"/>
               </w:rPr>
-              <w:t>Technisch ontwerp (met daarin ook de functionele eisen en de wireframes), databaseschema en deze documentatie</w:t>
+              <w:t>Korte startinformatie voor het project</w:t>
             </w:r>
           </w:p>
         </w:tc>
@@ -7552,7 +7691,22 @@
                 <w:sz w:val="14"/>
                 <w:shd w:val="clear" w:color="auto" w:fill="EEF4F2"/>
               </w:rPr>
-              <w:t>docs/wireframes/</w:t>
+              <w:t>tools/md-to-docx.cjs</w:t>
+            </w:r>
+            <w:r>
+              <w:rPr>
+                <w:sz w:val="16"/>
+                <w:szCs w:val="16"/>
+              </w:rPr>
+              <w:t xml:space="preserve"> en </w:t>
+            </w:r>
+            <w:r>
+              <w:rPr>
+                <w:rFonts w:ascii="Consolas" w:hAnsi="Consolas" w:cs="Consolas"/>
+                <w:sz w:val="14"/>
+                <w:shd w:val="clear" w:color="auto" w:fill="EEF4F2"/>
+              </w:rPr>
+              <w:t>tools/word-bijwerken.ps1</w:t>
             </w:r>
           </w:p>
         </w:tc>
@@ -7569,7 +7723,7 @@
                 <w:sz w:val="16"/>
                 <w:szCs w:val="16"/>
               </w:rPr>
-              <w:t>Low-fidelity (</w:t>
+              <w:t xml:space="preserve">Maken van </w:t>
             </w:r>
             <w:r>
               <w:rPr>
@@ -7577,14 +7731,14 @@
                 <w:sz w:val="14"/>
                 <w:shd w:val="clear" w:color="auto" w:fill="EEF4F2"/>
               </w:rPr>
-              <w:t>lofi-…</w:t>
+              <w:t>docs/TO-BLIKJESREGISTRATIE.md</w:t>
             </w:r>
             <w:r>
               <w:rPr>
                 <w:sz w:val="16"/>
                 <w:szCs w:val="16"/>
               </w:rPr>
-              <w:t>), mid-fidelity (</w:t>
+              <w:t xml:space="preserve"> en </w:t>
             </w:r>
             <w:r>
               <w:rPr>
@@ -7592,14 +7746,14 @@
                 <w:sz w:val="14"/>
                 <w:shd w:val="clear" w:color="auto" w:fill="EEF4F2"/>
               </w:rPr>
-              <w:t>midfi-…</w:t>
+              <w:t>docs/DOCUMENTATIE.md</w:t>
             </w:r>
             <w:r>
               <w:rPr>
                 <w:sz w:val="16"/>
                 <w:szCs w:val="16"/>
               </w:rPr>
-              <w:t>) en high-fidelity (</w:t>
+              <w:t xml:space="preserve"> een Word-bestand (</w:t>
             </w:r>
             <w:r>
               <w:rPr>
@@ -7607,14 +7761,59 @@
                 <w:sz w:val="14"/>
                 <w:shd w:val="clear" w:color="auto" w:fill="EEF4F2"/>
               </w:rPr>
-              <w:t>w…</w:t>
+              <w:t>.docx</w:t>
             </w:r>
             <w:r>
               <w:rPr>
                 <w:sz w:val="16"/>
                 <w:szCs w:val="16"/>
               </w:rPr>
-              <w:t>) wireframes van de schermen, gebruikt in het TO (hoofdstuk 9)</w:t>
+              <w:t xml:space="preserve">) en een PDF in de TVB-huisstijl, op basis van het sjabloon </w:t>
+            </w:r>
+            <w:r>
+              <w:rPr>
+                <w:rFonts w:ascii="Consolas" w:hAnsi="Consolas" w:cs="Consolas"/>
+                <w:sz w:val="14"/>
+                <w:shd w:val="clear" w:color="auto" w:fill="EEF4F2"/>
+              </w:rPr>
+              <w:t>docs/tvbsjabloon.docx</w:t>
+            </w:r>
+            <w:r>
+              <w:rPr>
+                <w:sz w:val="16"/>
+                <w:szCs w:val="16"/>
+              </w:rPr>
+              <w:t xml:space="preserve">: voorblad, inhoudsopgave, genummerde koppen, tabellen en opsommingstekens. Nodig: Node.js en Microsoft Word. De </w:t>
+            </w:r>
+            <w:r>
+              <w:rPr>
+                <w:rFonts w:ascii="Consolas" w:hAnsi="Consolas" w:cs="Consolas"/>
+                <w:sz w:val="14"/>
+                <w:shd w:val="clear" w:color="auto" w:fill="EEF4F2"/>
+              </w:rPr>
+              <w:t>.md</w:t>
+            </w:r>
+            <w:r>
+              <w:rPr>
+                <w:sz w:val="16"/>
+                <w:szCs w:val="16"/>
+              </w:rPr>
+              <w:t xml:space="preserve">-bestanden blijven de bron: een wijziging die alleen in de </w:t>
+            </w:r>
+            <w:r>
+              <w:rPr>
+                <w:rFonts w:ascii="Consolas" w:hAnsi="Consolas" w:cs="Consolas"/>
+                <w:sz w:val="14"/>
+                <w:shd w:val="clear" w:color="auto" w:fill="EEF4F2"/>
+              </w:rPr>
+              <w:t>.docx</w:t>
+            </w:r>
+            <w:r>
+              <w:rPr>
+                <w:sz w:val="16"/>
+                <w:szCs w:val="16"/>
+              </w:rPr>
+              <w:t xml:space="preserve"> staat, is weg na de volgende keer maken</w:t>
             </w:r>
           </w:p>
         </w:tc>
@@ -7637,7 +7836,7 @@
                 <w:sz w:val="14"/>
                 <w:shd w:val="clear" w:color="auto" w:fill="EEF4F2"/>
               </w:rPr>
-              <w:t>tests/slimme-koelkast.test.js</w:t>
+              <w:t>docs/</w:t>
             </w:r>
           </w:p>
         </w:tc>
@@ -7654,22 +7853,7 @@
                 <w:sz w:val="16"/>
                 <w:szCs w:val="16"/>
               </w:rPr>
-              <w:t xml:space="preserve">Tests voor de slimme koelkast: omrekenen van gewicht naar aantallen (tolerantie, terugleggen, meerdere schappen, onverklaarbaar verschil), het slot met een nep-klok, de weegschaal, registraties met voorraad en logboek, de indeling, de controle en migratie in </w:t>
-            </w:r>
-            <w:r>
-              <w:rPr>
-                <w:rFonts w:ascii="Consolas" w:hAnsi="Consolas" w:cs="Consolas"/>
-                <w:sz w:val="14"/>
-                <w:shd w:val="clear" w:color="auto" w:fill="EEF4F2"/>
-              </w:rPr>
-              <w:t>DataStore</w:t>
-            </w:r>
-            <w:r>
-              <w:rPr>
-                <w:sz w:val="16"/>
-                <w:szCs w:val="16"/>
-              </w:rPr>
-              <w:t>, wissen, en het koelkastvenster met de pas (onbekende pas, tweede scan, deur te lang open, mislukt opslaan, herladen)</w:t>
+              <w:t>Technisch ontwerp (met daarin ook de functionele eisen en de wireframes), databaseschema en deze documentatie</w:t>
             </w:r>
           </w:p>
         </w:tc>
@@ -7692,7 +7876,7 @@
                 <w:sz w:val="14"/>
                 <w:shd w:val="clear" w:color="auto" w:fill="EEF4F2"/>
               </w:rPr>
-              <w:t>tests/</w:t>
+              <w:t>docs/wireframes/</w:t>
             </w:r>
           </w:p>
         </w:tc>
@@ -7709,7 +7893,52 @@
                 <w:sz w:val="16"/>
                 <w:szCs w:val="16"/>
               </w:rPr>
-              <w:t>Unit tests (760) voor de regels, de opslag, de export, het thema, de welkom- en gezichtsherkenningsfuncties, herkennen met de pas, de controller, de beveiliging en regressietests voor opgeloste bugs</w:t>
+              <w:t>Low-fidelity (</w:t>
+            </w:r>
+            <w:r>
+              <w:rPr>
+                <w:rFonts w:ascii="Consolas" w:hAnsi="Consolas" w:cs="Consolas"/>
+                <w:sz w:val="14"/>
+                <w:shd w:val="clear" w:color="auto" w:fill="EEF4F2"/>
+              </w:rPr>
+              <w:t>lofi-…</w:t>
+            </w:r>
+            <w:r>
+              <w:rPr>
+                <w:sz w:val="16"/>
+                <w:szCs w:val="16"/>
+              </w:rPr>
+              <w:t>), mid-fidelity (</w:t>
+            </w:r>
+            <w:r>
+              <w:rPr>
+                <w:rFonts w:ascii="Consolas" w:hAnsi="Consolas" w:cs="Consolas"/>
+                <w:sz w:val="14"/>
+                <w:shd w:val="clear" w:color="auto" w:fill="EEF4F2"/>
+              </w:rPr>
+              <w:t>midfi-…</w:t>
+            </w:r>
+            <w:r>
+              <w:rPr>
+                <w:sz w:val="16"/>
+                <w:szCs w:val="16"/>
+              </w:rPr>
+              <w:t>) en high-fidelity (</w:t>
+            </w:r>
+            <w:r>
+              <w:rPr>
+                <w:rFonts w:ascii="Consolas" w:hAnsi="Consolas" w:cs="Consolas"/>
+                <w:sz w:val="14"/>
+                <w:shd w:val="clear" w:color="auto" w:fill="EEF4F2"/>
+              </w:rPr>
+              <w:t>w…</w:t>
+            </w:r>
+            <w:r>
+              <w:rPr>
+                <w:sz w:val="16"/>
+                <w:szCs w:val="16"/>
+              </w:rPr>
+              <w:t>) wireframes van de schermen, gebruikt in het TO (hoofdstuk 9)</w:t>
             </w:r>
           </w:p>
         </w:tc>
@@ -7732,7 +7961,7 @@
                 <w:sz w:val="14"/>
                 <w:shd w:val="clear" w:color="auto" w:fill="EEF4F2"/>
               </w:rPr>
-              <w:t>tests/opslag-model-export.test.js</w:t>
+              <w:t>tests/slimme-koelkast.test.js</w:t>
             </w:r>
           </w:p>
         </w:tc>
@@ -7749,7 +7978,7 @@
                 <w:sz w:val="16"/>
                 <w:szCs w:val="16"/>
               </w:rPr>
-              <w:t>Tests voor de reservekopieën, het wissen van gegevens, de strengere controle bij het laden, de voorraadtelling (</w:t>
+              <w:t xml:space="preserve">Tests voor de slimme koelkast: omrekenen van gewicht naar aantallen (tolerantie, terugleggen, meerdere schappen, onverklaarbaar verschil), het slot met een nep-klok, de weegschaal, registraties met voorraad en logboek, de indeling, de controle en migratie in </w:t>
             </w:r>
             <w:r>
               <w:rPr>
@@ -7757,14 +7986,14 @@
                 <w:sz w:val="14"/>
                 <w:shd w:val="clear" w:color="auto" w:fill="EEF4F2"/>
               </w:rPr>
-              <w:t>countedAt</w:t>
+              <w:t>DataStore</w:t>
             </w:r>
             <w:r>
               <w:rPr>
                 <w:sz w:val="16"/>
                 <w:szCs w:val="16"/>
               </w:rPr>
-              <w:t>), nieuwe modelmethodes en de beveiliging van de CSV-export, verboden id's, maximale tekstlengtes en een opslag die niet te lezen is</w:t>
+              <w:t>, wissen, en het koelkastvenster met de pas (onbekende pas, tweede scan, deur te lang open, mislukt opslaan, herladen)</w:t>
             </w:r>
           </w:p>
         </w:tc>
@@ -7787,7 +8016,7 @@
                 <w:sz w:val="14"/>
                 <w:shd w:val="clear" w:color="auto" w:fill="EEF4F2"/>
               </w:rPr>
-              <w:t>tests/controller-robuustheid.test.js</w:t>
+              <w:t>tests/standby-en-gezicht.test.js</w:t>
             </w:r>
           </w:p>
         </w:tc>
@@ -7804,7 +8033,7 @@
                 <w:sz w:val="16"/>
                 <w:szCs w:val="16"/>
               </w:rPr>
-              <w:t xml:space="preserve">Tests voor de robuustheid van controller en view: na middernacht, correcties in een oude maand, logboek en wijziging in één keer opslaan, grenzen bij de voorraad, verouderde formulieren en knoppen, de camera, de focus na sluiten, veilige HTML, </w:t>
+              <w:t xml:space="preserve">Tests voor de standby, tik om te scannen en de vraag na een passcan (versie 3.17), met een nep-klok en een nep-camera: dimmen na 2 minuten, wakker zonder klik-door, de camera alleen na een tik en uit na de scantijd, herkend naar de koelkast of het productvenster, de pas naar de koelkast, </w:t>
             </w:r>
             <w:r>
               <w:rPr>
@@ -7812,14 +8041,29 @@
                 <w:sz w:val="14"/>
                 <w:shd w:val="clear" w:color="auto" w:fill="EEF4F2"/>
               </w:rPr>
-              <w:t>Alle gegevens wissen</w:t>
+              <w:t>Ja, instellen</w:t>
             </w:r>
             <w:r>
               <w:rPr>
                 <w:sz w:val="16"/>
                 <w:szCs w:val="16"/>
               </w:rPr>
-              <w:t>, en exporteren en wissen alleen voor een ingelogde beheerder</w:t>
+              <w:t xml:space="preserve"> en </w:t>
+            </w:r>
+            <w:r>
+              <w:rPr>
+                <w:rFonts w:ascii="Consolas" w:hAnsi="Consolas" w:cs="Consolas"/>
+                <w:sz w:val="14"/>
+                <w:shd w:val="clear" w:color="auto" w:fill="EEF4F2"/>
+              </w:rPr>
+              <w:t>Nee</w:t>
+            </w:r>
+            <w:r>
+              <w:rPr>
+                <w:sz w:val="16"/>
+                <w:szCs w:val="16"/>
+              </w:rPr>
+              <w:t>, verlopen na 365 dagen, opslaan, controleren en wissen van de kenmerken, en niets in de CSV-export of het logboek</w:t>
             </w:r>
           </w:p>
         </w:tc>
@@ -7842,7 +8086,7 @@
                 <w:sz w:val="14"/>
                 <w:shd w:val="clear" w:color="auto" w:fill="EEF4F2"/>
               </w:rPr>
-              <w:t>tests/beveiliging-config.test.js</w:t>
+              <w:t>tests/</w:t>
             </w:r>
           </w:p>
         </w:tc>
@@ -7859,7 +8103,7 @@
                 <w:sz w:val="16"/>
                 <w:szCs w:val="16"/>
               </w:rPr>
-              <w:t>Tests voor de configuratie: geen externe bronnen, de Content-Security-Policy, lokale lettertypes en face-api (met de SHA-256-controlegetallen), en de CI-workflow</w:t>
+              <w:t>Unit tests (802) voor de regels, de opslag, de export, het thema, de welkom- en gezichtsherkenningsfuncties, herkennen met de pas, de controller, de beveiliging en regressietests voor opgeloste bugs</w:t>
             </w:r>
           </w:p>
         </w:tc>
@@ -7882,7 +8126,7 @@
                 <w:sz w:val="14"/>
                 <w:shd w:val="clear" w:color="auto" w:fill="EEF4F2"/>
               </w:rPr>
-              <w:t>tests/gegevens-en-tabbladen.test.js</w:t>
+              <w:t>tests/opslag-model-export.test.js</w:t>
             </w:r>
           </w:p>
         </w:tc>
@@ -7899,7 +8143,7 @@
                 <w:sz w:val="16"/>
                 <w:szCs w:val="16"/>
               </w:rPr>
-              <w:t xml:space="preserve">Tests voor de prijsgrens van 1000 euro, de focus na </w:t>
+              <w:t>Tests voor de reservekopieën, het wissen van gegevens, de strengere controle bij het laden, de voorraadtelling (</w:t>
             </w:r>
             <w:r>
               <w:rPr>
@@ -7907,44 +8151,14 @@
                 <w:sz w:val="14"/>
                 <w:shd w:val="clear" w:color="auto" w:fill="EEF4F2"/>
               </w:rPr>
-              <w:t>Registreren</w:t>
+              <w:t>countedAt</w:t>
             </w:r>
             <w:r>
               <w:rPr>
                 <w:sz w:val="16"/>
                 <w:szCs w:val="16"/>
               </w:rPr>
-              <w:t>, "niets gewijzigd" bij opslaan, en verouderde formulieren of een gewiste opslag na een wijziging in een ander tabblad. Gebruikt de strenge nep-view (</w:t>
-            </w:r>
-            <w:r>
-              <w:rPr>
-                <w:rFonts w:ascii="Consolas" w:hAnsi="Consolas" w:cs="Consolas"/>
-                <w:sz w:val="14"/>
-                <w:shd w:val="clear" w:color="auto" w:fill="EEF4F2"/>
-              </w:rPr>
-              <w:t>createStrictView</w:t>
-            </w:r>
-            <w:r>
-              <w:rPr>
-                <w:sz w:val="16"/>
-                <w:szCs w:val="16"/>
-              </w:rPr>
-              <w:t xml:space="preserve"> in </w:t>
-            </w:r>
-            <w:r>
-              <w:rPr>
-                <w:rFonts w:ascii="Consolas" w:hAnsi="Consolas" w:cs="Consolas"/>
-                <w:sz w:val="14"/>
-                <w:shd w:val="clear" w:color="auto" w:fill="EEF4F2"/>
-              </w:rPr>
-              <w:t>helpers.js</w:t>
-            </w:r>
-            <w:r>
-              <w:rPr>
-                <w:sz w:val="16"/>
-                <w:szCs w:val="16"/>
-              </w:rPr>
-              <w:t>)</w:t>
+              <w:t>), nieuwe modelmethodes en de beveiliging van de CSV-export, verboden id's, maximale tekstlengtes en een opslag die niet te lezen is</w:t>
             </w:r>
           </w:p>
         </w:tc>
@@ -7967,7 +8181,7 @@
                 <w:sz w:val="14"/>
                 <w:shd w:val="clear" w:color="auto" w:fill="EEF4F2"/>
               </w:rPr>
-              <w:t>tests/werkgever-en-correctiedatum.test.js</w:t>
+              <w:t>tests/controller-robuustheid.test.js</w:t>
             </w:r>
           </w:p>
         </w:tc>
@@ -7984,7 +8198,7 @@
                 <w:sz w:val="16"/>
                 <w:szCs w:val="16"/>
               </w:rPr>
-              <w:t xml:space="preserve">Tests voor het werkgevernummer per registratie en de datum bij een correctie </w:t>
+              <w:t xml:space="preserve">Tests voor de robuustheid van controller en view: na middernacht, correcties in een oude maand, logboek en wijziging in één keer opslaan, grenzen bij de voorraad, verouderde formulieren en knoppen, de camera, de focus na sluiten, veilige HTML, </w:t>
             </w:r>
             <w:r>
               <w:rPr>
@@ -7992,7 +8206,14 @@
                 <w:sz w:val="14"/>
                 <w:shd w:val="clear" w:color="auto" w:fill="EEF4F2"/>
               </w:rPr>
-              <w:t>+</w:t>
+              <w:t>Alle gegevens wissen</w:t>
+            </w:r>
+            <w:r>
+              <w:rPr>
+                <w:sz w:val="16"/>
+                <w:szCs w:val="16"/>
+              </w:rPr>
+              <w:t>, en exporteren en wissen alleen voor een ingelogde beheerder</w:t>
             </w:r>
           </w:p>
         </w:tc>
@@ -8015,7 +8236,7 @@
                 <w:sz w:val="14"/>
                 <w:shd w:val="clear" w:color="auto" w:fill="EEF4F2"/>
               </w:rPr>
-              <w:t>tests/to-controle.test.js</w:t>
+              <w:t>tests/beveiliging-config.test.js</w:t>
             </w:r>
           </w:p>
         </w:tc>
@@ -8032,112 +8253,7 @@
                 <w:sz w:val="16"/>
                 <w:szCs w:val="16"/>
               </w:rPr>
-              <w:t xml:space="preserve">Regressietests voor de TO-controle: "1 medewerker"/"2 medewerkers", bevestiging bij product verwijderen, de melding bij een verwijderde medewerker (correctie </w:t>
-            </w:r>
-            <w:r>
-              <w:rPr>
-                <w:rFonts w:ascii="Consolas" w:hAnsi="Consolas" w:cs="Consolas"/>
-                <w:sz w:val="14"/>
-                <w:shd w:val="clear" w:color="auto" w:fill="EEF4F2"/>
-              </w:rPr>
-              <w:t>+</w:t>
-            </w:r>
-            <w:r>
-              <w:rPr>
-                <w:sz w:val="16"/>
-                <w:szCs w:val="16"/>
-              </w:rPr>
-              <w:t xml:space="preserve">), alleen een inactieve medewerker zonder registraties verwijderen, uniek werkgevernummer, dubbele id's en datums in de toekomst bij het laden, de apostrof in de CSV, </w:t>
-            </w:r>
-            <w:r>
-              <w:rPr>
-                <w:rFonts w:ascii="Consolas" w:hAnsi="Consolas" w:cs="Consolas"/>
-                <w:sz w:val="14"/>
-                <w:shd w:val="clear" w:color="auto" w:fill="EEF4F2"/>
-              </w:rPr>
-              <w:t>lastRegistration</w:t>
-            </w:r>
-            <w:r>
-              <w:rPr>
-                <w:sz w:val="16"/>
-                <w:szCs w:val="16"/>
-              </w:rPr>
-              <w:t xml:space="preserve"> en </w:t>
-            </w:r>
-            <w:r>
-              <w:rPr>
-                <w:rFonts w:ascii="Consolas" w:hAnsi="Consolas" w:cs="Consolas"/>
-                <w:sz w:val="14"/>
-                <w:shd w:val="clear" w:color="auto" w:fill="EEF4F2"/>
-              </w:rPr>
-              <w:t>pointId</w:t>
-            </w:r>
-            <w:r>
-              <w:rPr>
-                <w:sz w:val="16"/>
-                <w:szCs w:val="16"/>
-              </w:rPr>
-              <w:t>, het SQL-schema (</w:t>
-            </w:r>
-            <w:r>
-              <w:rPr>
-                <w:rFonts w:ascii="Consolas" w:hAnsi="Consolas" w:cs="Consolas"/>
-                <w:sz w:val="14"/>
-                <w:shd w:val="clear" w:color="auto" w:fill="EEF4F2"/>
-              </w:rPr>
-              <w:t>counted_at</w:t>
-            </w:r>
-            <w:r>
-              <w:rPr>
-                <w:sz w:val="16"/>
-                <w:szCs w:val="16"/>
-              </w:rPr>
-              <w:t xml:space="preserve">, geen rol </w:t>
-            </w:r>
-            <w:r>
-              <w:rPr>
-                <w:rFonts w:ascii="Consolas" w:hAnsi="Consolas" w:cs="Consolas"/>
-                <w:sz w:val="14"/>
-                <w:shd w:val="clear" w:color="auto" w:fill="EEF4F2"/>
-              </w:rPr>
-              <w:t>manager</w:t>
-            </w:r>
-            <w:r>
-              <w:rPr>
-                <w:sz w:val="16"/>
-                <w:szCs w:val="16"/>
-              </w:rPr>
-              <w:t xml:space="preserve">), de opslagknoppen bij wijzigen, de filters op een smal scherm en tests voor FR-01, FR-02, FR-04, FR-10 en FR-29 (actieve medewerkers, zoeken op naam, de </w:t>
-            </w:r>
-            <w:r>
-              <w:rPr>
-                <w:rFonts w:ascii="Consolas" w:hAnsi="Consolas" w:cs="Consolas"/>
-                <w:sz w:val="14"/>
-                <w:shd w:val="clear" w:color="auto" w:fill="EEF4F2"/>
-              </w:rPr>
-              <w:t>−</w:t>
-            </w:r>
-            <w:r>
-              <w:rPr>
-                <w:sz w:val="16"/>
-                <w:szCs w:val="16"/>
-              </w:rPr>
-              <w:t xml:space="preserve"> in het productvenster, alle registraties voor de beheerder, geen bedragen of aantallen op de publieke pagina). Verder: "1 product" in de correctielijst, een klik op de medewerkerkaart (FR-32) en het totaal op de knop </w:t>
-            </w:r>
-            <w:r>
-              <w:rPr>
-                <w:rFonts w:ascii="Consolas" w:hAnsi="Consolas" w:cs="Consolas"/>
-                <w:sz w:val="14"/>
-                <w:shd w:val="clear" w:color="auto" w:fill="EEF4F2"/>
-              </w:rPr>
-              <w:t>Registreren</w:t>
-            </w:r>
-            <w:r>
-              <w:rPr>
-                <w:sz w:val="16"/>
-                <w:szCs w:val="16"/>
-              </w:rPr>
-              <w:t xml:space="preserve"> (FR-47)</w:t>
+              <w:t>Tests voor de configuratie: geen externe bronnen, de Content-Security-Policy, lokale lettertypes en face-api (met de SHA-256-controlegetallen), en de CI-workflow</w:t>
             </w:r>
           </w:p>
         </w:tc>
@@ -8160,7 +8276,7 @@
                 <w:sz w:val="14"/>
                 <w:shd w:val="clear" w:color="auto" w:fill="EEF4F2"/>
               </w:rPr>
-              <w:t>tests/pasjeslezer.test.js</w:t>
+              <w:t>tests/gegevens-en-tabbladen.test.js</w:t>
             </w:r>
           </w:p>
         </w:tc>
@@ -8177,7 +8293,7 @@
                 <w:sz w:val="16"/>
                 <w:szCs w:val="16"/>
               </w:rPr>
-              <w:t xml:space="preserve">Tests voor herkennen met de pas: wat de </w:t>
+              <w:t xml:space="preserve">Tests voor de prijsgrens van 1000 euro, de focus na </w:t>
             </w:r>
             <w:r>
               <w:rPr>
@@ -8185,21 +8301,14 @@
                 <w:sz w:val="14"/>
                 <w:shd w:val="clear" w:color="auto" w:fill="EEF4F2"/>
               </w:rPr>
-              <w:t>BadgeReader</w:t>
+              <w:t>Registreren</w:t>
             </w:r>
             <w:r>
               <w:rPr>
                 <w:sz w:val="16"/>
                 <w:szCs w:val="16"/>
               </w:rPr>
-              <w:t xml:space="preserve"> als scan ziet (Enter, Tab of stilte na de laatste toets, niet bij gewoon typen of een te korte code, wel op een trage tablet), het normaliseren van het pasnummer, het productvenster of de melding na een scan, geen herkenning als er een ander venster open is (met de melding "Sluit eerst het open venster om je pas te gebruiken.", en de Enter van de scan wordt tegengehouden), het zoekveld na een scan, de pas koppelen in het medewerkersformulier (uniek, alleen letters en cijfers, leeg = geen pas), de controle </w:t>
-            </w:r>
-            <w:r>
-              <w:rPr>
-                <w:sz w:val="16"/>
-                <w:szCs w:val="16"/>
-              </w:rPr>
-              <w:t xml:space="preserve">en migratie van </w:t>
+              <w:t>, "niets gewijzigd" bij opslaan, en verouderde formulieren of een gewiste opslag na een wijziging in een ander tabblad. Gebruikt de strenge nep-view (</w:t>
             </w:r>
             <w:r>
               <w:rPr>
@@ -8207,7 +8316,7 @@
                 <w:sz w:val="14"/>
                 <w:shd w:val="clear" w:color="auto" w:fill="EEF4F2"/>
               </w:rPr>
-              <w:t>badgeId</w:t>
+              <w:t>createStrictView</w:t>
             </w:r>
             <w:r>
               <w:rPr>
@@ -8222,14 +8331,14 @@
                 <w:sz w:val="14"/>
                 <w:shd w:val="clear" w:color="auto" w:fill="EEF4F2"/>
               </w:rPr>
-              <w:t>DataStore</w:t>
+              <w:t>helpers.js</w:t>
             </w:r>
             <w:r>
               <w:rPr>
                 <w:sz w:val="16"/>
                 <w:szCs w:val="16"/>
               </w:rPr>
-              <w:t>, en dat het pasnummer niet in de CSV-export of het logboek komt</w:t>
+              <w:t>)</w:t>
             </w:r>
           </w:p>
         </w:tc>
@@ -8252,7 +8361,7 @@
                 <w:sz w:val="14"/>
                 <w:shd w:val="clear" w:color="auto" w:fill="EEF4F2"/>
               </w:rPr>
-              <w:t>tests/beveiligingsscan.test.js</w:t>
+              <w:t>tests/werkgever-en-correctiedatum.test.js</w:t>
             </w:r>
           </w:p>
         </w:tc>
@@ -8269,7 +8378,7 @@
                 <w:sz w:val="16"/>
                 <w:szCs w:val="16"/>
               </w:rPr>
-              <w:t xml:space="preserve">Regressietests voor de beveiligingsscan: beheeracties doen niets zonder ingelogde beheerder, product-id's als </w:t>
+              <w:t xml:space="preserve">Tests voor het werkgevernummer per registratie en de datum bij een correctie </w:t>
             </w:r>
             <w:r>
               <w:rPr>
@@ -8277,44 +8386,7 @@
                 <w:sz w:val="14"/>
                 <w:shd w:val="clear" w:color="auto" w:fill="EEF4F2"/>
               </w:rPr>
-              <w:t>__proto__</w:t>
-            </w:r>
-            <w:r>
-              <w:rPr>
-                <w:sz w:val="16"/>
-                <w:szCs w:val="16"/>
-              </w:rPr>
-              <w:t xml:space="preserve">, </w:t>
-            </w:r>
-            <w:r>
-              <w:rPr>
-                <w:rFonts w:ascii="Consolas" w:hAnsi="Consolas" w:cs="Consolas"/>
-                <w:sz w:val="14"/>
-                <w:shd w:val="clear" w:color="auto" w:fill="EEF4F2"/>
-              </w:rPr>
-              <w:t>constructor</w:t>
-            </w:r>
-            <w:r>
-              <w:rPr>
-                <w:sz w:val="16"/>
-                <w:szCs w:val="16"/>
-              </w:rPr>
-              <w:t xml:space="preserve"> en </w:t>
-            </w:r>
-            <w:r>
-              <w:rPr>
-                <w:rFonts w:ascii="Consolas" w:hAnsi="Consolas" w:cs="Consolas"/>
-                <w:sz w:val="14"/>
-                <w:shd w:val="clear" w:color="auto" w:fill="EEF4F2"/>
-              </w:rPr>
-              <w:t>toString</w:t>
-            </w:r>
-            <w:r>
-              <w:rPr>
-                <w:sz w:val="16"/>
-                <w:szCs w:val="16"/>
-              </w:rPr>
-              <w:t xml:space="preserve"> in de voorraadlijst, de camera die uitgaat na de tijdslimiet, de strengere controle van codes en tijdstippen bij het laden, de Node.js-versie van de CI, het alleen-toevoegen-logboek in het SQL-schema en de licentie van TensorFlow.js</w:t>
+              <w:t>+</w:t>
             </w:r>
           </w:p>
         </w:tc>
@@ -8337,7 +8409,7 @@
                 <w:sz w:val="14"/>
                 <w:shd w:val="clear" w:color="auto" w:fill="EEF4F2"/>
               </w:rPr>
-              <w:t>tests/avg-toets.test.js</w:t>
+              <w:t>tests/to-controle.test.js</w:t>
             </w:r>
           </w:p>
         </w:tc>
@@ -8354,7 +8426,112 @@
                 <w:sz w:val="16"/>
                 <w:szCs w:val="16"/>
               </w:rPr>
-              <w:t>Tests voor de aanpassingen uit de AVG-toets: automatisch uitloggen van de beheerder na 5 minuten zonder invoer (met een nep-klok: net onder en precies op 5 minuten, iedere invoer begint opnieuw, open beheerformulieren gaan dicht, de melding en de timer van 10 seconden) en de uitleg over de inhouding op het loon in het productvenster</w:t>
+              <w:t xml:space="preserve">Regressietests voor de TO-controle: "1 medewerker"/"2 medewerkers", bevestiging bij product verwijderen, de melding bij een verwijderde medewerker (correctie </w:t>
+            </w:r>
+            <w:r>
+              <w:rPr>
+                <w:rFonts w:ascii="Consolas" w:hAnsi="Consolas" w:cs="Consolas"/>
+                <w:sz w:val="14"/>
+                <w:shd w:val="clear" w:color="auto" w:fill="EEF4F2"/>
+              </w:rPr>
+              <w:t>+</w:t>
+            </w:r>
+            <w:r>
+              <w:rPr>
+                <w:sz w:val="16"/>
+                <w:szCs w:val="16"/>
+              </w:rPr>
+              <w:t xml:space="preserve">), alleen een inactieve medewerker zonder registraties verwijderen, uniek werkgevernummer, dubbele id's en datums in de toekomst bij het laden, de apostrof in de CSV, </w:t>
+            </w:r>
+            <w:r>
+              <w:rPr>
+                <w:rFonts w:ascii="Consolas" w:hAnsi="Consolas" w:cs="Consolas"/>
+                <w:sz w:val="14"/>
+                <w:shd w:val="clear" w:color="auto" w:fill="EEF4F2"/>
+              </w:rPr>
+              <w:t>lastRegistration</w:t>
+            </w:r>
+            <w:r>
+              <w:rPr>
+                <w:sz w:val="16"/>
+                <w:szCs w:val="16"/>
+              </w:rPr>
+              <w:t xml:space="preserve"> en </w:t>
+            </w:r>
+            <w:r>
+              <w:rPr>
+                <w:rFonts w:ascii="Consolas" w:hAnsi="Consolas" w:cs="Consolas"/>
+                <w:sz w:val="14"/>
+                <w:shd w:val="clear" w:color="auto" w:fill="EEF4F2"/>
+              </w:rPr>
+              <w:t>pointId</w:t>
+            </w:r>
+            <w:r>
+              <w:rPr>
+                <w:sz w:val="16"/>
+                <w:szCs w:val="16"/>
+              </w:rPr>
+              <w:t>, het SQL-schema (</w:t>
+            </w:r>
+            <w:r>
+              <w:rPr>
+                <w:rFonts w:ascii="Consolas" w:hAnsi="Consolas" w:cs="Consolas"/>
+                <w:sz w:val="14"/>
+                <w:shd w:val="clear" w:color="auto" w:fill="EEF4F2"/>
+              </w:rPr>
+              <w:t>counted_at</w:t>
+            </w:r>
+            <w:r>
+              <w:rPr>
+                <w:sz w:val="16"/>
+                <w:szCs w:val="16"/>
+              </w:rPr>
+              <w:t xml:space="preserve">, geen rol </w:t>
+            </w:r>
+            <w:r>
+              <w:rPr>
+                <w:rFonts w:ascii="Consolas" w:hAnsi="Consolas" w:cs="Consolas"/>
+                <w:sz w:val="14"/>
+                <w:shd w:val="clear" w:color="auto" w:fill="EEF4F2"/>
+              </w:rPr>
+              <w:t>manager</w:t>
+            </w:r>
+            <w:r>
+              <w:rPr>
+                <w:sz w:val="16"/>
+                <w:szCs w:val="16"/>
+              </w:rPr>
+              <w:t xml:space="preserve">), de opslagknoppen bij wijzigen, de filters op een smal scherm en tests voor FR-01, FR-02, FR-04, FR-10 en FR-29 (actieve medewerkers, zoeken op naam, de </w:t>
+            </w:r>
+            <w:r>
+              <w:rPr>
+                <w:rFonts w:ascii="Consolas" w:hAnsi="Consolas" w:cs="Consolas"/>
+                <w:sz w:val="14"/>
+                <w:shd w:val="clear" w:color="auto" w:fill="EEF4F2"/>
+              </w:rPr>
+              <w:t>−</w:t>
+            </w:r>
+            <w:r>
+              <w:rPr>
+                <w:sz w:val="16"/>
+                <w:szCs w:val="16"/>
+              </w:rPr>
+              <w:t xml:space="preserve"> in het productvenster, alle registraties voor de beheerder, geen bedragen of aantallen op de publieke pagina). Verder: "1 product" in de correctielijst, een klik op de medewerkerkaart (FR-32) en het totaal op de knop </w:t>
+            </w:r>
+            <w:r>
+              <w:rPr>
+                <w:rFonts w:ascii="Consolas" w:hAnsi="Consolas" w:cs="Consolas"/>
+                <w:sz w:val="14"/>
+                <w:shd w:val="clear" w:color="auto" w:fill="EEF4F2"/>
+              </w:rPr>
+              <w:t>Registreren</w:t>
+            </w:r>
+            <w:r>
+              <w:rPr>
+                <w:sz w:val="16"/>
+                <w:szCs w:val="16"/>
+              </w:rPr>
+              <w:t xml:space="preserve"> (FR-47)</w:t>
             </w:r>
           </w:p>
         </w:tc>
@@ -8377,7 +8554,7 @@
                 <w:sz w:val="14"/>
                 <w:shd w:val="clear" w:color="auto" w:fill="EEF4F2"/>
               </w:rPr>
-              <w:t>tests/ux-review.test.js</w:t>
+              <w:t>tests/pasjeslezer.test.js</w:t>
             </w:r>
           </w:p>
         </w:tc>
@@ -8394,7 +8571,7 @@
                 <w:sz w:val="16"/>
                 <w:szCs w:val="16"/>
               </w:rPr>
-              <w:t xml:space="preserve">Tests voor de verbeteringen uit de UX-review van oktober 2026 (UX 1 t/m UX 12 in de naam van iedere test, daarna 13 en 14): het productvenster dat na 75 seconden vanzelf sluit (met een nep-klok, de waarschuwing en iedere invoer die opnieuw begint), een pas terwijl een venster open is, de knopbalk met </w:t>
+              <w:t xml:space="preserve">Tests voor herkennen met de pas: wat de </w:t>
             </w:r>
             <w:r>
               <w:rPr>
@@ -8402,14 +8579,21 @@
                 <w:sz w:val="14"/>
                 <w:shd w:val="clear" w:color="auto" w:fill="EEF4F2"/>
               </w:rPr>
-              <w:t>Registreren</w:t>
+              <w:t>BadgeReader</w:t>
             </w:r>
             <w:r>
               <w:rPr>
                 <w:sz w:val="16"/>
                 <w:szCs w:val="16"/>
               </w:rPr>
-              <w:t xml:space="preserve">, zoekveld en bedrijfsfilter leeg na registreren, de compacte banner, de pashint, de opmaak van een gekozen product, de grootte van knoppen, de statusregel en de meldingsregio's voor schermlezers, de leesbaarheid, de nieuwe teksten, </w:t>
+              <w:t xml:space="preserve"> als scan ziet (Enter, Tab of stilte na de laatste toets, niet bij gewoon typen of een te korte code, wel op een trage tablet), het normaliseren van het pasnummer, het productvenster of de melding na een scan, geen herkenning als er een ander venster open is (met de melding "Sluit eerst het open venster om je pas te gebruiken.", en de Enter van de scan wordt tegengehouden), het zoekveld na een scan, de pas koppelen in het medewerkersformulier (uniek, alleen letters en cijfers, leeg = geen pas), de controle </w:t>
+            </w:r>
+            <w:r>
+              <w:rPr>
+                <w:sz w:val="16"/>
+                <w:szCs w:val="16"/>
+              </w:rPr>
+              <w:t xml:space="preserve">en migratie van </w:t>
             </w:r>
             <w:r>
               <w:rPr>
@@ -8417,14 +8601,29 @@
                 <w:sz w:val="14"/>
                 <w:shd w:val="clear" w:color="auto" w:fill="EEF4F2"/>
               </w:rPr>
-              <w:t>Registreren</w:t>
+              <w:t>badgeId</w:t>
             </w:r>
             <w:r>
               <w:rPr>
                 <w:sz w:val="16"/>
                 <w:szCs w:val="16"/>
               </w:rPr>
-              <w:t xml:space="preserve"> zonder keuze, een productvenster zonder producten zonder knopbalk en loonregel (13) en vensters die altijd bovenaan openen (14)</w:t>
+              <w:t xml:space="preserve"> in </w:t>
+            </w:r>
+            <w:r>
+              <w:rPr>
+                <w:rFonts w:ascii="Consolas" w:hAnsi="Consolas" w:cs="Consolas"/>
+                <w:sz w:val="14"/>
+                <w:shd w:val="clear" w:color="auto" w:fill="EEF4F2"/>
+              </w:rPr>
+              <w:t>DataStore</w:t>
+            </w:r>
+            <w:r>
+              <w:rPr>
+                <w:sz w:val="16"/>
+                <w:szCs w:val="16"/>
+              </w:rPr>
+              <w:t>, en dat het pasnummer niet in de CSV-export of het logboek komt</w:t>
             </w:r>
           </w:p>
         </w:tc>
@@ -8447,7 +8646,7 @@
                 <w:sz w:val="14"/>
                 <w:shd w:val="clear" w:color="auto" w:fill="EEF4F2"/>
               </w:rPr>
-              <w:t>tests/review-oktober.test.js</w:t>
+              <w:t>tests/beveiligingsscan.test.js</w:t>
             </w:r>
           </w:p>
         </w:tc>
@@ -8464,7 +8663,7 @@
                 <w:sz w:val="16"/>
                 <w:szCs w:val="16"/>
               </w:rPr>
-              <w:t xml:space="preserve">Regressietests voor de review van oktober 2026 (D1 t/m D7, U1 t/m U7, R1 t/m R3 in de naam van iedere test): beschadigde lijsten en volle opslag, dubbele passen, niet-bestaande datums, pasnummers gelijk maken, mislukt wissen, gezichtsherkenning alleen met actieve medewerkers, een scan in het veld </w:t>
+              <w:t xml:space="preserve">Regressietests voor de beveiligingsscan: beheeracties doen niets zonder ingelogde beheerder, product-id's als </w:t>
             </w:r>
             <w:r>
               <w:rPr>
@@ -8472,14 +8671,14 @@
                 <w:sz w:val="14"/>
                 <w:shd w:val="clear" w:color="auto" w:fill="EEF4F2"/>
               </w:rPr>
-              <w:t>Pasnummer</w:t>
+              <w:t>__proto__</w:t>
             </w:r>
             <w:r>
               <w:rPr>
                 <w:sz w:val="16"/>
                 <w:szCs w:val="16"/>
               </w:rPr>
-              <w:t xml:space="preserve"> en in het bedrijfsfilter, dubbelklik op </w:t>
+              <w:t xml:space="preserve">, </w:t>
             </w:r>
             <w:r>
               <w:rPr>
@@ -8487,14 +8686,29 @@
                 <w:sz w:val="14"/>
                 <w:shd w:val="clear" w:color="auto" w:fill="EEF4F2"/>
               </w:rPr>
-              <w:t>Registreren</w:t>
+              <w:t>constructor</w:t>
             </w:r>
             <w:r>
               <w:rPr>
                 <w:sz w:val="16"/>
                 <w:szCs w:val="16"/>
               </w:rPr>
-              <w:t>, een ingedrukt gehouden Enter, de focus na opslaan en (de)activeren, het datumveld na middernacht, toegankelijkheid (live region, tabbladen, bedrijfsfilter) en de cijfervelden</w:t>
+              <w:t xml:space="preserve"> en </w:t>
+            </w:r>
+            <w:r>
+              <w:rPr>
+                <w:rFonts w:ascii="Consolas" w:hAnsi="Consolas" w:cs="Consolas"/>
+                <w:sz w:val="14"/>
+                <w:shd w:val="clear" w:color="auto" w:fill="EEF4F2"/>
+              </w:rPr>
+              <w:t>toString</w:t>
+            </w:r>
+            <w:r>
+              <w:rPr>
+                <w:sz w:val="16"/>
+                <w:szCs w:val="16"/>
+              </w:rPr>
+              <w:t xml:space="preserve"> in de voorraadlijst, de camera die uitgaat na de tijdslimiet, de strengere controle van codes en tijdstippen bij het laden, de Node.js-versie van de CI, het alleen-toevoegen-logboek in het SQL-schema en de licentie van TensorFlow.js</w:t>
             </w:r>
           </w:p>
         </w:tc>
@@ -8517,7 +8731,7 @@
                 <w:sz w:val="14"/>
                 <w:shd w:val="clear" w:color="auto" w:fill="EEF4F2"/>
               </w:rPr>
-              <w:t>tests/rollenspel-oktober.test.js</w:t>
+              <w:t>tests/avg-toets.test.js</w:t>
             </w:r>
           </w:p>
         </w:tc>
@@ -8534,22 +8748,7 @@
                 <w:sz w:val="16"/>
                 <w:szCs w:val="16"/>
               </w:rPr>
-              <w:t xml:space="preserve">Regressietests voor de fouten uit de rollenspeltests en de FMEA van oktober 2026 (punt 1 t/m 14 in de naam van iedere test): zoekveld leeg na sluiten zonder registreren, geen spookklik na een dubbeltik op </w:t>
-            </w:r>
-            <w:r>
-              <w:rPr>
-                <w:rFonts w:ascii="Consolas" w:hAnsi="Consolas" w:cs="Consolas"/>
-                <w:sz w:val="14"/>
-                <w:shd w:val="clear" w:color="auto" w:fill="EEF4F2"/>
-              </w:rPr>
-              <w:t>Deur dicht</w:t>
-            </w:r>
-            <w:r>
-              <w:rPr>
-                <w:sz w:val="16"/>
-                <w:szCs w:val="16"/>
-              </w:rPr>
-              <w:t>, de naam in de open koelkast en "Controle nodig" bij de pas van een collega, twee tabbladen op één opslag, de weging met het gemeten gemiddelde gewicht (eieren en blikjes), verwacht en geteld bij een telling, oude en nieuwe waarden in het logboek, de lege demokeuze, tikdoelen en hover, voorraad 0, negatieve getallen in de CSV, het SQL-schema en teksten in het TO</w:t>
+              <w:t>Tests voor de aanpassingen uit de AVG-toets: automatisch uitloggen van de beheerder na 5 minuten zonder invoer (met een nep-klok: net onder en precies op 5 minuten, iedere invoer begint opnieuw, open beheerformulieren gaan dicht, de melding en de timer van 10 seconden) en de uitleg over de inhouding op het loon in het productvenster</w:t>
             </w:r>
           </w:p>
         </w:tc>
@@ -8572,7 +8771,7 @@
                 <w:sz w:val="14"/>
                 <w:shd w:val="clear" w:color="auto" w:fill="EEF4F2"/>
               </w:rPr>
-              <w:t>.gitattributes</w:t>
+              <w:t>tests/ux-review.test.js</w:t>
             </w:r>
           </w:p>
         </w:tc>
@@ -8589,7 +8788,7 @@
                 <w:sz w:val="16"/>
                 <w:szCs w:val="16"/>
               </w:rPr>
-              <w:t xml:space="preserve">Zorgt dat Git de bestanden in </w:t>
+              <w:t xml:space="preserve">Tests voor de verbeteringen uit de UX-review van oktober 2026 (UX 1 t/m UX 12 in de naam van iedere test, daarna 13 en 14): het productvenster dat na 75 seconden vanzelf sluit (met een nep-klok, de waarschuwing en iedere invoer die opnieuw begint), een pas terwijl een venster open is, de knopbalk met </w:t>
             </w:r>
             <w:r>
               <w:rPr>
@@ -8597,14 +8796,14 @@
                 <w:sz w:val="14"/>
                 <w:shd w:val="clear" w:color="auto" w:fill="EEF4F2"/>
               </w:rPr>
-              <w:t>assets/vendor/</w:t>
+              <w:t>Registreren</w:t>
             </w:r>
             <w:r>
               <w:rPr>
                 <w:sz w:val="16"/>
                 <w:szCs w:val="16"/>
               </w:rPr>
-              <w:t xml:space="preserve"> en </w:t>
+              <w:t xml:space="preserve">, zoekveld en bedrijfsfilter leeg na registreren, de compacte banner, de pashint, de opmaak van een gekozen product, de grootte van knoppen, de statusregel en de meldingsregio's voor schermlezers, de leesbaarheid, de nieuwe teksten, </w:t>
             </w:r>
             <w:r>
               <w:rPr>
@@ -8612,14 +8811,14 @@
                 <w:sz w:val="14"/>
                 <w:shd w:val="clear" w:color="auto" w:fill="EEF4F2"/>
               </w:rPr>
-              <w:t>assets/fonts/</w:t>
+              <w:t>Registreren</w:t>
             </w:r>
             <w:r>
               <w:rPr>
                 <w:sz w:val="16"/>
                 <w:szCs w:val="16"/>
               </w:rPr>
-              <w:t xml:space="preserve"> niet aanpast (geen omzetting van regeleinden), zodat de controlegetallen blijven kloppen</w:t>
+              <w:t xml:space="preserve"> zonder keuze, een productvenster zonder producten zonder knopbalk en loonregel (13) en vensters die altijd bovenaan openen (14)</w:t>
             </w:r>
           </w:p>
         </w:tc>
@@ -8642,7 +8841,7 @@
                 <w:sz w:val="14"/>
                 <w:shd w:val="clear" w:color="auto" w:fill="EEF4F2"/>
               </w:rPr>
-              <w:t>tests/e2e/</w:t>
+              <w:t>tests/review-oktober.test.js</w:t>
             </w:r>
           </w:p>
         </w:tc>
@@ -8659,7 +8858,7 @@
                 <w:sz w:val="16"/>
                 <w:szCs w:val="16"/>
               </w:rPr>
-              <w:t xml:space="preserve">Browsertests (end-to-end): </w:t>
+              <w:t xml:space="preserve">Regressietests voor de review van oktober 2026 (D1 t/m D7, U1 t/m U7, R1 t/m R3 in de naam van iedere test): beschadigde lijsten en volle opslag, dubbele passen, niet-bestaande datums, pasnummers gelijk maken, mislukt wissen, gezichtsherkenning alleen met actieve medewerkers, een scan in het veld </w:t>
             </w:r>
             <w:r>
               <w:rPr>
@@ -8667,14 +8866,14 @@
                 <w:sz w:val="14"/>
                 <w:shd w:val="clear" w:color="auto" w:fill="EEF4F2"/>
               </w:rPr>
-              <w:t>app.e2e.test.js</w:t>
+              <w:t>Pasnummer</w:t>
             </w:r>
             <w:r>
               <w:rPr>
                 <w:sz w:val="16"/>
                 <w:szCs w:val="16"/>
               </w:rPr>
-              <w:t xml:space="preserve"> test de echte pagina in headless Edge of Chrome (26 tests: laden zonder fouten, zoeken, registreren (daarna bij kiezen op naam geen "welkom terug"), </w:t>
+              <w:t xml:space="preserve"> en in het bedrijfsfilter, dubbelklik op </w:t>
             </w:r>
             <w:r>
               <w:rPr>
@@ -8689,120 +8888,7 @@
                 <w:sz w:val="16"/>
                 <w:szCs w:val="16"/>
               </w:rPr>
-              <w:t xml:space="preserve"> zonder keuze, Escape en focus, inloggen, thema, pas koppelen en herkennen (ook een tweede scan in het veld </w:t>
-            </w:r>
-            <w:r>
-              <w:rPr>
-                <w:rFonts w:ascii="Consolas" w:hAnsi="Consolas" w:cs="Consolas"/>
-                <w:sz w:val="14"/>
-                <w:shd w:val="clear" w:color="auto" w:fill="EEF4F2"/>
-              </w:rPr>
-              <w:t>Pasnummer</w:t>
-            </w:r>
-            <w:r>
-              <w:rPr>
-                <w:sz w:val="16"/>
-                <w:szCs w:val="16"/>
-              </w:rPr>
-              <w:t xml:space="preserve">), CSV-export, een dubbelklik op </w:t>
-            </w:r>
-            <w:r>
-              <w:rPr>
-                <w:rFonts w:ascii="Consolas" w:hAnsi="Consolas" w:cs="Consolas"/>
-                <w:sz w:val="14"/>
-                <w:shd w:val="clear" w:color="auto" w:fill="EEF4F2"/>
-              </w:rPr>
-              <w:t>Registreren</w:t>
-            </w:r>
-            <w:r>
-              <w:rPr>
-                <w:sz w:val="16"/>
-                <w:szCs w:val="16"/>
-              </w:rPr>
-              <w:t xml:space="preserve">, een scan in het bedrijfsfilter, de focus na opslaan en (de)activeren in het beheer, letters in een cijferveld, het productvenster dat vanzelf sluit, een pas terwijl een venster open is, </w:t>
-            </w:r>
-            <w:r>
-              <w:rPr>
-                <w:rFonts w:ascii="Consolas" w:hAnsi="Consolas" w:cs="Consolas"/>
-                <w:sz w:val="14"/>
-                <w:shd w:val="clear" w:color="auto" w:fill="EEF4F2"/>
-              </w:rPr>
-              <w:t>Registreren</w:t>
-            </w:r>
-            <w:r>
-              <w:rPr>
-                <w:sz w:val="16"/>
-                <w:szCs w:val="16"/>
-              </w:rPr>
-              <w:t xml:space="preserve"> in beeld op een liggende tablet, een telefoon en bij 200% zoom, een leeg zoekveld na registreren, een productvenster zonder producten, vensters die bovenaan openen, de slimme koelkast: openen met de pas, twee blikjes pakken en de registratie terugzien, en een onbekende pas, en de rollenspeltests van oktober 2026: een leeg zoekveld na sluiten zonder registreren, een dubbeltik op </w:t>
-            </w:r>
-            <w:r>
-              <w:rPr>
-                <w:rFonts w:ascii="Consolas" w:hAnsi="Consolas" w:cs="Consolas"/>
-                <w:sz w:val="14"/>
-                <w:shd w:val="clear" w:color="auto" w:fill="EEF4F2"/>
-              </w:rPr>
-              <w:t>Deur dicht</w:t>
-            </w:r>
-            <w:r>
-              <w:rPr>
-                <w:sz w:val="16"/>
-                <w:szCs w:val="16"/>
-              </w:rPr>
-              <w:t xml:space="preserve">, de naam in de open koelkast met de pas van een collega, een opslag van een ander tabblad die niet wordt overschreven en de lege demokeuze), </w:t>
-            </w:r>
-            <w:r>
-              <w:rPr>
-                <w:rFonts w:ascii="Consolas" w:hAnsi="Consolas" w:cs="Consolas"/>
-                <w:sz w:val="14"/>
-                <w:shd w:val="clear" w:color="auto" w:fill="EEF4F2"/>
-              </w:rPr>
-              <w:t>browser.js</w:t>
-            </w:r>
-            <w:r>
-              <w:rPr>
-                <w:sz w:val="16"/>
-                <w:szCs w:val="16"/>
-              </w:rPr>
-              <w:t xml:space="preserve"> bevat de webserver en de besturing van de browser via het Chrome DevTools Protocol. Er wordt pas geklikt als het element stilstaat. Bij een mislukte test volgen het scenario, de toestand van de pagina, de laatste meldingen uit de console en een schermafdruk in </w:t>
-            </w:r>
-            <w:r>
-              <w:rPr>
-                <w:rFonts w:ascii="Consolas" w:hAnsi="Consolas" w:cs="Consolas"/>
-                <w:sz w:val="14"/>
-                <w:shd w:val="clear" w:color="auto" w:fill="EEF4F2"/>
-              </w:rPr>
-              <w:t>test-results/e2e</w:t>
-            </w:r>
-            <w:r>
-              <w:rPr>
-                <w:sz w:val="16"/>
-                <w:szCs w:val="16"/>
-              </w:rPr>
-              <w:t xml:space="preserve">. Draaien met </w:t>
-            </w:r>
-            <w:r>
-              <w:rPr>
-                <w:rFonts w:ascii="Consolas" w:hAnsi="Consolas" w:cs="Consolas"/>
-                <w:sz w:val="14"/>
-                <w:shd w:val="clear" w:color="auto" w:fill="EEF4F2"/>
-              </w:rPr>
-              <w:t>npm run test:e2e</w:t>
-            </w:r>
-            <w:r>
-              <w:rPr>
-                <w:sz w:val="16"/>
-                <w:szCs w:val="16"/>
-              </w:rPr>
-              <w:t xml:space="preserve">, zonder npm-pakketten. Een andere browser kies je met </w:t>
-            </w:r>
-            <w:r>
-              <w:rPr>
-                <w:rFonts w:ascii="Consolas" w:hAnsi="Consolas" w:cs="Consolas"/>
-                <w:sz w:val="14"/>
-                <w:shd w:val="clear" w:color="auto" w:fill="EEF4F2"/>
-              </w:rPr>
-              <w:t>BROWSER_PATH</w:t>
+              <w:t>, een ingedrukt gehouden Enter, de focus na opslaan en (de)activeren, het datumveld na middernacht, toegankelijkheid (live region, tabbladen, bedrijfsfilter) en de cijfervelden</w:t>
             </w:r>
           </w:p>
         </w:tc>
@@ -8825,7 +8911,7 @@
                 <w:sz w:val="14"/>
                 <w:shd w:val="clear" w:color="auto" w:fill="EEF4F2"/>
               </w:rPr>
-              <w:t>.github/workflows/ci.yml</w:t>
+              <w:t>tests/rollenspel-oktober.test.js</w:t>
             </w:r>
           </w:p>
         </w:tc>
@@ -8842,6 +8928,314 @@
                 <w:sz w:val="16"/>
                 <w:szCs w:val="16"/>
               </w:rPr>
+              <w:t xml:space="preserve">Regressietests voor de fouten uit de rollenspeltests en de FMEA van oktober 2026 (punt 1 t/m 14 in de naam van iedere test): zoekveld leeg na sluiten zonder registreren, geen spookklik na een dubbeltik op </w:t>
+            </w:r>
+            <w:r>
+              <w:rPr>
+                <w:rFonts w:ascii="Consolas" w:hAnsi="Consolas" w:cs="Consolas"/>
+                <w:sz w:val="14"/>
+                <w:shd w:val="clear" w:color="auto" w:fill="EEF4F2"/>
+              </w:rPr>
+              <w:t>Deur dicht</w:t>
+            </w:r>
+            <w:r>
+              <w:rPr>
+                <w:sz w:val="16"/>
+                <w:szCs w:val="16"/>
+              </w:rPr>
+              <w:t>, de naam in de open koelkast en "Controle nodig" bij de pas van een collega, twee tabbladen op één opslag, de weging met het gemeten gemiddelde gewicht (eieren en blikjes), verwacht en geteld bij een telling, oude en nieuwe waarden in het logboek, de lege demokeuze, tikdoelen en hover, voorraad 0, negatieve getallen in de CSV, het SQL-schema en teksten in het TO</w:t>
+            </w:r>
+          </w:p>
+        </w:tc>
+      </w:tr>
+      <w:tr>
+        <w:trPr>
+          <w:cantSplit/>
+        </w:trPr>
+        <w:tc>
+          <w:tcPr>
+            <w:tcW w:w="4337" w:type="dxa"/>
+          </w:tcPr>
+          <w:p>
+            <w:pPr>
+              <w:spacing w:before="20" w:after="20" w:line="240" w:lineRule="auto"/>
+            </w:pPr>
+            <w:r>
+              <w:rPr>
+                <w:rFonts w:ascii="Consolas" w:hAnsi="Consolas" w:cs="Consolas"/>
+                <w:sz w:val="14"/>
+                <w:shd w:val="clear" w:color="auto" w:fill="EEF4F2"/>
+              </w:rPr>
+              <w:t>.gitattributes</w:t>
+            </w:r>
+          </w:p>
+        </w:tc>
+        <w:tc>
+          <w:tcPr>
+            <w:tcW w:w="5301" w:type="dxa"/>
+          </w:tcPr>
+          <w:p>
+            <w:pPr>
+              <w:spacing w:before="20" w:after="20" w:line="240" w:lineRule="auto"/>
+            </w:pPr>
+            <w:r>
+              <w:rPr>
+                <w:sz w:val="16"/>
+                <w:szCs w:val="16"/>
+              </w:rPr>
+              <w:t xml:space="preserve">Zorgt dat Git de bestanden in </w:t>
+            </w:r>
+            <w:r>
+              <w:rPr>
+                <w:rFonts w:ascii="Consolas" w:hAnsi="Consolas" w:cs="Consolas"/>
+                <w:sz w:val="14"/>
+                <w:shd w:val="clear" w:color="auto" w:fill="EEF4F2"/>
+              </w:rPr>
+              <w:t>assets/vendor/</w:t>
+            </w:r>
+            <w:r>
+              <w:rPr>
+                <w:sz w:val="16"/>
+                <w:szCs w:val="16"/>
+              </w:rPr>
+              <w:t xml:space="preserve"> en </w:t>
+            </w:r>
+            <w:r>
+              <w:rPr>
+                <w:rFonts w:ascii="Consolas" w:hAnsi="Consolas" w:cs="Consolas"/>
+                <w:sz w:val="14"/>
+                <w:shd w:val="clear" w:color="auto" w:fill="EEF4F2"/>
+              </w:rPr>
+              <w:t>assets/fonts/</w:t>
+            </w:r>
+            <w:r>
+              <w:rPr>
+                <w:sz w:val="16"/>
+                <w:szCs w:val="16"/>
+              </w:rPr>
+              <w:t xml:space="preserve"> niet aanpast (geen omzetting van regeleinden), zodat de controlegetallen blijven kloppen</w:t>
+            </w:r>
+          </w:p>
+        </w:tc>
+      </w:tr>
+      <w:tr>
+        <w:trPr>
+          <w:cantSplit/>
+        </w:trPr>
+        <w:tc>
+          <w:tcPr>
+            <w:tcW w:w="4337" w:type="dxa"/>
+          </w:tcPr>
+          <w:p>
+            <w:pPr>
+              <w:spacing w:before="20" w:after="20" w:line="240" w:lineRule="auto"/>
+            </w:pPr>
+            <w:r>
+              <w:rPr>
+                <w:rFonts w:ascii="Consolas" w:hAnsi="Consolas" w:cs="Consolas"/>
+                <w:sz w:val="14"/>
+                <w:shd w:val="clear" w:color="auto" w:fill="EEF4F2"/>
+              </w:rPr>
+              <w:t>tests/e2e/</w:t>
+            </w:r>
+          </w:p>
+        </w:tc>
+        <w:tc>
+          <w:tcPr>
+            <w:tcW w:w="5301" w:type="dxa"/>
+          </w:tcPr>
+          <w:p>
+            <w:pPr>
+              <w:spacing w:before="20" w:after="20" w:line="240" w:lineRule="auto"/>
+            </w:pPr>
+            <w:r>
+              <w:rPr>
+                <w:sz w:val="16"/>
+                <w:szCs w:val="16"/>
+              </w:rPr>
+              <w:t xml:space="preserve">Browsertests (end-to-end): </w:t>
+            </w:r>
+            <w:r>
+              <w:rPr>
+                <w:rFonts w:ascii="Consolas" w:hAnsi="Consolas" w:cs="Consolas"/>
+                <w:sz w:val="14"/>
+                <w:shd w:val="clear" w:color="auto" w:fill="EEF4F2"/>
+              </w:rPr>
+              <w:t>app.e2e.test.js</w:t>
+            </w:r>
+            <w:r>
+              <w:rPr>
+                <w:sz w:val="16"/>
+                <w:szCs w:val="16"/>
+              </w:rPr>
+              <w:t xml:space="preserve"> test de echte pagina in headless Edge of Chrome (30 tests: laden zonder fouten, zoeken, registreren (daarna bij kiezen op naam geen "welkom terug"), </w:t>
+            </w:r>
+            <w:r>
+              <w:rPr>
+                <w:rFonts w:ascii="Consolas" w:hAnsi="Consolas" w:cs="Consolas"/>
+                <w:sz w:val="14"/>
+                <w:shd w:val="clear" w:color="auto" w:fill="EEF4F2"/>
+              </w:rPr>
+              <w:t>Registreren</w:t>
+            </w:r>
+            <w:r>
+              <w:rPr>
+                <w:sz w:val="16"/>
+                <w:szCs w:val="16"/>
+              </w:rPr>
+              <w:t xml:space="preserve"> zonder keuze, Escape en focus, inloggen, thema, pas koppelen en herkennen (ook een tweede scan in het veld </w:t>
+            </w:r>
+            <w:r>
+              <w:rPr>
+                <w:rFonts w:ascii="Consolas" w:hAnsi="Consolas" w:cs="Consolas"/>
+                <w:sz w:val="14"/>
+                <w:shd w:val="clear" w:color="auto" w:fill="EEF4F2"/>
+              </w:rPr>
+              <w:t>Pasnummer</w:t>
+            </w:r>
+            <w:r>
+              <w:rPr>
+                <w:sz w:val="16"/>
+                <w:szCs w:val="16"/>
+              </w:rPr>
+              <w:t xml:space="preserve">), CSV-export, een dubbelklik op </w:t>
+            </w:r>
+            <w:r>
+              <w:rPr>
+                <w:rFonts w:ascii="Consolas" w:hAnsi="Consolas" w:cs="Consolas"/>
+                <w:sz w:val="14"/>
+                <w:shd w:val="clear" w:color="auto" w:fill="EEF4F2"/>
+              </w:rPr>
+              <w:t>Registreren</w:t>
+            </w:r>
+            <w:r>
+              <w:rPr>
+                <w:sz w:val="16"/>
+                <w:szCs w:val="16"/>
+              </w:rPr>
+              <w:t xml:space="preserve">, een scan in het bedrijfsfilter, de focus na opslaan en (de)activeren in het beheer, letters in een cijferveld, het productvenster dat vanzelf sluit, een pas terwijl een venster open is, </w:t>
+            </w:r>
+            <w:r>
+              <w:rPr>
+                <w:rFonts w:ascii="Consolas" w:hAnsi="Consolas" w:cs="Consolas"/>
+                <w:sz w:val="14"/>
+                <w:shd w:val="clear" w:color="auto" w:fill="EEF4F2"/>
+              </w:rPr>
+              <w:t>Registreren</w:t>
+            </w:r>
+            <w:r>
+              <w:rPr>
+                <w:sz w:val="16"/>
+                <w:szCs w:val="16"/>
+              </w:rPr>
+              <w:t xml:space="preserve"> in beeld op een liggende tablet, een telefoon en bij 200% zoom, een leeg zoekveld na registreren, een productvenster zonder producten, vensters die bovenaan openen, de slimme koelkast: openen met de pas, twee blikjes pakken en de registratie terugzien, en een onbekende pas, en de rollenspeltests van oktober 2026: een leeg zoekveld na sluiten zonder registreren, een dubbeltik op </w:t>
+            </w:r>
+            <w:r>
+              <w:rPr>
+                <w:rFonts w:ascii="Consolas" w:hAnsi="Consolas" w:cs="Consolas"/>
+                <w:sz w:val="14"/>
+                <w:shd w:val="clear" w:color="auto" w:fill="EEF4F2"/>
+              </w:rPr>
+              <w:t>Deur dicht</w:t>
+            </w:r>
+            <w:r>
+              <w:rPr>
+                <w:sz w:val="16"/>
+                <w:szCs w:val="16"/>
+              </w:rPr>
+              <w:t xml:space="preserve">, de naam in de open koelkast met de pas van een collega, een opslag van een ander tabblad die niet wordt overschreven en de lege demokeuze, en sinds versie 3.17 de standby (dimmen, een tik wekt zonder klik-door, een toets wekt), een passcan in standby die de koelkast opent en de vraag na een passcan met een nagebootste camera), </w:t>
+            </w:r>
+            <w:r>
+              <w:rPr>
+                <w:rFonts w:ascii="Consolas" w:hAnsi="Consolas" w:cs="Consolas"/>
+                <w:sz w:val="14"/>
+                <w:shd w:val="clear" w:color="auto" w:fill="EEF4F2"/>
+              </w:rPr>
+              <w:t>browser.js</w:t>
+            </w:r>
+            <w:r>
+              <w:rPr>
+                <w:sz w:val="16"/>
+                <w:szCs w:val="16"/>
+              </w:rPr>
+              <w:t xml:space="preserve"> bevat de webserver en de besturing van de browser via het Chrome DevTools Protocol. Er wordt pas geklikt als het element stilstaat. Bij een mislukte test volgen het scenario, de toestand van de pagina, de laatste meldingen uit de console en een schermafdruk in </w:t>
+            </w:r>
+            <w:r>
+              <w:rPr>
+                <w:rFonts w:ascii="Consolas" w:hAnsi="Consolas" w:cs="Consolas"/>
+                <w:sz w:val="14"/>
+                <w:shd w:val="clear" w:color="auto" w:fill="EEF4F2"/>
+              </w:rPr>
+              <w:t>test-results/e2e</w:t>
+            </w:r>
+            <w:r>
+              <w:rPr>
+                <w:sz w:val="16"/>
+                <w:szCs w:val="16"/>
+              </w:rPr>
+              <w:t xml:space="preserve">. Draaien met </w:t>
+            </w:r>
+            <w:r>
+              <w:rPr>
+                <w:rFonts w:ascii="Consolas" w:hAnsi="Consolas" w:cs="Consolas"/>
+                <w:sz w:val="14"/>
+                <w:shd w:val="clear" w:color="auto" w:fill="EEF4F2"/>
+              </w:rPr>
+              <w:t>npm run test:e2e</w:t>
+            </w:r>
+            <w:r>
+              <w:rPr>
+                <w:sz w:val="16"/>
+                <w:szCs w:val="16"/>
+              </w:rPr>
+              <w:t xml:space="preserve">, zonder npm-pakketten. Een andere browser kies je met </w:t>
+            </w:r>
+            <w:r>
+              <w:rPr>
+                <w:rFonts w:ascii="Consolas" w:hAnsi="Consolas" w:cs="Consolas"/>
+                <w:sz w:val="14"/>
+                <w:shd w:val="clear" w:color="auto" w:fill="EEF4F2"/>
+              </w:rPr>
+              <w:t>BROWSER_PATH</w:t>
+            </w:r>
+          </w:p>
+        </w:tc>
+      </w:tr>
+      <w:tr>
+        <w:trPr>
+          <w:cantSplit/>
+        </w:trPr>
+        <w:tc>
+          <w:tcPr>
+            <w:tcW w:w="4337" w:type="dxa"/>
+          </w:tcPr>
+          <w:p>
+            <w:pPr>
+              <w:spacing w:before="20" w:after="20" w:line="240" w:lineRule="auto"/>
+            </w:pPr>
+            <w:r>
+              <w:rPr>
+                <w:rFonts w:ascii="Consolas" w:hAnsi="Consolas" w:cs="Consolas"/>
+                <w:sz w:val="14"/>
+                <w:shd w:val="clear" w:color="auto" w:fill="EEF4F2"/>
+              </w:rPr>
+              <w:t>.github/workflows/ci.yml</w:t>
+            </w:r>
+          </w:p>
+        </w:tc>
+        <w:tc>
+          <w:tcPr>
+            <w:tcW w:w="5301" w:type="dxa"/>
+          </w:tcPr>
+          <w:p>
+            <w:pPr>
+              <w:spacing w:before="20" w:after="20" w:line="240" w:lineRule="auto"/>
+            </w:pPr>
+            <w:r>
+              <w:rPr>
+                <w:sz w:val="16"/>
+                <w:szCs w:val="16"/>
+              </w:rPr>
               <w:t>Voert de unit tests en daarna de browsertests (in Google Chrome) automatisch uit op GitHub met Node.js 24 (LTS), met alleen leesrechten en actions die op een commit-SHA zijn vastgezet</w:t>
             </w:r>
           </w:p>
@@ -8883,7 +9277,7 @@
         </w:numPr>
       </w:pPr>
       <w:bookmarkStart w:id="5" w:name="k3"/>
-      <w:bookmarkStart w:id="6" w:name="_Toc243466215"/>
+      <w:bookmarkStart w:id="6" w:name="_Toc243475696"/>
       <w:r>
         <w:t>DE WEBSITE STARTEN.</w:t>
       </w:r>
@@ -9105,7 +9499,7 @@
         </w:numPr>
       </w:pPr>
       <w:bookmarkStart w:id="7" w:name="k4"/>
-      <w:bookmarkStart w:id="8" w:name="_Toc243466216"/>
+      <w:bookmarkStart w:id="8" w:name="_Toc243475697"/>
       <w:r>
         <w:t>GEBRUIKERSHANDLEIDING.</w:t>
       </w:r>
@@ -9118,7 +9512,7 @@
         <w:keepNext/>
       </w:pPr>
       <w:bookmarkStart w:id="9" w:name="k5"/>
-      <w:bookmarkStart w:id="10" w:name="_Toc243466217"/>
+      <w:bookmarkStart w:id="10" w:name="_Toc243475698"/>
       <w:r>
         <w:t>EEN MEDEWERKER ZOEKEN</w:t>
       </w:r>
@@ -9173,7 +9567,7 @@
         <w:keepNext/>
       </w:pPr>
       <w:bookmarkStart w:id="11" w:name="k6"/>
-      <w:bookmarkStart w:id="12" w:name="_Toc243466218"/>
+      <w:bookmarkStart w:id="12" w:name="_Toc243475699"/>
       <w:r>
         <w:t>EEN PRODUCT REGISTREREN</w:t>
       </w:r>
@@ -9422,7 +9816,7 @@
         <w:keepNext/>
       </w:pPr>
       <w:bookmarkStart w:id="13" w:name="k7"/>
-      <w:bookmarkStart w:id="14" w:name="_Toc243466219"/>
+      <w:bookmarkStart w:id="14" w:name="_Toc243475700"/>
       <w:r>
         <w:t>ADMIN-DASHBOARD OPENEN</w:t>
       </w:r>
@@ -9553,7 +9947,7 @@
         <w:keepNext/>
       </w:pPr>
       <w:bookmarkStart w:id="15" w:name="k8"/>
-      <w:bookmarkStart w:id="16" w:name="_Toc243466220"/>
+      <w:bookmarkStart w:id="16" w:name="_Toc243475701"/>
       <w:r>
         <w:t>REGISTRATIES BEHEREN</w:t>
       </w:r>
@@ -9839,7 +10233,7 @@
         <w:keepNext/>
       </w:pPr>
       <w:bookmarkStart w:id="17" w:name="k9"/>
-      <w:bookmarkStart w:id="18" w:name="_Toc243466221"/>
+      <w:bookmarkStart w:id="18" w:name="_Toc243475702"/>
       <w:r>
         <w:t>MEDEWERKERS BEHEREN</w:t>
       </w:r>
@@ -10173,7 +10567,7 @@
         <w:keepNext/>
       </w:pPr>
       <w:bookmarkStart w:id="19" w:name="k10"/>
-      <w:bookmarkStart w:id="20" w:name="_Toc243466222"/>
+      <w:bookmarkStart w:id="20" w:name="_Toc243475703"/>
       <w:r>
         <w:t>PRODUCTEN BEHEREN</w:t>
       </w:r>
@@ -10301,7 +10695,7 @@
         <w:keepNext/>
       </w:pPr>
       <w:bookmarkStart w:id="21" w:name="k11"/>
-      <w:bookmarkStart w:id="22" w:name="_Toc243466223"/>
+      <w:bookmarkStart w:id="22" w:name="_Toc243475704"/>
       <w:r>
         <w:t>BEDRIJVEN EN CONSUMPTIEPUNTEN BEHEREN</w:t>
       </w:r>
@@ -10464,7 +10858,7 @@
         <w:keepNext/>
       </w:pPr>
       <w:bookmarkStart w:id="23" w:name="k12"/>
-      <w:bookmarkStart w:id="24" w:name="_Toc243466224"/>
+      <w:bookmarkStart w:id="24" w:name="_Toc243475705"/>
       <w:r>
         <w:t>VOORRAAD BEHEREN</w:t>
       </w:r>
@@ -10682,7 +11076,7 @@
         <w:keepNext/>
       </w:pPr>
       <w:bookmarkStart w:id="25" w:name="k13"/>
-      <w:bookmarkStart w:id="26" w:name="_Toc243466225"/>
+      <w:bookmarkStart w:id="26" w:name="_Toc243475706"/>
       <w:r>
         <w:t>LOGBOEK BEKIJKEN</w:t>
       </w:r>
@@ -10722,7 +11116,7 @@
         <w:keepNext/>
       </w:pPr>
       <w:bookmarkStart w:id="27" w:name="k14"/>
-      <w:bookmarkStart w:id="28" w:name="_Toc243466226"/>
+      <w:bookmarkStart w:id="28" w:name="_Toc243475707"/>
       <w:r>
         <w:t>ALLE GEGEVENS WISSEN</w:t>
       </w:r>
@@ -10799,7 +11193,7 @@
       </w:r>
       <w:r>
         <w:tab/>
-        <w:t>De browser vraagt: "Alle medewerkers, registraties, producten, voorraad, koelkastopeningen, het logboek en de reservekopieën op deze tablet wissen?" Klik op OK.</w:t>
+        <w:t>De browser vraagt: "Alle medewerkers, registraties, producten, voorraad, koelkastopeningen, ingestelde gezichten, het logboek en de reservekopieën op deze tablet wissen?" Klik op OK.</w:t>
       </w:r>
     </w:p>
     <w:p>
@@ -10848,7 +11242,7 @@
         <w:keepNext/>
       </w:pPr>
       <w:bookmarkStart w:id="29" w:name="k15"/>
-      <w:bookmarkStart w:id="30" w:name="_Toc243466227"/>
+      <w:bookmarkStart w:id="30" w:name="_Toc243475708"/>
       <w:r>
         <w:t>MODAL SLUITEN EN UITLOGGEN</w:t>
       </w:r>
@@ -10922,7 +11316,7 @@
         <w:keepNext/>
       </w:pPr>
       <w:bookmarkStart w:id="31" w:name="k16"/>
-      <w:bookmarkStart w:id="32" w:name="_Toc243466228"/>
+      <w:bookmarkStart w:id="32" w:name="_Toc243475709"/>
       <w:r>
         <w:t>CSV EXPORTEREN</w:t>
       </w:r>
@@ -11306,7 +11700,7 @@
         <w:keepNext/>
       </w:pPr>
       <w:bookmarkStart w:id="33" w:name="k17"/>
-      <w:bookmarkStart w:id="34" w:name="_Toc243466229"/>
+      <w:bookmarkStart w:id="34" w:name="_Toc243475710"/>
       <w:r>
         <w:t>LICHT OF DONKER THEMA</w:t>
       </w:r>
@@ -11413,7 +11807,7 @@
         <w:keepNext/>
       </w:pPr>
       <w:bookmarkStart w:id="35" w:name="k18"/>
-      <w:bookmarkStart w:id="36" w:name="_Toc243466230"/>
+      <w:bookmarkStart w:id="36" w:name="_Toc243475711"/>
       <w:r>
         <w:t>WELKOM EN "ZELFDE ALS VORIGE KEER"</w:t>
       </w:r>
@@ -11500,7 +11894,7 @@
         <w:keepNext/>
       </w:pPr>
       <w:bookmarkStart w:id="37" w:name="k19"/>
-      <w:bookmarkStart w:id="38" w:name="_Toc243466231"/>
+      <w:bookmarkStart w:id="38" w:name="_Toc243475712"/>
       <w:r>
         <w:t>DEMO GEZICHTSHERKENNING</w:t>
       </w:r>
@@ -11612,7 +12006,45 @@
         <w:t>Herken mij met de camera (demo)</w:t>
       </w:r>
       <w:r>
-        <w:t xml:space="preserve"> klikken. Word je herkend, dan opent je eigen productvenster.</w:t>
+        <w:t xml:space="preserve"> klikken, of op het standby-scherm tikken (4.18). Word je herkend, dan gaat de koelkast voor je open (of je eigen productvenster, zie </w:t>
+      </w:r>
+      <w:r>
+        <w:rPr>
+          <w:rFonts w:ascii="Consolas" w:hAnsi="Consolas" w:cs="Consolas"/>
+          <w:sz w:val="18"/>
+          <w:shd w:val="clear" w:color="auto" w:fill="EEF4F2"/>
+        </w:rPr>
+        <w:t>RECOGNITION_TARGET</w:t>
+      </w:r>
+      <w:r>
+        <w:t xml:space="preserve"> in 4.18).</w:t>
+      </w:r>
+    </w:p>
+    <w:p>
+      <w:r>
+        <w:t xml:space="preserve">Je kunt het ook instellen na een passcan. Heb je nog geen gezichtsherkenning, dan vraagt de tablet "Gezichtsherkenning nog niet ingesteld. Wil je dit?" Met </w:t>
+      </w:r>
+      <w:r>
+        <w:rPr>
+          <w:rFonts w:ascii="Consolas" w:hAnsi="Consolas" w:cs="Consolas"/>
+          <w:sz w:val="18"/>
+          <w:shd w:val="clear" w:color="auto" w:fill="EEF4F2"/>
+        </w:rPr>
+        <w:t>Ja, instellen</w:t>
+      </w:r>
+      <w:r>
+        <w:t xml:space="preserve"> kom je bij stap 2. Met </w:t>
+      </w:r>
+      <w:r>
+        <w:rPr>
+          <w:rFonts w:ascii="Consolas" w:hAnsi="Consolas" w:cs="Consolas"/>
+          <w:sz w:val="18"/>
+          <w:shd w:val="clear" w:color="auto" w:fill="EEF4F2"/>
+        </w:rPr>
+        <w:t>Nee</w:t>
+      </w:r>
+      <w:r>
+        <w:t xml:space="preserve"> komt de vraag niet meer terug. Daarna gaat de koelkast (of het productvenster) open.</w:t>
       </w:r>
     </w:p>
     <w:p>
@@ -11622,7 +12054,7 @@
     </w:p>
     <w:p>
       <w:r>
-        <w:t xml:space="preserve">Er worden geen foto's gemaakt of opgeslagen. De herkenning gebeurt op het apparaat zelf. Na het herladen van de pagina is niemand meer ingesteld. Met </w:t>
+        <w:t xml:space="preserve">Er worden geen foto's gemaakt of opgeslagen. De herkenning gebeurt op het apparaat zelf. Sinds versie 3.17 worden alleen de kenmerken van je gezicht (128 getallen) met de datum van instellen op de tablet bewaard, zodat het na herladen blijft werken. Na een jaar verloopt de instelling: de kenmerken worden gewist en bij de volgende passcan vraagt de tablet "Je gezichtsherkenning is verlopen. Opnieuw instellen?" Met </w:t>
       </w:r>
       <w:r>
         <w:rPr>
@@ -11633,7 +12065,7 @@
         <w:t>Uitzetten</w:t>
       </w:r>
       <w:r>
-        <w:t xml:space="preserve"> in het productvenster vergeet de demo je gezicht direct en </w:t>
+        <w:t xml:space="preserve"> in het productvenster wist de demo je gezicht direct. Deactiveren, opnieuw activeren of verwijderen van de medewerker en </w:t>
       </w:r>
       <w:r>
         <w:rPr>
@@ -11644,7 +12076,7 @@
         <w:t>Alle gegevens wissen</w:t>
       </w:r>
       <w:r>
-        <w:t xml:space="preserve"> vergeet alle ingestelde gezichten. De bibliotheek en de modellen komen uit het project zelf (</w:t>
+        <w:t xml:space="preserve"> wissen ook. De kenmerken staan niet in de CSV-export en niet in het logboek (daar staat alleen "Gezichtsherkenning ingesteld", "uitgezet" of "verlopen" met de naam). De bibliotheek en de modellen komen uit het project zelf (</w:t>
       </w:r>
       <w:r>
         <w:rPr>
@@ -11708,7 +12140,7 @@
         <w:keepNext/>
       </w:pPr>
       <w:bookmarkStart w:id="39" w:name="k20"/>
-      <w:bookmarkStart w:id="40" w:name="_Toc243466232"/>
+      <w:bookmarkStart w:id="40" w:name="_Toc243475713"/>
       <w:r>
         <w:t>HERKENNEN MET DE PAS</w:t>
       </w:r>
@@ -11799,7 +12231,9 @@
       </w:r>
       <w:r>
         <w:tab/>
-        <w:t>Hoort de pas bij een actieve medewerker, dan opent zijn productvenster met de gewone begroeting plus "Je bent herkend met je pas."</w:t>
+      </w:r>
+      <w:r>
+        <w:t>Hoort de pas bij een actieve medewerker, dan gaat sinds versie 3.17 de slimme koelkast voor hem open (als die aan staat en zijn consumptiepunt een schapindeling heeft), met de begroeting plus "Je bent herkend met je pas." In de koelkast staat de knop "Liever brood of beleg? Open het productvenster". Anders opent zijn productvenster met dezelfde tekst. Heeft hij nog geen gezichtsherkenning en heeft de tablet een camera, dan komt eerst de vraag uit 4.15.</w:t>
       </w:r>
     </w:p>
     <w:p>
@@ -11900,7 +12334,7 @@
         <w:keepNext/>
       </w:pPr>
       <w:bookmarkStart w:id="41" w:name="k21"/>
-      <w:bookmarkStart w:id="42" w:name="_Toc243466233"/>
+      <w:bookmarkStart w:id="42" w:name="_Toc243475714"/>
       <w:r>
         <w:t>SLIMME KOELKAST (DEMO)</w:t>
       </w:r>
@@ -12502,6 +12936,246 @@
       </w:r>
     </w:p>
     <w:p>
+      <w:r>
+        <w:t xml:space="preserve">Sinds versie 3.17 hoeft de medewerker meestal niet eerst op </w:t>
+      </w:r>
+      <w:r>
+        <w:rPr>
+          <w:rFonts w:ascii="Consolas" w:hAnsi="Consolas" w:cs="Consolas"/>
+          <w:sz w:val="18"/>
+          <w:shd w:val="clear" w:color="auto" w:fill="EEF4F2"/>
+        </w:rPr>
+        <w:t>Slimme koelkast (demo)</w:t>
+      </w:r>
+      <w:r>
+        <w:t xml:space="preserve"> te tikken: een passcan op de beginpagina, of herkenning met de camera na een tik op het standby-scherm, opent de koelkast direct (stap 3).</w:t>
+      </w:r>
+    </w:p>
+    <w:p>
+      <w:pPr>
+        <w:pStyle w:val="Kop2"/>
+        <w:keepNext/>
+      </w:pPr>
+      <w:bookmarkStart w:id="43" w:name="k22"/>
+      <w:bookmarkStart w:id="44" w:name="_Toc243475715"/>
+      <w:r>
+        <w:t>STANDBY EN TIK OM TE SCANNEN (DEMO)</w:t>
+      </w:r>
+      <w:bookmarkEnd w:id="43"/>
+      <w:bookmarkEnd w:id="44"/>
+    </w:p>
+    <w:p>
+      <w:r>
+        <w:t>Wordt de beginpagina 2 minuten niet gebruikt en staat er geen venster open, dan wordt het scherm donker met het TVB-logo en "Tik op het scherm om te beginnen". Het zoekveld en het bedrijfsfilter worden leeggemaakt.</w:t>
+      </w:r>
+    </w:p>
+    <w:p>
+      <w:pPr>
+        <w:pStyle w:val="Lijstalinea"/>
+        <w:tabs>
+          <w:tab w:val="left" w:pos="720"/>
+        </w:tabs>
+        <w:spacing w:after="60"/>
+        <w:ind w:hanging="360"/>
+        <w:contextualSpacing w:val="0"/>
+      </w:pPr>
+      <w:r>
+        <w:rPr>
+          <w:b/>
+          <w:bCs/>
+          <w:color w:val="38B5A8"/>
+        </w:rPr>
+        <w:t>1.</w:t>
+      </w:r>
+      <w:r>
+        <w:tab/>
+        <w:t>Tik op het scherm. De tik drukt niets in wat eronder ligt.</w:t>
+      </w:r>
+    </w:p>
+    <w:p>
+      <w:pPr>
+        <w:pStyle w:val="Lijstalinea"/>
+        <w:tabs>
+          <w:tab w:val="left" w:pos="720"/>
+        </w:tabs>
+        <w:spacing w:after="60"/>
+        <w:ind w:hanging="360"/>
+        <w:contextualSpacing w:val="0"/>
+      </w:pPr>
+      <w:r>
+        <w:rPr>
+          <w:b/>
+          <w:bCs/>
+          <w:color w:val="38B5A8"/>
+        </w:rPr>
+        <w:t>2.</w:t>
+      </w:r>
+      <w:r>
+        <w:tab/>
+      </w:r>
+      <w:r>
+        <w:t xml:space="preserve">Heeft iemand zijn gezicht ingesteld en is er een camera, dan opent "Even kijken wie je bent" en kijkt de camera hooguit 10 seconden. Met </w:t>
+      </w:r>
+      <w:r>
+        <w:rPr>
+          <w:rFonts w:ascii="Consolas" w:hAnsi="Consolas" w:cs="Consolas"/>
+          <w:sz w:val="18"/>
+          <w:shd w:val="clear" w:color="auto" w:fill="EEF4F2"/>
+        </w:rPr>
+        <w:t>Stoppen</w:t>
+      </w:r>
+      <w:r>
+        <w:t xml:space="preserve"> gaat de camera meteen uit.</w:t>
+      </w:r>
+    </w:p>
+    <w:p>
+      <w:pPr>
+        <w:pStyle w:val="Lijstalinea"/>
+        <w:tabs>
+          <w:tab w:val="left" w:pos="720"/>
+        </w:tabs>
+        <w:ind w:hanging="360"/>
+        <w:contextualSpacing w:val="0"/>
+      </w:pPr>
+      <w:r>
+        <w:rPr>
+          <w:b/>
+          <w:bCs/>
+          <w:color w:val="38B5A8"/>
+        </w:rPr>
+        <w:t>3.</w:t>
+      </w:r>
+      <w:r>
+        <w:tab/>
+        <w:t>Word je herkend, dan gaat de camera uit en de koelkast voor je open met "Goedemorgen Lotte. Je bent herkend met de camera." Word je niet herkend, dan gaat de camera uit en staat er "Je bent niet herkend. Kies je naam in de lijst of houd je pas tegen de lezer."</w:t>
+      </w:r>
+    </w:p>
+    <w:p>
+      <w:r>
+        <w:t xml:space="preserve">De camera gaat alleen aan na een tik en scant nooit constant. Een andere toets maakt de tablet ook wakker, zonder camera. Een pas in standby maakt de tablet wakker en wordt meteen verwerkt. De instellingen in </w:t>
+      </w:r>
+      <w:r>
+        <w:rPr>
+          <w:rFonts w:ascii="Consolas" w:hAnsi="Consolas" w:cs="Consolas"/>
+          <w:sz w:val="18"/>
+          <w:shd w:val="clear" w:color="auto" w:fill="EEF4F2"/>
+        </w:rPr>
+        <w:t>config.js</w:t>
+      </w:r>
+      <w:r>
+        <w:t>:</w:t>
+      </w:r>
+    </w:p>
+    <w:p>
+      <w:pPr>
+        <w:pStyle w:val="Lijstalinea"/>
+        <w:numPr>
+          <w:ilvl w:val="0"/>
+          <w:numId w:val="3"/>
+        </w:numPr>
+        <w:spacing w:after="60"/>
+        <w:contextualSpacing w:val="0"/>
+      </w:pPr>
+      <w:r>
+        <w:rPr>
+          <w:rFonts w:ascii="Consolas" w:hAnsi="Consolas" w:cs="Consolas"/>
+          <w:sz w:val="18"/>
+          <w:shd w:val="clear" w:color="auto" w:fill="EEF4F2"/>
+        </w:rPr>
+        <w:t>STANDBY.enabled</w:t>
+      </w:r>
+      <w:r>
+        <w:t xml:space="preserve"> en </w:t>
+      </w:r>
+      <w:r>
+        <w:rPr>
+          <w:rFonts w:ascii="Consolas" w:hAnsi="Consolas" w:cs="Consolas"/>
+          <w:sz w:val="18"/>
+          <w:shd w:val="clear" w:color="auto" w:fill="EEF4F2"/>
+        </w:rPr>
+        <w:t>STANDBY.idleMs</w:t>
+      </w:r>
+      <w:r>
+        <w:t xml:space="preserve"> (2 minuten): de standby aan of uit en na hoeveel tijd.</w:t>
+      </w:r>
+    </w:p>
+    <w:p>
+      <w:pPr>
+        <w:pStyle w:val="Lijstalinea"/>
+        <w:numPr>
+          <w:ilvl w:val="0"/>
+          <w:numId w:val="3"/>
+        </w:numPr>
+        <w:spacing w:after="60"/>
+        <w:contextualSpacing w:val="0"/>
+      </w:pPr>
+      <w:r>
+        <w:rPr>
+          <w:rFonts w:ascii="Consolas" w:hAnsi="Consolas" w:cs="Consolas"/>
+          <w:sz w:val="18"/>
+          <w:shd w:val="clear" w:color="auto" w:fill="EEF4F2"/>
+        </w:rPr>
+        <w:t>FACE_DEMO.wakeScanMs</w:t>
+      </w:r>
+      <w:r>
+        <w:t xml:space="preserve"> (10 seconden), </w:t>
+      </w:r>
+      <w:r>
+        <w:rPr>
+          <w:rFonts w:ascii="Consolas" w:hAnsi="Consolas" w:cs="Consolas"/>
+          <w:sz w:val="18"/>
+          <w:shd w:val="clear" w:color="auto" w:fill="EEF4F2"/>
+        </w:rPr>
+        <w:t>FACE_DEMO.validityDays</w:t>
+      </w:r>
+      <w:r>
+        <w:t xml:space="preserve"> (365), </w:t>
+      </w:r>
+      <w:r>
+        <w:rPr>
+          <w:rFonts w:ascii="Consolas" w:hAnsi="Consolas" w:cs="Consolas"/>
+          <w:sz w:val="18"/>
+          <w:shd w:val="clear" w:color="auto" w:fill="EEF4F2"/>
+        </w:rPr>
+        <w:t>FACE_DEMO.offerAfterBadge</w:t>
+      </w:r>
+      <w:r>
+        <w:t xml:space="preserve"> (de vraag na een passcan aan of uit) en </w:t>
+      </w:r>
+      <w:r>
+        <w:rPr>
+          <w:rFonts w:ascii="Consolas" w:hAnsi="Consolas" w:cs="Consolas"/>
+          <w:sz w:val="18"/>
+          <w:shd w:val="clear" w:color="auto" w:fill="EEF4F2"/>
+        </w:rPr>
+        <w:t>FACE_DEMO.offerIdleCloseMs</w:t>
+      </w:r>
+      <w:r>
+        <w:t xml:space="preserve"> (na 60 seconden sluit een onbeantwoorde vraag).</w:t>
+      </w:r>
+    </w:p>
+    <w:p>
+      <w:pPr>
+        <w:pStyle w:val="Lijstalinea"/>
+        <w:numPr>
+          <w:ilvl w:val="0"/>
+          <w:numId w:val="3"/>
+        </w:numPr>
+        <w:contextualSpacing w:val="0"/>
+      </w:pPr>
+      <w:r>
+        <w:rPr>
+          <w:rFonts w:ascii="Consolas" w:hAnsi="Consolas" w:cs="Consolas"/>
+          <w:sz w:val="18"/>
+          <w:shd w:val="clear" w:color="auto" w:fill="EEF4F2"/>
+        </w:rPr>
+        <w:t>RECOGNITION_TARGET</w:t>
+      </w:r>
+      <w:r>
+        <w:t>: "fridge" (standaard) opent na herkennen met de pas of de camera de koelkast, "products" altijd het productvenster.</w:t>
+      </w:r>
+    </w:p>
+    <w:p>
       <w:pPr>
         <w:pStyle w:val="Kop1"/>
         <w:keepNext/>
@@ -12511,8 +13185,8 @@
           <w:numId w:val="37"/>
         </w:numPr>
       </w:pPr>
-      <w:bookmarkStart w:id="43" w:name="k22"/>
-      <w:bookmarkStart w:id="44" w:name="_Toc243466234"/>
+      <w:bookmarkStart w:id="45" w:name="k23"/>
+      <w:bookmarkStart w:id="46" w:name="_Toc243475716"/>
       <w:r>
         <w:t xml:space="preserve">UITLEG VAN </w:t>
       </w:r>
@@ -12527,21 +13201,21 @@
       <w:r>
         <w:t>.</w:t>
       </w:r>
-      <w:bookmarkEnd w:id="43"/>
-      <w:bookmarkEnd w:id="44"/>
+      <w:bookmarkEnd w:id="45"/>
+      <w:bookmarkEnd w:id="46"/>
     </w:p>
     <w:p>
       <w:pPr>
         <w:pStyle w:val="Kop2"/>
         <w:keepNext/>
       </w:pPr>
-      <w:bookmarkStart w:id="45" w:name="k23"/>
-      <w:bookmarkStart w:id="46" w:name="_Toc243466235"/>
+      <w:bookmarkStart w:id="47" w:name="k24"/>
+      <w:bookmarkStart w:id="48" w:name="_Toc243475717"/>
       <w:r>
         <w:t>METADATA EN EXTERNE BESTANDEN</w:t>
       </w:r>
-      <w:bookmarkEnd w:id="45"/>
-      <w:bookmarkEnd w:id="46"/>
+      <w:bookmarkEnd w:id="47"/>
+      <w:bookmarkEnd w:id="48"/>
     </w:p>
     <w:p>
       <w:r>
@@ -12811,13 +13485,13 @@
         <w:pStyle w:val="Kop2"/>
         <w:keepNext/>
       </w:pPr>
-      <w:bookmarkStart w:id="47" w:name="k24"/>
-      <w:bookmarkStart w:id="48" w:name="_Toc243466236"/>
+      <w:bookmarkStart w:id="49" w:name="k25"/>
+      <w:bookmarkStart w:id="50" w:name="_Toc243475718"/>
       <w:r>
         <w:t>NAVIGATIEBALK</w:t>
       </w:r>
-      <w:bookmarkEnd w:id="47"/>
-      <w:bookmarkEnd w:id="48"/>
+      <w:bookmarkEnd w:id="49"/>
+      <w:bookmarkEnd w:id="50"/>
     </w:p>
     <w:p>
       <w:r>
@@ -13024,13 +13698,13 @@
         <w:pStyle w:val="Kop2"/>
         <w:keepNext/>
       </w:pPr>
-      <w:bookmarkStart w:id="49" w:name="k25"/>
-      <w:bookmarkStart w:id="50" w:name="_Toc243466237"/>
+      <w:bookmarkStart w:id="51" w:name="k26"/>
+      <w:bookmarkStart w:id="52" w:name="_Toc243475719"/>
       <w:r>
         <w:t>HERO-GEDEELTE</w:t>
       </w:r>
-      <w:bookmarkEnd w:id="49"/>
-      <w:bookmarkEnd w:id="50"/>
+      <w:bookmarkEnd w:id="51"/>
+      <w:bookmarkEnd w:id="52"/>
     </w:p>
     <w:p>
       <w:r>
@@ -13069,13 +13743,13 @@
         <w:pStyle w:val="Kop2"/>
         <w:keepNext/>
       </w:pPr>
-      <w:bookmarkStart w:id="51" w:name="k26"/>
-      <w:bookmarkStart w:id="52" w:name="_Toc243466238"/>
+      <w:bookmarkStart w:id="53" w:name="k27"/>
+      <w:bookmarkStart w:id="54" w:name="_Toc243475720"/>
       <w:r>
         <w:t>MEDEWERKERLIJST</w:t>
       </w:r>
-      <w:bookmarkEnd w:id="51"/>
-      <w:bookmarkEnd w:id="52"/>
+      <w:bookmarkEnd w:id="53"/>
+      <w:bookmarkEnd w:id="54"/>
     </w:p>
     <w:p>
       <w:r>
@@ -13406,13 +14080,13 @@
         <w:pStyle w:val="Kop2"/>
         <w:keepNext/>
       </w:pPr>
-      <w:bookmarkStart w:id="53" w:name="k27"/>
-      <w:bookmarkStart w:id="54" w:name="_Toc243466239"/>
+      <w:bookmarkStart w:id="55" w:name="k28"/>
+      <w:bookmarkStart w:id="56" w:name="_Toc243475721"/>
       <w:r>
         <w:t>STATISTIEKEN</w:t>
       </w:r>
-      <w:bookmarkEnd w:id="53"/>
-      <w:bookmarkEnd w:id="54"/>
+      <w:bookmarkEnd w:id="55"/>
+      <w:bookmarkEnd w:id="56"/>
     </w:p>
     <w:p>
       <w:r>
@@ -13489,13 +14163,13 @@
         <w:pStyle w:val="Kop2"/>
         <w:keepNext/>
       </w:pPr>
-      <w:bookmarkStart w:id="55" w:name="k28"/>
-      <w:bookmarkStart w:id="56" w:name="_Toc243466240"/>
+      <w:bookmarkStart w:id="57" w:name="k29"/>
+      <w:bookmarkStart w:id="58" w:name="_Toc243475722"/>
       <w:r>
         <w:t>VENSTERS (MODALS)</w:t>
       </w:r>
-      <w:bookmarkEnd w:id="55"/>
-      <w:bookmarkEnd w:id="56"/>
+      <w:bookmarkEnd w:id="57"/>
+      <w:bookmarkEnd w:id="58"/>
     </w:p>
     <w:p>
       <w:r>
@@ -14121,13 +14795,13 @@
         <w:pStyle w:val="Kop2"/>
         <w:keepNext/>
       </w:pPr>
-      <w:bookmarkStart w:id="57" w:name="k29"/>
-      <w:bookmarkStart w:id="58" w:name="_Toc243466241"/>
+      <w:bookmarkStart w:id="59" w:name="k30"/>
+      <w:bookmarkStart w:id="60" w:name="_Toc243475723"/>
       <w:r>
         <w:t>WAARSCHUWING BIJ OPENEN ALS LOS BESTAND</w:t>
       </w:r>
-      <w:bookmarkEnd w:id="57"/>
-      <w:bookmarkEnd w:id="58"/>
+      <w:bookmarkEnd w:id="59"/>
+      <w:bookmarkEnd w:id="60"/>
     </w:p>
     <w:p>
       <w:r>
@@ -14166,8 +14840,8 @@
           <w:numId w:val="37"/>
         </w:numPr>
       </w:pPr>
-      <w:bookmarkStart w:id="59" w:name="k30"/>
-      <w:bookmarkStart w:id="60" w:name="_Toc243466242"/>
+      <w:bookmarkStart w:id="61" w:name="k31"/>
+      <w:bookmarkStart w:id="62" w:name="_Toc243475724"/>
       <w:r>
         <w:t xml:space="preserve">UITLEG VAN </w:t>
       </w:r>
@@ -14182,21 +14856,21 @@
       <w:r>
         <w:t>.</w:t>
       </w:r>
-      <w:bookmarkEnd w:id="59"/>
-      <w:bookmarkEnd w:id="60"/>
+      <w:bookmarkEnd w:id="61"/>
+      <w:bookmarkEnd w:id="62"/>
     </w:p>
     <w:p>
       <w:pPr>
         <w:pStyle w:val="Kop2"/>
         <w:keepNext/>
       </w:pPr>
-      <w:bookmarkStart w:id="61" w:name="k31"/>
-      <w:bookmarkStart w:id="62" w:name="_Toc243466243"/>
+      <w:bookmarkStart w:id="63" w:name="k32"/>
+      <w:bookmarkStart w:id="64" w:name="_Toc243475725"/>
       <w:r>
         <w:t>CSS-VARIABELEN</w:t>
       </w:r>
-      <w:bookmarkEnd w:id="61"/>
-      <w:bookmarkEnd w:id="62"/>
+      <w:bookmarkEnd w:id="63"/>
+      <w:bookmarkEnd w:id="64"/>
     </w:p>
     <w:p>
       <w:r>
@@ -14865,13 +15539,13 @@
         <w:pStyle w:val="Kop2"/>
         <w:keepNext/>
       </w:pPr>
-      <w:bookmarkStart w:id="63" w:name="k32"/>
-      <w:bookmarkStart w:id="64" w:name="_Toc243466244"/>
+      <w:bookmarkStart w:id="65" w:name="k33"/>
+      <w:bookmarkStart w:id="66" w:name="_Toc243475726"/>
       <w:r>
         <w:t>LAYOUT</w:t>
       </w:r>
-      <w:bookmarkEnd w:id="63"/>
-      <w:bookmarkEnd w:id="64"/>
+      <w:bookmarkEnd w:id="65"/>
+      <w:bookmarkEnd w:id="66"/>
     </w:p>
     <w:p>
       <w:r>
@@ -15574,13 +16248,13 @@
         <w:pStyle w:val="Kop2"/>
         <w:keepNext/>
       </w:pPr>
-      <w:bookmarkStart w:id="65" w:name="k33"/>
-      <w:bookmarkStart w:id="66" w:name="_Toc243466245"/>
+      <w:bookmarkStart w:id="67" w:name="k34"/>
+      <w:bookmarkStart w:id="68" w:name="_Toc243475727"/>
       <w:r>
         <w:t>COMPONENTEN</w:t>
       </w:r>
-      <w:bookmarkEnd w:id="65"/>
-      <w:bookmarkEnd w:id="66"/>
+      <w:bookmarkEnd w:id="67"/>
+      <w:bookmarkEnd w:id="68"/>
     </w:p>
     <w:p>
       <w:r>
@@ -15819,8 +16493,8 @@
           <w:numId w:val="37"/>
         </w:numPr>
       </w:pPr>
-      <w:bookmarkStart w:id="67" w:name="k34"/>
-      <w:bookmarkStart w:id="68" w:name="_Toc243466246"/>
+      <w:bookmarkStart w:id="69" w:name="k35"/>
+      <w:bookmarkStart w:id="70" w:name="_Toc243475728"/>
       <w:r>
         <w:t>UITLEG VAN DE JAVASCRIPT (</w:t>
       </w:r>
@@ -15835,21 +16509,21 @@
       <w:r>
         <w:t>).</w:t>
       </w:r>
-      <w:bookmarkEnd w:id="67"/>
-      <w:bookmarkEnd w:id="68"/>
+      <w:bookmarkEnd w:id="69"/>
+      <w:bookmarkEnd w:id="70"/>
     </w:p>
     <w:p>
       <w:pPr>
         <w:pStyle w:val="Kop2"/>
         <w:keepNext/>
       </w:pPr>
-      <w:bookmarkStart w:id="69" w:name="k35"/>
-      <w:bookmarkStart w:id="70" w:name="_Toc243466247"/>
+      <w:bookmarkStart w:id="71" w:name="k36"/>
+      <w:bookmarkStart w:id="72" w:name="_Toc243475729"/>
       <w:r>
         <w:t>OPSLAG EN VOORBEELDDATA</w:t>
       </w:r>
-      <w:bookmarkEnd w:id="69"/>
-      <w:bookmarkEnd w:id="70"/>
+      <w:bookmarkEnd w:id="71"/>
+      <w:bookmarkEnd w:id="72"/>
     </w:p>
     <w:p>
       <w:pPr>
@@ -16520,28 +17194,29 @@
     </w:p>
     <w:p>
       <w:r>
-        <w:t xml:space="preserve">De ingestelde gezichten van de demo gezichtsherkenning staan </w:t>
-      </w:r>
-      <w:r>
-        <w:rPr>
-          <w:b/>
-          <w:bCs/>
-        </w:rPr>
-        <w:t>niet</w:t>
-      </w:r>
-      <w:r>
-        <w:t xml:space="preserve"> in deze status en ook niet in </w:t>
-      </w:r>
-      <w:r>
-        <w:rPr>
-          <w:rFonts w:ascii="Consolas" w:hAnsi="Consolas" w:cs="Consolas"/>
-          <w:sz w:val="18"/>
-          <w:shd w:val="clear" w:color="auto" w:fill="EEF4F2"/>
-        </w:rPr>
-        <w:t>localStorage</w:t>
-      </w:r>
-      <w:r>
-        <w:t>. Ze bestaan alleen in het geheugen van de pagina.</w:t>
+        <w:t>Sinds versie 3.17 staan de kenmerken van ingestelde gezichten (128 getallen per medewerker, geen foto) met hun datum ook in deze status (</w:t>
+      </w:r>
+      <w:r>
+        <w:rPr>
+          <w:rFonts w:ascii="Consolas" w:hAnsi="Consolas" w:cs="Consolas"/>
+          <w:sz w:val="18"/>
+          <w:shd w:val="clear" w:color="auto" w:fill="EEF4F2"/>
+        </w:rPr>
+        <w:t>faceEnrollments</w:t>
+      </w:r>
+      <w:r>
+        <w:t>, zie hoofdstuk 8), met het antwoord op de vraag na een passcan (</w:t>
+      </w:r>
+      <w:r>
+        <w:rPr>
+          <w:rFonts w:ascii="Consolas" w:hAnsi="Consolas" w:cs="Consolas"/>
+          <w:sz w:val="18"/>
+          <w:shd w:val="clear" w:color="auto" w:fill="EEF4F2"/>
+        </w:rPr>
+        <w:t>faceOffers</w:t>
+      </w:r>
+      <w:r>
+        <w:t>). Daarvoor bestonden ze alleen in het geheugen van de pagina.</w:t>
       </w:r>
     </w:p>
     <w:p>
@@ -16620,13 +17295,13 @@
         <w:pStyle w:val="Kop2"/>
         <w:keepNext/>
       </w:pPr>
-      <w:bookmarkStart w:id="71" w:name="k36"/>
-      <w:bookmarkStart w:id="72" w:name="_Toc243466248"/>
+      <w:bookmarkStart w:id="73" w:name="k37"/>
+      <w:bookmarkStart w:id="74" w:name="_Toc243475730"/>
       <w:r>
         <w:t>OBJECTGEORIËNTEERDE STRUCTUUR</w:t>
       </w:r>
-      <w:bookmarkEnd w:id="71"/>
-      <w:bookmarkEnd w:id="72"/>
+      <w:bookmarkEnd w:id="73"/>
+      <w:bookmarkEnd w:id="74"/>
     </w:p>
     <w:p>
       <w:r>
@@ -17220,7 +17895,7 @@
         <w:t>Compositie:</w:t>
       </w:r>
       <w:r>
-        <w:t xml:space="preserve"> de controller krijgt het model, de view, de export, de demo gezichtsherkenning, de pasjeslezer en de klok voor het automatisch uitloggen mee in de constructor, in plaats van ze zelf te maken. Daardoor kan in de tests een nep-view of nep-export worden meegegeven. De controller maakt wel zelf zijn negen onderdelen en geeft zichzelf daarbij mee. Ook de slimme koelkast (</w:t>
+        <w:t xml:space="preserve"> de controller krijgt het model, de view, de export, de demo gezichtsherkenning, de pasjeslezer en de klok voor het automatisch uitloggen mee in de constructor, in plaats van ze zelf te maken. Daardoor kan in de tests een nep-view of nep-export worden meegegeven. De controller maakt wel zelf zijn elf onderdelen en geeft zichzelf daarbij mee. Ook de slimme koelkast (</w:t>
       </w:r>
       <w:r>
         <w:rPr>
@@ -17281,7 +17956,7 @@
         <w:pStyle w:val="Kop3"/>
         <w:keepNext/>
       </w:pPr>
-      <w:bookmarkStart w:id="73" w:name="k37"/>
+      <w:bookmarkStart w:id="75" w:name="k38"/>
       <w:r>
         <w:rPr>
           <w:rFonts w:ascii="Consolas" w:hAnsi="Consolas" w:cs="Consolas"/>
@@ -17290,7 +17965,7 @@
         </w:rPr>
         <w:t>DataStore</w:t>
       </w:r>
-      <w:bookmarkEnd w:id="73"/>
+      <w:bookmarkEnd w:id="75"/>
     </w:p>
     <w:p>
       <w:r>
@@ -18047,7 +18722,7 @@
         <w:pStyle w:val="Kop3"/>
         <w:keepNext/>
       </w:pPr>
-      <w:bookmarkStart w:id="74" w:name="k38"/>
+      <w:bookmarkStart w:id="76" w:name="k39"/>
       <w:r>
         <w:rPr>
           <w:rFonts w:ascii="Consolas" w:hAnsi="Consolas" w:cs="Consolas"/>
@@ -18056,7 +18731,7 @@
         </w:rPr>
         <w:t>RegistrationModel</w:t>
       </w:r>
-      <w:bookmarkEnd w:id="74"/>
+      <w:bookmarkEnd w:id="76"/>
     </w:p>
     <w:p>
       <w:r>
@@ -18541,7 +19216,7 @@
         <w:pStyle w:val="Kop3"/>
         <w:keepNext/>
       </w:pPr>
-      <w:bookmarkStart w:id="75" w:name="k39"/>
+      <w:bookmarkStart w:id="77" w:name="k40"/>
       <w:r>
         <w:rPr>
           <w:rFonts w:ascii="Consolas" w:hAnsi="Consolas" w:cs="Consolas"/>
@@ -18550,7 +19225,7 @@
         </w:rPr>
         <w:t>RegistrationView</w:t>
       </w:r>
-      <w:bookmarkEnd w:id="75"/>
+      <w:bookmarkEnd w:id="77"/>
     </w:p>
     <w:p>
       <w:r>
@@ -18716,7 +19391,7 @@
         <w:pStyle w:val="Kop3"/>
         <w:keepNext/>
       </w:pPr>
-      <w:bookmarkStart w:id="76" w:name="k40"/>
+      <w:bookmarkStart w:id="78" w:name="k41"/>
       <w:r>
         <w:rPr>
           <w:rFonts w:ascii="Consolas" w:hAnsi="Consolas" w:cs="Consolas"/>
@@ -18725,7 +19400,7 @@
         </w:rPr>
         <w:t>RegistrationApp</w:t>
       </w:r>
-      <w:bookmarkEnd w:id="76"/>
+      <w:bookmarkEnd w:id="78"/>
     </w:p>
     <w:p>
       <w:r>
@@ -18740,7 +19415,7 @@
         <w:t>RegistrationApp</w:t>
       </w:r>
       <w:r>
-        <w:t xml:space="preserve"> in de constructor negen kleinere onderdelen, elk met één taak (zie hieronder), en houdt zelf alleen wat bij de hele app hoort:</w:t>
+        <w:t xml:space="preserve"> in de constructor elf kleinere onderdelen, elk met één taak (zie hieronder), en houdt zelf alleen wat bij de hele app hoort:</w:t>
       </w:r>
     </w:p>
     <w:p>
@@ -19357,11 +20032,11 @@
         <w:pStyle w:val="Kop3"/>
         <w:keepNext/>
       </w:pPr>
-      <w:bookmarkStart w:id="77" w:name="k41"/>
+      <w:bookmarkStart w:id="79" w:name="k42"/>
       <w:r>
         <w:t>Onderdelen van de controller</w:t>
       </w:r>
-      <w:bookmarkEnd w:id="77"/>
+      <w:bookmarkEnd w:id="79"/>
     </w:p>
     <w:p>
       <w:r>
@@ -20021,7 +20696,18 @@
         <w:t>recognizeBadge</w:t>
       </w:r>
       <w:r>
-        <w:t xml:space="preserve"> zoekt na een scan de medewerker op en opent zijn productvenster. Staat er een ander venster open dan het productvenster, dan meldt </w:t>
+        <w:t xml:space="preserve"> zoekt na een scan de medewerker op en geeft hem door aan </w:t>
+      </w:r>
+      <w:r>
+        <w:rPr>
+          <w:rFonts w:ascii="Consolas" w:hAnsi="Consolas" w:cs="Consolas"/>
+          <w:sz w:val="18"/>
+          <w:shd w:val="clear" w:color="auto" w:fill="EEF4F2"/>
+        </w:rPr>
+        <w:t>RecognitionController.afterRecognition</w:t>
+      </w:r>
+      <w:r>
+        <w:t xml:space="preserve"> (de vraag over gezichtsherkenning, daarna de koelkast of het productvenster). Staat er een ander venster open dan het productvenster, dan meldt </w:t>
       </w:r>
       <w:r>
         <w:rPr>
@@ -20157,7 +20843,444 @@
         <w:t>closeFaceModal</w:t>
       </w:r>
       <w:r>
-        <w:t xml:space="preserve"> ruimt een wachtende time-out op.</w:t>
+        <w:t xml:space="preserve"> ruimt een wachtende time-out op. Sinds versie 3.17: </w:t>
+      </w:r>
+      <w:r>
+        <w:rPr>
+          <w:rFonts w:ascii="Consolas" w:hAnsi="Consolas" w:cs="Consolas"/>
+          <w:sz w:val="18"/>
+          <w:shd w:val="clear" w:color="auto" w:fill="EEF4F2"/>
+        </w:rPr>
+        <w:t>startWakeScan</w:t>
+      </w:r>
+      <w:r>
+        <w:t xml:space="preserve"> opent na een tik op het standby-scherm de korte scan (</w:t>
+      </w:r>
+      <w:r>
+        <w:rPr>
+          <w:rFonts w:ascii="Consolas" w:hAnsi="Consolas" w:cs="Consolas"/>
+          <w:sz w:val="18"/>
+          <w:shd w:val="clear" w:color="auto" w:fill="EEF4F2"/>
+        </w:rPr>
+        <w:t>faceMode</w:t>
+      </w:r>
+      <w:r>
+        <w:t xml:space="preserve"> "wake", </w:t>
+      </w:r>
+      <w:r>
+        <w:rPr>
+          <w:rFonts w:ascii="Consolas" w:hAnsi="Consolas" w:cs="Consolas"/>
+          <w:sz w:val="18"/>
+          <w:shd w:val="clear" w:color="auto" w:fill="EEF4F2"/>
+        </w:rPr>
+        <w:t>FACE_DEMO.wakeScanMs</w:t>
+      </w:r>
+      <w:r>
+        <w:t xml:space="preserve">, de knop heet </w:t>
+      </w:r>
+      <w:r>
+        <w:rPr>
+          <w:rFonts w:ascii="Consolas" w:hAnsi="Consolas" w:cs="Consolas"/>
+          <w:sz w:val="18"/>
+          <w:shd w:val="clear" w:color="auto" w:fill="EEF4F2"/>
+        </w:rPr>
+        <w:t>Stoppen</w:t>
+      </w:r>
+      <w:r>
+        <w:t xml:space="preserve">), en </w:t>
+      </w:r>
+      <w:r>
+        <w:rPr>
+          <w:rFonts w:ascii="Consolas" w:hAnsi="Consolas" w:cs="Consolas"/>
+          <w:sz w:val="18"/>
+          <w:shd w:val="clear" w:color="auto" w:fill="EEF4F2"/>
+        </w:rPr>
+        <w:t>endWakeScan</w:t>
+      </w:r>
+      <w:r>
+        <w:t xml:space="preserve"> zet daarna de camera uit en sluit het venster als niemand is herkend. Na herkenning gaat </w:t>
+      </w:r>
+      <w:r>
+        <w:rPr>
+          <w:rFonts w:ascii="Consolas" w:hAnsi="Consolas" w:cs="Consolas"/>
+          <w:sz w:val="18"/>
+          <w:shd w:val="clear" w:color="auto" w:fill="EEF4F2"/>
+        </w:rPr>
+        <w:t>continueAfterRecognition</w:t>
+      </w:r>
+      <w:r>
+        <w:t xml:space="preserve"> verder (koelkast of productvenster). </w:t>
+      </w:r>
+      <w:r>
+        <w:rPr>
+          <w:rFonts w:ascii="Consolas" w:hAnsi="Consolas" w:cs="Consolas"/>
+          <w:sz w:val="18"/>
+          <w:shd w:val="clear" w:color="auto" w:fill="EEF4F2"/>
+        </w:rPr>
+        <w:t>captureEnrollment</w:t>
+      </w:r>
+      <w:r>
+        <w:t xml:space="preserve"> slaat de kenmerken met de datum op via </w:t>
+      </w:r>
+      <w:r>
+        <w:rPr>
+          <w:rFonts w:ascii="Consolas" w:hAnsi="Consolas" w:cs="Consolas"/>
+          <w:sz w:val="18"/>
+          <w:shd w:val="clear" w:color="auto" w:fill="EEF4F2"/>
+        </w:rPr>
+        <w:t>persist</w:t>
+      </w:r>
+      <w:r>
+        <w:t xml:space="preserve"> en </w:t>
+      </w:r>
+      <w:r>
+        <w:rPr>
+          <w:rFonts w:ascii="Consolas" w:hAnsi="Consolas" w:cs="Consolas"/>
+          <w:sz w:val="18"/>
+          <w:shd w:val="clear" w:color="auto" w:fill="EEF4F2"/>
+        </w:rPr>
+        <w:t>model.saveFaceEnrollment</w:t>
+      </w:r>
+      <w:r>
+        <w:t xml:space="preserve">, met de logboekregel "Gezichtsherkenning ingesteld", en </w:t>
+      </w:r>
+      <w:r>
+        <w:rPr>
+          <w:rFonts w:ascii="Consolas" w:hAnsi="Consolas" w:cs="Consolas"/>
+          <w:sz w:val="18"/>
+          <w:shd w:val="clear" w:color="auto" w:fill="EEF4F2"/>
+        </w:rPr>
+        <w:t>forgetFace</w:t>
+      </w:r>
+      <w:r>
+        <w:t xml:space="preserve"> wist ze met "Gezichtsherkenning uitgezet". </w:t>
+      </w:r>
+      <w:r>
+        <w:rPr>
+          <w:rFonts w:ascii="Consolas" w:hAnsi="Consolas" w:cs="Consolas"/>
+          <w:sz w:val="18"/>
+          <w:shd w:val="clear" w:color="auto" w:fill="EEF4F2"/>
+        </w:rPr>
+        <w:t>loadSavedFaces</w:t>
+      </w:r>
+      <w:r>
+        <w:t xml:space="preserve"> zet de geldige opgeslagen gezichten in het geheugen van </w:t>
+      </w:r>
+      <w:r>
+        <w:rPr>
+          <w:rFonts w:ascii="Consolas" w:hAnsi="Consolas" w:cs="Consolas"/>
+          <w:sz w:val="18"/>
+          <w:shd w:val="clear" w:color="auto" w:fill="EEF4F2"/>
+        </w:rPr>
+        <w:t>FaceRecognitionDemo</w:t>
+      </w:r>
+      <w:r>
+        <w:t xml:space="preserve">, en </w:t>
+      </w:r>
+      <w:r>
+        <w:rPr>
+          <w:rFonts w:ascii="Consolas" w:hAnsi="Consolas" w:cs="Consolas"/>
+          <w:sz w:val="18"/>
+          <w:shd w:val="clear" w:color="auto" w:fill="EEF4F2"/>
+        </w:rPr>
+        <w:t>expireFaces</w:t>
+      </w:r>
+      <w:r>
+        <w:t xml:space="preserve"> wist gezichten van 365 dagen en ouder met "Gezichtsherkenning verlopen". </w:t>
+      </w:r>
+      <w:r>
+        <w:rPr>
+          <w:rFonts w:ascii="Consolas" w:hAnsi="Consolas" w:cs="Consolas"/>
+          <w:sz w:val="18"/>
+          <w:shd w:val="clear" w:color="auto" w:fill="EEF4F2"/>
+        </w:rPr>
+        <w:t>startFaceEnrollmentFor</w:t>
+      </w:r>
+      <w:r>
+        <w:t xml:space="preserve"> opent het instelvenster na </w:t>
+      </w:r>
+      <w:r>
+        <w:rPr>
+          <w:rFonts w:ascii="Consolas" w:hAnsi="Consolas" w:cs="Consolas"/>
+          <w:sz w:val="18"/>
+          <w:shd w:val="clear" w:color="auto" w:fill="EEF4F2"/>
+        </w:rPr>
+        <w:t>Ja, instellen</w:t>
+      </w:r>
+      <w:r>
+        <w:t xml:space="preserve"> en onthoudt wat er daarna verder gaat (</w:t>
+      </w:r>
+      <w:r>
+        <w:rPr>
+          <w:rFonts w:ascii="Consolas" w:hAnsi="Consolas" w:cs="Consolas"/>
+          <w:sz w:val="18"/>
+          <w:shd w:val="clear" w:color="auto" w:fill="EEF4F2"/>
+        </w:rPr>
+        <w:t>enrollContinuation</w:t>
+      </w:r>
+      <w:r>
+        <w:t>).</w:t>
+      </w:r>
+    </w:p>
+    <w:p>
+      <w:r>
+        <w:rPr>
+          <w:rFonts w:ascii="Consolas" w:hAnsi="Consolas" w:cs="Consolas"/>
+          <w:b/>
+          <w:bCs/>
+          <w:sz w:val="18"/>
+          <w:shd w:val="clear" w:color="auto" w:fill="EEF4F2"/>
+        </w:rPr>
+        <w:t>RecognitionController</w:t>
+      </w:r>
+      <w:r>
+        <w:t xml:space="preserve"> (sinds versie 3.17) bepaalt wat er opent na herkennen. </w:t>
+      </w:r>
+      <w:r>
+        <w:rPr>
+          <w:rFonts w:ascii="Consolas" w:hAnsi="Consolas" w:cs="Consolas"/>
+          <w:sz w:val="18"/>
+          <w:shd w:val="clear" w:color="auto" w:fill="EEF4F2"/>
+        </w:rPr>
+        <w:t>afterRecognition</w:t>
+      </w:r>
+      <w:r>
+        <w:t xml:space="preserve"> krijgt de medewerker en hoe hij is herkend ("badge" of "face"). Na een passcan opent </w:t>
+      </w:r>
+      <w:r>
+        <w:rPr>
+          <w:rFonts w:ascii="Consolas" w:hAnsi="Consolas" w:cs="Consolas"/>
+          <w:sz w:val="18"/>
+          <w:shd w:val="clear" w:color="auto" w:fill="EEF4F2"/>
+        </w:rPr>
+        <w:t>openFaceOffer</w:t>
+      </w:r>
+      <w:r>
+        <w:t xml:space="preserve"> eerst de vraag "Gezichtsherkenning nog niet ingesteld. Wil je dit?" als </w:t>
+      </w:r>
+      <w:r>
+        <w:rPr>
+          <w:rFonts w:ascii="Consolas" w:hAnsi="Consolas" w:cs="Consolas"/>
+          <w:sz w:val="18"/>
+          <w:shd w:val="clear" w:color="auto" w:fill="EEF4F2"/>
+        </w:rPr>
+        <w:t>shouldOfferFace</w:t>
+      </w:r>
+      <w:r>
+        <w:t xml:space="preserve"> dat zegt (demo aan, camera aanwezig, geen geldige instelling, niet eerder </w:t>
+      </w:r>
+      <w:r>
+        <w:rPr>
+          <w:rFonts w:ascii="Consolas" w:hAnsi="Consolas" w:cs="Consolas"/>
+          <w:sz w:val="18"/>
+          <w:shd w:val="clear" w:color="auto" w:fill="EEF4F2"/>
+        </w:rPr>
+        <w:t>Nee</w:t>
+      </w:r>
+      <w:r>
+        <w:t xml:space="preserve">). </w:t>
+      </w:r>
+      <w:r>
+        <w:rPr>
+          <w:rFonts w:ascii="Consolas" w:hAnsi="Consolas" w:cs="Consolas"/>
+          <w:sz w:val="18"/>
+          <w:shd w:val="clear" w:color="auto" w:fill="EEF4F2"/>
+        </w:rPr>
+        <w:t>acceptFaceOffer</w:t>
+      </w:r>
+      <w:r>
+        <w:t xml:space="preserve">, </w:t>
+      </w:r>
+      <w:r>
+        <w:rPr>
+          <w:rFonts w:ascii="Consolas" w:hAnsi="Consolas" w:cs="Consolas"/>
+          <w:sz w:val="18"/>
+          <w:shd w:val="clear" w:color="auto" w:fill="EEF4F2"/>
+        </w:rPr>
+        <w:t>declineFaceOffer</w:t>
+      </w:r>
+      <w:r>
+        <w:t xml:space="preserve"> en </w:t>
+      </w:r>
+      <w:r>
+        <w:rPr>
+          <w:rFonts w:ascii="Consolas" w:hAnsi="Consolas" w:cs="Consolas"/>
+          <w:sz w:val="18"/>
+          <w:shd w:val="clear" w:color="auto" w:fill="EEF4F2"/>
+        </w:rPr>
+        <w:t>dismissFaceOffer</w:t>
+      </w:r>
+      <w:r>
+        <w:t xml:space="preserve"> horen bij </w:t>
+      </w:r>
+      <w:r>
+        <w:rPr>
+          <w:rFonts w:ascii="Consolas" w:hAnsi="Consolas" w:cs="Consolas"/>
+          <w:sz w:val="18"/>
+          <w:shd w:val="clear" w:color="auto" w:fill="EEF4F2"/>
+        </w:rPr>
+        <w:t>Ja, instellen</w:t>
+      </w:r>
+      <w:r>
+        <w:t xml:space="preserve">, </w:t>
+      </w:r>
+      <w:r>
+        <w:rPr>
+          <w:rFonts w:ascii="Consolas" w:hAnsi="Consolas" w:cs="Consolas"/>
+          <w:sz w:val="18"/>
+          <w:shd w:val="clear" w:color="auto" w:fill="EEF4F2"/>
+        </w:rPr>
+        <w:t>Nee</w:t>
+      </w:r>
+      <w:r>
+        <w:t xml:space="preserve"> en het kruisje of Escape. </w:t>
+      </w:r>
+      <w:r>
+        <w:rPr>
+          <w:rFonts w:ascii="Consolas" w:hAnsi="Consolas" w:cs="Consolas"/>
+          <w:sz w:val="18"/>
+          <w:shd w:val="clear" w:color="auto" w:fill="EEF4F2"/>
+        </w:rPr>
+        <w:t>continueAfterRecognition</w:t>
+      </w:r>
+      <w:r>
+        <w:t xml:space="preserve"> opent met </w:t>
+      </w:r>
+      <w:r>
+        <w:rPr>
+          <w:rFonts w:ascii="Consolas" w:hAnsi="Consolas" w:cs="Consolas"/>
+          <w:sz w:val="18"/>
+          <w:shd w:val="clear" w:color="auto" w:fill="EEF4F2"/>
+        </w:rPr>
+        <w:t>RECOGNITION_TARGET</w:t>
+      </w:r>
+      <w:r>
+        <w:t xml:space="preserve"> "fridge" de koelkast (</w:t>
+      </w:r>
+      <w:r>
+        <w:rPr>
+          <w:rFonts w:ascii="Consolas" w:hAnsi="Consolas" w:cs="Consolas"/>
+          <w:sz w:val="18"/>
+          <w:shd w:val="clear" w:color="auto" w:fill="EEF4F2"/>
+        </w:rPr>
+        <w:t>openFridgeFor</w:t>
+      </w:r>
+      <w:r>
+        <w:t xml:space="preserve">) als dat kan, en anders het productvenster. </w:t>
+      </w:r>
+      <w:r>
+        <w:rPr>
+          <w:rFonts w:ascii="Consolas" w:hAnsi="Consolas" w:cs="Consolas"/>
+          <w:sz w:val="18"/>
+          <w:shd w:val="clear" w:color="auto" w:fill="EEF4F2"/>
+        </w:rPr>
+        <w:t>closeFaceOfferIfIdle</w:t>
+      </w:r>
+      <w:r>
+        <w:t xml:space="preserve"> sluit een onbeantwoorde vraag na 60 seconden.</w:t>
+      </w:r>
+    </w:p>
+    <w:p>
+      <w:r>
+        <w:rPr>
+          <w:rFonts w:ascii="Consolas" w:hAnsi="Consolas" w:cs="Consolas"/>
+          <w:b/>
+          <w:bCs/>
+          <w:sz w:val="18"/>
+          <w:shd w:val="clear" w:color="auto" w:fill="EEF4F2"/>
+        </w:rPr>
+        <w:t>StandbyController</w:t>
+      </w:r>
+      <w:r>
+        <w:t xml:space="preserve"> (sinds versie 3.17) is de standby (zie 4.18). </w:t>
+      </w:r>
+      <w:r>
+        <w:rPr>
+          <w:rFonts w:ascii="Consolas" w:hAnsi="Consolas" w:cs="Consolas"/>
+          <w:sz w:val="18"/>
+          <w:shd w:val="clear" w:color="auto" w:fill="EEF4F2"/>
+        </w:rPr>
+        <w:t>startStandbyWatch</w:t>
+      </w:r>
+      <w:r>
+        <w:t xml:space="preserve"> start één timer die iedere seconde </w:t>
+      </w:r>
+      <w:r>
+        <w:rPr>
+          <w:rFonts w:ascii="Consolas" w:hAnsi="Consolas" w:cs="Consolas"/>
+          <w:sz w:val="18"/>
+          <w:shd w:val="clear" w:color="auto" w:fill="EEF4F2"/>
+        </w:rPr>
+        <w:t>tickStandby</w:t>
+      </w:r>
+      <w:r>
+        <w:t xml:space="preserve"> aanroept: die sluit een onbeantwoorde vraag, wist eens per minuut verlopen gezichten en laat </w:t>
+      </w:r>
+      <w:r>
+        <w:rPr>
+          <w:rFonts w:ascii="Consolas" w:hAnsi="Consolas" w:cs="Consolas"/>
+          <w:sz w:val="18"/>
+          <w:shd w:val="clear" w:color="auto" w:fill="EEF4F2"/>
+        </w:rPr>
+        <w:t>checkStandby</w:t>
+      </w:r>
+      <w:r>
+        <w:t xml:space="preserve"> kijken of de tablet 2 minuten niet is gebruikt op de beginpagina zonder venster. </w:t>
+      </w:r>
+      <w:r>
+        <w:rPr>
+          <w:rFonts w:ascii="Consolas" w:hAnsi="Consolas" w:cs="Consolas"/>
+          <w:sz w:val="18"/>
+          <w:shd w:val="clear" w:color="auto" w:fill="EEF4F2"/>
+        </w:rPr>
+        <w:t>enterStandby</w:t>
+      </w:r>
+      <w:r>
+        <w:t xml:space="preserve"> toont het gedimde scherm (</w:t>
+      </w:r>
+      <w:r>
+        <w:rPr>
+          <w:rFonts w:ascii="Consolas" w:hAnsi="Consolas" w:cs="Consolas"/>
+          <w:sz w:val="18"/>
+          <w:shd w:val="clear" w:color="auto" w:fill="EEF4F2"/>
+        </w:rPr>
+        <w:t>view.showStandby</w:t>
+      </w:r>
+      <w:r>
+        <w:t xml:space="preserve">). </w:t>
+      </w:r>
+      <w:r>
+        <w:rPr>
+          <w:rFonts w:ascii="Consolas" w:hAnsi="Consolas" w:cs="Consolas"/>
+          <w:sz w:val="18"/>
+          <w:shd w:val="clear" w:color="auto" w:fill="EEF4F2"/>
+        </w:rPr>
+        <w:t>handleStandbyTap</w:t>
+      </w:r>
+      <w:r>
+        <w:t xml:space="preserve"> maakt wakker en start de scan, </w:t>
+      </w:r>
+      <w:r>
+        <w:rPr>
+          <w:rFonts w:ascii="Consolas" w:hAnsi="Consolas" w:cs="Consolas"/>
+          <w:sz w:val="18"/>
+          <w:shd w:val="clear" w:color="auto" w:fill="EEF4F2"/>
+        </w:rPr>
+        <w:t>handleStandbyKey</w:t>
+      </w:r>
+      <w:r>
+        <w:t xml:space="preserve"> maakt wakker zonder scan, en </w:t>
+      </w:r>
+      <w:r>
+        <w:rPr>
+          <w:rFonts w:ascii="Consolas" w:hAnsi="Consolas" w:cs="Consolas"/>
+          <w:sz w:val="18"/>
+          <w:shd w:val="clear" w:color="auto" w:fill="EEF4F2"/>
+        </w:rPr>
+        <w:t>swallowStandbyGhostClick</w:t>
+      </w:r>
+      <w:r>
+        <w:t xml:space="preserve"> houdt een klik binnen 500 ms na het wakker worden tegen. De klok wordt aan de constructor meegegeven, zodat de tests met een nep-klok werken.</w:t>
       </w:r>
     </w:p>
     <w:p>
@@ -21440,7 +22563,40 @@
         <w:t>saveFridgeShelves</w:t>
       </w:r>
       <w:r>
-        <w:t xml:space="preserve"> slaat in het beheer de indeling op.</w:t>
+        <w:t xml:space="preserve"> slaat in het beheer de indeling op. Sinds versie 3.17 opent </w:t>
+      </w:r>
+      <w:r>
+        <w:rPr>
+          <w:rFonts w:ascii="Consolas" w:hAnsi="Consolas" w:cs="Consolas"/>
+          <w:sz w:val="18"/>
+          <w:shd w:val="clear" w:color="auto" w:fill="EEF4F2"/>
+        </w:rPr>
+        <w:t>openFridgeFor</w:t>
+      </w:r>
+      <w:r>
+        <w:t xml:space="preserve"> de koelkast meteen na herkenning op de beginpagina (</w:t>
+      </w:r>
+      <w:r>
+        <w:rPr>
+          <w:rFonts w:ascii="Consolas" w:hAnsi="Consolas" w:cs="Consolas"/>
+          <w:sz w:val="18"/>
+          <w:shd w:val="clear" w:color="auto" w:fill="EEF4F2"/>
+        </w:rPr>
+        <w:t>canOpenFridgeFor</w:t>
+      </w:r>
+      <w:r>
+        <w:t xml:space="preserve"> controleert of het consumptiepunt een schapindeling heeft), en </w:t>
+      </w:r>
+      <w:r>
+        <w:rPr>
+          <w:rFonts w:ascii="Consolas" w:hAnsi="Consolas" w:cs="Consolas"/>
+          <w:sz w:val="18"/>
+          <w:shd w:val="clear" w:color="auto" w:fill="EEF4F2"/>
+        </w:rPr>
+        <w:t>switchFridgeToProducts</w:t>
+      </w:r>
+      <w:r>
+        <w:t xml:space="preserve"> hoort bij de knop "Liever brood of beleg? Open het productvenster".</w:t>
       </w:r>
     </w:p>
     <w:p>
@@ -21448,7 +22604,7 @@
         <w:pStyle w:val="Kop3"/>
         <w:keepNext/>
       </w:pPr>
-      <w:bookmarkStart w:id="78" w:name="k42"/>
+      <w:bookmarkStart w:id="80" w:name="k43"/>
       <w:r>
         <w:t>Slimme koelkast (</w:t>
       </w:r>
@@ -21463,7 +22619,7 @@
       <w:r>
         <w:t>)</w:t>
       </w:r>
-      <w:bookmarkEnd w:id="78"/>
+      <w:bookmarkEnd w:id="80"/>
     </w:p>
     <w:p>
       <w:pPr>
@@ -21803,7 +22959,7 @@
         <w:pStyle w:val="Kop3"/>
         <w:keepNext/>
       </w:pPr>
-      <w:bookmarkStart w:id="79" w:name="k43"/>
+      <w:bookmarkStart w:id="81" w:name="k44"/>
       <w:r>
         <w:rPr>
           <w:rFonts w:ascii="Consolas" w:hAnsi="Consolas" w:cs="Consolas"/>
@@ -21812,7 +22968,7 @@
         </w:rPr>
         <w:t>FridgeView</w:t>
       </w:r>
-      <w:bookmarkEnd w:id="79"/>
+      <w:bookmarkEnd w:id="81"/>
     </w:p>
     <w:p>
       <w:r>
@@ -21901,7 +23057,7 @@
         <w:pStyle w:val="Kop3"/>
         <w:keepNext/>
       </w:pPr>
-      <w:bookmarkStart w:id="80" w:name="k44"/>
+      <w:bookmarkStart w:id="82" w:name="k45"/>
       <w:r>
         <w:rPr>
           <w:rFonts w:ascii="Consolas" w:hAnsi="Consolas" w:cs="Consolas"/>
@@ -21910,7 +23066,7 @@
         </w:rPr>
         <w:t>CsvExport</w:t>
       </w:r>
-      <w:bookmarkEnd w:id="80"/>
+      <w:bookmarkEnd w:id="82"/>
     </w:p>
     <w:p>
       <w:r>
@@ -21922,7 +23078,7 @@
         <w:pStyle w:val="Kop3"/>
         <w:keepNext/>
       </w:pPr>
-      <w:bookmarkStart w:id="81" w:name="k45"/>
+      <w:bookmarkStart w:id="83" w:name="k46"/>
       <w:r>
         <w:rPr>
           <w:rFonts w:ascii="Consolas" w:hAnsi="Consolas" w:cs="Consolas"/>
@@ -21931,7 +23087,7 @@
         </w:rPr>
         <w:t>ThemeManager</w:t>
       </w:r>
-      <w:bookmarkEnd w:id="81"/>
+      <w:bookmarkEnd w:id="83"/>
     </w:p>
     <w:p>
       <w:r>
@@ -22020,7 +23176,7 @@
         <w:pStyle w:val="Kop3"/>
         <w:keepNext/>
       </w:pPr>
-      <w:bookmarkStart w:id="82" w:name="k46"/>
+      <w:bookmarkStart w:id="84" w:name="k47"/>
       <w:r>
         <w:rPr>
           <w:rFonts w:ascii="Consolas" w:hAnsi="Consolas" w:cs="Consolas"/>
@@ -22029,7 +23185,7 @@
         </w:rPr>
         <w:t>FaceRecognitionDemo</w:t>
       </w:r>
-      <w:bookmarkEnd w:id="82"/>
+      <w:bookmarkEnd w:id="84"/>
     </w:p>
     <w:p>
       <w:r>
@@ -22110,7 +23266,7 @@
         <w:t>largestFace</w:t>
       </w:r>
       <w:r>
-        <w:t>). Een gezicht wordt bewaard als een rij getallen (een descriptor), alleen in het geheugen (</w:t>
+        <w:t>). Een gezicht staat als een rij getallen (een descriptor) in het geheugen (</w:t>
       </w:r>
       <w:r>
         <w:rPr>
@@ -22130,6 +23286,61 @@
           <w:shd w:val="clear" w:color="auto" w:fill="EEF4F2"/>
         </w:rPr>
         <w:t>forget</w:t>
+      </w:r>
+      <w:r>
+        <w:t xml:space="preserve">, en </w:t>
+      </w:r>
+      <w:r>
+        <w:rPr>
+          <w:rFonts w:ascii="Consolas" w:hAnsi="Consolas" w:cs="Consolas"/>
+          <w:sz w:val="18"/>
+          <w:shd w:val="clear" w:color="auto" w:fill="EEF4F2"/>
+        </w:rPr>
+        <w:t>loadFaces</w:t>
+      </w:r>
+      <w:r>
+        <w:t xml:space="preserve"> voor de opgeslagen gezichten). Sinds versie 3.17 bewaart het model de descriptor met de datum van instellen in de opslag (</w:t>
+      </w:r>
+      <w:r>
+        <w:rPr>
+          <w:rFonts w:ascii="Consolas" w:hAnsi="Consolas" w:cs="Consolas"/>
+          <w:sz w:val="18"/>
+          <w:shd w:val="clear" w:color="auto" w:fill="EEF4F2"/>
+        </w:rPr>
+        <w:t>faceEnrollments</w:t>
+      </w:r>
+      <w:r>
+        <w:t xml:space="preserve">, zie hoofdstuk 8). </w:t>
+      </w:r>
+      <w:r>
+        <w:rPr>
+          <w:rFonts w:ascii="Consolas" w:hAnsi="Consolas" w:cs="Consolas"/>
+          <w:sz w:val="18"/>
+          <w:shd w:val="clear" w:color="auto" w:fill="EEF4F2"/>
+        </w:rPr>
+        <w:t>detectCamera</w:t>
+      </w:r>
+      <w:r>
+        <w:t xml:space="preserve"> kijkt zonder de camera aan te zetten of er een camera is (</w:t>
+      </w:r>
+      <w:r>
+        <w:rPr>
+          <w:rFonts w:ascii="Consolas" w:hAnsi="Consolas" w:cs="Consolas"/>
+          <w:sz w:val="18"/>
+          <w:shd w:val="clear" w:color="auto" w:fill="EEF4F2"/>
+        </w:rPr>
+        <w:t>hasCameraDevice</w:t>
+      </w:r>
+      <w:r>
+        <w:t xml:space="preserve">, </w:t>
+      </w:r>
+      <w:r>
+        <w:rPr>
+          <w:rFonts w:ascii="Consolas" w:hAnsi="Consolas" w:cs="Consolas"/>
+          <w:sz w:val="18"/>
+          <w:shd w:val="clear" w:color="auto" w:fill="EEF4F2"/>
+        </w:rPr>
+        <w:t>mayHaveCamera</w:t>
       </w:r>
       <w:r>
         <w:t xml:space="preserve">). </w:t>
@@ -22206,7 +23417,7 @@
         <w:pStyle w:val="Kop3"/>
         <w:keepNext/>
       </w:pPr>
-      <w:bookmarkStart w:id="83" w:name="k47"/>
+      <w:bookmarkStart w:id="85" w:name="k48"/>
       <w:r>
         <w:rPr>
           <w:rFonts w:ascii="Consolas" w:hAnsi="Consolas" w:cs="Consolas"/>
@@ -22215,7 +23426,7 @@
         </w:rPr>
         <w:t>BadgeReader</w:t>
       </w:r>
-      <w:bookmarkEnd w:id="83"/>
+      <w:bookmarkEnd w:id="85"/>
     </w:p>
     <w:p>
       <w:r>
@@ -22502,7 +23713,7 @@
         <w:pStyle w:val="Kop3"/>
         <w:keepNext/>
       </w:pPr>
-      <w:bookmarkStart w:id="84" w:name="k48"/>
+      <w:bookmarkStart w:id="86" w:name="k49"/>
       <w:r>
         <w:rPr>
           <w:rFonts w:ascii="Consolas" w:hAnsi="Consolas" w:cs="Consolas"/>
@@ -22511,7 +23722,7 @@
         </w:rPr>
         <w:t>icons.js</w:t>
       </w:r>
-      <w:bookmarkEnd w:id="84"/>
+      <w:bookmarkEnd w:id="86"/>
     </w:p>
     <w:p>
       <w:r>
@@ -22556,8 +23767,8 @@
         <w:pStyle w:val="Kop2"/>
         <w:keepNext/>
       </w:pPr>
-      <w:bookmarkStart w:id="85" w:name="k49"/>
-      <w:bookmarkStart w:id="86" w:name="_Toc243466249"/>
+      <w:bookmarkStart w:id="87" w:name="k50"/>
+      <w:bookmarkStart w:id="88" w:name="_Toc243475731"/>
       <w:r>
         <w:rPr>
           <w:rFonts w:ascii="Consolas" w:hAnsi="Consolas" w:cs="Consolas"/>
@@ -22566,8 +23777,8 @@
         </w:rPr>
         <w:t>renderEmployees</w:t>
       </w:r>
-      <w:bookmarkEnd w:id="85"/>
-      <w:bookmarkEnd w:id="86"/>
+      <w:bookmarkEnd w:id="87"/>
+      <w:bookmarkEnd w:id="88"/>
     </w:p>
     <w:p>
       <w:r>
@@ -22697,8 +23908,8 @@
         <w:pStyle w:val="Kop2"/>
         <w:keepNext/>
       </w:pPr>
-      <w:bookmarkStart w:id="87" w:name="k50"/>
-      <w:bookmarkStart w:id="88" w:name="_Toc243466250"/>
+      <w:bookmarkStart w:id="89" w:name="k51"/>
+      <w:bookmarkStart w:id="90" w:name="_Toc243475732"/>
       <w:r>
         <w:rPr>
           <w:rFonts w:ascii="Consolas" w:hAnsi="Consolas" w:cs="Consolas"/>
@@ -22707,8 +23918,8 @@
         </w:rPr>
         <w:t>renderStats</w:t>
       </w:r>
-      <w:bookmarkEnd w:id="87"/>
-      <w:bookmarkEnd w:id="88"/>
+      <w:bookmarkEnd w:id="89"/>
+      <w:bookmarkEnd w:id="90"/>
     </w:p>
     <w:p>
       <w:r>
@@ -22774,8 +23985,8 @@
         <w:pStyle w:val="Kop2"/>
         <w:keepNext/>
       </w:pPr>
-      <w:bookmarkStart w:id="89" w:name="k51"/>
-      <w:bookmarkStart w:id="90" w:name="_Toc243466251"/>
+      <w:bookmarkStart w:id="91" w:name="k52"/>
+      <w:bookmarkStart w:id="92" w:name="_Toc243475733"/>
       <w:r>
         <w:rPr>
           <w:rFonts w:ascii="Consolas" w:hAnsi="Consolas" w:cs="Consolas"/>
@@ -22784,8 +23995,8 @@
         </w:rPr>
         <w:t>registerSelectedProducts</w:t>
       </w:r>
-      <w:bookmarkEnd w:id="89"/>
-      <w:bookmarkEnd w:id="90"/>
+      <w:bookmarkEnd w:id="91"/>
+      <w:bookmarkEnd w:id="92"/>
     </w:p>
     <w:p>
       <w:r>
@@ -22945,8 +24156,8 @@
         <w:pStyle w:val="Kop2"/>
         <w:keepNext/>
       </w:pPr>
-      <w:bookmarkStart w:id="91" w:name="k52"/>
-      <w:bookmarkStart w:id="92" w:name="_Toc243466252"/>
+      <w:bookmarkStart w:id="93" w:name="k53"/>
+      <w:bookmarkStart w:id="94" w:name="_Toc243475734"/>
       <w:r>
         <w:rPr>
           <w:rFonts w:ascii="Consolas" w:hAnsi="Consolas" w:cs="Consolas"/>
@@ -22955,8 +24166,8 @@
         </w:rPr>
         <w:t>renderAll</w:t>
       </w:r>
-      <w:bookmarkEnd w:id="91"/>
-      <w:bookmarkEnd w:id="92"/>
+      <w:bookmarkEnd w:id="93"/>
+      <w:bookmarkEnd w:id="94"/>
     </w:p>
     <w:p>
       <w:r>
@@ -23012,8 +24223,8 @@
         <w:pStyle w:val="Kop2"/>
         <w:keepNext/>
       </w:pPr>
-      <w:bookmarkStart w:id="93" w:name="k53"/>
-      <w:bookmarkStart w:id="94" w:name="_Toc243466253"/>
+      <w:bookmarkStart w:id="95" w:name="k54"/>
+      <w:bookmarkStart w:id="96" w:name="_Toc243475735"/>
       <w:r>
         <w:rPr>
        